--- a/EXPORTS/DOCX/review/niveau2/Dutch/Suriname.docx
+++ b/EXPORTS/DOCX/review/niveau2/Dutch/Suriname.docx
@@ -787,7 +787,7 @@
           <w:rFonts w:ascii="Charis SIL Regular" w:hAnsi="Charis SIL Regular" w:eastAsia="Charis SIL Regular"/>
           <w:b w:val="0"/>
           <w:i w:val="0"/>
-          <w:color w:val="0066CC"/>
+          <w:color w:val="0000FF"/>
           <w:sz w:val="24"/>
           <w:u w:val="single"/>
         </w:rPr>
@@ -805,7 +805,7 @@
           <w:rFonts w:ascii="Charis SIL Regular" w:hAnsi="Charis SIL Regular" w:eastAsia="Charis SIL Regular"/>
           <w:b w:val="0"/>
           <w:i w:val="0"/>
-          <w:color w:val="0066CC"/>
+          <w:color w:val="0000FF"/>
           <w:sz w:val="24"/>
           <w:u w:val="single"/>
         </w:rPr>
@@ -816,7 +816,7 @@
           <w:rFonts w:ascii="Charis SIL Regular" w:hAnsi="Charis SIL Regular" w:eastAsia="Charis SIL Regular"/>
           <w:b w:val="0"/>
           <w:i w:val="0"/>
-          <w:color w:val="0066CC"/>
+          <w:color w:val="0000FF"/>
           <w:sz w:val="24"/>
           <w:u w:val="single"/>
         </w:rPr>
@@ -834,7 +834,7 @@
           <w:rFonts w:ascii="Charis SIL Regular" w:hAnsi="Charis SIL Regular" w:eastAsia="Charis SIL Regular"/>
           <w:b w:val="0"/>
           <w:i w:val="0"/>
-          <w:color w:val="0066CC"/>
+          <w:color w:val="0000FF"/>
           <w:sz w:val="24"/>
           <w:u w:val="single"/>
         </w:rPr>
@@ -845,7 +845,7 @@
           <w:rFonts w:ascii="Charis SIL Regular" w:hAnsi="Charis SIL Regular" w:eastAsia="Charis SIL Regular"/>
           <w:b w:val="0"/>
           <w:i w:val="0"/>
-          <w:color w:val="0066CC"/>
+          <w:color w:val="0000FF"/>
           <w:sz w:val="24"/>
           <w:u w:val="single"/>
         </w:rPr>
@@ -880,7 +880,7 @@
       </w:r>
       <w:r>
         <w:rPr>
-          <w:u w:val="single" w:color="0066cc"/>
+          <w:u w:val="single" w:color="0000ff"/>
           <w:rFonts w:ascii="Charis SIL Regular" w:hAnsi="Charis SIL Regular" w:eastAsia="Charis SIL Regular"/>
           <w:b w:val="0"/>
           <w:i w:val="0"/>
@@ -898,7 +898,7 @@
       </w:r>
       <w:r>
         <w:rPr>
-          <w:u w:val="single" w:color="0066cc"/>
+          <w:u w:val="single" w:color="0000ff"/>
           <w:rFonts w:ascii="Charis SIL Regular" w:hAnsi="Charis SIL Regular" w:eastAsia="Charis SIL Regular"/>
           <w:b w:val="0"/>
           <w:i w:val="0"/>
@@ -916,7 +916,7 @@
       </w:r>
       <w:r>
         <w:rPr>
-          <w:u w:val="single" w:color="0066cc"/>
+          <w:u w:val="single" w:color="0000ff"/>
           <w:rFonts w:ascii="Charis SIL Regular" w:hAnsi="Charis SIL Regular" w:eastAsia="Charis SIL Regular"/>
           <w:b w:val="0"/>
           <w:i w:val="0"/>
@@ -934,7 +934,7 @@
       </w:r>
       <w:r>
         <w:rPr>
-          <w:u w:val="single" w:color="0066cc"/>
+          <w:u w:val="single" w:color="0000ff"/>
           <w:rFonts w:ascii="Charis SIL Regular" w:hAnsi="Charis SIL Regular" w:eastAsia="Charis SIL Regular"/>
           <w:b w:val="0"/>
           <w:i w:val="0"/>
@@ -952,7 +952,7 @@
       </w:r>
       <w:r>
         <w:rPr>
-          <w:u w:val="single" w:color="0066cc"/>
+          <w:u w:val="single" w:color="0000ff"/>
           <w:rFonts w:ascii="Charis SIL Regular" w:hAnsi="Charis SIL Regular" w:eastAsia="Charis SIL Regular"/>
           <w:b w:val="0"/>
           <w:i w:val="0"/>
@@ -1013,7 +1013,7 @@
           <w:rFonts w:ascii="Charis SIL Regular" w:hAnsi="Charis SIL Regular" w:eastAsia="Charis SIL Regular"/>
           <w:b w:val="0"/>
           <w:i w:val="0"/>
-          <w:color w:val="0066CC"/>
+          <w:color w:val="0000FF"/>
           <w:sz w:val="24"/>
           <w:u w:val="single"/>
         </w:rPr>
@@ -1031,7 +1031,7 @@
           <w:rFonts w:ascii="Charis SIL Regular" w:hAnsi="Charis SIL Regular" w:eastAsia="Charis SIL Regular"/>
           <w:b w:val="0"/>
           <w:i w:val="0"/>
-          <w:color w:val="0066CC"/>
+          <w:color w:val="0000FF"/>
           <w:sz w:val="24"/>
           <w:u w:val="single"/>
         </w:rPr>
@@ -1042,7 +1042,7 @@
           <w:rFonts w:ascii="Charis SIL Regular" w:hAnsi="Charis SIL Regular" w:eastAsia="Charis SIL Regular"/>
           <w:b w:val="0"/>
           <w:i w:val="0"/>
-          <w:color w:val="0066CC"/>
+          <w:color w:val="0000FF"/>
           <w:sz w:val="24"/>
           <w:u w:val="single"/>
         </w:rPr>
@@ -1077,7 +1077,7 @@
       </w:r>
       <w:r>
         <w:rPr>
-          <w:u w:val="single" w:color="0066cc"/>
+          <w:u w:val="single" w:color="0000ff"/>
           <w:rFonts w:ascii="Charis SIL Regular" w:hAnsi="Charis SIL Regular" w:eastAsia="Charis SIL Regular"/>
           <w:b w:val="0"/>
           <w:i w:val="0"/>
@@ -1095,7 +1095,7 @@
       </w:r>
       <w:r>
         <w:rPr>
-          <w:u w:val="single" w:color="0066cc"/>
+          <w:u w:val="single" w:color="0000ff"/>
           <w:rFonts w:ascii="Charis SIL Regular" w:hAnsi="Charis SIL Regular" w:eastAsia="Charis SIL Regular"/>
           <w:b w:val="0"/>
           <w:i w:val="0"/>
@@ -1113,7 +1113,7 @@
       </w:r>
       <w:r>
         <w:rPr>
-          <w:u w:val="single" w:color="0066cc"/>
+          <w:u w:val="single" w:color="0000ff"/>
           <w:rFonts w:ascii="Charis SIL Regular" w:hAnsi="Charis SIL Regular" w:eastAsia="Charis SIL Regular"/>
           <w:b w:val="0"/>
           <w:i w:val="0"/>
@@ -1237,7 +1237,7 @@
           <w:rFonts w:ascii="Charis SIL Regular" w:hAnsi="Charis SIL Regular" w:eastAsia="Charis SIL Regular"/>
           <w:b w:val="0"/>
           <w:i w:val="0"/>
-          <w:color w:val="0066CC"/>
+          <w:color w:val="0000FF"/>
           <w:sz w:val="24"/>
           <w:u w:val="single"/>
         </w:rPr>
@@ -1255,7 +1255,7 @@
           <w:rFonts w:ascii="Charis SIL Regular" w:hAnsi="Charis SIL Regular" w:eastAsia="Charis SIL Regular"/>
           <w:b w:val="0"/>
           <w:i w:val="0"/>
-          <w:color w:val="0066CC"/>
+          <w:color w:val="0000FF"/>
           <w:sz w:val="24"/>
           <w:u w:val="single"/>
         </w:rPr>
@@ -1266,7 +1266,7 @@
           <w:rFonts w:ascii="Charis SIL Regular" w:hAnsi="Charis SIL Regular" w:eastAsia="Charis SIL Regular"/>
           <w:b w:val="0"/>
           <w:i w:val="0"/>
-          <w:color w:val="0066CC"/>
+          <w:color w:val="0000FF"/>
           <w:sz w:val="24"/>
           <w:u w:val="single"/>
         </w:rPr>
@@ -1284,7 +1284,7 @@
           <w:rFonts w:ascii="Charis SIL Regular" w:hAnsi="Charis SIL Regular" w:eastAsia="Charis SIL Regular"/>
           <w:b w:val="0"/>
           <w:i w:val="0"/>
-          <w:color w:val="0066CC"/>
+          <w:color w:val="0000FF"/>
           <w:sz w:val="24"/>
           <w:u w:val="single"/>
         </w:rPr>
@@ -1295,7 +1295,7 @@
           <w:rFonts w:ascii="Charis SIL Regular" w:hAnsi="Charis SIL Regular" w:eastAsia="Charis SIL Regular"/>
           <w:b w:val="0"/>
           <w:i w:val="0"/>
-          <w:color w:val="0066CC"/>
+          <w:color w:val="0000FF"/>
           <w:sz w:val="24"/>
           <w:u w:val="single"/>
         </w:rPr>
@@ -1330,7 +1330,7 @@
       </w:r>
       <w:r>
         <w:rPr>
-          <w:u w:val="single" w:color="0066cc"/>
+          <w:u w:val="single" w:color="0000ff"/>
           <w:rFonts w:ascii="Charis SIL Regular" w:hAnsi="Charis SIL Regular" w:eastAsia="Charis SIL Regular"/>
           <w:b w:val="0"/>
           <w:i w:val="0"/>
@@ -1348,7 +1348,7 @@
       </w:r>
       <w:r>
         <w:rPr>
-          <w:u w:val="single" w:color="0066cc"/>
+          <w:u w:val="single" w:color="0000ff"/>
           <w:rFonts w:ascii="Charis SIL Regular" w:hAnsi="Charis SIL Regular" w:eastAsia="Charis SIL Regular"/>
           <w:b w:val="0"/>
           <w:i w:val="0"/>
@@ -1366,7 +1366,7 @@
       </w:r>
       <w:r>
         <w:rPr>
-          <w:u w:val="single" w:color="0066cc"/>
+          <w:u w:val="single" w:color="0000ff"/>
           <w:rFonts w:ascii="Charis SIL Regular" w:hAnsi="Charis SIL Regular" w:eastAsia="Charis SIL Regular"/>
           <w:b w:val="0"/>
           <w:i w:val="0"/>
@@ -1384,7 +1384,7 @@
       </w:r>
       <w:r>
         <w:rPr>
-          <w:u w:val="single" w:color="0066cc"/>
+          <w:u w:val="single" w:color="0000ff"/>
           <w:rFonts w:ascii="Charis SIL Regular" w:hAnsi="Charis SIL Regular" w:eastAsia="Charis SIL Regular"/>
           <w:b w:val="0"/>
           <w:i w:val="0"/>
@@ -1395,7 +1395,7 @@
       </w:r>
       <w:r>
         <w:rPr>
-          <w:u w:val="single" w:color="0066cc"/>
+          <w:u w:val="single" w:color="0000ff"/>
           <w:rFonts w:ascii="Charis SIL Regular" w:hAnsi="Charis SIL Regular" w:eastAsia="Charis SIL Regular"/>
           <w:b w:val="0"/>
           <w:i w:val="0"/>
@@ -1469,7 +1469,7 @@
           <w:rFonts w:ascii="Charis SIL Regular" w:hAnsi="Charis SIL Regular" w:eastAsia="Charis SIL Regular"/>
           <w:b w:val="0"/>
           <w:i w:val="0"/>
-          <w:color w:val="0066CC"/>
+          <w:color w:val="0000FF"/>
           <w:sz w:val="24"/>
           <w:u w:val="single"/>
         </w:rPr>
@@ -1487,7 +1487,7 @@
           <w:rFonts w:ascii="Charis SIL Regular" w:hAnsi="Charis SIL Regular" w:eastAsia="Charis SIL Regular"/>
           <w:b w:val="0"/>
           <w:i w:val="0"/>
-          <w:color w:val="0066CC"/>
+          <w:color w:val="0000FF"/>
           <w:sz w:val="24"/>
           <w:u w:val="single"/>
         </w:rPr>
@@ -1498,7 +1498,7 @@
           <w:rFonts w:ascii="Charis SIL Regular" w:hAnsi="Charis SIL Regular" w:eastAsia="Charis SIL Regular"/>
           <w:b w:val="0"/>
           <w:i w:val="0"/>
-          <w:color w:val="0066CC"/>
+          <w:color w:val="0000FF"/>
           <w:sz w:val="24"/>
           <w:u w:val="single"/>
         </w:rPr>
@@ -1526,7 +1526,7 @@
           <w:rFonts w:ascii="Charis SIL Regular" w:hAnsi="Charis SIL Regular" w:eastAsia="Charis SIL Regular"/>
           <w:b w:val="0"/>
           <w:i w:val="0"/>
-          <w:color w:val="0066CC"/>
+          <w:color w:val="0000FF"/>
           <w:sz w:val="24"/>
           <w:u w:val="single"/>
         </w:rPr>
@@ -1544,7 +1544,7 @@
           <w:rFonts w:ascii="Charis SIL Regular" w:hAnsi="Charis SIL Regular" w:eastAsia="Charis SIL Regular"/>
           <w:b w:val="0"/>
           <w:i w:val="0"/>
-          <w:color w:val="0066CC"/>
+          <w:color w:val="0000FF"/>
           <w:sz w:val="24"/>
           <w:u w:val="single"/>
         </w:rPr>
@@ -1555,7 +1555,7 @@
           <w:rFonts w:ascii="Charis SIL Regular" w:hAnsi="Charis SIL Regular" w:eastAsia="Charis SIL Regular"/>
           <w:b w:val="0"/>
           <w:i w:val="0"/>
-          <w:color w:val="0066CC"/>
+          <w:color w:val="0000FF"/>
           <w:sz w:val="24"/>
           <w:u w:val="single"/>
         </w:rPr>
@@ -1583,7 +1583,7 @@
           <w:rFonts w:ascii="Charis SIL Regular" w:hAnsi="Charis SIL Regular" w:eastAsia="Charis SIL Regular"/>
           <w:b w:val="0"/>
           <w:i w:val="0"/>
-          <w:color w:val="0066CC"/>
+          <w:color w:val="0000FF"/>
           <w:sz w:val="24"/>
           <w:u w:val="single"/>
         </w:rPr>
@@ -1601,7 +1601,7 @@
           <w:rFonts w:ascii="Charis SIL Regular" w:hAnsi="Charis SIL Regular" w:eastAsia="Charis SIL Regular"/>
           <w:b w:val="0"/>
           <w:i w:val="0"/>
-          <w:color w:val="0066CC"/>
+          <w:color w:val="0000FF"/>
           <w:sz w:val="24"/>
           <w:u w:val="single"/>
         </w:rPr>
@@ -1612,7 +1612,7 @@
           <w:rFonts w:ascii="Charis SIL Regular" w:hAnsi="Charis SIL Regular" w:eastAsia="Charis SIL Regular"/>
           <w:b w:val="0"/>
           <w:i w:val="0"/>
-          <w:color w:val="0066CC"/>
+          <w:color w:val="0000FF"/>
           <w:sz w:val="24"/>
           <w:u w:val="single"/>
         </w:rPr>
@@ -1630,11 +1630,11 @@
           <w:rFonts w:ascii="Charis SIL Regular" w:hAnsi="Charis SIL Regular" w:eastAsia="Charis SIL Regular"/>
           <w:b w:val="0"/>
           <w:i w:val="0"/>
-          <w:color w:val="0066CC"/>
+          <w:color w:val="0000FF"/>
           <w:sz w:val="24"/>
           <w:u w:val="single"/>
         </w:rPr>
-        <w:hyperlink r:id="rId12" w:history="1">
+        <w:hyperlink r:id="rId14" w:history="1">
           <w:r>
             <w:rPr>
               <w:rStyle w:val="Hyperlink"/>
@@ -1648,7 +1648,7 @@
           <w:rFonts w:ascii="Charis SIL Regular" w:hAnsi="Charis SIL Regular" w:eastAsia="Charis SIL Regular"/>
           <w:b w:val="0"/>
           <w:i w:val="0"/>
-          <w:color w:val="0066CC"/>
+          <w:color w:val="0000FF"/>
           <w:sz w:val="24"/>
           <w:u w:val="single"/>
         </w:rPr>
@@ -1659,11 +1659,11 @@
           <w:rFonts w:ascii="Charis SIL Regular" w:hAnsi="Charis SIL Regular" w:eastAsia="Charis SIL Regular"/>
           <w:b w:val="0"/>
           <w:i w:val="0"/>
-          <w:color w:val="0066CC"/>
+          <w:color w:val="0000FF"/>
           <w:sz w:val="24"/>
           <w:u w:val="single"/>
         </w:rPr>
-        <w:hyperlink r:id="rId12" w:history="1">
+        <w:hyperlink r:id="rId14" w:history="1">
           <w:r>
             <w:rPr>
               <w:rStyle w:val="Hyperlink"/>
@@ -1677,11 +1677,11 @@
           <w:rFonts w:ascii="Charis SIL Regular" w:hAnsi="Charis SIL Regular" w:eastAsia="Charis SIL Regular"/>
           <w:b w:val="0"/>
           <w:i w:val="0"/>
-          <w:color w:val="0066CC"/>
+          <w:color w:val="0000FF"/>
           <w:sz w:val="24"/>
           <w:u w:val="single"/>
         </w:rPr>
-        <w:hyperlink r:id="rId12" w:history="1">
+        <w:hyperlink r:id="rId14" w:history="1">
           <w:r>
             <w:rPr>
               <w:rStyle w:val="Hyperlink"/>
@@ -1695,7 +1695,7 @@
           <w:rFonts w:ascii="Charis SIL Regular" w:hAnsi="Charis SIL Regular" w:eastAsia="Charis SIL Regular"/>
           <w:b w:val="0"/>
           <w:i w:val="0"/>
-          <w:color w:val="0066CC"/>
+          <w:color w:val="0000FF"/>
           <w:sz w:val="24"/>
           <w:u w:val="single"/>
         </w:rPr>
@@ -1710,7 +1710,7 @@
       </w:r>
       <w:r>
         <w:rPr>
-          <w:u w:val="single" w:color="0066cc"/>
+          <w:u w:val="single" w:color="0000ff"/>
           <w:rFonts w:ascii="Charis SIL Regular" w:hAnsi="Charis SIL Regular" w:eastAsia="Charis SIL Regular"/>
           <w:b w:val="0"/>
           <w:i w:val="0"/>
@@ -1731,7 +1731,7 @@
       </w:r>
       <w:r>
         <w:rPr>
-          <w:u w:val="single" w:color="0066cc"/>
+          <w:u w:val="single" w:color="0000ff"/>
           <w:rFonts w:ascii="Charis SIL Regular" w:hAnsi="Charis SIL Regular" w:eastAsia="Charis SIL Regular"/>
           <w:b w:val="0"/>
           <w:i w:val="0"/>
@@ -1749,7 +1749,7 @@
       </w:r>
       <w:r>
         <w:rPr>
-          <w:u w:val="single" w:color="0066cc"/>
+          <w:u w:val="single" w:color="0000ff"/>
           <w:rFonts w:ascii="Charis SIL Regular" w:hAnsi="Charis SIL Regular" w:eastAsia="Charis SIL Regular"/>
           <w:b w:val="0"/>
           <w:i w:val="0"/>
@@ -1760,6 +1760,7 @@
       </w:r>
       <w:r>
         <w:rPr>
+          <w:u w:val="single" w:color="0000ff"/>
           <w:rFonts w:ascii="Charis SIL Regular" w:hAnsi="Charis SIL Regular" w:eastAsia="Charis SIL Regular"/>
           <w:b w:val="0"/>
           <w:i w:val="0"/>
@@ -1780,7 +1781,7 @@
           <w:rFonts w:ascii="Charis SIL Regular" w:hAnsi="Charis SIL Regular" w:eastAsia="Charis SIL Regular"/>
           <w:b w:val="0"/>
           <w:i w:val="0"/>
-          <w:color w:val="0066CC"/>
+          <w:color w:val="0000FF"/>
           <w:sz w:val="24"/>
           <w:u w:val="single"/>
         </w:rPr>
@@ -1798,7 +1799,7 @@
           <w:rFonts w:ascii="Charis SIL Regular" w:hAnsi="Charis SIL Regular" w:eastAsia="Charis SIL Regular"/>
           <w:b w:val="0"/>
           <w:i w:val="0"/>
-          <w:color w:val="0066CC"/>
+          <w:color w:val="0000FF"/>
           <w:sz w:val="24"/>
           <w:u w:val="single"/>
         </w:rPr>
@@ -1816,7 +1817,7 @@
           <w:rFonts w:ascii="Charis SIL Regular" w:hAnsi="Charis SIL Regular" w:eastAsia="Charis SIL Regular"/>
           <w:b w:val="0"/>
           <w:i w:val="0"/>
-          <w:color w:val="0066CC"/>
+          <w:color w:val="0000FF"/>
           <w:sz w:val="24"/>
           <w:u w:val="single"/>
         </w:rPr>
@@ -1827,7 +1828,7 @@
           <w:rFonts w:ascii="Charis SIL Regular" w:hAnsi="Charis SIL Regular" w:eastAsia="Charis SIL Regular"/>
           <w:b w:val="0"/>
           <w:i w:val="0"/>
-          <w:color w:val="0066CC"/>
+          <w:color w:val="0000FF"/>
           <w:sz w:val="24"/>
           <w:u w:val="single"/>
         </w:rPr>
@@ -1845,7 +1846,7 @@
           <w:rFonts w:ascii="Charis SIL Regular" w:hAnsi="Charis SIL Regular" w:eastAsia="Charis SIL Regular"/>
           <w:b w:val="0"/>
           <w:i w:val="0"/>
-          <w:color w:val="0066CC"/>
+          <w:color w:val="0000FF"/>
           <w:sz w:val="24"/>
           <w:u w:val="single"/>
         </w:rPr>
@@ -1856,25 +1857,18 @@
           <w:rFonts w:ascii="Charis SIL Regular" w:hAnsi="Charis SIL Regular" w:eastAsia="Charis SIL Regular"/>
           <w:b w:val="0"/>
           <w:i w:val="0"/>
-          <w:color w:val="0066CC"/>
+          <w:color w:val="0000FF"/>
           <w:sz w:val="24"/>
           <w:u w:val="single"/>
         </w:rPr>
-        <w:hyperlink r:id="rId15" w:history="1">
-          <w:r>
-            <w:rPr>
-              <w:rStyle w:val="Hyperlink"/>
-            </w:rPr>
-            <w:t>Lam</w:t>
-          </w:r>
-        </w:hyperlink>
-      </w:r>
-      <w:r>
-        <w:rPr>
-          <w:rFonts w:ascii="Charis SIL Regular" w:hAnsi="Charis SIL Regular" w:eastAsia="Charis SIL Regular"/>
-          <w:b w:val="0"/>
-          <w:i w:val="0"/>
-          <w:color w:val="0066CC"/>
+        <w:t>Lam</w:t>
+      </w:r>
+      <w:r>
+        <w:rPr>
+          <w:rFonts w:ascii="Charis SIL Regular" w:hAnsi="Charis SIL Regular" w:eastAsia="Charis SIL Regular"/>
+          <w:b w:val="0"/>
+          <w:i w:val="0"/>
+          <w:color w:val="0000FF"/>
           <w:sz w:val="24"/>
           <w:u w:val="single"/>
         </w:rPr>
@@ -1889,7 +1883,7 @@
       </w:r>
       <w:r>
         <w:rPr>
-          <w:u w:val="single" w:color="0066cc"/>
+          <w:u w:val="single" w:color="0000ff"/>
           <w:rFonts w:ascii="Charis SIL Regular" w:hAnsi="Charis SIL Regular" w:eastAsia="Charis SIL Regular"/>
           <w:b w:val="0"/>
           <w:i w:val="0"/>
@@ -1907,7 +1901,7 @@
       </w:r>
       <w:r>
         <w:rPr>
-          <w:u w:val="single" w:color="0066cc"/>
+          <w:u w:val="single" w:color="0000ff"/>
           <w:rFonts w:ascii="Charis SIL Regular" w:hAnsi="Charis SIL Regular" w:eastAsia="Charis SIL Regular"/>
           <w:b w:val="0"/>
           <w:i w:val="0"/>
@@ -1925,7 +1919,7 @@
       </w:r>
       <w:r>
         <w:rPr>
-          <w:u w:val="single" w:color="0066cc"/>
+          <w:u w:val="single" w:color="0000ff"/>
           <w:rFonts w:ascii="Charis SIL Regular" w:hAnsi="Charis SIL Regular" w:eastAsia="Charis SIL Regular"/>
           <w:b w:val="0"/>
           <w:i w:val="0"/>
@@ -1936,7 +1930,7 @@
       </w:r>
       <w:r>
         <w:rPr>
-          <w:u w:val="single" w:color="0066cc"/>
+          <w:u w:val="single" w:color="0000ff"/>
           <w:rFonts w:ascii="Charis SIL Regular" w:hAnsi="Charis SIL Regular" w:eastAsia="Charis SIL Regular"/>
           <w:b w:val="0"/>
           <w:i w:val="0"/>
@@ -1954,7 +1948,7 @@
       </w:r>
       <w:r>
         <w:rPr>
-          <w:u w:val="single" w:color="0066cc"/>
+          <w:u w:val="single" w:color="0000ff"/>
           <w:rFonts w:ascii="Charis SIL Regular" w:hAnsi="Charis SIL Regular" w:eastAsia="Charis SIL Regular"/>
           <w:b w:val="0"/>
           <w:i w:val="0"/>
@@ -1978,7 +1972,7 @@
           <w:rFonts w:ascii="Charis SIL Regular" w:hAnsi="Charis SIL Regular" w:eastAsia="Charis SIL Regular"/>
           <w:b w:val="0"/>
           <w:i w:val="0"/>
-          <w:color w:val="0066CC"/>
+          <w:color w:val="0000FF"/>
           <w:sz w:val="24"/>
           <w:u w:val="single"/>
         </w:rPr>
@@ -1996,7 +1990,7 @@
           <w:rFonts w:ascii="Charis SIL Regular" w:hAnsi="Charis SIL Regular" w:eastAsia="Charis SIL Regular"/>
           <w:b w:val="0"/>
           <w:i w:val="0"/>
-          <w:color w:val="0066CC"/>
+          <w:color w:val="0000FF"/>
           <w:sz w:val="24"/>
           <w:u w:val="single"/>
         </w:rPr>
@@ -2007,7 +2001,7 @@
           <w:rFonts w:ascii="Charis SIL Regular" w:hAnsi="Charis SIL Regular" w:eastAsia="Charis SIL Regular"/>
           <w:b w:val="0"/>
           <w:i w:val="0"/>
-          <w:color w:val="0066CC"/>
+          <w:color w:val="0000FF"/>
           <w:sz w:val="24"/>
           <w:u w:val="single"/>
         </w:rPr>
@@ -2032,7 +2026,7 @@
       </w:r>
       <w:r>
         <w:rPr>
-          <w:u w:val="single" w:color="0066cc"/>
+          <w:u w:val="single" w:color="0000ff"/>
           <w:rFonts w:ascii="Charis SIL Regular" w:hAnsi="Charis SIL Regular" w:eastAsia="Charis SIL Regular"/>
           <w:b w:val="0"/>
           <w:i w:val="0"/>
@@ -2050,7 +2044,7 @@
       </w:r>
       <w:r>
         <w:rPr>
-          <w:u w:val="single" w:color="0066cc"/>
+          <w:u w:val="single" w:color="0000ff"/>
           <w:rFonts w:ascii="Charis SIL Regular" w:hAnsi="Charis SIL Regular" w:eastAsia="Charis SIL Regular"/>
           <w:b w:val="0"/>
           <w:i w:val="0"/>
@@ -2068,7 +2062,7 @@
       </w:r>
       <w:r>
         <w:rPr>
-          <w:u w:val="single" w:color="0066cc"/>
+          <w:u w:val="single" w:color="0000ff"/>
           <w:rFonts w:ascii="Charis SIL Regular" w:hAnsi="Charis SIL Regular" w:eastAsia="Charis SIL Regular"/>
           <w:b w:val="0"/>
           <w:i w:val="0"/>
@@ -2086,7 +2080,7 @@
       </w:r>
       <w:r>
         <w:rPr>
-          <w:u w:val="single" w:color="0066cc"/>
+          <w:u w:val="single" w:color="0000ff"/>
           <w:rFonts w:ascii="Charis SIL Regular" w:hAnsi="Charis SIL Regular" w:eastAsia="Charis SIL Regular"/>
           <w:b w:val="0"/>
           <w:i w:val="0"/>
@@ -2114,25 +2108,18 @@
       </w:r>
       <w:r>
         <w:rPr>
-          <w:u w:val="single" w:color="0066cc"/>
-          <w:rFonts w:ascii="Charis SIL Regular" w:hAnsi="Charis SIL Regular" w:eastAsia="Charis SIL Regular"/>
-          <w:b w:val="0"/>
-          <w:i w:val="0"/>
-          <w:color w:val="000000"/>
-          <w:sz w:val="24"/>
-        </w:rPr>
-        <w:hyperlink r:id="rId16" w:history="1">
-          <w:r>
-            <w:rPr>
-              <w:rStyle w:val="Hyperlink"/>
-            </w:rPr>
-            <w:t>het Ka</w:t>
-          </w:r>
-        </w:hyperlink>
-      </w:r>
-      <w:r>
-        <w:rPr>
-          <w:u w:val="single" w:color="0066cc"/>
+          <w:u w:val="single" w:color="0000ff"/>
+          <w:rFonts w:ascii="Charis SIL Regular" w:hAnsi="Charis SIL Regular" w:eastAsia="Charis SIL Regular"/>
+          <w:b w:val="0"/>
+          <w:i w:val="0"/>
+          <w:color w:val="000000"/>
+          <w:sz w:val="24"/>
+        </w:rPr>
+        <w:t>het Ka</w:t>
+      </w:r>
+      <w:r>
+        <w:rPr>
+          <w:u w:val="single" w:color="0000ff"/>
           <w:rFonts w:ascii="Charis SIL Regular" w:hAnsi="Charis SIL Regular" w:eastAsia="Charis SIL Regular"/>
           <w:b w:val="0"/>
           <w:i w:val="0"/>
@@ -2193,7 +2180,7 @@
           <w:rFonts w:ascii="Charis SIL Regular" w:hAnsi="Charis SIL Regular" w:eastAsia="Charis SIL Regular"/>
           <w:b w:val="0"/>
           <w:i w:val="0"/>
-          <w:color w:val="0066CC"/>
+          <w:color w:val="0000FF"/>
           <w:sz w:val="24"/>
           <w:u w:val="single"/>
         </w:rPr>
@@ -2211,7 +2198,7 @@
           <w:rFonts w:ascii="Charis SIL Regular" w:hAnsi="Charis SIL Regular" w:eastAsia="Charis SIL Regular"/>
           <w:b w:val="0"/>
           <w:i w:val="0"/>
-          <w:color w:val="0066CC"/>
+          <w:color w:val="0000FF"/>
           <w:sz w:val="24"/>
           <w:u w:val="single"/>
         </w:rPr>
@@ -2222,7 +2209,7 @@
           <w:rFonts w:ascii="Charis SIL Regular" w:hAnsi="Charis SIL Regular" w:eastAsia="Charis SIL Regular"/>
           <w:b w:val="0"/>
           <w:i w:val="0"/>
-          <w:color w:val="0066CC"/>
+          <w:color w:val="0000FF"/>
           <w:sz w:val="24"/>
           <w:u w:val="single"/>
         </w:rPr>
@@ -2250,20 +2237,74 @@
       </w:r>
       <w:r>
         <w:rPr>
-          <w:rFonts w:ascii="Charis SIL Regular" w:hAnsi="Charis SIL Regular" w:eastAsia="Charis SIL Regular"/>
-          <w:b w:val="0"/>
-          <w:i w:val="0"/>
-          <w:color w:val="000000"/>
-          <w:sz w:val="24"/>
-        </w:rPr>
-        <w:t xml:space="preserve">Evangelische Broedergemeente in Barby, terwijl zendeling </w:t>
-      </w:r>
-      <w:r>
-        <w:rPr>
-          <w:rFonts w:ascii="Charis SIL Regular" w:hAnsi="Charis SIL Regular" w:eastAsia="Charis SIL Regular"/>
-          <w:b w:val="0"/>
-          <w:i w:val="0"/>
-          <w:color w:val="0066CC"/>
+          <w:u w:val="single" w:color="0000ff"/>
+          <w:rFonts w:ascii="Charis SIL Regular" w:hAnsi="Charis SIL Regular" w:eastAsia="Charis SIL Regular"/>
+          <w:b w:val="0"/>
+          <w:i w:val="0"/>
+          <w:color w:val="000000"/>
+          <w:sz w:val="24"/>
+        </w:rPr>
+        <w:hyperlink r:id="rId17" w:history="1">
+          <w:r>
+            <w:rPr>
+              <w:rStyle w:val="Hyperlink"/>
+            </w:rPr>
+            <w:t>Evangelis</w:t>
+          </w:r>
+        </w:hyperlink>
+      </w:r>
+      <w:r>
+        <w:rPr>
+          <w:u w:val="single" w:color="0000ff"/>
+          <w:rFonts w:ascii="Charis SIL Regular" w:hAnsi="Charis SIL Regular" w:eastAsia="Charis SIL Regular"/>
+          <w:b w:val="0"/>
+          <w:i w:val="0"/>
+          <w:color w:val="000000"/>
+          <w:sz w:val="24"/>
+        </w:rPr>
+        <w:hyperlink r:id="rId17" w:history="1">
+          <w:r>
+            <w:rPr>
+              <w:rStyle w:val="Hyperlink"/>
+            </w:rPr>
+            <w:t>c</w:t>
+          </w:r>
+        </w:hyperlink>
+      </w:r>
+      <w:r>
+        <w:rPr>
+          <w:u w:val="single" w:color="0000ff"/>
+          <w:rFonts w:ascii="Charis SIL Regular" w:hAnsi="Charis SIL Regular" w:eastAsia="Charis SIL Regular"/>
+          <w:b w:val="0"/>
+          <w:i w:val="0"/>
+          <w:color w:val="000000"/>
+          <w:sz w:val="24"/>
+        </w:rPr>
+        <w:hyperlink r:id="rId17" w:history="1">
+          <w:r>
+            <w:rPr>
+              <w:rStyle w:val="Hyperlink"/>
+            </w:rPr>
+            <w:t>he Broe</w:t>
+          </w:r>
+        </w:hyperlink>
+      </w:r>
+      <w:r>
+        <w:rPr>
+          <w:rFonts w:ascii="Charis SIL Regular" w:hAnsi="Charis SIL Regular" w:eastAsia="Charis SIL Regular"/>
+          <w:b w:val="0"/>
+          <w:i w:val="0"/>
+          <w:color w:val="000000"/>
+          <w:sz w:val="24"/>
+        </w:rPr>
+        <w:t xml:space="preserve">dergemeente in Barby, terwijl zendeling </w:t>
+      </w:r>
+      <w:r>
+        <w:rPr>
+          <w:rFonts w:ascii="Charis SIL Regular" w:hAnsi="Charis SIL Regular" w:eastAsia="Charis SIL Regular"/>
+          <w:b w:val="0"/>
+          <w:i w:val="0"/>
+          <w:color w:val="0000FF"/>
           <w:sz w:val="24"/>
           <w:u w:val="single"/>
         </w:rPr>
@@ -2281,7 +2322,7 @@
           <w:rFonts w:ascii="Charis SIL Regular" w:hAnsi="Charis SIL Regular" w:eastAsia="Charis SIL Regular"/>
           <w:b w:val="0"/>
           <w:i w:val="0"/>
-          <w:color w:val="0066CC"/>
+          <w:color w:val="0000FF"/>
           <w:sz w:val="24"/>
           <w:u w:val="single"/>
         </w:rPr>
@@ -2292,7 +2333,7 @@
           <w:rFonts w:ascii="Charis SIL Regular" w:hAnsi="Charis SIL Regular" w:eastAsia="Charis SIL Regular"/>
           <w:b w:val="0"/>
           <w:i w:val="0"/>
-          <w:color w:val="0066CC"/>
+          <w:color w:val="0000FF"/>
           <w:sz w:val="24"/>
           <w:u w:val="single"/>
         </w:rPr>
@@ -2327,7 +2368,7 @@
       </w:r>
       <w:r>
         <w:rPr>
-          <w:u w:val="single" w:color="0066cc"/>
+          <w:u w:val="single" w:color="0000ff"/>
           <w:rFonts w:ascii="Charis SIL Regular" w:hAnsi="Charis SIL Regular" w:eastAsia="Charis SIL Regular"/>
           <w:b w:val="0"/>
           <w:i w:val="0"/>
@@ -2345,7 +2386,6 @@
       </w:r>
       <w:r>
         <w:rPr>
-          <w:u w:val="single" w:color="0066cc"/>
           <w:rFonts w:ascii="Charis SIL Regular" w:hAnsi="Charis SIL Regular" w:eastAsia="Charis SIL Regular"/>
           <w:b w:val="0"/>
           <w:i w:val="0"/>
@@ -2356,7 +2396,7 @@
       </w:r>
       <w:r>
         <w:rPr>
-          <w:u w:val="single" w:color="0066cc"/>
+          <w:u w:val="single" w:color="0000ff"/>
           <w:rFonts w:ascii="Charis SIL Regular" w:hAnsi="Charis SIL Regular" w:eastAsia="Charis SIL Regular"/>
           <w:b w:val="0"/>
           <w:i w:val="0"/>
@@ -2420,7 +2460,7 @@
           <w:rFonts w:ascii="Charis SIL Regular" w:hAnsi="Charis SIL Regular" w:eastAsia="Charis SIL Regular"/>
           <w:b w:val="0"/>
           <w:i w:val="0"/>
-          <w:color w:val="0066CC"/>
+          <w:color w:val="0000FF"/>
           <w:sz w:val="24"/>
           <w:u w:val="single"/>
         </w:rPr>
@@ -2438,7 +2478,7 @@
           <w:rFonts w:ascii="Charis SIL Regular" w:hAnsi="Charis SIL Regular" w:eastAsia="Charis SIL Regular"/>
           <w:b w:val="0"/>
           <w:i w:val="0"/>
-          <w:color w:val="0066CC"/>
+          <w:color w:val="0000FF"/>
           <w:sz w:val="24"/>
           <w:u w:val="single"/>
         </w:rPr>
@@ -2449,7 +2489,7 @@
           <w:rFonts w:ascii="Charis SIL Regular" w:hAnsi="Charis SIL Regular" w:eastAsia="Charis SIL Regular"/>
           <w:b w:val="0"/>
           <w:i w:val="0"/>
-          <w:color w:val="0066CC"/>
+          <w:color w:val="0000FF"/>
           <w:sz w:val="24"/>
           <w:u w:val="single"/>
         </w:rPr>
@@ -2484,7 +2524,7 @@
       </w:r>
       <w:r>
         <w:rPr>
-          <w:u w:val="single" w:color="0066cc"/>
+          <w:u w:val="single" w:color="0000ff"/>
           <w:rFonts w:ascii="Charis SIL Regular" w:hAnsi="Charis SIL Regular" w:eastAsia="Charis SIL Regular"/>
           <w:b w:val="0"/>
           <w:i w:val="0"/>
@@ -2502,7 +2542,7 @@
       </w:r>
       <w:r>
         <w:rPr>
-          <w:u w:val="single" w:color="0066cc"/>
+          <w:u w:val="single" w:color="0000ff"/>
           <w:rFonts w:ascii="Charis SIL Regular" w:hAnsi="Charis SIL Regular" w:eastAsia="Charis SIL Regular"/>
           <w:b w:val="0"/>
           <w:i w:val="0"/>
@@ -2520,7 +2560,7 @@
       </w:r>
       <w:r>
         <w:rPr>
-          <w:u w:val="single" w:color="0066cc"/>
+          <w:u w:val="single" w:color="0000ff"/>
           <w:rFonts w:ascii="Charis SIL Regular" w:hAnsi="Charis SIL Regular" w:eastAsia="Charis SIL Regular"/>
           <w:b w:val="0"/>
           <w:i w:val="0"/>
@@ -2538,7 +2578,7 @@
       </w:r>
       <w:r>
         <w:rPr>
-          <w:u w:val="single" w:color="0066cc"/>
+          <w:u w:val="single" w:color="0000ff"/>
           <w:rFonts w:ascii="Charis SIL Regular" w:hAnsi="Charis SIL Regular" w:eastAsia="Charis SIL Regular"/>
           <w:b w:val="0"/>
           <w:i w:val="0"/>
@@ -2602,7 +2642,7 @@
           <w:rFonts w:ascii="Charis SIL Regular" w:hAnsi="Charis SIL Regular" w:eastAsia="Charis SIL Regular"/>
           <w:b w:val="0"/>
           <w:i w:val="0"/>
-          <w:color w:val="0066CC"/>
+          <w:color w:val="0000FF"/>
           <w:sz w:val="24"/>
           <w:u w:val="single"/>
         </w:rPr>
@@ -2620,7 +2660,7 @@
           <w:rFonts w:ascii="Charis SIL Regular" w:hAnsi="Charis SIL Regular" w:eastAsia="Charis SIL Regular"/>
           <w:b w:val="0"/>
           <w:i w:val="0"/>
-          <w:color w:val="0066CC"/>
+          <w:color w:val="0000FF"/>
           <w:sz w:val="24"/>
           <w:u w:val="single"/>
         </w:rPr>
@@ -2687,7 +2727,7 @@
           <w:rFonts w:ascii="Charis SIL Regular" w:hAnsi="Charis SIL Regular" w:eastAsia="Charis SIL Regular"/>
           <w:b w:val="0"/>
           <w:i w:val="0"/>
-          <w:color w:val="0066CC"/>
+          <w:color w:val="0000FF"/>
           <w:sz w:val="24"/>
           <w:u w:val="single"/>
         </w:rPr>
@@ -2705,7 +2745,7 @@
           <w:rFonts w:ascii="Charis SIL Regular" w:hAnsi="Charis SIL Regular" w:eastAsia="Charis SIL Regular"/>
           <w:b w:val="0"/>
           <w:i w:val="0"/>
-          <w:color w:val="0066CC"/>
+          <w:color w:val="0000FF"/>
           <w:sz w:val="24"/>
           <w:u w:val="single"/>
         </w:rPr>
@@ -2716,7 +2756,7 @@
           <w:rFonts w:ascii="Charis SIL Regular" w:hAnsi="Charis SIL Regular" w:eastAsia="Charis SIL Regular"/>
           <w:b w:val="0"/>
           <w:i w:val="0"/>
-          <w:color w:val="0066CC"/>
+          <w:color w:val="0000FF"/>
           <w:sz w:val="24"/>
           <w:u w:val="single"/>
         </w:rPr>
@@ -2734,7 +2774,7 @@
           <w:rFonts w:ascii="Charis SIL Regular" w:hAnsi="Charis SIL Regular" w:eastAsia="Charis SIL Regular"/>
           <w:b w:val="0"/>
           <w:i w:val="0"/>
-          <w:color w:val="0066CC"/>
+          <w:color w:val="0000FF"/>
           <w:sz w:val="24"/>
           <w:u w:val="single"/>
         </w:rPr>
@@ -2745,7 +2785,7 @@
           <w:rFonts w:ascii="Charis SIL Regular" w:hAnsi="Charis SIL Regular" w:eastAsia="Charis SIL Regular"/>
           <w:b w:val="0"/>
           <w:i w:val="0"/>
-          <w:color w:val="0066CC"/>
+          <w:color w:val="0000FF"/>
           <w:sz w:val="24"/>
           <w:u w:val="single"/>
         </w:rPr>
@@ -2780,7 +2820,7 @@
       </w:r>
       <w:r>
         <w:rPr>
-          <w:u w:val="single" w:color="0066cc"/>
+          <w:u w:val="single" w:color="0000ff"/>
           <w:rFonts w:ascii="Charis SIL Regular" w:hAnsi="Charis SIL Regular" w:eastAsia="Charis SIL Regular"/>
           <w:b w:val="0"/>
           <w:i w:val="0"/>
@@ -2841,7 +2881,7 @@
           <w:rFonts w:ascii="Charis SIL Regular" w:hAnsi="Charis SIL Regular" w:eastAsia="Charis SIL Regular"/>
           <w:b w:val="0"/>
           <w:i w:val="0"/>
-          <w:color w:val="0066CC"/>
+          <w:color w:val="0000FF"/>
           <w:sz w:val="24"/>
           <w:u w:val="single"/>
         </w:rPr>
@@ -2876,7 +2916,7 @@
       </w:r>
       <w:r>
         <w:rPr>
-          <w:u w:val="single" w:color="0066cc"/>
+          <w:u w:val="single" w:color="0000ff"/>
           <w:rFonts w:ascii="Charis SIL Regular" w:hAnsi="Charis SIL Regular" w:eastAsia="Charis SIL Regular"/>
           <w:b w:val="0"/>
           <w:i w:val="0"/>
@@ -3007,7 +3047,7 @@
           <w:rFonts w:ascii="Charis SIL Regular" w:hAnsi="Charis SIL Regular" w:eastAsia="Charis SIL Regular"/>
           <w:b w:val="0"/>
           <w:i w:val="0"/>
-          <w:color w:val="0066CC"/>
+          <w:color w:val="0000FF"/>
           <w:sz w:val="24"/>
           <w:u w:val="single"/>
         </w:rPr>
@@ -3041,22 +3081,11 @@
           <w:color w:val="000000"/>
           <w:sz w:val="24"/>
         </w:rPr>
-        <w:t>Marow</w:t>
-      </w:r>
-      <w:r>
-        <w:rPr>
-          <w:u w:val="single" w:color="0066cc"/>
-          <w:rFonts w:ascii="Charis SIL Regular" w:hAnsi="Charis SIL Regular" w:eastAsia="Charis SIL Regular"/>
-          <w:b w:val="0"/>
-          <w:i w:val="0"/>
-          <w:color w:val="000000"/>
-          <w:sz w:val="24"/>
-        </w:rPr>
-        <w:t>i</w:t>
-      </w:r>
-      <w:r>
-        <w:rPr>
-          <w:u w:val="single" w:color="0066cc"/>
+        <w:t>Marowi</w:t>
+      </w:r>
+      <w:r>
+        <w:rPr>
+          <w:u w:val="single" w:color="0000ff"/>
           <w:rFonts w:ascii="Charis SIL Regular" w:hAnsi="Charis SIL Regular" w:eastAsia="Charis SIL Regular"/>
           <w:b w:val="0"/>
           <w:i w:val="0"/>
@@ -3087,7 +3116,7 @@
           <w:rFonts w:ascii="Charis SIL Regular" w:hAnsi="Charis SIL Regular" w:eastAsia="Charis SIL Regular"/>
           <w:b w:val="0"/>
           <w:i w:val="0"/>
-          <w:color w:val="0066CC"/>
+          <w:color w:val="0000FF"/>
           <w:sz w:val="24"/>
           <w:u w:val="single"/>
         </w:rPr>
@@ -3105,7 +3134,7 @@
           <w:rFonts w:ascii="Charis SIL Regular" w:hAnsi="Charis SIL Regular" w:eastAsia="Charis SIL Regular"/>
           <w:b w:val="0"/>
           <w:i w:val="0"/>
-          <w:color w:val="0066CC"/>
+          <w:color w:val="0000FF"/>
           <w:sz w:val="24"/>
           <w:u w:val="single"/>
         </w:rPr>
@@ -3123,7 +3152,7 @@
           <w:rFonts w:ascii="Charis SIL Regular" w:hAnsi="Charis SIL Regular" w:eastAsia="Charis SIL Regular"/>
           <w:b w:val="0"/>
           <w:i w:val="0"/>
-          <w:color w:val="0066CC"/>
+          <w:color w:val="0000FF"/>
           <w:sz w:val="24"/>
           <w:u w:val="single"/>
         </w:rPr>
@@ -3134,7 +3163,7 @@
           <w:rFonts w:ascii="Charis SIL Regular" w:hAnsi="Charis SIL Regular" w:eastAsia="Charis SIL Regular"/>
           <w:b w:val="0"/>
           <w:i w:val="0"/>
-          <w:color w:val="0066CC"/>
+          <w:color w:val="0000FF"/>
           <w:sz w:val="24"/>
           <w:u w:val="single"/>
         </w:rPr>
@@ -3159,7 +3188,7 @@
       </w:r>
       <w:r>
         <w:rPr>
-          <w:u w:val="single" w:color="0066cc"/>
+          <w:u w:val="single" w:color="0000ff"/>
           <w:rFonts w:ascii="Charis SIL Regular" w:hAnsi="Charis SIL Regular" w:eastAsia="Charis SIL Regular"/>
           <w:b w:val="0"/>
           <w:i w:val="0"/>
@@ -3177,20 +3206,14 @@
       </w:r>
       <w:r>
         <w:rPr>
-          <w:rFonts w:ascii="Charis SIL Regular" w:hAnsi="Charis SIL Regular" w:eastAsia="Charis SIL Regular"/>
-          <w:b w:val="0"/>
-          <w:i w:val="0"/>
-          <w:color w:val="000000"/>
-          <w:sz w:val="24"/>
-        </w:rPr>
-        <w:hyperlink r:id="rId24" w:history="1">
-          <w:r>
-            <w:rPr>
-              <w:rStyle w:val="Hyperlink"/>
-            </w:rPr>
-            <w:t>d</w:t>
-          </w:r>
-        </w:hyperlink>
+          <w:u w:val="single" w:color="0000ff"/>
+          <w:rFonts w:ascii="Charis SIL Regular" w:hAnsi="Charis SIL Regular" w:eastAsia="Charis SIL Regular"/>
+          <w:b w:val="0"/>
+          <w:i w:val="0"/>
+          <w:color w:val="000000"/>
+          <w:sz w:val="24"/>
+        </w:rPr>
+        <w:t>d</w:t>
       </w:r>
       <w:r>
         <w:rPr>
@@ -3207,7 +3230,7 @@
       </w:r>
       <w:r>
         <w:rPr>
-          <w:u w:val="single" w:color="0066cc"/>
+          <w:u w:val="single" w:color="0000ff"/>
           <w:rFonts w:ascii="Charis SIL Regular" w:hAnsi="Charis SIL Regular" w:eastAsia="Charis SIL Regular"/>
           <w:b w:val="0"/>
           <w:i w:val="0"/>
@@ -3225,7 +3248,7 @@
       </w:r>
       <w:r>
         <w:rPr>
-          <w:u w:val="single" w:color="0066cc"/>
+          <w:u w:val="single" w:color="0000ff"/>
           <w:rFonts w:ascii="Charis SIL Regular" w:hAnsi="Charis SIL Regular" w:eastAsia="Charis SIL Regular"/>
           <w:b w:val="0"/>
           <w:i w:val="0"/>
@@ -3243,7 +3266,7 @@
       </w:r>
       <w:r>
         <w:rPr>
-          <w:u w:val="single" w:color="0066cc"/>
+          <w:u w:val="single" w:color="0000ff"/>
           <w:rFonts w:ascii="Charis SIL Regular" w:hAnsi="Charis SIL Regular" w:eastAsia="Charis SIL Regular"/>
           <w:b w:val="0"/>
           <w:i w:val="0"/>
@@ -3274,7 +3297,7 @@
           <w:rFonts w:ascii="Charis SIL Regular" w:hAnsi="Charis SIL Regular" w:eastAsia="Charis SIL Regular"/>
           <w:b w:val="0"/>
           <w:i w:val="0"/>
-          <w:color w:val="0066CC"/>
+          <w:color w:val="0000FF"/>
           <w:sz w:val="24"/>
           <w:u w:val="single"/>
         </w:rPr>
@@ -3292,7 +3315,7 @@
           <w:rFonts w:ascii="Charis SIL Regular" w:hAnsi="Charis SIL Regular" w:eastAsia="Charis SIL Regular"/>
           <w:b w:val="0"/>
           <w:i w:val="0"/>
-          <w:color w:val="0066CC"/>
+          <w:color w:val="0000FF"/>
           <w:sz w:val="24"/>
           <w:u w:val="single"/>
         </w:rPr>
@@ -3310,7 +3333,7 @@
           <w:rFonts w:ascii="Charis SIL Regular" w:hAnsi="Charis SIL Regular" w:eastAsia="Charis SIL Regular"/>
           <w:b w:val="0"/>
           <w:i w:val="0"/>
-          <w:color w:val="0066CC"/>
+          <w:color w:val="0000FF"/>
           <w:sz w:val="24"/>
           <w:u w:val="single"/>
         </w:rPr>
@@ -3321,7 +3344,7 @@
           <w:rFonts w:ascii="Charis SIL Regular" w:hAnsi="Charis SIL Regular" w:eastAsia="Charis SIL Regular"/>
           <w:b w:val="0"/>
           <w:i w:val="0"/>
-          <w:color w:val="0066CC"/>
+          <w:color w:val="0000FF"/>
           <w:sz w:val="24"/>
           <w:u w:val="single"/>
         </w:rPr>
@@ -3346,7 +3369,7 @@
       </w:r>
       <w:r>
         <w:rPr>
-          <w:u w:val="single" w:color="0066cc"/>
+          <w:u w:val="single" w:color="0000ff"/>
           <w:rFonts w:ascii="Charis SIL Regular" w:hAnsi="Charis SIL Regular" w:eastAsia="Charis SIL Regular"/>
           <w:b w:val="0"/>
           <w:i w:val="0"/>
@@ -3391,7 +3414,7 @@
       </w:r>
       <w:r>
         <w:rPr>
-          <w:u w:val="single" w:color="0066cc"/>
+          <w:u w:val="single" w:color="0000ff"/>
           <w:rFonts w:ascii="Charis SIL Regular" w:hAnsi="Charis SIL Regular" w:eastAsia="Charis SIL Regular"/>
           <w:b w:val="0"/>
           <w:i w:val="0"/>
@@ -3409,7 +3432,7 @@
       </w:r>
       <w:r>
         <w:rPr>
-          <w:u w:val="single" w:color="0066cc"/>
+          <w:u w:val="single" w:color="0000ff"/>
           <w:rFonts w:ascii="Charis SIL Regular" w:hAnsi="Charis SIL Regular" w:eastAsia="Charis SIL Regular"/>
           <w:b w:val="0"/>
           <w:i w:val="0"/>
@@ -3440,7 +3463,7 @@
           <w:rFonts w:ascii="Charis SIL Regular" w:hAnsi="Charis SIL Regular" w:eastAsia="Charis SIL Regular"/>
           <w:b w:val="0"/>
           <w:i w:val="0"/>
-          <w:color w:val="0066CC"/>
+          <w:color w:val="0000FF"/>
           <w:sz w:val="24"/>
           <w:u w:val="single"/>
         </w:rPr>
@@ -3458,7 +3481,7 @@
           <w:rFonts w:ascii="Charis SIL Regular" w:hAnsi="Charis SIL Regular" w:eastAsia="Charis SIL Regular"/>
           <w:b w:val="0"/>
           <w:i w:val="0"/>
-          <w:color w:val="0066CC"/>
+          <w:color w:val="0000FF"/>
           <w:sz w:val="24"/>
           <w:u w:val="single"/>
         </w:rPr>
@@ -3469,7 +3492,7 @@
           <w:rFonts w:ascii="Charis SIL Regular" w:hAnsi="Charis SIL Regular" w:eastAsia="Charis SIL Regular"/>
           <w:b w:val="0"/>
           <w:i w:val="0"/>
-          <w:color w:val="0066CC"/>
+          <w:color w:val="0000FF"/>
           <w:sz w:val="24"/>
           <w:u w:val="single"/>
         </w:rPr>
@@ -3524,7 +3547,7 @@
       </w:r>
       <w:r>
         <w:rPr>
-          <w:u w:val="single" w:color="0066cc"/>
+          <w:u w:val="single" w:color="0000ff"/>
           <w:rFonts w:ascii="Charis SIL Regular" w:hAnsi="Charis SIL Regular" w:eastAsia="Charis SIL Regular"/>
           <w:b w:val="0"/>
           <w:i w:val="0"/>
@@ -3542,7 +3565,7 @@
       </w:r>
       <w:r>
         <w:rPr>
-          <w:u w:val="single" w:color="0066cc"/>
+          <w:u w:val="single" w:color="0000ff"/>
           <w:rFonts w:ascii="Charis SIL Regular" w:hAnsi="Charis SIL Regular" w:eastAsia="Charis SIL Regular"/>
           <w:b w:val="0"/>
           <w:i w:val="0"/>
@@ -3553,7 +3576,7 @@
       </w:r>
       <w:r>
         <w:rPr>
-          <w:u w:val="single" w:color="0066cc"/>
+          <w:u w:val="single" w:color="0000ff"/>
           <w:rFonts w:ascii="Charis SIL Regular" w:hAnsi="Charis SIL Regular" w:eastAsia="Charis SIL Regular"/>
           <w:b w:val="0"/>
           <w:i w:val="0"/>
@@ -3687,7 +3710,7 @@
           <w:rFonts w:ascii="Charis SIL Regular" w:hAnsi="Charis SIL Regular" w:eastAsia="Charis SIL Regular"/>
           <w:b w:val="0"/>
           <w:i w:val="0"/>
-          <w:color w:val="0066CC"/>
+          <w:color w:val="0000FF"/>
           <w:sz w:val="24"/>
           <w:u w:val="single"/>
         </w:rPr>
@@ -3705,7 +3728,7 @@
           <w:rFonts w:ascii="Charis SIL Regular" w:hAnsi="Charis SIL Regular" w:eastAsia="Charis SIL Regular"/>
           <w:b w:val="0"/>
           <w:i w:val="0"/>
-          <w:color w:val="0066CC"/>
+          <w:color w:val="0000FF"/>
           <w:sz w:val="24"/>
           <w:u w:val="single"/>
         </w:rPr>
@@ -3716,7 +3739,7 @@
           <w:rFonts w:ascii="Charis SIL Regular" w:hAnsi="Charis SIL Regular" w:eastAsia="Charis SIL Regular"/>
           <w:b w:val="0"/>
           <w:i w:val="0"/>
-          <w:color w:val="0066CC"/>
+          <w:color w:val="0000FF"/>
           <w:sz w:val="24"/>
           <w:u w:val="single"/>
         </w:rPr>
@@ -3734,7 +3757,7 @@
           <w:rFonts w:ascii="Charis SIL Regular" w:hAnsi="Charis SIL Regular" w:eastAsia="Charis SIL Regular"/>
           <w:b w:val="0"/>
           <w:i w:val="0"/>
-          <w:color w:val="0066CC"/>
+          <w:color w:val="0000FF"/>
           <w:sz w:val="24"/>
           <w:u w:val="single"/>
         </w:rPr>
@@ -3745,7 +3768,7 @@
           <w:rFonts w:ascii="Charis SIL Regular" w:hAnsi="Charis SIL Regular" w:eastAsia="Charis SIL Regular"/>
           <w:b w:val="0"/>
           <w:i w:val="0"/>
-          <w:color w:val="0066CC"/>
+          <w:color w:val="0000FF"/>
           <w:sz w:val="24"/>
           <w:u w:val="single"/>
         </w:rPr>
@@ -3780,7 +3803,7 @@
       </w:r>
       <w:r>
         <w:rPr>
-          <w:u w:val="single" w:color="0066cc"/>
+          <w:u w:val="single" w:color="0000ff"/>
           <w:rFonts w:ascii="Charis SIL Regular" w:hAnsi="Charis SIL Regular" w:eastAsia="Charis SIL Regular"/>
           <w:b w:val="0"/>
           <w:i w:val="0"/>
@@ -3791,7 +3814,7 @@
       </w:r>
       <w:r>
         <w:rPr>
-          <w:u w:val="single" w:color="0066cc"/>
+          <w:u w:val="single" w:color="0000ff"/>
           <w:rFonts w:ascii="Charis SIL Regular" w:hAnsi="Charis SIL Regular" w:eastAsia="Charis SIL Regular"/>
           <w:b w:val="0"/>
           <w:i w:val="0"/>
@@ -3809,7 +3832,7 @@
       </w:r>
       <w:r>
         <w:rPr>
-          <w:u w:val="single" w:color="0066cc"/>
+          <w:u w:val="single" w:color="0000ff"/>
           <w:rFonts w:ascii="Charis SIL Regular" w:hAnsi="Charis SIL Regular" w:eastAsia="Charis SIL Regular"/>
           <w:b w:val="0"/>
           <w:i w:val="0"/>
@@ -3827,7 +3850,7 @@
       </w:r>
       <w:r>
         <w:rPr>
-          <w:u w:val="single" w:color="0066cc"/>
+          <w:u w:val="single" w:color="0000ff"/>
           <w:rFonts w:ascii="Charis SIL Regular" w:hAnsi="Charis SIL Regular" w:eastAsia="Charis SIL Regular"/>
           <w:b w:val="0"/>
           <w:i w:val="0"/>
@@ -3845,7 +3868,7 @@
       </w:r>
       <w:r>
         <w:rPr>
-          <w:u w:val="single" w:color="0066cc"/>
+          <w:u w:val="single" w:color="0000ff"/>
           <w:rFonts w:ascii="Charis SIL Regular" w:hAnsi="Charis SIL Regular" w:eastAsia="Charis SIL Regular"/>
           <w:b w:val="0"/>
           <w:i w:val="0"/>
@@ -3856,7 +3879,7 @@
       </w:r>
       <w:r>
         <w:rPr>
-          <w:u w:val="single" w:color="0066cc"/>
+          <w:u w:val="single" w:color="0000ff"/>
           <w:rFonts w:ascii="Charis SIL Italic" w:hAnsi="Charis SIL Italic" w:eastAsia="Charis SIL Italic"/>
           <w:b w:val="0"/>
           <w:i/>
@@ -3874,7 +3897,7 @@
       </w:r>
       <w:r>
         <w:rPr>
-          <w:u w:val="single" w:color="0066cc"/>
+          <w:u w:val="single" w:color="0000ff"/>
           <w:rFonts w:ascii="Charis SIL Italic" w:hAnsi="Charis SIL Italic" w:eastAsia="Charis SIL Italic"/>
           <w:b w:val="0"/>
           <w:i/>
@@ -4051,7 +4074,7 @@
           <w:rFonts w:ascii="Charis SIL Regular" w:hAnsi="Charis SIL Regular" w:eastAsia="Charis SIL Regular"/>
           <w:b w:val="0"/>
           <w:i w:val="0"/>
-          <w:color w:val="0066CC"/>
+          <w:color w:val="0000FF"/>
           <w:sz w:val="24"/>
           <w:u w:val="single"/>
         </w:rPr>
@@ -4069,7 +4092,7 @@
           <w:rFonts w:ascii="Charis SIL Regular" w:hAnsi="Charis SIL Regular" w:eastAsia="Charis SIL Regular"/>
           <w:b w:val="0"/>
           <w:i w:val="0"/>
-          <w:color w:val="0066CC"/>
+          <w:color w:val="0000FF"/>
           <w:sz w:val="24"/>
           <w:u w:val="single"/>
         </w:rPr>
@@ -4080,7 +4103,7 @@
           <w:rFonts w:ascii="Charis SIL Regular" w:hAnsi="Charis SIL Regular" w:eastAsia="Charis SIL Regular"/>
           <w:b w:val="0"/>
           <w:i w:val="0"/>
-          <w:color w:val="0066CC"/>
+          <w:color w:val="0000FF"/>
           <w:sz w:val="24"/>
           <w:u w:val="single"/>
         </w:rPr>
@@ -4098,7 +4121,7 @@
           <w:rFonts w:ascii="Charis SIL Regular" w:hAnsi="Charis SIL Regular" w:eastAsia="Charis SIL Regular"/>
           <w:b w:val="0"/>
           <w:i w:val="0"/>
-          <w:color w:val="0066CC"/>
+          <w:color w:val="0000FF"/>
           <w:sz w:val="24"/>
           <w:u w:val="single"/>
         </w:rPr>
@@ -4109,7 +4132,7 @@
           <w:rFonts w:ascii="Charis SIL Regular" w:hAnsi="Charis SIL Regular" w:eastAsia="Charis SIL Regular"/>
           <w:b w:val="0"/>
           <w:i w:val="0"/>
-          <w:color w:val="0066CC"/>
+          <w:color w:val="0000FF"/>
           <w:sz w:val="24"/>
           <w:u w:val="single"/>
         </w:rPr>
@@ -4127,7 +4150,7 @@
           <w:rFonts w:ascii="Charis SIL Regular" w:hAnsi="Charis SIL Regular" w:eastAsia="Charis SIL Regular"/>
           <w:b w:val="0"/>
           <w:i w:val="0"/>
-          <w:color w:val="0066CC"/>
+          <w:color w:val="0000FF"/>
           <w:sz w:val="24"/>
           <w:u w:val="single"/>
         </w:rPr>
@@ -4138,7 +4161,7 @@
           <w:rFonts w:ascii="Charis SIL Regular" w:hAnsi="Charis SIL Regular" w:eastAsia="Charis SIL Regular"/>
           <w:b w:val="0"/>
           <w:i w:val="0"/>
-          <w:color w:val="0066CC"/>
+          <w:color w:val="0000FF"/>
           <w:sz w:val="24"/>
           <w:u w:val="single"/>
         </w:rPr>
@@ -4173,7 +4196,7 @@
       </w:r>
       <w:r>
         <w:rPr>
-          <w:u w:val="single" w:color="0066cc"/>
+          <w:u w:val="single" w:color="0000ff"/>
           <w:rFonts w:ascii="Charis SIL Regular" w:hAnsi="Charis SIL Regular" w:eastAsia="Charis SIL Regular"/>
           <w:b w:val="0"/>
           <w:i w:val="0"/>
@@ -4191,7 +4214,7 @@
       </w:r>
       <w:r>
         <w:rPr>
-          <w:u w:val="single" w:color="0066cc"/>
+          <w:u w:val="single" w:color="0000ff"/>
           <w:rFonts w:ascii="Charis SIL Regular" w:hAnsi="Charis SIL Regular" w:eastAsia="Charis SIL Regular"/>
           <w:b w:val="0"/>
           <w:i w:val="0"/>
@@ -4209,7 +4232,7 @@
       </w:r>
       <w:r>
         <w:rPr>
-          <w:u w:val="single" w:color="0066cc"/>
+          <w:u w:val="single" w:color="0000ff"/>
           <w:rFonts w:ascii="Charis SIL Regular" w:hAnsi="Charis SIL Regular" w:eastAsia="Charis SIL Regular"/>
           <w:b w:val="0"/>
           <w:i w:val="0"/>
@@ -4227,7 +4250,7 @@
       </w:r>
       <w:r>
         <w:rPr>
-          <w:u w:val="single" w:color="0066cc"/>
+          <w:u w:val="single" w:color="0000ff"/>
           <w:rFonts w:ascii="Charis SIL Regular" w:hAnsi="Charis SIL Regular" w:eastAsia="Charis SIL Regular"/>
           <w:b w:val="0"/>
           <w:i w:val="0"/>
@@ -4245,7 +4268,7 @@
       </w:r>
       <w:r>
         <w:rPr>
-          <w:u w:val="single" w:color="0066cc"/>
+          <w:u w:val="single" w:color="0000ff"/>
           <w:rFonts w:ascii="Charis SIL Regular" w:hAnsi="Charis SIL Regular" w:eastAsia="Charis SIL Regular"/>
           <w:b w:val="0"/>
           <w:i w:val="0"/>
@@ -4263,7 +4286,7 @@
       </w:r>
       <w:r>
         <w:rPr>
-          <w:u w:val="single" w:color="0066cc"/>
+          <w:u w:val="single" w:color="0000ff"/>
           <w:rFonts w:ascii="Charis SIL Regular" w:hAnsi="Charis SIL Regular" w:eastAsia="Charis SIL Regular"/>
           <w:b w:val="0"/>
           <w:i w:val="0"/>
@@ -4281,7 +4304,7 @@
       </w:r>
       <w:r>
         <w:rPr>
-          <w:u w:val="single" w:color="0066cc"/>
+          <w:u w:val="single" w:color="0000ff"/>
           <w:rFonts w:ascii="Charis SIL Regular" w:hAnsi="Charis SIL Regular" w:eastAsia="Charis SIL Regular"/>
           <w:b w:val="0"/>
           <w:i w:val="0"/>
@@ -4844,7 +4867,7 @@
           <w:rFonts w:ascii="Charis SIL Regular" w:hAnsi="Charis SIL Regular" w:eastAsia="Charis SIL Regular"/>
           <w:b w:val="0"/>
           <w:i w:val="0"/>
-          <w:color w:val="0066CC"/>
+          <w:color w:val="0000FF"/>
           <w:sz w:val="24"/>
           <w:u w:val="single"/>
         </w:rPr>
@@ -4862,7 +4885,7 @@
           <w:rFonts w:ascii="Charis SIL Regular" w:hAnsi="Charis SIL Regular" w:eastAsia="Charis SIL Regular"/>
           <w:b w:val="0"/>
           <w:i w:val="0"/>
-          <w:color w:val="0066CC"/>
+          <w:color w:val="0000FF"/>
           <w:sz w:val="24"/>
           <w:u w:val="single"/>
         </w:rPr>
@@ -4873,7 +4896,7 @@
           <w:rFonts w:ascii="Charis SIL Regular" w:hAnsi="Charis SIL Regular" w:eastAsia="Charis SIL Regular"/>
           <w:b w:val="0"/>
           <w:i w:val="0"/>
-          <w:color w:val="0066CC"/>
+          <w:color w:val="0000FF"/>
           <w:sz w:val="24"/>
           <w:u w:val="single"/>
         </w:rPr>
@@ -4891,7 +4914,7 @@
           <w:rFonts w:ascii="Charis SIL Regular" w:hAnsi="Charis SIL Regular" w:eastAsia="Charis SIL Regular"/>
           <w:b w:val="0"/>
           <w:i w:val="0"/>
-          <w:color w:val="0066CC"/>
+          <w:color w:val="0000FF"/>
           <w:sz w:val="24"/>
           <w:u w:val="single"/>
         </w:rPr>
@@ -4902,7 +4925,7 @@
           <w:rFonts w:ascii="Charis SIL Regular" w:hAnsi="Charis SIL Regular" w:eastAsia="Charis SIL Regular"/>
           <w:b w:val="0"/>
           <w:i w:val="0"/>
-          <w:color w:val="0066CC"/>
+          <w:color w:val="0000FF"/>
           <w:sz w:val="24"/>
           <w:u w:val="single"/>
         </w:rPr>
@@ -4990,7 +5013,7 @@
           <w:rFonts w:ascii="Charis SIL Regular" w:hAnsi="Charis SIL Regular" w:eastAsia="Charis SIL Regular"/>
           <w:b w:val="0"/>
           <w:i w:val="0"/>
-          <w:color w:val="0066CC"/>
+          <w:color w:val="0000FF"/>
           <w:sz w:val="24"/>
           <w:u w:val="single"/>
         </w:rPr>
@@ -5008,7 +5031,7 @@
           <w:rFonts w:ascii="Charis SIL Regular" w:hAnsi="Charis SIL Regular" w:eastAsia="Charis SIL Regular"/>
           <w:b w:val="0"/>
           <w:i w:val="0"/>
-          <w:color w:val="0066CC"/>
+          <w:color w:val="0000FF"/>
           <w:sz w:val="24"/>
           <w:u w:val="single"/>
         </w:rPr>
@@ -5019,7 +5042,7 @@
           <w:rFonts w:ascii="Charis SIL Regular" w:hAnsi="Charis SIL Regular" w:eastAsia="Charis SIL Regular"/>
           <w:b w:val="0"/>
           <w:i w:val="0"/>
-          <w:color w:val="0066CC"/>
+          <w:color w:val="0000FF"/>
           <w:sz w:val="24"/>
           <w:u w:val="single"/>
         </w:rPr>
@@ -5037,7 +5060,7 @@
           <w:rFonts w:ascii="Charis SIL Regular" w:hAnsi="Charis SIL Regular" w:eastAsia="Charis SIL Regular"/>
           <w:b w:val="0"/>
           <w:i w:val="0"/>
-          <w:color w:val="0066CC"/>
+          <w:color w:val="0000FF"/>
           <w:sz w:val="24"/>
           <w:u w:val="single"/>
         </w:rPr>
@@ -5048,7 +5071,7 @@
           <w:rFonts w:ascii="Charis SIL Regular" w:hAnsi="Charis SIL Regular" w:eastAsia="Charis SIL Regular"/>
           <w:b w:val="0"/>
           <w:i w:val="0"/>
-          <w:color w:val="0066CC"/>
+          <w:color w:val="0000FF"/>
           <w:sz w:val="24"/>
           <w:u w:val="single"/>
         </w:rPr>
@@ -5066,7 +5089,7 @@
           <w:rFonts w:ascii="Charis SIL Regular" w:hAnsi="Charis SIL Regular" w:eastAsia="Charis SIL Regular"/>
           <w:b w:val="0"/>
           <w:i w:val="0"/>
-          <w:color w:val="0066CC"/>
+          <w:color w:val="0000FF"/>
           <w:sz w:val="24"/>
           <w:u w:val="single"/>
         </w:rPr>
@@ -5077,7 +5100,7 @@
           <w:rFonts w:ascii="Charis SIL Regular" w:hAnsi="Charis SIL Regular" w:eastAsia="Charis SIL Regular"/>
           <w:b w:val="0"/>
           <w:i w:val="0"/>
-          <w:color w:val="0066CC"/>
+          <w:color w:val="0000FF"/>
           <w:sz w:val="24"/>
           <w:u w:val="single"/>
         </w:rPr>
@@ -5205,7 +5228,7 @@
           <w:rFonts w:ascii="Charis SIL Regular" w:hAnsi="Charis SIL Regular" w:eastAsia="Charis SIL Regular"/>
           <w:b w:val="0"/>
           <w:i w:val="0"/>
-          <w:color w:val="0066CC"/>
+          <w:color w:val="0000FF"/>
           <w:sz w:val="24"/>
           <w:u w:val="single"/>
         </w:rPr>
@@ -5223,7 +5246,7 @@
           <w:rFonts w:ascii="Charis SIL Regular" w:hAnsi="Charis SIL Regular" w:eastAsia="Charis SIL Regular"/>
           <w:b w:val="0"/>
           <w:i w:val="0"/>
-          <w:color w:val="0066CC"/>
+          <w:color w:val="0000FF"/>
           <w:sz w:val="24"/>
           <w:u w:val="single"/>
         </w:rPr>
@@ -5234,7 +5257,7 @@
           <w:rFonts w:ascii="Charis SIL Regular" w:hAnsi="Charis SIL Regular" w:eastAsia="Charis SIL Regular"/>
           <w:b w:val="0"/>
           <w:i w:val="0"/>
-          <w:color w:val="0066CC"/>
+          <w:color w:val="0000FF"/>
           <w:sz w:val="24"/>
           <w:u w:val="single"/>
         </w:rPr>
@@ -5252,7 +5275,7 @@
           <w:rFonts w:ascii="Charis SIL Regular" w:hAnsi="Charis SIL Regular" w:eastAsia="Charis SIL Regular"/>
           <w:b w:val="0"/>
           <w:i w:val="0"/>
-          <w:color w:val="0066CC"/>
+          <w:color w:val="0000FF"/>
           <w:sz w:val="24"/>
           <w:u w:val="single"/>
         </w:rPr>
@@ -5263,7 +5286,7 @@
           <w:rFonts w:ascii="Charis SIL Regular" w:hAnsi="Charis SIL Regular" w:eastAsia="Charis SIL Regular"/>
           <w:b w:val="0"/>
           <w:i w:val="0"/>
-          <w:color w:val="0066CC"/>
+          <w:color w:val="0000FF"/>
           <w:sz w:val="24"/>
           <w:u w:val="single"/>
         </w:rPr>
@@ -5526,7 +5549,7 @@
           <w:rFonts w:ascii="Charis SIL Regular" w:hAnsi="Charis SIL Regular" w:eastAsia="Charis SIL Regular"/>
           <w:b w:val="0"/>
           <w:i w:val="0"/>
-          <w:color w:val="0066CC"/>
+          <w:color w:val="0000FF"/>
           <w:sz w:val="24"/>
           <w:u w:val="single"/>
         </w:rPr>
@@ -5544,7 +5567,7 @@
           <w:rFonts w:ascii="Charis SIL Regular" w:hAnsi="Charis SIL Regular" w:eastAsia="Charis SIL Regular"/>
           <w:b w:val="0"/>
           <w:i w:val="0"/>
-          <w:color w:val="0066CC"/>
+          <w:color w:val="0000FF"/>
           <w:sz w:val="24"/>
           <w:u w:val="single"/>
         </w:rPr>
@@ -5555,7 +5578,7 @@
           <w:rFonts w:ascii="Charis SIL Regular" w:hAnsi="Charis SIL Regular" w:eastAsia="Charis SIL Regular"/>
           <w:b w:val="0"/>
           <w:i w:val="0"/>
-          <w:color w:val="0066CC"/>
+          <w:color w:val="0000FF"/>
           <w:sz w:val="24"/>
           <w:u w:val="single"/>
         </w:rPr>
@@ -5573,7 +5596,7 @@
           <w:rFonts w:ascii="Charis SIL Regular" w:hAnsi="Charis SIL Regular" w:eastAsia="Charis SIL Regular"/>
           <w:b w:val="0"/>
           <w:i w:val="0"/>
-          <w:color w:val="0066CC"/>
+          <w:color w:val="0000FF"/>
           <w:sz w:val="24"/>
           <w:u w:val="single"/>
         </w:rPr>
@@ -5601,7 +5624,7 @@
           <w:rFonts w:ascii="Charis SIL Regular" w:hAnsi="Charis SIL Regular" w:eastAsia="Charis SIL Regular"/>
           <w:b w:val="0"/>
           <w:i w:val="0"/>
-          <w:color w:val="0066CC"/>
+          <w:color w:val="0000FF"/>
           <w:sz w:val="24"/>
           <w:u w:val="single"/>
         </w:rPr>
@@ -5619,7 +5642,7 @@
           <w:rFonts w:ascii="Charis SIL Regular" w:hAnsi="Charis SIL Regular" w:eastAsia="Charis SIL Regular"/>
           <w:b w:val="0"/>
           <w:i w:val="0"/>
-          <w:color w:val="0066CC"/>
+          <w:color w:val="0000FF"/>
           <w:sz w:val="24"/>
           <w:u w:val="single"/>
         </w:rPr>
@@ -5630,7 +5653,7 @@
           <w:rFonts w:ascii="Charis SIL Regular" w:hAnsi="Charis SIL Regular" w:eastAsia="Charis SIL Regular"/>
           <w:b w:val="0"/>
           <w:i w:val="0"/>
-          <w:color w:val="0066CC"/>
+          <w:color w:val="0000FF"/>
           <w:sz w:val="24"/>
           <w:u w:val="single"/>
         </w:rPr>
@@ -5658,7 +5681,7 @@
           <w:rFonts w:ascii="Charis SIL Regular" w:hAnsi="Charis SIL Regular" w:eastAsia="Charis SIL Regular"/>
           <w:b w:val="0"/>
           <w:i w:val="0"/>
-          <w:color w:val="0066CC"/>
+          <w:color w:val="0000FF"/>
           <w:sz w:val="24"/>
           <w:u w:val="single"/>
         </w:rPr>
@@ -5676,7 +5699,7 @@
           <w:rFonts w:ascii="Charis SIL Regular" w:hAnsi="Charis SIL Regular" w:eastAsia="Charis SIL Regular"/>
           <w:b w:val="0"/>
           <w:i w:val="0"/>
-          <w:color w:val="0066CC"/>
+          <w:color w:val="0000FF"/>
           <w:sz w:val="24"/>
           <w:u w:val="single"/>
         </w:rPr>
@@ -5687,7 +5710,7 @@
           <w:rFonts w:ascii="Charis SIL Regular" w:hAnsi="Charis SIL Regular" w:eastAsia="Charis SIL Regular"/>
           <w:b w:val="0"/>
           <w:i w:val="0"/>
-          <w:color w:val="0066CC"/>
+          <w:color w:val="0000FF"/>
           <w:sz w:val="24"/>
           <w:u w:val="single"/>
         </w:rPr>
@@ -5712,7 +5735,7 @@
       </w:r>
       <w:r>
         <w:rPr>
-          <w:u w:val="single" w:color="0066cc"/>
+          <w:u w:val="single" w:color="0000ff"/>
           <w:rFonts w:ascii="Charis SIL Regular" w:hAnsi="Charis SIL Regular" w:eastAsia="Charis SIL Regular"/>
           <w:b w:val="0"/>
           <w:i w:val="0"/>
@@ -5733,22 +5756,29 @@
           <w:rFonts w:ascii="Charis SIL Regular" w:hAnsi="Charis SIL Regular" w:eastAsia="Charis SIL Regular"/>
           <w:b w:val="0"/>
           <w:i w:val="0"/>
-          <w:color w:val="0066CC"/>
+          <w:color w:val="0000FF"/>
           <w:sz w:val="24"/>
           <w:u w:val="single"/>
         </w:rPr>
-        <w:t>He</w:t>
-      </w:r>
-      <w:r>
-        <w:rPr>
-          <w:rFonts w:ascii="Charis SIL Regular" w:hAnsi="Charis SIL Regular" w:eastAsia="Charis SIL Regular"/>
-          <w:b w:val="0"/>
-          <w:i w:val="0"/>
-          <w:color w:val="0066CC"/>
+        <w:hyperlink r:id="rId11" w:history="1">
+          <w:r>
+            <w:rPr>
+              <w:rStyle w:val="Hyperlink"/>
+            </w:rPr>
+            <w:t>He</w:t>
+          </w:r>
+        </w:hyperlink>
+      </w:r>
+      <w:r>
+        <w:rPr>
+          <w:rFonts w:ascii="Charis SIL Regular" w:hAnsi="Charis SIL Regular" w:eastAsia="Charis SIL Regular"/>
+          <w:b w:val="0"/>
+          <w:i w:val="0"/>
+          <w:color w:val="0000FF"/>
           <w:sz w:val="24"/>
           <w:u w:val="single"/>
         </w:rPr>
-        <w:hyperlink r:id="rId11" w:history="1">
+        <w:hyperlink r:id="rId14" w:history="1">
           <w:r>
             <w:rPr>
               <w:rStyle w:val="Hyperlink"/>
@@ -5762,11 +5792,11 @@
           <w:rFonts w:ascii="Charis SIL Regular" w:hAnsi="Charis SIL Regular" w:eastAsia="Charis SIL Regular"/>
           <w:b w:val="0"/>
           <w:i w:val="0"/>
-          <w:color w:val="0066CC"/>
+          <w:color w:val="0000FF"/>
           <w:sz w:val="24"/>
           <w:u w:val="single"/>
         </w:rPr>
-        <w:hyperlink r:id="rId11" w:history="1">
+        <w:hyperlink r:id="rId14" w:history="1">
           <w:r>
             <w:rPr>
               <w:rStyle w:val="Hyperlink"/>
@@ -5780,7 +5810,7 @@
           <w:rFonts w:ascii="Charis SIL Regular" w:hAnsi="Charis SIL Regular" w:eastAsia="Charis SIL Regular"/>
           <w:b w:val="0"/>
           <w:i w:val="0"/>
-          <w:color w:val="0066CC"/>
+          <w:color w:val="0000FF"/>
           <w:sz w:val="24"/>
           <w:u w:val="single"/>
         </w:rPr>
@@ -5798,7 +5828,7 @@
           <w:rFonts w:ascii="Charis SIL Regular" w:hAnsi="Charis SIL Regular" w:eastAsia="Charis SIL Regular"/>
           <w:b w:val="0"/>
           <w:i w:val="0"/>
-          <w:color w:val="0066CC"/>
+          <w:color w:val="0000FF"/>
           <w:sz w:val="24"/>
           <w:u w:val="single"/>
         </w:rPr>
@@ -5809,7 +5839,7 @@
           <w:rFonts w:ascii="Charis SIL Regular" w:hAnsi="Charis SIL Regular" w:eastAsia="Charis SIL Regular"/>
           <w:b w:val="0"/>
           <w:i w:val="0"/>
-          <w:color w:val="0066CC"/>
+          <w:color w:val="0000FF"/>
           <w:sz w:val="24"/>
           <w:u w:val="single"/>
         </w:rPr>
@@ -5827,7 +5857,7 @@
           <w:rFonts w:ascii="Charis SIL Regular" w:hAnsi="Charis SIL Regular" w:eastAsia="Charis SIL Regular"/>
           <w:b w:val="0"/>
           <w:i w:val="0"/>
-          <w:color w:val="0066CC"/>
+          <w:color w:val="0000FF"/>
           <w:sz w:val="24"/>
           <w:u w:val="single"/>
         </w:rPr>
@@ -5845,7 +5875,7 @@
           <w:rFonts w:ascii="Charis SIL Regular" w:hAnsi="Charis SIL Regular" w:eastAsia="Charis SIL Regular"/>
           <w:b w:val="0"/>
           <w:i w:val="0"/>
-          <w:color w:val="0066CC"/>
+          <w:color w:val="0000FF"/>
           <w:sz w:val="24"/>
           <w:u w:val="single"/>
         </w:rPr>
@@ -5860,53 +5890,17 @@
       </w:r>
       <w:r>
         <w:rPr>
-          <w:u w:val="single" w:color="0066cc"/>
-          <w:rFonts w:ascii="Charis SIL Regular" w:hAnsi="Charis SIL Regular" w:eastAsia="Charis SIL Regular"/>
-          <w:b w:val="0"/>
-          <w:i w:val="0"/>
-          <w:color w:val="000000"/>
-          <w:sz w:val="24"/>
-        </w:rPr>
-        <w:hyperlink r:id="rId12" w:history="1">
-          <w:r>
-            <w:rPr>
-              <w:rStyle w:val="Hyperlink"/>
-            </w:rPr>
-            <w:t xml:space="preserve"> en bov</w:t>
-          </w:r>
-        </w:hyperlink>
-      </w:r>
-      <w:r>
-        <w:rPr>
-          <w:rFonts w:ascii="Charis SIL Regular" w:hAnsi="Charis SIL Regular" w:eastAsia="Charis SIL Regular"/>
-          <w:b w:val="0"/>
-          <w:i w:val="0"/>
-          <w:color w:val="000000"/>
-          <w:sz w:val="24"/>
-        </w:rPr>
-        <w:t>enal van president van h</w:t>
-      </w:r>
-      <w:r>
-        <w:rPr>
-          <w:u w:val="single" w:color="0066cc"/>
-          <w:rFonts w:ascii="Charis SIL Regular" w:hAnsi="Charis SIL Regular" w:eastAsia="Charis SIL Regular"/>
-          <w:b w:val="0"/>
-          <w:i w:val="0"/>
-          <w:color w:val="000000"/>
-          <w:sz w:val="24"/>
-        </w:rPr>
-        <w:hyperlink r:id="rId13" w:history="1">
-          <w:r>
-            <w:rPr>
-              <w:rStyle w:val="Hyperlink"/>
-            </w:rPr>
-            <w:t>et Hof v</w:t>
-          </w:r>
-        </w:hyperlink>
-      </w:r>
-      <w:r>
-        <w:rPr>
-          <w:u w:val="single" w:color="0066cc"/>
+          <w:rFonts w:ascii="Charis SIL Regular" w:hAnsi="Charis SIL Regular" w:eastAsia="Charis SIL Regular"/>
+          <w:b w:val="0"/>
+          <w:i w:val="0"/>
+          <w:color w:val="000000"/>
+          <w:sz w:val="24"/>
+        </w:rPr>
+        <w:t xml:space="preserve"> en bovenal van president van het Hof v</w:t>
+      </w:r>
+      <w:r>
+        <w:rPr>
+          <w:u w:val="single" w:color="0000ff"/>
           <w:rFonts w:ascii="Charis SIL Regular" w:hAnsi="Charis SIL Regular" w:eastAsia="Charis SIL Regular"/>
           <w:b w:val="0"/>
           <w:i w:val="0"/>
@@ -5924,7 +5918,7 @@
       </w:r>
       <w:r>
         <w:rPr>
-          <w:u w:val="single" w:color="0066cc"/>
+          <w:u w:val="single" w:color="0000ff"/>
           <w:rFonts w:ascii="Charis SIL Regular" w:hAnsi="Charis SIL Regular" w:eastAsia="Charis SIL Regular"/>
           <w:b w:val="0"/>
           <w:i w:val="0"/>
@@ -5948,7 +5942,7 @@
           <w:rFonts w:ascii="Charis SIL Regular" w:hAnsi="Charis SIL Regular" w:eastAsia="Charis SIL Regular"/>
           <w:b w:val="0"/>
           <w:i w:val="0"/>
-          <w:color w:val="0066CC"/>
+          <w:color w:val="0000FF"/>
           <w:sz w:val="24"/>
           <w:u w:val="single"/>
         </w:rPr>
@@ -5966,7 +5960,7 @@
           <w:rFonts w:ascii="Charis SIL Regular" w:hAnsi="Charis SIL Regular" w:eastAsia="Charis SIL Regular"/>
           <w:b w:val="0"/>
           <w:i w:val="0"/>
-          <w:color w:val="0066CC"/>
+          <w:color w:val="0000FF"/>
           <w:sz w:val="24"/>
           <w:u w:val="single"/>
         </w:rPr>
@@ -5984,54 +5978,7 @@
           <w:rFonts w:ascii="Charis SIL Regular" w:hAnsi="Charis SIL Regular" w:eastAsia="Charis SIL Regular"/>
           <w:b w:val="0"/>
           <w:i w:val="0"/>
-          <w:color w:val="0066CC"/>
-          <w:sz w:val="24"/>
-          <w:u w:val="single"/>
-        </w:rPr>
-        <w:hyperlink r:id="rId14" w:history="1">
-          <w:r>
-            <w:rPr>
-              <w:rStyle w:val="Hyperlink"/>
-            </w:rPr>
-            <w:t>s</w:t>
-          </w:r>
-        </w:hyperlink>
-      </w:r>
-      <w:r>
-        <w:rPr>
-          <w:rFonts w:ascii="Charis SIL Regular" w:hAnsi="Charis SIL Regular" w:eastAsia="Charis SIL Regular"/>
-          <w:b w:val="0"/>
-          <w:i w:val="0"/>
-          <w:color w:val="0066CC"/>
-          <w:sz w:val="24"/>
-          <w:u w:val="single"/>
-        </w:rPr>
-        <w:t xml:space="preserve"> </w:t>
-      </w:r>
-      <w:r>
-        <w:rPr>
-          <w:rFonts w:ascii="Charis SIL Regular" w:hAnsi="Charis SIL Regular" w:eastAsia="Charis SIL Regular"/>
-          <w:b w:val="0"/>
-          <w:i w:val="0"/>
-          <w:color w:val="0066CC"/>
-          <w:sz w:val="24"/>
-          <w:u w:val="single"/>
-        </w:rPr>
-        <w:hyperlink r:id="rId15" w:history="1">
-          <w:r>
-            <w:rPr>
-              <w:rStyle w:val="Hyperlink"/>
-            </w:rPr>
-            <w:t>Lammen</w:t>
-          </w:r>
-        </w:hyperlink>
-      </w:r>
-      <w:r>
-        <w:rPr>
-          <w:rFonts w:ascii="Charis SIL Regular" w:hAnsi="Charis SIL Regular" w:eastAsia="Charis SIL Regular"/>
-          <w:b w:val="0"/>
-          <w:i w:val="0"/>
-          <w:color w:val="0066CC"/>
+          <w:color w:val="0000FF"/>
           <w:sz w:val="24"/>
           <w:u w:val="single"/>
         </w:rPr>
@@ -6049,26 +5996,45 @@
           <w:rFonts w:ascii="Charis SIL Regular" w:hAnsi="Charis SIL Regular" w:eastAsia="Charis SIL Regular"/>
           <w:b w:val="0"/>
           <w:i w:val="0"/>
-          <w:color w:val="000000"/>
-          <w:sz w:val="24"/>
-        </w:rPr>
-        <w:t>. Lammens was schoonzoon en bewonderaar van Gerrit Schoute</w:t>
-      </w:r>
-      <w:r>
-        <w:rPr>
-          <w:u w:val="single" w:color="0066cc"/>
-          <w:rFonts w:ascii="Charis SIL Regular" w:hAnsi="Charis SIL Regular" w:eastAsia="Charis SIL Regular"/>
-          <w:b w:val="0"/>
-          <w:i w:val="0"/>
-          <w:color w:val="000000"/>
-          <w:sz w:val="24"/>
+          <w:color w:val="0000FF"/>
+          <w:sz w:val="24"/>
+          <w:u w:val="single"/>
+        </w:rPr>
+        <w:t xml:space="preserve"> </w:t>
+      </w:r>
+      <w:r>
+        <w:rPr>
+          <w:rFonts w:ascii="Charis SIL Regular" w:hAnsi="Charis SIL Regular" w:eastAsia="Charis SIL Regular"/>
+          <w:b w:val="0"/>
+          <w:i w:val="0"/>
+          <w:color w:val="0000FF"/>
+          <w:sz w:val="24"/>
+          <w:u w:val="single"/>
+        </w:rPr>
+        <w:hyperlink r:id="rId14" w:history="1">
+          <w:r>
+            <w:rPr>
+              <w:rStyle w:val="Hyperlink"/>
+            </w:rPr>
+            <w:t>Lammen</w:t>
+          </w:r>
+        </w:hyperlink>
+      </w:r>
+      <w:r>
+        <w:rPr>
+          <w:rFonts w:ascii="Charis SIL Regular" w:hAnsi="Charis SIL Regular" w:eastAsia="Charis SIL Regular"/>
+          <w:b w:val="0"/>
+          <w:i w:val="0"/>
+          <w:color w:val="0000FF"/>
+          <w:sz w:val="24"/>
+          <w:u w:val="single"/>
         </w:rPr>
         <w:hyperlink r:id="rId15" w:history="1">
           <w:r>
             <w:rPr>
               <w:rStyle w:val="Hyperlink"/>
             </w:rPr>
-            <w:t>n en wa</w:t>
+            <w:t>s</w:t>
           </w:r>
         </w:hyperlink>
       </w:r>
@@ -6080,11 +6046,32 @@
           <w:color w:val="000000"/>
           <w:sz w:val="24"/>
         </w:rPr>
+        <w:t>. Lammens was schoonzoon en bewonderaar van Gerrit Schoute</w:t>
+      </w:r>
+      <w:r>
+        <w:rPr>
+          <w:u w:val="single" w:color="0000ff"/>
+          <w:rFonts w:ascii="Charis SIL Regular" w:hAnsi="Charis SIL Regular" w:eastAsia="Charis SIL Regular"/>
+          <w:b w:val="0"/>
+          <w:i w:val="0"/>
+          <w:color w:val="000000"/>
+          <w:sz w:val="24"/>
+        </w:rPr>
+        <w:t>n en wa</w:t>
+      </w:r>
+      <w:r>
+        <w:rPr>
+          <w:rFonts w:ascii="Charis SIL Regular" w:hAnsi="Charis SIL Regular" w:eastAsia="Charis SIL Regular"/>
+          <w:b w:val="0"/>
+          <w:i w:val="0"/>
+          <w:color w:val="000000"/>
+          <w:sz w:val="24"/>
+        </w:rPr>
         <w:t xml:space="preserve">s </w:t>
       </w:r>
       <w:r>
         <w:rPr>
-          <w:u w:val="single" w:color="0066cc"/>
+          <w:u w:val="single" w:color="0000ff"/>
           <w:rFonts w:ascii="Charis SIL Regular" w:hAnsi="Charis SIL Regular" w:eastAsia="Charis SIL Regular"/>
           <w:b w:val="0"/>
           <w:i w:val="0"/>
@@ -6102,7 +6089,7 @@
       </w:r>
       <w:r>
         <w:rPr>
-          <w:u w:val="single" w:color="0066cc"/>
+          <w:u w:val="single" w:color="0000ff"/>
           <w:rFonts w:ascii="Charis SIL Regular" w:hAnsi="Charis SIL Regular" w:eastAsia="Charis SIL Regular"/>
           <w:b w:val="0"/>
           <w:i w:val="0"/>
@@ -6120,7 +6107,7 @@
       </w:r>
       <w:r>
         <w:rPr>
-          <w:u w:val="single" w:color="0066cc"/>
+          <w:u w:val="single" w:color="0000ff"/>
           <w:rFonts w:ascii="Charis SIL Regular" w:hAnsi="Charis SIL Regular" w:eastAsia="Charis SIL Regular"/>
           <w:b w:val="0"/>
           <w:i w:val="0"/>
@@ -6782,7 +6769,7 @@
           <w:rFonts w:ascii="Charis SIL Regular" w:hAnsi="Charis SIL Regular" w:eastAsia="Charis SIL Regular"/>
           <w:b w:val="0"/>
           <w:i w:val="0"/>
-          <w:color w:val="0066CC"/>
+          <w:color w:val="0000FF"/>
           <w:sz w:val="24"/>
           <w:u w:val="single"/>
         </w:rPr>
@@ -6800,7 +6787,7 @@
           <w:rFonts w:ascii="Charis SIL Regular" w:hAnsi="Charis SIL Regular" w:eastAsia="Charis SIL Regular"/>
           <w:b w:val="0"/>
           <w:i w:val="0"/>
-          <w:color w:val="0066CC"/>
+          <w:color w:val="0000FF"/>
           <w:sz w:val="24"/>
           <w:u w:val="single"/>
         </w:rPr>
@@ -6811,7 +6798,7 @@
           <w:rFonts w:ascii="Charis SIL Regular" w:hAnsi="Charis SIL Regular" w:eastAsia="Charis SIL Regular"/>
           <w:b w:val="0"/>
           <w:i w:val="0"/>
-          <w:color w:val="0066CC"/>
+          <w:color w:val="0000FF"/>
           <w:sz w:val="24"/>
           <w:u w:val="single"/>
         </w:rPr>
@@ -6829,7 +6816,7 @@
           <w:rFonts w:ascii="Charis SIL Regular" w:hAnsi="Charis SIL Regular" w:eastAsia="Charis SIL Regular"/>
           <w:b w:val="0"/>
           <w:i w:val="0"/>
-          <w:color w:val="0066CC"/>
+          <w:color w:val="0000FF"/>
           <w:sz w:val="24"/>
           <w:u w:val="single"/>
         </w:rPr>
@@ -6840,7 +6827,7 @@
           <w:rFonts w:ascii="Charis SIL Regular" w:hAnsi="Charis SIL Regular" w:eastAsia="Charis SIL Regular"/>
           <w:b w:val="0"/>
           <w:i w:val="0"/>
-          <w:color w:val="0066CC"/>
+          <w:color w:val="0000FF"/>
           <w:sz w:val="24"/>
           <w:u w:val="single"/>
         </w:rPr>
@@ -6858,7 +6845,7 @@
           <w:rFonts w:ascii="Charis SIL Regular" w:hAnsi="Charis SIL Regular" w:eastAsia="Charis SIL Regular"/>
           <w:b w:val="0"/>
           <w:i w:val="0"/>
-          <w:color w:val="0066CC"/>
+          <w:color w:val="0000FF"/>
           <w:sz w:val="24"/>
           <w:u w:val="single"/>
         </w:rPr>
@@ -6869,7 +6856,7 @@
           <w:rFonts w:ascii="Charis SIL Regular" w:hAnsi="Charis SIL Regular" w:eastAsia="Charis SIL Regular"/>
           <w:b w:val="0"/>
           <w:i w:val="0"/>
-          <w:color w:val="0066CC"/>
+          <w:color w:val="0000FF"/>
           <w:sz w:val="24"/>
           <w:u w:val="single"/>
         </w:rPr>
@@ -7310,7 +7297,7 @@
           <w:rFonts w:ascii="Charis SIL Regular" w:hAnsi="Charis SIL Regular" w:eastAsia="Charis SIL Regular"/>
           <w:b w:val="0"/>
           <w:i w:val="0"/>
-          <w:color w:val="0066CC"/>
+          <w:color w:val="0000FF"/>
           <w:sz w:val="24"/>
           <w:u w:val="single"/>
         </w:rPr>
@@ -7334,7 +7321,7 @@
           <w:rFonts w:ascii="Charis SIL Regular" w:hAnsi="Charis SIL Regular" w:eastAsia="Charis SIL Regular"/>
           <w:b w:val="0"/>
           <w:i w:val="0"/>
-          <w:color w:val="0066CC"/>
+          <w:color w:val="0000FF"/>
           <w:sz w:val="24"/>
           <w:u w:val="single"/>
         </w:rPr>
@@ -7358,10 +7345,22 @@
           <w:rFonts w:ascii="Charis SIL Regular" w:hAnsi="Charis SIL Regular" w:eastAsia="Charis SIL Regular"/>
           <w:b w:val="0"/>
           <w:i w:val="0"/>
-          <w:color w:val="0066CC"/>
-          <w:sz w:val="24"/>
-        </w:rPr>
-        <w:t>Ambtenaren</w:t>
+          <w:color w:val="0000FF"/>
+          <w:sz w:val="24"/>
+          <w:u w:val="single"/>
+        </w:rPr>
+        <w:t>Ambtena</w:t>
+      </w:r>
+      <w:r>
+        <w:rPr>
+          <w:rFonts w:ascii="Charis SIL Regular" w:hAnsi="Charis SIL Regular" w:eastAsia="Charis SIL Regular"/>
+          <w:b w:val="0"/>
+          <w:i w:val="0"/>
+          <w:color w:val="0000FF"/>
+          <w:sz w:val="24"/>
+          <w:u w:val="single"/>
+        </w:rPr>
+        <w:t>ren</w:t>
       </w:r>
       <w:r>
         <w:br/>
@@ -7381,11 +7380,22 @@
           <w:rFonts w:ascii="Charis SIL Regular" w:hAnsi="Charis SIL Regular" w:eastAsia="Charis SIL Regular"/>
           <w:b w:val="0"/>
           <w:i w:val="0"/>
-          <w:color w:val="0066CC"/>
+          <w:color w:val="0000FF"/>
           <w:sz w:val="24"/>
           <w:u w:val="single"/>
         </w:rPr>
-        <w:t>Leger en marine</w:t>
+        <w:t>Leger en ma</w:t>
+      </w:r>
+      <w:r>
+        <w:rPr>
+          <w:rFonts w:ascii="Charis SIL Regular" w:hAnsi="Charis SIL Regular" w:eastAsia="Charis SIL Regular"/>
+          <w:b w:val="0"/>
+          <w:i w:val="0"/>
+          <w:color w:val="0000FF"/>
+          <w:sz w:val="24"/>
+          <w:u w:val="single"/>
+        </w:rPr>
+        <w:t>rine</w:t>
       </w:r>
       <w:r>
         <w:br/>
@@ -7405,7 +7415,7 @@
           <w:rFonts w:ascii="Charis SIL Regular" w:hAnsi="Charis SIL Regular" w:eastAsia="Charis SIL Regular"/>
           <w:b w:val="0"/>
           <w:i w:val="0"/>
-          <w:color w:val="0066CC"/>
+          <w:color w:val="0000FF"/>
           <w:sz w:val="24"/>
           <w:u w:val="single"/>
         </w:rPr>
@@ -7416,7 +7426,7 @@
           <w:rFonts w:ascii="Charis SIL Regular" w:hAnsi="Charis SIL Regular" w:eastAsia="Charis SIL Regular"/>
           <w:b w:val="0"/>
           <w:i w:val="0"/>
-          <w:color w:val="0066CC"/>
+          <w:color w:val="0000FF"/>
           <w:sz w:val="24"/>
           <w:u w:val="single"/>
         </w:rPr>
@@ -7466,7 +7476,7 @@
           <w:rFonts w:ascii="Charis SIL Regular" w:hAnsi="Charis SIL Regular" w:eastAsia="Charis SIL Regular"/>
           <w:b w:val="0"/>
           <w:i w:val="0"/>
-          <w:color w:val="0066CC"/>
+          <w:color w:val="0000FF"/>
           <w:sz w:val="24"/>
           <w:u w:val="single"/>
         </w:rPr>
@@ -7490,7 +7500,7 @@
           <w:rFonts w:ascii="Charis SIL Regular" w:hAnsi="Charis SIL Regular" w:eastAsia="Charis SIL Regular"/>
           <w:b w:val="0"/>
           <w:i w:val="0"/>
-          <w:color w:val="0066CC"/>
+          <w:color w:val="0000FF"/>
           <w:sz w:val="24"/>
           <w:u w:val="single"/>
         </w:rPr>
@@ -7501,7 +7511,7 @@
           <w:rFonts w:ascii="Charis SIL Regular" w:hAnsi="Charis SIL Regular" w:eastAsia="Charis SIL Regular"/>
           <w:b w:val="0"/>
           <w:i w:val="0"/>
-          <w:color w:val="0066CC"/>
+          <w:color w:val="0000FF"/>
           <w:sz w:val="24"/>
           <w:u w:val="single"/>
         </w:rPr>
@@ -7525,7 +7535,7 @@
           <w:rFonts w:ascii="Charis SIL Regular" w:hAnsi="Charis SIL Regular" w:eastAsia="Charis SIL Regular"/>
           <w:b w:val="0"/>
           <w:i w:val="0"/>
-          <w:color w:val="0066CC"/>
+          <w:color w:val="0000FF"/>
           <w:sz w:val="24"/>
           <w:u w:val="single"/>
         </w:rPr>
@@ -7549,7 +7559,7 @@
           <w:rFonts w:ascii="Charis SIL Regular" w:hAnsi="Charis SIL Regular" w:eastAsia="Charis SIL Regular"/>
           <w:b w:val="0"/>
           <w:i w:val="0"/>
-          <w:color w:val="0066CC"/>
+          <w:color w:val="0000FF"/>
           <w:sz w:val="24"/>
           <w:u w:val="single"/>
         </w:rPr>
@@ -7560,7 +7570,7 @@
           <w:rFonts w:ascii="Charis SIL Regular" w:hAnsi="Charis SIL Regular" w:eastAsia="Charis SIL Regular"/>
           <w:b w:val="0"/>
           <w:i w:val="0"/>
-          <w:color w:val="0066CC"/>
+          <w:color w:val="0000FF"/>
           <w:sz w:val="24"/>
           <w:u w:val="single"/>
         </w:rPr>

--- a/EXPORTS/DOCX/review/niveau2/Dutch/Suriname.docx
+++ b/EXPORTS/DOCX/review/niveau2/Dutch/Suriname.docx
@@ -660,7 +660,7 @@
           <w:color w:val="000000"/>
           <w:sz w:val="24"/>
         </w:rPr>
-        <w:t xml:space="preserve">Aanleiding hiervoor was het Deze kolonie diende ter uitbreiding van de suikerplantages op </w:t>
+        <w:t xml:space="preserve">Aanleiding hiervoor was het. Deze kolonie diende ter uitbreiding van de suikerplantages op </w:t>
       </w:r>
       <w:r>
         <w:rPr>
@@ -770,7 +770,7 @@
           <w:color w:val="000000"/>
           <w:sz w:val="24"/>
         </w:rPr>
-        <w:t>In het in 1796 gepubliceerde verslag van veldtochten tegen marrons, waaraan de Schots-</w:t>
+        <w:t>In een in 1796 gepubliceerd verslag van veldtochten tegen marrons, waaraan de Schots-</w:t>
       </w:r>
       <w:r>
         <w:rPr>
@@ -1699,7 +1699,7 @@
           <w:sz w:val="24"/>
           <w:u w:val="single"/>
         </w:rPr>
-        <w:hyperlink r:id="rId12" w:history="1">
+        <w:hyperlink r:id="rId14" w:history="1">
           <w:r>
             <w:rPr>
               <w:rStyle w:val="Hyperlink"/>
@@ -1760,7 +1760,6 @@
       </w:r>
       <w:r>
         <w:rPr>
-          <w:u w:val="single" w:color="0000ff"/>
           <w:rFonts w:ascii="Charis SIL Regular" w:hAnsi="Charis SIL Regular" w:eastAsia="Charis SIL Regular"/>
           <w:b w:val="0"/>
           <w:i w:val="0"/>
@@ -1861,7 +1860,14 @@
           <w:sz w:val="24"/>
           <w:u w:val="single"/>
         </w:rPr>
-        <w:t>Lam</w:t>
+        <w:hyperlink r:id="rId15" w:history="1">
+          <w:r>
+            <w:rPr>
+              <w:rStyle w:val="Hyperlink"/>
+            </w:rPr>
+            <w:t>Lam</w:t>
+          </w:r>
+        </w:hyperlink>
       </w:r>
       <w:r>
         <w:rPr>
@@ -2115,7 +2121,14 @@
           <w:color w:val="000000"/>
           <w:sz w:val="24"/>
         </w:rPr>
-        <w:t>het Ka</w:t>
+        <w:hyperlink r:id="rId16" w:history="1">
+          <w:r>
+            <w:rPr>
+              <w:rStyle w:val="Hyperlink"/>
+            </w:rPr>
+            <w:t>het Ka</w:t>
+          </w:r>
+        </w:hyperlink>
       </w:r>
       <w:r>
         <w:rPr>
@@ -4619,7 +4632,7 @@
         <w:autoSpaceDE w:val="0"/>
         <w:widowControl/>
         <w:spacing w:line="288" w:lineRule="exact" w:before="64" w:after="0"/>
-        <w:ind w:left="10" w:right="720" w:firstLine="0"/>
+        <w:ind w:left="10" w:right="0" w:firstLine="0"/>
         <w:jc w:val="left"/>
       </w:pPr>
       <w:r>
@@ -4630,17 +4643,731 @@
           <w:color w:val="000000"/>
           <w:sz w:val="24"/>
         </w:rPr>
-        <w:t xml:space="preserve">Herskovitses in Field Museum of Chicago. Kahn's verzameling in American Museum of </w:t>
-      </w:r>
-      <w:r>
-        <w:rPr>
-          <w:rFonts w:ascii="Charis SIL Regular" w:hAnsi="Charis SIL Regular" w:eastAsia="Charis SIL Regular"/>
-          <w:b w:val="0"/>
-          <w:i w:val="0"/>
-          <w:color w:val="000000"/>
-          <w:sz w:val="24"/>
-        </w:rPr>
-        <w:t>Natural History. Prices? TvV en Van Wetering? Hurault?</w:t>
+        <w:t xml:space="preserve">Het Amerikaanse antropologenechtpaar Melville J. en Frances Herskovits bezocht in 1928 en </w:t>
+      </w:r>
+      <w:r>
+        <w:rPr>
+          <w:rFonts w:ascii="Charis SIL Regular" w:hAnsi="Charis SIL Regular" w:eastAsia="Charis SIL Regular"/>
+          <w:b w:val="0"/>
+          <w:i w:val="0"/>
+          <w:color w:val="000000"/>
+          <w:sz w:val="24"/>
+        </w:rPr>
+        <w:t xml:space="preserve">1929 de Saamaka aan de bovenlopen van de Surinamerivier. Ongeveer 200 objecten die </w:t>
+      </w:r>
+      <w:r>
+        <w:rPr>
+          <w:rFonts w:ascii="Charis SIL Regular" w:hAnsi="Charis SIL Regular" w:eastAsia="Charis SIL Regular"/>
+          <w:b w:val="0"/>
+          <w:i w:val="0"/>
+          <w:color w:val="000000"/>
+          <w:sz w:val="24"/>
+        </w:rPr>
+        <w:t xml:space="preserve">tijdens dit bezoek werden verzameld werden in 1929 geschonken aan het </w:t>
+      </w:r>
+      <w:r>
+        <w:rPr>
+          <w:rFonts w:ascii="Charis SIL Italic" w:hAnsi="Charis SIL Italic" w:eastAsia="Charis SIL Italic"/>
+          <w:b w:val="0"/>
+          <w:i/>
+          <w:color w:val="000000"/>
+          <w:sz w:val="24"/>
+        </w:rPr>
+        <w:t xml:space="preserve">Museum für </w:t>
+      </w:r>
+      <w:r>
+        <w:rPr>
+          <w:rFonts w:ascii="Charis SIL Italic" w:hAnsi="Charis SIL Italic" w:eastAsia="Charis SIL Italic"/>
+          <w:b w:val="0"/>
+          <w:i/>
+          <w:color w:val="000000"/>
+          <w:sz w:val="24"/>
+        </w:rPr>
+        <w:t>Völkerkunde Hamburg</w:t>
+      </w:r>
+      <w:r>
+        <w:rPr>
+          <w:rFonts w:ascii="Charis SIL Regular" w:hAnsi="Charis SIL Regular" w:eastAsia="Charis SIL Regular"/>
+          <w:b w:val="0"/>
+          <w:i w:val="0"/>
+          <w:color w:val="000000"/>
+          <w:sz w:val="24"/>
+        </w:rPr>
+        <w:t xml:space="preserve">, het huidige </w:t>
+      </w:r>
+      <w:r>
+        <w:rPr>
+          <w:rFonts w:ascii="Charis SIL Italic" w:hAnsi="Charis SIL Italic" w:eastAsia="Charis SIL Italic"/>
+          <w:b w:val="0"/>
+          <w:i/>
+          <w:color w:val="000000"/>
+          <w:sz w:val="24"/>
+        </w:rPr>
+        <w:t>Museum am Rothenbaum – Kulturen und Künste der Welt</w:t>
+      </w:r>
+      <w:r>
+        <w:rPr>
+          <w:rFonts w:ascii="Charis SIL Regular" w:hAnsi="Charis SIL Regular" w:eastAsia="Charis SIL Regular"/>
+          <w:b w:val="0"/>
+          <w:i w:val="0"/>
+          <w:color w:val="000000"/>
+          <w:sz w:val="24"/>
+        </w:rPr>
+        <w:t xml:space="preserve">, </w:t>
+      </w:r>
+      <w:r>
+        <w:rPr>
+          <w:rFonts w:ascii="Charis SIL Regular" w:hAnsi="Charis SIL Regular" w:eastAsia="Charis SIL Regular"/>
+          <w:b w:val="0"/>
+          <w:i w:val="0"/>
+          <w:color w:val="000000"/>
+          <w:sz w:val="24"/>
+        </w:rPr>
+        <w:t xml:space="preserve">waar de collectie het </w:t>
+      </w:r>
+      <w:r>
+        <w:rPr>
+          <w:rFonts w:ascii="Charis SIL Regular" w:hAnsi="Charis SIL Regular" w:eastAsia="Charis SIL Regular"/>
+          <w:b w:val="0"/>
+          <w:i w:val="0"/>
+          <w:color w:val="0000FF"/>
+          <w:sz w:val="24"/>
+          <w:u w:val="single"/>
+        </w:rPr>
+        <w:hyperlink r:id="rId29" w:history="1">
+          <w:r>
+            <w:rPr>
+              <w:rStyle w:val="Hyperlink"/>
+            </w:rPr>
+            <w:t>serienummer</w:t>
+          </w:r>
+        </w:hyperlink>
+      </w:r>
+      <w:r>
+        <w:rPr>
+          <w:rFonts w:ascii="Charis SIL Regular" w:hAnsi="Charis SIL Regular" w:eastAsia="Charis SIL Regular"/>
+          <w:b w:val="0"/>
+          <w:i w:val="0"/>
+          <w:color w:val="0000FF"/>
+          <w:sz w:val="24"/>
+          <w:u w:val="single"/>
+        </w:rPr>
+        <w:t xml:space="preserve"> </w:t>
+      </w:r>
+      <w:r>
+        <w:rPr>
+          <w:rFonts w:ascii="Charis SIL Italic" w:hAnsi="Charis SIL Italic" w:eastAsia="Charis SIL Italic"/>
+          <w:b w:val="0"/>
+          <w:i/>
+          <w:color w:val="0000FF"/>
+          <w:sz w:val="24"/>
+          <w:u w:val="single"/>
+        </w:rPr>
+        <w:hyperlink r:id="rId29" w:history="1">
+          <w:r>
+            <w:rPr>
+              <w:rStyle w:val="Hyperlink"/>
+            </w:rPr>
+            <w:t>30.51</w:t>
+          </w:r>
+        </w:hyperlink>
+      </w:r>
+      <w:r>
+        <w:rPr>
+          <w:rFonts w:ascii="Charis SIL Regular" w:hAnsi="Charis SIL Regular" w:eastAsia="Charis SIL Regular"/>
+          <w:b w:val="0"/>
+          <w:i w:val="0"/>
+          <w:color w:val="000000"/>
+          <w:sz w:val="24"/>
+        </w:rPr>
+        <w:t xml:space="preserve"> heeft. De persoonlijke? collectie die ze bij de </w:t>
+      </w:r>
+      <w:r>
+        <w:rPr>
+          <w:rFonts w:ascii="Charis SIL Regular" w:hAnsi="Charis SIL Regular" w:eastAsia="Charis SIL Regular"/>
+          <w:b w:val="0"/>
+          <w:i w:val="0"/>
+          <w:color w:val="000000"/>
+          <w:sz w:val="24"/>
+        </w:rPr>
+        <w:t xml:space="preserve">bezoeken aanlegden </w:t>
+      </w:r>
+      <w:r>
+        <w:rPr>
+          <w:u w:val="single" w:color="0000ff"/>
+          <w:rFonts w:ascii="Charis SIL Regular" w:hAnsi="Charis SIL Regular" w:eastAsia="Charis SIL Regular"/>
+          <w:b w:val="0"/>
+          <w:i w:val="0"/>
+          <w:color w:val="000000"/>
+          <w:sz w:val="24"/>
+        </w:rPr>
+        <w:hyperlink r:id="rId29" w:history="1">
+          <w:r>
+            <w:rPr>
+              <w:rStyle w:val="Hyperlink"/>
+            </w:rPr>
+            <w:t>werd gedonee</w:t>
+          </w:r>
+        </w:hyperlink>
+      </w:r>
+      <w:r>
+        <w:rPr>
+          <w:u w:val="single" w:color="0000ff"/>
+          <w:rFonts w:ascii="Charis SIL Regular" w:hAnsi="Charis SIL Regular" w:eastAsia="Charis SIL Regular"/>
+          <w:b w:val="0"/>
+          <w:i w:val="0"/>
+          <w:color w:val="000000"/>
+          <w:sz w:val="24"/>
+        </w:rPr>
+        <w:hyperlink r:id="rId29" w:history="1">
+          <w:r>
+            <w:rPr>
+              <w:rStyle w:val="Hyperlink"/>
+            </w:rPr>
+            <w:t>rd aan</w:t>
+          </w:r>
+        </w:hyperlink>
+      </w:r>
+      <w:r>
+        <w:rPr>
+          <w:rFonts w:ascii="Charis SIL Regular" w:hAnsi="Charis SIL Regular" w:eastAsia="Charis SIL Regular"/>
+          <w:b w:val="0"/>
+          <w:i w:val="0"/>
+          <w:color w:val="000000"/>
+          <w:sz w:val="24"/>
+        </w:rPr>
+        <w:t xml:space="preserve"> het Field Museum of Chicago; de foto's bevinden </w:t>
+      </w:r>
+      <w:r>
+        <w:rPr>
+          <w:rFonts w:ascii="Charis SIL Regular" w:hAnsi="Charis SIL Regular" w:eastAsia="Charis SIL Regular"/>
+          <w:b w:val="0"/>
+          <w:i w:val="0"/>
+          <w:color w:val="000000"/>
+          <w:sz w:val="24"/>
+        </w:rPr>
+        <w:t xml:space="preserve">zich in </w:t>
+      </w:r>
+      <w:r>
+        <w:rPr>
+          <w:rFonts w:ascii="Charis SIL Regular" w:hAnsi="Charis SIL Regular" w:eastAsia="Charis SIL Regular"/>
+          <w:b w:val="0"/>
+          <w:i w:val="0"/>
+          <w:color w:val="0000FF"/>
+          <w:sz w:val="24"/>
+          <w:u w:val="single"/>
+        </w:rPr>
+        <w:hyperlink r:id="rId30" w:history="1">
+          <w:r>
+            <w:rPr>
+              <w:rStyle w:val="Hyperlink"/>
+            </w:rPr>
+            <w:t>Eliot</w:t>
+          </w:r>
+        </w:hyperlink>
+      </w:r>
+      <w:r>
+        <w:rPr>
+          <w:rFonts w:ascii="Charis SIL Regular" w:hAnsi="Charis SIL Regular" w:eastAsia="Charis SIL Regular"/>
+          <w:b w:val="0"/>
+          <w:i w:val="0"/>
+          <w:color w:val="0000FF"/>
+          <w:sz w:val="24"/>
+          <w:u w:val="single"/>
+        </w:rPr>
+        <w:t xml:space="preserve"> </w:t>
+      </w:r>
+      <w:r>
+        <w:rPr>
+          <w:rFonts w:ascii="Charis SIL Regular" w:hAnsi="Charis SIL Regular" w:eastAsia="Charis SIL Regular"/>
+          <w:b w:val="0"/>
+          <w:i w:val="0"/>
+          <w:color w:val="0000FF"/>
+          <w:sz w:val="24"/>
+          <w:u w:val="single"/>
+        </w:rPr>
+        <w:hyperlink r:id="rId30" w:history="1">
+          <w:r>
+            <w:rPr>
+              <w:rStyle w:val="Hyperlink"/>
+            </w:rPr>
+            <w:t>Elisofon</w:t>
+          </w:r>
+        </w:hyperlink>
+      </w:r>
+      <w:r>
+        <w:rPr>
+          <w:rFonts w:ascii="Charis SIL Regular" w:hAnsi="Charis SIL Regular" w:eastAsia="Charis SIL Regular"/>
+          <w:b w:val="0"/>
+          <w:i w:val="0"/>
+          <w:color w:val="0000FF"/>
+          <w:sz w:val="24"/>
+          <w:u w:val="single"/>
+        </w:rPr>
+        <w:t xml:space="preserve"> </w:t>
+      </w:r>
+      <w:r>
+        <w:rPr>
+          <w:rFonts w:ascii="Charis SIL Regular" w:hAnsi="Charis SIL Regular" w:eastAsia="Charis SIL Regular"/>
+          <w:b w:val="0"/>
+          <w:i w:val="0"/>
+          <w:color w:val="0000FF"/>
+          <w:sz w:val="24"/>
+          <w:u w:val="single"/>
+        </w:rPr>
+        <w:hyperlink r:id="rId30" w:history="1">
+          <w:r>
+            <w:rPr>
+              <w:rStyle w:val="Hyperlink"/>
+            </w:rPr>
+            <w:t>Photographic</w:t>
+          </w:r>
+        </w:hyperlink>
+      </w:r>
+      <w:r>
+        <w:rPr>
+          <w:rFonts w:ascii="Charis SIL Regular" w:hAnsi="Charis SIL Regular" w:eastAsia="Charis SIL Regular"/>
+          <w:b w:val="0"/>
+          <w:i w:val="0"/>
+          <w:color w:val="0000FF"/>
+          <w:sz w:val="24"/>
+          <w:u w:val="single"/>
+        </w:rPr>
+        <w:t xml:space="preserve"> </w:t>
+      </w:r>
+      <w:r>
+        <w:rPr>
+          <w:rFonts w:ascii="Charis SIL Regular" w:hAnsi="Charis SIL Regular" w:eastAsia="Charis SIL Regular"/>
+          <w:b w:val="0"/>
+          <w:i w:val="0"/>
+          <w:color w:val="0000FF"/>
+          <w:sz w:val="24"/>
+          <w:u w:val="single"/>
+        </w:rPr>
+        <w:hyperlink r:id="rId30" w:history="1">
+          <w:r>
+            <w:rPr>
+              <w:rStyle w:val="Hyperlink"/>
+            </w:rPr>
+            <w:t>Archives,</w:t>
+          </w:r>
+        </w:hyperlink>
+      </w:r>
+      <w:r>
+        <w:rPr>
+          <w:rFonts w:ascii="Charis SIL Regular" w:hAnsi="Charis SIL Regular" w:eastAsia="Charis SIL Regular"/>
+          <w:b w:val="0"/>
+          <w:i w:val="0"/>
+          <w:color w:val="0000FF"/>
+          <w:sz w:val="24"/>
+          <w:u w:val="single"/>
+        </w:rPr>
+        <w:t xml:space="preserve"> </w:t>
+      </w:r>
+      <w:r>
+        <w:rPr>
+          <w:rFonts w:ascii="Charis SIL Regular" w:hAnsi="Charis SIL Regular" w:eastAsia="Charis SIL Regular"/>
+          <w:b w:val="0"/>
+          <w:i w:val="0"/>
+          <w:color w:val="0000FF"/>
+          <w:sz w:val="24"/>
+          <w:u w:val="single"/>
+        </w:rPr>
+        <w:hyperlink r:id="rId30" w:history="1">
+          <w:r>
+            <w:rPr>
+              <w:rStyle w:val="Hyperlink"/>
+            </w:rPr>
+            <w:t>National</w:t>
+          </w:r>
+        </w:hyperlink>
+      </w:r>
+      <w:r>
+        <w:rPr>
+          <w:rFonts w:ascii="Charis SIL Regular" w:hAnsi="Charis SIL Regular" w:eastAsia="Charis SIL Regular"/>
+          <w:b w:val="0"/>
+          <w:i w:val="0"/>
+          <w:color w:val="0000FF"/>
+          <w:sz w:val="24"/>
+          <w:u w:val="single"/>
+        </w:rPr>
+        <w:t xml:space="preserve"> </w:t>
+      </w:r>
+      <w:r>
+        <w:rPr>
+          <w:rFonts w:ascii="Charis SIL Regular" w:hAnsi="Charis SIL Regular" w:eastAsia="Charis SIL Regular"/>
+          <w:b w:val="0"/>
+          <w:i w:val="0"/>
+          <w:color w:val="0000FF"/>
+          <w:sz w:val="24"/>
+          <w:u w:val="single"/>
+        </w:rPr>
+        <w:hyperlink r:id="rId30" w:history="1">
+          <w:r>
+            <w:rPr>
+              <w:rStyle w:val="Hyperlink"/>
+            </w:rPr>
+            <w:t>Museum</w:t>
+          </w:r>
+        </w:hyperlink>
+      </w:r>
+      <w:r>
+        <w:rPr>
+          <w:rFonts w:ascii="Charis SIL Regular" w:hAnsi="Charis SIL Regular" w:eastAsia="Charis SIL Regular"/>
+          <w:b w:val="0"/>
+          <w:i w:val="0"/>
+          <w:color w:val="0000FF"/>
+          <w:sz w:val="24"/>
+          <w:u w:val="single"/>
+        </w:rPr>
+        <w:t xml:space="preserve"> </w:t>
+      </w:r>
+      <w:r>
+        <w:rPr>
+          <w:rFonts w:ascii="Charis SIL Regular" w:hAnsi="Charis SIL Regular" w:eastAsia="Charis SIL Regular"/>
+          <w:b w:val="0"/>
+          <w:i w:val="0"/>
+          <w:color w:val="0000FF"/>
+          <w:sz w:val="24"/>
+          <w:u w:val="single"/>
+        </w:rPr>
+        <w:hyperlink r:id="rId30" w:history="1">
+          <w:r>
+            <w:rPr>
+              <w:rStyle w:val="Hyperlink"/>
+            </w:rPr>
+            <w:t>of</w:t>
+          </w:r>
+        </w:hyperlink>
+      </w:r>
+      <w:r>
+        <w:rPr>
+          <w:rFonts w:ascii="Charis SIL Regular" w:hAnsi="Charis SIL Regular" w:eastAsia="Charis SIL Regular"/>
+          <w:b w:val="0"/>
+          <w:i w:val="0"/>
+          <w:color w:val="0000FF"/>
+          <w:sz w:val="24"/>
+          <w:u w:val="single"/>
+        </w:rPr>
+        <w:t xml:space="preserve"> </w:t>
+      </w:r>
+      <w:r>
+        <w:rPr>
+          <w:rFonts w:ascii="Charis SIL Regular" w:hAnsi="Charis SIL Regular" w:eastAsia="Charis SIL Regular"/>
+          <w:b w:val="0"/>
+          <w:i w:val="0"/>
+          <w:color w:val="0000FF"/>
+          <w:sz w:val="24"/>
+          <w:u w:val="single"/>
+        </w:rPr>
+        <w:hyperlink r:id="rId30" w:history="1">
+          <w:r>
+            <w:rPr>
+              <w:rStyle w:val="Hyperlink"/>
+            </w:rPr>
+            <w:t>African</w:t>
+          </w:r>
+        </w:hyperlink>
+      </w:r>
+      <w:r>
+        <w:rPr>
+          <w:rFonts w:ascii="Charis SIL Regular" w:hAnsi="Charis SIL Regular" w:eastAsia="Charis SIL Regular"/>
+          <w:b w:val="0"/>
+          <w:i w:val="0"/>
+          <w:color w:val="0000FF"/>
+          <w:sz w:val="24"/>
+          <w:u w:val="single"/>
+        </w:rPr>
+        <w:t xml:space="preserve"> </w:t>
+      </w:r>
+      <w:r>
+        <w:rPr>
+          <w:rFonts w:ascii="Charis SIL Regular" w:hAnsi="Charis SIL Regular" w:eastAsia="Charis SIL Regular"/>
+          <w:b w:val="0"/>
+          <w:i w:val="0"/>
+          <w:color w:val="0000FF"/>
+          <w:sz w:val="24"/>
+          <w:u w:val="single"/>
+        </w:rPr>
+        <w:hyperlink r:id="rId30" w:history="1">
+          <w:r>
+            <w:rPr>
+              <w:rStyle w:val="Hyperlink"/>
+            </w:rPr>
+            <w:t>Art</w:t>
+          </w:r>
+        </w:hyperlink>
+      </w:r>
+      <w:r>
+        <w:rPr>
+          <w:rFonts w:ascii="Charis SIL Regular" w:hAnsi="Charis SIL Regular" w:eastAsia="Charis SIL Regular"/>
+          <w:b w:val="0"/>
+          <w:i w:val="0"/>
+          <w:color w:val="000000"/>
+          <w:sz w:val="24"/>
+        </w:rPr>
+        <w:t xml:space="preserve">. Morton Kahn's </w:t>
+      </w:r>
+      <w:r>
+        <w:rPr>
+          <w:rFonts w:ascii="Charis SIL Regular" w:hAnsi="Charis SIL Regular" w:eastAsia="Charis SIL Regular"/>
+          <w:b w:val="0"/>
+          <w:i w:val="0"/>
+          <w:color w:val="000000"/>
+          <w:sz w:val="24"/>
+        </w:rPr>
+        <w:t>verzam</w:t>
+      </w:r>
+      <w:r>
+        <w:rPr>
+          <w:u w:val="single" w:color="0000ff"/>
+          <w:rFonts w:ascii="Charis SIL Regular" w:hAnsi="Charis SIL Regular" w:eastAsia="Charis SIL Regular"/>
+          <w:b w:val="0"/>
+          <w:i w:val="0"/>
+          <w:color w:val="000000"/>
+          <w:sz w:val="24"/>
+        </w:rPr>
+        <w:hyperlink r:id="rId30" w:history="1">
+          <w:r>
+            <w:rPr>
+              <w:rStyle w:val="Hyperlink"/>
+            </w:rPr>
+            <w:t>eling</w:t>
+          </w:r>
+        </w:hyperlink>
+      </w:r>
+      <w:r>
+        <w:rPr>
+          <w:u w:val="single" w:color="0000ff"/>
+          <w:rFonts w:ascii="Charis SIL Regular" w:hAnsi="Charis SIL Regular" w:eastAsia="Charis SIL Regular"/>
+          <w:b w:val="0"/>
+          <w:i w:val="0"/>
+          <w:color w:val="000000"/>
+          <w:sz w:val="24"/>
+        </w:rPr>
+        <w:t xml:space="preserve"> </w:t>
+      </w:r>
+      <w:r>
+        <w:rPr>
+          <w:u w:val="single" w:color="0000ff"/>
+          <w:rFonts w:ascii="Charis SIL Regular" w:hAnsi="Charis SIL Regular" w:eastAsia="Charis SIL Regular"/>
+          <w:b w:val="0"/>
+          <w:i w:val="0"/>
+          <w:color w:val="000000"/>
+          <w:sz w:val="24"/>
+        </w:rPr>
+        <w:hyperlink r:id="rId30" w:history="1">
+          <w:r>
+            <w:rPr>
+              <w:rStyle w:val="Hyperlink"/>
+            </w:rPr>
+            <w:t>in Amer</w:t>
+          </w:r>
+        </w:hyperlink>
+      </w:r>
+      <w:r>
+        <w:rPr>
+          <w:u w:val="single" w:color="0000ff"/>
+          <w:rFonts w:ascii="Charis SIL Regular" w:hAnsi="Charis SIL Regular" w:eastAsia="Charis SIL Regular"/>
+          <w:b w:val="0"/>
+          <w:i w:val="0"/>
+          <w:color w:val="000000"/>
+          <w:sz w:val="24"/>
+        </w:rPr>
+        <w:hyperlink r:id="rId30" w:history="1">
+          <w:r>
+            <w:rPr>
+              <w:rStyle w:val="Hyperlink"/>
+            </w:rPr>
+            <w:t>i</w:t>
+          </w:r>
+        </w:hyperlink>
+      </w:r>
+      <w:r>
+        <w:rPr>
+          <w:u w:val="single" w:color="0000ff"/>
+          <w:rFonts w:ascii="Charis SIL Regular" w:hAnsi="Charis SIL Regular" w:eastAsia="Charis SIL Regular"/>
+          <w:b w:val="0"/>
+          <w:i w:val="0"/>
+          <w:color w:val="000000"/>
+          <w:sz w:val="24"/>
+        </w:rPr>
+        <w:hyperlink r:id="rId30" w:history="1">
+          <w:r>
+            <w:rPr>
+              <w:rStyle w:val="Hyperlink"/>
+            </w:rPr>
+            <w:t xml:space="preserve">can Museum </w:t>
+          </w:r>
+        </w:hyperlink>
+      </w:r>
+      <w:r>
+        <w:rPr>
+          <w:u w:val="single" w:color="0000ff"/>
+          <w:rFonts w:ascii="Charis SIL Regular" w:hAnsi="Charis SIL Regular" w:eastAsia="Charis SIL Regular"/>
+          <w:b w:val="0"/>
+          <w:i w:val="0"/>
+          <w:color w:val="000000"/>
+          <w:sz w:val="24"/>
+        </w:rPr>
+        <w:hyperlink r:id="rId30" w:history="1">
+          <w:r>
+            <w:rPr>
+              <w:rStyle w:val="Hyperlink"/>
+            </w:rPr>
+            <w:t>of Natura</w:t>
+          </w:r>
+        </w:hyperlink>
+      </w:r>
+      <w:r>
+        <w:rPr>
+          <w:u w:val="single" w:color="0000ff"/>
+          <w:rFonts w:ascii="Charis SIL Regular" w:hAnsi="Charis SIL Regular" w:eastAsia="Charis SIL Regular"/>
+          <w:b w:val="0"/>
+          <w:i w:val="0"/>
+          <w:color w:val="000000"/>
+          <w:sz w:val="24"/>
+        </w:rPr>
+        <w:hyperlink r:id="rId30" w:history="1">
+          <w:r>
+            <w:rPr>
+              <w:rStyle w:val="Hyperlink"/>
+            </w:rPr>
+            <w:t>l</w:t>
+          </w:r>
+        </w:hyperlink>
+      </w:r>
+      <w:r>
+        <w:rPr>
+          <w:u w:val="single" w:color="0000ff"/>
+          <w:rFonts w:ascii="Charis SIL Regular" w:hAnsi="Charis SIL Regular" w:eastAsia="Charis SIL Regular"/>
+          <w:b w:val="0"/>
+          <w:i w:val="0"/>
+          <w:color w:val="000000"/>
+          <w:sz w:val="24"/>
+        </w:rPr>
+        <w:hyperlink r:id="rId30" w:history="1">
+          <w:r>
+            <w:rPr>
+              <w:rStyle w:val="Hyperlink"/>
+            </w:rPr>
+            <w:t xml:space="preserve"> History.</w:t>
+          </w:r>
+        </w:hyperlink>
+      </w:r>
+      <w:r>
+        <w:rPr>
+          <w:u w:val="single" w:color="0000ff"/>
+          <w:rFonts w:ascii="Charis SIL Regular" w:hAnsi="Charis SIL Regular" w:eastAsia="Charis SIL Regular"/>
+          <w:b w:val="0"/>
+          <w:i w:val="0"/>
+          <w:color w:val="000000"/>
+          <w:sz w:val="24"/>
+        </w:rPr>
+        <w:t xml:space="preserve"> </w:t>
+      </w:r>
+      <w:r>
+        <w:rPr>
+          <w:u w:val="single" w:color="0000ff"/>
+          <w:rFonts w:ascii="Charis SIL Regular" w:hAnsi="Charis SIL Regular" w:eastAsia="Charis SIL Regular"/>
+          <w:b w:val="0"/>
+          <w:i w:val="0"/>
+          <w:color w:val="000000"/>
+          <w:sz w:val="24"/>
+        </w:rPr>
+        <w:hyperlink r:id="rId30" w:history="1">
+          <w:r>
+            <w:rPr>
+              <w:rStyle w:val="Hyperlink"/>
+            </w:rPr>
+            <w:t>Prices? T</w:t>
+          </w:r>
+        </w:hyperlink>
+      </w:r>
+      <w:r>
+        <w:rPr>
+          <w:u w:val="single" w:color="0000ff"/>
+          <w:rFonts w:ascii="Charis SIL Regular" w:hAnsi="Charis SIL Regular" w:eastAsia="Charis SIL Regular"/>
+          <w:b w:val="0"/>
+          <w:i w:val="0"/>
+          <w:color w:val="000000"/>
+          <w:sz w:val="24"/>
+        </w:rPr>
+        <w:hyperlink r:id="rId30" w:history="1">
+          <w:r>
+            <w:rPr>
+              <w:rStyle w:val="Hyperlink"/>
+            </w:rPr>
+            <w:t>vV</w:t>
+          </w:r>
+        </w:hyperlink>
+      </w:r>
+      <w:r>
+        <w:rPr>
+          <w:u w:val="single" w:color="0000ff"/>
+          <w:rFonts w:ascii="Charis SIL Regular" w:hAnsi="Charis SIL Regular" w:eastAsia="Charis SIL Regular"/>
+          <w:b w:val="0"/>
+          <w:i w:val="0"/>
+          <w:color w:val="000000"/>
+          <w:sz w:val="24"/>
+        </w:rPr>
+        <w:hyperlink r:id="rId30" w:history="1">
+          <w:r>
+            <w:rPr>
+              <w:rStyle w:val="Hyperlink"/>
+            </w:rPr>
+            <w:t xml:space="preserve"> en Van</w:t>
+          </w:r>
+        </w:hyperlink>
+      </w:r>
+      <w:r>
+        <w:rPr>
+          <w:u w:val="single" w:color="0000ff"/>
+          <w:rFonts w:ascii="Charis SIL Regular" w:hAnsi="Charis SIL Regular" w:eastAsia="Charis SIL Regular"/>
+          <w:b w:val="0"/>
+          <w:i w:val="0"/>
+          <w:color w:val="000000"/>
+          <w:sz w:val="24"/>
+        </w:rPr>
+        <w:t xml:space="preserve"> </w:t>
+      </w:r>
+      <w:r>
+        <w:rPr>
+          <w:u w:val="single" w:color="0000ff"/>
+          <w:rFonts w:ascii="Charis SIL Regular" w:hAnsi="Charis SIL Regular" w:eastAsia="Charis SIL Regular"/>
+          <w:b w:val="0"/>
+          <w:i w:val="0"/>
+          <w:color w:val="000000"/>
+          <w:sz w:val="24"/>
+        </w:rPr>
+        <w:hyperlink r:id="rId30" w:history="1">
+          <w:r>
+            <w:rPr>
+              <w:rStyle w:val="Hyperlink"/>
+            </w:rPr>
+            <w:t>We</w:t>
+          </w:r>
+        </w:hyperlink>
+      </w:r>
+      <w:r>
+        <w:rPr>
+          <w:rFonts w:ascii="Charis SIL Regular" w:hAnsi="Charis SIL Regular" w:eastAsia="Charis SIL Regular"/>
+          <w:b w:val="0"/>
+          <w:i w:val="0"/>
+          <w:color w:val="000000"/>
+          <w:sz w:val="24"/>
+        </w:rPr>
+        <w:t xml:space="preserve">tering? </w:t>
+      </w:r>
+      <w:r>
+        <w:rPr>
+          <w:rFonts w:ascii="Charis SIL Regular" w:hAnsi="Charis SIL Regular" w:eastAsia="Charis SIL Regular"/>
+          <w:b w:val="0"/>
+          <w:i w:val="0"/>
+          <w:color w:val="000000"/>
+          <w:sz w:val="24"/>
+        </w:rPr>
+        <w:t>Hurault?</w:t>
       </w:r>
     </w:p>
     <w:p>
@@ -5232,7 +5959,7 @@
           <w:sz w:val="24"/>
           <w:u w:val="single"/>
         </w:rPr>
-        <w:hyperlink r:id="rId29" w:history="1">
+        <w:hyperlink r:id="rId31" w:history="1">
           <w:r>
             <w:rPr>
               <w:rStyle w:val="Hyperlink"/>
@@ -5261,7 +5988,7 @@
           <w:sz w:val="24"/>
           <w:u w:val="single"/>
         </w:rPr>
-        <w:hyperlink r:id="rId29" w:history="1">
+        <w:hyperlink r:id="rId31" w:history="1">
           <w:r>
             <w:rPr>
               <w:rStyle w:val="Hyperlink"/>
@@ -5290,7 +6017,7 @@
           <w:sz w:val="24"/>
           <w:u w:val="single"/>
         </w:rPr>
-        <w:hyperlink r:id="rId29" w:history="1">
+        <w:hyperlink r:id="rId31" w:history="1">
           <w:r>
             <w:rPr>
               <w:rStyle w:val="Hyperlink"/>
@@ -5390,84 +6117,14 @@
           <w:color w:val="000000"/>
           <w:sz w:val="24"/>
         </w:rPr>
-        <w:t xml:space="preserve">deze manier in het Ethnologisches Museum in Berlijn. ANDERE MUSEA DIE HERRNHUTER </w:t>
-      </w:r>
-      <w:r>
-        <w:rPr>
-          <w:rFonts w:ascii="Charis SIL Regular" w:hAnsi="Charis SIL Regular" w:eastAsia="Charis SIL Regular"/>
-          <w:b w:val="0"/>
-          <w:i w:val="0"/>
-          <w:color w:val="000000"/>
-          <w:sz w:val="24"/>
-        </w:rPr>
-        <w:t>ETNOGRAFICA HEBBEN.</w:t>
-      </w:r>
-    </w:p>
-    <w:p>
-      <w:pPr>
-        <w:autoSpaceDN w:val="0"/>
-        <w:autoSpaceDE w:val="0"/>
-        <w:widowControl/>
-        <w:spacing w:line="352" w:lineRule="exact" w:before="176" w:after="0"/>
-        <w:ind w:left="10" w:right="0" w:firstLine="0"/>
-        <w:jc w:val="left"/>
-      </w:pPr>
-      <w:r>
-        <w:rPr>
-          <w:rFonts w:ascii="Charis SIL Regular" w:hAnsi="Charis SIL Regular" w:eastAsia="Charis SIL Regular"/>
-          <w:b w:val="0"/>
-          <w:i w:val="0"/>
-          <w:color w:val="000000"/>
-          <w:sz w:val="24"/>
-        </w:rPr>
-        <w:t>Frans-Nederlandse expeditie Marowijne 1861: Cateau van Rosevelt, Ronmy, Vidal, Kappler.</w:t>
-      </w:r>
-    </w:p>
-    <w:p>
-      <w:pPr>
-        <w:autoSpaceDN w:val="0"/>
-        <w:autoSpaceDE w:val="0"/>
-        <w:widowControl/>
-        <w:spacing w:line="352" w:lineRule="exact" w:before="176" w:after="0"/>
-        <w:ind w:left="10" w:right="0" w:firstLine="0"/>
-        <w:jc w:val="left"/>
-      </w:pPr>
-      <w:r>
-        <w:rPr>
-          <w:rFonts w:ascii="Charis SIL Regular" w:hAnsi="Charis SIL Regular" w:eastAsia="Charis SIL Regular"/>
-          <w:b w:val="0"/>
-          <w:i w:val="0"/>
-          <w:color w:val="000000"/>
-          <w:sz w:val="24"/>
-        </w:rPr>
-        <w:t>wiens broer had meegedaan aan veldtochten/expedities tegen marrons.</w:t>
-      </w:r>
-    </w:p>
-    <w:p>
-      <w:pPr>
-        <w:autoSpaceDN w:val="0"/>
-        <w:autoSpaceDE w:val="0"/>
-        <w:widowControl/>
-        <w:spacing w:line="352" w:lineRule="exact" w:before="176" w:after="0"/>
-        <w:ind w:left="10" w:right="0" w:firstLine="0"/>
-        <w:jc w:val="left"/>
-      </w:pPr>
-      <w:r>
-        <w:rPr>
-          <w:rFonts w:ascii="Charis SIL Regular" w:hAnsi="Charis SIL Regular" w:eastAsia="Charis SIL Regular"/>
-          <w:b w:val="0"/>
-          <w:i w:val="0"/>
-          <w:color w:val="000000"/>
-          <w:sz w:val="24"/>
-        </w:rPr>
-        <w:t>De huidige verblijfplaats van deze vroege schenkingen is vaak moeilijk te achterhalen.</w:t>
+        <w:t>deze manier in het Ethnologisches Museum in Berlijn. ANDERE MUSEA DIE HERRNHUTER</w:t>
       </w:r>
     </w:p>
     <w:p>
       <w:pPr>
         <w:sectPr>
           <w:pgSz w:w="11900" w:h="16840"/>
-          <w:pgMar w:top="324" w:right="968" w:bottom="462" w:left="950" w:header="720" w:footer="720" w:gutter="0"/>
+          <w:pgMar w:top="324" w:right="968" w:bottom="390" w:left="950" w:header="720" w:footer="720" w:gutter="0"/>
           <w:cols/>
           <w:docGrid w:linePitch="360"/>
         </w:sectPr>
@@ -5487,7 +6144,7 @@
         <w:autoSpaceDN w:val="0"/>
         <w:autoSpaceDE w:val="0"/>
         <w:widowControl/>
-        <w:spacing w:line="288" w:lineRule="exact" w:before="64" w:after="0"/>
+        <w:spacing w:line="352" w:lineRule="exact" w:before="0" w:after="0"/>
         <w:ind w:left="10" w:right="0" w:firstLine="0"/>
         <w:jc w:val="left"/>
       </w:pPr>
@@ -5499,649 +6156,7 @@
           <w:color w:val="000000"/>
           <w:sz w:val="24"/>
         </w:rPr>
-        <w:t xml:space="preserve">Een deel belandde in de Stadhouderlijke verzamelingen, die in ... werden opgenomenin het </w:t>
-      </w:r>
-      <w:r>
-        <w:rPr>
-          <w:rFonts w:ascii="Charis SIL Regular" w:hAnsi="Charis SIL Regular" w:eastAsia="Charis SIL Regular"/>
-          <w:b w:val="0"/>
-          <w:i w:val="0"/>
-          <w:color w:val="000000"/>
-          <w:sz w:val="24"/>
-        </w:rPr>
-        <w:t xml:space="preserve">Koninklijk Kabinet van Zeldzaamheden (ARTIKEL LEANDRO!). In Frankrijk ging de </w:t>
-      </w:r>
-      <w:r>
-        <w:br/>
-      </w:r>
-      <w:r>
-        <w:rPr>
-          <w:rFonts w:ascii="Charis SIL Regular" w:hAnsi="Charis SIL Regular" w:eastAsia="Charis SIL Regular"/>
-          <w:b w:val="0"/>
-          <w:i w:val="0"/>
-          <w:color w:val="000000"/>
-          <w:sz w:val="24"/>
-        </w:rPr>
-        <w:t xml:space="preserve">verzameling Karel X over op het Cabinet d’Histoire naturelle de Versailles (1797 - 1806). Er </w:t>
-      </w:r>
-      <w:r>
-        <w:rPr>
-          <w:rFonts w:ascii="Charis SIL Regular" w:hAnsi="Charis SIL Regular" w:eastAsia="Charis SIL Regular"/>
-          <w:b w:val="0"/>
-          <w:i w:val="0"/>
-          <w:color w:val="000000"/>
-          <w:sz w:val="24"/>
-        </w:rPr>
-        <w:t xml:space="preserve">zijn donaties uit Suriname aan het Koninklijk Kabinet van Zeldzaamheden bekend van ... </w:t>
-      </w:r>
-      <w:r>
-        <w:rPr>
-          <w:rFonts w:ascii="Charis SIL Regular" w:hAnsi="Charis SIL Regular" w:eastAsia="Charis SIL Regular"/>
-          <w:b w:val="0"/>
-          <w:i w:val="0"/>
-          <w:color w:val="000000"/>
-          <w:sz w:val="24"/>
-        </w:rPr>
-        <w:t xml:space="preserve">Tussen 1824 en 1835 werden er vanuit Suriname objecten geschonken door </w:t>
-      </w:r>
-      <w:r>
-        <w:rPr>
-          <w:rFonts w:ascii="Charis SIL Regular" w:hAnsi="Charis SIL Regular" w:eastAsia="Charis SIL Regular"/>
-          <w:b w:val="0"/>
-          <w:i w:val="0"/>
-          <w:color w:val="0000FF"/>
-          <w:sz w:val="24"/>
-          <w:u w:val="single"/>
-        </w:rPr>
-        <w:hyperlink r:id="rId11" w:history="1">
-          <w:r>
-            <w:rPr>
-              <w:rStyle w:val="Hyperlink"/>
-            </w:rPr>
-            <w:t>Frederik</w:t>
-          </w:r>
-        </w:hyperlink>
-      </w:r>
-      <w:r>
-        <w:rPr>
-          <w:rFonts w:ascii="Charis SIL Regular" w:hAnsi="Charis SIL Regular" w:eastAsia="Charis SIL Regular"/>
-          <w:b w:val="0"/>
-          <w:i w:val="0"/>
-          <w:color w:val="0000FF"/>
-          <w:sz w:val="24"/>
-          <w:u w:val="single"/>
-        </w:rPr>
-        <w:t xml:space="preserve"> </w:t>
-      </w:r>
-      <w:r>
-        <w:rPr>
-          <w:rFonts w:ascii="Charis SIL Regular" w:hAnsi="Charis SIL Regular" w:eastAsia="Charis SIL Regular"/>
-          <w:b w:val="0"/>
-          <w:i w:val="0"/>
-          <w:color w:val="0000FF"/>
-          <w:sz w:val="24"/>
-          <w:u w:val="single"/>
-        </w:rPr>
-        <w:hyperlink r:id="rId11" w:history="1">
-          <w:r>
-            <w:rPr>
-              <w:rStyle w:val="Hyperlink"/>
-            </w:rPr>
-            <w:t xml:space="preserve">Andreas </w:t>
-          </w:r>
-        </w:hyperlink>
-      </w:r>
-      <w:r>
-        <w:rPr>
-          <w:rFonts w:ascii="Charis SIL Regular" w:hAnsi="Charis SIL Regular" w:eastAsia="Charis SIL Regular"/>
-          <w:b w:val="0"/>
-          <w:i w:val="0"/>
-          <w:color w:val="0000FF"/>
-          <w:sz w:val="24"/>
-          <w:u w:val="single"/>
-        </w:rPr>
-        <w:hyperlink r:id="rId11" w:history="1">
-          <w:r>
-            <w:rPr>
-              <w:rStyle w:val="Hyperlink"/>
-            </w:rPr>
-            <w:t>Kühn</w:t>
-          </w:r>
-        </w:hyperlink>
-      </w:r>
-      <w:r>
-        <w:rPr>
-          <w:rFonts w:ascii="Charis SIL Regular" w:hAnsi="Charis SIL Regular" w:eastAsia="Charis SIL Regular"/>
-          <w:b w:val="0"/>
-          <w:i w:val="0"/>
-          <w:color w:val="000000"/>
-          <w:sz w:val="24"/>
-        </w:rPr>
-        <w:t xml:space="preserve">, door </w:t>
-      </w:r>
-      <w:r>
-        <w:rPr>
-          <w:rFonts w:ascii="Charis SIL Regular" w:hAnsi="Charis SIL Regular" w:eastAsia="Charis SIL Regular"/>
-          <w:b w:val="0"/>
-          <w:i w:val="0"/>
-          <w:color w:val="0000FF"/>
-          <w:sz w:val="24"/>
-          <w:u w:val="single"/>
-        </w:rPr>
-        <w:hyperlink r:id="rId12" w:history="1">
-          <w:r>
-            <w:rPr>
-              <w:rStyle w:val="Hyperlink"/>
-            </w:rPr>
-            <w:t>Isaac</w:t>
-          </w:r>
-        </w:hyperlink>
-      </w:r>
-      <w:r>
-        <w:rPr>
-          <w:rFonts w:ascii="Charis SIL Regular" w:hAnsi="Charis SIL Regular" w:eastAsia="Charis SIL Regular"/>
-          <w:b w:val="0"/>
-          <w:i w:val="0"/>
-          <w:color w:val="0000FF"/>
-          <w:sz w:val="24"/>
-          <w:u w:val="single"/>
-        </w:rPr>
-        <w:t xml:space="preserve"> </w:t>
-      </w:r>
-      <w:r>
-        <w:rPr>
-          <w:rFonts w:ascii="Charis SIL Regular" w:hAnsi="Charis SIL Regular" w:eastAsia="Charis SIL Regular"/>
-          <w:b w:val="0"/>
-          <w:i w:val="0"/>
-          <w:color w:val="0000FF"/>
-          <w:sz w:val="24"/>
-          <w:u w:val="single"/>
-        </w:rPr>
-        <w:hyperlink r:id="rId12" w:history="1">
-          <w:r>
-            <w:rPr>
-              <w:rStyle w:val="Hyperlink"/>
-            </w:rPr>
-            <w:t>Bromet</w:t>
-          </w:r>
-        </w:hyperlink>
-      </w:r>
-      <w:r>
-        <w:rPr>
-          <w:rFonts w:ascii="Charis SIL Regular" w:hAnsi="Charis SIL Regular" w:eastAsia="Charis SIL Regular"/>
-          <w:b w:val="0"/>
-          <w:i w:val="0"/>
-          <w:color w:val="000000"/>
-          <w:sz w:val="24"/>
-        </w:rPr>
-        <w:t xml:space="preserve">, door Luthers predikant </w:t>
-      </w:r>
-      <w:r>
-        <w:rPr>
-          <w:rFonts w:ascii="Charis SIL Regular" w:hAnsi="Charis SIL Regular" w:eastAsia="Charis SIL Regular"/>
-          <w:b w:val="0"/>
-          <w:i w:val="0"/>
-          <w:color w:val="0000FF"/>
-          <w:sz w:val="24"/>
-          <w:u w:val="single"/>
-        </w:rPr>
-        <w:hyperlink r:id="rId13" w:history="1">
-          <w:r>
-            <w:rPr>
-              <w:rStyle w:val="Hyperlink"/>
-            </w:rPr>
-            <w:t>Dietrich</w:t>
-          </w:r>
-        </w:hyperlink>
-      </w:r>
-      <w:r>
-        <w:rPr>
-          <w:rFonts w:ascii="Charis SIL Regular" w:hAnsi="Charis SIL Regular" w:eastAsia="Charis SIL Regular"/>
-          <w:b w:val="0"/>
-          <w:i w:val="0"/>
-          <w:color w:val="0000FF"/>
-          <w:sz w:val="24"/>
-          <w:u w:val="single"/>
-        </w:rPr>
-        <w:t xml:space="preserve"> </w:t>
-      </w:r>
-      <w:r>
-        <w:rPr>
-          <w:rFonts w:ascii="Charis SIL Regular" w:hAnsi="Charis SIL Regular" w:eastAsia="Charis SIL Regular"/>
-          <w:b w:val="0"/>
-          <w:i w:val="0"/>
-          <w:color w:val="0000FF"/>
-          <w:sz w:val="24"/>
-          <w:u w:val="single"/>
-        </w:rPr>
-        <w:hyperlink r:id="rId13" w:history="1">
-          <w:r>
-            <w:rPr>
-              <w:rStyle w:val="Hyperlink"/>
-            </w:rPr>
-            <w:t>Kanngiesser</w:t>
-          </w:r>
-        </w:hyperlink>
-      </w:r>
-      <w:r>
-        <w:rPr>
-          <w:rFonts w:ascii="Charis SIL Regular" w:hAnsi="Charis SIL Regular" w:eastAsia="Charis SIL Regular"/>
-          <w:b w:val="0"/>
-          <w:i w:val="0"/>
-          <w:color w:val="000000"/>
-          <w:sz w:val="24"/>
-        </w:rPr>
-        <w:t>, apot</w:t>
-      </w:r>
-      <w:r>
-        <w:rPr>
-          <w:u w:val="single" w:color="0000ff"/>
-          <w:rFonts w:ascii="Charis SIL Regular" w:hAnsi="Charis SIL Regular" w:eastAsia="Charis SIL Regular"/>
-          <w:b w:val="0"/>
-          <w:i w:val="0"/>
-          <w:color w:val="000000"/>
-          <w:sz w:val="24"/>
-        </w:rPr>
-        <w:hyperlink r:id="rId11" w:history="1">
-          <w:r>
-            <w:rPr>
-              <w:rStyle w:val="Hyperlink"/>
-            </w:rPr>
-            <w:t xml:space="preserve">heker </w:t>
-          </w:r>
-        </w:hyperlink>
-      </w:r>
-      <w:r>
-        <w:rPr>
-          <w:rFonts w:ascii="Charis SIL Regular" w:hAnsi="Charis SIL Regular" w:eastAsia="Charis SIL Regular"/>
-          <w:b w:val="0"/>
-          <w:i w:val="0"/>
-          <w:color w:val="0000FF"/>
-          <w:sz w:val="24"/>
-          <w:u w:val="single"/>
-        </w:rPr>
-        <w:hyperlink r:id="rId11" w:history="1">
-          <w:r>
-            <w:rPr>
-              <w:rStyle w:val="Hyperlink"/>
-            </w:rPr>
-            <w:t>He</w:t>
-          </w:r>
-        </w:hyperlink>
-      </w:r>
-      <w:r>
-        <w:rPr>
-          <w:rFonts w:ascii="Charis SIL Regular" w:hAnsi="Charis SIL Regular" w:eastAsia="Charis SIL Regular"/>
-          <w:b w:val="0"/>
-          <w:i w:val="0"/>
-          <w:color w:val="0000FF"/>
-          <w:sz w:val="24"/>
-          <w:u w:val="single"/>
-        </w:rPr>
-        <w:hyperlink r:id="rId14" w:history="1">
-          <w:r>
-            <w:rPr>
-              <w:rStyle w:val="Hyperlink"/>
-            </w:rPr>
-            <w:t xml:space="preserve">ndrik </w:t>
-          </w:r>
-        </w:hyperlink>
-      </w:r>
-      <w:r>
-        <w:rPr>
-          <w:rFonts w:ascii="Charis SIL Regular" w:hAnsi="Charis SIL Regular" w:eastAsia="Charis SIL Regular"/>
-          <w:b w:val="0"/>
-          <w:i w:val="0"/>
-          <w:color w:val="0000FF"/>
-          <w:sz w:val="24"/>
-          <w:u w:val="single"/>
-        </w:rPr>
-        <w:hyperlink r:id="rId14" w:history="1">
-          <w:r>
-            <w:rPr>
-              <w:rStyle w:val="Hyperlink"/>
-            </w:rPr>
-            <w:t>Haag</w:t>
-          </w:r>
-        </w:hyperlink>
-      </w:r>
-      <w:r>
-        <w:rPr>
-          <w:rFonts w:ascii="Charis SIL Regular" w:hAnsi="Charis SIL Regular" w:eastAsia="Charis SIL Regular"/>
-          <w:b w:val="0"/>
-          <w:i w:val="0"/>
-          <w:color w:val="0000FF"/>
-          <w:sz w:val="24"/>
-          <w:u w:val="single"/>
-        </w:rPr>
-        <w:hyperlink r:id="rId14" w:history="1">
-          <w:r>
-            <w:rPr>
-              <w:rStyle w:val="Hyperlink"/>
-            </w:rPr>
-            <w:t>en</w:t>
-          </w:r>
-        </w:hyperlink>
-      </w:r>
-      <w:r>
-        <w:rPr>
-          <w:rFonts w:ascii="Charis SIL Regular" w:hAnsi="Charis SIL Regular" w:eastAsia="Charis SIL Regular"/>
-          <w:b w:val="0"/>
-          <w:i w:val="0"/>
-          <w:color w:val="0000FF"/>
-          <w:sz w:val="24"/>
-          <w:u w:val="single"/>
-        </w:rPr>
-        <w:t xml:space="preserve"> </w:t>
-      </w:r>
-      <w:r>
-        <w:rPr>
-          <w:rFonts w:ascii="Charis SIL Regular" w:hAnsi="Charis SIL Regular" w:eastAsia="Charis SIL Regular"/>
-          <w:b w:val="0"/>
-          <w:i w:val="0"/>
-          <w:color w:val="0000FF"/>
-          <w:sz w:val="24"/>
-          <w:u w:val="single"/>
-        </w:rPr>
-        <w:hyperlink r:id="rId14" w:history="1">
-          <w:r>
-            <w:rPr>
-              <w:rStyle w:val="Hyperlink"/>
-            </w:rPr>
-            <w:t>Die</w:t>
-          </w:r>
-        </w:hyperlink>
-      </w:r>
-      <w:r>
-        <w:rPr>
-          <w:rFonts w:ascii="Charis SIL Regular" w:hAnsi="Charis SIL Regular" w:eastAsia="Charis SIL Regular"/>
-          <w:b w:val="0"/>
-          <w:i w:val="0"/>
-          <w:color w:val="0000FF"/>
-          <w:sz w:val="24"/>
-          <w:u w:val="single"/>
-        </w:rPr>
-        <w:hyperlink r:id="rId12" w:history="1">
-          <w:r>
-            <w:rPr>
-              <w:rStyle w:val="Hyperlink"/>
-            </w:rPr>
-            <w:t>perin</w:t>
-          </w:r>
-        </w:hyperlink>
-      </w:r>
-      <w:r>
-        <w:rPr>
-          <w:rFonts w:ascii="Charis SIL Regular" w:hAnsi="Charis SIL Regular" w:eastAsia="Charis SIL Regular"/>
-          <w:b w:val="0"/>
-          <w:i w:val="0"/>
-          <w:color w:val="0000FF"/>
-          <w:sz w:val="24"/>
-          <w:u w:val="single"/>
-        </w:rPr>
-        <w:hyperlink r:id="rId12" w:history="1">
-          <w:r>
-            <w:rPr>
-              <w:rStyle w:val="Hyperlink"/>
-            </w:rPr>
-            <w:t>k</w:t>
-          </w:r>
-        </w:hyperlink>
-      </w:r>
-      <w:r>
-        <w:rPr>
-          <w:rFonts w:ascii="Charis SIL Regular" w:hAnsi="Charis SIL Regular" w:eastAsia="Charis SIL Regular"/>
-          <w:b w:val="0"/>
-          <w:i w:val="0"/>
-          <w:color w:val="000000"/>
-          <w:sz w:val="24"/>
-        </w:rPr>
-        <w:t xml:space="preserve"> en bovenal van president van het Hof v</w:t>
-      </w:r>
-      <w:r>
-        <w:rPr>
-          <w:u w:val="single" w:color="0000ff"/>
-          <w:rFonts w:ascii="Charis SIL Regular" w:hAnsi="Charis SIL Regular" w:eastAsia="Charis SIL Regular"/>
-          <w:b w:val="0"/>
-          <w:i w:val="0"/>
-          <w:color w:val="000000"/>
-          <w:sz w:val="24"/>
-        </w:rPr>
-        <w:hyperlink r:id="rId13" w:history="1">
-          <w:r>
-            <w:rPr>
-              <w:rStyle w:val="Hyperlink"/>
-            </w:rPr>
-            <w:t>an Justitie i</w:t>
-          </w:r>
-        </w:hyperlink>
-      </w:r>
-      <w:r>
-        <w:rPr>
-          <w:u w:val="single" w:color="0000ff"/>
-          <w:rFonts w:ascii="Charis SIL Regular" w:hAnsi="Charis SIL Regular" w:eastAsia="Charis SIL Regular"/>
-          <w:b w:val="0"/>
-          <w:i w:val="0"/>
-          <w:color w:val="000000"/>
-          <w:sz w:val="24"/>
-        </w:rPr>
-        <w:t>n</w:t>
-      </w:r>
-      <w:r>
-        <w:rPr>
-          <w:rFonts w:ascii="Charis SIL Regular" w:hAnsi="Charis SIL Regular" w:eastAsia="Charis SIL Regular"/>
-          <w:b w:val="0"/>
-          <w:i w:val="0"/>
-          <w:color w:val="000000"/>
-          <w:sz w:val="24"/>
-        </w:rPr>
-        <w:t xml:space="preserve"> Suriname </w:t>
-      </w:r>
-      <w:r>
-        <w:rPr>
-          <w:rFonts w:ascii="Charis SIL Regular" w:hAnsi="Charis SIL Regular" w:eastAsia="Charis SIL Regular"/>
-          <w:b w:val="0"/>
-          <w:i w:val="0"/>
-          <w:color w:val="0000FF"/>
-          <w:sz w:val="24"/>
-          <w:u w:val="single"/>
-        </w:rPr>
-        <w:hyperlink r:id="rId15" w:history="1">
-          <w:r>
-            <w:rPr>
-              <w:rStyle w:val="Hyperlink"/>
-            </w:rPr>
-            <w:t xml:space="preserve">Adriaan </w:t>
-          </w:r>
-        </w:hyperlink>
-      </w:r>
-      <w:r>
-        <w:rPr>
-          <w:rFonts w:ascii="Charis SIL Regular" w:hAnsi="Charis SIL Regular" w:eastAsia="Charis SIL Regular"/>
-          <w:b w:val="0"/>
-          <w:i w:val="0"/>
-          <w:color w:val="0000FF"/>
-          <w:sz w:val="24"/>
-          <w:u w:val="single"/>
-        </w:rPr>
-        <w:hyperlink r:id="rId14" w:history="1">
-          <w:r>
-            <w:rPr>
-              <w:rStyle w:val="Hyperlink"/>
-            </w:rPr>
-            <w:t>Françoi</w:t>
-          </w:r>
-        </w:hyperlink>
-      </w:r>
-      <w:r>
-        <w:rPr>
-          <w:rFonts w:ascii="Charis SIL Regular" w:hAnsi="Charis SIL Regular" w:eastAsia="Charis SIL Regular"/>
-          <w:b w:val="0"/>
-          <w:i w:val="0"/>
-          <w:color w:val="0000FF"/>
-          <w:sz w:val="24"/>
-          <w:u w:val="single"/>
-        </w:rPr>
-        <w:hyperlink r:id="rId15" w:history="1">
-          <w:r>
-            <w:rPr>
-              <w:rStyle w:val="Hyperlink"/>
-            </w:rPr>
-            <w:t>s</w:t>
-          </w:r>
-        </w:hyperlink>
-      </w:r>
-      <w:r>
-        <w:rPr>
-          <w:rFonts w:ascii="Charis SIL Regular" w:hAnsi="Charis SIL Regular" w:eastAsia="Charis SIL Regular"/>
-          <w:b w:val="0"/>
-          <w:i w:val="0"/>
-          <w:color w:val="0000FF"/>
-          <w:sz w:val="24"/>
-          <w:u w:val="single"/>
-        </w:rPr>
-        <w:t xml:space="preserve"> </w:t>
-      </w:r>
-      <w:r>
-        <w:rPr>
-          <w:rFonts w:ascii="Charis SIL Regular" w:hAnsi="Charis SIL Regular" w:eastAsia="Charis SIL Regular"/>
-          <w:b w:val="0"/>
-          <w:i w:val="0"/>
-          <w:color w:val="0000FF"/>
-          <w:sz w:val="24"/>
-          <w:u w:val="single"/>
-        </w:rPr>
-        <w:hyperlink r:id="rId14" w:history="1">
-          <w:r>
-            <w:rPr>
-              <w:rStyle w:val="Hyperlink"/>
-            </w:rPr>
-            <w:t>Lammen</w:t>
-          </w:r>
-        </w:hyperlink>
-      </w:r>
-      <w:r>
-        <w:rPr>
-          <w:rFonts w:ascii="Charis SIL Regular" w:hAnsi="Charis SIL Regular" w:eastAsia="Charis SIL Regular"/>
-          <w:b w:val="0"/>
-          <w:i w:val="0"/>
-          <w:color w:val="0000FF"/>
-          <w:sz w:val="24"/>
-          <w:u w:val="single"/>
-        </w:rPr>
-        <w:hyperlink r:id="rId15" w:history="1">
-          <w:r>
-            <w:rPr>
-              <w:rStyle w:val="Hyperlink"/>
-            </w:rPr>
-            <w:t>s</w:t>
-          </w:r>
-        </w:hyperlink>
-      </w:r>
-      <w:r>
-        <w:rPr>
-          <w:rFonts w:ascii="Charis SIL Regular" w:hAnsi="Charis SIL Regular" w:eastAsia="Charis SIL Regular"/>
-          <w:b w:val="0"/>
-          <w:i w:val="0"/>
-          <w:color w:val="000000"/>
-          <w:sz w:val="24"/>
-        </w:rPr>
-        <w:t>. Lammens was schoonzoon en bewonderaar van Gerrit Schoute</w:t>
-      </w:r>
-      <w:r>
-        <w:rPr>
-          <w:u w:val="single" w:color="0000ff"/>
-          <w:rFonts w:ascii="Charis SIL Regular" w:hAnsi="Charis SIL Regular" w:eastAsia="Charis SIL Regular"/>
-          <w:b w:val="0"/>
-          <w:i w:val="0"/>
-          <w:color w:val="000000"/>
-          <w:sz w:val="24"/>
-        </w:rPr>
-        <w:t>n en wa</w:t>
-      </w:r>
-      <w:r>
-        <w:rPr>
-          <w:rFonts w:ascii="Charis SIL Regular" w:hAnsi="Charis SIL Regular" w:eastAsia="Charis SIL Regular"/>
-          <w:b w:val="0"/>
-          <w:i w:val="0"/>
-          <w:color w:val="000000"/>
-          <w:sz w:val="24"/>
-        </w:rPr>
-        <w:t xml:space="preserve">s </w:t>
-      </w:r>
-      <w:r>
-        <w:rPr>
-          <w:u w:val="single" w:color="0000ff"/>
-          <w:rFonts w:ascii="Charis SIL Regular" w:hAnsi="Charis SIL Regular" w:eastAsia="Charis SIL Regular"/>
-          <w:b w:val="0"/>
-          <w:i w:val="0"/>
-          <w:color w:val="000000"/>
-          <w:sz w:val="24"/>
-        </w:rPr>
-        <w:hyperlink r:id="rId15" w:history="1">
-          <w:r>
-            <w:rPr>
-              <w:rStyle w:val="Hyperlink"/>
-            </w:rPr>
-            <w:t>verantw</w:t>
-          </w:r>
-        </w:hyperlink>
-      </w:r>
-      <w:r>
-        <w:rPr>
-          <w:u w:val="single" w:color="0000ff"/>
-          <w:rFonts w:ascii="Charis SIL Regular" w:hAnsi="Charis SIL Regular" w:eastAsia="Charis SIL Regular"/>
-          <w:b w:val="0"/>
-          <w:i w:val="0"/>
-          <w:color w:val="000000"/>
-          <w:sz w:val="24"/>
-        </w:rPr>
-        <w:hyperlink r:id="rId15" w:history="1">
-          <w:r>
-            <w:rPr>
-              <w:rStyle w:val="Hyperlink"/>
-            </w:rPr>
-            <w:t>o</w:t>
-          </w:r>
-        </w:hyperlink>
-      </w:r>
-      <w:r>
-        <w:rPr>
-          <w:u w:val="single" w:color="0000ff"/>
-          <w:rFonts w:ascii="Charis SIL Regular" w:hAnsi="Charis SIL Regular" w:eastAsia="Charis SIL Regular"/>
-          <w:b w:val="0"/>
-          <w:i w:val="0"/>
-          <w:color w:val="000000"/>
-          <w:sz w:val="24"/>
-        </w:rPr>
-        <w:hyperlink r:id="rId15" w:history="1">
-          <w:r>
-            <w:rPr>
-              <w:rStyle w:val="Hyperlink"/>
-            </w:rPr>
-            <w:t>ordelijk v</w:t>
-          </w:r>
-        </w:hyperlink>
-      </w:r>
-      <w:r>
-        <w:rPr>
-          <w:rFonts w:ascii="Charis SIL Regular" w:hAnsi="Charis SIL Regular" w:eastAsia="Charis SIL Regular"/>
-          <w:b w:val="0"/>
-          <w:i w:val="0"/>
-          <w:color w:val="000000"/>
-          <w:sz w:val="24"/>
-        </w:rPr>
-        <w:t xml:space="preserve">oor schenking van veel diorama's van Schouten aan het Kabinet (en aan </w:t>
-      </w:r>
-      <w:r>
-        <w:rPr>
-          <w:rFonts w:ascii="Charis SIL Regular" w:hAnsi="Charis SIL Regular" w:eastAsia="Charis SIL Regular"/>
-          <w:b w:val="0"/>
-          <w:i w:val="0"/>
-          <w:color w:val="000000"/>
-          <w:sz w:val="24"/>
-        </w:rPr>
-        <w:t>andere partijen?).</w:t>
+        <w:t>ETNOGRAFICA HEBBEN.</w:t>
       </w:r>
     </w:p>
     <w:p>
@@ -6161,7 +6176,7 @@
           <w:color w:val="000000"/>
           <w:sz w:val="24"/>
         </w:rPr>
-        <w:t>Freder</w:t>
+        <w:t>Frans-Nederlandse expeditie Marowijne 1861: Cateau van Rosevelt, Ronmy, Vidal, Kappler.</w:t>
       </w:r>
     </w:p>
     <w:p>
@@ -6181,7 +6196,7 @@
           <w:color w:val="000000"/>
           <w:sz w:val="24"/>
         </w:rPr>
-        <w:t>Waar banjo (RV-360-5696) noemen?</w:t>
+        <w:t>wiens broer had meegedaan aan veldtochten/expedities tegen marrons.</w:t>
       </w:r>
     </w:p>
     <w:p>
@@ -6201,6 +6216,764 @@
           <w:color w:val="000000"/>
           <w:sz w:val="24"/>
         </w:rPr>
+        <w:t>De huidige verblijfplaats van deze vroege schenkingen is vaak moeilijk te achterhalen.</w:t>
+      </w:r>
+    </w:p>
+    <w:p>
+      <w:pPr>
+        <w:autoSpaceDN w:val="0"/>
+        <w:autoSpaceDE w:val="0"/>
+        <w:widowControl/>
+        <w:spacing w:line="288" w:lineRule="exact" w:before="240" w:after="0"/>
+        <w:ind w:left="10" w:right="0" w:firstLine="0"/>
+        <w:jc w:val="left"/>
+      </w:pPr>
+      <w:r>
+        <w:rPr>
+          <w:rFonts w:ascii="Charis SIL Regular" w:hAnsi="Charis SIL Regular" w:eastAsia="Charis SIL Regular"/>
+          <w:b w:val="0"/>
+          <w:i w:val="0"/>
+          <w:color w:val="000000"/>
+          <w:sz w:val="24"/>
+        </w:rPr>
+        <w:t xml:space="preserve">Een deel belandde in de Stadhouderlijke verzamelingen, die in ... werden opgenomenin het </w:t>
+      </w:r>
+      <w:r>
+        <w:rPr>
+          <w:rFonts w:ascii="Charis SIL Regular" w:hAnsi="Charis SIL Regular" w:eastAsia="Charis SIL Regular"/>
+          <w:b w:val="0"/>
+          <w:i w:val="0"/>
+          <w:color w:val="000000"/>
+          <w:sz w:val="24"/>
+        </w:rPr>
+        <w:t xml:space="preserve">Koninklijk Kabinet van Zeldzaamheden (ARTIKEL LEANDRO!). In Frankrijk ging de </w:t>
+      </w:r>
+      <w:r>
+        <w:br/>
+      </w:r>
+      <w:r>
+        <w:rPr>
+          <w:rFonts w:ascii="Charis SIL Regular" w:hAnsi="Charis SIL Regular" w:eastAsia="Charis SIL Regular"/>
+          <w:b w:val="0"/>
+          <w:i w:val="0"/>
+          <w:color w:val="000000"/>
+          <w:sz w:val="24"/>
+        </w:rPr>
+        <w:t xml:space="preserve">verzameling Karel X over op het Cabinet d’Histoire naturelle de Versailles (1797 - 1806). Er </w:t>
+      </w:r>
+      <w:r>
+        <w:rPr>
+          <w:rFonts w:ascii="Charis SIL Regular" w:hAnsi="Charis SIL Regular" w:eastAsia="Charis SIL Regular"/>
+          <w:b w:val="0"/>
+          <w:i w:val="0"/>
+          <w:color w:val="000000"/>
+          <w:sz w:val="24"/>
+        </w:rPr>
+        <w:t xml:space="preserve">zijn donaties uit Suriname aan het Koninklijk Kabinet van Zeldzaamheden bekend van ... </w:t>
+      </w:r>
+      <w:r>
+        <w:rPr>
+          <w:rFonts w:ascii="Charis SIL Regular" w:hAnsi="Charis SIL Regular" w:eastAsia="Charis SIL Regular"/>
+          <w:b w:val="0"/>
+          <w:i w:val="0"/>
+          <w:color w:val="000000"/>
+          <w:sz w:val="24"/>
+        </w:rPr>
+        <w:t xml:space="preserve">Tussen 1824 en 1835 werden er vanuit Suriname objecten geschonken door </w:t>
+      </w:r>
+      <w:r>
+        <w:rPr>
+          <w:rFonts w:ascii="Charis SIL Regular" w:hAnsi="Charis SIL Regular" w:eastAsia="Charis SIL Regular"/>
+          <w:b w:val="0"/>
+          <w:i w:val="0"/>
+          <w:color w:val="0000FF"/>
+          <w:sz w:val="24"/>
+          <w:u w:val="single"/>
+        </w:rPr>
+        <w:hyperlink r:id="rId11" w:history="1">
+          <w:r>
+            <w:rPr>
+              <w:rStyle w:val="Hyperlink"/>
+            </w:rPr>
+            <w:t>Frederik</w:t>
+          </w:r>
+        </w:hyperlink>
+      </w:r>
+      <w:r>
+        <w:rPr>
+          <w:rFonts w:ascii="Charis SIL Regular" w:hAnsi="Charis SIL Regular" w:eastAsia="Charis SIL Regular"/>
+          <w:b w:val="0"/>
+          <w:i w:val="0"/>
+          <w:color w:val="0000FF"/>
+          <w:sz w:val="24"/>
+          <w:u w:val="single"/>
+        </w:rPr>
+        <w:t xml:space="preserve"> </w:t>
+      </w:r>
+      <w:r>
+        <w:rPr>
+          <w:rFonts w:ascii="Charis SIL Regular" w:hAnsi="Charis SIL Regular" w:eastAsia="Charis SIL Regular"/>
+          <w:b w:val="0"/>
+          <w:i w:val="0"/>
+          <w:color w:val="0000FF"/>
+          <w:sz w:val="24"/>
+          <w:u w:val="single"/>
+        </w:rPr>
+        <w:hyperlink r:id="rId11" w:history="1">
+          <w:r>
+            <w:rPr>
+              <w:rStyle w:val="Hyperlink"/>
+            </w:rPr>
+            <w:t xml:space="preserve">Andreas </w:t>
+          </w:r>
+        </w:hyperlink>
+      </w:r>
+      <w:r>
+        <w:rPr>
+          <w:rFonts w:ascii="Charis SIL Regular" w:hAnsi="Charis SIL Regular" w:eastAsia="Charis SIL Regular"/>
+          <w:b w:val="0"/>
+          <w:i w:val="0"/>
+          <w:color w:val="0000FF"/>
+          <w:sz w:val="24"/>
+          <w:u w:val="single"/>
+        </w:rPr>
+        <w:hyperlink r:id="rId11" w:history="1">
+          <w:r>
+            <w:rPr>
+              <w:rStyle w:val="Hyperlink"/>
+            </w:rPr>
+            <w:t>Kühn</w:t>
+          </w:r>
+        </w:hyperlink>
+      </w:r>
+      <w:r>
+        <w:rPr>
+          <w:rFonts w:ascii="Charis SIL Regular" w:hAnsi="Charis SIL Regular" w:eastAsia="Charis SIL Regular"/>
+          <w:b w:val="0"/>
+          <w:i w:val="0"/>
+          <w:color w:val="000000"/>
+          <w:sz w:val="24"/>
+        </w:rPr>
+        <w:t xml:space="preserve">, door </w:t>
+      </w:r>
+      <w:r>
+        <w:rPr>
+          <w:rFonts w:ascii="Charis SIL Regular" w:hAnsi="Charis SIL Regular" w:eastAsia="Charis SIL Regular"/>
+          <w:b w:val="0"/>
+          <w:i w:val="0"/>
+          <w:color w:val="0000FF"/>
+          <w:sz w:val="24"/>
+          <w:u w:val="single"/>
+        </w:rPr>
+        <w:hyperlink r:id="rId12" w:history="1">
+          <w:r>
+            <w:rPr>
+              <w:rStyle w:val="Hyperlink"/>
+            </w:rPr>
+            <w:t>Isaac</w:t>
+          </w:r>
+        </w:hyperlink>
+      </w:r>
+      <w:r>
+        <w:rPr>
+          <w:rFonts w:ascii="Charis SIL Regular" w:hAnsi="Charis SIL Regular" w:eastAsia="Charis SIL Regular"/>
+          <w:b w:val="0"/>
+          <w:i w:val="0"/>
+          <w:color w:val="0000FF"/>
+          <w:sz w:val="24"/>
+          <w:u w:val="single"/>
+        </w:rPr>
+        <w:t xml:space="preserve"> </w:t>
+      </w:r>
+      <w:r>
+        <w:rPr>
+          <w:rFonts w:ascii="Charis SIL Regular" w:hAnsi="Charis SIL Regular" w:eastAsia="Charis SIL Regular"/>
+          <w:b w:val="0"/>
+          <w:i w:val="0"/>
+          <w:color w:val="0000FF"/>
+          <w:sz w:val="24"/>
+          <w:u w:val="single"/>
+        </w:rPr>
+        <w:hyperlink r:id="rId12" w:history="1">
+          <w:r>
+            <w:rPr>
+              <w:rStyle w:val="Hyperlink"/>
+            </w:rPr>
+            <w:t>Bromet</w:t>
+          </w:r>
+        </w:hyperlink>
+      </w:r>
+      <w:r>
+        <w:rPr>
+          <w:rFonts w:ascii="Charis SIL Regular" w:hAnsi="Charis SIL Regular" w:eastAsia="Charis SIL Regular"/>
+          <w:b w:val="0"/>
+          <w:i w:val="0"/>
+          <w:color w:val="000000"/>
+          <w:sz w:val="24"/>
+        </w:rPr>
+        <w:t xml:space="preserve">, door Luthers predikant </w:t>
+      </w:r>
+      <w:r>
+        <w:rPr>
+          <w:rFonts w:ascii="Charis SIL Regular" w:hAnsi="Charis SIL Regular" w:eastAsia="Charis SIL Regular"/>
+          <w:b w:val="0"/>
+          <w:i w:val="0"/>
+          <w:color w:val="0000FF"/>
+          <w:sz w:val="24"/>
+          <w:u w:val="single"/>
+        </w:rPr>
+        <w:hyperlink r:id="rId13" w:history="1">
+          <w:r>
+            <w:rPr>
+              <w:rStyle w:val="Hyperlink"/>
+            </w:rPr>
+            <w:t>Dietrich</w:t>
+          </w:r>
+        </w:hyperlink>
+      </w:r>
+      <w:r>
+        <w:rPr>
+          <w:rFonts w:ascii="Charis SIL Regular" w:hAnsi="Charis SIL Regular" w:eastAsia="Charis SIL Regular"/>
+          <w:b w:val="0"/>
+          <w:i w:val="0"/>
+          <w:color w:val="0000FF"/>
+          <w:sz w:val="24"/>
+          <w:u w:val="single"/>
+        </w:rPr>
+        <w:t xml:space="preserve"> </w:t>
+      </w:r>
+      <w:r>
+        <w:rPr>
+          <w:rFonts w:ascii="Charis SIL Regular" w:hAnsi="Charis SIL Regular" w:eastAsia="Charis SIL Regular"/>
+          <w:b w:val="0"/>
+          <w:i w:val="0"/>
+          <w:color w:val="0000FF"/>
+          <w:sz w:val="24"/>
+          <w:u w:val="single"/>
+        </w:rPr>
+        <w:hyperlink r:id="rId13" w:history="1">
+          <w:r>
+            <w:rPr>
+              <w:rStyle w:val="Hyperlink"/>
+            </w:rPr>
+            <w:t>Kanngiesser</w:t>
+          </w:r>
+        </w:hyperlink>
+      </w:r>
+      <w:r>
+        <w:rPr>
+          <w:rFonts w:ascii="Charis SIL Regular" w:hAnsi="Charis SIL Regular" w:eastAsia="Charis SIL Regular"/>
+          <w:b w:val="0"/>
+          <w:i w:val="0"/>
+          <w:color w:val="000000"/>
+          <w:sz w:val="24"/>
+        </w:rPr>
+        <w:t>, apot</w:t>
+      </w:r>
+      <w:r>
+        <w:rPr>
+          <w:u w:val="single" w:color="0000ff"/>
+          <w:rFonts w:ascii="Charis SIL Regular" w:hAnsi="Charis SIL Regular" w:eastAsia="Charis SIL Regular"/>
+          <w:b w:val="0"/>
+          <w:i w:val="0"/>
+          <w:color w:val="000000"/>
+          <w:sz w:val="24"/>
+        </w:rPr>
+        <w:t xml:space="preserve">heker </w:t>
+      </w:r>
+      <w:r>
+        <w:rPr>
+          <w:rFonts w:ascii="Charis SIL Regular" w:hAnsi="Charis SIL Regular" w:eastAsia="Charis SIL Regular"/>
+          <w:b w:val="0"/>
+          <w:i w:val="0"/>
+          <w:color w:val="0000FF"/>
+          <w:sz w:val="24"/>
+          <w:u w:val="single"/>
+        </w:rPr>
+        <w:hyperlink r:id="rId11" w:history="1">
+          <w:r>
+            <w:rPr>
+              <w:rStyle w:val="Hyperlink"/>
+            </w:rPr>
+            <w:t>He</w:t>
+          </w:r>
+        </w:hyperlink>
+      </w:r>
+      <w:r>
+        <w:rPr>
+          <w:rFonts w:ascii="Charis SIL Regular" w:hAnsi="Charis SIL Regular" w:eastAsia="Charis SIL Regular"/>
+          <w:b w:val="0"/>
+          <w:i w:val="0"/>
+          <w:color w:val="0000FF"/>
+          <w:sz w:val="24"/>
+          <w:u w:val="single"/>
+        </w:rPr>
+        <w:hyperlink r:id="rId14" w:history="1">
+          <w:r>
+            <w:rPr>
+              <w:rStyle w:val="Hyperlink"/>
+            </w:rPr>
+            <w:t xml:space="preserve">ndrik </w:t>
+          </w:r>
+        </w:hyperlink>
+      </w:r>
+      <w:r>
+        <w:rPr>
+          <w:rFonts w:ascii="Charis SIL Regular" w:hAnsi="Charis SIL Regular" w:eastAsia="Charis SIL Regular"/>
+          <w:b w:val="0"/>
+          <w:i w:val="0"/>
+          <w:color w:val="0000FF"/>
+          <w:sz w:val="24"/>
+          <w:u w:val="single"/>
+        </w:rPr>
+        <w:hyperlink r:id="rId11" w:history="1">
+          <w:r>
+            <w:rPr>
+              <w:rStyle w:val="Hyperlink"/>
+            </w:rPr>
+            <w:t>Haag</w:t>
+          </w:r>
+        </w:hyperlink>
+      </w:r>
+      <w:r>
+        <w:rPr>
+          <w:rFonts w:ascii="Charis SIL Regular" w:hAnsi="Charis SIL Regular" w:eastAsia="Charis SIL Regular"/>
+          <w:b w:val="0"/>
+          <w:i w:val="0"/>
+          <w:color w:val="0000FF"/>
+          <w:sz w:val="24"/>
+          <w:u w:val="single"/>
+        </w:rPr>
+        <w:hyperlink r:id="rId14" w:history="1">
+          <w:r>
+            <w:rPr>
+              <w:rStyle w:val="Hyperlink"/>
+            </w:rPr>
+            <w:t>en</w:t>
+          </w:r>
+        </w:hyperlink>
+      </w:r>
+      <w:r>
+        <w:rPr>
+          <w:rFonts w:ascii="Charis SIL Regular" w:hAnsi="Charis SIL Regular" w:eastAsia="Charis SIL Regular"/>
+          <w:b w:val="0"/>
+          <w:i w:val="0"/>
+          <w:color w:val="0000FF"/>
+          <w:sz w:val="24"/>
+          <w:u w:val="single"/>
+        </w:rPr>
+        <w:t xml:space="preserve"> </w:t>
+      </w:r>
+      <w:r>
+        <w:rPr>
+          <w:rFonts w:ascii="Charis SIL Regular" w:hAnsi="Charis SIL Regular" w:eastAsia="Charis SIL Regular"/>
+          <w:b w:val="0"/>
+          <w:i w:val="0"/>
+          <w:color w:val="0000FF"/>
+          <w:sz w:val="24"/>
+          <w:u w:val="single"/>
+        </w:rPr>
+        <w:hyperlink r:id="rId14" w:history="1">
+          <w:r>
+            <w:rPr>
+              <w:rStyle w:val="Hyperlink"/>
+            </w:rPr>
+            <w:t>Die</w:t>
+          </w:r>
+        </w:hyperlink>
+      </w:r>
+      <w:r>
+        <w:rPr>
+          <w:rFonts w:ascii="Charis SIL Regular" w:hAnsi="Charis SIL Regular" w:eastAsia="Charis SIL Regular"/>
+          <w:b w:val="0"/>
+          <w:i w:val="0"/>
+          <w:color w:val="0000FF"/>
+          <w:sz w:val="24"/>
+          <w:u w:val="single"/>
+        </w:rPr>
+        <w:hyperlink r:id="rId14" w:history="1">
+          <w:r>
+            <w:rPr>
+              <w:rStyle w:val="Hyperlink"/>
+            </w:rPr>
+            <w:t>perin</w:t>
+          </w:r>
+        </w:hyperlink>
+      </w:r>
+      <w:r>
+        <w:rPr>
+          <w:rFonts w:ascii="Charis SIL Regular" w:hAnsi="Charis SIL Regular" w:eastAsia="Charis SIL Regular"/>
+          <w:b w:val="0"/>
+          <w:i w:val="0"/>
+          <w:color w:val="0000FF"/>
+          <w:sz w:val="24"/>
+          <w:u w:val="single"/>
+        </w:rPr>
+        <w:hyperlink r:id="rId14" w:history="1">
+          <w:r>
+            <w:rPr>
+              <w:rStyle w:val="Hyperlink"/>
+            </w:rPr>
+            <w:t>k</w:t>
+          </w:r>
+        </w:hyperlink>
+      </w:r>
+      <w:r>
+        <w:rPr>
+          <w:u w:val="single" w:color="0000ff"/>
+          <w:rFonts w:ascii="Charis SIL Regular" w:hAnsi="Charis SIL Regular" w:eastAsia="Charis SIL Regular"/>
+          <w:b w:val="0"/>
+          <w:i w:val="0"/>
+          <w:color w:val="000000"/>
+          <w:sz w:val="24"/>
+        </w:rPr>
+        <w:hyperlink r:id="rId12" w:history="1">
+          <w:r>
+            <w:rPr>
+              <w:rStyle w:val="Hyperlink"/>
+            </w:rPr>
+            <w:t xml:space="preserve"> en bov</w:t>
+          </w:r>
+        </w:hyperlink>
+      </w:r>
+      <w:r>
+        <w:rPr>
+          <w:rFonts w:ascii="Charis SIL Regular" w:hAnsi="Charis SIL Regular" w:eastAsia="Charis SIL Regular"/>
+          <w:b w:val="0"/>
+          <w:i w:val="0"/>
+          <w:color w:val="000000"/>
+          <w:sz w:val="24"/>
+        </w:rPr>
+        <w:t>enal van president van h</w:t>
+      </w:r>
+      <w:r>
+        <w:rPr>
+          <w:u w:val="single" w:color="0000ff"/>
+          <w:rFonts w:ascii="Charis SIL Regular" w:hAnsi="Charis SIL Regular" w:eastAsia="Charis SIL Regular"/>
+          <w:b w:val="0"/>
+          <w:i w:val="0"/>
+          <w:color w:val="000000"/>
+          <w:sz w:val="24"/>
+        </w:rPr>
+        <w:hyperlink r:id="rId13" w:history="1">
+          <w:r>
+            <w:rPr>
+              <w:rStyle w:val="Hyperlink"/>
+            </w:rPr>
+            <w:t>et Hof v</w:t>
+          </w:r>
+        </w:hyperlink>
+      </w:r>
+      <w:r>
+        <w:rPr>
+          <w:u w:val="single" w:color="0000ff"/>
+          <w:rFonts w:ascii="Charis SIL Regular" w:hAnsi="Charis SIL Regular" w:eastAsia="Charis SIL Regular"/>
+          <w:b w:val="0"/>
+          <w:i w:val="0"/>
+          <w:color w:val="000000"/>
+          <w:sz w:val="24"/>
+        </w:rPr>
+        <w:hyperlink r:id="rId13" w:history="1">
+          <w:r>
+            <w:rPr>
+              <w:rStyle w:val="Hyperlink"/>
+            </w:rPr>
+            <w:t>an Justitie i</w:t>
+          </w:r>
+        </w:hyperlink>
+      </w:r>
+      <w:r>
+        <w:rPr>
+          <w:u w:val="single" w:color="0000ff"/>
+          <w:rFonts w:ascii="Charis SIL Regular" w:hAnsi="Charis SIL Regular" w:eastAsia="Charis SIL Regular"/>
+          <w:b w:val="0"/>
+          <w:i w:val="0"/>
+          <w:color w:val="000000"/>
+          <w:sz w:val="24"/>
+        </w:rPr>
+        <w:t>n</w:t>
+      </w:r>
+      <w:r>
+        <w:rPr>
+          <w:rFonts w:ascii="Charis SIL Regular" w:hAnsi="Charis SIL Regular" w:eastAsia="Charis SIL Regular"/>
+          <w:b w:val="0"/>
+          <w:i w:val="0"/>
+          <w:color w:val="000000"/>
+          <w:sz w:val="24"/>
+        </w:rPr>
+        <w:t xml:space="preserve"> Suriname </w:t>
+      </w:r>
+      <w:r>
+        <w:rPr>
+          <w:rFonts w:ascii="Charis SIL Regular" w:hAnsi="Charis SIL Regular" w:eastAsia="Charis SIL Regular"/>
+          <w:b w:val="0"/>
+          <w:i w:val="0"/>
+          <w:color w:val="0000FF"/>
+          <w:sz w:val="24"/>
+          <w:u w:val="single"/>
+        </w:rPr>
+        <w:hyperlink r:id="rId15" w:history="1">
+          <w:r>
+            <w:rPr>
+              <w:rStyle w:val="Hyperlink"/>
+            </w:rPr>
+            <w:t xml:space="preserve">Adriaan </w:t>
+          </w:r>
+        </w:hyperlink>
+      </w:r>
+      <w:r>
+        <w:rPr>
+          <w:rFonts w:ascii="Charis SIL Regular" w:hAnsi="Charis SIL Regular" w:eastAsia="Charis SIL Regular"/>
+          <w:b w:val="0"/>
+          <w:i w:val="0"/>
+          <w:color w:val="0000FF"/>
+          <w:sz w:val="24"/>
+          <w:u w:val="single"/>
+        </w:rPr>
+        <w:hyperlink r:id="rId15" w:history="1">
+          <w:r>
+            <w:rPr>
+              <w:rStyle w:val="Hyperlink"/>
+            </w:rPr>
+            <w:t>Françoi</w:t>
+          </w:r>
+        </w:hyperlink>
+      </w:r>
+      <w:r>
+        <w:rPr>
+          <w:rFonts w:ascii="Charis SIL Regular" w:hAnsi="Charis SIL Regular" w:eastAsia="Charis SIL Regular"/>
+          <w:b w:val="0"/>
+          <w:i w:val="0"/>
+          <w:color w:val="0000FF"/>
+          <w:sz w:val="24"/>
+          <w:u w:val="single"/>
+        </w:rPr>
+        <w:hyperlink r:id="rId14" w:history="1">
+          <w:r>
+            <w:rPr>
+              <w:rStyle w:val="Hyperlink"/>
+            </w:rPr>
+            <w:t>s</w:t>
+          </w:r>
+        </w:hyperlink>
+      </w:r>
+      <w:r>
+        <w:rPr>
+          <w:rFonts w:ascii="Charis SIL Regular" w:hAnsi="Charis SIL Regular" w:eastAsia="Charis SIL Regular"/>
+          <w:b w:val="0"/>
+          <w:i w:val="0"/>
+          <w:color w:val="0000FF"/>
+          <w:sz w:val="24"/>
+          <w:u w:val="single"/>
+        </w:rPr>
+        <w:t xml:space="preserve"> </w:t>
+      </w:r>
+      <w:r>
+        <w:rPr>
+          <w:rFonts w:ascii="Charis SIL Regular" w:hAnsi="Charis SIL Regular" w:eastAsia="Charis SIL Regular"/>
+          <w:b w:val="0"/>
+          <w:i w:val="0"/>
+          <w:color w:val="0000FF"/>
+          <w:sz w:val="24"/>
+          <w:u w:val="single"/>
+        </w:rPr>
+        <w:hyperlink r:id="rId14" w:history="1">
+          <w:r>
+            <w:rPr>
+              <w:rStyle w:val="Hyperlink"/>
+            </w:rPr>
+            <w:t>Lammen</w:t>
+          </w:r>
+        </w:hyperlink>
+      </w:r>
+      <w:r>
+        <w:rPr>
+          <w:rFonts w:ascii="Charis SIL Regular" w:hAnsi="Charis SIL Regular" w:eastAsia="Charis SIL Regular"/>
+          <w:b w:val="0"/>
+          <w:i w:val="0"/>
+          <w:color w:val="0000FF"/>
+          <w:sz w:val="24"/>
+          <w:u w:val="single"/>
+        </w:rPr>
+        <w:hyperlink r:id="rId15" w:history="1">
+          <w:r>
+            <w:rPr>
+              <w:rStyle w:val="Hyperlink"/>
+            </w:rPr>
+            <w:t>s</w:t>
+          </w:r>
+        </w:hyperlink>
+      </w:r>
+      <w:r>
+        <w:rPr>
+          <w:rFonts w:ascii="Charis SIL Regular" w:hAnsi="Charis SIL Regular" w:eastAsia="Charis SIL Regular"/>
+          <w:b w:val="0"/>
+          <w:i w:val="0"/>
+          <w:color w:val="000000"/>
+          <w:sz w:val="24"/>
+        </w:rPr>
+        <w:t>. Lammens was schoonzoon en bewonderaar van Gerrit Schoute</w:t>
+      </w:r>
+      <w:r>
+        <w:rPr>
+          <w:u w:val="single" w:color="0000ff"/>
+          <w:rFonts w:ascii="Charis SIL Regular" w:hAnsi="Charis SIL Regular" w:eastAsia="Charis SIL Regular"/>
+          <w:b w:val="0"/>
+          <w:i w:val="0"/>
+          <w:color w:val="000000"/>
+          <w:sz w:val="24"/>
+        </w:rPr>
+        <w:hyperlink r:id="rId15" w:history="1">
+          <w:r>
+            <w:rPr>
+              <w:rStyle w:val="Hyperlink"/>
+            </w:rPr>
+            <w:t>n en wa</w:t>
+          </w:r>
+        </w:hyperlink>
+      </w:r>
+      <w:r>
+        <w:rPr>
+          <w:rFonts w:ascii="Charis SIL Regular" w:hAnsi="Charis SIL Regular" w:eastAsia="Charis SIL Regular"/>
+          <w:b w:val="0"/>
+          <w:i w:val="0"/>
+          <w:color w:val="000000"/>
+          <w:sz w:val="24"/>
+        </w:rPr>
+        <w:t xml:space="preserve">s </w:t>
+      </w:r>
+      <w:r>
+        <w:rPr>
+          <w:u w:val="single" w:color="0000ff"/>
+          <w:rFonts w:ascii="Charis SIL Regular" w:hAnsi="Charis SIL Regular" w:eastAsia="Charis SIL Regular"/>
+          <w:b w:val="0"/>
+          <w:i w:val="0"/>
+          <w:color w:val="000000"/>
+          <w:sz w:val="24"/>
+        </w:rPr>
+        <w:hyperlink r:id="rId15" w:history="1">
+          <w:r>
+            <w:rPr>
+              <w:rStyle w:val="Hyperlink"/>
+            </w:rPr>
+            <w:t>verantw</w:t>
+          </w:r>
+        </w:hyperlink>
+      </w:r>
+      <w:r>
+        <w:rPr>
+          <w:u w:val="single" w:color="0000ff"/>
+          <w:rFonts w:ascii="Charis SIL Regular" w:hAnsi="Charis SIL Regular" w:eastAsia="Charis SIL Regular"/>
+          <w:b w:val="0"/>
+          <w:i w:val="0"/>
+          <w:color w:val="000000"/>
+          <w:sz w:val="24"/>
+        </w:rPr>
+        <w:hyperlink r:id="rId15" w:history="1">
+          <w:r>
+            <w:rPr>
+              <w:rStyle w:val="Hyperlink"/>
+            </w:rPr>
+            <w:t>o</w:t>
+          </w:r>
+        </w:hyperlink>
+      </w:r>
+      <w:r>
+        <w:rPr>
+          <w:u w:val="single" w:color="0000ff"/>
+          <w:rFonts w:ascii="Charis SIL Regular" w:hAnsi="Charis SIL Regular" w:eastAsia="Charis SIL Regular"/>
+          <w:b w:val="0"/>
+          <w:i w:val="0"/>
+          <w:color w:val="000000"/>
+          <w:sz w:val="24"/>
+        </w:rPr>
+        <w:hyperlink r:id="rId15" w:history="1">
+          <w:r>
+            <w:rPr>
+              <w:rStyle w:val="Hyperlink"/>
+            </w:rPr>
+            <w:t>ordelijk v</w:t>
+          </w:r>
+        </w:hyperlink>
+      </w:r>
+      <w:r>
+        <w:rPr>
+          <w:rFonts w:ascii="Charis SIL Regular" w:hAnsi="Charis SIL Regular" w:eastAsia="Charis SIL Regular"/>
+          <w:b w:val="0"/>
+          <w:i w:val="0"/>
+          <w:color w:val="000000"/>
+          <w:sz w:val="24"/>
+        </w:rPr>
+        <w:t xml:space="preserve">oor schenking van veel diorama's van Schouten aan het Kabinet (en aan </w:t>
+      </w:r>
+      <w:r>
+        <w:rPr>
+          <w:rFonts w:ascii="Charis SIL Regular" w:hAnsi="Charis SIL Regular" w:eastAsia="Charis SIL Regular"/>
+          <w:b w:val="0"/>
+          <w:i w:val="0"/>
+          <w:color w:val="000000"/>
+          <w:sz w:val="24"/>
+        </w:rPr>
+        <w:t>andere partijen?).</w:t>
+      </w:r>
+    </w:p>
+    <w:p>
+      <w:pPr>
+        <w:autoSpaceDN w:val="0"/>
+        <w:autoSpaceDE w:val="0"/>
+        <w:widowControl/>
+        <w:spacing w:line="352" w:lineRule="exact" w:before="176" w:after="0"/>
+        <w:ind w:left="10" w:right="0" w:firstLine="0"/>
+        <w:jc w:val="left"/>
+      </w:pPr>
+      <w:r>
+        <w:rPr>
+          <w:rFonts w:ascii="Charis SIL Regular" w:hAnsi="Charis SIL Regular" w:eastAsia="Charis SIL Regular"/>
+          <w:b w:val="0"/>
+          <w:i w:val="0"/>
+          <w:color w:val="000000"/>
+          <w:sz w:val="24"/>
+        </w:rPr>
+        <w:t>Freder</w:t>
+      </w:r>
+    </w:p>
+    <w:p>
+      <w:pPr>
+        <w:autoSpaceDN w:val="0"/>
+        <w:autoSpaceDE w:val="0"/>
+        <w:widowControl/>
+        <w:spacing w:line="352" w:lineRule="exact" w:before="176" w:after="0"/>
+        <w:ind w:left="10" w:right="0" w:firstLine="0"/>
+        <w:jc w:val="left"/>
+      </w:pPr>
+      <w:r>
+        <w:rPr>
+          <w:rFonts w:ascii="Charis SIL Regular" w:hAnsi="Charis SIL Regular" w:eastAsia="Charis SIL Regular"/>
+          <w:b w:val="0"/>
+          <w:i w:val="0"/>
+          <w:color w:val="000000"/>
+          <w:sz w:val="24"/>
+        </w:rPr>
+        <w:t>Waar banjo (RV-360-5696) noemen?</w:t>
+      </w:r>
+    </w:p>
+    <w:p>
+      <w:pPr>
+        <w:autoSpaceDN w:val="0"/>
+        <w:autoSpaceDE w:val="0"/>
+        <w:widowControl/>
+        <w:spacing w:line="352" w:lineRule="exact" w:before="176" w:after="0"/>
+        <w:ind w:left="10" w:right="0" w:firstLine="0"/>
+        <w:jc w:val="left"/>
+      </w:pPr>
+      <w:r>
+        <w:rPr>
+          <w:rFonts w:ascii="Charis SIL Regular" w:hAnsi="Charis SIL Regular" w:eastAsia="Charis SIL Regular"/>
+          <w:b w:val="0"/>
+          <w:i w:val="0"/>
+          <w:color w:val="000000"/>
+          <w:sz w:val="24"/>
+        </w:rPr>
         <w:t>1824: schenking Kühn RV-360-1563 tot en met RV-360-1608 kalebasratel RV-360-1602?</w:t>
       </w:r>
     </w:p>
@@ -6565,92 +7338,9 @@
     </w:p>
     <w:p>
       <w:pPr>
-        <w:autoSpaceDN w:val="0"/>
-        <w:autoSpaceDE w:val="0"/>
-        <w:widowControl/>
-        <w:spacing w:line="352" w:lineRule="exact" w:before="176" w:after="0"/>
-        <w:ind w:left="10" w:right="0" w:firstLine="0"/>
-        <w:jc w:val="left"/>
-      </w:pPr>
-      <w:r>
-        <w:rPr>
-          <w:rFonts w:ascii="Charis SIL Regular" w:hAnsi="Charis SIL Regular" w:eastAsia="Charis SIL Regular"/>
-          <w:b w:val="0"/>
-          <w:i w:val="0"/>
-          <w:color w:val="000000"/>
-          <w:sz w:val="24"/>
-        </w:rPr>
-        <w:t>Rond 1902? Maurice Guffroy [verzameling](https://collections.quaibranly.fr/?</w:t>
-      </w:r>
-    </w:p>
-    <w:p>
-      <w:pPr>
-        <w:autoSpaceDN w:val="0"/>
-        <w:autoSpaceDE w:val="0"/>
-        <w:widowControl/>
-        <w:spacing w:line="288" w:lineRule="exact" w:before="64" w:after="0"/>
-        <w:ind w:left="10" w:right="0" w:firstLine="0"/>
-        <w:jc w:val="left"/>
-      </w:pPr>
-      <w:r>
-        <w:rPr>
-          <w:rFonts w:ascii="Charis SIL Regular" w:hAnsi="Charis SIL Regular" w:eastAsia="Charis SIL Regular"/>
-          <w:b w:val="0"/>
-          <w:i w:val="0"/>
-          <w:color w:val="000000"/>
-          <w:sz w:val="24"/>
-        </w:rPr>
-        <w:t xml:space="preserve">state={"matchAllCriteria":true,"customSearchCriteria":[{"field":"/Record/ConX/ </w:t>
-      </w:r>
-      <w:r>
-        <w:br/>
-      </w:r>
-      <w:r>
-        <w:rPr>
-          <w:rFonts w:ascii="Charis SIL Regular" w:hAnsi="Charis SIL Regular" w:eastAsia="Charis SIL Regular"/>
-          <w:b w:val="0"/>
-          <w:i w:val="0"/>
-          <w:color w:val="000000"/>
-          <w:sz w:val="24"/>
-        </w:rPr>
-        <w:t xml:space="preserve">AlphaSortConX,/Record/ConXother/AlphaSort","fieldLabel":"","searchValues":["[Guffroy, </w:t>
-      </w:r>
-      <w:r>
-        <w:rPr>
-          <w:rFonts w:ascii="Charis SIL Regular" w:hAnsi="Charis SIL Regular" w:eastAsia="Charis SIL Regular"/>
-          <w:b w:val="0"/>
-          <w:i w:val="0"/>
-          <w:color w:val="000000"/>
-          <w:sz w:val="24"/>
-        </w:rPr>
-        <w:t xml:space="preserve">Maurice]"],"description":"Personne(s) : Guffroy, Maurice"}]}), Collectie wereldtentoonstelling </w:t>
-      </w:r>
-      <w:r>
-        <w:rPr>
-          <w:rFonts w:ascii="Charis SIL Regular" w:hAnsi="Charis SIL Regular" w:eastAsia="Charis SIL Regular"/>
-          <w:b w:val="0"/>
-          <w:i w:val="0"/>
-          <w:color w:val="000000"/>
-          <w:sz w:val="24"/>
-        </w:rPr>
-        <w:t xml:space="preserve">1883 mei 1885 tot juli 1886 reis Ten Kate naar Suriname, nu in Leiden (RV-581?) 1890 (of </w:t>
-      </w:r>
-      <w:r>
-        <w:rPr>
-          <w:rFonts w:ascii="Charis SIL Regular" w:hAnsi="Charis SIL Regular" w:eastAsia="Charis SIL Regular"/>
-          <w:b w:val="0"/>
-          <w:i w:val="0"/>
-          <w:color w:val="000000"/>
-          <w:sz w:val="24"/>
-        </w:rPr>
-        <w:t>1891?): Axel Klinckowström, leverde verzameling op die zich nu bevindt in het Etnografiska</w:t>
-      </w:r>
-    </w:p>
-    <w:p>
-      <w:pPr>
         <w:sectPr>
           <w:pgSz w:w="11900" w:h="16840"/>
-          <w:pgMar w:top="324" w:right="944" w:bottom="504" w:left="950" w:header="720" w:footer="720" w:gutter="0"/>
+          <w:pgMar w:top="324" w:right="944" w:bottom="432" w:left="950" w:header="720" w:footer="720" w:gutter="0"/>
           <w:cols/>
           <w:docGrid w:linePitch="360"/>
         </w:sectPr>
@@ -6682,6 +7372,79 @@
           <w:color w:val="000000"/>
           <w:sz w:val="24"/>
         </w:rPr>
+        <w:t>Rond 1902? Maurice Guffroy [verzameling](https://collections.quaibranly.fr/?</w:t>
+      </w:r>
+    </w:p>
+    <w:p>
+      <w:pPr>
+        <w:autoSpaceDN w:val="0"/>
+        <w:autoSpaceDE w:val="0"/>
+        <w:widowControl/>
+        <w:spacing w:line="288" w:lineRule="exact" w:before="64" w:after="0"/>
+        <w:ind w:left="0" w:right="0" w:firstLine="0"/>
+        <w:jc w:val="left"/>
+      </w:pPr>
+      <w:r>
+        <w:rPr>
+          <w:rFonts w:ascii="Charis SIL Regular" w:hAnsi="Charis SIL Regular" w:eastAsia="Charis SIL Regular"/>
+          <w:b w:val="0"/>
+          <w:i w:val="0"/>
+          <w:color w:val="000000"/>
+          <w:sz w:val="24"/>
+        </w:rPr>
+        <w:t xml:space="preserve">state={"matchAllCriteria":true,"customSearchCriteria":[{"field":"/Record/ConX/ </w:t>
+      </w:r>
+      <w:r>
+        <w:br/>
+      </w:r>
+      <w:r>
+        <w:rPr>
+          <w:rFonts w:ascii="Charis SIL Regular" w:hAnsi="Charis SIL Regular" w:eastAsia="Charis SIL Regular"/>
+          <w:b w:val="0"/>
+          <w:i w:val="0"/>
+          <w:color w:val="000000"/>
+          <w:sz w:val="24"/>
+        </w:rPr>
+        <w:t xml:space="preserve">AlphaSortConX,/Record/ConXother/AlphaSort","fieldLabel":"","searchValues":["[Guffroy, </w:t>
+      </w:r>
+      <w:r>
+        <w:rPr>
+          <w:rFonts w:ascii="Charis SIL Regular" w:hAnsi="Charis SIL Regular" w:eastAsia="Charis SIL Regular"/>
+          <w:b w:val="0"/>
+          <w:i w:val="0"/>
+          <w:color w:val="000000"/>
+          <w:sz w:val="24"/>
+        </w:rPr>
+        <w:t xml:space="preserve">Maurice]"],"description":"Personne(s) : Guffroy, Maurice"}]}), Collectie wereldtentoonstelling </w:t>
+      </w:r>
+      <w:r>
+        <w:rPr>
+          <w:rFonts w:ascii="Charis SIL Regular" w:hAnsi="Charis SIL Regular" w:eastAsia="Charis SIL Regular"/>
+          <w:b w:val="0"/>
+          <w:i w:val="0"/>
+          <w:color w:val="000000"/>
+          <w:sz w:val="24"/>
+        </w:rPr>
+        <w:t xml:space="preserve">1883 mei 1885 tot juli 1886 reis Ten Kate naar Suriname, nu in Leiden (RV-581?) 1890 (of </w:t>
+      </w:r>
+      <w:r>
+        <w:rPr>
+          <w:rFonts w:ascii="Charis SIL Regular" w:hAnsi="Charis SIL Regular" w:eastAsia="Charis SIL Regular"/>
+          <w:b w:val="0"/>
+          <w:i w:val="0"/>
+          <w:color w:val="000000"/>
+          <w:sz w:val="24"/>
+        </w:rPr>
+        <w:t xml:space="preserve">1891?): Axel Klinckowström, leverde verzameling op die zich nu bevindt in het Etnografiska </w:t>
+      </w:r>
+      <w:r>
+        <w:rPr>
+          <w:rFonts w:ascii="Charis SIL Regular" w:hAnsi="Charis SIL Regular" w:eastAsia="Charis SIL Regular"/>
+          <w:b w:val="0"/>
+          <w:i w:val="0"/>
+          <w:color w:val="000000"/>
+          <w:sz w:val="24"/>
+        </w:rPr>
         <w:t>museet in Stockholm.</w:t>
       </w:r>
     </w:p>
@@ -7275,169 +8038,9 @@
     </w:p>
     <w:p>
       <w:pPr>
-        <w:autoSpaceDN w:val="0"/>
-        <w:autoSpaceDE w:val="0"/>
-        <w:widowControl/>
-        <w:spacing w:line="288" w:lineRule="exact" w:before="292" w:after="0"/>
-        <w:ind w:left="388" w:right="3600" w:firstLine="0"/>
-        <w:jc w:val="left"/>
-      </w:pPr>
-      <w:r>
-        <w:rPr>
-          <w:rFonts w:ascii="Charis SIL Regular" w:hAnsi="Charis SIL Regular" w:eastAsia="Charis SIL Regular"/>
-          <w:b w:val="0"/>
-          <w:i w:val="0"/>
-          <w:color w:val="000000"/>
-          <w:sz w:val="24"/>
-        </w:rPr>
-        <w:t xml:space="preserve">•  </w:t>
-      </w:r>
-      <w:r>
-        <w:rPr>
-          <w:rFonts w:ascii="Charis SIL Regular" w:hAnsi="Charis SIL Regular" w:eastAsia="Charis SIL Regular"/>
-          <w:b w:val="0"/>
-          <w:i w:val="0"/>
-          <w:color w:val="0000FF"/>
-          <w:sz w:val="24"/>
-          <w:u w:val="single"/>
-        </w:rPr>
-        <w:t>Selecteren en afbakenen</w:t>
-      </w:r>
-      <w:r>
-        <w:br/>
-      </w:r>
-      <w:r>
-        <w:rPr>
-          <w:rFonts w:ascii="Charis SIL Regular" w:hAnsi="Charis SIL Regular" w:eastAsia="Charis SIL Regular"/>
-          <w:b w:val="0"/>
-          <w:i w:val="0"/>
-          <w:color w:val="000000"/>
-          <w:sz w:val="24"/>
-        </w:rPr>
-        <w:t xml:space="preserve">•  </w:t>
-      </w:r>
-      <w:r>
-        <w:rPr>
-          <w:rFonts w:ascii="Charis SIL Regular" w:hAnsi="Charis SIL Regular" w:eastAsia="Charis SIL Regular"/>
-          <w:b w:val="0"/>
-          <w:i w:val="0"/>
-          <w:color w:val="0000FF"/>
-          <w:sz w:val="24"/>
-          <w:u w:val="single"/>
-        </w:rPr>
-        <w:t>Bronnen</w:t>
-      </w:r>
-      <w:r>
-        <w:br/>
-      </w:r>
-      <w:r>
-        <w:rPr>
-          <w:rFonts w:ascii="Charis SIL Regular" w:hAnsi="Charis SIL Regular" w:eastAsia="Charis SIL Regular"/>
-          <w:b w:val="0"/>
-          <w:i w:val="0"/>
-          <w:color w:val="000000"/>
-          <w:sz w:val="24"/>
-        </w:rPr>
-        <w:t xml:space="preserve">•  </w:t>
-      </w:r>
-      <w:r>
-        <w:rPr>
-          <w:rFonts w:ascii="Charis SIL Regular" w:hAnsi="Charis SIL Regular" w:eastAsia="Charis SIL Regular"/>
-          <w:b w:val="0"/>
-          <w:i w:val="0"/>
-          <w:color w:val="0000FF"/>
-          <w:sz w:val="24"/>
-          <w:u w:val="single"/>
-        </w:rPr>
-        <w:t>Ambtena</w:t>
-      </w:r>
-      <w:r>
-        <w:rPr>
-          <w:rFonts w:ascii="Charis SIL Regular" w:hAnsi="Charis SIL Regular" w:eastAsia="Charis SIL Regular"/>
-          <w:b w:val="0"/>
-          <w:i w:val="0"/>
-          <w:color w:val="0000FF"/>
-          <w:sz w:val="24"/>
-          <w:u w:val="single"/>
-        </w:rPr>
-        <w:t>ren</w:t>
-      </w:r>
-      <w:r>
-        <w:br/>
-      </w:r>
-      <w:r>
-        <w:rPr>
-          <w:rFonts w:ascii="Charis SIL Regular" w:hAnsi="Charis SIL Regular" w:eastAsia="Charis SIL Regular"/>
-          <w:b w:val="0"/>
-          <w:i w:val="0"/>
-          <w:color w:val="000000"/>
-          <w:sz w:val="24"/>
-        </w:rPr>
-        <w:t xml:space="preserve">•  </w:t>
-      </w:r>
-      <w:r>
-        <w:rPr>
-          <w:rFonts w:ascii="Charis SIL Regular" w:hAnsi="Charis SIL Regular" w:eastAsia="Charis SIL Regular"/>
-          <w:b w:val="0"/>
-          <w:i w:val="0"/>
-          <w:color w:val="0000FF"/>
-          <w:sz w:val="24"/>
-          <w:u w:val="single"/>
-        </w:rPr>
-        <w:t>Leger en ma</w:t>
-      </w:r>
-      <w:r>
-        <w:rPr>
-          <w:rFonts w:ascii="Charis SIL Regular" w:hAnsi="Charis SIL Regular" w:eastAsia="Charis SIL Regular"/>
-          <w:b w:val="0"/>
-          <w:i w:val="0"/>
-          <w:color w:val="0000FF"/>
-          <w:sz w:val="24"/>
-          <w:u w:val="single"/>
-        </w:rPr>
-        <w:t>rine</w:t>
-      </w:r>
-      <w:r>
-        <w:br/>
-      </w:r>
-      <w:r>
-        <w:rPr>
-          <w:rFonts w:ascii="Charis SIL Regular" w:hAnsi="Charis SIL Regular" w:eastAsia="Charis SIL Regular"/>
-          <w:b w:val="0"/>
-          <w:i w:val="0"/>
-          <w:color w:val="000000"/>
-          <w:sz w:val="24"/>
-        </w:rPr>
-        <w:t xml:space="preserve">•  </w:t>
-      </w:r>
-      <w:r>
-        <w:rPr>
-          <w:rFonts w:ascii="Charis SIL Regular" w:hAnsi="Charis SIL Regular" w:eastAsia="Charis SIL Regular"/>
-          <w:b w:val="0"/>
-          <w:i w:val="0"/>
-          <w:color w:val="0000FF"/>
-          <w:sz w:val="24"/>
-          <w:u w:val="single"/>
-        </w:rPr>
-        <w:t>Koninklijk Instit</w:t>
-      </w:r>
-      <w:r>
-        <w:rPr>
-          <w:rFonts w:ascii="Charis SIL Regular" w:hAnsi="Charis SIL Regular" w:eastAsia="Charis SIL Regular"/>
-          <w:b w:val="0"/>
-          <w:i w:val="0"/>
-          <w:color w:val="0000FF"/>
-          <w:sz w:val="24"/>
-          <w:u w:val="single"/>
-        </w:rPr>
-        <w:t>uut voor Taal-, Land en Volkenkunde</w:t>
-      </w:r>
-    </w:p>
-    <w:p>
-      <w:pPr>
         <w:sectPr>
           <w:pgSz w:w="11900" w:h="16840"/>
-          <w:pgMar w:top="324" w:right="968" w:bottom="410" w:left="960" w:header="720" w:footer="720" w:gutter="0"/>
+          <w:pgMar w:top="324" w:right="968" w:bottom="412" w:left="960" w:header="720" w:footer="720" w:gutter="0"/>
           <w:cols/>
           <w:docGrid w:linePitch="360"/>
         </w:sectPr>
@@ -7458,9 +8061,159 @@
         <w:autoSpaceDE w:val="0"/>
         <w:widowControl/>
         <w:spacing w:line="288" w:lineRule="exact" w:before="64" w:after="0"/>
-        <w:ind w:left="388" w:right="6336" w:firstLine="0"/>
+        <w:ind w:left="388" w:right="3600" w:firstLine="0"/>
         <w:jc w:val="left"/>
       </w:pPr>
+      <w:r>
+        <w:rPr>
+          <w:rFonts w:ascii="Charis SIL Regular" w:hAnsi="Charis SIL Regular" w:eastAsia="Charis SIL Regular"/>
+          <w:b w:val="0"/>
+          <w:i w:val="0"/>
+          <w:color w:val="000000"/>
+          <w:sz w:val="24"/>
+        </w:rPr>
+        <w:t xml:space="preserve">•  </w:t>
+      </w:r>
+      <w:r>
+        <w:rPr>
+          <w:rFonts w:ascii="Charis SIL Regular" w:hAnsi="Charis SIL Regular" w:eastAsia="Charis SIL Regular"/>
+          <w:b w:val="0"/>
+          <w:i w:val="0"/>
+          <w:color w:val="0000FF"/>
+          <w:sz w:val="24"/>
+          <w:u w:val="single"/>
+        </w:rPr>
+        <w:t>Selecteren en afbakenen</w:t>
+      </w:r>
+      <w:r>
+        <w:br/>
+      </w:r>
+      <w:r>
+        <w:rPr>
+          <w:rFonts w:ascii="Charis SIL Regular" w:hAnsi="Charis SIL Regular" w:eastAsia="Charis SIL Regular"/>
+          <w:b w:val="0"/>
+          <w:i w:val="0"/>
+          <w:color w:val="000000"/>
+          <w:sz w:val="24"/>
+        </w:rPr>
+        <w:t xml:space="preserve">•  </w:t>
+      </w:r>
+      <w:r>
+        <w:rPr>
+          <w:rFonts w:ascii="Charis SIL Regular" w:hAnsi="Charis SIL Regular" w:eastAsia="Charis SIL Regular"/>
+          <w:b w:val="0"/>
+          <w:i w:val="0"/>
+          <w:color w:val="0000FF"/>
+          <w:sz w:val="24"/>
+          <w:u w:val="single"/>
+        </w:rPr>
+        <w:t>Bronnen</w:t>
+      </w:r>
+      <w:r>
+        <w:br/>
+      </w:r>
+      <w:r>
+        <w:rPr>
+          <w:rFonts w:ascii="Charis SIL Regular" w:hAnsi="Charis SIL Regular" w:eastAsia="Charis SIL Regular"/>
+          <w:b w:val="0"/>
+          <w:i w:val="0"/>
+          <w:color w:val="000000"/>
+          <w:sz w:val="24"/>
+        </w:rPr>
+        <w:t xml:space="preserve">•  </w:t>
+      </w:r>
+      <w:r>
+        <w:rPr>
+          <w:rFonts w:ascii="Charis SIL Regular" w:hAnsi="Charis SIL Regular" w:eastAsia="Charis SIL Regular"/>
+          <w:b w:val="0"/>
+          <w:i w:val="0"/>
+          <w:color w:val="0000FF"/>
+          <w:sz w:val="24"/>
+          <w:u w:val="single"/>
+        </w:rPr>
+        <w:t>Ambtena</w:t>
+      </w:r>
+      <w:r>
+        <w:rPr>
+          <w:rFonts w:ascii="Charis SIL Regular" w:hAnsi="Charis SIL Regular" w:eastAsia="Charis SIL Regular"/>
+          <w:b w:val="0"/>
+          <w:i w:val="0"/>
+          <w:color w:val="0000FF"/>
+          <w:sz w:val="24"/>
+          <w:u w:val="single"/>
+        </w:rPr>
+        <w:t>ren</w:t>
+      </w:r>
+      <w:r>
+        <w:br/>
+      </w:r>
+      <w:r>
+        <w:rPr>
+          <w:rFonts w:ascii="Charis SIL Regular" w:hAnsi="Charis SIL Regular" w:eastAsia="Charis SIL Regular"/>
+          <w:b w:val="0"/>
+          <w:i w:val="0"/>
+          <w:color w:val="000000"/>
+          <w:sz w:val="24"/>
+        </w:rPr>
+        <w:t xml:space="preserve">•  </w:t>
+      </w:r>
+      <w:r>
+        <w:rPr>
+          <w:rFonts w:ascii="Charis SIL Regular" w:hAnsi="Charis SIL Regular" w:eastAsia="Charis SIL Regular"/>
+          <w:b w:val="0"/>
+          <w:i w:val="0"/>
+          <w:color w:val="0000FF"/>
+          <w:sz w:val="24"/>
+          <w:u w:val="single"/>
+        </w:rPr>
+        <w:t>Leger en ma</w:t>
+      </w:r>
+      <w:r>
+        <w:rPr>
+          <w:rFonts w:ascii="Charis SIL Regular" w:hAnsi="Charis SIL Regular" w:eastAsia="Charis SIL Regular"/>
+          <w:b w:val="0"/>
+          <w:i w:val="0"/>
+          <w:color w:val="0000FF"/>
+          <w:sz w:val="24"/>
+          <w:u w:val="single"/>
+        </w:rPr>
+        <w:t>rine</w:t>
+      </w:r>
+      <w:r>
+        <w:br/>
+      </w:r>
+      <w:r>
+        <w:rPr>
+          <w:rFonts w:ascii="Charis SIL Regular" w:hAnsi="Charis SIL Regular" w:eastAsia="Charis SIL Regular"/>
+          <w:b w:val="0"/>
+          <w:i w:val="0"/>
+          <w:color w:val="000000"/>
+          <w:sz w:val="24"/>
+        </w:rPr>
+        <w:t xml:space="preserve">•  </w:t>
+      </w:r>
+      <w:r>
+        <w:rPr>
+          <w:rFonts w:ascii="Charis SIL Regular" w:hAnsi="Charis SIL Regular" w:eastAsia="Charis SIL Regular"/>
+          <w:b w:val="0"/>
+          <w:i w:val="0"/>
+          <w:color w:val="0000FF"/>
+          <w:sz w:val="24"/>
+          <w:u w:val="single"/>
+        </w:rPr>
+        <w:t>Koninklijk Instit</w:t>
+      </w:r>
+      <w:r>
+        <w:rPr>
+          <w:rFonts w:ascii="Charis SIL Regular" w:hAnsi="Charis SIL Regular" w:eastAsia="Charis SIL Regular"/>
+          <w:b w:val="0"/>
+          <w:i w:val="0"/>
+          <w:color w:val="0000FF"/>
+          <w:sz w:val="24"/>
+          <w:u w:val="single"/>
+        </w:rPr>
+        <w:t>uut voor Taal-, Land en Volkenkunde</w:t>
+      </w:r>
       <w:r>
         <w:rPr>
           <w:rFonts w:ascii="Charis SIL Regular" w:hAnsi="Charis SIL Regular" w:eastAsia="Charis SIL Regular"/>

--- a/EXPORTS/DOCX/review/niveau2/Dutch/Suriname.docx
+++ b/EXPORTS/DOCX/review/niveau2/Dutch/Suriname.docx
@@ -1699,7 +1699,7 @@
           <w:sz w:val="24"/>
           <w:u w:val="single"/>
         </w:rPr>
-        <w:hyperlink r:id="rId14" w:history="1">
+        <w:hyperlink r:id="rId12" w:history="1">
           <w:r>
             <w:rPr>
               <w:rStyle w:val="Hyperlink"/>
@@ -2250,67 +2250,13 @@
       </w:r>
       <w:r>
         <w:rPr>
-          <w:u w:val="single" w:color="0000ff"/>
-          <w:rFonts w:ascii="Charis SIL Regular" w:hAnsi="Charis SIL Regular" w:eastAsia="Charis SIL Regular"/>
-          <w:b w:val="0"/>
-          <w:i w:val="0"/>
-          <w:color w:val="000000"/>
-          <w:sz w:val="24"/>
-        </w:rPr>
-        <w:hyperlink r:id="rId17" w:history="1">
-          <w:r>
-            <w:rPr>
-              <w:rStyle w:val="Hyperlink"/>
-            </w:rPr>
-            <w:t>Evangelis</w:t>
-          </w:r>
-        </w:hyperlink>
-      </w:r>
-      <w:r>
-        <w:rPr>
-          <w:u w:val="single" w:color="0000ff"/>
-          <w:rFonts w:ascii="Charis SIL Regular" w:hAnsi="Charis SIL Regular" w:eastAsia="Charis SIL Regular"/>
-          <w:b w:val="0"/>
-          <w:i w:val="0"/>
-          <w:color w:val="000000"/>
-          <w:sz w:val="24"/>
-        </w:rPr>
-        <w:hyperlink r:id="rId17" w:history="1">
-          <w:r>
-            <w:rPr>
-              <w:rStyle w:val="Hyperlink"/>
-            </w:rPr>
-            <w:t>c</w:t>
-          </w:r>
-        </w:hyperlink>
-      </w:r>
-      <w:r>
-        <w:rPr>
-          <w:u w:val="single" w:color="0000ff"/>
-          <w:rFonts w:ascii="Charis SIL Regular" w:hAnsi="Charis SIL Regular" w:eastAsia="Charis SIL Regular"/>
-          <w:b w:val="0"/>
-          <w:i w:val="0"/>
-          <w:color w:val="000000"/>
-          <w:sz w:val="24"/>
-        </w:rPr>
-        <w:hyperlink r:id="rId17" w:history="1">
-          <w:r>
-            <w:rPr>
-              <w:rStyle w:val="Hyperlink"/>
-            </w:rPr>
-            <w:t>he Broe</w:t>
-          </w:r>
-        </w:hyperlink>
-      </w:r>
-      <w:r>
-        <w:rPr>
-          <w:rFonts w:ascii="Charis SIL Regular" w:hAnsi="Charis SIL Regular" w:eastAsia="Charis SIL Regular"/>
-          <w:b w:val="0"/>
-          <w:i w:val="0"/>
-          <w:color w:val="000000"/>
-          <w:sz w:val="24"/>
-        </w:rPr>
-        <w:t xml:space="preserve">dergemeente in Barby, terwijl zendeling </w:t>
+          <w:rFonts w:ascii="Charis SIL Regular" w:hAnsi="Charis SIL Regular" w:eastAsia="Charis SIL Regular"/>
+          <w:b w:val="0"/>
+          <w:i w:val="0"/>
+          <w:color w:val="000000"/>
+          <w:sz w:val="24"/>
+        </w:rPr>
+        <w:t xml:space="preserve">Evangelische Broedergemeente in Barby, terwijl zendeling </w:t>
       </w:r>
       <w:r>
         <w:rPr>
@@ -2399,6 +2345,7 @@
       </w:r>
       <w:r>
         <w:rPr>
+          <w:u w:val="single" w:color="0000ff"/>
           <w:rFonts w:ascii="Charis SIL Regular" w:hAnsi="Charis SIL Regular" w:eastAsia="Charis SIL Regular"/>
           <w:b w:val="0"/>
           <w:i w:val="0"/>
@@ -2855,7 +2802,27 @@
         <w:autoSpaceDN w:val="0"/>
         <w:autoSpaceDE w:val="0"/>
         <w:widowControl/>
-        <w:spacing w:line="288" w:lineRule="exact" w:before="240" w:after="0"/>
+        <w:spacing w:line="360" w:lineRule="exact" w:before="254" w:after="0"/>
+        <w:ind w:left="10" w:right="0" w:firstLine="0"/>
+        <w:jc w:val="left"/>
+      </w:pPr>
+      <w:r>
+        <w:rPr>
+          <w:rFonts w:ascii="Charis SIL Bold" w:hAnsi="Charis SIL Bold" w:eastAsia="Charis SIL Bold"/>
+          <w:b/>
+          <w:i w:val="0"/>
+          <w:color w:val="000000"/>
+          <w:sz w:val="24"/>
+        </w:rPr>
+        <w:t>Verkenningen langs de rivieren</w:t>
+      </w:r>
+    </w:p>
+    <w:p>
+      <w:pPr>
+        <w:autoSpaceDN w:val="0"/>
+        <w:autoSpaceDE w:val="0"/>
+        <w:widowControl/>
+        <w:spacing w:line="288" w:lineRule="exact" w:before="312" w:after="0"/>
         <w:ind w:left="10" w:right="0" w:firstLine="0"/>
         <w:jc w:val="left"/>
       </w:pPr>
@@ -3219,14 +3186,20 @@
       </w:r>
       <w:r>
         <w:rPr>
-          <w:u w:val="single" w:color="0000ff"/>
-          <w:rFonts w:ascii="Charis SIL Regular" w:hAnsi="Charis SIL Regular" w:eastAsia="Charis SIL Regular"/>
-          <w:b w:val="0"/>
-          <w:i w:val="0"/>
-          <w:color w:val="000000"/>
-          <w:sz w:val="24"/>
-        </w:rPr>
-        <w:t>d</w:t>
+          <w:rFonts w:ascii="Charis SIL Regular" w:hAnsi="Charis SIL Regular" w:eastAsia="Charis SIL Regular"/>
+          <w:b w:val="0"/>
+          <w:i w:val="0"/>
+          <w:color w:val="000000"/>
+          <w:sz w:val="24"/>
+        </w:rPr>
+        <w:hyperlink r:id="rId24" w:history="1">
+          <w:r>
+            <w:rPr>
+              <w:rStyle w:val="Hyperlink"/>
+            </w:rPr>
+            <w:t>d</w:t>
+          </w:r>
+        </w:hyperlink>
       </w:r>
       <w:r>
         <w:rPr>
@@ -3543,10 +3516,18 @@
           <w:rFonts w:ascii="Charis SIL Italic" w:hAnsi="Charis SIL Italic" w:eastAsia="Charis SIL Italic"/>
           <w:b w:val="0"/>
           <w:i/>
-          <w:color w:val="000000"/>
-          <w:sz w:val="24"/>
-        </w:rPr>
-        <w:t>RV-581</w:t>
+          <w:color w:val="0000FF"/>
+          <w:sz w:val="24"/>
+          <w:u w:val="single"/>
+        </w:rPr>
+        <w:hyperlink r:id="rId27" w:history="1">
+          <w:r>
+            <w:rPr>
+              <w:rStyle w:val="Hyperlink"/>
+            </w:rPr>
+            <w:t>RV-581</w:t>
+          </w:r>
+        </w:hyperlink>
       </w:r>
       <w:r>
         <w:rPr>
@@ -3623,7 +3604,35 @@
           <w:color w:val="000000"/>
           <w:sz w:val="24"/>
         </w:rPr>
-        <w:t xml:space="preserve">koloniaal ambtenaar Henri Coudreau, langs de bovenlopen van de Marowijne. Ook Coudreau </w:t>
+        <w:t>koloniaal a</w:t>
+      </w:r>
+      <w:r>
+        <w:rPr>
+          <w:u w:val="single" w:color="0000ff"/>
+          <w:rFonts w:ascii="Charis SIL Regular" w:hAnsi="Charis SIL Regular" w:eastAsia="Charis SIL Regular"/>
+          <w:b w:val="0"/>
+          <w:i w:val="0"/>
+          <w:color w:val="000000"/>
+          <w:sz w:val="24"/>
+        </w:rPr>
+        <w:hyperlink r:id="rId27" w:history="1">
+          <w:r>
+            <w:rPr>
+              <w:rStyle w:val="Hyperlink"/>
+            </w:rPr>
+            <w:t>mbtena</w:t>
+          </w:r>
+        </w:hyperlink>
+      </w:r>
+      <w:r>
+        <w:rPr>
+          <w:rFonts w:ascii="Charis SIL Regular" w:hAnsi="Charis SIL Regular" w:eastAsia="Charis SIL Regular"/>
+          <w:b w:val="0"/>
+          <w:i w:val="0"/>
+          <w:color w:val="000000"/>
+          <w:sz w:val="24"/>
+        </w:rPr>
+        <w:t xml:space="preserve">ar Henri Coudreau, langs de bovenlopen van de Marowijne. Ook Coudreau </w:t>
       </w:r>
       <w:r>
         <w:rPr>
@@ -3727,7 +3736,7 @@
           <w:sz w:val="24"/>
           <w:u w:val="single"/>
         </w:rPr>
-        <w:hyperlink r:id="rId27" w:history="1">
+        <w:hyperlink r:id="rId28" w:history="1">
           <w:r>
             <w:rPr>
               <w:rStyle w:val="Hyperlink"/>
@@ -3756,7 +3765,7 @@
           <w:sz w:val="24"/>
           <w:u w:val="single"/>
         </w:rPr>
-        <w:hyperlink r:id="rId27" w:history="1">
+        <w:hyperlink r:id="rId28" w:history="1">
           <w:r>
             <w:rPr>
               <w:rStyle w:val="Hyperlink"/>
@@ -3785,7 +3794,7 @@
           <w:sz w:val="24"/>
           <w:u w:val="single"/>
         </w:rPr>
-        <w:hyperlink r:id="rId27" w:history="1">
+        <w:hyperlink r:id="rId28" w:history="1">
           <w:r>
             <w:rPr>
               <w:rStyle w:val="Hyperlink"/>
@@ -3834,7 +3843,7 @@
           <w:color w:val="000000"/>
           <w:sz w:val="24"/>
         </w:rPr>
-        <w:hyperlink r:id="rId27" w:history="1">
+        <w:hyperlink r:id="rId28" w:history="1">
           <w:r>
             <w:rPr>
               <w:rStyle w:val="Hyperlink"/>
@@ -3852,7 +3861,7 @@
           <w:color w:val="000000"/>
           <w:sz w:val="24"/>
         </w:rPr>
-        <w:hyperlink r:id="rId27" w:history="1">
+        <w:hyperlink r:id="rId28" w:history="1">
           <w:r>
             <w:rPr>
               <w:rStyle w:val="Hyperlink"/>
@@ -3870,7 +3879,7 @@
           <w:color w:val="000000"/>
           <w:sz w:val="24"/>
         </w:rPr>
-        <w:hyperlink r:id="rId27" w:history="1">
+        <w:hyperlink r:id="rId28" w:history="1">
           <w:r>
             <w:rPr>
               <w:rStyle w:val="Hyperlink"/>
@@ -3899,7 +3908,7 @@
           <w:color w:val="000000"/>
           <w:sz w:val="24"/>
         </w:rPr>
-        <w:hyperlink r:id="rId27" w:history="1">
+        <w:hyperlink r:id="rId28" w:history="1">
           <w:r>
             <w:rPr>
               <w:rStyle w:val="Hyperlink"/>
@@ -4091,7 +4100,7 @@
           <w:sz w:val="24"/>
           <w:u w:val="single"/>
         </w:rPr>
-        <w:hyperlink r:id="rId28" w:history="1">
+        <w:hyperlink r:id="rId29" w:history="1">
           <w:r>
             <w:rPr>
               <w:rStyle w:val="Hyperlink"/>
@@ -4120,7 +4129,7 @@
           <w:sz w:val="24"/>
           <w:u w:val="single"/>
         </w:rPr>
-        <w:hyperlink r:id="rId28" w:history="1">
+        <w:hyperlink r:id="rId29" w:history="1">
           <w:r>
             <w:rPr>
               <w:rStyle w:val="Hyperlink"/>
@@ -4149,7 +4158,7 @@
           <w:sz w:val="24"/>
           <w:u w:val="single"/>
         </w:rPr>
-        <w:hyperlink r:id="rId28" w:history="1">
+        <w:hyperlink r:id="rId29" w:history="1">
           <w:r>
             <w:rPr>
               <w:rStyle w:val="Hyperlink"/>
@@ -4178,7 +4187,7 @@
           <w:sz w:val="24"/>
           <w:u w:val="single"/>
         </w:rPr>
-        <w:hyperlink r:id="rId28" w:history="1">
+        <w:hyperlink r:id="rId29" w:history="1">
           <w:r>
             <w:rPr>
               <w:rStyle w:val="Hyperlink"/>
@@ -4216,7 +4225,7 @@
           <w:color w:val="000000"/>
           <w:sz w:val="24"/>
         </w:rPr>
-        <w:hyperlink r:id="rId28" w:history="1">
+        <w:hyperlink r:id="rId29" w:history="1">
           <w:r>
             <w:rPr>
               <w:rStyle w:val="Hyperlink"/>
@@ -4234,7 +4243,7 @@
           <w:color w:val="000000"/>
           <w:sz w:val="24"/>
         </w:rPr>
-        <w:hyperlink r:id="rId28" w:history="1">
+        <w:hyperlink r:id="rId29" w:history="1">
           <w:r>
             <w:rPr>
               <w:rStyle w:val="Hyperlink"/>
@@ -4252,7 +4261,7 @@
           <w:color w:val="000000"/>
           <w:sz w:val="24"/>
         </w:rPr>
-        <w:hyperlink r:id="rId28" w:history="1">
+        <w:hyperlink r:id="rId29" w:history="1">
           <w:r>
             <w:rPr>
               <w:rStyle w:val="Hyperlink"/>
@@ -4270,7 +4279,7 @@
           <w:color w:val="000000"/>
           <w:sz w:val="24"/>
         </w:rPr>
-        <w:hyperlink r:id="rId28" w:history="1">
+        <w:hyperlink r:id="rId29" w:history="1">
           <w:r>
             <w:rPr>
               <w:rStyle w:val="Hyperlink"/>
@@ -4288,7 +4297,7 @@
           <w:color w:val="000000"/>
           <w:sz w:val="24"/>
         </w:rPr>
-        <w:hyperlink r:id="rId28" w:history="1">
+        <w:hyperlink r:id="rId29" w:history="1">
           <w:r>
             <w:rPr>
               <w:rStyle w:val="Hyperlink"/>
@@ -4306,7 +4315,7 @@
           <w:color w:val="000000"/>
           <w:sz w:val="24"/>
         </w:rPr>
-        <w:hyperlink r:id="rId28" w:history="1">
+        <w:hyperlink r:id="rId29" w:history="1">
           <w:r>
             <w:rPr>
               <w:rStyle w:val="Hyperlink"/>
@@ -4324,7 +4333,7 @@
           <w:color w:val="000000"/>
           <w:sz w:val="24"/>
         </w:rPr>
-        <w:hyperlink r:id="rId28" w:history="1">
+        <w:hyperlink r:id="rId29" w:history="1">
           <w:r>
             <w:rPr>
               <w:rStyle w:val="Hyperlink"/>
@@ -4408,10 +4417,18 @@
           <w:rFonts w:ascii="Charis SIL Italic" w:hAnsi="Charis SIL Italic" w:eastAsia="Charis SIL Italic"/>
           <w:b w:val="0"/>
           <w:i/>
-          <w:color w:val="000000"/>
-          <w:sz w:val="24"/>
-        </w:rPr>
-        <w:t xml:space="preserve">TM-401 </w:t>
+          <w:color w:val="0000FF"/>
+          <w:sz w:val="24"/>
+          <w:u w:val="single"/>
+        </w:rPr>
+        <w:hyperlink r:id="rId30" w:history="1">
+          <w:r>
+            <w:rPr>
+              <w:rStyle w:val="Hyperlink"/>
+            </w:rPr>
+            <w:t xml:space="preserve">TM-401 </w:t>
+          </w:r>
+        </w:hyperlink>
       </w:r>
       <w:r>
         <w:rPr>
@@ -4428,60 +4445,216 @@
           <w:rFonts w:ascii="Charis SIL Italic" w:hAnsi="Charis SIL Italic" w:eastAsia="Charis SIL Italic"/>
           <w:b w:val="0"/>
           <w:i/>
-          <w:color w:val="000000"/>
-          <w:sz w:val="24"/>
-        </w:rPr>
-        <w:t>TM-402</w:t>
-      </w:r>
-      <w:r>
-        <w:rPr>
-          <w:rFonts w:ascii="Charis SIL Regular" w:hAnsi="Charis SIL Regular" w:eastAsia="Charis SIL Regular"/>
-          <w:b w:val="0"/>
-          <w:i w:val="0"/>
-          <w:color w:val="000000"/>
-          <w:sz w:val="24"/>
-        </w:rPr>
-        <w:t xml:space="preserve"> met 493 </w:t>
-      </w:r>
-      <w:r>
-        <w:rPr>
-          <w:rFonts w:ascii="Charis SIL Regular" w:hAnsi="Charis SIL Regular" w:eastAsia="Charis SIL Regular"/>
-          <w:b w:val="0"/>
-          <w:i w:val="0"/>
-          <w:color w:val="000000"/>
-          <w:sz w:val="24"/>
-        </w:rPr>
-        <w:t xml:space="preserve">voorwerpen en Toemoek-Hoemak serie </w:t>
+          <w:color w:val="0000FF"/>
+          <w:sz w:val="24"/>
+          <w:u w:val="single"/>
+        </w:rPr>
+        <w:hyperlink r:id="rId31" w:history="1">
+          <w:r>
+            <w:rPr>
+              <w:rStyle w:val="Hyperlink"/>
+            </w:rPr>
+            <w:t>TM-402</w:t>
+          </w:r>
+        </w:hyperlink>
+      </w:r>
+      <w:r>
+        <w:rPr>
+          <w:rFonts w:ascii="Charis SIL Regular" w:hAnsi="Charis SIL Regular" w:eastAsia="Charis SIL Regular"/>
+          <w:b w:val="0"/>
+          <w:i w:val="0"/>
+          <w:color w:val="000000"/>
+          <w:sz w:val="24"/>
+        </w:rPr>
+        <w:t xml:space="preserve"> me</w:t>
+      </w:r>
+      <w:r>
+        <w:rPr>
+          <w:u w:val="single" w:color="0000ff"/>
+          <w:rFonts w:ascii="Charis SIL Regular" w:hAnsi="Charis SIL Regular" w:eastAsia="Charis SIL Regular"/>
+          <w:b w:val="0"/>
+          <w:i w:val="0"/>
+          <w:color w:val="000000"/>
+          <w:sz w:val="24"/>
+        </w:rPr>
+        <w:hyperlink r:id="rId30" w:history="1">
+          <w:r>
+            <w:rPr>
+              <w:rStyle w:val="Hyperlink"/>
+            </w:rPr>
+            <w:t xml:space="preserve">t 493 </w:t>
+          </w:r>
+        </w:hyperlink>
+      </w:r>
+      <w:r>
+        <w:rPr>
+          <w:rFonts w:ascii="Charis SIL Regular" w:hAnsi="Charis SIL Regular" w:eastAsia="Charis SIL Regular"/>
+          <w:b w:val="0"/>
+          <w:i w:val="0"/>
+          <w:color w:val="000000"/>
+          <w:sz w:val="24"/>
+        </w:rPr>
+        <w:t xml:space="preserve">voorwerpen en de expeditie naar het Toemoek-Hoemakgebergte serie </w:t>
       </w:r>
       <w:r>
         <w:rPr>
           <w:rFonts w:ascii="Charis SIL Italic" w:hAnsi="Charis SIL Italic" w:eastAsia="Charis SIL Italic"/>
           <w:b w:val="0"/>
           <w:i/>
-          <w:color w:val="000000"/>
-          <w:sz w:val="24"/>
-        </w:rPr>
-        <w:t>TM-403</w:t>
-      </w:r>
-      <w:r>
-        <w:rPr>
-          <w:rFonts w:ascii="Charis SIL Regular" w:hAnsi="Charis SIL Regular" w:eastAsia="Charis SIL Regular"/>
-          <w:b w:val="0"/>
-          <w:i w:val="0"/>
-          <w:color w:val="000000"/>
-          <w:sz w:val="24"/>
-        </w:rPr>
-        <w:t xml:space="preserve"> met 186 voorwerpen. Hieronder bevinden </w:t>
-      </w:r>
-      <w:r>
-        <w:rPr>
-          <w:rFonts w:ascii="Charis SIL Regular" w:hAnsi="Charis SIL Regular" w:eastAsia="Charis SIL Regular"/>
-          <w:b w:val="0"/>
-          <w:i w:val="0"/>
-          <w:color w:val="000000"/>
-          <w:sz w:val="24"/>
-        </w:rPr>
-        <w:t>zich veel objecten van de , leveren etnografische collecties op van de hand van De Goeje.</w:t>
+          <w:color w:val="0000FF"/>
+          <w:sz w:val="24"/>
+          <w:u w:val="single"/>
+        </w:rPr>
+        <w:hyperlink r:id="rId32" w:history="1">
+          <w:r>
+            <w:rPr>
+              <w:rStyle w:val="Hyperlink"/>
+            </w:rPr>
+            <w:t>T</w:t>
+          </w:r>
+        </w:hyperlink>
+      </w:r>
+      <w:r>
+        <w:rPr>
+          <w:rFonts w:ascii="Charis SIL Italic" w:hAnsi="Charis SIL Italic" w:eastAsia="Charis SIL Italic"/>
+          <w:b w:val="0"/>
+          <w:i/>
+          <w:color w:val="0000FF"/>
+          <w:sz w:val="24"/>
+          <w:u w:val="single"/>
+        </w:rPr>
+        <w:hyperlink r:id="rId32" w:history="1">
+          <w:r>
+            <w:rPr>
+              <w:rStyle w:val="Hyperlink"/>
+            </w:rPr>
+            <w:t>M</w:t>
+          </w:r>
+        </w:hyperlink>
+      </w:r>
+      <w:r>
+        <w:rPr>
+          <w:rFonts w:ascii="Charis SIL Italic" w:hAnsi="Charis SIL Italic" w:eastAsia="Charis SIL Italic"/>
+          <w:b w:val="0"/>
+          <w:i/>
+          <w:color w:val="0000FF"/>
+          <w:sz w:val="24"/>
+          <w:u w:val="single"/>
+        </w:rPr>
+        <w:hyperlink r:id="rId32" w:history="1">
+          <w:r>
+            <w:rPr>
+              <w:rStyle w:val="Hyperlink"/>
+            </w:rPr>
+            <w:t>-403</w:t>
+          </w:r>
+        </w:hyperlink>
+      </w:r>
+      <w:r>
+        <w:rPr>
+          <w:u w:val="single" w:color="0000ff"/>
+          <w:rFonts w:ascii="Charis SIL Regular" w:hAnsi="Charis SIL Regular" w:eastAsia="Charis SIL Regular"/>
+          <w:b w:val="0"/>
+          <w:i w:val="0"/>
+          <w:color w:val="000000"/>
+          <w:sz w:val="24"/>
+        </w:rPr>
+        <w:hyperlink r:id="rId31" w:history="1">
+          <w:r>
+            <w:rPr>
+              <w:rStyle w:val="Hyperlink"/>
+            </w:rPr>
+            <w:t xml:space="preserve"> m</w:t>
+          </w:r>
+        </w:hyperlink>
+      </w:r>
+      <w:r>
+        <w:rPr>
+          <w:rFonts w:ascii="Charis SIL Regular" w:hAnsi="Charis SIL Regular" w:eastAsia="Charis SIL Regular"/>
+          <w:b w:val="0"/>
+          <w:i w:val="0"/>
+          <w:color w:val="000000"/>
+          <w:sz w:val="24"/>
+        </w:rPr>
+        <w:t xml:space="preserve">et 186 </w:t>
+      </w:r>
+      <w:r>
+        <w:rPr>
+          <w:rFonts w:ascii="Charis SIL Regular" w:hAnsi="Charis SIL Regular" w:eastAsia="Charis SIL Regular"/>
+          <w:b w:val="0"/>
+          <w:i w:val="0"/>
+          <w:color w:val="000000"/>
+          <w:sz w:val="24"/>
+        </w:rPr>
+        <w:t>voorwerpen. Hieronder bevinden zich veel objecten van de , leveren e</w:t>
+      </w:r>
+      <w:r>
+        <w:rPr>
+          <w:u w:val="single" w:color="0000ff"/>
+          <w:rFonts w:ascii="Charis SIL Regular" w:hAnsi="Charis SIL Regular" w:eastAsia="Charis SIL Regular"/>
+          <w:b w:val="0"/>
+          <w:i w:val="0"/>
+          <w:color w:val="000000"/>
+          <w:sz w:val="24"/>
+        </w:rPr>
+        <w:hyperlink r:id="rId32" w:history="1">
+          <w:r>
+            <w:rPr>
+              <w:rStyle w:val="Hyperlink"/>
+            </w:rPr>
+            <w:t>tnograf</w:t>
+          </w:r>
+        </w:hyperlink>
+      </w:r>
+      <w:r>
+        <w:rPr>
+          <w:rFonts w:ascii="Charis SIL Regular" w:hAnsi="Charis SIL Regular" w:eastAsia="Charis SIL Regular"/>
+          <w:b w:val="0"/>
+          <w:i w:val="0"/>
+          <w:color w:val="000000"/>
+          <w:sz w:val="24"/>
+        </w:rPr>
+        <w:t xml:space="preserve">ische collecties </w:t>
+      </w:r>
+      <w:r>
+        <w:rPr>
+          <w:rFonts w:ascii="Charis SIL Regular" w:hAnsi="Charis SIL Regular" w:eastAsia="Charis SIL Regular"/>
+          <w:b w:val="0"/>
+          <w:i w:val="0"/>
+          <w:color w:val="000000"/>
+          <w:sz w:val="24"/>
+        </w:rPr>
+        <w:t xml:space="preserve">op van de hand van De Goeje. Serie TM-416 is afkomstig van de expeditie (van Stahel) naar </w:t>
+      </w:r>
+      <w:r>
+        <w:rPr>
+          <w:rFonts w:ascii="Charis SIL Regular" w:hAnsi="Charis SIL Regular" w:eastAsia="Charis SIL Regular"/>
+          <w:b w:val="0"/>
+          <w:i w:val="0"/>
+          <w:color w:val="000000"/>
+          <w:sz w:val="24"/>
+        </w:rPr>
+        <w:t xml:space="preserve">het Wilhelminagebergte. Objecten beschreven door Van Panhuys. Lange tijd werd hierbij de </w:t>
+      </w:r>
+      <w:r>
+        <w:rPr>
+          <w:rFonts w:ascii="Charis SIL Regular" w:hAnsi="Charis SIL Regular" w:eastAsia="Charis SIL Regular"/>
+          <w:b w:val="0"/>
+          <w:i w:val="0"/>
+          <w:color w:val="000000"/>
+          <w:sz w:val="24"/>
+        </w:rPr>
+        <w:t xml:space="preserve">verzameldrift van Claudius de Goeje aangehaald als drijvende kracht achter de expeditie. In </w:t>
+      </w:r>
+      <w:r>
+        <w:rPr>
+          <w:rFonts w:ascii="Charis SIL Regular" w:hAnsi="Charis SIL Regular" w:eastAsia="Charis SIL Regular"/>
+          <w:b w:val="0"/>
+          <w:i w:val="0"/>
+          <w:color w:val="000000"/>
+          <w:sz w:val="24"/>
+        </w:rPr>
+        <w:t>2025 verscheen echter een artikel van de hand van Inez de Ruiter in NWIG.</w:t>
       </w:r>
     </w:p>
     <w:p>
@@ -4489,129 +4662,26 @@
         <w:autoSpaceDN w:val="0"/>
         <w:autoSpaceDE w:val="0"/>
         <w:widowControl/>
-        <w:spacing w:line="352" w:lineRule="exact" w:before="0" w:after="0"/>
+        <w:spacing w:line="358" w:lineRule="exact" w:before="256" w:after="0"/>
         <w:ind w:left="10" w:right="0" w:firstLine="0"/>
         <w:jc w:val="left"/>
       </w:pPr>
       <w:r>
         <w:rPr>
-          <w:rFonts w:ascii="Charis SIL Regular" w:hAnsi="Charis SIL Regular" w:eastAsia="Charis SIL Regular"/>
-          <w:b w:val="0"/>
-          <w:i w:val="0"/>
-          <w:color w:val="000000"/>
-          <w:sz w:val="24"/>
-        </w:rPr>
-        <w:t>Serie TM-416 is afkomstig van de expeditie (van Stahel) naar het Wilhelminagebergte.</w:t>
-      </w:r>
-    </w:p>
-    <w:p>
-      <w:pPr>
-        <w:autoSpaceDN w:val="0"/>
-        <w:autoSpaceDE w:val="0"/>
-        <w:widowControl/>
-        <w:spacing w:line="288" w:lineRule="exact" w:before="64" w:after="0"/>
-        <w:ind w:left="10" w:right="288" w:firstLine="0"/>
-        <w:jc w:val="left"/>
-      </w:pPr>
-      <w:r>
-        <w:rPr>
-          <w:rFonts w:ascii="Charis SIL Regular" w:hAnsi="Charis SIL Regular" w:eastAsia="Charis SIL Regular"/>
-          <w:b w:val="0"/>
-          <w:i w:val="0"/>
-          <w:color w:val="000000"/>
-          <w:sz w:val="24"/>
-        </w:rPr>
-        <w:t xml:space="preserve">Objecten beschreven door Van Panhuys. Lange tijd werd hierbij de verzameldrift van </w:t>
-      </w:r>
-      <w:r>
-        <w:rPr>
-          <w:rFonts w:ascii="Charis SIL Regular" w:hAnsi="Charis SIL Regular" w:eastAsia="Charis SIL Regular"/>
-          <w:b w:val="0"/>
-          <w:i w:val="0"/>
-          <w:color w:val="000000"/>
-          <w:sz w:val="24"/>
-        </w:rPr>
-        <w:t xml:space="preserve">Claudius de Goeje aangehaald als drijvende kracht achter de expeditie. In 2025 verscheen </w:t>
-      </w:r>
-      <w:r>
-        <w:rPr>
-          <w:rFonts w:ascii="Charis SIL Regular" w:hAnsi="Charis SIL Regular" w:eastAsia="Charis SIL Regular"/>
-          <w:b w:val="0"/>
-          <w:i w:val="0"/>
-          <w:color w:val="000000"/>
-          <w:sz w:val="24"/>
-        </w:rPr>
-        <w:t>echter een artikel van de hand van Inez de Ruiter in NWIG.</w:t>
-      </w:r>
-    </w:p>
-    <w:p>
-      <w:pPr>
-        <w:autoSpaceDN w:val="0"/>
-        <w:autoSpaceDE w:val="0"/>
-        <w:widowControl/>
-        <w:spacing w:line="352" w:lineRule="exact" w:before="176" w:after="0"/>
-        <w:ind w:left="10" w:right="0" w:firstLine="0"/>
-        <w:jc w:val="left"/>
-      </w:pPr>
-      <w:r>
-        <w:rPr>
-          <w:rFonts w:ascii="Charis SIL Regular" w:hAnsi="Charis SIL Regular" w:eastAsia="Charis SIL Regular"/>
-          <w:b w:val="0"/>
-          <w:i w:val="0"/>
-          <w:color w:val="000000"/>
-          <w:sz w:val="24"/>
-        </w:rPr>
-        <w:t>Leon-Gontran Damas [verzameling](https://collections.quaibranly.fr/?</w:t>
-      </w:r>
-    </w:p>
-    <w:p>
-      <w:pPr>
-        <w:autoSpaceDN w:val="0"/>
-        <w:autoSpaceDE w:val="0"/>
-        <w:widowControl/>
-        <w:spacing w:line="288" w:lineRule="exact" w:before="64" w:after="0"/>
-        <w:ind w:left="10" w:right="0" w:firstLine="0"/>
-        <w:jc w:val="left"/>
-      </w:pPr>
-      <w:r>
-        <w:rPr>
-          <w:rFonts w:ascii="Charis SIL Regular" w:hAnsi="Charis SIL Regular" w:eastAsia="Charis SIL Regular"/>
-          <w:b w:val="0"/>
-          <w:i w:val="0"/>
-          <w:color w:val="000000"/>
-          <w:sz w:val="24"/>
-        </w:rPr>
-        <w:t xml:space="preserve">state={"matchAllCriteria":true,"customSearchCriteria":[{"field":"/Record/ConX/ </w:t>
-      </w:r>
-      <w:r>
-        <w:br/>
-      </w:r>
-      <w:r>
-        <w:rPr>
-          <w:rFonts w:ascii="Charis SIL Regular" w:hAnsi="Charis SIL Regular" w:eastAsia="Charis SIL Regular"/>
-          <w:b w:val="0"/>
-          <w:i w:val="0"/>
-          <w:color w:val="000000"/>
-          <w:sz w:val="24"/>
-        </w:rPr>
-        <w:t>AlphaSortConX,/Record/ConXother/AlphaSort","fieldLabel":"","searchValues":["[Damas, Léon-</w:t>
-      </w:r>
-      <w:r>
-        <w:rPr>
-          <w:rFonts w:ascii="Charis SIL Regular" w:hAnsi="Charis SIL Regular" w:eastAsia="Charis SIL Regular"/>
-          <w:b w:val="0"/>
-          <w:i w:val="0"/>
-          <w:color w:val="000000"/>
-          <w:sz w:val="24"/>
-        </w:rPr>
-        <w:t>Gontran]"],"description":"Personne(s) : Damas, Léon-Gontran"}]}),</w:t>
+          <w:rFonts w:ascii="Charis SIL Bold" w:hAnsi="Charis SIL Bold" w:eastAsia="Charis SIL Bold"/>
+          <w:b/>
+          <w:i w:val="0"/>
+          <w:color w:val="000000"/>
+          <w:sz w:val="24"/>
+        </w:rPr>
+        <w:t>Vroege antropologische verzamelingen</w:t>
       </w:r>
     </w:p>
     <w:p>
       <w:pPr>
         <w:sectPr>
           <w:pgSz w:w="11900" w:h="16840"/>
-          <w:pgMar w:top="324" w:right="962" w:bottom="528" w:left="950" w:header="720" w:footer="720" w:gutter="0"/>
+          <w:pgMar w:top="324" w:right="962" w:bottom="574" w:left="950" w:header="720" w:footer="720" w:gutter="0"/>
           <w:cols/>
           <w:docGrid w:linePitch="360"/>
         </w:sectPr>
@@ -4734,7 +4804,7 @@
           <w:sz w:val="24"/>
           <w:u w:val="single"/>
         </w:rPr>
-        <w:hyperlink r:id="rId29" w:history="1">
+        <w:hyperlink r:id="rId33" w:history="1">
           <w:r>
             <w:rPr>
               <w:rStyle w:val="Hyperlink"/>
@@ -4763,7 +4833,7 @@
           <w:sz w:val="24"/>
           <w:u w:val="single"/>
         </w:rPr>
-        <w:hyperlink r:id="rId29" w:history="1">
+        <w:hyperlink r:id="rId33" w:history="1">
           <w:r>
             <w:rPr>
               <w:rStyle w:val="Hyperlink"/>
@@ -4801,7 +4871,7 @@
           <w:color w:val="000000"/>
           <w:sz w:val="24"/>
         </w:rPr>
-        <w:hyperlink r:id="rId29" w:history="1">
+        <w:hyperlink r:id="rId33" w:history="1">
           <w:r>
             <w:rPr>
               <w:rStyle w:val="Hyperlink"/>
@@ -4819,7 +4889,7 @@
           <w:color w:val="000000"/>
           <w:sz w:val="24"/>
         </w:rPr>
-        <w:hyperlink r:id="rId29" w:history="1">
+        <w:hyperlink r:id="rId33" w:history="1">
           <w:r>
             <w:rPr>
               <w:rStyle w:val="Hyperlink"/>
@@ -4857,7 +4927,7 @@
           <w:sz w:val="24"/>
           <w:u w:val="single"/>
         </w:rPr>
-        <w:hyperlink r:id="rId30" w:history="1">
+        <w:hyperlink r:id="rId34" w:history="1">
           <w:r>
             <w:rPr>
               <w:rStyle w:val="Hyperlink"/>
@@ -4886,7 +4956,7 @@
           <w:sz w:val="24"/>
           <w:u w:val="single"/>
         </w:rPr>
-        <w:hyperlink r:id="rId30" w:history="1">
+        <w:hyperlink r:id="rId34" w:history="1">
           <w:r>
             <w:rPr>
               <w:rStyle w:val="Hyperlink"/>
@@ -4915,7 +4985,7 @@
           <w:sz w:val="24"/>
           <w:u w:val="single"/>
         </w:rPr>
-        <w:hyperlink r:id="rId30" w:history="1">
+        <w:hyperlink r:id="rId34" w:history="1">
           <w:r>
             <w:rPr>
               <w:rStyle w:val="Hyperlink"/>
@@ -4944,7 +5014,7 @@
           <w:sz w:val="24"/>
           <w:u w:val="single"/>
         </w:rPr>
-        <w:hyperlink r:id="rId30" w:history="1">
+        <w:hyperlink r:id="rId34" w:history="1">
           <w:r>
             <w:rPr>
               <w:rStyle w:val="Hyperlink"/>
@@ -4973,7 +5043,7 @@
           <w:sz w:val="24"/>
           <w:u w:val="single"/>
         </w:rPr>
-        <w:hyperlink r:id="rId30" w:history="1">
+        <w:hyperlink r:id="rId34" w:history="1">
           <w:r>
             <w:rPr>
               <w:rStyle w:val="Hyperlink"/>
@@ -5002,7 +5072,7 @@
           <w:sz w:val="24"/>
           <w:u w:val="single"/>
         </w:rPr>
-        <w:hyperlink r:id="rId30" w:history="1">
+        <w:hyperlink r:id="rId34" w:history="1">
           <w:r>
             <w:rPr>
               <w:rStyle w:val="Hyperlink"/>
@@ -5031,7 +5101,7 @@
           <w:sz w:val="24"/>
           <w:u w:val="single"/>
         </w:rPr>
-        <w:hyperlink r:id="rId30" w:history="1">
+        <w:hyperlink r:id="rId34" w:history="1">
           <w:r>
             <w:rPr>
               <w:rStyle w:val="Hyperlink"/>
@@ -5060,7 +5130,7 @@
           <w:sz w:val="24"/>
           <w:u w:val="single"/>
         </w:rPr>
-        <w:hyperlink r:id="rId30" w:history="1">
+        <w:hyperlink r:id="rId34" w:history="1">
           <w:r>
             <w:rPr>
               <w:rStyle w:val="Hyperlink"/>
@@ -5089,7 +5159,7 @@
           <w:sz w:val="24"/>
           <w:u w:val="single"/>
         </w:rPr>
-        <w:hyperlink r:id="rId30" w:history="1">
+        <w:hyperlink r:id="rId34" w:history="1">
           <w:r>
             <w:rPr>
               <w:rStyle w:val="Hyperlink"/>
@@ -5106,80 +5176,69 @@
           <w:color w:val="000000"/>
           <w:sz w:val="24"/>
         </w:rPr>
-        <w:t xml:space="preserve">. Morton Kahn's </w:t>
-      </w:r>
-      <w:r>
-        <w:rPr>
-          <w:rFonts w:ascii="Charis SIL Regular" w:hAnsi="Charis SIL Regular" w:eastAsia="Charis SIL Regular"/>
-          <w:b w:val="0"/>
-          <w:i w:val="0"/>
-          <w:color w:val="000000"/>
-          <w:sz w:val="24"/>
-        </w:rPr>
-        <w:t>verzam</w:t>
-      </w:r>
-      <w:r>
-        <w:rPr>
-          <w:u w:val="single" w:color="0000ff"/>
-          <w:rFonts w:ascii="Charis SIL Regular" w:hAnsi="Charis SIL Regular" w:eastAsia="Charis SIL Regular"/>
-          <w:b w:val="0"/>
-          <w:i w:val="0"/>
-          <w:color w:val="000000"/>
-          <w:sz w:val="24"/>
-        </w:rPr>
-        <w:hyperlink r:id="rId30" w:history="1">
+        <w:t xml:space="preserve">. In 1927, 1928 </w:t>
+      </w:r>
+      <w:r>
+        <w:rPr>
+          <w:rFonts w:ascii="Charis SIL Regular" w:hAnsi="Charis SIL Regular" w:eastAsia="Charis SIL Regular"/>
+          <w:b w:val="0"/>
+          <w:i w:val="0"/>
+          <w:color w:val="000000"/>
+          <w:sz w:val="24"/>
+        </w:rPr>
+        <w:t xml:space="preserve">en 1930 </w:t>
+      </w:r>
+      <w:r>
+        <w:rPr>
+          <w:rFonts w:ascii="Charis SIL Regular" w:hAnsi="Charis SIL Regular" w:eastAsia="Charis SIL Regular"/>
+          <w:b w:val="0"/>
+          <w:i w:val="0"/>
+          <w:color w:val="0000FF"/>
+          <w:sz w:val="24"/>
+          <w:u w:val="single"/>
+        </w:rPr>
+        <w:hyperlink r:id="rId34" w:history="1">
           <w:r>
             <w:rPr>
               <w:rStyle w:val="Hyperlink"/>
             </w:rPr>
-            <w:t>eling</w:t>
+            <w:t>ver</w:t>
           </w:r>
         </w:hyperlink>
       </w:r>
       <w:r>
         <w:rPr>
-          <w:u w:val="single" w:color="0000ff"/>
-          <w:rFonts w:ascii="Charis SIL Regular" w:hAnsi="Charis SIL Regular" w:eastAsia="Charis SIL Regular"/>
-          <w:b w:val="0"/>
-          <w:i w:val="0"/>
-          <w:color w:val="000000"/>
-          <w:sz w:val="24"/>
-        </w:rPr>
-        <w:t xml:space="preserve"> </w:t>
-      </w:r>
-      <w:r>
-        <w:rPr>
-          <w:u w:val="single" w:color="0000ff"/>
-          <w:rFonts w:ascii="Charis SIL Regular" w:hAnsi="Charis SIL Regular" w:eastAsia="Charis SIL Regular"/>
-          <w:b w:val="0"/>
-          <w:i w:val="0"/>
-          <w:color w:val="000000"/>
-          <w:sz w:val="24"/>
-        </w:rPr>
-        <w:hyperlink r:id="rId30" w:history="1">
+          <w:rFonts w:ascii="Charis SIL Regular" w:hAnsi="Charis SIL Regular" w:eastAsia="Charis SIL Regular"/>
+          <w:b w:val="0"/>
+          <w:i w:val="0"/>
+          <w:color w:val="0000FF"/>
+          <w:sz w:val="24"/>
+          <w:u w:val="single"/>
+        </w:rPr>
+        <w:hyperlink r:id="rId34" w:history="1">
           <w:r>
             <w:rPr>
               <w:rStyle w:val="Hyperlink"/>
             </w:rPr>
-            <w:t>in Amer</w:t>
+            <w:t>z</w:t>
           </w:r>
         </w:hyperlink>
       </w:r>
       <w:r>
         <w:rPr>
-          <w:u w:val="single" w:color="0000ff"/>
-          <w:rFonts w:ascii="Charis SIL Regular" w:hAnsi="Charis SIL Regular" w:eastAsia="Charis SIL Regular"/>
-          <w:b w:val="0"/>
-          <w:i w:val="0"/>
-          <w:color w:val="000000"/>
-          <w:sz w:val="24"/>
-        </w:rPr>
-        <w:hyperlink r:id="rId30" w:history="1">
+          <w:rFonts w:ascii="Charis SIL Regular" w:hAnsi="Charis SIL Regular" w:eastAsia="Charis SIL Regular"/>
+          <w:b w:val="0"/>
+          <w:i w:val="0"/>
+          <w:color w:val="0000FF"/>
+          <w:sz w:val="24"/>
+          <w:u w:val="single"/>
+        </w:rPr>
+        <w:hyperlink r:id="rId34" w:history="1">
           <w:r>
             <w:rPr>
               <w:rStyle w:val="Hyperlink"/>
             </w:rPr>
-            <w:t>i</w:t>
+            <w:t>amelde</w:t>
           </w:r>
         </w:hyperlink>
       </w:r>
@@ -5192,12 +5251,23 @@
           <w:color w:val="000000"/>
           <w:sz w:val="24"/>
         </w:rPr>
-        <w:hyperlink r:id="rId30" w:history="1">
+        <w:t xml:space="preserve"> </w:t>
+      </w:r>
+      <w:r>
+        <w:rPr>
+          <w:u w:val="single" w:color="0000ff"/>
+          <w:rFonts w:ascii="Charis SIL Regular" w:hAnsi="Charis SIL Regular" w:eastAsia="Charis SIL Regular"/>
+          <w:b w:val="0"/>
+          <w:i w:val="0"/>
+          <w:color w:val="000000"/>
+          <w:sz w:val="24"/>
+        </w:rPr>
+        <w:hyperlink r:id="rId34" w:history="1">
           <w:r>
             <w:rPr>
               <w:rStyle w:val="Hyperlink"/>
             </w:rPr>
-            <w:t xml:space="preserve">can Museum </w:t>
+            <w:t>de Amerikaan</w:t>
           </w:r>
         </w:hyperlink>
       </w:r>
@@ -5210,12 +5280,12 @@
           <w:color w:val="000000"/>
           <w:sz w:val="24"/>
         </w:rPr>
-        <w:hyperlink r:id="rId30" w:history="1">
+        <w:hyperlink r:id="rId34" w:history="1">
           <w:r>
             <w:rPr>
               <w:rStyle w:val="Hyperlink"/>
             </w:rPr>
-            <w:t>of Natura</w:t>
+            <w:t>s</w:t>
           </w:r>
         </w:hyperlink>
       </w:r>
@@ -5228,12 +5298,12 @@
           <w:color w:val="000000"/>
           <w:sz w:val="24"/>
         </w:rPr>
-        <w:hyperlink r:id="rId30" w:history="1">
+        <w:hyperlink r:id="rId34" w:history="1">
           <w:r>
             <w:rPr>
               <w:rStyle w:val="Hyperlink"/>
             </w:rPr>
-            <w:t>l</w:t>
+            <w:t>e arts Mo</w:t>
           </w:r>
         </w:hyperlink>
       </w:r>
@@ -5246,12 +5316,12 @@
           <w:color w:val="000000"/>
           <w:sz w:val="24"/>
         </w:rPr>
-        <w:hyperlink r:id="rId30" w:history="1">
+        <w:hyperlink r:id="rId34" w:history="1">
           <w:r>
             <w:rPr>
               <w:rStyle w:val="Hyperlink"/>
             </w:rPr>
-            <w:t xml:space="preserve"> History.</w:t>
+            <w:t>rton Kah</w:t>
           </w:r>
         </w:hyperlink>
       </w:r>
@@ -5264,23 +5334,12 @@
           <w:color w:val="000000"/>
           <w:sz w:val="24"/>
         </w:rPr>
-        <w:t xml:space="preserve"> </w:t>
-      </w:r>
-      <w:r>
-        <w:rPr>
-          <w:u w:val="single" w:color="0000ff"/>
-          <w:rFonts w:ascii="Charis SIL Regular" w:hAnsi="Charis SIL Regular" w:eastAsia="Charis SIL Regular"/>
-          <w:b w:val="0"/>
-          <w:i w:val="0"/>
-          <w:color w:val="000000"/>
-          <w:sz w:val="24"/>
-        </w:rPr>
-        <w:hyperlink r:id="rId30" w:history="1">
+        <w:hyperlink r:id="rId34" w:history="1">
           <w:r>
             <w:rPr>
               <w:rStyle w:val="Hyperlink"/>
             </w:rPr>
-            <w:t>Prices? T</w:t>
+            <w:t>n</w:t>
           </w:r>
         </w:hyperlink>
       </w:r>
@@ -5293,12 +5352,12 @@
           <w:color w:val="000000"/>
           <w:sz w:val="24"/>
         </w:rPr>
-        <w:hyperlink r:id="rId30" w:history="1">
+        <w:hyperlink r:id="rId34" w:history="1">
           <w:r>
             <w:rPr>
               <w:rStyle w:val="Hyperlink"/>
             </w:rPr>
-            <w:t>vV</w:t>
+            <w:t xml:space="preserve"> voorwe</w:t>
           </w:r>
         </w:hyperlink>
       </w:r>
@@ -5311,12 +5370,12 @@
           <w:color w:val="000000"/>
           <w:sz w:val="24"/>
         </w:rPr>
-        <w:hyperlink r:id="rId30" w:history="1">
+        <w:hyperlink r:id="rId34" w:history="1">
           <w:r>
             <w:rPr>
               <w:rStyle w:val="Hyperlink"/>
             </w:rPr>
-            <w:t xml:space="preserve"> en Van</w:t>
+            <w:t>r</w:t>
           </w:r>
         </w:hyperlink>
       </w:r>
@@ -5329,45 +5388,489 @@
           <w:color w:val="000000"/>
           <w:sz w:val="24"/>
         </w:rPr>
-        <w:t xml:space="preserve"> </w:t>
-      </w:r>
-      <w:r>
-        <w:rPr>
-          <w:u w:val="single" w:color="0000ff"/>
-          <w:rFonts w:ascii="Charis SIL Regular" w:hAnsi="Charis SIL Regular" w:eastAsia="Charis SIL Regular"/>
-          <w:b w:val="0"/>
-          <w:i w:val="0"/>
-          <w:color w:val="000000"/>
-          <w:sz w:val="24"/>
-        </w:rPr>
-        <w:hyperlink r:id="rId30" w:history="1">
+        <w:hyperlink r:id="rId34" w:history="1">
           <w:r>
             <w:rPr>
               <w:rStyle w:val="Hyperlink"/>
             </w:rPr>
-            <w:t>We</w:t>
+            <w:t>p</w:t>
           </w:r>
         </w:hyperlink>
       </w:r>
       <w:r>
         <w:rPr>
-          <w:rFonts w:ascii="Charis SIL Regular" w:hAnsi="Charis SIL Regular" w:eastAsia="Charis SIL Regular"/>
-          <w:b w:val="0"/>
-          <w:i w:val="0"/>
-          <w:color w:val="000000"/>
-          <w:sz w:val="24"/>
-        </w:rPr>
-        <w:t xml:space="preserve">tering? </w:t>
-      </w:r>
-      <w:r>
-        <w:rPr>
-          <w:rFonts w:ascii="Charis SIL Regular" w:hAnsi="Charis SIL Regular" w:eastAsia="Charis SIL Regular"/>
-          <w:b w:val="0"/>
-          <w:i w:val="0"/>
-          <w:color w:val="000000"/>
-          <w:sz w:val="24"/>
-        </w:rPr>
-        <w:t>Hurault?</w:t>
+          <w:u w:val="single" w:color="0000ff"/>
+          <w:rFonts w:ascii="Charis SIL Regular" w:hAnsi="Charis SIL Regular" w:eastAsia="Charis SIL Regular"/>
+          <w:b w:val="0"/>
+          <w:i w:val="0"/>
+          <w:color w:val="000000"/>
+          <w:sz w:val="24"/>
+        </w:rPr>
+        <w:hyperlink r:id="rId34" w:history="1">
+          <w:r>
+            <w:rPr>
+              <w:rStyle w:val="Hyperlink"/>
+            </w:rPr>
+            <w:t>e</w:t>
+          </w:r>
+        </w:hyperlink>
+      </w:r>
+      <w:r>
+        <w:rPr>
+          <w:u w:val="single" w:color="0000ff"/>
+          <w:rFonts w:ascii="Charis SIL Regular" w:hAnsi="Charis SIL Regular" w:eastAsia="Charis SIL Regular"/>
+          <w:b w:val="0"/>
+          <w:i w:val="0"/>
+          <w:color w:val="000000"/>
+          <w:sz w:val="24"/>
+        </w:rPr>
+        <w:hyperlink r:id="rId34" w:history="1">
+          <w:r>
+            <w:rPr>
+              <w:rStyle w:val="Hyperlink"/>
+            </w:rPr>
+            <w:t xml:space="preserve">n voor </w:t>
+          </w:r>
+        </w:hyperlink>
+      </w:r>
+      <w:r>
+        <w:rPr>
+          <w:u w:val="single" w:color="0000ff"/>
+          <w:rFonts w:ascii="Charis SIL Regular" w:hAnsi="Charis SIL Regular" w:eastAsia="Charis SIL Regular"/>
+          <w:b w:val="0"/>
+          <w:i w:val="0"/>
+          <w:color w:val="000000"/>
+          <w:sz w:val="24"/>
+        </w:rPr>
+        <w:hyperlink r:id="rId34" w:history="1">
+          <w:r>
+            <w:rPr>
+              <w:rStyle w:val="Hyperlink"/>
+            </w:rPr>
+            <w:t>h</w:t>
+          </w:r>
+        </w:hyperlink>
+      </w:r>
+      <w:r>
+        <w:rPr>
+          <w:u w:val="single" w:color="0000ff"/>
+          <w:rFonts w:ascii="Charis SIL Regular" w:hAnsi="Charis SIL Regular" w:eastAsia="Charis SIL Regular"/>
+          <w:b w:val="0"/>
+          <w:i w:val="0"/>
+          <w:color w:val="000000"/>
+          <w:sz w:val="24"/>
+        </w:rPr>
+        <w:hyperlink r:id="rId34" w:history="1">
+          <w:r>
+            <w:rPr>
+              <w:rStyle w:val="Hyperlink"/>
+            </w:rPr>
+            <w:t xml:space="preserve">et </w:t>
+          </w:r>
+        </w:hyperlink>
+      </w:r>
+      <w:r>
+        <w:rPr>
+          <w:rFonts w:ascii="Charis SIL Regular" w:hAnsi="Charis SIL Regular" w:eastAsia="Charis SIL Regular"/>
+          <w:b w:val="0"/>
+          <w:i w:val="0"/>
+          <w:color w:val="000000"/>
+          <w:sz w:val="24"/>
+        </w:rPr>
+        <w:t xml:space="preserve">American </w:t>
+      </w:r>
+      <w:r>
+        <w:rPr>
+          <w:rFonts w:ascii="Charis SIL Regular" w:hAnsi="Charis SIL Regular" w:eastAsia="Charis SIL Regular"/>
+          <w:b w:val="0"/>
+          <w:i w:val="0"/>
+          <w:color w:val="000000"/>
+          <w:sz w:val="24"/>
+        </w:rPr>
+        <w:t>Museum</w:t>
+      </w:r>
+      <w:r>
+        <w:rPr>
+          <w:u w:val="single" w:color="0000ff"/>
+          <w:rFonts w:ascii="Charis SIL Regular" w:hAnsi="Charis SIL Regular" w:eastAsia="Charis SIL Regular"/>
+          <w:b w:val="0"/>
+          <w:i w:val="0"/>
+          <w:color w:val="000000"/>
+          <w:sz w:val="24"/>
+        </w:rPr>
+        <w:hyperlink r:id="rId35" w:history="1">
+          <w:r>
+            <w:rPr>
+              <w:rStyle w:val="Hyperlink"/>
+            </w:rPr>
+            <w:t xml:space="preserve"> of Natural </w:t>
+          </w:r>
+        </w:hyperlink>
+      </w:r>
+      <w:r>
+        <w:rPr>
+          <w:rFonts w:ascii="Charis SIL Regular" w:hAnsi="Charis SIL Regular" w:eastAsia="Charis SIL Regular"/>
+          <w:b w:val="0"/>
+          <w:i w:val="0"/>
+          <w:color w:val="000000"/>
+          <w:sz w:val="24"/>
+        </w:rPr>
+        <w:t xml:space="preserve">History, waar deze zich </w:t>
+      </w:r>
+      <w:r>
+        <w:rPr>
+          <w:rFonts w:ascii="Charis SIL Regular" w:hAnsi="Charis SIL Regular" w:eastAsia="Charis SIL Regular"/>
+          <w:b w:val="0"/>
+          <w:i w:val="0"/>
+          <w:color w:val="0000FF"/>
+          <w:sz w:val="24"/>
+          <w:u w:val="single"/>
+        </w:rPr>
+        <w:hyperlink r:id="rId36" w:history="1">
+          <w:r>
+            <w:rPr>
+              <w:rStyle w:val="Hyperlink"/>
+            </w:rPr>
+            <w:t>nog</w:t>
+          </w:r>
+        </w:hyperlink>
+      </w:r>
+      <w:r>
+        <w:rPr>
+          <w:rFonts w:ascii="Charis SIL Regular" w:hAnsi="Charis SIL Regular" w:eastAsia="Charis SIL Regular"/>
+          <w:b w:val="0"/>
+          <w:i w:val="0"/>
+          <w:color w:val="0000FF"/>
+          <w:sz w:val="24"/>
+          <w:u w:val="single"/>
+        </w:rPr>
+        <w:t xml:space="preserve"> </w:t>
+      </w:r>
+      <w:r>
+        <w:rPr>
+          <w:rFonts w:ascii="Charis SIL Regular" w:hAnsi="Charis SIL Regular" w:eastAsia="Charis SIL Regular"/>
+          <w:b w:val="0"/>
+          <w:i w:val="0"/>
+          <w:color w:val="0000FF"/>
+          <w:sz w:val="24"/>
+          <w:u w:val="single"/>
+        </w:rPr>
+        <w:hyperlink r:id="rId36" w:history="1">
+          <w:r>
+            <w:rPr>
+              <w:rStyle w:val="Hyperlink"/>
+            </w:rPr>
+            <w:t>steeds</w:t>
+          </w:r>
+        </w:hyperlink>
+      </w:r>
+      <w:r>
+        <w:rPr>
+          <w:rFonts w:ascii="Charis SIL Regular" w:hAnsi="Charis SIL Regular" w:eastAsia="Charis SIL Regular"/>
+          <w:b w:val="0"/>
+          <w:i w:val="0"/>
+          <w:color w:val="0000FF"/>
+          <w:sz w:val="24"/>
+          <w:u w:val="single"/>
+        </w:rPr>
+        <w:t xml:space="preserve"> </w:t>
+      </w:r>
+      <w:r>
+        <w:rPr>
+          <w:rFonts w:ascii="Charis SIL Regular" w:hAnsi="Charis SIL Regular" w:eastAsia="Charis SIL Regular"/>
+          <w:b w:val="0"/>
+          <w:i w:val="0"/>
+          <w:color w:val="0000FF"/>
+          <w:sz w:val="24"/>
+          <w:u w:val="single"/>
+        </w:rPr>
+        <w:hyperlink r:id="rId36" w:history="1">
+          <w:r>
+            <w:rPr>
+              <w:rStyle w:val="Hyperlink"/>
+            </w:rPr>
+            <w:t>bevinden</w:t>
+          </w:r>
+        </w:hyperlink>
+      </w:r>
+      <w:r>
+        <w:rPr>
+          <w:rFonts w:ascii="Charis SIL Regular" w:hAnsi="Charis SIL Regular" w:eastAsia="Charis SIL Regular"/>
+          <w:b w:val="0"/>
+          <w:i w:val="0"/>
+          <w:color w:val="000000"/>
+          <w:sz w:val="24"/>
+        </w:rPr>
+        <w:t xml:space="preserve">. In 1934 [verzamelde] </w:t>
+      </w:r>
+      <w:r>
+        <w:rPr>
+          <w:rFonts w:ascii="Charis SIL Regular" w:hAnsi="Charis SIL Regular" w:eastAsia="Charis SIL Regular"/>
+          <w:b w:val="0"/>
+          <w:i w:val="0"/>
+          <w:color w:val="000000"/>
+          <w:sz w:val="24"/>
+        </w:rPr>
+        <w:t>(https://collections.quaibranly.fr/?state={"</w:t>
+      </w:r>
+      <w:r>
+        <w:rPr>
+          <w:u w:val="single" w:color="0000ff"/>
+          <w:rFonts w:ascii="Charis SIL Regular" w:hAnsi="Charis SIL Regular" w:eastAsia="Charis SIL Regular"/>
+          <w:b w:val="0"/>
+          <w:i w:val="0"/>
+          <w:color w:val="000000"/>
+          <w:sz w:val="24"/>
+        </w:rPr>
+        <w:hyperlink r:id="rId36" w:history="1">
+          <w:r>
+            <w:rPr>
+              <w:rStyle w:val="Hyperlink"/>
+            </w:rPr>
+            <w:t>mat</w:t>
+          </w:r>
+        </w:hyperlink>
+      </w:r>
+      <w:r>
+        <w:rPr>
+          <w:u w:val="single" w:color="0000ff"/>
+          <w:rFonts w:ascii="Charis SIL Regular" w:hAnsi="Charis SIL Regular" w:eastAsia="Charis SIL Regular"/>
+          <w:b w:val="0"/>
+          <w:i w:val="0"/>
+          <w:color w:val="000000"/>
+          <w:sz w:val="24"/>
+        </w:rPr>
+        <w:hyperlink r:id="rId36" w:history="1">
+          <w:r>
+            <w:rPr>
+              <w:rStyle w:val="Hyperlink"/>
+            </w:rPr>
+            <w:t>c</w:t>
+          </w:r>
+        </w:hyperlink>
+      </w:r>
+      <w:r>
+        <w:rPr>
+          <w:u w:val="single" w:color="0000ff"/>
+          <w:rFonts w:ascii="Charis SIL Regular" w:hAnsi="Charis SIL Regular" w:eastAsia="Charis SIL Regular"/>
+          <w:b w:val="0"/>
+          <w:i w:val="0"/>
+          <w:color w:val="000000"/>
+          <w:sz w:val="24"/>
+        </w:rPr>
+        <w:hyperlink r:id="rId36" w:history="1">
+          <w:r>
+            <w:rPr>
+              <w:rStyle w:val="Hyperlink"/>
+            </w:rPr>
+            <w:t>hAllC</w:t>
+          </w:r>
+        </w:hyperlink>
+      </w:r>
+      <w:r>
+        <w:rPr>
+          <w:u w:val="single" w:color="0000ff"/>
+          <w:rFonts w:ascii="Charis SIL Regular" w:hAnsi="Charis SIL Regular" w:eastAsia="Charis SIL Regular"/>
+          <w:b w:val="0"/>
+          <w:i w:val="0"/>
+          <w:color w:val="000000"/>
+          <w:sz w:val="24"/>
+        </w:rPr>
+        <w:hyperlink r:id="rId36" w:history="1">
+          <w:r>
+            <w:rPr>
+              <w:rStyle w:val="Hyperlink"/>
+            </w:rPr>
+            <w:t>r</w:t>
+          </w:r>
+        </w:hyperlink>
+      </w:r>
+      <w:r>
+        <w:rPr>
+          <w:u w:val="single" w:color="0000ff"/>
+          <w:rFonts w:ascii="Charis SIL Regular" w:hAnsi="Charis SIL Regular" w:eastAsia="Charis SIL Regular"/>
+          <w:b w:val="0"/>
+          <w:i w:val="0"/>
+          <w:color w:val="000000"/>
+          <w:sz w:val="24"/>
+        </w:rPr>
+        <w:hyperlink r:id="rId36" w:history="1">
+          <w:r>
+            <w:rPr>
+              <w:rStyle w:val="Hyperlink"/>
+            </w:rPr>
+            <w:t>iteria":tru</w:t>
+          </w:r>
+        </w:hyperlink>
+      </w:r>
+      <w:r>
+        <w:rPr>
+          <w:rFonts w:ascii="Charis SIL Regular" w:hAnsi="Charis SIL Regular" w:eastAsia="Charis SIL Regular"/>
+          <w:b w:val="0"/>
+          <w:i w:val="0"/>
+          <w:color w:val="000000"/>
+          <w:sz w:val="24"/>
+        </w:rPr>
+        <w:t xml:space="preserve">e,"customSearchCriteria": </w:t>
+      </w:r>
+      <w:r>
+        <w:rPr>
+          <w:rFonts w:ascii="Charis SIL Regular" w:hAnsi="Charis SIL Regular" w:eastAsia="Charis SIL Regular"/>
+          <w:b w:val="0"/>
+          <w:i w:val="0"/>
+          <w:color w:val="000000"/>
+          <w:sz w:val="24"/>
+        </w:rPr>
+        <w:t xml:space="preserve">[{"field":"/Record/ConX/AlphaSortConX,/Record/ConXother/ </w:t>
+      </w:r>
+      <w:r>
+        <w:br/>
+      </w:r>
+      <w:r>
+        <w:rPr>
+          <w:rFonts w:ascii="Charis SIL Regular" w:hAnsi="Charis SIL Regular" w:eastAsia="Charis SIL Regular"/>
+          <w:b w:val="0"/>
+          <w:i w:val="0"/>
+          <w:color w:val="000000"/>
+          <w:sz w:val="24"/>
+        </w:rPr>
+        <w:t>AlphaSort","fieldLabel":"","searchValues":["[Damas, Léon-</w:t>
+      </w:r>
+      <w:r>
+        <w:br/>
+      </w:r>
+      <w:r>
+        <w:rPr>
+          <w:rFonts w:ascii="Charis SIL Regular" w:hAnsi="Charis SIL Regular" w:eastAsia="Charis SIL Regular"/>
+          <w:b w:val="0"/>
+          <w:i w:val="0"/>
+          <w:color w:val="000000"/>
+          <w:sz w:val="24"/>
+        </w:rPr>
+        <w:t xml:space="preserve">Gontran]"],"description":"Personne(s) : Damas, Léon-Gontran"}]}) Leon-Gontran Damas, een </w:t>
+      </w:r>
+      <w:r>
+        <w:rPr>
+          <w:rFonts w:ascii="Charis SIL Regular" w:hAnsi="Charis SIL Regular" w:eastAsia="Charis SIL Regular"/>
+          <w:b w:val="0"/>
+          <w:i w:val="0"/>
+          <w:color w:val="000000"/>
+          <w:sz w:val="24"/>
+        </w:rPr>
+        <w:t xml:space="preserve">student aan het Instituut voor Etnologie in Parijs die een jaar later met Aimé Césaire en </w:t>
+      </w:r>
+      <w:r>
+        <w:rPr>
+          <w:rFonts w:ascii="Charis SIL Regular" w:hAnsi="Charis SIL Regular" w:eastAsia="Charis SIL Regular"/>
+          <w:b w:val="0"/>
+          <w:i w:val="0"/>
+          <w:color w:val="000000"/>
+          <w:sz w:val="24"/>
+        </w:rPr>
+        <w:t xml:space="preserve">Léopold Senghor de kiem zou leggen voor de </w:t>
+      </w:r>
+      <w:r>
+        <w:rPr>
+          <w:rFonts w:ascii="Charis SIL Italic" w:hAnsi="Charis SIL Italic" w:eastAsia="Charis SIL Italic"/>
+          <w:b w:val="0"/>
+          <w:i/>
+          <w:color w:val="000000"/>
+          <w:sz w:val="24"/>
+        </w:rPr>
+        <w:t>Négritude</w:t>
+      </w:r>
+      <w:r>
+        <w:rPr>
+          <w:rFonts w:ascii="Charis SIL Regular" w:hAnsi="Charis SIL Regular" w:eastAsia="Charis SIL Regular"/>
+          <w:b w:val="0"/>
+          <w:i w:val="0"/>
+          <w:color w:val="000000"/>
+          <w:sz w:val="24"/>
+        </w:rPr>
+        <w:t xml:space="preserve">-beweging, een omvangrijke collectie </w:t>
+      </w:r>
+      <w:r>
+        <w:rPr>
+          <w:rFonts w:ascii="Charis SIL Regular" w:hAnsi="Charis SIL Regular" w:eastAsia="Charis SIL Regular"/>
+          <w:b w:val="0"/>
+          <w:i w:val="0"/>
+          <w:color w:val="000000"/>
+          <w:sz w:val="24"/>
+        </w:rPr>
+        <w:t xml:space="preserve">objecten langs de Marowijnerivier voor het </w:t>
+      </w:r>
+      <w:r>
+        <w:rPr>
+          <w:rFonts w:ascii="Charis SIL Italic" w:hAnsi="Charis SIL Italic" w:eastAsia="Charis SIL Italic"/>
+          <w:b w:val="0"/>
+          <w:i/>
+          <w:color w:val="000000"/>
+          <w:sz w:val="24"/>
+        </w:rPr>
+        <w:t>Musée du Trocadéro</w:t>
+      </w:r>
+      <w:r>
+        <w:rPr>
+          <w:rFonts w:ascii="Charis SIL Regular" w:hAnsi="Charis SIL Regular" w:eastAsia="Charis SIL Regular"/>
+          <w:b w:val="0"/>
+          <w:i w:val="0"/>
+          <w:color w:val="000000"/>
+          <w:sz w:val="24"/>
+        </w:rPr>
+        <w:t xml:space="preserve"> in opdracht van zijn </w:t>
+      </w:r>
+      <w:r>
+        <w:rPr>
+          <w:rFonts w:ascii="Charis SIL Regular" w:hAnsi="Charis SIL Regular" w:eastAsia="Charis SIL Regular"/>
+          <w:b w:val="0"/>
+          <w:i w:val="0"/>
+          <w:color w:val="000000"/>
+          <w:sz w:val="24"/>
+        </w:rPr>
+        <w:t xml:space="preserve">hoogleraren Paul Rivet en Marcel Mauss. De Franse etnoloog Paul Sangnier [verzamelde] </w:t>
+      </w:r>
+      <w:r>
+        <w:rPr>
+          <w:rFonts w:ascii="Charis SIL Regular" w:hAnsi="Charis SIL Regular" w:eastAsia="Charis SIL Regular"/>
+          <w:b w:val="0"/>
+          <w:i w:val="0"/>
+          <w:color w:val="000000"/>
+          <w:sz w:val="24"/>
+        </w:rPr>
+        <w:t xml:space="preserve">(https://collections.quaibranly.fr/?state={"matchAllCriteria":true,"customSearchCriteria": </w:t>
+      </w:r>
+      <w:r>
+        <w:rPr>
+          <w:rFonts w:ascii="Charis SIL Regular" w:hAnsi="Charis SIL Regular" w:eastAsia="Charis SIL Regular"/>
+          <w:b w:val="0"/>
+          <w:i w:val="0"/>
+          <w:color w:val="000000"/>
+          <w:sz w:val="24"/>
+        </w:rPr>
+        <w:t xml:space="preserve">[{"field":"/Record/ConX/AlphaSortConX,/Record/ConXother/ </w:t>
+      </w:r>
+      <w:r>
+        <w:br/>
+      </w:r>
+      <w:r>
+        <w:rPr>
+          <w:rFonts w:ascii="Charis SIL Regular" w:hAnsi="Charis SIL Regular" w:eastAsia="Charis SIL Regular"/>
+          <w:b w:val="0"/>
+          <w:i w:val="0"/>
+          <w:color w:val="000000"/>
+          <w:sz w:val="24"/>
+        </w:rPr>
+        <w:t xml:space="preserve">AlphaSort","fieldLabel":"","searchValues":["[Sangnier, Paul]"],"description":"Personne(s) : </w:t>
+      </w:r>
+      <w:r>
+        <w:rPr>
+          <w:rFonts w:ascii="Charis SIL Regular" w:hAnsi="Charis SIL Regular" w:eastAsia="Charis SIL Regular"/>
+          <w:b w:val="0"/>
+          <w:i w:val="0"/>
+          <w:color w:val="000000"/>
+          <w:sz w:val="24"/>
+        </w:rPr>
+        <w:t>Sangnier, Paul"}]}) in 1938 bij de Wayana en Aluku.</w:t>
       </w:r>
     </w:p>
     <w:p>
@@ -5407,67 +5910,160 @@
           <w:color w:val="000000"/>
           <w:sz w:val="24"/>
         </w:rPr>
-        <w:t xml:space="preserve">Suriname en Frans-Guyana. Hoewel een onderscheid niet altijd even duidelijk te maken is </w:t>
-      </w:r>
-      <w:r>
-        <w:rPr>
-          <w:rFonts w:ascii="Charis SIL Regular" w:hAnsi="Charis SIL Regular" w:eastAsia="Charis SIL Regular"/>
-          <w:b w:val="0"/>
-          <w:i w:val="0"/>
-          <w:color w:val="000000"/>
-          <w:sz w:val="24"/>
-        </w:rPr>
-        <w:t>hebben de verzamelingen die vanaf dat jaar – niet toevallig ook het jaar waarin Frans-</w:t>
-      </w:r>
-      <w:r>
-        <w:rPr>
-          <w:rFonts w:ascii="Charis SIL Regular" w:hAnsi="Charis SIL Regular" w:eastAsia="Charis SIL Regular"/>
-          <w:b w:val="0"/>
-          <w:i w:val="0"/>
-          <w:color w:val="000000"/>
-          <w:sz w:val="24"/>
-        </w:rPr>
-        <w:t xml:space="preserve">Guyana een overzees departement van Frankrijk werd – een nadrukkelijker wetenschappelijk </w:t>
-      </w:r>
-      <w:r>
-        <w:rPr>
-          <w:rFonts w:ascii="Charis SIL Regular" w:hAnsi="Charis SIL Regular" w:eastAsia="Charis SIL Regular"/>
-          <w:b w:val="0"/>
-          <w:i w:val="0"/>
-          <w:color w:val="000000"/>
-          <w:sz w:val="24"/>
-        </w:rPr>
-        <w:t xml:space="preserve">in plaats van een koloniaal karakter. Desalniettemin zullen bij (vergelijkend) onderzoek de </w:t>
-      </w:r>
-      <w:r>
-        <w:rPr>
-          <w:rFonts w:ascii="Charis SIL Regular" w:hAnsi="Charis SIL Regular" w:eastAsia="Charis SIL Regular"/>
-          <w:b w:val="0"/>
-          <w:i w:val="0"/>
-          <w:color w:val="000000"/>
-          <w:sz w:val="24"/>
-        </w:rPr>
-        <w:t xml:space="preserve">voorwerpen die tijdens het bezoek van Juliana in 1955 aan Suriname bijeen zijn de gebracht </w:t>
-      </w:r>
-      <w:r>
-        <w:rPr>
-          <w:rFonts w:ascii="Charis SIL Regular" w:hAnsi="Charis SIL Regular" w:eastAsia="Charis SIL Regular"/>
-          <w:b w:val="0"/>
-          <w:i w:val="0"/>
-          <w:color w:val="000000"/>
-          <w:sz w:val="24"/>
-        </w:rPr>
-        <w:t xml:space="preserve">(in Museon-Omniversum en de Koninklijke Verzamelingen), EXPEDITIE 1958?, en de </w:t>
-      </w:r>
-      <w:r>
-        <w:rPr>
-          <w:rFonts w:ascii="Charis SIL Regular" w:hAnsi="Charis SIL Regular" w:eastAsia="Charis SIL Regular"/>
-          <w:b w:val="0"/>
-          <w:i w:val="0"/>
-          <w:color w:val="000000"/>
-          <w:sz w:val="24"/>
-        </w:rPr>
-        <w:t>antropologen</w:t>
+        <w:t xml:space="preserve">Suriname en Frans-Guyana. Hoewel een onderscheid niet altijd even duidelijk is te maken </w:t>
+      </w:r>
+      <w:r>
+        <w:rPr>
+          <w:rFonts w:ascii="Charis SIL Regular" w:hAnsi="Charis SIL Regular" w:eastAsia="Charis SIL Regular"/>
+          <w:b w:val="0"/>
+          <w:i w:val="0"/>
+          <w:color w:val="000000"/>
+          <w:sz w:val="24"/>
+        </w:rPr>
+        <w:t xml:space="preserve">hebben de verzamelingen die vanaf dat jaar werden verzameld – niet toevallig ook het jaar </w:t>
+      </w:r>
+      <w:r>
+        <w:rPr>
+          <w:rFonts w:ascii="Charis SIL Regular" w:hAnsi="Charis SIL Regular" w:eastAsia="Charis SIL Regular"/>
+          <w:b w:val="0"/>
+          <w:i w:val="0"/>
+          <w:color w:val="000000"/>
+          <w:sz w:val="24"/>
+        </w:rPr>
+        <w:t xml:space="preserve">waarin Frans-Guyana een overzees departement van Frankrijk werd – een nadrukkelijker </w:t>
+      </w:r>
+      <w:r>
+        <w:rPr>
+          <w:rFonts w:ascii="Charis SIL Regular" w:hAnsi="Charis SIL Regular" w:eastAsia="Charis SIL Regular"/>
+          <w:b w:val="0"/>
+          <w:i w:val="0"/>
+          <w:color w:val="000000"/>
+          <w:sz w:val="24"/>
+        </w:rPr>
+        <w:t xml:space="preserve">wetenschappelijk in plaats van een koloniaal karakter. De objecten die Hurault langs de </w:t>
+      </w:r>
+      <w:r>
+        <w:rPr>
+          <w:rFonts w:ascii="Charis SIL Regular" w:hAnsi="Charis SIL Regular" w:eastAsia="Charis SIL Regular"/>
+          <w:b w:val="0"/>
+          <w:i w:val="0"/>
+          <w:color w:val="000000"/>
+          <w:sz w:val="24"/>
+        </w:rPr>
+        <w:t xml:space="preserve">Marowijnerivier verzamelde werden na zijn dood in 2005 [ondergebracht](https:// </w:t>
+      </w:r>
+      <w:r>
+        <w:br/>
+      </w:r>
+      <w:r>
+        <w:rPr>
+          <w:rFonts w:ascii="Charis SIL Regular" w:hAnsi="Charis SIL Regular" w:eastAsia="Charis SIL Regular"/>
+          <w:b w:val="0"/>
+          <w:i w:val="0"/>
+          <w:color w:val="000000"/>
+          <w:sz w:val="24"/>
+        </w:rPr>
+        <w:t xml:space="preserve">collections.quaibranly.fr/?state={"matchAllCriteria":true,"customSearchCriteria":[{"field":"/ </w:t>
+      </w:r>
+      <w:r>
+        <w:rPr>
+          <w:rFonts w:ascii="Charis SIL Regular" w:hAnsi="Charis SIL Regular" w:eastAsia="Charis SIL Regular"/>
+          <w:b w:val="0"/>
+          <w:i w:val="0"/>
+          <w:color w:val="000000"/>
+          <w:sz w:val="24"/>
+        </w:rPr>
+        <w:t xml:space="preserve">Record/ConX/AlphaSortConX,/Record/ConXother/AlphaSort","fieldLabel":"","searchValues": </w:t>
+      </w:r>
+      <w:r>
+        <w:rPr>
+          <w:rFonts w:ascii="Charis SIL Regular" w:hAnsi="Charis SIL Regular" w:eastAsia="Charis SIL Regular"/>
+          <w:b w:val="0"/>
+          <w:i w:val="0"/>
+          <w:color w:val="000000"/>
+          <w:sz w:val="24"/>
+        </w:rPr>
+        <w:t xml:space="preserve">["[Hurault, Jean-Marcel]"],"description":"Personne(s) : Hurault, Jean-Marcel"}]}) in het </w:t>
+      </w:r>
+      <w:r>
+        <w:rPr>
+          <w:rFonts w:ascii="Charis SIL Italic" w:hAnsi="Charis SIL Italic" w:eastAsia="Charis SIL Italic"/>
+          <w:b w:val="0"/>
+          <w:i/>
+          <w:color w:val="000000"/>
+          <w:sz w:val="24"/>
+        </w:rPr>
+        <w:t xml:space="preserve">Musée </w:t>
+      </w:r>
+      <w:r>
+        <w:rPr>
+          <w:rFonts w:ascii="Charis SIL Italic" w:hAnsi="Charis SIL Italic" w:eastAsia="Charis SIL Italic"/>
+          <w:b w:val="0"/>
+          <w:i/>
+          <w:color w:val="000000"/>
+          <w:sz w:val="24"/>
+        </w:rPr>
+        <w:t>du Quai Branly – Jacques Chirac</w:t>
+      </w:r>
+      <w:r>
+        <w:rPr>
+          <w:rFonts w:ascii="Charis SIL Regular" w:hAnsi="Charis SIL Regular" w:eastAsia="Charis SIL Regular"/>
+          <w:b w:val="0"/>
+          <w:i w:val="0"/>
+          <w:color w:val="000000"/>
+          <w:sz w:val="24"/>
+        </w:rPr>
+        <w:t xml:space="preserve">. Veel van de sindsdien verzamelde objecten bevinden zich </w:t>
+      </w:r>
+      <w:r>
+        <w:rPr>
+          <w:rFonts w:ascii="Charis SIL Regular" w:hAnsi="Charis SIL Regular" w:eastAsia="Charis SIL Regular"/>
+          <w:b w:val="0"/>
+          <w:i w:val="0"/>
+          <w:color w:val="000000"/>
+          <w:sz w:val="24"/>
+        </w:rPr>
+        <w:t>nog in privécollecties. Vermeldenswaard is de</w:t>
+      </w:r>
+    </w:p>
+    <w:p>
+      <w:pPr>
+        <w:autoSpaceDN w:val="0"/>
+        <w:autoSpaceDE w:val="0"/>
+        <w:widowControl/>
+        <w:spacing w:line="288" w:lineRule="exact" w:before="240" w:after="0"/>
+        <w:ind w:left="10" w:right="0" w:firstLine="0"/>
+        <w:jc w:val="left"/>
+      </w:pPr>
+      <w:r>
+        <w:rPr>
+          <w:rFonts w:ascii="Charis SIL Regular" w:hAnsi="Charis SIL Regular" w:eastAsia="Charis SIL Regular"/>
+          <w:b w:val="0"/>
+          <w:i w:val="0"/>
+          <w:color w:val="000000"/>
+          <w:sz w:val="24"/>
+        </w:rPr>
+        <w:t xml:space="preserve">Desalniettemin zullen bij (vergelijkend) onderzoek de voorwerpen die tijdens het bezoek van </w:t>
+      </w:r>
+      <w:r>
+        <w:rPr>
+          <w:rFonts w:ascii="Charis SIL Regular" w:hAnsi="Charis SIL Regular" w:eastAsia="Charis SIL Regular"/>
+          <w:b w:val="0"/>
+          <w:i w:val="0"/>
+          <w:color w:val="000000"/>
+          <w:sz w:val="24"/>
+        </w:rPr>
+        <w:t xml:space="preserve">Juliana in 1955 aan Suriname bijeen zijn de gebracht (in Museon-Omniversum en de </w:t>
+      </w:r>
+      <w:r>
+        <w:rPr>
+          <w:rFonts w:ascii="Charis SIL Regular" w:hAnsi="Charis SIL Regular" w:eastAsia="Charis SIL Regular"/>
+          <w:b w:val="0"/>
+          <w:i w:val="0"/>
+          <w:color w:val="000000"/>
+          <w:sz w:val="24"/>
+        </w:rPr>
+        <w:t>Koninklijke Verzamelingen), EXPEDITIE 1958?, en de antropologen</w:t>
       </w:r>
     </w:p>
     <w:p>
@@ -5487,7 +6083,7 @@
           <w:color w:val="000000"/>
           <w:sz w:val="24"/>
         </w:rPr>
-        <w:t>Geijskes?</w:t>
+        <w:t>Prices? TvV en Van Wetering? Hurault?</w:t>
       </w:r>
     </w:p>
     <w:p>
@@ -5507,7 +6103,7 @@
           <w:color w:val="000000"/>
           <w:sz w:val="24"/>
         </w:rPr>
-        <w:t>Con Bruijning?</w:t>
+        <w:t>Geijskes?</w:t>
       </w:r>
     </w:p>
     <w:p>
@@ -5527,6 +6123,26 @@
           <w:color w:val="000000"/>
           <w:sz w:val="24"/>
         </w:rPr>
+        <w:t>Con Bruijning?</w:t>
+      </w:r>
+    </w:p>
+    <w:p>
+      <w:pPr>
+        <w:autoSpaceDN w:val="0"/>
+        <w:autoSpaceDE w:val="0"/>
+        <w:widowControl/>
+        <w:spacing w:line="352" w:lineRule="exact" w:before="176" w:after="0"/>
+        <w:ind w:left="10" w:right="0" w:firstLine="0"/>
+        <w:jc w:val="left"/>
+      </w:pPr>
+      <w:r>
+        <w:rPr>
+          <w:rFonts w:ascii="Charis SIL Regular" w:hAnsi="Charis SIL Regular" w:eastAsia="Charis SIL Regular"/>
+          <w:b w:val="0"/>
+          <w:i w:val="0"/>
+          <w:color w:val="000000"/>
+          <w:sz w:val="24"/>
+        </w:rPr>
         <w:t>Hoewel de nadruk lange tijd heeft gelegen op de</w:t>
       </w:r>
     </w:p>
@@ -5598,7 +6214,7 @@
           <w:sz w:val="24"/>
           <w:u w:val="single"/>
         </w:rPr>
-        <w:hyperlink r:id="rId27" w:history="1">
+        <w:hyperlink r:id="rId28" w:history="1">
           <w:r>
             <w:rPr>
               <w:rStyle w:val="Hyperlink"/>
@@ -5627,7 +6243,7 @@
           <w:sz w:val="24"/>
           <w:u w:val="single"/>
         </w:rPr>
-        <w:hyperlink r:id="rId27" w:history="1">
+        <w:hyperlink r:id="rId28" w:history="1">
           <w:r>
             <w:rPr>
               <w:rStyle w:val="Hyperlink"/>
@@ -5656,7 +6272,7 @@
           <w:sz w:val="24"/>
           <w:u w:val="single"/>
         </w:rPr>
-        <w:hyperlink r:id="rId27" w:history="1">
+        <w:hyperlink r:id="rId28" w:history="1">
           <w:r>
             <w:rPr>
               <w:rStyle w:val="Hyperlink"/>
@@ -5703,428 +6319,14 @@
           <w:color w:val="000000"/>
           <w:sz w:val="24"/>
         </w:rPr>
-        <w:t xml:space="preserve">hoogte?). Deze verzameling bevindt zich hoofdzakelijk in het Ethnologisches Museum in </w:t>
-      </w:r>
-      <w:r>
-        <w:rPr>
-          <w:rFonts w:ascii="Charis SIL Regular" w:hAnsi="Charis SIL Regular" w:eastAsia="Charis SIL Regular"/>
-          <w:b w:val="0"/>
-          <w:i w:val="0"/>
-          <w:color w:val="000000"/>
-          <w:sz w:val="24"/>
-        </w:rPr>
-        <w:t>Berlijn en het Rautenstrauch-Joest Museum in Keulen.</w:t>
-      </w:r>
-    </w:p>
-    <w:p>
-      <w:pPr>
-        <w:autoSpaceDN w:val="0"/>
-        <w:autoSpaceDE w:val="0"/>
-        <w:widowControl/>
-        <w:spacing w:line="352" w:lineRule="exact" w:before="176" w:after="0"/>
-        <w:ind w:left="10" w:right="0" w:firstLine="0"/>
-        <w:jc w:val="left"/>
-      </w:pPr>
-      <w:r>
-        <w:rPr>
-          <w:rFonts w:ascii="Charis SIL Regular" w:hAnsi="Charis SIL Regular" w:eastAsia="Charis SIL Regular"/>
-          <w:b w:val="0"/>
-          <w:i w:val="0"/>
-          <w:color w:val="000000"/>
-          <w:sz w:val="24"/>
-        </w:rPr>
-        <w:t xml:space="preserve">1898 West-Indische tentoonstelling Haarlem. Verzameling </w:t>
-      </w:r>
-      <w:r>
-        <w:rPr>
-          <w:rFonts w:ascii="Charis SIL Regular" w:hAnsi="Charis SIL Regular" w:eastAsia="Charis SIL Regular"/>
-          <w:b w:val="0"/>
-          <w:i w:val="0"/>
-          <w:color w:val="0000FF"/>
-          <w:sz w:val="24"/>
-          <w:u w:val="single"/>
-        </w:rPr>
-        <w:hyperlink r:id="rId28" w:history="1">
-          <w:r>
-            <w:rPr>
-              <w:rStyle w:val="Hyperlink"/>
-            </w:rPr>
-            <w:t>Louis</w:t>
-          </w:r>
-        </w:hyperlink>
-      </w:r>
-      <w:r>
-        <w:rPr>
-          <w:rFonts w:ascii="Charis SIL Regular" w:hAnsi="Charis SIL Regular" w:eastAsia="Charis SIL Regular"/>
-          <w:b w:val="0"/>
-          <w:i w:val="0"/>
-          <w:color w:val="0000FF"/>
-          <w:sz w:val="24"/>
-          <w:u w:val="single"/>
-        </w:rPr>
-        <w:t xml:space="preserve"> </w:t>
-      </w:r>
-      <w:r>
-        <w:rPr>
-          <w:rFonts w:ascii="Charis SIL Regular" w:hAnsi="Charis SIL Regular" w:eastAsia="Charis SIL Regular"/>
-          <w:b w:val="0"/>
-          <w:i w:val="0"/>
-          <w:color w:val="0000FF"/>
-          <w:sz w:val="24"/>
-          <w:u w:val="single"/>
-        </w:rPr>
-        <w:hyperlink r:id="rId28" w:history="1">
-          <w:r>
-            <w:rPr>
-              <w:rStyle w:val="Hyperlink"/>
-            </w:rPr>
-            <w:t>Constant</w:t>
-          </w:r>
-        </w:hyperlink>
-      </w:r>
-      <w:r>
-        <w:rPr>
-          <w:rFonts w:ascii="Charis SIL Regular" w:hAnsi="Charis SIL Regular" w:eastAsia="Charis SIL Regular"/>
-          <w:b w:val="0"/>
-          <w:i w:val="0"/>
-          <w:color w:val="0000FF"/>
-          <w:sz w:val="24"/>
-          <w:u w:val="single"/>
-        </w:rPr>
-        <w:t xml:space="preserve"> </w:t>
-      </w:r>
-      <w:r>
-        <w:rPr>
-          <w:rFonts w:ascii="Charis SIL Regular" w:hAnsi="Charis SIL Regular" w:eastAsia="Charis SIL Regular"/>
-          <w:b w:val="0"/>
-          <w:i w:val="0"/>
-          <w:color w:val="0000FF"/>
-          <w:sz w:val="24"/>
-          <w:u w:val="single"/>
-        </w:rPr>
-        <w:hyperlink r:id="rId28" w:history="1">
-          <w:r>
-            <w:rPr>
-              <w:rStyle w:val="Hyperlink"/>
-            </w:rPr>
-            <w:t>van</w:t>
-          </w:r>
-        </w:hyperlink>
-      </w:r>
-      <w:r>
-        <w:rPr>
-          <w:rFonts w:ascii="Charis SIL Regular" w:hAnsi="Charis SIL Regular" w:eastAsia="Charis SIL Regular"/>
-          <w:b w:val="0"/>
-          <w:i w:val="0"/>
-          <w:color w:val="0000FF"/>
-          <w:sz w:val="24"/>
-          <w:u w:val="single"/>
-        </w:rPr>
-        <w:t xml:space="preserve"> </w:t>
-      </w:r>
-      <w:r>
-        <w:rPr>
-          <w:rFonts w:ascii="Charis SIL Regular" w:hAnsi="Charis SIL Regular" w:eastAsia="Charis SIL Regular"/>
-          <w:b w:val="0"/>
-          <w:i w:val="0"/>
-          <w:color w:val="0000FF"/>
-          <w:sz w:val="24"/>
-          <w:u w:val="single"/>
-        </w:rPr>
-        <w:hyperlink r:id="rId28" w:history="1">
-          <w:r>
-            <w:rPr>
-              <w:rStyle w:val="Hyperlink"/>
-            </w:rPr>
-            <w:t>Panhuys</w:t>
-          </w:r>
-        </w:hyperlink>
-      </w:r>
-    </w:p>
-    <w:p>
-      <w:pPr>
-        <w:autoSpaceDN w:val="0"/>
-        <w:autoSpaceDE w:val="0"/>
-        <w:widowControl/>
-        <w:spacing w:line="288" w:lineRule="exact" w:before="240" w:after="0"/>
-        <w:ind w:left="10" w:right="0" w:firstLine="0"/>
-        <w:jc w:val="left"/>
-      </w:pPr>
-      <w:r>
-        <w:rPr>
-          <w:rFonts w:ascii="Charis SIL Regular" w:hAnsi="Charis SIL Regular" w:eastAsia="Charis SIL Regular"/>
-          <w:b w:val="0"/>
-          <w:i w:val="0"/>
-          <w:color w:val="000000"/>
-          <w:sz w:val="24"/>
-        </w:rPr>
-        <w:t xml:space="preserve">KNAG: Gonini (1901) 86 stuks, serie TM-401, Tapanahony 493 stuks, serie TM-402, en </w:t>
-      </w:r>
-      <w:r>
-        <w:rPr>
-          <w:rFonts w:ascii="Charis SIL Regular" w:hAnsi="Charis SIL Regular" w:eastAsia="Charis SIL Regular"/>
-          <w:b w:val="0"/>
-          <w:i w:val="0"/>
-          <w:color w:val="000000"/>
-          <w:sz w:val="24"/>
-        </w:rPr>
-        <w:t xml:space="preserve">Toemoek-Hoemak 186, serie TM-403, leveren etnografische collecties op van de hand van De </w:t>
-      </w:r>
-      <w:r>
-        <w:rPr>
-          <w:rFonts w:ascii="Charis SIL Regular" w:hAnsi="Charis SIL Regular" w:eastAsia="Charis SIL Regular"/>
-          <w:b w:val="0"/>
-          <w:i w:val="0"/>
-          <w:color w:val="000000"/>
-          <w:sz w:val="24"/>
-        </w:rPr>
-        <w:t>Goeje. Serie TM-416 is afkomstig van de expeditie (van Stahel) naar het Wilhelminagebergte.</w:t>
-      </w:r>
-    </w:p>
-    <w:p>
-      <w:pPr>
-        <w:autoSpaceDN w:val="0"/>
-        <w:autoSpaceDE w:val="0"/>
-        <w:widowControl/>
-        <w:spacing w:line="420" w:lineRule="exact" w:before="204" w:after="0"/>
-        <w:ind w:left="10" w:right="0" w:firstLine="0"/>
-        <w:jc w:val="left"/>
-      </w:pPr>
-      <w:r>
-        <w:rPr>
-          <w:rFonts w:ascii="Charis SIL Bold" w:hAnsi="Charis SIL Bold" w:eastAsia="Charis SIL Bold"/>
-          <w:b/>
-          <w:i w:val="0"/>
-          <w:color w:val="000000"/>
-          <w:sz w:val="28"/>
-        </w:rPr>
-        <w:t>Klad</w:t>
-      </w:r>
-    </w:p>
-    <w:p>
-      <w:pPr>
-        <w:autoSpaceDN w:val="0"/>
-        <w:autoSpaceDE w:val="0"/>
-        <w:widowControl/>
-        <w:spacing w:line="352" w:lineRule="exact" w:before="210" w:after="0"/>
-        <w:ind w:left="10" w:right="0" w:firstLine="0"/>
-        <w:jc w:val="left"/>
-      </w:pPr>
-      <w:r>
-        <w:rPr>
-          <w:rFonts w:ascii="Charis SIL Regular" w:hAnsi="Charis SIL Regular" w:eastAsia="Charis SIL Regular"/>
-          <w:b w:val="0"/>
-          <w:i w:val="0"/>
-          <w:color w:val="000000"/>
-          <w:sz w:val="24"/>
-        </w:rPr>
-        <w:t>Vooral zendelingen van de Evangelische Broedergemeente</w:t>
-      </w:r>
-    </w:p>
-    <w:p>
-      <w:pPr>
-        <w:autoSpaceDN w:val="0"/>
-        <w:autoSpaceDE w:val="0"/>
-        <w:widowControl/>
-        <w:spacing w:line="288" w:lineRule="exact" w:before="240" w:after="0"/>
-        <w:ind w:left="10" w:right="0" w:firstLine="0"/>
-        <w:jc w:val="left"/>
-      </w:pPr>
-      <w:r>
-        <w:rPr>
-          <w:rFonts w:ascii="Charis SIL Regular" w:hAnsi="Charis SIL Regular" w:eastAsia="Charis SIL Regular"/>
-          <w:b w:val="0"/>
-          <w:i w:val="0"/>
-          <w:color w:val="000000"/>
-          <w:sz w:val="24"/>
-        </w:rPr>
-        <w:t xml:space="preserve">Een kleine verzameling behorende tot het aan de EBG geliëerde Zeister Zendingsgenootschap </w:t>
-      </w:r>
-      <w:r>
-        <w:rPr>
-          <w:rFonts w:ascii="Charis SIL Regular" w:hAnsi="Charis SIL Regular" w:eastAsia="Charis SIL Regular"/>
-          <w:b w:val="0"/>
-          <w:i w:val="0"/>
-          <w:color w:val="000000"/>
-          <w:sz w:val="24"/>
-        </w:rPr>
-        <w:t xml:space="preserve">tentoongesteld in </w:t>
-      </w:r>
-      <w:r>
-        <w:rPr>
-          <w:rFonts w:ascii="Charis SIL Regular" w:hAnsi="Charis SIL Regular" w:eastAsia="Charis SIL Regular"/>
-          <w:b w:val="0"/>
-          <w:i w:val="0"/>
-          <w:color w:val="0000FF"/>
-          <w:sz w:val="24"/>
-          <w:u w:val="single"/>
-        </w:rPr>
-        <w:hyperlink r:id="rId31" w:history="1">
-          <w:r>
-            <w:rPr>
-              <w:rStyle w:val="Hyperlink"/>
-            </w:rPr>
-            <w:t>Het</w:t>
-          </w:r>
-        </w:hyperlink>
-      </w:r>
-      <w:r>
-        <w:rPr>
-          <w:rFonts w:ascii="Charis SIL Regular" w:hAnsi="Charis SIL Regular" w:eastAsia="Charis SIL Regular"/>
-          <w:b w:val="0"/>
-          <w:i w:val="0"/>
-          <w:color w:val="0000FF"/>
-          <w:sz w:val="24"/>
-          <w:u w:val="single"/>
-        </w:rPr>
-        <w:t xml:space="preserve"> </w:t>
-      </w:r>
-      <w:r>
-        <w:rPr>
-          <w:rFonts w:ascii="Charis SIL Regular" w:hAnsi="Charis SIL Regular" w:eastAsia="Charis SIL Regular"/>
-          <w:b w:val="0"/>
-          <w:i w:val="0"/>
-          <w:color w:val="0000FF"/>
-          <w:sz w:val="24"/>
-          <w:u w:val="single"/>
-        </w:rPr>
-        <w:hyperlink r:id="rId31" w:history="1">
-          <w:r>
-            <w:rPr>
-              <w:rStyle w:val="Hyperlink"/>
-            </w:rPr>
-            <w:t>Herrnhuter</w:t>
-          </w:r>
-        </w:hyperlink>
-      </w:r>
-      <w:r>
-        <w:rPr>
-          <w:rFonts w:ascii="Charis SIL Regular" w:hAnsi="Charis SIL Regular" w:eastAsia="Charis SIL Regular"/>
-          <w:b w:val="0"/>
-          <w:i w:val="0"/>
-          <w:color w:val="0000FF"/>
-          <w:sz w:val="24"/>
-          <w:u w:val="single"/>
-        </w:rPr>
-        <w:t xml:space="preserve"> </w:t>
-      </w:r>
-      <w:r>
-        <w:rPr>
-          <w:rFonts w:ascii="Charis SIL Regular" w:hAnsi="Charis SIL Regular" w:eastAsia="Charis SIL Regular"/>
-          <w:b w:val="0"/>
-          <w:i w:val="0"/>
-          <w:color w:val="0000FF"/>
-          <w:sz w:val="24"/>
-          <w:u w:val="single"/>
-        </w:rPr>
-        <w:hyperlink r:id="rId31" w:history="1">
-          <w:r>
-            <w:rPr>
-              <w:rStyle w:val="Hyperlink"/>
-            </w:rPr>
-            <w:t>Huis</w:t>
-          </w:r>
-        </w:hyperlink>
-      </w:r>
-    </w:p>
-    <w:p>
-      <w:pPr>
-        <w:autoSpaceDN w:val="0"/>
-        <w:autoSpaceDE w:val="0"/>
-        <w:widowControl/>
-        <w:spacing w:line="288" w:lineRule="exact" w:before="240" w:after="0"/>
-        <w:ind w:left="10" w:right="144" w:firstLine="0"/>
-        <w:jc w:val="left"/>
-      </w:pPr>
-      <w:r>
-        <w:rPr>
-          <w:rFonts w:ascii="Charis SIL Regular" w:hAnsi="Charis SIL Regular" w:eastAsia="Charis SIL Regular"/>
-          <w:b w:val="0"/>
-          <w:i w:val="0"/>
-          <w:color w:val="000000"/>
-          <w:sz w:val="24"/>
-        </w:rPr>
-        <w:t xml:space="preserve">In Suriname werd ook veel verzameld door niet-Nederlanders. Missionarissen van de </w:t>
-      </w:r>
-      <w:r>
-        <w:rPr>
-          <w:rFonts w:ascii="Charis SIL Regular" w:hAnsi="Charis SIL Regular" w:eastAsia="Charis SIL Regular"/>
-          <w:b w:val="0"/>
-          <w:i w:val="0"/>
-          <w:color w:val="000000"/>
-          <w:sz w:val="24"/>
-        </w:rPr>
-        <w:t>Evangelische Broedergemeente verzamelden etnografica die werd opgezonden naar Europa.</w:t>
-      </w:r>
-    </w:p>
-    <w:p>
-      <w:pPr>
-        <w:autoSpaceDN w:val="0"/>
-        <w:autoSpaceDE w:val="0"/>
-        <w:widowControl/>
-        <w:spacing w:line="288" w:lineRule="exact" w:before="64" w:after="0"/>
-        <w:ind w:left="10" w:right="0" w:firstLine="0"/>
-        <w:jc w:val="left"/>
-      </w:pPr>
-      <w:r>
-        <w:rPr>
-          <w:rFonts w:ascii="Charis SIL Regular" w:hAnsi="Charis SIL Regular" w:eastAsia="Charis SIL Regular"/>
-          <w:b w:val="0"/>
-          <w:i w:val="0"/>
-          <w:color w:val="000000"/>
-          <w:sz w:val="24"/>
-        </w:rPr>
-        <w:t xml:space="preserve">Een belangrijke verzameling Surinaamse etnografica bevindt zich daarom in het </w:t>
-      </w:r>
-      <w:r>
-        <w:br/>
-      </w:r>
-      <w:r>
-        <w:rPr>
-          <w:rFonts w:ascii="Charis SIL Regular" w:hAnsi="Charis SIL Regular" w:eastAsia="Charis SIL Regular"/>
-          <w:b w:val="0"/>
-          <w:i w:val="0"/>
-          <w:color w:val="000000"/>
-          <w:sz w:val="24"/>
-        </w:rPr>
-        <w:t xml:space="preserve">Etnographisches Museum in Herrnhut, Duitsland. Verkoop van etnografica vormde een bron </w:t>
-      </w:r>
-      <w:r>
-        <w:rPr>
-          <w:rFonts w:ascii="Charis SIL Regular" w:hAnsi="Charis SIL Regular" w:eastAsia="Charis SIL Regular"/>
-          <w:b w:val="0"/>
-          <w:i w:val="0"/>
-          <w:color w:val="000000"/>
-          <w:sz w:val="24"/>
-        </w:rPr>
-        <w:t xml:space="preserve">van inkomsten van de Evangelische Broedergemeente. Een belangrijk deel van de Surinaamse </w:t>
-      </w:r>
-      <w:r>
-        <w:rPr>
-          <w:rFonts w:ascii="Charis SIL Regular" w:hAnsi="Charis SIL Regular" w:eastAsia="Charis SIL Regular"/>
-          <w:b w:val="0"/>
-          <w:i w:val="0"/>
-          <w:color w:val="000000"/>
-          <w:sz w:val="24"/>
-        </w:rPr>
-        <w:t xml:space="preserve">etnografica die door missionaris Johann Gustav Ferdinand Jansa was verzameld belandde op </w:t>
-      </w:r>
-      <w:r>
-        <w:rPr>
-          <w:rFonts w:ascii="Charis SIL Regular" w:hAnsi="Charis SIL Regular" w:eastAsia="Charis SIL Regular"/>
-          <w:b w:val="0"/>
-          <w:i w:val="0"/>
-          <w:color w:val="000000"/>
-          <w:sz w:val="24"/>
-        </w:rPr>
-        <w:t>deze manier in het Ethnologisches Museum in Berlijn. ANDERE MUSEA DIE HERRNHUTER</w:t>
+        <w:t>hoogte?). Deze verzameling bevindt zich hoofdzakelijk in het Ethnologisches Museum in</w:t>
       </w:r>
     </w:p>
     <w:p>
       <w:pPr>
         <w:sectPr>
           <w:pgSz w:w="11900" w:h="16840"/>
-          <w:pgMar w:top="324" w:right="968" w:bottom="390" w:left="950" w:header="720" w:footer="720" w:gutter="0"/>
+          <w:pgMar w:top="324" w:right="948" w:bottom="504" w:left="950" w:header="720" w:footer="720" w:gutter="0"/>
           <w:cols/>
           <w:docGrid w:linePitch="360"/>
         </w:sectPr>
@@ -6156,7 +6358,7 @@
           <w:color w:val="000000"/>
           <w:sz w:val="24"/>
         </w:rPr>
-        <w:t>ETNOGRAFICA HEBBEN.</w:t>
+        <w:t>Berlijn en het Rautenstrauch-Joest Museum in Keulen.</w:t>
       </w:r>
     </w:p>
     <w:p>
@@ -6176,7 +6378,401 @@
           <w:color w:val="000000"/>
           <w:sz w:val="24"/>
         </w:rPr>
-        <w:t>Frans-Nederlandse expeditie Marowijne 1861: Cateau van Rosevelt, Ronmy, Vidal, Kappler.</w:t>
+        <w:t xml:space="preserve">1898 West-Indische tentoonstelling Haarlem. Verzameling </w:t>
+      </w:r>
+      <w:r>
+        <w:rPr>
+          <w:rFonts w:ascii="Charis SIL Regular" w:hAnsi="Charis SIL Regular" w:eastAsia="Charis SIL Regular"/>
+          <w:b w:val="0"/>
+          <w:i w:val="0"/>
+          <w:color w:val="0000FF"/>
+          <w:sz w:val="24"/>
+          <w:u w:val="single"/>
+        </w:rPr>
+        <w:hyperlink r:id="rId29" w:history="1">
+          <w:r>
+            <w:rPr>
+              <w:rStyle w:val="Hyperlink"/>
+            </w:rPr>
+            <w:t>Louis</w:t>
+          </w:r>
+        </w:hyperlink>
+      </w:r>
+      <w:r>
+        <w:rPr>
+          <w:rFonts w:ascii="Charis SIL Regular" w:hAnsi="Charis SIL Regular" w:eastAsia="Charis SIL Regular"/>
+          <w:b w:val="0"/>
+          <w:i w:val="0"/>
+          <w:color w:val="0000FF"/>
+          <w:sz w:val="24"/>
+          <w:u w:val="single"/>
+        </w:rPr>
+        <w:t xml:space="preserve"> </w:t>
+      </w:r>
+      <w:r>
+        <w:rPr>
+          <w:rFonts w:ascii="Charis SIL Regular" w:hAnsi="Charis SIL Regular" w:eastAsia="Charis SIL Regular"/>
+          <w:b w:val="0"/>
+          <w:i w:val="0"/>
+          <w:color w:val="0000FF"/>
+          <w:sz w:val="24"/>
+          <w:u w:val="single"/>
+        </w:rPr>
+        <w:hyperlink r:id="rId29" w:history="1">
+          <w:r>
+            <w:rPr>
+              <w:rStyle w:val="Hyperlink"/>
+            </w:rPr>
+            <w:t>Constant</w:t>
+          </w:r>
+        </w:hyperlink>
+      </w:r>
+      <w:r>
+        <w:rPr>
+          <w:rFonts w:ascii="Charis SIL Regular" w:hAnsi="Charis SIL Regular" w:eastAsia="Charis SIL Regular"/>
+          <w:b w:val="0"/>
+          <w:i w:val="0"/>
+          <w:color w:val="0000FF"/>
+          <w:sz w:val="24"/>
+          <w:u w:val="single"/>
+        </w:rPr>
+        <w:t xml:space="preserve"> </w:t>
+      </w:r>
+      <w:r>
+        <w:rPr>
+          <w:rFonts w:ascii="Charis SIL Regular" w:hAnsi="Charis SIL Regular" w:eastAsia="Charis SIL Regular"/>
+          <w:b w:val="0"/>
+          <w:i w:val="0"/>
+          <w:color w:val="0000FF"/>
+          <w:sz w:val="24"/>
+          <w:u w:val="single"/>
+        </w:rPr>
+        <w:hyperlink r:id="rId29" w:history="1">
+          <w:r>
+            <w:rPr>
+              <w:rStyle w:val="Hyperlink"/>
+            </w:rPr>
+            <w:t>van</w:t>
+          </w:r>
+        </w:hyperlink>
+      </w:r>
+      <w:r>
+        <w:rPr>
+          <w:rFonts w:ascii="Charis SIL Regular" w:hAnsi="Charis SIL Regular" w:eastAsia="Charis SIL Regular"/>
+          <w:b w:val="0"/>
+          <w:i w:val="0"/>
+          <w:color w:val="0000FF"/>
+          <w:sz w:val="24"/>
+          <w:u w:val="single"/>
+        </w:rPr>
+        <w:t xml:space="preserve"> </w:t>
+      </w:r>
+      <w:r>
+        <w:rPr>
+          <w:rFonts w:ascii="Charis SIL Regular" w:hAnsi="Charis SIL Regular" w:eastAsia="Charis SIL Regular"/>
+          <w:b w:val="0"/>
+          <w:i w:val="0"/>
+          <w:color w:val="0000FF"/>
+          <w:sz w:val="24"/>
+          <w:u w:val="single"/>
+        </w:rPr>
+        <w:hyperlink r:id="rId29" w:history="1">
+          <w:r>
+            <w:rPr>
+              <w:rStyle w:val="Hyperlink"/>
+            </w:rPr>
+            <w:t>Panhuys</w:t>
+          </w:r>
+        </w:hyperlink>
+      </w:r>
+    </w:p>
+    <w:p>
+      <w:pPr>
+        <w:autoSpaceDN w:val="0"/>
+        <w:autoSpaceDE w:val="0"/>
+        <w:widowControl/>
+        <w:spacing w:line="288" w:lineRule="exact" w:before="240" w:after="0"/>
+        <w:ind w:left="10" w:right="0" w:firstLine="0"/>
+        <w:jc w:val="left"/>
+      </w:pPr>
+      <w:r>
+        <w:rPr>
+          <w:rFonts w:ascii="Charis SIL Regular" w:hAnsi="Charis SIL Regular" w:eastAsia="Charis SIL Regular"/>
+          <w:b w:val="0"/>
+          <w:i w:val="0"/>
+          <w:color w:val="000000"/>
+          <w:sz w:val="24"/>
+        </w:rPr>
+        <w:t xml:space="preserve">KNAG: Gonini (1901) 86 stuks, serie TM-401, Tapanahony 493 stuks, serie TM-402, en </w:t>
+      </w:r>
+      <w:r>
+        <w:rPr>
+          <w:rFonts w:ascii="Charis SIL Regular" w:hAnsi="Charis SIL Regular" w:eastAsia="Charis SIL Regular"/>
+          <w:b w:val="0"/>
+          <w:i w:val="0"/>
+          <w:color w:val="000000"/>
+          <w:sz w:val="24"/>
+        </w:rPr>
+        <w:t xml:space="preserve">Toemoek-Hoemak 186, serie TM-403, leveren etnografische collecties op van de hand van De </w:t>
+      </w:r>
+      <w:r>
+        <w:rPr>
+          <w:rFonts w:ascii="Charis SIL Regular" w:hAnsi="Charis SIL Regular" w:eastAsia="Charis SIL Regular"/>
+          <w:b w:val="0"/>
+          <w:i w:val="0"/>
+          <w:color w:val="000000"/>
+          <w:sz w:val="24"/>
+        </w:rPr>
+        <w:t>Goeje. Serie TM-416 is afkomstig van de expeditie (van Stahel) naar het Wilhelminagebergte.</w:t>
+      </w:r>
+    </w:p>
+    <w:p>
+      <w:pPr>
+        <w:autoSpaceDN w:val="0"/>
+        <w:autoSpaceDE w:val="0"/>
+        <w:widowControl/>
+        <w:spacing w:line="420" w:lineRule="exact" w:before="204" w:after="0"/>
+        <w:ind w:left="10" w:right="0" w:firstLine="0"/>
+        <w:jc w:val="left"/>
+      </w:pPr>
+      <w:r>
+        <w:rPr>
+          <w:rFonts w:ascii="Charis SIL Bold" w:hAnsi="Charis SIL Bold" w:eastAsia="Charis SIL Bold"/>
+          <w:b/>
+          <w:i w:val="0"/>
+          <w:color w:val="000000"/>
+          <w:sz w:val="28"/>
+        </w:rPr>
+        <w:t>Klad</w:t>
+      </w:r>
+    </w:p>
+    <w:p>
+      <w:pPr>
+        <w:autoSpaceDN w:val="0"/>
+        <w:autoSpaceDE w:val="0"/>
+        <w:widowControl/>
+        <w:spacing w:line="352" w:lineRule="exact" w:before="210" w:after="0"/>
+        <w:ind w:left="10" w:right="0" w:firstLine="0"/>
+        <w:jc w:val="left"/>
+      </w:pPr>
+      <w:r>
+        <w:rPr>
+          <w:rFonts w:ascii="Charis SIL Regular" w:hAnsi="Charis SIL Regular" w:eastAsia="Charis SIL Regular"/>
+          <w:b w:val="0"/>
+          <w:i w:val="0"/>
+          <w:color w:val="000000"/>
+          <w:sz w:val="24"/>
+        </w:rPr>
+        <w:t>Vooral zendelingen van de Evangelische Broedergemeente</w:t>
+      </w:r>
+    </w:p>
+    <w:p>
+      <w:pPr>
+        <w:autoSpaceDN w:val="0"/>
+        <w:autoSpaceDE w:val="0"/>
+        <w:widowControl/>
+        <w:spacing w:line="288" w:lineRule="exact" w:before="240" w:after="0"/>
+        <w:ind w:left="10" w:right="0" w:firstLine="0"/>
+        <w:jc w:val="left"/>
+      </w:pPr>
+      <w:r>
+        <w:rPr>
+          <w:rFonts w:ascii="Charis SIL Regular" w:hAnsi="Charis SIL Regular" w:eastAsia="Charis SIL Regular"/>
+          <w:b w:val="0"/>
+          <w:i w:val="0"/>
+          <w:color w:val="000000"/>
+          <w:sz w:val="24"/>
+        </w:rPr>
+        <w:t xml:space="preserve">Een kleine verzameling behorende tot het aan de EBG geliëerde Zeister Zendingsgenootschap </w:t>
+      </w:r>
+      <w:r>
+        <w:rPr>
+          <w:rFonts w:ascii="Charis SIL Regular" w:hAnsi="Charis SIL Regular" w:eastAsia="Charis SIL Regular"/>
+          <w:b w:val="0"/>
+          <w:i w:val="0"/>
+          <w:color w:val="000000"/>
+          <w:sz w:val="24"/>
+        </w:rPr>
+        <w:t xml:space="preserve">tentoongesteld in </w:t>
+      </w:r>
+      <w:r>
+        <w:rPr>
+          <w:rFonts w:ascii="Charis SIL Regular" w:hAnsi="Charis SIL Regular" w:eastAsia="Charis SIL Regular"/>
+          <w:b w:val="0"/>
+          <w:i w:val="0"/>
+          <w:color w:val="0000FF"/>
+          <w:sz w:val="24"/>
+          <w:u w:val="single"/>
+        </w:rPr>
+        <w:hyperlink r:id="rId37" w:history="1">
+          <w:r>
+            <w:rPr>
+              <w:rStyle w:val="Hyperlink"/>
+            </w:rPr>
+            <w:t>Het</w:t>
+          </w:r>
+        </w:hyperlink>
+      </w:r>
+      <w:r>
+        <w:rPr>
+          <w:rFonts w:ascii="Charis SIL Regular" w:hAnsi="Charis SIL Regular" w:eastAsia="Charis SIL Regular"/>
+          <w:b w:val="0"/>
+          <w:i w:val="0"/>
+          <w:color w:val="0000FF"/>
+          <w:sz w:val="24"/>
+          <w:u w:val="single"/>
+        </w:rPr>
+        <w:t xml:space="preserve"> </w:t>
+      </w:r>
+      <w:r>
+        <w:rPr>
+          <w:rFonts w:ascii="Charis SIL Regular" w:hAnsi="Charis SIL Regular" w:eastAsia="Charis SIL Regular"/>
+          <w:b w:val="0"/>
+          <w:i w:val="0"/>
+          <w:color w:val="0000FF"/>
+          <w:sz w:val="24"/>
+          <w:u w:val="single"/>
+        </w:rPr>
+        <w:hyperlink r:id="rId37" w:history="1">
+          <w:r>
+            <w:rPr>
+              <w:rStyle w:val="Hyperlink"/>
+            </w:rPr>
+            <w:t>Herrnhuter</w:t>
+          </w:r>
+        </w:hyperlink>
+      </w:r>
+      <w:r>
+        <w:rPr>
+          <w:rFonts w:ascii="Charis SIL Regular" w:hAnsi="Charis SIL Regular" w:eastAsia="Charis SIL Regular"/>
+          <w:b w:val="0"/>
+          <w:i w:val="0"/>
+          <w:color w:val="0000FF"/>
+          <w:sz w:val="24"/>
+          <w:u w:val="single"/>
+        </w:rPr>
+        <w:t xml:space="preserve"> </w:t>
+      </w:r>
+      <w:r>
+        <w:rPr>
+          <w:rFonts w:ascii="Charis SIL Regular" w:hAnsi="Charis SIL Regular" w:eastAsia="Charis SIL Regular"/>
+          <w:b w:val="0"/>
+          <w:i w:val="0"/>
+          <w:color w:val="0000FF"/>
+          <w:sz w:val="24"/>
+          <w:u w:val="single"/>
+        </w:rPr>
+        <w:hyperlink r:id="rId37" w:history="1">
+          <w:r>
+            <w:rPr>
+              <w:rStyle w:val="Hyperlink"/>
+            </w:rPr>
+            <w:t>Huis</w:t>
+          </w:r>
+        </w:hyperlink>
+      </w:r>
+    </w:p>
+    <w:p>
+      <w:pPr>
+        <w:autoSpaceDN w:val="0"/>
+        <w:autoSpaceDE w:val="0"/>
+        <w:widowControl/>
+        <w:spacing w:line="288" w:lineRule="exact" w:before="240" w:after="0"/>
+        <w:ind w:left="10" w:right="144" w:firstLine="0"/>
+        <w:jc w:val="left"/>
+      </w:pPr>
+      <w:r>
+        <w:rPr>
+          <w:rFonts w:ascii="Charis SIL Regular" w:hAnsi="Charis SIL Regular" w:eastAsia="Charis SIL Regular"/>
+          <w:b w:val="0"/>
+          <w:i w:val="0"/>
+          <w:color w:val="000000"/>
+          <w:sz w:val="24"/>
+        </w:rPr>
+        <w:t xml:space="preserve">In Suriname werd ook veel verzameld door niet-Nederlanders. Missionarissen van de </w:t>
+      </w:r>
+      <w:r>
+        <w:rPr>
+          <w:rFonts w:ascii="Charis SIL Regular" w:hAnsi="Charis SIL Regular" w:eastAsia="Charis SIL Regular"/>
+          <w:b w:val="0"/>
+          <w:i w:val="0"/>
+          <w:color w:val="000000"/>
+          <w:sz w:val="24"/>
+        </w:rPr>
+        <w:t>Evangelische Broedergemeente verzamelden etnografica die werd opgezonden naar Europa.</w:t>
+      </w:r>
+    </w:p>
+    <w:p>
+      <w:pPr>
+        <w:autoSpaceDN w:val="0"/>
+        <w:autoSpaceDE w:val="0"/>
+        <w:widowControl/>
+        <w:spacing w:line="288" w:lineRule="exact" w:before="64" w:after="0"/>
+        <w:ind w:left="10" w:right="0" w:firstLine="0"/>
+        <w:jc w:val="left"/>
+      </w:pPr>
+      <w:r>
+        <w:rPr>
+          <w:rFonts w:ascii="Charis SIL Regular" w:hAnsi="Charis SIL Regular" w:eastAsia="Charis SIL Regular"/>
+          <w:b w:val="0"/>
+          <w:i w:val="0"/>
+          <w:color w:val="000000"/>
+          <w:sz w:val="24"/>
+        </w:rPr>
+        <w:t xml:space="preserve">Een belangrijke verzameling Surinaamse etnografica bevindt zich daarom in het </w:t>
+      </w:r>
+      <w:r>
+        <w:br/>
+      </w:r>
+      <w:r>
+        <w:rPr>
+          <w:rFonts w:ascii="Charis SIL Regular" w:hAnsi="Charis SIL Regular" w:eastAsia="Charis SIL Regular"/>
+          <w:b w:val="0"/>
+          <w:i w:val="0"/>
+          <w:color w:val="000000"/>
+          <w:sz w:val="24"/>
+        </w:rPr>
+        <w:t xml:space="preserve">Etnographisches Museum in Herrnhut, Duitsland. Verkoop van etnografica vormde een bron </w:t>
+      </w:r>
+      <w:r>
+        <w:rPr>
+          <w:rFonts w:ascii="Charis SIL Regular" w:hAnsi="Charis SIL Regular" w:eastAsia="Charis SIL Regular"/>
+          <w:b w:val="0"/>
+          <w:i w:val="0"/>
+          <w:color w:val="000000"/>
+          <w:sz w:val="24"/>
+        </w:rPr>
+        <w:t xml:space="preserve">van inkomsten van de Evangelische Broedergemeente. Een belangrijk deel van de Surinaamse </w:t>
+      </w:r>
+      <w:r>
+        <w:rPr>
+          <w:rFonts w:ascii="Charis SIL Regular" w:hAnsi="Charis SIL Regular" w:eastAsia="Charis SIL Regular"/>
+          <w:b w:val="0"/>
+          <w:i w:val="0"/>
+          <w:color w:val="000000"/>
+          <w:sz w:val="24"/>
+        </w:rPr>
+        <w:t xml:space="preserve">etnografica die door missionaris Johann Gustav Ferdinand Jansa was verzameld belandde op </w:t>
+      </w:r>
+      <w:r>
+        <w:rPr>
+          <w:rFonts w:ascii="Charis SIL Regular" w:hAnsi="Charis SIL Regular" w:eastAsia="Charis SIL Regular"/>
+          <w:b w:val="0"/>
+          <w:i w:val="0"/>
+          <w:color w:val="000000"/>
+          <w:sz w:val="24"/>
+        </w:rPr>
+        <w:t xml:space="preserve">deze manier in het Ethnologisches Museum in Berlijn. ANDERE MUSEA DIE HERRNHUTER </w:t>
+      </w:r>
+      <w:r>
+        <w:rPr>
+          <w:rFonts w:ascii="Charis SIL Regular" w:hAnsi="Charis SIL Regular" w:eastAsia="Charis SIL Regular"/>
+          <w:b w:val="0"/>
+          <w:i w:val="0"/>
+          <w:color w:val="000000"/>
+          <w:sz w:val="24"/>
+        </w:rPr>
+        <w:t>ETNOGRAFICA HEBBEN.</w:t>
       </w:r>
     </w:p>
     <w:p>
@@ -6196,7 +6792,7 @@
           <w:color w:val="000000"/>
           <w:sz w:val="24"/>
         </w:rPr>
-        <w:t>wiens broer had meegedaan aan veldtochten/expedities tegen marrons.</w:t>
+        <w:t>Frans-Nederlandse expeditie Marowijne 1861: Cateau van Rosevelt, Ronmy, Vidal, Kappler.</w:t>
       </w:r>
     </w:p>
     <w:p>
@@ -6216,6 +6812,26 @@
           <w:color w:val="000000"/>
           <w:sz w:val="24"/>
         </w:rPr>
+        <w:t>wiens broer had meegedaan aan veldtochten/expedities tegen marrons.</w:t>
+      </w:r>
+    </w:p>
+    <w:p>
+      <w:pPr>
+        <w:autoSpaceDN w:val="0"/>
+        <w:autoSpaceDE w:val="0"/>
+        <w:widowControl/>
+        <w:spacing w:line="352" w:lineRule="exact" w:before="176" w:after="0"/>
+        <w:ind w:left="10" w:right="0" w:firstLine="0"/>
+        <w:jc w:val="left"/>
+      </w:pPr>
+      <w:r>
+        <w:rPr>
+          <w:rFonts w:ascii="Charis SIL Regular" w:hAnsi="Charis SIL Regular" w:eastAsia="Charis SIL Regular"/>
+          <w:b w:val="0"/>
+          <w:i w:val="0"/>
+          <w:color w:val="000000"/>
+          <w:sz w:val="24"/>
+        </w:rPr>
         <w:t>De huidige verblijfplaats van deze vroege schenkingen is vaak moeilijk te achterhalen.</w:t>
       </w:r>
     </w:p>
@@ -6479,7 +7095,14 @@
           <w:color w:val="000000"/>
           <w:sz w:val="24"/>
         </w:rPr>
-        <w:t xml:space="preserve">heker </w:t>
+        <w:hyperlink r:id="rId11" w:history="1">
+          <w:r>
+            <w:rPr>
+              <w:rStyle w:val="Hyperlink"/>
+            </w:rPr>
+            <w:t xml:space="preserve">heker </w:t>
+          </w:r>
+        </w:hyperlink>
       </w:r>
       <w:r>
         <w:rPr>
@@ -6490,7 +7113,7 @@
           <w:sz w:val="24"/>
           <w:u w:val="single"/>
         </w:rPr>
-        <w:hyperlink r:id="rId11" w:history="1">
+        <w:hyperlink r:id="rId14" w:history="1">
           <w:r>
             <w:rPr>
               <w:rStyle w:val="Hyperlink"/>
@@ -6526,7 +7149,7 @@
           <w:sz w:val="24"/>
           <w:u w:val="single"/>
         </w:rPr>
-        <w:hyperlink r:id="rId11" w:history="1">
+        <w:hyperlink r:id="rId14" w:history="1">
           <w:r>
             <w:rPr>
               <w:rStyle w:val="Hyperlink"/>
@@ -6712,7 +7335,7 @@
           <w:sz w:val="24"/>
           <w:u w:val="single"/>
         </w:rPr>
-        <w:hyperlink r:id="rId15" w:history="1">
+        <w:hyperlink r:id="rId14" w:history="1">
           <w:r>
             <w:rPr>
               <w:rStyle w:val="Hyperlink"/>
@@ -6730,7 +7353,7 @@
           <w:sz w:val="24"/>
           <w:u w:val="single"/>
         </w:rPr>
-        <w:hyperlink r:id="rId15" w:history="1">
+        <w:hyperlink r:id="rId14" w:history="1">
           <w:r>
             <w:rPr>
               <w:rStyle w:val="Hyperlink"/>
@@ -7065,36 +7688,6 @@
         <w:autoSpaceDN w:val="0"/>
         <w:autoSpaceDE w:val="0"/>
         <w:widowControl/>
-        <w:spacing w:line="288" w:lineRule="exact" w:before="240" w:after="0"/>
-        <w:ind w:left="10" w:right="0" w:firstLine="0"/>
-        <w:jc w:val="left"/>
-      </w:pPr>
-      <w:r>
-        <w:rPr>
-          <w:rFonts w:ascii="Charis SIL Regular" w:hAnsi="Charis SIL Regular" w:eastAsia="Charis SIL Regular"/>
-          <w:b w:val="0"/>
-          <w:i w:val="0"/>
-          <w:color w:val="000000"/>
-          <w:sz w:val="24"/>
-        </w:rPr>
-        <w:t xml:space="preserve">Verzameling Crevaux in Musee de l'Homme (nu Quai Branly). Verder in MQB: Paul Sangnier, </w:t>
-      </w:r>
-      <w:r>
-        <w:rPr>
-          <w:rFonts w:ascii="Charis SIL Regular" w:hAnsi="Charis SIL Regular" w:eastAsia="Charis SIL Regular"/>
-          <w:b w:val="0"/>
-          <w:i w:val="0"/>
-          <w:color w:val="000000"/>
-          <w:sz w:val="24"/>
-        </w:rPr>
-        <w:t>,</w:t>
-      </w:r>
-    </w:p>
-    <w:p>
-      <w:pPr>
-        <w:autoSpaceDN w:val="0"/>
-        <w:autoSpaceDE w:val="0"/>
-        <w:widowControl/>
         <w:spacing w:line="352" w:lineRule="exact" w:before="176" w:after="0"/>
         <w:ind w:left="10" w:right="0" w:firstLine="0"/>
         <w:jc w:val="left"/>
@@ -7107,240 +7700,14 @@
           <w:color w:val="000000"/>
           <w:sz w:val="24"/>
         </w:rPr>
-        <w:t>Leon-Gontran Damas [verzameling](https://collections.quaibranly.fr/?</w:t>
-      </w:r>
-    </w:p>
-    <w:p>
-      <w:pPr>
-        <w:autoSpaceDN w:val="0"/>
-        <w:autoSpaceDE w:val="0"/>
-        <w:widowControl/>
-        <w:spacing w:line="288" w:lineRule="exact" w:before="64" w:after="0"/>
-        <w:ind w:left="10" w:right="0" w:firstLine="0"/>
-        <w:jc w:val="left"/>
-      </w:pPr>
-      <w:r>
-        <w:rPr>
-          <w:rFonts w:ascii="Charis SIL Regular" w:hAnsi="Charis SIL Regular" w:eastAsia="Charis SIL Regular"/>
-          <w:b w:val="0"/>
-          <w:i w:val="0"/>
-          <w:color w:val="000000"/>
-          <w:sz w:val="24"/>
-        </w:rPr>
-        <w:t xml:space="preserve">state={"matchAllCriteria":true,"customSearchCriteria":[{"field":"/Record/ConX/ </w:t>
-      </w:r>
-      <w:r>
-        <w:br/>
-      </w:r>
-      <w:r>
-        <w:rPr>
-          <w:rFonts w:ascii="Charis SIL Regular" w:hAnsi="Charis SIL Regular" w:eastAsia="Charis SIL Regular"/>
-          <w:b w:val="0"/>
-          <w:i w:val="0"/>
-          <w:color w:val="000000"/>
-          <w:sz w:val="24"/>
-        </w:rPr>
-        <w:t>AlphaSortConX,/Record/ConXother/AlphaSort","fieldLabel":"","searchValues":["[Damas, Léon-</w:t>
-      </w:r>
-      <w:r>
-        <w:rPr>
-          <w:rFonts w:ascii="Charis SIL Regular" w:hAnsi="Charis SIL Regular" w:eastAsia="Charis SIL Regular"/>
-          <w:b w:val="0"/>
-          <w:i w:val="0"/>
-          <w:color w:val="000000"/>
-          <w:sz w:val="24"/>
-        </w:rPr>
-        <w:t>Gontran]"],"description":"Personne(s) : Damas, Léon-Gontran"}]}),</w:t>
-      </w:r>
-    </w:p>
-    <w:p>
-      <w:pPr>
-        <w:autoSpaceDN w:val="0"/>
-        <w:autoSpaceDE w:val="0"/>
-        <w:widowControl/>
-        <w:spacing w:line="352" w:lineRule="exact" w:before="176" w:after="0"/>
-        <w:ind w:left="10" w:right="0" w:firstLine="0"/>
-        <w:jc w:val="left"/>
-      </w:pPr>
-      <w:r>
-        <w:rPr>
-          <w:rFonts w:ascii="Charis SIL Regular" w:hAnsi="Charis SIL Regular" w:eastAsia="Charis SIL Regular"/>
-          <w:b w:val="0"/>
-          <w:i w:val="0"/>
-          <w:color w:val="000000"/>
-          <w:sz w:val="24"/>
-        </w:rPr>
-        <w:t>1897: Martin François Geay [verzameling](https://collections.quaibranly.fr/?</w:t>
-      </w:r>
-    </w:p>
-    <w:p>
-      <w:pPr>
-        <w:autoSpaceDN w:val="0"/>
-        <w:autoSpaceDE w:val="0"/>
-        <w:widowControl/>
-        <w:spacing w:line="288" w:lineRule="exact" w:before="64" w:after="0"/>
-        <w:ind w:left="10" w:right="864" w:firstLine="0"/>
-        <w:jc w:val="left"/>
-      </w:pPr>
-      <w:r>
-        <w:rPr>
-          <w:rFonts w:ascii="Charis SIL Regular" w:hAnsi="Charis SIL Regular" w:eastAsia="Charis SIL Regular"/>
-          <w:b w:val="0"/>
-          <w:i w:val="0"/>
-          <w:color w:val="000000"/>
-          <w:sz w:val="24"/>
-        </w:rPr>
-        <w:t xml:space="preserve">state={"matchAllCriteria":true,"customSearchCriteria":[{"field":"/Record/ConX/ </w:t>
-      </w:r>
-      <w:r>
-        <w:rPr>
-          <w:rFonts w:ascii="Charis SIL Regular" w:hAnsi="Charis SIL Regular" w:eastAsia="Charis SIL Regular"/>
-          <w:b w:val="0"/>
-          <w:i w:val="0"/>
-          <w:color w:val="000000"/>
-          <w:sz w:val="24"/>
-        </w:rPr>
-        <w:t xml:space="preserve">AlphaSortConX,/Record/ConXother/AlphaSort","fieldLabel":"","searchValues":["[Geay, </w:t>
-      </w:r>
-      <w:r>
-        <w:rPr>
-          <w:rFonts w:ascii="Charis SIL Regular" w:hAnsi="Charis SIL Regular" w:eastAsia="Charis SIL Regular"/>
-          <w:b w:val="0"/>
-          <w:i w:val="0"/>
-          <w:color w:val="000000"/>
-          <w:sz w:val="24"/>
-        </w:rPr>
-        <w:t>Martin-François]"],"description":"Personne(s) : Geay, Martin-François"}]}),</w:t>
-      </w:r>
-    </w:p>
-    <w:p>
-      <w:pPr>
-        <w:autoSpaceDN w:val="0"/>
-        <w:autoSpaceDE w:val="0"/>
-        <w:widowControl/>
-        <w:spacing w:line="352" w:lineRule="exact" w:before="176" w:after="0"/>
-        <w:ind w:left="10" w:right="0" w:firstLine="0"/>
-        <w:jc w:val="left"/>
-      </w:pPr>
-      <w:r>
-        <w:rPr>
-          <w:rFonts w:ascii="Charis SIL Regular" w:hAnsi="Charis SIL Regular" w:eastAsia="Charis SIL Regular"/>
-          <w:b w:val="0"/>
-          <w:i w:val="0"/>
-          <w:color w:val="000000"/>
-          <w:sz w:val="24"/>
-        </w:rPr>
-        <w:t>Jean-Marcel Hurault [verzameling](https://collections.quaibranly.fr/?</w:t>
-      </w:r>
-    </w:p>
-    <w:p>
-      <w:pPr>
-        <w:autoSpaceDN w:val="0"/>
-        <w:autoSpaceDE w:val="0"/>
-        <w:widowControl/>
-        <w:spacing w:line="288" w:lineRule="exact" w:before="64" w:after="0"/>
-        <w:ind w:left="10" w:right="576" w:firstLine="0"/>
-        <w:jc w:val="left"/>
-      </w:pPr>
-      <w:r>
-        <w:rPr>
-          <w:rFonts w:ascii="Charis SIL Regular" w:hAnsi="Charis SIL Regular" w:eastAsia="Charis SIL Regular"/>
-          <w:b w:val="0"/>
-          <w:i w:val="0"/>
-          <w:color w:val="000000"/>
-          <w:sz w:val="24"/>
-        </w:rPr>
-        <w:t xml:space="preserve">state={"matchAllCriteria":true,"customSearchCriteria":[{"field":"/Record/ConX/ </w:t>
-      </w:r>
-      <w:r>
-        <w:rPr>
-          <w:rFonts w:ascii="Charis SIL Regular" w:hAnsi="Charis SIL Regular" w:eastAsia="Charis SIL Regular"/>
-          <w:b w:val="0"/>
-          <w:i w:val="0"/>
-          <w:color w:val="000000"/>
-          <w:sz w:val="24"/>
-        </w:rPr>
-        <w:t xml:space="preserve">AlphaSortConX,/Record/ConXother/AlphaSort","fieldLabel":"","searchValues":["[Hurault, </w:t>
-      </w:r>
-      <w:r>
-        <w:rPr>
-          <w:rFonts w:ascii="Charis SIL Regular" w:hAnsi="Charis SIL Regular" w:eastAsia="Charis SIL Regular"/>
-          <w:b w:val="0"/>
-          <w:i w:val="0"/>
-          <w:color w:val="000000"/>
-          <w:sz w:val="24"/>
-        </w:rPr>
-        <w:t>Jean-Marcel]"],"description":"Personne(s) : Hurault, Jean-Marcel"}]}),</w:t>
-      </w:r>
-    </w:p>
-    <w:p>
-      <w:pPr>
-        <w:autoSpaceDN w:val="0"/>
-        <w:autoSpaceDE w:val="0"/>
-        <w:widowControl/>
-        <w:spacing w:line="288" w:lineRule="exact" w:before="240" w:after="0"/>
-        <w:ind w:left="10" w:right="144" w:firstLine="0"/>
-        <w:jc w:val="left"/>
-      </w:pPr>
-      <w:r>
-        <w:rPr>
-          <w:rFonts w:ascii="Charis SIL Regular" w:hAnsi="Charis SIL Regular" w:eastAsia="Charis SIL Regular"/>
-          <w:b w:val="0"/>
-          <w:i w:val="0"/>
-          <w:color w:val="000000"/>
-          <w:sz w:val="24"/>
-        </w:rPr>
-        <w:t xml:space="preserve">missie Marcel Monteux et Marc Richard 1931 [verzameling](https:// </w:t>
-      </w:r>
-      <w:r>
-        <w:br/>
-      </w:r>
-      <w:r>
-        <w:rPr>
-          <w:rFonts w:ascii="Charis SIL Regular" w:hAnsi="Charis SIL Regular" w:eastAsia="Charis SIL Regular"/>
-          <w:b w:val="0"/>
-          <w:i w:val="0"/>
-          <w:color w:val="000000"/>
-          <w:sz w:val="24"/>
-        </w:rPr>
-        <w:t xml:space="preserve">collections.quaibranly.fr/?state={"matchAllCriteria":true,"customSearchCriteria":[{"field":"/ </w:t>
-      </w:r>
-      <w:r>
-        <w:rPr>
-          <w:rFonts w:ascii="Charis SIL Regular" w:hAnsi="Charis SIL Regular" w:eastAsia="Charis SIL Regular"/>
-          <w:b w:val="0"/>
-          <w:i w:val="0"/>
-          <w:color w:val="000000"/>
-          <w:sz w:val="24"/>
-        </w:rPr>
-        <w:t xml:space="preserve">Record/Evenement/Evenement","fieldLabel":"","searchValues":["Mission Monteux-Richard en </w:t>
-      </w:r>
-      <w:r>
-        <w:rPr>
-          <w:rFonts w:ascii="Charis SIL Regular" w:hAnsi="Charis SIL Regular" w:eastAsia="Charis SIL Regular"/>
-          <w:b w:val="0"/>
-          <w:i w:val="0"/>
-          <w:color w:val="000000"/>
-          <w:sz w:val="24"/>
-        </w:rPr>
-        <w:t xml:space="preserve">Guyane 1931"],"description":"Evénement historique : Mission Monteux-Richard en Guyane </w:t>
-      </w:r>
-      <w:r>
-        <w:rPr>
-          <w:rFonts w:ascii="Charis SIL Regular" w:hAnsi="Charis SIL Regular" w:eastAsia="Charis SIL Regular"/>
-          <w:b w:val="0"/>
-          <w:i w:val="0"/>
-          <w:color w:val="000000"/>
-          <w:sz w:val="24"/>
-        </w:rPr>
-        <w:t>1931"}]}),</w:t>
+        <w:t>Verzameling Crevaux in Musee de l'Homme (nu Quai Branly). Verder in MQB: Paul Sangnier,</w:t>
       </w:r>
     </w:p>
     <w:p>
       <w:pPr>
         <w:sectPr>
           <w:pgSz w:w="11900" w:h="16840"/>
-          <w:pgMar w:top="324" w:right="944" w:bottom="432" w:left="950" w:header="720" w:footer="720" w:gutter="0"/>
+          <w:pgMar w:top="324" w:right="944" w:bottom="416" w:left="950" w:header="720" w:footer="720" w:gutter="0"/>
           <w:cols/>
           <w:docGrid w:linePitch="360"/>
         </w:sectPr>
@@ -7372,7 +7739,27 @@
           <w:color w:val="000000"/>
           <w:sz w:val="24"/>
         </w:rPr>
-        <w:t>Rond 1902? Maurice Guffroy [verzameling](https://collections.quaibranly.fr/?</w:t>
+        <w:t>,</w:t>
+      </w:r>
+    </w:p>
+    <w:p>
+      <w:pPr>
+        <w:autoSpaceDN w:val="0"/>
+        <w:autoSpaceDE w:val="0"/>
+        <w:widowControl/>
+        <w:spacing w:line="352" w:lineRule="exact" w:before="176" w:after="0"/>
+        <w:ind w:left="0" w:right="0" w:firstLine="0"/>
+        <w:jc w:val="left"/>
+      </w:pPr>
+      <w:r>
+        <w:rPr>
+          <w:rFonts w:ascii="Charis SIL Regular" w:hAnsi="Charis SIL Regular" w:eastAsia="Charis SIL Regular"/>
+          <w:b w:val="0"/>
+          <w:i w:val="0"/>
+          <w:color w:val="000000"/>
+          <w:sz w:val="24"/>
+        </w:rPr>
+        <w:t>Leon-Gontran Damas [verzameling](https://collections.quaibranly.fr/?</w:t>
       </w:r>
     </w:p>
     <w:p>
@@ -7405,47 +7792,17 @@
           <w:color w:val="000000"/>
           <w:sz w:val="24"/>
         </w:rPr>
-        <w:t xml:space="preserve">AlphaSortConX,/Record/ConXother/AlphaSort","fieldLabel":"","searchValues":["[Guffroy, </w:t>
-      </w:r>
-      <w:r>
-        <w:rPr>
-          <w:rFonts w:ascii="Charis SIL Regular" w:hAnsi="Charis SIL Regular" w:eastAsia="Charis SIL Regular"/>
-          <w:b w:val="0"/>
-          <w:i w:val="0"/>
-          <w:color w:val="000000"/>
-          <w:sz w:val="24"/>
-        </w:rPr>
-        <w:t xml:space="preserve">Maurice]"],"description":"Personne(s) : Guffroy, Maurice"}]}), Collectie wereldtentoonstelling </w:t>
-      </w:r>
-      <w:r>
-        <w:rPr>
-          <w:rFonts w:ascii="Charis SIL Regular" w:hAnsi="Charis SIL Regular" w:eastAsia="Charis SIL Regular"/>
-          <w:b w:val="0"/>
-          <w:i w:val="0"/>
-          <w:color w:val="000000"/>
-          <w:sz w:val="24"/>
-        </w:rPr>
-        <w:t xml:space="preserve">1883 mei 1885 tot juli 1886 reis Ten Kate naar Suriname, nu in Leiden (RV-581?) 1890 (of </w:t>
-      </w:r>
-      <w:r>
-        <w:rPr>
-          <w:rFonts w:ascii="Charis SIL Regular" w:hAnsi="Charis SIL Regular" w:eastAsia="Charis SIL Regular"/>
-          <w:b w:val="0"/>
-          <w:i w:val="0"/>
-          <w:color w:val="000000"/>
-          <w:sz w:val="24"/>
-        </w:rPr>
-        <w:t xml:space="preserve">1891?): Axel Klinckowström, leverde verzameling op die zich nu bevindt in het Etnografiska </w:t>
-      </w:r>
-      <w:r>
-        <w:rPr>
-          <w:rFonts w:ascii="Charis SIL Regular" w:hAnsi="Charis SIL Regular" w:eastAsia="Charis SIL Regular"/>
-          <w:b w:val="0"/>
-          <w:i w:val="0"/>
-          <w:color w:val="000000"/>
-          <w:sz w:val="24"/>
-        </w:rPr>
-        <w:t>museet in Stockholm.</w:t>
+        <w:t>AlphaSortConX,/Record/ConXother/AlphaSort","fieldLabel":"","searchValues":["[Damas, Léon-</w:t>
+      </w:r>
+      <w:r>
+        <w:rPr>
+          <w:rFonts w:ascii="Charis SIL Regular" w:hAnsi="Charis SIL Regular" w:eastAsia="Charis SIL Regular"/>
+          <w:b w:val="0"/>
+          <w:i w:val="0"/>
+          <w:color w:val="000000"/>
+          <w:sz w:val="24"/>
+        </w:rPr>
+        <w:t>Gontran]"],"description":"Personne(s) : Damas, Léon-Gontran"}]}),</w:t>
       </w:r>
     </w:p>
     <w:p>
@@ -7465,7 +7822,107 @@
           <w:color w:val="000000"/>
           <w:sz w:val="24"/>
         </w:rPr>
-        <w:t>Spitzly ethnographische gegenstände</w:t>
+        <w:t>1897: Martin François Geay [verzameling](https://collections.quaibranly.fr/?</w:t>
+      </w:r>
+    </w:p>
+    <w:p>
+      <w:pPr>
+        <w:autoSpaceDN w:val="0"/>
+        <w:autoSpaceDE w:val="0"/>
+        <w:widowControl/>
+        <w:spacing w:line="288" w:lineRule="exact" w:before="64" w:after="0"/>
+        <w:ind w:left="0" w:right="720" w:firstLine="0"/>
+        <w:jc w:val="left"/>
+      </w:pPr>
+      <w:r>
+        <w:rPr>
+          <w:rFonts w:ascii="Charis SIL Regular" w:hAnsi="Charis SIL Regular" w:eastAsia="Charis SIL Regular"/>
+          <w:b w:val="0"/>
+          <w:i w:val="0"/>
+          <w:color w:val="000000"/>
+          <w:sz w:val="24"/>
+        </w:rPr>
+        <w:t xml:space="preserve">state={"matchAllCriteria":true,"customSearchCriteria":[{"field":"/Record/ConX/ </w:t>
+      </w:r>
+      <w:r>
+        <w:rPr>
+          <w:rFonts w:ascii="Charis SIL Regular" w:hAnsi="Charis SIL Regular" w:eastAsia="Charis SIL Regular"/>
+          <w:b w:val="0"/>
+          <w:i w:val="0"/>
+          <w:color w:val="000000"/>
+          <w:sz w:val="24"/>
+        </w:rPr>
+        <w:t xml:space="preserve">AlphaSortConX,/Record/ConXother/AlphaSort","fieldLabel":"","searchValues":["[Geay, </w:t>
+      </w:r>
+      <w:r>
+        <w:rPr>
+          <w:rFonts w:ascii="Charis SIL Regular" w:hAnsi="Charis SIL Regular" w:eastAsia="Charis SIL Regular"/>
+          <w:b w:val="0"/>
+          <w:i w:val="0"/>
+          <w:color w:val="000000"/>
+          <w:sz w:val="24"/>
+        </w:rPr>
+        <w:t>Martin-François]"],"description":"Personne(s) : Geay, Martin-François"}]}),</w:t>
+      </w:r>
+    </w:p>
+    <w:p>
+      <w:pPr>
+        <w:autoSpaceDN w:val="0"/>
+        <w:autoSpaceDE w:val="0"/>
+        <w:widowControl/>
+        <w:spacing w:line="352" w:lineRule="exact" w:before="176" w:after="0"/>
+        <w:ind w:left="0" w:right="0" w:firstLine="0"/>
+        <w:jc w:val="left"/>
+      </w:pPr>
+      <w:r>
+        <w:rPr>
+          <w:rFonts w:ascii="Charis SIL Regular" w:hAnsi="Charis SIL Regular" w:eastAsia="Charis SIL Regular"/>
+          <w:b w:val="0"/>
+          <w:i w:val="0"/>
+          <w:color w:val="000000"/>
+          <w:sz w:val="24"/>
+        </w:rPr>
+        <w:t>Jean-Marcel Hurault [verzameling](https://collections.quaibranly.fr/?</w:t>
+      </w:r>
+    </w:p>
+    <w:p>
+      <w:pPr>
+        <w:autoSpaceDN w:val="0"/>
+        <w:autoSpaceDE w:val="0"/>
+        <w:widowControl/>
+        <w:spacing w:line="288" w:lineRule="exact" w:before="64" w:after="0"/>
+        <w:ind w:left="0" w:right="576" w:firstLine="0"/>
+        <w:jc w:val="left"/>
+      </w:pPr>
+      <w:r>
+        <w:rPr>
+          <w:rFonts w:ascii="Charis SIL Regular" w:hAnsi="Charis SIL Regular" w:eastAsia="Charis SIL Regular"/>
+          <w:b w:val="0"/>
+          <w:i w:val="0"/>
+          <w:color w:val="000000"/>
+          <w:sz w:val="24"/>
+        </w:rPr>
+        <w:t xml:space="preserve">state={"matchAllCriteria":true,"customSearchCriteria":[{"field":"/Record/ConX/ </w:t>
+      </w:r>
+      <w:r>
+        <w:rPr>
+          <w:rFonts w:ascii="Charis SIL Regular" w:hAnsi="Charis SIL Regular" w:eastAsia="Charis SIL Regular"/>
+          <w:b w:val="0"/>
+          <w:i w:val="0"/>
+          <w:color w:val="000000"/>
+          <w:sz w:val="24"/>
+        </w:rPr>
+        <w:t xml:space="preserve">AlphaSortConX,/Record/ConXother/AlphaSort","fieldLabel":"","searchValues":["[Hurault, </w:t>
+      </w:r>
+      <w:r>
+        <w:rPr>
+          <w:rFonts w:ascii="Charis SIL Regular" w:hAnsi="Charis SIL Regular" w:eastAsia="Charis SIL Regular"/>
+          <w:b w:val="0"/>
+          <w:i w:val="0"/>
+          <w:color w:val="000000"/>
+          <w:sz w:val="24"/>
+        </w:rPr>
+        <w:t>Jean-Marcel]"],"description":"Personne(s) : Hurault, Jean-Marcel"}]}),</w:t>
       </w:r>
     </w:p>
     <w:p>
@@ -7485,27 +7942,50 @@
           <w:color w:val="000000"/>
           <w:sz w:val="24"/>
         </w:rPr>
-        <w:t xml:space="preserve">Wilhelm Joest bezocht ook in 1890 Suriname (waren hij en Klinkowström van elkaar op de </w:t>
-      </w:r>
-      <w:r>
-        <w:rPr>
-          <w:rFonts w:ascii="Charis SIL Regular" w:hAnsi="Charis SIL Regular" w:eastAsia="Charis SIL Regular"/>
-          <w:b w:val="0"/>
-          <w:i w:val="0"/>
-          <w:color w:val="000000"/>
-          <w:sz w:val="24"/>
-        </w:rPr>
-        <w:t xml:space="preserve">hoogte?). Deze verzameling bevindt zich hoofdzakelijk in het Ethnologisches Museum in </w:t>
-      </w:r>
-      <w:r>
-        <w:rPr>
-          <w:rFonts w:ascii="Charis SIL Regular" w:hAnsi="Charis SIL Regular" w:eastAsia="Charis SIL Regular"/>
-          <w:b w:val="0"/>
-          <w:i w:val="0"/>
-          <w:color w:val="000000"/>
-          <w:sz w:val="24"/>
-        </w:rPr>
-        <w:t>Berlijn en het Rautenstrauch-Joest Museum in Keulen.</w:t>
+        <w:t xml:space="preserve">missie Marcel Monteux et Marc Richard 1931 [verzameling](https:// </w:t>
+      </w:r>
+      <w:r>
+        <w:br/>
+      </w:r>
+      <w:r>
+        <w:rPr>
+          <w:rFonts w:ascii="Charis SIL Regular" w:hAnsi="Charis SIL Regular" w:eastAsia="Charis SIL Regular"/>
+          <w:b w:val="0"/>
+          <w:i w:val="0"/>
+          <w:color w:val="000000"/>
+          <w:sz w:val="24"/>
+        </w:rPr>
+        <w:t xml:space="preserve">collections.quaibranly.fr/?state={"matchAllCriteria":true,"customSearchCriteria":[{"field":"/ </w:t>
+      </w:r>
+      <w:r>
+        <w:rPr>
+          <w:rFonts w:ascii="Charis SIL Regular" w:hAnsi="Charis SIL Regular" w:eastAsia="Charis SIL Regular"/>
+          <w:b w:val="0"/>
+          <w:i w:val="0"/>
+          <w:color w:val="000000"/>
+          <w:sz w:val="24"/>
+        </w:rPr>
+        <w:t xml:space="preserve">Record/Evenement/Evenement","fieldLabel":"","searchValues":["Mission Monteux-Richard en </w:t>
+      </w:r>
+      <w:r>
+        <w:rPr>
+          <w:rFonts w:ascii="Charis SIL Regular" w:hAnsi="Charis SIL Regular" w:eastAsia="Charis SIL Regular"/>
+          <w:b w:val="0"/>
+          <w:i w:val="0"/>
+          <w:color w:val="000000"/>
+          <w:sz w:val="24"/>
+        </w:rPr>
+        <w:t xml:space="preserve">Guyane 1931"],"description":"Evénement historique : Mission Monteux-Richard en Guyane </w:t>
+      </w:r>
+      <w:r>
+        <w:rPr>
+          <w:rFonts w:ascii="Charis SIL Regular" w:hAnsi="Charis SIL Regular" w:eastAsia="Charis SIL Regular"/>
+          <w:b w:val="0"/>
+          <w:i w:val="0"/>
+          <w:color w:val="000000"/>
+          <w:sz w:val="24"/>
+        </w:rPr>
+        <w:t>1931"}]}),</w:t>
       </w:r>
     </w:p>
     <w:p>
@@ -7525,112 +8005,80 @@
           <w:color w:val="000000"/>
           <w:sz w:val="24"/>
         </w:rPr>
-        <w:t xml:space="preserve">1898 West-Indische tentoonstelling Haarlem. Verzameling </w:t>
-      </w:r>
-      <w:r>
-        <w:rPr>
-          <w:rFonts w:ascii="Charis SIL Regular" w:hAnsi="Charis SIL Regular" w:eastAsia="Charis SIL Regular"/>
-          <w:b w:val="0"/>
-          <w:i w:val="0"/>
-          <w:color w:val="0000FF"/>
-          <w:sz w:val="24"/>
-          <w:u w:val="single"/>
-        </w:rPr>
-        <w:hyperlink r:id="rId28" w:history="1">
-          <w:r>
-            <w:rPr>
-              <w:rStyle w:val="Hyperlink"/>
-            </w:rPr>
-            <w:t>Louis</w:t>
-          </w:r>
-        </w:hyperlink>
-      </w:r>
-      <w:r>
-        <w:rPr>
-          <w:rFonts w:ascii="Charis SIL Regular" w:hAnsi="Charis SIL Regular" w:eastAsia="Charis SIL Regular"/>
-          <w:b w:val="0"/>
-          <w:i w:val="0"/>
-          <w:color w:val="0000FF"/>
-          <w:sz w:val="24"/>
-          <w:u w:val="single"/>
-        </w:rPr>
-        <w:t xml:space="preserve"> </w:t>
-      </w:r>
-      <w:r>
-        <w:rPr>
-          <w:rFonts w:ascii="Charis SIL Regular" w:hAnsi="Charis SIL Regular" w:eastAsia="Charis SIL Regular"/>
-          <w:b w:val="0"/>
-          <w:i w:val="0"/>
-          <w:color w:val="0000FF"/>
-          <w:sz w:val="24"/>
-          <w:u w:val="single"/>
-        </w:rPr>
-        <w:hyperlink r:id="rId28" w:history="1">
-          <w:r>
-            <w:rPr>
-              <w:rStyle w:val="Hyperlink"/>
-            </w:rPr>
-            <w:t>Constant</w:t>
-          </w:r>
-        </w:hyperlink>
-      </w:r>
-      <w:r>
-        <w:rPr>
-          <w:rFonts w:ascii="Charis SIL Regular" w:hAnsi="Charis SIL Regular" w:eastAsia="Charis SIL Regular"/>
-          <w:b w:val="0"/>
-          <w:i w:val="0"/>
-          <w:color w:val="0000FF"/>
-          <w:sz w:val="24"/>
-          <w:u w:val="single"/>
-        </w:rPr>
-        <w:t xml:space="preserve"> </w:t>
-      </w:r>
-      <w:r>
-        <w:rPr>
-          <w:rFonts w:ascii="Charis SIL Regular" w:hAnsi="Charis SIL Regular" w:eastAsia="Charis SIL Regular"/>
-          <w:b w:val="0"/>
-          <w:i w:val="0"/>
-          <w:color w:val="0000FF"/>
-          <w:sz w:val="24"/>
-          <w:u w:val="single"/>
-        </w:rPr>
-        <w:hyperlink r:id="rId28" w:history="1">
-          <w:r>
-            <w:rPr>
-              <w:rStyle w:val="Hyperlink"/>
-            </w:rPr>
-            <w:t>van</w:t>
-          </w:r>
-        </w:hyperlink>
-      </w:r>
-      <w:r>
-        <w:rPr>
-          <w:rFonts w:ascii="Charis SIL Regular" w:hAnsi="Charis SIL Regular" w:eastAsia="Charis SIL Regular"/>
-          <w:b w:val="0"/>
-          <w:i w:val="0"/>
-          <w:color w:val="0000FF"/>
-          <w:sz w:val="24"/>
-          <w:u w:val="single"/>
-        </w:rPr>
-        <w:t xml:space="preserve"> </w:t>
-      </w:r>
-      <w:r>
-        <w:rPr>
-          <w:rFonts w:ascii="Charis SIL Regular" w:hAnsi="Charis SIL Regular" w:eastAsia="Charis SIL Regular"/>
-          <w:b w:val="0"/>
-          <w:i w:val="0"/>
-          <w:color w:val="0000FF"/>
-          <w:sz w:val="24"/>
-          <w:u w:val="single"/>
-        </w:rPr>
-        <w:hyperlink r:id="rId28" w:history="1">
-          <w:r>
-            <w:rPr>
-              <w:rStyle w:val="Hyperlink"/>
-            </w:rPr>
-            <w:t>Panhuys</w:t>
-          </w:r>
-        </w:hyperlink>
+        <w:t>Rond 1902? Maurice Guffroy [verzameling](https://collections.quaibranly.fr/?</w:t>
+      </w:r>
+    </w:p>
+    <w:p>
+      <w:pPr>
+        <w:autoSpaceDN w:val="0"/>
+        <w:autoSpaceDE w:val="0"/>
+        <w:widowControl/>
+        <w:spacing w:line="288" w:lineRule="exact" w:before="64" w:after="0"/>
+        <w:ind w:left="0" w:right="0" w:firstLine="0"/>
+        <w:jc w:val="left"/>
+      </w:pPr>
+      <w:r>
+        <w:rPr>
+          <w:rFonts w:ascii="Charis SIL Regular" w:hAnsi="Charis SIL Regular" w:eastAsia="Charis SIL Regular"/>
+          <w:b w:val="0"/>
+          <w:i w:val="0"/>
+          <w:color w:val="000000"/>
+          <w:sz w:val="24"/>
+        </w:rPr>
+        <w:t xml:space="preserve">state={"matchAllCriteria":true,"customSearchCriteria":[{"field":"/Record/ConX/ </w:t>
+      </w:r>
+      <w:r>
+        <w:br/>
+      </w:r>
+      <w:r>
+        <w:rPr>
+          <w:rFonts w:ascii="Charis SIL Regular" w:hAnsi="Charis SIL Regular" w:eastAsia="Charis SIL Regular"/>
+          <w:b w:val="0"/>
+          <w:i w:val="0"/>
+          <w:color w:val="000000"/>
+          <w:sz w:val="24"/>
+        </w:rPr>
+        <w:t xml:space="preserve">AlphaSortConX,/Record/ConXother/AlphaSort","fieldLabel":"","searchValues":["[Guffroy, </w:t>
+      </w:r>
+      <w:r>
+        <w:rPr>
+          <w:rFonts w:ascii="Charis SIL Regular" w:hAnsi="Charis SIL Regular" w:eastAsia="Charis SIL Regular"/>
+          <w:b w:val="0"/>
+          <w:i w:val="0"/>
+          <w:color w:val="000000"/>
+          <w:sz w:val="24"/>
+        </w:rPr>
+        <w:t xml:space="preserve">Maurice]"],"description":"Personne(s) : Guffroy, Maurice"}]}), Collectie wereldtentoonstelling </w:t>
+      </w:r>
+      <w:r>
+        <w:rPr>
+          <w:rFonts w:ascii="Charis SIL Regular" w:hAnsi="Charis SIL Regular" w:eastAsia="Charis SIL Regular"/>
+          <w:b w:val="0"/>
+          <w:i w:val="0"/>
+          <w:color w:val="000000"/>
+          <w:sz w:val="24"/>
+        </w:rPr>
+        <w:t xml:space="preserve">1883 mei 1885 tot juli 1886 reis Ten Kate naar Suriname, nu in Leiden (RV-581?) 1890 (of </w:t>
+      </w:r>
+      <w:r>
+        <w:rPr>
+          <w:rFonts w:ascii="Charis SIL Regular" w:hAnsi="Charis SIL Regular" w:eastAsia="Charis SIL Regular"/>
+          <w:b w:val="0"/>
+          <w:i w:val="0"/>
+          <w:color w:val="000000"/>
+          <w:sz w:val="24"/>
+        </w:rPr>
+        <w:t xml:space="preserve">1891?): Axel Klinckowström, leverde verzameling op die zich nu bevindt in het Etnografiska </w:t>
+      </w:r>
+      <w:r>
+        <w:rPr>
+          <w:rFonts w:ascii="Charis SIL Regular" w:hAnsi="Charis SIL Regular" w:eastAsia="Charis SIL Regular"/>
+          <w:b w:val="0"/>
+          <w:i w:val="0"/>
+          <w:color w:val="000000"/>
+          <w:sz w:val="24"/>
+        </w:rPr>
+        <w:t>museet in Stockholm.</w:t>
       </w:r>
     </w:p>
     <w:p>
@@ -7650,7 +8098,47 @@
           <w:color w:val="000000"/>
           <w:sz w:val="24"/>
         </w:rPr>
-        <w:t>Heeft Spalburg een collectie aangelegd? Crevaux, Coudreaux, Brunetti?</w:t>
+        <w:t>Spitzly ethnographische gegenstände</w:t>
+      </w:r>
+    </w:p>
+    <w:p>
+      <w:pPr>
+        <w:autoSpaceDN w:val="0"/>
+        <w:autoSpaceDE w:val="0"/>
+        <w:widowControl/>
+        <w:spacing w:line="288" w:lineRule="exact" w:before="240" w:after="0"/>
+        <w:ind w:left="0" w:right="144" w:firstLine="0"/>
+        <w:jc w:val="left"/>
+      </w:pPr>
+      <w:r>
+        <w:rPr>
+          <w:rFonts w:ascii="Charis SIL Regular" w:hAnsi="Charis SIL Regular" w:eastAsia="Charis SIL Regular"/>
+          <w:b w:val="0"/>
+          <w:i w:val="0"/>
+          <w:color w:val="000000"/>
+          <w:sz w:val="24"/>
+        </w:rPr>
+        <w:t xml:space="preserve">Wilhelm Joest bezocht ook in 1890 Suriname (waren hij en Klinkowström van elkaar op de </w:t>
+      </w:r>
+      <w:r>
+        <w:rPr>
+          <w:rFonts w:ascii="Charis SIL Regular" w:hAnsi="Charis SIL Regular" w:eastAsia="Charis SIL Regular"/>
+          <w:b w:val="0"/>
+          <w:i w:val="0"/>
+          <w:color w:val="000000"/>
+          <w:sz w:val="24"/>
+        </w:rPr>
+        <w:t xml:space="preserve">hoogte?). Deze verzameling bevindt zich hoofdzakelijk in het Ethnologisches Museum in </w:t>
+      </w:r>
+      <w:r>
+        <w:rPr>
+          <w:rFonts w:ascii="Charis SIL Regular" w:hAnsi="Charis SIL Regular" w:eastAsia="Charis SIL Regular"/>
+          <w:b w:val="0"/>
+          <w:i w:val="0"/>
+          <w:color w:val="000000"/>
+          <w:sz w:val="24"/>
+        </w:rPr>
+        <w:t>Berlijn en het Rautenstrauch-Joest Museum in Keulen.</w:t>
       </w:r>
     </w:p>
     <w:p>
@@ -7670,7 +8158,112 @@
           <w:color w:val="000000"/>
           <w:sz w:val="24"/>
         </w:rPr>
-        <w:t>Geijskes?</w:t>
+        <w:t xml:space="preserve">1898 West-Indische tentoonstelling Haarlem. Verzameling </w:t>
+      </w:r>
+      <w:r>
+        <w:rPr>
+          <w:rFonts w:ascii="Charis SIL Regular" w:hAnsi="Charis SIL Regular" w:eastAsia="Charis SIL Regular"/>
+          <w:b w:val="0"/>
+          <w:i w:val="0"/>
+          <w:color w:val="0000FF"/>
+          <w:sz w:val="24"/>
+          <w:u w:val="single"/>
+        </w:rPr>
+        <w:hyperlink r:id="rId29" w:history="1">
+          <w:r>
+            <w:rPr>
+              <w:rStyle w:val="Hyperlink"/>
+            </w:rPr>
+            <w:t>Louis</w:t>
+          </w:r>
+        </w:hyperlink>
+      </w:r>
+      <w:r>
+        <w:rPr>
+          <w:rFonts w:ascii="Charis SIL Regular" w:hAnsi="Charis SIL Regular" w:eastAsia="Charis SIL Regular"/>
+          <w:b w:val="0"/>
+          <w:i w:val="0"/>
+          <w:color w:val="0000FF"/>
+          <w:sz w:val="24"/>
+          <w:u w:val="single"/>
+        </w:rPr>
+        <w:t xml:space="preserve"> </w:t>
+      </w:r>
+      <w:r>
+        <w:rPr>
+          <w:rFonts w:ascii="Charis SIL Regular" w:hAnsi="Charis SIL Regular" w:eastAsia="Charis SIL Regular"/>
+          <w:b w:val="0"/>
+          <w:i w:val="0"/>
+          <w:color w:val="0000FF"/>
+          <w:sz w:val="24"/>
+          <w:u w:val="single"/>
+        </w:rPr>
+        <w:hyperlink r:id="rId29" w:history="1">
+          <w:r>
+            <w:rPr>
+              <w:rStyle w:val="Hyperlink"/>
+            </w:rPr>
+            <w:t>Constant</w:t>
+          </w:r>
+        </w:hyperlink>
+      </w:r>
+      <w:r>
+        <w:rPr>
+          <w:rFonts w:ascii="Charis SIL Regular" w:hAnsi="Charis SIL Regular" w:eastAsia="Charis SIL Regular"/>
+          <w:b w:val="0"/>
+          <w:i w:val="0"/>
+          <w:color w:val="0000FF"/>
+          <w:sz w:val="24"/>
+          <w:u w:val="single"/>
+        </w:rPr>
+        <w:t xml:space="preserve"> </w:t>
+      </w:r>
+      <w:r>
+        <w:rPr>
+          <w:rFonts w:ascii="Charis SIL Regular" w:hAnsi="Charis SIL Regular" w:eastAsia="Charis SIL Regular"/>
+          <w:b w:val="0"/>
+          <w:i w:val="0"/>
+          <w:color w:val="0000FF"/>
+          <w:sz w:val="24"/>
+          <w:u w:val="single"/>
+        </w:rPr>
+        <w:hyperlink r:id="rId29" w:history="1">
+          <w:r>
+            <w:rPr>
+              <w:rStyle w:val="Hyperlink"/>
+            </w:rPr>
+            <w:t>van</w:t>
+          </w:r>
+        </w:hyperlink>
+      </w:r>
+      <w:r>
+        <w:rPr>
+          <w:rFonts w:ascii="Charis SIL Regular" w:hAnsi="Charis SIL Regular" w:eastAsia="Charis SIL Regular"/>
+          <w:b w:val="0"/>
+          <w:i w:val="0"/>
+          <w:color w:val="0000FF"/>
+          <w:sz w:val="24"/>
+          <w:u w:val="single"/>
+        </w:rPr>
+        <w:t xml:space="preserve"> </w:t>
+      </w:r>
+      <w:r>
+        <w:rPr>
+          <w:rFonts w:ascii="Charis SIL Regular" w:hAnsi="Charis SIL Regular" w:eastAsia="Charis SIL Regular"/>
+          <w:b w:val="0"/>
+          <w:i w:val="0"/>
+          <w:color w:val="0000FF"/>
+          <w:sz w:val="24"/>
+          <w:u w:val="single"/>
+        </w:rPr>
+        <w:hyperlink r:id="rId29" w:history="1">
+          <w:r>
+            <w:rPr>
+              <w:rStyle w:val="Hyperlink"/>
+            </w:rPr>
+            <w:t>Panhuys</w:t>
+          </w:r>
+        </w:hyperlink>
       </w:r>
     </w:p>
     <w:p>
@@ -7690,6 +8283,46 @@
           <w:color w:val="000000"/>
           <w:sz w:val="24"/>
         </w:rPr>
+        <w:t>Heeft Spalburg een collectie aangelegd? Crevaux, Coudreaux, Brunetti?</w:t>
+      </w:r>
+    </w:p>
+    <w:p>
+      <w:pPr>
+        <w:autoSpaceDN w:val="0"/>
+        <w:autoSpaceDE w:val="0"/>
+        <w:widowControl/>
+        <w:spacing w:line="352" w:lineRule="exact" w:before="176" w:after="0"/>
+        <w:ind w:left="0" w:right="0" w:firstLine="0"/>
+        <w:jc w:val="left"/>
+      </w:pPr>
+      <w:r>
+        <w:rPr>
+          <w:rFonts w:ascii="Charis SIL Regular" w:hAnsi="Charis SIL Regular" w:eastAsia="Charis SIL Regular"/>
+          <w:b w:val="0"/>
+          <w:i w:val="0"/>
+          <w:color w:val="000000"/>
+          <w:sz w:val="24"/>
+        </w:rPr>
+        <w:t>Geijskes?</w:t>
+      </w:r>
+    </w:p>
+    <w:p>
+      <w:pPr>
+        <w:autoSpaceDN w:val="0"/>
+        <w:autoSpaceDE w:val="0"/>
+        <w:widowControl/>
+        <w:spacing w:line="352" w:lineRule="exact" w:before="176" w:after="0"/>
+        <w:ind w:left="0" w:right="0" w:firstLine="0"/>
+        <w:jc w:val="left"/>
+      </w:pPr>
+      <w:r>
+        <w:rPr>
+          <w:rFonts w:ascii="Charis SIL Regular" w:hAnsi="Charis SIL Regular" w:eastAsia="Charis SIL Regular"/>
+          <w:b w:val="0"/>
+          <w:i w:val="0"/>
+          <w:color w:val="000000"/>
+          <w:sz w:val="24"/>
+        </w:rPr>
         <w:t>Con Bruijning?</w:t>
       </w:r>
     </w:p>
@@ -7813,234 +8446,14 @@
           <w:color w:val="000000"/>
           <w:sz w:val="24"/>
         </w:rPr>
-        <w:t xml:space="preserve">van inkomsten van de Evangelische Broedergemeente. Een belangrijk deel van de Surinaamse </w:t>
-      </w:r>
-      <w:r>
-        <w:rPr>
-          <w:rFonts w:ascii="Charis SIL Regular" w:hAnsi="Charis SIL Regular" w:eastAsia="Charis SIL Regular"/>
-          <w:b w:val="0"/>
-          <w:i w:val="0"/>
-          <w:color w:val="000000"/>
-          <w:sz w:val="24"/>
-        </w:rPr>
-        <w:t xml:space="preserve">etnografica die door missionaris Johann Gustav Ferdinand Jansa was verzameld belandde op </w:t>
-      </w:r>
-      <w:r>
-        <w:rPr>
-          <w:rFonts w:ascii="Charis SIL Regular" w:hAnsi="Charis SIL Regular" w:eastAsia="Charis SIL Regular"/>
-          <w:b w:val="0"/>
-          <w:i w:val="0"/>
-          <w:color w:val="000000"/>
-          <w:sz w:val="24"/>
-        </w:rPr>
-        <w:t xml:space="preserve">deze manier in het Ethnologisches Museum in Berlijn. ANDERE MUSEA DIE HERRNHUTER </w:t>
-      </w:r>
-      <w:r>
-        <w:rPr>
-          <w:rFonts w:ascii="Charis SIL Regular" w:hAnsi="Charis SIL Regular" w:eastAsia="Charis SIL Regular"/>
-          <w:b w:val="0"/>
-          <w:i w:val="0"/>
-          <w:color w:val="000000"/>
-          <w:sz w:val="24"/>
-        </w:rPr>
-        <w:t>ETNOGRAFICA HEBBEN.</w:t>
-      </w:r>
-    </w:p>
-    <w:p>
-      <w:pPr>
-        <w:autoSpaceDN w:val="0"/>
-        <w:autoSpaceDE w:val="0"/>
-        <w:widowControl/>
-        <w:spacing w:line="288" w:lineRule="exact" w:before="240" w:after="0"/>
-        <w:ind w:left="0" w:right="432" w:firstLine="0"/>
-        <w:jc w:val="left"/>
-      </w:pPr>
-      <w:r>
-        <w:rPr>
-          <w:rFonts w:ascii="Charis SIL Regular" w:hAnsi="Charis SIL Regular" w:eastAsia="Charis SIL Regular"/>
-          <w:b w:val="0"/>
-          <w:i w:val="0"/>
-          <w:color w:val="000000"/>
-          <w:sz w:val="24"/>
-        </w:rPr>
-        <w:t xml:space="preserve">1890 (of 1891?): Axel Klinckowström, leverde verzameling op die zich nu bevindt in het </w:t>
-      </w:r>
-      <w:r>
-        <w:rPr>
-          <w:rFonts w:ascii="Charis SIL Regular" w:hAnsi="Charis SIL Regular" w:eastAsia="Charis SIL Regular"/>
-          <w:b w:val="0"/>
-          <w:i w:val="0"/>
-          <w:color w:val="000000"/>
-          <w:sz w:val="24"/>
-        </w:rPr>
-        <w:t>Etnografiska museet in Stockholm.</w:t>
-      </w:r>
-    </w:p>
-    <w:p>
-      <w:pPr>
-        <w:autoSpaceDN w:val="0"/>
-        <w:autoSpaceDE w:val="0"/>
-        <w:widowControl/>
-        <w:spacing w:line="288" w:lineRule="exact" w:before="240" w:after="0"/>
-        <w:ind w:left="0" w:right="576" w:firstLine="0"/>
-        <w:jc w:val="left"/>
-      </w:pPr>
-      <w:r>
-        <w:rPr>
-          <w:rFonts w:ascii="Charis SIL Regular" w:hAnsi="Charis SIL Regular" w:eastAsia="Charis SIL Regular"/>
-          <w:b w:val="0"/>
-          <w:i w:val="0"/>
-          <w:color w:val="000000"/>
-          <w:sz w:val="24"/>
-        </w:rPr>
-        <w:t xml:space="preserve">Wilhelm Joest bezocht ook in 1890 Suriname (waren zij van elkaar op de hoogte). Deze </w:t>
-      </w:r>
-      <w:r>
-        <w:rPr>
-          <w:rFonts w:ascii="Charis SIL Regular" w:hAnsi="Charis SIL Regular" w:eastAsia="Charis SIL Regular"/>
-          <w:b w:val="0"/>
-          <w:i w:val="0"/>
-          <w:color w:val="000000"/>
-          <w:sz w:val="24"/>
-        </w:rPr>
-        <w:t xml:space="preserve">verzameling bevindt zich hoofdzakelijk in het Ethnologisches Museum in Berlijn en het </w:t>
-      </w:r>
-      <w:r>
-        <w:rPr>
-          <w:rFonts w:ascii="Charis SIL Regular" w:hAnsi="Charis SIL Regular" w:eastAsia="Charis SIL Regular"/>
-          <w:b w:val="0"/>
-          <w:i w:val="0"/>
-          <w:color w:val="000000"/>
-          <w:sz w:val="24"/>
-        </w:rPr>
-        <w:t>Rautenstrauch-Joest Museum in Keulen.</w:t>
-      </w:r>
-    </w:p>
-    <w:p>
-      <w:pPr>
-        <w:autoSpaceDN w:val="0"/>
-        <w:autoSpaceDE w:val="0"/>
-        <w:widowControl/>
-        <w:spacing w:line="288" w:lineRule="exact" w:before="240" w:after="0"/>
-        <w:ind w:left="0" w:right="720" w:firstLine="0"/>
-        <w:jc w:val="left"/>
-      </w:pPr>
-      <w:r>
-        <w:rPr>
-          <w:rFonts w:ascii="Charis SIL Regular" w:hAnsi="Charis SIL Regular" w:eastAsia="Charis SIL Regular"/>
-          <w:b w:val="0"/>
-          <w:i w:val="0"/>
-          <w:color w:val="000000"/>
-          <w:sz w:val="24"/>
-        </w:rPr>
-        <w:t xml:space="preserve">Herskovitses in Field Museum of Chicago. Kahn's verzameling in American Museum of </w:t>
-      </w:r>
-      <w:r>
-        <w:rPr>
-          <w:rFonts w:ascii="Charis SIL Regular" w:hAnsi="Charis SIL Regular" w:eastAsia="Charis SIL Regular"/>
-          <w:b w:val="0"/>
-          <w:i w:val="0"/>
-          <w:color w:val="000000"/>
-          <w:sz w:val="24"/>
-        </w:rPr>
-        <w:t>Natural History. Prices? TvV en Van Wetering? Hurault?</w:t>
-      </w:r>
-    </w:p>
-    <w:p>
-      <w:pPr>
-        <w:autoSpaceDN w:val="0"/>
-        <w:autoSpaceDE w:val="0"/>
-        <w:widowControl/>
-        <w:spacing w:line="288" w:lineRule="exact" w:before="240" w:after="0"/>
-        <w:ind w:left="0" w:right="288" w:firstLine="0"/>
-        <w:jc w:val="left"/>
-      </w:pPr>
-      <w:r>
-        <w:rPr>
-          <w:rFonts w:ascii="Charis SIL Regular" w:hAnsi="Charis SIL Regular" w:eastAsia="Charis SIL Regular"/>
-          <w:b w:val="0"/>
-          <w:i w:val="0"/>
-          <w:color w:val="000000"/>
-          <w:sz w:val="24"/>
-        </w:rPr>
-        <w:t>Aangezien de Marowijne de grens vormt tussen Suriname en Frans-Guyana Jaren 30 Leon-</w:t>
-      </w:r>
-      <w:r>
-        <w:rPr>
-          <w:rFonts w:ascii="Charis SIL Regular" w:hAnsi="Charis SIL Regular" w:eastAsia="Charis SIL Regular"/>
-          <w:b w:val="0"/>
-          <w:i w:val="0"/>
-          <w:color w:val="000000"/>
-          <w:sz w:val="24"/>
-        </w:rPr>
-        <w:t>Gontran Damas aan de Marowijnerivier.</w:t>
-      </w:r>
-    </w:p>
-    <w:p>
-      <w:pPr>
-        <w:autoSpaceDN w:val="0"/>
-        <w:autoSpaceDE w:val="0"/>
-        <w:widowControl/>
-        <w:spacing w:line="420" w:lineRule="exact" w:before="204" w:after="0"/>
-        <w:ind w:left="0" w:right="0" w:firstLine="0"/>
-        <w:jc w:val="left"/>
-      </w:pPr>
-      <w:r>
-        <w:rPr>
-          <w:rFonts w:ascii="Charis SIL Bold" w:hAnsi="Charis SIL Bold" w:eastAsia="Charis SIL Bold"/>
-          <w:b/>
-          <w:i w:val="0"/>
-          <w:color w:val="000000"/>
-          <w:sz w:val="28"/>
-        </w:rPr>
-        <w:t>Natuurhistorisch verzamelen?</w:t>
-      </w:r>
-    </w:p>
-    <w:p>
-      <w:pPr>
-        <w:autoSpaceDN w:val="0"/>
-        <w:autoSpaceDE w:val="0"/>
-        <w:widowControl/>
-        <w:spacing w:line="420" w:lineRule="exact" w:before="198" w:after="0"/>
-        <w:ind w:left="0" w:right="0" w:firstLine="0"/>
-        <w:jc w:val="left"/>
-      </w:pPr>
-      <w:r>
-        <w:rPr>
-          <w:rFonts w:ascii="Charis SIL Bold" w:hAnsi="Charis SIL Bold" w:eastAsia="Charis SIL Bold"/>
-          <w:b/>
-          <w:i w:val="0"/>
-          <w:color w:val="000000"/>
-          <w:sz w:val="28"/>
-        </w:rPr>
-        <w:t>Herkomstonderzoek</w:t>
-      </w:r>
-    </w:p>
-    <w:p>
-      <w:pPr>
-        <w:autoSpaceDN w:val="0"/>
-        <w:autoSpaceDE w:val="0"/>
-        <w:widowControl/>
-        <w:spacing w:line="540" w:lineRule="exact" w:before="192" w:after="0"/>
-        <w:ind w:left="0" w:right="0" w:firstLine="0"/>
-        <w:jc w:val="left"/>
-      </w:pPr>
-      <w:r>
-        <w:rPr>
-          <w:rFonts w:ascii="Charis SIL Bold" w:hAnsi="Charis SIL Bold" w:eastAsia="Charis SIL Bold"/>
-          <w:b/>
-          <w:i w:val="0"/>
-          <w:color w:val="000000"/>
-          <w:sz w:val="36"/>
-        </w:rPr>
-        <w:t>Related Aids</w:t>
+        <w:t>van inkomsten van de Evangelische Broedergemeente. Een belangrijk deel van de Surinaamse</w:t>
       </w:r>
     </w:p>
     <w:p>
       <w:pPr>
         <w:sectPr>
           <w:pgSz w:w="11900" w:h="16840"/>
-          <w:pgMar w:top="324" w:right="968" w:bottom="412" w:left="960" w:header="720" w:footer="720" w:gutter="0"/>
+          <w:pgMar w:top="324" w:right="968" w:bottom="416" w:left="960" w:header="720" w:footer="720" w:gutter="0"/>
           <w:cols/>
           <w:docGrid w:linePitch="360"/>
         </w:sectPr>
@@ -8061,7 +8474,7 @@
         <w:autoSpaceDE w:val="0"/>
         <w:widowControl/>
         <w:spacing w:line="288" w:lineRule="exact" w:before="64" w:after="0"/>
-        <w:ind w:left="388" w:right="3600" w:firstLine="0"/>
+        <w:ind w:left="0" w:right="0" w:firstLine="0"/>
         <w:jc w:val="left"/>
       </w:pPr>
       <w:r>
@@ -8072,262 +8485,27 @@
           <w:color w:val="000000"/>
           <w:sz w:val="24"/>
         </w:rPr>
-        <w:t xml:space="preserve">•  </w:t>
-      </w:r>
-      <w:r>
-        <w:rPr>
-          <w:rFonts w:ascii="Charis SIL Regular" w:hAnsi="Charis SIL Regular" w:eastAsia="Charis SIL Regular"/>
-          <w:b w:val="0"/>
-          <w:i w:val="0"/>
-          <w:color w:val="0000FF"/>
-          <w:sz w:val="24"/>
-          <w:u w:val="single"/>
-        </w:rPr>
-        <w:t>Selecteren en afbakenen</w:t>
-      </w:r>
-      <w:r>
-        <w:br/>
-      </w:r>
-      <w:r>
-        <w:rPr>
-          <w:rFonts w:ascii="Charis SIL Regular" w:hAnsi="Charis SIL Regular" w:eastAsia="Charis SIL Regular"/>
-          <w:b w:val="0"/>
-          <w:i w:val="0"/>
-          <w:color w:val="000000"/>
-          <w:sz w:val="24"/>
-        </w:rPr>
-        <w:t xml:space="preserve">•  </w:t>
-      </w:r>
-      <w:r>
-        <w:rPr>
-          <w:rFonts w:ascii="Charis SIL Regular" w:hAnsi="Charis SIL Regular" w:eastAsia="Charis SIL Regular"/>
-          <w:b w:val="0"/>
-          <w:i w:val="0"/>
-          <w:color w:val="0000FF"/>
-          <w:sz w:val="24"/>
-          <w:u w:val="single"/>
-        </w:rPr>
-        <w:t>Bronnen</w:t>
-      </w:r>
-      <w:r>
-        <w:br/>
-      </w:r>
-      <w:r>
-        <w:rPr>
-          <w:rFonts w:ascii="Charis SIL Regular" w:hAnsi="Charis SIL Regular" w:eastAsia="Charis SIL Regular"/>
-          <w:b w:val="0"/>
-          <w:i w:val="0"/>
-          <w:color w:val="000000"/>
-          <w:sz w:val="24"/>
-        </w:rPr>
-        <w:t xml:space="preserve">•  </w:t>
-      </w:r>
-      <w:r>
-        <w:rPr>
-          <w:rFonts w:ascii="Charis SIL Regular" w:hAnsi="Charis SIL Regular" w:eastAsia="Charis SIL Regular"/>
-          <w:b w:val="0"/>
-          <w:i w:val="0"/>
-          <w:color w:val="0000FF"/>
-          <w:sz w:val="24"/>
-          <w:u w:val="single"/>
-        </w:rPr>
-        <w:t>Ambtena</w:t>
-      </w:r>
-      <w:r>
-        <w:rPr>
-          <w:rFonts w:ascii="Charis SIL Regular" w:hAnsi="Charis SIL Regular" w:eastAsia="Charis SIL Regular"/>
-          <w:b w:val="0"/>
-          <w:i w:val="0"/>
-          <w:color w:val="0000FF"/>
-          <w:sz w:val="24"/>
-          <w:u w:val="single"/>
-        </w:rPr>
-        <w:t>ren</w:t>
-      </w:r>
-      <w:r>
-        <w:br/>
-      </w:r>
-      <w:r>
-        <w:rPr>
-          <w:rFonts w:ascii="Charis SIL Regular" w:hAnsi="Charis SIL Regular" w:eastAsia="Charis SIL Regular"/>
-          <w:b w:val="0"/>
-          <w:i w:val="0"/>
-          <w:color w:val="000000"/>
-          <w:sz w:val="24"/>
-        </w:rPr>
-        <w:t xml:space="preserve">•  </w:t>
-      </w:r>
-      <w:r>
-        <w:rPr>
-          <w:rFonts w:ascii="Charis SIL Regular" w:hAnsi="Charis SIL Regular" w:eastAsia="Charis SIL Regular"/>
-          <w:b w:val="0"/>
-          <w:i w:val="0"/>
-          <w:color w:val="0000FF"/>
-          <w:sz w:val="24"/>
-          <w:u w:val="single"/>
-        </w:rPr>
-        <w:t>Leger en ma</w:t>
-      </w:r>
-      <w:r>
-        <w:rPr>
-          <w:rFonts w:ascii="Charis SIL Regular" w:hAnsi="Charis SIL Regular" w:eastAsia="Charis SIL Regular"/>
-          <w:b w:val="0"/>
-          <w:i w:val="0"/>
-          <w:color w:val="0000FF"/>
-          <w:sz w:val="24"/>
-          <w:u w:val="single"/>
-        </w:rPr>
-        <w:t>rine</w:t>
-      </w:r>
-      <w:r>
-        <w:br/>
-      </w:r>
-      <w:r>
-        <w:rPr>
-          <w:rFonts w:ascii="Charis SIL Regular" w:hAnsi="Charis SIL Regular" w:eastAsia="Charis SIL Regular"/>
-          <w:b w:val="0"/>
-          <w:i w:val="0"/>
-          <w:color w:val="000000"/>
-          <w:sz w:val="24"/>
-        </w:rPr>
-        <w:t xml:space="preserve">•  </w:t>
-      </w:r>
-      <w:r>
-        <w:rPr>
-          <w:rFonts w:ascii="Charis SIL Regular" w:hAnsi="Charis SIL Regular" w:eastAsia="Charis SIL Regular"/>
-          <w:b w:val="0"/>
-          <w:i w:val="0"/>
-          <w:color w:val="0000FF"/>
-          <w:sz w:val="24"/>
-          <w:u w:val="single"/>
-        </w:rPr>
-        <w:t>Koninklijk Instit</w:t>
-      </w:r>
-      <w:r>
-        <w:rPr>
-          <w:rFonts w:ascii="Charis SIL Regular" w:hAnsi="Charis SIL Regular" w:eastAsia="Charis SIL Regular"/>
-          <w:b w:val="0"/>
-          <w:i w:val="0"/>
-          <w:color w:val="0000FF"/>
-          <w:sz w:val="24"/>
-          <w:u w:val="single"/>
-        </w:rPr>
-        <w:t>uut voor Taal-, Land en Volkenkunde</w:t>
-      </w:r>
-      <w:r>
-        <w:rPr>
-          <w:rFonts w:ascii="Charis SIL Regular" w:hAnsi="Charis SIL Regular" w:eastAsia="Charis SIL Regular"/>
-          <w:b w:val="0"/>
-          <w:i w:val="0"/>
-          <w:color w:val="000000"/>
-          <w:sz w:val="24"/>
-        </w:rPr>
-        <w:t xml:space="preserve">•  </w:t>
-      </w:r>
-      <w:r>
-        <w:rPr>
-          <w:rFonts w:ascii="Charis SIL Regular" w:hAnsi="Charis SIL Regular" w:eastAsia="Charis SIL Regular"/>
-          <w:b w:val="0"/>
-          <w:i w:val="0"/>
-          <w:color w:val="0000FF"/>
-          <w:sz w:val="24"/>
-          <w:u w:val="single"/>
-        </w:rPr>
-        <w:t>Rijksmuseum Amsterdam</w:t>
-      </w:r>
-      <w:r>
-        <w:br/>
-      </w:r>
-      <w:r>
-        <w:rPr>
-          <w:rFonts w:ascii="Charis SIL Regular" w:hAnsi="Charis SIL Regular" w:eastAsia="Charis SIL Regular"/>
-          <w:b w:val="0"/>
-          <w:i w:val="0"/>
-          <w:color w:val="000000"/>
-          <w:sz w:val="24"/>
-        </w:rPr>
-        <w:t xml:space="preserve">•  </w:t>
-      </w:r>
-      <w:r>
-        <w:rPr>
-          <w:rFonts w:ascii="Charis SIL Regular" w:hAnsi="Charis SIL Regular" w:eastAsia="Charis SIL Regular"/>
-          <w:b w:val="0"/>
-          <w:i w:val="0"/>
-          <w:color w:val="0000FF"/>
-          <w:sz w:val="24"/>
-          <w:u w:val="single"/>
-        </w:rPr>
-        <w:t>Wereldmuseum Amsterda</w:t>
-      </w:r>
-      <w:r>
-        <w:rPr>
-          <w:rFonts w:ascii="Charis SIL Regular" w:hAnsi="Charis SIL Regular" w:eastAsia="Charis SIL Regular"/>
-          <w:b w:val="0"/>
-          <w:i w:val="0"/>
-          <w:color w:val="0000FF"/>
-          <w:sz w:val="24"/>
-          <w:u w:val="single"/>
-        </w:rPr>
-        <w:t>m</w:t>
-      </w:r>
-      <w:r>
-        <w:br/>
-      </w:r>
-      <w:r>
-        <w:rPr>
-          <w:rFonts w:ascii="Charis SIL Regular" w:hAnsi="Charis SIL Regular" w:eastAsia="Charis SIL Regular"/>
-          <w:b w:val="0"/>
-          <w:i w:val="0"/>
-          <w:color w:val="000000"/>
-          <w:sz w:val="24"/>
-        </w:rPr>
-        <w:t xml:space="preserve">•  </w:t>
-      </w:r>
-      <w:r>
-        <w:rPr>
-          <w:rFonts w:ascii="Charis SIL Regular" w:hAnsi="Charis SIL Regular" w:eastAsia="Charis SIL Regular"/>
-          <w:b w:val="0"/>
-          <w:i w:val="0"/>
-          <w:color w:val="0000FF"/>
-          <w:sz w:val="24"/>
-          <w:u w:val="single"/>
-        </w:rPr>
-        <w:t>Wereldmuseum Leiden</w:t>
-      </w:r>
-      <w:r>
-        <w:br/>
-      </w:r>
-      <w:r>
-        <w:rPr>
-          <w:rFonts w:ascii="Charis SIL Regular" w:hAnsi="Charis SIL Regular" w:eastAsia="Charis SIL Regular"/>
-          <w:b w:val="0"/>
-          <w:i w:val="0"/>
-          <w:color w:val="000000"/>
-          <w:sz w:val="24"/>
-        </w:rPr>
-        <w:t xml:space="preserve">•  </w:t>
-      </w:r>
-      <w:r>
-        <w:rPr>
-          <w:rFonts w:ascii="Charis SIL Regular" w:hAnsi="Charis SIL Regular" w:eastAsia="Charis SIL Regular"/>
-          <w:b w:val="0"/>
-          <w:i w:val="0"/>
-          <w:color w:val="0000FF"/>
-          <w:sz w:val="24"/>
-          <w:u w:val="single"/>
-        </w:rPr>
-        <w:t>Wereldmuseum Rotter</w:t>
-      </w:r>
-      <w:r>
-        <w:rPr>
-          <w:rFonts w:ascii="Charis SIL Regular" w:hAnsi="Charis SIL Regular" w:eastAsia="Charis SIL Regular"/>
-          <w:b w:val="0"/>
-          <w:i w:val="0"/>
-          <w:color w:val="0000FF"/>
-          <w:sz w:val="24"/>
-          <w:u w:val="single"/>
-        </w:rPr>
-        <w:t>dam</w:t>
+        <w:t xml:space="preserve">etnografica die door missionaris Johann Gustav Ferdinand Jansa was verzameld belandde op </w:t>
+      </w:r>
+      <w:r>
+        <w:rPr>
+          <w:rFonts w:ascii="Charis SIL Regular" w:hAnsi="Charis SIL Regular" w:eastAsia="Charis SIL Regular"/>
+          <w:b w:val="0"/>
+          <w:i w:val="0"/>
+          <w:color w:val="000000"/>
+          <w:sz w:val="24"/>
+        </w:rPr>
+        <w:t xml:space="preserve">deze manier in het Ethnologisches Museum in Berlijn. ANDERE MUSEA DIE HERRNHUTER </w:t>
+      </w:r>
+      <w:r>
+        <w:rPr>
+          <w:rFonts w:ascii="Charis SIL Regular" w:hAnsi="Charis SIL Regular" w:eastAsia="Charis SIL Regular"/>
+          <w:b w:val="0"/>
+          <w:i w:val="0"/>
+          <w:color w:val="000000"/>
+          <w:sz w:val="24"/>
+        </w:rPr>
+        <w:t>ETNOGRAFICA HEBBEN.</w:t>
       </w:r>
     </w:p>
     <w:p>
@@ -8335,7 +8513,472 @@
         <w:autoSpaceDN w:val="0"/>
         <w:autoSpaceDE w:val="0"/>
         <w:widowControl/>
-        <w:spacing w:line="352" w:lineRule="exact" w:before="176" w:after="0"/>
+        <w:spacing w:line="288" w:lineRule="exact" w:before="240" w:after="0"/>
+        <w:ind w:left="0" w:right="576" w:firstLine="0"/>
+        <w:jc w:val="left"/>
+      </w:pPr>
+      <w:r>
+        <w:rPr>
+          <w:rFonts w:ascii="Charis SIL Regular" w:hAnsi="Charis SIL Regular" w:eastAsia="Charis SIL Regular"/>
+          <w:b w:val="0"/>
+          <w:i w:val="0"/>
+          <w:color w:val="000000"/>
+          <w:sz w:val="24"/>
+        </w:rPr>
+        <w:t xml:space="preserve">1890 (of 1891?): Axel Klinckowström, leverde verzameling op die zich nu bevindt in het </w:t>
+      </w:r>
+      <w:r>
+        <w:rPr>
+          <w:rFonts w:ascii="Charis SIL Regular" w:hAnsi="Charis SIL Regular" w:eastAsia="Charis SIL Regular"/>
+          <w:b w:val="0"/>
+          <w:i w:val="0"/>
+          <w:color w:val="000000"/>
+          <w:sz w:val="24"/>
+        </w:rPr>
+        <w:t>Etnografiska museet in Stockholm.</w:t>
+      </w:r>
+    </w:p>
+    <w:p>
+      <w:pPr>
+        <w:autoSpaceDN w:val="0"/>
+        <w:autoSpaceDE w:val="0"/>
+        <w:widowControl/>
+        <w:spacing w:line="288" w:lineRule="exact" w:before="240" w:after="0"/>
+        <w:ind w:left="0" w:right="576" w:firstLine="0"/>
+        <w:jc w:val="left"/>
+      </w:pPr>
+      <w:r>
+        <w:rPr>
+          <w:rFonts w:ascii="Charis SIL Regular" w:hAnsi="Charis SIL Regular" w:eastAsia="Charis SIL Regular"/>
+          <w:b w:val="0"/>
+          <w:i w:val="0"/>
+          <w:color w:val="000000"/>
+          <w:sz w:val="24"/>
+        </w:rPr>
+        <w:t xml:space="preserve">Wilhelm Joest bezocht ook in 1890 Suriname (waren zij van elkaar op de hoogte). Deze </w:t>
+      </w:r>
+      <w:r>
+        <w:rPr>
+          <w:rFonts w:ascii="Charis SIL Regular" w:hAnsi="Charis SIL Regular" w:eastAsia="Charis SIL Regular"/>
+          <w:b w:val="0"/>
+          <w:i w:val="0"/>
+          <w:color w:val="000000"/>
+          <w:sz w:val="24"/>
+        </w:rPr>
+        <w:t xml:space="preserve">verzameling bevindt zich hoofdzakelijk in het Ethnologisches Museum in Berlijn en het </w:t>
+      </w:r>
+      <w:r>
+        <w:rPr>
+          <w:rFonts w:ascii="Charis SIL Regular" w:hAnsi="Charis SIL Regular" w:eastAsia="Charis SIL Regular"/>
+          <w:b w:val="0"/>
+          <w:i w:val="0"/>
+          <w:color w:val="000000"/>
+          <w:sz w:val="24"/>
+        </w:rPr>
+        <w:t>Rautenstrauch-Joest Museum in Keulen.</w:t>
+      </w:r>
+    </w:p>
+    <w:p>
+      <w:pPr>
+        <w:autoSpaceDN w:val="0"/>
+        <w:autoSpaceDE w:val="0"/>
+        <w:widowControl/>
+        <w:spacing w:line="288" w:lineRule="exact" w:before="240" w:after="0"/>
+        <w:ind w:left="0" w:right="720" w:firstLine="0"/>
+        <w:jc w:val="left"/>
+      </w:pPr>
+      <w:r>
+        <w:rPr>
+          <w:rFonts w:ascii="Charis SIL Regular" w:hAnsi="Charis SIL Regular" w:eastAsia="Charis SIL Regular"/>
+          <w:b w:val="0"/>
+          <w:i w:val="0"/>
+          <w:color w:val="000000"/>
+          <w:sz w:val="24"/>
+        </w:rPr>
+        <w:t xml:space="preserve">Herskovitses in Field Museum of Chicago. Kahn's verzameling in American Museum of </w:t>
+      </w:r>
+      <w:r>
+        <w:rPr>
+          <w:rFonts w:ascii="Charis SIL Regular" w:hAnsi="Charis SIL Regular" w:eastAsia="Charis SIL Regular"/>
+          <w:b w:val="0"/>
+          <w:i w:val="0"/>
+          <w:color w:val="000000"/>
+          <w:sz w:val="24"/>
+        </w:rPr>
+        <w:t>Natural History. Prices? TvV en Van Wetering? Hurault?</w:t>
+      </w:r>
+    </w:p>
+    <w:p>
+      <w:pPr>
+        <w:autoSpaceDN w:val="0"/>
+        <w:autoSpaceDE w:val="0"/>
+        <w:widowControl/>
+        <w:spacing w:line="288" w:lineRule="exact" w:before="240" w:after="0"/>
+        <w:ind w:left="0" w:right="288" w:firstLine="0"/>
+        <w:jc w:val="left"/>
+      </w:pPr>
+      <w:r>
+        <w:rPr>
+          <w:rFonts w:ascii="Charis SIL Regular" w:hAnsi="Charis SIL Regular" w:eastAsia="Charis SIL Regular"/>
+          <w:b w:val="0"/>
+          <w:i w:val="0"/>
+          <w:color w:val="000000"/>
+          <w:sz w:val="24"/>
+        </w:rPr>
+        <w:t>Aangezien de Marowijne de grens vormt tussen Suriname en Frans-Guyana Jaren 30 Leon-</w:t>
+      </w:r>
+      <w:r>
+        <w:rPr>
+          <w:rFonts w:ascii="Charis SIL Regular" w:hAnsi="Charis SIL Regular" w:eastAsia="Charis SIL Regular"/>
+          <w:b w:val="0"/>
+          <w:i w:val="0"/>
+          <w:color w:val="000000"/>
+          <w:sz w:val="24"/>
+        </w:rPr>
+        <w:t>Gontran Damas aan de Marowijnerivier.</w:t>
+      </w:r>
+    </w:p>
+    <w:p>
+      <w:pPr>
+        <w:autoSpaceDN w:val="0"/>
+        <w:autoSpaceDE w:val="0"/>
+        <w:widowControl/>
+        <w:spacing w:line="420" w:lineRule="exact" w:before="204" w:after="0"/>
+        <w:ind w:left="0" w:right="0" w:firstLine="0"/>
+        <w:jc w:val="left"/>
+      </w:pPr>
+      <w:r>
+        <w:rPr>
+          <w:rFonts w:ascii="Charis SIL Bold" w:hAnsi="Charis SIL Bold" w:eastAsia="Charis SIL Bold"/>
+          <w:b/>
+          <w:i w:val="0"/>
+          <w:color w:val="000000"/>
+          <w:sz w:val="28"/>
+        </w:rPr>
+        <w:t>Natuurhistorisch verzamelen?</w:t>
+      </w:r>
+    </w:p>
+    <w:p>
+      <w:pPr>
+        <w:autoSpaceDN w:val="0"/>
+        <w:autoSpaceDE w:val="0"/>
+        <w:widowControl/>
+        <w:spacing w:line="420" w:lineRule="exact" w:before="198" w:after="0"/>
+        <w:ind w:left="0" w:right="0" w:firstLine="0"/>
+        <w:jc w:val="left"/>
+      </w:pPr>
+      <w:r>
+        <w:rPr>
+          <w:rFonts w:ascii="Charis SIL Bold" w:hAnsi="Charis SIL Bold" w:eastAsia="Charis SIL Bold"/>
+          <w:b/>
+          <w:i w:val="0"/>
+          <w:color w:val="000000"/>
+          <w:sz w:val="28"/>
+        </w:rPr>
+        <w:t>Herkomstonderzoek</w:t>
+      </w:r>
+    </w:p>
+    <w:p>
+      <w:pPr>
+        <w:autoSpaceDN w:val="0"/>
+        <w:autoSpaceDE w:val="0"/>
+        <w:widowControl/>
+        <w:spacing w:line="538" w:lineRule="exact" w:before="192" w:after="0"/>
+        <w:ind w:left="0" w:right="0" w:firstLine="0"/>
+        <w:jc w:val="left"/>
+      </w:pPr>
+      <w:r>
+        <w:rPr>
+          <w:rFonts w:ascii="Charis SIL Bold" w:hAnsi="Charis SIL Bold" w:eastAsia="Charis SIL Bold"/>
+          <w:b/>
+          <w:i w:val="0"/>
+          <w:color w:val="000000"/>
+          <w:sz w:val="36"/>
+        </w:rPr>
+        <w:t>Related Aids</w:t>
+      </w:r>
+    </w:p>
+    <w:p>
+      <w:pPr>
+        <w:autoSpaceDN w:val="0"/>
+        <w:autoSpaceDE w:val="0"/>
+        <w:widowControl/>
+        <w:spacing w:line="288" w:lineRule="exact" w:before="294" w:after="0"/>
+        <w:ind w:left="388" w:right="3600" w:firstLine="0"/>
+        <w:jc w:val="left"/>
+      </w:pPr>
+      <w:r>
+        <w:rPr>
+          <w:rFonts w:ascii="Charis SIL Regular" w:hAnsi="Charis SIL Regular" w:eastAsia="Charis SIL Regular"/>
+          <w:b w:val="0"/>
+          <w:i w:val="0"/>
+          <w:color w:val="000000"/>
+          <w:sz w:val="24"/>
+        </w:rPr>
+        <w:t xml:space="preserve">•  </w:t>
+      </w:r>
+      <w:r>
+        <w:rPr>
+          <w:rFonts w:ascii="Charis SIL Regular" w:hAnsi="Charis SIL Regular" w:eastAsia="Charis SIL Regular"/>
+          <w:b w:val="0"/>
+          <w:i w:val="0"/>
+          <w:color w:val="0000FF"/>
+          <w:sz w:val="24"/>
+          <w:u w:val="single"/>
+        </w:rPr>
+        <w:t>Selecteren en afbakenen</w:t>
+      </w:r>
+      <w:r>
+        <w:br/>
+      </w:r>
+      <w:r>
+        <w:rPr>
+          <w:rFonts w:ascii="Charis SIL Regular" w:hAnsi="Charis SIL Regular" w:eastAsia="Charis SIL Regular"/>
+          <w:b w:val="0"/>
+          <w:i w:val="0"/>
+          <w:color w:val="000000"/>
+          <w:sz w:val="24"/>
+        </w:rPr>
+        <w:t xml:space="preserve">•  </w:t>
+      </w:r>
+      <w:r>
+        <w:rPr>
+          <w:rFonts w:ascii="Charis SIL Regular" w:hAnsi="Charis SIL Regular" w:eastAsia="Charis SIL Regular"/>
+          <w:b w:val="0"/>
+          <w:i w:val="0"/>
+          <w:color w:val="0000FF"/>
+          <w:sz w:val="24"/>
+          <w:u w:val="single"/>
+        </w:rPr>
+        <w:t>Bronnen</w:t>
+      </w:r>
+      <w:r>
+        <w:br/>
+      </w:r>
+      <w:r>
+        <w:rPr>
+          <w:rFonts w:ascii="Charis SIL Regular" w:hAnsi="Charis SIL Regular" w:eastAsia="Charis SIL Regular"/>
+          <w:b w:val="0"/>
+          <w:i w:val="0"/>
+          <w:color w:val="000000"/>
+          <w:sz w:val="24"/>
+        </w:rPr>
+        <w:t xml:space="preserve">•  </w:t>
+      </w:r>
+      <w:r>
+        <w:rPr>
+          <w:rFonts w:ascii="Charis SIL Regular" w:hAnsi="Charis SIL Regular" w:eastAsia="Charis SIL Regular"/>
+          <w:b w:val="0"/>
+          <w:i w:val="0"/>
+          <w:color w:val="0000FF"/>
+          <w:sz w:val="24"/>
+          <w:u w:val="single"/>
+        </w:rPr>
+        <w:t>Ambtena</w:t>
+      </w:r>
+      <w:r>
+        <w:rPr>
+          <w:rFonts w:ascii="Charis SIL Regular" w:hAnsi="Charis SIL Regular" w:eastAsia="Charis SIL Regular"/>
+          <w:b w:val="0"/>
+          <w:i w:val="0"/>
+          <w:color w:val="0000FF"/>
+          <w:sz w:val="24"/>
+          <w:u w:val="single"/>
+        </w:rPr>
+        <w:t>ren</w:t>
+      </w:r>
+      <w:r>
+        <w:br/>
+      </w:r>
+      <w:r>
+        <w:rPr>
+          <w:rFonts w:ascii="Charis SIL Regular" w:hAnsi="Charis SIL Regular" w:eastAsia="Charis SIL Regular"/>
+          <w:b w:val="0"/>
+          <w:i w:val="0"/>
+          <w:color w:val="000000"/>
+          <w:sz w:val="24"/>
+        </w:rPr>
+        <w:t xml:space="preserve">•  </w:t>
+      </w:r>
+      <w:r>
+        <w:rPr>
+          <w:rFonts w:ascii="Charis SIL Regular" w:hAnsi="Charis SIL Regular" w:eastAsia="Charis SIL Regular"/>
+          <w:b w:val="0"/>
+          <w:i w:val="0"/>
+          <w:color w:val="0000FF"/>
+          <w:sz w:val="24"/>
+          <w:u w:val="single"/>
+        </w:rPr>
+        <w:t>Leger en ma</w:t>
+      </w:r>
+      <w:r>
+        <w:rPr>
+          <w:rFonts w:ascii="Charis SIL Regular" w:hAnsi="Charis SIL Regular" w:eastAsia="Charis SIL Regular"/>
+          <w:b w:val="0"/>
+          <w:i w:val="0"/>
+          <w:color w:val="0000FF"/>
+          <w:sz w:val="24"/>
+          <w:u w:val="single"/>
+        </w:rPr>
+        <w:t>rine</w:t>
+      </w:r>
+      <w:r>
+        <w:br/>
+      </w:r>
+      <w:r>
+        <w:rPr>
+          <w:rFonts w:ascii="Charis SIL Regular" w:hAnsi="Charis SIL Regular" w:eastAsia="Charis SIL Regular"/>
+          <w:b w:val="0"/>
+          <w:i w:val="0"/>
+          <w:color w:val="000000"/>
+          <w:sz w:val="24"/>
+        </w:rPr>
+        <w:t xml:space="preserve">•  </w:t>
+      </w:r>
+      <w:r>
+        <w:rPr>
+          <w:rFonts w:ascii="Charis SIL Regular" w:hAnsi="Charis SIL Regular" w:eastAsia="Charis SIL Regular"/>
+          <w:b w:val="0"/>
+          <w:i w:val="0"/>
+          <w:color w:val="0000FF"/>
+          <w:sz w:val="24"/>
+          <w:u w:val="single"/>
+        </w:rPr>
+        <w:t>Koninklijk Instit</w:t>
+      </w:r>
+      <w:r>
+        <w:rPr>
+          <w:rFonts w:ascii="Charis SIL Regular" w:hAnsi="Charis SIL Regular" w:eastAsia="Charis SIL Regular"/>
+          <w:b w:val="0"/>
+          <w:i w:val="0"/>
+          <w:color w:val="0000FF"/>
+          <w:sz w:val="24"/>
+          <w:u w:val="single"/>
+        </w:rPr>
+        <w:t>uut voor Taal-, Land en Volkenkunde</w:t>
+      </w:r>
+      <w:r>
+        <w:rPr>
+          <w:rFonts w:ascii="Charis SIL Regular" w:hAnsi="Charis SIL Regular" w:eastAsia="Charis SIL Regular"/>
+          <w:b w:val="0"/>
+          <w:i w:val="0"/>
+          <w:color w:val="000000"/>
+          <w:sz w:val="24"/>
+        </w:rPr>
+        <w:t xml:space="preserve">•  </w:t>
+      </w:r>
+      <w:r>
+        <w:rPr>
+          <w:rFonts w:ascii="Charis SIL Regular" w:hAnsi="Charis SIL Regular" w:eastAsia="Charis SIL Regular"/>
+          <w:b w:val="0"/>
+          <w:i w:val="0"/>
+          <w:color w:val="0000FF"/>
+          <w:sz w:val="24"/>
+          <w:u w:val="single"/>
+        </w:rPr>
+        <w:t>Rijksmuseum Amsterdam</w:t>
+      </w:r>
+      <w:r>
+        <w:br/>
+      </w:r>
+      <w:r>
+        <w:rPr>
+          <w:rFonts w:ascii="Charis SIL Regular" w:hAnsi="Charis SIL Regular" w:eastAsia="Charis SIL Regular"/>
+          <w:b w:val="0"/>
+          <w:i w:val="0"/>
+          <w:color w:val="000000"/>
+          <w:sz w:val="24"/>
+        </w:rPr>
+        <w:t xml:space="preserve">•  </w:t>
+      </w:r>
+      <w:r>
+        <w:rPr>
+          <w:rFonts w:ascii="Charis SIL Regular" w:hAnsi="Charis SIL Regular" w:eastAsia="Charis SIL Regular"/>
+          <w:b w:val="0"/>
+          <w:i w:val="0"/>
+          <w:color w:val="0000FF"/>
+          <w:sz w:val="24"/>
+          <w:u w:val="single"/>
+        </w:rPr>
+        <w:t>Wereldmuseum Amsterda</w:t>
+      </w:r>
+      <w:r>
+        <w:rPr>
+          <w:rFonts w:ascii="Charis SIL Regular" w:hAnsi="Charis SIL Regular" w:eastAsia="Charis SIL Regular"/>
+          <w:b w:val="0"/>
+          <w:i w:val="0"/>
+          <w:color w:val="0000FF"/>
+          <w:sz w:val="24"/>
+          <w:u w:val="single"/>
+        </w:rPr>
+        <w:t>m</w:t>
+      </w:r>
+      <w:r>
+        <w:br/>
+      </w:r>
+      <w:r>
+        <w:rPr>
+          <w:rFonts w:ascii="Charis SIL Regular" w:hAnsi="Charis SIL Regular" w:eastAsia="Charis SIL Regular"/>
+          <w:b w:val="0"/>
+          <w:i w:val="0"/>
+          <w:color w:val="000000"/>
+          <w:sz w:val="24"/>
+        </w:rPr>
+        <w:t xml:space="preserve">•  </w:t>
+      </w:r>
+      <w:r>
+        <w:rPr>
+          <w:rFonts w:ascii="Charis SIL Regular" w:hAnsi="Charis SIL Regular" w:eastAsia="Charis SIL Regular"/>
+          <w:b w:val="0"/>
+          <w:i w:val="0"/>
+          <w:color w:val="0000FF"/>
+          <w:sz w:val="24"/>
+          <w:u w:val="single"/>
+        </w:rPr>
+        <w:t>Wereldmuseum Leiden</w:t>
+      </w:r>
+      <w:r>
+        <w:br/>
+      </w:r>
+      <w:r>
+        <w:rPr>
+          <w:rFonts w:ascii="Charis SIL Regular" w:hAnsi="Charis SIL Regular" w:eastAsia="Charis SIL Regular"/>
+          <w:b w:val="0"/>
+          <w:i w:val="0"/>
+          <w:color w:val="000000"/>
+          <w:sz w:val="24"/>
+        </w:rPr>
+        <w:t xml:space="preserve">•  </w:t>
+      </w:r>
+      <w:r>
+        <w:rPr>
+          <w:rFonts w:ascii="Charis SIL Regular" w:hAnsi="Charis SIL Regular" w:eastAsia="Charis SIL Regular"/>
+          <w:b w:val="0"/>
+          <w:i w:val="0"/>
+          <w:color w:val="0000FF"/>
+          <w:sz w:val="24"/>
+          <w:u w:val="single"/>
+        </w:rPr>
+        <w:t>Wereldmuseum Rotter</w:t>
+      </w:r>
+      <w:r>
+        <w:rPr>
+          <w:rFonts w:ascii="Charis SIL Regular" w:hAnsi="Charis SIL Regular" w:eastAsia="Charis SIL Regular"/>
+          <w:b w:val="0"/>
+          <w:i w:val="0"/>
+          <w:color w:val="0000FF"/>
+          <w:sz w:val="24"/>
+          <w:u w:val="single"/>
+        </w:rPr>
+        <w:t>dam</w:t>
+      </w:r>
+    </w:p>
+    <w:p>
+      <w:pPr>
+        <w:autoSpaceDN w:val="0"/>
+        <w:autoSpaceDE w:val="0"/>
+        <w:widowControl/>
+        <w:spacing w:line="354" w:lineRule="exact" w:before="174" w:after="0"/>
         <w:ind w:left="0" w:right="0" w:firstLine="0"/>
         <w:jc w:val="left"/>
       </w:pPr>
@@ -8375,7 +9018,7 @@
         <w:autoSpaceDN w:val="0"/>
         <w:autoSpaceDE w:val="0"/>
         <w:widowControl/>
-        <w:spacing w:line="352" w:lineRule="exact" w:before="230" w:after="0"/>
+        <w:spacing w:line="354" w:lineRule="exact" w:before="228" w:after="0"/>
         <w:ind w:left="0" w:right="0" w:firstLine="0"/>
         <w:jc w:val="left"/>
       </w:pPr>
@@ -8395,7 +9038,7 @@
         <w:autoSpaceDN w:val="0"/>
         <w:autoSpaceDE w:val="0"/>
         <w:widowControl/>
-        <w:spacing w:line="352" w:lineRule="exact" w:before="176" w:after="0"/>
+        <w:spacing w:line="354" w:lineRule="exact" w:before="174" w:after="0"/>
         <w:ind w:left="0" w:right="0" w:firstLine="0"/>
         <w:jc w:val="left"/>
       </w:pPr>

--- a/EXPORTS/DOCX/review/niveau2/Dutch/Suriname.docx
+++ b/EXPORTS/DOCX/review/niveau2/Dutch/Suriname.docx
@@ -1544,7 +1544,7 @@
           <w:sz w:val="24"/>
           <w:u w:val="single"/>
         </w:rPr>
-        <w:hyperlink r:id="rId14" w:history="1">
+        <w:hyperlink r:id="rId12" w:history="1">
           <w:r>
             <w:rPr>
               <w:rStyle w:val="Hyperlink"/>
@@ -2251,35 +2251,7 @@
           <w:color w:val="000000"/>
           <w:sz w:val="24"/>
         </w:rPr>
-        <w:t>verzameling voorwerpen afkomstig uit de buurt van zendin</w:t>
-      </w:r>
-      <w:r>
-        <w:rPr>
-          <w:u w:val="single" w:color="0000ff"/>
-          <w:rFonts w:ascii="Charis SIL Regular" w:hAnsi="Charis SIL Regular" w:eastAsia="Charis SIL Regular"/>
-          <w:b w:val="0"/>
-          <w:i w:val="0"/>
-          <w:color w:val="000000"/>
-          <w:sz w:val="24"/>
-        </w:rPr>
-        <w:hyperlink r:id="rId18" w:history="1">
-          <w:r>
-            <w:rPr>
-              <w:rStyle w:val="Hyperlink"/>
-            </w:rPr>
-            <w:t xml:space="preserve">gspost </w:t>
-          </w:r>
-        </w:hyperlink>
-      </w:r>
-      <w:r>
-        <w:rPr>
-          <w:rFonts w:ascii="Charis SIL Regular" w:hAnsi="Charis SIL Regular" w:eastAsia="Charis SIL Regular"/>
-          <w:b w:val="0"/>
-          <w:i w:val="0"/>
-          <w:color w:val="000000"/>
-          <w:sz w:val="24"/>
-        </w:rPr>
-        <w:t>B</w:t>
+        <w:t>verzameling voorwerpen afkomstig uit de buurt van zendingspost B</w:t>
       </w:r>
       <w:r>
         <w:rPr>
@@ -2872,24 +2844,7 @@
           <w:color w:val="000000"/>
           <w:sz w:val="24"/>
         </w:rPr>
-        <w:t>van ongeveer 20</w:t>
-      </w:r>
-      <w:r>
-        <w:rPr>
-          <w:rFonts w:ascii="Charis SIL Regular" w:hAnsi="Charis SIL Regular" w:eastAsia="Charis SIL Regular"/>
-          <w:b w:val="0"/>
-          <w:i w:val="0"/>
-          <w:color w:val="000000"/>
-          <w:sz w:val="24"/>
-        </w:rPr>
-        <w:hyperlink r:id="rId22" w:history="1">
-          <w:r>
-            <w:rPr>
-              <w:rStyle w:val="Hyperlink"/>
-            </w:rPr>
-            <w:t xml:space="preserve">0 objecten (serie </w:t>
-          </w:r>
-        </w:hyperlink>
+        <w:t xml:space="preserve">van ongeveer 200 objecten (serie </w:t>
       </w:r>
       <w:r>
         <w:rPr>
@@ -2898,26 +2853,8 @@
           <w:i w:val="0"/>
           <w:color w:val="0000FF"/>
           <w:sz w:val="24"/>
-          <w:u w:val="single"/>
-        </w:rPr>
-        <w:hyperlink r:id="rId22" w:history="1">
-          <w:r>
-            <w:rPr>
-              <w:rStyle w:val="Hyperlink"/>
-            </w:rPr>
-            <w:t>R</w:t>
-          </w:r>
-        </w:hyperlink>
-      </w:r>
-      <w:r>
-        <w:rPr>
-          <w:rFonts w:ascii="Charis SIL Regular" w:hAnsi="Charis SIL Regular" w:eastAsia="Charis SIL Regular"/>
-          <w:b w:val="0"/>
-          <w:i w:val="0"/>
-          <w:color w:val="0000FF"/>
-          <w:sz w:val="24"/>
-        </w:rPr>
-        <w:t>V</w:t>
+        </w:rPr>
+        <w:t>RV</w:t>
       </w:r>
       <w:r>
         <w:rPr>
@@ -3058,7 +2995,7 @@
         <w:autoSpaceDE w:val="0"/>
         <w:widowControl/>
         <w:spacing w:line="288" w:lineRule="exact" w:before="64" w:after="0"/>
-        <w:ind w:left="10" w:right="0" w:firstLine="0"/>
+        <w:ind w:left="0" w:right="0" w:firstLine="0"/>
         <w:jc w:val="left"/>
       </w:pPr>
       <w:r>
@@ -3623,7 +3560,73 @@
           <w:color w:val="000000"/>
           <w:sz w:val="24"/>
         </w:rPr>
-        <w:t xml:space="preserve"> op. Tussen mei 1885 en juli 1886 reisde </w:t>
+        <w:t xml:space="preserve"> op. Gouverneur van Suriname Cornelis Ascanius </w:t>
+      </w:r>
+      <w:r>
+        <w:rPr>
+          <w:rFonts w:ascii="Charis SIL Regular" w:hAnsi="Charis SIL Regular" w:eastAsia="Charis SIL Regular"/>
+          <w:b w:val="0"/>
+          <w:i w:val="0"/>
+          <w:color w:val="000000"/>
+          <w:sz w:val="24"/>
+        </w:rPr>
+        <w:t>van Sypesteyn schonk na</w:t>
+      </w:r>
+      <w:r>
+        <w:rPr>
+          <w:u w:val="single" w:color="0000ff"/>
+          <w:rFonts w:ascii="Charis SIL Regular" w:hAnsi="Charis SIL Regular" w:eastAsia="Charis SIL Regular"/>
+          <w:b w:val="0"/>
+          <w:i w:val="0"/>
+          <w:color w:val="000000"/>
+          <w:sz w:val="24"/>
+        </w:rPr>
+        <w:hyperlink r:id="rId26" w:history="1">
+          <w:r>
+            <w:rPr>
+              <w:rStyle w:val="Hyperlink"/>
+            </w:rPr>
+            <w:t xml:space="preserve"> zijn ter</w:t>
+          </w:r>
+        </w:hyperlink>
+      </w:r>
+      <w:r>
+        <w:rPr>
+          <w:rFonts w:ascii="Charis SIL Regular" w:hAnsi="Charis SIL Regular" w:eastAsia="Charis SIL Regular"/>
+          <w:b w:val="0"/>
+          <w:i w:val="0"/>
+          <w:color w:val="000000"/>
+          <w:sz w:val="24"/>
+        </w:rPr>
+        <w:t>ugk</w:t>
+      </w:r>
+      <w:r>
+        <w:rPr>
+          <w:u w:val="single" w:color="0000ff"/>
+          <w:rFonts w:ascii="Charis SIL Regular" w:hAnsi="Charis SIL Regular" w:eastAsia="Charis SIL Regular"/>
+          <w:b w:val="0"/>
+          <w:i w:val="0"/>
+          <w:color w:val="000000"/>
+          <w:sz w:val="24"/>
+        </w:rPr>
+        <w:hyperlink r:id="rId27" w:history="1">
+          <w:r>
+            <w:rPr>
+              <w:rStyle w:val="Hyperlink"/>
+            </w:rPr>
+            <w:t>eer naa</w:t>
+          </w:r>
+        </w:hyperlink>
+      </w:r>
+      <w:r>
+        <w:rPr>
+          <w:rFonts w:ascii="Charis SIL Regular" w:hAnsi="Charis SIL Regular" w:eastAsia="Charis SIL Regular"/>
+          <w:b w:val="0"/>
+          <w:i w:val="0"/>
+          <w:color w:val="000000"/>
+          <w:sz w:val="24"/>
+        </w:rPr>
+        <w:t xml:space="preserve">r Nederland in 1883 serie </w:t>
       </w:r>
       <w:r>
         <w:rPr>
@@ -3639,7 +3642,7 @@
             <w:rPr>
               <w:rStyle w:val="Hyperlink"/>
             </w:rPr>
-            <w:t xml:space="preserve">Herman </w:t>
+            <w:t>RV-399</w:t>
           </w:r>
         </w:hyperlink>
       </w:r>
@@ -3648,177 +3651,20 @@
           <w:rFonts w:ascii="Charis SIL Regular" w:hAnsi="Charis SIL Regular" w:eastAsia="Charis SIL Regular"/>
           <w:b w:val="0"/>
           <w:i w:val="0"/>
-          <w:color w:val="0000FF"/>
-          <w:sz w:val="24"/>
-          <w:u w:val="single"/>
-        </w:rPr>
-        <w:hyperlink r:id="rId28" w:history="1">
-          <w:r>
-            <w:rPr>
-              <w:rStyle w:val="Hyperlink"/>
-            </w:rPr>
-            <w:t>ten</w:t>
-          </w:r>
-        </w:hyperlink>
-      </w:r>
-      <w:r>
-        <w:rPr>
-          <w:rFonts w:ascii="Charis SIL Regular" w:hAnsi="Charis SIL Regular" w:eastAsia="Charis SIL Regular"/>
-          <w:b w:val="0"/>
-          <w:i w:val="0"/>
-          <w:color w:val="0000FF"/>
-          <w:sz w:val="24"/>
-          <w:u w:val="single"/>
-        </w:rPr>
-        <w:t xml:space="preserve"> </w:t>
-      </w:r>
-      <w:r>
-        <w:rPr>
-          <w:rFonts w:ascii="Charis SIL Regular" w:hAnsi="Charis SIL Regular" w:eastAsia="Charis SIL Regular"/>
-          <w:b w:val="0"/>
-          <w:i w:val="0"/>
-          <w:color w:val="0000FF"/>
-          <w:sz w:val="24"/>
-          <w:u w:val="single"/>
-        </w:rPr>
-        <w:hyperlink r:id="rId28" w:history="1">
-          <w:r>
-            <w:rPr>
-              <w:rStyle w:val="Hyperlink"/>
-            </w:rPr>
-            <w:t>Kate</w:t>
-          </w:r>
-        </w:hyperlink>
-      </w:r>
-      <w:r>
-        <w:rPr>
-          <w:rFonts w:ascii="Charis SIL Regular" w:hAnsi="Charis SIL Regular" w:eastAsia="Charis SIL Regular"/>
-          <w:b w:val="0"/>
-          <w:i w:val="0"/>
-          <w:color w:val="000000"/>
-          <w:sz w:val="24"/>
-        </w:rPr>
-        <w:t xml:space="preserve"> naar Suriname o</w:t>
-      </w:r>
-      <w:r>
-        <w:rPr>
-          <w:u w:val="single" w:color="0000ff"/>
-          <w:rFonts w:ascii="Charis SIL Regular" w:hAnsi="Charis SIL Regular" w:eastAsia="Charis SIL Regular"/>
-          <w:b w:val="0"/>
-          <w:i w:val="0"/>
-          <w:color w:val="000000"/>
-          <w:sz w:val="24"/>
-        </w:rPr>
-        <w:hyperlink r:id="rId26" w:history="1">
-          <w:r>
-            <w:rPr>
-              <w:rStyle w:val="Hyperlink"/>
-            </w:rPr>
-            <w:t>m voor</w:t>
-          </w:r>
-        </w:hyperlink>
-      </w:r>
-      <w:r>
-        <w:rPr>
-          <w:rFonts w:ascii="Charis SIL Regular" w:hAnsi="Charis SIL Regular" w:eastAsia="Charis SIL Regular"/>
-          <w:b w:val="0"/>
-          <w:i w:val="0"/>
-          <w:color w:val="000000"/>
-          <w:sz w:val="24"/>
-        </w:rPr>
-        <w:t xml:space="preserve"> het</w:t>
-      </w:r>
-      <w:r>
-        <w:rPr>
-          <w:u w:val="single" w:color="0000ff"/>
-          <w:rFonts w:ascii="Charis SIL Regular" w:hAnsi="Charis SIL Regular" w:eastAsia="Charis SIL Regular"/>
-          <w:b w:val="0"/>
-          <w:i w:val="0"/>
-          <w:color w:val="000000"/>
-          <w:sz w:val="24"/>
-        </w:rPr>
-        <w:hyperlink r:id="rId27" w:history="1">
-          <w:r>
-            <w:rPr>
-              <w:rStyle w:val="Hyperlink"/>
-            </w:rPr>
-            <w:t xml:space="preserve"> Rijks E</w:t>
-          </w:r>
-        </w:hyperlink>
-      </w:r>
-      <w:r>
-        <w:rPr>
-          <w:rFonts w:ascii="Charis SIL Regular" w:hAnsi="Charis SIL Regular" w:eastAsia="Charis SIL Regular"/>
-          <w:b w:val="0"/>
-          <w:i w:val="0"/>
-          <w:color w:val="000000"/>
-          <w:sz w:val="24"/>
-        </w:rPr>
-        <w:t xml:space="preserve">thnographisch Museum een verzameling </w:t>
-      </w:r>
-      <w:r>
-        <w:rPr>
-          <w:u w:val="single" w:color="0000ff"/>
-          <w:rFonts w:ascii="Charis SIL Regular" w:hAnsi="Charis SIL Regular" w:eastAsia="Charis SIL Regular"/>
-          <w:b w:val="0"/>
-          <w:i w:val="0"/>
-          <w:color w:val="000000"/>
-          <w:sz w:val="24"/>
-        </w:rPr>
-        <w:hyperlink r:id="rId28" w:history="1">
-          <w:r>
-            <w:rPr>
-              <w:rStyle w:val="Hyperlink"/>
-            </w:rPr>
-            <w:t xml:space="preserve">objecten </w:t>
-          </w:r>
-        </w:hyperlink>
-      </w:r>
-      <w:r>
-        <w:rPr>
-          <w:u w:val="single" w:color="0000ff"/>
-          <w:rFonts w:ascii="Charis SIL Regular" w:hAnsi="Charis SIL Regular" w:eastAsia="Charis SIL Regular"/>
-          <w:b w:val="0"/>
-          <w:i w:val="0"/>
-          <w:color w:val="000000"/>
-          <w:sz w:val="24"/>
-        </w:rPr>
-        <w:hyperlink r:id="rId28" w:history="1">
-          <w:r>
-            <w:rPr>
-              <w:rStyle w:val="Hyperlink"/>
-            </w:rPr>
-            <w:t>bije</w:t>
-          </w:r>
-        </w:hyperlink>
-      </w:r>
-      <w:r>
-        <w:rPr>
-          <w:u w:val="single" w:color="0000ff"/>
-          <w:rFonts w:ascii="Charis SIL Regular" w:hAnsi="Charis SIL Regular" w:eastAsia="Charis SIL Regular"/>
-          <w:b w:val="0"/>
-          <w:i w:val="0"/>
-          <w:color w:val="000000"/>
-          <w:sz w:val="24"/>
-        </w:rPr>
-        <w:hyperlink r:id="rId28" w:history="1">
-          <w:r>
-            <w:rPr>
-              <w:rStyle w:val="Hyperlink"/>
-            </w:rPr>
-            <w:t>en te</w:t>
-          </w:r>
-        </w:hyperlink>
-      </w:r>
-      <w:r>
-        <w:rPr>
-          <w:rFonts w:ascii="Charis SIL Regular" w:hAnsi="Charis SIL Regular" w:eastAsia="Charis SIL Regular"/>
-          <w:b w:val="0"/>
-          <w:i w:val="0"/>
-          <w:color w:val="000000"/>
-          <w:sz w:val="24"/>
-        </w:rPr>
-        <w:t xml:space="preserve"> brengen die zich vandaag de dag nog steeds in het </w:t>
+          <w:color w:val="000000"/>
+          <w:sz w:val="24"/>
+        </w:rPr>
+        <w:t xml:space="preserve"> aan het Rijks </w:t>
+      </w:r>
+      <w:r>
+        <w:rPr>
+          <w:rFonts w:ascii="Charis SIL Regular" w:hAnsi="Charis SIL Regular" w:eastAsia="Charis SIL Regular"/>
+          <w:b w:val="0"/>
+          <w:i w:val="0"/>
+          <w:color w:val="000000"/>
+          <w:sz w:val="24"/>
+        </w:rPr>
+        <w:t xml:space="preserve">Ethnographisch Museum, het huidige </w:t>
       </w:r>
       <w:r>
         <w:rPr>
@@ -3875,17 +3721,27 @@
           <w:color w:val="000000"/>
           <w:sz w:val="24"/>
         </w:rPr>
-        <w:t xml:space="preserve"> bevindt </w:t>
-      </w:r>
-      <w:r>
-        <w:rPr>
-          <w:rFonts w:ascii="Charis SIL Regular" w:hAnsi="Charis SIL Regular" w:eastAsia="Charis SIL Regular"/>
-          <w:b w:val="0"/>
-          <w:i w:val="0"/>
-          <w:color w:val="000000"/>
-          <w:sz w:val="24"/>
-        </w:rPr>
-        <w:t xml:space="preserve">in de serie </w:t>
+        <w:t>.</w:t>
+      </w:r>
+    </w:p>
+    <w:p>
+      <w:pPr>
+        <w:autoSpaceDN w:val="0"/>
+        <w:autoSpaceDE w:val="0"/>
+        <w:widowControl/>
+        <w:spacing w:line="288" w:lineRule="exact" w:before="240" w:after="0"/>
+        <w:ind w:left="0" w:right="0" w:firstLine="0"/>
+        <w:jc w:val="left"/>
+      </w:pPr>
+      <w:r>
+        <w:rPr>
+          <w:rFonts w:ascii="Charis SIL Regular" w:hAnsi="Charis SIL Regular" w:eastAsia="Charis SIL Regular"/>
+          <w:b w:val="0"/>
+          <w:i w:val="0"/>
+          <w:color w:val="000000"/>
+          <w:sz w:val="24"/>
+        </w:rPr>
+        <w:t xml:space="preserve">Tussen mei 1885 en juli 1886 reisde </w:t>
       </w:r>
       <w:r>
         <w:rPr>
@@ -3897,6 +3753,212 @@
           <w:u w:val="single"/>
         </w:rPr>
         <w:hyperlink r:id="rId30" w:history="1">
+          <w:r>
+            <w:rPr>
+              <w:rStyle w:val="Hyperlink"/>
+            </w:rPr>
+            <w:t>Herman</w:t>
+          </w:r>
+        </w:hyperlink>
+      </w:r>
+      <w:r>
+        <w:rPr>
+          <w:rFonts w:ascii="Charis SIL Regular" w:hAnsi="Charis SIL Regular" w:eastAsia="Charis SIL Regular"/>
+          <w:b w:val="0"/>
+          <w:i w:val="0"/>
+          <w:color w:val="0000FF"/>
+          <w:sz w:val="24"/>
+          <w:u w:val="single"/>
+        </w:rPr>
+        <w:t xml:space="preserve"> </w:t>
+      </w:r>
+      <w:r>
+        <w:rPr>
+          <w:rFonts w:ascii="Charis SIL Regular" w:hAnsi="Charis SIL Regular" w:eastAsia="Charis SIL Regular"/>
+          <w:b w:val="0"/>
+          <w:i w:val="0"/>
+          <w:color w:val="0000FF"/>
+          <w:sz w:val="24"/>
+          <w:u w:val="single"/>
+        </w:rPr>
+        <w:hyperlink r:id="rId30" w:history="1">
+          <w:r>
+            <w:rPr>
+              <w:rStyle w:val="Hyperlink"/>
+            </w:rPr>
+            <w:t>ten</w:t>
+          </w:r>
+        </w:hyperlink>
+      </w:r>
+      <w:r>
+        <w:rPr>
+          <w:rFonts w:ascii="Charis SIL Regular" w:hAnsi="Charis SIL Regular" w:eastAsia="Charis SIL Regular"/>
+          <w:b w:val="0"/>
+          <w:i w:val="0"/>
+          <w:color w:val="0000FF"/>
+          <w:sz w:val="24"/>
+          <w:u w:val="single"/>
+        </w:rPr>
+        <w:t xml:space="preserve"> </w:t>
+      </w:r>
+      <w:r>
+        <w:rPr>
+          <w:rFonts w:ascii="Charis SIL Regular" w:hAnsi="Charis SIL Regular" w:eastAsia="Charis SIL Regular"/>
+          <w:b w:val="0"/>
+          <w:i w:val="0"/>
+          <w:color w:val="0000FF"/>
+          <w:sz w:val="24"/>
+          <w:u w:val="single"/>
+        </w:rPr>
+        <w:hyperlink r:id="rId30" w:history="1">
+          <w:r>
+            <w:rPr>
+              <w:rStyle w:val="Hyperlink"/>
+            </w:rPr>
+            <w:t>Kate</w:t>
+          </w:r>
+        </w:hyperlink>
+      </w:r>
+      <w:r>
+        <w:rPr>
+          <w:rFonts w:ascii="Charis SIL Regular" w:hAnsi="Charis SIL Regular" w:eastAsia="Charis SIL Regular"/>
+          <w:b w:val="0"/>
+          <w:i w:val="0"/>
+          <w:color w:val="000000"/>
+          <w:sz w:val="24"/>
+        </w:rPr>
+        <w:t xml:space="preserve"> naar Suriname om voor hetzelfde Rijks </w:t>
+      </w:r>
+      <w:r>
+        <w:rPr>
+          <w:rFonts w:ascii="Charis SIL Regular" w:hAnsi="Charis SIL Regular" w:eastAsia="Charis SIL Regular"/>
+          <w:b w:val="0"/>
+          <w:i w:val="0"/>
+          <w:color w:val="000000"/>
+          <w:sz w:val="24"/>
+        </w:rPr>
+        <w:t>Ethnographisch Museum een verzam</w:t>
+      </w:r>
+      <w:r>
+        <w:rPr>
+          <w:u w:val="single" w:color="0000ff"/>
+          <w:rFonts w:ascii="Charis SIL Regular" w:hAnsi="Charis SIL Regular" w:eastAsia="Charis SIL Regular"/>
+          <w:b w:val="0"/>
+          <w:i w:val="0"/>
+          <w:color w:val="000000"/>
+          <w:sz w:val="24"/>
+        </w:rPr>
+        <w:hyperlink r:id="rId30" w:history="1">
+          <w:r>
+            <w:rPr>
+              <w:rStyle w:val="Hyperlink"/>
+            </w:rPr>
+            <w:t>eling ob</w:t>
+          </w:r>
+        </w:hyperlink>
+      </w:r>
+      <w:r>
+        <w:rPr>
+          <w:u w:val="single" w:color="0000ff"/>
+          <w:rFonts w:ascii="Charis SIL Regular" w:hAnsi="Charis SIL Regular" w:eastAsia="Charis SIL Regular"/>
+          <w:b w:val="0"/>
+          <w:i w:val="0"/>
+          <w:color w:val="000000"/>
+          <w:sz w:val="24"/>
+        </w:rPr>
+        <w:hyperlink r:id="rId30" w:history="1">
+          <w:r>
+            <w:rPr>
+              <w:rStyle w:val="Hyperlink"/>
+            </w:rPr>
+            <w:t>j</w:t>
+          </w:r>
+        </w:hyperlink>
+      </w:r>
+      <w:r>
+        <w:rPr>
+          <w:u w:val="single" w:color="0000ff"/>
+          <w:rFonts w:ascii="Charis SIL Regular" w:hAnsi="Charis SIL Regular" w:eastAsia="Charis SIL Regular"/>
+          <w:b w:val="0"/>
+          <w:i w:val="0"/>
+          <w:color w:val="000000"/>
+          <w:sz w:val="24"/>
+        </w:rPr>
+        <w:hyperlink r:id="rId30" w:history="1">
+          <w:r>
+            <w:rPr>
+              <w:rStyle w:val="Hyperlink"/>
+            </w:rPr>
+            <w:t>ect</w:t>
+          </w:r>
+        </w:hyperlink>
+      </w:r>
+      <w:r>
+        <w:rPr>
+          <w:u w:val="single" w:color="0000ff"/>
+          <w:rFonts w:ascii="Charis SIL Regular" w:hAnsi="Charis SIL Regular" w:eastAsia="Charis SIL Regular"/>
+          <w:b w:val="0"/>
+          <w:i w:val="0"/>
+          <w:color w:val="000000"/>
+          <w:sz w:val="24"/>
+        </w:rPr>
+        <w:hyperlink r:id="rId30" w:history="1">
+          <w:r>
+            <w:rPr>
+              <w:rStyle w:val="Hyperlink"/>
+            </w:rPr>
+            <w:t>e</w:t>
+          </w:r>
+        </w:hyperlink>
+      </w:r>
+      <w:r>
+        <w:rPr>
+          <w:u w:val="single" w:color="0000ff"/>
+          <w:rFonts w:ascii="Charis SIL Regular" w:hAnsi="Charis SIL Regular" w:eastAsia="Charis SIL Regular"/>
+          <w:b w:val="0"/>
+          <w:i w:val="0"/>
+          <w:color w:val="000000"/>
+          <w:sz w:val="24"/>
+        </w:rPr>
+        <w:hyperlink r:id="rId30" w:history="1">
+          <w:r>
+            <w:rPr>
+              <w:rStyle w:val="Hyperlink"/>
+            </w:rPr>
+            <w:t>n bij</w:t>
+          </w:r>
+        </w:hyperlink>
+      </w:r>
+      <w:r>
+        <w:rPr>
+          <w:rFonts w:ascii="Charis SIL Regular" w:hAnsi="Charis SIL Regular" w:eastAsia="Charis SIL Regular"/>
+          <w:b w:val="0"/>
+          <w:i w:val="0"/>
+          <w:color w:val="000000"/>
+          <w:sz w:val="24"/>
+        </w:rPr>
+        <w:t xml:space="preserve">een te brengen die zich vandaag de dag </w:t>
+      </w:r>
+      <w:r>
+        <w:rPr>
+          <w:rFonts w:ascii="Charis SIL Regular" w:hAnsi="Charis SIL Regular" w:eastAsia="Charis SIL Regular"/>
+          <w:b w:val="0"/>
+          <w:i w:val="0"/>
+          <w:color w:val="000000"/>
+          <w:sz w:val="24"/>
+        </w:rPr>
+        <w:t xml:space="preserve">nog steeds in het Wereldmuseum Leiden bevindt in de serie </w:t>
+      </w:r>
+      <w:r>
+        <w:rPr>
+          <w:rFonts w:ascii="Charis SIL Regular" w:hAnsi="Charis SIL Regular" w:eastAsia="Charis SIL Regular"/>
+          <w:b w:val="0"/>
+          <w:i w:val="0"/>
+          <w:color w:val="0000FF"/>
+          <w:sz w:val="24"/>
+          <w:u w:val="single"/>
+        </w:rPr>
+        <w:hyperlink r:id="rId31" w:history="1">
           <w:r>
             <w:rPr>
               <w:rStyle w:val="Hyperlink"/>
@@ -3913,7 +3975,17 @@
           <w:color w:val="000000"/>
           <w:sz w:val="24"/>
         </w:rPr>
-        <w:t>. De voorwerpen die de Leidse hoogleraar</w:t>
+        <w:t xml:space="preserve">. De voorwerpen die de </w:t>
+      </w:r>
+      <w:r>
+        <w:rPr>
+          <w:rFonts w:ascii="Charis SIL Regular" w:hAnsi="Charis SIL Regular" w:eastAsia="Charis SIL Regular"/>
+          <w:b w:val="0"/>
+          <w:i w:val="0"/>
+          <w:color w:val="000000"/>
+          <w:sz w:val="24"/>
+        </w:rPr>
+        <w:t>Leidse hoogleraar geologie Karl Martin in dezelfde periode v</w:t>
       </w:r>
       <w:r>
         <w:rPr>
@@ -3924,90 +3996,44 @@
           <w:color w:val="000000"/>
           <w:sz w:val="24"/>
         </w:rPr>
-        <w:hyperlink r:id="rId29" w:history="1">
+        <w:hyperlink r:id="rId31" w:history="1">
           <w:r>
             <w:rPr>
               <w:rStyle w:val="Hyperlink"/>
             </w:rPr>
-            <w:t xml:space="preserve"> geologie Karl M</w:t>
+            <w:t>erzame</w:t>
           </w:r>
         </w:hyperlink>
       </w:r>
       <w:r>
         <w:rPr>
-          <w:u w:val="single" w:color="0000ff"/>
-          <w:rFonts w:ascii="Charis SIL Regular" w:hAnsi="Charis SIL Regular" w:eastAsia="Charis SIL Regular"/>
-          <w:b w:val="0"/>
-          <w:i w:val="0"/>
-          <w:color w:val="000000"/>
-          <w:sz w:val="24"/>
-        </w:rPr>
-        <w:hyperlink r:id="rId29" w:history="1">
-          <w:r>
-            <w:rPr>
-              <w:rStyle w:val="Hyperlink"/>
-            </w:rPr>
-            <w:t>artin i</w:t>
-          </w:r>
-        </w:hyperlink>
-      </w:r>
-      <w:r>
-        <w:rPr>
-          <w:rFonts w:ascii="Charis SIL Regular" w:hAnsi="Charis SIL Regular" w:eastAsia="Charis SIL Regular"/>
-          <w:b w:val="0"/>
-          <w:i w:val="0"/>
-          <w:color w:val="000000"/>
-          <w:sz w:val="24"/>
-        </w:rPr>
-        <w:t xml:space="preserve">n 1885 </w:t>
-      </w:r>
-      <w:r>
-        <w:rPr>
-          <w:rFonts w:ascii="Charis SIL Regular" w:hAnsi="Charis SIL Regular" w:eastAsia="Charis SIL Regular"/>
-          <w:b w:val="0"/>
-          <w:i w:val="0"/>
-          <w:color w:val="000000"/>
-          <w:sz w:val="24"/>
-        </w:rPr>
-        <w:t>verzamelde</w:t>
-      </w:r>
-      <w:r>
-        <w:rPr>
-          <w:u w:val="single" w:color="0000ff"/>
-          <w:rFonts w:ascii="Charis SIL Regular" w:hAnsi="Charis SIL Regular" w:eastAsia="Charis SIL Regular"/>
-          <w:b w:val="0"/>
-          <w:i w:val="0"/>
-          <w:color w:val="000000"/>
-          <w:sz w:val="24"/>
-        </w:rPr>
-        <w:hyperlink r:id="rId30" w:history="1">
-          <w:r>
-            <w:rPr>
-              <w:rStyle w:val="Hyperlink"/>
-            </w:rPr>
-            <w:t xml:space="preserve"> bij de </w:t>
-          </w:r>
-        </w:hyperlink>
-      </w:r>
-      <w:r>
-        <w:rPr>
-          <w:rFonts w:ascii="Charis SIL Regular" w:hAnsi="Charis SIL Regular" w:eastAsia="Charis SIL Regular"/>
-          <w:b w:val="0"/>
-          <w:i w:val="0"/>
-          <w:color w:val="000000"/>
-          <w:sz w:val="24"/>
-        </w:rPr>
-        <w:t xml:space="preserve">Saamaka zouden in 1949 door zijn weduwe Hillegonda Martin-Icke </w:t>
-      </w:r>
-      <w:r>
-        <w:rPr>
-          <w:rFonts w:ascii="Charis SIL Regular" w:hAnsi="Charis SIL Regular" w:eastAsia="Charis SIL Regular"/>
-          <w:b w:val="0"/>
-          <w:i w:val="0"/>
-          <w:color w:val="000000"/>
-          <w:sz w:val="24"/>
-        </w:rPr>
-        <w:t xml:space="preserve">eveneens worden gedoneerd aan het Wereldmuseum Leiden, waar de serie het nummer </w:t>
+          <w:rFonts w:ascii="Charis SIL Regular" w:hAnsi="Charis SIL Regular" w:eastAsia="Charis SIL Regular"/>
+          <w:b w:val="0"/>
+          <w:i w:val="0"/>
+          <w:color w:val="000000"/>
+          <w:sz w:val="24"/>
+        </w:rPr>
+        <w:t xml:space="preserve">lde bij inheemsen en </w:t>
+      </w:r>
+      <w:r>
+        <w:rPr>
+          <w:rFonts w:ascii="Charis SIL Regular" w:hAnsi="Charis SIL Regular" w:eastAsia="Charis SIL Regular"/>
+          <w:b w:val="0"/>
+          <w:i w:val="0"/>
+          <w:color w:val="000000"/>
+          <w:sz w:val="24"/>
+        </w:rPr>
+        <w:t xml:space="preserve">Saamaka zouden in 1949 door zijn weduwe Hillegonda Martin-Icke eveneens worden </w:t>
+      </w:r>
+      <w:r>
+        <w:rPr>
+          <w:rFonts w:ascii="Charis SIL Regular" w:hAnsi="Charis SIL Regular" w:eastAsia="Charis SIL Regular"/>
+          <w:b w:val="0"/>
+          <w:i w:val="0"/>
+          <w:color w:val="000000"/>
+          <w:sz w:val="24"/>
+        </w:rPr>
+        <w:t xml:space="preserve">gedoneerd aan het Wereldmuseum Leiden, waar die het serienummer </w:t>
       </w:r>
       <w:r>
         <w:rPr>
@@ -4018,7 +4044,7 @@
           <w:sz w:val="24"/>
           <w:u w:val="single"/>
         </w:rPr>
-        <w:hyperlink r:id="rId31" w:history="1">
+        <w:hyperlink r:id="rId32" w:history="1">
           <w:r>
             <w:rPr>
               <w:rStyle w:val="Hyperlink"/>
@@ -4035,10 +4061,17 @@
           <w:color w:val="000000"/>
           <w:sz w:val="24"/>
         </w:rPr>
-        <w:t xml:space="preserve"> heeft. In 1887 gidste Apatou opnieuw een Fransman, namelijk geograaf en </w:t>
-      </w:r>
-      <w:r>
-        <w:br/>
+        <w:t xml:space="preserve"> heeft </w:t>
+      </w:r>
+      <w:r>
+        <w:rPr>
+          <w:rFonts w:ascii="Charis SIL Regular" w:hAnsi="Charis SIL Regular" w:eastAsia="Charis SIL Regular"/>
+          <w:b w:val="0"/>
+          <w:i w:val="0"/>
+          <w:color w:val="000000"/>
+          <w:sz w:val="24"/>
+        </w:rPr>
+        <w:t>gekregen. In 1887 gidste Apatou opnieuw een Fransman, namelijk geo</w:t>
       </w:r>
       <w:r>
         <w:rPr>
@@ -4049,12 +4082,12 @@
           <w:color w:val="000000"/>
           <w:sz w:val="24"/>
         </w:rPr>
-        <w:hyperlink r:id="rId31" w:history="1">
+        <w:hyperlink r:id="rId32" w:history="1">
           <w:r>
             <w:rPr>
               <w:rStyle w:val="Hyperlink"/>
             </w:rPr>
-            <w:t>koloniaa</w:t>
+            <w:t xml:space="preserve">graaf en </w:t>
           </w:r>
         </w:hyperlink>
       </w:r>
@@ -4066,17 +4099,27 @@
           <w:color w:val="000000"/>
           <w:sz w:val="24"/>
         </w:rPr>
-        <w:t xml:space="preserve">l ambtenaar Henri Coudreau, langs de bovenlopen van de Marowijne. Ook Coudreau </w:t>
-      </w:r>
-      <w:r>
-        <w:rPr>
-          <w:rFonts w:ascii="Charis SIL Regular" w:hAnsi="Charis SIL Regular" w:eastAsia="Charis SIL Regular"/>
-          <w:b w:val="0"/>
-          <w:i w:val="0"/>
-          <w:color w:val="000000"/>
-          <w:sz w:val="24"/>
-        </w:rPr>
-        <w:t>zou de verzamelde voorwerpen [schenken](https://collections.quaibranly.fr/?</w:t>
+        <w:t xml:space="preserve">koloniaal </w:t>
+      </w:r>
+      <w:r>
+        <w:rPr>
+          <w:rFonts w:ascii="Charis SIL Regular" w:hAnsi="Charis SIL Regular" w:eastAsia="Charis SIL Regular"/>
+          <w:b w:val="0"/>
+          <w:i w:val="0"/>
+          <w:color w:val="000000"/>
+          <w:sz w:val="24"/>
+        </w:rPr>
+        <w:t xml:space="preserve">ambtenaar Henri Coudreau, langs de bovenlopen van de Marowijne. Ook Coudreau zou de </w:t>
+      </w:r>
+      <w:r>
+        <w:rPr>
+          <w:rFonts w:ascii="Charis SIL Regular" w:hAnsi="Charis SIL Regular" w:eastAsia="Charis SIL Regular"/>
+          <w:b w:val="0"/>
+          <w:i w:val="0"/>
+          <w:color w:val="000000"/>
+          <w:sz w:val="24"/>
+        </w:rPr>
+        <w:t>verzamelde voorwerpen [schenken](https://collections.quaibranly.fr/?</w:t>
       </w:r>
     </w:p>
     <w:p>
@@ -4085,7 +4128,7 @@
         <w:autoSpaceDE w:val="0"/>
         <w:widowControl/>
         <w:spacing w:line="288" w:lineRule="exact" w:before="64" w:after="0"/>
-        <w:ind w:left="10" w:right="288" w:firstLine="0"/>
+        <w:ind w:left="0" w:right="288" w:firstLine="0"/>
         <w:jc w:val="left"/>
       </w:pPr>
       <w:r>
@@ -4148,7 +4191,7 @@
         <w:autoSpaceDE w:val="0"/>
         <w:widowControl/>
         <w:spacing w:line="288" w:lineRule="exact" w:before="64" w:after="0"/>
-        <w:ind w:left="10" w:right="576" w:firstLine="0"/>
+        <w:ind w:left="0" w:right="576" w:firstLine="0"/>
         <w:jc w:val="left"/>
       </w:pPr>
       <w:r>
@@ -4170,7 +4213,7 @@
           <w:sz w:val="24"/>
           <w:u w:val="single"/>
         </w:rPr>
-        <w:hyperlink r:id="rId32" w:history="1">
+        <w:hyperlink r:id="rId33" w:history="1">
           <w:r>
             <w:rPr>
               <w:rStyle w:val="Hyperlink"/>
@@ -4199,7 +4242,7 @@
           <w:sz w:val="24"/>
           <w:u w:val="single"/>
         </w:rPr>
-        <w:hyperlink r:id="rId32" w:history="1">
+        <w:hyperlink r:id="rId33" w:history="1">
           <w:r>
             <w:rPr>
               <w:rStyle w:val="Hyperlink"/>
@@ -4228,7 +4271,7 @@
           <w:sz w:val="24"/>
           <w:u w:val="single"/>
         </w:rPr>
-        <w:hyperlink r:id="rId32" w:history="1">
+        <w:hyperlink r:id="rId33" w:history="1">
           <w:r>
             <w:rPr>
               <w:rStyle w:val="Hyperlink"/>
@@ -4277,7 +4320,7 @@
           <w:color w:val="000000"/>
           <w:sz w:val="24"/>
         </w:rPr>
-        <w:hyperlink r:id="rId32" w:history="1">
+        <w:hyperlink r:id="rId33" w:history="1">
           <w:r>
             <w:rPr>
               <w:rStyle w:val="Hyperlink"/>
@@ -4295,7 +4338,7 @@
           <w:color w:val="000000"/>
           <w:sz w:val="24"/>
         </w:rPr>
-        <w:hyperlink r:id="rId32" w:history="1">
+        <w:hyperlink r:id="rId33" w:history="1">
           <w:r>
             <w:rPr>
               <w:rStyle w:val="Hyperlink"/>
@@ -4313,7 +4356,7 @@
           <w:color w:val="000000"/>
           <w:sz w:val="24"/>
         </w:rPr>
-        <w:hyperlink r:id="rId32" w:history="1">
+        <w:hyperlink r:id="rId33" w:history="1">
           <w:r>
             <w:rPr>
               <w:rStyle w:val="Hyperlink"/>
@@ -4342,7 +4385,7 @@
           <w:color w:val="000000"/>
           <w:sz w:val="24"/>
         </w:rPr>
-        <w:hyperlink r:id="rId32" w:history="1">
+        <w:hyperlink r:id="rId33" w:history="1">
           <w:r>
             <w:rPr>
               <w:rStyle w:val="Hyperlink"/>
@@ -4389,7 +4432,7 @@
         <w:autoSpaceDE w:val="0"/>
         <w:widowControl/>
         <w:spacing w:line="288" w:lineRule="exact" w:before="240" w:after="0"/>
-        <w:ind w:left="10" w:right="0" w:firstLine="0"/>
+        <w:ind w:left="0" w:right="0" w:firstLine="0"/>
         <w:jc w:val="left"/>
       </w:pPr>
       <w:r>
@@ -4534,7 +4577,7 @@
           <w:sz w:val="24"/>
           <w:u w:val="single"/>
         </w:rPr>
-        <w:hyperlink r:id="rId33" w:history="1">
+        <w:hyperlink r:id="rId34" w:history="1">
           <w:r>
             <w:rPr>
               <w:rStyle w:val="Hyperlink"/>
@@ -4563,7 +4606,7 @@
           <w:sz w:val="24"/>
           <w:u w:val="single"/>
         </w:rPr>
-        <w:hyperlink r:id="rId33" w:history="1">
+        <w:hyperlink r:id="rId34" w:history="1">
           <w:r>
             <w:rPr>
               <w:rStyle w:val="Hyperlink"/>
@@ -4592,7 +4635,7 @@
           <w:sz w:val="24"/>
           <w:u w:val="single"/>
         </w:rPr>
-        <w:hyperlink r:id="rId33" w:history="1">
+        <w:hyperlink r:id="rId34" w:history="1">
           <w:r>
             <w:rPr>
               <w:rStyle w:val="Hyperlink"/>
@@ -4621,7 +4664,7 @@
           <w:sz w:val="24"/>
           <w:u w:val="single"/>
         </w:rPr>
-        <w:hyperlink r:id="rId33" w:history="1">
+        <w:hyperlink r:id="rId34" w:history="1">
           <w:r>
             <w:rPr>
               <w:rStyle w:val="Hyperlink"/>
@@ -4659,7 +4702,7 @@
           <w:color w:val="000000"/>
           <w:sz w:val="24"/>
         </w:rPr>
-        <w:hyperlink r:id="rId33" w:history="1">
+        <w:hyperlink r:id="rId34" w:history="1">
           <w:r>
             <w:rPr>
               <w:rStyle w:val="Hyperlink"/>
@@ -4677,7 +4720,7 @@
           <w:color w:val="000000"/>
           <w:sz w:val="24"/>
         </w:rPr>
-        <w:hyperlink r:id="rId33" w:history="1">
+        <w:hyperlink r:id="rId34" w:history="1">
           <w:r>
             <w:rPr>
               <w:rStyle w:val="Hyperlink"/>
@@ -4695,7 +4738,7 @@
           <w:color w:val="000000"/>
           <w:sz w:val="24"/>
         </w:rPr>
-        <w:hyperlink r:id="rId33" w:history="1">
+        <w:hyperlink r:id="rId34" w:history="1">
           <w:r>
             <w:rPr>
               <w:rStyle w:val="Hyperlink"/>
@@ -4713,7 +4756,7 @@
           <w:color w:val="000000"/>
           <w:sz w:val="24"/>
         </w:rPr>
-        <w:hyperlink r:id="rId33" w:history="1">
+        <w:hyperlink r:id="rId34" w:history="1">
           <w:r>
             <w:rPr>
               <w:rStyle w:val="Hyperlink"/>
@@ -4731,7 +4774,7 @@
           <w:color w:val="000000"/>
           <w:sz w:val="24"/>
         </w:rPr>
-        <w:hyperlink r:id="rId33" w:history="1">
+        <w:hyperlink r:id="rId34" w:history="1">
           <w:r>
             <w:rPr>
               <w:rStyle w:val="Hyperlink"/>
@@ -4749,7 +4792,7 @@
           <w:color w:val="000000"/>
           <w:sz w:val="24"/>
         </w:rPr>
-        <w:hyperlink r:id="rId33" w:history="1">
+        <w:hyperlink r:id="rId34" w:history="1">
           <w:r>
             <w:rPr>
               <w:rStyle w:val="Hyperlink"/>
@@ -4767,7 +4810,7 @@
           <w:color w:val="000000"/>
           <w:sz w:val="24"/>
         </w:rPr>
-        <w:hyperlink r:id="rId33" w:history="1">
+        <w:hyperlink r:id="rId34" w:history="1">
           <w:r>
             <w:rPr>
               <w:rStyle w:val="Hyperlink"/>
@@ -4794,7 +4837,7 @@
           <w:color w:val="000000"/>
           <w:sz w:val="24"/>
         </w:rPr>
-        <w:t>Okanisi.</w:t>
+        <w:t>Okanisi. WELK SERIENUMMER? WAARSCHIJNLIJK IETS MET TM-</w:t>
       </w:r>
     </w:p>
     <w:p>
@@ -4803,7 +4846,7 @@
         <w:autoSpaceDE w:val="0"/>
         <w:widowControl/>
         <w:spacing w:line="288" w:lineRule="exact" w:before="240" w:after="0"/>
-        <w:ind w:left="10" w:right="0" w:firstLine="0"/>
+        <w:ind w:left="0" w:right="0" w:firstLine="0"/>
         <w:jc w:val="left"/>
       </w:pPr>
       <w:r>
@@ -4855,7 +4898,7 @@
           <w:sz w:val="24"/>
           <w:u w:val="single"/>
         </w:rPr>
-        <w:hyperlink r:id="rId34" w:history="1">
+        <w:hyperlink r:id="rId35" w:history="1">
           <w:r>
             <w:rPr>
               <w:rStyle w:val="Hyperlink"/>
@@ -4883,7 +4926,7 @@
           <w:sz w:val="24"/>
           <w:u w:val="single"/>
         </w:rPr>
-        <w:hyperlink r:id="rId35" w:history="1">
+        <w:hyperlink r:id="rId36" w:history="1">
           <w:r>
             <w:rPr>
               <w:rStyle w:val="Hyperlink"/>
@@ -4911,7 +4954,7 @@
           <w:color w:val="000000"/>
           <w:sz w:val="24"/>
         </w:rPr>
-        <w:hyperlink r:id="rId34" w:history="1">
+        <w:hyperlink r:id="rId35" w:history="1">
           <w:r>
             <w:rPr>
               <w:rStyle w:val="Hyperlink"/>
@@ -4939,7 +4982,7 @@
           <w:sz w:val="24"/>
           <w:u w:val="single"/>
         </w:rPr>
-        <w:hyperlink r:id="rId36" w:history="1">
+        <w:hyperlink r:id="rId37" w:history="1">
           <w:r>
             <w:rPr>
               <w:rStyle w:val="Hyperlink"/>
@@ -4957,7 +5000,7 @@
           <w:sz w:val="24"/>
           <w:u w:val="single"/>
         </w:rPr>
-        <w:hyperlink r:id="rId36" w:history="1">
+        <w:hyperlink r:id="rId37" w:history="1">
           <w:r>
             <w:rPr>
               <w:rStyle w:val="Hyperlink"/>
@@ -4975,7 +5018,7 @@
           <w:sz w:val="24"/>
           <w:u w:val="single"/>
         </w:rPr>
-        <w:hyperlink r:id="rId35" w:history="1">
+        <w:hyperlink r:id="rId36" w:history="1">
           <w:r>
             <w:rPr>
               <w:rStyle w:val="Hyperlink"/>
@@ -4993,7 +5036,7 @@
           <w:color w:val="000000"/>
           <w:sz w:val="24"/>
         </w:rPr>
-        <w:hyperlink r:id="rId35" w:history="1">
+        <w:hyperlink r:id="rId36" w:history="1">
           <w:r>
             <w:rPr>
               <w:rStyle w:val="Hyperlink"/>
@@ -5031,7 +5074,7 @@
           <w:color w:val="000000"/>
           <w:sz w:val="24"/>
         </w:rPr>
-        <w:hyperlink r:id="rId36" w:history="1">
+        <w:hyperlink r:id="rId37" w:history="1">
           <w:r>
             <w:rPr>
               <w:rStyle w:val="Hyperlink"/>
@@ -5093,49 +5136,9 @@
     </w:p>
     <w:p>
       <w:pPr>
-        <w:autoSpaceDN w:val="0"/>
-        <w:autoSpaceDE w:val="0"/>
-        <w:widowControl/>
-        <w:spacing w:line="360" w:lineRule="exact" w:before="254" w:after="0"/>
-        <w:ind w:left="10" w:right="0" w:firstLine="0"/>
-        <w:jc w:val="left"/>
-      </w:pPr>
-      <w:r>
-        <w:rPr>
-          <w:rFonts w:ascii="Charis SIL Bold" w:hAnsi="Charis SIL Bold" w:eastAsia="Charis SIL Bold"/>
-          <w:b/>
-          <w:i w:val="0"/>
-          <w:color w:val="000000"/>
-          <w:sz w:val="24"/>
-        </w:rPr>
-        <w:t>Vroege antropologische verzamelingen</w:t>
-      </w:r>
-    </w:p>
-    <w:p>
-      <w:pPr>
-        <w:autoSpaceDN w:val="0"/>
-        <w:autoSpaceDE w:val="0"/>
-        <w:widowControl/>
-        <w:spacing w:line="352" w:lineRule="exact" w:before="248" w:after="0"/>
-        <w:ind w:left="10" w:right="0" w:firstLine="0"/>
-        <w:jc w:val="left"/>
-      </w:pPr>
-      <w:r>
-        <w:rPr>
-          <w:rFonts w:ascii="Charis SIL Regular" w:hAnsi="Charis SIL Regular" w:eastAsia="Charis SIL Regular"/>
-          <w:b w:val="0"/>
-          <w:i w:val="0"/>
-          <w:color w:val="000000"/>
-          <w:sz w:val="24"/>
-        </w:rPr>
-        <w:t>Het Amerikaanse antropologenechtpaar Melville J. en Frances Herskovits bezocht in 1928 en</w:t>
-      </w:r>
-    </w:p>
-    <w:p>
-      <w:pPr>
         <w:sectPr>
           <w:pgSz w:w="11900" w:h="16840"/>
-          <w:pgMar w:top="324" w:right="962" w:bottom="450" w:left="950" w:header="720" w:footer="720" w:gutter="0"/>
+          <w:pgMar w:top="324" w:right="962" w:bottom="504" w:left="960" w:header="720" w:footer="720" w:gutter="0"/>
           <w:cols/>
           <w:docGrid w:linePitch="360"/>
         </w:sectPr>
@@ -5155,12 +5158,42 @@
         <w:autoSpaceDN w:val="0"/>
         <w:autoSpaceDE w:val="0"/>
         <w:widowControl/>
-        <w:spacing w:line="288" w:lineRule="exact" w:before="64" w:after="0"/>
+        <w:spacing w:line="358" w:lineRule="exact" w:before="0" w:after="0"/>
         <w:ind w:left="0" w:right="0" w:firstLine="0"/>
         <w:jc w:val="left"/>
       </w:pPr>
       <w:r>
         <w:rPr>
+          <w:rFonts w:ascii="Charis SIL Bold" w:hAnsi="Charis SIL Bold" w:eastAsia="Charis SIL Bold"/>
+          <w:b/>
+          <w:i w:val="0"/>
+          <w:color w:val="000000"/>
+          <w:sz w:val="24"/>
+        </w:rPr>
+        <w:t>Vroege antropologische verzamelingen</w:t>
+      </w:r>
+    </w:p>
+    <w:p>
+      <w:pPr>
+        <w:autoSpaceDN w:val="0"/>
+        <w:autoSpaceDE w:val="0"/>
+        <w:widowControl/>
+        <w:spacing w:line="288" w:lineRule="exact" w:before="314" w:after="0"/>
+        <w:ind w:left="0" w:right="0" w:firstLine="0"/>
+        <w:jc w:val="left"/>
+      </w:pPr>
+      <w:r>
+        <w:rPr>
+          <w:rFonts w:ascii="Charis SIL Regular" w:hAnsi="Charis SIL Regular" w:eastAsia="Charis SIL Regular"/>
+          <w:b w:val="0"/>
+          <w:i w:val="0"/>
+          <w:color w:val="000000"/>
+          <w:sz w:val="24"/>
+        </w:rPr>
+        <w:t xml:space="preserve">Het Amerikaanse antropologenechtpaar Melville J. en Frances Herskovits bezocht in 1928 en </w:t>
+      </w:r>
+      <w:r>
+        <w:rPr>
           <w:rFonts w:ascii="Charis SIL Regular" w:hAnsi="Charis SIL Regular" w:eastAsia="Charis SIL Regular"/>
           <w:b w:val="0"/>
           <w:i w:val="0"/>
@@ -5248,7 +5281,7 @@
           <w:sz w:val="24"/>
           <w:u w:val="single"/>
         </w:rPr>
-        <w:hyperlink r:id="rId37" w:history="1">
+        <w:hyperlink r:id="rId38" w:history="1">
           <w:r>
             <w:rPr>
               <w:rStyle w:val="Hyperlink"/>
@@ -5277,7 +5310,7 @@
           <w:sz w:val="24"/>
           <w:u w:val="single"/>
         </w:rPr>
-        <w:hyperlink r:id="rId37" w:history="1">
+        <w:hyperlink r:id="rId38" w:history="1">
           <w:r>
             <w:rPr>
               <w:rStyle w:val="Hyperlink"/>
@@ -5294,17 +5327,17 @@
           <w:color w:val="000000"/>
           <w:sz w:val="24"/>
         </w:rPr>
-        <w:t xml:space="preserve"> heeft. De persoonlijke? collectie die ze bij de </w:t>
-      </w:r>
-      <w:r>
-        <w:rPr>
-          <w:rFonts w:ascii="Charis SIL Regular" w:hAnsi="Charis SIL Regular" w:eastAsia="Charis SIL Regular"/>
-          <w:b w:val="0"/>
-          <w:i w:val="0"/>
-          <w:color w:val="000000"/>
-          <w:sz w:val="24"/>
-        </w:rPr>
-        <w:t xml:space="preserve">bezoeken aanlegden </w:t>
+        <w:t xml:space="preserve"> heeft gekregen. De persoonlijke? collectie die ze bij </w:t>
+      </w:r>
+      <w:r>
+        <w:rPr>
+          <w:rFonts w:ascii="Charis SIL Regular" w:hAnsi="Charis SIL Regular" w:eastAsia="Charis SIL Regular"/>
+          <w:b w:val="0"/>
+          <w:i w:val="0"/>
+          <w:color w:val="000000"/>
+          <w:sz w:val="24"/>
+        </w:rPr>
+        <w:t>de bezoeken aanlegde</w:t>
       </w:r>
       <w:r>
         <w:rPr>
@@ -5315,12 +5348,12 @@
           <w:color w:val="000000"/>
           <w:sz w:val="24"/>
         </w:rPr>
-        <w:hyperlink r:id="rId37" w:history="1">
+        <w:hyperlink r:id="rId38" w:history="1">
           <w:r>
             <w:rPr>
               <w:rStyle w:val="Hyperlink"/>
             </w:rPr>
-            <w:t>werd gedonee</w:t>
+            <w:t>n werd gedo</w:t>
           </w:r>
         </w:hyperlink>
       </w:r>
@@ -5333,34 +5366,52 @@
           <w:color w:val="000000"/>
           <w:sz w:val="24"/>
         </w:rPr>
-        <w:hyperlink r:id="rId37" w:history="1">
+        <w:hyperlink r:id="rId38" w:history="1">
           <w:r>
             <w:rPr>
               <w:rStyle w:val="Hyperlink"/>
             </w:rPr>
-            <w:t>rd aan</w:t>
+            <w:t>n</w:t>
           </w:r>
         </w:hyperlink>
       </w:r>
       <w:r>
         <w:rPr>
-          <w:rFonts w:ascii="Charis SIL Regular" w:hAnsi="Charis SIL Regular" w:eastAsia="Charis SIL Regular"/>
-          <w:b w:val="0"/>
-          <w:i w:val="0"/>
-          <w:color w:val="000000"/>
-          <w:sz w:val="24"/>
-        </w:rPr>
-        <w:t xml:space="preserve"> het Field Museum of Chicago, maar bevinden zich </w:t>
-      </w:r>
-      <w:r>
-        <w:rPr>
-          <w:rFonts w:ascii="Charis SIL Regular" w:hAnsi="Charis SIL Regular" w:eastAsia="Charis SIL Regular"/>
-          <w:b w:val="0"/>
-          <w:i w:val="0"/>
-          <w:color w:val="000000"/>
-          <w:sz w:val="24"/>
-        </w:rPr>
-        <w:t xml:space="preserve">nu in het </w:t>
+          <w:u w:val="single" w:color="0000ff"/>
+          <w:rFonts w:ascii="Charis SIL Regular" w:hAnsi="Charis SIL Regular" w:eastAsia="Charis SIL Regular"/>
+          <w:b w:val="0"/>
+          <w:i w:val="0"/>
+          <w:color w:val="000000"/>
+          <w:sz w:val="24"/>
+        </w:rPr>
+        <w:hyperlink r:id="rId38" w:history="1">
+          <w:r>
+            <w:rPr>
+              <w:rStyle w:val="Hyperlink"/>
+            </w:rPr>
+            <w:t xml:space="preserve">eerd </w:t>
+          </w:r>
+        </w:hyperlink>
+      </w:r>
+      <w:r>
+        <w:rPr>
+          <w:rFonts w:ascii="Charis SIL Regular" w:hAnsi="Charis SIL Regular" w:eastAsia="Charis SIL Regular"/>
+          <w:b w:val="0"/>
+          <w:i w:val="0"/>
+          <w:color w:val="000000"/>
+          <w:sz w:val="24"/>
+        </w:rPr>
+        <w:t xml:space="preserve">aan het Field Museum of Chicago, maar bevinden </w:t>
+      </w:r>
+      <w:r>
+        <w:rPr>
+          <w:rFonts w:ascii="Charis SIL Regular" w:hAnsi="Charis SIL Regular" w:eastAsia="Charis SIL Regular"/>
+          <w:b w:val="0"/>
+          <w:i w:val="0"/>
+          <w:color w:val="000000"/>
+          <w:sz w:val="24"/>
+        </w:rPr>
+        <w:t xml:space="preserve">zich nu in het </w:t>
       </w:r>
       <w:r>
         <w:rPr>
@@ -5371,7 +5422,7 @@
           <w:sz w:val="24"/>
           <w:u w:val="single"/>
         </w:rPr>
-        <w:hyperlink r:id="rId38" w:history="1">
+        <w:hyperlink r:id="rId39" w:history="1">
           <w:r>
             <w:rPr>
               <w:rStyle w:val="Hyperlink"/>
@@ -5400,7 +5451,7 @@
           <w:sz w:val="24"/>
           <w:u w:val="single"/>
         </w:rPr>
-        <w:hyperlink r:id="rId38" w:history="1">
+        <w:hyperlink r:id="rId39" w:history="1">
           <w:r>
             <w:rPr>
               <w:rStyle w:val="Hyperlink"/>
@@ -5429,7 +5480,7 @@
           <w:sz w:val="24"/>
           <w:u w:val="single"/>
         </w:rPr>
-        <w:hyperlink r:id="rId38" w:history="1">
+        <w:hyperlink r:id="rId39" w:history="1">
           <w:r>
             <w:rPr>
               <w:rStyle w:val="Hyperlink"/>
@@ -5458,7 +5509,7 @@
           <w:sz w:val="24"/>
           <w:u w:val="single"/>
         </w:rPr>
-        <w:hyperlink r:id="rId38" w:history="1">
+        <w:hyperlink r:id="rId39" w:history="1">
           <w:r>
             <w:rPr>
               <w:rStyle w:val="Hyperlink"/>
@@ -5487,7 +5538,7 @@
           <w:sz w:val="24"/>
           <w:u w:val="single"/>
         </w:rPr>
-        <w:hyperlink r:id="rId38" w:history="1">
+        <w:hyperlink r:id="rId39" w:history="1">
           <w:r>
             <w:rPr>
               <w:rStyle w:val="Hyperlink"/>
@@ -5516,7 +5567,7 @@
           <w:sz w:val="24"/>
           <w:u w:val="single"/>
         </w:rPr>
-        <w:hyperlink r:id="rId38" w:history="1">
+        <w:hyperlink r:id="rId39" w:history="1">
           <w:r>
             <w:rPr>
               <w:rStyle w:val="Hyperlink"/>
@@ -5545,7 +5596,7 @@
           <w:sz w:val="24"/>
           <w:u w:val="single"/>
         </w:rPr>
-        <w:hyperlink r:id="rId38" w:history="1">
+        <w:hyperlink r:id="rId39" w:history="1">
           <w:r>
             <w:rPr>
               <w:rStyle w:val="Hyperlink"/>
@@ -5562,35 +5613,64 @@
           <w:color w:val="000000"/>
           <w:sz w:val="24"/>
         </w:rPr>
-        <w:t xml:space="preserve"> in New York; de foto's bevinden </w:t>
-      </w:r>
-      <w:r>
-        <w:rPr>
-          <w:rFonts w:ascii="Charis SIL Regular" w:hAnsi="Charis SIL Regular" w:eastAsia="Charis SIL Regular"/>
-          <w:b w:val="0"/>
-          <w:i w:val="0"/>
-          <w:color w:val="000000"/>
-          <w:sz w:val="24"/>
-        </w:rPr>
-        <w:t xml:space="preserve">zich in </w:t>
-      </w:r>
-      <w:r>
-        <w:rPr>
-          <w:rFonts w:ascii="Charis SIL Regular" w:hAnsi="Charis SIL Regular" w:eastAsia="Charis SIL Regular"/>
-          <w:b w:val="0"/>
-          <w:i w:val="0"/>
-          <w:color w:val="0000FF"/>
-          <w:sz w:val="24"/>
-          <w:u w:val="single"/>
+        <w:t xml:space="preserve"> in New York; de foto's </w:t>
+      </w:r>
+      <w:r>
+        <w:rPr>
+          <w:rFonts w:ascii="Charis SIL Regular" w:hAnsi="Charis SIL Regular" w:eastAsia="Charis SIL Regular"/>
+          <w:b w:val="0"/>
+          <w:i w:val="0"/>
+          <w:color w:val="000000"/>
+          <w:sz w:val="24"/>
+        </w:rPr>
+        <w:t xml:space="preserve">bevinden zich </w:t>
+      </w:r>
+      <w:r>
+        <w:rPr>
+          <w:u w:val="single" w:color="0000ff"/>
+          <w:rFonts w:ascii="Charis SIL Regular" w:hAnsi="Charis SIL Regular" w:eastAsia="Charis SIL Regular"/>
+          <w:b w:val="0"/>
+          <w:i w:val="0"/>
+          <w:color w:val="000000"/>
+          <w:sz w:val="24"/>
         </w:rPr>
         <w:hyperlink r:id="rId39" w:history="1">
           <w:r>
             <w:rPr>
               <w:rStyle w:val="Hyperlink"/>
             </w:rPr>
-            <w:t>El</w:t>
+            <w:t xml:space="preserve">in </w:t>
           </w:r>
         </w:hyperlink>
+      </w:r>
+      <w:r>
+        <w:rPr>
+          <w:rFonts w:ascii="Charis SIL Regular" w:hAnsi="Charis SIL Regular" w:eastAsia="Charis SIL Regular"/>
+          <w:b w:val="0"/>
+          <w:i w:val="0"/>
+          <w:color w:val="0000FF"/>
+          <w:sz w:val="24"/>
+          <w:u w:val="single"/>
+        </w:rPr>
+        <w:hyperlink r:id="rId40" w:history="1">
+          <w:r>
+            <w:rPr>
+              <w:rStyle w:val="Hyperlink"/>
+            </w:rPr>
+            <w:t>Eliot</w:t>
+          </w:r>
+        </w:hyperlink>
+      </w:r>
+      <w:r>
+        <w:rPr>
+          <w:rFonts w:ascii="Charis SIL Regular" w:hAnsi="Charis SIL Regular" w:eastAsia="Charis SIL Regular"/>
+          <w:b w:val="0"/>
+          <w:i w:val="0"/>
+          <w:color w:val="0000FF"/>
+          <w:sz w:val="24"/>
+          <w:u w:val="single"/>
+        </w:rPr>
+        <w:t xml:space="preserve"> </w:t>
       </w:r>
       <w:r>
         <w:rPr>
@@ -5606,7 +5686,7 @@
             <w:rPr>
               <w:rStyle w:val="Hyperlink"/>
             </w:rPr>
-            <w:t>iot</w:t>
+            <w:t>Elis</w:t>
           </w:r>
         </w:hyperlink>
       </w:r>
@@ -5619,23 +5699,12 @@
           <w:sz w:val="24"/>
           <w:u w:val="single"/>
         </w:rPr>
-        <w:t xml:space="preserve"> </w:t>
-      </w:r>
-      <w:r>
-        <w:rPr>
-          <w:rFonts w:ascii="Charis SIL Regular" w:hAnsi="Charis SIL Regular" w:eastAsia="Charis SIL Regular"/>
-          <w:b w:val="0"/>
-          <w:i w:val="0"/>
-          <w:color w:val="0000FF"/>
-          <w:sz w:val="24"/>
-          <w:u w:val="single"/>
-        </w:rPr>
-        <w:hyperlink r:id="rId38" w:history="1">
+        <w:hyperlink r:id="rId40" w:history="1">
           <w:r>
             <w:rPr>
               <w:rStyle w:val="Hyperlink"/>
             </w:rPr>
-            <w:t>Elisofon</w:t>
+            <w:t>ofon</w:t>
           </w:r>
         </w:hyperlink>
       </w:r>
@@ -5664,7 +5733,7 @@
             <w:rPr>
               <w:rStyle w:val="Hyperlink"/>
             </w:rPr>
-            <w:t>Photog</w:t>
+            <w:t>P</w:t>
           </w:r>
         </w:hyperlink>
       </w:r>
@@ -5677,43 +5746,7 @@
           <w:sz w:val="24"/>
           <w:u w:val="single"/>
         </w:rPr>
-        <w:hyperlink r:id="rId39" w:history="1">
-          <w:r>
-            <w:rPr>
-              <w:rStyle w:val="Hyperlink"/>
-            </w:rPr>
-            <w:t>r</w:t>
-          </w:r>
-        </w:hyperlink>
-      </w:r>
-      <w:r>
-        <w:rPr>
-          <w:rFonts w:ascii="Charis SIL Regular" w:hAnsi="Charis SIL Regular" w:eastAsia="Charis SIL Regular"/>
-          <w:b w:val="0"/>
-          <w:i w:val="0"/>
-          <w:color w:val="0000FF"/>
-          <w:sz w:val="24"/>
-          <w:u w:val="single"/>
-        </w:rPr>
-        <w:hyperlink r:id="rId39" w:history="1">
-          <w:r>
-            <w:rPr>
-              <w:rStyle w:val="Hyperlink"/>
-            </w:rPr>
-            <w:t>ap</w:t>
-          </w:r>
-        </w:hyperlink>
-      </w:r>
-      <w:r>
-        <w:rPr>
-          <w:rFonts w:ascii="Charis SIL Regular" w:hAnsi="Charis SIL Regular" w:eastAsia="Charis SIL Regular"/>
-          <w:b w:val="0"/>
-          <w:i w:val="0"/>
-          <w:color w:val="0000FF"/>
-          <w:sz w:val="24"/>
-          <w:u w:val="single"/>
-        </w:rPr>
-        <w:hyperlink r:id="rId39" w:history="1">
+        <w:hyperlink r:id="rId40" w:history="1">
           <w:r>
             <w:rPr>
               <w:rStyle w:val="Hyperlink"/>
@@ -5731,12 +5764,142 @@
           <w:sz w:val="24"/>
           <w:u w:val="single"/>
         </w:rPr>
+        <w:hyperlink r:id="rId40" w:history="1">
+          <w:r>
+            <w:rPr>
+              <w:rStyle w:val="Hyperlink"/>
+            </w:rPr>
+            <w:t>oto</w:t>
+          </w:r>
+        </w:hyperlink>
+      </w:r>
+      <w:r>
+        <w:rPr>
+          <w:rFonts w:ascii="Charis SIL Regular" w:hAnsi="Charis SIL Regular" w:eastAsia="Charis SIL Regular"/>
+          <w:b w:val="0"/>
+          <w:i w:val="0"/>
+          <w:color w:val="0000FF"/>
+          <w:sz w:val="24"/>
+          <w:u w:val="single"/>
+        </w:rPr>
+        <w:hyperlink r:id="rId40" w:history="1">
+          <w:r>
+            <w:rPr>
+              <w:rStyle w:val="Hyperlink"/>
+            </w:rPr>
+            <w:t>graphic</w:t>
+          </w:r>
+        </w:hyperlink>
+      </w:r>
+      <w:r>
+        <w:rPr>
+          <w:rFonts w:ascii="Charis SIL Regular" w:hAnsi="Charis SIL Regular" w:eastAsia="Charis SIL Regular"/>
+          <w:b w:val="0"/>
+          <w:i w:val="0"/>
+          <w:color w:val="0000FF"/>
+          <w:sz w:val="24"/>
+          <w:u w:val="single"/>
+        </w:rPr>
+        <w:t xml:space="preserve"> </w:t>
+      </w:r>
+      <w:r>
+        <w:rPr>
+          <w:rFonts w:ascii="Charis SIL Regular" w:hAnsi="Charis SIL Regular" w:eastAsia="Charis SIL Regular"/>
+          <w:b w:val="0"/>
+          <w:i w:val="0"/>
+          <w:color w:val="0000FF"/>
+          <w:sz w:val="24"/>
+          <w:u w:val="single"/>
+        </w:rPr>
+        <w:hyperlink r:id="rId40" w:history="1">
+          <w:r>
+            <w:rPr>
+              <w:rStyle w:val="Hyperlink"/>
+            </w:rPr>
+            <w:t>A</w:t>
+          </w:r>
+        </w:hyperlink>
+      </w:r>
+      <w:r>
+        <w:rPr>
+          <w:rFonts w:ascii="Charis SIL Regular" w:hAnsi="Charis SIL Regular" w:eastAsia="Charis SIL Regular"/>
+          <w:b w:val="0"/>
+          <w:i w:val="0"/>
+          <w:color w:val="0000FF"/>
+          <w:sz w:val="24"/>
+          <w:u w:val="single"/>
+        </w:rPr>
+        <w:hyperlink r:id="rId40" w:history="1">
+          <w:r>
+            <w:rPr>
+              <w:rStyle w:val="Hyperlink"/>
+            </w:rPr>
+            <w:t>rc</w:t>
+          </w:r>
+        </w:hyperlink>
+      </w:r>
+      <w:r>
+        <w:rPr>
+          <w:rFonts w:ascii="Charis SIL Regular" w:hAnsi="Charis SIL Regular" w:eastAsia="Charis SIL Regular"/>
+          <w:b w:val="0"/>
+          <w:i w:val="0"/>
+          <w:color w:val="0000FF"/>
+          <w:sz w:val="24"/>
+          <w:u w:val="single"/>
+        </w:rPr>
+        <w:hyperlink r:id="rId40" w:history="1">
+          <w:r>
+            <w:rPr>
+              <w:rStyle w:val="Hyperlink"/>
+            </w:rPr>
+            <w:t>h</w:t>
+          </w:r>
+        </w:hyperlink>
+      </w:r>
+      <w:r>
+        <w:rPr>
+          <w:rFonts w:ascii="Charis SIL Regular" w:hAnsi="Charis SIL Regular" w:eastAsia="Charis SIL Regular"/>
+          <w:b w:val="0"/>
+          <w:i w:val="0"/>
+          <w:color w:val="0000FF"/>
+          <w:sz w:val="24"/>
+          <w:u w:val="single"/>
+        </w:rPr>
+        <w:hyperlink r:id="rId40" w:history="1">
+          <w:r>
+            <w:rPr>
+              <w:rStyle w:val="Hyperlink"/>
+            </w:rPr>
+            <w:t>ives,</w:t>
+          </w:r>
+        </w:hyperlink>
+      </w:r>
+      <w:r>
+        <w:rPr>
+          <w:rFonts w:ascii="Charis SIL Regular" w:hAnsi="Charis SIL Regular" w:eastAsia="Charis SIL Regular"/>
+          <w:b w:val="0"/>
+          <w:i w:val="0"/>
+          <w:color w:val="0000FF"/>
+          <w:sz w:val="24"/>
+          <w:u w:val="single"/>
+        </w:rPr>
+        <w:t xml:space="preserve"> </w:t>
+      </w:r>
+      <w:r>
+        <w:rPr>
+          <w:rFonts w:ascii="Charis SIL Regular" w:hAnsi="Charis SIL Regular" w:eastAsia="Charis SIL Regular"/>
+          <w:b w:val="0"/>
+          <w:i w:val="0"/>
+          <w:color w:val="0000FF"/>
+          <w:sz w:val="24"/>
+          <w:u w:val="single"/>
+        </w:rPr>
         <w:hyperlink r:id="rId39" w:history="1">
           <w:r>
             <w:rPr>
               <w:rStyle w:val="Hyperlink"/>
             </w:rPr>
-            <w:t>ic</w:t>
+            <w:t>Nationa</w:t>
           </w:r>
         </w:hyperlink>
       </w:r>
@@ -5749,23 +5912,12 @@
           <w:sz w:val="24"/>
           <w:u w:val="single"/>
         </w:rPr>
-        <w:t xml:space="preserve"> </w:t>
-      </w:r>
-      <w:r>
-        <w:rPr>
-          <w:rFonts w:ascii="Charis SIL Regular" w:hAnsi="Charis SIL Regular" w:eastAsia="Charis SIL Regular"/>
-          <w:b w:val="0"/>
-          <w:i w:val="0"/>
-          <w:color w:val="0000FF"/>
-          <w:sz w:val="24"/>
-          <w:u w:val="single"/>
-        </w:rPr>
-        <w:hyperlink r:id="rId39" w:history="1">
+        <w:hyperlink r:id="rId40" w:history="1">
           <w:r>
             <w:rPr>
               <w:rStyle w:val="Hyperlink"/>
             </w:rPr>
-            <w:t>Archi</w:t>
+            <w:t>l</w:t>
           </w:r>
         </w:hyperlink>
       </w:r>
@@ -5778,7 +5930,160 @@
           <w:sz w:val="24"/>
           <w:u w:val="single"/>
         </w:rPr>
-        <w:hyperlink r:id="rId39" w:history="1">
+        <w:t xml:space="preserve"> </w:t>
+      </w:r>
+      <w:r>
+        <w:rPr>
+          <w:rFonts w:ascii="Charis SIL Regular" w:hAnsi="Charis SIL Regular" w:eastAsia="Charis SIL Regular"/>
+          <w:b w:val="0"/>
+          <w:i w:val="0"/>
+          <w:color w:val="0000FF"/>
+          <w:sz w:val="24"/>
+          <w:u w:val="single"/>
+        </w:rPr>
+        <w:hyperlink r:id="rId40" w:history="1">
+          <w:r>
+            <w:rPr>
+              <w:rStyle w:val="Hyperlink"/>
+            </w:rPr>
+            <w:t>Museum</w:t>
+          </w:r>
+        </w:hyperlink>
+      </w:r>
+      <w:r>
+        <w:rPr>
+          <w:rFonts w:ascii="Charis SIL Regular" w:hAnsi="Charis SIL Regular" w:eastAsia="Charis SIL Regular"/>
+          <w:b w:val="0"/>
+          <w:i w:val="0"/>
+          <w:color w:val="0000FF"/>
+          <w:sz w:val="24"/>
+          <w:u w:val="single"/>
+        </w:rPr>
+        <w:t xml:space="preserve"> </w:t>
+      </w:r>
+      <w:r>
+        <w:rPr>
+          <w:rFonts w:ascii="Charis SIL Regular" w:hAnsi="Charis SIL Regular" w:eastAsia="Charis SIL Regular"/>
+          <w:b w:val="0"/>
+          <w:i w:val="0"/>
+          <w:color w:val="0000FF"/>
+          <w:sz w:val="24"/>
+          <w:u w:val="single"/>
+        </w:rPr>
+        <w:hyperlink r:id="rId40" w:history="1">
+          <w:r>
+            <w:rPr>
+              <w:rStyle w:val="Hyperlink"/>
+            </w:rPr>
+            <w:t>of</w:t>
+          </w:r>
+        </w:hyperlink>
+      </w:r>
+      <w:r>
+        <w:rPr>
+          <w:rFonts w:ascii="Charis SIL Regular" w:hAnsi="Charis SIL Regular" w:eastAsia="Charis SIL Regular"/>
+          <w:b w:val="0"/>
+          <w:i w:val="0"/>
+          <w:color w:val="0000FF"/>
+          <w:sz w:val="24"/>
+          <w:u w:val="single"/>
+        </w:rPr>
+        <w:t xml:space="preserve"> </w:t>
+      </w:r>
+      <w:r>
+        <w:rPr>
+          <w:rFonts w:ascii="Charis SIL Regular" w:hAnsi="Charis SIL Regular" w:eastAsia="Charis SIL Regular"/>
+          <w:b w:val="0"/>
+          <w:i w:val="0"/>
+          <w:color w:val="0000FF"/>
+          <w:sz w:val="24"/>
+          <w:u w:val="single"/>
+        </w:rPr>
+        <w:hyperlink r:id="rId40" w:history="1">
+          <w:r>
+            <w:rPr>
+              <w:rStyle w:val="Hyperlink"/>
+            </w:rPr>
+            <w:t>African</w:t>
+          </w:r>
+        </w:hyperlink>
+      </w:r>
+      <w:r>
+        <w:rPr>
+          <w:rFonts w:ascii="Charis SIL Regular" w:hAnsi="Charis SIL Regular" w:eastAsia="Charis SIL Regular"/>
+          <w:b w:val="0"/>
+          <w:i w:val="0"/>
+          <w:color w:val="0000FF"/>
+          <w:sz w:val="24"/>
+          <w:u w:val="single"/>
+        </w:rPr>
+        <w:t xml:space="preserve"> </w:t>
+      </w:r>
+      <w:r>
+        <w:rPr>
+          <w:rFonts w:ascii="Charis SIL Regular" w:hAnsi="Charis SIL Regular" w:eastAsia="Charis SIL Regular"/>
+          <w:b w:val="0"/>
+          <w:i w:val="0"/>
+          <w:color w:val="0000FF"/>
+          <w:sz w:val="24"/>
+          <w:u w:val="single"/>
+        </w:rPr>
+        <w:hyperlink r:id="rId40" w:history="1">
+          <w:r>
+            <w:rPr>
+              <w:rStyle w:val="Hyperlink"/>
+            </w:rPr>
+            <w:t>Art</w:t>
+          </w:r>
+        </w:hyperlink>
+      </w:r>
+      <w:r>
+        <w:rPr>
+          <w:rFonts w:ascii="Charis SIL Regular" w:hAnsi="Charis SIL Regular" w:eastAsia="Charis SIL Regular"/>
+          <w:b w:val="0"/>
+          <w:i w:val="0"/>
+          <w:color w:val="000000"/>
+          <w:sz w:val="24"/>
+        </w:rPr>
+        <w:t xml:space="preserve">. In </w:t>
+      </w:r>
+      <w:r>
+        <w:rPr>
+          <w:rFonts w:ascii="Charis SIL Regular" w:hAnsi="Charis SIL Regular" w:eastAsia="Charis SIL Regular"/>
+          <w:b w:val="0"/>
+          <w:i w:val="0"/>
+          <w:color w:val="000000"/>
+          <w:sz w:val="24"/>
+        </w:rPr>
+        <w:t>1927, 1928 en 19</w:t>
+      </w:r>
+      <w:r>
+        <w:rPr>
+          <w:rFonts w:ascii="Charis SIL Regular" w:hAnsi="Charis SIL Regular" w:eastAsia="Charis SIL Regular"/>
+          <w:b w:val="0"/>
+          <w:i w:val="0"/>
+          <w:color w:val="000000"/>
+          <w:sz w:val="24"/>
+        </w:rPr>
+        <w:hyperlink r:id="rId40" w:history="1">
+          <w:r>
+            <w:rPr>
+              <w:rStyle w:val="Hyperlink"/>
+            </w:rPr>
+            <w:t xml:space="preserve">30 </w:t>
+          </w:r>
+        </w:hyperlink>
+      </w:r>
+      <w:r>
+        <w:rPr>
+          <w:rFonts w:ascii="Charis SIL Regular" w:hAnsi="Charis SIL Regular" w:eastAsia="Charis SIL Regular"/>
+          <w:b w:val="0"/>
+          <w:i w:val="0"/>
+          <w:color w:val="0000FF"/>
+          <w:sz w:val="24"/>
+          <w:u w:val="single"/>
+        </w:rPr>
+        <w:hyperlink r:id="rId40" w:history="1">
           <w:r>
             <w:rPr>
               <w:rStyle w:val="Hyperlink"/>
@@ -5796,12 +6101,12 @@
           <w:sz w:val="24"/>
           <w:u w:val="single"/>
         </w:rPr>
-        <w:hyperlink r:id="rId39" w:history="1">
+        <w:hyperlink r:id="rId40" w:history="1">
           <w:r>
             <w:rPr>
               <w:rStyle w:val="Hyperlink"/>
             </w:rPr>
-            <w:t>es</w:t>
+            <w:t>erzamel</w:t>
           </w:r>
         </w:hyperlink>
       </w:r>
@@ -5814,12 +6119,12 @@
           <w:sz w:val="24"/>
           <w:u w:val="single"/>
         </w:rPr>
-        <w:hyperlink r:id="rId39" w:history="1">
+        <w:hyperlink r:id="rId41" w:history="1">
           <w:r>
             <w:rPr>
               <w:rStyle w:val="Hyperlink"/>
             </w:rPr>
-            <w:t>,</w:t>
+            <w:t>d</w:t>
           </w:r>
         </w:hyperlink>
       </w:r>
@@ -5832,464 +6137,7 @@
           <w:sz w:val="24"/>
           <w:u w:val="single"/>
         </w:rPr>
-        <w:t xml:space="preserve"> </w:t>
-      </w:r>
-      <w:r>
-        <w:rPr>
-          <w:rFonts w:ascii="Charis SIL Regular" w:hAnsi="Charis SIL Regular" w:eastAsia="Charis SIL Regular"/>
-          <w:b w:val="0"/>
-          <w:i w:val="0"/>
-          <w:color w:val="0000FF"/>
-          <w:sz w:val="24"/>
-          <w:u w:val="single"/>
-        </w:rPr>
-        <w:hyperlink r:id="rId39" w:history="1">
-          <w:r>
-            <w:rPr>
-              <w:rStyle w:val="Hyperlink"/>
-            </w:rPr>
-            <w:t>Nati</w:t>
-          </w:r>
-        </w:hyperlink>
-      </w:r>
-      <w:r>
-        <w:rPr>
-          <w:rFonts w:ascii="Charis SIL Regular" w:hAnsi="Charis SIL Regular" w:eastAsia="Charis SIL Regular"/>
-          <w:b w:val="0"/>
-          <w:i w:val="0"/>
-          <w:color w:val="0000FF"/>
-          <w:sz w:val="24"/>
-          <w:u w:val="single"/>
-        </w:rPr>
-        <w:hyperlink r:id="rId39" w:history="1">
-          <w:r>
-            <w:rPr>
-              <w:rStyle w:val="Hyperlink"/>
-            </w:rPr>
-            <w:t>o</w:t>
-          </w:r>
-        </w:hyperlink>
-      </w:r>
-      <w:r>
-        <w:rPr>
-          <w:rFonts w:ascii="Charis SIL Regular" w:hAnsi="Charis SIL Regular" w:eastAsia="Charis SIL Regular"/>
-          <w:b w:val="0"/>
-          <w:i w:val="0"/>
-          <w:color w:val="0000FF"/>
-          <w:sz w:val="24"/>
-          <w:u w:val="single"/>
-        </w:rPr>
-        <w:hyperlink r:id="rId39" w:history="1">
-          <w:r>
-            <w:rPr>
-              <w:rStyle w:val="Hyperlink"/>
-            </w:rPr>
-            <w:t>nal</w:t>
-          </w:r>
-        </w:hyperlink>
-      </w:r>
-      <w:r>
-        <w:rPr>
-          <w:rFonts w:ascii="Charis SIL Regular" w:hAnsi="Charis SIL Regular" w:eastAsia="Charis SIL Regular"/>
-          <w:b w:val="0"/>
-          <w:i w:val="0"/>
-          <w:color w:val="0000FF"/>
-          <w:sz w:val="24"/>
-          <w:u w:val="single"/>
-        </w:rPr>
-        <w:t xml:space="preserve"> </w:t>
-      </w:r>
-      <w:r>
-        <w:rPr>
-          <w:rFonts w:ascii="Charis SIL Regular" w:hAnsi="Charis SIL Regular" w:eastAsia="Charis SIL Regular"/>
-          <w:b w:val="0"/>
-          <w:i w:val="0"/>
-          <w:color w:val="0000FF"/>
-          <w:sz w:val="24"/>
-          <w:u w:val="single"/>
-        </w:rPr>
-        <w:hyperlink r:id="rId39" w:history="1">
-          <w:r>
-            <w:rPr>
-              <w:rStyle w:val="Hyperlink"/>
-            </w:rPr>
-            <w:t>Mu</w:t>
-          </w:r>
-        </w:hyperlink>
-      </w:r>
-      <w:r>
-        <w:rPr>
-          <w:rFonts w:ascii="Charis SIL Regular" w:hAnsi="Charis SIL Regular" w:eastAsia="Charis SIL Regular"/>
-          <w:b w:val="0"/>
-          <w:i w:val="0"/>
-          <w:color w:val="0000FF"/>
-          <w:sz w:val="24"/>
-          <w:u w:val="single"/>
-        </w:rPr>
-        <w:hyperlink r:id="rId39" w:history="1">
-          <w:r>
-            <w:rPr>
-              <w:rStyle w:val="Hyperlink"/>
-            </w:rPr>
-            <w:t>s</w:t>
-          </w:r>
-        </w:hyperlink>
-      </w:r>
-      <w:r>
-        <w:rPr>
-          <w:rFonts w:ascii="Charis SIL Regular" w:hAnsi="Charis SIL Regular" w:eastAsia="Charis SIL Regular"/>
-          <w:b w:val="0"/>
-          <w:i w:val="0"/>
-          <w:color w:val="0000FF"/>
-          <w:sz w:val="24"/>
-          <w:u w:val="single"/>
-        </w:rPr>
-        <w:hyperlink r:id="rId39" w:history="1">
-          <w:r>
-            <w:rPr>
-              <w:rStyle w:val="Hyperlink"/>
-            </w:rPr>
-            <w:t>eum</w:t>
-          </w:r>
-        </w:hyperlink>
-      </w:r>
-      <w:r>
-        <w:rPr>
-          <w:rFonts w:ascii="Charis SIL Regular" w:hAnsi="Charis SIL Regular" w:eastAsia="Charis SIL Regular"/>
-          <w:b w:val="0"/>
-          <w:i w:val="0"/>
-          <w:color w:val="0000FF"/>
-          <w:sz w:val="24"/>
-          <w:u w:val="single"/>
-        </w:rPr>
-        <w:t xml:space="preserve"> </w:t>
-      </w:r>
-      <w:r>
-        <w:rPr>
-          <w:rFonts w:ascii="Charis SIL Regular" w:hAnsi="Charis SIL Regular" w:eastAsia="Charis SIL Regular"/>
-          <w:b w:val="0"/>
-          <w:i w:val="0"/>
-          <w:color w:val="0000FF"/>
-          <w:sz w:val="24"/>
-          <w:u w:val="single"/>
-        </w:rPr>
-        <w:hyperlink r:id="rId39" w:history="1">
-          <w:r>
-            <w:rPr>
-              <w:rStyle w:val="Hyperlink"/>
-            </w:rPr>
-            <w:t>of</w:t>
-          </w:r>
-        </w:hyperlink>
-      </w:r>
-      <w:r>
-        <w:rPr>
-          <w:rFonts w:ascii="Charis SIL Regular" w:hAnsi="Charis SIL Regular" w:eastAsia="Charis SIL Regular"/>
-          <w:b w:val="0"/>
-          <w:i w:val="0"/>
-          <w:color w:val="0000FF"/>
-          <w:sz w:val="24"/>
-          <w:u w:val="single"/>
-        </w:rPr>
-        <w:t xml:space="preserve"> </w:t>
-      </w:r>
-      <w:r>
-        <w:rPr>
-          <w:rFonts w:ascii="Charis SIL Regular" w:hAnsi="Charis SIL Regular" w:eastAsia="Charis SIL Regular"/>
-          <w:b w:val="0"/>
-          <w:i w:val="0"/>
-          <w:color w:val="0000FF"/>
-          <w:sz w:val="24"/>
-          <w:u w:val="single"/>
-        </w:rPr>
-        <w:hyperlink r:id="rId39" w:history="1">
-          <w:r>
-            <w:rPr>
-              <w:rStyle w:val="Hyperlink"/>
-            </w:rPr>
-            <w:t>African</w:t>
-          </w:r>
-        </w:hyperlink>
-      </w:r>
-      <w:r>
-        <w:rPr>
-          <w:rFonts w:ascii="Charis SIL Regular" w:hAnsi="Charis SIL Regular" w:eastAsia="Charis SIL Regular"/>
-          <w:b w:val="0"/>
-          <w:i w:val="0"/>
-          <w:color w:val="0000FF"/>
-          <w:sz w:val="24"/>
-          <w:u w:val="single"/>
-        </w:rPr>
-        <w:t xml:space="preserve"> </w:t>
-      </w:r>
-      <w:r>
-        <w:rPr>
-          <w:rFonts w:ascii="Charis SIL Regular" w:hAnsi="Charis SIL Regular" w:eastAsia="Charis SIL Regular"/>
-          <w:b w:val="0"/>
-          <w:i w:val="0"/>
-          <w:color w:val="0000FF"/>
-          <w:sz w:val="24"/>
-          <w:u w:val="single"/>
-        </w:rPr>
-        <w:hyperlink r:id="rId39" w:history="1">
-          <w:r>
-            <w:rPr>
-              <w:rStyle w:val="Hyperlink"/>
-            </w:rPr>
-            <w:t>Art</w:t>
-          </w:r>
-        </w:hyperlink>
-      </w:r>
-      <w:r>
-        <w:rPr>
-          <w:rFonts w:ascii="Charis SIL Regular" w:hAnsi="Charis SIL Regular" w:eastAsia="Charis SIL Regular"/>
-          <w:b w:val="0"/>
-          <w:i w:val="0"/>
-          <w:color w:val="000000"/>
-          <w:sz w:val="24"/>
-        </w:rPr>
-        <w:t xml:space="preserve">. In 1927, 1928 </w:t>
-      </w:r>
-      <w:r>
-        <w:rPr>
-          <w:rFonts w:ascii="Charis SIL Regular" w:hAnsi="Charis SIL Regular" w:eastAsia="Charis SIL Regular"/>
-          <w:b w:val="0"/>
-          <w:i w:val="0"/>
-          <w:color w:val="000000"/>
-          <w:sz w:val="24"/>
-        </w:rPr>
-        <w:t>en 193</w:t>
-      </w:r>
-      <w:r>
-        <w:rPr>
-          <w:u w:val="single" w:color="0000ff"/>
-          <w:rFonts w:ascii="Charis SIL Regular" w:hAnsi="Charis SIL Regular" w:eastAsia="Charis SIL Regular"/>
-          <w:b w:val="0"/>
-          <w:i w:val="0"/>
-          <w:color w:val="000000"/>
-          <w:sz w:val="24"/>
-        </w:rPr>
-        <w:t xml:space="preserve">0 </w:t>
-      </w:r>
-      <w:r>
-        <w:rPr>
-          <w:rFonts w:ascii="Charis SIL Regular" w:hAnsi="Charis SIL Regular" w:eastAsia="Charis SIL Regular"/>
-          <w:b w:val="0"/>
-          <w:i w:val="0"/>
-          <w:color w:val="0000FF"/>
-          <w:sz w:val="24"/>
-          <w:u w:val="single"/>
-        </w:rPr>
-        <w:hyperlink r:id="rId39" w:history="1">
-          <w:r>
-            <w:rPr>
-              <w:rStyle w:val="Hyperlink"/>
-            </w:rPr>
-            <w:t>ver</w:t>
-          </w:r>
-        </w:hyperlink>
-      </w:r>
-      <w:r>
-        <w:rPr>
-          <w:rFonts w:ascii="Charis SIL Regular" w:hAnsi="Charis SIL Regular" w:eastAsia="Charis SIL Regular"/>
-          <w:b w:val="0"/>
-          <w:i w:val="0"/>
-          <w:color w:val="0000FF"/>
-          <w:sz w:val="24"/>
-          <w:u w:val="single"/>
-        </w:rPr>
-        <w:hyperlink r:id="rId39" w:history="1">
-          <w:r>
-            <w:rPr>
-              <w:rStyle w:val="Hyperlink"/>
-            </w:rPr>
-            <w:t>z</w:t>
-          </w:r>
-        </w:hyperlink>
-      </w:r>
-      <w:r>
-        <w:rPr>
-          <w:rFonts w:ascii="Charis SIL Regular" w:hAnsi="Charis SIL Regular" w:eastAsia="Charis SIL Regular"/>
-          <w:b w:val="0"/>
-          <w:i w:val="0"/>
-          <w:color w:val="0000FF"/>
-          <w:sz w:val="24"/>
-          <w:u w:val="single"/>
-        </w:rPr>
-        <w:hyperlink r:id="rId39" w:history="1">
-          <w:r>
-            <w:rPr>
-              <w:rStyle w:val="Hyperlink"/>
-            </w:rPr>
-            <w:t>amelde</w:t>
-          </w:r>
-        </w:hyperlink>
-      </w:r>
-      <w:r>
-        <w:rPr>
-          <w:u w:val="single" w:color="0000ff"/>
-          <w:rFonts w:ascii="Charis SIL Regular" w:hAnsi="Charis SIL Regular" w:eastAsia="Charis SIL Regular"/>
-          <w:b w:val="0"/>
-          <w:i w:val="0"/>
-          <w:color w:val="000000"/>
-          <w:sz w:val="24"/>
-        </w:rPr>
-        <w:t xml:space="preserve"> </w:t>
-      </w:r>
-      <w:r>
-        <w:rPr>
-          <w:u w:val="single" w:color="0000ff"/>
-          <w:rFonts w:ascii="Charis SIL Regular" w:hAnsi="Charis SIL Regular" w:eastAsia="Charis SIL Regular"/>
-          <w:b w:val="0"/>
-          <w:i w:val="0"/>
-          <w:color w:val="000000"/>
-          <w:sz w:val="24"/>
-        </w:rPr>
-        <w:hyperlink r:id="rId39" w:history="1">
-          <w:r>
-            <w:rPr>
-              <w:rStyle w:val="Hyperlink"/>
-            </w:rPr>
-            <w:t>de Amerikaan</w:t>
-          </w:r>
-        </w:hyperlink>
-      </w:r>
-      <w:r>
-        <w:rPr>
-          <w:u w:val="single" w:color="0000ff"/>
-          <w:rFonts w:ascii="Charis SIL Regular" w:hAnsi="Charis SIL Regular" w:eastAsia="Charis SIL Regular"/>
-          <w:b w:val="0"/>
-          <w:i w:val="0"/>
-          <w:color w:val="000000"/>
-          <w:sz w:val="24"/>
-        </w:rPr>
-        <w:hyperlink r:id="rId39" w:history="1">
-          <w:r>
-            <w:rPr>
-              <w:rStyle w:val="Hyperlink"/>
-            </w:rPr>
-            <w:t>s</w:t>
-          </w:r>
-        </w:hyperlink>
-      </w:r>
-      <w:r>
-        <w:rPr>
-          <w:u w:val="single" w:color="0000ff"/>
-          <w:rFonts w:ascii="Charis SIL Regular" w:hAnsi="Charis SIL Regular" w:eastAsia="Charis SIL Regular"/>
-          <w:b w:val="0"/>
-          <w:i w:val="0"/>
-          <w:color w:val="000000"/>
-          <w:sz w:val="24"/>
-        </w:rPr>
-        <w:hyperlink r:id="rId39" w:history="1">
-          <w:r>
-            <w:rPr>
-              <w:rStyle w:val="Hyperlink"/>
-            </w:rPr>
-            <w:t>e arts Mo</w:t>
-          </w:r>
-        </w:hyperlink>
-      </w:r>
-      <w:r>
-        <w:rPr>
-          <w:u w:val="single" w:color="0000ff"/>
-          <w:rFonts w:ascii="Charis SIL Regular" w:hAnsi="Charis SIL Regular" w:eastAsia="Charis SIL Regular"/>
-          <w:b w:val="0"/>
-          <w:i w:val="0"/>
-          <w:color w:val="000000"/>
-          <w:sz w:val="24"/>
-        </w:rPr>
-        <w:hyperlink r:id="rId39" w:history="1">
-          <w:r>
-            <w:rPr>
-              <w:rStyle w:val="Hyperlink"/>
-            </w:rPr>
-            <w:t>rton Kah</w:t>
-          </w:r>
-        </w:hyperlink>
-      </w:r>
-      <w:r>
-        <w:rPr>
-          <w:u w:val="single" w:color="0000ff"/>
-          <w:rFonts w:ascii="Charis SIL Regular" w:hAnsi="Charis SIL Regular" w:eastAsia="Charis SIL Regular"/>
-          <w:b w:val="0"/>
-          <w:i w:val="0"/>
-          <w:color w:val="000000"/>
-          <w:sz w:val="24"/>
-        </w:rPr>
-        <w:hyperlink r:id="rId39" w:history="1">
-          <w:r>
-            <w:rPr>
-              <w:rStyle w:val="Hyperlink"/>
-            </w:rPr>
-            <w:t>n</w:t>
-          </w:r>
-        </w:hyperlink>
-      </w:r>
-      <w:r>
-        <w:rPr>
-          <w:u w:val="single" w:color="0000ff"/>
-          <w:rFonts w:ascii="Charis SIL Regular" w:hAnsi="Charis SIL Regular" w:eastAsia="Charis SIL Regular"/>
-          <w:b w:val="0"/>
-          <w:i w:val="0"/>
-          <w:color w:val="000000"/>
-          <w:sz w:val="24"/>
-        </w:rPr>
-        <w:hyperlink r:id="rId39" w:history="1">
-          <w:r>
-            <w:rPr>
-              <w:rStyle w:val="Hyperlink"/>
-            </w:rPr>
-            <w:t xml:space="preserve"> voorwe</w:t>
-          </w:r>
-        </w:hyperlink>
-      </w:r>
-      <w:r>
-        <w:rPr>
-          <w:u w:val="single" w:color="0000ff"/>
-          <w:rFonts w:ascii="Charis SIL Regular" w:hAnsi="Charis SIL Regular" w:eastAsia="Charis SIL Regular"/>
-          <w:b w:val="0"/>
-          <w:i w:val="0"/>
-          <w:color w:val="000000"/>
-          <w:sz w:val="24"/>
-        </w:rPr>
-        <w:hyperlink r:id="rId39" w:history="1">
-          <w:r>
-            <w:rPr>
-              <w:rStyle w:val="Hyperlink"/>
-            </w:rPr>
-            <w:t>r</w:t>
-          </w:r>
-        </w:hyperlink>
-      </w:r>
-      <w:r>
-        <w:rPr>
-          <w:u w:val="single" w:color="0000ff"/>
-          <w:rFonts w:ascii="Charis SIL Regular" w:hAnsi="Charis SIL Regular" w:eastAsia="Charis SIL Regular"/>
-          <w:b w:val="0"/>
-          <w:i w:val="0"/>
-          <w:color w:val="000000"/>
-          <w:sz w:val="24"/>
-        </w:rPr>
-        <w:hyperlink r:id="rId39" w:history="1">
-          <w:r>
-            <w:rPr>
-              <w:rStyle w:val="Hyperlink"/>
-            </w:rPr>
-            <w:t>p</w:t>
-          </w:r>
-        </w:hyperlink>
-      </w:r>
-      <w:r>
-        <w:rPr>
-          <w:u w:val="single" w:color="0000ff"/>
-          <w:rFonts w:ascii="Charis SIL Regular" w:hAnsi="Charis SIL Regular" w:eastAsia="Charis SIL Regular"/>
-          <w:b w:val="0"/>
-          <w:i w:val="0"/>
-          <w:color w:val="000000"/>
-          <w:sz w:val="24"/>
-        </w:rPr>
-        <w:hyperlink r:id="rId39" w:history="1">
+        <w:hyperlink r:id="rId41" w:history="1">
           <w:r>
             <w:rPr>
               <w:rStyle w:val="Hyperlink"/>
@@ -6300,77 +6148,13 @@
       </w:r>
       <w:r>
         <w:rPr>
-          <w:u w:val="single" w:color="0000ff"/>
-          <w:rFonts w:ascii="Charis SIL Regular" w:hAnsi="Charis SIL Regular" w:eastAsia="Charis SIL Regular"/>
-          <w:b w:val="0"/>
-          <w:i w:val="0"/>
-          <w:color w:val="000000"/>
-          <w:sz w:val="24"/>
-        </w:rPr>
-        <w:hyperlink r:id="rId39" w:history="1">
-          <w:r>
-            <w:rPr>
-              <w:rStyle w:val="Hyperlink"/>
-            </w:rPr>
-            <w:t xml:space="preserve">n voor </w:t>
-          </w:r>
-        </w:hyperlink>
-      </w:r>
-      <w:r>
-        <w:rPr>
-          <w:u w:val="single" w:color="0000ff"/>
-          <w:rFonts w:ascii="Charis SIL Regular" w:hAnsi="Charis SIL Regular" w:eastAsia="Charis SIL Regular"/>
-          <w:b w:val="0"/>
-          <w:i w:val="0"/>
-          <w:color w:val="000000"/>
-          <w:sz w:val="24"/>
-        </w:rPr>
-        <w:hyperlink r:id="rId39" w:history="1">
-          <w:r>
-            <w:rPr>
-              <w:rStyle w:val="Hyperlink"/>
-            </w:rPr>
-            <w:t>h</w:t>
-          </w:r>
-        </w:hyperlink>
-      </w:r>
-      <w:r>
-        <w:rPr>
-          <w:u w:val="single" w:color="0000ff"/>
-          <w:rFonts w:ascii="Charis SIL Regular" w:hAnsi="Charis SIL Regular" w:eastAsia="Charis SIL Regular"/>
-          <w:b w:val="0"/>
-          <w:i w:val="0"/>
-          <w:color w:val="000000"/>
-          <w:sz w:val="24"/>
-        </w:rPr>
-        <w:hyperlink r:id="rId39" w:history="1">
-          <w:r>
-            <w:rPr>
-              <w:rStyle w:val="Hyperlink"/>
-            </w:rPr>
-            <w:t xml:space="preserve">et </w:t>
-          </w:r>
-        </w:hyperlink>
-      </w:r>
-      <w:r>
-        <w:rPr>
-          <w:rFonts w:ascii="Charis SIL Regular" w:hAnsi="Charis SIL Regular" w:eastAsia="Charis SIL Regular"/>
-          <w:b w:val="0"/>
-          <w:i w:val="0"/>
-          <w:color w:val="000000"/>
-          <w:sz w:val="24"/>
-        </w:rPr>
-        <w:t xml:space="preserve">American </w:t>
-      </w:r>
-      <w:r>
-        <w:rPr>
-          <w:rFonts w:ascii="Charis SIL Regular" w:hAnsi="Charis SIL Regular" w:eastAsia="Charis SIL Regular"/>
-          <w:b w:val="0"/>
-          <w:i w:val="0"/>
-          <w:color w:val="000000"/>
-          <w:sz w:val="24"/>
-        </w:rPr>
-        <w:t>Museum</w:t>
+          <w:rFonts w:ascii="Charis SIL Regular" w:hAnsi="Charis SIL Regular" w:eastAsia="Charis SIL Regular"/>
+          <w:b w:val="0"/>
+          <w:i w:val="0"/>
+          <w:color w:val="000000"/>
+          <w:sz w:val="24"/>
+        </w:rPr>
+        <w:t xml:space="preserve"> de Amerikaanse arts Morton Kahn voorwerpen voo</w:t>
       </w:r>
       <w:r>
         <w:rPr>
@@ -6386,7 +6170,7 @@
             <w:rPr>
               <w:rStyle w:val="Hyperlink"/>
             </w:rPr>
-            <w:t xml:space="preserve"> of Natural </w:t>
+            <w:t>r h</w:t>
           </w:r>
         </w:hyperlink>
       </w:r>
@@ -6398,7 +6182,45 @@
           <w:color w:val="000000"/>
           <w:sz w:val="24"/>
         </w:rPr>
-        <w:t xml:space="preserve">History, waar deze zich </w:t>
+        <w:t xml:space="preserve">et </w:t>
+      </w:r>
+      <w:r>
+        <w:rPr>
+          <w:rFonts w:ascii="Charis SIL Regular" w:hAnsi="Charis SIL Regular" w:eastAsia="Charis SIL Regular"/>
+          <w:b w:val="0"/>
+          <w:i w:val="0"/>
+          <w:color w:val="000000"/>
+          <w:sz w:val="24"/>
+        </w:rPr>
+        <w:t>American Museum o</w:t>
+      </w:r>
+      <w:r>
+        <w:rPr>
+          <w:u w:val="single" w:color="0000ff"/>
+          <w:rFonts w:ascii="Charis SIL Regular" w:hAnsi="Charis SIL Regular" w:eastAsia="Charis SIL Regular"/>
+          <w:b w:val="0"/>
+          <w:i w:val="0"/>
+          <w:color w:val="000000"/>
+          <w:sz w:val="24"/>
+        </w:rPr>
+        <w:hyperlink r:id="rId41" w:history="1">
+          <w:r>
+            <w:rPr>
+              <w:rStyle w:val="Hyperlink"/>
+            </w:rPr>
+            <w:t>f Natural Hi</w:t>
+          </w:r>
+        </w:hyperlink>
+      </w:r>
+      <w:r>
+        <w:rPr>
+          <w:rFonts w:ascii="Charis SIL Regular" w:hAnsi="Charis SIL Regular" w:eastAsia="Charis SIL Regular"/>
+          <w:b w:val="0"/>
+          <w:i w:val="0"/>
+          <w:color w:val="000000"/>
+          <w:sz w:val="24"/>
+        </w:rPr>
+        <w:t xml:space="preserve">story, waar deze zich </w:t>
       </w:r>
       <w:r>
         <w:rPr>
@@ -6409,7 +6231,7 @@
           <w:sz w:val="24"/>
           <w:u w:val="single"/>
         </w:rPr>
-        <w:hyperlink r:id="rId41" w:history="1">
+        <w:hyperlink r:id="rId42" w:history="1">
           <w:r>
             <w:rPr>
               <w:rStyle w:val="Hyperlink"/>
@@ -6438,7 +6260,7 @@
           <w:sz w:val="24"/>
           <w:u w:val="single"/>
         </w:rPr>
-        <w:hyperlink r:id="rId41" w:history="1">
+        <w:hyperlink r:id="rId42" w:history="1">
           <w:r>
             <w:rPr>
               <w:rStyle w:val="Hyperlink"/>
@@ -6467,7 +6289,7 @@
           <w:sz w:val="24"/>
           <w:u w:val="single"/>
         </w:rPr>
-        <w:hyperlink r:id="rId41" w:history="1">
+        <w:hyperlink r:id="rId42" w:history="1">
           <w:r>
             <w:rPr>
               <w:rStyle w:val="Hyperlink"/>
@@ -6484,127 +6306,7 @@
           <w:color w:val="000000"/>
           <w:sz w:val="24"/>
         </w:rPr>
-        <w:t xml:space="preserve">. In 1934 [verzamelde] </w:t>
-      </w:r>
-      <w:r>
-        <w:rPr>
-          <w:rFonts w:ascii="Charis SIL Regular" w:hAnsi="Charis SIL Regular" w:eastAsia="Charis SIL Regular"/>
-          <w:b w:val="0"/>
-          <w:i w:val="0"/>
-          <w:color w:val="000000"/>
-          <w:sz w:val="24"/>
-        </w:rPr>
-        <w:t>(https://collections.quaibranly.fr/?state={"</w:t>
-      </w:r>
-      <w:r>
-        <w:rPr>
-          <w:u w:val="single" w:color="0000ff"/>
-          <w:rFonts w:ascii="Charis SIL Regular" w:hAnsi="Charis SIL Regular" w:eastAsia="Charis SIL Regular"/>
-          <w:b w:val="0"/>
-          <w:i w:val="0"/>
-          <w:color w:val="000000"/>
-          <w:sz w:val="24"/>
-        </w:rPr>
-        <w:hyperlink r:id="rId41" w:history="1">
-          <w:r>
-            <w:rPr>
-              <w:rStyle w:val="Hyperlink"/>
-            </w:rPr>
-            <w:t>mat</w:t>
-          </w:r>
-        </w:hyperlink>
-      </w:r>
-      <w:r>
-        <w:rPr>
-          <w:u w:val="single" w:color="0000ff"/>
-          <w:rFonts w:ascii="Charis SIL Regular" w:hAnsi="Charis SIL Regular" w:eastAsia="Charis SIL Regular"/>
-          <w:b w:val="0"/>
-          <w:i w:val="0"/>
-          <w:color w:val="000000"/>
-          <w:sz w:val="24"/>
-        </w:rPr>
-        <w:hyperlink r:id="rId41" w:history="1">
-          <w:r>
-            <w:rPr>
-              <w:rStyle w:val="Hyperlink"/>
-            </w:rPr>
-            <w:t>c</w:t>
-          </w:r>
-        </w:hyperlink>
-      </w:r>
-      <w:r>
-        <w:rPr>
-          <w:u w:val="single" w:color="0000ff"/>
-          <w:rFonts w:ascii="Charis SIL Regular" w:hAnsi="Charis SIL Regular" w:eastAsia="Charis SIL Regular"/>
-          <w:b w:val="0"/>
-          <w:i w:val="0"/>
-          <w:color w:val="000000"/>
-          <w:sz w:val="24"/>
-        </w:rPr>
-        <w:hyperlink r:id="rId41" w:history="1">
-          <w:r>
-            <w:rPr>
-              <w:rStyle w:val="Hyperlink"/>
-            </w:rPr>
-            <w:t>hAllC</w:t>
-          </w:r>
-        </w:hyperlink>
-      </w:r>
-      <w:r>
-        <w:rPr>
-          <w:u w:val="single" w:color="0000ff"/>
-          <w:rFonts w:ascii="Charis SIL Regular" w:hAnsi="Charis SIL Regular" w:eastAsia="Charis SIL Regular"/>
-          <w:b w:val="0"/>
-          <w:i w:val="0"/>
-          <w:color w:val="000000"/>
-          <w:sz w:val="24"/>
-        </w:rPr>
-        <w:hyperlink r:id="rId41" w:history="1">
-          <w:r>
-            <w:rPr>
-              <w:rStyle w:val="Hyperlink"/>
-            </w:rPr>
-            <w:t>r</w:t>
-          </w:r>
-        </w:hyperlink>
-      </w:r>
-      <w:r>
-        <w:rPr>
-          <w:u w:val="single" w:color="0000ff"/>
-          <w:rFonts w:ascii="Charis SIL Regular" w:hAnsi="Charis SIL Regular" w:eastAsia="Charis SIL Regular"/>
-          <w:b w:val="0"/>
-          <w:i w:val="0"/>
-          <w:color w:val="000000"/>
-          <w:sz w:val="24"/>
-        </w:rPr>
-        <w:hyperlink r:id="rId41" w:history="1">
-          <w:r>
-            <w:rPr>
-              <w:rStyle w:val="Hyperlink"/>
-            </w:rPr>
-            <w:t>iteria":tru</w:t>
-          </w:r>
-        </w:hyperlink>
-      </w:r>
-      <w:r>
-        <w:rPr>
-          <w:rFonts w:ascii="Charis SIL Regular" w:hAnsi="Charis SIL Regular" w:eastAsia="Charis SIL Regular"/>
-          <w:b w:val="0"/>
-          <w:i w:val="0"/>
-          <w:color w:val="000000"/>
-          <w:sz w:val="24"/>
-        </w:rPr>
-        <w:t xml:space="preserve">e,"customSearchCriteria": </w:t>
-      </w:r>
-      <w:r>
-        <w:rPr>
-          <w:rFonts w:ascii="Charis SIL Regular" w:hAnsi="Charis SIL Regular" w:eastAsia="Charis SIL Regular"/>
-          <w:b w:val="0"/>
-          <w:i w:val="0"/>
-          <w:color w:val="000000"/>
-          <w:sz w:val="24"/>
-        </w:rPr>
-        <w:t xml:space="preserve">[{"field":"/Record/ConX/AlphaSortConX,/Record/ConXother/ </w:t>
+        <w:t xml:space="preserve">. In 1934 </w:t>
       </w:r>
       <w:r>
         <w:br/>
@@ -6617,7 +6319,27 @@
           <w:color w:val="000000"/>
           <w:sz w:val="24"/>
         </w:rPr>
-        <w:t>AlphaSort","fieldLabel":"","searchValues":["[Damas, Léon-</w:t>
+        <w:t>[verzamelde](https://collections.quaibranly.fr/?</w:t>
+      </w:r>
+    </w:p>
+    <w:p>
+      <w:pPr>
+        <w:autoSpaceDN w:val="0"/>
+        <w:autoSpaceDE w:val="0"/>
+        <w:widowControl/>
+        <w:spacing w:line="288" w:lineRule="exact" w:before="66" w:after="0"/>
+        <w:ind w:left="0" w:right="0" w:firstLine="0"/>
+        <w:jc w:val="left"/>
+      </w:pPr>
+      <w:r>
+        <w:rPr>
+          <w:rFonts w:ascii="Charis SIL Regular" w:hAnsi="Charis SIL Regular" w:eastAsia="Charis SIL Regular"/>
+          <w:b w:val="0"/>
+          <w:i w:val="0"/>
+          <w:color w:val="000000"/>
+          <w:sz w:val="24"/>
+        </w:rPr>
+        <w:t xml:space="preserve">state={"matchAllCriteria":true,"customSearchCriteria":[{"field":"/Record/ConX/ </w:t>
       </w:r>
       <w:r>
         <w:br/>
@@ -6630,6 +6352,16 @@
           <w:color w:val="000000"/>
           <w:sz w:val="24"/>
         </w:rPr>
+        <w:t>AlphaSortConX,/Record/ConXother/AlphaSort","fieldLabel":"","searchValues":["[Damas, Léon-</w:t>
+      </w:r>
+      <w:r>
+        <w:rPr>
+          <w:rFonts w:ascii="Charis SIL Regular" w:hAnsi="Charis SIL Regular" w:eastAsia="Charis SIL Regular"/>
+          <w:b w:val="0"/>
+          <w:i w:val="0"/>
+          <w:color w:val="000000"/>
+          <w:sz w:val="24"/>
+        </w:rPr>
         <w:t xml:space="preserve">Gontran]"],"description":"Personne(s) : Damas, Léon-Gontran"}]}) Leon-Gontran Damas, een </w:t>
       </w:r>
       <w:r>
@@ -6701,6 +6433,9 @@
           <w:sz w:val="24"/>
         </w:rPr>
         <w:t xml:space="preserve"> in opdracht van zijn </w:t>
+      </w:r>
+      <w:r>
+        <w:br/>
       </w:r>
       <w:r>
         <w:rPr>
@@ -6974,7 +6709,7 @@
         <w:autoSpaceDN w:val="0"/>
         <w:autoSpaceDE w:val="0"/>
         <w:widowControl/>
-        <w:spacing w:line="352" w:lineRule="exact" w:before="176" w:after="0"/>
+        <w:spacing w:line="354" w:lineRule="exact" w:before="174" w:after="0"/>
         <w:ind w:left="0" w:right="0" w:firstLine="0"/>
         <w:jc w:val="left"/>
       </w:pPr>
@@ -6987,36 +6722,6 @@
           <w:sz w:val="24"/>
         </w:rPr>
         <w:t>Wat is de herkomst van de serie RV-2452? Legaat uit 1940? Is van Appolonius Reynvaan!</w:t>
-      </w:r>
-    </w:p>
-    <w:p>
-      <w:pPr>
-        <w:autoSpaceDN w:val="0"/>
-        <w:autoSpaceDE w:val="0"/>
-        <w:widowControl/>
-        <w:spacing w:line="288" w:lineRule="exact" w:before="240" w:after="0"/>
-        <w:ind w:left="0" w:right="0" w:firstLine="0"/>
-        <w:jc w:val="left"/>
-      </w:pPr>
-      <w:r>
-        <w:rPr>
-          <w:rFonts w:ascii="Charis SIL Regular" w:hAnsi="Charis SIL Regular" w:eastAsia="Charis SIL Regular"/>
-          <w:b w:val="0"/>
-          <w:i w:val="0"/>
-          <w:color w:val="000000"/>
-          <w:sz w:val="24"/>
-        </w:rPr>
-        <w:t xml:space="preserve">RV-2777 schenking van mw. Prof. Martin. Serie met inheemse en marronobjecten, gedoneerd </w:t>
-      </w:r>
-      <w:r>
-        <w:rPr>
-          <w:rFonts w:ascii="Charis SIL Regular" w:hAnsi="Charis SIL Regular" w:eastAsia="Charis SIL Regular"/>
-          <w:b w:val="0"/>
-          <w:i w:val="0"/>
-          <w:color w:val="000000"/>
-          <w:sz w:val="24"/>
-        </w:rPr>
-        <w:t>in 1949</w:t>
       </w:r>
     </w:p>
     <w:p>
@@ -7054,7 +6759,7 @@
         <w:autoSpaceDN w:val="0"/>
         <w:autoSpaceDE w:val="0"/>
         <w:widowControl/>
-        <w:spacing w:line="352" w:lineRule="exact" w:before="176" w:after="0"/>
+        <w:spacing w:line="354" w:lineRule="exact" w:before="174" w:after="0"/>
         <w:ind w:left="0" w:right="0" w:firstLine="0"/>
         <w:jc w:val="left"/>
       </w:pPr>
@@ -7074,7 +6779,7 @@
         <w:autoSpaceDN w:val="0"/>
         <w:autoSpaceDE w:val="0"/>
         <w:widowControl/>
-        <w:spacing w:line="352" w:lineRule="exact" w:before="176" w:after="0"/>
+        <w:spacing w:line="354" w:lineRule="exact" w:before="174" w:after="0"/>
         <w:ind w:left="0" w:right="0" w:firstLine="0"/>
         <w:jc w:val="left"/>
       </w:pPr>
@@ -7094,7 +6799,7 @@
         <w:autoSpaceDN w:val="0"/>
         <w:autoSpaceDE w:val="0"/>
         <w:widowControl/>
-        <w:spacing w:line="352" w:lineRule="exact" w:before="176" w:after="0"/>
+        <w:spacing w:line="354" w:lineRule="exact" w:before="174" w:after="0"/>
         <w:ind w:left="0" w:right="0" w:firstLine="0"/>
         <w:jc w:val="left"/>
       </w:pPr>
@@ -7113,7 +6818,7 @@
       <w:pPr>
         <w:sectPr>
           <w:pgSz w:w="11900" w:h="16840"/>
-          <w:pgMar w:top="324" w:right="948" w:bottom="504" w:left="960" w:header="720" w:footer="720" w:gutter="0"/>
+          <w:pgMar w:top="324" w:right="948" w:bottom="464" w:left="960" w:header="720" w:footer="720" w:gutter="0"/>
           <w:cols/>
           <w:docGrid w:linePitch="360"/>
         </w:sectPr>
@@ -7316,7 +7021,7 @@
           <w:sz w:val="24"/>
           <w:u w:val="single"/>
         </w:rPr>
-        <w:hyperlink r:id="rId32" w:history="1">
+        <w:hyperlink r:id="rId33" w:history="1">
           <w:r>
             <w:rPr>
               <w:rStyle w:val="Hyperlink"/>
@@ -7345,7 +7050,7 @@
           <w:sz w:val="24"/>
           <w:u w:val="single"/>
         </w:rPr>
-        <w:hyperlink r:id="rId32" w:history="1">
+        <w:hyperlink r:id="rId33" w:history="1">
           <w:r>
             <w:rPr>
               <w:rStyle w:val="Hyperlink"/>
@@ -7374,7 +7079,7 @@
           <w:sz w:val="24"/>
           <w:u w:val="single"/>
         </w:rPr>
-        <w:hyperlink r:id="rId32" w:history="1">
+        <w:hyperlink r:id="rId33" w:history="1">
           <w:r>
             <w:rPr>
               <w:rStyle w:val="Hyperlink"/>
@@ -7462,7 +7167,7 @@
           <w:sz w:val="24"/>
           <w:u w:val="single"/>
         </w:rPr>
-        <w:hyperlink r:id="rId33" w:history="1">
+        <w:hyperlink r:id="rId34" w:history="1">
           <w:r>
             <w:rPr>
               <w:rStyle w:val="Hyperlink"/>
@@ -7491,7 +7196,7 @@
           <w:sz w:val="24"/>
           <w:u w:val="single"/>
         </w:rPr>
-        <w:hyperlink r:id="rId33" w:history="1">
+        <w:hyperlink r:id="rId34" w:history="1">
           <w:r>
             <w:rPr>
               <w:rStyle w:val="Hyperlink"/>
@@ -7520,7 +7225,7 @@
           <w:sz w:val="24"/>
           <w:u w:val="single"/>
         </w:rPr>
-        <w:hyperlink r:id="rId33" w:history="1">
+        <w:hyperlink r:id="rId34" w:history="1">
           <w:r>
             <w:rPr>
               <w:rStyle w:val="Hyperlink"/>
@@ -7549,7 +7254,7 @@
           <w:sz w:val="24"/>
           <w:u w:val="single"/>
         </w:rPr>
-        <w:hyperlink r:id="rId33" w:history="1">
+        <w:hyperlink r:id="rId34" w:history="1">
           <w:r>
             <w:rPr>
               <w:rStyle w:val="Hyperlink"/>
@@ -7677,7 +7382,7 @@
           <w:sz w:val="24"/>
           <w:u w:val="single"/>
         </w:rPr>
-        <w:hyperlink r:id="rId42" w:history="1">
+        <w:hyperlink r:id="rId43" w:history="1">
           <w:r>
             <w:rPr>
               <w:rStyle w:val="Hyperlink"/>
@@ -7706,7 +7411,7 @@
           <w:sz w:val="24"/>
           <w:u w:val="single"/>
         </w:rPr>
-        <w:hyperlink r:id="rId42" w:history="1">
+        <w:hyperlink r:id="rId43" w:history="1">
           <w:r>
             <w:rPr>
               <w:rStyle w:val="Hyperlink"/>
@@ -7735,7 +7440,7 @@
           <w:sz w:val="24"/>
           <w:u w:val="single"/>
         </w:rPr>
-        <w:hyperlink r:id="rId42" w:history="1">
+        <w:hyperlink r:id="rId43" w:history="1">
           <w:r>
             <w:rPr>
               <w:rStyle w:val="Hyperlink"/>
@@ -8157,7 +7862,18 @@
           <w:color w:val="000000"/>
           <w:sz w:val="24"/>
         </w:rPr>
-        <w:t xml:space="preserve">, apotheker </w:t>
+        <w:t>, apot</w:t>
+      </w:r>
+      <w:r>
+        <w:rPr>
+          <w:u w:val="single" w:color="0000ff"/>
+          <w:rFonts w:ascii="Charis SIL Regular" w:hAnsi="Charis SIL Regular" w:eastAsia="Charis SIL Regular"/>
+          <w:b w:val="0"/>
+          <w:i w:val="0"/>
+          <w:color w:val="000000"/>
+          <w:sz w:val="24"/>
+        </w:rPr>
+        <w:t xml:space="preserve">heker </w:t>
       </w:r>
       <w:r>
         <w:rPr>
@@ -8166,27 +7882,19 @@
           <w:i w:val="0"/>
           <w:color w:val="0000FF"/>
           <w:sz w:val="24"/>
+        </w:rPr>
+        <w:t>He</w:t>
+      </w:r>
+      <w:r>
+        <w:rPr>
+          <w:rFonts w:ascii="Charis SIL Regular" w:hAnsi="Charis SIL Regular" w:eastAsia="Charis SIL Regular"/>
+          <w:b w:val="0"/>
+          <w:i w:val="0"/>
+          <w:color w:val="0000FF"/>
+          <w:sz w:val="24"/>
           <w:u w:val="single"/>
         </w:rPr>
-        <w:hyperlink r:id="rId14" w:history="1">
-          <w:r>
-            <w:rPr>
-              <w:rStyle w:val="Hyperlink"/>
-            </w:rPr>
-            <w:t>He</w:t>
-          </w:r>
-        </w:hyperlink>
-      </w:r>
-      <w:r>
-        <w:rPr>
-          <w:rFonts w:ascii="Charis SIL Regular" w:hAnsi="Charis SIL Regular" w:eastAsia="Charis SIL Regular"/>
-          <w:b w:val="0"/>
-          <w:i w:val="0"/>
-          <w:color w:val="0000FF"/>
-          <w:sz w:val="24"/>
-          <w:u w:val="single"/>
-        </w:rPr>
-        <w:hyperlink r:id="rId14" w:history="1">
+        <w:hyperlink r:id="rId11" w:history="1">
           <w:r>
             <w:rPr>
               <w:rStyle w:val="Hyperlink"/>
@@ -8355,7 +8063,7 @@
           <w:sz w:val="24"/>
           <w:u w:val="single"/>
         </w:rPr>
-        <w:hyperlink r:id="rId15" w:history="1">
+        <w:hyperlink r:id="rId14" w:history="1">
           <w:r>
             <w:rPr>
               <w:rStyle w:val="Hyperlink"/>
@@ -8390,35 +8098,7 @@
           <w:color w:val="000000"/>
           <w:sz w:val="24"/>
         </w:rPr>
-        <w:t>. Lammens was schoonzoon en bewonderaar van Gerrit Schoute</w:t>
-      </w:r>
-      <w:r>
-        <w:rPr>
-          <w:u w:val="single" w:color="0000ff"/>
-          <w:rFonts w:ascii="Charis SIL Regular" w:hAnsi="Charis SIL Regular" w:eastAsia="Charis SIL Regular"/>
-          <w:b w:val="0"/>
-          <w:i w:val="0"/>
-          <w:color w:val="000000"/>
-          <w:sz w:val="24"/>
-        </w:rPr>
-        <w:hyperlink r:id="rId15" w:history="1">
-          <w:r>
-            <w:rPr>
-              <w:rStyle w:val="Hyperlink"/>
-            </w:rPr>
-            <w:t>n en wa</w:t>
-          </w:r>
-        </w:hyperlink>
-      </w:r>
-      <w:r>
-        <w:rPr>
-          <w:rFonts w:ascii="Charis SIL Regular" w:hAnsi="Charis SIL Regular" w:eastAsia="Charis SIL Regular"/>
-          <w:b w:val="0"/>
-          <w:i w:val="0"/>
-          <w:color w:val="000000"/>
-          <w:sz w:val="24"/>
-        </w:rPr>
-        <w:t xml:space="preserve">s </w:t>
+        <w:t xml:space="preserve">. Lammens was schoonzoon en bewonderaar van Gerrit Schouten en was </w:t>
       </w:r>
       <w:r>
         <w:rPr>
@@ -9114,7 +8794,7 @@
           <w:sz w:val="24"/>
           <w:u w:val="single"/>
         </w:rPr>
-        <w:hyperlink r:id="rId33" w:history="1">
+        <w:hyperlink r:id="rId34" w:history="1">
           <w:r>
             <w:rPr>
               <w:rStyle w:val="Hyperlink"/>
@@ -9143,7 +8823,7 @@
           <w:sz w:val="24"/>
           <w:u w:val="single"/>
         </w:rPr>
-        <w:hyperlink r:id="rId33" w:history="1">
+        <w:hyperlink r:id="rId34" w:history="1">
           <w:r>
             <w:rPr>
               <w:rStyle w:val="Hyperlink"/>
@@ -9172,7 +8852,7 @@
           <w:sz w:val="24"/>
           <w:u w:val="single"/>
         </w:rPr>
-        <w:hyperlink r:id="rId33" w:history="1">
+        <w:hyperlink r:id="rId34" w:history="1">
           <w:r>
             <w:rPr>
               <w:rStyle w:val="Hyperlink"/>
@@ -9201,7 +8881,7 @@
           <w:sz w:val="24"/>
           <w:u w:val="single"/>
         </w:rPr>
-        <w:hyperlink r:id="rId33" w:history="1">
+        <w:hyperlink r:id="rId34" w:history="1">
           <w:r>
             <w:rPr>
               <w:rStyle w:val="Hyperlink"/>

--- a/EXPORTS/DOCX/review/niveau2/Dutch/Suriname.docx
+++ b/EXPORTS/DOCX/review/niveau2/Dutch/Suriname.docx
@@ -1295,56 +1295,19 @@
           <w:i w:val="0"/>
           <w:color w:val="0000FF"/>
           <w:sz w:val="24"/>
+        </w:rPr>
+        <w:t>Hendrik Haage</w:t>
+      </w:r>
+      <w:r>
+        <w:rPr>
+          <w:rFonts w:ascii="Charis SIL Regular" w:hAnsi="Charis SIL Regular" w:eastAsia="Charis SIL Regular"/>
+          <w:b w:val="0"/>
+          <w:i w:val="0"/>
+          <w:color w:val="0000FF"/>
+          <w:sz w:val="24"/>
           <w:u w:val="single"/>
         </w:rPr>
-        <w:hyperlink r:id="rId14" w:history="1">
-          <w:r>
-            <w:rPr>
-              <w:rStyle w:val="Hyperlink"/>
-            </w:rPr>
-            <w:t>Hendrik</w:t>
-          </w:r>
-        </w:hyperlink>
-      </w:r>
-      <w:r>
-        <w:rPr>
-          <w:rFonts w:ascii="Charis SIL Regular" w:hAnsi="Charis SIL Regular" w:eastAsia="Charis SIL Regular"/>
-          <w:b w:val="0"/>
-          <w:i w:val="0"/>
-          <w:color w:val="0000FF"/>
-          <w:sz w:val="24"/>
-          <w:u w:val="single"/>
-        </w:rPr>
-        <w:t xml:space="preserve"> </w:t>
-      </w:r>
-      <w:r>
-        <w:rPr>
-          <w:rFonts w:ascii="Charis SIL Regular" w:hAnsi="Charis SIL Regular" w:eastAsia="Charis SIL Regular"/>
-          <w:b w:val="0"/>
-          <w:i w:val="0"/>
-          <w:color w:val="0000FF"/>
-          <w:sz w:val="24"/>
-          <w:u w:val="single"/>
-        </w:rPr>
-        <w:hyperlink r:id="rId14" w:history="1">
-          <w:r>
-            <w:rPr>
-              <w:rStyle w:val="Hyperlink"/>
-            </w:rPr>
-            <w:t>Haage</w:t>
-          </w:r>
-        </w:hyperlink>
-      </w:r>
-      <w:r>
-        <w:rPr>
-          <w:rFonts w:ascii="Charis SIL Regular" w:hAnsi="Charis SIL Regular" w:eastAsia="Charis SIL Regular"/>
-          <w:b w:val="0"/>
-          <w:i w:val="0"/>
-          <w:color w:val="0000FF"/>
-          <w:sz w:val="24"/>
-          <w:u w:val="single"/>
-        </w:rPr>
-        <w:hyperlink r:id="rId14" w:history="1">
+        <w:hyperlink r:id="rId12" w:history="1">
           <w:r>
             <w:rPr>
               <w:rStyle w:val="Hyperlink"/>
@@ -1373,7 +1336,7 @@
           <w:sz w:val="24"/>
           <w:u w:val="single"/>
         </w:rPr>
-        <w:hyperlink r:id="rId14" w:history="1">
+        <w:hyperlink r:id="rId12" w:history="1">
           <w:r>
             <w:rPr>
               <w:rStyle w:val="Hyperlink"/>
@@ -1391,7 +1354,7 @@
           <w:sz w:val="24"/>
           <w:u w:val="single"/>
         </w:rPr>
-        <w:hyperlink r:id="rId14" w:history="1">
+        <w:hyperlink r:id="rId12" w:history="1">
           <w:r>
             <w:rPr>
               <w:rStyle w:val="Hyperlink"/>
@@ -1409,7 +1372,7 @@
           <w:sz w:val="24"/>
           <w:u w:val="single"/>
         </w:rPr>
-        <w:hyperlink r:id="rId14" w:history="1">
+        <w:hyperlink r:id="rId12" w:history="1">
           <w:r>
             <w:rPr>
               <w:rStyle w:val="Hyperlink"/>
@@ -1448,7 +1411,43 @@
           <w:color w:val="000000"/>
           <w:sz w:val="24"/>
         </w:rPr>
-        <w:t xml:space="preserve">Hof van Justitie </w:t>
+        <w:hyperlink r:id="rId13" w:history="1">
+          <w:r>
+            <w:rPr>
+              <w:rStyle w:val="Hyperlink"/>
+            </w:rPr>
+            <w:t>Hof van</w:t>
+          </w:r>
+        </w:hyperlink>
+      </w:r>
+      <w:r>
+        <w:rPr>
+          <w:u w:val="single" w:color="0000ff"/>
+          <w:rFonts w:ascii="Charis SIL Regular" w:hAnsi="Charis SIL Regular" w:eastAsia="Charis SIL Regular"/>
+          <w:b w:val="0"/>
+          <w:i w:val="0"/>
+          <w:color w:val="000000"/>
+          <w:sz w:val="24"/>
+        </w:rPr>
+        <w:t xml:space="preserve"> </w:t>
+      </w:r>
+      <w:r>
+        <w:rPr>
+          <w:u w:val="single" w:color="0000ff"/>
+          <w:rFonts w:ascii="Charis SIL Regular" w:hAnsi="Charis SIL Regular" w:eastAsia="Charis SIL Regular"/>
+          <w:b w:val="0"/>
+          <w:i w:val="0"/>
+          <w:color w:val="000000"/>
+          <w:sz w:val="24"/>
+        </w:rPr>
+        <w:hyperlink r:id="rId13" w:history="1">
+          <w:r>
+            <w:rPr>
+              <w:rStyle w:val="Hyperlink"/>
+            </w:rPr>
+            <w:t xml:space="preserve">Justitie </w:t>
+          </w:r>
+        </w:hyperlink>
       </w:r>
       <w:r>
         <w:rPr>
@@ -1459,7 +1458,7 @@
           <w:sz w:val="24"/>
           <w:u w:val="single"/>
         </w:rPr>
-        <w:hyperlink r:id="rId15" w:history="1">
+        <w:hyperlink r:id="rId13" w:history="1">
           <w:r>
             <w:rPr>
               <w:rStyle w:val="Hyperlink"/>
@@ -1477,7 +1476,7 @@
           <w:sz w:val="24"/>
           <w:u w:val="single"/>
         </w:rPr>
-        <w:hyperlink r:id="rId15" w:history="1">
+        <w:hyperlink r:id="rId14" w:history="1">
           <w:r>
             <w:rPr>
               <w:rStyle w:val="Hyperlink"/>
@@ -1506,7 +1505,7 @@
           <w:sz w:val="24"/>
           <w:u w:val="single"/>
         </w:rPr>
-        <w:hyperlink r:id="rId15" w:history="1">
+        <w:hyperlink r:id="rId14" w:history="1">
           <w:r>
             <w:rPr>
               <w:rStyle w:val="Hyperlink"/>
@@ -1533,9 +1532,8 @@
           <w:i w:val="0"/>
           <w:color w:val="0000FF"/>
           <w:sz w:val="24"/>
-          <w:u w:val="single"/>
-        </w:rPr>
-        <w:hyperlink r:id="rId15" w:history="1">
+        </w:rPr>
+        <w:hyperlink r:id="rId14" w:history="1">
           <w:r>
             <w:rPr>
               <w:rStyle w:val="Hyperlink"/>
@@ -1571,7 +1569,7 @@
           <w:color w:val="000000"/>
           <w:sz w:val="24"/>
         </w:rPr>
-        <w:hyperlink r:id="rId14" w:history="1">
+        <w:hyperlink r:id="rId15" w:history="1">
           <w:r>
             <w:rPr>
               <w:rStyle w:val="Hyperlink"/>
@@ -1589,7 +1587,7 @@
           <w:color w:val="000000"/>
           <w:sz w:val="24"/>
         </w:rPr>
-        <w:hyperlink r:id="rId14" w:history="1">
+        <w:hyperlink r:id="rId15" w:history="1">
           <w:r>
             <w:rPr>
               <w:rStyle w:val="Hyperlink"/>
@@ -1618,7 +1616,7 @@
           <w:color w:val="000000"/>
           <w:sz w:val="24"/>
         </w:rPr>
-        <w:hyperlink r:id="rId14" w:history="1">
+        <w:hyperlink r:id="rId15" w:history="1">
           <w:r>
             <w:rPr>
               <w:rStyle w:val="Hyperlink"/>
@@ -1714,7 +1712,7 @@
           <w:color w:val="000000"/>
           <w:sz w:val="24"/>
         </w:rPr>
-        <w:hyperlink r:id="rId15" w:history="1">
+        <w:hyperlink r:id="rId14" w:history="1">
           <w:r>
             <w:rPr>
               <w:rStyle w:val="Hyperlink"/>
@@ -1732,7 +1730,7 @@
           <w:color w:val="000000"/>
           <w:sz w:val="24"/>
         </w:rPr>
-        <w:hyperlink r:id="rId15" w:history="1">
+        <w:hyperlink r:id="rId14" w:history="1">
           <w:r>
             <w:rPr>
               <w:rStyle w:val="Hyperlink"/>
@@ -1750,7 +1748,7 @@
           <w:color w:val="000000"/>
           <w:sz w:val="24"/>
         </w:rPr>
-        <w:hyperlink r:id="rId15" w:history="1">
+        <w:hyperlink r:id="rId14" w:history="1">
           <w:r>
             <w:rPr>
               <w:rStyle w:val="Hyperlink"/>
@@ -1768,7 +1766,7 @@
           <w:color w:val="000000"/>
           <w:sz w:val="24"/>
         </w:rPr>
-        <w:hyperlink r:id="rId15" w:history="1">
+        <w:hyperlink r:id="rId14" w:history="1">
           <w:r>
             <w:rPr>
               <w:rStyle w:val="Hyperlink"/>
@@ -2074,6 +2072,7 @@
       </w:r>
       <w:r>
         <w:rPr>
+          <w:u w:val="single" w:color="0000ff"/>
           <w:rFonts w:ascii="Charis SIL Regular" w:hAnsi="Charis SIL Regular" w:eastAsia="Charis SIL Regular"/>
           <w:b w:val="0"/>
           <w:i w:val="0"/>
@@ -2760,21 +2759,13 @@
       </w:r>
       <w:r>
         <w:rPr>
-          <w:u w:val="single" w:color="0000ff"/>
-          <w:rFonts w:ascii="Charis SIL Regular" w:hAnsi="Charis SIL Regular" w:eastAsia="Charis SIL Regular"/>
-          <w:b w:val="0"/>
-          <w:i w:val="0"/>
-          <w:color w:val="000000"/>
-          <w:sz w:val="24"/>
-        </w:rPr>
-        <w:hyperlink r:id="rId22" w:history="1">
-          <w:r>
-            <w:rPr>
-              <w:rStyle w:val="Hyperlink"/>
-            </w:rPr>
-            <w:t xml:space="preserve"> res</w:t>
-          </w:r>
-        </w:hyperlink>
+          <w:rFonts w:ascii="Charis SIL Regular" w:hAnsi="Charis SIL Regular" w:eastAsia="Charis SIL Regular"/>
+          <w:b w:val="0"/>
+          <w:i w:val="0"/>
+          <w:color w:val="000000"/>
+          <w:sz w:val="24"/>
+        </w:rPr>
+        <w:t xml:space="preserve"> res</w:t>
       </w:r>
       <w:r>
         <w:rPr>
@@ -3965,13 +3956,29 @@
             <w:rPr>
               <w:rStyle w:val="Hyperlink"/>
             </w:rPr>
-            <w:t>a afloop over volken</w:t>
+            <w:t>a afloop over volke</w:t>
           </w:r>
         </w:hyperlink>
       </w:r>
       <w:r>
         <w:rPr>
-          <w:u w:val="single" w:color="0000ff"/>
+          <w:rFonts w:ascii="Charis SIL Regular" w:hAnsi="Charis SIL Regular" w:eastAsia="Charis SIL Regular"/>
+          <w:b w:val="0"/>
+          <w:i w:val="0"/>
+          <w:color w:val="000000"/>
+          <w:sz w:val="24"/>
+        </w:rPr>
+        <w:hyperlink r:id="rId31" w:history="1">
+          <w:r>
+            <w:rPr>
+              <w:rStyle w:val="Hyperlink"/>
+            </w:rPr>
+            <w:t>n</w:t>
+          </w:r>
+        </w:hyperlink>
+      </w:r>
+      <w:r>
+        <w:rPr>
           <w:rFonts w:ascii="Charis SIL Regular" w:hAnsi="Charis SIL Regular" w:eastAsia="Charis SIL Regular"/>
           <w:b w:val="0"/>
           <w:i w:val="0"/>
@@ -4048,7 +4055,7 @@
             <w:rPr>
               <w:rStyle w:val="Hyperlink"/>
             </w:rPr>
-            <w:t>e m</w:t>
+            <w:t>e mu</w:t>
           </w:r>
         </w:hyperlink>
       </w:r>
@@ -4060,7 +4067,7 @@
           <w:color w:val="000000"/>
           <w:sz w:val="24"/>
         </w:rPr>
-        <w:t xml:space="preserve">usea verdeeld; in Nederland leverde </w:t>
+        <w:t xml:space="preserve">sea verdeeld; in Nederland leverde </w:t>
       </w:r>
       <w:r>
         <w:rPr>
@@ -5096,25 +5103,7 @@
           <w:color w:val="000000"/>
           <w:sz w:val="24"/>
         </w:rPr>
-        <w:t>stationering in Albina tussen 189</w:t>
-      </w:r>
-      <w:r>
-        <w:rPr>
-          <w:u w:val="single" w:color="0000ff"/>
-          <w:rFonts w:ascii="Charis SIL Regular" w:hAnsi="Charis SIL Regular" w:eastAsia="Charis SIL Regular"/>
-          <w:b w:val="0"/>
-          <w:i w:val="0"/>
-          <w:color w:val="000000"/>
-          <w:sz w:val="24"/>
-        </w:rPr>
-        <w:hyperlink r:id="rId38" w:history="1">
-          <w:r>
-            <w:rPr>
-              <w:rStyle w:val="Hyperlink"/>
-            </w:rPr>
-            <w:t>3 en 1</w:t>
-          </w:r>
-        </w:hyperlink>
+        <w:t>stationering in Albina tussen 1893 en 1</w:t>
       </w:r>
       <w:r>
         <w:rPr>
@@ -5886,35 +5875,7 @@
           <w:color w:val="000000"/>
           <w:sz w:val="24"/>
         </w:rPr>
-        <w:t xml:space="preserve">or </w:t>
-      </w:r>
-      <w:r>
-        <w:rPr>
-          <w:u w:val="single" w:color="0000ff"/>
-          <w:rFonts w:ascii="Charis SIL Regular" w:hAnsi="Charis SIL Regular" w:eastAsia="Charis SIL Regular"/>
-          <w:b w:val="0"/>
-          <w:i w:val="0"/>
-          <w:color w:val="000000"/>
-          <w:sz w:val="24"/>
-        </w:rPr>
-        <w:hyperlink r:id="rId47" w:history="1">
-          <w:r>
-            <w:rPr>
-              <w:rStyle w:val="Hyperlink"/>
-            </w:rPr>
-            <w:t>Gerold St</w:t>
-          </w:r>
-        </w:hyperlink>
-      </w:r>
-      <w:r>
-        <w:rPr>
-          <w:rFonts w:ascii="Charis SIL Regular" w:hAnsi="Charis SIL Regular" w:eastAsia="Charis SIL Regular"/>
-          <w:b w:val="0"/>
-          <w:i w:val="0"/>
-          <w:color w:val="000000"/>
-          <w:sz w:val="24"/>
-        </w:rPr>
-        <w:t xml:space="preserve">ahel de serie </w:t>
+        <w:t xml:space="preserve">or Gerold Stahel de serie </w:t>
       </w:r>
       <w:r>
         <w:rPr>
@@ -6445,54 +6406,7 @@
           <w:color w:val="0000FF"/>
           <w:sz w:val="24"/>
         </w:rPr>
-        <w:t>Eliot Elisofon Photo</w:t>
-      </w:r>
-      <w:r>
-        <w:rPr>
-          <w:rFonts w:ascii="Charis SIL Regular" w:hAnsi="Charis SIL Regular" w:eastAsia="Charis SIL Regular"/>
-          <w:b w:val="0"/>
-          <w:i w:val="0"/>
-          <w:color w:val="0000FF"/>
-          <w:sz w:val="24"/>
-          <w:u w:val="single"/>
-        </w:rPr>
-        <w:hyperlink r:id="rId50" w:history="1">
-          <w:r>
-            <w:rPr>
-              <w:rStyle w:val="Hyperlink"/>
-            </w:rPr>
-            <w:t>graphic</w:t>
-          </w:r>
-        </w:hyperlink>
-      </w:r>
-      <w:r>
-        <w:rPr>
-          <w:rFonts w:ascii="Charis SIL Regular" w:hAnsi="Charis SIL Regular" w:eastAsia="Charis SIL Regular"/>
-          <w:b w:val="0"/>
-          <w:i w:val="0"/>
-          <w:color w:val="0000FF"/>
-          <w:sz w:val="24"/>
-          <w:u w:val="single"/>
-        </w:rPr>
-        <w:t xml:space="preserve"> </w:t>
-      </w:r>
-      <w:r>
-        <w:rPr>
-          <w:rFonts w:ascii="Charis SIL Regular" w:hAnsi="Charis SIL Regular" w:eastAsia="Charis SIL Regular"/>
-          <w:b w:val="0"/>
-          <w:i w:val="0"/>
-          <w:color w:val="0000FF"/>
-          <w:sz w:val="24"/>
-          <w:u w:val="single"/>
-        </w:rPr>
-        <w:hyperlink r:id="rId50" w:history="1">
-          <w:r>
-            <w:rPr>
-              <w:rStyle w:val="Hyperlink"/>
-            </w:rPr>
-            <w:t>A</w:t>
-          </w:r>
-        </w:hyperlink>
+        <w:t>Eliot Elisofon Photographic A</w:t>
       </w:r>
       <w:r>
         <w:rPr>
@@ -6568,7 +6482,7 @@
           <w:sz w:val="24"/>
           <w:u w:val="single"/>
         </w:rPr>
-        <w:hyperlink r:id="rId51" w:history="1">
+        <w:hyperlink r:id="rId50" w:history="1">
           <w:r>
             <w:rPr>
               <w:rStyle w:val="Hyperlink"/>
@@ -7760,17 +7674,73 @@
           <w:color w:val="000000"/>
           <w:sz w:val="24"/>
         </w:rPr>
-        <w:t xml:space="preserve">Waar Eygenberger noemen? Verzamelde o.a. slavenboeien in de jaren 40, maar schonk die </w:t>
-      </w:r>
-      <w:r>
-        <w:rPr>
-          <w:rFonts w:ascii="Charis SIL Regular" w:hAnsi="Charis SIL Regular" w:eastAsia="Charis SIL Regular"/>
-          <w:b w:val="0"/>
-          <w:i w:val="0"/>
-          <w:color w:val="000000"/>
-          <w:sz w:val="24"/>
-        </w:rPr>
-        <w:t>pas in de jaren 70 aan het Tropenmuseum?</w:t>
+        <w:t xml:space="preserve">Waar </w:t>
+      </w:r>
+      <w:r>
+        <w:rPr>
+          <w:rFonts w:ascii="Charis SIL Regular" w:hAnsi="Charis SIL Regular" w:eastAsia="Charis SIL Regular"/>
+          <w:b w:val="0"/>
+          <w:i w:val="0"/>
+          <w:color w:val="0000FF"/>
+          <w:sz w:val="24"/>
+          <w:u w:val="single"/>
+        </w:rPr>
+        <w:hyperlink r:id="rId59" w:history="1">
+          <w:r>
+            <w:rPr>
+              <w:rStyle w:val="Hyperlink"/>
+            </w:rPr>
+            <w:t>Eijgenberger</w:t>
+          </w:r>
+        </w:hyperlink>
+      </w:r>
+      <w:r>
+        <w:rPr>
+          <w:rFonts w:ascii="Charis SIL Regular" w:hAnsi="Charis SIL Regular" w:eastAsia="Charis SIL Regular"/>
+          <w:b w:val="0"/>
+          <w:i w:val="0"/>
+          <w:color w:val="000000"/>
+          <w:sz w:val="24"/>
+        </w:rPr>
+        <w:t xml:space="preserve"> noemen? Verzamelde o.a. slavenboeien in de jaren 40, maar schonk die </w:t>
+      </w:r>
+      <w:r>
+        <w:rPr>
+          <w:rFonts w:ascii="Charis SIL Regular" w:hAnsi="Charis SIL Regular" w:eastAsia="Charis SIL Regular"/>
+          <w:b w:val="0"/>
+          <w:i w:val="0"/>
+          <w:color w:val="000000"/>
+          <w:sz w:val="24"/>
+        </w:rPr>
+        <w:t>pas in</w:t>
+      </w:r>
+      <w:r>
+        <w:rPr>
+          <w:u w:val="single" w:color="0000ff"/>
+          <w:rFonts w:ascii="Charis SIL Regular" w:hAnsi="Charis SIL Regular" w:eastAsia="Charis SIL Regular"/>
+          <w:b w:val="0"/>
+          <w:i w:val="0"/>
+          <w:color w:val="000000"/>
+          <w:sz w:val="24"/>
+        </w:rPr>
+        <w:hyperlink r:id="rId59" w:history="1">
+          <w:r>
+            <w:rPr>
+              <w:rStyle w:val="Hyperlink"/>
+            </w:rPr>
+            <w:t xml:space="preserve"> de jaren 70 </w:t>
+          </w:r>
+        </w:hyperlink>
+      </w:r>
+      <w:r>
+        <w:rPr>
+          <w:rFonts w:ascii="Charis SIL Regular" w:hAnsi="Charis SIL Regular" w:eastAsia="Charis SIL Regular"/>
+          <w:b w:val="0"/>
+          <w:i w:val="0"/>
+          <w:color w:val="000000"/>
+          <w:sz w:val="24"/>
+        </w:rPr>
+        <w:t>aan het Tropenmuseum?</w:t>
       </w:r>
     </w:p>
     <w:p>
@@ -8289,7 +8259,7 @@
         <w:autoSpaceDE w:val="0"/>
         <w:widowControl/>
         <w:spacing w:line="528" w:lineRule="exact" w:before="0" w:after="0"/>
-        <w:ind w:left="10" w:right="1728" w:firstLine="0"/>
+        <w:ind w:left="10" w:right="1872" w:firstLine="0"/>
         <w:jc w:val="left"/>
       </w:pPr>
       <w:r>
@@ -8300,7 +8270,7 @@
           <w:color w:val="000000"/>
           <w:sz w:val="24"/>
         </w:rPr>
-        <w:t xml:space="preserve">TM-9 is Corantijnexpeditie?? https://hdl.handle.net/20.500.11840/182875\ </w:t>
+        <w:t xml:space="preserve">TM-9 is Corantijnexpeditie?? https://hdl.handle.net/20.500.11840/182875 </w:t>
       </w:r>
       <w:r>
         <w:rPr>
@@ -8513,7 +8483,7 @@
           <w:sz w:val="24"/>
           <w:u w:val="single"/>
         </w:rPr>
-        <w:hyperlink r:id="rId59" w:history="1">
+        <w:hyperlink r:id="rId60" w:history="1">
           <w:r>
             <w:rPr>
               <w:rStyle w:val="Hyperlink"/>
@@ -8542,7 +8512,7 @@
           <w:sz w:val="24"/>
           <w:u w:val="single"/>
         </w:rPr>
-        <w:hyperlink r:id="rId59" w:history="1">
+        <w:hyperlink r:id="rId60" w:history="1">
           <w:r>
             <w:rPr>
               <w:rStyle w:val="Hyperlink"/>
@@ -8571,7 +8541,7 @@
           <w:sz w:val="24"/>
           <w:u w:val="single"/>
         </w:rPr>
-        <w:hyperlink r:id="rId59" w:history="1">
+        <w:hyperlink r:id="rId60" w:history="1">
           <w:r>
             <w:rPr>
               <w:rStyle w:val="Hyperlink"/>
@@ -8914,6 +8884,7 @@
       </w:r>
       <w:r>
         <w:rPr>
+          <w:u w:val="single" w:color="0000ff"/>
           <w:rFonts w:ascii="Charis SIL Regular" w:hAnsi="Charis SIL Regular" w:eastAsia="Charis SIL Regular"/>
           <w:b w:val="0"/>
           <w:i w:val="0"/>
@@ -8938,7 +8909,14 @@
           <w:sz w:val="24"/>
           <w:u w:val="single"/>
         </w:rPr>
-        <w:t>He</w:t>
+        <w:hyperlink r:id="rId15" w:history="1">
+          <w:r>
+            <w:rPr>
+              <w:rStyle w:val="Hyperlink"/>
+            </w:rPr>
+            <w:t>He</w:t>
+          </w:r>
+        </w:hyperlink>
       </w:r>
       <w:r>
         <w:rPr>
@@ -8949,7 +8927,7 @@
           <w:sz w:val="24"/>
           <w:u w:val="single"/>
         </w:rPr>
-        <w:hyperlink r:id="rId11" w:history="1">
+        <w:hyperlink r:id="rId15" w:history="1">
           <w:r>
             <w:rPr>
               <w:rStyle w:val="Hyperlink"/>
@@ -8967,7 +8945,7 @@
           <w:sz w:val="24"/>
           <w:u w:val="single"/>
         </w:rPr>
-        <w:hyperlink r:id="rId14" w:history="1">
+        <w:hyperlink r:id="rId15" w:history="1">
           <w:r>
             <w:rPr>
               <w:rStyle w:val="Hyperlink"/>
@@ -8985,7 +8963,7 @@
           <w:sz w:val="24"/>
           <w:u w:val="single"/>
         </w:rPr>
-        <w:hyperlink r:id="rId14" w:history="1">
+        <w:hyperlink r:id="rId15" w:history="1">
           <w:r>
             <w:rPr>
               <w:rStyle w:val="Hyperlink"/>
@@ -9014,12 +8992,48 @@
           <w:sz w:val="24"/>
           <w:u w:val="single"/>
         </w:rPr>
-        <w:hyperlink r:id="rId14" w:history="1">
+        <w:hyperlink r:id="rId15" w:history="1">
           <w:r>
             <w:rPr>
               <w:rStyle w:val="Hyperlink"/>
             </w:rPr>
-            <w:t>Dieperink</w:t>
+            <w:t>Die</w:t>
+          </w:r>
+        </w:hyperlink>
+      </w:r>
+      <w:r>
+        <w:rPr>
+          <w:rFonts w:ascii="Charis SIL Regular" w:hAnsi="Charis SIL Regular" w:eastAsia="Charis SIL Regular"/>
+          <w:b w:val="0"/>
+          <w:i w:val="0"/>
+          <w:color w:val="0000FF"/>
+          <w:sz w:val="24"/>
+          <w:u w:val="single"/>
+        </w:rPr>
+        <w:hyperlink r:id="rId15" w:history="1">
+          <w:r>
+            <w:rPr>
+              <w:rStyle w:val="Hyperlink"/>
+            </w:rPr>
+            <w:t>perin</w:t>
+          </w:r>
+        </w:hyperlink>
+      </w:r>
+      <w:r>
+        <w:rPr>
+          <w:rFonts w:ascii="Charis SIL Regular" w:hAnsi="Charis SIL Regular" w:eastAsia="Charis SIL Regular"/>
+          <w:b w:val="0"/>
+          <w:i w:val="0"/>
+          <w:color w:val="0000FF"/>
+          <w:sz w:val="24"/>
+          <w:u w:val="single"/>
+        </w:rPr>
+        <w:hyperlink r:id="rId15" w:history="1">
+          <w:r>
+            <w:rPr>
+              <w:rStyle w:val="Hyperlink"/>
+            </w:rPr>
+            <w:t>k</w:t>
           </w:r>
         </w:hyperlink>
       </w:r>
@@ -9135,7 +9149,7 @@
           <w:sz w:val="24"/>
           <w:u w:val="single"/>
         </w:rPr>
-        <w:hyperlink r:id="rId14" w:history="1">
+        <w:hyperlink r:id="rId15" w:history="1">
           <w:r>
             <w:rPr>
               <w:rStyle w:val="Hyperlink"/>
@@ -9182,7 +9196,7 @@
           <w:sz w:val="24"/>
           <w:u w:val="single"/>
         </w:rPr>
-        <w:hyperlink r:id="rId14" w:history="1">
+        <w:hyperlink r:id="rId15" w:history="1">
           <w:r>
             <w:rPr>
               <w:rStyle w:val="Hyperlink"/>
@@ -9200,7 +9214,7 @@
           <w:sz w:val="24"/>
           <w:u w:val="single"/>
         </w:rPr>
-        <w:hyperlink r:id="rId15" w:history="1">
+        <w:hyperlink r:id="rId14" w:history="1">
           <w:r>
             <w:rPr>
               <w:rStyle w:val="Hyperlink"/>
@@ -9228,7 +9242,14 @@
           <w:color w:val="000000"/>
           <w:sz w:val="24"/>
         </w:rPr>
-        <w:t>n en wa</w:t>
+        <w:hyperlink r:id="rId14" w:history="1">
+          <w:r>
+            <w:rPr>
+              <w:rStyle w:val="Hyperlink"/>
+            </w:rPr>
+            <w:t>n en wa</w:t>
+          </w:r>
+        </w:hyperlink>
       </w:r>
       <w:r>
         <w:rPr>
@@ -9249,7 +9270,7 @@
           <w:color w:val="000000"/>
           <w:sz w:val="24"/>
         </w:rPr>
-        <w:hyperlink r:id="rId15" w:history="1">
+        <w:hyperlink r:id="rId14" w:history="1">
           <w:r>
             <w:rPr>
               <w:rStyle w:val="Hyperlink"/>
@@ -9267,7 +9288,7 @@
           <w:color w:val="000000"/>
           <w:sz w:val="24"/>
         </w:rPr>
-        <w:hyperlink r:id="rId15" w:history="1">
+        <w:hyperlink r:id="rId14" w:history="1">
           <w:r>
             <w:rPr>
               <w:rStyle w:val="Hyperlink"/>
@@ -9285,7 +9306,7 @@
           <w:color w:val="000000"/>
           <w:sz w:val="24"/>
         </w:rPr>
-        <w:hyperlink r:id="rId15" w:history="1">
+        <w:hyperlink r:id="rId14" w:history="1">
           <w:r>
             <w:rPr>
               <w:rStyle w:val="Hyperlink"/>
@@ -10876,7 +10897,7 @@
           <w:sz w:val="24"/>
           <w:u w:val="single"/>
         </w:rPr>
-        <w:hyperlink r:id="rId60" w:history="1">
+        <w:hyperlink r:id="rId61" w:history="1">
           <w:r>
             <w:rPr>
               <w:rStyle w:val="Hyperlink"/>
@@ -10894,7 +10915,7 @@
           <w:sz w:val="24"/>
           <w:u w:val="single"/>
         </w:rPr>
-        <w:hyperlink r:id="rId60" w:history="1">
+        <w:hyperlink r:id="rId61" w:history="1">
           <w:r>
             <w:rPr>
               <w:rStyle w:val="Hyperlink"/>
@@ -10912,7 +10933,7 @@
           <w:sz w:val="24"/>
           <w:u w:val="single"/>
         </w:rPr>
-        <w:hyperlink r:id="rId60" w:history="1">
+        <w:hyperlink r:id="rId61" w:history="1">
           <w:r>
             <w:rPr>
               <w:rStyle w:val="Hyperlink"/>
@@ -10930,7 +10951,7 @@
           <w:sz w:val="24"/>
           <w:u w:val="single"/>
         </w:rPr>
-        <w:hyperlink r:id="rId60" w:history="1">
+        <w:hyperlink r:id="rId61" w:history="1">
           <w:r>
             <w:rPr>
               <w:rStyle w:val="Hyperlink"/>
@@ -10948,7 +10969,7 @@
           <w:sz w:val="24"/>
           <w:u w:val="single"/>
         </w:rPr>
-        <w:hyperlink r:id="rId60" w:history="1">
+        <w:hyperlink r:id="rId61" w:history="1">
           <w:r>
             <w:rPr>
               <w:rStyle w:val="Hyperlink"/>
@@ -10966,7 +10987,7 @@
           <w:sz w:val="24"/>
           <w:u w:val="single"/>
         </w:rPr>
-        <w:hyperlink r:id="rId60" w:history="1">
+        <w:hyperlink r:id="rId61" w:history="1">
           <w:r>
             <w:rPr>
               <w:rStyle w:val="Hyperlink"/>
@@ -10984,7 +11005,7 @@
           <w:sz w:val="24"/>
           <w:u w:val="single"/>
         </w:rPr>
-        <w:hyperlink r:id="rId60" w:history="1">
+        <w:hyperlink r:id="rId61" w:history="1">
           <w:r>
             <w:rPr>
               <w:rStyle w:val="Hyperlink"/>
@@ -11002,7 +11023,7 @@
           <w:sz w:val="24"/>
           <w:u w:val="single"/>
         </w:rPr>
-        <w:hyperlink r:id="rId60" w:history="1">
+        <w:hyperlink r:id="rId61" w:history="1">
           <w:r>
             <w:rPr>
               <w:rStyle w:val="Hyperlink"/>
@@ -11019,7 +11040,7 @@
           <w:color w:val="0000FF"/>
           <w:sz w:val="24"/>
         </w:rPr>
-        <w:hyperlink r:id="rId60" w:history="1">
+        <w:hyperlink r:id="rId61" w:history="1">
           <w:r>
             <w:rPr>
               <w:rStyle w:val="Hyperlink"/>
@@ -11047,7 +11068,7 @@
           <w:sz w:val="24"/>
           <w:u w:val="single"/>
         </w:rPr>
-        <w:hyperlink r:id="rId60" w:history="1">
+        <w:hyperlink r:id="rId61" w:history="1">
           <w:r>
             <w:rPr>
               <w:rStyle w:val="Hyperlink"/>
@@ -11065,7 +11086,7 @@
           <w:sz w:val="24"/>
           <w:u w:val="single"/>
         </w:rPr>
-        <w:hyperlink r:id="rId60" w:history="1">
+        <w:hyperlink r:id="rId61" w:history="1">
           <w:r>
             <w:rPr>
               <w:rStyle w:val="Hyperlink"/>
@@ -11083,7 +11104,7 @@
           <w:sz w:val="24"/>
           <w:u w:val="single"/>
         </w:rPr>
-        <w:hyperlink r:id="rId60" w:history="1">
+        <w:hyperlink r:id="rId61" w:history="1">
           <w:r>
             <w:rPr>
               <w:rStyle w:val="Hyperlink"/>
@@ -11101,7 +11122,7 @@
           <w:sz w:val="24"/>
           <w:u w:val="single"/>
         </w:rPr>
-        <w:hyperlink r:id="rId60" w:history="1">
+        <w:hyperlink r:id="rId61" w:history="1">
           <w:r>
             <w:rPr>
               <w:rStyle w:val="Hyperlink"/>
@@ -11119,7 +11140,7 @@
           <w:sz w:val="24"/>
           <w:u w:val="single"/>
         </w:rPr>
-        <w:hyperlink r:id="rId60" w:history="1">
+        <w:hyperlink r:id="rId61" w:history="1">
           <w:r>
             <w:rPr>
               <w:rStyle w:val="Hyperlink"/>
@@ -11227,7 +11248,7 @@
           <w:sz w:val="24"/>
           <w:u w:val="single"/>
         </w:rPr>
-        <w:hyperlink r:id="rId61" w:history="1">
+        <w:hyperlink r:id="rId62" w:history="1">
           <w:r>
             <w:rPr>
               <w:rStyle w:val="Hyperlink"/>
@@ -11245,7 +11266,7 @@
           <w:sz w:val="24"/>
           <w:u w:val="single"/>
         </w:rPr>
-        <w:hyperlink r:id="rId61" w:history="1">
+        <w:hyperlink r:id="rId62" w:history="1">
           <w:r>
             <w:rPr>
               <w:rStyle w:val="Hyperlink"/>
@@ -11263,7 +11284,7 @@
           <w:sz w:val="24"/>
           <w:u w:val="single"/>
         </w:rPr>
-        <w:hyperlink r:id="rId61" w:history="1">
+        <w:hyperlink r:id="rId62" w:history="1">
           <w:r>
             <w:rPr>
               <w:rStyle w:val="Hyperlink"/>
@@ -11281,7 +11302,7 @@
           <w:sz w:val="24"/>
           <w:u w:val="single"/>
         </w:rPr>
-        <w:hyperlink r:id="rId61" w:history="1">
+        <w:hyperlink r:id="rId62" w:history="1">
           <w:r>
             <w:rPr>
               <w:rStyle w:val="Hyperlink"/>
@@ -11299,7 +11320,7 @@
           <w:sz w:val="24"/>
           <w:u w:val="single"/>
         </w:rPr>
-        <w:hyperlink r:id="rId61" w:history="1">
+        <w:hyperlink r:id="rId62" w:history="1">
           <w:r>
             <w:rPr>
               <w:rStyle w:val="Hyperlink"/>
@@ -11317,7 +11338,7 @@
           <w:sz w:val="24"/>
           <w:u w:val="single"/>
         </w:rPr>
-        <w:hyperlink r:id="rId61" w:history="1">
+        <w:hyperlink r:id="rId62" w:history="1">
           <w:r>
             <w:rPr>
               <w:rStyle w:val="Hyperlink"/>
@@ -11335,7 +11356,7 @@
           <w:sz w:val="24"/>
           <w:u w:val="single"/>
         </w:rPr>
-        <w:hyperlink r:id="rId61" w:history="1">
+        <w:hyperlink r:id="rId62" w:history="1">
           <w:r>
             <w:rPr>
               <w:rStyle w:val="Hyperlink"/>
@@ -11353,7 +11374,7 @@
           <w:sz w:val="24"/>
           <w:u w:val="single"/>
         </w:rPr>
-        <w:hyperlink r:id="rId61" w:history="1">
+        <w:hyperlink r:id="rId62" w:history="1">
           <w:r>
             <w:rPr>
               <w:rStyle w:val="Hyperlink"/>
@@ -11381,7 +11402,7 @@
           <w:sz w:val="24"/>
           <w:u w:val="single"/>
         </w:rPr>
-        <w:hyperlink r:id="rId61" w:history="1">
+        <w:hyperlink r:id="rId62" w:history="1">
           <w:r>
             <w:rPr>
               <w:rStyle w:val="Hyperlink"/>
@@ -11410,7 +11431,7 @@
           <w:sz w:val="24"/>
           <w:u w:val="single"/>
         </w:rPr>
-        <w:hyperlink r:id="rId61" w:history="1">
+        <w:hyperlink r:id="rId62" w:history="1">
           <w:r>
             <w:rPr>
               <w:rStyle w:val="Hyperlink"/>
@@ -11428,7 +11449,7 @@
           <w:sz w:val="24"/>
           <w:u w:val="single"/>
         </w:rPr>
-        <w:hyperlink r:id="rId61" w:history="1">
+        <w:hyperlink r:id="rId62" w:history="1">
           <w:r>
             <w:rPr>
               <w:rStyle w:val="Hyperlink"/>
@@ -11545,7 +11566,7 @@
           <w:sz w:val="24"/>
           <w:u w:val="single"/>
         </w:rPr>
-        <w:hyperlink r:id="rId62" w:history="1">
+        <w:hyperlink r:id="rId63" w:history="1">
           <w:r>
             <w:rPr>
               <w:rStyle w:val="Hyperlink"/>
@@ -11563,7 +11584,7 @@
           <w:sz w:val="24"/>
           <w:u w:val="single"/>
         </w:rPr>
-        <w:hyperlink r:id="rId62" w:history="1">
+        <w:hyperlink r:id="rId63" w:history="1">
           <w:r>
             <w:rPr>
               <w:rStyle w:val="Hyperlink"/>
@@ -11581,7 +11602,7 @@
           <w:sz w:val="24"/>
           <w:u w:val="single"/>
         </w:rPr>
-        <w:hyperlink r:id="rId62" w:history="1">
+        <w:hyperlink r:id="rId63" w:history="1">
           <w:r>
             <w:rPr>
               <w:rStyle w:val="Hyperlink"/>
@@ -11609,7 +11630,7 @@
           <w:sz w:val="24"/>
           <w:u w:val="single"/>
         </w:rPr>
-        <w:hyperlink r:id="rId63" w:history="1">
+        <w:hyperlink r:id="rId64" w:history="1">
           <w:r>
             <w:rPr>
               <w:rStyle w:val="Hyperlink"/>
@@ -11638,7 +11659,7 @@
           <w:sz w:val="24"/>
           <w:u w:val="single"/>
         </w:rPr>
-        <w:hyperlink r:id="rId63" w:history="1">
+        <w:hyperlink r:id="rId64" w:history="1">
           <w:r>
             <w:rPr>
               <w:rStyle w:val="Hyperlink"/>
@@ -11759,7 +11780,7 @@
           <w:sz w:val="24"/>
           <w:u w:val="single"/>
         </w:rPr>
-        <w:hyperlink r:id="rId64" w:history="1">
+        <w:hyperlink r:id="rId65" w:history="1">
           <w:r>
             <w:rPr>
               <w:rStyle w:val="Hyperlink"/>
@@ -11777,7 +11798,7 @@
           <w:sz w:val="24"/>
           <w:u w:val="single"/>
         </w:rPr>
-        <w:hyperlink r:id="rId64" w:history="1">
+        <w:hyperlink r:id="rId65" w:history="1">
           <w:r>
             <w:rPr>
               <w:rStyle w:val="Hyperlink"/>
@@ -11795,7 +11816,7 @@
           <w:sz w:val="24"/>
           <w:u w:val="single"/>
         </w:rPr>
-        <w:hyperlink r:id="rId64" w:history="1">
+        <w:hyperlink r:id="rId65" w:history="1">
           <w:r>
             <w:rPr>
               <w:rStyle w:val="Hyperlink"/>
@@ -11813,7 +11834,7 @@
           <w:sz w:val="24"/>
           <w:u w:val="single"/>
         </w:rPr>
-        <w:hyperlink r:id="rId64" w:history="1">
+        <w:hyperlink r:id="rId65" w:history="1">
           <w:r>
             <w:rPr>
               <w:rStyle w:val="Hyperlink"/>
@@ -11841,7 +11862,7 @@
           <w:sz w:val="24"/>
           <w:u w:val="single"/>
         </w:rPr>
-        <w:hyperlink r:id="rId65" w:history="1">
+        <w:hyperlink r:id="rId66" w:history="1">
           <w:r>
             <w:rPr>
               <w:rStyle w:val="Hyperlink"/>
@@ -11859,7 +11880,7 @@
           <w:sz w:val="24"/>
           <w:u w:val="single"/>
         </w:rPr>
-        <w:hyperlink r:id="rId65" w:history="1">
+        <w:hyperlink r:id="rId66" w:history="1">
           <w:r>
             <w:rPr>
               <w:rStyle w:val="Hyperlink"/>
@@ -11888,7 +11909,7 @@
           <w:sz w:val="24"/>
           <w:u w:val="single"/>
         </w:rPr>
-        <w:hyperlink r:id="rId64" w:history="1">
+        <w:hyperlink r:id="rId66" w:history="1">
           <w:r>
             <w:rPr>
               <w:rStyle w:val="Hyperlink"/>
@@ -12006,7 +12027,7 @@
           <w:sz w:val="24"/>
           <w:u w:val="single"/>
         </w:rPr>
-        <w:hyperlink r:id="rId66" w:history="1">
+        <w:hyperlink r:id="rId67" w:history="1">
           <w:r>
             <w:rPr>
               <w:rStyle w:val="Hyperlink"/>
@@ -12024,7 +12045,7 @@
           <w:sz w:val="24"/>
           <w:u w:val="single"/>
         </w:rPr>
-        <w:hyperlink r:id="rId66" w:history="1">
+        <w:hyperlink r:id="rId67" w:history="1">
           <w:r>
             <w:rPr>
               <w:rStyle w:val="Hyperlink"/>
@@ -12122,7 +12143,7 @@
           <w:sz w:val="24"/>
           <w:u w:val="single"/>
         </w:rPr>
-        <w:hyperlink r:id="rId67" w:history="1">
+        <w:hyperlink r:id="rId68" w:history="1">
           <w:r>
             <w:rPr>
               <w:rStyle w:val="Hyperlink"/>
@@ -12151,7 +12172,7 @@
           <w:sz w:val="24"/>
           <w:u w:val="single"/>
         </w:rPr>
-        <w:hyperlink r:id="rId67" w:history="1">
+        <w:hyperlink r:id="rId68" w:history="1">
           <w:r>
             <w:rPr>
               <w:rStyle w:val="Hyperlink"/>
@@ -12279,7 +12300,7 @@
           <w:sz w:val="24"/>
           <w:u w:val="single"/>
         </w:rPr>
-        <w:hyperlink r:id="rId68" w:history="1">
+        <w:hyperlink r:id="rId69" w:history="1">
           <w:r>
             <w:rPr>
               <w:rStyle w:val="Hyperlink"/>
@@ -12297,7 +12318,7 @@
           <w:sz w:val="24"/>
           <w:u w:val="single"/>
         </w:rPr>
-        <w:hyperlink r:id="rId68" w:history="1">
+        <w:hyperlink r:id="rId69" w:history="1">
           <w:r>
             <w:rPr>
               <w:rStyle w:val="Hyperlink"/>
@@ -12315,7 +12336,7 @@
           <w:sz w:val="24"/>
           <w:u w:val="single"/>
         </w:rPr>
-        <w:hyperlink r:id="rId68" w:history="1">
+        <w:hyperlink r:id="rId69" w:history="1">
           <w:r>
             <w:rPr>
               <w:rStyle w:val="Hyperlink"/>
@@ -12412,7 +12433,7 @@
           <w:color w:val="0000FF"/>
           <w:sz w:val="24"/>
         </w:rPr>
-        <w:hyperlink r:id="rId69" w:history="1">
+        <w:hyperlink r:id="rId70" w:history="1">
           <w:r>
             <w:rPr>
               <w:rStyle w:val="Hyperlink"/>
@@ -12429,7 +12450,7 @@
           <w:color w:val="0000FF"/>
           <w:sz w:val="24"/>
         </w:rPr>
-        <w:hyperlink r:id="rId69" w:history="1">
+        <w:hyperlink r:id="rId70" w:history="1">
           <w:r>
             <w:rPr>
               <w:rStyle w:val="Hyperlink"/>
@@ -12446,7 +12467,7 @@
           <w:color w:val="0000FF"/>
           <w:sz w:val="24"/>
         </w:rPr>
-        <w:hyperlink r:id="rId69" w:history="1">
+        <w:hyperlink r:id="rId70" w:history="1">
           <w:r>
             <w:rPr>
               <w:rStyle w:val="Hyperlink"/>
@@ -12463,7 +12484,7 @@
           <w:color w:val="0000FF"/>
           <w:sz w:val="24"/>
         </w:rPr>
-        <w:hyperlink r:id="rId69" w:history="1">
+        <w:hyperlink r:id="rId70" w:history="1">
           <w:r>
             <w:rPr>
               <w:rStyle w:val="Hyperlink"/>
@@ -12480,7 +12501,7 @@
           <w:color w:val="0000FF"/>
           <w:sz w:val="24"/>
         </w:rPr>
-        <w:hyperlink r:id="rId69" w:history="1">
+        <w:hyperlink r:id="rId70" w:history="1">
           <w:r>
             <w:rPr>
               <w:rStyle w:val="Hyperlink"/>
@@ -12587,7 +12608,7 @@
           <w:color w:val="0000FF"/>
           <w:sz w:val="24"/>
         </w:rPr>
-        <w:hyperlink r:id="rId70" w:history="1">
+        <w:hyperlink r:id="rId71" w:history="1">
           <w:r>
             <w:rPr>
               <w:rStyle w:val="Hyperlink"/>
@@ -12604,7 +12625,7 @@
           <w:color w:val="0000FF"/>
           <w:sz w:val="24"/>
         </w:rPr>
-        <w:hyperlink r:id="rId70" w:history="1">
+        <w:hyperlink r:id="rId71" w:history="1">
           <w:r>
             <w:rPr>
               <w:rStyle w:val="Hyperlink"/>
@@ -12621,7 +12642,7 @@
           <w:color w:val="0000FF"/>
           <w:sz w:val="24"/>
         </w:rPr>
-        <w:hyperlink r:id="rId70" w:history="1">
+        <w:hyperlink r:id="rId71" w:history="1">
           <w:r>
             <w:rPr>
               <w:rStyle w:val="Hyperlink"/>
@@ -12638,7 +12659,7 @@
           <w:color w:val="0000FF"/>
           <w:sz w:val="24"/>
         </w:rPr>
-        <w:hyperlink r:id="rId70" w:history="1">
+        <w:hyperlink r:id="rId71" w:history="1">
           <w:r>
             <w:rPr>
               <w:rStyle w:val="Hyperlink"/>
@@ -12655,7 +12676,7 @@
           <w:color w:val="0000FF"/>
           <w:sz w:val="24"/>
         </w:rPr>
-        <w:hyperlink r:id="rId70" w:history="1">
+        <w:hyperlink r:id="rId71" w:history="1">
           <w:r>
             <w:rPr>
               <w:rStyle w:val="Hyperlink"/>
@@ -12786,7 +12807,7 @@
           <w:color w:val="0000FF"/>
           <w:sz w:val="24"/>
         </w:rPr>
-        <w:hyperlink r:id="rId71" w:history="1">
+        <w:hyperlink r:id="rId72" w:history="1">
           <w:r>
             <w:rPr>
               <w:rStyle w:val="Hyperlink"/>
@@ -12803,7 +12824,7 @@
           <w:color w:val="0000FF"/>
           <w:sz w:val="24"/>
         </w:rPr>
-        <w:hyperlink r:id="rId71" w:history="1">
+        <w:hyperlink r:id="rId72" w:history="1">
           <w:r>
             <w:rPr>
               <w:rStyle w:val="Hyperlink"/>
@@ -12820,7 +12841,7 @@
           <w:color w:val="0000FF"/>
           <w:sz w:val="24"/>
         </w:rPr>
-        <w:hyperlink r:id="rId71" w:history="1">
+        <w:hyperlink r:id="rId72" w:history="1">
           <w:r>
             <w:rPr>
               <w:rStyle w:val="Hyperlink"/>
@@ -12837,7 +12858,7 @@
           <w:color w:val="0000FF"/>
           <w:sz w:val="24"/>
         </w:rPr>
-        <w:hyperlink r:id="rId71" w:history="1">
+        <w:hyperlink r:id="rId72" w:history="1">
           <w:r>
             <w:rPr>
               <w:rStyle w:val="Hyperlink"/>
@@ -12854,7 +12875,7 @@
           <w:color w:val="0000FF"/>
           <w:sz w:val="24"/>
         </w:rPr>
-        <w:hyperlink r:id="rId71" w:history="1">
+        <w:hyperlink r:id="rId72" w:history="1">
           <w:r>
             <w:rPr>
               <w:rStyle w:val="Hyperlink"/>
@@ -12947,7 +12968,7 @@
           <w:color w:val="0000FF"/>
           <w:sz w:val="24"/>
         </w:rPr>
-        <w:hyperlink r:id="rId72" w:history="1">
+        <w:hyperlink r:id="rId73" w:history="1">
           <w:r>
             <w:rPr>
               <w:rStyle w:val="Hyperlink"/>
@@ -12964,7 +12985,7 @@
           <w:color w:val="0000FF"/>
           <w:sz w:val="24"/>
         </w:rPr>
-        <w:hyperlink r:id="rId72" w:history="1">
+        <w:hyperlink r:id="rId73" w:history="1">
           <w:r>
             <w:rPr>
               <w:rStyle w:val="Hyperlink"/>
@@ -12981,7 +13002,7 @@
           <w:color w:val="0000FF"/>
           <w:sz w:val="24"/>
         </w:rPr>
-        <w:hyperlink r:id="rId72" w:history="1">
+        <w:hyperlink r:id="rId73" w:history="1">
           <w:r>
             <w:rPr>
               <w:rStyle w:val="Hyperlink"/>
@@ -12998,7 +13019,7 @@
           <w:color w:val="0000FF"/>
           <w:sz w:val="24"/>
         </w:rPr>
-        <w:hyperlink r:id="rId72" w:history="1">
+        <w:hyperlink r:id="rId73" w:history="1">
           <w:r>
             <w:rPr>
               <w:rStyle w:val="Hyperlink"/>
@@ -13015,7 +13036,7 @@
           <w:color w:val="0000FF"/>
           <w:sz w:val="24"/>
         </w:rPr>
-        <w:hyperlink r:id="rId72" w:history="1">
+        <w:hyperlink r:id="rId73" w:history="1">
           <w:r>
             <w:rPr>
               <w:rStyle w:val="Hyperlink"/>

--- a/EXPORTS/DOCX/review/niveau2/Dutch/Suriname.docx
+++ b/EXPORTS/DOCX/review/niveau2/Dutch/Suriname.docx
@@ -1385,8 +1385,16 @@
           <w:i w:val="0"/>
           <w:color w:val="0000FF"/>
           <w:sz w:val="24"/>
-        </w:rPr>
-        <w:t>Hendrik Haage</w:t>
+          <w:u w:val="single"/>
+        </w:rPr>
+        <w:hyperlink r:id="rId14" w:history="1">
+          <w:r>
+            <w:rPr>
+              <w:rStyle w:val="Hyperlink"/>
+            </w:rPr>
+            <w:t>Hendrik</w:t>
+          </w:r>
+        </w:hyperlink>
       </w:r>
       <w:r>
         <w:rPr>
@@ -1397,7 +1405,36 @@
           <w:sz w:val="24"/>
           <w:u w:val="single"/>
         </w:rPr>
-        <w:hyperlink r:id="rId12" w:history="1">
+        <w:t xml:space="preserve"> </w:t>
+      </w:r>
+      <w:r>
+        <w:rPr>
+          <w:rFonts w:ascii="Charis SIL Regular" w:hAnsi="Charis SIL Regular" w:eastAsia="Charis SIL Regular"/>
+          <w:b w:val="0"/>
+          <w:i w:val="0"/>
+          <w:color w:val="0000FF"/>
+          <w:sz w:val="24"/>
+          <w:u w:val="single"/>
+        </w:rPr>
+        <w:hyperlink r:id="rId14" w:history="1">
+          <w:r>
+            <w:rPr>
+              <w:rStyle w:val="Hyperlink"/>
+            </w:rPr>
+            <w:t>Haage</w:t>
+          </w:r>
+        </w:hyperlink>
+      </w:r>
+      <w:r>
+        <w:rPr>
+          <w:rFonts w:ascii="Charis SIL Regular" w:hAnsi="Charis SIL Regular" w:eastAsia="Charis SIL Regular"/>
+          <w:b w:val="0"/>
+          <w:i w:val="0"/>
+          <w:color w:val="0000FF"/>
+          <w:sz w:val="24"/>
+          <w:u w:val="single"/>
+        </w:rPr>
+        <w:hyperlink r:id="rId14" w:history="1">
           <w:r>
             <w:rPr>
               <w:rStyle w:val="Hyperlink"/>
@@ -1426,7 +1463,7 @@
           <w:sz w:val="24"/>
           <w:u w:val="single"/>
         </w:rPr>
-        <w:hyperlink r:id="rId12" w:history="1">
+        <w:hyperlink r:id="rId14" w:history="1">
           <w:r>
             <w:rPr>
               <w:rStyle w:val="Hyperlink"/>
@@ -1444,7 +1481,7 @@
           <w:sz w:val="24"/>
           <w:u w:val="single"/>
         </w:rPr>
-        <w:hyperlink r:id="rId12" w:history="1">
+        <w:hyperlink r:id="rId14" w:history="1">
           <w:r>
             <w:rPr>
               <w:rStyle w:val="Hyperlink"/>
@@ -1462,7 +1499,7 @@
           <w:sz w:val="24"/>
           <w:u w:val="single"/>
         </w:rPr>
-        <w:hyperlink r:id="rId12" w:history="1">
+        <w:hyperlink r:id="rId14" w:history="1">
           <w:r>
             <w:rPr>
               <w:rStyle w:val="Hyperlink"/>
@@ -1566,7 +1603,7 @@
           <w:sz w:val="24"/>
           <w:u w:val="single"/>
         </w:rPr>
-        <w:hyperlink r:id="rId14" w:history="1">
+        <w:hyperlink r:id="rId15" w:history="1">
           <w:r>
             <w:rPr>
               <w:rStyle w:val="Hyperlink"/>
@@ -1595,7 +1632,7 @@
           <w:sz w:val="24"/>
           <w:u w:val="single"/>
         </w:rPr>
-        <w:hyperlink r:id="rId14" w:history="1">
+        <w:hyperlink r:id="rId15" w:history="1">
           <w:r>
             <w:rPr>
               <w:rStyle w:val="Hyperlink"/>
@@ -1623,7 +1660,14 @@
           <w:color w:val="0000FF"/>
           <w:sz w:val="24"/>
         </w:rPr>
-        <w:t>Lam</w:t>
+        <w:hyperlink r:id="rId15" w:history="1">
+          <w:r>
+            <w:rPr>
+              <w:rStyle w:val="Hyperlink"/>
+            </w:rPr>
+            <w:t>Lam</w:t>
+          </w:r>
+        </w:hyperlink>
       </w:r>
       <w:r>
         <w:rPr>
@@ -1634,7 +1678,7 @@
           <w:sz w:val="24"/>
           <w:u w:val="single"/>
         </w:rPr>
-        <w:hyperlink r:id="rId15" w:history="1">
+        <w:hyperlink r:id="rId14" w:history="1">
           <w:r>
             <w:rPr>
               <w:rStyle w:val="Hyperlink"/>
@@ -1652,7 +1696,7 @@
           <w:color w:val="000000"/>
           <w:sz w:val="24"/>
         </w:rPr>
-        <w:hyperlink r:id="rId15" w:history="1">
+        <w:hyperlink r:id="rId14" w:history="1">
           <w:r>
             <w:rPr>
               <w:rStyle w:val="Hyperlink"/>
@@ -1670,7 +1714,7 @@
           <w:color w:val="000000"/>
           <w:sz w:val="24"/>
         </w:rPr>
-        <w:hyperlink r:id="rId15" w:history="1">
+        <w:hyperlink r:id="rId14" w:history="1">
           <w:r>
             <w:rPr>
               <w:rStyle w:val="Hyperlink"/>
@@ -1699,7 +1743,7 @@
           <w:color w:val="000000"/>
           <w:sz w:val="24"/>
         </w:rPr>
-        <w:hyperlink r:id="rId15" w:history="1">
+        <w:hyperlink r:id="rId14" w:history="1">
           <w:r>
             <w:rPr>
               <w:rStyle w:val="Hyperlink"/>
@@ -1795,7 +1839,7 @@
           <w:color w:val="000000"/>
           <w:sz w:val="24"/>
         </w:rPr>
-        <w:hyperlink r:id="rId14" w:history="1">
+        <w:hyperlink r:id="rId15" w:history="1">
           <w:r>
             <w:rPr>
               <w:rStyle w:val="Hyperlink"/>
@@ -1813,7 +1857,7 @@
           <w:color w:val="000000"/>
           <w:sz w:val="24"/>
         </w:rPr>
-        <w:hyperlink r:id="rId14" w:history="1">
+        <w:hyperlink r:id="rId15" w:history="1">
           <w:r>
             <w:rPr>
               <w:rStyle w:val="Hyperlink"/>
@@ -1831,7 +1875,7 @@
           <w:color w:val="000000"/>
           <w:sz w:val="24"/>
         </w:rPr>
-        <w:hyperlink r:id="rId14" w:history="1">
+        <w:hyperlink r:id="rId15" w:history="1">
           <w:r>
             <w:rPr>
               <w:rStyle w:val="Hyperlink"/>
@@ -1849,7 +1893,7 @@
           <w:color w:val="000000"/>
           <w:sz w:val="24"/>
         </w:rPr>
-        <w:hyperlink r:id="rId14" w:history="1">
+        <w:hyperlink r:id="rId15" w:history="1">
           <w:r>
             <w:rPr>
               <w:rStyle w:val="Hyperlink"/>
@@ -2155,7 +2199,6 @@
       </w:r>
       <w:r>
         <w:rPr>
-          <w:u w:val="single" w:color="0000ff"/>
           <w:rFonts w:ascii="Charis SIL Regular" w:hAnsi="Charis SIL Regular" w:eastAsia="Charis SIL Regular"/>
           <w:b w:val="0"/>
           <w:i w:val="0"/>
@@ -2519,7 +2562,7 @@
           <w:sz w:val="24"/>
           <w:u w:val="single"/>
         </w:rPr>
-        <w:hyperlink r:id="rId21" w:history="1">
+        <w:hyperlink r:id="rId20" w:history="1">
           <w:r>
             <w:rPr>
               <w:rStyle w:val="Hyperlink"/>
@@ -2548,7 +2591,7 @@
           <w:sz w:val="24"/>
           <w:u w:val="single"/>
         </w:rPr>
-        <w:hyperlink r:id="rId21" w:history="1">
+        <w:hyperlink r:id="rId20" w:history="1">
           <w:r>
             <w:rPr>
               <w:rStyle w:val="Hyperlink"/>
@@ -2566,7 +2609,7 @@
           <w:sz w:val="24"/>
           <w:u w:val="single"/>
         </w:rPr>
-        <w:hyperlink r:id="rId21" w:history="1">
+        <w:hyperlink r:id="rId20" w:history="1">
           <w:r>
             <w:rPr>
               <w:rStyle w:val="Hyperlink"/>
@@ -3077,7 +3120,7 @@
             <w:rPr>
               <w:rStyle w:val="Hyperlink"/>
             </w:rPr>
-            <w:t>Etnografis</w:t>
+            <w:t>Etnografisc</w:t>
           </w:r>
         </w:hyperlink>
       </w:r>
@@ -3088,23 +3131,7 @@
           <w:i w:val="0"/>
           <w:color w:val="0000FF"/>
           <w:sz w:val="24"/>
-        </w:rPr>
-        <w:hyperlink r:id="rId26" w:history="1">
-          <w:r>
-            <w:rPr>
-              <w:rStyle w:val="Hyperlink"/>
-            </w:rPr>
-            <w:t>c</w:t>
-          </w:r>
-        </w:hyperlink>
-      </w:r>
-      <w:r>
-        <w:rPr>
-          <w:rFonts w:ascii="Charis SIL Regular" w:hAnsi="Charis SIL Regular" w:eastAsia="Charis SIL Regular"/>
-          <w:b w:val="0"/>
-          <w:i w:val="0"/>
-          <w:color w:val="0000FF"/>
-          <w:sz w:val="24"/>
+          <w:u w:val="single"/>
         </w:rPr>
         <w:t>h</w:t>
       </w:r>
@@ -3162,9 +3189,19 @@
             <w:rPr>
               <w:rStyle w:val="Hyperlink"/>
             </w:rPr>
-            <w:t>Artis</w:t>
+            <w:t>Arti</w:t>
           </w:r>
         </w:hyperlink>
+      </w:r>
+      <w:r>
+        <w:rPr>
+          <w:rFonts w:ascii="Charis SIL Regular" w:hAnsi="Charis SIL Regular" w:eastAsia="Charis SIL Regular"/>
+          <w:b w:val="0"/>
+          <w:i w:val="0"/>
+          <w:color w:val="0000FF"/>
+          <w:sz w:val="24"/>
+        </w:rPr>
+        <w:t>s</w:t>
       </w:r>
       <w:r>
         <w:rPr>
@@ -4031,23 +4068,13 @@
             <w:rPr>
               <w:rStyle w:val="Hyperlink"/>
             </w:rPr>
-            <w:t>a afloop over volke</w:t>
+            <w:t>a afloop over volken</w:t>
           </w:r>
         </w:hyperlink>
       </w:r>
       <w:r>
         <w:rPr>
           <w:u w:val="single" w:color="0000ff"/>
-          <w:rFonts w:ascii="Charis SIL Regular" w:hAnsi="Charis SIL Regular" w:eastAsia="Charis SIL Regular"/>
-          <w:b w:val="0"/>
-          <w:i w:val="0"/>
-          <w:color w:val="000000"/>
-          <w:sz w:val="24"/>
-        </w:rPr>
-        <w:t>n</w:t>
-      </w:r>
-      <w:r>
-        <w:rPr>
           <w:rFonts w:ascii="Charis SIL Regular" w:hAnsi="Charis SIL Regular" w:eastAsia="Charis SIL Regular"/>
           <w:b w:val="0"/>
           <w:i w:val="0"/>
@@ -4124,7 +4151,7 @@
             <w:rPr>
               <w:rStyle w:val="Hyperlink"/>
             </w:rPr>
-            <w:t>e mu</w:t>
+            <w:t>e m</w:t>
           </w:r>
         </w:hyperlink>
       </w:r>
@@ -4136,7 +4163,7 @@
           <w:color w:val="000000"/>
           <w:sz w:val="24"/>
         </w:rPr>
-        <w:t xml:space="preserve">sea verdeeld; in Nederland leverde </w:t>
+        <w:t xml:space="preserve">usea verdeeld; in Nederland leverde </w:t>
       </w:r>
       <w:r>
         <w:rPr>
@@ -5183,14 +5210,7 @@
           <w:color w:val="000000"/>
           <w:sz w:val="24"/>
         </w:rPr>
-        <w:hyperlink r:id="rId38" w:history="1">
-          <w:r>
-            <w:rPr>
-              <w:rStyle w:val="Hyperlink"/>
-            </w:rPr>
-            <w:t>3 en 1</w:t>
-          </w:r>
-        </w:hyperlink>
+        <w:t>3 en 1</w:t>
       </w:r>
       <w:r>
         <w:rPr>
@@ -5415,15 +5435,9 @@
           <w:i w:val="0"/>
           <w:color w:val="0000FF"/>
           <w:sz w:val="24"/>
-        </w:rPr>
-        <w:hyperlink r:id="rId40" w:history="1">
-          <w:r>
-            <w:rPr>
-              <w:rStyle w:val="Hyperlink"/>
-            </w:rPr>
-            <w:t>o</w:t>
-          </w:r>
-        </w:hyperlink>
+          <w:u w:val="single"/>
+        </w:rPr>
+        <w:t>o</w:t>
       </w:r>
       <w:r>
         <w:rPr>
@@ -5884,8 +5898,16 @@
           <w:i w:val="0"/>
           <w:color w:val="0000FF"/>
           <w:sz w:val="24"/>
-        </w:rPr>
-        <w:t>TM-4</w:t>
+          <w:u w:val="single"/>
+        </w:rPr>
+        <w:hyperlink r:id="rId44" w:history="1">
+          <w:r>
+            <w:rPr>
+              <w:rStyle w:val="Hyperlink"/>
+            </w:rPr>
+            <w:t>TM-4</w:t>
+          </w:r>
+        </w:hyperlink>
       </w:r>
       <w:r>
         <w:rPr>
@@ -6867,7 +6889,7 @@
           <w:color w:val="000000"/>
           <w:sz w:val="24"/>
         </w:rPr>
-        <w:t>Vroege antropologische/wetenschappelijke verzamelingen</w:t>
+        <w:t>Expedities tijdens het interbellum</w:t>
       </w:r>
     </w:p>
     <w:p>
@@ -6876,6 +6898,36 @@
         <w:autoSpaceDE w:val="0"/>
         <w:widowControl/>
         <w:spacing w:line="288" w:lineRule="exact" w:before="312" w:after="0"/>
+        <w:ind w:left="10" w:right="288" w:firstLine="0"/>
+        <w:jc w:val="left"/>
+      </w:pPr>
+      <w:r>
+        <w:rPr>
+          <w:rFonts w:ascii="Charis SIL Regular" w:hAnsi="Charis SIL Regular" w:eastAsia="Charis SIL Regular"/>
+          <w:b w:val="0"/>
+          <w:i w:val="0"/>
+          <w:color w:val="000000"/>
+          <w:sz w:val="24"/>
+        </w:rPr>
+        <w:t xml:space="preserve">Een zin over interbellum en antropologie aan de hand van het artikel over de rendez-vous </w:t>
+      </w:r>
+      <w:r>
+        <w:rPr>
+          <w:rFonts w:ascii="Charis SIL Regular" w:hAnsi="Charis SIL Regular" w:eastAsia="Charis SIL Regular"/>
+          <w:b w:val="0"/>
+          <w:i w:val="0"/>
+          <w:color w:val="000000"/>
+          <w:sz w:val="24"/>
+        </w:rPr>
+        <w:t>manqué?</w:t>
+      </w:r>
+    </w:p>
+    <w:p>
+      <w:pPr>
+        <w:autoSpaceDN w:val="0"/>
+        <w:autoSpaceDE w:val="0"/>
+        <w:widowControl/>
+        <w:spacing w:line="288" w:lineRule="exact" w:before="240" w:after="0"/>
         <w:ind w:left="10" w:right="0" w:firstLine="0"/>
         <w:jc w:val="left"/>
       </w:pPr>
@@ -7342,7 +7394,7 @@
           <w:sz w:val="24"/>
           <w:u w:val="single"/>
         </w:rPr>
-        <w:hyperlink r:id="rId55" w:history="1">
+        <w:hyperlink r:id="rId54" w:history="1">
           <w:r>
             <w:rPr>
               <w:rStyle w:val="Hyperlink"/>
@@ -7371,7 +7423,7 @@
           <w:sz w:val="24"/>
           <w:u w:val="single"/>
         </w:rPr>
-        <w:hyperlink r:id="rId55" w:history="1">
+        <w:hyperlink r:id="rId54" w:history="1">
           <w:r>
             <w:rPr>
               <w:rStyle w:val="Hyperlink"/>
@@ -7389,7 +7441,7 @@
           <w:sz w:val="24"/>
           <w:u w:val="single"/>
         </w:rPr>
-        <w:hyperlink r:id="rId55" w:history="1">
+        <w:hyperlink r:id="rId54" w:history="1">
           <w:r>
             <w:rPr>
               <w:rStyle w:val="Hyperlink"/>
@@ -7418,113 +7470,12 @@
           <w:sz w:val="24"/>
           <w:u w:val="single"/>
         </w:rPr>
-        <w:hyperlink r:id="rId55" w:history="1">
+        <w:hyperlink r:id="rId54" w:history="1">
           <w:r>
             <w:rPr>
               <w:rStyle w:val="Hyperlink"/>
             </w:rPr>
             <w:t>P</w:t>
-          </w:r>
-        </w:hyperlink>
-      </w:r>
-      <w:r>
-        <w:rPr>
-          <w:rFonts w:ascii="Charis SIL Regular" w:hAnsi="Charis SIL Regular" w:eastAsia="Charis SIL Regular"/>
-          <w:b w:val="0"/>
-          <w:i w:val="0"/>
-          <w:color w:val="0000FF"/>
-          <w:sz w:val="24"/>
-          <w:u w:val="single"/>
-        </w:rPr>
-        <w:hyperlink r:id="rId55" w:history="1">
-          <w:r>
-            <w:rPr>
-              <w:rStyle w:val="Hyperlink"/>
-            </w:rPr>
-            <w:t>h</w:t>
-          </w:r>
-        </w:hyperlink>
-      </w:r>
-      <w:r>
-        <w:rPr>
-          <w:rFonts w:ascii="Charis SIL Regular" w:hAnsi="Charis SIL Regular" w:eastAsia="Charis SIL Regular"/>
-          <w:b w:val="0"/>
-          <w:i w:val="0"/>
-          <w:color w:val="0000FF"/>
-          <w:sz w:val="24"/>
-          <w:u w:val="single"/>
-        </w:rPr>
-        <w:hyperlink r:id="rId55" w:history="1">
-          <w:r>
-            <w:rPr>
-              <w:rStyle w:val="Hyperlink"/>
-            </w:rPr>
-            <w:t>oto</w:t>
-          </w:r>
-        </w:hyperlink>
-      </w:r>
-      <w:r>
-        <w:rPr>
-          <w:rFonts w:ascii="Charis SIL Regular" w:hAnsi="Charis SIL Regular" w:eastAsia="Charis SIL Regular"/>
-          <w:b w:val="0"/>
-          <w:i w:val="0"/>
-          <w:color w:val="0000FF"/>
-          <w:sz w:val="24"/>
-          <w:u w:val="single"/>
-        </w:rPr>
-        <w:hyperlink r:id="rId55" w:history="1">
-          <w:r>
-            <w:rPr>
-              <w:rStyle w:val="Hyperlink"/>
-            </w:rPr>
-            <w:t>graphic</w:t>
-          </w:r>
-        </w:hyperlink>
-      </w:r>
-      <w:r>
-        <w:rPr>
-          <w:rFonts w:ascii="Charis SIL Regular" w:hAnsi="Charis SIL Regular" w:eastAsia="Charis SIL Regular"/>
-          <w:b w:val="0"/>
-          <w:i w:val="0"/>
-          <w:color w:val="0000FF"/>
-          <w:sz w:val="24"/>
-          <w:u w:val="single"/>
-        </w:rPr>
-        <w:t xml:space="preserve"> </w:t>
-      </w:r>
-      <w:r>
-        <w:rPr>
-          <w:rFonts w:ascii="Charis SIL Regular" w:hAnsi="Charis SIL Regular" w:eastAsia="Charis SIL Regular"/>
-          <w:b w:val="0"/>
-          <w:i w:val="0"/>
-          <w:color w:val="0000FF"/>
-          <w:sz w:val="24"/>
-          <w:u w:val="single"/>
-        </w:rPr>
-        <w:hyperlink r:id="rId55" w:history="1">
-          <w:r>
-            <w:rPr>
-              <w:rStyle w:val="Hyperlink"/>
-            </w:rPr>
-            <w:t>A</w:t>
-          </w:r>
-        </w:hyperlink>
-      </w:r>
-      <w:r>
-        <w:rPr>
-          <w:rFonts w:ascii="Charis SIL Regular" w:hAnsi="Charis SIL Regular" w:eastAsia="Charis SIL Regular"/>
-          <w:b w:val="0"/>
-          <w:i w:val="0"/>
-          <w:color w:val="0000FF"/>
-          <w:sz w:val="24"/>
-          <w:u w:val="single"/>
-        </w:rPr>
-        <w:hyperlink r:id="rId55" w:history="1">
-          <w:r>
-            <w:rPr>
-              <w:rStyle w:val="Hyperlink"/>
-            </w:rPr>
-            <w:t>rc</w:t>
           </w:r>
         </w:hyperlink>
       </w:r>
@@ -7560,6 +7511,107 @@
             <w:rPr>
               <w:rStyle w:val="Hyperlink"/>
             </w:rPr>
+            <w:t>oto</w:t>
+          </w:r>
+        </w:hyperlink>
+      </w:r>
+      <w:r>
+        <w:rPr>
+          <w:rFonts w:ascii="Charis SIL Regular" w:hAnsi="Charis SIL Regular" w:eastAsia="Charis SIL Regular"/>
+          <w:b w:val="0"/>
+          <w:i w:val="0"/>
+          <w:color w:val="0000FF"/>
+          <w:sz w:val="24"/>
+          <w:u w:val="single"/>
+        </w:rPr>
+        <w:hyperlink r:id="rId54" w:history="1">
+          <w:r>
+            <w:rPr>
+              <w:rStyle w:val="Hyperlink"/>
+            </w:rPr>
+            <w:t>graphic</w:t>
+          </w:r>
+        </w:hyperlink>
+      </w:r>
+      <w:r>
+        <w:rPr>
+          <w:rFonts w:ascii="Charis SIL Regular" w:hAnsi="Charis SIL Regular" w:eastAsia="Charis SIL Regular"/>
+          <w:b w:val="0"/>
+          <w:i w:val="0"/>
+          <w:color w:val="0000FF"/>
+          <w:sz w:val="24"/>
+          <w:u w:val="single"/>
+        </w:rPr>
+        <w:t xml:space="preserve"> </w:t>
+      </w:r>
+      <w:r>
+        <w:rPr>
+          <w:rFonts w:ascii="Charis SIL Regular" w:hAnsi="Charis SIL Regular" w:eastAsia="Charis SIL Regular"/>
+          <w:b w:val="0"/>
+          <w:i w:val="0"/>
+          <w:color w:val="0000FF"/>
+          <w:sz w:val="24"/>
+          <w:u w:val="single"/>
+        </w:rPr>
+        <w:hyperlink r:id="rId54" w:history="1">
+          <w:r>
+            <w:rPr>
+              <w:rStyle w:val="Hyperlink"/>
+            </w:rPr>
+            <w:t>A</w:t>
+          </w:r>
+        </w:hyperlink>
+      </w:r>
+      <w:r>
+        <w:rPr>
+          <w:rFonts w:ascii="Charis SIL Regular" w:hAnsi="Charis SIL Regular" w:eastAsia="Charis SIL Regular"/>
+          <w:b w:val="0"/>
+          <w:i w:val="0"/>
+          <w:color w:val="0000FF"/>
+          <w:sz w:val="24"/>
+          <w:u w:val="single"/>
+        </w:rPr>
+        <w:hyperlink r:id="rId54" w:history="1">
+          <w:r>
+            <w:rPr>
+              <w:rStyle w:val="Hyperlink"/>
+            </w:rPr>
+            <w:t>rc</w:t>
+          </w:r>
+        </w:hyperlink>
+      </w:r>
+      <w:r>
+        <w:rPr>
+          <w:rFonts w:ascii="Charis SIL Regular" w:hAnsi="Charis SIL Regular" w:eastAsia="Charis SIL Regular"/>
+          <w:b w:val="0"/>
+          <w:i w:val="0"/>
+          <w:color w:val="0000FF"/>
+          <w:sz w:val="24"/>
+          <w:u w:val="single"/>
+        </w:rPr>
+        <w:hyperlink r:id="rId54" w:history="1">
+          <w:r>
+            <w:rPr>
+              <w:rStyle w:val="Hyperlink"/>
+            </w:rPr>
+            <w:t>h</w:t>
+          </w:r>
+        </w:hyperlink>
+      </w:r>
+      <w:r>
+        <w:rPr>
+          <w:rFonts w:ascii="Charis SIL Regular" w:hAnsi="Charis SIL Regular" w:eastAsia="Charis SIL Regular"/>
+          <w:b w:val="0"/>
+          <w:i w:val="0"/>
+          <w:color w:val="0000FF"/>
+          <w:sz w:val="24"/>
+          <w:u w:val="single"/>
+        </w:rPr>
+        <w:hyperlink r:id="rId54" w:history="1">
+          <w:r>
+            <w:rPr>
+              <w:rStyle w:val="Hyperlink"/>
+            </w:rPr>
             <w:t>ives,</w:t>
           </w:r>
         </w:hyperlink>
@@ -7744,7 +7796,7 @@
         <w:autoSpaceDE w:val="0"/>
         <w:widowControl/>
         <w:spacing w:line="288" w:lineRule="exact" w:before="240" w:after="0"/>
-        <w:ind w:left="10" w:right="864" w:firstLine="0"/>
+        <w:ind w:left="10" w:right="0" w:firstLine="0"/>
         <w:jc w:val="left"/>
       </w:pPr>
       <w:r>
@@ -7896,7 +7948,168 @@
           <w:color w:val="000000"/>
           <w:sz w:val="24"/>
         </w:rPr>
-        <w:t>. In 1934 [verzamelde](https://collections.quaibranly.fr/?</w:t>
+        <w:t>. De Franse industriëlen Marcel Monteux en Marc Richard financ</w:t>
+      </w:r>
+      <w:r>
+        <w:rPr>
+          <w:u w:val="single" w:color="0000ff"/>
+          <w:rFonts w:ascii="Charis SIL Regular" w:hAnsi="Charis SIL Regular" w:eastAsia="Charis SIL Regular"/>
+          <w:b w:val="0"/>
+          <w:i w:val="0"/>
+          <w:color w:val="000000"/>
+          <w:sz w:val="24"/>
+        </w:rPr>
+        <w:hyperlink r:id="rId57" w:history="1">
+          <w:r>
+            <w:rPr>
+              <w:rStyle w:val="Hyperlink"/>
+            </w:rPr>
+            <w:t>ierd</w:t>
+          </w:r>
+        </w:hyperlink>
+      </w:r>
+      <w:r>
+        <w:rPr>
+          <w:u w:val="single" w:color="0000ff"/>
+          <w:rFonts w:ascii="Charis SIL Regular" w:hAnsi="Charis SIL Regular" w:eastAsia="Charis SIL Regular"/>
+          <w:b w:val="0"/>
+          <w:i w:val="0"/>
+          <w:color w:val="000000"/>
+          <w:sz w:val="24"/>
+        </w:rPr>
+        <w:hyperlink r:id="rId57" w:history="1">
+          <w:r>
+            <w:rPr>
+              <w:rStyle w:val="Hyperlink"/>
+            </w:rPr>
+            <w:t xml:space="preserve">en in </w:t>
+          </w:r>
+        </w:hyperlink>
+      </w:r>
+      <w:r>
+        <w:rPr>
+          <w:rFonts w:ascii="Charis SIL Regular" w:hAnsi="Charis SIL Regular" w:eastAsia="Charis SIL Regular"/>
+          <w:b w:val="0"/>
+          <w:i w:val="0"/>
+          <w:color w:val="000000"/>
+          <w:sz w:val="24"/>
+        </w:rPr>
+        <w:hyperlink r:id="rId57" w:history="1">
+          <w:r>
+            <w:rPr>
+              <w:rStyle w:val="Hyperlink"/>
+            </w:rPr>
+            <w:t>1</w:t>
+          </w:r>
+        </w:hyperlink>
+      </w:r>
+      <w:r>
+        <w:rPr>
+          <w:rFonts w:ascii="Charis SIL Regular" w:hAnsi="Charis SIL Regular" w:eastAsia="Charis SIL Regular"/>
+          <w:b w:val="0"/>
+          <w:i w:val="0"/>
+          <w:color w:val="000000"/>
+          <w:sz w:val="24"/>
+        </w:rPr>
+        <w:t xml:space="preserve">931 een </w:t>
+      </w:r>
+      <w:r>
+        <w:rPr>
+          <w:u w:val="single" w:color="0000ff"/>
+          <w:rFonts w:ascii="Charis SIL Regular" w:hAnsi="Charis SIL Regular" w:eastAsia="Charis SIL Regular"/>
+          <w:b w:val="0"/>
+          <w:i w:val="0"/>
+          <w:color w:val="000000"/>
+          <w:sz w:val="24"/>
+        </w:rPr>
+        <w:hyperlink r:id="rId57" w:history="1">
+          <w:r>
+            <w:rPr>
+              <w:rStyle w:val="Hyperlink"/>
+            </w:rPr>
+            <w:t>multidisc</w:t>
+          </w:r>
+        </w:hyperlink>
+      </w:r>
+      <w:r>
+        <w:rPr>
+          <w:rFonts w:ascii="Charis SIL Regular" w:hAnsi="Charis SIL Regular" w:eastAsia="Charis SIL Regular"/>
+          <w:b w:val="0"/>
+          <w:i w:val="0"/>
+          <w:color w:val="000000"/>
+          <w:sz w:val="24"/>
+        </w:rPr>
+        <w:t xml:space="preserve">iplinaire onderzoeksmissie naar Frans-Guyana, die een [verzameling](https:// </w:t>
+      </w:r>
+      <w:r>
+        <w:rPr>
+          <w:rFonts w:ascii="Charis SIL Regular" w:hAnsi="Charis SIL Regular" w:eastAsia="Charis SIL Regular"/>
+          <w:b w:val="0"/>
+          <w:i w:val="0"/>
+          <w:color w:val="000000"/>
+          <w:sz w:val="24"/>
+        </w:rPr>
+        <w:t xml:space="preserve">collections.quaibranly.fr/?state={"matchAllCriteria":true,"customSearchCriteria":[{"field":"/ </w:t>
+      </w:r>
+      <w:r>
+        <w:rPr>
+          <w:rFonts w:ascii="Charis SIL Regular" w:hAnsi="Charis SIL Regular" w:eastAsia="Charis SIL Regular"/>
+          <w:b w:val="0"/>
+          <w:i w:val="0"/>
+          <w:color w:val="000000"/>
+          <w:sz w:val="24"/>
+        </w:rPr>
+        <w:t xml:space="preserve">Record/Evenement/Evenement","fieldLabel":"","searchValues":["Mission Monteux-Richard en </w:t>
+      </w:r>
+      <w:r>
+        <w:rPr>
+          <w:rFonts w:ascii="Charis SIL Regular" w:hAnsi="Charis SIL Regular" w:eastAsia="Charis SIL Regular"/>
+          <w:b w:val="0"/>
+          <w:i w:val="0"/>
+          <w:color w:val="000000"/>
+          <w:sz w:val="24"/>
+        </w:rPr>
+        <w:t xml:space="preserve">Guyane 1931"],"description":"Evénement historique : Mission Monteux-Richard en Guyane </w:t>
+      </w:r>
+      <w:r>
+        <w:rPr>
+          <w:rFonts w:ascii="Charis SIL Regular" w:hAnsi="Charis SIL Regular" w:eastAsia="Charis SIL Regular"/>
+          <w:b w:val="0"/>
+          <w:i w:val="0"/>
+          <w:color w:val="000000"/>
+          <w:sz w:val="24"/>
+        </w:rPr>
+        <w:t xml:space="preserve">1931"}]}) voorwerpen opleverde die werd gedoneerd aan het </w:t>
+      </w:r>
+      <w:r>
+        <w:rPr>
+          <w:rFonts w:ascii="Charis SIL Italic" w:hAnsi="Charis SIL Italic" w:eastAsia="Charis SIL Italic"/>
+          <w:b w:val="0"/>
+          <w:i/>
+          <w:color w:val="000000"/>
+          <w:sz w:val="24"/>
+        </w:rPr>
+        <w:t>Musée du Trocadéro</w:t>
+      </w:r>
+      <w:r>
+        <w:rPr>
+          <w:rFonts w:ascii="Charis SIL Regular" w:hAnsi="Charis SIL Regular" w:eastAsia="Charis SIL Regular"/>
+          <w:b w:val="0"/>
+          <w:i w:val="0"/>
+          <w:color w:val="000000"/>
+          <w:sz w:val="24"/>
+        </w:rPr>
+        <w:t xml:space="preserve">. In 1934 </w:t>
+      </w:r>
+      <w:r>
+        <w:rPr>
+          <w:rFonts w:ascii="Charis SIL Regular" w:hAnsi="Charis SIL Regular" w:eastAsia="Charis SIL Regular"/>
+          <w:b w:val="0"/>
+          <w:i w:val="0"/>
+          <w:color w:val="000000"/>
+          <w:sz w:val="24"/>
+        </w:rPr>
+        <w:t>[verzamelde](https://collections.quaibranly.fr/?</w:t>
       </w:r>
     </w:p>
     <w:p>
@@ -7916,24 +8129,7 @@
           <w:color w:val="000000"/>
           <w:sz w:val="24"/>
         </w:rPr>
-        <w:hyperlink r:id="rId57" w:history="1">
-          <w:r>
-            <w:rPr>
-              <w:rStyle w:val="Hyperlink"/>
-            </w:rPr>
-            <w:t>state={"</w:t>
-          </w:r>
-        </w:hyperlink>
-      </w:r>
-      <w:r>
-        <w:rPr>
-          <w:rFonts w:ascii="Charis SIL Regular" w:hAnsi="Charis SIL Regular" w:eastAsia="Charis SIL Regular"/>
-          <w:b w:val="0"/>
-          <w:i w:val="0"/>
-          <w:color w:val="000000"/>
-          <w:sz w:val="24"/>
-        </w:rPr>
-        <w:t xml:space="preserve">matchAllCriteria":true,"customSearchCriteria":[{"field":"/Record/ConX/ </w:t>
+        <w:t xml:space="preserve">state={"matchAllCriteria":true,"customSearchCriteria":[{"field":"/Record/ConX/ </w:t>
       </w:r>
       <w:r>
         <w:br/>
@@ -8250,298 +8446,14 @@
           <w:color w:val="000000"/>
           <w:sz w:val="24"/>
         </w:rPr>
-        <w:t xml:space="preserve">Record/ConX/AlphaSortConX,/Record/ConXother/AlphaSort","fieldLabel":"","searchValues": </w:t>
-      </w:r>
-      <w:r>
-        <w:rPr>
-          <w:rFonts w:ascii="Charis SIL Regular" w:hAnsi="Charis SIL Regular" w:eastAsia="Charis SIL Regular"/>
-          <w:b w:val="0"/>
-          <w:i w:val="0"/>
-          <w:color w:val="000000"/>
-          <w:sz w:val="24"/>
-        </w:rPr>
-        <w:t xml:space="preserve">["[Sangnier, Paul]"],"description":"Personne(s) : Sangnier, Paul"}]}) eveneens in 1938 bij de </w:t>
-      </w:r>
-      <w:r>
-        <w:rPr>
-          <w:rFonts w:ascii="Charis SIL Regular" w:hAnsi="Charis SIL Regular" w:eastAsia="Charis SIL Regular"/>
-          <w:b w:val="0"/>
-          <w:i w:val="0"/>
-          <w:color w:val="000000"/>
-          <w:sz w:val="24"/>
-        </w:rPr>
-        <w:t>Wayana en Aluku.</w:t>
-      </w:r>
-    </w:p>
-    <w:p>
-      <w:pPr>
-        <w:autoSpaceDN w:val="0"/>
-        <w:autoSpaceDE w:val="0"/>
-        <w:widowControl/>
-        <w:spacing w:line="288" w:lineRule="exact" w:before="240" w:after="0"/>
-        <w:ind w:left="10" w:right="0" w:firstLine="0"/>
-        <w:jc w:val="left"/>
-      </w:pPr>
-      <w:r>
-        <w:rPr>
-          <w:rFonts w:ascii="Charis SIL Regular" w:hAnsi="Charis SIL Regular" w:eastAsia="Charis SIL Regular"/>
-          <w:b w:val="0"/>
-          <w:i w:val="0"/>
-          <w:color w:val="000000"/>
-          <w:sz w:val="24"/>
-        </w:rPr>
-        <w:t xml:space="preserve">Van groot belang voor de verzamelingen in Nederland is het legaat uit 1940 van </w:t>
-      </w:r>
-      <w:r>
-        <w:br/>
-      </w:r>
-      <w:r>
-        <w:rPr>
-          <w:rFonts w:ascii="Charis SIL Regular" w:hAnsi="Charis SIL Regular" w:eastAsia="Charis SIL Regular"/>
-          <w:b w:val="0"/>
-          <w:i w:val="0"/>
-          <w:color w:val="000000"/>
-          <w:sz w:val="24"/>
-        </w:rPr>
-        <w:t xml:space="preserve">parkarchitect </w:t>
-      </w:r>
-      <w:r>
-        <w:rPr>
-          <w:rFonts w:ascii="Charis SIL Regular" w:hAnsi="Charis SIL Regular" w:eastAsia="Charis SIL Regular"/>
-          <w:b w:val="0"/>
-          <w:i w:val="0"/>
-          <w:color w:val="0000FF"/>
-          <w:sz w:val="24"/>
-          <w:u w:val="single"/>
-        </w:rPr>
-        <w:hyperlink r:id="rId61" w:history="1">
-          <w:r>
-            <w:rPr>
-              <w:rStyle w:val="Hyperlink"/>
-            </w:rPr>
-            <w:t>Apollonius</w:t>
-          </w:r>
-        </w:hyperlink>
-      </w:r>
-      <w:r>
-        <w:rPr>
-          <w:rFonts w:ascii="Charis SIL Regular" w:hAnsi="Charis SIL Regular" w:eastAsia="Charis SIL Regular"/>
-          <w:b w:val="0"/>
-          <w:i w:val="0"/>
-          <w:color w:val="0000FF"/>
-          <w:sz w:val="24"/>
-          <w:u w:val="single"/>
-        </w:rPr>
-        <w:t xml:space="preserve"> </w:t>
-      </w:r>
-      <w:r>
-        <w:rPr>
-          <w:rFonts w:ascii="Charis SIL Regular" w:hAnsi="Charis SIL Regular" w:eastAsia="Charis SIL Regular"/>
-          <w:b w:val="0"/>
-          <w:i w:val="0"/>
-          <w:color w:val="0000FF"/>
-          <w:sz w:val="24"/>
-          <w:u w:val="single"/>
-        </w:rPr>
-        <w:hyperlink r:id="rId61" w:history="1">
-          <w:r>
-            <w:rPr>
-              <w:rStyle w:val="Hyperlink"/>
-            </w:rPr>
-            <w:t>Johannes</w:t>
-          </w:r>
-        </w:hyperlink>
-      </w:r>
-      <w:r>
-        <w:rPr>
-          <w:rFonts w:ascii="Charis SIL Regular" w:hAnsi="Charis SIL Regular" w:eastAsia="Charis SIL Regular"/>
-          <w:b w:val="0"/>
-          <w:i w:val="0"/>
-          <w:color w:val="0000FF"/>
-          <w:sz w:val="24"/>
-          <w:u w:val="single"/>
-        </w:rPr>
-        <w:t xml:space="preserve"> </w:t>
-      </w:r>
-      <w:r>
-        <w:rPr>
-          <w:rFonts w:ascii="Charis SIL Regular" w:hAnsi="Charis SIL Regular" w:eastAsia="Charis SIL Regular"/>
-          <w:b w:val="0"/>
-          <w:i w:val="0"/>
-          <w:color w:val="0000FF"/>
-          <w:sz w:val="24"/>
-          <w:u w:val="single"/>
-        </w:rPr>
-        <w:hyperlink r:id="rId61" w:history="1">
-          <w:r>
-            <w:rPr>
-              <w:rStyle w:val="Hyperlink"/>
-            </w:rPr>
-            <w:t>Reynvaan</w:t>
-          </w:r>
-        </w:hyperlink>
-      </w:r>
-      <w:r>
-        <w:rPr>
-          <w:rFonts w:ascii="Charis SIL Regular" w:hAnsi="Charis SIL Regular" w:eastAsia="Charis SIL Regular"/>
-          <w:b w:val="0"/>
-          <w:i w:val="0"/>
-          <w:color w:val="000000"/>
-          <w:sz w:val="24"/>
-        </w:rPr>
-        <w:t xml:space="preserve">, die in Nederland een omvangrijke collectie van </w:t>
-      </w:r>
-      <w:r>
-        <w:rPr>
-          <w:rFonts w:ascii="Charis SIL Regular" w:hAnsi="Charis SIL Regular" w:eastAsia="Charis SIL Regular"/>
-          <w:b w:val="0"/>
-          <w:i w:val="0"/>
-          <w:color w:val="000000"/>
-          <w:sz w:val="24"/>
-        </w:rPr>
-        <w:t xml:space="preserve">850 objecten </w:t>
-      </w:r>
-      <w:r>
-        <w:rPr>
-          <w:u w:val="single" w:color="0000ff"/>
-          <w:rFonts w:ascii="Charis SIL Regular" w:hAnsi="Charis SIL Regular" w:eastAsia="Charis SIL Regular"/>
-          <w:b w:val="0"/>
-          <w:i w:val="0"/>
-          <w:color w:val="000000"/>
-          <w:sz w:val="24"/>
-        </w:rPr>
-        <w:hyperlink r:id="rId61" w:history="1">
-          <w:r>
-            <w:rPr>
-              <w:rStyle w:val="Hyperlink"/>
-            </w:rPr>
-            <w:t>uit Surinam</w:t>
-          </w:r>
-        </w:hyperlink>
-      </w:r>
-      <w:r>
-        <w:rPr>
-          <w:u w:val="single" w:color="0000ff"/>
-          <w:rFonts w:ascii="Charis SIL Regular" w:hAnsi="Charis SIL Regular" w:eastAsia="Charis SIL Regular"/>
-          <w:b w:val="0"/>
-          <w:i w:val="0"/>
-          <w:color w:val="000000"/>
-          <w:sz w:val="24"/>
-        </w:rPr>
-        <w:hyperlink r:id="rId61" w:history="1">
-          <w:r>
-            <w:rPr>
-              <w:rStyle w:val="Hyperlink"/>
-            </w:rPr>
-            <w:t>e aanlegd</w:t>
-          </w:r>
-        </w:hyperlink>
-      </w:r>
-      <w:r>
-        <w:rPr>
-          <w:u w:val="single" w:color="0000ff"/>
-          <w:rFonts w:ascii="Charis SIL Regular" w:hAnsi="Charis SIL Regular" w:eastAsia="Charis SIL Regular"/>
-          <w:b w:val="0"/>
-          <w:i w:val="0"/>
-          <w:color w:val="000000"/>
-          <w:sz w:val="24"/>
-        </w:rPr>
-        <w:hyperlink r:id="rId61" w:history="1">
-          <w:r>
-            <w:rPr>
-              <w:rStyle w:val="Hyperlink"/>
-            </w:rPr>
-            <w:t>e. De colle</w:t>
-          </w:r>
-        </w:hyperlink>
-      </w:r>
-      <w:r>
-        <w:rPr>
-          <w:rFonts w:ascii="Charis SIL Regular" w:hAnsi="Charis SIL Regular" w:eastAsia="Charis SIL Regular"/>
-          <w:b w:val="0"/>
-          <w:i w:val="0"/>
-          <w:color w:val="000000"/>
-          <w:sz w:val="24"/>
-        </w:rPr>
-        <w:t xml:space="preserve">ctie van Reynvaan bevindt zich in het </w:t>
-      </w:r>
-      <w:r>
-        <w:br/>
-      </w:r>
-      <w:r>
-        <w:rPr>
-          <w:rFonts w:ascii="Charis SIL Regular" w:hAnsi="Charis SIL Regular" w:eastAsia="Charis SIL Regular"/>
-          <w:b w:val="0"/>
-          <w:i w:val="0"/>
-          <w:color w:val="000000"/>
-          <w:sz w:val="24"/>
-        </w:rPr>
-        <w:t xml:space="preserve">Wereldmuseum Leiden onder serienummer </w:t>
-      </w:r>
-      <w:r>
-        <w:rPr>
-          <w:rFonts w:ascii="Charis SIL Regular" w:hAnsi="Charis SIL Regular" w:eastAsia="Charis SIL Regular"/>
-          <w:b w:val="0"/>
-          <w:i w:val="0"/>
-          <w:color w:val="0000FF"/>
-          <w:sz w:val="24"/>
-          <w:u w:val="single"/>
-        </w:rPr>
-        <w:hyperlink r:id="rId62" w:history="1">
-          <w:r>
-            <w:rPr>
-              <w:rStyle w:val="Hyperlink"/>
-            </w:rPr>
-            <w:t>RV-2452</w:t>
-          </w:r>
-        </w:hyperlink>
-      </w:r>
-      <w:r>
-        <w:rPr>
-          <w:rFonts w:ascii="Charis SIL Regular" w:hAnsi="Charis SIL Regular" w:eastAsia="Charis SIL Regular"/>
-          <w:b w:val="0"/>
-          <w:i w:val="0"/>
-          <w:color w:val="000000"/>
-          <w:sz w:val="24"/>
-        </w:rPr>
-        <w:t>.</w:t>
-      </w:r>
-    </w:p>
-    <w:p>
-      <w:pPr>
-        <w:autoSpaceDN w:val="0"/>
-        <w:autoSpaceDE w:val="0"/>
-        <w:widowControl/>
-        <w:spacing w:line="288" w:lineRule="exact" w:before="240" w:after="0"/>
-        <w:ind w:left="10" w:right="0" w:firstLine="0"/>
-        <w:jc w:val="left"/>
-      </w:pPr>
-      <w:r>
-        <w:rPr>
-          <w:rFonts w:ascii="Charis SIL Regular" w:hAnsi="Charis SIL Regular" w:eastAsia="Charis SIL Regular"/>
-          <w:b w:val="0"/>
-          <w:i w:val="0"/>
-          <w:color w:val="000000"/>
-          <w:sz w:val="24"/>
-        </w:rPr>
-        <w:t xml:space="preserve">De expeditie die de Franse geograaf Jean-Marcel Hurault in 1946 in het stroomgebied van de </w:t>
-      </w:r>
-      <w:r>
-        <w:rPr>
-          <w:rFonts w:ascii="Charis SIL Regular" w:hAnsi="Charis SIL Regular" w:eastAsia="Charis SIL Regular"/>
-          <w:b w:val="0"/>
-          <w:i w:val="0"/>
-          <w:color w:val="000000"/>
-          <w:sz w:val="24"/>
-        </w:rPr>
-        <w:t>Marowijne maakte vormt in zekere zin een kantelmoment in de verzamelgeschiedenis van</w:t>
+        <w:t>Record/ConX/AlphaSortConX,/Record/ConXother/AlphaSort","fieldLabel":"","searchValues":</w:t>
       </w:r>
     </w:p>
     <w:p>
       <w:pPr>
         <w:sectPr>
           <w:pgSz w:w="11900" w:h="16840"/>
-          <w:pgMar w:top="324" w:right="954" w:bottom="378" w:left="950" w:header="720" w:footer="720" w:gutter="0"/>
+          <w:pgMar w:top="324" w:right="954" w:bottom="498" w:left="950" w:header="720" w:footer="720" w:gutter="0"/>
           <w:cols/>
           <w:docGrid w:linePitch="360"/>
         </w:sectPr>
@@ -8562,9 +8474,293 @@
         <w:autoSpaceDE w:val="0"/>
         <w:widowControl/>
         <w:spacing w:line="288" w:lineRule="exact" w:before="64" w:after="0"/>
+        <w:ind w:left="10" w:right="144" w:firstLine="0"/>
+        <w:jc w:val="left"/>
+      </w:pPr>
+      <w:r>
+        <w:rPr>
+          <w:rFonts w:ascii="Charis SIL Regular" w:hAnsi="Charis SIL Regular" w:eastAsia="Charis SIL Regular"/>
+          <w:b w:val="0"/>
+          <w:i w:val="0"/>
+          <w:color w:val="000000"/>
+          <w:sz w:val="24"/>
+        </w:rPr>
+        <w:t xml:space="preserve">["[Sangnier, Paul]"],"description":"Personne(s) : Sangnier, Paul"}]}) eveneens in 1938 bij de </w:t>
+      </w:r>
+      <w:r>
+        <w:rPr>
+          <w:rFonts w:ascii="Charis SIL Regular" w:hAnsi="Charis SIL Regular" w:eastAsia="Charis SIL Regular"/>
+          <w:b w:val="0"/>
+          <w:i w:val="0"/>
+          <w:color w:val="000000"/>
+          <w:sz w:val="24"/>
+        </w:rPr>
+        <w:t>Wayana en Aluku.</w:t>
+      </w:r>
+    </w:p>
+    <w:p>
+      <w:pPr>
+        <w:autoSpaceDN w:val="0"/>
+        <w:autoSpaceDE w:val="0"/>
+        <w:widowControl/>
+        <w:spacing w:line="288" w:lineRule="exact" w:before="240" w:after="0"/>
         <w:ind w:left="10" w:right="0" w:firstLine="0"/>
         <w:jc w:val="left"/>
       </w:pPr>
+      <w:r>
+        <w:rPr>
+          <w:rFonts w:ascii="Charis SIL Regular" w:hAnsi="Charis SIL Regular" w:eastAsia="Charis SIL Regular"/>
+          <w:b w:val="0"/>
+          <w:i w:val="0"/>
+          <w:color w:val="000000"/>
+          <w:sz w:val="24"/>
+        </w:rPr>
+        <w:t xml:space="preserve">Van groot belang voor de verzamelingen in Nederland is het legaat uit 1940 van </w:t>
+      </w:r>
+      <w:r>
+        <w:br/>
+      </w:r>
+      <w:r>
+        <w:rPr>
+          <w:rFonts w:ascii="Charis SIL Regular" w:hAnsi="Charis SIL Regular" w:eastAsia="Charis SIL Regular"/>
+          <w:b w:val="0"/>
+          <w:i w:val="0"/>
+          <w:color w:val="000000"/>
+          <w:sz w:val="24"/>
+        </w:rPr>
+        <w:t xml:space="preserve">parkarchitect </w:t>
+      </w:r>
+      <w:r>
+        <w:rPr>
+          <w:rFonts w:ascii="Charis SIL Regular" w:hAnsi="Charis SIL Regular" w:eastAsia="Charis SIL Regular"/>
+          <w:b w:val="0"/>
+          <w:i w:val="0"/>
+          <w:color w:val="0000FF"/>
+          <w:sz w:val="24"/>
+          <w:u w:val="single"/>
+        </w:rPr>
+        <w:hyperlink r:id="rId61" w:history="1">
+          <w:r>
+            <w:rPr>
+              <w:rStyle w:val="Hyperlink"/>
+            </w:rPr>
+            <w:t>Apollonius</w:t>
+          </w:r>
+        </w:hyperlink>
+      </w:r>
+      <w:r>
+        <w:rPr>
+          <w:rFonts w:ascii="Charis SIL Regular" w:hAnsi="Charis SIL Regular" w:eastAsia="Charis SIL Regular"/>
+          <w:b w:val="0"/>
+          <w:i w:val="0"/>
+          <w:color w:val="0000FF"/>
+          <w:sz w:val="24"/>
+          <w:u w:val="single"/>
+        </w:rPr>
+        <w:t xml:space="preserve"> </w:t>
+      </w:r>
+      <w:r>
+        <w:rPr>
+          <w:rFonts w:ascii="Charis SIL Regular" w:hAnsi="Charis SIL Regular" w:eastAsia="Charis SIL Regular"/>
+          <w:b w:val="0"/>
+          <w:i w:val="0"/>
+          <w:color w:val="0000FF"/>
+          <w:sz w:val="24"/>
+          <w:u w:val="single"/>
+        </w:rPr>
+        <w:hyperlink r:id="rId61" w:history="1">
+          <w:r>
+            <w:rPr>
+              <w:rStyle w:val="Hyperlink"/>
+            </w:rPr>
+            <w:t>Johannes</w:t>
+          </w:r>
+        </w:hyperlink>
+      </w:r>
+      <w:r>
+        <w:rPr>
+          <w:rFonts w:ascii="Charis SIL Regular" w:hAnsi="Charis SIL Regular" w:eastAsia="Charis SIL Regular"/>
+          <w:b w:val="0"/>
+          <w:i w:val="0"/>
+          <w:color w:val="0000FF"/>
+          <w:sz w:val="24"/>
+          <w:u w:val="single"/>
+        </w:rPr>
+        <w:t xml:space="preserve"> </w:t>
+      </w:r>
+      <w:r>
+        <w:rPr>
+          <w:rFonts w:ascii="Charis SIL Regular" w:hAnsi="Charis SIL Regular" w:eastAsia="Charis SIL Regular"/>
+          <w:b w:val="0"/>
+          <w:i w:val="0"/>
+          <w:color w:val="0000FF"/>
+          <w:sz w:val="24"/>
+          <w:u w:val="single"/>
+        </w:rPr>
+        <w:hyperlink r:id="rId61" w:history="1">
+          <w:r>
+            <w:rPr>
+              <w:rStyle w:val="Hyperlink"/>
+            </w:rPr>
+            <w:t>Reynvaan</w:t>
+          </w:r>
+        </w:hyperlink>
+      </w:r>
+      <w:r>
+        <w:rPr>
+          <w:rFonts w:ascii="Charis SIL Regular" w:hAnsi="Charis SIL Regular" w:eastAsia="Charis SIL Regular"/>
+          <w:b w:val="0"/>
+          <w:i w:val="0"/>
+          <w:color w:val="000000"/>
+          <w:sz w:val="24"/>
+        </w:rPr>
+        <w:t xml:space="preserve">, die in Nederland een omvangrijke collectie van </w:t>
+      </w:r>
+      <w:r>
+        <w:rPr>
+          <w:rFonts w:ascii="Charis SIL Regular" w:hAnsi="Charis SIL Regular" w:eastAsia="Charis SIL Regular"/>
+          <w:b w:val="0"/>
+          <w:i w:val="0"/>
+          <w:color w:val="000000"/>
+          <w:sz w:val="24"/>
+        </w:rPr>
+        <w:t xml:space="preserve">850 objecten </w:t>
+      </w:r>
+      <w:r>
+        <w:rPr>
+          <w:u w:val="single" w:color="0000ff"/>
+          <w:rFonts w:ascii="Charis SIL Regular" w:hAnsi="Charis SIL Regular" w:eastAsia="Charis SIL Regular"/>
+          <w:b w:val="0"/>
+          <w:i w:val="0"/>
+          <w:color w:val="000000"/>
+          <w:sz w:val="24"/>
+        </w:rPr>
+        <w:hyperlink r:id="rId61" w:history="1">
+          <w:r>
+            <w:rPr>
+              <w:rStyle w:val="Hyperlink"/>
+            </w:rPr>
+            <w:t>uit Surinam</w:t>
+          </w:r>
+        </w:hyperlink>
+      </w:r>
+      <w:r>
+        <w:rPr>
+          <w:u w:val="single" w:color="0000ff"/>
+          <w:rFonts w:ascii="Charis SIL Regular" w:hAnsi="Charis SIL Regular" w:eastAsia="Charis SIL Regular"/>
+          <w:b w:val="0"/>
+          <w:i w:val="0"/>
+          <w:color w:val="000000"/>
+          <w:sz w:val="24"/>
+        </w:rPr>
+        <w:hyperlink r:id="rId61" w:history="1">
+          <w:r>
+            <w:rPr>
+              <w:rStyle w:val="Hyperlink"/>
+            </w:rPr>
+            <w:t>e aanlegd</w:t>
+          </w:r>
+        </w:hyperlink>
+      </w:r>
+      <w:r>
+        <w:rPr>
+          <w:u w:val="single" w:color="0000ff"/>
+          <w:rFonts w:ascii="Charis SIL Regular" w:hAnsi="Charis SIL Regular" w:eastAsia="Charis SIL Regular"/>
+          <w:b w:val="0"/>
+          <w:i w:val="0"/>
+          <w:color w:val="000000"/>
+          <w:sz w:val="24"/>
+        </w:rPr>
+        <w:hyperlink r:id="rId61" w:history="1">
+          <w:r>
+            <w:rPr>
+              <w:rStyle w:val="Hyperlink"/>
+            </w:rPr>
+            <w:t>e. De colle</w:t>
+          </w:r>
+        </w:hyperlink>
+      </w:r>
+      <w:r>
+        <w:rPr>
+          <w:rFonts w:ascii="Charis SIL Regular" w:hAnsi="Charis SIL Regular" w:eastAsia="Charis SIL Regular"/>
+          <w:b w:val="0"/>
+          <w:i w:val="0"/>
+          <w:color w:val="000000"/>
+          <w:sz w:val="24"/>
+        </w:rPr>
+        <w:t xml:space="preserve">ctie van Reynvaan bevindt zich in het </w:t>
+      </w:r>
+      <w:r>
+        <w:br/>
+      </w:r>
+      <w:r>
+        <w:rPr>
+          <w:rFonts w:ascii="Charis SIL Regular" w:hAnsi="Charis SIL Regular" w:eastAsia="Charis SIL Regular"/>
+          <w:b w:val="0"/>
+          <w:i w:val="0"/>
+          <w:color w:val="000000"/>
+          <w:sz w:val="24"/>
+        </w:rPr>
+        <w:t xml:space="preserve">Wereldmuseum Leiden onder serienummer </w:t>
+      </w:r>
+      <w:r>
+        <w:rPr>
+          <w:rFonts w:ascii="Charis SIL Regular" w:hAnsi="Charis SIL Regular" w:eastAsia="Charis SIL Regular"/>
+          <w:b w:val="0"/>
+          <w:i w:val="0"/>
+          <w:color w:val="0000FF"/>
+          <w:sz w:val="24"/>
+          <w:u w:val="single"/>
+        </w:rPr>
+        <w:hyperlink r:id="rId62" w:history="1">
+          <w:r>
+            <w:rPr>
+              <w:rStyle w:val="Hyperlink"/>
+            </w:rPr>
+            <w:t>RV-2452</w:t>
+          </w:r>
+        </w:hyperlink>
+      </w:r>
+      <w:r>
+        <w:rPr>
+          <w:rFonts w:ascii="Charis SIL Regular" w:hAnsi="Charis SIL Regular" w:eastAsia="Charis SIL Regular"/>
+          <w:b w:val="0"/>
+          <w:i w:val="0"/>
+          <w:color w:val="000000"/>
+          <w:sz w:val="24"/>
+        </w:rPr>
+        <w:t>.</w:t>
+      </w:r>
+    </w:p>
+    <w:p>
+      <w:pPr>
+        <w:autoSpaceDN w:val="0"/>
+        <w:autoSpaceDE w:val="0"/>
+        <w:widowControl/>
+        <w:spacing w:line="288" w:lineRule="exact" w:before="240" w:after="0"/>
+        <w:ind w:left="10" w:right="0" w:firstLine="0"/>
+        <w:jc w:val="left"/>
+      </w:pPr>
+      <w:r>
+        <w:rPr>
+          <w:rFonts w:ascii="Charis SIL Regular" w:hAnsi="Charis SIL Regular" w:eastAsia="Charis SIL Regular"/>
+          <w:b w:val="0"/>
+          <w:i w:val="0"/>
+          <w:color w:val="000000"/>
+          <w:sz w:val="24"/>
+        </w:rPr>
+        <w:t xml:space="preserve">De expeditie die de Franse geograaf Jean-Marcel Hurault in 1946 in het stroomgebied van de </w:t>
+      </w:r>
+      <w:r>
+        <w:rPr>
+          <w:rFonts w:ascii="Charis SIL Regular" w:hAnsi="Charis SIL Regular" w:eastAsia="Charis SIL Regular"/>
+          <w:b w:val="0"/>
+          <w:i w:val="0"/>
+          <w:color w:val="000000"/>
+          <w:sz w:val="24"/>
+        </w:rPr>
+        <w:t xml:space="preserve">Marowijne maakte vormt in zekere zin een kantelmoment in de verzamelgeschiedenis van </w:t>
+      </w:r>
       <w:r>
         <w:rPr>
           <w:rFonts w:ascii="Charis SIL Regular" w:hAnsi="Charis SIL Regular" w:eastAsia="Charis SIL Regular"/>
@@ -9199,7 +9395,7 @@
         <w:autoSpaceDE w:val="0"/>
         <w:widowControl/>
         <w:spacing w:line="288" w:lineRule="exact" w:before="240" w:after="0"/>
-        <w:ind w:left="10" w:right="1872" w:firstLine="0"/>
+        <w:ind w:left="10" w:right="2016" w:firstLine="0"/>
         <w:jc w:val="left"/>
       </w:pPr>
       <w:r>
@@ -9424,8 +9620,8 @@
         <w:autoSpaceDN w:val="0"/>
         <w:autoSpaceDE w:val="0"/>
         <w:widowControl/>
-        <w:spacing w:line="288" w:lineRule="exact" w:before="240" w:after="0"/>
-        <w:ind w:left="10" w:right="1008" w:firstLine="0"/>
+        <w:spacing w:line="352" w:lineRule="exact" w:before="176" w:after="0"/>
+        <w:ind w:left="10" w:right="0" w:firstLine="0"/>
         <w:jc w:val="left"/>
       </w:pPr>
       <w:r>
@@ -9436,114 +9632,14 @@
           <w:color w:val="000000"/>
           <w:sz w:val="24"/>
         </w:rPr>
-        <w:t xml:space="preserve">Bronbeek: 1865: Pijl geschonken door Van Sypesteyn: https://museumbronbeek.nl/ </w:t>
-      </w:r>
-      <w:r>
-        <w:rPr>
-          <w:rFonts w:ascii="Charis SIL Regular" w:hAnsi="Charis SIL Regular" w:eastAsia="Charis SIL Regular"/>
-          <w:b w:val="0"/>
-          <w:i w:val="0"/>
-          <w:color w:val="000000"/>
-          <w:sz w:val="24"/>
-        </w:rPr>
-        <w:t>#1ccc4f61-eec9-4d10-a298-c3fd42d99e5f</w:t>
-      </w:r>
-    </w:p>
-    <w:p>
-      <w:pPr>
-        <w:autoSpaceDN w:val="0"/>
-        <w:autoSpaceDE w:val="0"/>
-        <w:widowControl/>
-        <w:spacing w:line="288" w:lineRule="exact" w:before="240" w:after="0"/>
-        <w:ind w:left="10" w:right="432" w:firstLine="0"/>
-        <w:jc w:val="left"/>
-      </w:pPr>
-      <w:r>
-        <w:rPr>
-          <w:rFonts w:ascii="Charis SIL Regular" w:hAnsi="Charis SIL Regular" w:eastAsia="Charis SIL Regular"/>
-          <w:b w:val="0"/>
-          <w:i w:val="0"/>
-          <w:color w:val="000000"/>
-          <w:sz w:val="24"/>
-        </w:rPr>
-        <w:t xml:space="preserve">Gerardus van der Leeuw: Catalogus met ook objecten uit Suriname: https://www.rug.nl/ </w:t>
-      </w:r>
-      <w:r>
-        <w:rPr>
-          <w:rFonts w:ascii="Charis SIL Regular" w:hAnsi="Charis SIL Regular" w:eastAsia="Charis SIL Regular"/>
-          <w:b w:val="0"/>
-          <w:i w:val="0"/>
-          <w:color w:val="000000"/>
-          <w:sz w:val="24"/>
-        </w:rPr>
-        <w:t>museum/collections/ethnological/pdf/mgcataloguslr.pdf</w:t>
-      </w:r>
-    </w:p>
-    <w:p>
-      <w:pPr>
-        <w:autoSpaceDN w:val="0"/>
-        <w:autoSpaceDE w:val="0"/>
-        <w:widowControl/>
-        <w:spacing w:line="288" w:lineRule="exact" w:before="240" w:after="0"/>
-        <w:ind w:left="10" w:right="144" w:firstLine="0"/>
-        <w:jc w:val="left"/>
-      </w:pPr>
-      <w:r>
-        <w:rPr>
-          <w:rFonts w:ascii="Charis SIL Regular" w:hAnsi="Charis SIL Regular" w:eastAsia="Charis SIL Regular"/>
-          <w:b w:val="0"/>
-          <w:i w:val="0"/>
-          <w:color w:val="000000"/>
-          <w:sz w:val="24"/>
-        </w:rPr>
-        <w:t xml:space="preserve">Tropisch Landbouwmuseum in Deventer: Catalogus met ook objecten uit Suriname: https:// </w:t>
-      </w:r>
-      <w:r>
-        <w:rPr>
-          <w:rFonts w:ascii="Charis SIL Regular" w:hAnsi="Charis SIL Regular" w:eastAsia="Charis SIL Regular"/>
-          <w:b w:val="0"/>
-          <w:i w:val="0"/>
-          <w:color w:val="000000"/>
-          <w:sz w:val="24"/>
-        </w:rPr>
-        <w:t>www.rug.nl/museum/collections/ethnological/pdf/tdcatalogus.pdf</w:t>
-      </w:r>
-    </w:p>
-    <w:p>
-      <w:pPr>
-        <w:autoSpaceDN w:val="0"/>
-        <w:autoSpaceDE w:val="0"/>
-        <w:widowControl/>
-        <w:spacing w:line="288" w:lineRule="exact" w:before="240" w:after="0"/>
-        <w:ind w:left="10" w:right="144" w:firstLine="0"/>
-        <w:jc w:val="left"/>
-      </w:pPr>
-      <w:r>
-        <w:rPr>
-          <w:rFonts w:ascii="Charis SIL Regular" w:hAnsi="Charis SIL Regular" w:eastAsia="Charis SIL Regular"/>
-          <w:b w:val="0"/>
-          <w:i w:val="0"/>
-          <w:color w:val="000000"/>
-          <w:sz w:val="24"/>
-        </w:rPr>
-        <w:t>Museon-Omniversum: Volgens Vruggink en Paasman is de Surinamecollectie ongeveer vier-</w:t>
-      </w:r>
-      <w:r>
-        <w:rPr>
-          <w:rFonts w:ascii="Charis SIL Regular" w:hAnsi="Charis SIL Regular" w:eastAsia="Charis SIL Regular"/>
-          <w:b w:val="0"/>
-          <w:i w:val="0"/>
-          <w:color w:val="000000"/>
-          <w:sz w:val="24"/>
-        </w:rPr>
-        <w:t>tot vijfduizend objecten groot. Een onderdeel is de schenking uit 1957 van de geschenken</w:t>
+        <w:t>Bronbeek: 1865: Pijl geschonken door Van Sypesteyn: https://museumbronbeek.nl/</w:t>
       </w:r>
     </w:p>
     <w:p>
       <w:pPr>
         <w:sectPr>
           <w:pgSz w:w="11900" w:h="16840"/>
-          <w:pgMar w:top="324" w:right="988" w:bottom="390" w:left="950" w:header="720" w:footer="720" w:gutter="0"/>
+          <w:pgMar w:top="324" w:right="964" w:bottom="368" w:left="950" w:header="720" w:footer="720" w:gutter="0"/>
           <w:cols/>
           <w:docGrid w:linePitch="360"/>
         </w:sectPr>
@@ -9575,6 +9671,106 @@
           <w:color w:val="000000"/>
           <w:sz w:val="24"/>
         </w:rPr>
+        <w:t>#1ccc4f61-eec9-4d10-a298-c3fd42d99e5f</w:t>
+      </w:r>
+    </w:p>
+    <w:p>
+      <w:pPr>
+        <w:autoSpaceDN w:val="0"/>
+        <w:autoSpaceDE w:val="0"/>
+        <w:widowControl/>
+        <w:spacing w:line="288" w:lineRule="exact" w:before="240" w:after="0"/>
+        <w:ind w:left="10" w:right="432" w:firstLine="0"/>
+        <w:jc w:val="left"/>
+      </w:pPr>
+      <w:r>
+        <w:rPr>
+          <w:rFonts w:ascii="Charis SIL Regular" w:hAnsi="Charis SIL Regular" w:eastAsia="Charis SIL Regular"/>
+          <w:b w:val="0"/>
+          <w:i w:val="0"/>
+          <w:color w:val="000000"/>
+          <w:sz w:val="24"/>
+        </w:rPr>
+        <w:t xml:space="preserve">Gerardus van der Leeuw: Catalogus met ook objecten uit Suriname: https://www.rug.nl/ </w:t>
+      </w:r>
+      <w:r>
+        <w:rPr>
+          <w:rFonts w:ascii="Charis SIL Regular" w:hAnsi="Charis SIL Regular" w:eastAsia="Charis SIL Regular"/>
+          <w:b w:val="0"/>
+          <w:i w:val="0"/>
+          <w:color w:val="000000"/>
+          <w:sz w:val="24"/>
+        </w:rPr>
+        <w:t>museum/collections/ethnological/pdf/mgcataloguslr.pdf</w:t>
+      </w:r>
+    </w:p>
+    <w:p>
+      <w:pPr>
+        <w:autoSpaceDN w:val="0"/>
+        <w:autoSpaceDE w:val="0"/>
+        <w:widowControl/>
+        <w:spacing w:line="288" w:lineRule="exact" w:before="240" w:after="0"/>
+        <w:ind w:left="10" w:right="144" w:firstLine="0"/>
+        <w:jc w:val="left"/>
+      </w:pPr>
+      <w:r>
+        <w:rPr>
+          <w:rFonts w:ascii="Charis SIL Regular" w:hAnsi="Charis SIL Regular" w:eastAsia="Charis SIL Regular"/>
+          <w:b w:val="0"/>
+          <w:i w:val="0"/>
+          <w:color w:val="000000"/>
+          <w:sz w:val="24"/>
+        </w:rPr>
+        <w:t xml:space="preserve">Tropisch Landbouwmuseum in Deventer: Catalogus met ook objecten uit Suriname: https:// </w:t>
+      </w:r>
+      <w:r>
+        <w:rPr>
+          <w:rFonts w:ascii="Charis SIL Regular" w:hAnsi="Charis SIL Regular" w:eastAsia="Charis SIL Regular"/>
+          <w:b w:val="0"/>
+          <w:i w:val="0"/>
+          <w:color w:val="000000"/>
+          <w:sz w:val="24"/>
+        </w:rPr>
+        <w:t>www.rug.nl/museum/collections/ethnological/pdf/tdcatalogus.pdf</w:t>
+      </w:r>
+    </w:p>
+    <w:p>
+      <w:pPr>
+        <w:autoSpaceDN w:val="0"/>
+        <w:autoSpaceDE w:val="0"/>
+        <w:widowControl/>
+        <w:spacing w:line="288" w:lineRule="exact" w:before="240" w:after="0"/>
+        <w:ind w:left="10" w:right="144" w:firstLine="0"/>
+        <w:jc w:val="left"/>
+      </w:pPr>
+      <w:r>
+        <w:rPr>
+          <w:rFonts w:ascii="Charis SIL Regular" w:hAnsi="Charis SIL Regular" w:eastAsia="Charis SIL Regular"/>
+          <w:b w:val="0"/>
+          <w:i w:val="0"/>
+          <w:color w:val="000000"/>
+          <w:sz w:val="24"/>
+        </w:rPr>
+        <w:t>Museon-Omniversum: Volgens Vruggink en Paasman is de Surinamecollectie ongeveer vier-</w:t>
+      </w:r>
+      <w:r>
+        <w:rPr>
+          <w:rFonts w:ascii="Charis SIL Regular" w:hAnsi="Charis SIL Regular" w:eastAsia="Charis SIL Regular"/>
+          <w:b w:val="0"/>
+          <w:i w:val="0"/>
+          <w:color w:val="000000"/>
+          <w:sz w:val="24"/>
+        </w:rPr>
+        <w:t xml:space="preserve">tot vijfduizend objecten groot. Een onderdeel is de schenking uit 1957 van de geschenken </w:t>
+      </w:r>
+      <w:r>
+        <w:rPr>
+          <w:rFonts w:ascii="Charis SIL Regular" w:hAnsi="Charis SIL Regular" w:eastAsia="Charis SIL Regular"/>
+          <w:b w:val="0"/>
+          <w:i w:val="0"/>
+          <w:color w:val="000000"/>
+          <w:sz w:val="24"/>
+        </w:rPr>
         <w:t>aan Juliana bij haar bezoek aan Suriname in 1955.</w:t>
       </w:r>
     </w:p>
@@ -9739,7 +9935,7 @@
         <w:autoSpaceDE w:val="0"/>
         <w:widowControl/>
         <w:spacing w:line="288" w:lineRule="exact" w:before="64" w:after="0"/>
-        <w:ind w:left="10" w:right="144" w:firstLine="0"/>
+        <w:ind w:left="10" w:right="0" w:firstLine="0"/>
         <w:jc w:val="left"/>
       </w:pPr>
       <w:r>
@@ -9925,7 +10121,7 @@
         <w:autoSpaceDE w:val="0"/>
         <w:widowControl/>
         <w:spacing w:line="288" w:lineRule="exact" w:before="64" w:after="0"/>
-        <w:ind w:left="10" w:right="144" w:firstLine="0"/>
+        <w:ind w:left="10" w:right="0" w:firstLine="0"/>
         <w:jc w:val="left"/>
       </w:pPr>
       <w:r>
@@ -10058,7 +10254,7 @@
         <w:autoSpaceDE w:val="0"/>
         <w:widowControl/>
         <w:spacing w:line="288" w:lineRule="exact" w:before="64" w:after="0"/>
-        <w:ind w:left="10" w:right="144" w:firstLine="0"/>
+        <w:ind w:left="10" w:right="0" w:firstLine="0"/>
         <w:jc w:val="left"/>
       </w:pPr>
       <w:r>
@@ -10093,6 +10289,66 @@
           <w:sz w:val="24"/>
         </w:rPr>
         <w:t>de la Roncière Mr]"],"description":"Personne(s) : Sainte-Croix de la Roncière Mr"}]})</w:t>
+      </w:r>
+    </w:p>
+    <w:p>
+      <w:pPr>
+        <w:autoSpaceDN w:val="0"/>
+        <w:autoSpaceDE w:val="0"/>
+        <w:widowControl/>
+        <w:spacing w:line="288" w:lineRule="exact" w:before="240" w:after="0"/>
+        <w:ind w:left="10" w:right="576" w:firstLine="0"/>
+        <w:jc w:val="left"/>
+      </w:pPr>
+      <w:r>
+        <w:rPr>
+          <w:rFonts w:ascii="Charis SIL Regular" w:hAnsi="Charis SIL Regular" w:eastAsia="Charis SIL Regular"/>
+          <w:b w:val="0"/>
+          <w:i w:val="0"/>
+          <w:color w:val="000000"/>
+          <w:sz w:val="24"/>
+        </w:rPr>
+        <w:t xml:space="preserve">Nader over Monteux-Richard: Het tweede team onder leiding van Jean-Paul Goreaud </w:t>
+      </w:r>
+      <w:r>
+        <w:rPr>
+          <w:rFonts w:ascii="Charis SIL Regular" w:hAnsi="Charis SIL Regular" w:eastAsia="Charis SIL Regular"/>
+          <w:b w:val="0"/>
+          <w:i w:val="0"/>
+          <w:color w:val="000000"/>
+          <w:sz w:val="24"/>
+        </w:rPr>
+        <w:t xml:space="preserve">verkende de boven-Marowijne. Gaston Vincke was de eerste leider van de expeditie en </w:t>
+      </w:r>
+      <w:r>
+        <w:rPr>
+          <w:rFonts w:ascii="Charis SIL Regular" w:hAnsi="Charis SIL Regular" w:eastAsia="Charis SIL Regular"/>
+          <w:b w:val="0"/>
+          <w:i w:val="0"/>
+          <w:color w:val="000000"/>
+          <w:sz w:val="24"/>
+        </w:rPr>
+        <w:t>schilder. Hij schilderde Wayanadorpen.</w:t>
+      </w:r>
+    </w:p>
+    <w:p>
+      <w:pPr>
+        <w:autoSpaceDN w:val="0"/>
+        <w:autoSpaceDE w:val="0"/>
+        <w:widowControl/>
+        <w:spacing w:line="352" w:lineRule="exact" w:before="176" w:after="0"/>
+        <w:ind w:left="10" w:right="0" w:firstLine="0"/>
+        <w:jc w:val="left"/>
+      </w:pPr>
+      <w:r>
+        <w:rPr>
+          <w:rFonts w:ascii="Charis SIL Regular" w:hAnsi="Charis SIL Regular" w:eastAsia="Charis SIL Regular"/>
+          <w:b w:val="0"/>
+          <w:i w:val="0"/>
+          <w:color w:val="000000"/>
+          <w:sz w:val="24"/>
+        </w:rPr>
+        <w:t>Film Goreaud: https://www.encyclocine.com/film-au-pays-de-l-or-et-du-bagne</w:t>
       </w:r>
     </w:p>
     <w:p>
@@ -10323,10 +10579,29 @@
     </w:p>
     <w:p>
       <w:pPr>
+        <w:sectPr>
+          <w:pgSz w:w="11900" w:h="16840"/>
+          <w:pgMar w:top="324" w:right="1020" w:bottom="528" w:left="950" w:header="720" w:footer="720" w:gutter="0"/>
+          <w:cols/>
+          <w:docGrid w:linePitch="360"/>
+        </w:sectPr>
+      </w:pPr>
+    </w:p>
+    <w:p>
+      <w:pPr>
         <w:autoSpaceDN w:val="0"/>
         <w:autoSpaceDE w:val="0"/>
         <w:widowControl/>
-        <w:spacing w:line="352" w:lineRule="exact" w:before="176" w:after="0"/>
+        <w:spacing w:line="220" w:lineRule="exact" w:before="0" w:after="104"/>
+        <w:ind w:left="0" w:right="0"/>
+      </w:pPr>
+    </w:p>
+    <w:p>
+      <w:pPr>
+        <w:autoSpaceDN w:val="0"/>
+        <w:autoSpaceDE w:val="0"/>
+        <w:widowControl/>
+        <w:spacing w:line="352" w:lineRule="exact" w:before="0" w:after="0"/>
         <w:ind w:left="10" w:right="0" w:firstLine="0"/>
         <w:jc w:val="left"/>
       </w:pPr>
@@ -10671,14 +10946,7 @@
           <w:color w:val="000000"/>
           <w:sz w:val="24"/>
         </w:rPr>
-        <w:hyperlink r:id="rId11" w:history="1">
-          <w:r>
-            <w:rPr>
-              <w:rStyle w:val="Hyperlink"/>
-            </w:rPr>
-            <w:t xml:space="preserve">heker </w:t>
-          </w:r>
-        </w:hyperlink>
+        <w:t xml:space="preserve">heker </w:t>
       </w:r>
       <w:r>
         <w:rPr>
@@ -10689,7 +10957,7 @@
           <w:sz w:val="24"/>
           <w:u w:val="single"/>
         </w:rPr>
-        <w:hyperlink r:id="rId11" w:history="1">
+        <w:hyperlink r:id="rId14" w:history="1">
           <w:r>
             <w:rPr>
               <w:rStyle w:val="Hyperlink"/>
@@ -10707,21 +10975,809 @@
           <w:sz w:val="24"/>
           <w:u w:val="single"/>
         </w:rPr>
+        <w:hyperlink r:id="rId14" w:history="1">
+          <w:r>
+            <w:rPr>
+              <w:rStyle w:val="Hyperlink"/>
+            </w:rPr>
+            <w:t xml:space="preserve">ndrik </w:t>
+          </w:r>
+        </w:hyperlink>
+      </w:r>
+      <w:r>
+        <w:rPr>
+          <w:rFonts w:ascii="Charis SIL Regular" w:hAnsi="Charis SIL Regular" w:eastAsia="Charis SIL Regular"/>
+          <w:b w:val="0"/>
+          <w:i w:val="0"/>
+          <w:color w:val="0000FF"/>
+          <w:sz w:val="24"/>
+          <w:u w:val="single"/>
+        </w:rPr>
         <w:hyperlink r:id="rId11" w:history="1">
           <w:r>
             <w:rPr>
               <w:rStyle w:val="Hyperlink"/>
             </w:rPr>
-            <w:t>ndrik</w:t>
+            <w:t>Haag</w:t>
           </w:r>
         </w:hyperlink>
+      </w:r>
+      <w:r>
+        <w:rPr>
+          <w:rFonts w:ascii="Charis SIL Regular" w:hAnsi="Charis SIL Regular" w:eastAsia="Charis SIL Regular"/>
+          <w:b w:val="0"/>
+          <w:i w:val="0"/>
+          <w:color w:val="0000FF"/>
+          <w:sz w:val="24"/>
+          <w:u w:val="single"/>
+        </w:rPr>
+        <w:hyperlink r:id="rId14" w:history="1">
+          <w:r>
+            <w:rPr>
+              <w:rStyle w:val="Hyperlink"/>
+            </w:rPr>
+            <w:t>en</w:t>
+          </w:r>
+        </w:hyperlink>
+      </w:r>
+      <w:r>
+        <w:rPr>
+          <w:rFonts w:ascii="Charis SIL Regular" w:hAnsi="Charis SIL Regular" w:eastAsia="Charis SIL Regular"/>
+          <w:b w:val="0"/>
+          <w:i w:val="0"/>
+          <w:color w:val="0000FF"/>
+          <w:sz w:val="24"/>
+          <w:u w:val="single"/>
+        </w:rPr>
+        <w:t xml:space="preserve"> </w:t>
+      </w:r>
+      <w:r>
+        <w:rPr>
+          <w:rFonts w:ascii="Charis SIL Regular" w:hAnsi="Charis SIL Regular" w:eastAsia="Charis SIL Regular"/>
+          <w:b w:val="0"/>
+          <w:i w:val="0"/>
+          <w:color w:val="0000FF"/>
+          <w:sz w:val="24"/>
+          <w:u w:val="single"/>
+        </w:rPr>
+        <w:hyperlink r:id="rId14" w:history="1">
+          <w:r>
+            <w:rPr>
+              <w:rStyle w:val="Hyperlink"/>
+            </w:rPr>
+            <w:t>Die</w:t>
+          </w:r>
+        </w:hyperlink>
+      </w:r>
+      <w:r>
+        <w:rPr>
+          <w:rFonts w:ascii="Charis SIL Regular" w:hAnsi="Charis SIL Regular" w:eastAsia="Charis SIL Regular"/>
+          <w:b w:val="0"/>
+          <w:i w:val="0"/>
+          <w:color w:val="0000FF"/>
+          <w:sz w:val="24"/>
+          <w:u w:val="single"/>
+        </w:rPr>
+        <w:hyperlink r:id="rId12" w:history="1">
+          <w:r>
+            <w:rPr>
+              <w:rStyle w:val="Hyperlink"/>
+            </w:rPr>
+            <w:t>perin</w:t>
+          </w:r>
+        </w:hyperlink>
+      </w:r>
+      <w:r>
+        <w:rPr>
+          <w:rFonts w:ascii="Charis SIL Regular" w:hAnsi="Charis SIL Regular" w:eastAsia="Charis SIL Regular"/>
+          <w:b w:val="0"/>
+          <w:i w:val="0"/>
+          <w:color w:val="0000FF"/>
+          <w:sz w:val="24"/>
+          <w:u w:val="single"/>
+        </w:rPr>
+        <w:hyperlink r:id="rId12" w:history="1">
+          <w:r>
+            <w:rPr>
+              <w:rStyle w:val="Hyperlink"/>
+            </w:rPr>
+            <w:t>k</w:t>
+          </w:r>
+        </w:hyperlink>
+      </w:r>
+      <w:r>
+        <w:rPr>
+          <w:u w:val="single" w:color="0000ff"/>
+          <w:rFonts w:ascii="Charis SIL Regular" w:hAnsi="Charis SIL Regular" w:eastAsia="Charis SIL Regular"/>
+          <w:b w:val="0"/>
+          <w:i w:val="0"/>
+          <w:color w:val="000000"/>
+          <w:sz w:val="24"/>
+        </w:rPr>
+        <w:hyperlink r:id="rId12" w:history="1">
+          <w:r>
+            <w:rPr>
+              <w:rStyle w:val="Hyperlink"/>
+            </w:rPr>
+            <w:t xml:space="preserve"> en bov</w:t>
+          </w:r>
+        </w:hyperlink>
+      </w:r>
+      <w:r>
+        <w:rPr>
+          <w:rFonts w:ascii="Charis SIL Regular" w:hAnsi="Charis SIL Regular" w:eastAsia="Charis SIL Regular"/>
+          <w:b w:val="0"/>
+          <w:i w:val="0"/>
+          <w:color w:val="000000"/>
+          <w:sz w:val="24"/>
+        </w:rPr>
+        <w:t>enal van president van h</w:t>
+      </w:r>
+      <w:r>
+        <w:rPr>
+          <w:u w:val="single" w:color="0000ff"/>
+          <w:rFonts w:ascii="Charis SIL Regular" w:hAnsi="Charis SIL Regular" w:eastAsia="Charis SIL Regular"/>
+          <w:b w:val="0"/>
+          <w:i w:val="0"/>
+          <w:color w:val="000000"/>
+          <w:sz w:val="24"/>
+        </w:rPr>
+        <w:hyperlink r:id="rId13" w:history="1">
+          <w:r>
+            <w:rPr>
+              <w:rStyle w:val="Hyperlink"/>
+            </w:rPr>
+            <w:t>et Hof v</w:t>
+          </w:r>
+        </w:hyperlink>
+      </w:r>
+      <w:r>
+        <w:rPr>
+          <w:u w:val="single" w:color="0000ff"/>
+          <w:rFonts w:ascii="Charis SIL Regular" w:hAnsi="Charis SIL Regular" w:eastAsia="Charis SIL Regular"/>
+          <w:b w:val="0"/>
+          <w:i w:val="0"/>
+          <w:color w:val="000000"/>
+          <w:sz w:val="24"/>
+        </w:rPr>
+        <w:hyperlink r:id="rId13" w:history="1">
+          <w:r>
+            <w:rPr>
+              <w:rStyle w:val="Hyperlink"/>
+            </w:rPr>
+            <w:t>an Justitie i</w:t>
+          </w:r>
+        </w:hyperlink>
+      </w:r>
+      <w:r>
+        <w:rPr>
+          <w:u w:val="single" w:color="0000ff"/>
+          <w:rFonts w:ascii="Charis SIL Regular" w:hAnsi="Charis SIL Regular" w:eastAsia="Charis SIL Regular"/>
+          <w:b w:val="0"/>
+          <w:i w:val="0"/>
+          <w:color w:val="000000"/>
+          <w:sz w:val="24"/>
+        </w:rPr>
+        <w:t>n</w:t>
+      </w:r>
+      <w:r>
+        <w:rPr>
+          <w:rFonts w:ascii="Charis SIL Regular" w:hAnsi="Charis SIL Regular" w:eastAsia="Charis SIL Regular"/>
+          <w:b w:val="0"/>
+          <w:i w:val="0"/>
+          <w:color w:val="000000"/>
+          <w:sz w:val="24"/>
+        </w:rPr>
+        <w:t xml:space="preserve"> Suriname </w:t>
+      </w:r>
+      <w:r>
+        <w:rPr>
+          <w:rFonts w:ascii="Charis SIL Regular" w:hAnsi="Charis SIL Regular" w:eastAsia="Charis SIL Regular"/>
+          <w:b w:val="0"/>
+          <w:i w:val="0"/>
+          <w:color w:val="0000FF"/>
+          <w:sz w:val="24"/>
+          <w:u w:val="single"/>
+        </w:rPr>
+        <w:hyperlink r:id="rId15" w:history="1">
+          <w:r>
+            <w:rPr>
+              <w:rStyle w:val="Hyperlink"/>
+            </w:rPr>
+            <w:t xml:space="preserve">Adriaan </w:t>
+          </w:r>
+        </w:hyperlink>
+      </w:r>
+      <w:r>
+        <w:rPr>
+          <w:rFonts w:ascii="Charis SIL Regular" w:hAnsi="Charis SIL Regular" w:eastAsia="Charis SIL Regular"/>
+          <w:b w:val="0"/>
+          <w:i w:val="0"/>
+          <w:color w:val="0000FF"/>
+          <w:sz w:val="24"/>
+          <w:u w:val="single"/>
+        </w:rPr>
+        <w:hyperlink r:id="rId15" w:history="1">
+          <w:r>
+            <w:rPr>
+              <w:rStyle w:val="Hyperlink"/>
+            </w:rPr>
+            <w:t>Françoi</w:t>
+          </w:r>
+        </w:hyperlink>
+      </w:r>
+      <w:r>
+        <w:rPr>
+          <w:rFonts w:ascii="Charis SIL Regular" w:hAnsi="Charis SIL Regular" w:eastAsia="Charis SIL Regular"/>
+          <w:b w:val="0"/>
+          <w:i w:val="0"/>
+          <w:color w:val="0000FF"/>
+          <w:sz w:val="24"/>
+          <w:u w:val="single"/>
+        </w:rPr>
+        <w:hyperlink r:id="rId15" w:history="1">
+          <w:r>
+            <w:rPr>
+              <w:rStyle w:val="Hyperlink"/>
+            </w:rPr>
+            <w:t>s</w:t>
+          </w:r>
+        </w:hyperlink>
+      </w:r>
+      <w:r>
+        <w:rPr>
+          <w:rFonts w:ascii="Charis SIL Regular" w:hAnsi="Charis SIL Regular" w:eastAsia="Charis SIL Regular"/>
+          <w:b w:val="0"/>
+          <w:i w:val="0"/>
+          <w:color w:val="0000FF"/>
+          <w:sz w:val="24"/>
+          <w:u w:val="single"/>
+        </w:rPr>
+        <w:t xml:space="preserve"> </w:t>
+      </w:r>
+      <w:r>
+        <w:rPr>
+          <w:rFonts w:ascii="Charis SIL Regular" w:hAnsi="Charis SIL Regular" w:eastAsia="Charis SIL Regular"/>
+          <w:b w:val="0"/>
+          <w:i w:val="0"/>
+          <w:color w:val="0000FF"/>
+          <w:sz w:val="24"/>
+          <w:u w:val="single"/>
+        </w:rPr>
+        <w:hyperlink r:id="rId15" w:history="1">
+          <w:r>
+            <w:rPr>
+              <w:rStyle w:val="Hyperlink"/>
+            </w:rPr>
+            <w:t>Lammen</w:t>
+          </w:r>
+        </w:hyperlink>
+      </w:r>
+      <w:r>
+        <w:rPr>
+          <w:rFonts w:ascii="Charis SIL Regular" w:hAnsi="Charis SIL Regular" w:eastAsia="Charis SIL Regular"/>
+          <w:b w:val="0"/>
+          <w:i w:val="0"/>
+          <w:color w:val="0000FF"/>
+          <w:sz w:val="24"/>
+          <w:u w:val="single"/>
+        </w:rPr>
+        <w:hyperlink r:id="rId15" w:history="1">
+          <w:r>
+            <w:rPr>
+              <w:rStyle w:val="Hyperlink"/>
+            </w:rPr>
+            <w:t>s</w:t>
+          </w:r>
+        </w:hyperlink>
+      </w:r>
+      <w:r>
+        <w:rPr>
+          <w:rFonts w:ascii="Charis SIL Regular" w:hAnsi="Charis SIL Regular" w:eastAsia="Charis SIL Regular"/>
+          <w:b w:val="0"/>
+          <w:i w:val="0"/>
+          <w:color w:val="000000"/>
+          <w:sz w:val="24"/>
+        </w:rPr>
+        <w:t>. Lammens was schoonzoon en bewonderaar van Gerrit Schoute</w:t>
+      </w:r>
+      <w:r>
+        <w:rPr>
+          <w:u w:val="single" w:color="0000ff"/>
+          <w:rFonts w:ascii="Charis SIL Regular" w:hAnsi="Charis SIL Regular" w:eastAsia="Charis SIL Regular"/>
+          <w:b w:val="0"/>
+          <w:i w:val="0"/>
+          <w:color w:val="000000"/>
+          <w:sz w:val="24"/>
+        </w:rPr>
+        <w:hyperlink r:id="rId15" w:history="1">
+          <w:r>
+            <w:rPr>
+              <w:rStyle w:val="Hyperlink"/>
+            </w:rPr>
+            <w:t>n en wa</w:t>
+          </w:r>
+        </w:hyperlink>
+      </w:r>
+      <w:r>
+        <w:rPr>
+          <w:rFonts w:ascii="Charis SIL Regular" w:hAnsi="Charis SIL Regular" w:eastAsia="Charis SIL Regular"/>
+          <w:b w:val="0"/>
+          <w:i w:val="0"/>
+          <w:color w:val="000000"/>
+          <w:sz w:val="24"/>
+        </w:rPr>
+        <w:t xml:space="preserve">s </w:t>
+      </w:r>
+      <w:r>
+        <w:rPr>
+          <w:u w:val="single" w:color="0000ff"/>
+          <w:rFonts w:ascii="Charis SIL Regular" w:hAnsi="Charis SIL Regular" w:eastAsia="Charis SIL Regular"/>
+          <w:b w:val="0"/>
+          <w:i w:val="0"/>
+          <w:color w:val="000000"/>
+          <w:sz w:val="24"/>
+        </w:rPr>
+        <w:hyperlink r:id="rId15" w:history="1">
+          <w:r>
+            <w:rPr>
+              <w:rStyle w:val="Hyperlink"/>
+            </w:rPr>
+            <w:t>verantw</w:t>
+          </w:r>
+        </w:hyperlink>
+      </w:r>
+      <w:r>
+        <w:rPr>
+          <w:u w:val="single" w:color="0000ff"/>
+          <w:rFonts w:ascii="Charis SIL Regular" w:hAnsi="Charis SIL Regular" w:eastAsia="Charis SIL Regular"/>
+          <w:b w:val="0"/>
+          <w:i w:val="0"/>
+          <w:color w:val="000000"/>
+          <w:sz w:val="24"/>
+        </w:rPr>
+        <w:hyperlink r:id="rId15" w:history="1">
+          <w:r>
+            <w:rPr>
+              <w:rStyle w:val="Hyperlink"/>
+            </w:rPr>
+            <w:t>o</w:t>
+          </w:r>
+        </w:hyperlink>
+      </w:r>
+      <w:r>
+        <w:rPr>
+          <w:u w:val="single" w:color="0000ff"/>
+          <w:rFonts w:ascii="Charis SIL Regular" w:hAnsi="Charis SIL Regular" w:eastAsia="Charis SIL Regular"/>
+          <w:b w:val="0"/>
+          <w:i w:val="0"/>
+          <w:color w:val="000000"/>
+          <w:sz w:val="24"/>
+        </w:rPr>
+        <w:hyperlink r:id="rId15" w:history="1">
+          <w:r>
+            <w:rPr>
+              <w:rStyle w:val="Hyperlink"/>
+            </w:rPr>
+            <w:t>ordelijk v</w:t>
+          </w:r>
+        </w:hyperlink>
+      </w:r>
+      <w:r>
+        <w:rPr>
+          <w:rFonts w:ascii="Charis SIL Regular" w:hAnsi="Charis SIL Regular" w:eastAsia="Charis SIL Regular"/>
+          <w:b w:val="0"/>
+          <w:i w:val="0"/>
+          <w:color w:val="000000"/>
+          <w:sz w:val="24"/>
+        </w:rPr>
+        <w:t xml:space="preserve">oor schenking van veel diorama's van Schouten aan het Kabinet (en aan </w:t>
+      </w:r>
+      <w:r>
+        <w:rPr>
+          <w:rFonts w:ascii="Charis SIL Regular" w:hAnsi="Charis SIL Regular" w:eastAsia="Charis SIL Regular"/>
+          <w:b w:val="0"/>
+          <w:i w:val="0"/>
+          <w:color w:val="000000"/>
+          <w:sz w:val="24"/>
+        </w:rPr>
+        <w:t>andere partijen?).</w:t>
+      </w:r>
+    </w:p>
+    <w:p>
+      <w:pPr>
+        <w:autoSpaceDN w:val="0"/>
+        <w:autoSpaceDE w:val="0"/>
+        <w:widowControl/>
+        <w:spacing w:line="352" w:lineRule="exact" w:before="176" w:after="0"/>
+        <w:ind w:left="10" w:right="0" w:firstLine="0"/>
+        <w:jc w:val="left"/>
+      </w:pPr>
+      <w:r>
+        <w:rPr>
+          <w:rFonts w:ascii="Charis SIL Regular" w:hAnsi="Charis SIL Regular" w:eastAsia="Charis SIL Regular"/>
+          <w:b w:val="0"/>
+          <w:i w:val="0"/>
+          <w:color w:val="000000"/>
+          <w:sz w:val="24"/>
+        </w:rPr>
+        <w:t>Freder</w:t>
+      </w:r>
+    </w:p>
+    <w:p>
+      <w:pPr>
+        <w:autoSpaceDN w:val="0"/>
+        <w:autoSpaceDE w:val="0"/>
+        <w:widowControl/>
+        <w:spacing w:line="352" w:lineRule="exact" w:before="176" w:after="0"/>
+        <w:ind w:left="10" w:right="0" w:firstLine="0"/>
+        <w:jc w:val="left"/>
+      </w:pPr>
+      <w:r>
+        <w:rPr>
+          <w:rFonts w:ascii="Charis SIL Regular" w:hAnsi="Charis SIL Regular" w:eastAsia="Charis SIL Regular"/>
+          <w:b w:val="0"/>
+          <w:i w:val="0"/>
+          <w:color w:val="000000"/>
+          <w:sz w:val="24"/>
+        </w:rPr>
+        <w:t>Waar banjo (RV-360-5696) noemen?</w:t>
+      </w:r>
+    </w:p>
+    <w:p>
+      <w:pPr>
+        <w:autoSpaceDN w:val="0"/>
+        <w:autoSpaceDE w:val="0"/>
+        <w:widowControl/>
+        <w:spacing w:line="352" w:lineRule="exact" w:before="176" w:after="0"/>
+        <w:ind w:left="10" w:right="0" w:firstLine="0"/>
+        <w:jc w:val="left"/>
+      </w:pPr>
+      <w:r>
+        <w:rPr>
+          <w:rFonts w:ascii="Charis SIL Regular" w:hAnsi="Charis SIL Regular" w:eastAsia="Charis SIL Regular"/>
+          <w:b w:val="0"/>
+          <w:i w:val="0"/>
+          <w:color w:val="000000"/>
+          <w:sz w:val="24"/>
+        </w:rPr>
+        <w:t>1824: schenking Kühn RV-360-1563 tot en met RV-360-1608 kalebasratel RV-360-1602?</w:t>
+      </w:r>
+    </w:p>
+    <w:p>
+      <w:pPr>
+        <w:autoSpaceDN w:val="0"/>
+        <w:autoSpaceDE w:val="0"/>
+        <w:widowControl/>
+        <w:spacing w:line="288" w:lineRule="exact" w:before="64" w:after="0"/>
+        <w:ind w:left="10" w:right="0" w:firstLine="0"/>
+        <w:jc w:val="left"/>
+      </w:pPr>
+      <w:r>
+        <w:rPr>
+          <w:rFonts w:ascii="Charis SIL Regular" w:hAnsi="Charis SIL Regular" w:eastAsia="Charis SIL Regular"/>
+          <w:b w:val="0"/>
+          <w:i w:val="0"/>
+          <w:color w:val="000000"/>
+          <w:sz w:val="24"/>
+        </w:rPr>
+        <w:t xml:space="preserve">Begeleidende brief: https:// </w:t>
+      </w:r>
+      <w:r>
+        <w:br/>
+      </w:r>
+      <w:r>
+        <w:rPr>
+          <w:rFonts w:ascii="Charis SIL Regular" w:hAnsi="Charis SIL Regular" w:eastAsia="Charis SIL Regular"/>
+          <w:b w:val="0"/>
+          <w:i w:val="0"/>
+          <w:color w:val="000000"/>
+          <w:sz w:val="24"/>
+        </w:rPr>
+        <w:t xml:space="preserve">hdl.handle.net/21.12102/57550020067147408FED5EB20716EF27 1825 en 1826: schenking </w:t>
+      </w:r>
+      <w:r>
+        <w:rPr>
+          <w:rFonts w:ascii="Charis SIL Regular" w:hAnsi="Charis SIL Regular" w:eastAsia="Charis SIL Regular"/>
+          <w:b w:val="0"/>
+          <w:i w:val="0"/>
+          <w:color w:val="000000"/>
+          <w:sz w:val="24"/>
+        </w:rPr>
+        <w:t xml:space="preserve">Bromet, wellicht ook diorama's van Schouten? RV-360-1639 tot en met RV-360-1653 1826: </w:t>
+      </w:r>
+      <w:r>
+        <w:rPr>
+          <w:rFonts w:ascii="Charis SIL Regular" w:hAnsi="Charis SIL Regular" w:eastAsia="Charis SIL Regular"/>
+          <w:b w:val="0"/>
+          <w:i w:val="0"/>
+          <w:color w:val="000000"/>
+          <w:sz w:val="24"/>
+        </w:rPr>
+        <w:t xml:space="preserve">zending D. Kanngiesser 1827: mr. A.F. Lammens stuurt twee diorama's van Schouten </w:t>
+      </w:r>
+      <w:r>
+        <w:rPr>
+          <w:rFonts w:ascii="Charis SIL Regular" w:hAnsi="Charis SIL Regular" w:eastAsia="Charis SIL Regular"/>
+          <w:b w:val="0"/>
+          <w:i w:val="0"/>
+          <w:color w:val="000000"/>
+          <w:sz w:val="24"/>
+        </w:rPr>
+        <w:t xml:space="preserve">Temminck 1827 zending die met naturalia waren meegekomen, uiteindelijk afkomstig van </w:t>
+      </w:r>
+      <w:r>
+        <w:rPr>
+          <w:rFonts w:ascii="Charis SIL Regular" w:hAnsi="Charis SIL Regular" w:eastAsia="Charis SIL Regular"/>
+          <w:b w:val="0"/>
+          <w:i w:val="0"/>
+          <w:color w:val="000000"/>
+          <w:sz w:val="24"/>
+        </w:rPr>
+        <w:t xml:space="preserve">apotheker H.H. Dieperink? 1 april 1828: grotere schenking van Lammens. 30 mei 1835: nog </w:t>
+      </w:r>
+      <w:r>
+        <w:rPr>
+          <w:rFonts w:ascii="Charis SIL Regular" w:hAnsi="Charis SIL Regular" w:eastAsia="Charis SIL Regular"/>
+          <w:b w:val="0"/>
+          <w:i w:val="0"/>
+          <w:color w:val="000000"/>
+          <w:sz w:val="24"/>
+        </w:rPr>
+        <w:t>een schenking van J. Bromet via F.J. van Maanen</w:t>
+      </w:r>
+    </w:p>
+    <w:p>
+      <w:pPr>
+        <w:autoSpaceDN w:val="0"/>
+        <w:autoSpaceDE w:val="0"/>
+        <w:widowControl/>
+        <w:spacing w:line="288" w:lineRule="exact" w:before="240" w:after="0"/>
+        <w:ind w:left="10" w:right="0" w:firstLine="0"/>
+        <w:jc w:val="left"/>
+      </w:pPr>
+      <w:r>
+        <w:rPr>
+          <w:rFonts w:ascii="Charis SIL Regular" w:hAnsi="Charis SIL Regular" w:eastAsia="Charis SIL Regular"/>
+          <w:b w:val="0"/>
+          <w:i w:val="0"/>
+          <w:color w:val="000000"/>
+          <w:sz w:val="24"/>
+        </w:rPr>
+        <w:t xml:space="preserve">Verzameling Crevaux in Musee de l'Homme (nu Quai Branly). Verder in MQB: Paul Sangnier, </w:t>
+      </w:r>
+      <w:r>
+        <w:rPr>
+          <w:rFonts w:ascii="Charis SIL Regular" w:hAnsi="Charis SIL Regular" w:eastAsia="Charis SIL Regular"/>
+          <w:b w:val="0"/>
+          <w:i w:val="0"/>
+          <w:color w:val="000000"/>
+          <w:sz w:val="24"/>
+        </w:rPr>
+        <w:t>,</w:t>
+      </w:r>
+    </w:p>
+    <w:p>
+      <w:pPr>
+        <w:autoSpaceDN w:val="0"/>
+        <w:autoSpaceDE w:val="0"/>
+        <w:widowControl/>
+        <w:spacing w:line="352" w:lineRule="exact" w:before="176" w:after="0"/>
+        <w:ind w:left="10" w:right="0" w:firstLine="0"/>
+        <w:jc w:val="left"/>
+      </w:pPr>
+      <w:r>
+        <w:rPr>
+          <w:rFonts w:ascii="Charis SIL Regular" w:hAnsi="Charis SIL Regular" w:eastAsia="Charis SIL Regular"/>
+          <w:b w:val="0"/>
+          <w:i w:val="0"/>
+          <w:color w:val="000000"/>
+          <w:sz w:val="24"/>
+        </w:rPr>
+        <w:t>Leon-Gontran Damas [verzameling](https://collections.quaibranly.fr/?</w:t>
+      </w:r>
+    </w:p>
+    <w:p>
+      <w:pPr>
+        <w:autoSpaceDN w:val="0"/>
+        <w:autoSpaceDE w:val="0"/>
+        <w:widowControl/>
+        <w:spacing w:line="288" w:lineRule="exact" w:before="64" w:after="0"/>
+        <w:ind w:left="10" w:right="0" w:firstLine="0"/>
+        <w:jc w:val="left"/>
+      </w:pPr>
+      <w:r>
+        <w:rPr>
+          <w:rFonts w:ascii="Charis SIL Regular" w:hAnsi="Charis SIL Regular" w:eastAsia="Charis SIL Regular"/>
+          <w:b w:val="0"/>
+          <w:i w:val="0"/>
+          <w:color w:val="000000"/>
+          <w:sz w:val="24"/>
+        </w:rPr>
+        <w:t xml:space="preserve">state={"matchAllCriteria":true,"customSearchCriteria":[{"field":"/Record/ConX/ </w:t>
+      </w:r>
+      <w:r>
+        <w:br/>
+      </w:r>
+      <w:r>
+        <w:rPr>
+          <w:rFonts w:ascii="Charis SIL Regular" w:hAnsi="Charis SIL Regular" w:eastAsia="Charis SIL Regular"/>
+          <w:b w:val="0"/>
+          <w:i w:val="0"/>
+          <w:color w:val="000000"/>
+          <w:sz w:val="24"/>
+        </w:rPr>
+        <w:t>AlphaSortConX,/Record/ConXother/AlphaSort","fieldLabel":"","searchValues":["[Damas, Léon-</w:t>
+      </w:r>
+      <w:r>
+        <w:rPr>
+          <w:rFonts w:ascii="Charis SIL Regular" w:hAnsi="Charis SIL Regular" w:eastAsia="Charis SIL Regular"/>
+          <w:b w:val="0"/>
+          <w:i w:val="0"/>
+          <w:color w:val="000000"/>
+          <w:sz w:val="24"/>
+        </w:rPr>
+        <w:t>Gontran]"],"description":"Personne(s) : Damas, Léon-Gontran"}]}),</w:t>
+      </w:r>
+    </w:p>
+    <w:p>
+      <w:pPr>
+        <w:autoSpaceDN w:val="0"/>
+        <w:autoSpaceDE w:val="0"/>
+        <w:widowControl/>
+        <w:spacing w:line="352" w:lineRule="exact" w:before="176" w:after="0"/>
+        <w:ind w:left="10" w:right="0" w:firstLine="0"/>
+        <w:jc w:val="left"/>
+      </w:pPr>
+      <w:r>
+        <w:rPr>
+          <w:rFonts w:ascii="Charis SIL Regular" w:hAnsi="Charis SIL Regular" w:eastAsia="Charis SIL Regular"/>
+          <w:b w:val="0"/>
+          <w:i w:val="0"/>
+          <w:color w:val="000000"/>
+          <w:sz w:val="24"/>
+        </w:rPr>
+        <w:t>Jean-Marcel Hurault [verzameling](https://collections.quaibranly.fr/?</w:t>
+      </w:r>
+    </w:p>
+    <w:p>
+      <w:pPr>
+        <w:autoSpaceDN w:val="0"/>
+        <w:autoSpaceDE w:val="0"/>
+        <w:widowControl/>
+        <w:spacing w:line="288" w:lineRule="exact" w:before="64" w:after="0"/>
+        <w:ind w:left="10" w:right="576" w:firstLine="0"/>
+        <w:jc w:val="left"/>
+      </w:pPr>
+      <w:r>
+        <w:rPr>
+          <w:rFonts w:ascii="Charis SIL Regular" w:hAnsi="Charis SIL Regular" w:eastAsia="Charis SIL Regular"/>
+          <w:b w:val="0"/>
+          <w:i w:val="0"/>
+          <w:color w:val="000000"/>
+          <w:sz w:val="24"/>
+        </w:rPr>
+        <w:t xml:space="preserve">state={"matchAllCriteria":true,"customSearchCriteria":[{"field":"/Record/ConX/ </w:t>
+      </w:r>
+      <w:r>
+        <w:rPr>
+          <w:rFonts w:ascii="Charis SIL Regular" w:hAnsi="Charis SIL Regular" w:eastAsia="Charis SIL Regular"/>
+          <w:b w:val="0"/>
+          <w:i w:val="0"/>
+          <w:color w:val="000000"/>
+          <w:sz w:val="24"/>
+        </w:rPr>
+        <w:t xml:space="preserve">AlphaSortConX,/Record/ConXother/AlphaSort","fieldLabel":"","searchValues":["[Hurault, </w:t>
+      </w:r>
+      <w:r>
+        <w:rPr>
+          <w:rFonts w:ascii="Charis SIL Regular" w:hAnsi="Charis SIL Regular" w:eastAsia="Charis SIL Regular"/>
+          <w:b w:val="0"/>
+          <w:i w:val="0"/>
+          <w:color w:val="000000"/>
+          <w:sz w:val="24"/>
+        </w:rPr>
+        <w:t>Jean-Marcel]"],"description":"Personne(s) : Hurault, Jean-Marcel"}]}),</w:t>
+      </w:r>
+    </w:p>
+    <w:p>
+      <w:pPr>
+        <w:autoSpaceDN w:val="0"/>
+        <w:autoSpaceDE w:val="0"/>
+        <w:widowControl/>
+        <w:spacing w:line="288" w:lineRule="exact" w:before="240" w:after="0"/>
+        <w:ind w:left="10" w:right="144" w:firstLine="0"/>
+        <w:jc w:val="left"/>
+      </w:pPr>
+      <w:r>
+        <w:rPr>
+          <w:rFonts w:ascii="Charis SIL Regular" w:hAnsi="Charis SIL Regular" w:eastAsia="Charis SIL Regular"/>
+          <w:b w:val="0"/>
+          <w:i w:val="0"/>
+          <w:color w:val="000000"/>
+          <w:sz w:val="24"/>
+        </w:rPr>
+        <w:t xml:space="preserve">missie Marcel Monteux et Marc Richard 1931 [verzameling](https:// </w:t>
+      </w:r>
+      <w:r>
+        <w:br/>
+      </w:r>
+      <w:r>
+        <w:rPr>
+          <w:rFonts w:ascii="Charis SIL Regular" w:hAnsi="Charis SIL Regular" w:eastAsia="Charis SIL Regular"/>
+          <w:b w:val="0"/>
+          <w:i w:val="0"/>
+          <w:color w:val="000000"/>
+          <w:sz w:val="24"/>
+        </w:rPr>
+        <w:t xml:space="preserve">collections.quaibranly.fr/?state={"matchAllCriteria":true,"customSearchCriteria":[{"field":"/ </w:t>
+      </w:r>
+      <w:r>
+        <w:rPr>
+          <w:rFonts w:ascii="Charis SIL Regular" w:hAnsi="Charis SIL Regular" w:eastAsia="Charis SIL Regular"/>
+          <w:b w:val="0"/>
+          <w:i w:val="0"/>
+          <w:color w:val="000000"/>
+          <w:sz w:val="24"/>
+        </w:rPr>
+        <w:t xml:space="preserve">Record/Evenement/Evenement","fieldLabel":"","searchValues":["Mission Monteux-Richard en </w:t>
+      </w:r>
+      <w:r>
+        <w:rPr>
+          <w:rFonts w:ascii="Charis SIL Regular" w:hAnsi="Charis SIL Regular" w:eastAsia="Charis SIL Regular"/>
+          <w:b w:val="0"/>
+          <w:i w:val="0"/>
+          <w:color w:val="000000"/>
+          <w:sz w:val="24"/>
+        </w:rPr>
+        <w:t xml:space="preserve">Guyane 1931"],"description":"Evénement historique : Mission Monteux-Richard en Guyane </w:t>
+      </w:r>
+      <w:r>
+        <w:rPr>
+          <w:rFonts w:ascii="Charis SIL Regular" w:hAnsi="Charis SIL Regular" w:eastAsia="Charis SIL Regular"/>
+          <w:b w:val="0"/>
+          <w:i w:val="0"/>
+          <w:color w:val="000000"/>
+          <w:sz w:val="24"/>
+        </w:rPr>
+        <w:t>1931"}]}),</w:t>
+      </w:r>
+    </w:p>
+    <w:p>
+      <w:pPr>
+        <w:autoSpaceDN w:val="0"/>
+        <w:autoSpaceDE w:val="0"/>
+        <w:widowControl/>
+        <w:spacing w:line="288" w:lineRule="exact" w:before="240" w:after="0"/>
+        <w:ind w:left="10" w:right="1440" w:firstLine="0"/>
+        <w:jc w:val="left"/>
+      </w:pPr>
+      <w:r>
+        <w:rPr>
+          <w:rFonts w:ascii="Charis SIL Regular" w:hAnsi="Charis SIL Regular" w:eastAsia="Charis SIL Regular"/>
+          <w:b w:val="0"/>
+          <w:i w:val="0"/>
+          <w:color w:val="000000"/>
+          <w:sz w:val="24"/>
+        </w:rPr>
+        <w:t xml:space="preserve">Rond 1902? Maurice Guffroy [verzameling](https://collections.quaibranly.fr/? </w:t>
+      </w:r>
+      <w:r>
+        <w:rPr>
+          <w:rFonts w:ascii="Charis SIL Regular" w:hAnsi="Charis SIL Regular" w:eastAsia="Charis SIL Regular"/>
+          <w:b w:val="0"/>
+          <w:i w:val="0"/>
+          <w:color w:val="000000"/>
+          <w:sz w:val="24"/>
+        </w:rPr>
+        <w:t>state={"matchAllCriteria":true,"customSearchCriteria":[{"field":"/Record/ConX/</w:t>
       </w:r>
     </w:p>
     <w:p>
       <w:pPr>
         <w:sectPr>
           <w:pgSz w:w="11900" w:h="16840"/>
-          <w:pgMar w:top="324" w:right="944" w:bottom="440" w:left="950" w:header="720" w:footer="720" w:gutter="0"/>
+          <w:pgMar w:top="324" w:right="944" w:bottom="488" w:left="950" w:header="720" w:footer="720" w:gutter="0"/>
           <w:cols/>
           <w:docGrid w:linePitch="360"/>
         </w:sectPr>
@@ -10742,7 +11798,7 @@
         <w:autoSpaceDE w:val="0"/>
         <w:widowControl/>
         <w:spacing w:line="288" w:lineRule="exact" w:before="64" w:after="0"/>
-        <w:ind w:left="10" w:right="144" w:firstLine="0"/>
+        <w:ind w:left="0" w:right="0" w:firstLine="0"/>
         <w:jc w:val="left"/>
       </w:pPr>
       <w:r>
@@ -10750,270 +11806,50 @@
           <w:rFonts w:ascii="Charis SIL Regular" w:hAnsi="Charis SIL Regular" w:eastAsia="Charis SIL Regular"/>
           <w:b w:val="0"/>
           <w:i w:val="0"/>
-          <w:color w:val="0000FF"/>
-          <w:sz w:val="24"/>
-          <w:u w:val="single"/>
-        </w:rPr>
-        <w:hyperlink r:id="rId15" w:history="1">
-          <w:r>
-            <w:rPr>
-              <w:rStyle w:val="Hyperlink"/>
-            </w:rPr>
-            <w:t>Haagen</w:t>
-          </w:r>
-        </w:hyperlink>
-      </w:r>
-      <w:r>
-        <w:rPr>
-          <w:rFonts w:ascii="Charis SIL Regular" w:hAnsi="Charis SIL Regular" w:eastAsia="Charis SIL Regular"/>
-          <w:b w:val="0"/>
-          <w:i w:val="0"/>
-          <w:color w:val="0000FF"/>
-          <w:sz w:val="24"/>
-          <w:u w:val="single"/>
-        </w:rPr>
-        <w:t xml:space="preserve"> </w:t>
-      </w:r>
-      <w:r>
-        <w:rPr>
-          <w:rFonts w:ascii="Charis SIL Regular" w:hAnsi="Charis SIL Regular" w:eastAsia="Charis SIL Regular"/>
-          <w:b w:val="0"/>
-          <w:i w:val="0"/>
-          <w:color w:val="0000FF"/>
-          <w:sz w:val="24"/>
-          <w:u w:val="single"/>
-        </w:rPr>
-        <w:hyperlink r:id="rId15" w:history="1">
-          <w:r>
-            <w:rPr>
-              <w:rStyle w:val="Hyperlink"/>
-            </w:rPr>
-            <w:t>Dieperink</w:t>
-          </w:r>
-        </w:hyperlink>
-      </w:r>
-      <w:r>
-        <w:rPr>
-          <w:rFonts w:ascii="Charis SIL Regular" w:hAnsi="Charis SIL Regular" w:eastAsia="Charis SIL Regular"/>
-          <w:b w:val="0"/>
-          <w:i w:val="0"/>
-          <w:color w:val="000000"/>
-          <w:sz w:val="24"/>
-        </w:rPr>
-        <w:t xml:space="preserve"> en bovenal van president van het Hof van Justitie in Suriname </w:t>
-      </w:r>
-      <w:r>
-        <w:rPr>
-          <w:rFonts w:ascii="Charis SIL Regular" w:hAnsi="Charis SIL Regular" w:eastAsia="Charis SIL Regular"/>
-          <w:b w:val="0"/>
-          <w:i w:val="0"/>
-          <w:color w:val="0000FF"/>
-          <w:sz w:val="24"/>
-          <w:u w:val="single"/>
-        </w:rPr>
-        <w:hyperlink r:id="rId14" w:history="1">
-          <w:r>
-            <w:rPr>
-              <w:rStyle w:val="Hyperlink"/>
-            </w:rPr>
-            <w:t xml:space="preserve">Adriaan </w:t>
-          </w:r>
-        </w:hyperlink>
-      </w:r>
-      <w:r>
-        <w:rPr>
-          <w:rFonts w:ascii="Charis SIL Regular" w:hAnsi="Charis SIL Regular" w:eastAsia="Charis SIL Regular"/>
-          <w:b w:val="0"/>
-          <w:i w:val="0"/>
-          <w:color w:val="0000FF"/>
-          <w:sz w:val="24"/>
-          <w:u w:val="single"/>
-        </w:rPr>
-        <w:hyperlink r:id="rId14" w:history="1">
-          <w:r>
-            <w:rPr>
-              <w:rStyle w:val="Hyperlink"/>
-            </w:rPr>
-            <w:t>Françoi</w:t>
-          </w:r>
-        </w:hyperlink>
-      </w:r>
-      <w:r>
-        <w:rPr>
-          <w:rFonts w:ascii="Charis SIL Regular" w:hAnsi="Charis SIL Regular" w:eastAsia="Charis SIL Regular"/>
-          <w:b w:val="0"/>
-          <w:i w:val="0"/>
-          <w:color w:val="0000FF"/>
-          <w:sz w:val="24"/>
-          <w:u w:val="single"/>
-        </w:rPr>
-        <w:hyperlink r:id="rId14" w:history="1">
-          <w:r>
-            <w:rPr>
-              <w:rStyle w:val="Hyperlink"/>
-            </w:rPr>
-            <w:t>s</w:t>
-          </w:r>
-        </w:hyperlink>
-      </w:r>
-      <w:r>
-        <w:rPr>
-          <w:rFonts w:ascii="Charis SIL Regular" w:hAnsi="Charis SIL Regular" w:eastAsia="Charis SIL Regular"/>
-          <w:b w:val="0"/>
-          <w:i w:val="0"/>
-          <w:color w:val="0000FF"/>
-          <w:sz w:val="24"/>
-          <w:u w:val="single"/>
-        </w:rPr>
-        <w:t xml:space="preserve"> </w:t>
-      </w:r>
-      <w:r>
-        <w:rPr>
-          <w:rFonts w:ascii="Charis SIL Regular" w:hAnsi="Charis SIL Regular" w:eastAsia="Charis SIL Regular"/>
-          <w:b w:val="0"/>
-          <w:i w:val="0"/>
-          <w:color w:val="0000FF"/>
-          <w:sz w:val="24"/>
-          <w:u w:val="single"/>
-        </w:rPr>
-        <w:hyperlink r:id="rId14" w:history="1">
-          <w:r>
-            <w:rPr>
-              <w:rStyle w:val="Hyperlink"/>
-            </w:rPr>
-            <w:t>Lammen</w:t>
-          </w:r>
-        </w:hyperlink>
-      </w:r>
-      <w:r>
-        <w:rPr>
-          <w:rFonts w:ascii="Charis SIL Regular" w:hAnsi="Charis SIL Regular" w:eastAsia="Charis SIL Regular"/>
-          <w:b w:val="0"/>
-          <w:i w:val="0"/>
-          <w:color w:val="0000FF"/>
-          <w:sz w:val="24"/>
-          <w:u w:val="single"/>
-        </w:rPr>
-        <w:hyperlink r:id="rId14" w:history="1">
-          <w:r>
-            <w:rPr>
-              <w:rStyle w:val="Hyperlink"/>
-            </w:rPr>
-            <w:t>s</w:t>
-          </w:r>
-        </w:hyperlink>
-      </w:r>
-      <w:r>
-        <w:rPr>
-          <w:rFonts w:ascii="Charis SIL Regular" w:hAnsi="Charis SIL Regular" w:eastAsia="Charis SIL Regular"/>
-          <w:b w:val="0"/>
-          <w:i w:val="0"/>
-          <w:color w:val="000000"/>
-          <w:sz w:val="24"/>
-        </w:rPr>
-        <w:t>. Lammens was schoonzoon en bewonderaar van Gerrit Schoute</w:t>
-      </w:r>
-      <w:r>
-        <w:rPr>
-          <w:u w:val="single" w:color="0000ff"/>
-          <w:rFonts w:ascii="Charis SIL Regular" w:hAnsi="Charis SIL Regular" w:eastAsia="Charis SIL Regular"/>
-          <w:b w:val="0"/>
-          <w:i w:val="0"/>
-          <w:color w:val="000000"/>
-          <w:sz w:val="24"/>
-        </w:rPr>
-        <w:hyperlink r:id="rId14" w:history="1">
-          <w:r>
-            <w:rPr>
-              <w:rStyle w:val="Hyperlink"/>
-            </w:rPr>
-            <w:t>n en wa</w:t>
-          </w:r>
-        </w:hyperlink>
-      </w:r>
-      <w:r>
-        <w:rPr>
-          <w:rFonts w:ascii="Charis SIL Regular" w:hAnsi="Charis SIL Regular" w:eastAsia="Charis SIL Regular"/>
-          <w:b w:val="0"/>
-          <w:i w:val="0"/>
-          <w:color w:val="000000"/>
-          <w:sz w:val="24"/>
-        </w:rPr>
-        <w:t xml:space="preserve">s </w:t>
-      </w:r>
-      <w:r>
-        <w:rPr>
-          <w:u w:val="single" w:color="0000ff"/>
-          <w:rFonts w:ascii="Charis SIL Regular" w:hAnsi="Charis SIL Regular" w:eastAsia="Charis SIL Regular"/>
-          <w:b w:val="0"/>
-          <w:i w:val="0"/>
-          <w:color w:val="000000"/>
-          <w:sz w:val="24"/>
-        </w:rPr>
-        <w:hyperlink r:id="rId14" w:history="1">
-          <w:r>
-            <w:rPr>
-              <w:rStyle w:val="Hyperlink"/>
-            </w:rPr>
-            <w:t>verantw</w:t>
-          </w:r>
-        </w:hyperlink>
-      </w:r>
-      <w:r>
-        <w:rPr>
-          <w:u w:val="single" w:color="0000ff"/>
-          <w:rFonts w:ascii="Charis SIL Regular" w:hAnsi="Charis SIL Regular" w:eastAsia="Charis SIL Regular"/>
-          <w:b w:val="0"/>
-          <w:i w:val="0"/>
-          <w:color w:val="000000"/>
-          <w:sz w:val="24"/>
-        </w:rPr>
-        <w:hyperlink r:id="rId14" w:history="1">
-          <w:r>
-            <w:rPr>
-              <w:rStyle w:val="Hyperlink"/>
-            </w:rPr>
-            <w:t>o</w:t>
-          </w:r>
-        </w:hyperlink>
-      </w:r>
-      <w:r>
-        <w:rPr>
-          <w:u w:val="single" w:color="0000ff"/>
-          <w:rFonts w:ascii="Charis SIL Regular" w:hAnsi="Charis SIL Regular" w:eastAsia="Charis SIL Regular"/>
-          <w:b w:val="0"/>
-          <w:i w:val="0"/>
-          <w:color w:val="000000"/>
-          <w:sz w:val="24"/>
-        </w:rPr>
-        <w:hyperlink r:id="rId14" w:history="1">
-          <w:r>
-            <w:rPr>
-              <w:rStyle w:val="Hyperlink"/>
-            </w:rPr>
-            <w:t>ordelijk v</w:t>
-          </w:r>
-        </w:hyperlink>
-      </w:r>
-      <w:r>
-        <w:rPr>
-          <w:rFonts w:ascii="Charis SIL Regular" w:hAnsi="Charis SIL Regular" w:eastAsia="Charis SIL Regular"/>
-          <w:b w:val="0"/>
-          <w:i w:val="0"/>
-          <w:color w:val="000000"/>
-          <w:sz w:val="24"/>
-        </w:rPr>
-        <w:t xml:space="preserve">oor schenking van veel diorama's van Schouten aan het Kabinet (en aan </w:t>
-      </w:r>
-      <w:r>
-        <w:rPr>
-          <w:rFonts w:ascii="Charis SIL Regular" w:hAnsi="Charis SIL Regular" w:eastAsia="Charis SIL Regular"/>
-          <w:b w:val="0"/>
-          <w:i w:val="0"/>
-          <w:color w:val="000000"/>
-          <w:sz w:val="24"/>
-        </w:rPr>
-        <w:t>andere partijen?).</w:t>
+          <w:color w:val="000000"/>
+          <w:sz w:val="24"/>
+        </w:rPr>
+        <w:t xml:space="preserve">AlphaSortConX,/Record/ConXother/AlphaSort","fieldLabel":"","searchValues":["[Guffroy, </w:t>
+      </w:r>
+      <w:r>
+        <w:rPr>
+          <w:rFonts w:ascii="Charis SIL Regular" w:hAnsi="Charis SIL Regular" w:eastAsia="Charis SIL Regular"/>
+          <w:b w:val="0"/>
+          <w:i w:val="0"/>
+          <w:color w:val="000000"/>
+          <w:sz w:val="24"/>
+        </w:rPr>
+        <w:t xml:space="preserve">Maurice]"],"description":"Personne(s) : Guffroy, Maurice"}]}), Collectie wereldtentoonstelling </w:t>
+      </w:r>
+      <w:r>
+        <w:rPr>
+          <w:rFonts w:ascii="Charis SIL Regular" w:hAnsi="Charis SIL Regular" w:eastAsia="Charis SIL Regular"/>
+          <w:b w:val="0"/>
+          <w:i w:val="0"/>
+          <w:color w:val="000000"/>
+          <w:sz w:val="24"/>
+        </w:rPr>
+        <w:t xml:space="preserve">1883 mei 1885 tot juli 1886 reis Ten Kate naar Suriname, nu in Leiden (RV-581?) 1890 (of </w:t>
+      </w:r>
+      <w:r>
+        <w:rPr>
+          <w:rFonts w:ascii="Charis SIL Regular" w:hAnsi="Charis SIL Regular" w:eastAsia="Charis SIL Regular"/>
+          <w:b w:val="0"/>
+          <w:i w:val="0"/>
+          <w:color w:val="000000"/>
+          <w:sz w:val="24"/>
+        </w:rPr>
+        <w:t xml:space="preserve">1891?): Axel Klinckowström, leverde verzameling op die zich nu bevindt in het Etnografiska </w:t>
+      </w:r>
+      <w:r>
+        <w:rPr>
+          <w:rFonts w:ascii="Charis SIL Regular" w:hAnsi="Charis SIL Regular" w:eastAsia="Charis SIL Regular"/>
+          <w:b w:val="0"/>
+          <w:i w:val="0"/>
+          <w:color w:val="000000"/>
+          <w:sz w:val="24"/>
+        </w:rPr>
+        <w:t>museet in Stockholm.</w:t>
       </w:r>
     </w:p>
     <w:p>
@@ -11022,7 +11858,7 @@
         <w:autoSpaceDE w:val="0"/>
         <w:widowControl/>
         <w:spacing w:line="352" w:lineRule="exact" w:before="176" w:after="0"/>
-        <w:ind w:left="10" w:right="0" w:firstLine="0"/>
+        <w:ind w:left="0" w:right="0" w:firstLine="0"/>
         <w:jc w:val="left"/>
       </w:pPr>
       <w:r>
@@ -11033,7 +11869,47 @@
           <w:color w:val="000000"/>
           <w:sz w:val="24"/>
         </w:rPr>
-        <w:t>Freder</w:t>
+        <w:t>Spitzly ethnographische gegenstände</w:t>
+      </w:r>
+    </w:p>
+    <w:p>
+      <w:pPr>
+        <w:autoSpaceDN w:val="0"/>
+        <w:autoSpaceDE w:val="0"/>
+        <w:widowControl/>
+        <w:spacing w:line="288" w:lineRule="exact" w:before="240" w:after="0"/>
+        <w:ind w:left="0" w:right="144" w:firstLine="0"/>
+        <w:jc w:val="left"/>
+      </w:pPr>
+      <w:r>
+        <w:rPr>
+          <w:rFonts w:ascii="Charis SIL Regular" w:hAnsi="Charis SIL Regular" w:eastAsia="Charis SIL Regular"/>
+          <w:b w:val="0"/>
+          <w:i w:val="0"/>
+          <w:color w:val="000000"/>
+          <w:sz w:val="24"/>
+        </w:rPr>
+        <w:t xml:space="preserve">Wilhelm Joest bezocht ook in 1890 Suriname (waren hij en Klinkowström van elkaar op de </w:t>
+      </w:r>
+      <w:r>
+        <w:rPr>
+          <w:rFonts w:ascii="Charis SIL Regular" w:hAnsi="Charis SIL Regular" w:eastAsia="Charis SIL Regular"/>
+          <w:b w:val="0"/>
+          <w:i w:val="0"/>
+          <w:color w:val="000000"/>
+          <w:sz w:val="24"/>
+        </w:rPr>
+        <w:t xml:space="preserve">hoogte?). Deze verzameling bevindt zich hoofdzakelijk in het Ethnologisches Museum in </w:t>
+      </w:r>
+      <w:r>
+        <w:rPr>
+          <w:rFonts w:ascii="Charis SIL Regular" w:hAnsi="Charis SIL Regular" w:eastAsia="Charis SIL Regular"/>
+          <w:b w:val="0"/>
+          <w:i w:val="0"/>
+          <w:color w:val="000000"/>
+          <w:sz w:val="24"/>
+        </w:rPr>
+        <w:t>Berlijn en het Rautenstrauch-Joest Museum in Keulen.</w:t>
       </w:r>
     </w:p>
     <w:p>
@@ -11042,499 +11918,7 @@
         <w:autoSpaceDE w:val="0"/>
         <w:widowControl/>
         <w:spacing w:line="352" w:lineRule="exact" w:before="176" w:after="0"/>
-        <w:ind w:left="10" w:right="0" w:firstLine="0"/>
-        <w:jc w:val="left"/>
-      </w:pPr>
-      <w:r>
-        <w:rPr>
-          <w:rFonts w:ascii="Charis SIL Regular" w:hAnsi="Charis SIL Regular" w:eastAsia="Charis SIL Regular"/>
-          <w:b w:val="0"/>
-          <w:i w:val="0"/>
-          <w:color w:val="000000"/>
-          <w:sz w:val="24"/>
-        </w:rPr>
-        <w:t>Waar banjo (RV-360-5696) noemen?</w:t>
-      </w:r>
-    </w:p>
-    <w:p>
-      <w:pPr>
-        <w:autoSpaceDN w:val="0"/>
-        <w:autoSpaceDE w:val="0"/>
-        <w:widowControl/>
-        <w:spacing w:line="352" w:lineRule="exact" w:before="176" w:after="0"/>
-        <w:ind w:left="10" w:right="0" w:firstLine="0"/>
-        <w:jc w:val="left"/>
-      </w:pPr>
-      <w:r>
-        <w:rPr>
-          <w:rFonts w:ascii="Charis SIL Regular" w:hAnsi="Charis SIL Regular" w:eastAsia="Charis SIL Regular"/>
-          <w:b w:val="0"/>
-          <w:i w:val="0"/>
-          <w:color w:val="000000"/>
-          <w:sz w:val="24"/>
-        </w:rPr>
-        <w:t>1824: schenking Kühn RV-360-1563 tot en met RV-360-1608 kalebasratel RV-360-1602?</w:t>
-      </w:r>
-    </w:p>
-    <w:p>
-      <w:pPr>
-        <w:autoSpaceDN w:val="0"/>
-        <w:autoSpaceDE w:val="0"/>
-        <w:widowControl/>
-        <w:spacing w:line="288" w:lineRule="exact" w:before="64" w:after="0"/>
-        <w:ind w:left="10" w:right="0" w:firstLine="0"/>
-        <w:jc w:val="left"/>
-      </w:pPr>
-      <w:r>
-        <w:rPr>
-          <w:rFonts w:ascii="Charis SIL Regular" w:hAnsi="Charis SIL Regular" w:eastAsia="Charis SIL Regular"/>
-          <w:b w:val="0"/>
-          <w:i w:val="0"/>
-          <w:color w:val="000000"/>
-          <w:sz w:val="24"/>
-        </w:rPr>
-        <w:t xml:space="preserve">Begeleidende brief: https:// </w:t>
-      </w:r>
-      <w:r>
-        <w:br/>
-      </w:r>
-      <w:r>
-        <w:rPr>
-          <w:rFonts w:ascii="Charis SIL Regular" w:hAnsi="Charis SIL Regular" w:eastAsia="Charis SIL Regular"/>
-          <w:b w:val="0"/>
-          <w:i w:val="0"/>
-          <w:color w:val="000000"/>
-          <w:sz w:val="24"/>
-        </w:rPr>
-        <w:t xml:space="preserve">hdl.handle.net/21.12102/57550020067147408FED5EB20716EF27 1825 en 1826: schenking </w:t>
-      </w:r>
-      <w:r>
-        <w:rPr>
-          <w:rFonts w:ascii="Charis SIL Regular" w:hAnsi="Charis SIL Regular" w:eastAsia="Charis SIL Regular"/>
-          <w:b w:val="0"/>
-          <w:i w:val="0"/>
-          <w:color w:val="000000"/>
-          <w:sz w:val="24"/>
-        </w:rPr>
-        <w:t xml:space="preserve">Bromet, wellicht ook diorama's van Schouten? RV-360-1639 tot en met RV-360-1653 1826: </w:t>
-      </w:r>
-      <w:r>
-        <w:rPr>
-          <w:rFonts w:ascii="Charis SIL Regular" w:hAnsi="Charis SIL Regular" w:eastAsia="Charis SIL Regular"/>
-          <w:b w:val="0"/>
-          <w:i w:val="0"/>
-          <w:color w:val="000000"/>
-          <w:sz w:val="24"/>
-        </w:rPr>
-        <w:t xml:space="preserve">zending D. Kanngiesser 1827: mr. A.F. Lammens stuurt twee diorama's van Schouten </w:t>
-      </w:r>
-      <w:r>
-        <w:rPr>
-          <w:rFonts w:ascii="Charis SIL Regular" w:hAnsi="Charis SIL Regular" w:eastAsia="Charis SIL Regular"/>
-          <w:b w:val="0"/>
-          <w:i w:val="0"/>
-          <w:color w:val="000000"/>
-          <w:sz w:val="24"/>
-        </w:rPr>
-        <w:t xml:space="preserve">Temminck 1827 zending die met naturalia waren meegekomen, uiteindelijk afkomstig van </w:t>
-      </w:r>
-      <w:r>
-        <w:rPr>
-          <w:rFonts w:ascii="Charis SIL Regular" w:hAnsi="Charis SIL Regular" w:eastAsia="Charis SIL Regular"/>
-          <w:b w:val="0"/>
-          <w:i w:val="0"/>
-          <w:color w:val="000000"/>
-          <w:sz w:val="24"/>
-        </w:rPr>
-        <w:t xml:space="preserve">apotheker H.H. Dieperink? 1 april 1828: grotere schenking van Lammens. 30 mei 1835: nog </w:t>
-      </w:r>
-      <w:r>
-        <w:rPr>
-          <w:rFonts w:ascii="Charis SIL Regular" w:hAnsi="Charis SIL Regular" w:eastAsia="Charis SIL Regular"/>
-          <w:b w:val="0"/>
-          <w:i w:val="0"/>
-          <w:color w:val="000000"/>
-          <w:sz w:val="24"/>
-        </w:rPr>
-        <w:t>een schenking van J. Bromet via F.J. van Maanen</w:t>
-      </w:r>
-    </w:p>
-    <w:p>
-      <w:pPr>
-        <w:autoSpaceDN w:val="0"/>
-        <w:autoSpaceDE w:val="0"/>
-        <w:widowControl/>
-        <w:spacing w:line="288" w:lineRule="exact" w:before="240" w:after="0"/>
-        <w:ind w:left="10" w:right="0" w:firstLine="0"/>
-        <w:jc w:val="left"/>
-      </w:pPr>
-      <w:r>
-        <w:rPr>
-          <w:rFonts w:ascii="Charis SIL Regular" w:hAnsi="Charis SIL Regular" w:eastAsia="Charis SIL Regular"/>
-          <w:b w:val="0"/>
-          <w:i w:val="0"/>
-          <w:color w:val="000000"/>
-          <w:sz w:val="24"/>
-        </w:rPr>
-        <w:t xml:space="preserve">Verzameling Crevaux in Musee de l'Homme (nu Quai Branly). Verder in MQB: Paul Sangnier, </w:t>
-      </w:r>
-      <w:r>
-        <w:rPr>
-          <w:rFonts w:ascii="Charis SIL Regular" w:hAnsi="Charis SIL Regular" w:eastAsia="Charis SIL Regular"/>
-          <w:b w:val="0"/>
-          <w:i w:val="0"/>
-          <w:color w:val="000000"/>
-          <w:sz w:val="24"/>
-        </w:rPr>
-        <w:t>,</w:t>
-      </w:r>
-    </w:p>
-    <w:p>
-      <w:pPr>
-        <w:autoSpaceDN w:val="0"/>
-        <w:autoSpaceDE w:val="0"/>
-        <w:widowControl/>
-        <w:spacing w:line="352" w:lineRule="exact" w:before="176" w:after="0"/>
-        <w:ind w:left="10" w:right="0" w:firstLine="0"/>
-        <w:jc w:val="left"/>
-      </w:pPr>
-      <w:r>
-        <w:rPr>
-          <w:rFonts w:ascii="Charis SIL Regular" w:hAnsi="Charis SIL Regular" w:eastAsia="Charis SIL Regular"/>
-          <w:b w:val="0"/>
-          <w:i w:val="0"/>
-          <w:color w:val="000000"/>
-          <w:sz w:val="24"/>
-        </w:rPr>
-        <w:t>Leon-Gontran Damas [verzameling](https://collections.quaibranly.fr/?</w:t>
-      </w:r>
-    </w:p>
-    <w:p>
-      <w:pPr>
-        <w:autoSpaceDN w:val="0"/>
-        <w:autoSpaceDE w:val="0"/>
-        <w:widowControl/>
-        <w:spacing w:line="288" w:lineRule="exact" w:before="64" w:after="0"/>
-        <w:ind w:left="10" w:right="0" w:firstLine="0"/>
-        <w:jc w:val="left"/>
-      </w:pPr>
-      <w:r>
-        <w:rPr>
-          <w:rFonts w:ascii="Charis SIL Regular" w:hAnsi="Charis SIL Regular" w:eastAsia="Charis SIL Regular"/>
-          <w:b w:val="0"/>
-          <w:i w:val="0"/>
-          <w:color w:val="000000"/>
-          <w:sz w:val="24"/>
-        </w:rPr>
-        <w:t xml:space="preserve">state={"matchAllCriteria":true,"customSearchCriteria":[{"field":"/Record/ConX/ </w:t>
-      </w:r>
-      <w:r>
-        <w:br/>
-      </w:r>
-      <w:r>
-        <w:rPr>
-          <w:rFonts w:ascii="Charis SIL Regular" w:hAnsi="Charis SIL Regular" w:eastAsia="Charis SIL Regular"/>
-          <w:b w:val="0"/>
-          <w:i w:val="0"/>
-          <w:color w:val="000000"/>
-          <w:sz w:val="24"/>
-        </w:rPr>
-        <w:t>AlphaSortConX,/Record/ConXother/AlphaSort","fieldLabel":"","searchValues":["[Damas, Léon-</w:t>
-      </w:r>
-      <w:r>
-        <w:rPr>
-          <w:rFonts w:ascii="Charis SIL Regular" w:hAnsi="Charis SIL Regular" w:eastAsia="Charis SIL Regular"/>
-          <w:b w:val="0"/>
-          <w:i w:val="0"/>
-          <w:color w:val="000000"/>
-          <w:sz w:val="24"/>
-        </w:rPr>
-        <w:t>Gontran]"],"description":"Personne(s) : Damas, Léon-Gontran"}]}),</w:t>
-      </w:r>
-    </w:p>
-    <w:p>
-      <w:pPr>
-        <w:autoSpaceDN w:val="0"/>
-        <w:autoSpaceDE w:val="0"/>
-        <w:widowControl/>
-        <w:spacing w:line="352" w:lineRule="exact" w:before="176" w:after="0"/>
-        <w:ind w:left="10" w:right="0" w:firstLine="0"/>
-        <w:jc w:val="left"/>
-      </w:pPr>
-      <w:r>
-        <w:rPr>
-          <w:rFonts w:ascii="Charis SIL Regular" w:hAnsi="Charis SIL Regular" w:eastAsia="Charis SIL Regular"/>
-          <w:b w:val="0"/>
-          <w:i w:val="0"/>
-          <w:color w:val="000000"/>
-          <w:sz w:val="24"/>
-        </w:rPr>
-        <w:t>Jean-Marcel Hurault [verzameling](https://collections.quaibranly.fr/?</w:t>
-      </w:r>
-    </w:p>
-    <w:p>
-      <w:pPr>
-        <w:autoSpaceDN w:val="0"/>
-        <w:autoSpaceDE w:val="0"/>
-        <w:widowControl/>
-        <w:spacing w:line="288" w:lineRule="exact" w:before="64" w:after="0"/>
-        <w:ind w:left="10" w:right="432" w:firstLine="0"/>
-        <w:jc w:val="left"/>
-      </w:pPr>
-      <w:r>
-        <w:rPr>
-          <w:rFonts w:ascii="Charis SIL Regular" w:hAnsi="Charis SIL Regular" w:eastAsia="Charis SIL Regular"/>
-          <w:b w:val="0"/>
-          <w:i w:val="0"/>
-          <w:color w:val="000000"/>
-          <w:sz w:val="24"/>
-        </w:rPr>
-        <w:t xml:space="preserve">state={"matchAllCriteria":true,"customSearchCriteria":[{"field":"/Record/ConX/ </w:t>
-      </w:r>
-      <w:r>
-        <w:rPr>
-          <w:rFonts w:ascii="Charis SIL Regular" w:hAnsi="Charis SIL Regular" w:eastAsia="Charis SIL Regular"/>
-          <w:b w:val="0"/>
-          <w:i w:val="0"/>
-          <w:color w:val="000000"/>
-          <w:sz w:val="24"/>
-        </w:rPr>
-        <w:t xml:space="preserve">AlphaSortConX,/Record/ConXother/AlphaSort","fieldLabel":"","searchValues":["[Hurault, </w:t>
-      </w:r>
-      <w:r>
-        <w:rPr>
-          <w:rFonts w:ascii="Charis SIL Regular" w:hAnsi="Charis SIL Regular" w:eastAsia="Charis SIL Regular"/>
-          <w:b w:val="0"/>
-          <w:i w:val="0"/>
-          <w:color w:val="000000"/>
-          <w:sz w:val="24"/>
-        </w:rPr>
-        <w:t>Jean-Marcel]"],"description":"Personne(s) : Hurault, Jean-Marcel"}]}),</w:t>
-      </w:r>
-    </w:p>
-    <w:p>
-      <w:pPr>
-        <w:autoSpaceDN w:val="0"/>
-        <w:autoSpaceDE w:val="0"/>
-        <w:widowControl/>
-        <w:spacing w:line="288" w:lineRule="exact" w:before="240" w:after="0"/>
-        <w:ind w:left="10" w:right="144" w:firstLine="0"/>
-        <w:jc w:val="left"/>
-      </w:pPr>
-      <w:r>
-        <w:rPr>
-          <w:rFonts w:ascii="Charis SIL Regular" w:hAnsi="Charis SIL Regular" w:eastAsia="Charis SIL Regular"/>
-          <w:b w:val="0"/>
-          <w:i w:val="0"/>
-          <w:color w:val="000000"/>
-          <w:sz w:val="24"/>
-        </w:rPr>
-        <w:t xml:space="preserve">missie Marcel Monteux et Marc Richard 1931 [verzameling](https:// </w:t>
-      </w:r>
-      <w:r>
-        <w:br/>
-      </w:r>
-      <w:r>
-        <w:rPr>
-          <w:rFonts w:ascii="Charis SIL Regular" w:hAnsi="Charis SIL Regular" w:eastAsia="Charis SIL Regular"/>
-          <w:b w:val="0"/>
-          <w:i w:val="0"/>
-          <w:color w:val="000000"/>
-          <w:sz w:val="24"/>
-        </w:rPr>
-        <w:t xml:space="preserve">collections.quaibranly.fr/?state={"matchAllCriteria":true,"customSearchCriteria":[{"field":"/ </w:t>
-      </w:r>
-      <w:r>
-        <w:rPr>
-          <w:rFonts w:ascii="Charis SIL Regular" w:hAnsi="Charis SIL Regular" w:eastAsia="Charis SIL Regular"/>
-          <w:b w:val="0"/>
-          <w:i w:val="0"/>
-          <w:color w:val="000000"/>
-          <w:sz w:val="24"/>
-        </w:rPr>
-        <w:t xml:space="preserve">Record/Evenement/Evenement","fieldLabel":"","searchValues":["Mission Monteux-Richard en </w:t>
-      </w:r>
-      <w:r>
-        <w:rPr>
-          <w:rFonts w:ascii="Charis SIL Regular" w:hAnsi="Charis SIL Regular" w:eastAsia="Charis SIL Regular"/>
-          <w:b w:val="0"/>
-          <w:i w:val="0"/>
-          <w:color w:val="000000"/>
-          <w:sz w:val="24"/>
-        </w:rPr>
-        <w:t xml:space="preserve">Guyane 1931"],"description":"Evénement historique : Mission Monteux-Richard en Guyane </w:t>
-      </w:r>
-      <w:r>
-        <w:rPr>
-          <w:rFonts w:ascii="Charis SIL Regular" w:hAnsi="Charis SIL Regular" w:eastAsia="Charis SIL Regular"/>
-          <w:b w:val="0"/>
-          <w:i w:val="0"/>
-          <w:color w:val="000000"/>
-          <w:sz w:val="24"/>
-        </w:rPr>
-        <w:t>1931"}]}),</w:t>
-      </w:r>
-    </w:p>
-    <w:p>
-      <w:pPr>
-        <w:autoSpaceDN w:val="0"/>
-        <w:autoSpaceDE w:val="0"/>
-        <w:widowControl/>
-        <w:spacing w:line="352" w:lineRule="exact" w:before="176" w:after="0"/>
-        <w:ind w:left="10" w:right="0" w:firstLine="0"/>
-        <w:jc w:val="left"/>
-      </w:pPr>
-      <w:r>
-        <w:rPr>
-          <w:rFonts w:ascii="Charis SIL Regular" w:hAnsi="Charis SIL Regular" w:eastAsia="Charis SIL Regular"/>
-          <w:b w:val="0"/>
-          <w:i w:val="0"/>
-          <w:color w:val="000000"/>
-          <w:sz w:val="24"/>
-        </w:rPr>
-        <w:t>Rond 1902? Maurice Guffroy [verzameling](https://collections.quaibranly.fr/?</w:t>
-      </w:r>
-    </w:p>
-    <w:p>
-      <w:pPr>
-        <w:autoSpaceDN w:val="0"/>
-        <w:autoSpaceDE w:val="0"/>
-        <w:widowControl/>
-        <w:spacing w:line="288" w:lineRule="exact" w:before="64" w:after="0"/>
-        <w:ind w:left="10" w:right="0" w:firstLine="0"/>
-        <w:jc w:val="left"/>
-      </w:pPr>
-      <w:r>
-        <w:rPr>
-          <w:rFonts w:ascii="Charis SIL Regular" w:hAnsi="Charis SIL Regular" w:eastAsia="Charis SIL Regular"/>
-          <w:b w:val="0"/>
-          <w:i w:val="0"/>
-          <w:color w:val="000000"/>
-          <w:sz w:val="24"/>
-        </w:rPr>
-        <w:t xml:space="preserve">state={"matchAllCriteria":true,"customSearchCriteria":[{"field":"/Record/ConX/ </w:t>
-      </w:r>
-      <w:r>
-        <w:br/>
-      </w:r>
-      <w:r>
-        <w:rPr>
-          <w:rFonts w:ascii="Charis SIL Regular" w:hAnsi="Charis SIL Regular" w:eastAsia="Charis SIL Regular"/>
-          <w:b w:val="0"/>
-          <w:i w:val="0"/>
-          <w:color w:val="000000"/>
-          <w:sz w:val="24"/>
-        </w:rPr>
-        <w:t xml:space="preserve">AlphaSortConX,/Record/ConXother/AlphaSort","fieldLabel":"","searchValues":["[Guffroy, </w:t>
-      </w:r>
-      <w:r>
-        <w:rPr>
-          <w:rFonts w:ascii="Charis SIL Regular" w:hAnsi="Charis SIL Regular" w:eastAsia="Charis SIL Regular"/>
-          <w:b w:val="0"/>
-          <w:i w:val="0"/>
-          <w:color w:val="000000"/>
-          <w:sz w:val="24"/>
-        </w:rPr>
-        <w:t xml:space="preserve">Maurice]"],"description":"Personne(s) : Guffroy, Maurice"}]}), Collectie wereldtentoonstelling </w:t>
-      </w:r>
-      <w:r>
-        <w:rPr>
-          <w:rFonts w:ascii="Charis SIL Regular" w:hAnsi="Charis SIL Regular" w:eastAsia="Charis SIL Regular"/>
-          <w:b w:val="0"/>
-          <w:i w:val="0"/>
-          <w:color w:val="000000"/>
-          <w:sz w:val="24"/>
-        </w:rPr>
-        <w:t xml:space="preserve">1883 mei 1885 tot juli 1886 reis Ten Kate naar Suriname, nu in Leiden (RV-581?) 1890 (of </w:t>
-      </w:r>
-      <w:r>
-        <w:rPr>
-          <w:rFonts w:ascii="Charis SIL Regular" w:hAnsi="Charis SIL Regular" w:eastAsia="Charis SIL Regular"/>
-          <w:b w:val="0"/>
-          <w:i w:val="0"/>
-          <w:color w:val="000000"/>
-          <w:sz w:val="24"/>
-        </w:rPr>
-        <w:t xml:space="preserve">1891?): Axel Klinckowström, leverde verzameling op die zich nu bevindt in het Etnografiska </w:t>
-      </w:r>
-      <w:r>
-        <w:rPr>
-          <w:rFonts w:ascii="Charis SIL Regular" w:hAnsi="Charis SIL Regular" w:eastAsia="Charis SIL Regular"/>
-          <w:b w:val="0"/>
-          <w:i w:val="0"/>
-          <w:color w:val="000000"/>
-          <w:sz w:val="24"/>
-        </w:rPr>
-        <w:t>museet in Stockholm.</w:t>
-      </w:r>
-    </w:p>
-    <w:p>
-      <w:pPr>
-        <w:autoSpaceDN w:val="0"/>
-        <w:autoSpaceDE w:val="0"/>
-        <w:widowControl/>
-        <w:spacing w:line="352" w:lineRule="exact" w:before="176" w:after="0"/>
-        <w:ind w:left="10" w:right="0" w:firstLine="0"/>
-        <w:jc w:val="left"/>
-      </w:pPr>
-      <w:r>
-        <w:rPr>
-          <w:rFonts w:ascii="Charis SIL Regular" w:hAnsi="Charis SIL Regular" w:eastAsia="Charis SIL Regular"/>
-          <w:b w:val="0"/>
-          <w:i w:val="0"/>
-          <w:color w:val="000000"/>
-          <w:sz w:val="24"/>
-        </w:rPr>
-        <w:t>Spitzly ethnographische gegenstände</w:t>
-      </w:r>
-    </w:p>
-    <w:p>
-      <w:pPr>
-        <w:autoSpaceDN w:val="0"/>
-        <w:autoSpaceDE w:val="0"/>
-        <w:widowControl/>
-        <w:spacing w:line="288" w:lineRule="exact" w:before="240" w:after="0"/>
-        <w:ind w:left="10" w:right="144" w:firstLine="0"/>
-        <w:jc w:val="left"/>
-      </w:pPr>
-      <w:r>
-        <w:rPr>
-          <w:rFonts w:ascii="Charis SIL Regular" w:hAnsi="Charis SIL Regular" w:eastAsia="Charis SIL Regular"/>
-          <w:b w:val="0"/>
-          <w:i w:val="0"/>
-          <w:color w:val="000000"/>
-          <w:sz w:val="24"/>
-        </w:rPr>
-        <w:t xml:space="preserve">Wilhelm Joest bezocht ook in 1890 Suriname (waren hij en Klinkowström van elkaar op de </w:t>
-      </w:r>
-      <w:r>
-        <w:rPr>
-          <w:rFonts w:ascii="Charis SIL Regular" w:hAnsi="Charis SIL Regular" w:eastAsia="Charis SIL Regular"/>
-          <w:b w:val="0"/>
-          <w:i w:val="0"/>
-          <w:color w:val="000000"/>
-          <w:sz w:val="24"/>
-        </w:rPr>
-        <w:t xml:space="preserve">hoogte?). Deze verzameling bevindt zich hoofdzakelijk in het Ethnologisches Museum in </w:t>
-      </w:r>
-      <w:r>
-        <w:rPr>
-          <w:rFonts w:ascii="Charis SIL Regular" w:hAnsi="Charis SIL Regular" w:eastAsia="Charis SIL Regular"/>
-          <w:b w:val="0"/>
-          <w:i w:val="0"/>
-          <w:color w:val="000000"/>
-          <w:sz w:val="24"/>
-        </w:rPr>
-        <w:t>Berlijn en het Rautenstrauch-Joest Museum in Keulen.</w:t>
-      </w:r>
-    </w:p>
-    <w:p>
-      <w:pPr>
-        <w:autoSpaceDN w:val="0"/>
-        <w:autoSpaceDE w:val="0"/>
-        <w:widowControl/>
-        <w:spacing w:line="352" w:lineRule="exact" w:before="176" w:after="0"/>
-        <w:ind w:left="10" w:right="0" w:firstLine="0"/>
+        <w:ind w:left="0" w:right="0" w:firstLine="0"/>
         <w:jc w:val="left"/>
       </w:pPr>
       <w:r>
@@ -11659,7 +12043,7 @@
         <w:autoSpaceDE w:val="0"/>
         <w:widowControl/>
         <w:spacing w:line="352" w:lineRule="exact" w:before="176" w:after="0"/>
-        <w:ind w:left="10" w:right="0" w:firstLine="0"/>
+        <w:ind w:left="0" w:right="0" w:firstLine="0"/>
         <w:jc w:val="left"/>
       </w:pPr>
       <w:r>
@@ -11671,13 +12055,810 @@
           <w:sz w:val="24"/>
         </w:rPr>
         <w:t>Heeft Spalburg een collectie aangelegd? Crevaux, Coudreaux, Brunetti?</w:t>
+      </w:r>
+    </w:p>
+    <w:p>
+      <w:pPr>
+        <w:autoSpaceDN w:val="0"/>
+        <w:autoSpaceDE w:val="0"/>
+        <w:widowControl/>
+        <w:spacing w:line="352" w:lineRule="exact" w:before="176" w:after="0"/>
+        <w:ind w:left="0" w:right="0" w:firstLine="0"/>
+        <w:jc w:val="left"/>
+      </w:pPr>
+      <w:r>
+        <w:rPr>
+          <w:rFonts w:ascii="Charis SIL Regular" w:hAnsi="Charis SIL Regular" w:eastAsia="Charis SIL Regular"/>
+          <w:b w:val="0"/>
+          <w:i w:val="0"/>
+          <w:color w:val="000000"/>
+          <w:sz w:val="24"/>
+        </w:rPr>
+        <w:t>Geijskes?</w:t>
+      </w:r>
+    </w:p>
+    <w:p>
+      <w:pPr>
+        <w:autoSpaceDN w:val="0"/>
+        <w:autoSpaceDE w:val="0"/>
+        <w:widowControl/>
+        <w:spacing w:line="352" w:lineRule="exact" w:before="176" w:after="0"/>
+        <w:ind w:left="0" w:right="0" w:firstLine="0"/>
+        <w:jc w:val="left"/>
+      </w:pPr>
+      <w:r>
+        <w:rPr>
+          <w:rFonts w:ascii="Charis SIL Regular" w:hAnsi="Charis SIL Regular" w:eastAsia="Charis SIL Regular"/>
+          <w:b w:val="0"/>
+          <w:i w:val="0"/>
+          <w:color w:val="000000"/>
+          <w:sz w:val="24"/>
+        </w:rPr>
+        <w:t>Con Bruijning?</w:t>
+      </w:r>
+    </w:p>
+    <w:p>
+      <w:pPr>
+        <w:autoSpaceDN w:val="0"/>
+        <w:autoSpaceDE w:val="0"/>
+        <w:widowControl/>
+        <w:spacing w:line="288" w:lineRule="exact" w:before="240" w:after="0"/>
+        <w:ind w:left="0" w:right="432" w:firstLine="0"/>
+        <w:jc w:val="left"/>
+      </w:pPr>
+      <w:r>
+        <w:rPr>
+          <w:rFonts w:ascii="Charis SIL Regular" w:hAnsi="Charis SIL Regular" w:eastAsia="Charis SIL Regular"/>
+          <w:b w:val="0"/>
+          <w:i w:val="0"/>
+          <w:color w:val="000000"/>
+          <w:sz w:val="24"/>
+        </w:rPr>
+        <w:t xml:space="preserve">Musée des cultures guyanaises http://amazonian-museum-network.org/nl/de-collecties? </w:t>
+      </w:r>
+      <w:r>
+        <w:rPr>
+          <w:rFonts w:ascii="Charis SIL Regular" w:hAnsi="Charis SIL Regular" w:eastAsia="Charis SIL Regular"/>
+          <w:b w:val="0"/>
+          <w:i w:val="0"/>
+          <w:color w:val="000000"/>
+          <w:sz w:val="24"/>
+        </w:rPr>
+        <w:t>&amp;filter/musee=174</w:t>
+      </w:r>
+    </w:p>
+    <w:p>
+      <w:pPr>
+        <w:autoSpaceDN w:val="0"/>
+        <w:autoSpaceDE w:val="0"/>
+        <w:widowControl/>
+        <w:spacing w:line="420" w:lineRule="exact" w:before="204" w:after="0"/>
+        <w:ind w:left="0" w:right="0" w:firstLine="0"/>
+        <w:jc w:val="left"/>
+      </w:pPr>
+      <w:r>
+        <w:rPr>
+          <w:rFonts w:ascii="Charis SIL Bold" w:hAnsi="Charis SIL Bold" w:eastAsia="Charis SIL Bold"/>
+          <w:b/>
+          <w:i w:val="0"/>
+          <w:color w:val="000000"/>
+          <w:sz w:val="28"/>
+        </w:rPr>
+        <w:t>Natuurhistorisch verzamelen?</w:t>
+      </w:r>
+    </w:p>
+    <w:p>
+      <w:pPr>
+        <w:autoSpaceDN w:val="0"/>
+        <w:autoSpaceDE w:val="0"/>
+        <w:widowControl/>
+        <w:spacing w:line="420" w:lineRule="exact" w:before="198" w:after="0"/>
+        <w:ind w:left="0" w:right="0" w:firstLine="0"/>
+        <w:jc w:val="left"/>
+      </w:pPr>
+      <w:r>
+        <w:rPr>
+          <w:rFonts w:ascii="Charis SIL Bold" w:hAnsi="Charis SIL Bold" w:eastAsia="Charis SIL Bold"/>
+          <w:b/>
+          <w:i w:val="0"/>
+          <w:color w:val="000000"/>
+          <w:sz w:val="28"/>
+        </w:rPr>
+        <w:t>Herkomstonderzoek</w:t>
+      </w:r>
+    </w:p>
+    <w:p>
+      <w:pPr>
+        <w:autoSpaceDN w:val="0"/>
+        <w:autoSpaceDE w:val="0"/>
+        <w:widowControl/>
+        <w:spacing w:line="538" w:lineRule="exact" w:before="192" w:after="0"/>
+        <w:ind w:left="0" w:right="0" w:firstLine="0"/>
+        <w:jc w:val="left"/>
+      </w:pPr>
+      <w:r>
+        <w:rPr>
+          <w:rFonts w:ascii="Charis SIL Bold" w:hAnsi="Charis SIL Bold" w:eastAsia="Charis SIL Bold"/>
+          <w:b/>
+          <w:i w:val="0"/>
+          <w:color w:val="000000"/>
+          <w:sz w:val="36"/>
+        </w:rPr>
+        <w:t>Related Aids</w:t>
+      </w:r>
+    </w:p>
+    <w:p>
+      <w:pPr>
+        <w:autoSpaceDN w:val="0"/>
+        <w:autoSpaceDE w:val="0"/>
+        <w:widowControl/>
+        <w:spacing w:line="288" w:lineRule="exact" w:before="294" w:after="0"/>
+        <w:ind w:left="388" w:right="3600" w:firstLine="0"/>
+        <w:jc w:val="left"/>
+      </w:pPr>
+      <w:r>
+        <w:rPr>
+          <w:rFonts w:ascii="Charis SIL Regular" w:hAnsi="Charis SIL Regular" w:eastAsia="Charis SIL Regular"/>
+          <w:b w:val="0"/>
+          <w:i w:val="0"/>
+          <w:color w:val="000000"/>
+          <w:sz w:val="24"/>
+        </w:rPr>
+        <w:t xml:space="preserve">•  </w:t>
+      </w:r>
+      <w:r>
+        <w:rPr>
+          <w:rFonts w:ascii="Charis SIL Regular" w:hAnsi="Charis SIL Regular" w:eastAsia="Charis SIL Regular"/>
+          <w:b w:val="0"/>
+          <w:i w:val="0"/>
+          <w:color w:val="0000FF"/>
+          <w:sz w:val="24"/>
+          <w:u w:val="single"/>
+        </w:rPr>
+        <w:t>Selecteren en afbakenen</w:t>
+      </w:r>
+      <w:r>
+        <w:br/>
+      </w:r>
+      <w:r>
+        <w:rPr>
+          <w:rFonts w:ascii="Charis SIL Regular" w:hAnsi="Charis SIL Regular" w:eastAsia="Charis SIL Regular"/>
+          <w:b w:val="0"/>
+          <w:i w:val="0"/>
+          <w:color w:val="000000"/>
+          <w:sz w:val="24"/>
+        </w:rPr>
+        <w:t xml:space="preserve">•  </w:t>
+      </w:r>
+      <w:r>
+        <w:rPr>
+          <w:rFonts w:ascii="Charis SIL Regular" w:hAnsi="Charis SIL Regular" w:eastAsia="Charis SIL Regular"/>
+          <w:b w:val="0"/>
+          <w:i w:val="0"/>
+          <w:color w:val="0000FF"/>
+          <w:sz w:val="24"/>
+          <w:u w:val="single"/>
+        </w:rPr>
+        <w:t>Bronnen</w:t>
+      </w:r>
+      <w:r>
+        <w:br/>
+      </w:r>
+      <w:r>
+        <w:rPr>
+          <w:rFonts w:ascii="Charis SIL Regular" w:hAnsi="Charis SIL Regular" w:eastAsia="Charis SIL Regular"/>
+          <w:b w:val="0"/>
+          <w:i w:val="0"/>
+          <w:color w:val="000000"/>
+          <w:sz w:val="24"/>
+        </w:rPr>
+        <w:t xml:space="preserve">•  </w:t>
+      </w:r>
+      <w:r>
+        <w:rPr>
+          <w:rFonts w:ascii="Charis SIL Regular" w:hAnsi="Charis SIL Regular" w:eastAsia="Charis SIL Regular"/>
+          <w:b w:val="0"/>
+          <w:i w:val="0"/>
+          <w:color w:val="0000FF"/>
+          <w:sz w:val="24"/>
+          <w:u w:val="single"/>
+        </w:rPr>
+        <w:t>Ambtena</w:t>
+      </w:r>
+      <w:r>
+        <w:rPr>
+          <w:rFonts w:ascii="Charis SIL Regular" w:hAnsi="Charis SIL Regular" w:eastAsia="Charis SIL Regular"/>
+          <w:b w:val="0"/>
+          <w:i w:val="0"/>
+          <w:color w:val="0000FF"/>
+          <w:sz w:val="24"/>
+          <w:u w:val="single"/>
+        </w:rPr>
+        <w:t>ren</w:t>
+      </w:r>
+      <w:r>
+        <w:br/>
+      </w:r>
+      <w:r>
+        <w:rPr>
+          <w:rFonts w:ascii="Charis SIL Regular" w:hAnsi="Charis SIL Regular" w:eastAsia="Charis SIL Regular"/>
+          <w:b w:val="0"/>
+          <w:i w:val="0"/>
+          <w:color w:val="000000"/>
+          <w:sz w:val="24"/>
+        </w:rPr>
+        <w:t xml:space="preserve">•  </w:t>
+      </w:r>
+      <w:r>
+        <w:rPr>
+          <w:rFonts w:ascii="Charis SIL Regular" w:hAnsi="Charis SIL Regular" w:eastAsia="Charis SIL Regular"/>
+          <w:b w:val="0"/>
+          <w:i w:val="0"/>
+          <w:color w:val="0000FF"/>
+          <w:sz w:val="24"/>
+          <w:u w:val="single"/>
+        </w:rPr>
+        <w:t>Leger en ma</w:t>
+      </w:r>
+      <w:r>
+        <w:rPr>
+          <w:rFonts w:ascii="Charis SIL Regular" w:hAnsi="Charis SIL Regular" w:eastAsia="Charis SIL Regular"/>
+          <w:b w:val="0"/>
+          <w:i w:val="0"/>
+          <w:color w:val="0000FF"/>
+          <w:sz w:val="24"/>
+          <w:u w:val="single"/>
+        </w:rPr>
+        <w:t>rine</w:t>
+      </w:r>
+      <w:r>
+        <w:br/>
+      </w:r>
+      <w:r>
+        <w:rPr>
+          <w:rFonts w:ascii="Charis SIL Regular" w:hAnsi="Charis SIL Regular" w:eastAsia="Charis SIL Regular"/>
+          <w:b w:val="0"/>
+          <w:i w:val="0"/>
+          <w:color w:val="000000"/>
+          <w:sz w:val="24"/>
+        </w:rPr>
+        <w:t xml:space="preserve">•  </w:t>
+      </w:r>
+      <w:r>
+        <w:rPr>
+          <w:rFonts w:ascii="Charis SIL Regular" w:hAnsi="Charis SIL Regular" w:eastAsia="Charis SIL Regular"/>
+          <w:b w:val="0"/>
+          <w:i w:val="0"/>
+          <w:color w:val="0000FF"/>
+          <w:sz w:val="24"/>
+          <w:u w:val="single"/>
+        </w:rPr>
+        <w:t>Koninklijk Instit</w:t>
+      </w:r>
+      <w:r>
+        <w:rPr>
+          <w:rFonts w:ascii="Charis SIL Regular" w:hAnsi="Charis SIL Regular" w:eastAsia="Charis SIL Regular"/>
+          <w:b w:val="0"/>
+          <w:i w:val="0"/>
+          <w:color w:val="0000FF"/>
+          <w:sz w:val="24"/>
+          <w:u w:val="single"/>
+        </w:rPr>
+        <w:t>uut voor Taal-, Land en Volkenkunde</w:t>
+      </w:r>
+      <w:r>
+        <w:rPr>
+          <w:rFonts w:ascii="Charis SIL Regular" w:hAnsi="Charis SIL Regular" w:eastAsia="Charis SIL Regular"/>
+          <w:b w:val="0"/>
+          <w:i w:val="0"/>
+          <w:color w:val="000000"/>
+          <w:sz w:val="24"/>
+        </w:rPr>
+        <w:t xml:space="preserve">•  </w:t>
+      </w:r>
+      <w:r>
+        <w:rPr>
+          <w:rFonts w:ascii="Charis SIL Regular" w:hAnsi="Charis SIL Regular" w:eastAsia="Charis SIL Regular"/>
+          <w:b w:val="0"/>
+          <w:i w:val="0"/>
+          <w:color w:val="0000FF"/>
+          <w:sz w:val="24"/>
+          <w:u w:val="single"/>
+        </w:rPr>
+        <w:t>Rijksmuseum Amsterdam</w:t>
+      </w:r>
+      <w:r>
+        <w:br/>
+      </w:r>
+      <w:r>
+        <w:rPr>
+          <w:rFonts w:ascii="Charis SIL Regular" w:hAnsi="Charis SIL Regular" w:eastAsia="Charis SIL Regular"/>
+          <w:b w:val="0"/>
+          <w:i w:val="0"/>
+          <w:color w:val="000000"/>
+          <w:sz w:val="24"/>
+        </w:rPr>
+        <w:t xml:space="preserve">•  </w:t>
+      </w:r>
+      <w:r>
+        <w:rPr>
+          <w:rFonts w:ascii="Charis SIL Regular" w:hAnsi="Charis SIL Regular" w:eastAsia="Charis SIL Regular"/>
+          <w:b w:val="0"/>
+          <w:i w:val="0"/>
+          <w:color w:val="0000FF"/>
+          <w:sz w:val="24"/>
+          <w:u w:val="single"/>
+        </w:rPr>
+        <w:t>Wereldmuseum Amsterda</w:t>
+      </w:r>
+      <w:r>
+        <w:rPr>
+          <w:rFonts w:ascii="Charis SIL Regular" w:hAnsi="Charis SIL Regular" w:eastAsia="Charis SIL Regular"/>
+          <w:b w:val="0"/>
+          <w:i w:val="0"/>
+          <w:color w:val="0000FF"/>
+          <w:sz w:val="24"/>
+          <w:u w:val="single"/>
+        </w:rPr>
+        <w:t>m</w:t>
+      </w:r>
+      <w:r>
+        <w:br/>
+      </w:r>
+      <w:r>
+        <w:rPr>
+          <w:rFonts w:ascii="Charis SIL Regular" w:hAnsi="Charis SIL Regular" w:eastAsia="Charis SIL Regular"/>
+          <w:b w:val="0"/>
+          <w:i w:val="0"/>
+          <w:color w:val="000000"/>
+          <w:sz w:val="24"/>
+        </w:rPr>
+        <w:t xml:space="preserve">•  </w:t>
+      </w:r>
+      <w:r>
+        <w:rPr>
+          <w:rFonts w:ascii="Charis SIL Regular" w:hAnsi="Charis SIL Regular" w:eastAsia="Charis SIL Regular"/>
+          <w:b w:val="0"/>
+          <w:i w:val="0"/>
+          <w:color w:val="0000FF"/>
+          <w:sz w:val="24"/>
+          <w:u w:val="single"/>
+        </w:rPr>
+        <w:t>Wereldmuseum Leiden</w:t>
+      </w:r>
+      <w:r>
+        <w:br/>
+      </w:r>
+      <w:r>
+        <w:rPr>
+          <w:rFonts w:ascii="Charis SIL Regular" w:hAnsi="Charis SIL Regular" w:eastAsia="Charis SIL Regular"/>
+          <w:b w:val="0"/>
+          <w:i w:val="0"/>
+          <w:color w:val="000000"/>
+          <w:sz w:val="24"/>
+        </w:rPr>
+        <w:t xml:space="preserve">•  </w:t>
+      </w:r>
+      <w:r>
+        <w:rPr>
+          <w:rFonts w:ascii="Charis SIL Regular" w:hAnsi="Charis SIL Regular" w:eastAsia="Charis SIL Regular"/>
+          <w:b w:val="0"/>
+          <w:i w:val="0"/>
+          <w:color w:val="0000FF"/>
+          <w:sz w:val="24"/>
+          <w:u w:val="single"/>
+        </w:rPr>
+        <w:t>Wereldmuseum Rotter</w:t>
+      </w:r>
+      <w:r>
+        <w:rPr>
+          <w:rFonts w:ascii="Charis SIL Regular" w:hAnsi="Charis SIL Regular" w:eastAsia="Charis SIL Regular"/>
+          <w:b w:val="0"/>
+          <w:i w:val="0"/>
+          <w:color w:val="0000FF"/>
+          <w:sz w:val="24"/>
+          <w:u w:val="single"/>
+        </w:rPr>
+        <w:t>dam</w:t>
+      </w:r>
+    </w:p>
+    <w:p>
+      <w:pPr>
+        <w:autoSpaceDN w:val="0"/>
+        <w:autoSpaceDE w:val="0"/>
+        <w:widowControl/>
+        <w:spacing w:line="538" w:lineRule="exact" w:before="198" w:after="0"/>
+        <w:ind w:left="0" w:right="0" w:firstLine="0"/>
+        <w:jc w:val="left"/>
+      </w:pPr>
+      <w:r>
+        <w:rPr>
+          <w:rFonts w:ascii="Charis SIL Bold" w:hAnsi="Charis SIL Bold" w:eastAsia="Charis SIL Bold"/>
+          <w:b/>
+          <w:i w:val="0"/>
+          <w:color w:val="000000"/>
+          <w:sz w:val="36"/>
+        </w:rPr>
+        <w:t>Primary sources</w:t>
+      </w:r>
+    </w:p>
+    <w:p>
+      <w:pPr>
+        <w:autoSpaceDN w:val="0"/>
+        <w:autoSpaceDE w:val="0"/>
+        <w:widowControl/>
+        <w:spacing w:line="538" w:lineRule="exact" w:before="192" w:after="0"/>
+        <w:ind w:left="0" w:right="0" w:firstLine="0"/>
+        <w:jc w:val="left"/>
+      </w:pPr>
+      <w:r>
+        <w:rPr>
+          <w:rFonts w:ascii="Charis SIL Bold" w:hAnsi="Charis SIL Bold" w:eastAsia="Charis SIL Bold"/>
+          <w:b/>
+          <w:i w:val="0"/>
+          <w:color w:val="000000"/>
+          <w:sz w:val="36"/>
+        </w:rPr>
+        <w:t>Secondary sources</w:t>
+      </w:r>
+    </w:p>
+    <w:p>
+      <w:pPr>
+        <w:autoSpaceDN w:val="0"/>
+        <w:autoSpaceDE w:val="0"/>
+        <w:widowControl/>
+        <w:spacing w:line="352" w:lineRule="exact" w:before="230" w:after="0"/>
+        <w:ind w:left="0" w:right="0" w:firstLine="0"/>
+        <w:jc w:val="left"/>
+      </w:pPr>
+      <w:r>
+        <w:rPr>
+          <w:rFonts w:ascii="Charis SIL Regular" w:hAnsi="Charis SIL Regular" w:eastAsia="Charis SIL Regular"/>
+          <w:b w:val="0"/>
+          <w:i w:val="0"/>
+          <w:color w:val="000000"/>
+          <w:sz w:val="24"/>
+        </w:rPr>
+        <w:t>Publicatie:</w:t>
+      </w:r>
+    </w:p>
+    <w:p>
+      <w:pPr>
+        <w:autoSpaceDN w:val="0"/>
+        <w:autoSpaceDE w:val="0"/>
+        <w:widowControl/>
+        <w:spacing w:line="288" w:lineRule="exact" w:before="240" w:after="0"/>
+        <w:ind w:left="800" w:right="720" w:firstLine="0"/>
+        <w:jc w:val="left"/>
+      </w:pPr>
+      <w:r>
+        <w:rPr>
+          <w:rFonts w:ascii="Charis SIL Italic" w:hAnsi="Charis SIL Italic" w:eastAsia="Charis SIL Italic"/>
+          <w:b w:val="0"/>
+          <w:i/>
+          <w:color w:val="000000"/>
+          <w:sz w:val="24"/>
+        </w:rPr>
+        <w:t xml:space="preserve">Broekhoven, L. van. Collectieprofiel Cultuurgebied Midden- en Zuid-Amerika. In: </w:t>
+      </w:r>
+      <w:r>
+        <w:rPr>
+          <w:rFonts w:ascii="Charis SIL Italic" w:hAnsi="Charis SIL Italic" w:eastAsia="Charis SIL Italic"/>
+          <w:b w:val="0"/>
+          <w:i/>
+          <w:color w:val="000000"/>
+          <w:sz w:val="24"/>
+        </w:rPr>
+        <w:t xml:space="preserve">Verzamelde collectieprofielen Museum Volkenkunde, Leiden. Leiden: Museum </w:t>
+      </w:r>
+      <w:r>
+        <w:rPr>
+          <w:rFonts w:ascii="Charis SIL Italic" w:hAnsi="Charis SIL Italic" w:eastAsia="Charis SIL Italic"/>
+          <w:b w:val="0"/>
+          <w:i/>
+          <w:color w:val="000000"/>
+          <w:sz w:val="24"/>
+        </w:rPr>
+        <w:t>Volkenkunde, 2008.</w:t>
+      </w:r>
+      <w:r>
+        <w:rPr>
+          <w:rFonts w:ascii="Charis SIL Italic" w:hAnsi="Charis SIL Italic" w:eastAsia="Charis SIL Italic"/>
+          <w:b w:val="0"/>
+          <w:i/>
+          <w:color w:val="000000"/>
+          <w:sz w:val="24"/>
+        </w:rPr>
+        <w:t xml:space="preserve">Hoofdstuk over de Afrikaanse collectie van het Wereldmuseum </w:t>
+      </w:r>
+      <w:r>
+        <w:rPr>
+          <w:rFonts w:ascii="Charis SIL Italic" w:hAnsi="Charis SIL Italic" w:eastAsia="Charis SIL Italic"/>
+          <w:b w:val="0"/>
+          <w:i/>
+          <w:color w:val="000000"/>
+          <w:sz w:val="24"/>
+        </w:rPr>
+        <w:t>Leiden in een publicatie over collectieprofielen.</w:t>
+      </w:r>
+    </w:p>
+    <w:p>
+      <w:pPr>
+        <w:autoSpaceDN w:val="0"/>
+        <w:autoSpaceDE w:val="0"/>
+        <w:widowControl/>
+        <w:spacing w:line="288" w:lineRule="exact" w:before="240" w:after="0"/>
+        <w:ind w:left="800" w:right="720" w:firstLine="0"/>
+        <w:jc w:val="left"/>
+      </w:pPr>
+      <w:r>
+        <w:rPr>
+          <w:rFonts w:ascii="Charis SIL Regular" w:hAnsi="Charis SIL Regular" w:eastAsia="Charis SIL Regular"/>
+          <w:b w:val="0"/>
+          <w:i w:val="0"/>
+          <w:color w:val="0000FF"/>
+          <w:sz w:val="24"/>
+          <w:u w:val="single"/>
+        </w:rPr>
+        <w:hyperlink r:id="rId69" w:history="1">
+          <w:r>
+            <w:rPr>
+              <w:rStyle w:val="Hyperlink"/>
+            </w:rPr>
+            <w:t>https://</w:t>
+          </w:r>
+        </w:hyperlink>
+      </w:r>
+      <w:r>
+        <w:rPr>
+          <w:rFonts w:ascii="Charis SIL Regular" w:hAnsi="Charis SIL Regular" w:eastAsia="Charis SIL Regular"/>
+          <w:b w:val="0"/>
+          <w:i w:val="0"/>
+          <w:color w:val="0000FF"/>
+          <w:sz w:val="24"/>
+          <w:u w:val="single"/>
+        </w:rPr>
+        <w:hyperlink r:id="rId69" w:history="1">
+          <w:r>
+            <w:rPr>
+              <w:rStyle w:val="Hyperlink"/>
+            </w:rPr>
+            <w:t>www.yumpu.com/</w:t>
+          </w:r>
+        </w:hyperlink>
+      </w:r>
+      <w:r>
+        <w:rPr>
+          <w:rFonts w:ascii="Charis SIL Regular" w:hAnsi="Charis SIL Regular" w:eastAsia="Charis SIL Regular"/>
+          <w:b w:val="0"/>
+          <w:i w:val="0"/>
+          <w:color w:val="0000FF"/>
+          <w:sz w:val="24"/>
+          <w:u w:val="single"/>
+        </w:rPr>
+        <w:hyperlink r:id="rId69" w:history="1">
+          <w:r>
+            <w:rPr>
+              <w:rStyle w:val="Hyperlink"/>
+            </w:rPr>
+            <w:t>nl/</w:t>
+          </w:r>
+        </w:hyperlink>
+      </w:r>
+      <w:r>
+        <w:rPr>
+          <w:rFonts w:ascii="Charis SIL Regular" w:hAnsi="Charis SIL Regular" w:eastAsia="Charis SIL Regular"/>
+          <w:b w:val="0"/>
+          <w:i w:val="0"/>
+          <w:color w:val="0000FF"/>
+          <w:sz w:val="24"/>
+          <w:u w:val="single"/>
+        </w:rPr>
+        <w:hyperlink r:id="rId69" w:history="1">
+          <w:r>
+            <w:rPr>
+              <w:rStyle w:val="Hyperlink"/>
+            </w:rPr>
+            <w:t>document/</w:t>
+          </w:r>
+        </w:hyperlink>
+      </w:r>
+      <w:r>
+        <w:rPr>
+          <w:rFonts w:ascii="Charis SIL Regular" w:hAnsi="Charis SIL Regular" w:eastAsia="Charis SIL Regular"/>
+          <w:b w:val="0"/>
+          <w:i w:val="0"/>
+          <w:color w:val="0000FF"/>
+          <w:sz w:val="24"/>
+          <w:u w:val="single"/>
+        </w:rPr>
+        <w:hyperlink r:id="rId69" w:history="1">
+          <w:r>
+            <w:rPr>
+              <w:rStyle w:val="Hyperlink"/>
+            </w:rPr>
+            <w:t>view/20123476/</w:t>
+          </w:r>
+        </w:hyperlink>
+      </w:r>
+      <w:r>
+        <w:rPr>
+          <w:rFonts w:ascii="Charis SIL Regular" w:hAnsi="Charis SIL Regular" w:eastAsia="Charis SIL Regular"/>
+          <w:b w:val="0"/>
+          <w:i w:val="0"/>
+          <w:color w:val="0000FF"/>
+          <w:sz w:val="24"/>
+          <w:u w:val="single"/>
+        </w:rPr>
+        <w:hyperlink r:id="rId69" w:history="1">
+          <w:r>
+            <w:rPr>
+              <w:rStyle w:val="Hyperlink"/>
+            </w:rPr>
+            <w:t>open-</w:t>
+          </w:r>
+        </w:hyperlink>
+      </w:r>
+      <w:r>
+        <w:rPr>
+          <w:rFonts w:ascii="Charis SIL Regular" w:hAnsi="Charis SIL Regular" w:eastAsia="Charis SIL Regular"/>
+          <w:b w:val="0"/>
+          <w:i w:val="0"/>
+          <w:color w:val="0000FF"/>
+          <w:sz w:val="24"/>
+          <w:u w:val="single"/>
+        </w:rPr>
+        <w:hyperlink r:id="rId69" w:history="1">
+          <w:r>
+            <w:rPr>
+              <w:rStyle w:val="Hyperlink"/>
+            </w:rPr>
+            <w:t>het-</w:t>
+          </w:r>
+        </w:hyperlink>
+      </w:r>
+      <w:r>
+        <w:rPr>
+          <w:rFonts w:ascii="Charis SIL Regular" w:hAnsi="Charis SIL Regular" w:eastAsia="Charis SIL Regular"/>
+          <w:b w:val="0"/>
+          <w:i w:val="0"/>
+          <w:color w:val="0000FF"/>
+          <w:sz w:val="24"/>
+          <w:u w:val="single"/>
+        </w:rPr>
+        <w:hyperlink r:id="rId69" w:history="1">
+          <w:r>
+            <w:rPr>
+              <w:rStyle w:val="Hyperlink"/>
+            </w:rPr>
+            <w:t>profie</w:t>
+          </w:r>
+        </w:hyperlink>
+      </w:r>
+      <w:r>
+        <w:rPr>
+          <w:rFonts w:ascii="Charis SIL Regular" w:hAnsi="Charis SIL Regular" w:eastAsia="Charis SIL Regular"/>
+          <w:b w:val="0"/>
+          <w:i w:val="0"/>
+          <w:color w:val="0000FF"/>
+          <w:sz w:val="24"/>
+        </w:rPr>
+        <w:hyperlink r:id="rId69" w:history="1">
+          <w:r>
+            <w:rPr>
+              <w:rStyle w:val="Hyperlink"/>
+            </w:rPr>
+            <w:t>l</w:t>
+          </w:r>
+        </w:hyperlink>
+      </w:r>
+      <w:r>
+        <w:rPr>
+          <w:rFonts w:ascii="Charis SIL Regular" w:hAnsi="Charis SIL Regular" w:eastAsia="Charis SIL Regular"/>
+          <w:b w:val="0"/>
+          <w:i w:val="0"/>
+          <w:color w:val="0000FF"/>
+          <w:sz w:val="24"/>
+          <w:u w:val="single"/>
+        </w:rPr>
+        <w:t>-</w:t>
+      </w:r>
+      <w:r>
+        <w:rPr>
+          <w:rFonts w:ascii="Charis SIL Regular" w:hAnsi="Charis SIL Regular" w:eastAsia="Charis SIL Regular"/>
+          <w:b w:val="0"/>
+          <w:i w:val="0"/>
+          <w:color w:val="0000FF"/>
+          <w:sz w:val="24"/>
+          <w:u w:val="single"/>
+        </w:rPr>
+        <w:hyperlink r:id="rId69" w:history="1">
+          <w:r>
+            <w:rPr>
+              <w:rStyle w:val="Hyperlink"/>
+            </w:rPr>
+            <w:t>als-</w:t>
+          </w:r>
+        </w:hyperlink>
+      </w:r>
+      <w:r>
+        <w:rPr>
+          <w:rFonts w:ascii="Charis SIL Regular" w:hAnsi="Charis SIL Regular" w:eastAsia="Charis SIL Regular"/>
+          <w:b w:val="0"/>
+          <w:i w:val="0"/>
+          <w:color w:val="0000FF"/>
+          <w:sz w:val="24"/>
+          <w:u w:val="single"/>
+        </w:rPr>
+        <w:hyperlink r:id="rId69" w:history="1">
+          <w:r>
+            <w:rPr>
+              <w:rStyle w:val="Hyperlink"/>
+            </w:rPr>
+            <w:t>pdf-</w:t>
+          </w:r>
+        </w:hyperlink>
+      </w:r>
+      <w:r>
+        <w:rPr>
+          <w:rFonts w:ascii="Charis SIL Regular" w:hAnsi="Charis SIL Regular" w:eastAsia="Charis SIL Regular"/>
+          <w:b w:val="0"/>
+          <w:i w:val="0"/>
+          <w:color w:val="0000FF"/>
+          <w:sz w:val="24"/>
+          <w:u w:val="single"/>
+        </w:rPr>
+        <w:hyperlink r:id="rId69" w:history="1">
+          <w:r>
+            <w:rPr>
+              <w:rStyle w:val="Hyperlink"/>
+            </w:rPr>
+            <w:t>mus</w:t>
+          </w:r>
+        </w:hyperlink>
+      </w:r>
+      <w:r>
+        <w:rPr>
+          <w:rFonts w:ascii="Charis SIL Regular" w:hAnsi="Charis SIL Regular" w:eastAsia="Charis SIL Regular"/>
+          <w:b w:val="0"/>
+          <w:i w:val="0"/>
+          <w:color w:val="0000FF"/>
+          <w:sz w:val="24"/>
+          <w:u w:val="single"/>
+        </w:rPr>
+        <w:hyperlink r:id="rId69" w:history="1">
+          <w:r>
+            <w:rPr>
+              <w:rStyle w:val="Hyperlink"/>
+            </w:rPr>
+            <w:t>eum-</w:t>
+          </w:r>
+        </w:hyperlink>
+      </w:r>
+      <w:r>
+        <w:rPr>
+          <w:rFonts w:ascii="Charis SIL Regular" w:hAnsi="Charis SIL Regular" w:eastAsia="Charis SIL Regular"/>
+          <w:b w:val="0"/>
+          <w:i w:val="0"/>
+          <w:color w:val="0000FF"/>
+          <w:sz w:val="24"/>
+          <w:u w:val="single"/>
+        </w:rPr>
+        <w:hyperlink r:id="rId69" w:history="1">
+          <w:r>
+            <w:rPr>
+              <w:rStyle w:val="Hyperlink"/>
+            </w:rPr>
+            <w:t>volkenkunde</w:t>
+          </w:r>
+        </w:hyperlink>
       </w:r>
     </w:p>
     <w:p>
       <w:pPr>
         <w:sectPr>
           <w:pgSz w:w="11900" w:h="16840"/>
-          <w:pgMar w:top="324" w:right="976" w:bottom="576" w:left="950" w:header="720" w:footer="720" w:gutter="0"/>
+          <w:pgMar w:top="324" w:right="1018" w:bottom="508" w:left="960" w:header="720" w:footer="720" w:gutter="0"/>
           <w:cols/>
           <w:docGrid w:linePitch="360"/>
         </w:sectPr>
@@ -11709,7 +12890,296 @@
           <w:color w:val="000000"/>
           <w:sz w:val="24"/>
         </w:rPr>
-        <w:t>Geijskes?</w:t>
+        <w:t>Boek:</w:t>
+      </w:r>
+    </w:p>
+    <w:p>
+      <w:pPr>
+        <w:autoSpaceDN w:val="0"/>
+        <w:autoSpaceDE w:val="0"/>
+        <w:widowControl/>
+        <w:spacing w:line="288" w:lineRule="exact" w:before="240" w:after="0"/>
+        <w:ind w:left="800" w:right="432" w:firstLine="0"/>
+        <w:jc w:val="left"/>
+      </w:pPr>
+      <w:r>
+        <w:rPr>
+          <w:rFonts w:ascii="Charis SIL Italic" w:hAnsi="Charis SIL Italic" w:eastAsia="Charis SIL Italic"/>
+          <w:b w:val="0"/>
+          <w:i/>
+          <w:color w:val="000000"/>
+          <w:sz w:val="24"/>
+        </w:rPr>
+        <w:t xml:space="preserve">Broekhoven, L. van, C. Buijs en P. Hovens, Sharing knowledge &amp; cultural heritage: </w:t>
+      </w:r>
+      <w:r>
+        <w:rPr>
+          <w:rFonts w:ascii="Charis SIL Italic" w:hAnsi="Charis SIL Italic" w:eastAsia="Charis SIL Italic"/>
+          <w:b w:val="0"/>
+          <w:i/>
+          <w:color w:val="000000"/>
+          <w:sz w:val="24"/>
+        </w:rPr>
+        <w:t xml:space="preserve">first nations of the Americas: studies in collaboration with indigenous peoples from </w:t>
+      </w:r>
+      <w:r>
+        <w:rPr>
+          <w:rFonts w:ascii="Charis SIL Italic" w:hAnsi="Charis SIL Italic" w:eastAsia="Charis SIL Italic"/>
+          <w:b w:val="0"/>
+          <w:i/>
+          <w:color w:val="000000"/>
+          <w:sz w:val="24"/>
+        </w:rPr>
+        <w:t xml:space="preserve">Greenland, North and South America: proceedings of an expert meeting National </w:t>
+      </w:r>
+      <w:r>
+        <w:rPr>
+          <w:rFonts w:ascii="Charis SIL Italic" w:hAnsi="Charis SIL Italic" w:eastAsia="Charis SIL Italic"/>
+          <w:b w:val="0"/>
+          <w:i/>
+          <w:color w:val="000000"/>
+          <w:sz w:val="24"/>
+        </w:rPr>
+        <w:t xml:space="preserve">Museum of Ethnology Leiden, The Netherlands. Leiden: Sidestone Press 2010. </w:t>
+      </w:r>
+      <w:r>
+        <w:rPr>
+          <w:rFonts w:ascii="Charis SIL Italic" w:hAnsi="Charis SIL Italic" w:eastAsia="Charis SIL Italic"/>
+          <w:b w:val="0"/>
+          <w:i/>
+          <w:color w:val="000000"/>
+          <w:sz w:val="24"/>
+        </w:rPr>
+        <w:t>SCHRIJVEN!</w:t>
+      </w:r>
+    </w:p>
+    <w:p>
+      <w:pPr>
+        <w:autoSpaceDN w:val="0"/>
+        <w:autoSpaceDE w:val="0"/>
+        <w:widowControl/>
+        <w:spacing w:line="288" w:lineRule="exact" w:before="240" w:after="0"/>
+        <w:ind w:left="800" w:right="432" w:firstLine="0"/>
+        <w:jc w:val="left"/>
+      </w:pPr>
+      <w:r>
+        <w:rPr>
+          <w:rFonts w:ascii="Charis SIL Regular" w:hAnsi="Charis SIL Regular" w:eastAsia="Charis SIL Regular"/>
+          <w:b w:val="0"/>
+          <w:i w:val="0"/>
+          <w:color w:val="0000FF"/>
+          <w:sz w:val="24"/>
+          <w:u w:val="single"/>
+        </w:rPr>
+        <w:hyperlink r:id="rId70" w:history="1">
+          <w:r>
+            <w:rPr>
+              <w:rStyle w:val="Hyperlink"/>
+            </w:rPr>
+            <w:t>https://</w:t>
+          </w:r>
+        </w:hyperlink>
+      </w:r>
+      <w:r>
+        <w:rPr>
+          <w:rFonts w:ascii="Charis SIL Regular" w:hAnsi="Charis SIL Regular" w:eastAsia="Charis SIL Regular"/>
+          <w:b w:val="0"/>
+          <w:i w:val="0"/>
+          <w:color w:val="0000FF"/>
+          <w:sz w:val="24"/>
+          <w:u w:val="single"/>
+        </w:rPr>
+        <w:hyperlink r:id="rId70" w:history="1">
+          <w:r>
+            <w:rPr>
+              <w:rStyle w:val="Hyperlink"/>
+            </w:rPr>
+            <w:t>www.sidestone.com/</w:t>
+          </w:r>
+        </w:hyperlink>
+      </w:r>
+      <w:r>
+        <w:rPr>
+          <w:rFonts w:ascii="Charis SIL Regular" w:hAnsi="Charis SIL Regular" w:eastAsia="Charis SIL Regular"/>
+          <w:b w:val="0"/>
+          <w:i w:val="0"/>
+          <w:color w:val="0000FF"/>
+          <w:sz w:val="24"/>
+          <w:u w:val="single"/>
+        </w:rPr>
+        <w:hyperlink r:id="rId70" w:history="1">
+          <w:r>
+            <w:rPr>
+              <w:rStyle w:val="Hyperlink"/>
+            </w:rPr>
+            <w:t>books/</w:t>
+          </w:r>
+        </w:hyperlink>
+      </w:r>
+      <w:r>
+        <w:rPr>
+          <w:rFonts w:ascii="Charis SIL Regular" w:hAnsi="Charis SIL Regular" w:eastAsia="Charis SIL Regular"/>
+          <w:b w:val="0"/>
+          <w:i w:val="0"/>
+          <w:color w:val="0000FF"/>
+          <w:sz w:val="24"/>
+          <w:u w:val="single"/>
+        </w:rPr>
+        <w:hyperlink r:id="rId70" w:history="1">
+          <w:r>
+            <w:rPr>
+              <w:rStyle w:val="Hyperlink"/>
+            </w:rPr>
+            <w:t>sharing-</w:t>
+          </w:r>
+        </w:hyperlink>
+      </w:r>
+      <w:r>
+        <w:rPr>
+          <w:rFonts w:ascii="Charis SIL Regular" w:hAnsi="Charis SIL Regular" w:eastAsia="Charis SIL Regular"/>
+          <w:b w:val="0"/>
+          <w:i w:val="0"/>
+          <w:color w:val="0000FF"/>
+          <w:sz w:val="24"/>
+          <w:u w:val="single"/>
+        </w:rPr>
+        <w:hyperlink r:id="rId70" w:history="1">
+          <w:r>
+            <w:rPr>
+              <w:rStyle w:val="Hyperlink"/>
+            </w:rPr>
+            <w:t>knowledge-</w:t>
+          </w:r>
+        </w:hyperlink>
+      </w:r>
+      <w:r>
+        <w:rPr>
+          <w:rFonts w:ascii="Charis SIL Regular" w:hAnsi="Charis SIL Regular" w:eastAsia="Charis SIL Regular"/>
+          <w:b w:val="0"/>
+          <w:i w:val="0"/>
+          <w:color w:val="0000FF"/>
+          <w:sz w:val="24"/>
+          <w:u w:val="single"/>
+        </w:rPr>
+        <w:hyperlink r:id="rId70" w:history="1">
+          <w:r>
+            <w:rPr>
+              <w:rStyle w:val="Hyperlink"/>
+            </w:rPr>
+            <w:t>and-</w:t>
+          </w:r>
+        </w:hyperlink>
+      </w:r>
+      <w:r>
+        <w:rPr>
+          <w:rFonts w:ascii="Charis SIL Regular" w:hAnsi="Charis SIL Regular" w:eastAsia="Charis SIL Regular"/>
+          <w:b w:val="0"/>
+          <w:i w:val="0"/>
+          <w:color w:val="0000FF"/>
+          <w:sz w:val="24"/>
+          <w:u w:val="single"/>
+        </w:rPr>
+        <w:hyperlink r:id="rId70" w:history="1">
+          <w:r>
+            <w:rPr>
+              <w:rStyle w:val="Hyperlink"/>
+            </w:rPr>
+            <w:t>cultural-</w:t>
+          </w:r>
+        </w:hyperlink>
+      </w:r>
+      <w:r>
+        <w:rPr>
+          <w:rFonts w:ascii="Charis SIL Regular" w:hAnsi="Charis SIL Regular" w:eastAsia="Charis SIL Regular"/>
+          <w:b w:val="0"/>
+          <w:i w:val="0"/>
+          <w:color w:val="0000FF"/>
+          <w:sz w:val="24"/>
+          <w:u w:val="single"/>
+        </w:rPr>
+        <w:hyperlink r:id="rId70" w:history="1">
+          <w:r>
+            <w:rPr>
+              <w:rStyle w:val="Hyperlink"/>
+            </w:rPr>
+            <w:t>heritage</w:t>
+          </w:r>
+        </w:hyperlink>
+      </w:r>
+      <w:r>
+        <w:rPr>
+          <w:rFonts w:ascii="Charis SIL Regular" w:hAnsi="Charis SIL Regular" w:eastAsia="Charis SIL Regular"/>
+          <w:b w:val="0"/>
+          <w:i w:val="0"/>
+          <w:color w:val="000000"/>
+          <w:sz w:val="24"/>
+        </w:rPr>
+        <w:t xml:space="preserve">, </w:t>
+      </w:r>
+      <w:r>
+        <w:rPr>
+          <w:rFonts w:ascii="Charis SIL Regular" w:hAnsi="Charis SIL Regular" w:eastAsia="Charis SIL Regular"/>
+          <w:b w:val="0"/>
+          <w:i w:val="0"/>
+          <w:color w:val="0000FF"/>
+          <w:sz w:val="24"/>
+          <w:u w:val="single"/>
+        </w:rPr>
+        <w:hyperlink r:id="rId70" w:history="1">
+          <w:r>
+            <w:rPr>
+              <w:rStyle w:val="Hyperlink"/>
+            </w:rPr>
+            <w:t>ISBN</w:t>
+          </w:r>
+        </w:hyperlink>
+      </w:r>
+      <w:r>
+        <w:rPr>
+          <w:rFonts w:ascii="Charis SIL Regular" w:hAnsi="Charis SIL Regular" w:eastAsia="Charis SIL Regular"/>
+          <w:b w:val="0"/>
+          <w:i w:val="0"/>
+          <w:color w:val="0000FF"/>
+          <w:sz w:val="24"/>
+          <w:u w:val="single"/>
+        </w:rPr>
+        <w:t xml:space="preserve"> </w:t>
+      </w:r>
+      <w:r>
+        <w:rPr>
+          <w:rFonts w:ascii="Charis SIL Regular" w:hAnsi="Charis SIL Regular" w:eastAsia="Charis SIL Regular"/>
+          <w:b w:val="0"/>
+          <w:i w:val="0"/>
+          <w:color w:val="0000FF"/>
+          <w:sz w:val="24"/>
+          <w:u w:val="single"/>
+        </w:rPr>
+        <w:hyperlink r:id="rId70" w:history="1">
+          <w:r>
+            <w:rPr>
+              <w:rStyle w:val="Hyperlink"/>
+            </w:rPr>
+            <w:t>97</w:t>
+          </w:r>
+        </w:hyperlink>
+      </w:r>
+      <w:r>
+        <w:rPr>
+          <w:rFonts w:ascii="Charis SIL Regular" w:hAnsi="Charis SIL Regular" w:eastAsia="Charis SIL Regular"/>
+          <w:b w:val="0"/>
+          <w:i w:val="0"/>
+          <w:color w:val="0000FF"/>
+          <w:sz w:val="24"/>
+          <w:u w:val="single"/>
+        </w:rPr>
+        <w:hyperlink r:id="rId70" w:history="1">
+          <w:r>
+            <w:rPr>
+              <w:rStyle w:val="Hyperlink"/>
+            </w:rPr>
+            <w:t>8-90-8890-066-2</w:t>
+          </w:r>
+        </w:hyperlink>
       </w:r>
     </w:p>
     <w:p>
@@ -11729,7 +13199,7 @@
           <w:color w:val="000000"/>
           <w:sz w:val="24"/>
         </w:rPr>
-        <w:t>Con Bruijning?</w:t>
+        <w:t>Boek:</w:t>
       </w:r>
     </w:p>
     <w:p>
@@ -11738,28 +13208,48 @@
         <w:autoSpaceDE w:val="0"/>
         <w:widowControl/>
         <w:spacing w:line="288" w:lineRule="exact" w:before="240" w:after="0"/>
-        <w:ind w:left="0" w:right="0" w:firstLine="0"/>
+        <w:ind w:left="800" w:right="720" w:firstLine="0"/>
         <w:jc w:val="left"/>
       </w:pPr>
       <w:r>
         <w:rPr>
-          <w:rFonts w:ascii="Charis SIL Regular" w:hAnsi="Charis SIL Regular" w:eastAsia="Charis SIL Regular"/>
-          <w:b w:val="0"/>
-          <w:i w:val="0"/>
-          <w:color w:val="000000"/>
-          <w:sz w:val="24"/>
-        </w:rPr>
-        <w:t xml:space="preserve">Musée des cultures guyanaises http://amazonian-museum-network.org/nl/de-collecties? </w:t>
-      </w:r>
-      <w:r>
-        <w:rPr>
-          <w:rFonts w:ascii="Charis SIL Regular" w:hAnsi="Charis SIL Regular" w:eastAsia="Charis SIL Regular"/>
-          <w:b w:val="0"/>
-          <w:i w:val="0"/>
-          <w:color w:val="000000"/>
-          <w:sz w:val="24"/>
-        </w:rPr>
-        <w:t>&amp;filter/musee=174</w:t>
+          <w:rFonts w:ascii="Charis SIL Italic" w:hAnsi="Charis SIL Italic" w:eastAsia="Charis SIL Italic"/>
+          <w:b w:val="0"/>
+          <w:i/>
+          <w:color w:val="000000"/>
+          <w:sz w:val="24"/>
+        </w:rPr>
+        <w:t xml:space="preserve">Eeden, F.W. van, Catalogus der Nederlandsche West-Indische tentoonstelling te </w:t>
+      </w:r>
+      <w:r>
+        <w:rPr>
+          <w:rFonts w:ascii="Charis SIL Italic" w:hAnsi="Charis SIL Italic" w:eastAsia="Charis SIL Italic"/>
+          <w:b w:val="0"/>
+          <w:i/>
+          <w:color w:val="000000"/>
+          <w:sz w:val="24"/>
+        </w:rPr>
+        <w:t>Haarlem 1899. Amsterdam: de Bussy 1899.</w:t>
+      </w:r>
+      <w:r>
+        <w:rPr>
+          <w:rFonts w:ascii="Charis SIL Italic" w:hAnsi="Charis SIL Italic" w:eastAsia="Charis SIL Italic"/>
+          <w:b w:val="0"/>
+          <w:i/>
+          <w:color w:val="000000"/>
+          <w:sz w:val="24"/>
+        </w:rPr>
+        <w:t xml:space="preserve">Catalogus van de West-Indische </w:t>
+      </w:r>
+      <w:r>
+        <w:rPr>
+          <w:rFonts w:ascii="Charis SIL Italic" w:hAnsi="Charis SIL Italic" w:eastAsia="Charis SIL Italic"/>
+          <w:b w:val="0"/>
+          <w:i/>
+          <w:color w:val="000000"/>
+          <w:sz w:val="24"/>
+        </w:rPr>
+        <w:t>tentoonstelling gehouden in het Koloniaal Museum te Haarlem in 1899.</w:t>
       </w:r>
     </w:p>
     <w:p>
@@ -11767,19 +13257,120 @@
         <w:autoSpaceDN w:val="0"/>
         <w:autoSpaceDE w:val="0"/>
         <w:widowControl/>
-        <w:spacing w:line="420" w:lineRule="exact" w:before="204" w:after="0"/>
-        <w:ind w:left="0" w:right="0" w:firstLine="0"/>
+        <w:spacing w:line="352" w:lineRule="exact" w:before="176" w:after="0"/>
+        <w:ind w:left="800" w:right="0" w:firstLine="0"/>
         <w:jc w:val="left"/>
       </w:pPr>
       <w:r>
         <w:rPr>
-          <w:rFonts w:ascii="Charis SIL Bold" w:hAnsi="Charis SIL Bold" w:eastAsia="Charis SIL Bold"/>
-          <w:b/>
-          <w:i w:val="0"/>
-          <w:color w:val="000000"/>
-          <w:sz w:val="28"/>
-        </w:rPr>
-        <w:t>Natuurhistorisch verzamelen?</w:t>
+          <w:rFonts w:ascii="Charis SIL Regular" w:hAnsi="Charis SIL Regular" w:eastAsia="Charis SIL Regular"/>
+          <w:b w:val="0"/>
+          <w:i w:val="0"/>
+          <w:color w:val="0000FF"/>
+          <w:sz w:val="24"/>
+          <w:u w:val="single"/>
+        </w:rPr>
+        <w:hyperlink r:id="rId71" w:history="1">
+          <w:r>
+            <w:rPr>
+              <w:rStyle w:val="Hyperlink"/>
+            </w:rPr>
+            <w:t>http://</w:t>
+          </w:r>
+        </w:hyperlink>
+      </w:r>
+      <w:r>
+        <w:rPr>
+          <w:rFonts w:ascii="Charis SIL Regular" w:hAnsi="Charis SIL Regular" w:eastAsia="Charis SIL Regular"/>
+          <w:b w:val="0"/>
+          <w:i w:val="0"/>
+          <w:color w:val="0000FF"/>
+          <w:sz w:val="24"/>
+          <w:u w:val="single"/>
+        </w:rPr>
+        <w:hyperlink r:id="rId71" w:history="1">
+          <w:r>
+            <w:rPr>
+              <w:rStyle w:val="Hyperlink"/>
+            </w:rPr>
+            <w:t>hdl.handle.net/1887.1/</w:t>
+          </w:r>
+        </w:hyperlink>
+      </w:r>
+      <w:r>
+        <w:rPr>
+          <w:rFonts w:ascii="Charis SIL Regular" w:hAnsi="Charis SIL Regular" w:eastAsia="Charis SIL Regular"/>
+          <w:b w:val="0"/>
+          <w:i w:val="0"/>
+          <w:color w:val="0000FF"/>
+          <w:sz w:val="24"/>
+          <w:u w:val="single"/>
+        </w:rPr>
+        <w:hyperlink r:id="rId71" w:history="1">
+          <w:r>
+            <w:rPr>
+              <w:rStyle w:val="Hyperlink"/>
+            </w:rPr>
+            <w:t>item:970083</w:t>
+          </w:r>
+        </w:hyperlink>
+      </w:r>
+      <w:r>
+        <w:rPr>
+          <w:rFonts w:ascii="Charis SIL Regular" w:hAnsi="Charis SIL Regular" w:eastAsia="Charis SIL Regular"/>
+          <w:b w:val="0"/>
+          <w:i w:val="0"/>
+          <w:color w:val="000000"/>
+          <w:sz w:val="24"/>
+        </w:rPr>
+        <w:t xml:space="preserve">, </w:t>
+      </w:r>
+      <w:r>
+        <w:rPr>
+          <w:rFonts w:ascii="Charis SIL Regular" w:hAnsi="Charis SIL Regular" w:eastAsia="Charis SIL Regular"/>
+          <w:b w:val="0"/>
+          <w:i w:val="0"/>
+          <w:color w:val="0000FF"/>
+          <w:sz w:val="24"/>
+          <w:u w:val="single"/>
+        </w:rPr>
+        <w:hyperlink r:id="rId72" w:history="1">
+          <w:r>
+            <w:rPr>
+              <w:rStyle w:val="Hyperlink"/>
+            </w:rPr>
+            <w:t>WorldCat</w:t>
+          </w:r>
+        </w:hyperlink>
+      </w:r>
+      <w:r>
+        <w:rPr>
+          <w:rFonts w:ascii="Charis SIL Regular" w:hAnsi="Charis SIL Regular" w:eastAsia="Charis SIL Regular"/>
+          <w:b w:val="0"/>
+          <w:i w:val="0"/>
+          <w:color w:val="0000FF"/>
+          <w:sz w:val="24"/>
+          <w:u w:val="single"/>
+        </w:rPr>
+        <w:t xml:space="preserve"> </w:t>
+      </w:r>
+      <w:r>
+        <w:rPr>
+          <w:rFonts w:ascii="Charis SIL Regular" w:hAnsi="Charis SIL Regular" w:eastAsia="Charis SIL Regular"/>
+          <w:b w:val="0"/>
+          <w:i w:val="0"/>
+          <w:color w:val="0000FF"/>
+          <w:sz w:val="24"/>
+          <w:u w:val="single"/>
+        </w:rPr>
+        <w:hyperlink r:id="rId72" w:history="1">
+          <w:r>
+            <w:rPr>
+              <w:rStyle w:val="Hyperlink"/>
+            </w:rPr>
+            <w:t>905463122</w:t>
+          </w:r>
+        </w:hyperlink>
       </w:r>
     </w:p>
     <w:p>
@@ -11787,19 +13378,19 @@
         <w:autoSpaceDN w:val="0"/>
         <w:autoSpaceDE w:val="0"/>
         <w:widowControl/>
-        <w:spacing w:line="420" w:lineRule="exact" w:before="198" w:after="0"/>
+        <w:spacing w:line="352" w:lineRule="exact" w:before="176" w:after="0"/>
         <w:ind w:left="0" w:right="0" w:firstLine="0"/>
         <w:jc w:val="left"/>
       </w:pPr>
       <w:r>
         <w:rPr>
-          <w:rFonts w:ascii="Charis SIL Bold" w:hAnsi="Charis SIL Bold" w:eastAsia="Charis SIL Bold"/>
-          <w:b/>
-          <w:i w:val="0"/>
-          <w:color w:val="000000"/>
-          <w:sz w:val="28"/>
-        </w:rPr>
-        <w:t>Herkomstonderzoek</w:t>
+          <w:rFonts w:ascii="Charis SIL Regular" w:hAnsi="Charis SIL Regular" w:eastAsia="Charis SIL Regular"/>
+          <w:b w:val="0"/>
+          <w:i w:val="0"/>
+          <w:color w:val="000000"/>
+          <w:sz w:val="24"/>
+        </w:rPr>
+        <w:t>Dissertatie:</w:t>
       </w:r>
     </w:p>
     <w:p>
@@ -11807,19 +13398,72 @@
         <w:autoSpaceDN w:val="0"/>
         <w:autoSpaceDE w:val="0"/>
         <w:widowControl/>
-        <w:spacing w:line="538" w:lineRule="exact" w:before="192" w:after="0"/>
-        <w:ind w:left="0" w:right="0" w:firstLine="0"/>
+        <w:spacing w:line="288" w:lineRule="exact" w:before="240" w:after="0"/>
+        <w:ind w:left="800" w:right="864" w:firstLine="0"/>
         <w:jc w:val="left"/>
       </w:pPr>
       <w:r>
         <w:rPr>
-          <w:rFonts w:ascii="Charis SIL Bold" w:hAnsi="Charis SIL Bold" w:eastAsia="Charis SIL Bold"/>
-          <w:b/>
-          <w:i w:val="0"/>
-          <w:color w:val="000000"/>
-          <w:sz w:val="36"/>
-        </w:rPr>
-        <w:t>Related Aids</w:t>
+          <w:rFonts w:ascii="Charis SIL Italic" w:hAnsi="Charis SIL Italic" w:eastAsia="Charis SIL Italic"/>
+          <w:b w:val="0"/>
+          <w:i/>
+          <w:color w:val="000000"/>
+          <w:sz w:val="24"/>
+        </w:rPr>
+        <w:t xml:space="preserve">Effert, Rudolf. Volkenkundig verzamelen: het Koninklijk Kabinet van </w:t>
+      </w:r>
+      <w:r>
+        <w:br/>
+      </w:r>
+      <w:r>
+        <w:rPr>
+          <w:rFonts w:ascii="Charis SIL Italic" w:hAnsi="Charis SIL Italic" w:eastAsia="Charis SIL Italic"/>
+          <w:b w:val="0"/>
+          <w:i/>
+          <w:color w:val="000000"/>
+          <w:sz w:val="24"/>
+        </w:rPr>
+        <w:t>Zeldzaamheden en het Rijks Ethnografisch Museum</w:t>
+      </w:r>
+      <w:r>
+        <w:rPr>
+          <w:rFonts w:ascii="Charis SIL Italic" w:hAnsi="Charis SIL Italic" w:eastAsia="Charis SIL Italic"/>
+          <w:b w:val="0"/>
+          <w:i/>
+          <w:color w:val="000000"/>
+          <w:sz w:val="24"/>
+        </w:rPr>
+        <w:t xml:space="preserve">: 1816-1883. Proefschrift </w:t>
+      </w:r>
+      <w:r>
+        <w:rPr>
+          <w:rFonts w:ascii="Charis SIL Italic" w:hAnsi="Charis SIL Italic" w:eastAsia="Charis SIL Italic"/>
+          <w:b w:val="0"/>
+          <w:i/>
+          <w:color w:val="000000"/>
+          <w:sz w:val="24"/>
+        </w:rPr>
+        <w:t>Universiteit Leiden, 2003.</w:t>
+      </w:r>
+      <w:r>
+        <w:rPr>
+          <w:rFonts w:ascii="Charis SIL Italic" w:hAnsi="Charis SIL Italic" w:eastAsia="Charis SIL Italic"/>
+          <w:b w:val="0"/>
+          <w:i/>
+          <w:color w:val="000000"/>
+          <w:sz w:val="24"/>
+        </w:rPr>
+        <w:t xml:space="preserve">Dissertatie over de geschiedenis van het Koninklijk </w:t>
+      </w:r>
+      <w:r>
+        <w:rPr>
+          <w:rFonts w:ascii="Charis SIL Italic" w:hAnsi="Charis SIL Italic" w:eastAsia="Charis SIL Italic"/>
+          <w:b w:val="0"/>
+          <w:i/>
+          <w:color w:val="000000"/>
+          <w:sz w:val="24"/>
+        </w:rPr>
+        <w:t>Kabinet van Zeldzaamheden en van het Rijks Etnografisch Museum.</w:t>
       </w:r>
     </w:p>
     <w:p>
@@ -11827,8 +13471,8 @@
         <w:autoSpaceDN w:val="0"/>
         <w:autoSpaceDE w:val="0"/>
         <w:widowControl/>
-        <w:spacing w:line="288" w:lineRule="exact" w:before="294" w:after="0"/>
-        <w:ind w:left="388" w:right="3168" w:firstLine="0"/>
+        <w:spacing w:line="288" w:lineRule="exact" w:before="240" w:after="0"/>
+        <w:ind w:left="800" w:right="1296" w:firstLine="0"/>
         <w:jc w:val="left"/>
       </w:pPr>
       <w:r>
@@ -11836,34 +13480,18 @@
           <w:rFonts w:ascii="Charis SIL Regular" w:hAnsi="Charis SIL Regular" w:eastAsia="Charis SIL Regular"/>
           <w:b w:val="0"/>
           <w:i w:val="0"/>
-          <w:color w:val="000000"/>
-          <w:sz w:val="24"/>
-        </w:rPr>
-        <w:t xml:space="preserve">•  </w:t>
-      </w:r>
-      <w:r>
-        <w:rPr>
-          <w:rFonts w:ascii="Charis SIL Regular" w:hAnsi="Charis SIL Regular" w:eastAsia="Charis SIL Regular"/>
-          <w:b w:val="0"/>
-          <w:i w:val="0"/>
           <w:color w:val="0000FF"/>
           <w:sz w:val="24"/>
           <w:u w:val="single"/>
         </w:rPr>
-        <w:t>Selecteren en afbakenen</w:t>
-      </w:r>
-      <w:r>
-        <w:br/>
-      </w:r>
-      <w:r>
-        <w:rPr>
-          <w:rFonts w:ascii="Charis SIL Regular" w:hAnsi="Charis SIL Regular" w:eastAsia="Charis SIL Regular"/>
-          <w:b w:val="0"/>
-          <w:i w:val="0"/>
-          <w:color w:val="000000"/>
-          <w:sz w:val="24"/>
-        </w:rPr>
-        <w:t xml:space="preserve">•  </w:t>
+        <w:hyperlink r:id="rId73" w:history="1">
+          <w:r>
+            <w:rPr>
+              <w:rStyle w:val="Hyperlink"/>
+            </w:rPr>
+            <w:t>https://</w:t>
+          </w:r>
+        </w:hyperlink>
       </w:r>
       <w:r>
         <w:rPr>
@@ -11874,20 +13502,14 @@
           <w:sz w:val="24"/>
           <w:u w:val="single"/>
         </w:rPr>
-        <w:t>Bronnen</w:t>
-      </w:r>
-      <w:r>
-        <w:br/>
-      </w:r>
-      <w:r>
-        <w:rPr>
-          <w:rFonts w:ascii="Charis SIL Regular" w:hAnsi="Charis SIL Regular" w:eastAsia="Charis SIL Regular"/>
-          <w:b w:val="0"/>
-          <w:i w:val="0"/>
-          <w:color w:val="000000"/>
-          <w:sz w:val="24"/>
-        </w:rPr>
-        <w:t xml:space="preserve">•  </w:t>
+        <w:hyperlink r:id="rId73" w:history="1">
+          <w:r>
+            <w:rPr>
+              <w:rStyle w:val="Hyperlink"/>
+            </w:rPr>
+            <w:t>search.worldcat.org/</w:t>
+          </w:r>
+        </w:hyperlink>
       </w:r>
       <w:r>
         <w:rPr>
@@ -11898,7 +13520,14 @@
           <w:sz w:val="24"/>
           <w:u w:val="single"/>
         </w:rPr>
-        <w:t>Ambtena</w:t>
+        <w:hyperlink r:id="rId73" w:history="1">
+          <w:r>
+            <w:rPr>
+              <w:rStyle w:val="Hyperlink"/>
+            </w:rPr>
+            <w:t>title/163275947?</w:t>
+          </w:r>
+        </w:hyperlink>
       </w:r>
       <w:r>
         <w:rPr>
@@ -11909,20 +13538,24 @@
           <w:sz w:val="24"/>
           <w:u w:val="single"/>
         </w:rPr>
-        <w:t>ren</w:t>
-      </w:r>
-      <w:r>
-        <w:br/>
-      </w:r>
-      <w:r>
-        <w:rPr>
-          <w:rFonts w:ascii="Charis SIL Regular" w:hAnsi="Charis SIL Regular" w:eastAsia="Charis SIL Regular"/>
-          <w:b w:val="0"/>
-          <w:i w:val="0"/>
-          <w:color w:val="000000"/>
-          <w:sz w:val="24"/>
-        </w:rPr>
-        <w:t xml:space="preserve">•  </w:t>
+        <w:hyperlink r:id="rId73" w:history="1">
+          <w:r>
+            <w:rPr>
+              <w:rStyle w:val="Hyperlink"/>
+            </w:rPr>
+            <w:t>oclcNum=163275947</w:t>
+          </w:r>
+        </w:hyperlink>
+      </w:r>
+      <w:r>
+        <w:rPr>
+          <w:rFonts w:ascii="Charis SIL Regular" w:hAnsi="Charis SIL Regular" w:eastAsia="Charis SIL Regular"/>
+          <w:b w:val="0"/>
+          <w:i w:val="0"/>
+          <w:color w:val="000000"/>
+          <w:sz w:val="24"/>
+        </w:rPr>
+        <w:t xml:space="preserve">, </w:t>
       </w:r>
       <w:r>
         <w:rPr>
@@ -11933,7 +13566,14 @@
           <w:sz w:val="24"/>
           <w:u w:val="single"/>
         </w:rPr>
-        <w:t>Leger en ma</w:t>
+        <w:hyperlink r:id="rId73" w:history="1">
+          <w:r>
+            <w:rPr>
+              <w:rStyle w:val="Hyperlink"/>
+            </w:rPr>
+            <w:t>WorldC</w:t>
+          </w:r>
+        </w:hyperlink>
       </w:r>
       <w:r>
         <w:rPr>
@@ -11944,20 +13584,14 @@
           <w:sz w:val="24"/>
           <w:u w:val="single"/>
         </w:rPr>
-        <w:t>rine</w:t>
-      </w:r>
-      <w:r>
-        <w:br/>
-      </w:r>
-      <w:r>
-        <w:rPr>
-          <w:rFonts w:ascii="Charis SIL Regular" w:hAnsi="Charis SIL Regular" w:eastAsia="Charis SIL Regular"/>
-          <w:b w:val="0"/>
-          <w:i w:val="0"/>
-          <w:color w:val="000000"/>
-          <w:sz w:val="24"/>
-        </w:rPr>
-        <w:t xml:space="preserve">•  </w:t>
+        <w:hyperlink r:id="rId73" w:history="1">
+          <w:r>
+            <w:rPr>
+              <w:rStyle w:val="Hyperlink"/>
+            </w:rPr>
+            <w:t>at</w:t>
+          </w:r>
+        </w:hyperlink>
       </w:r>
       <w:r>
         <w:rPr>
@@ -11968,7 +13602,7 @@
           <w:sz w:val="24"/>
           <w:u w:val="single"/>
         </w:rPr>
-        <w:t>Koninklijk Instit</w:t>
+        <w:t xml:space="preserve"> </w:t>
       </w:r>
       <w:r>
         <w:rPr>
@@ -11979,122 +13613,14 @@
           <w:sz w:val="24"/>
           <w:u w:val="single"/>
         </w:rPr>
-        <w:t>uut voor Taal-, Land en Volkenkunde</w:t>
-      </w:r>
-      <w:r>
-        <w:rPr>
-          <w:rFonts w:ascii="Charis SIL Regular" w:hAnsi="Charis SIL Regular" w:eastAsia="Charis SIL Regular"/>
-          <w:b w:val="0"/>
-          <w:i w:val="0"/>
-          <w:color w:val="000000"/>
-          <w:sz w:val="24"/>
-        </w:rPr>
-        <w:t xml:space="preserve">•  </w:t>
-      </w:r>
-      <w:r>
-        <w:rPr>
-          <w:rFonts w:ascii="Charis SIL Regular" w:hAnsi="Charis SIL Regular" w:eastAsia="Charis SIL Regular"/>
-          <w:b w:val="0"/>
-          <w:i w:val="0"/>
-          <w:color w:val="0000FF"/>
-          <w:sz w:val="24"/>
-          <w:u w:val="single"/>
-        </w:rPr>
-        <w:t>Rijksmuseum Amsterdam</w:t>
-      </w:r>
-      <w:r>
-        <w:br/>
-      </w:r>
-      <w:r>
-        <w:rPr>
-          <w:rFonts w:ascii="Charis SIL Regular" w:hAnsi="Charis SIL Regular" w:eastAsia="Charis SIL Regular"/>
-          <w:b w:val="0"/>
-          <w:i w:val="0"/>
-          <w:color w:val="000000"/>
-          <w:sz w:val="24"/>
-        </w:rPr>
-        <w:t xml:space="preserve">•  </w:t>
-      </w:r>
-      <w:r>
-        <w:rPr>
-          <w:rFonts w:ascii="Charis SIL Regular" w:hAnsi="Charis SIL Regular" w:eastAsia="Charis SIL Regular"/>
-          <w:b w:val="0"/>
-          <w:i w:val="0"/>
-          <w:color w:val="0000FF"/>
-          <w:sz w:val="24"/>
-          <w:u w:val="single"/>
-        </w:rPr>
-        <w:t>Wereldmuseum Amsterda</w:t>
-      </w:r>
-      <w:r>
-        <w:rPr>
-          <w:rFonts w:ascii="Charis SIL Regular" w:hAnsi="Charis SIL Regular" w:eastAsia="Charis SIL Regular"/>
-          <w:b w:val="0"/>
-          <w:i w:val="0"/>
-          <w:color w:val="0000FF"/>
-          <w:sz w:val="24"/>
-          <w:u w:val="single"/>
-        </w:rPr>
-        <w:t>m</w:t>
-      </w:r>
-      <w:r>
-        <w:br/>
-      </w:r>
-      <w:r>
-        <w:rPr>
-          <w:rFonts w:ascii="Charis SIL Regular" w:hAnsi="Charis SIL Regular" w:eastAsia="Charis SIL Regular"/>
-          <w:b w:val="0"/>
-          <w:i w:val="0"/>
-          <w:color w:val="000000"/>
-          <w:sz w:val="24"/>
-        </w:rPr>
-        <w:t xml:space="preserve">•  </w:t>
-      </w:r>
-      <w:r>
-        <w:rPr>
-          <w:rFonts w:ascii="Charis SIL Regular" w:hAnsi="Charis SIL Regular" w:eastAsia="Charis SIL Regular"/>
-          <w:b w:val="0"/>
-          <w:i w:val="0"/>
-          <w:color w:val="0000FF"/>
-          <w:sz w:val="24"/>
-          <w:u w:val="single"/>
-        </w:rPr>
-        <w:t>Wereldmuseum Leiden</w:t>
-      </w:r>
-      <w:r>
-        <w:br/>
-      </w:r>
-      <w:r>
-        <w:rPr>
-          <w:rFonts w:ascii="Charis SIL Regular" w:hAnsi="Charis SIL Regular" w:eastAsia="Charis SIL Regular"/>
-          <w:b w:val="0"/>
-          <w:i w:val="0"/>
-          <w:color w:val="000000"/>
-          <w:sz w:val="24"/>
-        </w:rPr>
-        <w:t xml:space="preserve">•  </w:t>
-      </w:r>
-      <w:r>
-        <w:rPr>
-          <w:rFonts w:ascii="Charis SIL Regular" w:hAnsi="Charis SIL Regular" w:eastAsia="Charis SIL Regular"/>
-          <w:b w:val="0"/>
-          <w:i w:val="0"/>
-          <w:color w:val="0000FF"/>
-          <w:sz w:val="24"/>
-          <w:u w:val="single"/>
-        </w:rPr>
-        <w:t>Wereldmuseum Rotter</w:t>
-      </w:r>
-      <w:r>
-        <w:rPr>
-          <w:rFonts w:ascii="Charis SIL Regular" w:hAnsi="Charis SIL Regular" w:eastAsia="Charis SIL Regular"/>
-          <w:b w:val="0"/>
-          <w:i w:val="0"/>
-          <w:color w:val="0000FF"/>
-          <w:sz w:val="24"/>
-          <w:u w:val="single"/>
-        </w:rPr>
-        <w:t>dam</w:t>
+        <w:hyperlink r:id="rId74" w:history="1">
+          <w:r>
+            <w:rPr>
+              <w:rStyle w:val="Hyperlink"/>
+            </w:rPr>
+            <w:t>163275947</w:t>
+          </w:r>
+        </w:hyperlink>
       </w:r>
     </w:p>
     <w:p>
@@ -12102,19 +13628,19 @@
         <w:autoSpaceDN w:val="0"/>
         <w:autoSpaceDE w:val="0"/>
         <w:widowControl/>
-        <w:spacing w:line="538" w:lineRule="exact" w:before="198" w:after="0"/>
+        <w:spacing w:line="352" w:lineRule="exact" w:before="176" w:after="0"/>
         <w:ind w:left="0" w:right="0" w:firstLine="0"/>
         <w:jc w:val="left"/>
       </w:pPr>
       <w:r>
         <w:rPr>
-          <w:rFonts w:ascii="Charis SIL Bold" w:hAnsi="Charis SIL Bold" w:eastAsia="Charis SIL Bold"/>
-          <w:b/>
-          <w:i w:val="0"/>
-          <w:color w:val="000000"/>
-          <w:sz w:val="36"/>
-        </w:rPr>
-        <w:t>Primary sources</w:t>
+          <w:rFonts w:ascii="Charis SIL Regular" w:hAnsi="Charis SIL Regular" w:eastAsia="Charis SIL Regular"/>
+          <w:b w:val="0"/>
+          <w:i w:val="0"/>
+          <w:color w:val="000000"/>
+          <w:sz w:val="24"/>
+        </w:rPr>
+        <w:t>Wetenschappelijk artikel:</w:t>
       </w:r>
     </w:p>
     <w:p>
@@ -12122,19 +13648,69 @@
         <w:autoSpaceDN w:val="0"/>
         <w:autoSpaceDE w:val="0"/>
         <w:widowControl/>
-        <w:spacing w:line="538" w:lineRule="exact" w:before="192" w:after="0"/>
-        <w:ind w:left="0" w:right="0" w:firstLine="0"/>
+        <w:spacing w:line="288" w:lineRule="exact" w:before="240" w:after="0"/>
+        <w:ind w:left="800" w:right="432" w:firstLine="0"/>
         <w:jc w:val="left"/>
       </w:pPr>
       <w:r>
         <w:rPr>
-          <w:rFonts w:ascii="Charis SIL Bold" w:hAnsi="Charis SIL Bold" w:eastAsia="Charis SIL Bold"/>
-          <w:b/>
-          <w:i w:val="0"/>
-          <w:color w:val="000000"/>
-          <w:sz w:val="36"/>
-        </w:rPr>
-        <w:t>Secondary sources</w:t>
+          <w:rFonts w:ascii="Charis SIL Italic" w:hAnsi="Charis SIL Italic" w:eastAsia="Charis SIL Italic"/>
+          <w:b w:val="0"/>
+          <w:i/>
+          <w:color w:val="000000"/>
+          <w:sz w:val="24"/>
+        </w:rPr>
+        <w:t xml:space="preserve">Price, R. and S. Price ‘John Gabriel Stedman's collection of 18th-century artifacts </w:t>
+      </w:r>
+      <w:r>
+        <w:rPr>
+          <w:rFonts w:ascii="Charis SIL Italic" w:hAnsi="Charis SIL Italic" w:eastAsia="Charis SIL Italic"/>
+          <w:b w:val="0"/>
+          <w:i/>
+          <w:color w:val="000000"/>
+          <w:sz w:val="24"/>
+        </w:rPr>
+        <w:t xml:space="preserve">from Suriname’, New West Indian Guide / Nieuwe West-Indische Gids, 53(1) </w:t>
+      </w:r>
+      <w:r>
+        <w:rPr>
+          <w:rFonts w:ascii="Charis SIL Italic" w:hAnsi="Charis SIL Italic" w:eastAsia="Charis SIL Italic"/>
+          <w:b w:val="0"/>
+          <w:i/>
+          <w:color w:val="000000"/>
+          <w:sz w:val="24"/>
+        </w:rPr>
+        <w:t>(1979), 121-140.</w:t>
+      </w:r>
+      <w:r>
+        <w:rPr>
+          <w:rFonts w:ascii="Charis SIL Italic" w:hAnsi="Charis SIL Italic" w:eastAsia="Charis SIL Italic"/>
+          <w:b w:val="0"/>
+          <w:i/>
+          <w:color w:val="000000"/>
+          <w:sz w:val="24"/>
+        </w:rPr>
+        <w:t xml:space="preserve">Wetenschappelijk artikel over objecten uit de collectie van het </w:t>
+      </w:r>
+      <w:r>
+        <w:rPr>
+          <w:rFonts w:ascii="Charis SIL Italic" w:hAnsi="Charis SIL Italic" w:eastAsia="Charis SIL Italic"/>
+          <w:b w:val="0"/>
+          <w:i/>
+          <w:color w:val="000000"/>
+          <w:sz w:val="24"/>
+        </w:rPr>
+        <w:t xml:space="preserve">voormalige Koninklijk Kabinet van Zeldzaamheden die mogelijk afkomstig zijn van </w:t>
+      </w:r>
+      <w:r>
+        <w:rPr>
+          <w:rFonts w:ascii="Charis SIL Italic" w:hAnsi="Charis SIL Italic" w:eastAsia="Charis SIL Italic"/>
+          <w:b w:val="0"/>
+          <w:i/>
+          <w:color w:val="000000"/>
+          <w:sz w:val="24"/>
+        </w:rPr>
+        <w:t>John Gabriel Stedman.</w:t>
       </w:r>
     </w:p>
     <w:p>
@@ -12142,7 +13718,53 @@
         <w:autoSpaceDN w:val="0"/>
         <w:autoSpaceDE w:val="0"/>
         <w:widowControl/>
-        <w:spacing w:line="352" w:lineRule="exact" w:before="230" w:after="0"/>
+        <w:spacing w:line="352" w:lineRule="exact" w:before="176" w:after="0"/>
+        <w:ind w:left="800" w:right="0" w:firstLine="0"/>
+        <w:jc w:val="left"/>
+      </w:pPr>
+      <w:r>
+        <w:rPr>
+          <w:rFonts w:ascii="Charis SIL Regular" w:hAnsi="Charis SIL Regular" w:eastAsia="Charis SIL Regular"/>
+          <w:b w:val="0"/>
+          <w:i w:val="0"/>
+          <w:color w:val="0000FF"/>
+          <w:sz w:val="24"/>
+          <w:u w:val="single"/>
+        </w:rPr>
+        <w:hyperlink r:id="rId75" w:history="1">
+          <w:r>
+            <w:rPr>
+              <w:rStyle w:val="Hyperlink"/>
+            </w:rPr>
+            <w:t>https://</w:t>
+          </w:r>
+        </w:hyperlink>
+      </w:r>
+      <w:r>
+        <w:rPr>
+          <w:rFonts w:ascii="Charis SIL Regular" w:hAnsi="Charis SIL Regular" w:eastAsia="Charis SIL Regular"/>
+          <w:b w:val="0"/>
+          <w:i w:val="0"/>
+          <w:color w:val="0000FF"/>
+          <w:sz w:val="24"/>
+          <w:u w:val="single"/>
+        </w:rPr>
+        <w:hyperlink r:id="rId75" w:history="1">
+          <w:r>
+            <w:rPr>
+              <w:rStyle w:val="Hyperlink"/>
+            </w:rPr>
+            <w:t>doi.org/10.1163/22134360-90002148</w:t>
+          </w:r>
+        </w:hyperlink>
+      </w:r>
+    </w:p>
+    <w:p>
+      <w:pPr>
+        <w:autoSpaceDN w:val="0"/>
+        <w:autoSpaceDE w:val="0"/>
+        <w:widowControl/>
+        <w:spacing w:line="352" w:lineRule="exact" w:before="176" w:after="0"/>
         <w:ind w:left="0" w:right="0" w:firstLine="0"/>
         <w:jc w:val="left"/>
       </w:pPr>
@@ -12154,7 +13776,134 @@
           <w:color w:val="000000"/>
           <w:sz w:val="24"/>
         </w:rPr>
-        <w:t>Publicatie:</w:t>
+        <w:t>Boek:</w:t>
+      </w:r>
+    </w:p>
+    <w:p>
+      <w:pPr>
+        <w:autoSpaceDN w:val="0"/>
+        <w:autoSpaceDE w:val="0"/>
+        <w:widowControl/>
+        <w:spacing w:line="288" w:lineRule="exact" w:before="240" w:after="0"/>
+        <w:ind w:left="800" w:right="576" w:firstLine="0"/>
+        <w:jc w:val="left"/>
+      </w:pPr>
+      <w:r>
+        <w:rPr>
+          <w:rFonts w:ascii="Charis SIL Italic" w:hAnsi="Charis SIL Italic" w:eastAsia="Charis SIL Italic"/>
+          <w:b w:val="0"/>
+          <w:i/>
+          <w:color w:val="000000"/>
+          <w:sz w:val="24"/>
+        </w:rPr>
+        <w:t xml:space="preserve">Price, R. and S. Price. Afro-American arts of the Suriname rain forest. Berkeley: </w:t>
+      </w:r>
+      <w:r>
+        <w:rPr>
+          <w:rFonts w:ascii="Charis SIL Italic" w:hAnsi="Charis SIL Italic" w:eastAsia="Charis SIL Italic"/>
+          <w:b w:val="0"/>
+          <w:i/>
+          <w:color w:val="000000"/>
+          <w:sz w:val="24"/>
+        </w:rPr>
+        <w:t>University of California Press, 1980.</w:t>
+      </w:r>
+      <w:r>
+        <w:rPr>
+          <w:rFonts w:ascii="Charis SIL Italic" w:hAnsi="Charis SIL Italic" w:eastAsia="Charis SIL Italic"/>
+          <w:b w:val="0"/>
+          <w:i/>
+          <w:color w:val="000000"/>
+          <w:sz w:val="24"/>
+        </w:rPr>
+        <w:t xml:space="preserve">Catalogus van een in 1980 geopende </w:t>
+      </w:r>
+      <w:r>
+        <w:rPr>
+          <w:rFonts w:ascii="Charis SIL Italic" w:hAnsi="Charis SIL Italic" w:eastAsia="Charis SIL Italic"/>
+          <w:b w:val="0"/>
+          <w:i/>
+          <w:color w:val="000000"/>
+          <w:sz w:val="24"/>
+        </w:rPr>
+        <w:t>tentoonstelling over marronkunst in Los Angeles, Dallas, Baltimore en New York.</w:t>
+      </w:r>
+    </w:p>
+    <w:p>
+      <w:pPr>
+        <w:autoSpaceDN w:val="0"/>
+        <w:autoSpaceDE w:val="0"/>
+        <w:widowControl/>
+        <w:spacing w:line="352" w:lineRule="exact" w:before="176" w:after="0"/>
+        <w:ind w:left="800" w:right="0" w:firstLine="0"/>
+        <w:jc w:val="left"/>
+      </w:pPr>
+      <w:r>
+        <w:rPr>
+          <w:rFonts w:ascii="Charis SIL Regular" w:hAnsi="Charis SIL Regular" w:eastAsia="Charis SIL Regular"/>
+          <w:b w:val="0"/>
+          <w:i w:val="0"/>
+          <w:color w:val="0000FF"/>
+          <w:sz w:val="24"/>
+          <w:u w:val="single"/>
+        </w:rPr>
+        <w:hyperlink r:id="rId76" w:history="1">
+          <w:r>
+            <w:rPr>
+              <w:rStyle w:val="Hyperlink"/>
+            </w:rPr>
+            <w:t>ISBN</w:t>
+          </w:r>
+        </w:hyperlink>
+      </w:r>
+      <w:r>
+        <w:rPr>
+          <w:rFonts w:ascii="Charis SIL Regular" w:hAnsi="Charis SIL Regular" w:eastAsia="Charis SIL Regular"/>
+          <w:b w:val="0"/>
+          <w:i w:val="0"/>
+          <w:color w:val="0000FF"/>
+          <w:sz w:val="24"/>
+          <w:u w:val="single"/>
+        </w:rPr>
+        <w:t xml:space="preserve"> </w:t>
+      </w:r>
+      <w:r>
+        <w:rPr>
+          <w:rFonts w:ascii="Charis SIL Regular" w:hAnsi="Charis SIL Regular" w:eastAsia="Charis SIL Regular"/>
+          <w:b w:val="0"/>
+          <w:i w:val="0"/>
+          <w:color w:val="0000FF"/>
+          <w:sz w:val="24"/>
+          <w:u w:val="single"/>
+        </w:rPr>
+        <w:hyperlink r:id="rId76" w:history="1">
+          <w:r>
+            <w:rPr>
+              <w:rStyle w:val="Hyperlink"/>
+            </w:rPr>
+            <w:t>978-0-520-04412-8</w:t>
+          </w:r>
+        </w:hyperlink>
+      </w:r>
+    </w:p>
+    <w:p>
+      <w:pPr>
+        <w:autoSpaceDN w:val="0"/>
+        <w:autoSpaceDE w:val="0"/>
+        <w:widowControl/>
+        <w:spacing w:line="352" w:lineRule="exact" w:before="176" w:after="0"/>
+        <w:ind w:left="0" w:right="0" w:firstLine="0"/>
+        <w:jc w:val="left"/>
+      </w:pPr>
+      <w:r>
+        <w:rPr>
+          <w:rFonts w:ascii="Charis SIL Regular" w:hAnsi="Charis SIL Regular" w:eastAsia="Charis SIL Regular"/>
+          <w:b w:val="0"/>
+          <w:i w:val="0"/>
+          <w:color w:val="000000"/>
+          <w:sz w:val="24"/>
+        </w:rPr>
+        <w:t>Wetenschappelijk artikel:</w:t>
       </w:r>
     </w:p>
     <w:p>
@@ -12174,7 +13923,7 @@
           <w:color w:val="000000"/>
           <w:sz w:val="24"/>
         </w:rPr>
-        <w:t xml:space="preserve">Broekhoven, L. van. Collectieprofiel Cultuurgebied Midden- en Zuid-Amerika. In: </w:t>
+        <w:t xml:space="preserve">Ruiter, I. de, T. van Andel, M. Françozo, C.F. Caromano ‘Surinamese Maroon and </w:t>
       </w:r>
       <w:r>
         <w:rPr>
@@ -12184,7 +13933,7 @@
           <w:color w:val="000000"/>
           <w:sz w:val="24"/>
         </w:rPr>
-        <w:t xml:space="preserve">Verzamelde collectieprofielen Museum Volkenkunde, Leiden. Leiden: Museum </w:t>
+        <w:t xml:space="preserve">Indigenous Knowledge in the Creation of Natural and Ethnographic Collections </w:t>
       </w:r>
       <w:r>
         <w:rPr>
@@ -12194,7 +13943,7 @@
           <w:color w:val="000000"/>
           <w:sz w:val="24"/>
         </w:rPr>
-        <w:t>Volkenkunde, 2008.</w:t>
+        <w:t xml:space="preserve">Housed in The Netherlands’, New West Indian Guide / Nieuwe West-Indische Gids, </w:t>
       </w:r>
       <w:r>
         <w:rPr>
@@ -12204,7 +13953,7 @@
           <w:color w:val="000000"/>
           <w:sz w:val="24"/>
         </w:rPr>
-        <w:t xml:space="preserve">Hoofdstuk over de Afrikaanse collectie van het Wereldmuseum </w:t>
+        <w:t>99(3-4) (2025), 287-324.</w:t>
       </w:r>
       <w:r>
         <w:rPr>
@@ -12214,303 +13963,8 @@
           <w:color w:val="000000"/>
           <w:sz w:val="24"/>
         </w:rPr>
-        <w:t>Leiden in een publicatie over collectieprofielen.</w:t>
-      </w:r>
-    </w:p>
-    <w:p>
-      <w:pPr>
-        <w:autoSpaceDN w:val="0"/>
-        <w:autoSpaceDE w:val="0"/>
-        <w:widowControl/>
-        <w:spacing w:line="288" w:lineRule="exact" w:before="240" w:after="0"/>
-        <w:ind w:left="800" w:right="288" w:firstLine="0"/>
-        <w:jc w:val="left"/>
-      </w:pPr>
-      <w:r>
-        <w:rPr>
-          <w:rFonts w:ascii="Charis SIL Regular" w:hAnsi="Charis SIL Regular" w:eastAsia="Charis SIL Regular"/>
-          <w:b w:val="0"/>
-          <w:i w:val="0"/>
-          <w:color w:val="0000FF"/>
-          <w:sz w:val="24"/>
-          <w:u w:val="single"/>
-        </w:rPr>
-        <w:hyperlink r:id="rId69" w:history="1">
-          <w:r>
-            <w:rPr>
-              <w:rStyle w:val="Hyperlink"/>
-            </w:rPr>
-            <w:t>https://</w:t>
-          </w:r>
-        </w:hyperlink>
-      </w:r>
-      <w:r>
-        <w:rPr>
-          <w:rFonts w:ascii="Charis SIL Regular" w:hAnsi="Charis SIL Regular" w:eastAsia="Charis SIL Regular"/>
-          <w:b w:val="0"/>
-          <w:i w:val="0"/>
-          <w:color w:val="0000FF"/>
-          <w:sz w:val="24"/>
-          <w:u w:val="single"/>
-        </w:rPr>
-        <w:hyperlink r:id="rId69" w:history="1">
-          <w:r>
-            <w:rPr>
-              <w:rStyle w:val="Hyperlink"/>
-            </w:rPr>
-            <w:t>www.yumpu.com/</w:t>
-          </w:r>
-        </w:hyperlink>
-      </w:r>
-      <w:r>
-        <w:rPr>
-          <w:rFonts w:ascii="Charis SIL Regular" w:hAnsi="Charis SIL Regular" w:eastAsia="Charis SIL Regular"/>
-          <w:b w:val="0"/>
-          <w:i w:val="0"/>
-          <w:color w:val="0000FF"/>
-          <w:sz w:val="24"/>
-          <w:u w:val="single"/>
-        </w:rPr>
-        <w:hyperlink r:id="rId69" w:history="1">
-          <w:r>
-            <w:rPr>
-              <w:rStyle w:val="Hyperlink"/>
-            </w:rPr>
-            <w:t>nl/</w:t>
-          </w:r>
-        </w:hyperlink>
-      </w:r>
-      <w:r>
-        <w:rPr>
-          <w:rFonts w:ascii="Charis SIL Regular" w:hAnsi="Charis SIL Regular" w:eastAsia="Charis SIL Regular"/>
-          <w:b w:val="0"/>
-          <w:i w:val="0"/>
-          <w:color w:val="0000FF"/>
-          <w:sz w:val="24"/>
-          <w:u w:val="single"/>
-        </w:rPr>
-        <w:hyperlink r:id="rId69" w:history="1">
-          <w:r>
-            <w:rPr>
-              <w:rStyle w:val="Hyperlink"/>
-            </w:rPr>
-            <w:t>document/</w:t>
-          </w:r>
-        </w:hyperlink>
-      </w:r>
-      <w:r>
-        <w:rPr>
-          <w:rFonts w:ascii="Charis SIL Regular" w:hAnsi="Charis SIL Regular" w:eastAsia="Charis SIL Regular"/>
-          <w:b w:val="0"/>
-          <w:i w:val="0"/>
-          <w:color w:val="0000FF"/>
-          <w:sz w:val="24"/>
-          <w:u w:val="single"/>
-        </w:rPr>
-        <w:hyperlink r:id="rId69" w:history="1">
-          <w:r>
-            <w:rPr>
-              <w:rStyle w:val="Hyperlink"/>
-            </w:rPr>
-            <w:t>view/20123476/</w:t>
-          </w:r>
-        </w:hyperlink>
-      </w:r>
-      <w:r>
-        <w:rPr>
-          <w:rFonts w:ascii="Charis SIL Regular" w:hAnsi="Charis SIL Regular" w:eastAsia="Charis SIL Regular"/>
-          <w:b w:val="0"/>
-          <w:i w:val="0"/>
-          <w:color w:val="0000FF"/>
-          <w:sz w:val="24"/>
-          <w:u w:val="single"/>
-        </w:rPr>
-        <w:hyperlink r:id="rId69" w:history="1">
-          <w:r>
-            <w:rPr>
-              <w:rStyle w:val="Hyperlink"/>
-            </w:rPr>
-            <w:t>open-</w:t>
-          </w:r>
-        </w:hyperlink>
-      </w:r>
-      <w:r>
-        <w:rPr>
-          <w:rFonts w:ascii="Charis SIL Regular" w:hAnsi="Charis SIL Regular" w:eastAsia="Charis SIL Regular"/>
-          <w:b w:val="0"/>
-          <w:i w:val="0"/>
-          <w:color w:val="0000FF"/>
-          <w:sz w:val="24"/>
-          <w:u w:val="single"/>
-        </w:rPr>
-        <w:hyperlink r:id="rId69" w:history="1">
-          <w:r>
-            <w:rPr>
-              <w:rStyle w:val="Hyperlink"/>
-            </w:rPr>
-            <w:t>het-</w:t>
-          </w:r>
-        </w:hyperlink>
-      </w:r>
-      <w:r>
-        <w:rPr>
-          <w:rFonts w:ascii="Charis SIL Regular" w:hAnsi="Charis SIL Regular" w:eastAsia="Charis SIL Regular"/>
-          <w:b w:val="0"/>
-          <w:i w:val="0"/>
-          <w:color w:val="0000FF"/>
-          <w:sz w:val="24"/>
-          <w:u w:val="single"/>
-        </w:rPr>
-        <w:hyperlink r:id="rId69" w:history="1">
-          <w:r>
-            <w:rPr>
-              <w:rStyle w:val="Hyperlink"/>
-            </w:rPr>
-            <w:t>profiel</w:t>
-          </w:r>
-        </w:hyperlink>
-      </w:r>
-      <w:r>
-        <w:rPr>
-          <w:rFonts w:ascii="Charis SIL Regular" w:hAnsi="Charis SIL Regular" w:eastAsia="Charis SIL Regular"/>
-          <w:b w:val="0"/>
-          <w:i w:val="0"/>
-          <w:color w:val="0000FF"/>
-          <w:sz w:val="24"/>
-          <w:u w:val="single"/>
-        </w:rPr>
-        <w:t>-</w:t>
-      </w:r>
-      <w:r>
-        <w:rPr>
-          <w:rFonts w:ascii="Charis SIL Regular" w:hAnsi="Charis SIL Regular" w:eastAsia="Charis SIL Regular"/>
-          <w:b w:val="0"/>
-          <w:i w:val="0"/>
-          <w:color w:val="0000FF"/>
-          <w:sz w:val="24"/>
-          <w:u w:val="single"/>
-        </w:rPr>
-        <w:hyperlink r:id="rId69" w:history="1">
-          <w:r>
-            <w:rPr>
-              <w:rStyle w:val="Hyperlink"/>
-            </w:rPr>
-            <w:t>als</w:t>
-          </w:r>
-        </w:hyperlink>
-      </w:r>
-      <w:r>
-        <w:rPr>
-          <w:rFonts w:ascii="Charis SIL Regular" w:hAnsi="Charis SIL Regular" w:eastAsia="Charis SIL Regular"/>
-          <w:b w:val="0"/>
-          <w:i w:val="0"/>
-          <w:color w:val="0000FF"/>
-          <w:sz w:val="24"/>
-        </w:rPr>
-        <w:t>-</w:t>
-      </w:r>
-      <w:r>
-        <w:rPr>
-          <w:rFonts w:ascii="Charis SIL Regular" w:hAnsi="Charis SIL Regular" w:eastAsia="Charis SIL Regular"/>
-          <w:b w:val="0"/>
-          <w:i w:val="0"/>
-          <w:color w:val="0000FF"/>
-          <w:sz w:val="24"/>
-          <w:u w:val="single"/>
-        </w:rPr>
-        <w:hyperlink r:id="rId69" w:history="1">
-          <w:r>
-            <w:rPr>
-              <w:rStyle w:val="Hyperlink"/>
-            </w:rPr>
-            <w:t>pdf-</w:t>
-          </w:r>
-        </w:hyperlink>
-      </w:r>
-      <w:r>
-        <w:rPr>
-          <w:rFonts w:ascii="Charis SIL Regular" w:hAnsi="Charis SIL Regular" w:eastAsia="Charis SIL Regular"/>
-          <w:b w:val="0"/>
-          <w:i w:val="0"/>
-          <w:color w:val="0000FF"/>
-          <w:sz w:val="24"/>
-          <w:u w:val="single"/>
-        </w:rPr>
-        <w:hyperlink r:id="rId69" w:history="1">
-          <w:r>
-            <w:rPr>
-              <w:rStyle w:val="Hyperlink"/>
-            </w:rPr>
-            <w:t>mus</w:t>
-          </w:r>
-        </w:hyperlink>
-      </w:r>
-      <w:r>
-        <w:rPr>
-          <w:rFonts w:ascii="Charis SIL Regular" w:hAnsi="Charis SIL Regular" w:eastAsia="Charis SIL Regular"/>
-          <w:b w:val="0"/>
-          <w:i w:val="0"/>
-          <w:color w:val="0000FF"/>
-          <w:sz w:val="24"/>
-          <w:u w:val="single"/>
-        </w:rPr>
-        <w:hyperlink r:id="rId69" w:history="1">
-          <w:r>
-            <w:rPr>
-              <w:rStyle w:val="Hyperlink"/>
-            </w:rPr>
-            <w:t>eum-</w:t>
-          </w:r>
-        </w:hyperlink>
-      </w:r>
-      <w:r>
-        <w:rPr>
-          <w:rFonts w:ascii="Charis SIL Regular" w:hAnsi="Charis SIL Regular" w:eastAsia="Charis SIL Regular"/>
-          <w:b w:val="0"/>
-          <w:i w:val="0"/>
-          <w:color w:val="0000FF"/>
-          <w:sz w:val="24"/>
-          <w:u w:val="single"/>
-        </w:rPr>
-        <w:hyperlink r:id="rId69" w:history="1">
-          <w:r>
-            <w:rPr>
-              <w:rStyle w:val="Hyperlink"/>
-            </w:rPr>
-            <w:t>volkenkunde</w:t>
-          </w:r>
-        </w:hyperlink>
-      </w:r>
-    </w:p>
-    <w:p>
-      <w:pPr>
-        <w:autoSpaceDN w:val="0"/>
-        <w:autoSpaceDE w:val="0"/>
-        <w:widowControl/>
-        <w:spacing w:line="352" w:lineRule="exact" w:before="176" w:after="0"/>
-        <w:ind w:left="0" w:right="0" w:firstLine="0"/>
-        <w:jc w:val="left"/>
-      </w:pPr>
-      <w:r>
-        <w:rPr>
-          <w:rFonts w:ascii="Charis SIL Regular" w:hAnsi="Charis SIL Regular" w:eastAsia="Charis SIL Regular"/>
-          <w:b w:val="0"/>
-          <w:i w:val="0"/>
-          <w:color w:val="000000"/>
-          <w:sz w:val="24"/>
-        </w:rPr>
-        <w:t>Boek:</w:t>
-      </w:r>
-    </w:p>
-    <w:p>
-      <w:pPr>
-        <w:autoSpaceDN w:val="0"/>
-        <w:autoSpaceDE w:val="0"/>
-        <w:widowControl/>
-        <w:spacing w:line="288" w:lineRule="exact" w:before="240" w:after="0"/>
-        <w:ind w:left="800" w:right="432" w:firstLine="0"/>
-        <w:jc w:val="left"/>
-      </w:pPr>
+        <w:t xml:space="preserve">Wetenschappelijk artikel over de bijdrage van marrons </w:t>
+      </w:r>
       <w:r>
         <w:rPr>
           <w:rFonts w:ascii="Charis SIL Italic" w:hAnsi="Charis SIL Italic" w:eastAsia="Charis SIL Italic"/>
@@ -12519,7 +13973,7 @@
           <w:color w:val="000000"/>
           <w:sz w:val="24"/>
         </w:rPr>
-        <w:t xml:space="preserve">Broekhoven, L. van, C. Buijs en P. Hovens, Sharing knowledge &amp; cultural heritage: </w:t>
+        <w:t xml:space="preserve">en inheemsen aan de samenstelling van natuurhistorische en etnografische collecties </w:t>
       </w:r>
       <w:r>
         <w:rPr>
@@ -12529,1415 +13983,14 @@
           <w:color w:val="000000"/>
           <w:sz w:val="24"/>
         </w:rPr>
-        <w:t xml:space="preserve">first nations of the Americas: studies in collaboration with indigenous peoples from </w:t>
-      </w:r>
-      <w:r>
-        <w:rPr>
-          <w:rFonts w:ascii="Charis SIL Italic" w:hAnsi="Charis SIL Italic" w:eastAsia="Charis SIL Italic"/>
-          <w:b w:val="0"/>
-          <w:i/>
-          <w:color w:val="000000"/>
-          <w:sz w:val="24"/>
-        </w:rPr>
-        <w:t xml:space="preserve">Greenland, North and South America: proceedings of an expert meeting National </w:t>
-      </w:r>
-      <w:r>
-        <w:rPr>
-          <w:rFonts w:ascii="Charis SIL Italic" w:hAnsi="Charis SIL Italic" w:eastAsia="Charis SIL Italic"/>
-          <w:b w:val="0"/>
-          <w:i/>
-          <w:color w:val="000000"/>
-          <w:sz w:val="24"/>
-        </w:rPr>
-        <w:t xml:space="preserve">Museum of Ethnology Leiden, The Netherlands. Leiden: Sidestone Press 2010. </w:t>
-      </w:r>
-      <w:r>
-        <w:rPr>
-          <w:rFonts w:ascii="Charis SIL Italic" w:hAnsi="Charis SIL Italic" w:eastAsia="Charis SIL Italic"/>
-          <w:b w:val="0"/>
-          <w:i/>
-          <w:color w:val="000000"/>
-          <w:sz w:val="24"/>
-        </w:rPr>
-        <w:t>SCHRIJVEN!</w:t>
-      </w:r>
-    </w:p>
-    <w:p>
-      <w:pPr>
-        <w:autoSpaceDN w:val="0"/>
-        <w:autoSpaceDE w:val="0"/>
-        <w:widowControl/>
-        <w:spacing w:line="288" w:lineRule="exact" w:before="240" w:after="0"/>
-        <w:ind w:left="800" w:right="432" w:firstLine="0"/>
-        <w:jc w:val="left"/>
-      </w:pPr>
-      <w:r>
-        <w:rPr>
-          <w:rFonts w:ascii="Charis SIL Regular" w:hAnsi="Charis SIL Regular" w:eastAsia="Charis SIL Regular"/>
-          <w:b w:val="0"/>
-          <w:i w:val="0"/>
-          <w:color w:val="0000FF"/>
-          <w:sz w:val="24"/>
-          <w:u w:val="single"/>
-        </w:rPr>
-        <w:hyperlink r:id="rId70" w:history="1">
-          <w:r>
-            <w:rPr>
-              <w:rStyle w:val="Hyperlink"/>
-            </w:rPr>
-            <w:t>https://</w:t>
-          </w:r>
-        </w:hyperlink>
-      </w:r>
-      <w:r>
-        <w:rPr>
-          <w:rFonts w:ascii="Charis SIL Regular" w:hAnsi="Charis SIL Regular" w:eastAsia="Charis SIL Regular"/>
-          <w:b w:val="0"/>
-          <w:i w:val="0"/>
-          <w:color w:val="0000FF"/>
-          <w:sz w:val="24"/>
-          <w:u w:val="single"/>
-        </w:rPr>
-        <w:hyperlink r:id="rId70" w:history="1">
-          <w:r>
-            <w:rPr>
-              <w:rStyle w:val="Hyperlink"/>
-            </w:rPr>
-            <w:t>www.sidestone.com/</w:t>
-          </w:r>
-        </w:hyperlink>
-      </w:r>
-      <w:r>
-        <w:rPr>
-          <w:rFonts w:ascii="Charis SIL Regular" w:hAnsi="Charis SIL Regular" w:eastAsia="Charis SIL Regular"/>
-          <w:b w:val="0"/>
-          <w:i w:val="0"/>
-          <w:color w:val="0000FF"/>
-          <w:sz w:val="24"/>
-          <w:u w:val="single"/>
-        </w:rPr>
-        <w:hyperlink r:id="rId70" w:history="1">
-          <w:r>
-            <w:rPr>
-              <w:rStyle w:val="Hyperlink"/>
-            </w:rPr>
-            <w:t>books/</w:t>
-          </w:r>
-        </w:hyperlink>
-      </w:r>
-      <w:r>
-        <w:rPr>
-          <w:rFonts w:ascii="Charis SIL Regular" w:hAnsi="Charis SIL Regular" w:eastAsia="Charis SIL Regular"/>
-          <w:b w:val="0"/>
-          <w:i w:val="0"/>
-          <w:color w:val="0000FF"/>
-          <w:sz w:val="24"/>
-          <w:u w:val="single"/>
-        </w:rPr>
-        <w:hyperlink r:id="rId70" w:history="1">
-          <w:r>
-            <w:rPr>
-              <w:rStyle w:val="Hyperlink"/>
-            </w:rPr>
-            <w:t>sharing-</w:t>
-          </w:r>
-        </w:hyperlink>
-      </w:r>
-      <w:r>
-        <w:rPr>
-          <w:rFonts w:ascii="Charis SIL Regular" w:hAnsi="Charis SIL Regular" w:eastAsia="Charis SIL Regular"/>
-          <w:b w:val="0"/>
-          <w:i w:val="0"/>
-          <w:color w:val="0000FF"/>
-          <w:sz w:val="24"/>
-          <w:u w:val="single"/>
-        </w:rPr>
-        <w:hyperlink r:id="rId70" w:history="1">
-          <w:r>
-            <w:rPr>
-              <w:rStyle w:val="Hyperlink"/>
-            </w:rPr>
-            <w:t>knowledge-</w:t>
-          </w:r>
-        </w:hyperlink>
-      </w:r>
-      <w:r>
-        <w:rPr>
-          <w:rFonts w:ascii="Charis SIL Regular" w:hAnsi="Charis SIL Regular" w:eastAsia="Charis SIL Regular"/>
-          <w:b w:val="0"/>
-          <w:i w:val="0"/>
-          <w:color w:val="0000FF"/>
-          <w:sz w:val="24"/>
-          <w:u w:val="single"/>
-        </w:rPr>
-        <w:hyperlink r:id="rId70" w:history="1">
-          <w:r>
-            <w:rPr>
-              <w:rStyle w:val="Hyperlink"/>
-            </w:rPr>
-            <w:t>and-</w:t>
-          </w:r>
-        </w:hyperlink>
-      </w:r>
-      <w:r>
-        <w:rPr>
-          <w:rFonts w:ascii="Charis SIL Regular" w:hAnsi="Charis SIL Regular" w:eastAsia="Charis SIL Regular"/>
-          <w:b w:val="0"/>
-          <w:i w:val="0"/>
-          <w:color w:val="0000FF"/>
-          <w:sz w:val="24"/>
-          <w:u w:val="single"/>
-        </w:rPr>
-        <w:hyperlink r:id="rId70" w:history="1">
-          <w:r>
-            <w:rPr>
-              <w:rStyle w:val="Hyperlink"/>
-            </w:rPr>
-            <w:t>cultural-</w:t>
-          </w:r>
-        </w:hyperlink>
-      </w:r>
-      <w:r>
-        <w:rPr>
-          <w:rFonts w:ascii="Charis SIL Regular" w:hAnsi="Charis SIL Regular" w:eastAsia="Charis SIL Regular"/>
-          <w:b w:val="0"/>
-          <w:i w:val="0"/>
-          <w:color w:val="0000FF"/>
-          <w:sz w:val="24"/>
-          <w:u w:val="single"/>
-        </w:rPr>
-        <w:hyperlink r:id="rId70" w:history="1">
-          <w:r>
-            <w:rPr>
-              <w:rStyle w:val="Hyperlink"/>
-            </w:rPr>
-            <w:t>heritage</w:t>
-          </w:r>
-        </w:hyperlink>
-      </w:r>
-      <w:r>
-        <w:rPr>
-          <w:rFonts w:ascii="Charis SIL Regular" w:hAnsi="Charis SIL Regular" w:eastAsia="Charis SIL Regular"/>
-          <w:b w:val="0"/>
-          <w:i w:val="0"/>
-          <w:color w:val="000000"/>
-          <w:sz w:val="24"/>
-        </w:rPr>
-        <w:t xml:space="preserve">, </w:t>
-      </w:r>
-      <w:r>
-        <w:rPr>
-          <w:rFonts w:ascii="Charis SIL Regular" w:hAnsi="Charis SIL Regular" w:eastAsia="Charis SIL Regular"/>
-          <w:b w:val="0"/>
-          <w:i w:val="0"/>
-          <w:color w:val="0000FF"/>
-          <w:sz w:val="24"/>
-          <w:u w:val="single"/>
-        </w:rPr>
-        <w:hyperlink r:id="rId70" w:history="1">
-          <w:r>
-            <w:rPr>
-              <w:rStyle w:val="Hyperlink"/>
-            </w:rPr>
-            <w:t>ISBN</w:t>
-          </w:r>
-        </w:hyperlink>
-      </w:r>
-      <w:r>
-        <w:rPr>
-          <w:rFonts w:ascii="Charis SIL Regular" w:hAnsi="Charis SIL Regular" w:eastAsia="Charis SIL Regular"/>
-          <w:b w:val="0"/>
-          <w:i w:val="0"/>
-          <w:color w:val="0000FF"/>
-          <w:sz w:val="24"/>
-          <w:u w:val="single"/>
-        </w:rPr>
-        <w:t xml:space="preserve"> </w:t>
-      </w:r>
-      <w:r>
-        <w:rPr>
-          <w:rFonts w:ascii="Charis SIL Regular" w:hAnsi="Charis SIL Regular" w:eastAsia="Charis SIL Regular"/>
-          <w:b w:val="0"/>
-          <w:i w:val="0"/>
-          <w:color w:val="0000FF"/>
-          <w:sz w:val="24"/>
-          <w:u w:val="single"/>
-        </w:rPr>
-        <w:hyperlink r:id="rId70" w:history="1">
-          <w:r>
-            <w:rPr>
-              <w:rStyle w:val="Hyperlink"/>
-            </w:rPr>
-            <w:t>97</w:t>
-          </w:r>
-        </w:hyperlink>
-      </w:r>
-      <w:r>
-        <w:rPr>
-          <w:rFonts w:ascii="Charis SIL Regular" w:hAnsi="Charis SIL Regular" w:eastAsia="Charis SIL Regular"/>
-          <w:b w:val="0"/>
-          <w:i w:val="0"/>
-          <w:color w:val="0000FF"/>
-          <w:sz w:val="24"/>
-          <w:u w:val="single"/>
-        </w:rPr>
-        <w:hyperlink r:id="rId70" w:history="1">
-          <w:r>
-            <w:rPr>
-              <w:rStyle w:val="Hyperlink"/>
-            </w:rPr>
-            <w:t>8-90-8890-066-2</w:t>
-          </w:r>
-        </w:hyperlink>
-      </w:r>
-    </w:p>
-    <w:p>
-      <w:pPr>
-        <w:autoSpaceDN w:val="0"/>
-        <w:autoSpaceDE w:val="0"/>
-        <w:widowControl/>
-        <w:spacing w:line="352" w:lineRule="exact" w:before="176" w:after="0"/>
-        <w:ind w:left="0" w:right="0" w:firstLine="0"/>
-        <w:jc w:val="left"/>
-      </w:pPr>
-      <w:r>
-        <w:rPr>
-          <w:rFonts w:ascii="Charis SIL Regular" w:hAnsi="Charis SIL Regular" w:eastAsia="Charis SIL Regular"/>
-          <w:b w:val="0"/>
-          <w:i w:val="0"/>
-          <w:color w:val="000000"/>
-          <w:sz w:val="24"/>
-        </w:rPr>
-        <w:t>Boek:</w:t>
-      </w:r>
-    </w:p>
-    <w:p>
-      <w:pPr>
-        <w:autoSpaceDN w:val="0"/>
-        <w:autoSpaceDE w:val="0"/>
-        <w:widowControl/>
-        <w:spacing w:line="288" w:lineRule="exact" w:before="240" w:after="0"/>
-        <w:ind w:left="800" w:right="720" w:firstLine="0"/>
-        <w:jc w:val="left"/>
-      </w:pPr>
-      <w:r>
-        <w:rPr>
-          <w:rFonts w:ascii="Charis SIL Italic" w:hAnsi="Charis SIL Italic" w:eastAsia="Charis SIL Italic"/>
-          <w:b w:val="0"/>
-          <w:i/>
-          <w:color w:val="000000"/>
-          <w:sz w:val="24"/>
-        </w:rPr>
-        <w:t xml:space="preserve">Eeden, F.W. van, Catalogus der Nederlandsche West-Indische tentoonstelling te </w:t>
-      </w:r>
-      <w:r>
-        <w:rPr>
-          <w:rFonts w:ascii="Charis SIL Italic" w:hAnsi="Charis SIL Italic" w:eastAsia="Charis SIL Italic"/>
-          <w:b w:val="0"/>
-          <w:i/>
-          <w:color w:val="000000"/>
-          <w:sz w:val="24"/>
-        </w:rPr>
-        <w:t>Haarlem 1899. Amsterdam: de Bussy 1899.</w:t>
-      </w:r>
-      <w:r>
-        <w:rPr>
-          <w:rFonts w:ascii="Charis SIL Italic" w:hAnsi="Charis SIL Italic" w:eastAsia="Charis SIL Italic"/>
-          <w:b w:val="0"/>
-          <w:i/>
-          <w:color w:val="000000"/>
-          <w:sz w:val="24"/>
-        </w:rPr>
-        <w:t>Catalogus van de West-Indische</w:t>
+        <w:t>in Nederland.</w:t>
       </w:r>
     </w:p>
     <w:p>
       <w:pPr>
         <w:sectPr>
           <w:pgSz w:w="11900" w:h="16840"/>
-          <w:pgMar w:top="324" w:right="1440" w:bottom="508" w:left="960" w:header="720" w:footer="720" w:gutter="0"/>
-          <w:cols/>
-          <w:docGrid w:linePitch="360"/>
-        </w:sectPr>
-      </w:pPr>
-    </w:p>
-    <w:p>
-      <w:pPr>
-        <w:autoSpaceDN w:val="0"/>
-        <w:autoSpaceDE w:val="0"/>
-        <w:widowControl/>
-        <w:spacing w:line="220" w:lineRule="exact" w:before="0" w:after="104"/>
-        <w:ind w:left="0" w:right="0"/>
-      </w:pPr>
-    </w:p>
-    <w:p>
-      <w:pPr>
-        <w:autoSpaceDN w:val="0"/>
-        <w:autoSpaceDE w:val="0"/>
-        <w:widowControl/>
-        <w:spacing w:line="352" w:lineRule="exact" w:before="0" w:after="0"/>
-        <w:ind w:left="800" w:right="0" w:firstLine="0"/>
-        <w:jc w:val="left"/>
-      </w:pPr>
-      <w:r>
-        <w:rPr>
-          <w:rFonts w:ascii="Charis SIL Italic" w:hAnsi="Charis SIL Italic" w:eastAsia="Charis SIL Italic"/>
-          <w:b w:val="0"/>
-          <w:i/>
-          <w:color w:val="000000"/>
-          <w:sz w:val="24"/>
-        </w:rPr>
-        <w:t>tentoonstelling gehouden in het Koloniaal Museum te Haarlem in 1899.</w:t>
-      </w:r>
-    </w:p>
-    <w:p>
-      <w:pPr>
-        <w:autoSpaceDN w:val="0"/>
-        <w:autoSpaceDE w:val="0"/>
-        <w:widowControl/>
-        <w:spacing w:line="352" w:lineRule="exact" w:before="176" w:after="0"/>
-        <w:ind w:left="800" w:right="0" w:firstLine="0"/>
-        <w:jc w:val="left"/>
-      </w:pPr>
-      <w:r>
-        <w:rPr>
-          <w:rFonts w:ascii="Charis SIL Regular" w:hAnsi="Charis SIL Regular" w:eastAsia="Charis SIL Regular"/>
-          <w:b w:val="0"/>
-          <w:i w:val="0"/>
-          <w:color w:val="0000FF"/>
-          <w:sz w:val="24"/>
-          <w:u w:val="single"/>
-        </w:rPr>
-        <w:hyperlink r:id="rId71" w:history="1">
-          <w:r>
-            <w:rPr>
-              <w:rStyle w:val="Hyperlink"/>
-            </w:rPr>
-            <w:t>http://</w:t>
-          </w:r>
-        </w:hyperlink>
-      </w:r>
-      <w:r>
-        <w:rPr>
-          <w:rFonts w:ascii="Charis SIL Regular" w:hAnsi="Charis SIL Regular" w:eastAsia="Charis SIL Regular"/>
-          <w:b w:val="0"/>
-          <w:i w:val="0"/>
-          <w:color w:val="0000FF"/>
-          <w:sz w:val="24"/>
-          <w:u w:val="single"/>
-        </w:rPr>
-        <w:hyperlink r:id="rId71" w:history="1">
-          <w:r>
-            <w:rPr>
-              <w:rStyle w:val="Hyperlink"/>
-            </w:rPr>
-            <w:t>hdl.handle.net/1887.1/</w:t>
-          </w:r>
-        </w:hyperlink>
-      </w:r>
-      <w:r>
-        <w:rPr>
-          <w:rFonts w:ascii="Charis SIL Regular" w:hAnsi="Charis SIL Regular" w:eastAsia="Charis SIL Regular"/>
-          <w:b w:val="0"/>
-          <w:i w:val="0"/>
-          <w:color w:val="0000FF"/>
-          <w:sz w:val="24"/>
-          <w:u w:val="single"/>
-        </w:rPr>
-        <w:hyperlink r:id="rId71" w:history="1">
-          <w:r>
-            <w:rPr>
-              <w:rStyle w:val="Hyperlink"/>
-            </w:rPr>
-            <w:t>item:970083</w:t>
-          </w:r>
-        </w:hyperlink>
-      </w:r>
-      <w:r>
-        <w:rPr>
-          <w:rFonts w:ascii="Charis SIL Regular" w:hAnsi="Charis SIL Regular" w:eastAsia="Charis SIL Regular"/>
-          <w:b w:val="0"/>
-          <w:i w:val="0"/>
-          <w:color w:val="000000"/>
-          <w:sz w:val="24"/>
-        </w:rPr>
-        <w:t xml:space="preserve">, </w:t>
-      </w:r>
-      <w:r>
-        <w:rPr>
-          <w:rFonts w:ascii="Charis SIL Regular" w:hAnsi="Charis SIL Regular" w:eastAsia="Charis SIL Regular"/>
-          <w:b w:val="0"/>
-          <w:i w:val="0"/>
-          <w:color w:val="0000FF"/>
-          <w:sz w:val="24"/>
-          <w:u w:val="single"/>
-        </w:rPr>
-        <w:hyperlink r:id="rId72" w:history="1">
-          <w:r>
-            <w:rPr>
-              <w:rStyle w:val="Hyperlink"/>
-            </w:rPr>
-            <w:t>WorldCat</w:t>
-          </w:r>
-        </w:hyperlink>
-      </w:r>
-      <w:r>
-        <w:rPr>
-          <w:rFonts w:ascii="Charis SIL Regular" w:hAnsi="Charis SIL Regular" w:eastAsia="Charis SIL Regular"/>
-          <w:b w:val="0"/>
-          <w:i w:val="0"/>
-          <w:color w:val="0000FF"/>
-          <w:sz w:val="24"/>
-          <w:u w:val="single"/>
-        </w:rPr>
-        <w:t xml:space="preserve"> </w:t>
-      </w:r>
-      <w:r>
-        <w:rPr>
-          <w:rFonts w:ascii="Charis SIL Regular" w:hAnsi="Charis SIL Regular" w:eastAsia="Charis SIL Regular"/>
-          <w:b w:val="0"/>
-          <w:i w:val="0"/>
-          <w:color w:val="0000FF"/>
-          <w:sz w:val="24"/>
-          <w:u w:val="single"/>
-        </w:rPr>
-        <w:hyperlink r:id="rId72" w:history="1">
-          <w:r>
-            <w:rPr>
-              <w:rStyle w:val="Hyperlink"/>
-            </w:rPr>
-            <w:t>905463122</w:t>
-          </w:r>
-        </w:hyperlink>
-      </w:r>
-    </w:p>
-    <w:p>
-      <w:pPr>
-        <w:autoSpaceDN w:val="0"/>
-        <w:autoSpaceDE w:val="0"/>
-        <w:widowControl/>
-        <w:spacing w:line="352" w:lineRule="exact" w:before="176" w:after="0"/>
-        <w:ind w:left="0" w:right="0" w:firstLine="0"/>
-        <w:jc w:val="left"/>
-      </w:pPr>
-      <w:r>
-        <w:rPr>
-          <w:rFonts w:ascii="Charis SIL Regular" w:hAnsi="Charis SIL Regular" w:eastAsia="Charis SIL Regular"/>
-          <w:b w:val="0"/>
-          <w:i w:val="0"/>
-          <w:color w:val="000000"/>
-          <w:sz w:val="24"/>
-        </w:rPr>
-        <w:t>Dissertatie:</w:t>
-      </w:r>
-    </w:p>
-    <w:p>
-      <w:pPr>
-        <w:autoSpaceDN w:val="0"/>
-        <w:autoSpaceDE w:val="0"/>
-        <w:widowControl/>
-        <w:spacing w:line="288" w:lineRule="exact" w:before="240" w:after="0"/>
-        <w:ind w:left="800" w:right="864" w:firstLine="0"/>
-        <w:jc w:val="left"/>
-      </w:pPr>
-      <w:r>
-        <w:rPr>
-          <w:rFonts w:ascii="Charis SIL Italic" w:hAnsi="Charis SIL Italic" w:eastAsia="Charis SIL Italic"/>
-          <w:b w:val="0"/>
-          <w:i/>
-          <w:color w:val="000000"/>
-          <w:sz w:val="24"/>
-        </w:rPr>
-        <w:t xml:space="preserve">Effert, Rudolf. Volkenkundig verzamelen: het Koninklijk Kabinet van </w:t>
-      </w:r>
-      <w:r>
-        <w:br/>
-      </w:r>
-      <w:r>
-        <w:rPr>
-          <w:rFonts w:ascii="Charis SIL Italic" w:hAnsi="Charis SIL Italic" w:eastAsia="Charis SIL Italic"/>
-          <w:b w:val="0"/>
-          <w:i/>
-          <w:color w:val="000000"/>
-          <w:sz w:val="24"/>
-        </w:rPr>
-        <w:t>Zeldzaamheden en het Rijks Ethnografisch Museum</w:t>
-      </w:r>
-      <w:r>
-        <w:rPr>
-          <w:rFonts w:ascii="Charis SIL Italic" w:hAnsi="Charis SIL Italic" w:eastAsia="Charis SIL Italic"/>
-          <w:b w:val="0"/>
-          <w:i/>
-          <w:color w:val="000000"/>
-          <w:sz w:val="24"/>
-        </w:rPr>
-        <w:t xml:space="preserve">: 1816-1883. Proefschrift </w:t>
-      </w:r>
-      <w:r>
-        <w:rPr>
-          <w:rFonts w:ascii="Charis SIL Italic" w:hAnsi="Charis SIL Italic" w:eastAsia="Charis SIL Italic"/>
-          <w:b w:val="0"/>
-          <w:i/>
-          <w:color w:val="000000"/>
-          <w:sz w:val="24"/>
-        </w:rPr>
-        <w:t>Universiteit Leiden, 2003.</w:t>
-      </w:r>
-      <w:r>
-        <w:rPr>
-          <w:rFonts w:ascii="Charis SIL Italic" w:hAnsi="Charis SIL Italic" w:eastAsia="Charis SIL Italic"/>
-          <w:b w:val="0"/>
-          <w:i/>
-          <w:color w:val="000000"/>
-          <w:sz w:val="24"/>
-        </w:rPr>
-        <w:t xml:space="preserve">Dissertatie over de geschiedenis van het Koninklijk </w:t>
-      </w:r>
-      <w:r>
-        <w:rPr>
-          <w:rFonts w:ascii="Charis SIL Italic" w:hAnsi="Charis SIL Italic" w:eastAsia="Charis SIL Italic"/>
-          <w:b w:val="0"/>
-          <w:i/>
-          <w:color w:val="000000"/>
-          <w:sz w:val="24"/>
-        </w:rPr>
-        <w:t>Kabinet van Zeldzaamheden en van het Rijks Etnografisch Museum.</w:t>
-      </w:r>
-    </w:p>
-    <w:p>
-      <w:pPr>
-        <w:autoSpaceDN w:val="0"/>
-        <w:autoSpaceDE w:val="0"/>
-        <w:widowControl/>
-        <w:spacing w:line="288" w:lineRule="exact" w:before="240" w:after="0"/>
-        <w:ind w:left="800" w:right="1296" w:firstLine="0"/>
-        <w:jc w:val="left"/>
-      </w:pPr>
-      <w:r>
-        <w:rPr>
-          <w:rFonts w:ascii="Charis SIL Regular" w:hAnsi="Charis SIL Regular" w:eastAsia="Charis SIL Regular"/>
-          <w:b w:val="0"/>
-          <w:i w:val="0"/>
-          <w:color w:val="0000FF"/>
-          <w:sz w:val="24"/>
-          <w:u w:val="single"/>
-        </w:rPr>
-        <w:hyperlink r:id="rId73" w:history="1">
-          <w:r>
-            <w:rPr>
-              <w:rStyle w:val="Hyperlink"/>
-            </w:rPr>
-            <w:t>https://</w:t>
-          </w:r>
-        </w:hyperlink>
-      </w:r>
-      <w:r>
-        <w:rPr>
-          <w:rFonts w:ascii="Charis SIL Regular" w:hAnsi="Charis SIL Regular" w:eastAsia="Charis SIL Regular"/>
-          <w:b w:val="0"/>
-          <w:i w:val="0"/>
-          <w:color w:val="0000FF"/>
-          <w:sz w:val="24"/>
-          <w:u w:val="single"/>
-        </w:rPr>
-        <w:hyperlink r:id="rId73" w:history="1">
-          <w:r>
-            <w:rPr>
-              <w:rStyle w:val="Hyperlink"/>
-            </w:rPr>
-            <w:t>search.worldcat.org/</w:t>
-          </w:r>
-        </w:hyperlink>
-      </w:r>
-      <w:r>
-        <w:rPr>
-          <w:rFonts w:ascii="Charis SIL Regular" w:hAnsi="Charis SIL Regular" w:eastAsia="Charis SIL Regular"/>
-          <w:b w:val="0"/>
-          <w:i w:val="0"/>
-          <w:color w:val="0000FF"/>
-          <w:sz w:val="24"/>
-          <w:u w:val="single"/>
-        </w:rPr>
-        <w:hyperlink r:id="rId73" w:history="1">
-          <w:r>
-            <w:rPr>
-              <w:rStyle w:val="Hyperlink"/>
-            </w:rPr>
-            <w:t>title/163275947?</w:t>
-          </w:r>
-        </w:hyperlink>
-      </w:r>
-      <w:r>
-        <w:rPr>
-          <w:rFonts w:ascii="Charis SIL Regular" w:hAnsi="Charis SIL Regular" w:eastAsia="Charis SIL Regular"/>
-          <w:b w:val="0"/>
-          <w:i w:val="0"/>
-          <w:color w:val="0000FF"/>
-          <w:sz w:val="24"/>
-          <w:u w:val="single"/>
-        </w:rPr>
-        <w:hyperlink r:id="rId73" w:history="1">
-          <w:r>
-            <w:rPr>
-              <w:rStyle w:val="Hyperlink"/>
-            </w:rPr>
-            <w:t>oclcNum=163275947</w:t>
-          </w:r>
-        </w:hyperlink>
-      </w:r>
-      <w:r>
-        <w:rPr>
-          <w:rFonts w:ascii="Charis SIL Regular" w:hAnsi="Charis SIL Regular" w:eastAsia="Charis SIL Regular"/>
-          <w:b w:val="0"/>
-          <w:i w:val="0"/>
-          <w:color w:val="000000"/>
-          <w:sz w:val="24"/>
-        </w:rPr>
-        <w:t xml:space="preserve">, </w:t>
-      </w:r>
-      <w:r>
-        <w:rPr>
-          <w:rFonts w:ascii="Charis SIL Regular" w:hAnsi="Charis SIL Regular" w:eastAsia="Charis SIL Regular"/>
-          <w:b w:val="0"/>
-          <w:i w:val="0"/>
-          <w:color w:val="0000FF"/>
-          <w:sz w:val="24"/>
-          <w:u w:val="single"/>
-        </w:rPr>
-        <w:hyperlink r:id="rId73" w:history="1">
-          <w:r>
-            <w:rPr>
-              <w:rStyle w:val="Hyperlink"/>
-            </w:rPr>
-            <w:t>WorldC</w:t>
-          </w:r>
-        </w:hyperlink>
-      </w:r>
-      <w:r>
-        <w:rPr>
-          <w:rFonts w:ascii="Charis SIL Regular" w:hAnsi="Charis SIL Regular" w:eastAsia="Charis SIL Regular"/>
-          <w:b w:val="0"/>
-          <w:i w:val="0"/>
-          <w:color w:val="0000FF"/>
-          <w:sz w:val="24"/>
-          <w:u w:val="single"/>
-        </w:rPr>
-        <w:hyperlink r:id="rId73" w:history="1">
-          <w:r>
-            <w:rPr>
-              <w:rStyle w:val="Hyperlink"/>
-            </w:rPr>
-            <w:t>at</w:t>
-          </w:r>
-        </w:hyperlink>
-      </w:r>
-      <w:r>
-        <w:rPr>
-          <w:rFonts w:ascii="Charis SIL Regular" w:hAnsi="Charis SIL Regular" w:eastAsia="Charis SIL Regular"/>
-          <w:b w:val="0"/>
-          <w:i w:val="0"/>
-          <w:color w:val="0000FF"/>
-          <w:sz w:val="24"/>
-          <w:u w:val="single"/>
-        </w:rPr>
-        <w:t xml:space="preserve"> </w:t>
-      </w:r>
-      <w:r>
-        <w:rPr>
-          <w:rFonts w:ascii="Charis SIL Regular" w:hAnsi="Charis SIL Regular" w:eastAsia="Charis SIL Regular"/>
-          <w:b w:val="0"/>
-          <w:i w:val="0"/>
-          <w:color w:val="0000FF"/>
-          <w:sz w:val="24"/>
-          <w:u w:val="single"/>
-        </w:rPr>
-        <w:hyperlink r:id="rId73" w:history="1">
-          <w:r>
-            <w:rPr>
-              <w:rStyle w:val="Hyperlink"/>
-            </w:rPr>
-            <w:t>163275947</w:t>
-          </w:r>
-        </w:hyperlink>
-      </w:r>
-    </w:p>
-    <w:p>
-      <w:pPr>
-        <w:autoSpaceDN w:val="0"/>
-        <w:autoSpaceDE w:val="0"/>
-        <w:widowControl/>
-        <w:spacing w:line="352" w:lineRule="exact" w:before="176" w:after="0"/>
-        <w:ind w:left="0" w:right="0" w:firstLine="0"/>
-        <w:jc w:val="left"/>
-      </w:pPr>
-      <w:r>
-        <w:rPr>
-          <w:rFonts w:ascii="Charis SIL Regular" w:hAnsi="Charis SIL Regular" w:eastAsia="Charis SIL Regular"/>
-          <w:b w:val="0"/>
-          <w:i w:val="0"/>
-          <w:color w:val="000000"/>
-          <w:sz w:val="24"/>
-        </w:rPr>
-        <w:t>Wetenschappelijk artikel:</w:t>
-      </w:r>
-    </w:p>
-    <w:p>
-      <w:pPr>
-        <w:autoSpaceDN w:val="0"/>
-        <w:autoSpaceDE w:val="0"/>
-        <w:widowControl/>
-        <w:spacing w:line="288" w:lineRule="exact" w:before="240" w:after="0"/>
-        <w:ind w:left="800" w:right="432" w:firstLine="0"/>
-        <w:jc w:val="left"/>
-      </w:pPr>
-      <w:r>
-        <w:rPr>
-          <w:rFonts w:ascii="Charis SIL Italic" w:hAnsi="Charis SIL Italic" w:eastAsia="Charis SIL Italic"/>
-          <w:b w:val="0"/>
-          <w:i/>
-          <w:color w:val="000000"/>
-          <w:sz w:val="24"/>
-        </w:rPr>
-        <w:t xml:space="preserve">Price, R. and S. Price ‘John Gabriel Stedman's collection of 18th-century artifacts </w:t>
-      </w:r>
-      <w:r>
-        <w:rPr>
-          <w:rFonts w:ascii="Charis SIL Italic" w:hAnsi="Charis SIL Italic" w:eastAsia="Charis SIL Italic"/>
-          <w:b w:val="0"/>
-          <w:i/>
-          <w:color w:val="000000"/>
-          <w:sz w:val="24"/>
-        </w:rPr>
-        <w:t xml:space="preserve">from Suriname’, New West Indian Guide / Nieuwe West-Indische Gids, 53(1) </w:t>
-      </w:r>
-      <w:r>
-        <w:rPr>
-          <w:rFonts w:ascii="Charis SIL Italic" w:hAnsi="Charis SIL Italic" w:eastAsia="Charis SIL Italic"/>
-          <w:b w:val="0"/>
-          <w:i/>
-          <w:color w:val="000000"/>
-          <w:sz w:val="24"/>
-        </w:rPr>
-        <w:t>(1979), 121-140.</w:t>
-      </w:r>
-      <w:r>
-        <w:rPr>
-          <w:rFonts w:ascii="Charis SIL Italic" w:hAnsi="Charis SIL Italic" w:eastAsia="Charis SIL Italic"/>
-          <w:b w:val="0"/>
-          <w:i/>
-          <w:color w:val="000000"/>
-          <w:sz w:val="24"/>
-        </w:rPr>
-        <w:t xml:space="preserve">Wetenschappelijk artikel over objecten uit de collectie van het </w:t>
-      </w:r>
-      <w:r>
-        <w:rPr>
-          <w:rFonts w:ascii="Charis SIL Italic" w:hAnsi="Charis SIL Italic" w:eastAsia="Charis SIL Italic"/>
-          <w:b w:val="0"/>
-          <w:i/>
-          <w:color w:val="000000"/>
-          <w:sz w:val="24"/>
-        </w:rPr>
-        <w:t xml:space="preserve">voormalige Koninklijk Kabinet van Zeldzaamheden die mogelijk afkomstig zijn van </w:t>
-      </w:r>
-      <w:r>
-        <w:rPr>
-          <w:rFonts w:ascii="Charis SIL Italic" w:hAnsi="Charis SIL Italic" w:eastAsia="Charis SIL Italic"/>
-          <w:b w:val="0"/>
-          <w:i/>
-          <w:color w:val="000000"/>
-          <w:sz w:val="24"/>
-        </w:rPr>
-        <w:t>John Gabriel Stedman.</w:t>
-      </w:r>
-    </w:p>
-    <w:p>
-      <w:pPr>
-        <w:autoSpaceDN w:val="0"/>
-        <w:autoSpaceDE w:val="0"/>
-        <w:widowControl/>
-        <w:spacing w:line="352" w:lineRule="exact" w:before="176" w:after="0"/>
-        <w:ind w:left="800" w:right="0" w:firstLine="0"/>
-        <w:jc w:val="left"/>
-      </w:pPr>
-      <w:r>
-        <w:rPr>
-          <w:rFonts w:ascii="Charis SIL Regular" w:hAnsi="Charis SIL Regular" w:eastAsia="Charis SIL Regular"/>
-          <w:b w:val="0"/>
-          <w:i w:val="0"/>
-          <w:color w:val="0000FF"/>
-          <w:sz w:val="24"/>
-          <w:u w:val="single"/>
-        </w:rPr>
-        <w:hyperlink r:id="rId74" w:history="1">
-          <w:r>
-            <w:rPr>
-              <w:rStyle w:val="Hyperlink"/>
-            </w:rPr>
-            <w:t>https://</w:t>
-          </w:r>
-        </w:hyperlink>
-      </w:r>
-      <w:r>
-        <w:rPr>
-          <w:rFonts w:ascii="Charis SIL Regular" w:hAnsi="Charis SIL Regular" w:eastAsia="Charis SIL Regular"/>
-          <w:b w:val="0"/>
-          <w:i w:val="0"/>
-          <w:color w:val="0000FF"/>
-          <w:sz w:val="24"/>
-          <w:u w:val="single"/>
-        </w:rPr>
-        <w:hyperlink r:id="rId74" w:history="1">
-          <w:r>
-            <w:rPr>
-              <w:rStyle w:val="Hyperlink"/>
-            </w:rPr>
-            <w:t>doi.org/10.1163/22134360-90002148</w:t>
-          </w:r>
-        </w:hyperlink>
-      </w:r>
-    </w:p>
-    <w:p>
-      <w:pPr>
-        <w:autoSpaceDN w:val="0"/>
-        <w:autoSpaceDE w:val="0"/>
-        <w:widowControl/>
-        <w:spacing w:line="352" w:lineRule="exact" w:before="176" w:after="0"/>
-        <w:ind w:left="0" w:right="0" w:firstLine="0"/>
-        <w:jc w:val="left"/>
-      </w:pPr>
-      <w:r>
-        <w:rPr>
-          <w:rFonts w:ascii="Charis SIL Regular" w:hAnsi="Charis SIL Regular" w:eastAsia="Charis SIL Regular"/>
-          <w:b w:val="0"/>
-          <w:i w:val="0"/>
-          <w:color w:val="000000"/>
-          <w:sz w:val="24"/>
-        </w:rPr>
-        <w:t>Boek:</w:t>
-      </w:r>
-    </w:p>
-    <w:p>
-      <w:pPr>
-        <w:autoSpaceDN w:val="0"/>
-        <w:autoSpaceDE w:val="0"/>
-        <w:widowControl/>
-        <w:spacing w:line="288" w:lineRule="exact" w:before="240" w:after="0"/>
-        <w:ind w:left="800" w:right="576" w:firstLine="0"/>
-        <w:jc w:val="left"/>
-      </w:pPr>
-      <w:r>
-        <w:rPr>
-          <w:rFonts w:ascii="Charis SIL Italic" w:hAnsi="Charis SIL Italic" w:eastAsia="Charis SIL Italic"/>
-          <w:b w:val="0"/>
-          <w:i/>
-          <w:color w:val="000000"/>
-          <w:sz w:val="24"/>
-        </w:rPr>
-        <w:t xml:space="preserve">Price, R. and S. Price. Afro-American arts of the Suriname rain forest. Berkeley: </w:t>
-      </w:r>
-      <w:r>
-        <w:rPr>
-          <w:rFonts w:ascii="Charis SIL Italic" w:hAnsi="Charis SIL Italic" w:eastAsia="Charis SIL Italic"/>
-          <w:b w:val="0"/>
-          <w:i/>
-          <w:color w:val="000000"/>
-          <w:sz w:val="24"/>
-        </w:rPr>
-        <w:t>University of California Press, 1980.</w:t>
-      </w:r>
-      <w:r>
-        <w:rPr>
-          <w:rFonts w:ascii="Charis SIL Italic" w:hAnsi="Charis SIL Italic" w:eastAsia="Charis SIL Italic"/>
-          <w:b w:val="0"/>
-          <w:i/>
-          <w:color w:val="000000"/>
-          <w:sz w:val="24"/>
-        </w:rPr>
-        <w:t xml:space="preserve">Catalogus van een in 1980 geopende </w:t>
-      </w:r>
-      <w:r>
-        <w:rPr>
-          <w:rFonts w:ascii="Charis SIL Italic" w:hAnsi="Charis SIL Italic" w:eastAsia="Charis SIL Italic"/>
-          <w:b w:val="0"/>
-          <w:i/>
-          <w:color w:val="000000"/>
-          <w:sz w:val="24"/>
-        </w:rPr>
-        <w:t>tentoonstelling over marronkunst in Los Angeles, Dallas, Baltimore en New York.</w:t>
-      </w:r>
-    </w:p>
-    <w:p>
-      <w:pPr>
-        <w:autoSpaceDN w:val="0"/>
-        <w:autoSpaceDE w:val="0"/>
-        <w:widowControl/>
-        <w:spacing w:line="352" w:lineRule="exact" w:before="176" w:after="0"/>
-        <w:ind w:left="800" w:right="0" w:firstLine="0"/>
-        <w:jc w:val="left"/>
-      </w:pPr>
-      <w:r>
-        <w:rPr>
-          <w:rFonts w:ascii="Charis SIL Regular" w:hAnsi="Charis SIL Regular" w:eastAsia="Charis SIL Regular"/>
-          <w:b w:val="0"/>
-          <w:i w:val="0"/>
-          <w:color w:val="0000FF"/>
-          <w:sz w:val="24"/>
-          <w:u w:val="single"/>
-        </w:rPr>
-        <w:hyperlink r:id="rId75" w:history="1">
-          <w:r>
-            <w:rPr>
-              <w:rStyle w:val="Hyperlink"/>
-            </w:rPr>
-            <w:t>ISBN</w:t>
-          </w:r>
-        </w:hyperlink>
-      </w:r>
-      <w:r>
-        <w:rPr>
-          <w:rFonts w:ascii="Charis SIL Regular" w:hAnsi="Charis SIL Regular" w:eastAsia="Charis SIL Regular"/>
-          <w:b w:val="0"/>
-          <w:i w:val="0"/>
-          <w:color w:val="0000FF"/>
-          <w:sz w:val="24"/>
-          <w:u w:val="single"/>
-        </w:rPr>
-        <w:t xml:space="preserve"> </w:t>
-      </w:r>
-      <w:r>
-        <w:rPr>
-          <w:rFonts w:ascii="Charis SIL Regular" w:hAnsi="Charis SIL Regular" w:eastAsia="Charis SIL Regular"/>
-          <w:b w:val="0"/>
-          <w:i w:val="0"/>
-          <w:color w:val="0000FF"/>
-          <w:sz w:val="24"/>
-          <w:u w:val="single"/>
-        </w:rPr>
-        <w:hyperlink r:id="rId75" w:history="1">
-          <w:r>
-            <w:rPr>
-              <w:rStyle w:val="Hyperlink"/>
-            </w:rPr>
-            <w:t>978-0-520-04412-8</w:t>
-          </w:r>
-        </w:hyperlink>
-      </w:r>
-    </w:p>
-    <w:p>
-      <w:pPr>
-        <w:autoSpaceDN w:val="0"/>
-        <w:autoSpaceDE w:val="0"/>
-        <w:widowControl/>
-        <w:spacing w:line="352" w:lineRule="exact" w:before="176" w:after="0"/>
-        <w:ind w:left="0" w:right="0" w:firstLine="0"/>
-        <w:jc w:val="left"/>
-      </w:pPr>
-      <w:r>
-        <w:rPr>
-          <w:rFonts w:ascii="Charis SIL Regular" w:hAnsi="Charis SIL Regular" w:eastAsia="Charis SIL Regular"/>
-          <w:b w:val="0"/>
-          <w:i w:val="0"/>
-          <w:color w:val="000000"/>
-          <w:sz w:val="24"/>
-        </w:rPr>
-        <w:t>Wetenschappelijk artikel:</w:t>
-      </w:r>
-    </w:p>
-    <w:p>
-      <w:pPr>
-        <w:autoSpaceDN w:val="0"/>
-        <w:autoSpaceDE w:val="0"/>
-        <w:widowControl/>
-        <w:spacing w:line="288" w:lineRule="exact" w:before="240" w:after="0"/>
-        <w:ind w:left="800" w:right="288" w:firstLine="0"/>
-        <w:jc w:val="left"/>
-      </w:pPr>
-      <w:r>
-        <w:rPr>
-          <w:rFonts w:ascii="Charis SIL Italic" w:hAnsi="Charis SIL Italic" w:eastAsia="Charis SIL Italic"/>
-          <w:b w:val="0"/>
-          <w:i/>
-          <w:color w:val="000000"/>
-          <w:sz w:val="24"/>
-        </w:rPr>
-        <w:t xml:space="preserve">Ruiter, I. de, T. van Andel, M. Françozo, C.F. Caromano ‘Surinamese Maroon and </w:t>
-      </w:r>
-      <w:r>
-        <w:rPr>
-          <w:rFonts w:ascii="Charis SIL Italic" w:hAnsi="Charis SIL Italic" w:eastAsia="Charis SIL Italic"/>
-          <w:b w:val="0"/>
-          <w:i/>
-          <w:color w:val="000000"/>
-          <w:sz w:val="24"/>
-        </w:rPr>
-        <w:t xml:space="preserve">Indigenous Knowledge in the Creation of Natural and Ethnographic Collections </w:t>
-      </w:r>
-      <w:r>
-        <w:rPr>
-          <w:rFonts w:ascii="Charis SIL Italic" w:hAnsi="Charis SIL Italic" w:eastAsia="Charis SIL Italic"/>
-          <w:b w:val="0"/>
-          <w:i/>
-          <w:color w:val="000000"/>
-          <w:sz w:val="24"/>
-        </w:rPr>
-        <w:t xml:space="preserve">Housed in The Netherlands’, New West Indian Guide / Nieuwe West-Indische Gids, </w:t>
-      </w:r>
-      <w:r>
-        <w:rPr>
-          <w:rFonts w:ascii="Charis SIL Italic" w:hAnsi="Charis SIL Italic" w:eastAsia="Charis SIL Italic"/>
-          <w:b w:val="0"/>
-          <w:i/>
-          <w:color w:val="000000"/>
-          <w:sz w:val="24"/>
-        </w:rPr>
-        <w:t>99(3-4) (2025), 287-324.</w:t>
-      </w:r>
-      <w:r>
-        <w:rPr>
-          <w:rFonts w:ascii="Charis SIL Italic" w:hAnsi="Charis SIL Italic" w:eastAsia="Charis SIL Italic"/>
-          <w:b w:val="0"/>
-          <w:i/>
-          <w:color w:val="000000"/>
-          <w:sz w:val="24"/>
-        </w:rPr>
-        <w:t xml:space="preserve">Wetenschappelijk artikel over de bijdrage van marrons </w:t>
-      </w:r>
-      <w:r>
-        <w:rPr>
-          <w:rFonts w:ascii="Charis SIL Italic" w:hAnsi="Charis SIL Italic" w:eastAsia="Charis SIL Italic"/>
-          <w:b w:val="0"/>
-          <w:i/>
-          <w:color w:val="000000"/>
-          <w:sz w:val="24"/>
-        </w:rPr>
-        <w:t xml:space="preserve">en inheemsen aan de samenstelling van natuurhistorische en etnografische collecties </w:t>
-      </w:r>
-      <w:r>
-        <w:rPr>
-          <w:rFonts w:ascii="Charis SIL Italic" w:hAnsi="Charis SIL Italic" w:eastAsia="Charis SIL Italic"/>
-          <w:b w:val="0"/>
-          <w:i/>
-          <w:color w:val="000000"/>
-          <w:sz w:val="24"/>
-        </w:rPr>
-        <w:t>in Nederland.</w:t>
-      </w:r>
-    </w:p>
-    <w:p>
-      <w:pPr>
-        <w:autoSpaceDN w:val="0"/>
-        <w:autoSpaceDE w:val="0"/>
-        <w:widowControl/>
-        <w:spacing w:line="352" w:lineRule="exact" w:before="176" w:after="0"/>
-        <w:ind w:left="800" w:right="0" w:firstLine="0"/>
-        <w:jc w:val="left"/>
-      </w:pPr>
-      <w:r>
-        <w:rPr>
-          <w:rFonts w:ascii="Charis SIL Regular" w:hAnsi="Charis SIL Regular" w:eastAsia="Charis SIL Regular"/>
-          <w:b w:val="0"/>
-          <w:i w:val="0"/>
-          <w:color w:val="0000FF"/>
-          <w:sz w:val="24"/>
-          <w:u w:val="single"/>
-        </w:rPr>
-        <w:hyperlink r:id="rId76" w:history="1">
-          <w:r>
-            <w:rPr>
-              <w:rStyle w:val="Hyperlink"/>
-            </w:rPr>
-            <w:t>https://</w:t>
-          </w:r>
-        </w:hyperlink>
-      </w:r>
-      <w:r>
-        <w:rPr>
-          <w:rFonts w:ascii="Charis SIL Regular" w:hAnsi="Charis SIL Regular" w:eastAsia="Charis SIL Regular"/>
-          <w:b w:val="0"/>
-          <w:i w:val="0"/>
-          <w:color w:val="0000FF"/>
-          <w:sz w:val="24"/>
-          <w:u w:val="single"/>
-        </w:rPr>
-        <w:hyperlink r:id="rId76" w:history="1">
-          <w:r>
-            <w:rPr>
-              <w:rStyle w:val="Hyperlink"/>
-            </w:rPr>
-            <w:t>doi.org/10.1163/22134360-</w:t>
-          </w:r>
-        </w:hyperlink>
-      </w:r>
-      <w:r>
-        <w:rPr>
-          <w:rFonts w:ascii="Charis SIL Regular" w:hAnsi="Charis SIL Regular" w:eastAsia="Charis SIL Regular"/>
-          <w:b w:val="0"/>
-          <w:i w:val="0"/>
-          <w:color w:val="0000FF"/>
-          <w:sz w:val="24"/>
-          <w:u w:val="single"/>
-        </w:rPr>
-        <w:hyperlink r:id="rId76" w:history="1">
-          <w:r>
-            <w:rPr>
-              <w:rStyle w:val="Hyperlink"/>
-            </w:rPr>
-            <w:t>bja10038</w:t>
-          </w:r>
-        </w:hyperlink>
-      </w:r>
-    </w:p>
-    <w:p>
-      <w:pPr>
-        <w:autoSpaceDN w:val="0"/>
-        <w:autoSpaceDE w:val="0"/>
-        <w:widowControl/>
-        <w:spacing w:line="352" w:lineRule="exact" w:before="176" w:after="0"/>
-        <w:ind w:left="0" w:right="0" w:firstLine="0"/>
-        <w:jc w:val="left"/>
-      </w:pPr>
-      <w:r>
-        <w:rPr>
-          <w:rFonts w:ascii="Charis SIL Regular" w:hAnsi="Charis SIL Regular" w:eastAsia="Charis SIL Regular"/>
-          <w:b w:val="0"/>
-          <w:i w:val="0"/>
-          <w:color w:val="000000"/>
-          <w:sz w:val="24"/>
-        </w:rPr>
-        <w:t>Wetenschappelijk artikel:</w:t>
-      </w:r>
-    </w:p>
-    <w:p>
-      <w:pPr>
-        <w:autoSpaceDN w:val="0"/>
-        <w:autoSpaceDE w:val="0"/>
-        <w:widowControl/>
-        <w:spacing w:line="288" w:lineRule="exact" w:before="240" w:after="0"/>
-        <w:ind w:left="800" w:right="864" w:firstLine="0"/>
-        <w:jc w:val="left"/>
-      </w:pPr>
-      <w:r>
-        <w:rPr>
-          <w:rFonts w:ascii="Charis SIL Italic" w:hAnsi="Charis SIL Italic" w:eastAsia="Charis SIL Italic"/>
-          <w:b w:val="0"/>
-          <w:i/>
-          <w:color w:val="000000"/>
-          <w:sz w:val="24"/>
-        </w:rPr>
-        <w:t xml:space="preserve">Stipriaan, A. van ‘Caraïbisch erfgoed in de Nederlandse Black Atlantic’, OSO. </w:t>
-      </w:r>
-      <w:r>
-        <w:rPr>
-          <w:rFonts w:ascii="Charis SIL Italic" w:hAnsi="Charis SIL Italic" w:eastAsia="Charis SIL Italic"/>
-          <w:b w:val="0"/>
-          <w:i/>
-          <w:color w:val="000000"/>
-          <w:sz w:val="24"/>
-        </w:rPr>
-        <w:t xml:space="preserve">Tijdschrift voor Surinaamse Taalkunde, Letterkunde en Geschiedenis, 35(1) </w:t>
-      </w:r>
-      <w:r>
-        <w:rPr>
-          <w:rFonts w:ascii="Charis SIL Italic" w:hAnsi="Charis SIL Italic" w:eastAsia="Charis SIL Italic"/>
-          <w:b w:val="0"/>
-          <w:i/>
-          <w:color w:val="000000"/>
-          <w:sz w:val="24"/>
-        </w:rPr>
-        <w:t>(2016), 11-37.</w:t>
-      </w:r>
-      <w:r>
-        <w:rPr>
-          <w:rFonts w:ascii="Charis SIL Italic" w:hAnsi="Charis SIL Italic" w:eastAsia="Charis SIL Italic"/>
-          <w:b w:val="0"/>
-          <w:i/>
-          <w:color w:val="000000"/>
-          <w:sz w:val="24"/>
-        </w:rPr>
-        <w:t>SCHRIJVEN!</w:t>
-      </w:r>
-    </w:p>
-    <w:p>
-      <w:pPr>
-        <w:autoSpaceDN w:val="0"/>
-        <w:autoSpaceDE w:val="0"/>
-        <w:widowControl/>
-        <w:spacing w:line="352" w:lineRule="exact" w:before="176" w:after="0"/>
-        <w:ind w:left="800" w:right="0" w:firstLine="0"/>
-        <w:jc w:val="left"/>
-      </w:pPr>
-      <w:r>
-        <w:rPr>
-          <w:rFonts w:ascii="Charis SIL Regular" w:hAnsi="Charis SIL Regular" w:eastAsia="Charis SIL Regular"/>
-          <w:b w:val="0"/>
-          <w:i w:val="0"/>
-          <w:color w:val="0000FF"/>
-          <w:sz w:val="24"/>
-        </w:rPr>
-        <w:hyperlink r:id="rId77" w:history="1">
-          <w:r>
-            <w:rPr>
-              <w:rStyle w:val="Hyperlink"/>
-            </w:rPr>
-            <w:t>https://</w:t>
-          </w:r>
-        </w:hyperlink>
-      </w:r>
-      <w:r>
-        <w:rPr>
-          <w:rFonts w:ascii="Charis SIL Regular" w:hAnsi="Charis SIL Regular" w:eastAsia="Charis SIL Regular"/>
-          <w:b w:val="0"/>
-          <w:i w:val="0"/>
-          <w:color w:val="0000FF"/>
-          <w:sz w:val="24"/>
-        </w:rPr>
-        <w:hyperlink r:id="rId77" w:history="1">
-          <w:r>
-            <w:rPr>
-              <w:rStyle w:val="Hyperlink"/>
-            </w:rPr>
-            <w:t>www.dbnl.org/</w:t>
-          </w:r>
-        </w:hyperlink>
-      </w:r>
-      <w:r>
-        <w:rPr>
-          <w:rFonts w:ascii="Charis SIL Regular" w:hAnsi="Charis SIL Regular" w:eastAsia="Charis SIL Regular"/>
-          <w:b w:val="0"/>
-          <w:i w:val="0"/>
-          <w:color w:val="0000FF"/>
-          <w:sz w:val="24"/>
-        </w:rPr>
-        <w:hyperlink r:id="rId77" w:history="1">
-          <w:r>
-            <w:rPr>
-              <w:rStyle w:val="Hyperlink"/>
-            </w:rPr>
-            <w:t>tekst/</w:t>
-          </w:r>
-        </w:hyperlink>
-      </w:r>
-      <w:r>
-        <w:rPr>
-          <w:rFonts w:ascii="Charis SIL Regular" w:hAnsi="Charis SIL Regular" w:eastAsia="Charis SIL Regular"/>
-          <w:b w:val="0"/>
-          <w:i w:val="0"/>
-          <w:color w:val="0000FF"/>
-          <w:sz w:val="24"/>
-        </w:rPr>
-        <w:hyperlink r:id="rId77" w:history="1">
-          <w:r>
-            <w:rPr>
-              <w:rStyle w:val="Hyperlink"/>
-            </w:rPr>
-            <w:t>_oso001201601_01/</w:t>
-          </w:r>
-        </w:hyperlink>
-      </w:r>
-      <w:r>
-        <w:rPr>
-          <w:rFonts w:ascii="Charis SIL Regular" w:hAnsi="Charis SIL Regular" w:eastAsia="Charis SIL Regular"/>
-          <w:b w:val="0"/>
-          <w:i w:val="0"/>
-          <w:color w:val="0000FF"/>
-          <w:sz w:val="24"/>
-        </w:rPr>
-        <w:hyperlink r:id="rId77" w:history="1">
-          <w:r>
-            <w:rPr>
-              <w:rStyle w:val="Hyperlink"/>
-            </w:rPr>
-            <w:t>_oso001201601_01_0003.php</w:t>
-          </w:r>
-        </w:hyperlink>
-      </w:r>
-    </w:p>
-    <w:p>
-      <w:pPr>
-        <w:autoSpaceDN w:val="0"/>
-        <w:autoSpaceDE w:val="0"/>
-        <w:widowControl/>
-        <w:spacing w:line="352" w:lineRule="exact" w:before="176" w:after="0"/>
-        <w:ind w:left="0" w:right="0" w:firstLine="0"/>
-        <w:jc w:val="left"/>
-      </w:pPr>
-      <w:r>
-        <w:rPr>
-          <w:rFonts w:ascii="Charis SIL Regular" w:hAnsi="Charis SIL Regular" w:eastAsia="Charis SIL Regular"/>
-          <w:b w:val="0"/>
-          <w:i w:val="0"/>
-          <w:color w:val="000000"/>
-          <w:sz w:val="24"/>
-        </w:rPr>
-        <w:t>Wetenschappelijk artikel:</w:t>
-      </w:r>
-    </w:p>
-    <w:p>
-      <w:pPr>
-        <w:autoSpaceDN w:val="0"/>
-        <w:autoSpaceDE w:val="0"/>
-        <w:widowControl/>
-        <w:spacing w:line="352" w:lineRule="exact" w:before="176" w:after="0"/>
-        <w:ind w:left="800" w:right="0" w:firstLine="0"/>
-        <w:jc w:val="left"/>
-      </w:pPr>
-      <w:r>
-        <w:rPr>
-          <w:rFonts w:ascii="Charis SIL Italic" w:hAnsi="Charis SIL Italic" w:eastAsia="Charis SIL Italic"/>
-          <w:b w:val="0"/>
-          <w:i/>
-          <w:color w:val="000000"/>
-          <w:sz w:val="24"/>
-        </w:rPr>
-        <w:t>Vruggink, H. en B. Paasman ‘JOverzicht van Suriname-collecties I’, OSO.</w:t>
-      </w:r>
-    </w:p>
-    <w:p>
-      <w:pPr>
-        <w:autoSpaceDN w:val="0"/>
-        <w:autoSpaceDE w:val="0"/>
-        <w:widowControl/>
-        <w:spacing w:line="288" w:lineRule="exact" w:before="64" w:after="0"/>
-        <w:ind w:left="800" w:right="288" w:firstLine="0"/>
-        <w:jc w:val="left"/>
-      </w:pPr>
-      <w:r>
-        <w:rPr>
-          <w:rFonts w:ascii="Charis SIL Italic" w:hAnsi="Charis SIL Italic" w:eastAsia="Charis SIL Italic"/>
-          <w:b w:val="0"/>
-          <w:i/>
-          <w:color w:val="000000"/>
-          <w:sz w:val="24"/>
-        </w:rPr>
-        <w:t xml:space="preserve">Tijdschrift voor Surinaamse Taalkunde, Letterkunde en Geschiedenis, 7(1) (1988), </w:t>
-      </w:r>
-      <w:r>
-        <w:rPr>
-          <w:rFonts w:ascii="Charis SIL Italic" w:hAnsi="Charis SIL Italic" w:eastAsia="Charis SIL Italic"/>
-          <w:b w:val="0"/>
-          <w:i/>
-          <w:color w:val="000000"/>
-          <w:sz w:val="24"/>
-        </w:rPr>
-        <w:t>189-244.</w:t>
-      </w:r>
-      <w:r>
-        <w:rPr>
-          <w:rFonts w:ascii="Charis SIL Italic" w:hAnsi="Charis SIL Italic" w:eastAsia="Charis SIL Italic"/>
-          <w:b w:val="0"/>
-          <w:i/>
-          <w:color w:val="000000"/>
-          <w:sz w:val="24"/>
-        </w:rPr>
-        <w:t>SCHRIJVEN!</w:t>
-      </w:r>
-    </w:p>
-    <w:p>
-      <w:pPr>
-        <w:sectPr>
-          <w:pgSz w:w="11900" w:h="16840"/>
-          <w:pgMar w:top="324" w:right="1440" w:bottom="432" w:left="960" w:header="720" w:footer="720" w:gutter="0"/>
+          <w:pgMar w:top="324" w:right="1440" w:bottom="528" w:left="960" w:header="720" w:footer="720" w:gutter="0"/>
           <w:cols/>
           <w:docGrid w:linePitch="360"/>
         </w:sectPr>
@@ -13961,7 +14014,7 @@
         <w:autoSpaceDE w:val="0"/>
         <w:widowControl/>
         <w:spacing w:line="470" w:lineRule="exact" w:before="0" w:after="0"/>
-        <w:ind w:left="0" w:right="864" w:firstLine="0"/>
+        <w:ind w:left="0" w:right="1296" w:firstLine="0"/>
         <w:jc w:val="left"/>
       </w:pPr>
       <w:r>
@@ -13974,8 +14027,9 @@
           <w:i w:val="0"/>
           <w:color w:val="0000FF"/>
           <w:sz w:val="24"/>
-        </w:rPr>
-        <w:hyperlink r:id="rId78" w:history="1">
+          <w:u w:val="single"/>
+        </w:rPr>
+        <w:hyperlink r:id="rId77" w:history="1">
           <w:r>
             <w:rPr>
               <w:rStyle w:val="Hyperlink"/>
@@ -13991,13 +14045,14 @@
           <w:i w:val="0"/>
           <w:color w:val="0000FF"/>
           <w:sz w:val="24"/>
-        </w:rPr>
-        <w:hyperlink r:id="rId78" w:history="1">
+          <w:u w:val="single"/>
+        </w:rPr>
+        <w:hyperlink r:id="rId77" w:history="1">
           <w:r>
             <w:rPr>
               <w:rStyle w:val="Hyperlink"/>
             </w:rPr>
-            <w:t>www.dbnl.org/</w:t>
+            <w:t>doi.org/10.1163/22134360-</w:t>
           </w:r>
         </w:hyperlink>
       </w:r>
@@ -14008,49 +14063,19 @@
           <w:i w:val="0"/>
           <w:color w:val="0000FF"/>
           <w:sz w:val="24"/>
-        </w:rPr>
-        <w:hyperlink r:id="rId78" w:history="1">
+          <w:u w:val="single"/>
+        </w:rPr>
+        <w:hyperlink r:id="rId77" w:history="1">
           <w:r>
             <w:rPr>
               <w:rStyle w:val="Hyperlink"/>
             </w:rPr>
-            <w:t>tekst/</w:t>
+            <w:t xml:space="preserve">bja10038 </w:t>
           </w:r>
         </w:hyperlink>
       </w:r>
       <w:r>
-        <w:rPr>
-          <w:rFonts w:ascii="Charis SIL Regular" w:hAnsi="Charis SIL Regular" w:eastAsia="Charis SIL Regular"/>
-          <w:b w:val="0"/>
-          <w:i w:val="0"/>
-          <w:color w:val="0000FF"/>
-          <w:sz w:val="24"/>
-        </w:rPr>
-        <w:hyperlink r:id="rId78" w:history="1">
-          <w:r>
-            <w:rPr>
-              <w:rStyle w:val="Hyperlink"/>
-            </w:rPr>
-            <w:t>_oso001198801_01/</w:t>
-          </w:r>
-        </w:hyperlink>
-      </w:r>
-      <w:r>
-        <w:rPr>
-          <w:rFonts w:ascii="Charis SIL Regular" w:hAnsi="Charis SIL Regular" w:eastAsia="Charis SIL Regular"/>
-          <w:b w:val="0"/>
-          <w:i w:val="0"/>
-          <w:color w:val="0000FF"/>
-          <w:sz w:val="24"/>
-        </w:rPr>
-        <w:hyperlink r:id="rId78" w:history="1">
-          <w:r>
-            <w:rPr>
-              <w:rStyle w:val="Hyperlink"/>
-            </w:rPr>
-            <w:t xml:space="preserve">_oso001198801_01_0020.php </w:t>
-          </w:r>
-        </w:hyperlink>
+        <w:br/>
       </w:r>
       <w:r>
         <w:rPr>
@@ -14076,7 +14101,7 @@
           <w:color w:val="000000"/>
           <w:sz w:val="24"/>
         </w:rPr>
-        <w:t>Vruggink, H. en B. Paasman ‘JOverzicht van Suriname-collecties II’, OSO.</w:t>
+        <w:t>Stipriaan, A. van ‘Caraïbisch erfgoed in de Nederlandse Black Atlantic’, OSO.</w:t>
       </w:r>
     </w:p>
     <w:p>
@@ -14085,7 +14110,7 @@
         <w:autoSpaceDE w:val="0"/>
         <w:widowControl/>
         <w:spacing w:line="288" w:lineRule="exact" w:before="64" w:after="0"/>
-        <w:ind w:left="800" w:right="864" w:firstLine="0"/>
+        <w:ind w:left="800" w:right="1584" w:firstLine="0"/>
         <w:jc w:val="left"/>
       </w:pPr>
       <w:r>
@@ -14096,7 +14121,7 @@
           <w:color w:val="000000"/>
           <w:sz w:val="24"/>
         </w:rPr>
-        <w:t xml:space="preserve">Tijdschrift voor Surinaamse Taalkunde, Letterkunde en Geschiedenis, 8(1) (1989), </w:t>
+        <w:t xml:space="preserve">Tijdschrift voor Surinaamse Taalkunde, Letterkunde en Geschiedenis, 35(1) </w:t>
       </w:r>
       <w:r>
         <w:rPr>
@@ -14106,7 +14131,7 @@
           <w:color w:val="000000"/>
           <w:sz w:val="24"/>
         </w:rPr>
-        <w:t>AANPASSEN!.</w:t>
+        <w:t>(2016), 11-37.</w:t>
       </w:r>
       <w:r>
         <w:rPr>
@@ -14142,7 +14167,7 @@
           <w:color w:val="0000FF"/>
           <w:sz w:val="24"/>
         </w:rPr>
-        <w:hyperlink r:id="rId79" w:history="1">
+        <w:hyperlink r:id="rId78" w:history="1">
           <w:r>
             <w:rPr>
               <w:rStyle w:val="Hyperlink"/>
@@ -14159,7 +14184,7 @@
           <w:color w:val="0000FF"/>
           <w:sz w:val="24"/>
         </w:rPr>
-        <w:hyperlink r:id="rId79" w:history="1">
+        <w:hyperlink r:id="rId78" w:history="1">
           <w:r>
             <w:rPr>
               <w:rStyle w:val="Hyperlink"/>
@@ -14176,7 +14201,7 @@
           <w:color w:val="0000FF"/>
           <w:sz w:val="24"/>
         </w:rPr>
-        <w:hyperlink r:id="rId79" w:history="1">
+        <w:hyperlink r:id="rId78" w:history="1">
           <w:r>
             <w:rPr>
               <w:rStyle w:val="Hyperlink"/>
@@ -14193,12 +14218,12 @@
           <w:color w:val="0000FF"/>
           <w:sz w:val="24"/>
         </w:rPr>
-        <w:hyperlink r:id="rId79" w:history="1">
+        <w:hyperlink r:id="rId78" w:history="1">
           <w:r>
             <w:rPr>
               <w:rStyle w:val="Hyperlink"/>
             </w:rPr>
-            <w:t>_oso001198901_01/</w:t>
+            <w:t>_oso001201601_01/</w:t>
           </w:r>
         </w:hyperlink>
       </w:r>
@@ -14210,12 +14235,12 @@
           <w:color w:val="0000FF"/>
           <w:sz w:val="24"/>
         </w:rPr>
-        <w:hyperlink r:id="rId79" w:history="1">
+        <w:hyperlink r:id="rId78" w:history="1">
           <w:r>
             <w:rPr>
               <w:rStyle w:val="Hyperlink"/>
             </w:rPr>
-            <w:t xml:space="preserve">_oso001198901_01_0010.php </w:t>
+            <w:t xml:space="preserve">_oso001201601_01_0003.php </w:t>
           </w:r>
         </w:hyperlink>
       </w:r>
@@ -14243,7 +14268,7 @@
           <w:color w:val="000000"/>
           <w:sz w:val="24"/>
         </w:rPr>
-        <w:t>Vruggink, H. en B. Paasman ‘JOverzicht van Suriname-collecties III’, OSO.</w:t>
+        <w:t>Vruggink, H. en B. Paasman ‘JOverzicht van Suriname-collecties I’, OSO.</w:t>
       </w:r>
     </w:p>
     <w:p>
@@ -14263,6 +14288,340 @@
           <w:color w:val="000000"/>
           <w:sz w:val="24"/>
         </w:rPr>
+        <w:t xml:space="preserve">Tijdschrift voor Surinaamse Taalkunde, Letterkunde en Geschiedenis, 7(1) (1988), </w:t>
+      </w:r>
+      <w:r>
+        <w:rPr>
+          <w:rFonts w:ascii="Charis SIL Italic" w:hAnsi="Charis SIL Italic" w:eastAsia="Charis SIL Italic"/>
+          <w:b w:val="0"/>
+          <w:i/>
+          <w:color w:val="000000"/>
+          <w:sz w:val="24"/>
+        </w:rPr>
+        <w:t>189-244.</w:t>
+      </w:r>
+      <w:r>
+        <w:rPr>
+          <w:rFonts w:ascii="Charis SIL Italic" w:hAnsi="Charis SIL Italic" w:eastAsia="Charis SIL Italic"/>
+          <w:b w:val="0"/>
+          <w:i/>
+          <w:color w:val="000000"/>
+          <w:sz w:val="24"/>
+        </w:rPr>
+        <w:t>SCHRIJVEN!</w:t>
+      </w:r>
+    </w:p>
+    <w:p>
+      <w:pPr>
+        <w:autoSpaceDN w:val="0"/>
+        <w:tabs>
+          <w:tab w:pos="800" w:val="left"/>
+        </w:tabs>
+        <w:autoSpaceDE w:val="0"/>
+        <w:widowControl/>
+        <w:spacing w:line="528" w:lineRule="exact" w:before="0" w:after="0"/>
+        <w:ind w:left="0" w:right="864" w:firstLine="0"/>
+        <w:jc w:val="left"/>
+      </w:pPr>
+      <w:r>
+        <w:tab/>
+      </w:r>
+      <w:r>
+        <w:rPr>
+          <w:rFonts w:ascii="Charis SIL Regular" w:hAnsi="Charis SIL Regular" w:eastAsia="Charis SIL Regular"/>
+          <w:b w:val="0"/>
+          <w:i w:val="0"/>
+          <w:color w:val="0000FF"/>
+          <w:sz w:val="24"/>
+        </w:rPr>
+        <w:hyperlink r:id="rId79" w:history="1">
+          <w:r>
+            <w:rPr>
+              <w:rStyle w:val="Hyperlink"/>
+            </w:rPr>
+            <w:t>https://</w:t>
+          </w:r>
+        </w:hyperlink>
+      </w:r>
+      <w:r>
+        <w:rPr>
+          <w:rFonts w:ascii="Charis SIL Regular" w:hAnsi="Charis SIL Regular" w:eastAsia="Charis SIL Regular"/>
+          <w:b w:val="0"/>
+          <w:i w:val="0"/>
+          <w:color w:val="0000FF"/>
+          <w:sz w:val="24"/>
+        </w:rPr>
+        <w:hyperlink r:id="rId79" w:history="1">
+          <w:r>
+            <w:rPr>
+              <w:rStyle w:val="Hyperlink"/>
+            </w:rPr>
+            <w:t>www.dbnl.org/</w:t>
+          </w:r>
+        </w:hyperlink>
+      </w:r>
+      <w:r>
+        <w:rPr>
+          <w:rFonts w:ascii="Charis SIL Regular" w:hAnsi="Charis SIL Regular" w:eastAsia="Charis SIL Regular"/>
+          <w:b w:val="0"/>
+          <w:i w:val="0"/>
+          <w:color w:val="0000FF"/>
+          <w:sz w:val="24"/>
+        </w:rPr>
+        <w:hyperlink r:id="rId79" w:history="1">
+          <w:r>
+            <w:rPr>
+              <w:rStyle w:val="Hyperlink"/>
+            </w:rPr>
+            <w:t>tekst/</w:t>
+          </w:r>
+        </w:hyperlink>
+      </w:r>
+      <w:r>
+        <w:rPr>
+          <w:rFonts w:ascii="Charis SIL Regular" w:hAnsi="Charis SIL Regular" w:eastAsia="Charis SIL Regular"/>
+          <w:b w:val="0"/>
+          <w:i w:val="0"/>
+          <w:color w:val="0000FF"/>
+          <w:sz w:val="24"/>
+        </w:rPr>
+        <w:hyperlink r:id="rId79" w:history="1">
+          <w:r>
+            <w:rPr>
+              <w:rStyle w:val="Hyperlink"/>
+            </w:rPr>
+            <w:t>_oso001198801_01/</w:t>
+          </w:r>
+        </w:hyperlink>
+      </w:r>
+      <w:r>
+        <w:rPr>
+          <w:rFonts w:ascii="Charis SIL Regular" w:hAnsi="Charis SIL Regular" w:eastAsia="Charis SIL Regular"/>
+          <w:b w:val="0"/>
+          <w:i w:val="0"/>
+          <w:color w:val="0000FF"/>
+          <w:sz w:val="24"/>
+        </w:rPr>
+        <w:hyperlink r:id="rId79" w:history="1">
+          <w:r>
+            <w:rPr>
+              <w:rStyle w:val="Hyperlink"/>
+            </w:rPr>
+            <w:t xml:space="preserve">_oso001198801_01_0020.php </w:t>
+          </w:r>
+        </w:hyperlink>
+      </w:r>
+      <w:r>
+        <w:rPr>
+          <w:rFonts w:ascii="Charis SIL Regular" w:hAnsi="Charis SIL Regular" w:eastAsia="Charis SIL Regular"/>
+          <w:b w:val="0"/>
+          <w:i w:val="0"/>
+          <w:color w:val="000000"/>
+          <w:sz w:val="24"/>
+        </w:rPr>
+        <w:t xml:space="preserve">Wetenschappelijk artikel: </w:t>
+      </w:r>
+      <w:r>
+        <w:br/>
+      </w:r>
+      <w:r>
+        <w:tab/>
+      </w:r>
+      <w:r>
+        <w:rPr>
+          <w:rFonts w:ascii="Charis SIL Italic" w:hAnsi="Charis SIL Italic" w:eastAsia="Charis SIL Italic"/>
+          <w:b w:val="0"/>
+          <w:i/>
+          <w:color w:val="000000"/>
+          <w:sz w:val="24"/>
+        </w:rPr>
+        <w:t>Vruggink, H. en B. Paasman ‘JOverzicht van Suriname-collecties II’, OSO.</w:t>
+      </w:r>
+    </w:p>
+    <w:p>
+      <w:pPr>
+        <w:autoSpaceDN w:val="0"/>
+        <w:autoSpaceDE w:val="0"/>
+        <w:widowControl/>
+        <w:spacing w:line="288" w:lineRule="exact" w:before="64" w:after="0"/>
+        <w:ind w:left="800" w:right="864" w:firstLine="0"/>
+        <w:jc w:val="left"/>
+      </w:pPr>
+      <w:r>
+        <w:rPr>
+          <w:rFonts w:ascii="Charis SIL Italic" w:hAnsi="Charis SIL Italic" w:eastAsia="Charis SIL Italic"/>
+          <w:b w:val="0"/>
+          <w:i/>
+          <w:color w:val="000000"/>
+          <w:sz w:val="24"/>
+        </w:rPr>
+        <w:t xml:space="preserve">Tijdschrift voor Surinaamse Taalkunde, Letterkunde en Geschiedenis, 8(1) (1989), </w:t>
+      </w:r>
+      <w:r>
+        <w:rPr>
+          <w:rFonts w:ascii="Charis SIL Italic" w:hAnsi="Charis SIL Italic" w:eastAsia="Charis SIL Italic"/>
+          <w:b w:val="0"/>
+          <w:i/>
+          <w:color w:val="000000"/>
+          <w:sz w:val="24"/>
+        </w:rPr>
+        <w:t>AANPASSEN!.</w:t>
+      </w:r>
+      <w:r>
+        <w:rPr>
+          <w:rFonts w:ascii="Charis SIL Italic" w:hAnsi="Charis SIL Italic" w:eastAsia="Charis SIL Italic"/>
+          <w:b w:val="0"/>
+          <w:i/>
+          <w:color w:val="000000"/>
+          <w:sz w:val="24"/>
+        </w:rPr>
+        <w:t>SCHRIJVEN!</w:t>
+      </w:r>
+    </w:p>
+    <w:p>
+      <w:pPr>
+        <w:autoSpaceDN w:val="0"/>
+        <w:tabs>
+          <w:tab w:pos="800" w:val="left"/>
+        </w:tabs>
+        <w:autoSpaceDE w:val="0"/>
+        <w:widowControl/>
+        <w:spacing w:line="528" w:lineRule="exact" w:before="0" w:after="0"/>
+        <w:ind w:left="0" w:right="864" w:firstLine="0"/>
+        <w:jc w:val="left"/>
+      </w:pPr>
+      <w:r>
+        <w:tab/>
+      </w:r>
+      <w:r>
+        <w:rPr>
+          <w:rFonts w:ascii="Charis SIL Regular" w:hAnsi="Charis SIL Regular" w:eastAsia="Charis SIL Regular"/>
+          <w:b w:val="0"/>
+          <w:i w:val="0"/>
+          <w:color w:val="0000FF"/>
+          <w:sz w:val="24"/>
+        </w:rPr>
+        <w:hyperlink r:id="rId80" w:history="1">
+          <w:r>
+            <w:rPr>
+              <w:rStyle w:val="Hyperlink"/>
+            </w:rPr>
+            <w:t>https://</w:t>
+          </w:r>
+        </w:hyperlink>
+      </w:r>
+      <w:r>
+        <w:rPr>
+          <w:rFonts w:ascii="Charis SIL Regular" w:hAnsi="Charis SIL Regular" w:eastAsia="Charis SIL Regular"/>
+          <w:b w:val="0"/>
+          <w:i w:val="0"/>
+          <w:color w:val="0000FF"/>
+          <w:sz w:val="24"/>
+        </w:rPr>
+        <w:hyperlink r:id="rId80" w:history="1">
+          <w:r>
+            <w:rPr>
+              <w:rStyle w:val="Hyperlink"/>
+            </w:rPr>
+            <w:t>www.dbnl.org/</w:t>
+          </w:r>
+        </w:hyperlink>
+      </w:r>
+      <w:r>
+        <w:rPr>
+          <w:rFonts w:ascii="Charis SIL Regular" w:hAnsi="Charis SIL Regular" w:eastAsia="Charis SIL Regular"/>
+          <w:b w:val="0"/>
+          <w:i w:val="0"/>
+          <w:color w:val="0000FF"/>
+          <w:sz w:val="24"/>
+        </w:rPr>
+        <w:hyperlink r:id="rId80" w:history="1">
+          <w:r>
+            <w:rPr>
+              <w:rStyle w:val="Hyperlink"/>
+            </w:rPr>
+            <w:t>tekst/</w:t>
+          </w:r>
+        </w:hyperlink>
+      </w:r>
+      <w:r>
+        <w:rPr>
+          <w:rFonts w:ascii="Charis SIL Regular" w:hAnsi="Charis SIL Regular" w:eastAsia="Charis SIL Regular"/>
+          <w:b w:val="0"/>
+          <w:i w:val="0"/>
+          <w:color w:val="0000FF"/>
+          <w:sz w:val="24"/>
+        </w:rPr>
+        <w:hyperlink r:id="rId80" w:history="1">
+          <w:r>
+            <w:rPr>
+              <w:rStyle w:val="Hyperlink"/>
+            </w:rPr>
+            <w:t>_oso001198901_01/</w:t>
+          </w:r>
+        </w:hyperlink>
+      </w:r>
+      <w:r>
+        <w:rPr>
+          <w:rFonts w:ascii="Charis SIL Regular" w:hAnsi="Charis SIL Regular" w:eastAsia="Charis SIL Regular"/>
+          <w:b w:val="0"/>
+          <w:i w:val="0"/>
+          <w:color w:val="0000FF"/>
+          <w:sz w:val="24"/>
+        </w:rPr>
+        <w:hyperlink r:id="rId80" w:history="1">
+          <w:r>
+            <w:rPr>
+              <w:rStyle w:val="Hyperlink"/>
+            </w:rPr>
+            <w:t xml:space="preserve">_oso001198901_01_0010.php </w:t>
+          </w:r>
+        </w:hyperlink>
+      </w:r>
+      <w:r>
+        <w:rPr>
+          <w:rFonts w:ascii="Charis SIL Regular" w:hAnsi="Charis SIL Regular" w:eastAsia="Charis SIL Regular"/>
+          <w:b w:val="0"/>
+          <w:i w:val="0"/>
+          <w:color w:val="000000"/>
+          <w:sz w:val="24"/>
+        </w:rPr>
+        <w:t xml:space="preserve">Wetenschappelijk artikel: </w:t>
+      </w:r>
+      <w:r>
+        <w:br/>
+      </w:r>
+      <w:r>
+        <w:tab/>
+      </w:r>
+      <w:r>
+        <w:rPr>
+          <w:rFonts w:ascii="Charis SIL Italic" w:hAnsi="Charis SIL Italic" w:eastAsia="Charis SIL Italic"/>
+          <w:b w:val="0"/>
+          <w:i/>
+          <w:color w:val="000000"/>
+          <w:sz w:val="24"/>
+        </w:rPr>
+        <w:t>Vruggink, H. en B. Paasman ‘JOverzicht van Suriname-collecties III’, OSO.</w:t>
+      </w:r>
+    </w:p>
+    <w:p>
+      <w:pPr>
+        <w:autoSpaceDN w:val="0"/>
+        <w:autoSpaceDE w:val="0"/>
+        <w:widowControl/>
+        <w:spacing w:line="288" w:lineRule="exact" w:before="64" w:after="0"/>
+        <w:ind w:left="800" w:right="864" w:firstLine="0"/>
+        <w:jc w:val="left"/>
+      </w:pPr>
+      <w:r>
+        <w:rPr>
+          <w:rFonts w:ascii="Charis SIL Italic" w:hAnsi="Charis SIL Italic" w:eastAsia="Charis SIL Italic"/>
+          <w:b w:val="0"/>
+          <w:i/>
+          <w:color w:val="000000"/>
+          <w:sz w:val="24"/>
+        </w:rPr>
         <w:t xml:space="preserve">Tijdschrift voor Surinaamse Taalkunde, Letterkunde en Geschiedenis, 8(1) (1989), </w:t>
       </w:r>
       <w:r>
@@ -14303,7 +14662,7 @@
           <w:color w:val="0000FF"/>
           <w:sz w:val="24"/>
         </w:rPr>
-        <w:hyperlink r:id="rId80" w:history="1">
+        <w:hyperlink r:id="rId81" w:history="1">
           <w:r>
             <w:rPr>
               <w:rStyle w:val="Hyperlink"/>
@@ -14320,7 +14679,7 @@
           <w:color w:val="0000FF"/>
           <w:sz w:val="24"/>
         </w:rPr>
-        <w:hyperlink r:id="rId80" w:history="1">
+        <w:hyperlink r:id="rId81" w:history="1">
           <w:r>
             <w:rPr>
               <w:rStyle w:val="Hyperlink"/>
@@ -14337,7 +14696,7 @@
           <w:color w:val="0000FF"/>
           <w:sz w:val="24"/>
         </w:rPr>
-        <w:hyperlink r:id="rId80" w:history="1">
+        <w:hyperlink r:id="rId81" w:history="1">
           <w:r>
             <w:rPr>
               <w:rStyle w:val="Hyperlink"/>
@@ -14354,7 +14713,7 @@
           <w:color w:val="0000FF"/>
           <w:sz w:val="24"/>
         </w:rPr>
-        <w:hyperlink r:id="rId80" w:history="1">
+        <w:hyperlink r:id="rId81" w:history="1">
           <w:r>
             <w:rPr>
               <w:rStyle w:val="Hyperlink"/>
@@ -14371,7 +14730,7 @@
           <w:color w:val="0000FF"/>
           <w:sz w:val="24"/>
         </w:rPr>
-        <w:hyperlink r:id="rId80" w:history="1">
+        <w:hyperlink r:id="rId81" w:history="1">
           <w:r>
             <w:rPr>
               <w:rStyle w:val="Hyperlink"/>

--- a/EXPORTS/DOCX/review/niveau2/Dutch/Suriname.docx
+++ b/EXPORTS/DOCX/review/niveau2/Dutch/Suriname.docx
@@ -131,17 +131,27 @@
           <w:color w:val="000000"/>
           <w:sz w:val="24"/>
         </w:rPr>
-        <w:t xml:space="preserve">waarschijnlijk 'land van vele wateren' betekent. Een van deze rivieren is de Surinamerivier. </w:t>
-      </w:r>
-      <w:r>
-        <w:rPr>
-          <w:rFonts w:ascii="Charis SIL Regular" w:hAnsi="Charis SIL Regular" w:eastAsia="Charis SIL Regular"/>
-          <w:b w:val="0"/>
-          <w:i w:val="0"/>
-          <w:color w:val="000000"/>
-          <w:sz w:val="24"/>
-        </w:rPr>
-        <w:t xml:space="preserve">Ten tijde van de reistochten van de Spaanse conquistador Alonso de Ojeda werd dit gebied </w:t>
+        <w:t>waarschijnlijk 'land van vele wateren' betekent. Een van deze rivieren is de Surinamerivier.</w:t>
+      </w:r>
+    </w:p>
+    <w:p>
+      <w:pPr>
+        <w:autoSpaceDN w:val="0"/>
+        <w:autoSpaceDE w:val="0"/>
+        <w:widowControl/>
+        <w:spacing w:line="288" w:lineRule="exact" w:before="64" w:after="0"/>
+        <w:ind w:left="0" w:right="288" w:firstLine="0"/>
+        <w:jc w:val="left"/>
+      </w:pPr>
+      <w:r>
+        <w:rPr>
+          <w:rFonts w:ascii="Charis SIL Regular" w:hAnsi="Charis SIL Regular" w:eastAsia="Charis SIL Regular"/>
+          <w:b w:val="0"/>
+          <w:i w:val="0"/>
+          <w:color w:val="000000"/>
+          <w:sz w:val="24"/>
+        </w:rPr>
+        <w:t xml:space="preserve">Ten tijde van de reizen van de Spaanse conquistador Alonso de Ojeda werd dit gebied </w:t>
       </w:r>
       <w:r>
         <w:rPr>
@@ -201,7 +211,7 @@
           <w:color w:val="000000"/>
           <w:sz w:val="24"/>
         </w:rPr>
-        <w:t xml:space="preserve">moest zijn. Langs de Surinamerivier werd in 1651 door Sir Frances Willoughby, de Engelse </w:t>
+        <w:t xml:space="preserve">moest zijn. Langs de Surinamerivier werd in 1651 door Sir Francis Willoughby, de Engelse </w:t>
       </w:r>
       <w:r>
         <w:rPr>
@@ -1414,7 +1424,6 @@
           <w:i w:val="0"/>
           <w:color w:val="0000FF"/>
           <w:sz w:val="24"/>
-          <w:u w:val="single"/>
         </w:rPr>
         <w:hyperlink r:id="rId14" w:history="1">
           <w:r>
@@ -1434,7 +1443,7 @@
           <w:sz w:val="24"/>
           <w:u w:val="single"/>
         </w:rPr>
-        <w:hyperlink r:id="rId14" w:history="1">
+        <w:hyperlink r:id="rId12" w:history="1">
           <w:r>
             <w:rPr>
               <w:rStyle w:val="Hyperlink"/>
@@ -1463,7 +1472,7 @@
           <w:sz w:val="24"/>
           <w:u w:val="single"/>
         </w:rPr>
-        <w:hyperlink r:id="rId14" w:history="1">
+        <w:hyperlink r:id="rId12" w:history="1">
           <w:r>
             <w:rPr>
               <w:rStyle w:val="Hyperlink"/>
@@ -1481,7 +1490,7 @@
           <w:sz w:val="24"/>
           <w:u w:val="single"/>
         </w:rPr>
-        <w:hyperlink r:id="rId14" w:history="1">
+        <w:hyperlink r:id="rId12" w:history="1">
           <w:r>
             <w:rPr>
               <w:rStyle w:val="Hyperlink"/>
@@ -1499,7 +1508,7 @@
           <w:sz w:val="24"/>
           <w:u w:val="single"/>
         </w:rPr>
-        <w:hyperlink r:id="rId14" w:history="1">
+        <w:hyperlink r:id="rId12" w:history="1">
           <w:r>
             <w:rPr>
               <w:rStyle w:val="Hyperlink"/>
@@ -2199,6 +2208,7 @@
       </w:r>
       <w:r>
         <w:rPr>
+          <w:u w:val="single" w:color="0000ff"/>
           <w:rFonts w:ascii="Charis SIL Regular" w:hAnsi="Charis SIL Regular" w:eastAsia="Charis SIL Regular"/>
           <w:b w:val="0"/>
           <w:i w:val="0"/>
@@ -3120,7 +3130,7 @@
             <w:rPr>
               <w:rStyle w:val="Hyperlink"/>
             </w:rPr>
-            <w:t>Etnografisc</w:t>
+            <w:t>Etnografis</w:t>
           </w:r>
         </w:hyperlink>
       </w:r>
@@ -3132,6 +3142,16 @@
           <w:color w:val="0000FF"/>
           <w:sz w:val="24"/>
           <w:u w:val="single"/>
+        </w:rPr>
+        <w:t>c</w:t>
+      </w:r>
+      <w:r>
+        <w:rPr>
+          <w:rFonts w:ascii="Charis SIL Regular" w:hAnsi="Charis SIL Regular" w:eastAsia="Charis SIL Regular"/>
+          <w:b w:val="0"/>
+          <w:i w:val="0"/>
+          <w:color w:val="0000FF"/>
+          <w:sz w:val="24"/>
         </w:rPr>
         <w:t>h</w:t>
       </w:r>
@@ -3189,19 +3209,9 @@
             <w:rPr>
               <w:rStyle w:val="Hyperlink"/>
             </w:rPr>
-            <w:t>Arti</w:t>
+            <w:t>Artis</w:t>
           </w:r>
         </w:hyperlink>
-      </w:r>
-      <w:r>
-        <w:rPr>
-          <w:rFonts w:ascii="Charis SIL Regular" w:hAnsi="Charis SIL Regular" w:eastAsia="Charis SIL Regular"/>
-          <w:b w:val="0"/>
-          <w:i w:val="0"/>
-          <w:color w:val="0000FF"/>
-          <w:sz w:val="24"/>
-        </w:rPr>
-        <w:t>s</w:t>
       </w:r>
       <w:r>
         <w:rPr>
@@ -3243,67 +3253,13 @@
       </w:r>
       <w:r>
         <w:rPr>
-          <w:u w:val="single" w:color="0000ff"/>
-          <w:rFonts w:ascii="Charis SIL Regular" w:hAnsi="Charis SIL Regular" w:eastAsia="Charis SIL Regular"/>
-          <w:b w:val="0"/>
-          <w:i w:val="0"/>
-          <w:color w:val="000000"/>
-          <w:sz w:val="24"/>
-        </w:rPr>
-        <w:hyperlink r:id="rId25" w:history="1">
-          <w:r>
-            <w:rPr>
-              <w:rStyle w:val="Hyperlink"/>
-            </w:rPr>
-            <w:t>S</w:t>
-          </w:r>
-        </w:hyperlink>
-      </w:r>
-      <w:r>
-        <w:rPr>
-          <w:u w:val="single" w:color="0000ff"/>
-          <w:rFonts w:ascii="Charis SIL Regular" w:hAnsi="Charis SIL Regular" w:eastAsia="Charis SIL Regular"/>
-          <w:b w:val="0"/>
-          <w:i w:val="0"/>
-          <w:color w:val="000000"/>
-          <w:sz w:val="24"/>
-        </w:rPr>
-        <w:hyperlink r:id="rId25" w:history="1">
-          <w:r>
-            <w:rPr>
-              <w:rStyle w:val="Hyperlink"/>
-            </w:rPr>
-            <w:t>urinam</w:t>
-          </w:r>
-        </w:hyperlink>
-      </w:r>
-      <w:r>
-        <w:rPr>
-          <w:rFonts w:ascii="Charis SIL Regular" w:hAnsi="Charis SIL Regular" w:eastAsia="Charis SIL Regular"/>
-          <w:b w:val="0"/>
-          <w:i w:val="0"/>
-          <w:color w:val="000000"/>
-          <w:sz w:val="24"/>
-        </w:rPr>
-        <w:t>e, waaro</w:t>
-      </w:r>
-      <w:r>
-        <w:rPr>
-          <w:u w:val="single" w:color="0000ff"/>
-          <w:rFonts w:ascii="Charis SIL Regular" w:hAnsi="Charis SIL Regular" w:eastAsia="Charis SIL Regular"/>
-          <w:b w:val="0"/>
-          <w:i w:val="0"/>
-          <w:color w:val="000000"/>
-          <w:sz w:val="24"/>
-        </w:rPr>
-        <w:hyperlink r:id="rId26" w:history="1">
-          <w:r>
-            <w:rPr>
-              <w:rStyle w:val="Hyperlink"/>
-            </w:rPr>
-            <w:t>nder een zeld</w:t>
-          </w:r>
-        </w:hyperlink>
+          <w:rFonts w:ascii="Charis SIL Regular" w:hAnsi="Charis SIL Regular" w:eastAsia="Charis SIL Regular"/>
+          <w:b w:val="0"/>
+          <w:i w:val="0"/>
+          <w:color w:val="000000"/>
+          <w:sz w:val="24"/>
+        </w:rPr>
+        <w:t>Suriname, waaronder een zeld</w:t>
       </w:r>
       <w:r>
         <w:rPr>
@@ -4068,13 +4024,23 @@
             <w:rPr>
               <w:rStyle w:val="Hyperlink"/>
             </w:rPr>
-            <w:t>a afloop over volken</w:t>
+            <w:t>a afloop over volke</w:t>
           </w:r>
         </w:hyperlink>
       </w:r>
       <w:r>
         <w:rPr>
           <w:u w:val="single" w:color="0000ff"/>
+          <w:rFonts w:ascii="Charis SIL Regular" w:hAnsi="Charis SIL Regular" w:eastAsia="Charis SIL Regular"/>
+          <w:b w:val="0"/>
+          <w:i w:val="0"/>
+          <w:color w:val="000000"/>
+          <w:sz w:val="24"/>
+        </w:rPr>
+        <w:t>n</w:t>
+      </w:r>
+      <w:r>
+        <w:rPr>
           <w:rFonts w:ascii="Charis SIL Regular" w:hAnsi="Charis SIL Regular" w:eastAsia="Charis SIL Regular"/>
           <w:b w:val="0"/>
           <w:i w:val="0"/>
@@ -4151,7 +4117,7 @@
             <w:rPr>
               <w:rStyle w:val="Hyperlink"/>
             </w:rPr>
-            <w:t>e m</w:t>
+            <w:t>e mu</w:t>
           </w:r>
         </w:hyperlink>
       </w:r>
@@ -4163,7 +4129,7 @@
           <w:color w:val="000000"/>
           <w:sz w:val="24"/>
         </w:rPr>
-        <w:t xml:space="preserve">usea verdeeld; in Nederland leverde </w:t>
+        <w:t xml:space="preserve">sea verdeeld; in Nederland leverde </w:t>
       </w:r>
       <w:r>
         <w:rPr>
@@ -5918,7 +5884,7 @@
           <w:sz w:val="24"/>
           <w:u w:val="single"/>
         </w:rPr>
-        <w:hyperlink r:id="rId43" w:history="1">
+        <w:hyperlink r:id="rId44" w:history="1">
           <w:r>
             <w:rPr>
               <w:rStyle w:val="Hyperlink"/>
@@ -6227,74 +6193,7 @@
           <w:color w:val="000000"/>
           <w:sz w:val="24"/>
         </w:rPr>
-        <w:t>Wilhelminageb</w:t>
-      </w:r>
-      <w:r>
-        <w:rPr>
-          <w:u w:val="single" w:color="0000ff"/>
-          <w:rFonts w:ascii="Charis SIL Regular" w:hAnsi="Charis SIL Regular" w:eastAsia="Charis SIL Regular"/>
-          <w:b w:val="0"/>
-          <w:i w:val="0"/>
-          <w:color w:val="000000"/>
-          <w:sz w:val="24"/>
-        </w:rPr>
-        <w:hyperlink r:id="rId47" w:history="1">
-          <w:r>
-            <w:rPr>
-              <w:rStyle w:val="Hyperlink"/>
-            </w:rPr>
-            <w:t>ergte do</w:t>
-          </w:r>
-        </w:hyperlink>
-      </w:r>
-      <w:r>
-        <w:rPr>
-          <w:rFonts w:ascii="Charis SIL Regular" w:hAnsi="Charis SIL Regular" w:eastAsia="Charis SIL Regular"/>
-          <w:b w:val="0"/>
-          <w:i w:val="0"/>
-          <w:color w:val="000000"/>
-          <w:sz w:val="24"/>
-        </w:rPr>
-        <w:t>or G</w:t>
-      </w:r>
-      <w:r>
-        <w:rPr>
-          <w:u w:val="single" w:color="0000ff"/>
-          <w:rFonts w:ascii="Charis SIL Regular" w:hAnsi="Charis SIL Regular" w:eastAsia="Charis SIL Regular"/>
-          <w:b w:val="0"/>
-          <w:i w:val="0"/>
-          <w:color w:val="000000"/>
-          <w:sz w:val="24"/>
-        </w:rPr>
-        <w:hyperlink r:id="rId48" w:history="1">
-          <w:r>
-            <w:rPr>
-              <w:rStyle w:val="Hyperlink"/>
-            </w:rPr>
-            <w:t>erold St</w:t>
-          </w:r>
-        </w:hyperlink>
-      </w:r>
-      <w:r>
-        <w:rPr>
-          <w:u w:val="single" w:color="0000ff"/>
-          <w:rFonts w:ascii="Charis SIL Regular" w:hAnsi="Charis SIL Regular" w:eastAsia="Charis SIL Regular"/>
-          <w:b w:val="0"/>
-          <w:i w:val="0"/>
-          <w:color w:val="000000"/>
-          <w:sz w:val="24"/>
-        </w:rPr>
-        <w:t>a</w:t>
-      </w:r>
-      <w:r>
-        <w:rPr>
-          <w:rFonts w:ascii="Charis SIL Regular" w:hAnsi="Charis SIL Regular" w:eastAsia="Charis SIL Regular"/>
-          <w:b w:val="0"/>
-          <w:i w:val="0"/>
-          <w:color w:val="000000"/>
-          <w:sz w:val="24"/>
-        </w:rPr>
-        <w:t xml:space="preserve">hel de serie </w:t>
+        <w:t xml:space="preserve">Wilhelminagebergte door Gerold Stahel de serie </w:t>
       </w:r>
       <w:r>
         <w:rPr>
@@ -6527,75 +6426,13 @@
       </w:r>
       <w:r>
         <w:rPr>
-          <w:u w:val="single" w:color="0000ff"/>
-          <w:rFonts w:ascii="Charis SIL Regular" w:hAnsi="Charis SIL Regular" w:eastAsia="Charis SIL Regular"/>
-          <w:b w:val="0"/>
-          <w:i w:val="0"/>
-          <w:color w:val="000000"/>
-          <w:sz w:val="24"/>
-        </w:rPr>
-        <w:hyperlink r:id="rId50" w:history="1">
-          <w:r>
-            <w:rPr>
-              <w:rStyle w:val="Hyperlink"/>
-            </w:rPr>
-            <w:t>voorwe</w:t>
-          </w:r>
-        </w:hyperlink>
-      </w:r>
-      <w:r>
-        <w:rPr>
-          <w:u w:val="single" w:color="0000ff"/>
-          <w:rFonts w:ascii="Charis SIL Regular" w:hAnsi="Charis SIL Regular" w:eastAsia="Charis SIL Regular"/>
-          <w:b w:val="0"/>
-          <w:i w:val="0"/>
-          <w:color w:val="000000"/>
-          <w:sz w:val="24"/>
-        </w:rPr>
-        <w:hyperlink r:id="rId50" w:history="1">
-          <w:r>
-            <w:rPr>
-              <w:rStyle w:val="Hyperlink"/>
-            </w:rPr>
-            <w:t>rpen d</w:t>
-          </w:r>
-        </w:hyperlink>
-      </w:r>
-      <w:r>
-        <w:rPr>
-          <w:u w:val="single" w:color="0000ff"/>
-          <w:rFonts w:ascii="Charis SIL Regular" w:hAnsi="Charis SIL Regular" w:eastAsia="Charis SIL Regular"/>
-          <w:b w:val="0"/>
-          <w:i w:val="0"/>
-          <w:color w:val="000000"/>
-          <w:sz w:val="24"/>
-        </w:rPr>
-        <w:hyperlink r:id="rId50" w:history="1">
-          <w:r>
-            <w:rPr>
-              <w:rStyle w:val="Hyperlink"/>
-            </w:rPr>
-            <w:t>i</w:t>
-          </w:r>
-        </w:hyperlink>
-      </w:r>
-      <w:r>
-        <w:rPr>
-          <w:u w:val="single" w:color="0000ff"/>
-          <w:rFonts w:ascii="Charis SIL Regular" w:hAnsi="Charis SIL Regular" w:eastAsia="Charis SIL Regular"/>
-          <w:b w:val="0"/>
-          <w:i w:val="0"/>
-          <w:color w:val="000000"/>
-          <w:sz w:val="24"/>
-        </w:rPr>
-        <w:hyperlink r:id="rId50" w:history="1">
-          <w:r>
-            <w:rPr>
-              <w:rStyle w:val="Hyperlink"/>
-            </w:rPr>
-            <w:t xml:space="preserve">e </w:t>
-          </w:r>
-        </w:hyperlink>
+          <w:rFonts w:ascii="Charis SIL Regular" w:hAnsi="Charis SIL Regular" w:eastAsia="Charis SIL Regular"/>
+          <w:b w:val="0"/>
+          <w:i w:val="0"/>
+          <w:color w:val="000000"/>
+          <w:sz w:val="24"/>
+        </w:rPr>
+        <w:t xml:space="preserve">voorwerpen die </w:t>
       </w:r>
       <w:r>
         <w:rPr>
@@ -7372,18 +7209,7 @@
           <w:color w:val="000000"/>
           <w:sz w:val="24"/>
         </w:rPr>
-        <w:t xml:space="preserve">bevinden zich </w:t>
-      </w:r>
-      <w:r>
-        <w:rPr>
-          <w:u w:val="single" w:color="0000ff"/>
-          <w:rFonts w:ascii="Charis SIL Regular" w:hAnsi="Charis SIL Regular" w:eastAsia="Charis SIL Regular"/>
-          <w:b w:val="0"/>
-          <w:i w:val="0"/>
-          <w:color w:val="000000"/>
-          <w:sz w:val="24"/>
-        </w:rPr>
-        <w:t xml:space="preserve">in </w:t>
+        <w:t xml:space="preserve">bevinden zich in </w:t>
       </w:r>
       <w:r>
         <w:rPr>
@@ -7394,7 +7220,7 @@
           <w:sz w:val="24"/>
           <w:u w:val="single"/>
         </w:rPr>
-        <w:hyperlink r:id="rId54" w:history="1">
+        <w:hyperlink r:id="rId55" w:history="1">
           <w:r>
             <w:rPr>
               <w:rStyle w:val="Hyperlink"/>
@@ -7423,7 +7249,7 @@
           <w:sz w:val="24"/>
           <w:u w:val="single"/>
         </w:rPr>
-        <w:hyperlink r:id="rId54" w:history="1">
+        <w:hyperlink r:id="rId55" w:history="1">
           <w:r>
             <w:rPr>
               <w:rStyle w:val="Hyperlink"/>
@@ -7441,7 +7267,7 @@
           <w:sz w:val="24"/>
           <w:u w:val="single"/>
         </w:rPr>
-        <w:hyperlink r:id="rId54" w:history="1">
+        <w:hyperlink r:id="rId55" w:history="1">
           <w:r>
             <w:rPr>
               <w:rStyle w:val="Hyperlink"/>
@@ -7470,7 +7296,7 @@
           <w:sz w:val="24"/>
           <w:u w:val="single"/>
         </w:rPr>
-        <w:hyperlink r:id="rId54" w:history="1">
+        <w:hyperlink r:id="rId55" w:history="1">
           <w:r>
             <w:rPr>
               <w:rStyle w:val="Hyperlink"/>
@@ -7571,7 +7397,7 @@
           <w:sz w:val="24"/>
           <w:u w:val="single"/>
         </w:rPr>
-        <w:hyperlink r:id="rId54" w:history="1">
+        <w:hyperlink r:id="rId55" w:history="1">
           <w:r>
             <w:rPr>
               <w:rStyle w:val="Hyperlink"/>
@@ -7589,7 +7415,7 @@
           <w:sz w:val="24"/>
           <w:u w:val="single"/>
         </w:rPr>
-        <w:hyperlink r:id="rId54" w:history="1">
+        <w:hyperlink r:id="rId55" w:history="1">
           <w:r>
             <w:rPr>
               <w:rStyle w:val="Hyperlink"/>
@@ -7607,7 +7433,7 @@
           <w:sz w:val="24"/>
           <w:u w:val="single"/>
         </w:rPr>
-        <w:hyperlink r:id="rId54" w:history="1">
+        <w:hyperlink r:id="rId55" w:history="1">
           <w:r>
             <w:rPr>
               <w:rStyle w:val="Hyperlink"/>
@@ -7959,14 +7785,7 @@
           <w:color w:val="000000"/>
           <w:sz w:val="24"/>
         </w:rPr>
-        <w:hyperlink r:id="rId57" w:history="1">
-          <w:r>
-            <w:rPr>
-              <w:rStyle w:val="Hyperlink"/>
-            </w:rPr>
-            <w:t>ierd</w:t>
-          </w:r>
-        </w:hyperlink>
+        <w:t>ierd</w:t>
       </w:r>
       <w:r>
         <w:rPr>
@@ -9261,8 +9080,8 @@
         <w:autoSpaceDN w:val="0"/>
         <w:autoSpaceDE w:val="0"/>
         <w:widowControl/>
-        <w:spacing w:line="288" w:lineRule="exact" w:before="274" w:after="0"/>
-        <w:ind w:left="10" w:right="144" w:firstLine="0"/>
+        <w:spacing w:line="352" w:lineRule="exact" w:before="210" w:after="0"/>
+        <w:ind w:left="10" w:right="0" w:firstLine="0"/>
         <w:jc w:val="left"/>
       </w:pPr>
       <w:r>
@@ -9273,7 +9092,27 @@
           <w:color w:val="000000"/>
           <w:sz w:val="24"/>
         </w:rPr>
-        <w:t xml:space="preserve">Verdere schenkingen aan het REM: *1893: </w:t>
+        <w:t>Verdere schenkingen aan het REM:</w:t>
+      </w:r>
+    </w:p>
+    <w:p>
+      <w:pPr>
+        <w:autoSpaceDN w:val="0"/>
+        <w:autoSpaceDE w:val="0"/>
+        <w:widowControl/>
+        <w:spacing w:line="288" w:lineRule="exact" w:before="240" w:after="0"/>
+        <w:ind w:left="398" w:right="2592" w:firstLine="0"/>
+        <w:jc w:val="left"/>
+      </w:pPr>
+      <w:r>
+        <w:rPr>
+          <w:rFonts w:ascii="Charis SIL Regular" w:hAnsi="Charis SIL Regular" w:eastAsia="Charis SIL Regular"/>
+          <w:b w:val="0"/>
+          <w:i w:val="0"/>
+          <w:color w:val="000000"/>
+          <w:sz w:val="24"/>
+        </w:rPr>
+        <w:t xml:space="preserve">•  1893: </w:t>
       </w:r>
       <w:r>
         <w:rPr>
@@ -9330,17 +9169,20 @@
           <w:color w:val="000000"/>
           <w:sz w:val="24"/>
         </w:rPr>
-        <w:t xml:space="preserve"> (RV-951) *1910: Berends (RV-1749) </w:t>
-      </w:r>
-      <w:r>
-        <w:rPr>
-          <w:rFonts w:ascii="Charis SIL Regular" w:hAnsi="Charis SIL Regular" w:eastAsia="Charis SIL Regular"/>
-          <w:b w:val="0"/>
-          <w:i w:val="0"/>
-          <w:color w:val="000000"/>
-          <w:sz w:val="24"/>
-        </w:rPr>
-        <w:t>*1927: De Goeje (RV-2131; twee hangmatt</w:t>
+        <w:t xml:space="preserve"> (RV-951)</w:t>
+      </w:r>
+      <w:r>
+        <w:br/>
+      </w:r>
+      <w:r>
+        <w:rPr>
+          <w:rFonts w:ascii="Charis SIL Regular" w:hAnsi="Charis SIL Regular" w:eastAsia="Charis SIL Regular"/>
+          <w:b w:val="0"/>
+          <w:i w:val="0"/>
+          <w:color w:val="000000"/>
+          <w:sz w:val="24"/>
+        </w:rPr>
+        <w:t xml:space="preserve">•  1910: </w:t>
       </w:r>
       <w:r>
         <w:rPr>
@@ -9356,7 +9198,7 @@
             <w:rPr>
               <w:rStyle w:val="Hyperlink"/>
             </w:rPr>
-            <w:t>en e</w:t>
+            <w:t>Ber</w:t>
           </w:r>
         </w:hyperlink>
       </w:r>
@@ -9374,19 +9216,198 @@
             <w:rPr>
               <w:rStyle w:val="Hyperlink"/>
             </w:rPr>
-            <w:t xml:space="preserve">n een </w:t>
+            <w:t>e</w:t>
           </w:r>
         </w:hyperlink>
       </w:r>
       <w:r>
         <w:rPr>
-          <w:rFonts w:ascii="Charis SIL Regular" w:hAnsi="Charis SIL Regular" w:eastAsia="Charis SIL Regular"/>
-          <w:b w:val="0"/>
-          <w:i w:val="0"/>
-          <w:color w:val="000000"/>
-          <w:sz w:val="24"/>
-        </w:rPr>
-        <w:t>draagkorf) *1949: De Goeje (RV-2804)</w:t>
+          <w:u w:val="single" w:color="0000ff"/>
+          <w:rFonts w:ascii="Charis SIL Regular" w:hAnsi="Charis SIL Regular" w:eastAsia="Charis SIL Regular"/>
+          <w:b w:val="0"/>
+          <w:i w:val="0"/>
+          <w:color w:val="000000"/>
+          <w:sz w:val="24"/>
+        </w:rPr>
+        <w:hyperlink r:id="rId65" w:history="1">
+          <w:r>
+            <w:rPr>
+              <w:rStyle w:val="Hyperlink"/>
+            </w:rPr>
+            <w:t>nds (</w:t>
+          </w:r>
+        </w:hyperlink>
+      </w:r>
+      <w:r>
+        <w:rPr>
+          <w:rFonts w:ascii="Charis SIL Regular" w:hAnsi="Charis SIL Regular" w:eastAsia="Charis SIL Regular"/>
+          <w:b w:val="0"/>
+          <w:i w:val="0"/>
+          <w:color w:val="000000"/>
+          <w:sz w:val="24"/>
+        </w:rPr>
+        <w:t>RV-1749)</w:t>
+      </w:r>
+      <w:r>
+        <w:br/>
+      </w:r>
+      <w:r>
+        <w:rPr>
+          <w:rFonts w:ascii="Charis SIL Regular" w:hAnsi="Charis SIL Regular" w:eastAsia="Charis SIL Regular"/>
+          <w:b w:val="0"/>
+          <w:i w:val="0"/>
+          <w:color w:val="000000"/>
+          <w:sz w:val="24"/>
+        </w:rPr>
+        <w:t>•  1927: De Goeje (RV-2131; twee hangmatten en een draagkorf)</w:t>
+      </w:r>
+      <w:r>
+        <w:rPr>
+          <w:rFonts w:ascii="Charis SIL Regular" w:hAnsi="Charis SIL Regular" w:eastAsia="Charis SIL Regular"/>
+          <w:b w:val="0"/>
+          <w:i w:val="0"/>
+          <w:color w:val="000000"/>
+          <w:sz w:val="24"/>
+        </w:rPr>
+        <w:t>•  1949: De Goeje (RV-2804)</w:t>
+      </w:r>
+    </w:p>
+    <w:p>
+      <w:pPr>
+        <w:autoSpaceDN w:val="0"/>
+        <w:autoSpaceDE w:val="0"/>
+        <w:widowControl/>
+        <w:spacing w:line="352" w:lineRule="exact" w:before="176" w:after="0"/>
+        <w:ind w:left="10" w:right="0" w:firstLine="0"/>
+        <w:jc w:val="left"/>
+      </w:pPr>
+      <w:r>
+        <w:rPr>
+          <w:rFonts w:ascii="Charis SIL Regular" w:hAnsi="Charis SIL Regular" w:eastAsia="Charis SIL Regular"/>
+          <w:b w:val="0"/>
+          <w:i w:val="0"/>
+          <w:color w:val="000000"/>
+          <w:sz w:val="24"/>
+        </w:rPr>
+        <w:t>Tropenmuseum:</w:t>
+      </w:r>
+    </w:p>
+    <w:p>
+      <w:pPr>
+        <w:autoSpaceDN w:val="0"/>
+        <w:tabs>
+          <w:tab w:pos="610" w:val="left"/>
+        </w:tabs>
+        <w:autoSpaceDE w:val="0"/>
+        <w:widowControl/>
+        <w:spacing w:line="288" w:lineRule="exact" w:before="240" w:after="0"/>
+        <w:ind w:left="398" w:right="0" w:firstLine="0"/>
+        <w:jc w:val="left"/>
+      </w:pPr>
+      <w:r>
+        <w:rPr>
+          <w:rFonts w:ascii="Charis SIL Regular" w:hAnsi="Charis SIL Regular" w:eastAsia="Charis SIL Regular"/>
+          <w:b w:val="0"/>
+          <w:i w:val="0"/>
+          <w:color w:val="000000"/>
+          <w:sz w:val="24"/>
+        </w:rPr>
+        <w:t xml:space="preserve">•  Koloniaal Museum Haarlem: TM-H-908 heel oud! https:// </w:t>
+      </w:r>
+      <w:r>
+        <w:br/>
+      </w:r>
+      <w:r>
+        <w:rPr>
+          <w:rFonts w:ascii="Charis SIL Regular" w:hAnsi="Charis SIL Regular" w:eastAsia="Charis SIL Regular"/>
+          <w:b w:val="0"/>
+          <w:i w:val="0"/>
+          <w:color w:val="000000"/>
+          <w:sz w:val="24"/>
+        </w:rPr>
+        <w:t>hdl.handle.net/20.500.11840/203543</w:t>
+      </w:r>
+      <w:r>
+        <w:br/>
+      </w:r>
+      <w:r>
+        <w:rPr>
+          <w:rFonts w:ascii="Charis SIL Regular" w:hAnsi="Charis SIL Regular" w:eastAsia="Charis SIL Regular"/>
+          <w:b w:val="0"/>
+          <w:i w:val="0"/>
+          <w:color w:val="000000"/>
+          <w:sz w:val="24"/>
+        </w:rPr>
+        <w:t xml:space="preserve">•  Wat is de herkomst van TM-7? Is geheel Surinaams. In 1914 geschonken. Door wie is in </w:t>
+      </w:r>
+      <w:r>
+        <w:rPr>
+          <w:rFonts w:ascii="Charis SIL Regular" w:hAnsi="Charis SIL Regular" w:eastAsia="Charis SIL Regular"/>
+          <w:b w:val="0"/>
+          <w:i w:val="0"/>
+          <w:color w:val="000000"/>
+          <w:sz w:val="24"/>
+        </w:rPr>
+        <w:t xml:space="preserve">1914 TM-7-23 waardigheidstaf marrons geschonken? https:// </w:t>
+      </w:r>
+      <w:r>
+        <w:br/>
+      </w:r>
+      <w:r>
+        <w:rPr>
+          <w:rFonts w:ascii="Charis SIL Regular" w:hAnsi="Charis SIL Regular" w:eastAsia="Charis SIL Regular"/>
+          <w:b w:val="0"/>
+          <w:i w:val="0"/>
+          <w:color w:val="000000"/>
+          <w:sz w:val="24"/>
+        </w:rPr>
+        <w:t>hdl.handle.net/20.500.11840/178113</w:t>
+      </w:r>
+      <w:r>
+        <w:br/>
+      </w:r>
+      <w:r>
+        <w:rPr>
+          <w:rFonts w:ascii="Charis SIL Regular" w:hAnsi="Charis SIL Regular" w:eastAsia="Charis SIL Regular"/>
+          <w:b w:val="0"/>
+          <w:i w:val="0"/>
+          <w:color w:val="000000"/>
+          <w:sz w:val="24"/>
+        </w:rPr>
+        <w:t>•  TM-9 is Corantijnexpeditie?? https://hdl.handle.net/20.500.11840/182875</w:t>
+      </w:r>
+      <w:r>
+        <w:br/>
+      </w:r>
+      <w:r>
+        <w:rPr>
+          <w:rFonts w:ascii="Charis SIL Regular" w:hAnsi="Charis SIL Regular" w:eastAsia="Charis SIL Regular"/>
+          <w:b w:val="0"/>
+          <w:i w:val="0"/>
+          <w:color w:val="000000"/>
+          <w:sz w:val="24"/>
+        </w:rPr>
+        <w:t>•  TM-0 is een collectie met ongenummerd aangetroffen voorwerpen?</w:t>
+      </w:r>
+    </w:p>
+    <w:p>
+      <w:pPr>
+        <w:autoSpaceDN w:val="0"/>
+        <w:autoSpaceDE w:val="0"/>
+        <w:widowControl/>
+        <w:spacing w:line="352" w:lineRule="exact" w:before="0" w:after="0"/>
+        <w:ind w:left="398" w:right="0" w:firstLine="0"/>
+        <w:jc w:val="left"/>
+      </w:pPr>
+      <w:r>
+        <w:rPr>
+          <w:rFonts w:ascii="Charis SIL Regular" w:hAnsi="Charis SIL Regular" w:eastAsia="Charis SIL Regular"/>
+          <w:b w:val="0"/>
+          <w:i w:val="0"/>
+          <w:color w:val="000000"/>
+          <w:sz w:val="24"/>
+        </w:rPr>
+        <w:t>•  TM-3290 is een schenking uit 1963 van ~324 objecten uit Suriname</w:t>
       </w:r>
     </w:p>
     <w:p>
@@ -9395,7 +9416,7 @@
         <w:autoSpaceDE w:val="0"/>
         <w:widowControl/>
         <w:spacing w:line="288" w:lineRule="exact" w:before="240" w:after="0"/>
-        <w:ind w:left="10" w:right="2016" w:firstLine="0"/>
+        <w:ind w:left="10" w:right="288" w:firstLine="0"/>
         <w:jc w:val="left"/>
       </w:pPr>
       <w:r>
@@ -9406,17 +9427,27 @@
           <w:color w:val="000000"/>
           <w:sz w:val="24"/>
         </w:rPr>
-        <w:t xml:space="preserve">Tropenmuseum: Koloniaal Museum Haarlem: TM-H-908 heel oud! https:// </w:t>
-      </w:r>
-      <w:r>
-        <w:rPr>
-          <w:rFonts w:ascii="Charis SIL Regular" w:hAnsi="Charis SIL Regular" w:eastAsia="Charis SIL Regular"/>
-          <w:b w:val="0"/>
-          <w:i w:val="0"/>
-          <w:color w:val="000000"/>
-          <w:sz w:val="24"/>
-        </w:rPr>
-        <w:t>hdl.handle.net/20.500.11840/203543</w:t>
+        <w:t xml:space="preserve">Kwakwabangi/Kwakwabank. Over het exemplaar in Artis heeft conservator C.M. Pleyte in </w:t>
+      </w:r>
+      <w:r>
+        <w:rPr>
+          <w:rFonts w:ascii="Charis SIL Regular" w:hAnsi="Charis SIL Regular" w:eastAsia="Charis SIL Regular"/>
+          <w:b w:val="0"/>
+          <w:i w:val="0"/>
+          <w:color w:val="000000"/>
+          <w:sz w:val="24"/>
+        </w:rPr>
+        <w:t xml:space="preserve">1896 geschreven. https://www.digi-hub.de/viewer/image/DE-11-001785756/394/ </w:t>
+      </w:r>
+      <w:r>
+        <w:rPr>
+          <w:rFonts w:ascii="Charis SIL Regular" w:hAnsi="Charis SIL Regular" w:eastAsia="Charis SIL Regular"/>
+          <w:b w:val="0"/>
+          <w:i w:val="0"/>
+          <w:color w:val="000000"/>
+          <w:sz w:val="24"/>
+        </w:rPr>
+        <w:t>LOG_0381/</w:t>
       </w:r>
     </w:p>
     <w:p>
@@ -9436,17 +9467,66 @@
           <w:color w:val="000000"/>
           <w:sz w:val="24"/>
         </w:rPr>
-        <w:t xml:space="preserve">Wat is de herkomst van TM-7? Is geheel Surinaams. In 1914 geschonken. Door wie is in 1914 </w:t>
-      </w:r>
-      <w:r>
-        <w:rPr>
-          <w:rFonts w:ascii="Charis SIL Regular" w:hAnsi="Charis SIL Regular" w:eastAsia="Charis SIL Regular"/>
-          <w:b w:val="0"/>
-          <w:i w:val="0"/>
-          <w:color w:val="000000"/>
-          <w:sz w:val="24"/>
-        </w:rPr>
-        <w:t xml:space="preserve">TM-7-23 waardigheidstaf marrons geschonken? https:// </w:t>
+        <w:t xml:space="preserve">Wereldmuseum Rotterdam: Volgens Vruggink en Paasman zijn de eerste 44 voorwerpen van </w:t>
+      </w:r>
+      <w:r>
+        <w:rPr>
+          <w:rFonts w:ascii="Charis SIL Regular" w:hAnsi="Charis SIL Regular" w:eastAsia="Charis SIL Regular"/>
+          <w:b w:val="0"/>
+          <w:i w:val="0"/>
+          <w:color w:val="000000"/>
+          <w:sz w:val="24"/>
+        </w:rPr>
+        <w:t xml:space="preserve">de Surinamecollectie een schenking van een oud-directeur van het museum. Daarnaast ook </w:t>
+      </w:r>
+      <w:r>
+        <w:rPr>
+          <w:rFonts w:ascii="Charis SIL Regular" w:hAnsi="Charis SIL Regular" w:eastAsia="Charis SIL Regular"/>
+          <w:b w:val="0"/>
+          <w:i w:val="0"/>
+          <w:color w:val="000000"/>
+          <w:sz w:val="24"/>
+        </w:rPr>
+        <w:t>vijf objecten van balata, dan acht trommels die in 1916 aan het museum zijn geschonken, en</w:t>
+      </w:r>
+    </w:p>
+    <w:p>
+      <w:pPr>
+        <w:sectPr>
+          <w:pgSz w:w="11900" w:h="16840"/>
+          <w:pgMar w:top="324" w:right="964" w:bottom="462" w:left="950" w:header="720" w:footer="720" w:gutter="0"/>
+          <w:cols/>
+          <w:docGrid w:linePitch="360"/>
+        </w:sectPr>
+      </w:pPr>
+    </w:p>
+    <w:p>
+      <w:pPr>
+        <w:autoSpaceDN w:val="0"/>
+        <w:autoSpaceDE w:val="0"/>
+        <w:widowControl/>
+        <w:spacing w:line="220" w:lineRule="exact" w:before="0" w:after="104"/>
+        <w:ind w:left="0" w:right="0"/>
+      </w:pPr>
+    </w:p>
+    <w:p>
+      <w:pPr>
+        <w:autoSpaceDN w:val="0"/>
+        <w:autoSpaceDE w:val="0"/>
+        <w:widowControl/>
+        <w:spacing w:line="288" w:lineRule="exact" w:before="64" w:after="0"/>
+        <w:ind w:left="10" w:right="576" w:firstLine="0"/>
+        <w:jc w:val="left"/>
+      </w:pPr>
+      <w:r>
+        <w:rPr>
+          <w:rFonts w:ascii="Charis SIL Regular" w:hAnsi="Charis SIL Regular" w:eastAsia="Charis SIL Regular"/>
+          <w:b w:val="0"/>
+          <w:i w:val="0"/>
+          <w:color w:val="000000"/>
+          <w:sz w:val="24"/>
+        </w:rPr>
+        <w:t xml:space="preserve">veel objecten van marrons en inheemsen, aankoop uit 1955 van het Zeister </w:t>
       </w:r>
       <w:r>
         <w:br/>
@@ -9459,7 +9539,17 @@
           <w:color w:val="000000"/>
           <w:sz w:val="24"/>
         </w:rPr>
-        <w:t>hdl.handle.net/20.500.11840/178113</w:t>
+        <w:t xml:space="preserve">Zendingsgenootschap, twintig sloten, diverse schortjes en sieraden, 182 voorwerpen in </w:t>
+      </w:r>
+      <w:r>
+        <w:rPr>
+          <w:rFonts w:ascii="Charis SIL Regular" w:hAnsi="Charis SIL Regular" w:eastAsia="Charis SIL Regular"/>
+          <w:b w:val="0"/>
+          <w:i w:val="0"/>
+          <w:color w:val="000000"/>
+          <w:sz w:val="24"/>
+        </w:rPr>
+        <w:t>bruikleen van Beatrix en ca. 50 stuks recentelijk geschonken textiel en keramiek.</w:t>
       </w:r>
     </w:p>
     <w:p>
@@ -9479,7 +9569,137 @@
           <w:color w:val="000000"/>
           <w:sz w:val="24"/>
         </w:rPr>
-        <w:t>TM-9 is Corantijnexpeditie?? https://hdl.handle.net/20.500.11840/182875</w:t>
+        <w:t>WM-9808 genoemd in Maroon arts: https://hdl.handle.net/20.500.11840/1112421</w:t>
+      </w:r>
+    </w:p>
+    <w:p>
+      <w:pPr>
+        <w:autoSpaceDN w:val="0"/>
+        <w:autoSpaceDE w:val="0"/>
+        <w:widowControl/>
+        <w:spacing w:line="288" w:lineRule="exact" w:before="240" w:after="0"/>
+        <w:ind w:left="10" w:right="864" w:firstLine="0"/>
+        <w:jc w:val="left"/>
+      </w:pPr>
+      <w:r>
+        <w:rPr>
+          <w:rFonts w:ascii="Charis SIL Regular" w:hAnsi="Charis SIL Regular" w:eastAsia="Charis SIL Regular"/>
+          <w:b w:val="0"/>
+          <w:i w:val="0"/>
+          <w:color w:val="000000"/>
+          <w:sz w:val="24"/>
+        </w:rPr>
+        <w:t xml:space="preserve">Bronbeek: 1865: Pijl geschonken door Van Sypesteyn: https://museumbronbeek.nl/ </w:t>
+      </w:r>
+      <w:r>
+        <w:rPr>
+          <w:rFonts w:ascii="Charis SIL Regular" w:hAnsi="Charis SIL Regular" w:eastAsia="Charis SIL Regular"/>
+          <w:b w:val="0"/>
+          <w:i w:val="0"/>
+          <w:color w:val="000000"/>
+          <w:sz w:val="24"/>
+        </w:rPr>
+        <w:t>#1ccc4f61-eec9-4d10-a298-c3fd42d99e5f</w:t>
+      </w:r>
+    </w:p>
+    <w:p>
+      <w:pPr>
+        <w:autoSpaceDN w:val="0"/>
+        <w:autoSpaceDE w:val="0"/>
+        <w:widowControl/>
+        <w:spacing w:line="288" w:lineRule="exact" w:before="240" w:after="0"/>
+        <w:ind w:left="10" w:right="288" w:firstLine="0"/>
+        <w:jc w:val="left"/>
+      </w:pPr>
+      <w:r>
+        <w:rPr>
+          <w:rFonts w:ascii="Charis SIL Regular" w:hAnsi="Charis SIL Regular" w:eastAsia="Charis SIL Regular"/>
+          <w:b w:val="0"/>
+          <w:i w:val="0"/>
+          <w:color w:val="000000"/>
+          <w:sz w:val="24"/>
+        </w:rPr>
+        <w:t xml:space="preserve">Gerardus van der Leeuw: Catalogus met ook objecten uit Suriname: https://www.rug.nl/ </w:t>
+      </w:r>
+      <w:r>
+        <w:rPr>
+          <w:rFonts w:ascii="Charis SIL Regular" w:hAnsi="Charis SIL Regular" w:eastAsia="Charis SIL Regular"/>
+          <w:b w:val="0"/>
+          <w:i w:val="0"/>
+          <w:color w:val="000000"/>
+          <w:sz w:val="24"/>
+        </w:rPr>
+        <w:t>museum/collections/ethnological/pdf/mgcataloguslr.pdf</w:t>
+      </w:r>
+    </w:p>
+    <w:p>
+      <w:pPr>
+        <w:autoSpaceDN w:val="0"/>
+        <w:autoSpaceDE w:val="0"/>
+        <w:widowControl/>
+        <w:spacing w:line="288" w:lineRule="exact" w:before="240" w:after="0"/>
+        <w:ind w:left="10" w:right="0" w:firstLine="0"/>
+        <w:jc w:val="left"/>
+      </w:pPr>
+      <w:r>
+        <w:rPr>
+          <w:rFonts w:ascii="Charis SIL Regular" w:hAnsi="Charis SIL Regular" w:eastAsia="Charis SIL Regular"/>
+          <w:b w:val="0"/>
+          <w:i w:val="0"/>
+          <w:color w:val="000000"/>
+          <w:sz w:val="24"/>
+        </w:rPr>
+        <w:t xml:space="preserve">Tropisch Landbouwmuseum in Deventer: Catalogus met ook objecten uit Suriname: https:// </w:t>
+      </w:r>
+      <w:r>
+        <w:rPr>
+          <w:rFonts w:ascii="Charis SIL Regular" w:hAnsi="Charis SIL Regular" w:eastAsia="Charis SIL Regular"/>
+          <w:b w:val="0"/>
+          <w:i w:val="0"/>
+          <w:color w:val="000000"/>
+          <w:sz w:val="24"/>
+        </w:rPr>
+        <w:t>www.rug.nl/museum/collections/ethnological/pdf/tdcatalogus.pdf</w:t>
+      </w:r>
+    </w:p>
+    <w:p>
+      <w:pPr>
+        <w:autoSpaceDN w:val="0"/>
+        <w:autoSpaceDE w:val="0"/>
+        <w:widowControl/>
+        <w:spacing w:line="288" w:lineRule="exact" w:before="240" w:after="0"/>
+        <w:ind w:left="10" w:right="0" w:firstLine="0"/>
+        <w:jc w:val="left"/>
+      </w:pPr>
+      <w:r>
+        <w:rPr>
+          <w:rFonts w:ascii="Charis SIL Regular" w:hAnsi="Charis SIL Regular" w:eastAsia="Charis SIL Regular"/>
+          <w:b w:val="0"/>
+          <w:i w:val="0"/>
+          <w:color w:val="000000"/>
+          <w:sz w:val="24"/>
+        </w:rPr>
+        <w:t>Museon-Omniversum: Volgens Vruggink en Paasman is de Surinamecollectie ongeveer vier-</w:t>
+      </w:r>
+      <w:r>
+        <w:rPr>
+          <w:rFonts w:ascii="Charis SIL Regular" w:hAnsi="Charis SIL Regular" w:eastAsia="Charis SIL Regular"/>
+          <w:b w:val="0"/>
+          <w:i w:val="0"/>
+          <w:color w:val="000000"/>
+          <w:sz w:val="24"/>
+        </w:rPr>
+        <w:t xml:space="preserve">tot vijfduizend objecten groot. Een onderdeel is de schenking uit 1957 van de geschenken </w:t>
+      </w:r>
+      <w:r>
+        <w:rPr>
+          <w:rFonts w:ascii="Charis SIL Regular" w:hAnsi="Charis SIL Regular" w:eastAsia="Charis SIL Regular"/>
+          <w:b w:val="0"/>
+          <w:i w:val="0"/>
+          <w:color w:val="000000"/>
+          <w:sz w:val="24"/>
+        </w:rPr>
+        <w:t>aan Juliana bij haar bezoek aan Suriname in 1955.</w:t>
       </w:r>
     </w:p>
     <w:p>
@@ -9496,123 +9716,105 @@
           <w:rFonts w:ascii="Charis SIL Regular" w:hAnsi="Charis SIL Regular" w:eastAsia="Charis SIL Regular"/>
           <w:b w:val="0"/>
           <w:i w:val="0"/>
-          <w:color w:val="000000"/>
-          <w:sz w:val="24"/>
-        </w:rPr>
-        <w:t>TM-0 is een collectie met ongenummerd aangetroffen voorwerpen?</w:t>
-      </w:r>
-    </w:p>
-    <w:p>
-      <w:pPr>
-        <w:autoSpaceDN w:val="0"/>
-        <w:autoSpaceDE w:val="0"/>
-        <w:widowControl/>
-        <w:spacing w:line="288" w:lineRule="exact" w:before="240" w:after="0"/>
-        <w:ind w:left="10" w:right="288" w:firstLine="0"/>
-        <w:jc w:val="left"/>
-      </w:pPr>
-      <w:r>
-        <w:rPr>
-          <w:rFonts w:ascii="Charis SIL Regular" w:hAnsi="Charis SIL Regular" w:eastAsia="Charis SIL Regular"/>
-          <w:b w:val="0"/>
-          <w:i w:val="0"/>
-          <w:color w:val="000000"/>
-          <w:sz w:val="24"/>
-        </w:rPr>
-        <w:t xml:space="preserve">Kwakwabangi/Kwakwabank. Over het exemplaar in Artis heeft conservator C.M. Pleyte in </w:t>
-      </w:r>
-      <w:r>
-        <w:rPr>
-          <w:rFonts w:ascii="Charis SIL Regular" w:hAnsi="Charis SIL Regular" w:eastAsia="Charis SIL Regular"/>
-          <w:b w:val="0"/>
-          <w:i w:val="0"/>
-          <w:color w:val="000000"/>
-          <w:sz w:val="24"/>
-        </w:rPr>
-        <w:t xml:space="preserve">1896 geschreven. https://www.digi-hub.de/viewer/image/DE-11-001785756/394/ </w:t>
-      </w:r>
-      <w:r>
-        <w:rPr>
-          <w:rFonts w:ascii="Charis SIL Regular" w:hAnsi="Charis SIL Regular" w:eastAsia="Charis SIL Regular"/>
-          <w:b w:val="0"/>
-          <w:i w:val="0"/>
-          <w:color w:val="000000"/>
-          <w:sz w:val="24"/>
-        </w:rPr>
-        <w:t>LOG_0381/</w:t>
-      </w:r>
-    </w:p>
-    <w:p>
-      <w:pPr>
-        <w:autoSpaceDN w:val="0"/>
-        <w:autoSpaceDE w:val="0"/>
-        <w:widowControl/>
-        <w:spacing w:line="288" w:lineRule="exact" w:before="240" w:after="0"/>
-        <w:ind w:left="10" w:right="0" w:firstLine="0"/>
-        <w:jc w:val="left"/>
-      </w:pPr>
-      <w:r>
-        <w:rPr>
-          <w:rFonts w:ascii="Charis SIL Regular" w:hAnsi="Charis SIL Regular" w:eastAsia="Charis SIL Regular"/>
-          <w:b w:val="0"/>
-          <w:i w:val="0"/>
-          <w:color w:val="000000"/>
-          <w:sz w:val="24"/>
-        </w:rPr>
-        <w:t xml:space="preserve">Wereldmuseum Rotterdam: Volgens Vruggink en Paasman, zijn de eerste 44 voorwerpen van </w:t>
-      </w:r>
-      <w:r>
-        <w:rPr>
-          <w:rFonts w:ascii="Charis SIL Regular" w:hAnsi="Charis SIL Regular" w:eastAsia="Charis SIL Regular"/>
-          <w:b w:val="0"/>
-          <w:i w:val="0"/>
-          <w:color w:val="000000"/>
-          <w:sz w:val="24"/>
-        </w:rPr>
-        <w:t xml:space="preserve">de Surinamecollectie een schenking van een oud-directeur van het museum. Daarnaast ook </w:t>
-      </w:r>
-      <w:r>
-        <w:rPr>
-          <w:rFonts w:ascii="Charis SIL Regular" w:hAnsi="Charis SIL Regular" w:eastAsia="Charis SIL Regular"/>
-          <w:b w:val="0"/>
-          <w:i w:val="0"/>
-          <w:color w:val="000000"/>
-          <w:sz w:val="24"/>
-        </w:rPr>
-        <w:t xml:space="preserve">vijf objecten van balata, dan acht trommels die in 1916 aan het museum zijn geschonken, en </w:t>
-      </w:r>
-      <w:r>
-        <w:rPr>
-          <w:rFonts w:ascii="Charis SIL Regular" w:hAnsi="Charis SIL Regular" w:eastAsia="Charis SIL Regular"/>
-          <w:b w:val="0"/>
-          <w:i w:val="0"/>
-          <w:color w:val="000000"/>
-          <w:sz w:val="24"/>
-        </w:rPr>
-        <w:t xml:space="preserve">veel objecten van marrons en inheemsen, aankoop uit 1955 van het Zeister </w:t>
-      </w:r>
-      <w:r>
-        <w:br/>
-      </w:r>
-      <w:r>
-        <w:rPr>
-          <w:rFonts w:ascii="Charis SIL Regular" w:hAnsi="Charis SIL Regular" w:eastAsia="Charis SIL Regular"/>
-          <w:b w:val="0"/>
-          <w:i w:val="0"/>
-          <w:color w:val="000000"/>
-          <w:sz w:val="24"/>
-        </w:rPr>
-        <w:t xml:space="preserve">Zendingsgenootschap, twintig sloten, diverse schortjes en sieraden, 182 voorwerpen in </w:t>
-      </w:r>
-      <w:r>
-        <w:rPr>
-          <w:rFonts w:ascii="Charis SIL Regular" w:hAnsi="Charis SIL Regular" w:eastAsia="Charis SIL Regular"/>
-          <w:b w:val="0"/>
-          <w:i w:val="0"/>
-          <w:color w:val="000000"/>
-          <w:sz w:val="24"/>
-        </w:rPr>
-        <w:t>bruikleen van Beatrix en ca. 50 stuks recentelijk geschonken textiel en keramiek.</w:t>
+          <w:color w:val="0000FF"/>
+          <w:sz w:val="24"/>
+          <w:u w:val="single"/>
+        </w:rPr>
+        <w:hyperlink r:id="rId66" w:history="1">
+          <w:r>
+            <w:rPr>
+              <w:rStyle w:val="Hyperlink"/>
+            </w:rPr>
+            <w:t>artikel</w:t>
+          </w:r>
+        </w:hyperlink>
+      </w:r>
+      <w:r>
+        <w:rPr>
+          <w:rFonts w:ascii="Charis SIL Regular" w:hAnsi="Charis SIL Regular" w:eastAsia="Charis SIL Regular"/>
+          <w:b w:val="0"/>
+          <w:i w:val="0"/>
+          <w:color w:val="0000FF"/>
+          <w:sz w:val="24"/>
+          <w:u w:val="single"/>
+        </w:rPr>
+        <w:t xml:space="preserve"> </w:t>
+      </w:r>
+      <w:r>
+        <w:rPr>
+          <w:rFonts w:ascii="Charis SIL Regular" w:hAnsi="Charis SIL Regular" w:eastAsia="Charis SIL Regular"/>
+          <w:b w:val="0"/>
+          <w:i w:val="0"/>
+          <w:color w:val="0000FF"/>
+          <w:sz w:val="24"/>
+          <w:u w:val="single"/>
+        </w:rPr>
+        <w:hyperlink r:id="rId66" w:history="1">
+          <w:r>
+            <w:rPr>
+              <w:rStyle w:val="Hyperlink"/>
+            </w:rPr>
+            <w:t>over</w:t>
+          </w:r>
+        </w:hyperlink>
+      </w:r>
+      <w:r>
+        <w:rPr>
+          <w:rFonts w:ascii="Charis SIL Regular" w:hAnsi="Charis SIL Regular" w:eastAsia="Charis SIL Regular"/>
+          <w:b w:val="0"/>
+          <w:i w:val="0"/>
+          <w:color w:val="0000FF"/>
+          <w:sz w:val="24"/>
+          <w:u w:val="single"/>
+        </w:rPr>
+        <w:t xml:space="preserve"> </w:t>
+      </w:r>
+      <w:r>
+        <w:rPr>
+          <w:rFonts w:ascii="Charis SIL Regular" w:hAnsi="Charis SIL Regular" w:eastAsia="Charis SIL Regular"/>
+          <w:b w:val="0"/>
+          <w:i w:val="0"/>
+          <w:color w:val="0000FF"/>
+          <w:sz w:val="24"/>
+          <w:u w:val="single"/>
+        </w:rPr>
+        <w:hyperlink r:id="rId66" w:history="1">
+          <w:r>
+            <w:rPr>
+              <w:rStyle w:val="Hyperlink"/>
+            </w:rPr>
+            <w:t>tentoonstelling</w:t>
+          </w:r>
+        </w:hyperlink>
+      </w:r>
+      <w:r>
+        <w:rPr>
+          <w:rFonts w:ascii="Charis SIL Regular" w:hAnsi="Charis SIL Regular" w:eastAsia="Charis SIL Regular"/>
+          <w:b w:val="0"/>
+          <w:i w:val="0"/>
+          <w:color w:val="0000FF"/>
+          <w:sz w:val="24"/>
+          <w:u w:val="single"/>
+        </w:rPr>
+        <w:t xml:space="preserve"> </w:t>
+      </w:r>
+      <w:r>
+        <w:rPr>
+          <w:rFonts w:ascii="Charis SIL Regular" w:hAnsi="Charis SIL Regular" w:eastAsia="Charis SIL Regular"/>
+          <w:b w:val="0"/>
+          <w:i w:val="0"/>
+          <w:color w:val="0000FF"/>
+          <w:sz w:val="24"/>
+          <w:u w:val="single"/>
+        </w:rPr>
+        <w:hyperlink r:id="rId66" w:history="1">
+          <w:r>
+            <w:rPr>
+              <w:rStyle w:val="Hyperlink"/>
+            </w:rPr>
+            <w:t>1923</w:t>
+          </w:r>
+        </w:hyperlink>
       </w:r>
     </w:p>
     <w:p>
@@ -9632,14 +9834,1316 @@
           <w:color w:val="000000"/>
           <w:sz w:val="24"/>
         </w:rPr>
-        <w:t>Bronbeek: 1865: Pijl geschonken door Van Sypesteyn: https://museumbronbeek.nl/</w:t>
+        <w:t>Koninklijke Verzamelingen:</w:t>
+      </w:r>
+    </w:p>
+    <w:p>
+      <w:pPr>
+        <w:autoSpaceDN w:val="0"/>
+        <w:autoSpaceDE w:val="0"/>
+        <w:widowControl/>
+        <w:spacing w:line="288" w:lineRule="exact" w:before="240" w:after="0"/>
+        <w:ind w:left="10" w:right="864" w:firstLine="0"/>
+        <w:jc w:val="left"/>
+      </w:pPr>
+      <w:r>
+        <w:rPr>
+          <w:rFonts w:ascii="Charis SIL Regular" w:hAnsi="Charis SIL Regular" w:eastAsia="Charis SIL Regular"/>
+          <w:b w:val="0"/>
+          <w:i w:val="0"/>
+          <w:color w:val="000000"/>
+          <w:sz w:val="24"/>
+        </w:rPr>
+        <w:t xml:space="preserve">AfricaMuseum, Tervuren: R.G. 48.42.4 genoemd in catakogus en Maroon arts, is een </w:t>
+      </w:r>
+      <w:r>
+        <w:rPr>
+          <w:rFonts w:ascii="Charis SIL Regular" w:hAnsi="Charis SIL Regular" w:eastAsia="Charis SIL Regular"/>
+          <w:b w:val="0"/>
+          <w:i w:val="0"/>
+          <w:color w:val="000000"/>
+          <w:sz w:val="24"/>
+        </w:rPr>
+        <w:t>Aukaanse kam die tussen 1893 en 1896 is verzameld... Van Panhuys?</w:t>
+      </w:r>
+    </w:p>
+    <w:p>
+      <w:pPr>
+        <w:autoSpaceDN w:val="0"/>
+        <w:autoSpaceDE w:val="0"/>
+        <w:widowControl/>
+        <w:spacing w:line="352" w:lineRule="exact" w:before="176" w:after="0"/>
+        <w:ind w:left="10" w:right="0" w:firstLine="0"/>
+        <w:jc w:val="left"/>
+      </w:pPr>
+      <w:r>
+        <w:rPr>
+          <w:rFonts w:ascii="Charis SIL Regular" w:hAnsi="Charis SIL Regular" w:eastAsia="Charis SIL Regular"/>
+          <w:b w:val="0"/>
+          <w:i w:val="0"/>
+          <w:color w:val="000000"/>
+          <w:sz w:val="24"/>
+        </w:rPr>
+        <w:t>MQB: 1897: Martin François Geay [verzameling](https://collections.quaibranly.fr/?</w:t>
+      </w:r>
+    </w:p>
+    <w:p>
+      <w:pPr>
+        <w:autoSpaceDN w:val="0"/>
+        <w:autoSpaceDE w:val="0"/>
+        <w:widowControl/>
+        <w:spacing w:line="288" w:lineRule="exact" w:before="64" w:after="0"/>
+        <w:ind w:left="10" w:right="0" w:firstLine="0"/>
+        <w:jc w:val="left"/>
+      </w:pPr>
+      <w:r>
+        <w:rPr>
+          <w:rFonts w:ascii="Charis SIL Regular" w:hAnsi="Charis SIL Regular" w:eastAsia="Charis SIL Regular"/>
+          <w:b w:val="0"/>
+          <w:i w:val="0"/>
+          <w:color w:val="000000"/>
+          <w:sz w:val="24"/>
+        </w:rPr>
+        <w:t xml:space="preserve">state={"matchAllCriteria":true,"customSearchCriteria":[{"field":"/Record/ConX/ </w:t>
+      </w:r>
+      <w:r>
+        <w:br/>
+      </w:r>
+      <w:r>
+        <w:rPr>
+          <w:rFonts w:ascii="Charis SIL Regular" w:hAnsi="Charis SIL Regular" w:eastAsia="Charis SIL Regular"/>
+          <w:b w:val="0"/>
+          <w:i w:val="0"/>
+          <w:color w:val="000000"/>
+          <w:sz w:val="24"/>
+        </w:rPr>
+        <w:t xml:space="preserve">AlphaSortConX,/Record/ConXother/AlphaSort","fieldLabel":"","searchValues":["[Geay, </w:t>
+      </w:r>
+      <w:r>
+        <w:rPr>
+          <w:rFonts w:ascii="Charis SIL Regular" w:hAnsi="Charis SIL Regular" w:eastAsia="Charis SIL Regular"/>
+          <w:b w:val="0"/>
+          <w:i w:val="0"/>
+          <w:color w:val="000000"/>
+          <w:sz w:val="24"/>
+        </w:rPr>
+        <w:t xml:space="preserve">Martin-François]"],"description":"Personne(s) : Geay, Martin-François"}]}), lijkt niet uit het </w:t>
+      </w:r>
+      <w:r>
+        <w:rPr>
+          <w:rFonts w:ascii="Charis SIL Regular" w:hAnsi="Charis SIL Regular" w:eastAsia="Charis SIL Regular"/>
+          <w:b w:val="0"/>
+          <w:i w:val="0"/>
+          <w:color w:val="000000"/>
+          <w:sz w:val="24"/>
+        </w:rPr>
+        <w:t xml:space="preserve">Marowijnegebied afkomstig, dus hoeft niet in deze zoekhulp 1948-1950: </w:t>
+      </w:r>
+      <w:r>
+        <w:rPr>
+          <w:rFonts w:ascii="Charis SIL Regular" w:hAnsi="Charis SIL Regular" w:eastAsia="Charis SIL Regular"/>
+          <w:b w:val="0"/>
+          <w:i w:val="0"/>
+          <w:color w:val="0000FF"/>
+          <w:sz w:val="24"/>
+          <w:u w:val="single"/>
+        </w:rPr>
+        <w:hyperlink r:id="rId67" w:history="1">
+          <w:r>
+            <w:rPr>
+              <w:rStyle w:val="Hyperlink"/>
+            </w:rPr>
+            <w:t>Edgar</w:t>
+          </w:r>
+        </w:hyperlink>
+      </w:r>
+      <w:r>
+        <w:rPr>
+          <w:rFonts w:ascii="Charis SIL Regular" w:hAnsi="Charis SIL Regular" w:eastAsia="Charis SIL Regular"/>
+          <w:b w:val="0"/>
+          <w:i w:val="0"/>
+          <w:color w:val="0000FF"/>
+          <w:sz w:val="24"/>
+          <w:u w:val="single"/>
+        </w:rPr>
+        <w:t xml:space="preserve"> </w:t>
+      </w:r>
+      <w:r>
+        <w:rPr>
+          <w:rFonts w:ascii="Charis SIL Regular" w:hAnsi="Charis SIL Regular" w:eastAsia="Charis SIL Regular"/>
+          <w:b w:val="0"/>
+          <w:i w:val="0"/>
+          <w:color w:val="0000FF"/>
+          <w:sz w:val="24"/>
+          <w:u w:val="single"/>
+        </w:rPr>
+        <w:hyperlink r:id="rId67" w:history="1">
+          <w:r>
+            <w:rPr>
+              <w:rStyle w:val="Hyperlink"/>
+            </w:rPr>
+            <w:t>Aubert</w:t>
+          </w:r>
+        </w:hyperlink>
+      </w:r>
+      <w:r>
+        <w:rPr>
+          <w:rFonts w:ascii="Charis SIL Regular" w:hAnsi="Charis SIL Regular" w:eastAsia="Charis SIL Regular"/>
+          <w:b w:val="0"/>
+          <w:i w:val="0"/>
+          <w:color w:val="0000FF"/>
+          <w:sz w:val="24"/>
+          <w:u w:val="single"/>
+        </w:rPr>
+        <w:t xml:space="preserve"> </w:t>
+      </w:r>
+      <w:r>
+        <w:rPr>
+          <w:rFonts w:ascii="Charis SIL Regular" w:hAnsi="Charis SIL Regular" w:eastAsia="Charis SIL Regular"/>
+          <w:b w:val="0"/>
+          <w:i w:val="0"/>
+          <w:color w:val="0000FF"/>
+          <w:sz w:val="24"/>
+          <w:u w:val="single"/>
+        </w:rPr>
+        <w:hyperlink r:id="rId67" w:history="1">
+          <w:r>
+            <w:rPr>
+              <w:rStyle w:val="Hyperlink"/>
+            </w:rPr>
+            <w:t>de</w:t>
+          </w:r>
+        </w:hyperlink>
+      </w:r>
+      <w:r>
+        <w:rPr>
+          <w:rFonts w:ascii="Charis SIL Regular" w:hAnsi="Charis SIL Regular" w:eastAsia="Charis SIL Regular"/>
+          <w:b w:val="0"/>
+          <w:i w:val="0"/>
+          <w:color w:val="0000FF"/>
+          <w:sz w:val="24"/>
+          <w:u w:val="single"/>
+        </w:rPr>
+        <w:t xml:space="preserve"> </w:t>
+      </w:r>
+      <w:r>
+        <w:rPr>
+          <w:rFonts w:ascii="Charis SIL Regular" w:hAnsi="Charis SIL Regular" w:eastAsia="Charis SIL Regular"/>
+          <w:b w:val="0"/>
+          <w:i w:val="0"/>
+          <w:color w:val="0000FF"/>
+          <w:sz w:val="24"/>
+          <w:u w:val="single"/>
+        </w:rPr>
+        <w:hyperlink r:id="rId67" w:history="1">
+          <w:r>
+            <w:rPr>
+              <w:rStyle w:val="Hyperlink"/>
+            </w:rPr>
+            <w:t xml:space="preserve">la </w:t>
+          </w:r>
+        </w:hyperlink>
+      </w:r>
+      <w:r>
+        <w:rPr>
+          <w:rFonts w:ascii="Charis SIL Regular" w:hAnsi="Charis SIL Regular" w:eastAsia="Charis SIL Regular"/>
+          <w:b w:val="0"/>
+          <w:i w:val="0"/>
+          <w:color w:val="0000FF"/>
+          <w:sz w:val="24"/>
+          <w:u w:val="single"/>
+        </w:rPr>
+        <w:hyperlink r:id="rId67" w:history="1">
+          <w:r>
+            <w:rPr>
+              <w:rStyle w:val="Hyperlink"/>
+            </w:rPr>
+            <w:t>Rüe</w:t>
+          </w:r>
+        </w:hyperlink>
+      </w:r>
+      <w:r>
+        <w:rPr>
+          <w:rFonts w:ascii="Charis SIL Regular" w:hAnsi="Charis SIL Regular" w:eastAsia="Charis SIL Regular"/>
+          <w:b w:val="0"/>
+          <w:i w:val="0"/>
+          <w:color w:val="000000"/>
+          <w:sz w:val="24"/>
+        </w:rPr>
+        <w:t xml:space="preserve"> [verzameling](https://collections.quaibranly.fr/?</w:t>
+      </w:r>
+    </w:p>
+    <w:p>
+      <w:pPr>
+        <w:autoSpaceDN w:val="0"/>
+        <w:autoSpaceDE w:val="0"/>
+        <w:widowControl/>
+        <w:spacing w:line="288" w:lineRule="exact" w:before="64" w:after="0"/>
+        <w:ind w:left="10" w:right="0" w:firstLine="0"/>
+        <w:jc w:val="left"/>
+      </w:pPr>
+      <w:r>
+        <w:rPr>
+          <w:rFonts w:ascii="Charis SIL Regular" w:hAnsi="Charis SIL Regular" w:eastAsia="Charis SIL Regular"/>
+          <w:b w:val="0"/>
+          <w:i w:val="0"/>
+          <w:color w:val="000000"/>
+          <w:sz w:val="24"/>
+        </w:rPr>
+        <w:hyperlink r:id="rId67" w:history="1">
+          <w:r>
+            <w:rPr>
+              <w:rStyle w:val="Hyperlink"/>
+            </w:rPr>
+            <w:t>stat</w:t>
+          </w:r>
+        </w:hyperlink>
+      </w:r>
+      <w:r>
+        <w:rPr>
+          <w:rFonts w:ascii="Charis SIL Regular" w:hAnsi="Charis SIL Regular" w:eastAsia="Charis SIL Regular"/>
+          <w:b w:val="0"/>
+          <w:i w:val="0"/>
+          <w:color w:val="000000"/>
+          <w:sz w:val="24"/>
+        </w:rPr>
+        <w:t xml:space="preserve">e={"matchAllCriteria":true,"customSearchCriteria":[{"field":"/Record/ConX/ </w:t>
+      </w:r>
+      <w:r>
+        <w:br/>
+      </w:r>
+      <w:r>
+        <w:rPr>
+          <w:rFonts w:ascii="Charis SIL Regular" w:hAnsi="Charis SIL Regular" w:eastAsia="Charis SIL Regular"/>
+          <w:b w:val="0"/>
+          <w:i w:val="0"/>
+          <w:color w:val="000000"/>
+          <w:sz w:val="24"/>
+        </w:rPr>
+        <w:t xml:space="preserve">AlphaSortConX,/Record/ConXother/AlphaSort","fieldLabel":"","searchValues":["[Aubert de la </w:t>
+      </w:r>
+      <w:r>
+        <w:rPr>
+          <w:rFonts w:ascii="Charis SIL Regular" w:hAnsi="Charis SIL Regular" w:eastAsia="Charis SIL Regular"/>
+          <w:b w:val="0"/>
+          <w:i w:val="0"/>
+          <w:color w:val="000000"/>
+          <w:sz w:val="24"/>
+        </w:rPr>
+        <w:t xml:space="preserve">Rüe, Edgar]"],"description":"Personne(s) : Aubert de la Rüe, Edgar"}]}) 1968-1969: Claude </w:t>
+      </w:r>
+      <w:r>
+        <w:rPr>
+          <w:rFonts w:ascii="Charis SIL Regular" w:hAnsi="Charis SIL Regular" w:eastAsia="Charis SIL Regular"/>
+          <w:b w:val="0"/>
+          <w:i w:val="0"/>
+          <w:color w:val="000000"/>
+          <w:sz w:val="24"/>
+        </w:rPr>
+        <w:t>Bernardin [verzameling](https://collections.quaibranly.fr/?</w:t>
+      </w:r>
+    </w:p>
+    <w:p>
+      <w:pPr>
+        <w:autoSpaceDN w:val="0"/>
+        <w:autoSpaceDE w:val="0"/>
+        <w:widowControl/>
+        <w:spacing w:line="288" w:lineRule="exact" w:before="64" w:after="0"/>
+        <w:ind w:left="10" w:right="144" w:firstLine="0"/>
+        <w:jc w:val="left"/>
+      </w:pPr>
+      <w:r>
+        <w:rPr>
+          <w:rFonts w:ascii="Charis SIL Regular" w:hAnsi="Charis SIL Regular" w:eastAsia="Charis SIL Regular"/>
+          <w:b w:val="0"/>
+          <w:i w:val="0"/>
+          <w:color w:val="000000"/>
+          <w:sz w:val="24"/>
+        </w:rPr>
+        <w:t xml:space="preserve">state={"matchAllCriteria":true,"customSearchCriteria":[{"field":"/Record/ConX/ </w:t>
+      </w:r>
+      <w:r>
+        <w:br/>
+      </w:r>
+      <w:r>
+        <w:rPr>
+          <w:rFonts w:ascii="Charis SIL Regular" w:hAnsi="Charis SIL Regular" w:eastAsia="Charis SIL Regular"/>
+          <w:b w:val="0"/>
+          <w:i w:val="0"/>
+          <w:color w:val="000000"/>
+          <w:sz w:val="24"/>
+        </w:rPr>
+        <w:t xml:space="preserve">AlphaSortConX,/Record/ConXother/AlphaSort","fieldLabel":"","searchValues":["[Bernardin, </w:t>
+      </w:r>
+      <w:r>
+        <w:rPr>
+          <w:rFonts w:ascii="Charis SIL Regular" w:hAnsi="Charis SIL Regular" w:eastAsia="Charis SIL Regular"/>
+          <w:b w:val="0"/>
+          <w:i w:val="0"/>
+          <w:color w:val="000000"/>
+          <w:sz w:val="24"/>
+        </w:rPr>
+        <w:t>Claude]"],"description":"Personne(s) : Bernardin, Claude"}]})</w:t>
+      </w:r>
+    </w:p>
+    <w:p>
+      <w:pPr>
+        <w:autoSpaceDN w:val="0"/>
+        <w:autoSpaceDE w:val="0"/>
+        <w:widowControl/>
+        <w:spacing w:line="352" w:lineRule="exact" w:before="176" w:after="0"/>
+        <w:ind w:left="10" w:right="0" w:firstLine="0"/>
+        <w:jc w:val="left"/>
+      </w:pPr>
+      <w:r>
+        <w:rPr>
+          <w:rFonts w:ascii="Charis SIL Regular" w:hAnsi="Charis SIL Regular" w:eastAsia="Charis SIL Regular"/>
+          <w:b w:val="0"/>
+          <w:i w:val="0"/>
+          <w:color w:val="000000"/>
+          <w:sz w:val="24"/>
+        </w:rPr>
+        <w:t>Sainte-Croix de la Roncière [verzameling](https://collections.quaibranly.fr/?</w:t>
+      </w:r>
+    </w:p>
+    <w:p>
+      <w:pPr>
+        <w:autoSpaceDN w:val="0"/>
+        <w:autoSpaceDE w:val="0"/>
+        <w:widowControl/>
+        <w:spacing w:line="288" w:lineRule="exact" w:before="64" w:after="0"/>
+        <w:ind w:left="10" w:right="0" w:firstLine="0"/>
+        <w:jc w:val="left"/>
+      </w:pPr>
+      <w:r>
+        <w:rPr>
+          <w:rFonts w:ascii="Charis SIL Regular" w:hAnsi="Charis SIL Regular" w:eastAsia="Charis SIL Regular"/>
+          <w:b w:val="0"/>
+          <w:i w:val="0"/>
+          <w:color w:val="000000"/>
+          <w:sz w:val="24"/>
+        </w:rPr>
+        <w:t xml:space="preserve">state={"matchAllCriteria":true,"customSearchCriteria":[{"field":"/Record/ConX/ </w:t>
+      </w:r>
+      <w:r>
+        <w:br/>
+      </w:r>
+      <w:r>
+        <w:rPr>
+          <w:rFonts w:ascii="Charis SIL Regular" w:hAnsi="Charis SIL Regular" w:eastAsia="Charis SIL Regular"/>
+          <w:b w:val="0"/>
+          <w:i w:val="0"/>
+          <w:color w:val="000000"/>
+          <w:sz w:val="24"/>
+        </w:rPr>
+        <w:t xml:space="preserve">AlphaSortConX,/Record/ConXother/AlphaSort","fieldLabel":"","searchValues":["[Sainte-Croix </w:t>
+      </w:r>
+      <w:r>
+        <w:rPr>
+          <w:rFonts w:ascii="Charis SIL Regular" w:hAnsi="Charis SIL Regular" w:eastAsia="Charis SIL Regular"/>
+          <w:b w:val="0"/>
+          <w:i w:val="0"/>
+          <w:color w:val="000000"/>
+          <w:sz w:val="24"/>
+        </w:rPr>
+        <w:t>de la Roncière Mr]"],"description":"Personne(s) : Sainte-Croix de la Roncière Mr"}]})</w:t>
+      </w:r>
+    </w:p>
+    <w:p>
+      <w:pPr>
+        <w:autoSpaceDN w:val="0"/>
+        <w:autoSpaceDE w:val="0"/>
+        <w:widowControl/>
+        <w:spacing w:line="288" w:lineRule="exact" w:before="240" w:after="0"/>
+        <w:ind w:left="10" w:right="576" w:firstLine="0"/>
+        <w:jc w:val="left"/>
+      </w:pPr>
+      <w:r>
+        <w:rPr>
+          <w:rFonts w:ascii="Charis SIL Regular" w:hAnsi="Charis SIL Regular" w:eastAsia="Charis SIL Regular"/>
+          <w:b w:val="0"/>
+          <w:i w:val="0"/>
+          <w:color w:val="000000"/>
+          <w:sz w:val="24"/>
+        </w:rPr>
+        <w:t xml:space="preserve">Nader over Monteux-Richard: Het tweede team onder leiding van Jean-Paul Goreaud </w:t>
+      </w:r>
+      <w:r>
+        <w:rPr>
+          <w:rFonts w:ascii="Charis SIL Regular" w:hAnsi="Charis SIL Regular" w:eastAsia="Charis SIL Regular"/>
+          <w:b w:val="0"/>
+          <w:i w:val="0"/>
+          <w:color w:val="000000"/>
+          <w:sz w:val="24"/>
+        </w:rPr>
+        <w:t xml:space="preserve">verkende de boven-Marowijne. Gaston Vincke was de eerste leider van de expeditie en </w:t>
+      </w:r>
+      <w:r>
+        <w:rPr>
+          <w:rFonts w:ascii="Charis SIL Regular" w:hAnsi="Charis SIL Regular" w:eastAsia="Charis SIL Regular"/>
+          <w:b w:val="0"/>
+          <w:i w:val="0"/>
+          <w:color w:val="000000"/>
+          <w:sz w:val="24"/>
+        </w:rPr>
+        <w:t>schilder. Hij schilderde Wayanadorpen.</w:t>
+      </w:r>
+    </w:p>
+    <w:p>
+      <w:pPr>
+        <w:autoSpaceDN w:val="0"/>
+        <w:autoSpaceDE w:val="0"/>
+        <w:widowControl/>
+        <w:spacing w:line="352" w:lineRule="exact" w:before="176" w:after="0"/>
+        <w:ind w:left="10" w:right="0" w:firstLine="0"/>
+        <w:jc w:val="left"/>
+      </w:pPr>
+      <w:r>
+        <w:rPr>
+          <w:rFonts w:ascii="Charis SIL Regular" w:hAnsi="Charis SIL Regular" w:eastAsia="Charis SIL Regular"/>
+          <w:b w:val="0"/>
+          <w:i w:val="0"/>
+          <w:color w:val="000000"/>
+          <w:sz w:val="24"/>
+        </w:rPr>
+        <w:t>Film Goreaud: https://www.encyclocine.com/film-au-pays-de-l-or-et-du-bagne</w:t>
+      </w:r>
+    </w:p>
+    <w:p>
+      <w:pPr>
+        <w:autoSpaceDN w:val="0"/>
+        <w:autoSpaceDE w:val="0"/>
+        <w:widowControl/>
+        <w:spacing w:line="288" w:lineRule="exact" w:before="240" w:after="0"/>
+        <w:ind w:left="10" w:right="144" w:firstLine="0"/>
+        <w:jc w:val="left"/>
+      </w:pPr>
+      <w:r>
+        <w:rPr>
+          <w:rFonts w:ascii="Charis SIL Regular" w:hAnsi="Charis SIL Regular" w:eastAsia="Charis SIL Regular"/>
+          <w:b w:val="0"/>
+          <w:i w:val="0"/>
+          <w:color w:val="000000"/>
+          <w:sz w:val="24"/>
+        </w:rPr>
+        <w:t xml:space="preserve">Fowler Museum at UCLA: Organiseerde de tentoonstelling met de Prices in 1980, toen nog </w:t>
+      </w:r>
+      <w:r>
+        <w:rPr>
+          <w:rFonts w:ascii="Charis SIL Regular" w:hAnsi="Charis SIL Regular" w:eastAsia="Charis SIL Regular"/>
+          <w:b w:val="0"/>
+          <w:i w:val="0"/>
+          <w:color w:val="000000"/>
+          <w:sz w:val="24"/>
+        </w:rPr>
+        <w:t>UCLA Museum of Cultural History geheten. Veel is een donatie van Mr. W. Thomas Davis</w:t>
+      </w:r>
+    </w:p>
+    <w:p>
+      <w:pPr>
+        <w:autoSpaceDN w:val="0"/>
+        <w:autoSpaceDE w:val="0"/>
+        <w:widowControl/>
+        <w:spacing w:line="352" w:lineRule="exact" w:before="176" w:after="0"/>
+        <w:ind w:left="10" w:right="0" w:firstLine="0"/>
+        <w:jc w:val="left"/>
+      </w:pPr>
+      <w:r>
+        <w:rPr>
+          <w:rFonts w:ascii="Charis SIL Regular" w:hAnsi="Charis SIL Regular" w:eastAsia="Charis SIL Regular"/>
+          <w:b w:val="0"/>
+          <w:i w:val="0"/>
+          <w:color w:val="000000"/>
+          <w:sz w:val="24"/>
+        </w:rPr>
+        <w:t>https://argus.fowler.ucla.edu/final/Portal/Default.aspx?lang=en-US</w:t>
       </w:r>
     </w:p>
     <w:p>
       <w:pPr>
         <w:sectPr>
           <w:pgSz w:w="11900" w:h="16840"/>
-          <w:pgMar w:top="324" w:right="964" w:bottom="368" w:left="950" w:header="720" w:footer="720" w:gutter="0"/>
+          <w:pgMar w:top="324" w:right="1100" w:bottom="480" w:left="950" w:header="720" w:footer="720" w:gutter="0"/>
+          <w:cols/>
+          <w:docGrid w:linePitch="360"/>
+        </w:sectPr>
+      </w:pPr>
+    </w:p>
+    <w:p>
+      <w:pPr>
+        <w:autoSpaceDN w:val="0"/>
+        <w:autoSpaceDE w:val="0"/>
+        <w:widowControl/>
+        <w:spacing w:line="220" w:lineRule="exact" w:before="0" w:after="104"/>
+        <w:ind w:left="0" w:right="0"/>
+      </w:pPr>
+    </w:p>
+    <w:p>
+      <w:pPr>
+        <w:autoSpaceDN w:val="0"/>
+        <w:autoSpaceDE w:val="0"/>
+        <w:widowControl/>
+        <w:spacing w:line="288" w:lineRule="exact" w:before="64" w:after="0"/>
+        <w:ind w:left="0" w:right="0" w:firstLine="0"/>
+        <w:jc w:val="left"/>
+      </w:pPr>
+      <w:r>
+        <w:rPr>
+          <w:rFonts w:ascii="Charis SIL Regular" w:hAnsi="Charis SIL Regular" w:eastAsia="Charis SIL Regular"/>
+          <w:b w:val="0"/>
+          <w:i w:val="0"/>
+          <w:color w:val="000000"/>
+          <w:sz w:val="24"/>
+        </w:rPr>
+        <w:t xml:space="preserve">Penn Museum in Philadelphia: Herkomst onder andere: 52 objecten: Gift of T. J. Collins, </w:t>
+      </w:r>
+      <w:r>
+        <w:rPr>
+          <w:rFonts w:ascii="Charis SIL Regular" w:hAnsi="Charis SIL Regular" w:eastAsia="Charis SIL Regular"/>
+          <w:b w:val="0"/>
+          <w:i w:val="0"/>
+          <w:color w:val="000000"/>
+          <w:sz w:val="24"/>
+        </w:rPr>
+        <w:t xml:space="preserve">1907 https://www.penn.museum/collections/accessionlot.php?irn=6338 5 objecten: Gift of </w:t>
+      </w:r>
+      <w:r>
+        <w:rPr>
+          <w:rFonts w:ascii="Charis SIL Regular" w:hAnsi="Charis SIL Regular" w:eastAsia="Charis SIL Regular"/>
+          <w:b w:val="0"/>
+          <w:i w:val="0"/>
+          <w:color w:val="000000"/>
+          <w:sz w:val="24"/>
+        </w:rPr>
+        <w:t>Miss Anna Warren Ingersoll, 1916 https://www.penn.museum/collections/accessionlot.php?</w:t>
+      </w:r>
+    </w:p>
+    <w:p>
+      <w:pPr>
+        <w:autoSpaceDN w:val="0"/>
+        <w:autoSpaceDE w:val="0"/>
+        <w:widowControl/>
+        <w:spacing w:line="288" w:lineRule="exact" w:before="64" w:after="0"/>
+        <w:ind w:left="0" w:right="576" w:firstLine="0"/>
+        <w:jc w:val="left"/>
+      </w:pPr>
+      <w:r>
+        <w:rPr>
+          <w:rFonts w:ascii="Charis SIL Regular" w:hAnsi="Charis SIL Regular" w:eastAsia="Charis SIL Regular"/>
+          <w:b w:val="0"/>
+          <w:i w:val="0"/>
+          <w:color w:val="000000"/>
+          <w:sz w:val="24"/>
+        </w:rPr>
+        <w:t xml:space="preserve">irn=5255 Purchased from the Quinn Estate, 1926 Gift of Louis C. Whiton, 1966 Gift of </w:t>
+      </w:r>
+      <w:r>
+        <w:rPr>
+          <w:rFonts w:ascii="Charis SIL Regular" w:hAnsi="Charis SIL Regular" w:eastAsia="Charis SIL Regular"/>
+          <w:b w:val="0"/>
+          <w:i w:val="0"/>
+          <w:color w:val="000000"/>
+          <w:sz w:val="24"/>
+        </w:rPr>
+        <w:t>Charles A. Robinson, 2002 https://www.penn.museum/collections/search.php?</w:t>
+      </w:r>
+    </w:p>
+    <w:p>
+      <w:pPr>
+        <w:autoSpaceDN w:val="0"/>
+        <w:autoSpaceDE w:val="0"/>
+        <w:widowControl/>
+        <w:spacing w:line="288" w:lineRule="exact" w:before="64" w:after="0"/>
+        <w:ind w:left="0" w:right="0" w:firstLine="0"/>
+        <w:jc w:val="left"/>
+      </w:pPr>
+      <w:r>
+        <w:rPr>
+          <w:rFonts w:ascii="Charis SIL Regular" w:hAnsi="Charis SIL Regular" w:eastAsia="Charis SIL Regular"/>
+          <w:b w:val="0"/>
+          <w:i w:val="0"/>
+          <w:color w:val="000000"/>
+          <w:sz w:val="24"/>
+        </w:rPr>
+        <w:t xml:space="preserve">term=suriname&amp;submit_term=Submit Artikel Dutch Guiana pottery: https:// </w:t>
+      </w:r>
+      <w:r>
+        <w:br/>
+      </w:r>
+      <w:r>
+        <w:rPr>
+          <w:rFonts w:ascii="Charis SIL Regular" w:hAnsi="Charis SIL Regular" w:eastAsia="Charis SIL Regular"/>
+          <w:b w:val="0"/>
+          <w:i w:val="0"/>
+          <w:color w:val="000000"/>
+          <w:sz w:val="24"/>
+        </w:rPr>
+        <w:t xml:space="preserve">www.penn.museum/sites/journal/609/ "A very valuable collection containing an assortment </w:t>
+      </w:r>
+      <w:r>
+        <w:rPr>
+          <w:rFonts w:ascii="Charis SIL Regular" w:hAnsi="Charis SIL Regular" w:eastAsia="Charis SIL Regular"/>
+          <w:b w:val="0"/>
+          <w:i w:val="0"/>
+          <w:color w:val="000000"/>
+          <w:sz w:val="24"/>
+        </w:rPr>
+        <w:t xml:space="preserve">of this ware was collected by Mr. T. J. Collins of Haddonfield, New Jersey, and presented to </w:t>
+      </w:r>
+      <w:r>
+        <w:rPr>
+          <w:rFonts w:ascii="Charis SIL Regular" w:hAnsi="Charis SIL Regular" w:eastAsia="Charis SIL Regular"/>
+          <w:b w:val="0"/>
+          <w:i w:val="0"/>
+          <w:color w:val="000000"/>
+          <w:sz w:val="24"/>
+        </w:rPr>
+        <w:t>the University Museum some time ago"</w:t>
+      </w:r>
+    </w:p>
+    <w:p>
+      <w:pPr>
+        <w:autoSpaceDN w:val="0"/>
+        <w:autoSpaceDE w:val="0"/>
+        <w:widowControl/>
+        <w:spacing w:line="352" w:lineRule="exact" w:before="176" w:after="0"/>
+        <w:ind w:left="0" w:right="0" w:firstLine="0"/>
+        <w:jc w:val="left"/>
+      </w:pPr>
+      <w:r>
+        <w:rPr>
+          <w:rFonts w:ascii="Charis SIL Regular" w:hAnsi="Charis SIL Regular" w:eastAsia="Charis SIL Regular"/>
+          <w:b w:val="0"/>
+          <w:i w:val="0"/>
+          <w:color w:val="000000"/>
+          <w:sz w:val="24"/>
+        </w:rPr>
+        <w:t xml:space="preserve">Is hoogstwaarschijnlijk </w:t>
+      </w:r>
+      <w:r>
+        <w:rPr>
+          <w:rFonts w:ascii="Charis SIL Regular" w:hAnsi="Charis SIL Regular" w:eastAsia="Charis SIL Regular"/>
+          <w:b w:val="0"/>
+          <w:i w:val="0"/>
+          <w:color w:val="0000FF"/>
+          <w:sz w:val="24"/>
+          <w:u w:val="single"/>
+        </w:rPr>
+        <w:hyperlink r:id="rId68" w:history="1">
+          <w:r>
+            <w:rPr>
+              <w:rStyle w:val="Hyperlink"/>
+            </w:rPr>
+            <w:t>Thomas</w:t>
+          </w:r>
+        </w:hyperlink>
+      </w:r>
+      <w:r>
+        <w:rPr>
+          <w:rFonts w:ascii="Charis SIL Regular" w:hAnsi="Charis SIL Regular" w:eastAsia="Charis SIL Regular"/>
+          <w:b w:val="0"/>
+          <w:i w:val="0"/>
+          <w:color w:val="0000FF"/>
+          <w:sz w:val="24"/>
+          <w:u w:val="single"/>
+        </w:rPr>
+        <w:t xml:space="preserve"> </w:t>
+      </w:r>
+      <w:r>
+        <w:rPr>
+          <w:rFonts w:ascii="Charis SIL Regular" w:hAnsi="Charis SIL Regular" w:eastAsia="Charis SIL Regular"/>
+          <w:b w:val="0"/>
+          <w:i w:val="0"/>
+          <w:color w:val="0000FF"/>
+          <w:sz w:val="24"/>
+          <w:u w:val="single"/>
+        </w:rPr>
+        <w:hyperlink r:id="rId68" w:history="1">
+          <w:r>
+            <w:rPr>
+              <w:rStyle w:val="Hyperlink"/>
+            </w:rPr>
+            <w:t>Jeffers</w:t>
+          </w:r>
+        </w:hyperlink>
+      </w:r>
+      <w:r>
+        <w:rPr>
+          <w:rFonts w:ascii="Charis SIL Regular" w:hAnsi="Charis SIL Regular" w:eastAsia="Charis SIL Regular"/>
+          <w:b w:val="0"/>
+          <w:i w:val="0"/>
+          <w:color w:val="0000FF"/>
+          <w:sz w:val="24"/>
+        </w:rPr>
+        <w:hyperlink r:id="rId68" w:history="1">
+          <w:r>
+            <w:rPr>
+              <w:rStyle w:val="Hyperlink"/>
+            </w:rPr>
+            <w:t>o</w:t>
+          </w:r>
+        </w:hyperlink>
+      </w:r>
+      <w:r>
+        <w:rPr>
+          <w:rFonts w:ascii="Charis SIL Regular" w:hAnsi="Charis SIL Regular" w:eastAsia="Charis SIL Regular"/>
+          <w:b w:val="0"/>
+          <w:i w:val="0"/>
+          <w:color w:val="0000FF"/>
+          <w:sz w:val="24"/>
+        </w:rPr>
+        <w:t>n</w:t>
+      </w:r>
+      <w:r>
+        <w:rPr>
+          <w:rFonts w:ascii="Charis SIL Regular" w:hAnsi="Charis SIL Regular" w:eastAsia="Charis SIL Regular"/>
+          <w:b w:val="0"/>
+          <w:i w:val="0"/>
+          <w:color w:val="0000FF"/>
+          <w:sz w:val="24"/>
+          <w:u w:val="single"/>
+        </w:rPr>
+        <w:t xml:space="preserve"> </w:t>
+      </w:r>
+      <w:r>
+        <w:rPr>
+          <w:rFonts w:ascii="Charis SIL Regular" w:hAnsi="Charis SIL Regular" w:eastAsia="Charis SIL Regular"/>
+          <w:b w:val="0"/>
+          <w:i w:val="0"/>
+          <w:color w:val="0000FF"/>
+          <w:sz w:val="24"/>
+          <w:u w:val="single"/>
+        </w:rPr>
+        <w:hyperlink r:id="rId68" w:history="1">
+          <w:r>
+            <w:rPr>
+              <w:rStyle w:val="Hyperlink"/>
+            </w:rPr>
+            <w:t>Collins</w:t>
+          </w:r>
+        </w:hyperlink>
+      </w:r>
+    </w:p>
+    <w:p>
+      <w:pPr>
+        <w:autoSpaceDN w:val="0"/>
+        <w:autoSpaceDE w:val="0"/>
+        <w:widowControl/>
+        <w:spacing w:line="352" w:lineRule="exact" w:before="176" w:after="0"/>
+        <w:ind w:left="0" w:right="0" w:firstLine="0"/>
+        <w:jc w:val="left"/>
+      </w:pPr>
+      <w:r>
+        <w:rPr>
+          <w:rFonts w:ascii="Charis SIL Regular" w:hAnsi="Charis SIL Regular" w:eastAsia="Charis SIL Regular"/>
+          <w:b w:val="0"/>
+          <w:i w:val="0"/>
+          <w:color w:val="000000"/>
+          <w:sz w:val="24"/>
+        </w:rPr>
+        <w:t>Film van Watson Kintner: https://www.youtube.com/watch?v=irx0vV4yqiw</w:t>
+      </w:r>
+    </w:p>
+    <w:p>
+      <w:pPr>
+        <w:autoSpaceDN w:val="0"/>
+        <w:autoSpaceDE w:val="0"/>
+        <w:widowControl/>
+        <w:spacing w:line="288" w:lineRule="exact" w:before="240" w:after="0"/>
+        <w:ind w:left="0" w:right="1584" w:firstLine="0"/>
+        <w:jc w:val="left"/>
+      </w:pPr>
+      <w:r>
+        <w:rPr>
+          <w:rFonts w:ascii="Charis SIL Regular" w:hAnsi="Charis SIL Regular" w:eastAsia="Charis SIL Regular"/>
+          <w:b w:val="0"/>
+          <w:i w:val="0"/>
+          <w:color w:val="000000"/>
+          <w:sz w:val="24"/>
+        </w:rPr>
+        <w:t xml:space="preserve">RMSC in Rochester, New York: Collectiewebsite (offline in april 2026) http:// </w:t>
+      </w:r>
+      <w:r>
+        <w:rPr>
+          <w:rFonts w:ascii="Charis SIL Regular" w:hAnsi="Charis SIL Regular" w:eastAsia="Charis SIL Regular"/>
+          <w:b w:val="0"/>
+          <w:i w:val="0"/>
+          <w:color w:val="000000"/>
+          <w:sz w:val="24"/>
+        </w:rPr>
+        <w:t>collections.rmsc.org/ Bibliotheek: http://libcat.rmsc.org/aquabrowser/</w:t>
+      </w:r>
+    </w:p>
+    <w:p>
+      <w:pPr>
+        <w:autoSpaceDN w:val="0"/>
+        <w:autoSpaceDE w:val="0"/>
+        <w:widowControl/>
+        <w:spacing w:line="288" w:lineRule="exact" w:before="240" w:after="0"/>
+        <w:ind w:left="0" w:right="864" w:firstLine="0"/>
+        <w:jc w:val="left"/>
+      </w:pPr>
+      <w:r>
+        <w:rPr>
+          <w:rFonts w:ascii="Charis SIL Regular" w:hAnsi="Charis SIL Regular" w:eastAsia="Charis SIL Regular"/>
+          <w:b w:val="0"/>
+          <w:i w:val="0"/>
+          <w:color w:val="000000"/>
+          <w:sz w:val="24"/>
+        </w:rPr>
+        <w:t xml:space="preserve">Indiana University Museum, Bloomington, Indiana: https://iumaa.iu.edu/collections/ </w:t>
+      </w:r>
+      <w:r>
+        <w:rPr>
+          <w:rFonts w:ascii="Charis SIL Regular" w:hAnsi="Charis SIL Regular" w:eastAsia="Charis SIL Regular"/>
+          <w:b w:val="0"/>
+          <w:i w:val="0"/>
+          <w:color w:val="000000"/>
+          <w:sz w:val="24"/>
+        </w:rPr>
+        <w:t>ethnographic-collections/index.html</w:t>
+      </w:r>
+    </w:p>
+    <w:p>
+      <w:pPr>
+        <w:autoSpaceDN w:val="0"/>
+        <w:autoSpaceDE w:val="0"/>
+        <w:widowControl/>
+        <w:spacing w:line="288" w:lineRule="exact" w:before="240" w:after="0"/>
+        <w:ind w:left="0" w:right="288" w:firstLine="0"/>
+        <w:jc w:val="left"/>
+      </w:pPr>
+      <w:r>
+        <w:rPr>
+          <w:rFonts w:ascii="Charis SIL Regular" w:hAnsi="Charis SIL Regular" w:eastAsia="Charis SIL Regular"/>
+          <w:b w:val="0"/>
+          <w:i w:val="0"/>
+          <w:color w:val="000000"/>
+          <w:sz w:val="24"/>
+        </w:rPr>
+        <w:t xml:space="preserve">Weltkulturen Museum, Frankfurt: https://www.weltkulturenmuseum.de/de/sammlungen/ </w:t>
+      </w:r>
+      <w:r>
+        <w:rPr>
+          <w:rFonts w:ascii="Charis SIL Regular" w:hAnsi="Charis SIL Regular" w:eastAsia="Charis SIL Regular"/>
+          <w:b w:val="0"/>
+          <w:i w:val="0"/>
+          <w:color w:val="000000"/>
+          <w:sz w:val="24"/>
+        </w:rPr>
+        <w:t>amerikas/</w:t>
+      </w:r>
+    </w:p>
+    <w:p>
+      <w:pPr>
+        <w:autoSpaceDN w:val="0"/>
+        <w:autoSpaceDE w:val="0"/>
+        <w:widowControl/>
+        <w:spacing w:line="288" w:lineRule="exact" w:before="240" w:after="0"/>
+        <w:ind w:left="0" w:right="288" w:firstLine="0"/>
+        <w:jc w:val="left"/>
+      </w:pPr>
+      <w:r>
+        <w:rPr>
+          <w:rFonts w:ascii="Charis SIL Regular" w:hAnsi="Charis SIL Regular" w:eastAsia="Charis SIL Regular"/>
+          <w:b w:val="0"/>
+          <w:i w:val="0"/>
+          <w:color w:val="000000"/>
+          <w:sz w:val="24"/>
+        </w:rPr>
+        <w:t xml:space="preserve">Museum of Archaeology and Anthrpology, Cambridge: https://collections.maa.cam.ac.uk/ </w:t>
+      </w:r>
+      <w:r>
+        <w:rPr>
+          <w:rFonts w:ascii="Charis SIL Regular" w:hAnsi="Charis SIL Regular" w:eastAsia="Charis SIL Regular"/>
+          <w:b w:val="0"/>
+          <w:i w:val="0"/>
+          <w:color w:val="000000"/>
+          <w:sz w:val="24"/>
+        </w:rPr>
+        <w:t xml:space="preserve">objects/?query=suriname Lijkt grotendeels afkomstig van een door Cambridge </w:t>
+      </w:r>
+      <w:r>
+        <w:br/>
+      </w:r>
+      <w:r>
+        <w:rPr>
+          <w:rFonts w:ascii="Charis SIL Regular" w:hAnsi="Charis SIL Regular" w:eastAsia="Charis SIL Regular"/>
+          <w:b w:val="0"/>
+          <w:i w:val="0"/>
+          <w:color w:val="000000"/>
+          <w:sz w:val="24"/>
+        </w:rPr>
+        <w:t>georganiseerde expeditie naar Langatabiki in 1966.</w:t>
+      </w:r>
+    </w:p>
+    <w:p>
+      <w:pPr>
+        <w:autoSpaceDN w:val="0"/>
+        <w:autoSpaceDE w:val="0"/>
+        <w:widowControl/>
+        <w:spacing w:line="288" w:lineRule="exact" w:before="240" w:after="0"/>
+        <w:ind w:left="0" w:right="0" w:firstLine="0"/>
+        <w:jc w:val="left"/>
+      </w:pPr>
+      <w:r>
+        <w:rPr>
+          <w:rFonts w:ascii="Charis SIL Regular" w:hAnsi="Charis SIL Regular" w:eastAsia="Charis SIL Regular"/>
+          <w:b w:val="0"/>
+          <w:i w:val="0"/>
+          <w:color w:val="000000"/>
+          <w:sz w:val="24"/>
+        </w:rPr>
+        <w:t xml:space="preserve">Pitt Rivers Museum, Oxford: https://www.prm.ox.ac.uk/files/ </w:t>
+      </w:r>
+      <w:r>
+        <w:br/>
+      </w:r>
+      <w:r>
+        <w:rPr>
+          <w:rFonts w:ascii="Charis SIL Regular" w:hAnsi="Charis SIL Regular" w:eastAsia="Charis SIL Regular"/>
+          <w:b w:val="0"/>
+          <w:i w:val="0"/>
+          <w:color w:val="000000"/>
+          <w:sz w:val="24"/>
+        </w:rPr>
+        <w:t xml:space="preserve">southamericantropicalforestmaterialpdf "There are 336 objects from Surinam in the Pitt </w:t>
+      </w:r>
+      <w:r>
+        <w:rPr>
+          <w:rFonts w:ascii="Charis SIL Regular" w:hAnsi="Charis SIL Regular" w:eastAsia="Charis SIL Regular"/>
+          <w:b w:val="0"/>
+          <w:i w:val="0"/>
+          <w:color w:val="000000"/>
+          <w:sz w:val="24"/>
+        </w:rPr>
+        <w:t xml:space="preserve">Rivers Museum of which some 77 are of Maroon rather than Amerindian origin. The </w:t>
+      </w:r>
+      <w:r>
+        <w:rPr>
+          <w:rFonts w:ascii="Charis SIL Regular" w:hAnsi="Charis SIL Regular" w:eastAsia="Charis SIL Regular"/>
+          <w:b w:val="0"/>
+          <w:i w:val="0"/>
+          <w:color w:val="000000"/>
+          <w:sz w:val="24"/>
+        </w:rPr>
+        <w:t xml:space="preserve">Amerindian material is dominated by two collections [: Butt Colson (1963) and Peter </w:t>
+      </w:r>
+      <w:r>
+        <w:rPr>
+          <w:rFonts w:ascii="Charis SIL Regular" w:hAnsi="Charis SIL Regular" w:eastAsia="Charis SIL Regular"/>
+          <w:b w:val="0"/>
+          <w:i w:val="0"/>
+          <w:color w:val="000000"/>
+          <w:sz w:val="24"/>
+        </w:rPr>
+        <w:t xml:space="preserve">Rivière]. [...] The non-Amerindian material is almost entirely Maroon, from the Aukan, also </w:t>
+      </w:r>
+      <w:r>
+        <w:rPr>
+          <w:rFonts w:ascii="Charis SIL Regular" w:hAnsi="Charis SIL Regular" w:eastAsia="Charis SIL Regular"/>
+          <w:b w:val="0"/>
+          <w:i w:val="0"/>
+          <w:color w:val="000000"/>
+          <w:sz w:val="24"/>
+        </w:rPr>
+        <w:t xml:space="preserve">known as Ndyuka, living on the Maroni and Lawa Rivers. Butt Colson collected 26 objects </w:t>
+      </w:r>
+      <w:r>
+        <w:rPr>
+          <w:rFonts w:ascii="Charis SIL Regular" w:hAnsi="Charis SIL Regular" w:eastAsia="Charis SIL Regular"/>
+          <w:b w:val="0"/>
+          <w:i w:val="0"/>
+          <w:color w:val="000000"/>
+          <w:sz w:val="24"/>
+        </w:rPr>
+        <w:t xml:space="preserve">from the Aukan, one of which is listed as coming from French Guiana. To this Aukan </w:t>
+      </w:r>
+      <w:r>
+        <w:rPr>
+          <w:rFonts w:ascii="Charis SIL Regular" w:hAnsi="Charis SIL Regular" w:eastAsia="Charis SIL Regular"/>
+          <w:b w:val="0"/>
+          <w:i w:val="0"/>
+          <w:color w:val="000000"/>
+          <w:sz w:val="24"/>
+        </w:rPr>
+        <w:t xml:space="preserve">collection is to be added a further 39 objects donated by the Cambridge Expedition to Langa </w:t>
+      </w:r>
+      <w:r>
+        <w:rPr>
+          <w:rFonts w:ascii="Charis SIL Regular" w:hAnsi="Charis SIL Regular" w:eastAsia="Charis SIL Regular"/>
+          <w:b w:val="0"/>
+          <w:i w:val="0"/>
+          <w:color w:val="000000"/>
+          <w:sz w:val="24"/>
+        </w:rPr>
+        <w:t xml:space="preserve">Tabiki in 1965. The remaining four objects consist of three Maroon items (a musical </w:t>
+      </w:r>
+      <w:r>
+        <w:br/>
+      </w:r>
+      <w:r>
+        <w:rPr>
+          <w:rFonts w:ascii="Charis SIL Regular" w:hAnsi="Charis SIL Regular" w:eastAsia="Charis SIL Regular"/>
+          <w:b w:val="0"/>
+          <w:i w:val="0"/>
+          <w:color w:val="000000"/>
+          <w:sz w:val="24"/>
+        </w:rPr>
+        <w:t xml:space="preserve">instrument and two calabash spoons) donated by Mrs Beatrice Braithwaite Batty in 1917. She </w:t>
+      </w:r>
+      <w:r>
+        <w:rPr>
+          <w:rFonts w:ascii="Charis SIL Regular" w:hAnsi="Charis SIL Regular" w:eastAsia="Charis SIL Regular"/>
+          <w:b w:val="0"/>
+          <w:i w:val="0"/>
+          <w:color w:val="000000"/>
+          <w:sz w:val="24"/>
+        </w:rPr>
+        <w:t xml:space="preserve">was the author of An English girl’s account of a Moravian Settlement in the Black Forest </w:t>
+      </w:r>
+      <w:r>
+        <w:rPr>
+          <w:rFonts w:ascii="Charis SIL Regular" w:hAnsi="Charis SIL Regular" w:eastAsia="Charis SIL Regular"/>
+          <w:b w:val="0"/>
+          <w:i w:val="0"/>
+          <w:color w:val="000000"/>
+          <w:sz w:val="24"/>
+        </w:rPr>
+        <w:t xml:space="preserve">(1858), Forty two years among the Indians and Eskimo (1893), and numerous other works. </w:t>
+      </w:r>
+      <w:r>
+        <w:rPr>
+          <w:rFonts w:ascii="Charis SIL Regular" w:hAnsi="Charis SIL Regular" w:eastAsia="Charis SIL Regular"/>
+          <w:b w:val="0"/>
+          <w:i w:val="0"/>
+          <w:color w:val="000000"/>
+          <w:sz w:val="24"/>
+        </w:rPr>
+        <w:t xml:space="preserve">Finally there is a pottery vessel in the form of a cockerel donated by Edward Archibald Parry, </w:t>
+      </w:r>
+      <w:r>
+        <w:rPr>
+          <w:rFonts w:ascii="Charis SIL Regular" w:hAnsi="Charis SIL Regular" w:eastAsia="Charis SIL Regular"/>
+          <w:b w:val="0"/>
+          <w:i w:val="0"/>
+          <w:color w:val="000000"/>
+          <w:sz w:val="24"/>
+        </w:rPr>
+        <w:t>Bishop of Guiana, in 1908."</w:t>
+      </w:r>
+    </w:p>
+    <w:p>
+      <w:pPr>
+        <w:autoSpaceDN w:val="0"/>
+        <w:autoSpaceDE w:val="0"/>
+        <w:widowControl/>
+        <w:spacing w:line="288" w:lineRule="exact" w:before="240" w:after="0"/>
+        <w:ind w:left="0" w:right="0" w:firstLine="0"/>
+        <w:jc w:val="left"/>
+      </w:pPr>
+      <w:r>
+        <w:rPr>
+          <w:rFonts w:ascii="Charis SIL Regular" w:hAnsi="Charis SIL Regular" w:eastAsia="Charis SIL Regular"/>
+          <w:b w:val="0"/>
+          <w:i w:val="0"/>
+          <w:color w:val="000000"/>
+          <w:sz w:val="24"/>
+        </w:rPr>
+        <w:t xml:space="preserve">Een kleine verzameling behorende tot het aan de EBG geliëerde Zeister Zendingsgenootschap </w:t>
+      </w:r>
+      <w:r>
+        <w:rPr>
+          <w:rFonts w:ascii="Charis SIL Regular" w:hAnsi="Charis SIL Regular" w:eastAsia="Charis SIL Regular"/>
+          <w:b w:val="0"/>
+          <w:i w:val="0"/>
+          <w:color w:val="000000"/>
+          <w:sz w:val="24"/>
+        </w:rPr>
+        <w:t xml:space="preserve">tentoongesteld in </w:t>
+      </w:r>
+      <w:r>
+        <w:rPr>
+          <w:rFonts w:ascii="Charis SIL Regular" w:hAnsi="Charis SIL Regular" w:eastAsia="Charis SIL Regular"/>
+          <w:b w:val="0"/>
+          <w:i w:val="0"/>
+          <w:color w:val="0000FF"/>
+          <w:sz w:val="24"/>
+          <w:u w:val="single"/>
+        </w:rPr>
+        <w:hyperlink r:id="rId69" w:history="1">
+          <w:r>
+            <w:rPr>
+              <w:rStyle w:val="Hyperlink"/>
+            </w:rPr>
+            <w:t>Het</w:t>
+          </w:r>
+        </w:hyperlink>
+      </w:r>
+      <w:r>
+        <w:rPr>
+          <w:rFonts w:ascii="Charis SIL Regular" w:hAnsi="Charis SIL Regular" w:eastAsia="Charis SIL Regular"/>
+          <w:b w:val="0"/>
+          <w:i w:val="0"/>
+          <w:color w:val="0000FF"/>
+          <w:sz w:val="24"/>
+          <w:u w:val="single"/>
+        </w:rPr>
+        <w:t xml:space="preserve"> </w:t>
+      </w:r>
+      <w:r>
+        <w:rPr>
+          <w:rFonts w:ascii="Charis SIL Regular" w:hAnsi="Charis SIL Regular" w:eastAsia="Charis SIL Regular"/>
+          <w:b w:val="0"/>
+          <w:i w:val="0"/>
+          <w:color w:val="0000FF"/>
+          <w:sz w:val="24"/>
+          <w:u w:val="single"/>
+        </w:rPr>
+        <w:hyperlink r:id="rId69" w:history="1">
+          <w:r>
+            <w:rPr>
+              <w:rStyle w:val="Hyperlink"/>
+            </w:rPr>
+            <w:t>Herrnhuter</w:t>
+          </w:r>
+        </w:hyperlink>
+      </w:r>
+      <w:r>
+        <w:rPr>
+          <w:rFonts w:ascii="Charis SIL Regular" w:hAnsi="Charis SIL Regular" w:eastAsia="Charis SIL Regular"/>
+          <w:b w:val="0"/>
+          <w:i w:val="0"/>
+          <w:color w:val="0000FF"/>
+          <w:sz w:val="24"/>
+          <w:u w:val="single"/>
+        </w:rPr>
+        <w:t xml:space="preserve"> </w:t>
+      </w:r>
+      <w:r>
+        <w:rPr>
+          <w:rFonts w:ascii="Charis SIL Regular" w:hAnsi="Charis SIL Regular" w:eastAsia="Charis SIL Regular"/>
+          <w:b w:val="0"/>
+          <w:i w:val="0"/>
+          <w:color w:val="0000FF"/>
+          <w:sz w:val="24"/>
+          <w:u w:val="single"/>
+        </w:rPr>
+        <w:hyperlink r:id="rId69" w:history="1">
+          <w:r>
+            <w:rPr>
+              <w:rStyle w:val="Hyperlink"/>
+            </w:rPr>
+            <w:t>Huis</w:t>
+          </w:r>
+        </w:hyperlink>
+      </w:r>
+    </w:p>
+    <w:p>
+      <w:pPr>
+        <w:autoSpaceDN w:val="0"/>
+        <w:autoSpaceDE w:val="0"/>
+        <w:widowControl/>
+        <w:spacing w:line="352" w:lineRule="exact" w:before="176" w:after="0"/>
+        <w:ind w:left="0" w:right="0" w:firstLine="0"/>
+        <w:jc w:val="left"/>
+      </w:pPr>
+      <w:r>
+        <w:rPr>
+          <w:rFonts w:ascii="Charis SIL Regular" w:hAnsi="Charis SIL Regular" w:eastAsia="Charis SIL Regular"/>
+          <w:b w:val="0"/>
+          <w:i w:val="0"/>
+          <w:color w:val="000000"/>
+          <w:sz w:val="24"/>
+        </w:rPr>
+        <w:t>ANDERE MUSEA DIE HERRNHUTER ETNOGRAFICA HEBBEN.</w:t>
+      </w:r>
+    </w:p>
+    <w:p>
+      <w:pPr>
+        <w:autoSpaceDN w:val="0"/>
+        <w:autoSpaceDE w:val="0"/>
+        <w:widowControl/>
+        <w:spacing w:line="352" w:lineRule="exact" w:before="176" w:after="0"/>
+        <w:ind w:left="0" w:right="0" w:firstLine="0"/>
+        <w:jc w:val="left"/>
+      </w:pPr>
+      <w:r>
+        <w:rPr>
+          <w:rFonts w:ascii="Charis SIL Regular" w:hAnsi="Charis SIL Regular" w:eastAsia="Charis SIL Regular"/>
+          <w:b w:val="0"/>
+          <w:i w:val="0"/>
+          <w:color w:val="000000"/>
+          <w:sz w:val="24"/>
+        </w:rPr>
+        <w:t>Frans-Nederlandse expeditie Marowijne 1861: Cateau van Rosevelt, Ronmy, Vidal, Kappler.</w:t>
+      </w:r>
+    </w:p>
+    <w:p>
+      <w:pPr>
+        <w:autoSpaceDN w:val="0"/>
+        <w:autoSpaceDE w:val="0"/>
+        <w:widowControl/>
+        <w:spacing w:line="352" w:lineRule="exact" w:before="176" w:after="0"/>
+        <w:ind w:left="0" w:right="0" w:firstLine="0"/>
+        <w:jc w:val="left"/>
+      </w:pPr>
+      <w:r>
+        <w:rPr>
+          <w:rFonts w:ascii="Charis SIL Regular" w:hAnsi="Charis SIL Regular" w:eastAsia="Charis SIL Regular"/>
+          <w:b w:val="0"/>
+          <w:i w:val="0"/>
+          <w:color w:val="000000"/>
+          <w:sz w:val="24"/>
+        </w:rPr>
+        <w:t>Cornelius van Coll, Wortelboer, Morssink noemen?</w:t>
+      </w:r>
+    </w:p>
+    <w:p>
+      <w:pPr>
+        <w:autoSpaceDN w:val="0"/>
+        <w:autoSpaceDE w:val="0"/>
+        <w:widowControl/>
+        <w:spacing w:line="352" w:lineRule="exact" w:before="176" w:after="0"/>
+        <w:ind w:left="0" w:right="0" w:firstLine="0"/>
+        <w:jc w:val="left"/>
+      </w:pPr>
+      <w:r>
+        <w:rPr>
+          <w:rFonts w:ascii="Charis SIL Regular" w:hAnsi="Charis SIL Regular" w:eastAsia="Charis SIL Regular"/>
+          <w:b w:val="0"/>
+          <w:i w:val="0"/>
+          <w:color w:val="000000"/>
+          <w:sz w:val="24"/>
+        </w:rPr>
+        <w:t>Collecties:</w:t>
+      </w:r>
+    </w:p>
+    <w:p>
+      <w:pPr>
+        <w:autoSpaceDN w:val="0"/>
+        <w:autoSpaceDE w:val="0"/>
+        <w:widowControl/>
+        <w:spacing w:line="352" w:lineRule="exact" w:before="176" w:after="0"/>
+        <w:ind w:left="0" w:right="0" w:firstLine="0"/>
+        <w:jc w:val="left"/>
+      </w:pPr>
+      <w:r>
+        <w:rPr>
+          <w:rFonts w:ascii="Charis SIL Regular" w:hAnsi="Charis SIL Regular" w:eastAsia="Charis SIL Regular"/>
+          <w:b w:val="0"/>
+          <w:i w:val="0"/>
+          <w:color w:val="000000"/>
+          <w:sz w:val="24"/>
+        </w:rPr>
+        <w:t>Prices? TvV en Van Wetering?</w:t>
+      </w:r>
+    </w:p>
+    <w:p>
+      <w:pPr>
+        <w:sectPr>
+          <w:pgSz w:w="11900" w:h="16840"/>
+          <w:pgMar w:top="324" w:right="966" w:bottom="600" w:left="960" w:header="720" w:footer="720" w:gutter="0"/>
           <w:cols/>
           <w:docGrid w:linePitch="360"/>
         </w:sectPr>
@@ -9671,107 +11175,7 @@
           <w:color w:val="000000"/>
           <w:sz w:val="24"/>
         </w:rPr>
-        <w:t>#1ccc4f61-eec9-4d10-a298-c3fd42d99e5f</w:t>
-      </w:r>
-    </w:p>
-    <w:p>
-      <w:pPr>
-        <w:autoSpaceDN w:val="0"/>
-        <w:autoSpaceDE w:val="0"/>
-        <w:widowControl/>
-        <w:spacing w:line="288" w:lineRule="exact" w:before="240" w:after="0"/>
-        <w:ind w:left="10" w:right="432" w:firstLine="0"/>
-        <w:jc w:val="left"/>
-      </w:pPr>
-      <w:r>
-        <w:rPr>
-          <w:rFonts w:ascii="Charis SIL Regular" w:hAnsi="Charis SIL Regular" w:eastAsia="Charis SIL Regular"/>
-          <w:b w:val="0"/>
-          <w:i w:val="0"/>
-          <w:color w:val="000000"/>
-          <w:sz w:val="24"/>
-        </w:rPr>
-        <w:t xml:space="preserve">Gerardus van der Leeuw: Catalogus met ook objecten uit Suriname: https://www.rug.nl/ </w:t>
-      </w:r>
-      <w:r>
-        <w:rPr>
-          <w:rFonts w:ascii="Charis SIL Regular" w:hAnsi="Charis SIL Regular" w:eastAsia="Charis SIL Regular"/>
-          <w:b w:val="0"/>
-          <w:i w:val="0"/>
-          <w:color w:val="000000"/>
-          <w:sz w:val="24"/>
-        </w:rPr>
-        <w:t>museum/collections/ethnological/pdf/mgcataloguslr.pdf</w:t>
-      </w:r>
-    </w:p>
-    <w:p>
-      <w:pPr>
-        <w:autoSpaceDN w:val="0"/>
-        <w:autoSpaceDE w:val="0"/>
-        <w:widowControl/>
-        <w:spacing w:line="288" w:lineRule="exact" w:before="240" w:after="0"/>
-        <w:ind w:left="10" w:right="144" w:firstLine="0"/>
-        <w:jc w:val="left"/>
-      </w:pPr>
-      <w:r>
-        <w:rPr>
-          <w:rFonts w:ascii="Charis SIL Regular" w:hAnsi="Charis SIL Regular" w:eastAsia="Charis SIL Regular"/>
-          <w:b w:val="0"/>
-          <w:i w:val="0"/>
-          <w:color w:val="000000"/>
-          <w:sz w:val="24"/>
-        </w:rPr>
-        <w:t xml:space="preserve">Tropisch Landbouwmuseum in Deventer: Catalogus met ook objecten uit Suriname: https:// </w:t>
-      </w:r>
-      <w:r>
-        <w:rPr>
-          <w:rFonts w:ascii="Charis SIL Regular" w:hAnsi="Charis SIL Regular" w:eastAsia="Charis SIL Regular"/>
-          <w:b w:val="0"/>
-          <w:i w:val="0"/>
-          <w:color w:val="000000"/>
-          <w:sz w:val="24"/>
-        </w:rPr>
-        <w:t>www.rug.nl/museum/collections/ethnological/pdf/tdcatalogus.pdf</w:t>
-      </w:r>
-    </w:p>
-    <w:p>
-      <w:pPr>
-        <w:autoSpaceDN w:val="0"/>
-        <w:autoSpaceDE w:val="0"/>
-        <w:widowControl/>
-        <w:spacing w:line="288" w:lineRule="exact" w:before="240" w:after="0"/>
-        <w:ind w:left="10" w:right="144" w:firstLine="0"/>
-        <w:jc w:val="left"/>
-      </w:pPr>
-      <w:r>
-        <w:rPr>
-          <w:rFonts w:ascii="Charis SIL Regular" w:hAnsi="Charis SIL Regular" w:eastAsia="Charis SIL Regular"/>
-          <w:b w:val="0"/>
-          <w:i w:val="0"/>
-          <w:color w:val="000000"/>
-          <w:sz w:val="24"/>
-        </w:rPr>
-        <w:t>Museon-Omniversum: Volgens Vruggink en Paasman is de Surinamecollectie ongeveer vier-</w:t>
-      </w:r>
-      <w:r>
-        <w:rPr>
-          <w:rFonts w:ascii="Charis SIL Regular" w:hAnsi="Charis SIL Regular" w:eastAsia="Charis SIL Regular"/>
-          <w:b w:val="0"/>
-          <w:i w:val="0"/>
-          <w:color w:val="000000"/>
-          <w:sz w:val="24"/>
-        </w:rPr>
-        <w:t xml:space="preserve">tot vijfduizend objecten groot. Een onderdeel is de schenking uit 1957 van de geschenken </w:t>
-      </w:r>
-      <w:r>
-        <w:rPr>
-          <w:rFonts w:ascii="Charis SIL Regular" w:hAnsi="Charis SIL Regular" w:eastAsia="Charis SIL Regular"/>
-          <w:b w:val="0"/>
-          <w:i w:val="0"/>
-          <w:color w:val="000000"/>
-          <w:sz w:val="24"/>
-        </w:rPr>
-        <w:t>aan Juliana bij haar bezoek aan Suriname in 1955.</w:t>
+        <w:t>Geijskes?</w:t>
       </w:r>
     </w:p>
     <w:p>
@@ -9788,16 +11192,159 @@
           <w:rFonts w:ascii="Charis SIL Regular" w:hAnsi="Charis SIL Regular" w:eastAsia="Charis SIL Regular"/>
           <w:b w:val="0"/>
           <w:i w:val="0"/>
+          <w:color w:val="000000"/>
+          <w:sz w:val="24"/>
+        </w:rPr>
+        <w:t>Con Bruijning?</w:t>
+      </w:r>
+    </w:p>
+    <w:p>
+      <w:pPr>
+        <w:autoSpaceDN w:val="0"/>
+        <w:autoSpaceDE w:val="0"/>
+        <w:widowControl/>
+        <w:spacing w:line="420" w:lineRule="exact" w:before="204" w:after="0"/>
+        <w:ind w:left="10" w:right="0" w:firstLine="0"/>
+        <w:jc w:val="left"/>
+      </w:pPr>
+      <w:r>
+        <w:rPr>
+          <w:rFonts w:ascii="Charis SIL Bold" w:hAnsi="Charis SIL Bold" w:eastAsia="Charis SIL Bold"/>
+          <w:b/>
+          <w:i w:val="0"/>
+          <w:color w:val="000000"/>
+          <w:sz w:val="28"/>
+        </w:rPr>
+        <w:t>Openstaande vragen</w:t>
+      </w:r>
+    </w:p>
+    <w:p>
+      <w:pPr>
+        <w:autoSpaceDN w:val="0"/>
+        <w:autoSpaceDE w:val="0"/>
+        <w:widowControl/>
+        <w:spacing w:line="288" w:lineRule="exact" w:before="274" w:after="0"/>
+        <w:ind w:left="10" w:right="0" w:firstLine="0"/>
+        <w:jc w:val="left"/>
+      </w:pPr>
+      <w:r>
+        <w:rPr>
+          <w:rFonts w:ascii="Charis SIL Regular" w:hAnsi="Charis SIL Regular" w:eastAsia="Charis SIL Regular"/>
+          <w:b w:val="0"/>
+          <w:i w:val="0"/>
+          <w:color w:val="000000"/>
+          <w:sz w:val="24"/>
+        </w:rPr>
+        <w:t xml:space="preserve">*Volgens Vruggink en Paasman bezat het Nijmeegs Volkenkundig Museum de collectie van </w:t>
+      </w:r>
+      <w:r>
+        <w:rPr>
+          <w:rFonts w:ascii="Charis SIL Regular" w:hAnsi="Charis SIL Regular" w:eastAsia="Charis SIL Regular"/>
+          <w:b w:val="0"/>
+          <w:i w:val="0"/>
+          <w:color w:val="000000"/>
+          <w:sz w:val="24"/>
+        </w:rPr>
+        <w:t xml:space="preserve">de Paters Redemptoristen. Is dit dezelfde collectie die zich nu in Museon-Omniversum </w:t>
+      </w:r>
+      <w:r>
+        <w:rPr>
+          <w:rFonts w:ascii="Charis SIL Regular" w:hAnsi="Charis SIL Regular" w:eastAsia="Charis SIL Regular"/>
+          <w:b w:val="0"/>
+          <w:i w:val="0"/>
+          <w:color w:val="000000"/>
+          <w:sz w:val="24"/>
+        </w:rPr>
+        <w:t xml:space="preserve">bevindt? *Hoe verhoudt de kwakwabangi in Museon zich tot de kwakwabangi uit de collectie </w:t>
+      </w:r>
+      <w:r>
+        <w:rPr>
+          <w:rFonts w:ascii="Charis SIL Regular" w:hAnsi="Charis SIL Regular" w:eastAsia="Charis SIL Regular"/>
+          <w:b w:val="0"/>
+          <w:i w:val="0"/>
+          <w:color w:val="000000"/>
+          <w:sz w:val="24"/>
+        </w:rPr>
+        <w:t>van Artis (die verloren is gegaan?)</w:t>
+      </w:r>
+    </w:p>
+    <w:p>
+      <w:pPr>
+        <w:autoSpaceDN w:val="0"/>
+        <w:autoSpaceDE w:val="0"/>
+        <w:widowControl/>
+        <w:spacing w:line="288" w:lineRule="exact" w:before="240" w:after="0"/>
+        <w:ind w:left="10" w:right="0" w:firstLine="0"/>
+        <w:jc w:val="left"/>
+      </w:pPr>
+      <w:r>
+        <w:rPr>
+          <w:rFonts w:ascii="Charis SIL Regular" w:hAnsi="Charis SIL Regular" w:eastAsia="Charis SIL Regular"/>
+          <w:b w:val="0"/>
+          <w:i w:val="0"/>
+          <w:color w:val="000000"/>
+          <w:sz w:val="24"/>
+        </w:rPr>
+        <w:t xml:space="preserve">Een deel belandde in de Stadhouderlijke verzamelingen, die in ... werden opgenomenin het </w:t>
+      </w:r>
+      <w:r>
+        <w:rPr>
+          <w:rFonts w:ascii="Charis SIL Regular" w:hAnsi="Charis SIL Regular" w:eastAsia="Charis SIL Regular"/>
+          <w:b w:val="0"/>
+          <w:i w:val="0"/>
+          <w:color w:val="000000"/>
+          <w:sz w:val="24"/>
+        </w:rPr>
+        <w:t xml:space="preserve">Koninklijk Kabinet van Zeldzaamheden (ARTIKEL LEANDRO!). In Frankrijk ging de </w:t>
+      </w:r>
+      <w:r>
+        <w:br/>
+      </w:r>
+      <w:r>
+        <w:rPr>
+          <w:rFonts w:ascii="Charis SIL Regular" w:hAnsi="Charis SIL Regular" w:eastAsia="Charis SIL Regular"/>
+          <w:b w:val="0"/>
+          <w:i w:val="0"/>
+          <w:color w:val="000000"/>
+          <w:sz w:val="24"/>
+        </w:rPr>
+        <w:t xml:space="preserve">verzameling Karel X over op het Cabinet d’Histoire naturelle de Versailles (1797 - 1806). Er </w:t>
+      </w:r>
+      <w:r>
+        <w:rPr>
+          <w:rFonts w:ascii="Charis SIL Regular" w:hAnsi="Charis SIL Regular" w:eastAsia="Charis SIL Regular"/>
+          <w:b w:val="0"/>
+          <w:i w:val="0"/>
+          <w:color w:val="000000"/>
+          <w:sz w:val="24"/>
+        </w:rPr>
+        <w:t xml:space="preserve">zijn donaties uit Suriname aan het Koninklijk Kabinet van Zeldzaamheden bekend van ... </w:t>
+      </w:r>
+      <w:r>
+        <w:rPr>
+          <w:rFonts w:ascii="Charis SIL Regular" w:hAnsi="Charis SIL Regular" w:eastAsia="Charis SIL Regular"/>
+          <w:b w:val="0"/>
+          <w:i w:val="0"/>
+          <w:color w:val="000000"/>
+          <w:sz w:val="24"/>
+        </w:rPr>
+        <w:t xml:space="preserve">Tussen 1824 en 1835 werden er vanuit Suriname objecten geschonken door </w:t>
+      </w:r>
+      <w:r>
+        <w:rPr>
+          <w:rFonts w:ascii="Charis SIL Regular" w:hAnsi="Charis SIL Regular" w:eastAsia="Charis SIL Regular"/>
+          <w:b w:val="0"/>
+          <w:i w:val="0"/>
           <w:color w:val="0000FF"/>
           <w:sz w:val="24"/>
           <w:u w:val="single"/>
         </w:rPr>
-        <w:hyperlink r:id="rId66" w:history="1">
+        <w:hyperlink r:id="rId11" w:history="1">
           <w:r>
             <w:rPr>
               <w:rStyle w:val="Hyperlink"/>
             </w:rPr>
-            <w:t>artikel</w:t>
+            <w:t>Frederik</w:t>
           </w:r>
         </w:hyperlink>
       </w:r>
@@ -9821,12 +11368,12 @@
           <w:sz w:val="24"/>
           <w:u w:val="single"/>
         </w:rPr>
-        <w:hyperlink r:id="rId66" w:history="1">
+        <w:hyperlink r:id="rId11" w:history="1">
           <w:r>
             <w:rPr>
               <w:rStyle w:val="Hyperlink"/>
             </w:rPr>
-            <w:t>over</w:t>
+            <w:t xml:space="preserve">Andreas </w:t>
           </w:r>
         </w:hyperlink>
       </w:r>
@@ -9839,23 +11386,12 @@
           <w:sz w:val="24"/>
           <w:u w:val="single"/>
         </w:rPr>
-        <w:t xml:space="preserve"> </w:t>
-      </w:r>
-      <w:r>
-        <w:rPr>
-          <w:rFonts w:ascii="Charis SIL Regular" w:hAnsi="Charis SIL Regular" w:eastAsia="Charis SIL Regular"/>
-          <w:b w:val="0"/>
-          <w:i w:val="0"/>
-          <w:color w:val="0000FF"/>
-          <w:sz w:val="24"/>
-          <w:u w:val="single"/>
-        </w:rPr>
-        <w:hyperlink r:id="rId66" w:history="1">
+        <w:hyperlink r:id="rId11" w:history="1">
           <w:r>
             <w:rPr>
               <w:rStyle w:val="Hyperlink"/>
             </w:rPr>
-            <w:t>tentoonstelling</w:t>
+            <w:t>Kühn</w:t>
           </w:r>
         </w:hyperlink>
       </w:r>
@@ -9864,29 +11400,512 @@
           <w:rFonts w:ascii="Charis SIL Regular" w:hAnsi="Charis SIL Regular" w:eastAsia="Charis SIL Regular"/>
           <w:b w:val="0"/>
           <w:i w:val="0"/>
+          <w:color w:val="000000"/>
+          <w:sz w:val="24"/>
+        </w:rPr>
+        <w:t xml:space="preserve">, door </w:t>
+      </w:r>
+      <w:r>
+        <w:rPr>
+          <w:rFonts w:ascii="Charis SIL Regular" w:hAnsi="Charis SIL Regular" w:eastAsia="Charis SIL Regular"/>
+          <w:b w:val="0"/>
+          <w:i w:val="0"/>
           <w:color w:val="0000FF"/>
           <w:sz w:val="24"/>
           <w:u w:val="single"/>
         </w:rPr>
-        <w:t xml:space="preserve"> </w:t>
-      </w:r>
-      <w:r>
-        <w:rPr>
-          <w:rFonts w:ascii="Charis SIL Regular" w:hAnsi="Charis SIL Regular" w:eastAsia="Charis SIL Regular"/>
-          <w:b w:val="0"/>
-          <w:i w:val="0"/>
-          <w:color w:val="0000FF"/>
-          <w:sz w:val="24"/>
-          <w:u w:val="single"/>
-        </w:rPr>
-        <w:hyperlink r:id="rId66" w:history="1">
+        <w:hyperlink r:id="rId12" w:history="1">
           <w:r>
             <w:rPr>
               <w:rStyle w:val="Hyperlink"/>
             </w:rPr>
-            <w:t>1923</w:t>
+            <w:t>Isaac</w:t>
           </w:r>
         </w:hyperlink>
+      </w:r>
+      <w:r>
+        <w:rPr>
+          <w:rFonts w:ascii="Charis SIL Regular" w:hAnsi="Charis SIL Regular" w:eastAsia="Charis SIL Regular"/>
+          <w:b w:val="0"/>
+          <w:i w:val="0"/>
+          <w:color w:val="0000FF"/>
+          <w:sz w:val="24"/>
+          <w:u w:val="single"/>
+        </w:rPr>
+        <w:t xml:space="preserve"> </w:t>
+      </w:r>
+      <w:r>
+        <w:rPr>
+          <w:rFonts w:ascii="Charis SIL Regular" w:hAnsi="Charis SIL Regular" w:eastAsia="Charis SIL Regular"/>
+          <w:b w:val="0"/>
+          <w:i w:val="0"/>
+          <w:color w:val="0000FF"/>
+          <w:sz w:val="24"/>
+          <w:u w:val="single"/>
+        </w:rPr>
+        <w:hyperlink r:id="rId12" w:history="1">
+          <w:r>
+            <w:rPr>
+              <w:rStyle w:val="Hyperlink"/>
+            </w:rPr>
+            <w:t>Bromet</w:t>
+          </w:r>
+        </w:hyperlink>
+      </w:r>
+      <w:r>
+        <w:rPr>
+          <w:rFonts w:ascii="Charis SIL Regular" w:hAnsi="Charis SIL Regular" w:eastAsia="Charis SIL Regular"/>
+          <w:b w:val="0"/>
+          <w:i w:val="0"/>
+          <w:color w:val="000000"/>
+          <w:sz w:val="24"/>
+        </w:rPr>
+        <w:t xml:space="preserve">, door Luthers predikant </w:t>
+      </w:r>
+      <w:r>
+        <w:rPr>
+          <w:rFonts w:ascii="Charis SIL Regular" w:hAnsi="Charis SIL Regular" w:eastAsia="Charis SIL Regular"/>
+          <w:b w:val="0"/>
+          <w:i w:val="0"/>
+          <w:color w:val="0000FF"/>
+          <w:sz w:val="24"/>
+          <w:u w:val="single"/>
+        </w:rPr>
+        <w:hyperlink r:id="rId13" w:history="1">
+          <w:r>
+            <w:rPr>
+              <w:rStyle w:val="Hyperlink"/>
+            </w:rPr>
+            <w:t>Dietrich</w:t>
+          </w:r>
+        </w:hyperlink>
+      </w:r>
+      <w:r>
+        <w:rPr>
+          <w:rFonts w:ascii="Charis SIL Regular" w:hAnsi="Charis SIL Regular" w:eastAsia="Charis SIL Regular"/>
+          <w:b w:val="0"/>
+          <w:i w:val="0"/>
+          <w:color w:val="0000FF"/>
+          <w:sz w:val="24"/>
+          <w:u w:val="single"/>
+        </w:rPr>
+        <w:t xml:space="preserve"> </w:t>
+      </w:r>
+      <w:r>
+        <w:rPr>
+          <w:rFonts w:ascii="Charis SIL Regular" w:hAnsi="Charis SIL Regular" w:eastAsia="Charis SIL Regular"/>
+          <w:b w:val="0"/>
+          <w:i w:val="0"/>
+          <w:color w:val="0000FF"/>
+          <w:sz w:val="24"/>
+          <w:u w:val="single"/>
+        </w:rPr>
+        <w:hyperlink r:id="rId13" w:history="1">
+          <w:r>
+            <w:rPr>
+              <w:rStyle w:val="Hyperlink"/>
+            </w:rPr>
+            <w:t>Kanngiesser</w:t>
+          </w:r>
+        </w:hyperlink>
+      </w:r>
+      <w:r>
+        <w:rPr>
+          <w:rFonts w:ascii="Charis SIL Regular" w:hAnsi="Charis SIL Regular" w:eastAsia="Charis SIL Regular"/>
+          <w:b w:val="0"/>
+          <w:i w:val="0"/>
+          <w:color w:val="000000"/>
+          <w:sz w:val="24"/>
+        </w:rPr>
+        <w:t>, apot</w:t>
+      </w:r>
+      <w:r>
+        <w:rPr>
+          <w:rFonts w:ascii="Charis SIL Regular" w:hAnsi="Charis SIL Regular" w:eastAsia="Charis SIL Regular"/>
+          <w:b w:val="0"/>
+          <w:i w:val="0"/>
+          <w:color w:val="000000"/>
+          <w:sz w:val="24"/>
+        </w:rPr>
+        <w:hyperlink r:id="rId11" w:history="1">
+          <w:r>
+            <w:rPr>
+              <w:rStyle w:val="Hyperlink"/>
+            </w:rPr>
+            <w:t xml:space="preserve">heker </w:t>
+          </w:r>
+        </w:hyperlink>
+      </w:r>
+      <w:r>
+        <w:rPr>
+          <w:rFonts w:ascii="Charis SIL Regular" w:hAnsi="Charis SIL Regular" w:eastAsia="Charis SIL Regular"/>
+          <w:b w:val="0"/>
+          <w:i w:val="0"/>
+          <w:color w:val="0000FF"/>
+          <w:sz w:val="24"/>
+          <w:u w:val="single"/>
+        </w:rPr>
+        <w:hyperlink r:id="rId11" w:history="1">
+          <w:r>
+            <w:rPr>
+              <w:rStyle w:val="Hyperlink"/>
+            </w:rPr>
+            <w:t>He</w:t>
+          </w:r>
+        </w:hyperlink>
+      </w:r>
+      <w:r>
+        <w:rPr>
+          <w:rFonts w:ascii="Charis SIL Regular" w:hAnsi="Charis SIL Regular" w:eastAsia="Charis SIL Regular"/>
+          <w:b w:val="0"/>
+          <w:i w:val="0"/>
+          <w:color w:val="0000FF"/>
+          <w:sz w:val="24"/>
+          <w:u w:val="single"/>
+        </w:rPr>
+        <w:hyperlink r:id="rId11" w:history="1">
+          <w:r>
+            <w:rPr>
+              <w:rStyle w:val="Hyperlink"/>
+            </w:rPr>
+            <w:t xml:space="preserve">ndrik </w:t>
+          </w:r>
+        </w:hyperlink>
+      </w:r>
+      <w:r>
+        <w:rPr>
+          <w:rFonts w:ascii="Charis SIL Regular" w:hAnsi="Charis SIL Regular" w:eastAsia="Charis SIL Regular"/>
+          <w:b w:val="0"/>
+          <w:i w:val="0"/>
+          <w:color w:val="0000FF"/>
+          <w:sz w:val="24"/>
+          <w:u w:val="single"/>
+        </w:rPr>
+        <w:hyperlink r:id="rId11" w:history="1">
+          <w:r>
+            <w:rPr>
+              <w:rStyle w:val="Hyperlink"/>
+            </w:rPr>
+            <w:t>Haag</w:t>
+          </w:r>
+        </w:hyperlink>
+      </w:r>
+      <w:r>
+        <w:rPr>
+          <w:rFonts w:ascii="Charis SIL Regular" w:hAnsi="Charis SIL Regular" w:eastAsia="Charis SIL Regular"/>
+          <w:b w:val="0"/>
+          <w:i w:val="0"/>
+          <w:color w:val="0000FF"/>
+          <w:sz w:val="24"/>
+          <w:u w:val="single"/>
+        </w:rPr>
+        <w:t>en Die</w:t>
+      </w:r>
+      <w:r>
+        <w:rPr>
+          <w:rFonts w:ascii="Charis SIL Regular" w:hAnsi="Charis SIL Regular" w:eastAsia="Charis SIL Regular"/>
+          <w:b w:val="0"/>
+          <w:i w:val="0"/>
+          <w:color w:val="0000FF"/>
+          <w:sz w:val="24"/>
+          <w:u w:val="single"/>
+        </w:rPr>
+        <w:hyperlink r:id="rId12" w:history="1">
+          <w:r>
+            <w:rPr>
+              <w:rStyle w:val="Hyperlink"/>
+            </w:rPr>
+            <w:t>perin</w:t>
+          </w:r>
+        </w:hyperlink>
+      </w:r>
+      <w:r>
+        <w:rPr>
+          <w:rFonts w:ascii="Charis SIL Regular" w:hAnsi="Charis SIL Regular" w:eastAsia="Charis SIL Regular"/>
+          <w:b w:val="0"/>
+          <w:i w:val="0"/>
+          <w:color w:val="0000FF"/>
+          <w:sz w:val="24"/>
+          <w:u w:val="single"/>
+        </w:rPr>
+        <w:hyperlink r:id="rId12" w:history="1">
+          <w:r>
+            <w:rPr>
+              <w:rStyle w:val="Hyperlink"/>
+            </w:rPr>
+            <w:t>k</w:t>
+          </w:r>
+        </w:hyperlink>
+      </w:r>
+      <w:r>
+        <w:rPr>
+          <w:u w:val="single" w:color="0000ff"/>
+          <w:rFonts w:ascii="Charis SIL Regular" w:hAnsi="Charis SIL Regular" w:eastAsia="Charis SIL Regular"/>
+          <w:b w:val="0"/>
+          <w:i w:val="0"/>
+          <w:color w:val="000000"/>
+          <w:sz w:val="24"/>
+        </w:rPr>
+        <w:hyperlink r:id="rId12" w:history="1">
+          <w:r>
+            <w:rPr>
+              <w:rStyle w:val="Hyperlink"/>
+            </w:rPr>
+            <w:t xml:space="preserve"> en bov</w:t>
+          </w:r>
+        </w:hyperlink>
+      </w:r>
+      <w:r>
+        <w:rPr>
+          <w:rFonts w:ascii="Charis SIL Regular" w:hAnsi="Charis SIL Regular" w:eastAsia="Charis SIL Regular"/>
+          <w:b w:val="0"/>
+          <w:i w:val="0"/>
+          <w:color w:val="000000"/>
+          <w:sz w:val="24"/>
+        </w:rPr>
+        <w:t>enal van president van h</w:t>
+      </w:r>
+      <w:r>
+        <w:rPr>
+          <w:u w:val="single" w:color="0000ff"/>
+          <w:rFonts w:ascii="Charis SIL Regular" w:hAnsi="Charis SIL Regular" w:eastAsia="Charis SIL Regular"/>
+          <w:b w:val="0"/>
+          <w:i w:val="0"/>
+          <w:color w:val="000000"/>
+          <w:sz w:val="24"/>
+        </w:rPr>
+        <w:hyperlink r:id="rId13" w:history="1">
+          <w:r>
+            <w:rPr>
+              <w:rStyle w:val="Hyperlink"/>
+            </w:rPr>
+            <w:t>et Hof v</w:t>
+          </w:r>
+        </w:hyperlink>
+      </w:r>
+      <w:r>
+        <w:rPr>
+          <w:u w:val="single" w:color="0000ff"/>
+          <w:rFonts w:ascii="Charis SIL Regular" w:hAnsi="Charis SIL Regular" w:eastAsia="Charis SIL Regular"/>
+          <w:b w:val="0"/>
+          <w:i w:val="0"/>
+          <w:color w:val="000000"/>
+          <w:sz w:val="24"/>
+        </w:rPr>
+        <w:hyperlink r:id="rId13" w:history="1">
+          <w:r>
+            <w:rPr>
+              <w:rStyle w:val="Hyperlink"/>
+            </w:rPr>
+            <w:t>an Justitie i</w:t>
+          </w:r>
+        </w:hyperlink>
+      </w:r>
+      <w:r>
+        <w:rPr>
+          <w:u w:val="single" w:color="0000ff"/>
+          <w:rFonts w:ascii="Charis SIL Regular" w:hAnsi="Charis SIL Regular" w:eastAsia="Charis SIL Regular"/>
+          <w:b w:val="0"/>
+          <w:i w:val="0"/>
+          <w:color w:val="000000"/>
+          <w:sz w:val="24"/>
+        </w:rPr>
+        <w:t>n</w:t>
+      </w:r>
+      <w:r>
+        <w:rPr>
+          <w:rFonts w:ascii="Charis SIL Regular" w:hAnsi="Charis SIL Regular" w:eastAsia="Charis SIL Regular"/>
+          <w:b w:val="0"/>
+          <w:i w:val="0"/>
+          <w:color w:val="000000"/>
+          <w:sz w:val="24"/>
+        </w:rPr>
+        <w:t xml:space="preserve"> Suriname </w:t>
+      </w:r>
+      <w:r>
+        <w:rPr>
+          <w:rFonts w:ascii="Charis SIL Regular" w:hAnsi="Charis SIL Regular" w:eastAsia="Charis SIL Regular"/>
+          <w:b w:val="0"/>
+          <w:i w:val="0"/>
+          <w:color w:val="0000FF"/>
+          <w:sz w:val="24"/>
+          <w:u w:val="single"/>
+        </w:rPr>
+        <w:hyperlink r:id="rId14" w:history="1">
+          <w:r>
+            <w:rPr>
+              <w:rStyle w:val="Hyperlink"/>
+            </w:rPr>
+            <w:t xml:space="preserve">Adriaan </w:t>
+          </w:r>
+        </w:hyperlink>
+      </w:r>
+      <w:r>
+        <w:rPr>
+          <w:rFonts w:ascii="Charis SIL Regular" w:hAnsi="Charis SIL Regular" w:eastAsia="Charis SIL Regular"/>
+          <w:b w:val="0"/>
+          <w:i w:val="0"/>
+          <w:color w:val="0000FF"/>
+          <w:sz w:val="24"/>
+          <w:u w:val="single"/>
+        </w:rPr>
+        <w:hyperlink r:id="rId15" w:history="1">
+          <w:r>
+            <w:rPr>
+              <w:rStyle w:val="Hyperlink"/>
+            </w:rPr>
+            <w:t>Françoi</w:t>
+          </w:r>
+        </w:hyperlink>
+      </w:r>
+      <w:r>
+        <w:rPr>
+          <w:rFonts w:ascii="Charis SIL Regular" w:hAnsi="Charis SIL Regular" w:eastAsia="Charis SIL Regular"/>
+          <w:b w:val="0"/>
+          <w:i w:val="0"/>
+          <w:color w:val="0000FF"/>
+          <w:sz w:val="24"/>
+          <w:u w:val="single"/>
+        </w:rPr>
+        <w:hyperlink r:id="rId15" w:history="1">
+          <w:r>
+            <w:rPr>
+              <w:rStyle w:val="Hyperlink"/>
+            </w:rPr>
+            <w:t>s</w:t>
+          </w:r>
+        </w:hyperlink>
+      </w:r>
+      <w:r>
+        <w:rPr>
+          <w:rFonts w:ascii="Charis SIL Regular" w:hAnsi="Charis SIL Regular" w:eastAsia="Charis SIL Regular"/>
+          <w:b w:val="0"/>
+          <w:i w:val="0"/>
+          <w:color w:val="0000FF"/>
+          <w:sz w:val="24"/>
+          <w:u w:val="single"/>
+        </w:rPr>
+        <w:t xml:space="preserve"> </w:t>
+      </w:r>
+      <w:r>
+        <w:rPr>
+          <w:rFonts w:ascii="Charis SIL Regular" w:hAnsi="Charis SIL Regular" w:eastAsia="Charis SIL Regular"/>
+          <w:b w:val="0"/>
+          <w:i w:val="0"/>
+          <w:color w:val="0000FF"/>
+          <w:sz w:val="24"/>
+          <w:u w:val="single"/>
+        </w:rPr>
+        <w:hyperlink r:id="rId15" w:history="1">
+          <w:r>
+            <w:rPr>
+              <w:rStyle w:val="Hyperlink"/>
+            </w:rPr>
+            <w:t>Lammen</w:t>
+          </w:r>
+        </w:hyperlink>
+      </w:r>
+      <w:r>
+        <w:rPr>
+          <w:rFonts w:ascii="Charis SIL Regular" w:hAnsi="Charis SIL Regular" w:eastAsia="Charis SIL Regular"/>
+          <w:b w:val="0"/>
+          <w:i w:val="0"/>
+          <w:color w:val="0000FF"/>
+          <w:sz w:val="24"/>
+          <w:u w:val="single"/>
+        </w:rPr>
+        <w:hyperlink r:id="rId15" w:history="1">
+          <w:r>
+            <w:rPr>
+              <w:rStyle w:val="Hyperlink"/>
+            </w:rPr>
+            <w:t>s</w:t>
+          </w:r>
+        </w:hyperlink>
+      </w:r>
+      <w:r>
+        <w:rPr>
+          <w:rFonts w:ascii="Charis SIL Regular" w:hAnsi="Charis SIL Regular" w:eastAsia="Charis SIL Regular"/>
+          <w:b w:val="0"/>
+          <w:i w:val="0"/>
+          <w:color w:val="000000"/>
+          <w:sz w:val="24"/>
+        </w:rPr>
+        <w:t xml:space="preserve">. Lammens was schoonzoon en bewonderaar van Gerrit Schouten en was </w:t>
+      </w:r>
+      <w:r>
+        <w:rPr>
+          <w:u w:val="single" w:color="0000ff"/>
+          <w:rFonts w:ascii="Charis SIL Regular" w:hAnsi="Charis SIL Regular" w:eastAsia="Charis SIL Regular"/>
+          <w:b w:val="0"/>
+          <w:i w:val="0"/>
+          <w:color w:val="000000"/>
+          <w:sz w:val="24"/>
+        </w:rPr>
+        <w:hyperlink r:id="rId15" w:history="1">
+          <w:r>
+            <w:rPr>
+              <w:rStyle w:val="Hyperlink"/>
+            </w:rPr>
+            <w:t>verantw</w:t>
+          </w:r>
+        </w:hyperlink>
+      </w:r>
+      <w:r>
+        <w:rPr>
+          <w:u w:val="single" w:color="0000ff"/>
+          <w:rFonts w:ascii="Charis SIL Regular" w:hAnsi="Charis SIL Regular" w:eastAsia="Charis SIL Regular"/>
+          <w:b w:val="0"/>
+          <w:i w:val="0"/>
+          <w:color w:val="000000"/>
+          <w:sz w:val="24"/>
+        </w:rPr>
+        <w:hyperlink r:id="rId15" w:history="1">
+          <w:r>
+            <w:rPr>
+              <w:rStyle w:val="Hyperlink"/>
+            </w:rPr>
+            <w:t>o</w:t>
+          </w:r>
+        </w:hyperlink>
+      </w:r>
+      <w:r>
+        <w:rPr>
+          <w:u w:val="single" w:color="0000ff"/>
+          <w:rFonts w:ascii="Charis SIL Regular" w:hAnsi="Charis SIL Regular" w:eastAsia="Charis SIL Regular"/>
+          <w:b w:val="0"/>
+          <w:i w:val="0"/>
+          <w:color w:val="000000"/>
+          <w:sz w:val="24"/>
+        </w:rPr>
+        <w:hyperlink r:id="rId15" w:history="1">
+          <w:r>
+            <w:rPr>
+              <w:rStyle w:val="Hyperlink"/>
+            </w:rPr>
+            <w:t>ordelijk v</w:t>
+          </w:r>
+        </w:hyperlink>
+      </w:r>
+      <w:r>
+        <w:rPr>
+          <w:rFonts w:ascii="Charis SIL Regular" w:hAnsi="Charis SIL Regular" w:eastAsia="Charis SIL Regular"/>
+          <w:b w:val="0"/>
+          <w:i w:val="0"/>
+          <w:color w:val="000000"/>
+          <w:sz w:val="24"/>
+        </w:rPr>
+        <w:t xml:space="preserve">oor schenking van veel diorama's van Schouten aan het Kabinet (en aan </w:t>
+      </w:r>
+      <w:r>
+        <w:rPr>
+          <w:rFonts w:ascii="Charis SIL Regular" w:hAnsi="Charis SIL Regular" w:eastAsia="Charis SIL Regular"/>
+          <w:b w:val="0"/>
+          <w:i w:val="0"/>
+          <w:color w:val="000000"/>
+          <w:sz w:val="24"/>
+        </w:rPr>
+        <w:t>andere partijen?).</w:t>
       </w:r>
     </w:p>
     <w:p>
@@ -9906,7 +11925,7 @@
           <w:color w:val="000000"/>
           <w:sz w:val="24"/>
         </w:rPr>
-        <w:t>Koninklijke Verzamelingen:</w:t>
+        <w:t>Freder</w:t>
       </w:r>
     </w:p>
     <w:p>
@@ -9926,7 +11945,27 @@
           <w:color w:val="000000"/>
           <w:sz w:val="24"/>
         </w:rPr>
-        <w:t>MQB: 1897: Martin François Geay [verzameling](https://collections.quaibranly.fr/?</w:t>
+        <w:t>Waar banjo (RV-360-5696) noemen?</w:t>
+      </w:r>
+    </w:p>
+    <w:p>
+      <w:pPr>
+        <w:autoSpaceDN w:val="0"/>
+        <w:autoSpaceDE w:val="0"/>
+        <w:widowControl/>
+        <w:spacing w:line="352" w:lineRule="exact" w:before="176" w:after="0"/>
+        <w:ind w:left="10" w:right="0" w:firstLine="0"/>
+        <w:jc w:val="left"/>
+      </w:pPr>
+      <w:r>
+        <w:rPr>
+          <w:rFonts w:ascii="Charis SIL Regular" w:hAnsi="Charis SIL Regular" w:eastAsia="Charis SIL Regular"/>
+          <w:b w:val="0"/>
+          <w:i w:val="0"/>
+          <w:color w:val="000000"/>
+          <w:sz w:val="24"/>
+        </w:rPr>
+        <w:t>1824: schenking Kühn RV-360-1563 tot en met RV-360-1608 kalebasratel RV-360-1602?</w:t>
       </w:r>
     </w:p>
     <w:p>
@@ -9946,7 +11985,7 @@
           <w:color w:val="000000"/>
           <w:sz w:val="24"/>
         </w:rPr>
-        <w:t xml:space="preserve">state={"matchAllCriteria":true,"customSearchCriteria":[{"field":"/Record/ConX/ </w:t>
+        <w:t xml:space="preserve">Begeleidende brief: https:// </w:t>
       </w:r>
       <w:r>
         <w:br/>
@@ -9959,273 +11998,57 @@
           <w:color w:val="000000"/>
           <w:sz w:val="24"/>
         </w:rPr>
-        <w:t xml:space="preserve">AlphaSortConX,/Record/ConXother/AlphaSort","fieldLabel":"","searchValues":["[Geay, </w:t>
-      </w:r>
-      <w:r>
-        <w:rPr>
-          <w:rFonts w:ascii="Charis SIL Regular" w:hAnsi="Charis SIL Regular" w:eastAsia="Charis SIL Regular"/>
-          <w:b w:val="0"/>
-          <w:i w:val="0"/>
-          <w:color w:val="000000"/>
-          <w:sz w:val="24"/>
-        </w:rPr>
-        <w:t xml:space="preserve">Martin-François]"],"description":"Personne(s) : Geay, Martin-François"}]}), lijkt niet uit het </w:t>
-      </w:r>
-      <w:r>
-        <w:rPr>
-          <w:rFonts w:ascii="Charis SIL Regular" w:hAnsi="Charis SIL Regular" w:eastAsia="Charis SIL Regular"/>
-          <w:b w:val="0"/>
-          <w:i w:val="0"/>
-          <w:color w:val="000000"/>
-          <w:sz w:val="24"/>
-        </w:rPr>
-        <w:t xml:space="preserve">Marowijnegebied afkomstig, dus hoeft niet in deze zoekhulp 1948-1950: </w:t>
-      </w:r>
-      <w:r>
-        <w:rPr>
-          <w:rFonts w:ascii="Charis SIL Regular" w:hAnsi="Charis SIL Regular" w:eastAsia="Charis SIL Regular"/>
-          <w:b w:val="0"/>
-          <w:i w:val="0"/>
-          <w:color w:val="0000FF"/>
-          <w:sz w:val="24"/>
-          <w:u w:val="single"/>
-        </w:rPr>
-        <w:hyperlink r:id="rId67" w:history="1">
-          <w:r>
-            <w:rPr>
-              <w:rStyle w:val="Hyperlink"/>
-            </w:rPr>
-            <w:t>Edgar</w:t>
-          </w:r>
-        </w:hyperlink>
-      </w:r>
-      <w:r>
-        <w:rPr>
-          <w:rFonts w:ascii="Charis SIL Regular" w:hAnsi="Charis SIL Regular" w:eastAsia="Charis SIL Regular"/>
-          <w:b w:val="0"/>
-          <w:i w:val="0"/>
-          <w:color w:val="0000FF"/>
-          <w:sz w:val="24"/>
-          <w:u w:val="single"/>
-        </w:rPr>
-        <w:t xml:space="preserve"> </w:t>
-      </w:r>
-      <w:r>
-        <w:rPr>
-          <w:rFonts w:ascii="Charis SIL Regular" w:hAnsi="Charis SIL Regular" w:eastAsia="Charis SIL Regular"/>
-          <w:b w:val="0"/>
-          <w:i w:val="0"/>
-          <w:color w:val="0000FF"/>
-          <w:sz w:val="24"/>
-          <w:u w:val="single"/>
-        </w:rPr>
-        <w:hyperlink r:id="rId67" w:history="1">
-          <w:r>
-            <w:rPr>
-              <w:rStyle w:val="Hyperlink"/>
-            </w:rPr>
-            <w:t>Aubert</w:t>
-          </w:r>
-        </w:hyperlink>
-      </w:r>
-      <w:r>
-        <w:rPr>
-          <w:rFonts w:ascii="Charis SIL Regular" w:hAnsi="Charis SIL Regular" w:eastAsia="Charis SIL Regular"/>
-          <w:b w:val="0"/>
-          <w:i w:val="0"/>
-          <w:color w:val="0000FF"/>
-          <w:sz w:val="24"/>
-          <w:u w:val="single"/>
-        </w:rPr>
-        <w:t xml:space="preserve"> </w:t>
-      </w:r>
-      <w:r>
-        <w:rPr>
-          <w:rFonts w:ascii="Charis SIL Regular" w:hAnsi="Charis SIL Regular" w:eastAsia="Charis SIL Regular"/>
-          <w:b w:val="0"/>
-          <w:i w:val="0"/>
-          <w:color w:val="0000FF"/>
-          <w:sz w:val="24"/>
-          <w:u w:val="single"/>
-        </w:rPr>
-        <w:hyperlink r:id="rId67" w:history="1">
-          <w:r>
-            <w:rPr>
-              <w:rStyle w:val="Hyperlink"/>
-            </w:rPr>
-            <w:t>de</w:t>
-          </w:r>
-        </w:hyperlink>
-      </w:r>
-      <w:r>
-        <w:rPr>
-          <w:rFonts w:ascii="Charis SIL Regular" w:hAnsi="Charis SIL Regular" w:eastAsia="Charis SIL Regular"/>
-          <w:b w:val="0"/>
-          <w:i w:val="0"/>
-          <w:color w:val="0000FF"/>
-          <w:sz w:val="24"/>
-          <w:u w:val="single"/>
-        </w:rPr>
-        <w:t xml:space="preserve"> </w:t>
-      </w:r>
-      <w:r>
-        <w:rPr>
-          <w:rFonts w:ascii="Charis SIL Regular" w:hAnsi="Charis SIL Regular" w:eastAsia="Charis SIL Regular"/>
-          <w:b w:val="0"/>
-          <w:i w:val="0"/>
-          <w:color w:val="0000FF"/>
-          <w:sz w:val="24"/>
-          <w:u w:val="single"/>
-        </w:rPr>
-        <w:hyperlink r:id="rId67" w:history="1">
-          <w:r>
-            <w:rPr>
-              <w:rStyle w:val="Hyperlink"/>
-            </w:rPr>
-            <w:t xml:space="preserve">la </w:t>
-          </w:r>
-        </w:hyperlink>
-      </w:r>
-      <w:r>
-        <w:rPr>
-          <w:rFonts w:ascii="Charis SIL Regular" w:hAnsi="Charis SIL Regular" w:eastAsia="Charis SIL Regular"/>
-          <w:b w:val="0"/>
-          <w:i w:val="0"/>
-          <w:color w:val="0000FF"/>
-          <w:sz w:val="24"/>
-          <w:u w:val="single"/>
-        </w:rPr>
-        <w:hyperlink r:id="rId67" w:history="1">
-          <w:r>
-            <w:rPr>
-              <w:rStyle w:val="Hyperlink"/>
-            </w:rPr>
-            <w:t>Rüe</w:t>
-          </w:r>
-        </w:hyperlink>
-      </w:r>
-      <w:r>
-        <w:rPr>
-          <w:rFonts w:ascii="Charis SIL Regular" w:hAnsi="Charis SIL Regular" w:eastAsia="Charis SIL Regular"/>
-          <w:b w:val="0"/>
-          <w:i w:val="0"/>
-          <w:color w:val="000000"/>
-          <w:sz w:val="24"/>
-        </w:rPr>
-        <w:t xml:space="preserve"> [verzameling](https://collections.quaibranly.fr/?</w:t>
-      </w:r>
-    </w:p>
-    <w:p>
-      <w:pPr>
-        <w:autoSpaceDN w:val="0"/>
-        <w:autoSpaceDE w:val="0"/>
-        <w:widowControl/>
-        <w:spacing w:line="288" w:lineRule="exact" w:before="64" w:after="0"/>
-        <w:ind w:left="10" w:right="0" w:firstLine="0"/>
-        <w:jc w:val="left"/>
-      </w:pPr>
-      <w:r>
-        <w:rPr>
-          <w:rFonts w:ascii="Charis SIL Regular" w:hAnsi="Charis SIL Regular" w:eastAsia="Charis SIL Regular"/>
-          <w:b w:val="0"/>
-          <w:i w:val="0"/>
-          <w:color w:val="000000"/>
-          <w:sz w:val="24"/>
-        </w:rPr>
-        <w:hyperlink r:id="rId67" w:history="1">
-          <w:r>
-            <w:rPr>
-              <w:rStyle w:val="Hyperlink"/>
-            </w:rPr>
-            <w:t>stat</w:t>
-          </w:r>
-        </w:hyperlink>
-      </w:r>
-      <w:r>
-        <w:rPr>
-          <w:rFonts w:ascii="Charis SIL Regular" w:hAnsi="Charis SIL Regular" w:eastAsia="Charis SIL Regular"/>
-          <w:b w:val="0"/>
-          <w:i w:val="0"/>
-          <w:color w:val="000000"/>
-          <w:sz w:val="24"/>
-        </w:rPr>
-        <w:t xml:space="preserve">e={"matchAllCriteria":true,"customSearchCriteria":[{"field":"/Record/ConX/ </w:t>
-      </w:r>
-      <w:r>
-        <w:br/>
-      </w:r>
-      <w:r>
-        <w:rPr>
-          <w:rFonts w:ascii="Charis SIL Regular" w:hAnsi="Charis SIL Regular" w:eastAsia="Charis SIL Regular"/>
-          <w:b w:val="0"/>
-          <w:i w:val="0"/>
-          <w:color w:val="000000"/>
-          <w:sz w:val="24"/>
-        </w:rPr>
-        <w:t xml:space="preserve">AlphaSortConX,/Record/ConXother/AlphaSort","fieldLabel":"","searchValues":["[Aubert de la </w:t>
-      </w:r>
-      <w:r>
-        <w:rPr>
-          <w:rFonts w:ascii="Charis SIL Regular" w:hAnsi="Charis SIL Regular" w:eastAsia="Charis SIL Regular"/>
-          <w:b w:val="0"/>
-          <w:i w:val="0"/>
-          <w:color w:val="000000"/>
-          <w:sz w:val="24"/>
-        </w:rPr>
-        <w:t xml:space="preserve">Rüe, Edgar]"],"description":"Personne(s) : Aubert de la Rüe, Edgar"}]}) 1968-1969: Claude </w:t>
-      </w:r>
-      <w:r>
-        <w:rPr>
-          <w:rFonts w:ascii="Charis SIL Regular" w:hAnsi="Charis SIL Regular" w:eastAsia="Charis SIL Regular"/>
-          <w:b w:val="0"/>
-          <w:i w:val="0"/>
-          <w:color w:val="000000"/>
-          <w:sz w:val="24"/>
-        </w:rPr>
-        <w:t>Bernardin [verzameling](https://collections.quaibranly.fr/?</w:t>
-      </w:r>
-    </w:p>
-    <w:p>
-      <w:pPr>
-        <w:autoSpaceDN w:val="0"/>
-        <w:autoSpaceDE w:val="0"/>
-        <w:widowControl/>
-        <w:spacing w:line="288" w:lineRule="exact" w:before="64" w:after="0"/>
-        <w:ind w:left="10" w:right="288" w:firstLine="0"/>
-        <w:jc w:val="left"/>
-      </w:pPr>
-      <w:r>
-        <w:rPr>
-          <w:rFonts w:ascii="Charis SIL Regular" w:hAnsi="Charis SIL Regular" w:eastAsia="Charis SIL Regular"/>
-          <w:b w:val="0"/>
-          <w:i w:val="0"/>
-          <w:color w:val="000000"/>
-          <w:sz w:val="24"/>
-        </w:rPr>
-        <w:t xml:space="preserve">state={"matchAllCriteria":true,"customSearchCriteria":[{"field":"/Record/ConX/ </w:t>
-      </w:r>
-      <w:r>
-        <w:br/>
-      </w:r>
-      <w:r>
-        <w:rPr>
-          <w:rFonts w:ascii="Charis SIL Regular" w:hAnsi="Charis SIL Regular" w:eastAsia="Charis SIL Regular"/>
-          <w:b w:val="0"/>
-          <w:i w:val="0"/>
-          <w:color w:val="000000"/>
-          <w:sz w:val="24"/>
-        </w:rPr>
-        <w:t xml:space="preserve">AlphaSortConX,/Record/ConXother/AlphaSort","fieldLabel":"","searchValues":["[Bernardin, </w:t>
-      </w:r>
-      <w:r>
-        <w:rPr>
-          <w:rFonts w:ascii="Charis SIL Regular" w:hAnsi="Charis SIL Regular" w:eastAsia="Charis SIL Regular"/>
-          <w:b w:val="0"/>
-          <w:i w:val="0"/>
-          <w:color w:val="000000"/>
-          <w:sz w:val="24"/>
-        </w:rPr>
-        <w:t>Claude]"],"description":"Personne(s) : Bernardin, Claude"}]})</w:t>
+        <w:t xml:space="preserve">hdl.handle.net/21.12102/57550020067147408FED5EB20716EF27 1825 en 1826: schenking </w:t>
+      </w:r>
+      <w:r>
+        <w:rPr>
+          <w:rFonts w:ascii="Charis SIL Regular" w:hAnsi="Charis SIL Regular" w:eastAsia="Charis SIL Regular"/>
+          <w:b w:val="0"/>
+          <w:i w:val="0"/>
+          <w:color w:val="000000"/>
+          <w:sz w:val="24"/>
+        </w:rPr>
+        <w:t xml:space="preserve">Bromet, wellicht ook diorama's van Schouten? RV-360-1639 tot en met RV-360-1653 1826: </w:t>
+      </w:r>
+      <w:r>
+        <w:rPr>
+          <w:rFonts w:ascii="Charis SIL Regular" w:hAnsi="Charis SIL Regular" w:eastAsia="Charis SIL Regular"/>
+          <w:b w:val="0"/>
+          <w:i w:val="0"/>
+          <w:color w:val="000000"/>
+          <w:sz w:val="24"/>
+        </w:rPr>
+        <w:t xml:space="preserve">zending D. Kanngiesser 1827: mr. A.F. Lammens stuurt twee diorama's van Schouten </w:t>
+      </w:r>
+      <w:r>
+        <w:rPr>
+          <w:rFonts w:ascii="Charis SIL Regular" w:hAnsi="Charis SIL Regular" w:eastAsia="Charis SIL Regular"/>
+          <w:b w:val="0"/>
+          <w:i w:val="0"/>
+          <w:color w:val="000000"/>
+          <w:sz w:val="24"/>
+        </w:rPr>
+        <w:t xml:space="preserve">Temminck 1827 zending die met naturalia waren meegekomen, uiteindelijk afkomstig van </w:t>
+      </w:r>
+      <w:r>
+        <w:rPr>
+          <w:rFonts w:ascii="Charis SIL Regular" w:hAnsi="Charis SIL Regular" w:eastAsia="Charis SIL Regular"/>
+          <w:b w:val="0"/>
+          <w:i w:val="0"/>
+          <w:color w:val="000000"/>
+          <w:sz w:val="24"/>
+        </w:rPr>
+        <w:t xml:space="preserve">apotheker H.H. Dieperink? 1 april 1828: grotere schenking van Lammens. 30 mei 1835: nog </w:t>
+      </w:r>
+      <w:r>
+        <w:rPr>
+          <w:rFonts w:ascii="Charis SIL Regular" w:hAnsi="Charis SIL Regular" w:eastAsia="Charis SIL Regular"/>
+          <w:b w:val="0"/>
+          <w:i w:val="0"/>
+          <w:color w:val="000000"/>
+          <w:sz w:val="24"/>
+        </w:rPr>
+        <w:t>een schenking van J. Bromet via F.J. van Maanen</w:t>
       </w:r>
     </w:p>
     <w:p>
@@ -10245,7 +12068,7 @@
           <w:color w:val="000000"/>
           <w:sz w:val="24"/>
         </w:rPr>
-        <w:t>Sainte-Croix de la Roncière [verzameling](https://collections.quaibranly.fr/?</w:t>
+        <w:t>Heeft Spalburg een collectie aangelegd? Crevaux, Coudreaux, Brunetti?</w:t>
       </w:r>
     </w:p>
     <w:p>
@@ -10253,7 +12076,7 @@
         <w:autoSpaceDN w:val="0"/>
         <w:autoSpaceDE w:val="0"/>
         <w:widowControl/>
-        <w:spacing w:line="288" w:lineRule="exact" w:before="64" w:after="0"/>
+        <w:spacing w:line="352" w:lineRule="exact" w:before="176" w:after="0"/>
         <w:ind w:left="10" w:right="0" w:firstLine="0"/>
         <w:jc w:val="left"/>
       </w:pPr>
@@ -10265,30 +12088,27 @@
           <w:color w:val="000000"/>
           <w:sz w:val="24"/>
         </w:rPr>
-        <w:t xml:space="preserve">state={"matchAllCriteria":true,"customSearchCriteria":[{"field":"/Record/ConX/ </w:t>
-      </w:r>
-      <w:r>
-        <w:br/>
-      </w:r>
-      <w:r>
-        <w:rPr>
-          <w:rFonts w:ascii="Charis SIL Regular" w:hAnsi="Charis SIL Regular" w:eastAsia="Charis SIL Regular"/>
-          <w:b w:val="0"/>
-          <w:i w:val="0"/>
-          <w:color w:val="000000"/>
-          <w:sz w:val="24"/>
-        </w:rPr>
-        <w:t xml:space="preserve">AlphaSortConX,/Record/ConXother/AlphaSort","fieldLabel":"","searchValues":["[Sainte-Croix </w:t>
-      </w:r>
-      <w:r>
-        <w:rPr>
-          <w:rFonts w:ascii="Charis SIL Regular" w:hAnsi="Charis SIL Regular" w:eastAsia="Charis SIL Regular"/>
-          <w:b w:val="0"/>
-          <w:i w:val="0"/>
-          <w:color w:val="000000"/>
-          <w:sz w:val="24"/>
-        </w:rPr>
-        <w:t>de la Roncière Mr]"],"description":"Personne(s) : Sainte-Croix de la Roncière Mr"}]})</w:t>
+        <w:t>Geijskes?</w:t>
+      </w:r>
+    </w:p>
+    <w:p>
+      <w:pPr>
+        <w:autoSpaceDN w:val="0"/>
+        <w:autoSpaceDE w:val="0"/>
+        <w:widowControl/>
+        <w:spacing w:line="352" w:lineRule="exact" w:before="176" w:after="0"/>
+        <w:ind w:left="10" w:right="0" w:firstLine="0"/>
+        <w:jc w:val="left"/>
+      </w:pPr>
+      <w:r>
+        <w:rPr>
+          <w:rFonts w:ascii="Charis SIL Regular" w:hAnsi="Charis SIL Regular" w:eastAsia="Charis SIL Regular"/>
+          <w:b w:val="0"/>
+          <w:i w:val="0"/>
+          <w:color w:val="000000"/>
+          <w:sz w:val="24"/>
+        </w:rPr>
+        <w:t>Con Bruijning?</w:t>
       </w:r>
     </w:p>
     <w:p>
@@ -10308,312 +12128,30 @@
           <w:color w:val="000000"/>
           <w:sz w:val="24"/>
         </w:rPr>
-        <w:t xml:space="preserve">Nader over Monteux-Richard: Het tweede team onder leiding van Jean-Paul Goreaud </w:t>
-      </w:r>
-      <w:r>
-        <w:rPr>
-          <w:rFonts w:ascii="Charis SIL Regular" w:hAnsi="Charis SIL Regular" w:eastAsia="Charis SIL Regular"/>
-          <w:b w:val="0"/>
-          <w:i w:val="0"/>
-          <w:color w:val="000000"/>
-          <w:sz w:val="24"/>
-        </w:rPr>
-        <w:t xml:space="preserve">verkende de boven-Marowijne. Gaston Vincke was de eerste leider van de expeditie en </w:t>
-      </w:r>
-      <w:r>
-        <w:rPr>
-          <w:rFonts w:ascii="Charis SIL Regular" w:hAnsi="Charis SIL Regular" w:eastAsia="Charis SIL Regular"/>
-          <w:b w:val="0"/>
-          <w:i w:val="0"/>
-          <w:color w:val="000000"/>
-          <w:sz w:val="24"/>
-        </w:rPr>
-        <w:t>schilder. Hij schilderde Wayanadorpen.</w:t>
-      </w:r>
-    </w:p>
-    <w:p>
-      <w:pPr>
-        <w:autoSpaceDN w:val="0"/>
-        <w:autoSpaceDE w:val="0"/>
-        <w:widowControl/>
-        <w:spacing w:line="352" w:lineRule="exact" w:before="176" w:after="0"/>
-        <w:ind w:left="10" w:right="0" w:firstLine="0"/>
-        <w:jc w:val="left"/>
-      </w:pPr>
-      <w:r>
-        <w:rPr>
-          <w:rFonts w:ascii="Charis SIL Regular" w:hAnsi="Charis SIL Regular" w:eastAsia="Charis SIL Regular"/>
-          <w:b w:val="0"/>
-          <w:i w:val="0"/>
-          <w:color w:val="000000"/>
-          <w:sz w:val="24"/>
-        </w:rPr>
-        <w:t>Film Goreaud: https://www.encyclocine.com/film-au-pays-de-l-or-et-du-bagne</w:t>
-      </w:r>
-    </w:p>
-    <w:p>
-      <w:pPr>
-        <w:autoSpaceDN w:val="0"/>
-        <w:autoSpaceDE w:val="0"/>
-        <w:widowControl/>
-        <w:spacing w:line="288" w:lineRule="exact" w:before="240" w:after="0"/>
-        <w:ind w:left="10" w:right="0" w:firstLine="0"/>
-        <w:jc w:val="left"/>
-      </w:pPr>
-      <w:r>
-        <w:rPr>
-          <w:rFonts w:ascii="Charis SIL Regular" w:hAnsi="Charis SIL Regular" w:eastAsia="Charis SIL Regular"/>
-          <w:b w:val="0"/>
-          <w:i w:val="0"/>
-          <w:color w:val="000000"/>
-          <w:sz w:val="24"/>
-        </w:rPr>
-        <w:t xml:space="preserve">Een kleine verzameling behorende tot het aan de EBG geliëerde Zeister Zendingsgenootschap </w:t>
-      </w:r>
-      <w:r>
-        <w:rPr>
-          <w:rFonts w:ascii="Charis SIL Regular" w:hAnsi="Charis SIL Regular" w:eastAsia="Charis SIL Regular"/>
-          <w:b w:val="0"/>
-          <w:i w:val="0"/>
-          <w:color w:val="000000"/>
-          <w:sz w:val="24"/>
-        </w:rPr>
-        <w:t xml:space="preserve">tentoongesteld in </w:t>
-      </w:r>
-      <w:r>
-        <w:rPr>
-          <w:rFonts w:ascii="Charis SIL Regular" w:hAnsi="Charis SIL Regular" w:eastAsia="Charis SIL Regular"/>
-          <w:b w:val="0"/>
-          <w:i w:val="0"/>
-          <w:color w:val="0000FF"/>
-          <w:sz w:val="24"/>
-          <w:u w:val="single"/>
-        </w:rPr>
-        <w:hyperlink r:id="rId68" w:history="1">
-          <w:r>
-            <w:rPr>
-              <w:rStyle w:val="Hyperlink"/>
-            </w:rPr>
-            <w:t>Het</w:t>
-          </w:r>
-        </w:hyperlink>
-      </w:r>
-      <w:r>
-        <w:rPr>
-          <w:rFonts w:ascii="Charis SIL Regular" w:hAnsi="Charis SIL Regular" w:eastAsia="Charis SIL Regular"/>
-          <w:b w:val="0"/>
-          <w:i w:val="0"/>
-          <w:color w:val="0000FF"/>
-          <w:sz w:val="24"/>
-          <w:u w:val="single"/>
-        </w:rPr>
-        <w:t xml:space="preserve"> </w:t>
-      </w:r>
-      <w:r>
-        <w:rPr>
-          <w:rFonts w:ascii="Charis SIL Regular" w:hAnsi="Charis SIL Regular" w:eastAsia="Charis SIL Regular"/>
-          <w:b w:val="0"/>
-          <w:i w:val="0"/>
-          <w:color w:val="0000FF"/>
-          <w:sz w:val="24"/>
-          <w:u w:val="single"/>
-        </w:rPr>
-        <w:hyperlink r:id="rId68" w:history="1">
-          <w:r>
-            <w:rPr>
-              <w:rStyle w:val="Hyperlink"/>
-            </w:rPr>
-            <w:t>Herrnhuter</w:t>
-          </w:r>
-        </w:hyperlink>
-      </w:r>
-      <w:r>
-        <w:rPr>
-          <w:rFonts w:ascii="Charis SIL Regular" w:hAnsi="Charis SIL Regular" w:eastAsia="Charis SIL Regular"/>
-          <w:b w:val="0"/>
-          <w:i w:val="0"/>
-          <w:color w:val="0000FF"/>
-          <w:sz w:val="24"/>
-          <w:u w:val="single"/>
-        </w:rPr>
-        <w:t xml:space="preserve"> </w:t>
-      </w:r>
-      <w:r>
-        <w:rPr>
-          <w:rFonts w:ascii="Charis SIL Regular" w:hAnsi="Charis SIL Regular" w:eastAsia="Charis SIL Regular"/>
-          <w:b w:val="0"/>
-          <w:i w:val="0"/>
-          <w:color w:val="0000FF"/>
-          <w:sz w:val="24"/>
-          <w:u w:val="single"/>
-        </w:rPr>
-        <w:hyperlink r:id="rId68" w:history="1">
-          <w:r>
-            <w:rPr>
-              <w:rStyle w:val="Hyperlink"/>
-            </w:rPr>
-            <w:t>Huis</w:t>
-          </w:r>
-        </w:hyperlink>
-      </w:r>
-    </w:p>
-    <w:p>
-      <w:pPr>
-        <w:autoSpaceDN w:val="0"/>
-        <w:autoSpaceDE w:val="0"/>
-        <w:widowControl/>
-        <w:spacing w:line="352" w:lineRule="exact" w:before="176" w:after="0"/>
-        <w:ind w:left="10" w:right="0" w:firstLine="0"/>
-        <w:jc w:val="left"/>
-      </w:pPr>
-      <w:r>
-        <w:rPr>
-          <w:rFonts w:ascii="Charis SIL Regular" w:hAnsi="Charis SIL Regular" w:eastAsia="Charis SIL Regular"/>
-          <w:b w:val="0"/>
-          <w:i w:val="0"/>
-          <w:color w:val="000000"/>
-          <w:sz w:val="24"/>
-        </w:rPr>
-        <w:t>ANDERE MUSEA DIE HERRNHUTER ETNOGRAFICA HEBBEN.</w:t>
-      </w:r>
-    </w:p>
-    <w:p>
-      <w:pPr>
-        <w:autoSpaceDN w:val="0"/>
-        <w:autoSpaceDE w:val="0"/>
-        <w:widowControl/>
-        <w:spacing w:line="352" w:lineRule="exact" w:before="176" w:after="0"/>
-        <w:ind w:left="10" w:right="0" w:firstLine="0"/>
-        <w:jc w:val="left"/>
-      </w:pPr>
-      <w:r>
-        <w:rPr>
-          <w:rFonts w:ascii="Charis SIL Regular" w:hAnsi="Charis SIL Regular" w:eastAsia="Charis SIL Regular"/>
-          <w:b w:val="0"/>
-          <w:i w:val="0"/>
-          <w:color w:val="000000"/>
-          <w:sz w:val="24"/>
-        </w:rPr>
-        <w:t>Frans-Nederlandse expeditie Marowijne 1861: Cateau van Rosevelt, Ronmy, Vidal, Kappler.</w:t>
-      </w:r>
-    </w:p>
-    <w:p>
-      <w:pPr>
-        <w:autoSpaceDN w:val="0"/>
-        <w:autoSpaceDE w:val="0"/>
-        <w:widowControl/>
-        <w:spacing w:line="352" w:lineRule="exact" w:before="176" w:after="0"/>
-        <w:ind w:left="10" w:right="0" w:firstLine="0"/>
-        <w:jc w:val="left"/>
-      </w:pPr>
-      <w:r>
-        <w:rPr>
-          <w:rFonts w:ascii="Charis SIL Regular" w:hAnsi="Charis SIL Regular" w:eastAsia="Charis SIL Regular"/>
-          <w:b w:val="0"/>
-          <w:i w:val="0"/>
-          <w:color w:val="000000"/>
-          <w:sz w:val="24"/>
-        </w:rPr>
-        <w:t>Cornelius van Coll, Wortelboer, Morssink noemen?</w:t>
-      </w:r>
-    </w:p>
-    <w:p>
-      <w:pPr>
-        <w:autoSpaceDN w:val="0"/>
-        <w:autoSpaceDE w:val="0"/>
-        <w:widowControl/>
-        <w:spacing w:line="352" w:lineRule="exact" w:before="176" w:after="0"/>
-        <w:ind w:left="10" w:right="0" w:firstLine="0"/>
-        <w:jc w:val="left"/>
-      </w:pPr>
-      <w:r>
-        <w:rPr>
-          <w:rFonts w:ascii="Charis SIL Regular" w:hAnsi="Charis SIL Regular" w:eastAsia="Charis SIL Regular"/>
-          <w:b w:val="0"/>
-          <w:i w:val="0"/>
-          <w:color w:val="000000"/>
-          <w:sz w:val="24"/>
-        </w:rPr>
-        <w:t>Collecties:</w:t>
-      </w:r>
-    </w:p>
-    <w:p>
-      <w:pPr>
-        <w:autoSpaceDN w:val="0"/>
-        <w:autoSpaceDE w:val="0"/>
-        <w:widowControl/>
-        <w:spacing w:line="352" w:lineRule="exact" w:before="176" w:after="0"/>
-        <w:ind w:left="10" w:right="0" w:firstLine="0"/>
-        <w:jc w:val="left"/>
-      </w:pPr>
-      <w:r>
-        <w:rPr>
-          <w:rFonts w:ascii="Charis SIL Regular" w:hAnsi="Charis SIL Regular" w:eastAsia="Charis SIL Regular"/>
-          <w:b w:val="0"/>
-          <w:i w:val="0"/>
-          <w:color w:val="000000"/>
-          <w:sz w:val="24"/>
-        </w:rPr>
-        <w:t>Prices? TvV en Van Wetering?</w:t>
-      </w:r>
-    </w:p>
-    <w:p>
-      <w:pPr>
-        <w:autoSpaceDN w:val="0"/>
-        <w:autoSpaceDE w:val="0"/>
-        <w:widowControl/>
-        <w:spacing w:line="352" w:lineRule="exact" w:before="176" w:after="0"/>
-        <w:ind w:left="10" w:right="0" w:firstLine="0"/>
-        <w:jc w:val="left"/>
-      </w:pPr>
-      <w:r>
-        <w:rPr>
-          <w:rFonts w:ascii="Charis SIL Regular" w:hAnsi="Charis SIL Regular" w:eastAsia="Charis SIL Regular"/>
-          <w:b w:val="0"/>
-          <w:i w:val="0"/>
-          <w:color w:val="000000"/>
-          <w:sz w:val="24"/>
-        </w:rPr>
-        <w:t>Geijskes?</w:t>
-      </w:r>
-    </w:p>
-    <w:p>
-      <w:pPr>
-        <w:sectPr>
-          <w:pgSz w:w="11900" w:h="16840"/>
-          <w:pgMar w:top="324" w:right="1020" w:bottom="528" w:left="950" w:header="720" w:footer="720" w:gutter="0"/>
-          <w:cols/>
-          <w:docGrid w:linePitch="360"/>
-        </w:sectPr>
-      </w:pPr>
-    </w:p>
-    <w:p>
-      <w:pPr>
-        <w:autoSpaceDN w:val="0"/>
-        <w:autoSpaceDE w:val="0"/>
-        <w:widowControl/>
-        <w:spacing w:line="220" w:lineRule="exact" w:before="0" w:after="104"/>
-        <w:ind w:left="0" w:right="0"/>
-      </w:pPr>
-    </w:p>
-    <w:p>
-      <w:pPr>
-        <w:autoSpaceDN w:val="0"/>
-        <w:autoSpaceDE w:val="0"/>
-        <w:widowControl/>
-        <w:spacing w:line="352" w:lineRule="exact" w:before="0" w:after="0"/>
-        <w:ind w:left="10" w:right="0" w:firstLine="0"/>
-        <w:jc w:val="left"/>
-      </w:pPr>
-      <w:r>
-        <w:rPr>
-          <w:rFonts w:ascii="Charis SIL Regular" w:hAnsi="Charis SIL Regular" w:eastAsia="Charis SIL Regular"/>
-          <w:b w:val="0"/>
-          <w:i w:val="0"/>
-          <w:color w:val="000000"/>
-          <w:sz w:val="24"/>
-        </w:rPr>
-        <w:t>Con Bruijning?</w:t>
+        <w:t xml:space="preserve">Musée des cultures guyanaises http://amazonian-museum-network.org/nl/de-collecties? </w:t>
+      </w:r>
+      <w:r>
+        <w:rPr>
+          <w:rFonts w:ascii="Charis SIL Regular" w:hAnsi="Charis SIL Regular" w:eastAsia="Charis SIL Regular"/>
+          <w:b w:val="0"/>
+          <w:i w:val="0"/>
+          <w:color w:val="000000"/>
+          <w:sz w:val="24"/>
+        </w:rPr>
+        <w:t xml:space="preserve">&amp;filter/musee=174 </w:t>
+      </w:r>
+      <w:r>
+        <w:br/>
+      </w:r>
+      <w:r>
+        <w:rPr>
+          <w:rFonts w:ascii="Charis SIL Regular" w:hAnsi="Charis SIL Regular" w:eastAsia="Charis SIL Regular"/>
+          <w:b w:val="0"/>
+          <w:i w:val="0"/>
+          <w:color w:val="000000"/>
+          <w:sz w:val="24"/>
+        </w:rPr>
+        <w:t>Surinaams Museum:</w:t>
       </w:r>
     </w:p>
     <w:p>
@@ -10633,7 +12171,7 @@
           <w:color w:val="000000"/>
           <w:sz w:val="28"/>
         </w:rPr>
-        <w:t>Openstaande vragen</w:t>
+        <w:t>Natuurhistorisch verzamelen?</w:t>
       </w:r>
     </w:p>
     <w:p>
@@ -10641,49 +12179,19 @@
         <w:autoSpaceDN w:val="0"/>
         <w:autoSpaceDE w:val="0"/>
         <w:widowControl/>
-        <w:spacing w:line="288" w:lineRule="exact" w:before="274" w:after="0"/>
+        <w:spacing w:line="420" w:lineRule="exact" w:before="198" w:after="0"/>
         <w:ind w:left="10" w:right="0" w:firstLine="0"/>
         <w:jc w:val="left"/>
       </w:pPr>
       <w:r>
         <w:rPr>
-          <w:rFonts w:ascii="Charis SIL Regular" w:hAnsi="Charis SIL Regular" w:eastAsia="Charis SIL Regular"/>
-          <w:b w:val="0"/>
-          <w:i w:val="0"/>
-          <w:color w:val="000000"/>
-          <w:sz w:val="24"/>
-        </w:rPr>
-        <w:t xml:space="preserve">*Volgens Vruggink en Paasman bezat het Nijmeegs Volkenkundig Museum de collectie van </w:t>
-      </w:r>
-      <w:r>
-        <w:rPr>
-          <w:rFonts w:ascii="Charis SIL Regular" w:hAnsi="Charis SIL Regular" w:eastAsia="Charis SIL Regular"/>
-          <w:b w:val="0"/>
-          <w:i w:val="0"/>
-          <w:color w:val="000000"/>
-          <w:sz w:val="24"/>
-        </w:rPr>
-        <w:t xml:space="preserve">de Paters Redemptoristen. Is dit dezelfde collectie die zich nu in Museon-Omniversum </w:t>
-      </w:r>
-      <w:r>
-        <w:rPr>
-          <w:rFonts w:ascii="Charis SIL Regular" w:hAnsi="Charis SIL Regular" w:eastAsia="Charis SIL Regular"/>
-          <w:b w:val="0"/>
-          <w:i w:val="0"/>
-          <w:color w:val="000000"/>
-          <w:sz w:val="24"/>
-        </w:rPr>
-        <w:t xml:space="preserve">bevindt? *Hoe verhoudt de kwakwabangi in Museon zich tot de kwakwabangi uit de collectie </w:t>
-      </w:r>
-      <w:r>
-        <w:rPr>
-          <w:rFonts w:ascii="Charis SIL Regular" w:hAnsi="Charis SIL Regular" w:eastAsia="Charis SIL Regular"/>
-          <w:b w:val="0"/>
-          <w:i w:val="0"/>
-          <w:color w:val="000000"/>
-          <w:sz w:val="24"/>
-        </w:rPr>
-        <w:t>van Artis (die verloren is gegaan?)</w:t>
+          <w:rFonts w:ascii="Charis SIL Bold" w:hAnsi="Charis SIL Bold" w:eastAsia="Charis SIL Bold"/>
+          <w:b/>
+          <w:i w:val="0"/>
+          <w:color w:val="000000"/>
+          <w:sz w:val="28"/>
+        </w:rPr>
+        <w:t>Herkomstonderzoek</w:t>
       </w:r>
     </w:p>
     <w:p>
@@ -10691,697 +12199,19 @@
         <w:autoSpaceDN w:val="0"/>
         <w:autoSpaceDE w:val="0"/>
         <w:widowControl/>
-        <w:spacing w:line="288" w:lineRule="exact" w:before="240" w:after="0"/>
+        <w:spacing w:line="540" w:lineRule="exact" w:before="192" w:after="0"/>
         <w:ind w:left="10" w:right="0" w:firstLine="0"/>
         <w:jc w:val="left"/>
       </w:pPr>
       <w:r>
         <w:rPr>
-          <w:rFonts w:ascii="Charis SIL Regular" w:hAnsi="Charis SIL Regular" w:eastAsia="Charis SIL Regular"/>
-          <w:b w:val="0"/>
-          <w:i w:val="0"/>
-          <w:color w:val="000000"/>
-          <w:sz w:val="24"/>
-        </w:rPr>
-        <w:t xml:space="preserve">Een deel belandde in de Stadhouderlijke verzamelingen, die in ... werden opgenomenin het </w:t>
-      </w:r>
-      <w:r>
-        <w:rPr>
-          <w:rFonts w:ascii="Charis SIL Regular" w:hAnsi="Charis SIL Regular" w:eastAsia="Charis SIL Regular"/>
-          <w:b w:val="0"/>
-          <w:i w:val="0"/>
-          <w:color w:val="000000"/>
-          <w:sz w:val="24"/>
-        </w:rPr>
-        <w:t xml:space="preserve">Koninklijk Kabinet van Zeldzaamheden (ARTIKEL LEANDRO!). In Frankrijk ging de </w:t>
-      </w:r>
-      <w:r>
-        <w:br/>
-      </w:r>
-      <w:r>
-        <w:rPr>
-          <w:rFonts w:ascii="Charis SIL Regular" w:hAnsi="Charis SIL Regular" w:eastAsia="Charis SIL Regular"/>
-          <w:b w:val="0"/>
-          <w:i w:val="0"/>
-          <w:color w:val="000000"/>
-          <w:sz w:val="24"/>
-        </w:rPr>
-        <w:t xml:space="preserve">verzameling Karel X over op het Cabinet d’Histoire naturelle de Versailles (1797 - 1806). Er </w:t>
-      </w:r>
-      <w:r>
-        <w:rPr>
-          <w:rFonts w:ascii="Charis SIL Regular" w:hAnsi="Charis SIL Regular" w:eastAsia="Charis SIL Regular"/>
-          <w:b w:val="0"/>
-          <w:i w:val="0"/>
-          <w:color w:val="000000"/>
-          <w:sz w:val="24"/>
-        </w:rPr>
-        <w:t xml:space="preserve">zijn donaties uit Suriname aan het Koninklijk Kabinet van Zeldzaamheden bekend van ... </w:t>
-      </w:r>
-      <w:r>
-        <w:rPr>
-          <w:rFonts w:ascii="Charis SIL Regular" w:hAnsi="Charis SIL Regular" w:eastAsia="Charis SIL Regular"/>
-          <w:b w:val="0"/>
-          <w:i w:val="0"/>
-          <w:color w:val="000000"/>
-          <w:sz w:val="24"/>
-        </w:rPr>
-        <w:t xml:space="preserve">Tussen 1824 en 1835 werden er vanuit Suriname objecten geschonken door </w:t>
-      </w:r>
-      <w:r>
-        <w:rPr>
-          <w:rFonts w:ascii="Charis SIL Regular" w:hAnsi="Charis SIL Regular" w:eastAsia="Charis SIL Regular"/>
-          <w:b w:val="0"/>
-          <w:i w:val="0"/>
-          <w:color w:val="0000FF"/>
-          <w:sz w:val="24"/>
-          <w:u w:val="single"/>
-        </w:rPr>
-        <w:hyperlink r:id="rId11" w:history="1">
-          <w:r>
-            <w:rPr>
-              <w:rStyle w:val="Hyperlink"/>
-            </w:rPr>
-            <w:t>Frederik</w:t>
-          </w:r>
-        </w:hyperlink>
-      </w:r>
-      <w:r>
-        <w:rPr>
-          <w:rFonts w:ascii="Charis SIL Regular" w:hAnsi="Charis SIL Regular" w:eastAsia="Charis SIL Regular"/>
-          <w:b w:val="0"/>
-          <w:i w:val="0"/>
-          <w:color w:val="0000FF"/>
-          <w:sz w:val="24"/>
-          <w:u w:val="single"/>
-        </w:rPr>
-        <w:t xml:space="preserve"> </w:t>
-      </w:r>
-      <w:r>
-        <w:rPr>
-          <w:rFonts w:ascii="Charis SIL Regular" w:hAnsi="Charis SIL Regular" w:eastAsia="Charis SIL Regular"/>
-          <w:b w:val="0"/>
-          <w:i w:val="0"/>
-          <w:color w:val="0000FF"/>
-          <w:sz w:val="24"/>
-          <w:u w:val="single"/>
-        </w:rPr>
-        <w:hyperlink r:id="rId11" w:history="1">
-          <w:r>
-            <w:rPr>
-              <w:rStyle w:val="Hyperlink"/>
-            </w:rPr>
-            <w:t xml:space="preserve">Andreas </w:t>
-          </w:r>
-        </w:hyperlink>
-      </w:r>
-      <w:r>
-        <w:rPr>
-          <w:rFonts w:ascii="Charis SIL Regular" w:hAnsi="Charis SIL Regular" w:eastAsia="Charis SIL Regular"/>
-          <w:b w:val="0"/>
-          <w:i w:val="0"/>
-          <w:color w:val="0000FF"/>
-          <w:sz w:val="24"/>
-          <w:u w:val="single"/>
-        </w:rPr>
-        <w:hyperlink r:id="rId11" w:history="1">
-          <w:r>
-            <w:rPr>
-              <w:rStyle w:val="Hyperlink"/>
-            </w:rPr>
-            <w:t>Kühn</w:t>
-          </w:r>
-        </w:hyperlink>
-      </w:r>
-      <w:r>
-        <w:rPr>
-          <w:rFonts w:ascii="Charis SIL Regular" w:hAnsi="Charis SIL Regular" w:eastAsia="Charis SIL Regular"/>
-          <w:b w:val="0"/>
-          <w:i w:val="0"/>
-          <w:color w:val="000000"/>
-          <w:sz w:val="24"/>
-        </w:rPr>
-        <w:t xml:space="preserve">, door </w:t>
-      </w:r>
-      <w:r>
-        <w:rPr>
-          <w:rFonts w:ascii="Charis SIL Regular" w:hAnsi="Charis SIL Regular" w:eastAsia="Charis SIL Regular"/>
-          <w:b w:val="0"/>
-          <w:i w:val="0"/>
-          <w:color w:val="0000FF"/>
-          <w:sz w:val="24"/>
-          <w:u w:val="single"/>
-        </w:rPr>
-        <w:hyperlink r:id="rId12" w:history="1">
-          <w:r>
-            <w:rPr>
-              <w:rStyle w:val="Hyperlink"/>
-            </w:rPr>
-            <w:t>Isaac</w:t>
-          </w:r>
-        </w:hyperlink>
-      </w:r>
-      <w:r>
-        <w:rPr>
-          <w:rFonts w:ascii="Charis SIL Regular" w:hAnsi="Charis SIL Regular" w:eastAsia="Charis SIL Regular"/>
-          <w:b w:val="0"/>
-          <w:i w:val="0"/>
-          <w:color w:val="0000FF"/>
-          <w:sz w:val="24"/>
-          <w:u w:val="single"/>
-        </w:rPr>
-        <w:t xml:space="preserve"> </w:t>
-      </w:r>
-      <w:r>
-        <w:rPr>
-          <w:rFonts w:ascii="Charis SIL Regular" w:hAnsi="Charis SIL Regular" w:eastAsia="Charis SIL Regular"/>
-          <w:b w:val="0"/>
-          <w:i w:val="0"/>
-          <w:color w:val="0000FF"/>
-          <w:sz w:val="24"/>
-          <w:u w:val="single"/>
-        </w:rPr>
-        <w:hyperlink r:id="rId12" w:history="1">
-          <w:r>
-            <w:rPr>
-              <w:rStyle w:val="Hyperlink"/>
-            </w:rPr>
-            <w:t>Bromet</w:t>
-          </w:r>
-        </w:hyperlink>
-      </w:r>
-      <w:r>
-        <w:rPr>
-          <w:rFonts w:ascii="Charis SIL Regular" w:hAnsi="Charis SIL Regular" w:eastAsia="Charis SIL Regular"/>
-          <w:b w:val="0"/>
-          <w:i w:val="0"/>
-          <w:color w:val="000000"/>
-          <w:sz w:val="24"/>
-        </w:rPr>
-        <w:t xml:space="preserve">, door Luthers predikant </w:t>
-      </w:r>
-      <w:r>
-        <w:rPr>
-          <w:rFonts w:ascii="Charis SIL Regular" w:hAnsi="Charis SIL Regular" w:eastAsia="Charis SIL Regular"/>
-          <w:b w:val="0"/>
-          <w:i w:val="0"/>
-          <w:color w:val="0000FF"/>
-          <w:sz w:val="24"/>
-          <w:u w:val="single"/>
-        </w:rPr>
-        <w:hyperlink r:id="rId13" w:history="1">
-          <w:r>
-            <w:rPr>
-              <w:rStyle w:val="Hyperlink"/>
-            </w:rPr>
-            <w:t>Dietrich</w:t>
-          </w:r>
-        </w:hyperlink>
-      </w:r>
-      <w:r>
-        <w:rPr>
-          <w:rFonts w:ascii="Charis SIL Regular" w:hAnsi="Charis SIL Regular" w:eastAsia="Charis SIL Regular"/>
-          <w:b w:val="0"/>
-          <w:i w:val="0"/>
-          <w:color w:val="0000FF"/>
-          <w:sz w:val="24"/>
-          <w:u w:val="single"/>
-        </w:rPr>
-        <w:t xml:space="preserve"> </w:t>
-      </w:r>
-      <w:r>
-        <w:rPr>
-          <w:rFonts w:ascii="Charis SIL Regular" w:hAnsi="Charis SIL Regular" w:eastAsia="Charis SIL Regular"/>
-          <w:b w:val="0"/>
-          <w:i w:val="0"/>
-          <w:color w:val="0000FF"/>
-          <w:sz w:val="24"/>
-          <w:u w:val="single"/>
-        </w:rPr>
-        <w:hyperlink r:id="rId13" w:history="1">
-          <w:r>
-            <w:rPr>
-              <w:rStyle w:val="Hyperlink"/>
-            </w:rPr>
-            <w:t>Kanngiesser</w:t>
-          </w:r>
-        </w:hyperlink>
-      </w:r>
-      <w:r>
-        <w:rPr>
-          <w:rFonts w:ascii="Charis SIL Regular" w:hAnsi="Charis SIL Regular" w:eastAsia="Charis SIL Regular"/>
-          <w:b w:val="0"/>
-          <w:i w:val="0"/>
-          <w:color w:val="000000"/>
-          <w:sz w:val="24"/>
-        </w:rPr>
-        <w:t>, apot</w:t>
-      </w:r>
-      <w:r>
-        <w:rPr>
-          <w:u w:val="single" w:color="0000ff"/>
-          <w:rFonts w:ascii="Charis SIL Regular" w:hAnsi="Charis SIL Regular" w:eastAsia="Charis SIL Regular"/>
-          <w:b w:val="0"/>
-          <w:i w:val="0"/>
-          <w:color w:val="000000"/>
-          <w:sz w:val="24"/>
-        </w:rPr>
-        <w:t xml:space="preserve">heker </w:t>
-      </w:r>
-      <w:r>
-        <w:rPr>
-          <w:rFonts w:ascii="Charis SIL Regular" w:hAnsi="Charis SIL Regular" w:eastAsia="Charis SIL Regular"/>
-          <w:b w:val="0"/>
-          <w:i w:val="0"/>
-          <w:color w:val="0000FF"/>
-          <w:sz w:val="24"/>
-          <w:u w:val="single"/>
-        </w:rPr>
-        <w:hyperlink r:id="rId14" w:history="1">
-          <w:r>
-            <w:rPr>
-              <w:rStyle w:val="Hyperlink"/>
-            </w:rPr>
-            <w:t>He</w:t>
-          </w:r>
-        </w:hyperlink>
-      </w:r>
-      <w:r>
-        <w:rPr>
-          <w:rFonts w:ascii="Charis SIL Regular" w:hAnsi="Charis SIL Regular" w:eastAsia="Charis SIL Regular"/>
-          <w:b w:val="0"/>
-          <w:i w:val="0"/>
-          <w:color w:val="0000FF"/>
-          <w:sz w:val="24"/>
-          <w:u w:val="single"/>
-        </w:rPr>
-        <w:hyperlink r:id="rId14" w:history="1">
-          <w:r>
-            <w:rPr>
-              <w:rStyle w:val="Hyperlink"/>
-            </w:rPr>
-            <w:t xml:space="preserve">ndrik </w:t>
-          </w:r>
-        </w:hyperlink>
-      </w:r>
-      <w:r>
-        <w:rPr>
-          <w:rFonts w:ascii="Charis SIL Regular" w:hAnsi="Charis SIL Regular" w:eastAsia="Charis SIL Regular"/>
-          <w:b w:val="0"/>
-          <w:i w:val="0"/>
-          <w:color w:val="0000FF"/>
-          <w:sz w:val="24"/>
-          <w:u w:val="single"/>
-        </w:rPr>
-        <w:hyperlink r:id="rId11" w:history="1">
-          <w:r>
-            <w:rPr>
-              <w:rStyle w:val="Hyperlink"/>
-            </w:rPr>
-            <w:t>Haag</w:t>
-          </w:r>
-        </w:hyperlink>
-      </w:r>
-      <w:r>
-        <w:rPr>
-          <w:rFonts w:ascii="Charis SIL Regular" w:hAnsi="Charis SIL Regular" w:eastAsia="Charis SIL Regular"/>
-          <w:b w:val="0"/>
-          <w:i w:val="0"/>
-          <w:color w:val="0000FF"/>
-          <w:sz w:val="24"/>
-          <w:u w:val="single"/>
-        </w:rPr>
-        <w:hyperlink r:id="rId14" w:history="1">
-          <w:r>
-            <w:rPr>
-              <w:rStyle w:val="Hyperlink"/>
-            </w:rPr>
-            <w:t>en</w:t>
-          </w:r>
-        </w:hyperlink>
-      </w:r>
-      <w:r>
-        <w:rPr>
-          <w:rFonts w:ascii="Charis SIL Regular" w:hAnsi="Charis SIL Regular" w:eastAsia="Charis SIL Regular"/>
-          <w:b w:val="0"/>
-          <w:i w:val="0"/>
-          <w:color w:val="0000FF"/>
-          <w:sz w:val="24"/>
-          <w:u w:val="single"/>
-        </w:rPr>
-        <w:t xml:space="preserve"> </w:t>
-      </w:r>
-      <w:r>
-        <w:rPr>
-          <w:rFonts w:ascii="Charis SIL Regular" w:hAnsi="Charis SIL Regular" w:eastAsia="Charis SIL Regular"/>
-          <w:b w:val="0"/>
-          <w:i w:val="0"/>
-          <w:color w:val="0000FF"/>
-          <w:sz w:val="24"/>
-          <w:u w:val="single"/>
-        </w:rPr>
-        <w:hyperlink r:id="rId14" w:history="1">
-          <w:r>
-            <w:rPr>
-              <w:rStyle w:val="Hyperlink"/>
-            </w:rPr>
-            <w:t>Die</w:t>
-          </w:r>
-        </w:hyperlink>
-      </w:r>
-      <w:r>
-        <w:rPr>
-          <w:rFonts w:ascii="Charis SIL Regular" w:hAnsi="Charis SIL Regular" w:eastAsia="Charis SIL Regular"/>
-          <w:b w:val="0"/>
-          <w:i w:val="0"/>
-          <w:color w:val="0000FF"/>
-          <w:sz w:val="24"/>
-          <w:u w:val="single"/>
-        </w:rPr>
-        <w:hyperlink r:id="rId12" w:history="1">
-          <w:r>
-            <w:rPr>
-              <w:rStyle w:val="Hyperlink"/>
-            </w:rPr>
-            <w:t>perin</w:t>
-          </w:r>
-        </w:hyperlink>
-      </w:r>
-      <w:r>
-        <w:rPr>
-          <w:rFonts w:ascii="Charis SIL Regular" w:hAnsi="Charis SIL Regular" w:eastAsia="Charis SIL Regular"/>
-          <w:b w:val="0"/>
-          <w:i w:val="0"/>
-          <w:color w:val="0000FF"/>
-          <w:sz w:val="24"/>
-          <w:u w:val="single"/>
-        </w:rPr>
-        <w:hyperlink r:id="rId12" w:history="1">
-          <w:r>
-            <w:rPr>
-              <w:rStyle w:val="Hyperlink"/>
-            </w:rPr>
-            <w:t>k</w:t>
-          </w:r>
-        </w:hyperlink>
-      </w:r>
-      <w:r>
-        <w:rPr>
-          <w:u w:val="single" w:color="0000ff"/>
-          <w:rFonts w:ascii="Charis SIL Regular" w:hAnsi="Charis SIL Regular" w:eastAsia="Charis SIL Regular"/>
-          <w:b w:val="0"/>
-          <w:i w:val="0"/>
-          <w:color w:val="000000"/>
-          <w:sz w:val="24"/>
-        </w:rPr>
-        <w:hyperlink r:id="rId12" w:history="1">
-          <w:r>
-            <w:rPr>
-              <w:rStyle w:val="Hyperlink"/>
-            </w:rPr>
-            <w:t xml:space="preserve"> en bov</w:t>
-          </w:r>
-        </w:hyperlink>
-      </w:r>
-      <w:r>
-        <w:rPr>
-          <w:rFonts w:ascii="Charis SIL Regular" w:hAnsi="Charis SIL Regular" w:eastAsia="Charis SIL Regular"/>
-          <w:b w:val="0"/>
-          <w:i w:val="0"/>
-          <w:color w:val="000000"/>
-          <w:sz w:val="24"/>
-        </w:rPr>
-        <w:t>enal van president van h</w:t>
-      </w:r>
-      <w:r>
-        <w:rPr>
-          <w:u w:val="single" w:color="0000ff"/>
-          <w:rFonts w:ascii="Charis SIL Regular" w:hAnsi="Charis SIL Regular" w:eastAsia="Charis SIL Regular"/>
-          <w:b w:val="0"/>
-          <w:i w:val="0"/>
-          <w:color w:val="000000"/>
-          <w:sz w:val="24"/>
-        </w:rPr>
-        <w:hyperlink r:id="rId13" w:history="1">
-          <w:r>
-            <w:rPr>
-              <w:rStyle w:val="Hyperlink"/>
-            </w:rPr>
-            <w:t>et Hof v</w:t>
-          </w:r>
-        </w:hyperlink>
-      </w:r>
-      <w:r>
-        <w:rPr>
-          <w:u w:val="single" w:color="0000ff"/>
-          <w:rFonts w:ascii="Charis SIL Regular" w:hAnsi="Charis SIL Regular" w:eastAsia="Charis SIL Regular"/>
-          <w:b w:val="0"/>
-          <w:i w:val="0"/>
-          <w:color w:val="000000"/>
-          <w:sz w:val="24"/>
-        </w:rPr>
-        <w:hyperlink r:id="rId13" w:history="1">
-          <w:r>
-            <w:rPr>
-              <w:rStyle w:val="Hyperlink"/>
-            </w:rPr>
-            <w:t>an Justitie i</w:t>
-          </w:r>
-        </w:hyperlink>
-      </w:r>
-      <w:r>
-        <w:rPr>
-          <w:u w:val="single" w:color="0000ff"/>
-          <w:rFonts w:ascii="Charis SIL Regular" w:hAnsi="Charis SIL Regular" w:eastAsia="Charis SIL Regular"/>
-          <w:b w:val="0"/>
-          <w:i w:val="0"/>
-          <w:color w:val="000000"/>
-          <w:sz w:val="24"/>
-        </w:rPr>
-        <w:t>n</w:t>
-      </w:r>
-      <w:r>
-        <w:rPr>
-          <w:rFonts w:ascii="Charis SIL Regular" w:hAnsi="Charis SIL Regular" w:eastAsia="Charis SIL Regular"/>
-          <w:b w:val="0"/>
-          <w:i w:val="0"/>
-          <w:color w:val="000000"/>
-          <w:sz w:val="24"/>
-        </w:rPr>
-        <w:t xml:space="preserve"> Suriname </w:t>
-      </w:r>
-      <w:r>
-        <w:rPr>
-          <w:rFonts w:ascii="Charis SIL Regular" w:hAnsi="Charis SIL Regular" w:eastAsia="Charis SIL Regular"/>
-          <w:b w:val="0"/>
-          <w:i w:val="0"/>
-          <w:color w:val="0000FF"/>
-          <w:sz w:val="24"/>
-          <w:u w:val="single"/>
-        </w:rPr>
-        <w:hyperlink r:id="rId15" w:history="1">
-          <w:r>
-            <w:rPr>
-              <w:rStyle w:val="Hyperlink"/>
-            </w:rPr>
-            <w:t xml:space="preserve">Adriaan </w:t>
-          </w:r>
-        </w:hyperlink>
-      </w:r>
-      <w:r>
-        <w:rPr>
-          <w:rFonts w:ascii="Charis SIL Regular" w:hAnsi="Charis SIL Regular" w:eastAsia="Charis SIL Regular"/>
-          <w:b w:val="0"/>
-          <w:i w:val="0"/>
-          <w:color w:val="0000FF"/>
-          <w:sz w:val="24"/>
-          <w:u w:val="single"/>
-        </w:rPr>
-        <w:hyperlink r:id="rId15" w:history="1">
-          <w:r>
-            <w:rPr>
-              <w:rStyle w:val="Hyperlink"/>
-            </w:rPr>
-            <w:t>Françoi</w:t>
-          </w:r>
-        </w:hyperlink>
-      </w:r>
-      <w:r>
-        <w:rPr>
-          <w:rFonts w:ascii="Charis SIL Regular" w:hAnsi="Charis SIL Regular" w:eastAsia="Charis SIL Regular"/>
-          <w:b w:val="0"/>
-          <w:i w:val="0"/>
-          <w:color w:val="0000FF"/>
-          <w:sz w:val="24"/>
-          <w:u w:val="single"/>
-        </w:rPr>
-        <w:hyperlink r:id="rId15" w:history="1">
-          <w:r>
-            <w:rPr>
-              <w:rStyle w:val="Hyperlink"/>
-            </w:rPr>
-            <w:t>s</w:t>
-          </w:r>
-        </w:hyperlink>
-      </w:r>
-      <w:r>
-        <w:rPr>
-          <w:rFonts w:ascii="Charis SIL Regular" w:hAnsi="Charis SIL Regular" w:eastAsia="Charis SIL Regular"/>
-          <w:b w:val="0"/>
-          <w:i w:val="0"/>
-          <w:color w:val="0000FF"/>
-          <w:sz w:val="24"/>
-          <w:u w:val="single"/>
-        </w:rPr>
-        <w:t xml:space="preserve"> </w:t>
-      </w:r>
-      <w:r>
-        <w:rPr>
-          <w:rFonts w:ascii="Charis SIL Regular" w:hAnsi="Charis SIL Regular" w:eastAsia="Charis SIL Regular"/>
-          <w:b w:val="0"/>
-          <w:i w:val="0"/>
-          <w:color w:val="0000FF"/>
-          <w:sz w:val="24"/>
-          <w:u w:val="single"/>
-        </w:rPr>
-        <w:hyperlink r:id="rId15" w:history="1">
-          <w:r>
-            <w:rPr>
-              <w:rStyle w:val="Hyperlink"/>
-            </w:rPr>
-            <w:t>Lammen</w:t>
-          </w:r>
-        </w:hyperlink>
-      </w:r>
-      <w:r>
-        <w:rPr>
-          <w:rFonts w:ascii="Charis SIL Regular" w:hAnsi="Charis SIL Regular" w:eastAsia="Charis SIL Regular"/>
-          <w:b w:val="0"/>
-          <w:i w:val="0"/>
-          <w:color w:val="0000FF"/>
-          <w:sz w:val="24"/>
-          <w:u w:val="single"/>
-        </w:rPr>
-        <w:hyperlink r:id="rId15" w:history="1">
-          <w:r>
-            <w:rPr>
-              <w:rStyle w:val="Hyperlink"/>
-            </w:rPr>
-            <w:t>s</w:t>
-          </w:r>
-        </w:hyperlink>
-      </w:r>
-      <w:r>
-        <w:rPr>
-          <w:rFonts w:ascii="Charis SIL Regular" w:hAnsi="Charis SIL Regular" w:eastAsia="Charis SIL Regular"/>
-          <w:b w:val="0"/>
-          <w:i w:val="0"/>
-          <w:color w:val="000000"/>
-          <w:sz w:val="24"/>
-        </w:rPr>
-        <w:t>. Lammens was schoonzoon en bewonderaar van Gerrit Schoute</w:t>
-      </w:r>
-      <w:r>
-        <w:rPr>
-          <w:u w:val="single" w:color="0000ff"/>
-          <w:rFonts w:ascii="Charis SIL Regular" w:hAnsi="Charis SIL Regular" w:eastAsia="Charis SIL Regular"/>
-          <w:b w:val="0"/>
-          <w:i w:val="0"/>
-          <w:color w:val="000000"/>
-          <w:sz w:val="24"/>
-        </w:rPr>
-        <w:hyperlink r:id="rId15" w:history="1">
-          <w:r>
-            <w:rPr>
-              <w:rStyle w:val="Hyperlink"/>
-            </w:rPr>
-            <w:t>n en wa</w:t>
-          </w:r>
-        </w:hyperlink>
-      </w:r>
-      <w:r>
-        <w:rPr>
-          <w:rFonts w:ascii="Charis SIL Regular" w:hAnsi="Charis SIL Regular" w:eastAsia="Charis SIL Regular"/>
-          <w:b w:val="0"/>
-          <w:i w:val="0"/>
-          <w:color w:val="000000"/>
-          <w:sz w:val="24"/>
-        </w:rPr>
-        <w:t xml:space="preserve">s </w:t>
-      </w:r>
-      <w:r>
-        <w:rPr>
-          <w:u w:val="single" w:color="0000ff"/>
-          <w:rFonts w:ascii="Charis SIL Regular" w:hAnsi="Charis SIL Regular" w:eastAsia="Charis SIL Regular"/>
-          <w:b w:val="0"/>
-          <w:i w:val="0"/>
-          <w:color w:val="000000"/>
-          <w:sz w:val="24"/>
-        </w:rPr>
-        <w:hyperlink r:id="rId15" w:history="1">
-          <w:r>
-            <w:rPr>
-              <w:rStyle w:val="Hyperlink"/>
-            </w:rPr>
-            <w:t>verantw</w:t>
-          </w:r>
-        </w:hyperlink>
-      </w:r>
-      <w:r>
-        <w:rPr>
-          <w:u w:val="single" w:color="0000ff"/>
-          <w:rFonts w:ascii="Charis SIL Regular" w:hAnsi="Charis SIL Regular" w:eastAsia="Charis SIL Regular"/>
-          <w:b w:val="0"/>
-          <w:i w:val="0"/>
-          <w:color w:val="000000"/>
-          <w:sz w:val="24"/>
-        </w:rPr>
-        <w:hyperlink r:id="rId15" w:history="1">
-          <w:r>
-            <w:rPr>
-              <w:rStyle w:val="Hyperlink"/>
-            </w:rPr>
-            <w:t>o</w:t>
-          </w:r>
-        </w:hyperlink>
-      </w:r>
-      <w:r>
-        <w:rPr>
-          <w:u w:val="single" w:color="0000ff"/>
-          <w:rFonts w:ascii="Charis SIL Regular" w:hAnsi="Charis SIL Regular" w:eastAsia="Charis SIL Regular"/>
-          <w:b w:val="0"/>
-          <w:i w:val="0"/>
-          <w:color w:val="000000"/>
-          <w:sz w:val="24"/>
-        </w:rPr>
-        <w:hyperlink r:id="rId15" w:history="1">
-          <w:r>
-            <w:rPr>
-              <w:rStyle w:val="Hyperlink"/>
-            </w:rPr>
-            <w:t>ordelijk v</w:t>
-          </w:r>
-        </w:hyperlink>
-      </w:r>
-      <w:r>
-        <w:rPr>
-          <w:rFonts w:ascii="Charis SIL Regular" w:hAnsi="Charis SIL Regular" w:eastAsia="Charis SIL Regular"/>
-          <w:b w:val="0"/>
-          <w:i w:val="0"/>
-          <w:color w:val="000000"/>
-          <w:sz w:val="24"/>
-        </w:rPr>
-        <w:t xml:space="preserve">oor schenking van veel diorama's van Schouten aan het Kabinet (en aan </w:t>
-      </w:r>
-      <w:r>
-        <w:rPr>
-          <w:rFonts w:ascii="Charis SIL Regular" w:hAnsi="Charis SIL Regular" w:eastAsia="Charis SIL Regular"/>
-          <w:b w:val="0"/>
-          <w:i w:val="0"/>
-          <w:color w:val="000000"/>
-          <w:sz w:val="24"/>
-        </w:rPr>
-        <w:t>andere partijen?).</w:t>
+          <w:rFonts w:ascii="Charis SIL Bold" w:hAnsi="Charis SIL Bold" w:eastAsia="Charis SIL Bold"/>
+          <w:b/>
+          <w:i w:val="0"/>
+          <w:color w:val="000000"/>
+          <w:sz w:val="36"/>
+        </w:rPr>
+        <w:t>Related Aids</w:t>
       </w:r>
     </w:p>
     <w:p>
@@ -11389,8 +12219,8 @@
         <w:autoSpaceDN w:val="0"/>
         <w:autoSpaceDE w:val="0"/>
         <w:widowControl/>
-        <w:spacing w:line="352" w:lineRule="exact" w:before="176" w:after="0"/>
-        <w:ind w:left="10" w:right="0" w:firstLine="0"/>
+        <w:spacing w:line="288" w:lineRule="exact" w:before="292" w:after="0"/>
+        <w:ind w:left="398" w:right="6768" w:firstLine="0"/>
         <w:jc w:val="left"/>
       </w:pPr>
       <w:r>
@@ -11401,67 +12231,18 @@
           <w:color w:val="000000"/>
           <w:sz w:val="24"/>
         </w:rPr>
-        <w:t>Freder</w:t>
-      </w:r>
-    </w:p>
-    <w:p>
-      <w:pPr>
-        <w:autoSpaceDN w:val="0"/>
-        <w:autoSpaceDE w:val="0"/>
-        <w:widowControl/>
-        <w:spacing w:line="352" w:lineRule="exact" w:before="176" w:after="0"/>
-        <w:ind w:left="10" w:right="0" w:firstLine="0"/>
-        <w:jc w:val="left"/>
-      </w:pPr>
-      <w:r>
-        <w:rPr>
-          <w:rFonts w:ascii="Charis SIL Regular" w:hAnsi="Charis SIL Regular" w:eastAsia="Charis SIL Regular"/>
-          <w:b w:val="0"/>
-          <w:i w:val="0"/>
-          <w:color w:val="000000"/>
-          <w:sz w:val="24"/>
-        </w:rPr>
-        <w:t>Waar banjo (RV-360-5696) noemen?</w:t>
-      </w:r>
-    </w:p>
-    <w:p>
-      <w:pPr>
-        <w:autoSpaceDN w:val="0"/>
-        <w:autoSpaceDE w:val="0"/>
-        <w:widowControl/>
-        <w:spacing w:line="352" w:lineRule="exact" w:before="176" w:after="0"/>
-        <w:ind w:left="10" w:right="0" w:firstLine="0"/>
-        <w:jc w:val="left"/>
-      </w:pPr>
-      <w:r>
-        <w:rPr>
-          <w:rFonts w:ascii="Charis SIL Regular" w:hAnsi="Charis SIL Regular" w:eastAsia="Charis SIL Regular"/>
-          <w:b w:val="0"/>
-          <w:i w:val="0"/>
-          <w:color w:val="000000"/>
-          <w:sz w:val="24"/>
-        </w:rPr>
-        <w:t>1824: schenking Kühn RV-360-1563 tot en met RV-360-1608 kalebasratel RV-360-1602?</w:t>
-      </w:r>
-    </w:p>
-    <w:p>
-      <w:pPr>
-        <w:autoSpaceDN w:val="0"/>
-        <w:autoSpaceDE w:val="0"/>
-        <w:widowControl/>
-        <w:spacing w:line="288" w:lineRule="exact" w:before="64" w:after="0"/>
-        <w:ind w:left="10" w:right="0" w:firstLine="0"/>
-        <w:jc w:val="left"/>
-      </w:pPr>
-      <w:r>
-        <w:rPr>
-          <w:rFonts w:ascii="Charis SIL Regular" w:hAnsi="Charis SIL Regular" w:eastAsia="Charis SIL Regular"/>
-          <w:b w:val="0"/>
-          <w:i w:val="0"/>
-          <w:color w:val="000000"/>
-          <w:sz w:val="24"/>
-        </w:rPr>
-        <w:t xml:space="preserve">Begeleidende brief: https:// </w:t>
+        <w:t xml:space="preserve">•  </w:t>
+      </w:r>
+      <w:r>
+        <w:rPr>
+          <w:rFonts w:ascii="Charis SIL Regular" w:hAnsi="Charis SIL Regular" w:eastAsia="Charis SIL Regular"/>
+          <w:b w:val="0"/>
+          <w:i w:val="0"/>
+          <w:color w:val="0000FF"/>
+          <w:sz w:val="24"/>
+          <w:u w:val="single"/>
+        </w:rPr>
+        <w:t>Selecteren en afbakenen</w:t>
       </w:r>
       <w:r>
         <w:br/>
@@ -11474,310 +12255,25 @@
           <w:color w:val="000000"/>
           <w:sz w:val="24"/>
         </w:rPr>
-        <w:t xml:space="preserve">hdl.handle.net/21.12102/57550020067147408FED5EB20716EF27 1825 en 1826: schenking </w:t>
-      </w:r>
-      <w:r>
-        <w:rPr>
-          <w:rFonts w:ascii="Charis SIL Regular" w:hAnsi="Charis SIL Regular" w:eastAsia="Charis SIL Regular"/>
-          <w:b w:val="0"/>
-          <w:i w:val="0"/>
-          <w:color w:val="000000"/>
-          <w:sz w:val="24"/>
-        </w:rPr>
-        <w:t xml:space="preserve">Bromet, wellicht ook diorama's van Schouten? RV-360-1639 tot en met RV-360-1653 1826: </w:t>
-      </w:r>
-      <w:r>
-        <w:rPr>
-          <w:rFonts w:ascii="Charis SIL Regular" w:hAnsi="Charis SIL Regular" w:eastAsia="Charis SIL Regular"/>
-          <w:b w:val="0"/>
-          <w:i w:val="0"/>
-          <w:color w:val="000000"/>
-          <w:sz w:val="24"/>
-        </w:rPr>
-        <w:t xml:space="preserve">zending D. Kanngiesser 1827: mr. A.F. Lammens stuurt twee diorama's van Schouten </w:t>
-      </w:r>
-      <w:r>
-        <w:rPr>
-          <w:rFonts w:ascii="Charis SIL Regular" w:hAnsi="Charis SIL Regular" w:eastAsia="Charis SIL Regular"/>
-          <w:b w:val="0"/>
-          <w:i w:val="0"/>
-          <w:color w:val="000000"/>
-          <w:sz w:val="24"/>
-        </w:rPr>
-        <w:t xml:space="preserve">Temminck 1827 zending die met naturalia waren meegekomen, uiteindelijk afkomstig van </w:t>
-      </w:r>
-      <w:r>
-        <w:rPr>
-          <w:rFonts w:ascii="Charis SIL Regular" w:hAnsi="Charis SIL Regular" w:eastAsia="Charis SIL Regular"/>
-          <w:b w:val="0"/>
-          <w:i w:val="0"/>
-          <w:color w:val="000000"/>
-          <w:sz w:val="24"/>
-        </w:rPr>
-        <w:t xml:space="preserve">apotheker H.H. Dieperink? 1 april 1828: grotere schenking van Lammens. 30 mei 1835: nog </w:t>
-      </w:r>
-      <w:r>
-        <w:rPr>
-          <w:rFonts w:ascii="Charis SIL Regular" w:hAnsi="Charis SIL Regular" w:eastAsia="Charis SIL Regular"/>
-          <w:b w:val="0"/>
-          <w:i w:val="0"/>
-          <w:color w:val="000000"/>
-          <w:sz w:val="24"/>
-        </w:rPr>
-        <w:t>een schenking van J. Bromet via F.J. van Maanen</w:t>
-      </w:r>
-    </w:p>
-    <w:p>
-      <w:pPr>
-        <w:autoSpaceDN w:val="0"/>
-        <w:autoSpaceDE w:val="0"/>
-        <w:widowControl/>
-        <w:spacing w:line="288" w:lineRule="exact" w:before="240" w:after="0"/>
-        <w:ind w:left="10" w:right="0" w:firstLine="0"/>
-        <w:jc w:val="left"/>
-      </w:pPr>
-      <w:r>
-        <w:rPr>
-          <w:rFonts w:ascii="Charis SIL Regular" w:hAnsi="Charis SIL Regular" w:eastAsia="Charis SIL Regular"/>
-          <w:b w:val="0"/>
-          <w:i w:val="0"/>
-          <w:color w:val="000000"/>
-          <w:sz w:val="24"/>
-        </w:rPr>
-        <w:t xml:space="preserve">Verzameling Crevaux in Musee de l'Homme (nu Quai Branly). Verder in MQB: Paul Sangnier, </w:t>
-      </w:r>
-      <w:r>
-        <w:rPr>
-          <w:rFonts w:ascii="Charis SIL Regular" w:hAnsi="Charis SIL Regular" w:eastAsia="Charis SIL Regular"/>
-          <w:b w:val="0"/>
-          <w:i w:val="0"/>
-          <w:color w:val="000000"/>
-          <w:sz w:val="24"/>
-        </w:rPr>
-        <w:t>,</w:t>
-      </w:r>
-    </w:p>
-    <w:p>
-      <w:pPr>
-        <w:autoSpaceDN w:val="0"/>
-        <w:autoSpaceDE w:val="0"/>
-        <w:widowControl/>
-        <w:spacing w:line="352" w:lineRule="exact" w:before="176" w:after="0"/>
-        <w:ind w:left="10" w:right="0" w:firstLine="0"/>
-        <w:jc w:val="left"/>
-      </w:pPr>
-      <w:r>
-        <w:rPr>
-          <w:rFonts w:ascii="Charis SIL Regular" w:hAnsi="Charis SIL Regular" w:eastAsia="Charis SIL Regular"/>
-          <w:b w:val="0"/>
-          <w:i w:val="0"/>
-          <w:color w:val="000000"/>
-          <w:sz w:val="24"/>
-        </w:rPr>
-        <w:t>Leon-Gontran Damas [verzameling](https://collections.quaibranly.fr/?</w:t>
-      </w:r>
-    </w:p>
-    <w:p>
-      <w:pPr>
-        <w:autoSpaceDN w:val="0"/>
-        <w:autoSpaceDE w:val="0"/>
-        <w:widowControl/>
-        <w:spacing w:line="288" w:lineRule="exact" w:before="64" w:after="0"/>
-        <w:ind w:left="10" w:right="0" w:firstLine="0"/>
-        <w:jc w:val="left"/>
-      </w:pPr>
-      <w:r>
-        <w:rPr>
-          <w:rFonts w:ascii="Charis SIL Regular" w:hAnsi="Charis SIL Regular" w:eastAsia="Charis SIL Regular"/>
-          <w:b w:val="0"/>
-          <w:i w:val="0"/>
-          <w:color w:val="000000"/>
-          <w:sz w:val="24"/>
-        </w:rPr>
-        <w:t xml:space="preserve">state={"matchAllCriteria":true,"customSearchCriteria":[{"field":"/Record/ConX/ </w:t>
-      </w:r>
-      <w:r>
-        <w:br/>
-      </w:r>
-      <w:r>
-        <w:rPr>
-          <w:rFonts w:ascii="Charis SIL Regular" w:hAnsi="Charis SIL Regular" w:eastAsia="Charis SIL Regular"/>
-          <w:b w:val="0"/>
-          <w:i w:val="0"/>
-          <w:color w:val="000000"/>
-          <w:sz w:val="24"/>
-        </w:rPr>
-        <w:t>AlphaSortConX,/Record/ConXother/AlphaSort","fieldLabel":"","searchValues":["[Damas, Léon-</w:t>
-      </w:r>
-      <w:r>
-        <w:rPr>
-          <w:rFonts w:ascii="Charis SIL Regular" w:hAnsi="Charis SIL Regular" w:eastAsia="Charis SIL Regular"/>
-          <w:b w:val="0"/>
-          <w:i w:val="0"/>
-          <w:color w:val="000000"/>
-          <w:sz w:val="24"/>
-        </w:rPr>
-        <w:t>Gontran]"],"description":"Personne(s) : Damas, Léon-Gontran"}]}),</w:t>
-      </w:r>
-    </w:p>
-    <w:p>
-      <w:pPr>
-        <w:autoSpaceDN w:val="0"/>
-        <w:autoSpaceDE w:val="0"/>
-        <w:widowControl/>
-        <w:spacing w:line="352" w:lineRule="exact" w:before="176" w:after="0"/>
-        <w:ind w:left="10" w:right="0" w:firstLine="0"/>
-        <w:jc w:val="left"/>
-      </w:pPr>
-      <w:r>
-        <w:rPr>
-          <w:rFonts w:ascii="Charis SIL Regular" w:hAnsi="Charis SIL Regular" w:eastAsia="Charis SIL Regular"/>
-          <w:b w:val="0"/>
-          <w:i w:val="0"/>
-          <w:color w:val="000000"/>
-          <w:sz w:val="24"/>
-        </w:rPr>
-        <w:t>Jean-Marcel Hurault [verzameling](https://collections.quaibranly.fr/?</w:t>
-      </w:r>
-    </w:p>
-    <w:p>
-      <w:pPr>
-        <w:autoSpaceDN w:val="0"/>
-        <w:autoSpaceDE w:val="0"/>
-        <w:widowControl/>
-        <w:spacing w:line="288" w:lineRule="exact" w:before="64" w:after="0"/>
-        <w:ind w:left="10" w:right="576" w:firstLine="0"/>
-        <w:jc w:val="left"/>
-      </w:pPr>
-      <w:r>
-        <w:rPr>
-          <w:rFonts w:ascii="Charis SIL Regular" w:hAnsi="Charis SIL Regular" w:eastAsia="Charis SIL Regular"/>
-          <w:b w:val="0"/>
-          <w:i w:val="0"/>
-          <w:color w:val="000000"/>
-          <w:sz w:val="24"/>
-        </w:rPr>
-        <w:t xml:space="preserve">state={"matchAllCriteria":true,"customSearchCriteria":[{"field":"/Record/ConX/ </w:t>
-      </w:r>
-      <w:r>
-        <w:rPr>
-          <w:rFonts w:ascii="Charis SIL Regular" w:hAnsi="Charis SIL Regular" w:eastAsia="Charis SIL Regular"/>
-          <w:b w:val="0"/>
-          <w:i w:val="0"/>
-          <w:color w:val="000000"/>
-          <w:sz w:val="24"/>
-        </w:rPr>
-        <w:t xml:space="preserve">AlphaSortConX,/Record/ConXother/AlphaSort","fieldLabel":"","searchValues":["[Hurault, </w:t>
-      </w:r>
-      <w:r>
-        <w:rPr>
-          <w:rFonts w:ascii="Charis SIL Regular" w:hAnsi="Charis SIL Regular" w:eastAsia="Charis SIL Regular"/>
-          <w:b w:val="0"/>
-          <w:i w:val="0"/>
-          <w:color w:val="000000"/>
-          <w:sz w:val="24"/>
-        </w:rPr>
-        <w:t>Jean-Marcel]"],"description":"Personne(s) : Hurault, Jean-Marcel"}]}),</w:t>
-      </w:r>
-    </w:p>
-    <w:p>
-      <w:pPr>
-        <w:autoSpaceDN w:val="0"/>
-        <w:autoSpaceDE w:val="0"/>
-        <w:widowControl/>
-        <w:spacing w:line="288" w:lineRule="exact" w:before="240" w:after="0"/>
-        <w:ind w:left="10" w:right="144" w:firstLine="0"/>
-        <w:jc w:val="left"/>
-      </w:pPr>
-      <w:r>
-        <w:rPr>
-          <w:rFonts w:ascii="Charis SIL Regular" w:hAnsi="Charis SIL Regular" w:eastAsia="Charis SIL Regular"/>
-          <w:b w:val="0"/>
-          <w:i w:val="0"/>
-          <w:color w:val="000000"/>
-          <w:sz w:val="24"/>
-        </w:rPr>
-        <w:t xml:space="preserve">missie Marcel Monteux et Marc Richard 1931 [verzameling](https:// </w:t>
-      </w:r>
-      <w:r>
-        <w:br/>
-      </w:r>
-      <w:r>
-        <w:rPr>
-          <w:rFonts w:ascii="Charis SIL Regular" w:hAnsi="Charis SIL Regular" w:eastAsia="Charis SIL Regular"/>
-          <w:b w:val="0"/>
-          <w:i w:val="0"/>
-          <w:color w:val="000000"/>
-          <w:sz w:val="24"/>
-        </w:rPr>
-        <w:t xml:space="preserve">collections.quaibranly.fr/?state={"matchAllCriteria":true,"customSearchCriteria":[{"field":"/ </w:t>
-      </w:r>
-      <w:r>
-        <w:rPr>
-          <w:rFonts w:ascii="Charis SIL Regular" w:hAnsi="Charis SIL Regular" w:eastAsia="Charis SIL Regular"/>
-          <w:b w:val="0"/>
-          <w:i w:val="0"/>
-          <w:color w:val="000000"/>
-          <w:sz w:val="24"/>
-        </w:rPr>
-        <w:t xml:space="preserve">Record/Evenement/Evenement","fieldLabel":"","searchValues":["Mission Monteux-Richard en </w:t>
-      </w:r>
-      <w:r>
-        <w:rPr>
-          <w:rFonts w:ascii="Charis SIL Regular" w:hAnsi="Charis SIL Regular" w:eastAsia="Charis SIL Regular"/>
-          <w:b w:val="0"/>
-          <w:i w:val="0"/>
-          <w:color w:val="000000"/>
-          <w:sz w:val="24"/>
-        </w:rPr>
-        <w:t xml:space="preserve">Guyane 1931"],"description":"Evénement historique : Mission Monteux-Richard en Guyane </w:t>
-      </w:r>
-      <w:r>
-        <w:rPr>
-          <w:rFonts w:ascii="Charis SIL Regular" w:hAnsi="Charis SIL Regular" w:eastAsia="Charis SIL Regular"/>
-          <w:b w:val="0"/>
-          <w:i w:val="0"/>
-          <w:color w:val="000000"/>
-          <w:sz w:val="24"/>
-        </w:rPr>
-        <w:t>1931"}]}),</w:t>
-      </w:r>
-    </w:p>
-    <w:p>
-      <w:pPr>
-        <w:autoSpaceDN w:val="0"/>
-        <w:autoSpaceDE w:val="0"/>
-        <w:widowControl/>
-        <w:spacing w:line="288" w:lineRule="exact" w:before="240" w:after="0"/>
-        <w:ind w:left="10" w:right="1440" w:firstLine="0"/>
-        <w:jc w:val="left"/>
-      </w:pPr>
-      <w:r>
-        <w:rPr>
-          <w:rFonts w:ascii="Charis SIL Regular" w:hAnsi="Charis SIL Regular" w:eastAsia="Charis SIL Regular"/>
-          <w:b w:val="0"/>
-          <w:i w:val="0"/>
-          <w:color w:val="000000"/>
-          <w:sz w:val="24"/>
-        </w:rPr>
-        <w:t xml:space="preserve">Rond 1902? Maurice Guffroy [verzameling](https://collections.quaibranly.fr/? </w:t>
-      </w:r>
-      <w:r>
-        <w:rPr>
-          <w:rFonts w:ascii="Charis SIL Regular" w:hAnsi="Charis SIL Regular" w:eastAsia="Charis SIL Regular"/>
-          <w:b w:val="0"/>
-          <w:i w:val="0"/>
-          <w:color w:val="000000"/>
-          <w:sz w:val="24"/>
-        </w:rPr>
-        <w:t>state={"matchAllCriteria":true,"customSearchCriteria":[{"field":"/Record/ConX/</w:t>
+        <w:t xml:space="preserve">•  </w:t>
+      </w:r>
+      <w:r>
+        <w:rPr>
+          <w:rFonts w:ascii="Charis SIL Regular" w:hAnsi="Charis SIL Regular" w:eastAsia="Charis SIL Regular"/>
+          <w:b w:val="0"/>
+          <w:i w:val="0"/>
+          <w:color w:val="0000FF"/>
+          <w:sz w:val="24"/>
+          <w:u w:val="single"/>
+        </w:rPr>
+        <w:t>Bronnen</w:t>
       </w:r>
     </w:p>
     <w:p>
       <w:pPr>
         <w:sectPr>
           <w:pgSz w:w="11900" w:h="16840"/>
-          <w:pgMar w:top="324" w:right="944" w:bottom="488" w:left="950" w:header="720" w:footer="720" w:gutter="0"/>
+          <w:pgMar w:top="324" w:right="944" w:bottom="506" w:left="950" w:header="720" w:footer="720" w:gutter="0"/>
           <w:cols/>
           <w:docGrid w:linePitch="360"/>
         </w:sectPr>
@@ -11798,58 +12294,599 @@
         <w:autoSpaceDE w:val="0"/>
         <w:widowControl/>
         <w:spacing w:line="288" w:lineRule="exact" w:before="64" w:after="0"/>
+        <w:ind w:left="388" w:right="3168" w:firstLine="0"/>
+        <w:jc w:val="left"/>
+      </w:pPr>
+      <w:r>
+        <w:rPr>
+          <w:rFonts w:ascii="Charis SIL Regular" w:hAnsi="Charis SIL Regular" w:eastAsia="Charis SIL Regular"/>
+          <w:b w:val="0"/>
+          <w:i w:val="0"/>
+          <w:color w:val="000000"/>
+          <w:sz w:val="24"/>
+        </w:rPr>
+        <w:t xml:space="preserve">•  </w:t>
+      </w:r>
+      <w:r>
+        <w:rPr>
+          <w:rFonts w:ascii="Charis SIL Regular" w:hAnsi="Charis SIL Regular" w:eastAsia="Charis SIL Regular"/>
+          <w:b w:val="0"/>
+          <w:i w:val="0"/>
+          <w:color w:val="0000FF"/>
+          <w:sz w:val="24"/>
+          <w:u w:val="single"/>
+        </w:rPr>
+        <w:t>Ambtenaren</w:t>
+      </w:r>
+      <w:r>
+        <w:br/>
+      </w:r>
+      <w:r>
+        <w:rPr>
+          <w:rFonts w:ascii="Charis SIL Regular" w:hAnsi="Charis SIL Regular" w:eastAsia="Charis SIL Regular"/>
+          <w:b w:val="0"/>
+          <w:i w:val="0"/>
+          <w:color w:val="000000"/>
+          <w:sz w:val="24"/>
+        </w:rPr>
+        <w:t xml:space="preserve">•  </w:t>
+      </w:r>
+      <w:r>
+        <w:rPr>
+          <w:rFonts w:ascii="Charis SIL Regular" w:hAnsi="Charis SIL Regular" w:eastAsia="Charis SIL Regular"/>
+          <w:b w:val="0"/>
+          <w:i w:val="0"/>
+          <w:color w:val="0000FF"/>
+          <w:sz w:val="24"/>
+          <w:u w:val="single"/>
+        </w:rPr>
+        <w:t>Leger en ma</w:t>
+      </w:r>
+      <w:r>
+        <w:rPr>
+          <w:rFonts w:ascii="Charis SIL Regular" w:hAnsi="Charis SIL Regular" w:eastAsia="Charis SIL Regular"/>
+          <w:b w:val="0"/>
+          <w:i w:val="0"/>
+          <w:color w:val="0000FF"/>
+          <w:sz w:val="24"/>
+          <w:u w:val="single"/>
+        </w:rPr>
+        <w:t>rine</w:t>
+      </w:r>
+      <w:r>
+        <w:br/>
+      </w:r>
+      <w:r>
+        <w:rPr>
+          <w:rFonts w:ascii="Charis SIL Regular" w:hAnsi="Charis SIL Regular" w:eastAsia="Charis SIL Regular"/>
+          <w:b w:val="0"/>
+          <w:i w:val="0"/>
+          <w:color w:val="000000"/>
+          <w:sz w:val="24"/>
+        </w:rPr>
+        <w:t xml:space="preserve">•  </w:t>
+      </w:r>
+      <w:r>
+        <w:rPr>
+          <w:rFonts w:ascii="Charis SIL Regular" w:hAnsi="Charis SIL Regular" w:eastAsia="Charis SIL Regular"/>
+          <w:b w:val="0"/>
+          <w:i w:val="0"/>
+          <w:color w:val="0000FF"/>
+          <w:sz w:val="24"/>
+          <w:u w:val="single"/>
+        </w:rPr>
+        <w:t>Koninklijk Instit</w:t>
+      </w:r>
+      <w:r>
+        <w:rPr>
+          <w:rFonts w:ascii="Charis SIL Regular" w:hAnsi="Charis SIL Regular" w:eastAsia="Charis SIL Regular"/>
+          <w:b w:val="0"/>
+          <w:i w:val="0"/>
+          <w:color w:val="0000FF"/>
+          <w:sz w:val="24"/>
+          <w:u w:val="single"/>
+        </w:rPr>
+        <w:t>uut voor Taal-, Land en Volkenkunde</w:t>
+      </w:r>
+      <w:r>
+        <w:rPr>
+          <w:rFonts w:ascii="Charis SIL Regular" w:hAnsi="Charis SIL Regular" w:eastAsia="Charis SIL Regular"/>
+          <w:b w:val="0"/>
+          <w:i w:val="0"/>
+          <w:color w:val="000000"/>
+          <w:sz w:val="24"/>
+        </w:rPr>
+        <w:t xml:space="preserve">•  </w:t>
+      </w:r>
+      <w:r>
+        <w:rPr>
+          <w:rFonts w:ascii="Charis SIL Regular" w:hAnsi="Charis SIL Regular" w:eastAsia="Charis SIL Regular"/>
+          <w:b w:val="0"/>
+          <w:i w:val="0"/>
+          <w:color w:val="0000FF"/>
+          <w:sz w:val="24"/>
+          <w:u w:val="single"/>
+        </w:rPr>
+        <w:t>Rijksmuseum Amsterdam</w:t>
+      </w:r>
+      <w:r>
+        <w:br/>
+      </w:r>
+      <w:r>
+        <w:rPr>
+          <w:rFonts w:ascii="Charis SIL Regular" w:hAnsi="Charis SIL Regular" w:eastAsia="Charis SIL Regular"/>
+          <w:b w:val="0"/>
+          <w:i w:val="0"/>
+          <w:color w:val="000000"/>
+          <w:sz w:val="24"/>
+        </w:rPr>
+        <w:t xml:space="preserve">•  </w:t>
+      </w:r>
+      <w:r>
+        <w:rPr>
+          <w:rFonts w:ascii="Charis SIL Regular" w:hAnsi="Charis SIL Regular" w:eastAsia="Charis SIL Regular"/>
+          <w:b w:val="0"/>
+          <w:i w:val="0"/>
+          <w:color w:val="0000FF"/>
+          <w:sz w:val="24"/>
+          <w:u w:val="single"/>
+        </w:rPr>
+        <w:t>Wereldmuseum Amsterda</w:t>
+      </w:r>
+      <w:r>
+        <w:rPr>
+          <w:rFonts w:ascii="Charis SIL Regular" w:hAnsi="Charis SIL Regular" w:eastAsia="Charis SIL Regular"/>
+          <w:b w:val="0"/>
+          <w:i w:val="0"/>
+          <w:color w:val="0000FF"/>
+          <w:sz w:val="24"/>
+          <w:u w:val="single"/>
+        </w:rPr>
+        <w:t>m</w:t>
+      </w:r>
+      <w:r>
+        <w:br/>
+      </w:r>
+      <w:r>
+        <w:rPr>
+          <w:rFonts w:ascii="Charis SIL Regular" w:hAnsi="Charis SIL Regular" w:eastAsia="Charis SIL Regular"/>
+          <w:b w:val="0"/>
+          <w:i w:val="0"/>
+          <w:color w:val="000000"/>
+          <w:sz w:val="24"/>
+        </w:rPr>
+        <w:t xml:space="preserve">•  </w:t>
+      </w:r>
+      <w:r>
+        <w:rPr>
+          <w:rFonts w:ascii="Charis SIL Regular" w:hAnsi="Charis SIL Regular" w:eastAsia="Charis SIL Regular"/>
+          <w:b w:val="0"/>
+          <w:i w:val="0"/>
+          <w:color w:val="0000FF"/>
+          <w:sz w:val="24"/>
+          <w:u w:val="single"/>
+        </w:rPr>
+        <w:t>Wereldmuseum Leiden</w:t>
+      </w:r>
+      <w:r>
+        <w:br/>
+      </w:r>
+      <w:r>
+        <w:rPr>
+          <w:rFonts w:ascii="Charis SIL Regular" w:hAnsi="Charis SIL Regular" w:eastAsia="Charis SIL Regular"/>
+          <w:b w:val="0"/>
+          <w:i w:val="0"/>
+          <w:color w:val="000000"/>
+          <w:sz w:val="24"/>
+        </w:rPr>
+        <w:t xml:space="preserve">•  </w:t>
+      </w:r>
+      <w:r>
+        <w:rPr>
+          <w:rFonts w:ascii="Charis SIL Regular" w:hAnsi="Charis SIL Regular" w:eastAsia="Charis SIL Regular"/>
+          <w:b w:val="0"/>
+          <w:i w:val="0"/>
+          <w:color w:val="0000FF"/>
+          <w:sz w:val="24"/>
+          <w:u w:val="single"/>
+        </w:rPr>
+        <w:t>Wereldmuseum Rotter</w:t>
+      </w:r>
+      <w:r>
+        <w:rPr>
+          <w:rFonts w:ascii="Charis SIL Regular" w:hAnsi="Charis SIL Regular" w:eastAsia="Charis SIL Regular"/>
+          <w:b w:val="0"/>
+          <w:i w:val="0"/>
+          <w:color w:val="0000FF"/>
+          <w:sz w:val="24"/>
+          <w:u w:val="single"/>
+        </w:rPr>
+        <w:t>dam</w:t>
+      </w:r>
+    </w:p>
+    <w:p>
+      <w:pPr>
+        <w:autoSpaceDN w:val="0"/>
+        <w:autoSpaceDE w:val="0"/>
+        <w:widowControl/>
+        <w:spacing w:line="538" w:lineRule="exact" w:before="198" w:after="0"/>
         <w:ind w:left="0" w:right="0" w:firstLine="0"/>
         <w:jc w:val="left"/>
       </w:pPr>
       <w:r>
         <w:rPr>
-          <w:rFonts w:ascii="Charis SIL Regular" w:hAnsi="Charis SIL Regular" w:eastAsia="Charis SIL Regular"/>
-          <w:b w:val="0"/>
-          <w:i w:val="0"/>
-          <w:color w:val="000000"/>
-          <w:sz w:val="24"/>
-        </w:rPr>
-        <w:t xml:space="preserve">AlphaSortConX,/Record/ConXother/AlphaSort","fieldLabel":"","searchValues":["[Guffroy, </w:t>
-      </w:r>
-      <w:r>
-        <w:rPr>
-          <w:rFonts w:ascii="Charis SIL Regular" w:hAnsi="Charis SIL Regular" w:eastAsia="Charis SIL Regular"/>
-          <w:b w:val="0"/>
-          <w:i w:val="0"/>
-          <w:color w:val="000000"/>
-          <w:sz w:val="24"/>
-        </w:rPr>
-        <w:t xml:space="preserve">Maurice]"],"description":"Personne(s) : Guffroy, Maurice"}]}), Collectie wereldtentoonstelling </w:t>
-      </w:r>
-      <w:r>
-        <w:rPr>
-          <w:rFonts w:ascii="Charis SIL Regular" w:hAnsi="Charis SIL Regular" w:eastAsia="Charis SIL Regular"/>
-          <w:b w:val="0"/>
-          <w:i w:val="0"/>
-          <w:color w:val="000000"/>
-          <w:sz w:val="24"/>
-        </w:rPr>
-        <w:t xml:space="preserve">1883 mei 1885 tot juli 1886 reis Ten Kate naar Suriname, nu in Leiden (RV-581?) 1890 (of </w:t>
-      </w:r>
-      <w:r>
-        <w:rPr>
-          <w:rFonts w:ascii="Charis SIL Regular" w:hAnsi="Charis SIL Regular" w:eastAsia="Charis SIL Regular"/>
-          <w:b w:val="0"/>
-          <w:i w:val="0"/>
-          <w:color w:val="000000"/>
-          <w:sz w:val="24"/>
-        </w:rPr>
-        <w:t xml:space="preserve">1891?): Axel Klinckowström, leverde verzameling op die zich nu bevindt in het Etnografiska </w:t>
-      </w:r>
-      <w:r>
-        <w:rPr>
-          <w:rFonts w:ascii="Charis SIL Regular" w:hAnsi="Charis SIL Regular" w:eastAsia="Charis SIL Regular"/>
-          <w:b w:val="0"/>
-          <w:i w:val="0"/>
-          <w:color w:val="000000"/>
-          <w:sz w:val="24"/>
-        </w:rPr>
-        <w:t>museet in Stockholm.</w:t>
+          <w:rFonts w:ascii="Charis SIL Bold" w:hAnsi="Charis SIL Bold" w:eastAsia="Charis SIL Bold"/>
+          <w:b/>
+          <w:i w:val="0"/>
+          <w:color w:val="000000"/>
+          <w:sz w:val="36"/>
+        </w:rPr>
+        <w:t>Primary sources</w:t>
+      </w:r>
+    </w:p>
+    <w:p>
+      <w:pPr>
+        <w:autoSpaceDN w:val="0"/>
+        <w:autoSpaceDE w:val="0"/>
+        <w:widowControl/>
+        <w:spacing w:line="540" w:lineRule="exact" w:before="192" w:after="0"/>
+        <w:ind w:left="0" w:right="0" w:firstLine="0"/>
+        <w:jc w:val="left"/>
+      </w:pPr>
+      <w:r>
+        <w:rPr>
+          <w:rFonts w:ascii="Charis SIL Bold" w:hAnsi="Charis SIL Bold" w:eastAsia="Charis SIL Bold"/>
+          <w:b/>
+          <w:i w:val="0"/>
+          <w:color w:val="000000"/>
+          <w:sz w:val="36"/>
+        </w:rPr>
+        <w:t>Secondary sources</w:t>
+      </w:r>
+    </w:p>
+    <w:p>
+      <w:pPr>
+        <w:autoSpaceDN w:val="0"/>
+        <w:autoSpaceDE w:val="0"/>
+        <w:widowControl/>
+        <w:spacing w:line="352" w:lineRule="exact" w:before="228" w:after="0"/>
+        <w:ind w:left="0" w:right="0" w:firstLine="0"/>
+        <w:jc w:val="left"/>
+      </w:pPr>
+      <w:r>
+        <w:rPr>
+          <w:rFonts w:ascii="Charis SIL Regular" w:hAnsi="Charis SIL Regular" w:eastAsia="Charis SIL Regular"/>
+          <w:b w:val="0"/>
+          <w:i w:val="0"/>
+          <w:color w:val="000000"/>
+          <w:sz w:val="24"/>
+        </w:rPr>
+        <w:t>Publicatie:</w:t>
+      </w:r>
+    </w:p>
+    <w:p>
+      <w:pPr>
+        <w:autoSpaceDN w:val="0"/>
+        <w:autoSpaceDE w:val="0"/>
+        <w:widowControl/>
+        <w:spacing w:line="288" w:lineRule="exact" w:before="240" w:after="0"/>
+        <w:ind w:left="800" w:right="288" w:firstLine="0"/>
+        <w:jc w:val="left"/>
+      </w:pPr>
+      <w:r>
+        <w:rPr>
+          <w:rFonts w:ascii="Charis SIL Italic" w:hAnsi="Charis SIL Italic" w:eastAsia="Charis SIL Italic"/>
+          <w:b w:val="0"/>
+          <w:i/>
+          <w:color w:val="000000"/>
+          <w:sz w:val="24"/>
+        </w:rPr>
+        <w:t xml:space="preserve">Broekhoven, L. van. Collectieprofiel Cultuurgebied Midden- en Zuid-Amerika. In: </w:t>
+      </w:r>
+      <w:r>
+        <w:rPr>
+          <w:rFonts w:ascii="Charis SIL Italic" w:hAnsi="Charis SIL Italic" w:eastAsia="Charis SIL Italic"/>
+          <w:b w:val="0"/>
+          <w:i/>
+          <w:color w:val="000000"/>
+          <w:sz w:val="24"/>
+        </w:rPr>
+        <w:t xml:space="preserve">Verzamelde collectieprofielen Museum Volkenkunde, Leiden. Leiden: Museum </w:t>
+      </w:r>
+      <w:r>
+        <w:rPr>
+          <w:rFonts w:ascii="Charis SIL Italic" w:hAnsi="Charis SIL Italic" w:eastAsia="Charis SIL Italic"/>
+          <w:b w:val="0"/>
+          <w:i/>
+          <w:color w:val="000000"/>
+          <w:sz w:val="24"/>
+        </w:rPr>
+        <w:t>Volkenkunde, 2008.</w:t>
+      </w:r>
+      <w:r>
+        <w:rPr>
+          <w:rFonts w:ascii="Charis SIL Italic" w:hAnsi="Charis SIL Italic" w:eastAsia="Charis SIL Italic"/>
+          <w:b w:val="0"/>
+          <w:i/>
+          <w:color w:val="000000"/>
+          <w:sz w:val="24"/>
+        </w:rPr>
+        <w:t xml:space="preserve">Hoofdstuk over de Afrikaanse collectie van het Wereldmuseum </w:t>
+      </w:r>
+      <w:r>
+        <w:rPr>
+          <w:rFonts w:ascii="Charis SIL Italic" w:hAnsi="Charis SIL Italic" w:eastAsia="Charis SIL Italic"/>
+          <w:b w:val="0"/>
+          <w:i/>
+          <w:color w:val="000000"/>
+          <w:sz w:val="24"/>
+        </w:rPr>
+        <w:t>Leiden in een publicatie over collectieprofielen.</w:t>
+      </w:r>
+    </w:p>
+    <w:p>
+      <w:pPr>
+        <w:autoSpaceDN w:val="0"/>
+        <w:autoSpaceDE w:val="0"/>
+        <w:widowControl/>
+        <w:spacing w:line="288" w:lineRule="exact" w:before="240" w:after="0"/>
+        <w:ind w:left="800" w:right="288" w:firstLine="0"/>
+        <w:jc w:val="left"/>
+      </w:pPr>
+      <w:r>
+        <w:rPr>
+          <w:rFonts w:ascii="Charis SIL Regular" w:hAnsi="Charis SIL Regular" w:eastAsia="Charis SIL Regular"/>
+          <w:b w:val="0"/>
+          <w:i w:val="0"/>
+          <w:color w:val="0000FF"/>
+          <w:sz w:val="24"/>
+          <w:u w:val="single"/>
+        </w:rPr>
+        <w:hyperlink r:id="rId70" w:history="1">
+          <w:r>
+            <w:rPr>
+              <w:rStyle w:val="Hyperlink"/>
+            </w:rPr>
+            <w:t>https://</w:t>
+          </w:r>
+        </w:hyperlink>
+      </w:r>
+      <w:r>
+        <w:rPr>
+          <w:rFonts w:ascii="Charis SIL Regular" w:hAnsi="Charis SIL Regular" w:eastAsia="Charis SIL Regular"/>
+          <w:b w:val="0"/>
+          <w:i w:val="0"/>
+          <w:color w:val="0000FF"/>
+          <w:sz w:val="24"/>
+          <w:u w:val="single"/>
+        </w:rPr>
+        <w:hyperlink r:id="rId70" w:history="1">
+          <w:r>
+            <w:rPr>
+              <w:rStyle w:val="Hyperlink"/>
+            </w:rPr>
+            <w:t>www.yumpu.com/</w:t>
+          </w:r>
+        </w:hyperlink>
+      </w:r>
+      <w:r>
+        <w:rPr>
+          <w:rFonts w:ascii="Charis SIL Regular" w:hAnsi="Charis SIL Regular" w:eastAsia="Charis SIL Regular"/>
+          <w:b w:val="0"/>
+          <w:i w:val="0"/>
+          <w:color w:val="0000FF"/>
+          <w:sz w:val="24"/>
+          <w:u w:val="single"/>
+        </w:rPr>
+        <w:hyperlink r:id="rId70" w:history="1">
+          <w:r>
+            <w:rPr>
+              <w:rStyle w:val="Hyperlink"/>
+            </w:rPr>
+            <w:t>nl/</w:t>
+          </w:r>
+        </w:hyperlink>
+      </w:r>
+      <w:r>
+        <w:rPr>
+          <w:rFonts w:ascii="Charis SIL Regular" w:hAnsi="Charis SIL Regular" w:eastAsia="Charis SIL Regular"/>
+          <w:b w:val="0"/>
+          <w:i w:val="0"/>
+          <w:color w:val="0000FF"/>
+          <w:sz w:val="24"/>
+          <w:u w:val="single"/>
+        </w:rPr>
+        <w:hyperlink r:id="rId70" w:history="1">
+          <w:r>
+            <w:rPr>
+              <w:rStyle w:val="Hyperlink"/>
+            </w:rPr>
+            <w:t>document/</w:t>
+          </w:r>
+        </w:hyperlink>
+      </w:r>
+      <w:r>
+        <w:rPr>
+          <w:rFonts w:ascii="Charis SIL Regular" w:hAnsi="Charis SIL Regular" w:eastAsia="Charis SIL Regular"/>
+          <w:b w:val="0"/>
+          <w:i w:val="0"/>
+          <w:color w:val="0000FF"/>
+          <w:sz w:val="24"/>
+          <w:u w:val="single"/>
+        </w:rPr>
+        <w:hyperlink r:id="rId70" w:history="1">
+          <w:r>
+            <w:rPr>
+              <w:rStyle w:val="Hyperlink"/>
+            </w:rPr>
+            <w:t>view/20123476/</w:t>
+          </w:r>
+        </w:hyperlink>
+      </w:r>
+      <w:r>
+        <w:rPr>
+          <w:rFonts w:ascii="Charis SIL Regular" w:hAnsi="Charis SIL Regular" w:eastAsia="Charis SIL Regular"/>
+          <w:b w:val="0"/>
+          <w:i w:val="0"/>
+          <w:color w:val="0000FF"/>
+          <w:sz w:val="24"/>
+          <w:u w:val="single"/>
+        </w:rPr>
+        <w:hyperlink r:id="rId70" w:history="1">
+          <w:r>
+            <w:rPr>
+              <w:rStyle w:val="Hyperlink"/>
+            </w:rPr>
+            <w:t>open-</w:t>
+          </w:r>
+        </w:hyperlink>
+      </w:r>
+      <w:r>
+        <w:rPr>
+          <w:rFonts w:ascii="Charis SIL Regular" w:hAnsi="Charis SIL Regular" w:eastAsia="Charis SIL Regular"/>
+          <w:b w:val="0"/>
+          <w:i w:val="0"/>
+          <w:color w:val="0000FF"/>
+          <w:sz w:val="24"/>
+          <w:u w:val="single"/>
+        </w:rPr>
+        <w:hyperlink r:id="rId70" w:history="1">
+          <w:r>
+            <w:rPr>
+              <w:rStyle w:val="Hyperlink"/>
+            </w:rPr>
+            <w:t>het-</w:t>
+          </w:r>
+        </w:hyperlink>
+      </w:r>
+      <w:r>
+        <w:rPr>
+          <w:rFonts w:ascii="Charis SIL Regular" w:hAnsi="Charis SIL Regular" w:eastAsia="Charis SIL Regular"/>
+          <w:b w:val="0"/>
+          <w:i w:val="0"/>
+          <w:color w:val="0000FF"/>
+          <w:sz w:val="24"/>
+          <w:u w:val="single"/>
+        </w:rPr>
+        <w:hyperlink r:id="rId70" w:history="1">
+          <w:r>
+            <w:rPr>
+              <w:rStyle w:val="Hyperlink"/>
+            </w:rPr>
+            <w:t>profiel</w:t>
+          </w:r>
+        </w:hyperlink>
+      </w:r>
+      <w:r>
+        <w:rPr>
+          <w:rFonts w:ascii="Charis SIL Regular" w:hAnsi="Charis SIL Regular" w:eastAsia="Charis SIL Regular"/>
+          <w:b w:val="0"/>
+          <w:i w:val="0"/>
+          <w:color w:val="0000FF"/>
+          <w:sz w:val="24"/>
+          <w:u w:val="single"/>
+        </w:rPr>
+        <w:t>-</w:t>
+      </w:r>
+      <w:r>
+        <w:rPr>
+          <w:rFonts w:ascii="Charis SIL Regular" w:hAnsi="Charis SIL Regular" w:eastAsia="Charis SIL Regular"/>
+          <w:b w:val="0"/>
+          <w:i w:val="0"/>
+          <w:color w:val="0000FF"/>
+          <w:sz w:val="24"/>
+          <w:u w:val="single"/>
+        </w:rPr>
+        <w:hyperlink r:id="rId70" w:history="1">
+          <w:r>
+            <w:rPr>
+              <w:rStyle w:val="Hyperlink"/>
+            </w:rPr>
+            <w:t>als</w:t>
+          </w:r>
+        </w:hyperlink>
+      </w:r>
+      <w:r>
+        <w:rPr>
+          <w:rFonts w:ascii="Charis SIL Regular" w:hAnsi="Charis SIL Regular" w:eastAsia="Charis SIL Regular"/>
+          <w:b w:val="0"/>
+          <w:i w:val="0"/>
+          <w:color w:val="0000FF"/>
+          <w:sz w:val="24"/>
+        </w:rPr>
+        <w:t>-</w:t>
+      </w:r>
+      <w:r>
+        <w:rPr>
+          <w:rFonts w:ascii="Charis SIL Regular" w:hAnsi="Charis SIL Regular" w:eastAsia="Charis SIL Regular"/>
+          <w:b w:val="0"/>
+          <w:i w:val="0"/>
+          <w:color w:val="0000FF"/>
+          <w:sz w:val="24"/>
+          <w:u w:val="single"/>
+        </w:rPr>
+        <w:hyperlink r:id="rId70" w:history="1">
+          <w:r>
+            <w:rPr>
+              <w:rStyle w:val="Hyperlink"/>
+            </w:rPr>
+            <w:t>pdf-</w:t>
+          </w:r>
+        </w:hyperlink>
+      </w:r>
+      <w:r>
+        <w:rPr>
+          <w:rFonts w:ascii="Charis SIL Regular" w:hAnsi="Charis SIL Regular" w:eastAsia="Charis SIL Regular"/>
+          <w:b w:val="0"/>
+          <w:i w:val="0"/>
+          <w:color w:val="0000FF"/>
+          <w:sz w:val="24"/>
+          <w:u w:val="single"/>
+        </w:rPr>
+        <w:hyperlink r:id="rId70" w:history="1">
+          <w:r>
+            <w:rPr>
+              <w:rStyle w:val="Hyperlink"/>
+            </w:rPr>
+            <w:t>mus</w:t>
+          </w:r>
+        </w:hyperlink>
+      </w:r>
+      <w:r>
+        <w:rPr>
+          <w:rFonts w:ascii="Charis SIL Regular" w:hAnsi="Charis SIL Regular" w:eastAsia="Charis SIL Regular"/>
+          <w:b w:val="0"/>
+          <w:i w:val="0"/>
+          <w:color w:val="0000FF"/>
+          <w:sz w:val="24"/>
+          <w:u w:val="single"/>
+        </w:rPr>
+        <w:hyperlink r:id="rId70" w:history="1">
+          <w:r>
+            <w:rPr>
+              <w:rStyle w:val="Hyperlink"/>
+            </w:rPr>
+            <w:t>eum-</w:t>
+          </w:r>
+        </w:hyperlink>
+      </w:r>
+      <w:r>
+        <w:rPr>
+          <w:rFonts w:ascii="Charis SIL Regular" w:hAnsi="Charis SIL Regular" w:eastAsia="Charis SIL Regular"/>
+          <w:b w:val="0"/>
+          <w:i w:val="0"/>
+          <w:color w:val="0000FF"/>
+          <w:sz w:val="24"/>
+          <w:u w:val="single"/>
+        </w:rPr>
+        <w:hyperlink r:id="rId70" w:history="1">
+          <w:r>
+            <w:rPr>
+              <w:rStyle w:val="Hyperlink"/>
+            </w:rPr>
+            <w:t>volkenkunde</w:t>
+          </w:r>
+        </w:hyperlink>
       </w:r>
     </w:p>
     <w:p>
@@ -11869,7 +12906,7 @@
           <w:color w:val="000000"/>
           <w:sz w:val="24"/>
         </w:rPr>
-        <w:t>Spitzly ethnographische gegenstände</w:t>
+        <w:t>Boek:</w:t>
       </w:r>
     </w:p>
     <w:p>
@@ -11878,38 +12915,287 @@
         <w:autoSpaceDE w:val="0"/>
         <w:widowControl/>
         <w:spacing w:line="288" w:lineRule="exact" w:before="240" w:after="0"/>
-        <w:ind w:left="0" w:right="144" w:firstLine="0"/>
+        <w:ind w:left="800" w:right="432" w:firstLine="0"/>
         <w:jc w:val="left"/>
       </w:pPr>
       <w:r>
         <w:rPr>
-          <w:rFonts w:ascii="Charis SIL Regular" w:hAnsi="Charis SIL Regular" w:eastAsia="Charis SIL Regular"/>
-          <w:b w:val="0"/>
-          <w:i w:val="0"/>
-          <w:color w:val="000000"/>
-          <w:sz w:val="24"/>
-        </w:rPr>
-        <w:t xml:space="preserve">Wilhelm Joest bezocht ook in 1890 Suriname (waren hij en Klinkowström van elkaar op de </w:t>
-      </w:r>
-      <w:r>
-        <w:rPr>
-          <w:rFonts w:ascii="Charis SIL Regular" w:hAnsi="Charis SIL Regular" w:eastAsia="Charis SIL Regular"/>
-          <w:b w:val="0"/>
-          <w:i w:val="0"/>
-          <w:color w:val="000000"/>
-          <w:sz w:val="24"/>
-        </w:rPr>
-        <w:t xml:space="preserve">hoogte?). Deze verzameling bevindt zich hoofdzakelijk in het Ethnologisches Museum in </w:t>
-      </w:r>
-      <w:r>
-        <w:rPr>
-          <w:rFonts w:ascii="Charis SIL Regular" w:hAnsi="Charis SIL Regular" w:eastAsia="Charis SIL Regular"/>
-          <w:b w:val="0"/>
-          <w:i w:val="0"/>
-          <w:color w:val="000000"/>
-          <w:sz w:val="24"/>
-        </w:rPr>
-        <w:t>Berlijn en het Rautenstrauch-Joest Museum in Keulen.</w:t>
+          <w:rFonts w:ascii="Charis SIL Italic" w:hAnsi="Charis SIL Italic" w:eastAsia="Charis SIL Italic"/>
+          <w:b w:val="0"/>
+          <w:i/>
+          <w:color w:val="000000"/>
+          <w:sz w:val="24"/>
+        </w:rPr>
+        <w:t xml:space="preserve">Broekhoven, L. van, C. Buijs en P. Hovens, Sharing knowledge &amp; cultural heritage: </w:t>
+      </w:r>
+      <w:r>
+        <w:rPr>
+          <w:rFonts w:ascii="Charis SIL Italic" w:hAnsi="Charis SIL Italic" w:eastAsia="Charis SIL Italic"/>
+          <w:b w:val="0"/>
+          <w:i/>
+          <w:color w:val="000000"/>
+          <w:sz w:val="24"/>
+        </w:rPr>
+        <w:t xml:space="preserve">first nations of the Americas: studies in collaboration with indigenous peoples from </w:t>
+      </w:r>
+      <w:r>
+        <w:rPr>
+          <w:rFonts w:ascii="Charis SIL Italic" w:hAnsi="Charis SIL Italic" w:eastAsia="Charis SIL Italic"/>
+          <w:b w:val="0"/>
+          <w:i/>
+          <w:color w:val="000000"/>
+          <w:sz w:val="24"/>
+        </w:rPr>
+        <w:t xml:space="preserve">Greenland, North and South America: proceedings of an expert meeting National </w:t>
+      </w:r>
+      <w:r>
+        <w:rPr>
+          <w:rFonts w:ascii="Charis SIL Italic" w:hAnsi="Charis SIL Italic" w:eastAsia="Charis SIL Italic"/>
+          <w:b w:val="0"/>
+          <w:i/>
+          <w:color w:val="000000"/>
+          <w:sz w:val="24"/>
+        </w:rPr>
+        <w:t xml:space="preserve">Museum of Ethnology Leiden, The Netherlands. Leiden: Sidestone Press 2010. </w:t>
+      </w:r>
+      <w:r>
+        <w:rPr>
+          <w:rFonts w:ascii="Charis SIL Italic" w:hAnsi="Charis SIL Italic" w:eastAsia="Charis SIL Italic"/>
+          <w:b w:val="0"/>
+          <w:i/>
+          <w:color w:val="000000"/>
+          <w:sz w:val="24"/>
+        </w:rPr>
+        <w:t>SCHRIJVEN!</w:t>
+      </w:r>
+    </w:p>
+    <w:p>
+      <w:pPr>
+        <w:autoSpaceDN w:val="0"/>
+        <w:autoSpaceDE w:val="0"/>
+        <w:widowControl/>
+        <w:spacing w:line="288" w:lineRule="exact" w:before="240" w:after="0"/>
+        <w:ind w:left="800" w:right="432" w:firstLine="0"/>
+        <w:jc w:val="left"/>
+      </w:pPr>
+      <w:r>
+        <w:rPr>
+          <w:rFonts w:ascii="Charis SIL Regular" w:hAnsi="Charis SIL Regular" w:eastAsia="Charis SIL Regular"/>
+          <w:b w:val="0"/>
+          <w:i w:val="0"/>
+          <w:color w:val="0000FF"/>
+          <w:sz w:val="24"/>
+          <w:u w:val="single"/>
+        </w:rPr>
+        <w:hyperlink r:id="rId71" w:history="1">
+          <w:r>
+            <w:rPr>
+              <w:rStyle w:val="Hyperlink"/>
+            </w:rPr>
+            <w:t>https://</w:t>
+          </w:r>
+        </w:hyperlink>
+      </w:r>
+      <w:r>
+        <w:rPr>
+          <w:rFonts w:ascii="Charis SIL Regular" w:hAnsi="Charis SIL Regular" w:eastAsia="Charis SIL Regular"/>
+          <w:b w:val="0"/>
+          <w:i w:val="0"/>
+          <w:color w:val="0000FF"/>
+          <w:sz w:val="24"/>
+          <w:u w:val="single"/>
+        </w:rPr>
+        <w:hyperlink r:id="rId71" w:history="1">
+          <w:r>
+            <w:rPr>
+              <w:rStyle w:val="Hyperlink"/>
+            </w:rPr>
+            <w:t>www.sidestone.com/</w:t>
+          </w:r>
+        </w:hyperlink>
+      </w:r>
+      <w:r>
+        <w:rPr>
+          <w:rFonts w:ascii="Charis SIL Regular" w:hAnsi="Charis SIL Regular" w:eastAsia="Charis SIL Regular"/>
+          <w:b w:val="0"/>
+          <w:i w:val="0"/>
+          <w:color w:val="0000FF"/>
+          <w:sz w:val="24"/>
+          <w:u w:val="single"/>
+        </w:rPr>
+        <w:hyperlink r:id="rId71" w:history="1">
+          <w:r>
+            <w:rPr>
+              <w:rStyle w:val="Hyperlink"/>
+            </w:rPr>
+            <w:t>books/</w:t>
+          </w:r>
+        </w:hyperlink>
+      </w:r>
+      <w:r>
+        <w:rPr>
+          <w:rFonts w:ascii="Charis SIL Regular" w:hAnsi="Charis SIL Regular" w:eastAsia="Charis SIL Regular"/>
+          <w:b w:val="0"/>
+          <w:i w:val="0"/>
+          <w:color w:val="0000FF"/>
+          <w:sz w:val="24"/>
+          <w:u w:val="single"/>
+        </w:rPr>
+        <w:hyperlink r:id="rId71" w:history="1">
+          <w:r>
+            <w:rPr>
+              <w:rStyle w:val="Hyperlink"/>
+            </w:rPr>
+            <w:t>sharing-</w:t>
+          </w:r>
+        </w:hyperlink>
+      </w:r>
+      <w:r>
+        <w:rPr>
+          <w:rFonts w:ascii="Charis SIL Regular" w:hAnsi="Charis SIL Regular" w:eastAsia="Charis SIL Regular"/>
+          <w:b w:val="0"/>
+          <w:i w:val="0"/>
+          <w:color w:val="0000FF"/>
+          <w:sz w:val="24"/>
+          <w:u w:val="single"/>
+        </w:rPr>
+        <w:hyperlink r:id="rId71" w:history="1">
+          <w:r>
+            <w:rPr>
+              <w:rStyle w:val="Hyperlink"/>
+            </w:rPr>
+            <w:t>knowledge-</w:t>
+          </w:r>
+        </w:hyperlink>
+      </w:r>
+      <w:r>
+        <w:rPr>
+          <w:rFonts w:ascii="Charis SIL Regular" w:hAnsi="Charis SIL Regular" w:eastAsia="Charis SIL Regular"/>
+          <w:b w:val="0"/>
+          <w:i w:val="0"/>
+          <w:color w:val="0000FF"/>
+          <w:sz w:val="24"/>
+          <w:u w:val="single"/>
+        </w:rPr>
+        <w:hyperlink r:id="rId71" w:history="1">
+          <w:r>
+            <w:rPr>
+              <w:rStyle w:val="Hyperlink"/>
+            </w:rPr>
+            <w:t>and-</w:t>
+          </w:r>
+        </w:hyperlink>
+      </w:r>
+      <w:r>
+        <w:rPr>
+          <w:rFonts w:ascii="Charis SIL Regular" w:hAnsi="Charis SIL Regular" w:eastAsia="Charis SIL Regular"/>
+          <w:b w:val="0"/>
+          <w:i w:val="0"/>
+          <w:color w:val="0000FF"/>
+          <w:sz w:val="24"/>
+          <w:u w:val="single"/>
+        </w:rPr>
+        <w:hyperlink r:id="rId71" w:history="1">
+          <w:r>
+            <w:rPr>
+              <w:rStyle w:val="Hyperlink"/>
+            </w:rPr>
+            <w:t>cultural-</w:t>
+          </w:r>
+        </w:hyperlink>
+      </w:r>
+      <w:r>
+        <w:rPr>
+          <w:rFonts w:ascii="Charis SIL Regular" w:hAnsi="Charis SIL Regular" w:eastAsia="Charis SIL Regular"/>
+          <w:b w:val="0"/>
+          <w:i w:val="0"/>
+          <w:color w:val="0000FF"/>
+          <w:sz w:val="24"/>
+          <w:u w:val="single"/>
+        </w:rPr>
+        <w:hyperlink r:id="rId71" w:history="1">
+          <w:r>
+            <w:rPr>
+              <w:rStyle w:val="Hyperlink"/>
+            </w:rPr>
+            <w:t>heritage</w:t>
+          </w:r>
+        </w:hyperlink>
+      </w:r>
+      <w:r>
+        <w:rPr>
+          <w:rFonts w:ascii="Charis SIL Regular" w:hAnsi="Charis SIL Regular" w:eastAsia="Charis SIL Regular"/>
+          <w:b w:val="0"/>
+          <w:i w:val="0"/>
+          <w:color w:val="000000"/>
+          <w:sz w:val="24"/>
+        </w:rPr>
+        <w:t xml:space="preserve">, </w:t>
+      </w:r>
+      <w:r>
+        <w:rPr>
+          <w:rFonts w:ascii="Charis SIL Regular" w:hAnsi="Charis SIL Regular" w:eastAsia="Charis SIL Regular"/>
+          <w:b w:val="0"/>
+          <w:i w:val="0"/>
+          <w:color w:val="0000FF"/>
+          <w:sz w:val="24"/>
+          <w:u w:val="single"/>
+        </w:rPr>
+        <w:hyperlink r:id="rId71" w:history="1">
+          <w:r>
+            <w:rPr>
+              <w:rStyle w:val="Hyperlink"/>
+            </w:rPr>
+            <w:t>ISBN</w:t>
+          </w:r>
+        </w:hyperlink>
+      </w:r>
+      <w:r>
+        <w:rPr>
+          <w:rFonts w:ascii="Charis SIL Regular" w:hAnsi="Charis SIL Regular" w:eastAsia="Charis SIL Regular"/>
+          <w:b w:val="0"/>
+          <w:i w:val="0"/>
+          <w:color w:val="0000FF"/>
+          <w:sz w:val="24"/>
+          <w:u w:val="single"/>
+        </w:rPr>
+        <w:t xml:space="preserve"> </w:t>
+      </w:r>
+      <w:r>
+        <w:rPr>
+          <w:rFonts w:ascii="Charis SIL Regular" w:hAnsi="Charis SIL Regular" w:eastAsia="Charis SIL Regular"/>
+          <w:b w:val="0"/>
+          <w:i w:val="0"/>
+          <w:color w:val="0000FF"/>
+          <w:sz w:val="24"/>
+          <w:u w:val="single"/>
+        </w:rPr>
+        <w:hyperlink r:id="rId72" w:history="1">
+          <w:r>
+            <w:rPr>
+              <w:rStyle w:val="Hyperlink"/>
+            </w:rPr>
+            <w:t>97</w:t>
+          </w:r>
+        </w:hyperlink>
+      </w:r>
+      <w:r>
+        <w:rPr>
+          <w:rFonts w:ascii="Charis SIL Regular" w:hAnsi="Charis SIL Regular" w:eastAsia="Charis SIL Regular"/>
+          <w:b w:val="0"/>
+          <w:i w:val="0"/>
+          <w:color w:val="0000FF"/>
+          <w:sz w:val="24"/>
+          <w:u w:val="single"/>
+        </w:rPr>
+        <w:hyperlink r:id="rId72" w:history="1">
+          <w:r>
+            <w:rPr>
+              <w:rStyle w:val="Hyperlink"/>
+            </w:rPr>
+            <w:t>8-90-8890-066-2</w:t>
+          </w:r>
+        </w:hyperlink>
       </w:r>
     </w:p>
     <w:p>
@@ -11929,8 +13215,68 @@
           <w:color w:val="000000"/>
           <w:sz w:val="24"/>
         </w:rPr>
-        <w:t xml:space="preserve">1898 West-Indische tentoonstelling Haarlem. Verzameling </w:t>
-      </w:r>
+        <w:t>Boek:</w:t>
+      </w:r>
+    </w:p>
+    <w:p>
+      <w:pPr>
+        <w:autoSpaceDN w:val="0"/>
+        <w:autoSpaceDE w:val="0"/>
+        <w:widowControl/>
+        <w:spacing w:line="288" w:lineRule="exact" w:before="240" w:after="0"/>
+        <w:ind w:left="800" w:right="720" w:firstLine="0"/>
+        <w:jc w:val="left"/>
+      </w:pPr>
+      <w:r>
+        <w:rPr>
+          <w:rFonts w:ascii="Charis SIL Italic" w:hAnsi="Charis SIL Italic" w:eastAsia="Charis SIL Italic"/>
+          <w:b w:val="0"/>
+          <w:i/>
+          <w:color w:val="000000"/>
+          <w:sz w:val="24"/>
+        </w:rPr>
+        <w:t xml:space="preserve">Eeden, F.W. van, Catalogus der Nederlandsche West-Indische tentoonstelling te </w:t>
+      </w:r>
+      <w:r>
+        <w:rPr>
+          <w:rFonts w:ascii="Charis SIL Italic" w:hAnsi="Charis SIL Italic" w:eastAsia="Charis SIL Italic"/>
+          <w:b w:val="0"/>
+          <w:i/>
+          <w:color w:val="000000"/>
+          <w:sz w:val="24"/>
+        </w:rPr>
+        <w:t>Haarlem 1899. Amsterdam: de Bussy 1899.</w:t>
+      </w:r>
+      <w:r>
+        <w:rPr>
+          <w:rFonts w:ascii="Charis SIL Italic" w:hAnsi="Charis SIL Italic" w:eastAsia="Charis SIL Italic"/>
+          <w:b w:val="0"/>
+          <w:i/>
+          <w:color w:val="000000"/>
+          <w:sz w:val="24"/>
+        </w:rPr>
+        <w:t xml:space="preserve">Catalogus van de West-Indische </w:t>
+      </w:r>
+      <w:r>
+        <w:rPr>
+          <w:rFonts w:ascii="Charis SIL Italic" w:hAnsi="Charis SIL Italic" w:eastAsia="Charis SIL Italic"/>
+          <w:b w:val="0"/>
+          <w:i/>
+          <w:color w:val="000000"/>
+          <w:sz w:val="24"/>
+        </w:rPr>
+        <w:t>tentoonstelling gehouden in het Koloniaal Museum te Haarlem in 1899.</w:t>
+      </w:r>
+    </w:p>
+    <w:p>
+      <w:pPr>
+        <w:autoSpaceDN w:val="0"/>
+        <w:autoSpaceDE w:val="0"/>
+        <w:widowControl/>
+        <w:spacing w:line="352" w:lineRule="exact" w:before="176" w:after="0"/>
+        <w:ind w:left="800" w:right="0" w:firstLine="0"/>
+        <w:jc w:val="left"/>
+      </w:pPr>
       <w:r>
         <w:rPr>
           <w:rFonts w:ascii="Charis SIL Regular" w:hAnsi="Charis SIL Regular" w:eastAsia="Charis SIL Regular"/>
@@ -11940,12 +13286,12 @@
           <w:sz w:val="24"/>
           <w:u w:val="single"/>
         </w:rPr>
-        <w:hyperlink r:id="rId38" w:history="1">
+        <w:hyperlink r:id="rId73" w:history="1">
           <w:r>
             <w:rPr>
               <w:rStyle w:val="Hyperlink"/>
             </w:rPr>
-            <w:t>Louis</w:t>
+            <w:t>http://</w:t>
           </w:r>
         </w:hyperlink>
       </w:r>
@@ -11958,23 +13304,12 @@
           <w:sz w:val="24"/>
           <w:u w:val="single"/>
         </w:rPr>
-        <w:t xml:space="preserve"> </w:t>
-      </w:r>
-      <w:r>
-        <w:rPr>
-          <w:rFonts w:ascii="Charis SIL Regular" w:hAnsi="Charis SIL Regular" w:eastAsia="Charis SIL Regular"/>
-          <w:b w:val="0"/>
-          <w:i w:val="0"/>
-          <w:color w:val="0000FF"/>
-          <w:sz w:val="24"/>
-          <w:u w:val="single"/>
-        </w:rPr>
-        <w:hyperlink r:id="rId38" w:history="1">
+        <w:hyperlink r:id="rId73" w:history="1">
           <w:r>
             <w:rPr>
               <w:rStyle w:val="Hyperlink"/>
             </w:rPr>
-            <w:t>Constant</w:t>
+            <w:t>hdl.handle.net/1887.1/</w:t>
           </w:r>
         </w:hyperlink>
       </w:r>
@@ -11987,23 +13322,12 @@
           <w:sz w:val="24"/>
           <w:u w:val="single"/>
         </w:rPr>
-        <w:t xml:space="preserve"> </w:t>
-      </w:r>
-      <w:r>
-        <w:rPr>
-          <w:rFonts w:ascii="Charis SIL Regular" w:hAnsi="Charis SIL Regular" w:eastAsia="Charis SIL Regular"/>
-          <w:b w:val="0"/>
-          <w:i w:val="0"/>
-          <w:color w:val="0000FF"/>
-          <w:sz w:val="24"/>
-          <w:u w:val="single"/>
-        </w:rPr>
-        <w:hyperlink r:id="rId38" w:history="1">
+        <w:hyperlink r:id="rId73" w:history="1">
           <w:r>
             <w:rPr>
               <w:rStyle w:val="Hyperlink"/>
             </w:rPr>
-            <w:t>van</w:t>
+            <w:t>item:970083</w:t>
           </w:r>
         </w:hyperlink>
       </w:r>
@@ -12012,27 +13336,55 @@
           <w:rFonts w:ascii="Charis SIL Regular" w:hAnsi="Charis SIL Regular" w:eastAsia="Charis SIL Regular"/>
           <w:b w:val="0"/>
           <w:i w:val="0"/>
+          <w:color w:val="000000"/>
+          <w:sz w:val="24"/>
+        </w:rPr>
+        <w:t xml:space="preserve">, </w:t>
+      </w:r>
+      <w:r>
+        <w:rPr>
+          <w:rFonts w:ascii="Charis SIL Regular" w:hAnsi="Charis SIL Regular" w:eastAsia="Charis SIL Regular"/>
+          <w:b w:val="0"/>
+          <w:i w:val="0"/>
           <w:color w:val="0000FF"/>
           <w:sz w:val="24"/>
           <w:u w:val="single"/>
         </w:rPr>
-        <w:t xml:space="preserve"> </w:t>
-      </w:r>
-      <w:r>
-        <w:rPr>
-          <w:rFonts w:ascii="Charis SIL Regular" w:hAnsi="Charis SIL Regular" w:eastAsia="Charis SIL Regular"/>
-          <w:b w:val="0"/>
-          <w:i w:val="0"/>
-          <w:color w:val="0000FF"/>
-          <w:sz w:val="24"/>
-          <w:u w:val="single"/>
-        </w:rPr>
-        <w:hyperlink r:id="rId38" w:history="1">
+        <w:hyperlink r:id="rId74" w:history="1">
           <w:r>
             <w:rPr>
               <w:rStyle w:val="Hyperlink"/>
             </w:rPr>
-            <w:t>Panhuys</w:t>
+            <w:t>WorldCat</w:t>
+          </w:r>
+        </w:hyperlink>
+      </w:r>
+      <w:r>
+        <w:rPr>
+          <w:rFonts w:ascii="Charis SIL Regular" w:hAnsi="Charis SIL Regular" w:eastAsia="Charis SIL Regular"/>
+          <w:b w:val="0"/>
+          <w:i w:val="0"/>
+          <w:color w:val="0000FF"/>
+          <w:sz w:val="24"/>
+          <w:u w:val="single"/>
+        </w:rPr>
+        <w:t xml:space="preserve"> </w:t>
+      </w:r>
+      <w:r>
+        <w:rPr>
+          <w:rFonts w:ascii="Charis SIL Regular" w:hAnsi="Charis SIL Regular" w:eastAsia="Charis SIL Regular"/>
+          <w:b w:val="0"/>
+          <w:i w:val="0"/>
+          <w:color w:val="0000FF"/>
+          <w:sz w:val="24"/>
+          <w:u w:val="single"/>
+        </w:rPr>
+        <w:hyperlink r:id="rId74" w:history="1">
+          <w:r>
+            <w:rPr>
+              <w:rStyle w:val="Hyperlink"/>
+            </w:rPr>
+            <w:t>905463122</w:t>
           </w:r>
         </w:hyperlink>
       </w:r>
@@ -12054,7 +13406,237 @@
           <w:color w:val="000000"/>
           <w:sz w:val="24"/>
         </w:rPr>
-        <w:t>Heeft Spalburg een collectie aangelegd? Crevaux, Coudreaux, Brunetti?</w:t>
+        <w:t>Dissertatie:</w:t>
+      </w:r>
+    </w:p>
+    <w:p>
+      <w:pPr>
+        <w:autoSpaceDN w:val="0"/>
+        <w:autoSpaceDE w:val="0"/>
+        <w:widowControl/>
+        <w:spacing w:line="288" w:lineRule="exact" w:before="240" w:after="0"/>
+        <w:ind w:left="800" w:right="864" w:firstLine="0"/>
+        <w:jc w:val="left"/>
+      </w:pPr>
+      <w:r>
+        <w:rPr>
+          <w:rFonts w:ascii="Charis SIL Italic" w:hAnsi="Charis SIL Italic" w:eastAsia="Charis SIL Italic"/>
+          <w:b w:val="0"/>
+          <w:i/>
+          <w:color w:val="000000"/>
+          <w:sz w:val="24"/>
+        </w:rPr>
+        <w:t xml:space="preserve">Effert, Rudolf. Volkenkundig verzamelen: het Koninklijk Kabinet van </w:t>
+      </w:r>
+      <w:r>
+        <w:br/>
+      </w:r>
+      <w:r>
+        <w:rPr>
+          <w:rFonts w:ascii="Charis SIL Italic" w:hAnsi="Charis SIL Italic" w:eastAsia="Charis SIL Italic"/>
+          <w:b w:val="0"/>
+          <w:i/>
+          <w:color w:val="000000"/>
+          <w:sz w:val="24"/>
+        </w:rPr>
+        <w:t>Zeldzaamheden en het Rijks Ethnografisch Museum</w:t>
+      </w:r>
+      <w:r>
+        <w:rPr>
+          <w:rFonts w:ascii="Charis SIL Italic" w:hAnsi="Charis SIL Italic" w:eastAsia="Charis SIL Italic"/>
+          <w:b w:val="0"/>
+          <w:i/>
+          <w:color w:val="000000"/>
+          <w:sz w:val="24"/>
+        </w:rPr>
+        <w:t xml:space="preserve">: 1816-1883. Proefschrift </w:t>
+      </w:r>
+      <w:r>
+        <w:rPr>
+          <w:rFonts w:ascii="Charis SIL Italic" w:hAnsi="Charis SIL Italic" w:eastAsia="Charis SIL Italic"/>
+          <w:b w:val="0"/>
+          <w:i/>
+          <w:color w:val="000000"/>
+          <w:sz w:val="24"/>
+        </w:rPr>
+        <w:t>Universiteit Leiden, 2003.</w:t>
+      </w:r>
+      <w:r>
+        <w:rPr>
+          <w:rFonts w:ascii="Charis SIL Italic" w:hAnsi="Charis SIL Italic" w:eastAsia="Charis SIL Italic"/>
+          <w:b w:val="0"/>
+          <w:i/>
+          <w:color w:val="000000"/>
+          <w:sz w:val="24"/>
+        </w:rPr>
+        <w:t xml:space="preserve">Dissertatie over de geschiedenis van het Koninklijk </w:t>
+      </w:r>
+      <w:r>
+        <w:rPr>
+          <w:rFonts w:ascii="Charis SIL Italic" w:hAnsi="Charis SIL Italic" w:eastAsia="Charis SIL Italic"/>
+          <w:b w:val="0"/>
+          <w:i/>
+          <w:color w:val="000000"/>
+          <w:sz w:val="24"/>
+        </w:rPr>
+        <w:t>Kabinet van Zeldzaamheden en van het Rijks Etnografisch Museum.</w:t>
+      </w:r>
+    </w:p>
+    <w:p>
+      <w:pPr>
+        <w:autoSpaceDN w:val="0"/>
+        <w:autoSpaceDE w:val="0"/>
+        <w:widowControl/>
+        <w:spacing w:line="288" w:lineRule="exact" w:before="240" w:after="0"/>
+        <w:ind w:left="800" w:right="1296" w:firstLine="0"/>
+        <w:jc w:val="left"/>
+      </w:pPr>
+      <w:r>
+        <w:rPr>
+          <w:rFonts w:ascii="Charis SIL Regular" w:hAnsi="Charis SIL Regular" w:eastAsia="Charis SIL Regular"/>
+          <w:b w:val="0"/>
+          <w:i w:val="0"/>
+          <w:color w:val="0000FF"/>
+          <w:sz w:val="24"/>
+          <w:u w:val="single"/>
+        </w:rPr>
+        <w:hyperlink r:id="rId75" w:history="1">
+          <w:r>
+            <w:rPr>
+              <w:rStyle w:val="Hyperlink"/>
+            </w:rPr>
+            <w:t>https://</w:t>
+          </w:r>
+        </w:hyperlink>
+      </w:r>
+      <w:r>
+        <w:rPr>
+          <w:rFonts w:ascii="Charis SIL Regular" w:hAnsi="Charis SIL Regular" w:eastAsia="Charis SIL Regular"/>
+          <w:b w:val="0"/>
+          <w:i w:val="0"/>
+          <w:color w:val="0000FF"/>
+          <w:sz w:val="24"/>
+          <w:u w:val="single"/>
+        </w:rPr>
+        <w:hyperlink r:id="rId75" w:history="1">
+          <w:r>
+            <w:rPr>
+              <w:rStyle w:val="Hyperlink"/>
+            </w:rPr>
+            <w:t>search.worldcat.org/</w:t>
+          </w:r>
+        </w:hyperlink>
+      </w:r>
+      <w:r>
+        <w:rPr>
+          <w:rFonts w:ascii="Charis SIL Regular" w:hAnsi="Charis SIL Regular" w:eastAsia="Charis SIL Regular"/>
+          <w:b w:val="0"/>
+          <w:i w:val="0"/>
+          <w:color w:val="0000FF"/>
+          <w:sz w:val="24"/>
+          <w:u w:val="single"/>
+        </w:rPr>
+        <w:hyperlink r:id="rId75" w:history="1">
+          <w:r>
+            <w:rPr>
+              <w:rStyle w:val="Hyperlink"/>
+            </w:rPr>
+            <w:t>title/163275947?</w:t>
+          </w:r>
+        </w:hyperlink>
+      </w:r>
+      <w:r>
+        <w:rPr>
+          <w:rFonts w:ascii="Charis SIL Regular" w:hAnsi="Charis SIL Regular" w:eastAsia="Charis SIL Regular"/>
+          <w:b w:val="0"/>
+          <w:i w:val="0"/>
+          <w:color w:val="0000FF"/>
+          <w:sz w:val="24"/>
+          <w:u w:val="single"/>
+        </w:rPr>
+        <w:hyperlink r:id="rId75" w:history="1">
+          <w:r>
+            <w:rPr>
+              <w:rStyle w:val="Hyperlink"/>
+            </w:rPr>
+            <w:t>oclcNum=163275947</w:t>
+          </w:r>
+        </w:hyperlink>
+      </w:r>
+      <w:r>
+        <w:rPr>
+          <w:rFonts w:ascii="Charis SIL Regular" w:hAnsi="Charis SIL Regular" w:eastAsia="Charis SIL Regular"/>
+          <w:b w:val="0"/>
+          <w:i w:val="0"/>
+          <w:color w:val="000000"/>
+          <w:sz w:val="24"/>
+        </w:rPr>
+        <w:t xml:space="preserve">, </w:t>
+      </w:r>
+      <w:r>
+        <w:rPr>
+          <w:rFonts w:ascii="Charis SIL Regular" w:hAnsi="Charis SIL Regular" w:eastAsia="Charis SIL Regular"/>
+          <w:b w:val="0"/>
+          <w:i w:val="0"/>
+          <w:color w:val="0000FF"/>
+          <w:sz w:val="24"/>
+          <w:u w:val="single"/>
+        </w:rPr>
+        <w:hyperlink r:id="rId75" w:history="1">
+          <w:r>
+            <w:rPr>
+              <w:rStyle w:val="Hyperlink"/>
+            </w:rPr>
+            <w:t>WorldC</w:t>
+          </w:r>
+        </w:hyperlink>
+      </w:r>
+      <w:r>
+        <w:rPr>
+          <w:rFonts w:ascii="Charis SIL Regular" w:hAnsi="Charis SIL Regular" w:eastAsia="Charis SIL Regular"/>
+          <w:b w:val="0"/>
+          <w:i w:val="0"/>
+          <w:color w:val="0000FF"/>
+          <w:sz w:val="24"/>
+          <w:u w:val="single"/>
+        </w:rPr>
+        <w:hyperlink r:id="rId75" w:history="1">
+          <w:r>
+            <w:rPr>
+              <w:rStyle w:val="Hyperlink"/>
+            </w:rPr>
+            <w:t>at</w:t>
+          </w:r>
+        </w:hyperlink>
+      </w:r>
+      <w:r>
+        <w:rPr>
+          <w:rFonts w:ascii="Charis SIL Regular" w:hAnsi="Charis SIL Regular" w:eastAsia="Charis SIL Regular"/>
+          <w:b w:val="0"/>
+          <w:i w:val="0"/>
+          <w:color w:val="0000FF"/>
+          <w:sz w:val="24"/>
+          <w:u w:val="single"/>
+        </w:rPr>
+        <w:t xml:space="preserve"> </w:t>
+      </w:r>
+      <w:r>
+        <w:rPr>
+          <w:rFonts w:ascii="Charis SIL Regular" w:hAnsi="Charis SIL Regular" w:eastAsia="Charis SIL Regular"/>
+          <w:b w:val="0"/>
+          <w:i w:val="0"/>
+          <w:color w:val="0000FF"/>
+          <w:sz w:val="24"/>
+          <w:u w:val="single"/>
+        </w:rPr>
+        <w:hyperlink r:id="rId75" w:history="1">
+          <w:r>
+            <w:rPr>
+              <w:rStyle w:val="Hyperlink"/>
+            </w:rPr>
+            <w:t>163275947</w:t>
+          </w:r>
+        </w:hyperlink>
       </w:r>
     </w:p>
     <w:p>
@@ -12074,7 +13656,7 @@
           <w:color w:val="000000"/>
           <w:sz w:val="24"/>
         </w:rPr>
-        <w:t>Geijskes?</w:t>
+        <w:t>Wetenschappelijk artikel:</w:t>
       </w:r>
     </w:p>
     <w:p>
@@ -12083,782 +13665,25 @@
         <w:autoSpaceDE w:val="0"/>
         <w:widowControl/>
         <w:spacing w:line="352" w:lineRule="exact" w:before="176" w:after="0"/>
-        <w:ind w:left="0" w:right="0" w:firstLine="0"/>
+        <w:ind w:left="800" w:right="0" w:firstLine="0"/>
         <w:jc w:val="left"/>
       </w:pPr>
       <w:r>
         <w:rPr>
-          <w:rFonts w:ascii="Charis SIL Regular" w:hAnsi="Charis SIL Regular" w:eastAsia="Charis SIL Regular"/>
-          <w:b w:val="0"/>
-          <w:i w:val="0"/>
-          <w:color w:val="000000"/>
-          <w:sz w:val="24"/>
-        </w:rPr>
-        <w:t>Con Bruijning?</w:t>
-      </w:r>
-    </w:p>
-    <w:p>
-      <w:pPr>
-        <w:autoSpaceDN w:val="0"/>
-        <w:autoSpaceDE w:val="0"/>
-        <w:widowControl/>
-        <w:spacing w:line="288" w:lineRule="exact" w:before="240" w:after="0"/>
-        <w:ind w:left="0" w:right="432" w:firstLine="0"/>
-        <w:jc w:val="left"/>
-      </w:pPr>
-      <w:r>
-        <w:rPr>
-          <w:rFonts w:ascii="Charis SIL Regular" w:hAnsi="Charis SIL Regular" w:eastAsia="Charis SIL Regular"/>
-          <w:b w:val="0"/>
-          <w:i w:val="0"/>
-          <w:color w:val="000000"/>
-          <w:sz w:val="24"/>
-        </w:rPr>
-        <w:t xml:space="preserve">Musée des cultures guyanaises http://amazonian-museum-network.org/nl/de-collecties? </w:t>
-      </w:r>
-      <w:r>
-        <w:rPr>
-          <w:rFonts w:ascii="Charis SIL Regular" w:hAnsi="Charis SIL Regular" w:eastAsia="Charis SIL Regular"/>
-          <w:b w:val="0"/>
-          <w:i w:val="0"/>
-          <w:color w:val="000000"/>
-          <w:sz w:val="24"/>
-        </w:rPr>
-        <w:t>&amp;filter/musee=174</w:t>
-      </w:r>
-    </w:p>
-    <w:p>
-      <w:pPr>
-        <w:autoSpaceDN w:val="0"/>
-        <w:autoSpaceDE w:val="0"/>
-        <w:widowControl/>
-        <w:spacing w:line="420" w:lineRule="exact" w:before="204" w:after="0"/>
-        <w:ind w:left="0" w:right="0" w:firstLine="0"/>
-        <w:jc w:val="left"/>
-      </w:pPr>
-      <w:r>
-        <w:rPr>
-          <w:rFonts w:ascii="Charis SIL Bold" w:hAnsi="Charis SIL Bold" w:eastAsia="Charis SIL Bold"/>
-          <w:b/>
-          <w:i w:val="0"/>
-          <w:color w:val="000000"/>
-          <w:sz w:val="28"/>
-        </w:rPr>
-        <w:t>Natuurhistorisch verzamelen?</w:t>
-      </w:r>
-    </w:p>
-    <w:p>
-      <w:pPr>
-        <w:autoSpaceDN w:val="0"/>
-        <w:autoSpaceDE w:val="0"/>
-        <w:widowControl/>
-        <w:spacing w:line="420" w:lineRule="exact" w:before="198" w:after="0"/>
-        <w:ind w:left="0" w:right="0" w:firstLine="0"/>
-        <w:jc w:val="left"/>
-      </w:pPr>
-      <w:r>
-        <w:rPr>
-          <w:rFonts w:ascii="Charis SIL Bold" w:hAnsi="Charis SIL Bold" w:eastAsia="Charis SIL Bold"/>
-          <w:b/>
-          <w:i w:val="0"/>
-          <w:color w:val="000000"/>
-          <w:sz w:val="28"/>
-        </w:rPr>
-        <w:t>Herkomstonderzoek</w:t>
-      </w:r>
-    </w:p>
-    <w:p>
-      <w:pPr>
-        <w:autoSpaceDN w:val="0"/>
-        <w:autoSpaceDE w:val="0"/>
-        <w:widowControl/>
-        <w:spacing w:line="538" w:lineRule="exact" w:before="192" w:after="0"/>
-        <w:ind w:left="0" w:right="0" w:firstLine="0"/>
-        <w:jc w:val="left"/>
-      </w:pPr>
-      <w:r>
-        <w:rPr>
-          <w:rFonts w:ascii="Charis SIL Bold" w:hAnsi="Charis SIL Bold" w:eastAsia="Charis SIL Bold"/>
-          <w:b/>
-          <w:i w:val="0"/>
-          <w:color w:val="000000"/>
-          <w:sz w:val="36"/>
-        </w:rPr>
-        <w:t>Related Aids</w:t>
-      </w:r>
-    </w:p>
-    <w:p>
-      <w:pPr>
-        <w:autoSpaceDN w:val="0"/>
-        <w:autoSpaceDE w:val="0"/>
-        <w:widowControl/>
-        <w:spacing w:line="288" w:lineRule="exact" w:before="294" w:after="0"/>
-        <w:ind w:left="388" w:right="3600" w:firstLine="0"/>
-        <w:jc w:val="left"/>
-      </w:pPr>
-      <w:r>
-        <w:rPr>
-          <w:rFonts w:ascii="Charis SIL Regular" w:hAnsi="Charis SIL Regular" w:eastAsia="Charis SIL Regular"/>
-          <w:b w:val="0"/>
-          <w:i w:val="0"/>
-          <w:color w:val="000000"/>
-          <w:sz w:val="24"/>
-        </w:rPr>
-        <w:t xml:space="preserve">•  </w:t>
-      </w:r>
-      <w:r>
-        <w:rPr>
-          <w:rFonts w:ascii="Charis SIL Regular" w:hAnsi="Charis SIL Regular" w:eastAsia="Charis SIL Regular"/>
-          <w:b w:val="0"/>
-          <w:i w:val="0"/>
-          <w:color w:val="0000FF"/>
-          <w:sz w:val="24"/>
-          <w:u w:val="single"/>
-        </w:rPr>
-        <w:t>Selecteren en afbakenen</w:t>
-      </w:r>
-      <w:r>
-        <w:br/>
-      </w:r>
-      <w:r>
-        <w:rPr>
-          <w:rFonts w:ascii="Charis SIL Regular" w:hAnsi="Charis SIL Regular" w:eastAsia="Charis SIL Regular"/>
-          <w:b w:val="0"/>
-          <w:i w:val="0"/>
-          <w:color w:val="000000"/>
-          <w:sz w:val="24"/>
-        </w:rPr>
-        <w:t xml:space="preserve">•  </w:t>
-      </w:r>
-      <w:r>
-        <w:rPr>
-          <w:rFonts w:ascii="Charis SIL Regular" w:hAnsi="Charis SIL Regular" w:eastAsia="Charis SIL Regular"/>
-          <w:b w:val="0"/>
-          <w:i w:val="0"/>
-          <w:color w:val="0000FF"/>
-          <w:sz w:val="24"/>
-          <w:u w:val="single"/>
-        </w:rPr>
-        <w:t>Bronnen</w:t>
-      </w:r>
-      <w:r>
-        <w:br/>
-      </w:r>
-      <w:r>
-        <w:rPr>
-          <w:rFonts w:ascii="Charis SIL Regular" w:hAnsi="Charis SIL Regular" w:eastAsia="Charis SIL Regular"/>
-          <w:b w:val="0"/>
-          <w:i w:val="0"/>
-          <w:color w:val="000000"/>
-          <w:sz w:val="24"/>
-        </w:rPr>
-        <w:t xml:space="preserve">•  </w:t>
-      </w:r>
-      <w:r>
-        <w:rPr>
-          <w:rFonts w:ascii="Charis SIL Regular" w:hAnsi="Charis SIL Regular" w:eastAsia="Charis SIL Regular"/>
-          <w:b w:val="0"/>
-          <w:i w:val="0"/>
-          <w:color w:val="0000FF"/>
-          <w:sz w:val="24"/>
-          <w:u w:val="single"/>
-        </w:rPr>
-        <w:t>Ambtena</w:t>
-      </w:r>
-      <w:r>
-        <w:rPr>
-          <w:rFonts w:ascii="Charis SIL Regular" w:hAnsi="Charis SIL Regular" w:eastAsia="Charis SIL Regular"/>
-          <w:b w:val="0"/>
-          <w:i w:val="0"/>
-          <w:color w:val="0000FF"/>
-          <w:sz w:val="24"/>
-          <w:u w:val="single"/>
-        </w:rPr>
-        <w:t>ren</w:t>
-      </w:r>
-      <w:r>
-        <w:br/>
-      </w:r>
-      <w:r>
-        <w:rPr>
-          <w:rFonts w:ascii="Charis SIL Regular" w:hAnsi="Charis SIL Regular" w:eastAsia="Charis SIL Regular"/>
-          <w:b w:val="0"/>
-          <w:i w:val="0"/>
-          <w:color w:val="000000"/>
-          <w:sz w:val="24"/>
-        </w:rPr>
-        <w:t xml:space="preserve">•  </w:t>
-      </w:r>
-      <w:r>
-        <w:rPr>
-          <w:rFonts w:ascii="Charis SIL Regular" w:hAnsi="Charis SIL Regular" w:eastAsia="Charis SIL Regular"/>
-          <w:b w:val="0"/>
-          <w:i w:val="0"/>
-          <w:color w:val="0000FF"/>
-          <w:sz w:val="24"/>
-          <w:u w:val="single"/>
-        </w:rPr>
-        <w:t>Leger en ma</w:t>
-      </w:r>
-      <w:r>
-        <w:rPr>
-          <w:rFonts w:ascii="Charis SIL Regular" w:hAnsi="Charis SIL Regular" w:eastAsia="Charis SIL Regular"/>
-          <w:b w:val="0"/>
-          <w:i w:val="0"/>
-          <w:color w:val="0000FF"/>
-          <w:sz w:val="24"/>
-          <w:u w:val="single"/>
-        </w:rPr>
-        <w:t>rine</w:t>
-      </w:r>
-      <w:r>
-        <w:br/>
-      </w:r>
-      <w:r>
-        <w:rPr>
-          <w:rFonts w:ascii="Charis SIL Regular" w:hAnsi="Charis SIL Regular" w:eastAsia="Charis SIL Regular"/>
-          <w:b w:val="0"/>
-          <w:i w:val="0"/>
-          <w:color w:val="000000"/>
-          <w:sz w:val="24"/>
-        </w:rPr>
-        <w:t xml:space="preserve">•  </w:t>
-      </w:r>
-      <w:r>
-        <w:rPr>
-          <w:rFonts w:ascii="Charis SIL Regular" w:hAnsi="Charis SIL Regular" w:eastAsia="Charis SIL Regular"/>
-          <w:b w:val="0"/>
-          <w:i w:val="0"/>
-          <w:color w:val="0000FF"/>
-          <w:sz w:val="24"/>
-          <w:u w:val="single"/>
-        </w:rPr>
-        <w:t>Koninklijk Instit</w:t>
-      </w:r>
-      <w:r>
-        <w:rPr>
-          <w:rFonts w:ascii="Charis SIL Regular" w:hAnsi="Charis SIL Regular" w:eastAsia="Charis SIL Regular"/>
-          <w:b w:val="0"/>
-          <w:i w:val="0"/>
-          <w:color w:val="0000FF"/>
-          <w:sz w:val="24"/>
-          <w:u w:val="single"/>
-        </w:rPr>
-        <w:t>uut voor Taal-, Land en Volkenkunde</w:t>
-      </w:r>
-      <w:r>
-        <w:rPr>
-          <w:rFonts w:ascii="Charis SIL Regular" w:hAnsi="Charis SIL Regular" w:eastAsia="Charis SIL Regular"/>
-          <w:b w:val="0"/>
-          <w:i w:val="0"/>
-          <w:color w:val="000000"/>
-          <w:sz w:val="24"/>
-        </w:rPr>
-        <w:t xml:space="preserve">•  </w:t>
-      </w:r>
-      <w:r>
-        <w:rPr>
-          <w:rFonts w:ascii="Charis SIL Regular" w:hAnsi="Charis SIL Regular" w:eastAsia="Charis SIL Regular"/>
-          <w:b w:val="0"/>
-          <w:i w:val="0"/>
-          <w:color w:val="0000FF"/>
-          <w:sz w:val="24"/>
-          <w:u w:val="single"/>
-        </w:rPr>
-        <w:t>Rijksmuseum Amsterdam</w:t>
-      </w:r>
-      <w:r>
-        <w:br/>
-      </w:r>
-      <w:r>
-        <w:rPr>
-          <w:rFonts w:ascii="Charis SIL Regular" w:hAnsi="Charis SIL Regular" w:eastAsia="Charis SIL Regular"/>
-          <w:b w:val="0"/>
-          <w:i w:val="0"/>
-          <w:color w:val="000000"/>
-          <w:sz w:val="24"/>
-        </w:rPr>
-        <w:t xml:space="preserve">•  </w:t>
-      </w:r>
-      <w:r>
-        <w:rPr>
-          <w:rFonts w:ascii="Charis SIL Regular" w:hAnsi="Charis SIL Regular" w:eastAsia="Charis SIL Regular"/>
-          <w:b w:val="0"/>
-          <w:i w:val="0"/>
-          <w:color w:val="0000FF"/>
-          <w:sz w:val="24"/>
-          <w:u w:val="single"/>
-        </w:rPr>
-        <w:t>Wereldmuseum Amsterda</w:t>
-      </w:r>
-      <w:r>
-        <w:rPr>
-          <w:rFonts w:ascii="Charis SIL Regular" w:hAnsi="Charis SIL Regular" w:eastAsia="Charis SIL Regular"/>
-          <w:b w:val="0"/>
-          <w:i w:val="0"/>
-          <w:color w:val="0000FF"/>
-          <w:sz w:val="24"/>
-          <w:u w:val="single"/>
-        </w:rPr>
-        <w:t>m</w:t>
-      </w:r>
-      <w:r>
-        <w:br/>
-      </w:r>
-      <w:r>
-        <w:rPr>
-          <w:rFonts w:ascii="Charis SIL Regular" w:hAnsi="Charis SIL Regular" w:eastAsia="Charis SIL Regular"/>
-          <w:b w:val="0"/>
-          <w:i w:val="0"/>
-          <w:color w:val="000000"/>
-          <w:sz w:val="24"/>
-        </w:rPr>
-        <w:t xml:space="preserve">•  </w:t>
-      </w:r>
-      <w:r>
-        <w:rPr>
-          <w:rFonts w:ascii="Charis SIL Regular" w:hAnsi="Charis SIL Regular" w:eastAsia="Charis SIL Regular"/>
-          <w:b w:val="0"/>
-          <w:i w:val="0"/>
-          <w:color w:val="0000FF"/>
-          <w:sz w:val="24"/>
-          <w:u w:val="single"/>
-        </w:rPr>
-        <w:t>Wereldmuseum Leiden</w:t>
-      </w:r>
-      <w:r>
-        <w:br/>
-      </w:r>
-      <w:r>
-        <w:rPr>
-          <w:rFonts w:ascii="Charis SIL Regular" w:hAnsi="Charis SIL Regular" w:eastAsia="Charis SIL Regular"/>
-          <w:b w:val="0"/>
-          <w:i w:val="0"/>
-          <w:color w:val="000000"/>
-          <w:sz w:val="24"/>
-        </w:rPr>
-        <w:t xml:space="preserve">•  </w:t>
-      </w:r>
-      <w:r>
-        <w:rPr>
-          <w:rFonts w:ascii="Charis SIL Regular" w:hAnsi="Charis SIL Regular" w:eastAsia="Charis SIL Regular"/>
-          <w:b w:val="0"/>
-          <w:i w:val="0"/>
-          <w:color w:val="0000FF"/>
-          <w:sz w:val="24"/>
-          <w:u w:val="single"/>
-        </w:rPr>
-        <w:t>Wereldmuseum Rotter</w:t>
-      </w:r>
-      <w:r>
-        <w:rPr>
-          <w:rFonts w:ascii="Charis SIL Regular" w:hAnsi="Charis SIL Regular" w:eastAsia="Charis SIL Regular"/>
-          <w:b w:val="0"/>
-          <w:i w:val="0"/>
-          <w:color w:val="0000FF"/>
-          <w:sz w:val="24"/>
-          <w:u w:val="single"/>
-        </w:rPr>
-        <w:t>dam</w:t>
-      </w:r>
-    </w:p>
-    <w:p>
-      <w:pPr>
-        <w:autoSpaceDN w:val="0"/>
-        <w:autoSpaceDE w:val="0"/>
-        <w:widowControl/>
-        <w:spacing w:line="538" w:lineRule="exact" w:before="198" w:after="0"/>
-        <w:ind w:left="0" w:right="0" w:firstLine="0"/>
-        <w:jc w:val="left"/>
-      </w:pPr>
-      <w:r>
-        <w:rPr>
-          <w:rFonts w:ascii="Charis SIL Bold" w:hAnsi="Charis SIL Bold" w:eastAsia="Charis SIL Bold"/>
-          <w:b/>
-          <w:i w:val="0"/>
-          <w:color w:val="000000"/>
-          <w:sz w:val="36"/>
-        </w:rPr>
-        <w:t>Primary sources</w:t>
-      </w:r>
-    </w:p>
-    <w:p>
-      <w:pPr>
-        <w:autoSpaceDN w:val="0"/>
-        <w:autoSpaceDE w:val="0"/>
-        <w:widowControl/>
-        <w:spacing w:line="538" w:lineRule="exact" w:before="192" w:after="0"/>
-        <w:ind w:left="0" w:right="0" w:firstLine="0"/>
-        <w:jc w:val="left"/>
-      </w:pPr>
-      <w:r>
-        <w:rPr>
-          <w:rFonts w:ascii="Charis SIL Bold" w:hAnsi="Charis SIL Bold" w:eastAsia="Charis SIL Bold"/>
-          <w:b/>
-          <w:i w:val="0"/>
-          <w:color w:val="000000"/>
-          <w:sz w:val="36"/>
-        </w:rPr>
-        <w:t>Secondary sources</w:t>
-      </w:r>
-    </w:p>
-    <w:p>
-      <w:pPr>
-        <w:autoSpaceDN w:val="0"/>
-        <w:autoSpaceDE w:val="0"/>
-        <w:widowControl/>
-        <w:spacing w:line="352" w:lineRule="exact" w:before="230" w:after="0"/>
-        <w:ind w:left="0" w:right="0" w:firstLine="0"/>
-        <w:jc w:val="left"/>
-      </w:pPr>
-      <w:r>
-        <w:rPr>
-          <w:rFonts w:ascii="Charis SIL Regular" w:hAnsi="Charis SIL Regular" w:eastAsia="Charis SIL Regular"/>
-          <w:b w:val="0"/>
-          <w:i w:val="0"/>
-          <w:color w:val="000000"/>
-          <w:sz w:val="24"/>
-        </w:rPr>
-        <w:t>Publicatie:</w:t>
-      </w:r>
-    </w:p>
-    <w:p>
-      <w:pPr>
-        <w:autoSpaceDN w:val="0"/>
-        <w:autoSpaceDE w:val="0"/>
-        <w:widowControl/>
-        <w:spacing w:line="288" w:lineRule="exact" w:before="240" w:after="0"/>
-        <w:ind w:left="800" w:right="720" w:firstLine="0"/>
-        <w:jc w:val="left"/>
-      </w:pPr>
-      <w:r>
-        <w:rPr>
           <w:rFonts w:ascii="Charis SIL Italic" w:hAnsi="Charis SIL Italic" w:eastAsia="Charis SIL Italic"/>
           <w:b w:val="0"/>
           <w:i/>
           <w:color w:val="000000"/>
           <w:sz w:val="24"/>
         </w:rPr>
-        <w:t xml:space="preserve">Broekhoven, L. van. Collectieprofiel Cultuurgebied Midden- en Zuid-Amerika. In: </w:t>
-      </w:r>
-      <w:r>
-        <w:rPr>
-          <w:rFonts w:ascii="Charis SIL Italic" w:hAnsi="Charis SIL Italic" w:eastAsia="Charis SIL Italic"/>
-          <w:b w:val="0"/>
-          <w:i/>
-          <w:color w:val="000000"/>
-          <w:sz w:val="24"/>
-        </w:rPr>
-        <w:t xml:space="preserve">Verzamelde collectieprofielen Museum Volkenkunde, Leiden. Leiden: Museum </w:t>
-      </w:r>
-      <w:r>
-        <w:rPr>
-          <w:rFonts w:ascii="Charis SIL Italic" w:hAnsi="Charis SIL Italic" w:eastAsia="Charis SIL Italic"/>
-          <w:b w:val="0"/>
-          <w:i/>
-          <w:color w:val="000000"/>
-          <w:sz w:val="24"/>
-        </w:rPr>
-        <w:t>Volkenkunde, 2008.</w:t>
-      </w:r>
-      <w:r>
-        <w:rPr>
-          <w:rFonts w:ascii="Charis SIL Italic" w:hAnsi="Charis SIL Italic" w:eastAsia="Charis SIL Italic"/>
-          <w:b w:val="0"/>
-          <w:i/>
-          <w:color w:val="000000"/>
-          <w:sz w:val="24"/>
-        </w:rPr>
-        <w:t xml:space="preserve">Hoofdstuk over de Afrikaanse collectie van het Wereldmuseum </w:t>
-      </w:r>
-      <w:r>
-        <w:rPr>
-          <w:rFonts w:ascii="Charis SIL Italic" w:hAnsi="Charis SIL Italic" w:eastAsia="Charis SIL Italic"/>
-          <w:b w:val="0"/>
-          <w:i/>
-          <w:color w:val="000000"/>
-          <w:sz w:val="24"/>
-        </w:rPr>
-        <w:t>Leiden in een publicatie over collectieprofielen.</w:t>
-      </w:r>
-    </w:p>
-    <w:p>
-      <w:pPr>
-        <w:autoSpaceDN w:val="0"/>
-        <w:autoSpaceDE w:val="0"/>
-        <w:widowControl/>
-        <w:spacing w:line="288" w:lineRule="exact" w:before="240" w:after="0"/>
-        <w:ind w:left="800" w:right="720" w:firstLine="0"/>
-        <w:jc w:val="left"/>
-      </w:pPr>
-      <w:r>
-        <w:rPr>
-          <w:rFonts w:ascii="Charis SIL Regular" w:hAnsi="Charis SIL Regular" w:eastAsia="Charis SIL Regular"/>
-          <w:b w:val="0"/>
-          <w:i w:val="0"/>
-          <w:color w:val="0000FF"/>
-          <w:sz w:val="24"/>
-          <w:u w:val="single"/>
-        </w:rPr>
-        <w:hyperlink r:id="rId69" w:history="1">
-          <w:r>
-            <w:rPr>
-              <w:rStyle w:val="Hyperlink"/>
-            </w:rPr>
-            <w:t>https://</w:t>
-          </w:r>
-        </w:hyperlink>
-      </w:r>
-      <w:r>
-        <w:rPr>
-          <w:rFonts w:ascii="Charis SIL Regular" w:hAnsi="Charis SIL Regular" w:eastAsia="Charis SIL Regular"/>
-          <w:b w:val="0"/>
-          <w:i w:val="0"/>
-          <w:color w:val="0000FF"/>
-          <w:sz w:val="24"/>
-          <w:u w:val="single"/>
-        </w:rPr>
-        <w:hyperlink r:id="rId69" w:history="1">
-          <w:r>
-            <w:rPr>
-              <w:rStyle w:val="Hyperlink"/>
-            </w:rPr>
-            <w:t>www.yumpu.com/</w:t>
-          </w:r>
-        </w:hyperlink>
-      </w:r>
-      <w:r>
-        <w:rPr>
-          <w:rFonts w:ascii="Charis SIL Regular" w:hAnsi="Charis SIL Regular" w:eastAsia="Charis SIL Regular"/>
-          <w:b w:val="0"/>
-          <w:i w:val="0"/>
-          <w:color w:val="0000FF"/>
-          <w:sz w:val="24"/>
-          <w:u w:val="single"/>
-        </w:rPr>
-        <w:hyperlink r:id="rId69" w:history="1">
-          <w:r>
-            <w:rPr>
-              <w:rStyle w:val="Hyperlink"/>
-            </w:rPr>
-            <w:t>nl/</w:t>
-          </w:r>
-        </w:hyperlink>
-      </w:r>
-      <w:r>
-        <w:rPr>
-          <w:rFonts w:ascii="Charis SIL Regular" w:hAnsi="Charis SIL Regular" w:eastAsia="Charis SIL Regular"/>
-          <w:b w:val="0"/>
-          <w:i w:val="0"/>
-          <w:color w:val="0000FF"/>
-          <w:sz w:val="24"/>
-          <w:u w:val="single"/>
-        </w:rPr>
-        <w:hyperlink r:id="rId69" w:history="1">
-          <w:r>
-            <w:rPr>
-              <w:rStyle w:val="Hyperlink"/>
-            </w:rPr>
-            <w:t>document/</w:t>
-          </w:r>
-        </w:hyperlink>
-      </w:r>
-      <w:r>
-        <w:rPr>
-          <w:rFonts w:ascii="Charis SIL Regular" w:hAnsi="Charis SIL Regular" w:eastAsia="Charis SIL Regular"/>
-          <w:b w:val="0"/>
-          <w:i w:val="0"/>
-          <w:color w:val="0000FF"/>
-          <w:sz w:val="24"/>
-          <w:u w:val="single"/>
-        </w:rPr>
-        <w:hyperlink r:id="rId69" w:history="1">
-          <w:r>
-            <w:rPr>
-              <w:rStyle w:val="Hyperlink"/>
-            </w:rPr>
-            <w:t>view/20123476/</w:t>
-          </w:r>
-        </w:hyperlink>
-      </w:r>
-      <w:r>
-        <w:rPr>
-          <w:rFonts w:ascii="Charis SIL Regular" w:hAnsi="Charis SIL Regular" w:eastAsia="Charis SIL Regular"/>
-          <w:b w:val="0"/>
-          <w:i w:val="0"/>
-          <w:color w:val="0000FF"/>
-          <w:sz w:val="24"/>
-          <w:u w:val="single"/>
-        </w:rPr>
-        <w:hyperlink r:id="rId69" w:history="1">
-          <w:r>
-            <w:rPr>
-              <w:rStyle w:val="Hyperlink"/>
-            </w:rPr>
-            <w:t>open-</w:t>
-          </w:r>
-        </w:hyperlink>
-      </w:r>
-      <w:r>
-        <w:rPr>
-          <w:rFonts w:ascii="Charis SIL Regular" w:hAnsi="Charis SIL Regular" w:eastAsia="Charis SIL Regular"/>
-          <w:b w:val="0"/>
-          <w:i w:val="0"/>
-          <w:color w:val="0000FF"/>
-          <w:sz w:val="24"/>
-          <w:u w:val="single"/>
-        </w:rPr>
-        <w:hyperlink r:id="rId69" w:history="1">
-          <w:r>
-            <w:rPr>
-              <w:rStyle w:val="Hyperlink"/>
-            </w:rPr>
-            <w:t>het-</w:t>
-          </w:r>
-        </w:hyperlink>
-      </w:r>
-      <w:r>
-        <w:rPr>
-          <w:rFonts w:ascii="Charis SIL Regular" w:hAnsi="Charis SIL Regular" w:eastAsia="Charis SIL Regular"/>
-          <w:b w:val="0"/>
-          <w:i w:val="0"/>
-          <w:color w:val="0000FF"/>
-          <w:sz w:val="24"/>
-          <w:u w:val="single"/>
-        </w:rPr>
-        <w:hyperlink r:id="rId69" w:history="1">
-          <w:r>
-            <w:rPr>
-              <w:rStyle w:val="Hyperlink"/>
-            </w:rPr>
-            <w:t>profie</w:t>
-          </w:r>
-        </w:hyperlink>
-      </w:r>
-      <w:r>
-        <w:rPr>
-          <w:rFonts w:ascii="Charis SIL Regular" w:hAnsi="Charis SIL Regular" w:eastAsia="Charis SIL Regular"/>
-          <w:b w:val="0"/>
-          <w:i w:val="0"/>
-          <w:color w:val="0000FF"/>
-          <w:sz w:val="24"/>
-        </w:rPr>
-        <w:hyperlink r:id="rId69" w:history="1">
-          <w:r>
-            <w:rPr>
-              <w:rStyle w:val="Hyperlink"/>
-            </w:rPr>
-            <w:t>l</w:t>
-          </w:r>
-        </w:hyperlink>
-      </w:r>
-      <w:r>
-        <w:rPr>
-          <w:rFonts w:ascii="Charis SIL Regular" w:hAnsi="Charis SIL Regular" w:eastAsia="Charis SIL Regular"/>
-          <w:b w:val="0"/>
-          <w:i w:val="0"/>
-          <w:color w:val="0000FF"/>
-          <w:sz w:val="24"/>
-          <w:u w:val="single"/>
-        </w:rPr>
-        <w:t>-</w:t>
-      </w:r>
-      <w:r>
-        <w:rPr>
-          <w:rFonts w:ascii="Charis SIL Regular" w:hAnsi="Charis SIL Regular" w:eastAsia="Charis SIL Regular"/>
-          <w:b w:val="0"/>
-          <w:i w:val="0"/>
-          <w:color w:val="0000FF"/>
-          <w:sz w:val="24"/>
-          <w:u w:val="single"/>
-        </w:rPr>
-        <w:hyperlink r:id="rId69" w:history="1">
-          <w:r>
-            <w:rPr>
-              <w:rStyle w:val="Hyperlink"/>
-            </w:rPr>
-            <w:t>als-</w:t>
-          </w:r>
-        </w:hyperlink>
-      </w:r>
-      <w:r>
-        <w:rPr>
-          <w:rFonts w:ascii="Charis SIL Regular" w:hAnsi="Charis SIL Regular" w:eastAsia="Charis SIL Regular"/>
-          <w:b w:val="0"/>
-          <w:i w:val="0"/>
-          <w:color w:val="0000FF"/>
-          <w:sz w:val="24"/>
-          <w:u w:val="single"/>
-        </w:rPr>
-        <w:hyperlink r:id="rId69" w:history="1">
-          <w:r>
-            <w:rPr>
-              <w:rStyle w:val="Hyperlink"/>
-            </w:rPr>
-            <w:t>pdf-</w:t>
-          </w:r>
-        </w:hyperlink>
-      </w:r>
-      <w:r>
-        <w:rPr>
-          <w:rFonts w:ascii="Charis SIL Regular" w:hAnsi="Charis SIL Regular" w:eastAsia="Charis SIL Regular"/>
-          <w:b w:val="0"/>
-          <w:i w:val="0"/>
-          <w:color w:val="0000FF"/>
-          <w:sz w:val="24"/>
-          <w:u w:val="single"/>
-        </w:rPr>
-        <w:hyperlink r:id="rId69" w:history="1">
-          <w:r>
-            <w:rPr>
-              <w:rStyle w:val="Hyperlink"/>
-            </w:rPr>
-            <w:t>mus</w:t>
-          </w:r>
-        </w:hyperlink>
-      </w:r>
-      <w:r>
-        <w:rPr>
-          <w:rFonts w:ascii="Charis SIL Regular" w:hAnsi="Charis SIL Regular" w:eastAsia="Charis SIL Regular"/>
-          <w:b w:val="0"/>
-          <w:i w:val="0"/>
-          <w:color w:val="0000FF"/>
-          <w:sz w:val="24"/>
-          <w:u w:val="single"/>
-        </w:rPr>
-        <w:hyperlink r:id="rId69" w:history="1">
-          <w:r>
-            <w:rPr>
-              <w:rStyle w:val="Hyperlink"/>
-            </w:rPr>
-            <w:t>eum-</w:t>
-          </w:r>
-        </w:hyperlink>
-      </w:r>
-      <w:r>
-        <w:rPr>
-          <w:rFonts w:ascii="Charis SIL Regular" w:hAnsi="Charis SIL Regular" w:eastAsia="Charis SIL Regular"/>
-          <w:b w:val="0"/>
-          <w:i w:val="0"/>
-          <w:color w:val="0000FF"/>
-          <w:sz w:val="24"/>
-          <w:u w:val="single"/>
-        </w:rPr>
-        <w:hyperlink r:id="rId69" w:history="1">
-          <w:r>
-            <w:rPr>
-              <w:rStyle w:val="Hyperlink"/>
-            </w:rPr>
-            <w:t>volkenkunde</w:t>
-          </w:r>
-        </w:hyperlink>
+        <w:t>Price, R. and S. Price ‘John Gabriel Stedman's collection of 18th-century artifacts</w:t>
       </w:r>
     </w:p>
     <w:p>
       <w:pPr>
         <w:sectPr>
           <w:pgSz w:w="11900" w:h="16840"/>
-          <w:pgMar w:top="324" w:right="1018" w:bottom="508" w:left="960" w:header="720" w:footer="720" w:gutter="0"/>
+          <w:pgMar w:top="324" w:right="1440" w:bottom="440" w:left="960" w:header="720" w:footer="720" w:gutter="0"/>
           <w:cols/>
           <w:docGrid w:linePitch="360"/>
         </w:sectPr>
@@ -12878,19 +13703,59 @@
         <w:autoSpaceDN w:val="0"/>
         <w:autoSpaceDE w:val="0"/>
         <w:widowControl/>
-        <w:spacing w:line="352" w:lineRule="exact" w:before="0" w:after="0"/>
-        <w:ind w:left="0" w:right="0" w:firstLine="0"/>
+        <w:spacing w:line="288" w:lineRule="exact" w:before="64" w:after="0"/>
+        <w:ind w:left="800" w:right="432" w:firstLine="0"/>
         <w:jc w:val="left"/>
       </w:pPr>
       <w:r>
         <w:rPr>
-          <w:rFonts w:ascii="Charis SIL Regular" w:hAnsi="Charis SIL Regular" w:eastAsia="Charis SIL Regular"/>
-          <w:b w:val="0"/>
-          <w:i w:val="0"/>
-          <w:color w:val="000000"/>
-          <w:sz w:val="24"/>
-        </w:rPr>
-        <w:t>Boek:</w:t>
+          <w:rFonts w:ascii="Charis SIL Italic" w:hAnsi="Charis SIL Italic" w:eastAsia="Charis SIL Italic"/>
+          <w:b w:val="0"/>
+          <w:i/>
+          <w:color w:val="000000"/>
+          <w:sz w:val="24"/>
+        </w:rPr>
+        <w:t xml:space="preserve">from Suriname’, New West Indian Guide / Nieuwe West-Indische Gids, 53(1) </w:t>
+      </w:r>
+      <w:r>
+        <w:rPr>
+          <w:rFonts w:ascii="Charis SIL Italic" w:hAnsi="Charis SIL Italic" w:eastAsia="Charis SIL Italic"/>
+          <w:b w:val="0"/>
+          <w:i/>
+          <w:color w:val="000000"/>
+          <w:sz w:val="24"/>
+        </w:rPr>
+        <w:t>(1979), 121-140.</w:t>
+      </w:r>
+      <w:r>
+        <w:rPr>
+          <w:rFonts w:ascii="Charis SIL Italic" w:hAnsi="Charis SIL Italic" w:eastAsia="Charis SIL Italic"/>
+          <w:b w:val="0"/>
+          <w:i/>
+          <w:color w:val="000000"/>
+          <w:sz w:val="24"/>
+        </w:rPr>
+        <w:t xml:space="preserve">Wetenschappelijk artikel over objecten uit de collectie van het </w:t>
+      </w:r>
+      <w:r>
+        <w:rPr>
+          <w:rFonts w:ascii="Charis SIL Italic" w:hAnsi="Charis SIL Italic" w:eastAsia="Charis SIL Italic"/>
+          <w:b w:val="0"/>
+          <w:i/>
+          <w:color w:val="000000"/>
+          <w:sz w:val="24"/>
+        </w:rPr>
+        <w:t xml:space="preserve">voormalige Koninklijk Kabinet van Zeldzaamheden die mogelijk afkomstig zijn van </w:t>
+      </w:r>
+      <w:r>
+        <w:rPr>
+          <w:rFonts w:ascii="Charis SIL Italic" w:hAnsi="Charis SIL Italic" w:eastAsia="Charis SIL Italic"/>
+          <w:b w:val="0"/>
+          <w:i/>
+          <w:color w:val="000000"/>
+          <w:sz w:val="24"/>
+        </w:rPr>
+        <w:t>John Gabriel Stedman.</w:t>
       </w:r>
     </w:p>
     <w:p>
@@ -12898,72 +13763,12 @@
         <w:autoSpaceDN w:val="0"/>
         <w:autoSpaceDE w:val="0"/>
         <w:widowControl/>
-        <w:spacing w:line="288" w:lineRule="exact" w:before="240" w:after="0"/>
-        <w:ind w:left="800" w:right="432" w:firstLine="0"/>
+        <w:spacing w:line="352" w:lineRule="exact" w:before="176" w:after="0"/>
+        <w:ind w:left="800" w:right="0" w:firstLine="0"/>
         <w:jc w:val="left"/>
       </w:pPr>
       <w:r>
         <w:rPr>
-          <w:rFonts w:ascii="Charis SIL Italic" w:hAnsi="Charis SIL Italic" w:eastAsia="Charis SIL Italic"/>
-          <w:b w:val="0"/>
-          <w:i/>
-          <w:color w:val="000000"/>
-          <w:sz w:val="24"/>
-        </w:rPr>
-        <w:t xml:space="preserve">Broekhoven, L. van, C. Buijs en P. Hovens, Sharing knowledge &amp; cultural heritage: </w:t>
-      </w:r>
-      <w:r>
-        <w:rPr>
-          <w:rFonts w:ascii="Charis SIL Italic" w:hAnsi="Charis SIL Italic" w:eastAsia="Charis SIL Italic"/>
-          <w:b w:val="0"/>
-          <w:i/>
-          <w:color w:val="000000"/>
-          <w:sz w:val="24"/>
-        </w:rPr>
-        <w:t xml:space="preserve">first nations of the Americas: studies in collaboration with indigenous peoples from </w:t>
-      </w:r>
-      <w:r>
-        <w:rPr>
-          <w:rFonts w:ascii="Charis SIL Italic" w:hAnsi="Charis SIL Italic" w:eastAsia="Charis SIL Italic"/>
-          <w:b w:val="0"/>
-          <w:i/>
-          <w:color w:val="000000"/>
-          <w:sz w:val="24"/>
-        </w:rPr>
-        <w:t xml:space="preserve">Greenland, North and South America: proceedings of an expert meeting National </w:t>
-      </w:r>
-      <w:r>
-        <w:rPr>
-          <w:rFonts w:ascii="Charis SIL Italic" w:hAnsi="Charis SIL Italic" w:eastAsia="Charis SIL Italic"/>
-          <w:b w:val="0"/>
-          <w:i/>
-          <w:color w:val="000000"/>
-          <w:sz w:val="24"/>
-        </w:rPr>
-        <w:t xml:space="preserve">Museum of Ethnology Leiden, The Netherlands. Leiden: Sidestone Press 2010. </w:t>
-      </w:r>
-      <w:r>
-        <w:rPr>
-          <w:rFonts w:ascii="Charis SIL Italic" w:hAnsi="Charis SIL Italic" w:eastAsia="Charis SIL Italic"/>
-          <w:b w:val="0"/>
-          <w:i/>
-          <w:color w:val="000000"/>
-          <w:sz w:val="24"/>
-        </w:rPr>
-        <w:t>SCHRIJVEN!</w:t>
-      </w:r>
-    </w:p>
-    <w:p>
-      <w:pPr>
-        <w:autoSpaceDN w:val="0"/>
-        <w:autoSpaceDE w:val="0"/>
-        <w:widowControl/>
-        <w:spacing w:line="288" w:lineRule="exact" w:before="240" w:after="0"/>
-        <w:ind w:left="800" w:right="432" w:firstLine="0"/>
-        <w:jc w:val="left"/>
-      </w:pPr>
-      <w:r>
-        <w:rPr>
           <w:rFonts w:ascii="Charis SIL Regular" w:hAnsi="Charis SIL Regular" w:eastAsia="Charis SIL Regular"/>
           <w:b w:val="0"/>
           <w:i w:val="0"/>
@@ -12971,7 +13776,7 @@
           <w:sz w:val="24"/>
           <w:u w:val="single"/>
         </w:rPr>
-        <w:hyperlink r:id="rId70" w:history="1">
+        <w:hyperlink r:id="rId76" w:history="1">
           <w:r>
             <w:rPr>
               <w:rStyle w:val="Hyperlink"/>
@@ -12989,195 +13794,12 @@
           <w:sz w:val="24"/>
           <w:u w:val="single"/>
         </w:rPr>
-        <w:hyperlink r:id="rId70" w:history="1">
+        <w:hyperlink r:id="rId76" w:history="1">
           <w:r>
             <w:rPr>
               <w:rStyle w:val="Hyperlink"/>
             </w:rPr>
-            <w:t>www.sidestone.com/</w:t>
-          </w:r>
-        </w:hyperlink>
-      </w:r>
-      <w:r>
-        <w:rPr>
-          <w:rFonts w:ascii="Charis SIL Regular" w:hAnsi="Charis SIL Regular" w:eastAsia="Charis SIL Regular"/>
-          <w:b w:val="0"/>
-          <w:i w:val="0"/>
-          <w:color w:val="0000FF"/>
-          <w:sz w:val="24"/>
-          <w:u w:val="single"/>
-        </w:rPr>
-        <w:hyperlink r:id="rId70" w:history="1">
-          <w:r>
-            <w:rPr>
-              <w:rStyle w:val="Hyperlink"/>
-            </w:rPr>
-            <w:t>books/</w:t>
-          </w:r>
-        </w:hyperlink>
-      </w:r>
-      <w:r>
-        <w:rPr>
-          <w:rFonts w:ascii="Charis SIL Regular" w:hAnsi="Charis SIL Regular" w:eastAsia="Charis SIL Regular"/>
-          <w:b w:val="0"/>
-          <w:i w:val="0"/>
-          <w:color w:val="0000FF"/>
-          <w:sz w:val="24"/>
-          <w:u w:val="single"/>
-        </w:rPr>
-        <w:hyperlink r:id="rId70" w:history="1">
-          <w:r>
-            <w:rPr>
-              <w:rStyle w:val="Hyperlink"/>
-            </w:rPr>
-            <w:t>sharing-</w:t>
-          </w:r>
-        </w:hyperlink>
-      </w:r>
-      <w:r>
-        <w:rPr>
-          <w:rFonts w:ascii="Charis SIL Regular" w:hAnsi="Charis SIL Regular" w:eastAsia="Charis SIL Regular"/>
-          <w:b w:val="0"/>
-          <w:i w:val="0"/>
-          <w:color w:val="0000FF"/>
-          <w:sz w:val="24"/>
-          <w:u w:val="single"/>
-        </w:rPr>
-        <w:hyperlink r:id="rId70" w:history="1">
-          <w:r>
-            <w:rPr>
-              <w:rStyle w:val="Hyperlink"/>
-            </w:rPr>
-            <w:t>knowledge-</w:t>
-          </w:r>
-        </w:hyperlink>
-      </w:r>
-      <w:r>
-        <w:rPr>
-          <w:rFonts w:ascii="Charis SIL Regular" w:hAnsi="Charis SIL Regular" w:eastAsia="Charis SIL Regular"/>
-          <w:b w:val="0"/>
-          <w:i w:val="0"/>
-          <w:color w:val="0000FF"/>
-          <w:sz w:val="24"/>
-          <w:u w:val="single"/>
-        </w:rPr>
-        <w:hyperlink r:id="rId70" w:history="1">
-          <w:r>
-            <w:rPr>
-              <w:rStyle w:val="Hyperlink"/>
-            </w:rPr>
-            <w:t>and-</w:t>
-          </w:r>
-        </w:hyperlink>
-      </w:r>
-      <w:r>
-        <w:rPr>
-          <w:rFonts w:ascii="Charis SIL Regular" w:hAnsi="Charis SIL Regular" w:eastAsia="Charis SIL Regular"/>
-          <w:b w:val="0"/>
-          <w:i w:val="0"/>
-          <w:color w:val="0000FF"/>
-          <w:sz w:val="24"/>
-          <w:u w:val="single"/>
-        </w:rPr>
-        <w:hyperlink r:id="rId70" w:history="1">
-          <w:r>
-            <w:rPr>
-              <w:rStyle w:val="Hyperlink"/>
-            </w:rPr>
-            <w:t>cultural-</w:t>
-          </w:r>
-        </w:hyperlink>
-      </w:r>
-      <w:r>
-        <w:rPr>
-          <w:rFonts w:ascii="Charis SIL Regular" w:hAnsi="Charis SIL Regular" w:eastAsia="Charis SIL Regular"/>
-          <w:b w:val="0"/>
-          <w:i w:val="0"/>
-          <w:color w:val="0000FF"/>
-          <w:sz w:val="24"/>
-          <w:u w:val="single"/>
-        </w:rPr>
-        <w:hyperlink r:id="rId70" w:history="1">
-          <w:r>
-            <w:rPr>
-              <w:rStyle w:val="Hyperlink"/>
-            </w:rPr>
-            <w:t>heritage</w:t>
-          </w:r>
-        </w:hyperlink>
-      </w:r>
-      <w:r>
-        <w:rPr>
-          <w:rFonts w:ascii="Charis SIL Regular" w:hAnsi="Charis SIL Regular" w:eastAsia="Charis SIL Regular"/>
-          <w:b w:val="0"/>
-          <w:i w:val="0"/>
-          <w:color w:val="000000"/>
-          <w:sz w:val="24"/>
-        </w:rPr>
-        <w:t xml:space="preserve">, </w:t>
-      </w:r>
-      <w:r>
-        <w:rPr>
-          <w:rFonts w:ascii="Charis SIL Regular" w:hAnsi="Charis SIL Regular" w:eastAsia="Charis SIL Regular"/>
-          <w:b w:val="0"/>
-          <w:i w:val="0"/>
-          <w:color w:val="0000FF"/>
-          <w:sz w:val="24"/>
-          <w:u w:val="single"/>
-        </w:rPr>
-        <w:hyperlink r:id="rId70" w:history="1">
-          <w:r>
-            <w:rPr>
-              <w:rStyle w:val="Hyperlink"/>
-            </w:rPr>
-            <w:t>ISBN</w:t>
-          </w:r>
-        </w:hyperlink>
-      </w:r>
-      <w:r>
-        <w:rPr>
-          <w:rFonts w:ascii="Charis SIL Regular" w:hAnsi="Charis SIL Regular" w:eastAsia="Charis SIL Regular"/>
-          <w:b w:val="0"/>
-          <w:i w:val="0"/>
-          <w:color w:val="0000FF"/>
-          <w:sz w:val="24"/>
-          <w:u w:val="single"/>
-        </w:rPr>
-        <w:t xml:space="preserve"> </w:t>
-      </w:r>
-      <w:r>
-        <w:rPr>
-          <w:rFonts w:ascii="Charis SIL Regular" w:hAnsi="Charis SIL Regular" w:eastAsia="Charis SIL Regular"/>
-          <w:b w:val="0"/>
-          <w:i w:val="0"/>
-          <w:color w:val="0000FF"/>
-          <w:sz w:val="24"/>
-          <w:u w:val="single"/>
-        </w:rPr>
-        <w:hyperlink r:id="rId70" w:history="1">
-          <w:r>
-            <w:rPr>
-              <w:rStyle w:val="Hyperlink"/>
-            </w:rPr>
-            <w:t>97</w:t>
-          </w:r>
-        </w:hyperlink>
-      </w:r>
-      <w:r>
-        <w:rPr>
-          <w:rFonts w:ascii="Charis SIL Regular" w:hAnsi="Charis SIL Regular" w:eastAsia="Charis SIL Regular"/>
-          <w:b w:val="0"/>
-          <w:i w:val="0"/>
-          <w:color w:val="0000FF"/>
-          <w:sz w:val="24"/>
-          <w:u w:val="single"/>
-        </w:rPr>
-        <w:hyperlink r:id="rId70" w:history="1">
-          <w:r>
-            <w:rPr>
-              <w:rStyle w:val="Hyperlink"/>
-            </w:rPr>
-            <w:t>8-90-8890-066-2</w:t>
+            <w:t>doi.org/10.1163/22134360-90002148</w:t>
           </w:r>
         </w:hyperlink>
       </w:r>
@@ -13208,7 +13830,7 @@
         <w:autoSpaceDE w:val="0"/>
         <w:widowControl/>
         <w:spacing w:line="288" w:lineRule="exact" w:before="240" w:after="0"/>
-        <w:ind w:left="800" w:right="720" w:firstLine="0"/>
+        <w:ind w:left="800" w:right="576" w:firstLine="0"/>
         <w:jc w:val="left"/>
       </w:pPr>
       <w:r>
@@ -13219,7 +13841,7 @@
           <w:color w:val="000000"/>
           <w:sz w:val="24"/>
         </w:rPr>
-        <w:t xml:space="preserve">Eeden, F.W. van, Catalogus der Nederlandsche West-Indische tentoonstelling te </w:t>
+        <w:t xml:space="preserve">Price, R. and S. Price. Afro-American arts of the Suriname rain forest. Berkeley: </w:t>
       </w:r>
       <w:r>
         <w:rPr>
@@ -13229,7 +13851,7 @@
           <w:color w:val="000000"/>
           <w:sz w:val="24"/>
         </w:rPr>
-        <w:t>Haarlem 1899. Amsterdam: de Bussy 1899.</w:t>
+        <w:t>University of California Press, 1980.</w:t>
       </w:r>
       <w:r>
         <w:rPr>
@@ -13239,7 +13861,7 @@
           <w:color w:val="000000"/>
           <w:sz w:val="24"/>
         </w:rPr>
-        <w:t xml:space="preserve">Catalogus van de West-Indische </w:t>
+        <w:t xml:space="preserve">Catalogus van een in 1980 geopende </w:t>
       </w:r>
       <w:r>
         <w:rPr>
@@ -13249,7 +13871,7 @@
           <w:color w:val="000000"/>
           <w:sz w:val="24"/>
         </w:rPr>
-        <w:t>tentoonstelling gehouden in het Koloniaal Museum te Haarlem in 1899.</w:t>
+        <w:t>tentoonstelling over marronkunst in Los Angeles, Dallas, Baltimore en New York.</w:t>
       </w:r>
     </w:p>
     <w:p>
@@ -13270,12 +13892,12 @@
           <w:sz w:val="24"/>
           <w:u w:val="single"/>
         </w:rPr>
-        <w:hyperlink r:id="rId71" w:history="1">
+        <w:hyperlink r:id="rId77" w:history="1">
           <w:r>
             <w:rPr>
               <w:rStyle w:val="Hyperlink"/>
             </w:rPr>
-            <w:t>http://</w:t>
+            <w:t>ISBN</w:t>
           </w:r>
         </w:hyperlink>
       </w:r>
@@ -13288,87 +13910,23 @@
           <w:sz w:val="24"/>
           <w:u w:val="single"/>
         </w:rPr>
-        <w:hyperlink r:id="rId71" w:history="1">
+        <w:t xml:space="preserve"> </w:t>
+      </w:r>
+      <w:r>
+        <w:rPr>
+          <w:rFonts w:ascii="Charis SIL Regular" w:hAnsi="Charis SIL Regular" w:eastAsia="Charis SIL Regular"/>
+          <w:b w:val="0"/>
+          <w:i w:val="0"/>
+          <w:color w:val="0000FF"/>
+          <w:sz w:val="24"/>
+          <w:u w:val="single"/>
+        </w:rPr>
+        <w:hyperlink r:id="rId77" w:history="1">
           <w:r>
             <w:rPr>
               <w:rStyle w:val="Hyperlink"/>
             </w:rPr>
-            <w:t>hdl.handle.net/1887.1/</w:t>
-          </w:r>
-        </w:hyperlink>
-      </w:r>
-      <w:r>
-        <w:rPr>
-          <w:rFonts w:ascii="Charis SIL Regular" w:hAnsi="Charis SIL Regular" w:eastAsia="Charis SIL Regular"/>
-          <w:b w:val="0"/>
-          <w:i w:val="0"/>
-          <w:color w:val="0000FF"/>
-          <w:sz w:val="24"/>
-          <w:u w:val="single"/>
-        </w:rPr>
-        <w:hyperlink r:id="rId71" w:history="1">
-          <w:r>
-            <w:rPr>
-              <w:rStyle w:val="Hyperlink"/>
-            </w:rPr>
-            <w:t>item:970083</w:t>
-          </w:r>
-        </w:hyperlink>
-      </w:r>
-      <w:r>
-        <w:rPr>
-          <w:rFonts w:ascii="Charis SIL Regular" w:hAnsi="Charis SIL Regular" w:eastAsia="Charis SIL Regular"/>
-          <w:b w:val="0"/>
-          <w:i w:val="0"/>
-          <w:color w:val="000000"/>
-          <w:sz w:val="24"/>
-        </w:rPr>
-        <w:t xml:space="preserve">, </w:t>
-      </w:r>
-      <w:r>
-        <w:rPr>
-          <w:rFonts w:ascii="Charis SIL Regular" w:hAnsi="Charis SIL Regular" w:eastAsia="Charis SIL Regular"/>
-          <w:b w:val="0"/>
-          <w:i w:val="0"/>
-          <w:color w:val="0000FF"/>
-          <w:sz w:val="24"/>
-          <w:u w:val="single"/>
-        </w:rPr>
-        <w:hyperlink r:id="rId72" w:history="1">
-          <w:r>
-            <w:rPr>
-              <w:rStyle w:val="Hyperlink"/>
-            </w:rPr>
-            <w:t>WorldCat</w:t>
-          </w:r>
-        </w:hyperlink>
-      </w:r>
-      <w:r>
-        <w:rPr>
-          <w:rFonts w:ascii="Charis SIL Regular" w:hAnsi="Charis SIL Regular" w:eastAsia="Charis SIL Regular"/>
-          <w:b w:val="0"/>
-          <w:i w:val="0"/>
-          <w:color w:val="0000FF"/>
-          <w:sz w:val="24"/>
-          <w:u w:val="single"/>
-        </w:rPr>
-        <w:t xml:space="preserve"> </w:t>
-      </w:r>
-      <w:r>
-        <w:rPr>
-          <w:rFonts w:ascii="Charis SIL Regular" w:hAnsi="Charis SIL Regular" w:eastAsia="Charis SIL Regular"/>
-          <w:b w:val="0"/>
-          <w:i w:val="0"/>
-          <w:color w:val="0000FF"/>
-          <w:sz w:val="24"/>
-          <w:u w:val="single"/>
-        </w:rPr>
-        <w:hyperlink r:id="rId72" w:history="1">
-          <w:r>
-            <w:rPr>
-              <w:rStyle w:val="Hyperlink"/>
-            </w:rPr>
-            <w:t>905463122</w:t>
+            <w:t>978-0-520-04412-8</w:t>
           </w:r>
         </w:hyperlink>
       </w:r>
@@ -13390,7 +13948,171 @@
           <w:color w:val="000000"/>
           <w:sz w:val="24"/>
         </w:rPr>
-        <w:t>Dissertatie:</w:t>
+        <w:t>Wetenschappelijk artikel:</w:t>
+      </w:r>
+    </w:p>
+    <w:p>
+      <w:pPr>
+        <w:autoSpaceDN w:val="0"/>
+        <w:autoSpaceDE w:val="0"/>
+        <w:widowControl/>
+        <w:spacing w:line="288" w:lineRule="exact" w:before="240" w:after="0"/>
+        <w:ind w:left="800" w:right="288" w:firstLine="0"/>
+        <w:jc w:val="left"/>
+      </w:pPr>
+      <w:r>
+        <w:rPr>
+          <w:rFonts w:ascii="Charis SIL Italic" w:hAnsi="Charis SIL Italic" w:eastAsia="Charis SIL Italic"/>
+          <w:b w:val="0"/>
+          <w:i/>
+          <w:color w:val="000000"/>
+          <w:sz w:val="24"/>
+        </w:rPr>
+        <w:t xml:space="preserve">Ruiter, I. de, T. van Andel, M. Françozo, C.F. Caromano ‘Surinamese Maroon and </w:t>
+      </w:r>
+      <w:r>
+        <w:rPr>
+          <w:rFonts w:ascii="Charis SIL Italic" w:hAnsi="Charis SIL Italic" w:eastAsia="Charis SIL Italic"/>
+          <w:b w:val="0"/>
+          <w:i/>
+          <w:color w:val="000000"/>
+          <w:sz w:val="24"/>
+        </w:rPr>
+        <w:t xml:space="preserve">Indigenous Knowledge in the Creation of Natural and Ethnographic Collections </w:t>
+      </w:r>
+      <w:r>
+        <w:rPr>
+          <w:rFonts w:ascii="Charis SIL Italic" w:hAnsi="Charis SIL Italic" w:eastAsia="Charis SIL Italic"/>
+          <w:b w:val="0"/>
+          <w:i/>
+          <w:color w:val="000000"/>
+          <w:sz w:val="24"/>
+        </w:rPr>
+        <w:t xml:space="preserve">Housed in The Netherlands’, New West Indian Guide / Nieuwe West-Indische Gids, </w:t>
+      </w:r>
+      <w:r>
+        <w:rPr>
+          <w:rFonts w:ascii="Charis SIL Italic" w:hAnsi="Charis SIL Italic" w:eastAsia="Charis SIL Italic"/>
+          <w:b w:val="0"/>
+          <w:i/>
+          <w:color w:val="000000"/>
+          <w:sz w:val="24"/>
+        </w:rPr>
+        <w:t>99(3-4) (2025), 287-324.</w:t>
+      </w:r>
+      <w:r>
+        <w:rPr>
+          <w:rFonts w:ascii="Charis SIL Italic" w:hAnsi="Charis SIL Italic" w:eastAsia="Charis SIL Italic"/>
+          <w:b w:val="0"/>
+          <w:i/>
+          <w:color w:val="000000"/>
+          <w:sz w:val="24"/>
+        </w:rPr>
+        <w:t xml:space="preserve">Wetenschappelijk artikel over de bijdrage van marrons </w:t>
+      </w:r>
+      <w:r>
+        <w:rPr>
+          <w:rFonts w:ascii="Charis SIL Italic" w:hAnsi="Charis SIL Italic" w:eastAsia="Charis SIL Italic"/>
+          <w:b w:val="0"/>
+          <w:i/>
+          <w:color w:val="000000"/>
+          <w:sz w:val="24"/>
+        </w:rPr>
+        <w:t xml:space="preserve">en inheemsen aan de samenstelling van natuurhistorische en etnografische collecties </w:t>
+      </w:r>
+      <w:r>
+        <w:rPr>
+          <w:rFonts w:ascii="Charis SIL Italic" w:hAnsi="Charis SIL Italic" w:eastAsia="Charis SIL Italic"/>
+          <w:b w:val="0"/>
+          <w:i/>
+          <w:color w:val="000000"/>
+          <w:sz w:val="24"/>
+        </w:rPr>
+        <w:t>in Nederland.</w:t>
+      </w:r>
+    </w:p>
+    <w:p>
+      <w:pPr>
+        <w:autoSpaceDN w:val="0"/>
+        <w:autoSpaceDE w:val="0"/>
+        <w:widowControl/>
+        <w:spacing w:line="352" w:lineRule="exact" w:before="176" w:after="0"/>
+        <w:ind w:left="800" w:right="0" w:firstLine="0"/>
+        <w:jc w:val="left"/>
+      </w:pPr>
+      <w:r>
+        <w:rPr>
+          <w:rFonts w:ascii="Charis SIL Regular" w:hAnsi="Charis SIL Regular" w:eastAsia="Charis SIL Regular"/>
+          <w:b w:val="0"/>
+          <w:i w:val="0"/>
+          <w:color w:val="0000FF"/>
+          <w:sz w:val="24"/>
+          <w:u w:val="single"/>
+        </w:rPr>
+        <w:hyperlink r:id="rId78" w:history="1">
+          <w:r>
+            <w:rPr>
+              <w:rStyle w:val="Hyperlink"/>
+            </w:rPr>
+            <w:t>https://</w:t>
+          </w:r>
+        </w:hyperlink>
+      </w:r>
+      <w:r>
+        <w:rPr>
+          <w:rFonts w:ascii="Charis SIL Regular" w:hAnsi="Charis SIL Regular" w:eastAsia="Charis SIL Regular"/>
+          <w:b w:val="0"/>
+          <w:i w:val="0"/>
+          <w:color w:val="0000FF"/>
+          <w:sz w:val="24"/>
+          <w:u w:val="single"/>
+        </w:rPr>
+        <w:hyperlink r:id="rId78" w:history="1">
+          <w:r>
+            <w:rPr>
+              <w:rStyle w:val="Hyperlink"/>
+            </w:rPr>
+            <w:t>doi.org/10.1163/22134360-</w:t>
+          </w:r>
+        </w:hyperlink>
+      </w:r>
+      <w:r>
+        <w:rPr>
+          <w:rFonts w:ascii="Charis SIL Regular" w:hAnsi="Charis SIL Regular" w:eastAsia="Charis SIL Regular"/>
+          <w:b w:val="0"/>
+          <w:i w:val="0"/>
+          <w:color w:val="0000FF"/>
+          <w:sz w:val="24"/>
+          <w:u w:val="single"/>
+        </w:rPr>
+        <w:hyperlink r:id="rId78" w:history="1">
+          <w:r>
+            <w:rPr>
+              <w:rStyle w:val="Hyperlink"/>
+            </w:rPr>
+            <w:t>bja10038</w:t>
+          </w:r>
+        </w:hyperlink>
+      </w:r>
+    </w:p>
+    <w:p>
+      <w:pPr>
+        <w:autoSpaceDN w:val="0"/>
+        <w:autoSpaceDE w:val="0"/>
+        <w:widowControl/>
+        <w:spacing w:line="352" w:lineRule="exact" w:before="176" w:after="0"/>
+        <w:ind w:left="0" w:right="0" w:firstLine="0"/>
+        <w:jc w:val="left"/>
+      </w:pPr>
+      <w:r>
+        <w:rPr>
+          <w:rFonts w:ascii="Charis SIL Regular" w:hAnsi="Charis SIL Regular" w:eastAsia="Charis SIL Regular"/>
+          <w:b w:val="0"/>
+          <w:i w:val="0"/>
+          <w:color w:val="000000"/>
+          <w:sz w:val="24"/>
+        </w:rPr>
+        <w:t>Wetenschappelijk artikel:</w:t>
       </w:r>
     </w:p>
     <w:p>
@@ -13410,10 +14132,7 @@
           <w:color w:val="000000"/>
           <w:sz w:val="24"/>
         </w:rPr>
-        <w:t xml:space="preserve">Effert, Rudolf. Volkenkundig verzamelen: het Koninklijk Kabinet van </w:t>
-      </w:r>
-      <w:r>
-        <w:br/>
+        <w:t xml:space="preserve">Stipriaan, A. van ‘Caraïbisch erfgoed in de Nederlandse Black Atlantic’, OSO. </w:t>
       </w:r>
       <w:r>
         <w:rPr>
@@ -13423,7 +14142,7 @@
           <w:color w:val="000000"/>
           <w:sz w:val="24"/>
         </w:rPr>
-        <w:t>Zeldzaamheden en het Rijks Ethnografisch Museum</w:t>
+        <w:t xml:space="preserve">Tijdschrift voor Surinaamse Taalkunde, Letterkunde en Geschiedenis, 35(1) </w:t>
       </w:r>
       <w:r>
         <w:rPr>
@@ -13433,7 +14152,7 @@
           <w:color w:val="000000"/>
           <w:sz w:val="24"/>
         </w:rPr>
-        <w:t xml:space="preserve">: 1816-1883. Proefschrift </w:t>
+        <w:t>(2016), 11-37.</w:t>
       </w:r>
       <w:r>
         <w:rPr>
@@ -13443,27 +14162,7 @@
           <w:color w:val="000000"/>
           <w:sz w:val="24"/>
         </w:rPr>
-        <w:t>Universiteit Leiden, 2003.</w:t>
-      </w:r>
-      <w:r>
-        <w:rPr>
-          <w:rFonts w:ascii="Charis SIL Italic" w:hAnsi="Charis SIL Italic" w:eastAsia="Charis SIL Italic"/>
-          <w:b w:val="0"/>
-          <w:i/>
-          <w:color w:val="000000"/>
-          <w:sz w:val="24"/>
-        </w:rPr>
-        <w:t xml:space="preserve">Dissertatie over de geschiedenis van het Koninklijk </w:t>
-      </w:r>
-      <w:r>
-        <w:rPr>
-          <w:rFonts w:ascii="Charis SIL Italic" w:hAnsi="Charis SIL Italic" w:eastAsia="Charis SIL Italic"/>
-          <w:b w:val="0"/>
-          <w:i/>
-          <w:color w:val="000000"/>
-          <w:sz w:val="24"/>
-        </w:rPr>
-        <w:t>Kabinet van Zeldzaamheden en van het Rijks Etnografisch Museum.</w:t>
+        <w:t>SCHRIJVEN!</w:t>
       </w:r>
     </w:p>
     <w:p>
@@ -13471,8 +14170,8 @@
         <w:autoSpaceDN w:val="0"/>
         <w:autoSpaceDE w:val="0"/>
         <w:widowControl/>
-        <w:spacing w:line="288" w:lineRule="exact" w:before="240" w:after="0"/>
-        <w:ind w:left="800" w:right="1296" w:firstLine="0"/>
+        <w:spacing w:line="352" w:lineRule="exact" w:before="176" w:after="0"/>
+        <w:ind w:left="800" w:right="0" w:firstLine="0"/>
         <w:jc w:val="left"/>
       </w:pPr>
       <w:r>
@@ -13482,9 +14181,8 @@
           <w:i w:val="0"/>
           <w:color w:val="0000FF"/>
           <w:sz w:val="24"/>
-          <w:u w:val="single"/>
-        </w:rPr>
-        <w:hyperlink r:id="rId73" w:history="1">
+        </w:rPr>
+        <w:hyperlink r:id="rId79" w:history="1">
           <w:r>
             <w:rPr>
               <w:rStyle w:val="Hyperlink"/>
@@ -13500,14 +14198,13 @@
           <w:i w:val="0"/>
           <w:color w:val="0000FF"/>
           <w:sz w:val="24"/>
-          <w:u w:val="single"/>
-        </w:rPr>
-        <w:hyperlink r:id="rId73" w:history="1">
+        </w:rPr>
+        <w:hyperlink r:id="rId79" w:history="1">
           <w:r>
             <w:rPr>
               <w:rStyle w:val="Hyperlink"/>
             </w:rPr>
-            <w:t>search.worldcat.org/</w:t>
+            <w:t>www.dbnl.org/</w:t>
           </w:r>
         </w:hyperlink>
       </w:r>
@@ -13518,14 +14215,13 @@
           <w:i w:val="0"/>
           <w:color w:val="0000FF"/>
           <w:sz w:val="24"/>
-          <w:u w:val="single"/>
-        </w:rPr>
-        <w:hyperlink r:id="rId73" w:history="1">
+        </w:rPr>
+        <w:hyperlink r:id="rId79" w:history="1">
           <w:r>
             <w:rPr>
               <w:rStyle w:val="Hyperlink"/>
             </w:rPr>
-            <w:t>title/163275947?</w:t>
+            <w:t>tekst/</w:t>
           </w:r>
         </w:hyperlink>
       </w:r>
@@ -13536,14 +14232,13 @@
           <w:i w:val="0"/>
           <w:color w:val="0000FF"/>
           <w:sz w:val="24"/>
-          <w:u w:val="single"/>
-        </w:rPr>
-        <w:hyperlink r:id="rId73" w:history="1">
+        </w:rPr>
+        <w:hyperlink r:id="rId79" w:history="1">
           <w:r>
             <w:rPr>
               <w:rStyle w:val="Hyperlink"/>
             </w:rPr>
-            <w:t>oclcNum=163275947</w:t>
+            <w:t>_oso001201601_01/</w:t>
           </w:r>
         </w:hyperlink>
       </w:r>
@@ -13552,73 +14247,15 @@
           <w:rFonts w:ascii="Charis SIL Regular" w:hAnsi="Charis SIL Regular" w:eastAsia="Charis SIL Regular"/>
           <w:b w:val="0"/>
           <w:i w:val="0"/>
-          <w:color w:val="000000"/>
-          <w:sz w:val="24"/>
-        </w:rPr>
-        <w:t xml:space="preserve">, </w:t>
-      </w:r>
-      <w:r>
-        <w:rPr>
-          <w:rFonts w:ascii="Charis SIL Regular" w:hAnsi="Charis SIL Regular" w:eastAsia="Charis SIL Regular"/>
-          <w:b w:val="0"/>
-          <w:i w:val="0"/>
           <w:color w:val="0000FF"/>
           <w:sz w:val="24"/>
-          <w:u w:val="single"/>
-        </w:rPr>
-        <w:hyperlink r:id="rId73" w:history="1">
+        </w:rPr>
+        <w:hyperlink r:id="rId79" w:history="1">
           <w:r>
             <w:rPr>
               <w:rStyle w:val="Hyperlink"/>
             </w:rPr>
-            <w:t>WorldC</w:t>
-          </w:r>
-        </w:hyperlink>
-      </w:r>
-      <w:r>
-        <w:rPr>
-          <w:rFonts w:ascii="Charis SIL Regular" w:hAnsi="Charis SIL Regular" w:eastAsia="Charis SIL Regular"/>
-          <w:b w:val="0"/>
-          <w:i w:val="0"/>
-          <w:color w:val="0000FF"/>
-          <w:sz w:val="24"/>
-          <w:u w:val="single"/>
-        </w:rPr>
-        <w:hyperlink r:id="rId73" w:history="1">
-          <w:r>
-            <w:rPr>
-              <w:rStyle w:val="Hyperlink"/>
-            </w:rPr>
-            <w:t>at</w:t>
-          </w:r>
-        </w:hyperlink>
-      </w:r>
-      <w:r>
-        <w:rPr>
-          <w:rFonts w:ascii="Charis SIL Regular" w:hAnsi="Charis SIL Regular" w:eastAsia="Charis SIL Regular"/>
-          <w:b w:val="0"/>
-          <w:i w:val="0"/>
-          <w:color w:val="0000FF"/>
-          <w:sz w:val="24"/>
-          <w:u w:val="single"/>
-        </w:rPr>
-        <w:t xml:space="preserve"> </w:t>
-      </w:r>
-      <w:r>
-        <w:rPr>
-          <w:rFonts w:ascii="Charis SIL Regular" w:hAnsi="Charis SIL Regular" w:eastAsia="Charis SIL Regular"/>
-          <w:b w:val="0"/>
-          <w:i w:val="0"/>
-          <w:color w:val="0000FF"/>
-          <w:sz w:val="24"/>
-          <w:u w:val="single"/>
-        </w:rPr>
-        <w:hyperlink r:id="rId74" w:history="1">
-          <w:r>
-            <w:rPr>
-              <w:rStyle w:val="Hyperlink"/>
-            </w:rPr>
-            <w:t>163275947</w:t>
+            <w:t>_oso001201601_01_0003.php</w:t>
           </w:r>
         </w:hyperlink>
       </w:r>
@@ -13648,8 +14285,8 @@
         <w:autoSpaceDN w:val="0"/>
         <w:autoSpaceDE w:val="0"/>
         <w:widowControl/>
-        <w:spacing w:line="288" w:lineRule="exact" w:before="240" w:after="0"/>
-        <w:ind w:left="800" w:right="432" w:firstLine="0"/>
+        <w:spacing w:line="352" w:lineRule="exact" w:before="176" w:after="0"/>
+        <w:ind w:left="800" w:right="0" w:firstLine="0"/>
         <w:jc w:val="left"/>
       </w:pPr>
       <w:r>
@@ -13660,8 +14297,18 @@
           <w:color w:val="000000"/>
           <w:sz w:val="24"/>
         </w:rPr>
-        <w:t xml:space="preserve">Price, R. and S. Price ‘John Gabriel Stedman's collection of 18th-century artifacts </w:t>
-      </w:r>
+        <w:t>Vruggink, H. en B. Paasman ‘JOverzicht van Suriname-collecties I’, OSO.</w:t>
+      </w:r>
+    </w:p>
+    <w:p>
+      <w:pPr>
+        <w:autoSpaceDN w:val="0"/>
+        <w:autoSpaceDE w:val="0"/>
+        <w:widowControl/>
+        <w:spacing w:line="288" w:lineRule="exact" w:before="64" w:after="0"/>
+        <w:ind w:left="800" w:right="288" w:firstLine="0"/>
+        <w:jc w:val="left"/>
+      </w:pPr>
       <w:r>
         <w:rPr>
           <w:rFonts w:ascii="Charis SIL Italic" w:hAnsi="Charis SIL Italic" w:eastAsia="Charis SIL Italic"/>
@@ -13670,7 +14317,7 @@
           <w:color w:val="000000"/>
           <w:sz w:val="24"/>
         </w:rPr>
-        <w:t xml:space="preserve">from Suriname’, New West Indian Guide / Nieuwe West-Indische Gids, 53(1) </w:t>
+        <w:t xml:space="preserve">Tijdschrift voor Surinaamse Taalkunde, Letterkunde en Geschiedenis, 7(1) (1988), </w:t>
       </w:r>
       <w:r>
         <w:rPr>
@@ -13680,7 +14327,7 @@
           <w:color w:val="000000"/>
           <w:sz w:val="24"/>
         </w:rPr>
-        <w:t>(1979), 121-140.</w:t>
+        <w:t>189-244.</w:t>
       </w:r>
       <w:r>
         <w:rPr>
@@ -13690,27 +14337,7 @@
           <w:color w:val="000000"/>
           <w:sz w:val="24"/>
         </w:rPr>
-        <w:t xml:space="preserve">Wetenschappelijk artikel over objecten uit de collectie van het </w:t>
-      </w:r>
-      <w:r>
-        <w:rPr>
-          <w:rFonts w:ascii="Charis SIL Italic" w:hAnsi="Charis SIL Italic" w:eastAsia="Charis SIL Italic"/>
-          <w:b w:val="0"/>
-          <w:i/>
-          <w:color w:val="000000"/>
-          <w:sz w:val="24"/>
-        </w:rPr>
-        <w:t xml:space="preserve">voormalige Koninklijk Kabinet van Zeldzaamheden die mogelijk afkomstig zijn van </w:t>
-      </w:r>
-      <w:r>
-        <w:rPr>
-          <w:rFonts w:ascii="Charis SIL Italic" w:hAnsi="Charis SIL Italic" w:eastAsia="Charis SIL Italic"/>
-          <w:b w:val="0"/>
-          <w:i/>
-          <w:color w:val="000000"/>
-          <w:sz w:val="24"/>
-        </w:rPr>
-        <w:t>John Gabriel Stedman.</w:t>
+        <w:t>SCHRIJVEN!</w:t>
       </w:r>
     </w:p>
     <w:p>
@@ -13729,9 +14356,8 @@
           <w:i w:val="0"/>
           <w:color w:val="0000FF"/>
           <w:sz w:val="24"/>
-          <w:u w:val="single"/>
-        </w:rPr>
-        <w:hyperlink r:id="rId75" w:history="1">
+        </w:rPr>
+        <w:hyperlink r:id="rId80" w:history="1">
           <w:r>
             <w:rPr>
               <w:rStyle w:val="Hyperlink"/>
@@ -13747,14 +14373,64 @@
           <w:i w:val="0"/>
           <w:color w:val="0000FF"/>
           <w:sz w:val="24"/>
-          <w:u w:val="single"/>
-        </w:rPr>
-        <w:hyperlink r:id="rId75" w:history="1">
+        </w:rPr>
+        <w:hyperlink r:id="rId80" w:history="1">
           <w:r>
             <w:rPr>
               <w:rStyle w:val="Hyperlink"/>
             </w:rPr>
-            <w:t>doi.org/10.1163/22134360-90002148</w:t>
+            <w:t>www.dbnl.org/</w:t>
+          </w:r>
+        </w:hyperlink>
+      </w:r>
+      <w:r>
+        <w:rPr>
+          <w:rFonts w:ascii="Charis SIL Regular" w:hAnsi="Charis SIL Regular" w:eastAsia="Charis SIL Regular"/>
+          <w:b w:val="0"/>
+          <w:i w:val="0"/>
+          <w:color w:val="0000FF"/>
+          <w:sz w:val="24"/>
+        </w:rPr>
+        <w:hyperlink r:id="rId80" w:history="1">
+          <w:r>
+            <w:rPr>
+              <w:rStyle w:val="Hyperlink"/>
+            </w:rPr>
+            <w:t>tekst/</w:t>
+          </w:r>
+        </w:hyperlink>
+      </w:r>
+      <w:r>
+        <w:rPr>
+          <w:rFonts w:ascii="Charis SIL Regular" w:hAnsi="Charis SIL Regular" w:eastAsia="Charis SIL Regular"/>
+          <w:b w:val="0"/>
+          <w:i w:val="0"/>
+          <w:color w:val="0000FF"/>
+          <w:sz w:val="24"/>
+        </w:rPr>
+        <w:hyperlink r:id="rId80" w:history="1">
+          <w:r>
+            <w:rPr>
+              <w:rStyle w:val="Hyperlink"/>
+            </w:rPr>
+            <w:t>_oso001198801_01/</w:t>
+          </w:r>
+        </w:hyperlink>
+      </w:r>
+      <w:r>
+        <w:rPr>
+          <w:rFonts w:ascii="Charis SIL Regular" w:hAnsi="Charis SIL Regular" w:eastAsia="Charis SIL Regular"/>
+          <w:b w:val="0"/>
+          <w:i w:val="0"/>
+          <w:color w:val="0000FF"/>
+          <w:sz w:val="24"/>
+        </w:rPr>
+        <w:hyperlink r:id="rId80" w:history="1">
+          <w:r>
+            <w:rPr>
+              <w:rStyle w:val="Hyperlink"/>
+            </w:rPr>
+            <w:t>_oso001198801_01_0020.php</w:t>
           </w:r>
         </w:hyperlink>
       </w:r>
@@ -13776,57 +14452,7 @@
           <w:color w:val="000000"/>
           <w:sz w:val="24"/>
         </w:rPr>
-        <w:t>Boek:</w:t>
-      </w:r>
-    </w:p>
-    <w:p>
-      <w:pPr>
-        <w:autoSpaceDN w:val="0"/>
-        <w:autoSpaceDE w:val="0"/>
-        <w:widowControl/>
-        <w:spacing w:line="288" w:lineRule="exact" w:before="240" w:after="0"/>
-        <w:ind w:left="800" w:right="576" w:firstLine="0"/>
-        <w:jc w:val="left"/>
-      </w:pPr>
-      <w:r>
-        <w:rPr>
-          <w:rFonts w:ascii="Charis SIL Italic" w:hAnsi="Charis SIL Italic" w:eastAsia="Charis SIL Italic"/>
-          <w:b w:val="0"/>
-          <w:i/>
-          <w:color w:val="000000"/>
-          <w:sz w:val="24"/>
-        </w:rPr>
-        <w:t xml:space="preserve">Price, R. and S. Price. Afro-American arts of the Suriname rain forest. Berkeley: </w:t>
-      </w:r>
-      <w:r>
-        <w:rPr>
-          <w:rFonts w:ascii="Charis SIL Italic" w:hAnsi="Charis SIL Italic" w:eastAsia="Charis SIL Italic"/>
-          <w:b w:val="0"/>
-          <w:i/>
-          <w:color w:val="000000"/>
-          <w:sz w:val="24"/>
-        </w:rPr>
-        <w:t>University of California Press, 1980.</w:t>
-      </w:r>
-      <w:r>
-        <w:rPr>
-          <w:rFonts w:ascii="Charis SIL Italic" w:hAnsi="Charis SIL Italic" w:eastAsia="Charis SIL Italic"/>
-          <w:b w:val="0"/>
-          <w:i/>
-          <w:color w:val="000000"/>
-          <w:sz w:val="24"/>
-        </w:rPr>
-        <w:t xml:space="preserve">Catalogus van een in 1980 geopende </w:t>
-      </w:r>
-      <w:r>
-        <w:rPr>
-          <w:rFonts w:ascii="Charis SIL Italic" w:hAnsi="Charis SIL Italic" w:eastAsia="Charis SIL Italic"/>
-          <w:b w:val="0"/>
-          <w:i/>
-          <w:color w:val="000000"/>
-          <w:sz w:val="24"/>
-        </w:rPr>
-        <w:t>tentoonstelling over marronkunst in Los Angeles, Dallas, Baltimore en New York.</w:t>
+        <w:t>Wetenschappelijk artikel:</w:t>
       </w:r>
     </w:p>
     <w:p>
@@ -13840,19 +14466,78 @@
       </w:pPr>
       <w:r>
         <w:rPr>
+          <w:rFonts w:ascii="Charis SIL Italic" w:hAnsi="Charis SIL Italic" w:eastAsia="Charis SIL Italic"/>
+          <w:b w:val="0"/>
+          <w:i/>
+          <w:color w:val="000000"/>
+          <w:sz w:val="24"/>
+        </w:rPr>
+        <w:t>Vruggink, H. en B. Paasman ‘JOverzicht van Suriname-collecties II’, OSO.</w:t>
+      </w:r>
+    </w:p>
+    <w:p>
+      <w:pPr>
+        <w:autoSpaceDN w:val="0"/>
+        <w:autoSpaceDE w:val="0"/>
+        <w:widowControl/>
+        <w:spacing w:line="288" w:lineRule="exact" w:before="64" w:after="0"/>
+        <w:ind w:left="800" w:right="288" w:firstLine="0"/>
+        <w:jc w:val="left"/>
+      </w:pPr>
+      <w:r>
+        <w:rPr>
+          <w:rFonts w:ascii="Charis SIL Italic" w:hAnsi="Charis SIL Italic" w:eastAsia="Charis SIL Italic"/>
+          <w:b w:val="0"/>
+          <w:i/>
+          <w:color w:val="000000"/>
+          <w:sz w:val="24"/>
+        </w:rPr>
+        <w:t xml:space="preserve">Tijdschrift voor Surinaamse Taalkunde, Letterkunde en Geschiedenis, 8(1) (1989), </w:t>
+      </w:r>
+      <w:r>
+        <w:rPr>
+          <w:rFonts w:ascii="Charis SIL Italic" w:hAnsi="Charis SIL Italic" w:eastAsia="Charis SIL Italic"/>
+          <w:b w:val="0"/>
+          <w:i/>
+          <w:color w:val="000000"/>
+          <w:sz w:val="24"/>
+        </w:rPr>
+        <w:t>AANPASSEN!.</w:t>
+      </w:r>
+      <w:r>
+        <w:rPr>
+          <w:rFonts w:ascii="Charis SIL Italic" w:hAnsi="Charis SIL Italic" w:eastAsia="Charis SIL Italic"/>
+          <w:b w:val="0"/>
+          <w:i/>
+          <w:color w:val="000000"/>
+          <w:sz w:val="24"/>
+        </w:rPr>
+        <w:t>SCHRIJVEN!</w:t>
+      </w:r>
+    </w:p>
+    <w:p>
+      <w:pPr>
+        <w:autoSpaceDN w:val="0"/>
+        <w:autoSpaceDE w:val="0"/>
+        <w:widowControl/>
+        <w:spacing w:line="352" w:lineRule="exact" w:before="176" w:after="0"/>
+        <w:ind w:left="800" w:right="0" w:firstLine="0"/>
+        <w:jc w:val="left"/>
+      </w:pPr>
+      <w:r>
+        <w:rPr>
           <w:rFonts w:ascii="Charis SIL Regular" w:hAnsi="Charis SIL Regular" w:eastAsia="Charis SIL Regular"/>
           <w:b w:val="0"/>
           <w:i w:val="0"/>
           <w:color w:val="0000FF"/>
           <w:sz w:val="24"/>
-          <w:u w:val="single"/>
-        </w:rPr>
-        <w:hyperlink r:id="rId76" w:history="1">
+        </w:rPr>
+        <w:hyperlink r:id="rId81" w:history="1">
           <w:r>
             <w:rPr>
               <w:rStyle w:val="Hyperlink"/>
             </w:rPr>
-            <w:t>ISBN</w:t>
+            <w:t>https://</w:t>
           </w:r>
         </w:hyperlink>
       </w:r>
@@ -13863,25 +14548,64 @@
           <w:i w:val="0"/>
           <w:color w:val="0000FF"/>
           <w:sz w:val="24"/>
-          <w:u w:val="single"/>
-        </w:rPr>
-        <w:t xml:space="preserve"> </w:t>
-      </w:r>
-      <w:r>
-        <w:rPr>
-          <w:rFonts w:ascii="Charis SIL Regular" w:hAnsi="Charis SIL Regular" w:eastAsia="Charis SIL Regular"/>
-          <w:b w:val="0"/>
-          <w:i w:val="0"/>
-          <w:color w:val="0000FF"/>
-          <w:sz w:val="24"/>
-          <w:u w:val="single"/>
-        </w:rPr>
-        <w:hyperlink r:id="rId76" w:history="1">
+        </w:rPr>
+        <w:hyperlink r:id="rId81" w:history="1">
           <w:r>
             <w:rPr>
               <w:rStyle w:val="Hyperlink"/>
             </w:rPr>
-            <w:t>978-0-520-04412-8</w:t>
+            <w:t>www.dbnl.org/</w:t>
+          </w:r>
+        </w:hyperlink>
+      </w:r>
+      <w:r>
+        <w:rPr>
+          <w:rFonts w:ascii="Charis SIL Regular" w:hAnsi="Charis SIL Regular" w:eastAsia="Charis SIL Regular"/>
+          <w:b w:val="0"/>
+          <w:i w:val="0"/>
+          <w:color w:val="0000FF"/>
+          <w:sz w:val="24"/>
+        </w:rPr>
+        <w:hyperlink r:id="rId81" w:history="1">
+          <w:r>
+            <w:rPr>
+              <w:rStyle w:val="Hyperlink"/>
+            </w:rPr>
+            <w:t>tekst/</w:t>
+          </w:r>
+        </w:hyperlink>
+      </w:r>
+      <w:r>
+        <w:rPr>
+          <w:rFonts w:ascii="Charis SIL Regular" w:hAnsi="Charis SIL Regular" w:eastAsia="Charis SIL Regular"/>
+          <w:b w:val="0"/>
+          <w:i w:val="0"/>
+          <w:color w:val="0000FF"/>
+          <w:sz w:val="24"/>
+        </w:rPr>
+        <w:hyperlink r:id="rId81" w:history="1">
+          <w:r>
+            <w:rPr>
+              <w:rStyle w:val="Hyperlink"/>
+            </w:rPr>
+            <w:t>_oso001198901_01/</w:t>
+          </w:r>
+        </w:hyperlink>
+      </w:r>
+      <w:r>
+        <w:rPr>
+          <w:rFonts w:ascii="Charis SIL Regular" w:hAnsi="Charis SIL Regular" w:eastAsia="Charis SIL Regular"/>
+          <w:b w:val="0"/>
+          <w:i w:val="0"/>
+          <w:color w:val="0000FF"/>
+          <w:sz w:val="24"/>
+        </w:rPr>
+        <w:hyperlink r:id="rId81" w:history="1">
+          <w:r>
+            <w:rPr>
+              <w:rStyle w:val="Hyperlink"/>
+            </w:rPr>
+            <w:t>_oso001198901_01_0010.php</w:t>
           </w:r>
         </w:hyperlink>
       </w:r>
@@ -13911,7 +14635,27 @@
         <w:autoSpaceDN w:val="0"/>
         <w:autoSpaceDE w:val="0"/>
         <w:widowControl/>
-        <w:spacing w:line="288" w:lineRule="exact" w:before="240" w:after="0"/>
+        <w:spacing w:line="352" w:lineRule="exact" w:before="176" w:after="0"/>
+        <w:ind w:left="800" w:right="0" w:firstLine="0"/>
+        <w:jc w:val="left"/>
+      </w:pPr>
+      <w:r>
+        <w:rPr>
+          <w:rFonts w:ascii="Charis SIL Italic" w:hAnsi="Charis SIL Italic" w:eastAsia="Charis SIL Italic"/>
+          <w:b w:val="0"/>
+          <w:i/>
+          <w:color w:val="000000"/>
+          <w:sz w:val="24"/>
+        </w:rPr>
+        <w:t>Vruggink, H. en B. Paasman ‘JOverzicht van Suriname-collecties III’, OSO.</w:t>
+      </w:r>
+    </w:p>
+    <w:p>
+      <w:pPr>
+        <w:autoSpaceDN w:val="0"/>
+        <w:autoSpaceDE w:val="0"/>
+        <w:widowControl/>
+        <w:spacing w:line="288" w:lineRule="exact" w:before="64" w:after="0"/>
         <w:ind w:left="800" w:right="288" w:firstLine="0"/>
         <w:jc w:val="left"/>
       </w:pPr>
@@ -13923,7 +14667,7 @@
           <w:color w:val="000000"/>
           <w:sz w:val="24"/>
         </w:rPr>
-        <w:t xml:space="preserve">Ruiter, I. de, T. van Andel, M. Françozo, C.F. Caromano ‘Surinamese Maroon and </w:t>
+        <w:t xml:space="preserve">Tijdschrift voor Surinaamse Taalkunde, Letterkunde en Geschiedenis, 8(1) (1989), </w:t>
       </w:r>
       <w:r>
         <w:rPr>
@@ -13933,7 +14677,7 @@
           <w:color w:val="000000"/>
           <w:sz w:val="24"/>
         </w:rPr>
-        <w:t xml:space="preserve">Indigenous Knowledge in the Creation of Natural and Ethnographic Collections </w:t>
+        <w:t>AANPASSEN!.</w:t>
       </w:r>
       <w:r>
         <w:rPr>
@@ -13943,54 +14687,14 @@
           <w:color w:val="000000"/>
           <w:sz w:val="24"/>
         </w:rPr>
-        <w:t xml:space="preserve">Housed in The Netherlands’, New West Indian Guide / Nieuwe West-Indische Gids, </w:t>
-      </w:r>
-      <w:r>
-        <w:rPr>
-          <w:rFonts w:ascii="Charis SIL Italic" w:hAnsi="Charis SIL Italic" w:eastAsia="Charis SIL Italic"/>
-          <w:b w:val="0"/>
-          <w:i/>
-          <w:color w:val="000000"/>
-          <w:sz w:val="24"/>
-        </w:rPr>
-        <w:t>99(3-4) (2025), 287-324.</w:t>
-      </w:r>
-      <w:r>
-        <w:rPr>
-          <w:rFonts w:ascii="Charis SIL Italic" w:hAnsi="Charis SIL Italic" w:eastAsia="Charis SIL Italic"/>
-          <w:b w:val="0"/>
-          <w:i/>
-          <w:color w:val="000000"/>
-          <w:sz w:val="24"/>
-        </w:rPr>
-        <w:t xml:space="preserve">Wetenschappelijk artikel over de bijdrage van marrons </w:t>
-      </w:r>
-      <w:r>
-        <w:rPr>
-          <w:rFonts w:ascii="Charis SIL Italic" w:hAnsi="Charis SIL Italic" w:eastAsia="Charis SIL Italic"/>
-          <w:b w:val="0"/>
-          <w:i/>
-          <w:color w:val="000000"/>
-          <w:sz w:val="24"/>
-        </w:rPr>
-        <w:t xml:space="preserve">en inheemsen aan de samenstelling van natuurhistorische en etnografische collecties </w:t>
-      </w:r>
-      <w:r>
-        <w:rPr>
-          <w:rFonts w:ascii="Charis SIL Italic" w:hAnsi="Charis SIL Italic" w:eastAsia="Charis SIL Italic"/>
-          <w:b w:val="0"/>
-          <w:i/>
-          <w:color w:val="000000"/>
-          <w:sz w:val="24"/>
-        </w:rPr>
-        <w:t>in Nederland.</w:t>
+        <w:t>SCHRIJVEN!</w:t>
       </w:r>
     </w:p>
     <w:p>
       <w:pPr>
         <w:sectPr>
           <w:pgSz w:w="11900" w:h="16840"/>
-          <w:pgMar w:top="324" w:right="1440" w:bottom="528" w:left="960" w:header="720" w:footer="720" w:gutter="0"/>
+          <w:pgMar w:top="324" w:right="1440" w:bottom="576" w:left="960" w:header="720" w:footer="720" w:gutter="0"/>
           <w:cols/>
           <w:docGrid w:linePitch="360"/>
         </w:sectPr>
@@ -14008,28 +14712,21 @@
     <w:p>
       <w:pPr>
         <w:autoSpaceDN w:val="0"/>
-        <w:tabs>
-          <w:tab w:pos="800" w:val="left"/>
-        </w:tabs>
         <w:autoSpaceDE w:val="0"/>
         <w:widowControl/>
-        <w:spacing w:line="470" w:lineRule="exact" w:before="0" w:after="0"/>
-        <w:ind w:left="0" w:right="1296" w:firstLine="0"/>
+        <w:spacing w:line="620" w:lineRule="exact" w:before="0" w:after="0"/>
+        <w:ind w:left="0" w:right="864" w:firstLine="800"/>
         <w:jc w:val="left"/>
       </w:pPr>
       <w:r>
-        <w:tab/>
-      </w:r>
-      <w:r>
         <w:rPr>
           <w:rFonts w:ascii="Charis SIL Regular" w:hAnsi="Charis SIL Regular" w:eastAsia="Charis SIL Regular"/>
           <w:b w:val="0"/>
           <w:i w:val="0"/>
           <w:color w:val="0000FF"/>
           <w:sz w:val="24"/>
-          <w:u w:val="single"/>
-        </w:rPr>
-        <w:hyperlink r:id="rId77" w:history="1">
+        </w:rPr>
+        <w:hyperlink r:id="rId82" w:history="1">
           <w:r>
             <w:rPr>
               <w:rStyle w:val="Hyperlink"/>
@@ -14045,146 +14742,8 @@
           <w:i w:val="0"/>
           <w:color w:val="0000FF"/>
           <w:sz w:val="24"/>
-          <w:u w:val="single"/>
-        </w:rPr>
-        <w:hyperlink r:id="rId77" w:history="1">
-          <w:r>
-            <w:rPr>
-              <w:rStyle w:val="Hyperlink"/>
-            </w:rPr>
-            <w:t>doi.org/10.1163/22134360-</w:t>
-          </w:r>
-        </w:hyperlink>
-      </w:r>
-      <w:r>
-        <w:rPr>
-          <w:rFonts w:ascii="Charis SIL Regular" w:hAnsi="Charis SIL Regular" w:eastAsia="Charis SIL Regular"/>
-          <w:b w:val="0"/>
-          <w:i w:val="0"/>
-          <w:color w:val="0000FF"/>
-          <w:sz w:val="24"/>
-          <w:u w:val="single"/>
-        </w:rPr>
-        <w:hyperlink r:id="rId77" w:history="1">
-          <w:r>
-            <w:rPr>
-              <w:rStyle w:val="Hyperlink"/>
-            </w:rPr>
-            <w:t xml:space="preserve">bja10038 </w:t>
-          </w:r>
-        </w:hyperlink>
-      </w:r>
-      <w:r>
-        <w:br/>
-      </w:r>
-      <w:r>
-        <w:rPr>
-          <w:rFonts w:ascii="Charis SIL Regular" w:hAnsi="Charis SIL Regular" w:eastAsia="Charis SIL Regular"/>
-          <w:b w:val="0"/>
-          <w:i w:val="0"/>
-          <w:color w:val="000000"/>
-          <w:sz w:val="24"/>
-        </w:rPr>
-        <w:t xml:space="preserve">Wetenschappelijk artikel: </w:t>
-      </w:r>
-      <w:r>
-        <w:br/>
-      </w:r>
-      <w:r>
-        <w:tab/>
-      </w:r>
-      <w:r>
-        <w:rPr>
-          <w:rFonts w:ascii="Charis SIL Italic" w:hAnsi="Charis SIL Italic" w:eastAsia="Charis SIL Italic"/>
-          <w:b w:val="0"/>
-          <w:i/>
-          <w:color w:val="000000"/>
-          <w:sz w:val="24"/>
-        </w:rPr>
-        <w:t>Stipriaan, A. van ‘Caraïbisch erfgoed in de Nederlandse Black Atlantic’, OSO.</w:t>
-      </w:r>
-    </w:p>
-    <w:p>
-      <w:pPr>
-        <w:autoSpaceDN w:val="0"/>
-        <w:autoSpaceDE w:val="0"/>
-        <w:widowControl/>
-        <w:spacing w:line="288" w:lineRule="exact" w:before="64" w:after="0"/>
-        <w:ind w:left="800" w:right="1584" w:firstLine="0"/>
-        <w:jc w:val="left"/>
-      </w:pPr>
-      <w:r>
-        <w:rPr>
-          <w:rFonts w:ascii="Charis SIL Italic" w:hAnsi="Charis SIL Italic" w:eastAsia="Charis SIL Italic"/>
-          <w:b w:val="0"/>
-          <w:i/>
-          <w:color w:val="000000"/>
-          <w:sz w:val="24"/>
-        </w:rPr>
-        <w:t xml:space="preserve">Tijdschrift voor Surinaamse Taalkunde, Letterkunde en Geschiedenis, 35(1) </w:t>
-      </w:r>
-      <w:r>
-        <w:rPr>
-          <w:rFonts w:ascii="Charis SIL Italic" w:hAnsi="Charis SIL Italic" w:eastAsia="Charis SIL Italic"/>
-          <w:b w:val="0"/>
-          <w:i/>
-          <w:color w:val="000000"/>
-          <w:sz w:val="24"/>
-        </w:rPr>
-        <w:t>(2016), 11-37.</w:t>
-      </w:r>
-      <w:r>
-        <w:rPr>
-          <w:rFonts w:ascii="Charis SIL Italic" w:hAnsi="Charis SIL Italic" w:eastAsia="Charis SIL Italic"/>
-          <w:b w:val="0"/>
-          <w:i/>
-          <w:color w:val="000000"/>
-          <w:sz w:val="24"/>
-        </w:rPr>
-        <w:t>SCHRIJVEN!</w:t>
-      </w:r>
-    </w:p>
-    <w:p>
-      <w:pPr>
-        <w:autoSpaceDN w:val="0"/>
-        <w:tabs>
-          <w:tab w:pos="800" w:val="left"/>
-        </w:tabs>
-        <w:autoSpaceDE w:val="0"/>
-        <w:widowControl/>
-        <w:spacing w:line="528" w:lineRule="exact" w:before="0" w:after="0"/>
-        <w:ind w:left="0" w:right="864" w:firstLine="0"/>
-        <w:jc w:val="left"/>
-      </w:pPr>
-      <w:r>
-        <w:tab/>
-      </w:r>
-      <w:r>
-        <w:rPr>
-          <w:rFonts w:ascii="Charis SIL Regular" w:hAnsi="Charis SIL Regular" w:eastAsia="Charis SIL Regular"/>
-          <w:b w:val="0"/>
-          <w:i w:val="0"/>
-          <w:color w:val="0000FF"/>
-          <w:sz w:val="24"/>
-        </w:rPr>
-        <w:hyperlink r:id="rId78" w:history="1">
-          <w:r>
-            <w:rPr>
-              <w:rStyle w:val="Hyperlink"/>
-            </w:rPr>
-            <w:t>https://</w:t>
-          </w:r>
-        </w:hyperlink>
-      </w:r>
-      <w:r>
-        <w:rPr>
-          <w:rFonts w:ascii="Charis SIL Regular" w:hAnsi="Charis SIL Regular" w:eastAsia="Charis SIL Regular"/>
-          <w:b w:val="0"/>
-          <w:i w:val="0"/>
-          <w:color w:val="0000FF"/>
-          <w:sz w:val="24"/>
-        </w:rPr>
-        <w:hyperlink r:id="rId78" w:history="1">
+        </w:rPr>
+        <w:hyperlink r:id="rId82" w:history="1">
           <w:r>
             <w:rPr>
               <w:rStyle w:val="Hyperlink"/>
@@ -14201,7 +14760,7 @@
           <w:color w:val="0000FF"/>
           <w:sz w:val="24"/>
         </w:rPr>
-        <w:hyperlink r:id="rId78" w:history="1">
+        <w:hyperlink r:id="rId82" w:history="1">
           <w:r>
             <w:rPr>
               <w:rStyle w:val="Hyperlink"/>
@@ -14218,341 +14777,7 @@
           <w:color w:val="0000FF"/>
           <w:sz w:val="24"/>
         </w:rPr>
-        <w:hyperlink r:id="rId78" w:history="1">
-          <w:r>
-            <w:rPr>
-              <w:rStyle w:val="Hyperlink"/>
-            </w:rPr>
-            <w:t>_oso001201601_01/</w:t>
-          </w:r>
-        </w:hyperlink>
-      </w:r>
-      <w:r>
-        <w:rPr>
-          <w:rFonts w:ascii="Charis SIL Regular" w:hAnsi="Charis SIL Regular" w:eastAsia="Charis SIL Regular"/>
-          <w:b w:val="0"/>
-          <w:i w:val="0"/>
-          <w:color w:val="0000FF"/>
-          <w:sz w:val="24"/>
-        </w:rPr>
-        <w:hyperlink r:id="rId78" w:history="1">
-          <w:r>
-            <w:rPr>
-              <w:rStyle w:val="Hyperlink"/>
-            </w:rPr>
-            <w:t xml:space="preserve">_oso001201601_01_0003.php </w:t>
-          </w:r>
-        </w:hyperlink>
-      </w:r>
-      <w:r>
-        <w:rPr>
-          <w:rFonts w:ascii="Charis SIL Regular" w:hAnsi="Charis SIL Regular" w:eastAsia="Charis SIL Regular"/>
-          <w:b w:val="0"/>
-          <w:i w:val="0"/>
-          <w:color w:val="000000"/>
-          <w:sz w:val="24"/>
-        </w:rPr>
-        <w:t xml:space="preserve">Wetenschappelijk artikel: </w:t>
-      </w:r>
-      <w:r>
-        <w:br/>
-      </w:r>
-      <w:r>
-        <w:tab/>
-      </w:r>
-      <w:r>
-        <w:rPr>
-          <w:rFonts w:ascii="Charis SIL Italic" w:hAnsi="Charis SIL Italic" w:eastAsia="Charis SIL Italic"/>
-          <w:b w:val="0"/>
-          <w:i/>
-          <w:color w:val="000000"/>
-          <w:sz w:val="24"/>
-        </w:rPr>
-        <w:t>Vruggink, H. en B. Paasman ‘JOverzicht van Suriname-collecties I’, OSO.</w:t>
-      </w:r>
-    </w:p>
-    <w:p>
-      <w:pPr>
-        <w:autoSpaceDN w:val="0"/>
-        <w:autoSpaceDE w:val="0"/>
-        <w:widowControl/>
-        <w:spacing w:line="288" w:lineRule="exact" w:before="64" w:after="0"/>
-        <w:ind w:left="800" w:right="864" w:firstLine="0"/>
-        <w:jc w:val="left"/>
-      </w:pPr>
-      <w:r>
-        <w:rPr>
-          <w:rFonts w:ascii="Charis SIL Italic" w:hAnsi="Charis SIL Italic" w:eastAsia="Charis SIL Italic"/>
-          <w:b w:val="0"/>
-          <w:i/>
-          <w:color w:val="000000"/>
-          <w:sz w:val="24"/>
-        </w:rPr>
-        <w:t xml:space="preserve">Tijdschrift voor Surinaamse Taalkunde, Letterkunde en Geschiedenis, 7(1) (1988), </w:t>
-      </w:r>
-      <w:r>
-        <w:rPr>
-          <w:rFonts w:ascii="Charis SIL Italic" w:hAnsi="Charis SIL Italic" w:eastAsia="Charis SIL Italic"/>
-          <w:b w:val="0"/>
-          <w:i/>
-          <w:color w:val="000000"/>
-          <w:sz w:val="24"/>
-        </w:rPr>
-        <w:t>189-244.</w:t>
-      </w:r>
-      <w:r>
-        <w:rPr>
-          <w:rFonts w:ascii="Charis SIL Italic" w:hAnsi="Charis SIL Italic" w:eastAsia="Charis SIL Italic"/>
-          <w:b w:val="0"/>
-          <w:i/>
-          <w:color w:val="000000"/>
-          <w:sz w:val="24"/>
-        </w:rPr>
-        <w:t>SCHRIJVEN!</w:t>
-      </w:r>
-    </w:p>
-    <w:p>
-      <w:pPr>
-        <w:autoSpaceDN w:val="0"/>
-        <w:tabs>
-          <w:tab w:pos="800" w:val="left"/>
-        </w:tabs>
-        <w:autoSpaceDE w:val="0"/>
-        <w:widowControl/>
-        <w:spacing w:line="528" w:lineRule="exact" w:before="0" w:after="0"/>
-        <w:ind w:left="0" w:right="864" w:firstLine="0"/>
-        <w:jc w:val="left"/>
-      </w:pPr>
-      <w:r>
-        <w:tab/>
-      </w:r>
-      <w:r>
-        <w:rPr>
-          <w:rFonts w:ascii="Charis SIL Regular" w:hAnsi="Charis SIL Regular" w:eastAsia="Charis SIL Regular"/>
-          <w:b w:val="0"/>
-          <w:i w:val="0"/>
-          <w:color w:val="0000FF"/>
-          <w:sz w:val="24"/>
-        </w:rPr>
-        <w:hyperlink r:id="rId79" w:history="1">
-          <w:r>
-            <w:rPr>
-              <w:rStyle w:val="Hyperlink"/>
-            </w:rPr>
-            <w:t>https://</w:t>
-          </w:r>
-        </w:hyperlink>
-      </w:r>
-      <w:r>
-        <w:rPr>
-          <w:rFonts w:ascii="Charis SIL Regular" w:hAnsi="Charis SIL Regular" w:eastAsia="Charis SIL Regular"/>
-          <w:b w:val="0"/>
-          <w:i w:val="0"/>
-          <w:color w:val="0000FF"/>
-          <w:sz w:val="24"/>
-        </w:rPr>
-        <w:hyperlink r:id="rId79" w:history="1">
-          <w:r>
-            <w:rPr>
-              <w:rStyle w:val="Hyperlink"/>
-            </w:rPr>
-            <w:t>www.dbnl.org/</w:t>
-          </w:r>
-        </w:hyperlink>
-      </w:r>
-      <w:r>
-        <w:rPr>
-          <w:rFonts w:ascii="Charis SIL Regular" w:hAnsi="Charis SIL Regular" w:eastAsia="Charis SIL Regular"/>
-          <w:b w:val="0"/>
-          <w:i w:val="0"/>
-          <w:color w:val="0000FF"/>
-          <w:sz w:val="24"/>
-        </w:rPr>
-        <w:hyperlink r:id="rId79" w:history="1">
-          <w:r>
-            <w:rPr>
-              <w:rStyle w:val="Hyperlink"/>
-            </w:rPr>
-            <w:t>tekst/</w:t>
-          </w:r>
-        </w:hyperlink>
-      </w:r>
-      <w:r>
-        <w:rPr>
-          <w:rFonts w:ascii="Charis SIL Regular" w:hAnsi="Charis SIL Regular" w:eastAsia="Charis SIL Regular"/>
-          <w:b w:val="0"/>
-          <w:i w:val="0"/>
-          <w:color w:val="0000FF"/>
-          <w:sz w:val="24"/>
-        </w:rPr>
-        <w:hyperlink r:id="rId79" w:history="1">
-          <w:r>
-            <w:rPr>
-              <w:rStyle w:val="Hyperlink"/>
-            </w:rPr>
-            <w:t>_oso001198801_01/</w:t>
-          </w:r>
-        </w:hyperlink>
-      </w:r>
-      <w:r>
-        <w:rPr>
-          <w:rFonts w:ascii="Charis SIL Regular" w:hAnsi="Charis SIL Regular" w:eastAsia="Charis SIL Regular"/>
-          <w:b w:val="0"/>
-          <w:i w:val="0"/>
-          <w:color w:val="0000FF"/>
-          <w:sz w:val="24"/>
-        </w:rPr>
-        <w:hyperlink r:id="rId79" w:history="1">
-          <w:r>
-            <w:rPr>
-              <w:rStyle w:val="Hyperlink"/>
-            </w:rPr>
-            <w:t xml:space="preserve">_oso001198801_01_0020.php </w:t>
-          </w:r>
-        </w:hyperlink>
-      </w:r>
-      <w:r>
-        <w:rPr>
-          <w:rFonts w:ascii="Charis SIL Regular" w:hAnsi="Charis SIL Regular" w:eastAsia="Charis SIL Regular"/>
-          <w:b w:val="0"/>
-          <w:i w:val="0"/>
-          <w:color w:val="000000"/>
-          <w:sz w:val="24"/>
-        </w:rPr>
-        <w:t xml:space="preserve">Wetenschappelijk artikel: </w:t>
-      </w:r>
-      <w:r>
-        <w:br/>
-      </w:r>
-      <w:r>
-        <w:tab/>
-      </w:r>
-      <w:r>
-        <w:rPr>
-          <w:rFonts w:ascii="Charis SIL Italic" w:hAnsi="Charis SIL Italic" w:eastAsia="Charis SIL Italic"/>
-          <w:b w:val="0"/>
-          <w:i/>
-          <w:color w:val="000000"/>
-          <w:sz w:val="24"/>
-        </w:rPr>
-        <w:t>Vruggink, H. en B. Paasman ‘JOverzicht van Suriname-collecties II’, OSO.</w:t>
-      </w:r>
-    </w:p>
-    <w:p>
-      <w:pPr>
-        <w:autoSpaceDN w:val="0"/>
-        <w:autoSpaceDE w:val="0"/>
-        <w:widowControl/>
-        <w:spacing w:line="288" w:lineRule="exact" w:before="64" w:after="0"/>
-        <w:ind w:left="800" w:right="864" w:firstLine="0"/>
-        <w:jc w:val="left"/>
-      </w:pPr>
-      <w:r>
-        <w:rPr>
-          <w:rFonts w:ascii="Charis SIL Italic" w:hAnsi="Charis SIL Italic" w:eastAsia="Charis SIL Italic"/>
-          <w:b w:val="0"/>
-          <w:i/>
-          <w:color w:val="000000"/>
-          <w:sz w:val="24"/>
-        </w:rPr>
-        <w:t xml:space="preserve">Tijdschrift voor Surinaamse Taalkunde, Letterkunde en Geschiedenis, 8(1) (1989), </w:t>
-      </w:r>
-      <w:r>
-        <w:rPr>
-          <w:rFonts w:ascii="Charis SIL Italic" w:hAnsi="Charis SIL Italic" w:eastAsia="Charis SIL Italic"/>
-          <w:b w:val="0"/>
-          <w:i/>
-          <w:color w:val="000000"/>
-          <w:sz w:val="24"/>
-        </w:rPr>
-        <w:t>AANPASSEN!.</w:t>
-      </w:r>
-      <w:r>
-        <w:rPr>
-          <w:rFonts w:ascii="Charis SIL Italic" w:hAnsi="Charis SIL Italic" w:eastAsia="Charis SIL Italic"/>
-          <w:b w:val="0"/>
-          <w:i/>
-          <w:color w:val="000000"/>
-          <w:sz w:val="24"/>
-        </w:rPr>
-        <w:t>SCHRIJVEN!</w:t>
-      </w:r>
-    </w:p>
-    <w:p>
-      <w:pPr>
-        <w:autoSpaceDN w:val="0"/>
-        <w:tabs>
-          <w:tab w:pos="800" w:val="left"/>
-        </w:tabs>
-        <w:autoSpaceDE w:val="0"/>
-        <w:widowControl/>
-        <w:spacing w:line="528" w:lineRule="exact" w:before="0" w:after="0"/>
-        <w:ind w:left="0" w:right="864" w:firstLine="0"/>
-        <w:jc w:val="left"/>
-      </w:pPr>
-      <w:r>
-        <w:tab/>
-      </w:r>
-      <w:r>
-        <w:rPr>
-          <w:rFonts w:ascii="Charis SIL Regular" w:hAnsi="Charis SIL Regular" w:eastAsia="Charis SIL Regular"/>
-          <w:b w:val="0"/>
-          <w:i w:val="0"/>
-          <w:color w:val="0000FF"/>
-          <w:sz w:val="24"/>
-        </w:rPr>
-        <w:hyperlink r:id="rId80" w:history="1">
-          <w:r>
-            <w:rPr>
-              <w:rStyle w:val="Hyperlink"/>
-            </w:rPr>
-            <w:t>https://</w:t>
-          </w:r>
-        </w:hyperlink>
-      </w:r>
-      <w:r>
-        <w:rPr>
-          <w:rFonts w:ascii="Charis SIL Regular" w:hAnsi="Charis SIL Regular" w:eastAsia="Charis SIL Regular"/>
-          <w:b w:val="0"/>
-          <w:i w:val="0"/>
-          <w:color w:val="0000FF"/>
-          <w:sz w:val="24"/>
-        </w:rPr>
-        <w:hyperlink r:id="rId80" w:history="1">
-          <w:r>
-            <w:rPr>
-              <w:rStyle w:val="Hyperlink"/>
-            </w:rPr>
-            <w:t>www.dbnl.org/</w:t>
-          </w:r>
-        </w:hyperlink>
-      </w:r>
-      <w:r>
-        <w:rPr>
-          <w:rFonts w:ascii="Charis SIL Regular" w:hAnsi="Charis SIL Regular" w:eastAsia="Charis SIL Regular"/>
-          <w:b w:val="0"/>
-          <w:i w:val="0"/>
-          <w:color w:val="0000FF"/>
-          <w:sz w:val="24"/>
-        </w:rPr>
-        <w:hyperlink r:id="rId80" w:history="1">
-          <w:r>
-            <w:rPr>
-              <w:rStyle w:val="Hyperlink"/>
-            </w:rPr>
-            <w:t>tekst/</w:t>
-          </w:r>
-        </w:hyperlink>
-      </w:r>
-      <w:r>
-        <w:rPr>
-          <w:rFonts w:ascii="Charis SIL Regular" w:hAnsi="Charis SIL Regular" w:eastAsia="Charis SIL Regular"/>
-          <w:b w:val="0"/>
-          <w:i w:val="0"/>
-          <w:color w:val="0000FF"/>
-          <w:sz w:val="24"/>
-        </w:rPr>
-        <w:hyperlink r:id="rId80" w:history="1">
+        <w:hyperlink r:id="rId82" w:history="1">
           <w:r>
             <w:rPr>
               <w:rStyle w:val="Hyperlink"/>
@@ -14569,206 +14794,28 @@
           <w:color w:val="0000FF"/>
           <w:sz w:val="24"/>
         </w:rPr>
-        <w:hyperlink r:id="rId80" w:history="1">
+        <w:hyperlink r:id="rId82" w:history="1">
           <w:r>
             <w:rPr>
               <w:rStyle w:val="Hyperlink"/>
             </w:rPr>
-            <w:t xml:space="preserve">_oso001198901_01_0010.php </w:t>
+            <w:t xml:space="preserve">_oso001198901_01_0026.php </w:t>
           </w:r>
         </w:hyperlink>
       </w:r>
       <w:r>
         <w:rPr>
-          <w:rFonts w:ascii="Charis SIL Regular" w:hAnsi="Charis SIL Regular" w:eastAsia="Charis SIL Regular"/>
-          <w:b w:val="0"/>
-          <w:i w:val="0"/>
-          <w:color w:val="000000"/>
-          <w:sz w:val="24"/>
-        </w:rPr>
-        <w:t xml:space="preserve">Wetenschappelijk artikel: </w:t>
-      </w:r>
-      <w:r>
-        <w:br/>
-      </w:r>
-      <w:r>
-        <w:tab/>
-      </w:r>
-      <w:r>
-        <w:rPr>
-          <w:rFonts w:ascii="Charis SIL Italic" w:hAnsi="Charis SIL Italic" w:eastAsia="Charis SIL Italic"/>
-          <w:b w:val="0"/>
-          <w:i/>
-          <w:color w:val="000000"/>
-          <w:sz w:val="24"/>
-        </w:rPr>
-        <w:t>Vruggink, H. en B. Paasman ‘JOverzicht van Suriname-collecties III’, OSO.</w:t>
-      </w:r>
-    </w:p>
-    <w:p>
-      <w:pPr>
-        <w:autoSpaceDN w:val="0"/>
-        <w:autoSpaceDE w:val="0"/>
-        <w:widowControl/>
-        <w:spacing w:line="288" w:lineRule="exact" w:before="64" w:after="0"/>
-        <w:ind w:left="800" w:right="864" w:firstLine="0"/>
-        <w:jc w:val="left"/>
-      </w:pPr>
-      <w:r>
-        <w:rPr>
-          <w:rFonts w:ascii="Charis SIL Italic" w:hAnsi="Charis SIL Italic" w:eastAsia="Charis SIL Italic"/>
-          <w:b w:val="0"/>
-          <w:i/>
-          <w:color w:val="000000"/>
-          <w:sz w:val="24"/>
-        </w:rPr>
-        <w:t xml:space="preserve">Tijdschrift voor Surinaamse Taalkunde, Letterkunde en Geschiedenis, 8(1) (1989), </w:t>
-      </w:r>
-      <w:r>
-        <w:rPr>
-          <w:rFonts w:ascii="Charis SIL Italic" w:hAnsi="Charis SIL Italic" w:eastAsia="Charis SIL Italic"/>
-          <w:b w:val="0"/>
-          <w:i/>
-          <w:color w:val="000000"/>
-          <w:sz w:val="24"/>
-        </w:rPr>
-        <w:t>AANPASSEN!.</w:t>
-      </w:r>
-      <w:r>
-        <w:rPr>
-          <w:rFonts w:ascii="Charis SIL Italic" w:hAnsi="Charis SIL Italic" w:eastAsia="Charis SIL Italic"/>
-          <w:b w:val="0"/>
-          <w:i/>
-          <w:color w:val="000000"/>
-          <w:sz w:val="24"/>
-        </w:rPr>
-        <w:t>SCHRIJVEN!</w:t>
-      </w:r>
-    </w:p>
-    <w:p>
-      <w:pPr>
-        <w:autoSpaceDN w:val="0"/>
-        <w:autoSpaceDE w:val="0"/>
-        <w:widowControl/>
-        <w:spacing w:line="352" w:lineRule="exact" w:before="176" w:after="0"/>
-        <w:ind w:left="800" w:right="0" w:firstLine="0"/>
-        <w:jc w:val="left"/>
-      </w:pPr>
-      <w:r>
-        <w:rPr>
-          <w:rFonts w:ascii="Charis SIL Regular" w:hAnsi="Charis SIL Regular" w:eastAsia="Charis SIL Regular"/>
-          <w:b w:val="0"/>
-          <w:i w:val="0"/>
-          <w:color w:val="0000FF"/>
-          <w:sz w:val="24"/>
-        </w:rPr>
-        <w:hyperlink r:id="rId81" w:history="1">
-          <w:r>
-            <w:rPr>
-              <w:rStyle w:val="Hyperlink"/>
-            </w:rPr>
-            <w:t>https://</w:t>
-          </w:r>
-        </w:hyperlink>
-      </w:r>
-      <w:r>
-        <w:rPr>
-          <w:rFonts w:ascii="Charis SIL Regular" w:hAnsi="Charis SIL Regular" w:eastAsia="Charis SIL Regular"/>
-          <w:b w:val="0"/>
-          <w:i w:val="0"/>
-          <w:color w:val="0000FF"/>
-          <w:sz w:val="24"/>
-        </w:rPr>
-        <w:hyperlink r:id="rId81" w:history="1">
-          <w:r>
-            <w:rPr>
-              <w:rStyle w:val="Hyperlink"/>
-            </w:rPr>
-            <w:t>www.dbnl.org/</w:t>
-          </w:r>
-        </w:hyperlink>
-      </w:r>
-      <w:r>
-        <w:rPr>
-          <w:rFonts w:ascii="Charis SIL Regular" w:hAnsi="Charis SIL Regular" w:eastAsia="Charis SIL Regular"/>
-          <w:b w:val="0"/>
-          <w:i w:val="0"/>
-          <w:color w:val="0000FF"/>
-          <w:sz w:val="24"/>
-        </w:rPr>
-        <w:hyperlink r:id="rId81" w:history="1">
-          <w:r>
-            <w:rPr>
-              <w:rStyle w:val="Hyperlink"/>
-            </w:rPr>
-            <w:t>tekst/</w:t>
-          </w:r>
-        </w:hyperlink>
-      </w:r>
-      <w:r>
-        <w:rPr>
-          <w:rFonts w:ascii="Charis SIL Regular" w:hAnsi="Charis SIL Regular" w:eastAsia="Charis SIL Regular"/>
-          <w:b w:val="0"/>
-          <w:i w:val="0"/>
-          <w:color w:val="0000FF"/>
-          <w:sz w:val="24"/>
-        </w:rPr>
-        <w:hyperlink r:id="rId81" w:history="1">
-          <w:r>
-            <w:rPr>
-              <w:rStyle w:val="Hyperlink"/>
-            </w:rPr>
-            <w:t>_oso001198901_01/</w:t>
-          </w:r>
-        </w:hyperlink>
-      </w:r>
-      <w:r>
-        <w:rPr>
-          <w:rFonts w:ascii="Charis SIL Regular" w:hAnsi="Charis SIL Regular" w:eastAsia="Charis SIL Regular"/>
-          <w:b w:val="0"/>
-          <w:i w:val="0"/>
-          <w:color w:val="0000FF"/>
-          <w:sz w:val="24"/>
-        </w:rPr>
-        <w:hyperlink r:id="rId81" w:history="1">
-          <w:r>
-            <w:rPr>
-              <w:rStyle w:val="Hyperlink"/>
-            </w:rPr>
-            <w:t>_oso001198901_01_0026.php</w:t>
-          </w:r>
-        </w:hyperlink>
-      </w:r>
-    </w:p>
-    <w:p>
-      <w:pPr>
-        <w:autoSpaceDN w:val="0"/>
-        <w:autoSpaceDE w:val="0"/>
-        <w:widowControl/>
-        <w:spacing w:line="538" w:lineRule="exact" w:before="478" w:after="0"/>
-        <w:ind w:left="0" w:right="0" w:firstLine="0"/>
-        <w:jc w:val="left"/>
-      </w:pPr>
-      <w:r>
-        <w:rPr>
           <w:rFonts w:ascii="Charis SIL Bold" w:hAnsi="Charis SIL Bold" w:eastAsia="Charis SIL Bold"/>
           <w:b/>
           <w:i w:val="0"/>
           <w:color w:val="000000"/>
           <w:sz w:val="36"/>
         </w:rPr>
-        <w:t>Relevant Data</w:t>
-      </w:r>
-    </w:p>
-    <w:p>
-      <w:pPr>
-        <w:autoSpaceDN w:val="0"/>
-        <w:autoSpaceDE w:val="0"/>
-        <w:widowControl/>
-        <w:spacing w:line="528" w:lineRule="exact" w:before="54" w:after="0"/>
-        <w:ind w:left="0" w:right="2880" w:firstLine="0"/>
-        <w:jc w:val="left"/>
-      </w:pPr>
+        <w:t xml:space="preserve">Relevant Data </w:t>
+      </w:r>
+      <w:r>
+        <w:br/>
+      </w:r>
       <w:r>
         <w:rPr>
           <w:rFonts w:ascii="Charis SIL Regular" w:hAnsi="Charis SIL Regular" w:eastAsia="Charis SIL Regular"/>

--- a/EXPORTS/DOCX/review/niveau2/Dutch/Suriname.docx
+++ b/EXPORTS/DOCX/review/niveau2/Dutch/Suriname.docx
@@ -2877,57 +2877,13 @@
       </w:r>
       <w:r>
         <w:rPr>
-          <w:u w:val="single" w:color="0000ff"/>
-          <w:rFonts w:ascii="Charis SIL Regular" w:hAnsi="Charis SIL Regular" w:eastAsia="Charis SIL Regular"/>
-          <w:b w:val="0"/>
-          <w:i w:val="0"/>
-          <w:color w:val="000000"/>
-          <w:sz w:val="24"/>
-        </w:rPr>
-        <w:hyperlink r:id="rId22" w:history="1">
-          <w:r>
-            <w:rPr>
-              <w:rStyle w:val="Hyperlink"/>
-            </w:rPr>
-            <w:t>collecties werden i</w:t>
-          </w:r>
-        </w:hyperlink>
-      </w:r>
-      <w:r>
-        <w:rPr>
-          <w:u w:val="single" w:color="0000ff"/>
-          <w:rFonts w:ascii="Charis SIL Regular" w:hAnsi="Charis SIL Regular" w:eastAsia="Charis SIL Regular"/>
-          <w:b w:val="0"/>
-          <w:i w:val="0"/>
-          <w:color w:val="000000"/>
-          <w:sz w:val="24"/>
-        </w:rPr>
-        <w:hyperlink r:id="rId22" w:history="1">
-          <w:r>
-            <w:rPr>
-              <w:rStyle w:val="Hyperlink"/>
-            </w:rPr>
-            <w:t>n</w:t>
-          </w:r>
-        </w:hyperlink>
-      </w:r>
-      <w:r>
-        <w:rPr>
-          <w:u w:val="single" w:color="0000ff"/>
-          <w:rFonts w:ascii="Charis SIL Regular" w:hAnsi="Charis SIL Regular" w:eastAsia="Charis SIL Regular"/>
-          <w:b w:val="0"/>
-          <w:i w:val="0"/>
-          <w:color w:val="000000"/>
-          <w:sz w:val="24"/>
-        </w:rPr>
-        <w:hyperlink r:id="rId22" w:history="1">
-          <w:r>
-            <w:rPr>
-              <w:rStyle w:val="Hyperlink"/>
-            </w:rPr>
-            <w:t xml:space="preserve"> res</w:t>
-          </w:r>
-        </w:hyperlink>
+          <w:rFonts w:ascii="Charis SIL Regular" w:hAnsi="Charis SIL Regular" w:eastAsia="Charis SIL Regular"/>
+          <w:b w:val="0"/>
+          <w:i w:val="0"/>
+          <w:color w:val="000000"/>
+          <w:sz w:val="24"/>
+        </w:rPr>
+        <w:t>collecties werden in res</w:t>
       </w:r>
       <w:r>
         <w:rPr>
@@ -3141,9 +3097,15 @@
           <w:i w:val="0"/>
           <w:color w:val="0000FF"/>
           <w:sz w:val="24"/>
-          <w:u w:val="single"/>
-        </w:rPr>
-        <w:t>c</w:t>
+        </w:rPr>
+        <w:hyperlink r:id="rId26" w:history="1">
+          <w:r>
+            <w:rPr>
+              <w:rStyle w:val="Hyperlink"/>
+            </w:rPr>
+            <w:t>c</w:t>
+          </w:r>
+        </w:hyperlink>
       </w:r>
       <w:r>
         <w:rPr>
@@ -3253,13 +3215,67 @@
       </w:r>
       <w:r>
         <w:rPr>
-          <w:rFonts w:ascii="Charis SIL Regular" w:hAnsi="Charis SIL Regular" w:eastAsia="Charis SIL Regular"/>
-          <w:b w:val="0"/>
-          <w:i w:val="0"/>
-          <w:color w:val="000000"/>
-          <w:sz w:val="24"/>
-        </w:rPr>
-        <w:t>Suriname, waaronder een zeld</w:t>
+          <w:u w:val="single" w:color="0000ff"/>
+          <w:rFonts w:ascii="Charis SIL Regular" w:hAnsi="Charis SIL Regular" w:eastAsia="Charis SIL Regular"/>
+          <w:b w:val="0"/>
+          <w:i w:val="0"/>
+          <w:color w:val="000000"/>
+          <w:sz w:val="24"/>
+        </w:rPr>
+        <w:hyperlink r:id="rId25" w:history="1">
+          <w:r>
+            <w:rPr>
+              <w:rStyle w:val="Hyperlink"/>
+            </w:rPr>
+            <w:t>S</w:t>
+          </w:r>
+        </w:hyperlink>
+      </w:r>
+      <w:r>
+        <w:rPr>
+          <w:u w:val="single" w:color="0000ff"/>
+          <w:rFonts w:ascii="Charis SIL Regular" w:hAnsi="Charis SIL Regular" w:eastAsia="Charis SIL Regular"/>
+          <w:b w:val="0"/>
+          <w:i w:val="0"/>
+          <w:color w:val="000000"/>
+          <w:sz w:val="24"/>
+        </w:rPr>
+        <w:hyperlink r:id="rId25" w:history="1">
+          <w:r>
+            <w:rPr>
+              <w:rStyle w:val="Hyperlink"/>
+            </w:rPr>
+            <w:t>urinam</w:t>
+          </w:r>
+        </w:hyperlink>
+      </w:r>
+      <w:r>
+        <w:rPr>
+          <w:rFonts w:ascii="Charis SIL Regular" w:hAnsi="Charis SIL Regular" w:eastAsia="Charis SIL Regular"/>
+          <w:b w:val="0"/>
+          <w:i w:val="0"/>
+          <w:color w:val="000000"/>
+          <w:sz w:val="24"/>
+        </w:rPr>
+        <w:t>e, waaro</w:t>
+      </w:r>
+      <w:r>
+        <w:rPr>
+          <w:u w:val="single" w:color="0000ff"/>
+          <w:rFonts w:ascii="Charis SIL Regular" w:hAnsi="Charis SIL Regular" w:eastAsia="Charis SIL Regular"/>
+          <w:b w:val="0"/>
+          <w:i w:val="0"/>
+          <w:color w:val="000000"/>
+          <w:sz w:val="24"/>
+        </w:rPr>
+        <w:hyperlink r:id="rId26" w:history="1">
+          <w:r>
+            <w:rPr>
+              <w:rStyle w:val="Hyperlink"/>
+            </w:rPr>
+            <w:t>nder een zeld</w:t>
+          </w:r>
+        </w:hyperlink>
       </w:r>
       <w:r>
         <w:rPr>
@@ -4030,14 +4046,20 @@
       </w:r>
       <w:r>
         <w:rPr>
-          <w:u w:val="single" w:color="0000ff"/>
-          <w:rFonts w:ascii="Charis SIL Regular" w:hAnsi="Charis SIL Regular" w:eastAsia="Charis SIL Regular"/>
-          <w:b w:val="0"/>
-          <w:i w:val="0"/>
-          <w:color w:val="000000"/>
-          <w:sz w:val="24"/>
-        </w:rPr>
-        <w:t>n</w:t>
+          <w:rFonts w:ascii="Charis SIL Regular" w:hAnsi="Charis SIL Regular" w:eastAsia="Charis SIL Regular"/>
+          <w:b w:val="0"/>
+          <w:i w:val="0"/>
+          <w:color w:val="000000"/>
+          <w:sz w:val="24"/>
+        </w:rPr>
+        <w:hyperlink r:id="rId31" w:history="1">
+          <w:r>
+            <w:rPr>
+              <w:rStyle w:val="Hyperlink"/>
+            </w:rPr>
+            <w:t>n</w:t>
+          </w:r>
+        </w:hyperlink>
       </w:r>
       <w:r>
         <w:rPr>
@@ -5176,7 +5198,14 @@
           <w:color w:val="000000"/>
           <w:sz w:val="24"/>
         </w:rPr>
-        <w:t>3 en 1</w:t>
+        <w:hyperlink r:id="rId38" w:history="1">
+          <w:r>
+            <w:rPr>
+              <w:rStyle w:val="Hyperlink"/>
+            </w:rPr>
+            <w:t>3 en 1</w:t>
+          </w:r>
+        </w:hyperlink>
       </w:r>
       <w:r>
         <w:rPr>
@@ -5864,27 +5893,19 @@
           <w:i w:val="0"/>
           <w:color w:val="0000FF"/>
           <w:sz w:val="24"/>
+        </w:rPr>
+        <w:t>TM-4</w:t>
+      </w:r>
+      <w:r>
+        <w:rPr>
+          <w:rFonts w:ascii="Charis SIL Regular" w:hAnsi="Charis SIL Regular" w:eastAsia="Charis SIL Regular"/>
+          <w:b w:val="0"/>
+          <w:i w:val="0"/>
+          <w:color w:val="0000FF"/>
+          <w:sz w:val="24"/>
           <w:u w:val="single"/>
         </w:rPr>
-        <w:hyperlink r:id="rId44" w:history="1">
-          <w:r>
-            <w:rPr>
-              <w:rStyle w:val="Hyperlink"/>
-            </w:rPr>
-            <w:t>TM-4</w:t>
-          </w:r>
-        </w:hyperlink>
-      </w:r>
-      <w:r>
-        <w:rPr>
-          <w:rFonts w:ascii="Charis SIL Regular" w:hAnsi="Charis SIL Regular" w:eastAsia="Charis SIL Regular"/>
-          <w:b w:val="0"/>
-          <w:i w:val="0"/>
-          <w:color w:val="0000FF"/>
-          <w:sz w:val="24"/>
-          <w:u w:val="single"/>
-        </w:rPr>
-        <w:hyperlink r:id="rId44" w:history="1">
+        <w:hyperlink r:id="rId43" w:history="1">
           <w:r>
             <w:rPr>
               <w:rStyle w:val="Hyperlink"/>
@@ -6193,7 +6214,74 @@
           <w:color w:val="000000"/>
           <w:sz w:val="24"/>
         </w:rPr>
-        <w:t xml:space="preserve">Wilhelminagebergte door Gerold Stahel de serie </w:t>
+        <w:t>Wilhelminageb</w:t>
+      </w:r>
+      <w:r>
+        <w:rPr>
+          <w:u w:val="single" w:color="0000ff"/>
+          <w:rFonts w:ascii="Charis SIL Regular" w:hAnsi="Charis SIL Regular" w:eastAsia="Charis SIL Regular"/>
+          <w:b w:val="0"/>
+          <w:i w:val="0"/>
+          <w:color w:val="000000"/>
+          <w:sz w:val="24"/>
+        </w:rPr>
+        <w:hyperlink r:id="rId47" w:history="1">
+          <w:r>
+            <w:rPr>
+              <w:rStyle w:val="Hyperlink"/>
+            </w:rPr>
+            <w:t>ergte do</w:t>
+          </w:r>
+        </w:hyperlink>
+      </w:r>
+      <w:r>
+        <w:rPr>
+          <w:rFonts w:ascii="Charis SIL Regular" w:hAnsi="Charis SIL Regular" w:eastAsia="Charis SIL Regular"/>
+          <w:b w:val="0"/>
+          <w:i w:val="0"/>
+          <w:color w:val="000000"/>
+          <w:sz w:val="24"/>
+        </w:rPr>
+        <w:t>or G</w:t>
+      </w:r>
+      <w:r>
+        <w:rPr>
+          <w:u w:val="single" w:color="0000ff"/>
+          <w:rFonts w:ascii="Charis SIL Regular" w:hAnsi="Charis SIL Regular" w:eastAsia="Charis SIL Regular"/>
+          <w:b w:val="0"/>
+          <w:i w:val="0"/>
+          <w:color w:val="000000"/>
+          <w:sz w:val="24"/>
+        </w:rPr>
+        <w:hyperlink r:id="rId48" w:history="1">
+          <w:r>
+            <w:rPr>
+              <w:rStyle w:val="Hyperlink"/>
+            </w:rPr>
+            <w:t>erold St</w:t>
+          </w:r>
+        </w:hyperlink>
+      </w:r>
+      <w:r>
+        <w:rPr>
+          <w:u w:val="single" w:color="0000ff"/>
+          <w:rFonts w:ascii="Charis SIL Regular" w:hAnsi="Charis SIL Regular" w:eastAsia="Charis SIL Regular"/>
+          <w:b w:val="0"/>
+          <w:i w:val="0"/>
+          <w:color w:val="000000"/>
+          <w:sz w:val="24"/>
+        </w:rPr>
+        <w:t>a</w:t>
+      </w:r>
+      <w:r>
+        <w:rPr>
+          <w:rFonts w:ascii="Charis SIL Regular" w:hAnsi="Charis SIL Regular" w:eastAsia="Charis SIL Regular"/>
+          <w:b w:val="0"/>
+          <w:i w:val="0"/>
+          <w:color w:val="000000"/>
+          <w:sz w:val="24"/>
+        </w:rPr>
+        <w:t xml:space="preserve">hel de serie </w:t>
       </w:r>
       <w:r>
         <w:rPr>
@@ -6326,7 +6414,7 @@
           <w:sz w:val="24"/>
           <w:u w:val="single"/>
         </w:rPr>
-        <w:hyperlink r:id="rId20" w:history="1">
+        <w:hyperlink r:id="rId50" w:history="1">
           <w:r>
             <w:rPr>
               <w:rStyle w:val="Hyperlink"/>
@@ -6426,13 +6514,31 @@
       </w:r>
       <w:r>
         <w:rPr>
-          <w:rFonts w:ascii="Charis SIL Regular" w:hAnsi="Charis SIL Regular" w:eastAsia="Charis SIL Regular"/>
-          <w:b w:val="0"/>
-          <w:i w:val="0"/>
-          <w:color w:val="000000"/>
-          <w:sz w:val="24"/>
-        </w:rPr>
-        <w:t xml:space="preserve">voorwerpen die </w:t>
+          <w:u w:val="single" w:color="0000ff"/>
+          <w:rFonts w:ascii="Charis SIL Regular" w:hAnsi="Charis SIL Regular" w:eastAsia="Charis SIL Regular"/>
+          <w:b w:val="0"/>
+          <w:i w:val="0"/>
+          <w:color w:val="000000"/>
+          <w:sz w:val="24"/>
+        </w:rPr>
+        <w:hyperlink r:id="rId50" w:history="1">
+          <w:r>
+            <w:rPr>
+              <w:rStyle w:val="Hyperlink"/>
+            </w:rPr>
+            <w:t>voorwe</w:t>
+          </w:r>
+        </w:hyperlink>
+      </w:r>
+      <w:r>
+        <w:rPr>
+          <w:rFonts w:ascii="Charis SIL Regular" w:hAnsi="Charis SIL Regular" w:eastAsia="Charis SIL Regular"/>
+          <w:b w:val="0"/>
+          <w:i w:val="0"/>
+          <w:color w:val="000000"/>
+          <w:sz w:val="24"/>
+        </w:rPr>
+        <w:t xml:space="preserve">rpen die </w:t>
       </w:r>
       <w:r>
         <w:rPr>
@@ -6726,7 +6832,7 @@
           <w:color w:val="000000"/>
           <w:sz w:val="24"/>
         </w:rPr>
-        <w:t>Expedities tijdens het interbellum</w:t>
+        <w:t>Wetenschappelijk onderzoek tijdens het interbellum</w:t>
       </w:r>
     </w:p>
     <w:p>
@@ -6735,7 +6841,7 @@
         <w:autoSpaceDE w:val="0"/>
         <w:widowControl/>
         <w:spacing w:line="288" w:lineRule="exact" w:before="312" w:after="0"/>
-        <w:ind w:left="10" w:right="288" w:firstLine="0"/>
+        <w:ind w:left="10" w:right="0" w:firstLine="0"/>
         <w:jc w:val="left"/>
       </w:pPr>
       <w:r>
@@ -6746,17 +6852,804 @@
           <w:color w:val="000000"/>
           <w:sz w:val="24"/>
         </w:rPr>
-        <w:t xml:space="preserve">Een zin over interbellum en antropologie aan de hand van het artikel over de rendez-vous </w:t>
-      </w:r>
-      <w:r>
-        <w:rPr>
-          <w:rFonts w:ascii="Charis SIL Regular" w:hAnsi="Charis SIL Regular" w:eastAsia="Charis SIL Regular"/>
-          <w:b w:val="0"/>
-          <w:i w:val="0"/>
-          <w:color w:val="000000"/>
-          <w:sz w:val="24"/>
-        </w:rPr>
-        <w:t>manqué?</w:t>
+        <w:t xml:space="preserve">Tijdens het interbellum kwam schoorvoetend een wetenschappelijke belangstelling in de </w:t>
+      </w:r>
+      <w:r>
+        <w:rPr>
+          <w:rFonts w:ascii="Charis SIL Regular" w:hAnsi="Charis SIL Regular" w:eastAsia="Charis SIL Regular"/>
+          <w:b w:val="0"/>
+          <w:i w:val="0"/>
+          <w:color w:val="000000"/>
+          <w:sz w:val="24"/>
+        </w:rPr>
+        <w:t xml:space="preserve">samenlevingen van marrons en inheemsen op gang. Het Amerikaanse antropologenechtpaar </w:t>
+      </w:r>
+      <w:r>
+        <w:rPr>
+          <w:rFonts w:ascii="Charis SIL Regular" w:hAnsi="Charis SIL Regular" w:eastAsia="Charis SIL Regular"/>
+          <w:b w:val="0"/>
+          <w:i w:val="0"/>
+          <w:color w:val="000000"/>
+          <w:sz w:val="24"/>
+        </w:rPr>
+        <w:t xml:space="preserve">Melville J. en Frances Herskovits bezocht in 1928 en 1929 de Saamaka aan de bovenlopen </w:t>
+      </w:r>
+      <w:r>
+        <w:rPr>
+          <w:rFonts w:ascii="Charis SIL Regular" w:hAnsi="Charis SIL Regular" w:eastAsia="Charis SIL Regular"/>
+          <w:b w:val="0"/>
+          <w:i w:val="0"/>
+          <w:color w:val="000000"/>
+          <w:sz w:val="24"/>
+        </w:rPr>
+        <w:t xml:space="preserve">van de Surinamerivier. Ongeveer 200 objecten die tijdens dit bezoek werden verzameld </w:t>
+      </w:r>
+      <w:r>
+        <w:rPr>
+          <w:rFonts w:ascii="Charis SIL Regular" w:hAnsi="Charis SIL Regular" w:eastAsia="Charis SIL Regular"/>
+          <w:b w:val="0"/>
+          <w:i w:val="0"/>
+          <w:color w:val="000000"/>
+          <w:sz w:val="24"/>
+        </w:rPr>
+        <w:t xml:space="preserve">werden in 1929 geschonken aan het </w:t>
+      </w:r>
+      <w:r>
+        <w:rPr>
+          <w:rFonts w:ascii="Charis SIL Italic" w:hAnsi="Charis SIL Italic" w:eastAsia="Charis SIL Italic"/>
+          <w:b w:val="0"/>
+          <w:i/>
+          <w:color w:val="000000"/>
+          <w:sz w:val="24"/>
+        </w:rPr>
+        <w:t>Museum für Völkerkunde Hamburg</w:t>
+      </w:r>
+      <w:r>
+        <w:rPr>
+          <w:rFonts w:ascii="Charis SIL Regular" w:hAnsi="Charis SIL Regular" w:eastAsia="Charis SIL Regular"/>
+          <w:b w:val="0"/>
+          <w:i w:val="0"/>
+          <w:color w:val="000000"/>
+          <w:sz w:val="24"/>
+        </w:rPr>
+        <w:t xml:space="preserve">, het huidige </w:t>
+      </w:r>
+      <w:r>
+        <w:rPr>
+          <w:rFonts w:ascii="Charis SIL Italic" w:hAnsi="Charis SIL Italic" w:eastAsia="Charis SIL Italic"/>
+          <w:b w:val="0"/>
+          <w:i/>
+          <w:color w:val="000000"/>
+          <w:sz w:val="24"/>
+        </w:rPr>
+        <w:t xml:space="preserve">Museum </w:t>
+      </w:r>
+      <w:r>
+        <w:rPr>
+          <w:rFonts w:ascii="Charis SIL Italic" w:hAnsi="Charis SIL Italic" w:eastAsia="Charis SIL Italic"/>
+          <w:b w:val="0"/>
+          <w:i/>
+          <w:color w:val="000000"/>
+          <w:sz w:val="24"/>
+        </w:rPr>
+        <w:t>am Rothenbaum – Kulturen und Künste der Welt</w:t>
+      </w:r>
+      <w:r>
+        <w:rPr>
+          <w:rFonts w:ascii="Charis SIL Regular" w:hAnsi="Charis SIL Regular" w:eastAsia="Charis SIL Regular"/>
+          <w:b w:val="0"/>
+          <w:i w:val="0"/>
+          <w:color w:val="000000"/>
+          <w:sz w:val="24"/>
+        </w:rPr>
+        <w:t xml:space="preserve">, waar de collectie het </w:t>
+      </w:r>
+      <w:r>
+        <w:rPr>
+          <w:rFonts w:ascii="Charis SIL Regular" w:hAnsi="Charis SIL Regular" w:eastAsia="Charis SIL Regular"/>
+          <w:b w:val="0"/>
+          <w:i w:val="0"/>
+          <w:color w:val="0000FF"/>
+          <w:sz w:val="24"/>
+          <w:u w:val="single"/>
+        </w:rPr>
+        <w:hyperlink r:id="rId53" w:history="1">
+          <w:r>
+            <w:rPr>
+              <w:rStyle w:val="Hyperlink"/>
+            </w:rPr>
+            <w:t>serienummer</w:t>
+          </w:r>
+        </w:hyperlink>
+      </w:r>
+      <w:r>
+        <w:rPr>
+          <w:rFonts w:ascii="Charis SIL Regular" w:hAnsi="Charis SIL Regular" w:eastAsia="Charis SIL Regular"/>
+          <w:b w:val="0"/>
+          <w:i w:val="0"/>
+          <w:color w:val="0000FF"/>
+          <w:sz w:val="24"/>
+          <w:u w:val="single"/>
+        </w:rPr>
+        <w:t xml:space="preserve"> </w:t>
+      </w:r>
+      <w:r>
+        <w:rPr>
+          <w:rFonts w:ascii="Charis SIL Regular" w:hAnsi="Charis SIL Regular" w:eastAsia="Charis SIL Regular"/>
+          <w:b w:val="0"/>
+          <w:i w:val="0"/>
+          <w:color w:val="0000FF"/>
+          <w:sz w:val="24"/>
+          <w:u w:val="single"/>
+        </w:rPr>
+        <w:hyperlink r:id="rId53" w:history="1">
+          <w:r>
+            <w:rPr>
+              <w:rStyle w:val="Hyperlink"/>
+            </w:rPr>
+            <w:t xml:space="preserve">30.51 </w:t>
+          </w:r>
+        </w:hyperlink>
+      </w:r>
+      <w:r>
+        <w:rPr>
+          <w:rFonts w:ascii="Charis SIL Regular" w:hAnsi="Charis SIL Regular" w:eastAsia="Charis SIL Regular"/>
+          <w:b w:val="0"/>
+          <w:i w:val="0"/>
+          <w:color w:val="000000"/>
+          <w:sz w:val="24"/>
+        </w:rPr>
+        <w:t>heeft gekregen. De persoonlijke? collectie die ze bij de bezoeken aan</w:t>
+      </w:r>
+      <w:r>
+        <w:rPr>
+          <w:u w:val="single" w:color="0000ff"/>
+          <w:rFonts w:ascii="Charis SIL Regular" w:hAnsi="Charis SIL Regular" w:eastAsia="Charis SIL Regular"/>
+          <w:b w:val="0"/>
+          <w:i w:val="0"/>
+          <w:color w:val="000000"/>
+          <w:sz w:val="24"/>
+        </w:rPr>
+        <w:hyperlink r:id="rId53" w:history="1">
+          <w:r>
+            <w:rPr>
+              <w:rStyle w:val="Hyperlink"/>
+            </w:rPr>
+            <w:t xml:space="preserve">legden werd </w:t>
+          </w:r>
+        </w:hyperlink>
+      </w:r>
+      <w:r>
+        <w:rPr>
+          <w:u w:val="single" w:color="0000ff"/>
+          <w:rFonts w:ascii="Charis SIL Regular" w:hAnsi="Charis SIL Regular" w:eastAsia="Charis SIL Regular"/>
+          <w:b w:val="0"/>
+          <w:i w:val="0"/>
+          <w:color w:val="000000"/>
+          <w:sz w:val="24"/>
+        </w:rPr>
+        <w:hyperlink r:id="rId53" w:history="1">
+          <w:r>
+            <w:rPr>
+              <w:rStyle w:val="Hyperlink"/>
+            </w:rPr>
+            <w:t>g</w:t>
+          </w:r>
+        </w:hyperlink>
+      </w:r>
+      <w:r>
+        <w:rPr>
+          <w:u w:val="single" w:color="0000ff"/>
+          <w:rFonts w:ascii="Charis SIL Regular" w:hAnsi="Charis SIL Regular" w:eastAsia="Charis SIL Regular"/>
+          <w:b w:val="0"/>
+          <w:i w:val="0"/>
+          <w:color w:val="000000"/>
+          <w:sz w:val="24"/>
+        </w:rPr>
+        <w:hyperlink r:id="rId53" w:history="1">
+          <w:r>
+            <w:rPr>
+              <w:rStyle w:val="Hyperlink"/>
+            </w:rPr>
+            <w:t>edon</w:t>
+          </w:r>
+        </w:hyperlink>
+      </w:r>
+      <w:r>
+        <w:rPr>
+          <w:u w:val="single" w:color="0000ff"/>
+          <w:rFonts w:ascii="Charis SIL Regular" w:hAnsi="Charis SIL Regular" w:eastAsia="Charis SIL Regular"/>
+          <w:b w:val="0"/>
+          <w:i w:val="0"/>
+          <w:color w:val="000000"/>
+          <w:sz w:val="24"/>
+        </w:rPr>
+        <w:t>e</w:t>
+      </w:r>
+      <w:r>
+        <w:rPr>
+          <w:rFonts w:ascii="Charis SIL Regular" w:hAnsi="Charis SIL Regular" w:eastAsia="Charis SIL Regular"/>
+          <w:b w:val="0"/>
+          <w:i w:val="0"/>
+          <w:color w:val="000000"/>
+          <w:sz w:val="24"/>
+        </w:rPr>
+        <w:t xml:space="preserve">erd </w:t>
+      </w:r>
+      <w:r>
+        <w:rPr>
+          <w:rFonts w:ascii="Charis SIL Regular" w:hAnsi="Charis SIL Regular" w:eastAsia="Charis SIL Regular"/>
+          <w:b w:val="0"/>
+          <w:i w:val="0"/>
+          <w:color w:val="000000"/>
+          <w:sz w:val="24"/>
+        </w:rPr>
+        <w:t xml:space="preserve">aan het Field Museum of Chicago, maar bevinden zich nu in het </w:t>
+      </w:r>
+      <w:r>
+        <w:rPr>
+          <w:rFonts w:ascii="Charis SIL Regular" w:hAnsi="Charis SIL Regular" w:eastAsia="Charis SIL Regular"/>
+          <w:b w:val="0"/>
+          <w:i w:val="0"/>
+          <w:color w:val="0000FF"/>
+          <w:sz w:val="24"/>
+          <w:u w:val="single"/>
+        </w:rPr>
+        <w:hyperlink r:id="rId54" w:history="1">
+          <w:r>
+            <w:rPr>
+              <w:rStyle w:val="Hyperlink"/>
+            </w:rPr>
+            <w:t>Schomburg</w:t>
+          </w:r>
+        </w:hyperlink>
+      </w:r>
+      <w:r>
+        <w:rPr>
+          <w:rFonts w:ascii="Charis SIL Regular" w:hAnsi="Charis SIL Regular" w:eastAsia="Charis SIL Regular"/>
+          <w:b w:val="0"/>
+          <w:i w:val="0"/>
+          <w:color w:val="0000FF"/>
+          <w:sz w:val="24"/>
+          <w:u w:val="single"/>
+        </w:rPr>
+        <w:t xml:space="preserve"> </w:t>
+      </w:r>
+      <w:r>
+        <w:rPr>
+          <w:rFonts w:ascii="Charis SIL Regular" w:hAnsi="Charis SIL Regular" w:eastAsia="Charis SIL Regular"/>
+          <w:b w:val="0"/>
+          <w:i w:val="0"/>
+          <w:color w:val="0000FF"/>
+          <w:sz w:val="24"/>
+          <w:u w:val="single"/>
+        </w:rPr>
+        <w:hyperlink r:id="rId54" w:history="1">
+          <w:r>
+            <w:rPr>
+              <w:rStyle w:val="Hyperlink"/>
+            </w:rPr>
+            <w:t>Center</w:t>
+          </w:r>
+        </w:hyperlink>
+      </w:r>
+      <w:r>
+        <w:rPr>
+          <w:rFonts w:ascii="Charis SIL Regular" w:hAnsi="Charis SIL Regular" w:eastAsia="Charis SIL Regular"/>
+          <w:b w:val="0"/>
+          <w:i w:val="0"/>
+          <w:color w:val="0000FF"/>
+          <w:sz w:val="24"/>
+          <w:u w:val="single"/>
+        </w:rPr>
+        <w:t xml:space="preserve"> </w:t>
+      </w:r>
+      <w:r>
+        <w:rPr>
+          <w:rFonts w:ascii="Charis SIL Regular" w:hAnsi="Charis SIL Regular" w:eastAsia="Charis SIL Regular"/>
+          <w:b w:val="0"/>
+          <w:i w:val="0"/>
+          <w:color w:val="0000FF"/>
+          <w:sz w:val="24"/>
+          <w:u w:val="single"/>
+        </w:rPr>
+        <w:hyperlink r:id="rId54" w:history="1">
+          <w:r>
+            <w:rPr>
+              <w:rStyle w:val="Hyperlink"/>
+            </w:rPr>
+            <w:t xml:space="preserve">for </w:t>
+          </w:r>
+        </w:hyperlink>
+      </w:r>
+      <w:r>
+        <w:rPr>
+          <w:rFonts w:ascii="Charis SIL Regular" w:hAnsi="Charis SIL Regular" w:eastAsia="Charis SIL Regular"/>
+          <w:b w:val="0"/>
+          <w:i w:val="0"/>
+          <w:color w:val="0000FF"/>
+          <w:sz w:val="24"/>
+          <w:u w:val="single"/>
+        </w:rPr>
+        <w:hyperlink r:id="rId54" w:history="1">
+          <w:r>
+            <w:rPr>
+              <w:rStyle w:val="Hyperlink"/>
+            </w:rPr>
+            <w:t>Research</w:t>
+          </w:r>
+        </w:hyperlink>
+      </w:r>
+      <w:r>
+        <w:rPr>
+          <w:rFonts w:ascii="Charis SIL Regular" w:hAnsi="Charis SIL Regular" w:eastAsia="Charis SIL Regular"/>
+          <w:b w:val="0"/>
+          <w:i w:val="0"/>
+          <w:color w:val="0000FF"/>
+          <w:sz w:val="24"/>
+          <w:u w:val="single"/>
+        </w:rPr>
+        <w:t xml:space="preserve"> </w:t>
+      </w:r>
+      <w:r>
+        <w:rPr>
+          <w:rFonts w:ascii="Charis SIL Regular" w:hAnsi="Charis SIL Regular" w:eastAsia="Charis SIL Regular"/>
+          <w:b w:val="0"/>
+          <w:i w:val="0"/>
+          <w:color w:val="0000FF"/>
+          <w:sz w:val="24"/>
+          <w:u w:val="single"/>
+        </w:rPr>
+        <w:hyperlink r:id="rId54" w:history="1">
+          <w:r>
+            <w:rPr>
+              <w:rStyle w:val="Hyperlink"/>
+            </w:rPr>
+            <w:t>in</w:t>
+          </w:r>
+        </w:hyperlink>
+      </w:r>
+      <w:r>
+        <w:rPr>
+          <w:rFonts w:ascii="Charis SIL Regular" w:hAnsi="Charis SIL Regular" w:eastAsia="Charis SIL Regular"/>
+          <w:b w:val="0"/>
+          <w:i w:val="0"/>
+          <w:color w:val="0000FF"/>
+          <w:sz w:val="24"/>
+          <w:u w:val="single"/>
+        </w:rPr>
+        <w:t xml:space="preserve"> </w:t>
+      </w:r>
+      <w:r>
+        <w:rPr>
+          <w:rFonts w:ascii="Charis SIL Regular" w:hAnsi="Charis SIL Regular" w:eastAsia="Charis SIL Regular"/>
+          <w:b w:val="0"/>
+          <w:i w:val="0"/>
+          <w:color w:val="0000FF"/>
+          <w:sz w:val="24"/>
+          <w:u w:val="single"/>
+        </w:rPr>
+        <w:hyperlink r:id="rId54" w:history="1">
+          <w:r>
+            <w:rPr>
+              <w:rStyle w:val="Hyperlink"/>
+            </w:rPr>
+            <w:t>Black</w:t>
+          </w:r>
+        </w:hyperlink>
+      </w:r>
+      <w:r>
+        <w:rPr>
+          <w:rFonts w:ascii="Charis SIL Regular" w:hAnsi="Charis SIL Regular" w:eastAsia="Charis SIL Regular"/>
+          <w:b w:val="0"/>
+          <w:i w:val="0"/>
+          <w:color w:val="0000FF"/>
+          <w:sz w:val="24"/>
+          <w:u w:val="single"/>
+        </w:rPr>
+        <w:t xml:space="preserve"> </w:t>
+      </w:r>
+      <w:r>
+        <w:rPr>
+          <w:rFonts w:ascii="Charis SIL Regular" w:hAnsi="Charis SIL Regular" w:eastAsia="Charis SIL Regular"/>
+          <w:b w:val="0"/>
+          <w:i w:val="0"/>
+          <w:color w:val="0000FF"/>
+          <w:sz w:val="24"/>
+          <w:u w:val="single"/>
+        </w:rPr>
+        <w:hyperlink r:id="rId54" w:history="1">
+          <w:r>
+            <w:rPr>
+              <w:rStyle w:val="Hyperlink"/>
+            </w:rPr>
+            <w:t>Culture</w:t>
+          </w:r>
+        </w:hyperlink>
+      </w:r>
+      <w:r>
+        <w:rPr>
+          <w:rFonts w:ascii="Charis SIL Regular" w:hAnsi="Charis SIL Regular" w:eastAsia="Charis SIL Regular"/>
+          <w:b w:val="0"/>
+          <w:i w:val="0"/>
+          <w:color w:val="000000"/>
+          <w:sz w:val="24"/>
+        </w:rPr>
+        <w:t xml:space="preserve"> in New York; de foto's bevinden zich in </w:t>
+      </w:r>
+      <w:r>
+        <w:rPr>
+          <w:rFonts w:ascii="Charis SIL Regular" w:hAnsi="Charis SIL Regular" w:eastAsia="Charis SIL Regular"/>
+          <w:b w:val="0"/>
+          <w:i w:val="0"/>
+          <w:color w:val="0000FF"/>
+          <w:sz w:val="24"/>
+          <w:u w:val="single"/>
+        </w:rPr>
+        <w:t>Eliot Eliso</w:t>
+      </w:r>
+      <w:r>
+        <w:rPr>
+          <w:rFonts w:ascii="Charis SIL Regular" w:hAnsi="Charis SIL Regular" w:eastAsia="Charis SIL Regular"/>
+          <w:b w:val="0"/>
+          <w:i w:val="0"/>
+          <w:color w:val="0000FF"/>
+          <w:sz w:val="24"/>
+          <w:u w:val="single"/>
+        </w:rPr>
+        <w:hyperlink r:id="rId54" w:history="1">
+          <w:r>
+            <w:rPr>
+              <w:rStyle w:val="Hyperlink"/>
+            </w:rPr>
+            <w:t>fon</w:t>
+          </w:r>
+        </w:hyperlink>
+      </w:r>
+      <w:r>
+        <w:rPr>
+          <w:rFonts w:ascii="Charis SIL Regular" w:hAnsi="Charis SIL Regular" w:eastAsia="Charis SIL Regular"/>
+          <w:b w:val="0"/>
+          <w:i w:val="0"/>
+          <w:color w:val="0000FF"/>
+          <w:sz w:val="24"/>
+          <w:u w:val="single"/>
+        </w:rPr>
+        <w:t xml:space="preserve"> </w:t>
+      </w:r>
+      <w:r>
+        <w:rPr>
+          <w:rFonts w:ascii="Charis SIL Regular" w:hAnsi="Charis SIL Regular" w:eastAsia="Charis SIL Regular"/>
+          <w:b w:val="0"/>
+          <w:i w:val="0"/>
+          <w:color w:val="0000FF"/>
+          <w:sz w:val="24"/>
+          <w:u w:val="single"/>
+        </w:rPr>
+        <w:hyperlink r:id="rId54" w:history="1">
+          <w:r>
+            <w:rPr>
+              <w:rStyle w:val="Hyperlink"/>
+            </w:rPr>
+            <w:t>Ph</w:t>
+          </w:r>
+        </w:hyperlink>
+      </w:r>
+      <w:r>
+        <w:rPr>
+          <w:rFonts w:ascii="Charis SIL Regular" w:hAnsi="Charis SIL Regular" w:eastAsia="Charis SIL Regular"/>
+          <w:b w:val="0"/>
+          <w:i w:val="0"/>
+          <w:color w:val="0000FF"/>
+          <w:sz w:val="24"/>
+          <w:u w:val="single"/>
+        </w:rPr>
+        <w:hyperlink r:id="rId55" w:history="1">
+          <w:r>
+            <w:rPr>
+              <w:rStyle w:val="Hyperlink"/>
+            </w:rPr>
+            <w:t>o</w:t>
+          </w:r>
+        </w:hyperlink>
+      </w:r>
+      <w:r>
+        <w:rPr>
+          <w:rFonts w:ascii="Charis SIL Regular" w:hAnsi="Charis SIL Regular" w:eastAsia="Charis SIL Regular"/>
+          <w:b w:val="0"/>
+          <w:i w:val="0"/>
+          <w:color w:val="0000FF"/>
+          <w:sz w:val="24"/>
+          <w:u w:val="single"/>
+        </w:rPr>
+        <w:hyperlink r:id="rId54" w:history="1">
+          <w:r>
+            <w:rPr>
+              <w:rStyle w:val="Hyperlink"/>
+            </w:rPr>
+            <w:t>to</w:t>
+          </w:r>
+        </w:hyperlink>
+      </w:r>
+      <w:r>
+        <w:rPr>
+          <w:rFonts w:ascii="Charis SIL Regular" w:hAnsi="Charis SIL Regular" w:eastAsia="Charis SIL Regular"/>
+          <w:b w:val="0"/>
+          <w:i w:val="0"/>
+          <w:color w:val="0000FF"/>
+          <w:sz w:val="24"/>
+          <w:u w:val="single"/>
+        </w:rPr>
+        <w:hyperlink r:id="rId55" w:history="1">
+          <w:r>
+            <w:rPr>
+              <w:rStyle w:val="Hyperlink"/>
+            </w:rPr>
+            <w:t>g</w:t>
+          </w:r>
+        </w:hyperlink>
+      </w:r>
+      <w:r>
+        <w:rPr>
+          <w:rFonts w:ascii="Charis SIL Regular" w:hAnsi="Charis SIL Regular" w:eastAsia="Charis SIL Regular"/>
+          <w:b w:val="0"/>
+          <w:i w:val="0"/>
+          <w:color w:val="0000FF"/>
+          <w:sz w:val="24"/>
+          <w:u w:val="single"/>
+        </w:rPr>
+        <w:hyperlink r:id="rId55" w:history="1">
+          <w:r>
+            <w:rPr>
+              <w:rStyle w:val="Hyperlink"/>
+            </w:rPr>
+            <w:t xml:space="preserve">raphic </w:t>
+          </w:r>
+        </w:hyperlink>
+      </w:r>
+      <w:r>
+        <w:rPr>
+          <w:rFonts w:ascii="Charis SIL Regular" w:hAnsi="Charis SIL Regular" w:eastAsia="Charis SIL Regular"/>
+          <w:b w:val="0"/>
+          <w:i w:val="0"/>
+          <w:color w:val="0000FF"/>
+          <w:sz w:val="24"/>
+        </w:rPr>
+        <w:hyperlink r:id="rId55" w:history="1">
+          <w:r>
+            <w:rPr>
+              <w:rStyle w:val="Hyperlink"/>
+            </w:rPr>
+            <w:t>Archives,</w:t>
+          </w:r>
+        </w:hyperlink>
+      </w:r>
+      <w:r>
+        <w:rPr>
+          <w:rFonts w:ascii="Charis SIL Regular" w:hAnsi="Charis SIL Regular" w:eastAsia="Charis SIL Regular"/>
+          <w:b w:val="0"/>
+          <w:i w:val="0"/>
+          <w:color w:val="0000FF"/>
+          <w:sz w:val="24"/>
+          <w:u w:val="single"/>
+        </w:rPr>
+        <w:t xml:space="preserve"> </w:t>
+      </w:r>
+      <w:r>
+        <w:rPr>
+          <w:rFonts w:ascii="Charis SIL Regular" w:hAnsi="Charis SIL Regular" w:eastAsia="Charis SIL Regular"/>
+          <w:b w:val="0"/>
+          <w:i w:val="0"/>
+          <w:color w:val="0000FF"/>
+          <w:sz w:val="24"/>
+          <w:u w:val="single"/>
+        </w:rPr>
+        <w:hyperlink r:id="rId54" w:history="1">
+          <w:r>
+            <w:rPr>
+              <w:rStyle w:val="Hyperlink"/>
+            </w:rPr>
+            <w:t>N</w:t>
+          </w:r>
+        </w:hyperlink>
+      </w:r>
+      <w:r>
+        <w:rPr>
+          <w:rFonts w:ascii="Charis SIL Regular" w:hAnsi="Charis SIL Regular" w:eastAsia="Charis SIL Regular"/>
+          <w:b w:val="0"/>
+          <w:i w:val="0"/>
+          <w:color w:val="0000FF"/>
+          <w:sz w:val="24"/>
+          <w:u w:val="single"/>
+        </w:rPr>
+        <w:hyperlink r:id="rId54" w:history="1">
+          <w:r>
+            <w:rPr>
+              <w:rStyle w:val="Hyperlink"/>
+            </w:rPr>
+            <w:t>a</w:t>
+          </w:r>
+        </w:hyperlink>
+      </w:r>
+      <w:r>
+        <w:rPr>
+          <w:rFonts w:ascii="Charis SIL Regular" w:hAnsi="Charis SIL Regular" w:eastAsia="Charis SIL Regular"/>
+          <w:b w:val="0"/>
+          <w:i w:val="0"/>
+          <w:color w:val="0000FF"/>
+          <w:sz w:val="24"/>
+          <w:u w:val="single"/>
+        </w:rPr>
+        <w:hyperlink r:id="rId54" w:history="1">
+          <w:r>
+            <w:rPr>
+              <w:rStyle w:val="Hyperlink"/>
+            </w:rPr>
+            <w:t>tiona</w:t>
+          </w:r>
+        </w:hyperlink>
+      </w:r>
+      <w:r>
+        <w:rPr>
+          <w:rFonts w:ascii="Charis SIL Regular" w:hAnsi="Charis SIL Regular" w:eastAsia="Charis SIL Regular"/>
+          <w:b w:val="0"/>
+          <w:i w:val="0"/>
+          <w:color w:val="0000FF"/>
+          <w:sz w:val="24"/>
+          <w:u w:val="single"/>
+        </w:rPr>
+        <w:hyperlink r:id="rId54" w:history="1">
+          <w:r>
+            <w:rPr>
+              <w:rStyle w:val="Hyperlink"/>
+            </w:rPr>
+            <w:t>l</w:t>
+          </w:r>
+        </w:hyperlink>
+      </w:r>
+      <w:r>
+        <w:rPr>
+          <w:rFonts w:ascii="Charis SIL Regular" w:hAnsi="Charis SIL Regular" w:eastAsia="Charis SIL Regular"/>
+          <w:b w:val="0"/>
+          <w:i w:val="0"/>
+          <w:color w:val="0000FF"/>
+          <w:sz w:val="24"/>
+          <w:u w:val="single"/>
+        </w:rPr>
+        <w:t xml:space="preserve"> </w:t>
+      </w:r>
+      <w:r>
+        <w:rPr>
+          <w:rFonts w:ascii="Charis SIL Regular" w:hAnsi="Charis SIL Regular" w:eastAsia="Charis SIL Regular"/>
+          <w:b w:val="0"/>
+          <w:i w:val="0"/>
+          <w:color w:val="0000FF"/>
+          <w:sz w:val="24"/>
+          <w:u w:val="single"/>
+        </w:rPr>
+        <w:hyperlink r:id="rId55" w:history="1">
+          <w:r>
+            <w:rPr>
+              <w:rStyle w:val="Hyperlink"/>
+            </w:rPr>
+            <w:t>Museu</w:t>
+          </w:r>
+        </w:hyperlink>
+      </w:r>
+      <w:r>
+        <w:rPr>
+          <w:rFonts w:ascii="Charis SIL Regular" w:hAnsi="Charis SIL Regular" w:eastAsia="Charis SIL Regular"/>
+          <w:b w:val="0"/>
+          <w:i w:val="0"/>
+          <w:color w:val="0000FF"/>
+          <w:sz w:val="24"/>
+          <w:u w:val="single"/>
+        </w:rPr>
+        <w:hyperlink r:id="rId55" w:history="1">
+          <w:r>
+            <w:rPr>
+              <w:rStyle w:val="Hyperlink"/>
+            </w:rPr>
+            <w:t>m</w:t>
+          </w:r>
+        </w:hyperlink>
+      </w:r>
+      <w:r>
+        <w:rPr>
+          <w:rFonts w:ascii="Charis SIL Regular" w:hAnsi="Charis SIL Regular" w:eastAsia="Charis SIL Regular"/>
+          <w:b w:val="0"/>
+          <w:i w:val="0"/>
+          <w:color w:val="0000FF"/>
+          <w:sz w:val="24"/>
+          <w:u w:val="single"/>
+        </w:rPr>
+        <w:t xml:space="preserve"> </w:t>
+      </w:r>
+      <w:r>
+        <w:rPr>
+          <w:rFonts w:ascii="Charis SIL Regular" w:hAnsi="Charis SIL Regular" w:eastAsia="Charis SIL Regular"/>
+          <w:b w:val="0"/>
+          <w:i w:val="0"/>
+          <w:color w:val="0000FF"/>
+          <w:sz w:val="24"/>
+          <w:u w:val="single"/>
+        </w:rPr>
+        <w:hyperlink r:id="rId55" w:history="1">
+          <w:r>
+            <w:rPr>
+              <w:rStyle w:val="Hyperlink"/>
+            </w:rPr>
+            <w:t>of</w:t>
+          </w:r>
+        </w:hyperlink>
+      </w:r>
+      <w:r>
+        <w:rPr>
+          <w:rFonts w:ascii="Charis SIL Regular" w:hAnsi="Charis SIL Regular" w:eastAsia="Charis SIL Regular"/>
+          <w:b w:val="0"/>
+          <w:i w:val="0"/>
+          <w:color w:val="0000FF"/>
+          <w:sz w:val="24"/>
+          <w:u w:val="single"/>
+        </w:rPr>
+        <w:t xml:space="preserve"> </w:t>
+      </w:r>
+      <w:r>
+        <w:rPr>
+          <w:rFonts w:ascii="Charis SIL Regular" w:hAnsi="Charis SIL Regular" w:eastAsia="Charis SIL Regular"/>
+          <w:b w:val="0"/>
+          <w:i w:val="0"/>
+          <w:color w:val="0000FF"/>
+          <w:sz w:val="24"/>
+          <w:u w:val="single"/>
+        </w:rPr>
+        <w:hyperlink r:id="rId55" w:history="1">
+          <w:r>
+            <w:rPr>
+              <w:rStyle w:val="Hyperlink"/>
+            </w:rPr>
+            <w:t>African</w:t>
+          </w:r>
+        </w:hyperlink>
+      </w:r>
+      <w:r>
+        <w:rPr>
+          <w:rFonts w:ascii="Charis SIL Regular" w:hAnsi="Charis SIL Regular" w:eastAsia="Charis SIL Regular"/>
+          <w:b w:val="0"/>
+          <w:i w:val="0"/>
+          <w:color w:val="0000FF"/>
+          <w:sz w:val="24"/>
+          <w:u w:val="single"/>
+        </w:rPr>
+        <w:t xml:space="preserve"> </w:t>
+      </w:r>
+      <w:r>
+        <w:rPr>
+          <w:rFonts w:ascii="Charis SIL Regular" w:hAnsi="Charis SIL Regular" w:eastAsia="Charis SIL Regular"/>
+          <w:b w:val="0"/>
+          <w:i w:val="0"/>
+          <w:color w:val="0000FF"/>
+          <w:sz w:val="24"/>
+          <w:u w:val="single"/>
+        </w:rPr>
+        <w:hyperlink r:id="rId55" w:history="1">
+          <w:r>
+            <w:rPr>
+              <w:rStyle w:val="Hyperlink"/>
+            </w:rPr>
+            <w:t>Art</w:t>
+          </w:r>
+        </w:hyperlink>
+      </w:r>
+      <w:r>
+        <w:rPr>
+          <w:rFonts w:ascii="Charis SIL Regular" w:hAnsi="Charis SIL Regular" w:eastAsia="Charis SIL Regular"/>
+          <w:b w:val="0"/>
+          <w:i w:val="0"/>
+          <w:color w:val="000000"/>
+          <w:sz w:val="24"/>
+        </w:rPr>
+        <w:t>.</w:t>
       </w:r>
     </w:p>
     <w:p>
@@ -6776,863 +7669,6 @@
           <w:color w:val="000000"/>
           <w:sz w:val="24"/>
         </w:rPr>
-        <w:t xml:space="preserve">Het Amerikaanse antropologenechtpaar Melville J. en Frances Herskovits bezocht in 1928 en </w:t>
-      </w:r>
-      <w:r>
-        <w:rPr>
-          <w:rFonts w:ascii="Charis SIL Regular" w:hAnsi="Charis SIL Regular" w:eastAsia="Charis SIL Regular"/>
-          <w:b w:val="0"/>
-          <w:i w:val="0"/>
-          <w:color w:val="000000"/>
-          <w:sz w:val="24"/>
-        </w:rPr>
-        <w:t xml:space="preserve">1929 de Saamaka aan de bovenlopen van de Surinamerivier. Ongeveer 200 objecten die </w:t>
-      </w:r>
-      <w:r>
-        <w:rPr>
-          <w:rFonts w:ascii="Charis SIL Regular" w:hAnsi="Charis SIL Regular" w:eastAsia="Charis SIL Regular"/>
-          <w:b w:val="0"/>
-          <w:i w:val="0"/>
-          <w:color w:val="000000"/>
-          <w:sz w:val="24"/>
-        </w:rPr>
-        <w:t xml:space="preserve">tijdens dit bezoek werden verzameld werden in 1929 geschonken aan het </w:t>
-      </w:r>
-      <w:r>
-        <w:rPr>
-          <w:rFonts w:ascii="Charis SIL Italic" w:hAnsi="Charis SIL Italic" w:eastAsia="Charis SIL Italic"/>
-          <w:b w:val="0"/>
-          <w:i/>
-          <w:color w:val="000000"/>
-          <w:sz w:val="24"/>
-        </w:rPr>
-        <w:t xml:space="preserve">Museum für </w:t>
-      </w:r>
-      <w:r>
-        <w:rPr>
-          <w:rFonts w:ascii="Charis SIL Italic" w:hAnsi="Charis SIL Italic" w:eastAsia="Charis SIL Italic"/>
-          <w:b w:val="0"/>
-          <w:i/>
-          <w:color w:val="000000"/>
-          <w:sz w:val="24"/>
-        </w:rPr>
-        <w:t>Völkerkunde Hamburg</w:t>
-      </w:r>
-      <w:r>
-        <w:rPr>
-          <w:rFonts w:ascii="Charis SIL Regular" w:hAnsi="Charis SIL Regular" w:eastAsia="Charis SIL Regular"/>
-          <w:b w:val="0"/>
-          <w:i w:val="0"/>
-          <w:color w:val="000000"/>
-          <w:sz w:val="24"/>
-        </w:rPr>
-        <w:t xml:space="preserve">, het huidige </w:t>
-      </w:r>
-      <w:r>
-        <w:rPr>
-          <w:rFonts w:ascii="Charis SIL Italic" w:hAnsi="Charis SIL Italic" w:eastAsia="Charis SIL Italic"/>
-          <w:b w:val="0"/>
-          <w:i/>
-          <w:color w:val="000000"/>
-          <w:sz w:val="24"/>
-        </w:rPr>
-        <w:t>Museum am Rothenbaum – Kulturen und Künste der Welt</w:t>
-      </w:r>
-      <w:r>
-        <w:rPr>
-          <w:rFonts w:ascii="Charis SIL Regular" w:hAnsi="Charis SIL Regular" w:eastAsia="Charis SIL Regular"/>
-          <w:b w:val="0"/>
-          <w:i w:val="0"/>
-          <w:color w:val="000000"/>
-          <w:sz w:val="24"/>
-        </w:rPr>
-        <w:t xml:space="preserve">, </w:t>
-      </w:r>
-      <w:r>
-        <w:rPr>
-          <w:rFonts w:ascii="Charis SIL Regular" w:hAnsi="Charis SIL Regular" w:eastAsia="Charis SIL Regular"/>
-          <w:b w:val="0"/>
-          <w:i w:val="0"/>
-          <w:color w:val="000000"/>
-          <w:sz w:val="24"/>
-        </w:rPr>
-        <w:t xml:space="preserve">waar de collectie het </w:t>
-      </w:r>
-      <w:r>
-        <w:rPr>
-          <w:rFonts w:ascii="Charis SIL Regular" w:hAnsi="Charis SIL Regular" w:eastAsia="Charis SIL Regular"/>
-          <w:b w:val="0"/>
-          <w:i w:val="0"/>
-          <w:color w:val="0000FF"/>
-          <w:sz w:val="24"/>
-          <w:u w:val="single"/>
-        </w:rPr>
-        <w:hyperlink r:id="rId53" w:history="1">
-          <w:r>
-            <w:rPr>
-              <w:rStyle w:val="Hyperlink"/>
-            </w:rPr>
-            <w:t>serienummer</w:t>
-          </w:r>
-        </w:hyperlink>
-      </w:r>
-      <w:r>
-        <w:rPr>
-          <w:rFonts w:ascii="Charis SIL Regular" w:hAnsi="Charis SIL Regular" w:eastAsia="Charis SIL Regular"/>
-          <w:b w:val="0"/>
-          <w:i w:val="0"/>
-          <w:color w:val="0000FF"/>
-          <w:sz w:val="24"/>
-          <w:u w:val="single"/>
-        </w:rPr>
-        <w:t xml:space="preserve"> </w:t>
-      </w:r>
-      <w:r>
-        <w:rPr>
-          <w:rFonts w:ascii="Charis SIL Regular" w:hAnsi="Charis SIL Regular" w:eastAsia="Charis SIL Regular"/>
-          <w:b w:val="0"/>
-          <w:i w:val="0"/>
-          <w:color w:val="0000FF"/>
-          <w:sz w:val="24"/>
-          <w:u w:val="single"/>
-        </w:rPr>
-        <w:hyperlink r:id="rId53" w:history="1">
-          <w:r>
-            <w:rPr>
-              <w:rStyle w:val="Hyperlink"/>
-            </w:rPr>
-            <w:t>30.51</w:t>
-          </w:r>
-        </w:hyperlink>
-      </w:r>
-      <w:r>
-        <w:rPr>
-          <w:rFonts w:ascii="Charis SIL Regular" w:hAnsi="Charis SIL Regular" w:eastAsia="Charis SIL Regular"/>
-          <w:b w:val="0"/>
-          <w:i w:val="0"/>
-          <w:color w:val="000000"/>
-          <w:sz w:val="24"/>
-        </w:rPr>
-        <w:t xml:space="preserve"> heeft gekregen. De persoonlijke? collectie die ze bij </w:t>
-      </w:r>
-      <w:r>
-        <w:rPr>
-          <w:rFonts w:ascii="Charis SIL Regular" w:hAnsi="Charis SIL Regular" w:eastAsia="Charis SIL Regular"/>
-          <w:b w:val="0"/>
-          <w:i w:val="0"/>
-          <w:color w:val="000000"/>
-          <w:sz w:val="24"/>
-        </w:rPr>
-        <w:t>de bezoeken aanlegde</w:t>
-      </w:r>
-      <w:r>
-        <w:rPr>
-          <w:u w:val="single" w:color="0000ff"/>
-          <w:rFonts w:ascii="Charis SIL Regular" w:hAnsi="Charis SIL Regular" w:eastAsia="Charis SIL Regular"/>
-          <w:b w:val="0"/>
-          <w:i w:val="0"/>
-          <w:color w:val="000000"/>
-          <w:sz w:val="24"/>
-        </w:rPr>
-        <w:hyperlink r:id="rId53" w:history="1">
-          <w:r>
-            <w:rPr>
-              <w:rStyle w:val="Hyperlink"/>
-            </w:rPr>
-            <w:t>n werd gedo</w:t>
-          </w:r>
-        </w:hyperlink>
-      </w:r>
-      <w:r>
-        <w:rPr>
-          <w:u w:val="single" w:color="0000ff"/>
-          <w:rFonts w:ascii="Charis SIL Regular" w:hAnsi="Charis SIL Regular" w:eastAsia="Charis SIL Regular"/>
-          <w:b w:val="0"/>
-          <w:i w:val="0"/>
-          <w:color w:val="000000"/>
-          <w:sz w:val="24"/>
-        </w:rPr>
-        <w:hyperlink r:id="rId53" w:history="1">
-          <w:r>
-            <w:rPr>
-              <w:rStyle w:val="Hyperlink"/>
-            </w:rPr>
-            <w:t>n</w:t>
-          </w:r>
-        </w:hyperlink>
-      </w:r>
-      <w:r>
-        <w:rPr>
-          <w:u w:val="single" w:color="0000ff"/>
-          <w:rFonts w:ascii="Charis SIL Regular" w:hAnsi="Charis SIL Regular" w:eastAsia="Charis SIL Regular"/>
-          <w:b w:val="0"/>
-          <w:i w:val="0"/>
-          <w:color w:val="000000"/>
-          <w:sz w:val="24"/>
-        </w:rPr>
-        <w:hyperlink r:id="rId53" w:history="1">
-          <w:r>
-            <w:rPr>
-              <w:rStyle w:val="Hyperlink"/>
-            </w:rPr>
-            <w:t xml:space="preserve">eerd </w:t>
-          </w:r>
-        </w:hyperlink>
-      </w:r>
-      <w:r>
-        <w:rPr>
-          <w:rFonts w:ascii="Charis SIL Regular" w:hAnsi="Charis SIL Regular" w:eastAsia="Charis SIL Regular"/>
-          <w:b w:val="0"/>
-          <w:i w:val="0"/>
-          <w:color w:val="000000"/>
-          <w:sz w:val="24"/>
-        </w:rPr>
-        <w:t xml:space="preserve">aan het Field Museum of Chicago, maar bevinden </w:t>
-      </w:r>
-      <w:r>
-        <w:rPr>
-          <w:rFonts w:ascii="Charis SIL Regular" w:hAnsi="Charis SIL Regular" w:eastAsia="Charis SIL Regular"/>
-          <w:b w:val="0"/>
-          <w:i w:val="0"/>
-          <w:color w:val="000000"/>
-          <w:sz w:val="24"/>
-        </w:rPr>
-        <w:t xml:space="preserve">zich nu in het </w:t>
-      </w:r>
-      <w:r>
-        <w:rPr>
-          <w:rFonts w:ascii="Charis SIL Regular" w:hAnsi="Charis SIL Regular" w:eastAsia="Charis SIL Regular"/>
-          <w:b w:val="0"/>
-          <w:i w:val="0"/>
-          <w:color w:val="0000FF"/>
-          <w:sz w:val="24"/>
-          <w:u w:val="single"/>
-        </w:rPr>
-        <w:hyperlink r:id="rId54" w:history="1">
-          <w:r>
-            <w:rPr>
-              <w:rStyle w:val="Hyperlink"/>
-            </w:rPr>
-            <w:t>Schomburg</w:t>
-          </w:r>
-        </w:hyperlink>
-      </w:r>
-      <w:r>
-        <w:rPr>
-          <w:rFonts w:ascii="Charis SIL Regular" w:hAnsi="Charis SIL Regular" w:eastAsia="Charis SIL Regular"/>
-          <w:b w:val="0"/>
-          <w:i w:val="0"/>
-          <w:color w:val="0000FF"/>
-          <w:sz w:val="24"/>
-          <w:u w:val="single"/>
-        </w:rPr>
-        <w:t xml:space="preserve"> </w:t>
-      </w:r>
-      <w:r>
-        <w:rPr>
-          <w:rFonts w:ascii="Charis SIL Regular" w:hAnsi="Charis SIL Regular" w:eastAsia="Charis SIL Regular"/>
-          <w:b w:val="0"/>
-          <w:i w:val="0"/>
-          <w:color w:val="0000FF"/>
-          <w:sz w:val="24"/>
-          <w:u w:val="single"/>
-        </w:rPr>
-        <w:hyperlink r:id="rId54" w:history="1">
-          <w:r>
-            <w:rPr>
-              <w:rStyle w:val="Hyperlink"/>
-            </w:rPr>
-            <w:t>Center</w:t>
-          </w:r>
-        </w:hyperlink>
-      </w:r>
-      <w:r>
-        <w:rPr>
-          <w:rFonts w:ascii="Charis SIL Regular" w:hAnsi="Charis SIL Regular" w:eastAsia="Charis SIL Regular"/>
-          <w:b w:val="0"/>
-          <w:i w:val="0"/>
-          <w:color w:val="0000FF"/>
-          <w:sz w:val="24"/>
-          <w:u w:val="single"/>
-        </w:rPr>
-        <w:t xml:space="preserve"> </w:t>
-      </w:r>
-      <w:r>
-        <w:rPr>
-          <w:rFonts w:ascii="Charis SIL Regular" w:hAnsi="Charis SIL Regular" w:eastAsia="Charis SIL Regular"/>
-          <w:b w:val="0"/>
-          <w:i w:val="0"/>
-          <w:color w:val="0000FF"/>
-          <w:sz w:val="24"/>
-          <w:u w:val="single"/>
-        </w:rPr>
-        <w:hyperlink r:id="rId54" w:history="1">
-          <w:r>
-            <w:rPr>
-              <w:rStyle w:val="Hyperlink"/>
-            </w:rPr>
-            <w:t>for</w:t>
-          </w:r>
-        </w:hyperlink>
-      </w:r>
-      <w:r>
-        <w:rPr>
-          <w:rFonts w:ascii="Charis SIL Regular" w:hAnsi="Charis SIL Regular" w:eastAsia="Charis SIL Regular"/>
-          <w:b w:val="0"/>
-          <w:i w:val="0"/>
-          <w:color w:val="0000FF"/>
-          <w:sz w:val="24"/>
-          <w:u w:val="single"/>
-        </w:rPr>
-        <w:t xml:space="preserve"> </w:t>
-      </w:r>
-      <w:r>
-        <w:rPr>
-          <w:rFonts w:ascii="Charis SIL Regular" w:hAnsi="Charis SIL Regular" w:eastAsia="Charis SIL Regular"/>
-          <w:b w:val="0"/>
-          <w:i w:val="0"/>
-          <w:color w:val="0000FF"/>
-          <w:sz w:val="24"/>
-          <w:u w:val="single"/>
-        </w:rPr>
-        <w:hyperlink r:id="rId54" w:history="1">
-          <w:r>
-            <w:rPr>
-              <w:rStyle w:val="Hyperlink"/>
-            </w:rPr>
-            <w:t>Research</w:t>
-          </w:r>
-        </w:hyperlink>
-      </w:r>
-      <w:r>
-        <w:rPr>
-          <w:rFonts w:ascii="Charis SIL Regular" w:hAnsi="Charis SIL Regular" w:eastAsia="Charis SIL Regular"/>
-          <w:b w:val="0"/>
-          <w:i w:val="0"/>
-          <w:color w:val="0000FF"/>
-          <w:sz w:val="24"/>
-          <w:u w:val="single"/>
-        </w:rPr>
-        <w:t xml:space="preserve"> </w:t>
-      </w:r>
-      <w:r>
-        <w:rPr>
-          <w:rFonts w:ascii="Charis SIL Regular" w:hAnsi="Charis SIL Regular" w:eastAsia="Charis SIL Regular"/>
-          <w:b w:val="0"/>
-          <w:i w:val="0"/>
-          <w:color w:val="0000FF"/>
-          <w:sz w:val="24"/>
-          <w:u w:val="single"/>
-        </w:rPr>
-        <w:hyperlink r:id="rId54" w:history="1">
-          <w:r>
-            <w:rPr>
-              <w:rStyle w:val="Hyperlink"/>
-            </w:rPr>
-            <w:t>in</w:t>
-          </w:r>
-        </w:hyperlink>
-      </w:r>
-      <w:r>
-        <w:rPr>
-          <w:rFonts w:ascii="Charis SIL Regular" w:hAnsi="Charis SIL Regular" w:eastAsia="Charis SIL Regular"/>
-          <w:b w:val="0"/>
-          <w:i w:val="0"/>
-          <w:color w:val="0000FF"/>
-          <w:sz w:val="24"/>
-          <w:u w:val="single"/>
-        </w:rPr>
-        <w:t xml:space="preserve"> </w:t>
-      </w:r>
-      <w:r>
-        <w:rPr>
-          <w:rFonts w:ascii="Charis SIL Regular" w:hAnsi="Charis SIL Regular" w:eastAsia="Charis SIL Regular"/>
-          <w:b w:val="0"/>
-          <w:i w:val="0"/>
-          <w:color w:val="0000FF"/>
-          <w:sz w:val="24"/>
-          <w:u w:val="single"/>
-        </w:rPr>
-        <w:hyperlink r:id="rId54" w:history="1">
-          <w:r>
-            <w:rPr>
-              <w:rStyle w:val="Hyperlink"/>
-            </w:rPr>
-            <w:t>Black</w:t>
-          </w:r>
-        </w:hyperlink>
-      </w:r>
-      <w:r>
-        <w:rPr>
-          <w:rFonts w:ascii="Charis SIL Regular" w:hAnsi="Charis SIL Regular" w:eastAsia="Charis SIL Regular"/>
-          <w:b w:val="0"/>
-          <w:i w:val="0"/>
-          <w:color w:val="0000FF"/>
-          <w:sz w:val="24"/>
-          <w:u w:val="single"/>
-        </w:rPr>
-        <w:t xml:space="preserve"> </w:t>
-      </w:r>
-      <w:r>
-        <w:rPr>
-          <w:rFonts w:ascii="Charis SIL Regular" w:hAnsi="Charis SIL Regular" w:eastAsia="Charis SIL Regular"/>
-          <w:b w:val="0"/>
-          <w:i w:val="0"/>
-          <w:color w:val="0000FF"/>
-          <w:sz w:val="24"/>
-          <w:u w:val="single"/>
-        </w:rPr>
-        <w:hyperlink r:id="rId54" w:history="1">
-          <w:r>
-            <w:rPr>
-              <w:rStyle w:val="Hyperlink"/>
-            </w:rPr>
-            <w:t>Culture</w:t>
-          </w:r>
-        </w:hyperlink>
-      </w:r>
-      <w:r>
-        <w:rPr>
-          <w:rFonts w:ascii="Charis SIL Regular" w:hAnsi="Charis SIL Regular" w:eastAsia="Charis SIL Regular"/>
-          <w:b w:val="0"/>
-          <w:i w:val="0"/>
-          <w:color w:val="000000"/>
-          <w:sz w:val="24"/>
-        </w:rPr>
-        <w:t xml:space="preserve"> in New York; de foto's </w:t>
-      </w:r>
-      <w:r>
-        <w:rPr>
-          <w:rFonts w:ascii="Charis SIL Regular" w:hAnsi="Charis SIL Regular" w:eastAsia="Charis SIL Regular"/>
-          <w:b w:val="0"/>
-          <w:i w:val="0"/>
-          <w:color w:val="000000"/>
-          <w:sz w:val="24"/>
-        </w:rPr>
-        <w:t xml:space="preserve">bevinden zich in </w:t>
-      </w:r>
-      <w:r>
-        <w:rPr>
-          <w:rFonts w:ascii="Charis SIL Regular" w:hAnsi="Charis SIL Regular" w:eastAsia="Charis SIL Regular"/>
-          <w:b w:val="0"/>
-          <w:i w:val="0"/>
-          <w:color w:val="0000FF"/>
-          <w:sz w:val="24"/>
-          <w:u w:val="single"/>
-        </w:rPr>
-        <w:hyperlink r:id="rId55" w:history="1">
-          <w:r>
-            <w:rPr>
-              <w:rStyle w:val="Hyperlink"/>
-            </w:rPr>
-            <w:t>Eliot</w:t>
-          </w:r>
-        </w:hyperlink>
-      </w:r>
-      <w:r>
-        <w:rPr>
-          <w:rFonts w:ascii="Charis SIL Regular" w:hAnsi="Charis SIL Regular" w:eastAsia="Charis SIL Regular"/>
-          <w:b w:val="0"/>
-          <w:i w:val="0"/>
-          <w:color w:val="0000FF"/>
-          <w:sz w:val="24"/>
-          <w:u w:val="single"/>
-        </w:rPr>
-        <w:t xml:space="preserve"> </w:t>
-      </w:r>
-      <w:r>
-        <w:rPr>
-          <w:rFonts w:ascii="Charis SIL Regular" w:hAnsi="Charis SIL Regular" w:eastAsia="Charis SIL Regular"/>
-          <w:b w:val="0"/>
-          <w:i w:val="0"/>
-          <w:color w:val="0000FF"/>
-          <w:sz w:val="24"/>
-          <w:u w:val="single"/>
-        </w:rPr>
-        <w:hyperlink r:id="rId55" w:history="1">
-          <w:r>
-            <w:rPr>
-              <w:rStyle w:val="Hyperlink"/>
-            </w:rPr>
-            <w:t>Elis</w:t>
-          </w:r>
-        </w:hyperlink>
-      </w:r>
-      <w:r>
-        <w:rPr>
-          <w:rFonts w:ascii="Charis SIL Regular" w:hAnsi="Charis SIL Regular" w:eastAsia="Charis SIL Regular"/>
-          <w:b w:val="0"/>
-          <w:i w:val="0"/>
-          <w:color w:val="0000FF"/>
-          <w:sz w:val="24"/>
-          <w:u w:val="single"/>
-        </w:rPr>
-        <w:hyperlink r:id="rId55" w:history="1">
-          <w:r>
-            <w:rPr>
-              <w:rStyle w:val="Hyperlink"/>
-            </w:rPr>
-            <w:t>ofon</w:t>
-          </w:r>
-        </w:hyperlink>
-      </w:r>
-      <w:r>
-        <w:rPr>
-          <w:rFonts w:ascii="Charis SIL Regular" w:hAnsi="Charis SIL Regular" w:eastAsia="Charis SIL Regular"/>
-          <w:b w:val="0"/>
-          <w:i w:val="0"/>
-          <w:color w:val="0000FF"/>
-          <w:sz w:val="24"/>
-          <w:u w:val="single"/>
-        </w:rPr>
-        <w:t xml:space="preserve"> </w:t>
-      </w:r>
-      <w:r>
-        <w:rPr>
-          <w:rFonts w:ascii="Charis SIL Regular" w:hAnsi="Charis SIL Regular" w:eastAsia="Charis SIL Regular"/>
-          <w:b w:val="0"/>
-          <w:i w:val="0"/>
-          <w:color w:val="0000FF"/>
-          <w:sz w:val="24"/>
-          <w:u w:val="single"/>
-        </w:rPr>
-        <w:hyperlink r:id="rId55" w:history="1">
-          <w:r>
-            <w:rPr>
-              <w:rStyle w:val="Hyperlink"/>
-            </w:rPr>
-            <w:t>P</w:t>
-          </w:r>
-        </w:hyperlink>
-      </w:r>
-      <w:r>
-        <w:rPr>
-          <w:rFonts w:ascii="Charis SIL Regular" w:hAnsi="Charis SIL Regular" w:eastAsia="Charis SIL Regular"/>
-          <w:b w:val="0"/>
-          <w:i w:val="0"/>
-          <w:color w:val="0000FF"/>
-          <w:sz w:val="24"/>
-          <w:u w:val="single"/>
-        </w:rPr>
-        <w:hyperlink r:id="rId54" w:history="1">
-          <w:r>
-            <w:rPr>
-              <w:rStyle w:val="Hyperlink"/>
-            </w:rPr>
-            <w:t>h</w:t>
-          </w:r>
-        </w:hyperlink>
-      </w:r>
-      <w:r>
-        <w:rPr>
-          <w:rFonts w:ascii="Charis SIL Regular" w:hAnsi="Charis SIL Regular" w:eastAsia="Charis SIL Regular"/>
-          <w:b w:val="0"/>
-          <w:i w:val="0"/>
-          <w:color w:val="0000FF"/>
-          <w:sz w:val="24"/>
-          <w:u w:val="single"/>
-        </w:rPr>
-        <w:hyperlink r:id="rId54" w:history="1">
-          <w:r>
-            <w:rPr>
-              <w:rStyle w:val="Hyperlink"/>
-            </w:rPr>
-            <w:t>oto</w:t>
-          </w:r>
-        </w:hyperlink>
-      </w:r>
-      <w:r>
-        <w:rPr>
-          <w:rFonts w:ascii="Charis SIL Regular" w:hAnsi="Charis SIL Regular" w:eastAsia="Charis SIL Regular"/>
-          <w:b w:val="0"/>
-          <w:i w:val="0"/>
-          <w:color w:val="0000FF"/>
-          <w:sz w:val="24"/>
-          <w:u w:val="single"/>
-        </w:rPr>
-        <w:hyperlink r:id="rId54" w:history="1">
-          <w:r>
-            <w:rPr>
-              <w:rStyle w:val="Hyperlink"/>
-            </w:rPr>
-            <w:t>graphic</w:t>
-          </w:r>
-        </w:hyperlink>
-      </w:r>
-      <w:r>
-        <w:rPr>
-          <w:rFonts w:ascii="Charis SIL Regular" w:hAnsi="Charis SIL Regular" w:eastAsia="Charis SIL Regular"/>
-          <w:b w:val="0"/>
-          <w:i w:val="0"/>
-          <w:color w:val="0000FF"/>
-          <w:sz w:val="24"/>
-          <w:u w:val="single"/>
-        </w:rPr>
-        <w:t xml:space="preserve"> </w:t>
-      </w:r>
-      <w:r>
-        <w:rPr>
-          <w:rFonts w:ascii="Charis SIL Regular" w:hAnsi="Charis SIL Regular" w:eastAsia="Charis SIL Regular"/>
-          <w:b w:val="0"/>
-          <w:i w:val="0"/>
-          <w:color w:val="0000FF"/>
-          <w:sz w:val="24"/>
-          <w:u w:val="single"/>
-        </w:rPr>
-        <w:hyperlink r:id="rId54" w:history="1">
-          <w:r>
-            <w:rPr>
-              <w:rStyle w:val="Hyperlink"/>
-            </w:rPr>
-            <w:t>A</w:t>
-          </w:r>
-        </w:hyperlink>
-      </w:r>
-      <w:r>
-        <w:rPr>
-          <w:rFonts w:ascii="Charis SIL Regular" w:hAnsi="Charis SIL Regular" w:eastAsia="Charis SIL Regular"/>
-          <w:b w:val="0"/>
-          <w:i w:val="0"/>
-          <w:color w:val="0000FF"/>
-          <w:sz w:val="24"/>
-          <w:u w:val="single"/>
-        </w:rPr>
-        <w:hyperlink r:id="rId55" w:history="1">
-          <w:r>
-            <w:rPr>
-              <w:rStyle w:val="Hyperlink"/>
-            </w:rPr>
-            <w:t>rc</w:t>
-          </w:r>
-        </w:hyperlink>
-      </w:r>
-      <w:r>
-        <w:rPr>
-          <w:rFonts w:ascii="Charis SIL Regular" w:hAnsi="Charis SIL Regular" w:eastAsia="Charis SIL Regular"/>
-          <w:b w:val="0"/>
-          <w:i w:val="0"/>
-          <w:color w:val="0000FF"/>
-          <w:sz w:val="24"/>
-          <w:u w:val="single"/>
-        </w:rPr>
-        <w:hyperlink r:id="rId55" w:history="1">
-          <w:r>
-            <w:rPr>
-              <w:rStyle w:val="Hyperlink"/>
-            </w:rPr>
-            <w:t>h</w:t>
-          </w:r>
-        </w:hyperlink>
-      </w:r>
-      <w:r>
-        <w:rPr>
-          <w:rFonts w:ascii="Charis SIL Regular" w:hAnsi="Charis SIL Regular" w:eastAsia="Charis SIL Regular"/>
-          <w:b w:val="0"/>
-          <w:i w:val="0"/>
-          <w:color w:val="0000FF"/>
-          <w:sz w:val="24"/>
-          <w:u w:val="single"/>
-        </w:rPr>
-        <w:hyperlink r:id="rId55" w:history="1">
-          <w:r>
-            <w:rPr>
-              <w:rStyle w:val="Hyperlink"/>
-            </w:rPr>
-            <w:t>ives,</w:t>
-          </w:r>
-        </w:hyperlink>
-      </w:r>
-      <w:r>
-        <w:rPr>
-          <w:rFonts w:ascii="Charis SIL Regular" w:hAnsi="Charis SIL Regular" w:eastAsia="Charis SIL Regular"/>
-          <w:b w:val="0"/>
-          <w:i w:val="0"/>
-          <w:color w:val="0000FF"/>
-          <w:sz w:val="24"/>
-          <w:u w:val="single"/>
-        </w:rPr>
-        <w:t xml:space="preserve"> </w:t>
-      </w:r>
-      <w:r>
-        <w:rPr>
-          <w:rFonts w:ascii="Charis SIL Regular" w:hAnsi="Charis SIL Regular" w:eastAsia="Charis SIL Regular"/>
-          <w:b w:val="0"/>
-          <w:i w:val="0"/>
-          <w:color w:val="0000FF"/>
-          <w:sz w:val="24"/>
-          <w:u w:val="single"/>
-        </w:rPr>
-        <w:hyperlink r:id="rId54" w:history="1">
-          <w:r>
-            <w:rPr>
-              <w:rStyle w:val="Hyperlink"/>
-            </w:rPr>
-            <w:t>Nationa</w:t>
-          </w:r>
-        </w:hyperlink>
-      </w:r>
-      <w:r>
-        <w:rPr>
-          <w:rFonts w:ascii="Charis SIL Regular" w:hAnsi="Charis SIL Regular" w:eastAsia="Charis SIL Regular"/>
-          <w:b w:val="0"/>
-          <w:i w:val="0"/>
-          <w:color w:val="0000FF"/>
-          <w:sz w:val="24"/>
-          <w:u w:val="single"/>
-        </w:rPr>
-        <w:hyperlink r:id="rId55" w:history="1">
-          <w:r>
-            <w:rPr>
-              <w:rStyle w:val="Hyperlink"/>
-            </w:rPr>
-            <w:t>l</w:t>
-          </w:r>
-        </w:hyperlink>
-      </w:r>
-      <w:r>
-        <w:rPr>
-          <w:rFonts w:ascii="Charis SIL Regular" w:hAnsi="Charis SIL Regular" w:eastAsia="Charis SIL Regular"/>
-          <w:b w:val="0"/>
-          <w:i w:val="0"/>
-          <w:color w:val="0000FF"/>
-          <w:sz w:val="24"/>
-          <w:u w:val="single"/>
-        </w:rPr>
-        <w:t xml:space="preserve"> </w:t>
-      </w:r>
-      <w:r>
-        <w:rPr>
-          <w:rFonts w:ascii="Charis SIL Regular" w:hAnsi="Charis SIL Regular" w:eastAsia="Charis SIL Regular"/>
-          <w:b w:val="0"/>
-          <w:i w:val="0"/>
-          <w:color w:val="0000FF"/>
-          <w:sz w:val="24"/>
-          <w:u w:val="single"/>
-        </w:rPr>
-        <w:hyperlink r:id="rId55" w:history="1">
-          <w:r>
-            <w:rPr>
-              <w:rStyle w:val="Hyperlink"/>
-            </w:rPr>
-            <w:t>Museum</w:t>
-          </w:r>
-        </w:hyperlink>
-      </w:r>
-      <w:r>
-        <w:rPr>
-          <w:rFonts w:ascii="Charis SIL Regular" w:hAnsi="Charis SIL Regular" w:eastAsia="Charis SIL Regular"/>
-          <w:b w:val="0"/>
-          <w:i w:val="0"/>
-          <w:color w:val="0000FF"/>
-          <w:sz w:val="24"/>
-          <w:u w:val="single"/>
-        </w:rPr>
-        <w:t xml:space="preserve"> </w:t>
-      </w:r>
-      <w:r>
-        <w:rPr>
-          <w:rFonts w:ascii="Charis SIL Regular" w:hAnsi="Charis SIL Regular" w:eastAsia="Charis SIL Regular"/>
-          <w:b w:val="0"/>
-          <w:i w:val="0"/>
-          <w:color w:val="0000FF"/>
-          <w:sz w:val="24"/>
-          <w:u w:val="single"/>
-        </w:rPr>
-        <w:hyperlink r:id="rId55" w:history="1">
-          <w:r>
-            <w:rPr>
-              <w:rStyle w:val="Hyperlink"/>
-            </w:rPr>
-            <w:t>of</w:t>
-          </w:r>
-        </w:hyperlink>
-      </w:r>
-      <w:r>
-        <w:rPr>
-          <w:rFonts w:ascii="Charis SIL Regular" w:hAnsi="Charis SIL Regular" w:eastAsia="Charis SIL Regular"/>
-          <w:b w:val="0"/>
-          <w:i w:val="0"/>
-          <w:color w:val="0000FF"/>
-          <w:sz w:val="24"/>
-          <w:u w:val="single"/>
-        </w:rPr>
-        <w:t xml:space="preserve"> </w:t>
-      </w:r>
-      <w:r>
-        <w:rPr>
-          <w:rFonts w:ascii="Charis SIL Regular" w:hAnsi="Charis SIL Regular" w:eastAsia="Charis SIL Regular"/>
-          <w:b w:val="0"/>
-          <w:i w:val="0"/>
-          <w:color w:val="0000FF"/>
-          <w:sz w:val="24"/>
-          <w:u w:val="single"/>
-        </w:rPr>
-        <w:hyperlink r:id="rId55" w:history="1">
-          <w:r>
-            <w:rPr>
-              <w:rStyle w:val="Hyperlink"/>
-            </w:rPr>
-            <w:t>African</w:t>
-          </w:r>
-        </w:hyperlink>
-      </w:r>
-      <w:r>
-        <w:rPr>
-          <w:rFonts w:ascii="Charis SIL Regular" w:hAnsi="Charis SIL Regular" w:eastAsia="Charis SIL Regular"/>
-          <w:b w:val="0"/>
-          <w:i w:val="0"/>
-          <w:color w:val="0000FF"/>
-          <w:sz w:val="24"/>
-          <w:u w:val="single"/>
-        </w:rPr>
-        <w:t xml:space="preserve"> </w:t>
-      </w:r>
-      <w:r>
-        <w:rPr>
-          <w:rFonts w:ascii="Charis SIL Regular" w:hAnsi="Charis SIL Regular" w:eastAsia="Charis SIL Regular"/>
-          <w:b w:val="0"/>
-          <w:i w:val="0"/>
-          <w:color w:val="0000FF"/>
-          <w:sz w:val="24"/>
-          <w:u w:val="single"/>
-        </w:rPr>
-        <w:hyperlink r:id="rId55" w:history="1">
-          <w:r>
-            <w:rPr>
-              <w:rStyle w:val="Hyperlink"/>
-            </w:rPr>
-            <w:t>Art</w:t>
-          </w:r>
-        </w:hyperlink>
-      </w:r>
-      <w:r>
-        <w:rPr>
-          <w:rFonts w:ascii="Charis SIL Regular" w:hAnsi="Charis SIL Regular" w:eastAsia="Charis SIL Regular"/>
-          <w:b w:val="0"/>
-          <w:i w:val="0"/>
-          <w:color w:val="000000"/>
-          <w:sz w:val="24"/>
-        </w:rPr>
-        <w:t>.</w:t>
-      </w:r>
-    </w:p>
-    <w:p>
-      <w:pPr>
-        <w:autoSpaceDN w:val="0"/>
-        <w:autoSpaceDE w:val="0"/>
-        <w:widowControl/>
-        <w:spacing w:line="288" w:lineRule="exact" w:before="240" w:after="0"/>
-        <w:ind w:left="10" w:right="0" w:firstLine="0"/>
-        <w:jc w:val="left"/>
-      </w:pPr>
-      <w:r>
-        <w:rPr>
-          <w:rFonts w:ascii="Charis SIL Regular" w:hAnsi="Charis SIL Regular" w:eastAsia="Charis SIL Regular"/>
-          <w:b w:val="0"/>
-          <w:i w:val="0"/>
-          <w:color w:val="000000"/>
-          <w:sz w:val="24"/>
-        </w:rPr>
         <w:t xml:space="preserve">In 1927, 1928 en 1930 </w:t>
       </w:r>
       <w:r>
@@ -8265,14 +8301,24 @@
           <w:color w:val="000000"/>
           <w:sz w:val="24"/>
         </w:rPr>
-        <w:t>Record/ConX/AlphaSortConX,/Record/ConXother/AlphaSort","fieldLabel":"","searchValues":</w:t>
+        <w:t xml:space="preserve">Record/ConX/AlphaSortConX,/Record/ConXother/AlphaSort","fieldLabel":"","searchValues": </w:t>
+      </w:r>
+      <w:r>
+        <w:rPr>
+          <w:rFonts w:ascii="Charis SIL Regular" w:hAnsi="Charis SIL Regular" w:eastAsia="Charis SIL Regular"/>
+          <w:b w:val="0"/>
+          <w:i w:val="0"/>
+          <w:color w:val="000000"/>
+          <w:sz w:val="24"/>
+        </w:rPr>
+        <w:t>["[Sangnier, Paul]"],"description":"Personne(s) : Sangnier, Paul"}]}) eveneens in 1938 bij de</w:t>
       </w:r>
     </w:p>
     <w:p>
       <w:pPr>
         <w:sectPr>
           <w:pgSz w:w="11900" w:h="16840"/>
-          <w:pgMar w:top="324" w:right="954" w:bottom="498" w:left="950" w:header="720" w:footer="720" w:gutter="0"/>
+          <w:pgMar w:top="324" w:right="944" w:bottom="472" w:left="950" w:header="720" w:footer="720" w:gutter="0"/>
           <w:cols/>
           <w:docGrid w:linePitch="360"/>
         </w:sectPr>
@@ -8292,20 +8338,10 @@
         <w:autoSpaceDN w:val="0"/>
         <w:autoSpaceDE w:val="0"/>
         <w:widowControl/>
-        <w:spacing w:line="288" w:lineRule="exact" w:before="64" w:after="0"/>
-        <w:ind w:left="10" w:right="144" w:firstLine="0"/>
+        <w:spacing w:line="352" w:lineRule="exact" w:before="0" w:after="0"/>
+        <w:ind w:left="10" w:right="0" w:firstLine="0"/>
         <w:jc w:val="left"/>
       </w:pPr>
-      <w:r>
-        <w:rPr>
-          <w:rFonts w:ascii="Charis SIL Regular" w:hAnsi="Charis SIL Regular" w:eastAsia="Charis SIL Regular"/>
-          <w:b w:val="0"/>
-          <w:i w:val="0"/>
-          <w:color w:val="000000"/>
-          <w:sz w:val="24"/>
-        </w:rPr>
-        <w:t xml:space="preserve">["[Sangnier, Paul]"],"description":"Personne(s) : Sangnier, Paul"}]}) eveneens in 1938 bij de </w:t>
-      </w:r>
       <w:r>
         <w:rPr>
           <w:rFonts w:ascii="Charis SIL Regular" w:hAnsi="Charis SIL Regular" w:eastAsia="Charis SIL Regular"/>
@@ -9395,10 +9431,20 @@
         <w:autoSpaceDN w:val="0"/>
         <w:autoSpaceDE w:val="0"/>
         <w:widowControl/>
-        <w:spacing w:line="352" w:lineRule="exact" w:before="0" w:after="0"/>
-        <w:ind w:left="398" w:right="0" w:firstLine="0"/>
+        <w:spacing w:line="288" w:lineRule="exact" w:before="64" w:after="0"/>
+        <w:ind w:left="398" w:right="2016" w:firstLine="0"/>
         <w:jc w:val="left"/>
       </w:pPr>
+      <w:r>
+        <w:rPr>
+          <w:rFonts w:ascii="Charis SIL Regular" w:hAnsi="Charis SIL Regular" w:eastAsia="Charis SIL Regular"/>
+          <w:b w:val="0"/>
+          <w:i w:val="0"/>
+          <w:color w:val="000000"/>
+          <w:sz w:val="24"/>
+        </w:rPr>
+        <w:t>•  TM-2345 is een schenking uit 1954 van ~178 objecten uit Suriname</w:t>
+      </w:r>
       <w:r>
         <w:rPr>
           <w:rFonts w:ascii="Charis SIL Regular" w:hAnsi="Charis SIL Regular" w:eastAsia="Charis SIL Regular"/>
@@ -10591,6 +10637,7 @@
           <w:i w:val="0"/>
           <w:color w:val="0000FF"/>
           <w:sz w:val="24"/>
+          <w:u w:val="single"/>
         </w:rPr>
         <w:t>n</w:t>
       </w:r>
@@ -10740,7 +10787,7 @@
         <w:autoSpaceDE w:val="0"/>
         <w:widowControl/>
         <w:spacing w:line="288" w:lineRule="exact" w:before="240" w:after="0"/>
-        <w:ind w:left="0" w:right="288" w:firstLine="0"/>
+        <w:ind w:left="0" w:right="144" w:firstLine="0"/>
         <w:jc w:val="left"/>
       </w:pPr>
       <w:r>
@@ -10751,7 +10798,7 @@
           <w:color w:val="000000"/>
           <w:sz w:val="24"/>
         </w:rPr>
-        <w:t xml:space="preserve">Museum of Archaeology and Anthrpology, Cambridge: https://collections.maa.cam.ac.uk/ </w:t>
+        <w:t xml:space="preserve">Museum of Archaeology and Anthropology, Cambridge: https://collections.maa.cam.ac.uk/ </w:t>
       </w:r>
       <w:r>
         <w:rPr>
@@ -11056,7 +11103,7 @@
           <w:color w:val="000000"/>
           <w:sz w:val="24"/>
         </w:rPr>
-        <w:t>ANDERE MUSEA DIE HERRNHUTER ETNOGRAFICA HEBBEN.</w:t>
+        <w:t>Frans-Nederlandse expeditie Marowijne 1861: Cateau van Rosevelt, Ronmy, Vidal, Kappler.</w:t>
       </w:r>
     </w:p>
     <w:p>
@@ -11076,7 +11123,7 @@
           <w:color w:val="000000"/>
           <w:sz w:val="24"/>
         </w:rPr>
-        <w:t>Frans-Nederlandse expeditie Marowijne 1861: Cateau van Rosevelt, Ronmy, Vidal, Kappler.</w:t>
+        <w:t>Cornelius van Coll, Wortelboer, Morssink noemen?</w:t>
       </w:r>
     </w:p>
     <w:p>
@@ -11096,7 +11143,7 @@
           <w:color w:val="000000"/>
           <w:sz w:val="24"/>
         </w:rPr>
-        <w:t>Cornelius van Coll, Wortelboer, Morssink noemen?</w:t>
+        <w:t>Collecties:</w:t>
       </w:r>
     </w:p>
     <w:p>
@@ -11116,7 +11163,7 @@
           <w:color w:val="000000"/>
           <w:sz w:val="24"/>
         </w:rPr>
-        <w:t>Collecties:</w:t>
+        <w:t>Prices? TvV en Van Wetering?</w:t>
       </w:r>
     </w:p>
     <w:p>
@@ -11136,7 +11183,7 @@
           <w:color w:val="000000"/>
           <w:sz w:val="24"/>
         </w:rPr>
-        <w:t>Prices? TvV en Van Wetering?</w:t>
+        <w:t>Geijskes?</w:t>
       </w:r>
     </w:p>
     <w:p>
@@ -11175,7 +11222,768 @@
           <w:color w:val="000000"/>
           <w:sz w:val="24"/>
         </w:rPr>
-        <w:t>Geijskes?</w:t>
+        <w:t>Con Bruijning?</w:t>
+      </w:r>
+    </w:p>
+    <w:p>
+      <w:pPr>
+        <w:autoSpaceDN w:val="0"/>
+        <w:autoSpaceDE w:val="0"/>
+        <w:widowControl/>
+        <w:spacing w:line="420" w:lineRule="exact" w:before="204" w:after="0"/>
+        <w:ind w:left="10" w:right="0" w:firstLine="0"/>
+        <w:jc w:val="left"/>
+      </w:pPr>
+      <w:r>
+        <w:rPr>
+          <w:rFonts w:ascii="Charis SIL Bold" w:hAnsi="Charis SIL Bold" w:eastAsia="Charis SIL Bold"/>
+          <w:b/>
+          <w:i w:val="0"/>
+          <w:color w:val="000000"/>
+          <w:sz w:val="28"/>
+        </w:rPr>
+        <w:t>Openstaande vragen</w:t>
+      </w:r>
+    </w:p>
+    <w:p>
+      <w:pPr>
+        <w:autoSpaceDN w:val="0"/>
+        <w:autoSpaceDE w:val="0"/>
+        <w:widowControl/>
+        <w:spacing w:line="288" w:lineRule="exact" w:before="274" w:after="0"/>
+        <w:ind w:left="610" w:right="288" w:hanging="212"/>
+        <w:jc w:val="left"/>
+      </w:pPr>
+      <w:r>
+        <w:rPr>
+          <w:rFonts w:ascii="Charis SIL Regular" w:hAnsi="Charis SIL Regular" w:eastAsia="Charis SIL Regular"/>
+          <w:b w:val="0"/>
+          <w:i w:val="0"/>
+          <w:color w:val="000000"/>
+          <w:sz w:val="24"/>
+        </w:rPr>
+        <w:t xml:space="preserve">•  Volgens Vruggink en Paasman bezat het Nijmeegs Volkenkundig Museum de collectie </w:t>
+      </w:r>
+      <w:r>
+        <w:rPr>
+          <w:rFonts w:ascii="Charis SIL Regular" w:hAnsi="Charis SIL Regular" w:eastAsia="Charis SIL Regular"/>
+          <w:b w:val="0"/>
+          <w:i w:val="0"/>
+          <w:color w:val="000000"/>
+          <w:sz w:val="24"/>
+        </w:rPr>
+        <w:t>van de Paters Redemptoristen. Is dit dezelfde collectie die zich nu in Museon-</w:t>
+      </w:r>
+      <w:r>
+        <w:rPr>
+          <w:rFonts w:ascii="Charis SIL Regular" w:hAnsi="Charis SIL Regular" w:eastAsia="Charis SIL Regular"/>
+          <w:b w:val="0"/>
+          <w:i w:val="0"/>
+          <w:color w:val="000000"/>
+          <w:sz w:val="24"/>
+        </w:rPr>
+        <w:t>Omniversum bevindt?</w:t>
+      </w:r>
+    </w:p>
+    <w:p>
+      <w:pPr>
+        <w:autoSpaceDN w:val="0"/>
+        <w:tabs>
+          <w:tab w:pos="610" w:val="left"/>
+        </w:tabs>
+        <w:autoSpaceDE w:val="0"/>
+        <w:widowControl/>
+        <w:spacing w:line="288" w:lineRule="exact" w:before="64" w:after="0"/>
+        <w:ind w:left="398" w:right="0" w:firstLine="0"/>
+        <w:jc w:val="left"/>
+      </w:pPr>
+      <w:r>
+        <w:rPr>
+          <w:rFonts w:ascii="Charis SIL Regular" w:hAnsi="Charis SIL Regular" w:eastAsia="Charis SIL Regular"/>
+          <w:b w:val="0"/>
+          <w:i w:val="0"/>
+          <w:color w:val="000000"/>
+          <w:sz w:val="24"/>
+        </w:rPr>
+        <w:t xml:space="preserve">•  Hoe verhoudt de kwakwabangi in Museon zich tot de kwakwabangi uit de collectie van </w:t>
+      </w:r>
+      <w:r>
+        <w:rPr>
+          <w:rFonts w:ascii="Charis SIL Regular" w:hAnsi="Charis SIL Regular" w:eastAsia="Charis SIL Regular"/>
+          <w:b w:val="0"/>
+          <w:i w:val="0"/>
+          <w:color w:val="000000"/>
+          <w:sz w:val="24"/>
+        </w:rPr>
+        <w:t>Artis (die verloren is gegaan?)</w:t>
+      </w:r>
+    </w:p>
+    <w:p>
+      <w:pPr>
+        <w:autoSpaceDN w:val="0"/>
+        <w:autoSpaceDE w:val="0"/>
+        <w:widowControl/>
+        <w:spacing w:line="288" w:lineRule="exact" w:before="240" w:after="0"/>
+        <w:ind w:left="10" w:right="0" w:firstLine="0"/>
+        <w:jc w:val="left"/>
+      </w:pPr>
+      <w:r>
+        <w:rPr>
+          <w:rFonts w:ascii="Charis SIL Regular" w:hAnsi="Charis SIL Regular" w:eastAsia="Charis SIL Regular"/>
+          <w:b w:val="0"/>
+          <w:i w:val="0"/>
+          <w:color w:val="000000"/>
+          <w:sz w:val="24"/>
+        </w:rPr>
+        <w:t xml:space="preserve">Een deel belandde in de Stadhouderlijke verzamelingen, die in ... werden opgenomenin het </w:t>
+      </w:r>
+      <w:r>
+        <w:rPr>
+          <w:rFonts w:ascii="Charis SIL Regular" w:hAnsi="Charis SIL Regular" w:eastAsia="Charis SIL Regular"/>
+          <w:b w:val="0"/>
+          <w:i w:val="0"/>
+          <w:color w:val="000000"/>
+          <w:sz w:val="24"/>
+        </w:rPr>
+        <w:t xml:space="preserve">Koninklijk Kabinet van Zeldzaamheden (ARTIKEL LEANDRO!). In Frankrijk ging de </w:t>
+      </w:r>
+      <w:r>
+        <w:br/>
+      </w:r>
+      <w:r>
+        <w:rPr>
+          <w:rFonts w:ascii="Charis SIL Regular" w:hAnsi="Charis SIL Regular" w:eastAsia="Charis SIL Regular"/>
+          <w:b w:val="0"/>
+          <w:i w:val="0"/>
+          <w:color w:val="000000"/>
+          <w:sz w:val="24"/>
+        </w:rPr>
+        <w:t xml:space="preserve">verzameling Karel X over op het Cabinet d’Histoire naturelle de Versailles (1797 - 1806). Er </w:t>
+      </w:r>
+      <w:r>
+        <w:rPr>
+          <w:rFonts w:ascii="Charis SIL Regular" w:hAnsi="Charis SIL Regular" w:eastAsia="Charis SIL Regular"/>
+          <w:b w:val="0"/>
+          <w:i w:val="0"/>
+          <w:color w:val="000000"/>
+          <w:sz w:val="24"/>
+        </w:rPr>
+        <w:t xml:space="preserve">zijn donaties uit Suriname aan het Koninklijk Kabinet van Zeldzaamheden bekend van ... </w:t>
+      </w:r>
+      <w:r>
+        <w:rPr>
+          <w:rFonts w:ascii="Charis SIL Regular" w:hAnsi="Charis SIL Regular" w:eastAsia="Charis SIL Regular"/>
+          <w:b w:val="0"/>
+          <w:i w:val="0"/>
+          <w:color w:val="000000"/>
+          <w:sz w:val="24"/>
+        </w:rPr>
+        <w:t xml:space="preserve">Tussen 1824 en 1835 werden er vanuit Suriname objecten geschonken door </w:t>
+      </w:r>
+      <w:r>
+        <w:rPr>
+          <w:rFonts w:ascii="Charis SIL Regular" w:hAnsi="Charis SIL Regular" w:eastAsia="Charis SIL Regular"/>
+          <w:b w:val="0"/>
+          <w:i w:val="0"/>
+          <w:color w:val="0000FF"/>
+          <w:sz w:val="24"/>
+          <w:u w:val="single"/>
+        </w:rPr>
+        <w:hyperlink r:id="rId11" w:history="1">
+          <w:r>
+            <w:rPr>
+              <w:rStyle w:val="Hyperlink"/>
+            </w:rPr>
+            <w:t>Frederik</w:t>
+          </w:r>
+        </w:hyperlink>
+      </w:r>
+      <w:r>
+        <w:rPr>
+          <w:rFonts w:ascii="Charis SIL Regular" w:hAnsi="Charis SIL Regular" w:eastAsia="Charis SIL Regular"/>
+          <w:b w:val="0"/>
+          <w:i w:val="0"/>
+          <w:color w:val="0000FF"/>
+          <w:sz w:val="24"/>
+          <w:u w:val="single"/>
+        </w:rPr>
+        <w:t xml:space="preserve"> </w:t>
+      </w:r>
+      <w:r>
+        <w:rPr>
+          <w:rFonts w:ascii="Charis SIL Regular" w:hAnsi="Charis SIL Regular" w:eastAsia="Charis SIL Regular"/>
+          <w:b w:val="0"/>
+          <w:i w:val="0"/>
+          <w:color w:val="0000FF"/>
+          <w:sz w:val="24"/>
+          <w:u w:val="single"/>
+        </w:rPr>
+        <w:hyperlink r:id="rId11" w:history="1">
+          <w:r>
+            <w:rPr>
+              <w:rStyle w:val="Hyperlink"/>
+            </w:rPr>
+            <w:t xml:space="preserve">Andreas </w:t>
+          </w:r>
+        </w:hyperlink>
+      </w:r>
+      <w:r>
+        <w:rPr>
+          <w:rFonts w:ascii="Charis SIL Regular" w:hAnsi="Charis SIL Regular" w:eastAsia="Charis SIL Regular"/>
+          <w:b w:val="0"/>
+          <w:i w:val="0"/>
+          <w:color w:val="0000FF"/>
+          <w:sz w:val="24"/>
+          <w:u w:val="single"/>
+        </w:rPr>
+        <w:hyperlink r:id="rId11" w:history="1">
+          <w:r>
+            <w:rPr>
+              <w:rStyle w:val="Hyperlink"/>
+            </w:rPr>
+            <w:t>Kühn</w:t>
+          </w:r>
+        </w:hyperlink>
+      </w:r>
+      <w:r>
+        <w:rPr>
+          <w:rFonts w:ascii="Charis SIL Regular" w:hAnsi="Charis SIL Regular" w:eastAsia="Charis SIL Regular"/>
+          <w:b w:val="0"/>
+          <w:i w:val="0"/>
+          <w:color w:val="000000"/>
+          <w:sz w:val="24"/>
+        </w:rPr>
+        <w:t xml:space="preserve">, door </w:t>
+      </w:r>
+      <w:r>
+        <w:rPr>
+          <w:rFonts w:ascii="Charis SIL Regular" w:hAnsi="Charis SIL Regular" w:eastAsia="Charis SIL Regular"/>
+          <w:b w:val="0"/>
+          <w:i w:val="0"/>
+          <w:color w:val="0000FF"/>
+          <w:sz w:val="24"/>
+          <w:u w:val="single"/>
+        </w:rPr>
+        <w:hyperlink r:id="rId12" w:history="1">
+          <w:r>
+            <w:rPr>
+              <w:rStyle w:val="Hyperlink"/>
+            </w:rPr>
+            <w:t>Isaac</w:t>
+          </w:r>
+        </w:hyperlink>
+      </w:r>
+      <w:r>
+        <w:rPr>
+          <w:rFonts w:ascii="Charis SIL Regular" w:hAnsi="Charis SIL Regular" w:eastAsia="Charis SIL Regular"/>
+          <w:b w:val="0"/>
+          <w:i w:val="0"/>
+          <w:color w:val="0000FF"/>
+          <w:sz w:val="24"/>
+          <w:u w:val="single"/>
+        </w:rPr>
+        <w:t xml:space="preserve"> </w:t>
+      </w:r>
+      <w:r>
+        <w:rPr>
+          <w:rFonts w:ascii="Charis SIL Regular" w:hAnsi="Charis SIL Regular" w:eastAsia="Charis SIL Regular"/>
+          <w:b w:val="0"/>
+          <w:i w:val="0"/>
+          <w:color w:val="0000FF"/>
+          <w:sz w:val="24"/>
+          <w:u w:val="single"/>
+        </w:rPr>
+        <w:hyperlink r:id="rId12" w:history="1">
+          <w:r>
+            <w:rPr>
+              <w:rStyle w:val="Hyperlink"/>
+            </w:rPr>
+            <w:t>Bromet</w:t>
+          </w:r>
+        </w:hyperlink>
+      </w:r>
+      <w:r>
+        <w:rPr>
+          <w:rFonts w:ascii="Charis SIL Regular" w:hAnsi="Charis SIL Regular" w:eastAsia="Charis SIL Regular"/>
+          <w:b w:val="0"/>
+          <w:i w:val="0"/>
+          <w:color w:val="000000"/>
+          <w:sz w:val="24"/>
+        </w:rPr>
+        <w:t xml:space="preserve">, door Luthers predikant </w:t>
+      </w:r>
+      <w:r>
+        <w:rPr>
+          <w:rFonts w:ascii="Charis SIL Regular" w:hAnsi="Charis SIL Regular" w:eastAsia="Charis SIL Regular"/>
+          <w:b w:val="0"/>
+          <w:i w:val="0"/>
+          <w:color w:val="0000FF"/>
+          <w:sz w:val="24"/>
+          <w:u w:val="single"/>
+        </w:rPr>
+        <w:hyperlink r:id="rId13" w:history="1">
+          <w:r>
+            <w:rPr>
+              <w:rStyle w:val="Hyperlink"/>
+            </w:rPr>
+            <w:t>Dietrich</w:t>
+          </w:r>
+        </w:hyperlink>
+      </w:r>
+      <w:r>
+        <w:rPr>
+          <w:rFonts w:ascii="Charis SIL Regular" w:hAnsi="Charis SIL Regular" w:eastAsia="Charis SIL Regular"/>
+          <w:b w:val="0"/>
+          <w:i w:val="0"/>
+          <w:color w:val="0000FF"/>
+          <w:sz w:val="24"/>
+          <w:u w:val="single"/>
+        </w:rPr>
+        <w:t xml:space="preserve"> </w:t>
+      </w:r>
+      <w:r>
+        <w:rPr>
+          <w:rFonts w:ascii="Charis SIL Regular" w:hAnsi="Charis SIL Regular" w:eastAsia="Charis SIL Regular"/>
+          <w:b w:val="0"/>
+          <w:i w:val="0"/>
+          <w:color w:val="0000FF"/>
+          <w:sz w:val="24"/>
+          <w:u w:val="single"/>
+        </w:rPr>
+        <w:hyperlink r:id="rId13" w:history="1">
+          <w:r>
+            <w:rPr>
+              <w:rStyle w:val="Hyperlink"/>
+            </w:rPr>
+            <w:t>Kanngiesser</w:t>
+          </w:r>
+        </w:hyperlink>
+      </w:r>
+      <w:r>
+        <w:rPr>
+          <w:rFonts w:ascii="Charis SIL Regular" w:hAnsi="Charis SIL Regular" w:eastAsia="Charis SIL Regular"/>
+          <w:b w:val="0"/>
+          <w:i w:val="0"/>
+          <w:color w:val="000000"/>
+          <w:sz w:val="24"/>
+        </w:rPr>
+        <w:t>, apot</w:t>
+      </w:r>
+      <w:r>
+        <w:rPr>
+          <w:u w:val="single" w:color="0000ff"/>
+          <w:rFonts w:ascii="Charis SIL Regular" w:hAnsi="Charis SIL Regular" w:eastAsia="Charis SIL Regular"/>
+          <w:b w:val="0"/>
+          <w:i w:val="0"/>
+          <w:color w:val="000000"/>
+          <w:sz w:val="24"/>
+        </w:rPr>
+        <w:hyperlink r:id="rId11" w:history="1">
+          <w:r>
+            <w:rPr>
+              <w:rStyle w:val="Hyperlink"/>
+            </w:rPr>
+            <w:t xml:space="preserve">heker </w:t>
+          </w:r>
+        </w:hyperlink>
+      </w:r>
+      <w:r>
+        <w:rPr>
+          <w:rFonts w:ascii="Charis SIL Regular" w:hAnsi="Charis SIL Regular" w:eastAsia="Charis SIL Regular"/>
+          <w:b w:val="0"/>
+          <w:i w:val="0"/>
+          <w:color w:val="0000FF"/>
+          <w:sz w:val="24"/>
+          <w:u w:val="single"/>
+        </w:rPr>
+        <w:hyperlink r:id="rId14" w:history="1">
+          <w:r>
+            <w:rPr>
+              <w:rStyle w:val="Hyperlink"/>
+            </w:rPr>
+            <w:t>He</w:t>
+          </w:r>
+        </w:hyperlink>
+      </w:r>
+      <w:r>
+        <w:rPr>
+          <w:rFonts w:ascii="Charis SIL Regular" w:hAnsi="Charis SIL Regular" w:eastAsia="Charis SIL Regular"/>
+          <w:b w:val="0"/>
+          <w:i w:val="0"/>
+          <w:color w:val="0000FF"/>
+          <w:sz w:val="24"/>
+          <w:u w:val="single"/>
+        </w:rPr>
+        <w:hyperlink r:id="rId14" w:history="1">
+          <w:r>
+            <w:rPr>
+              <w:rStyle w:val="Hyperlink"/>
+            </w:rPr>
+            <w:t xml:space="preserve">ndrik </w:t>
+          </w:r>
+        </w:hyperlink>
+      </w:r>
+      <w:r>
+        <w:rPr>
+          <w:rFonts w:ascii="Charis SIL Regular" w:hAnsi="Charis SIL Regular" w:eastAsia="Charis SIL Regular"/>
+          <w:b w:val="0"/>
+          <w:i w:val="0"/>
+          <w:color w:val="0000FF"/>
+          <w:sz w:val="24"/>
+          <w:u w:val="single"/>
+        </w:rPr>
+        <w:hyperlink r:id="rId14" w:history="1">
+          <w:r>
+            <w:rPr>
+              <w:rStyle w:val="Hyperlink"/>
+            </w:rPr>
+            <w:t>Haag</w:t>
+          </w:r>
+        </w:hyperlink>
+      </w:r>
+      <w:r>
+        <w:rPr>
+          <w:rFonts w:ascii="Charis SIL Regular" w:hAnsi="Charis SIL Regular" w:eastAsia="Charis SIL Regular"/>
+          <w:b w:val="0"/>
+          <w:i w:val="0"/>
+          <w:color w:val="0000FF"/>
+          <w:sz w:val="24"/>
+        </w:rPr>
+        <w:t>en Die</w:t>
+      </w:r>
+      <w:r>
+        <w:rPr>
+          <w:rFonts w:ascii="Charis SIL Regular" w:hAnsi="Charis SIL Regular" w:eastAsia="Charis SIL Regular"/>
+          <w:b w:val="0"/>
+          <w:i w:val="0"/>
+          <w:color w:val="0000FF"/>
+          <w:sz w:val="24"/>
+          <w:u w:val="single"/>
+        </w:rPr>
+        <w:hyperlink r:id="rId12" w:history="1">
+          <w:r>
+            <w:rPr>
+              <w:rStyle w:val="Hyperlink"/>
+            </w:rPr>
+            <w:t>perin</w:t>
+          </w:r>
+        </w:hyperlink>
+      </w:r>
+      <w:r>
+        <w:rPr>
+          <w:rFonts w:ascii="Charis SIL Regular" w:hAnsi="Charis SIL Regular" w:eastAsia="Charis SIL Regular"/>
+          <w:b w:val="0"/>
+          <w:i w:val="0"/>
+          <w:color w:val="0000FF"/>
+          <w:sz w:val="24"/>
+          <w:u w:val="single"/>
+        </w:rPr>
+        <w:hyperlink r:id="rId12" w:history="1">
+          <w:r>
+            <w:rPr>
+              <w:rStyle w:val="Hyperlink"/>
+            </w:rPr>
+            <w:t>k</w:t>
+          </w:r>
+        </w:hyperlink>
+      </w:r>
+      <w:r>
+        <w:rPr>
+          <w:u w:val="single" w:color="0000ff"/>
+          <w:rFonts w:ascii="Charis SIL Regular" w:hAnsi="Charis SIL Regular" w:eastAsia="Charis SIL Regular"/>
+          <w:b w:val="0"/>
+          <w:i w:val="0"/>
+          <w:color w:val="000000"/>
+          <w:sz w:val="24"/>
+        </w:rPr>
+        <w:hyperlink r:id="rId12" w:history="1">
+          <w:r>
+            <w:rPr>
+              <w:rStyle w:val="Hyperlink"/>
+            </w:rPr>
+            <w:t xml:space="preserve"> en bov</w:t>
+          </w:r>
+        </w:hyperlink>
+      </w:r>
+      <w:r>
+        <w:rPr>
+          <w:rFonts w:ascii="Charis SIL Regular" w:hAnsi="Charis SIL Regular" w:eastAsia="Charis SIL Regular"/>
+          <w:b w:val="0"/>
+          <w:i w:val="0"/>
+          <w:color w:val="000000"/>
+          <w:sz w:val="24"/>
+        </w:rPr>
+        <w:t>enal van president van h</w:t>
+      </w:r>
+      <w:r>
+        <w:rPr>
+          <w:u w:val="single" w:color="0000ff"/>
+          <w:rFonts w:ascii="Charis SIL Regular" w:hAnsi="Charis SIL Regular" w:eastAsia="Charis SIL Regular"/>
+          <w:b w:val="0"/>
+          <w:i w:val="0"/>
+          <w:color w:val="000000"/>
+          <w:sz w:val="24"/>
+        </w:rPr>
+        <w:hyperlink r:id="rId13" w:history="1">
+          <w:r>
+            <w:rPr>
+              <w:rStyle w:val="Hyperlink"/>
+            </w:rPr>
+            <w:t>et Hof v</w:t>
+          </w:r>
+        </w:hyperlink>
+      </w:r>
+      <w:r>
+        <w:rPr>
+          <w:u w:val="single" w:color="0000ff"/>
+          <w:rFonts w:ascii="Charis SIL Regular" w:hAnsi="Charis SIL Regular" w:eastAsia="Charis SIL Regular"/>
+          <w:b w:val="0"/>
+          <w:i w:val="0"/>
+          <w:color w:val="000000"/>
+          <w:sz w:val="24"/>
+        </w:rPr>
+        <w:hyperlink r:id="rId13" w:history="1">
+          <w:r>
+            <w:rPr>
+              <w:rStyle w:val="Hyperlink"/>
+            </w:rPr>
+            <w:t>an Justitie i</w:t>
+          </w:r>
+        </w:hyperlink>
+      </w:r>
+      <w:r>
+        <w:rPr>
+          <w:u w:val="single" w:color="0000ff"/>
+          <w:rFonts w:ascii="Charis SIL Regular" w:hAnsi="Charis SIL Regular" w:eastAsia="Charis SIL Regular"/>
+          <w:b w:val="0"/>
+          <w:i w:val="0"/>
+          <w:color w:val="000000"/>
+          <w:sz w:val="24"/>
+        </w:rPr>
+        <w:t>n</w:t>
+      </w:r>
+      <w:r>
+        <w:rPr>
+          <w:rFonts w:ascii="Charis SIL Regular" w:hAnsi="Charis SIL Regular" w:eastAsia="Charis SIL Regular"/>
+          <w:b w:val="0"/>
+          <w:i w:val="0"/>
+          <w:color w:val="000000"/>
+          <w:sz w:val="24"/>
+        </w:rPr>
+        <w:t xml:space="preserve"> Suriname </w:t>
+      </w:r>
+      <w:r>
+        <w:rPr>
+          <w:rFonts w:ascii="Charis SIL Regular" w:hAnsi="Charis SIL Regular" w:eastAsia="Charis SIL Regular"/>
+          <w:b w:val="0"/>
+          <w:i w:val="0"/>
+          <w:color w:val="0000FF"/>
+          <w:sz w:val="24"/>
+          <w:u w:val="single"/>
+        </w:rPr>
+        <w:hyperlink r:id="rId14" w:history="1">
+          <w:r>
+            <w:rPr>
+              <w:rStyle w:val="Hyperlink"/>
+            </w:rPr>
+            <w:t xml:space="preserve">Adriaan </w:t>
+          </w:r>
+        </w:hyperlink>
+      </w:r>
+      <w:r>
+        <w:rPr>
+          <w:rFonts w:ascii="Charis SIL Regular" w:hAnsi="Charis SIL Regular" w:eastAsia="Charis SIL Regular"/>
+          <w:b w:val="0"/>
+          <w:i w:val="0"/>
+          <w:color w:val="0000FF"/>
+          <w:sz w:val="24"/>
+          <w:u w:val="single"/>
+        </w:rPr>
+        <w:hyperlink r:id="rId14" w:history="1">
+          <w:r>
+            <w:rPr>
+              <w:rStyle w:val="Hyperlink"/>
+            </w:rPr>
+            <w:t>Françoi</w:t>
+          </w:r>
+        </w:hyperlink>
+      </w:r>
+      <w:r>
+        <w:rPr>
+          <w:rFonts w:ascii="Charis SIL Regular" w:hAnsi="Charis SIL Regular" w:eastAsia="Charis SIL Regular"/>
+          <w:b w:val="0"/>
+          <w:i w:val="0"/>
+          <w:color w:val="0000FF"/>
+          <w:sz w:val="24"/>
+          <w:u w:val="single"/>
+        </w:rPr>
+        <w:hyperlink r:id="rId14" w:history="1">
+          <w:r>
+            <w:rPr>
+              <w:rStyle w:val="Hyperlink"/>
+            </w:rPr>
+            <w:t>s</w:t>
+          </w:r>
+        </w:hyperlink>
+      </w:r>
+      <w:r>
+        <w:rPr>
+          <w:rFonts w:ascii="Charis SIL Regular" w:hAnsi="Charis SIL Regular" w:eastAsia="Charis SIL Regular"/>
+          <w:b w:val="0"/>
+          <w:i w:val="0"/>
+          <w:color w:val="0000FF"/>
+          <w:sz w:val="24"/>
+          <w:u w:val="single"/>
+        </w:rPr>
+        <w:t xml:space="preserve"> </w:t>
+      </w:r>
+      <w:r>
+        <w:rPr>
+          <w:rFonts w:ascii="Charis SIL Regular" w:hAnsi="Charis SIL Regular" w:eastAsia="Charis SIL Regular"/>
+          <w:b w:val="0"/>
+          <w:i w:val="0"/>
+          <w:color w:val="0000FF"/>
+          <w:sz w:val="24"/>
+          <w:u w:val="single"/>
+        </w:rPr>
+        <w:hyperlink r:id="rId15" w:history="1">
+          <w:r>
+            <w:rPr>
+              <w:rStyle w:val="Hyperlink"/>
+            </w:rPr>
+            <w:t>Lammen</w:t>
+          </w:r>
+        </w:hyperlink>
+      </w:r>
+      <w:r>
+        <w:rPr>
+          <w:rFonts w:ascii="Charis SIL Regular" w:hAnsi="Charis SIL Regular" w:eastAsia="Charis SIL Regular"/>
+          <w:b w:val="0"/>
+          <w:i w:val="0"/>
+          <w:color w:val="0000FF"/>
+          <w:sz w:val="24"/>
+          <w:u w:val="single"/>
+        </w:rPr>
+        <w:hyperlink r:id="rId15" w:history="1">
+          <w:r>
+            <w:rPr>
+              <w:rStyle w:val="Hyperlink"/>
+            </w:rPr>
+            <w:t>s</w:t>
+          </w:r>
+        </w:hyperlink>
+      </w:r>
+      <w:r>
+        <w:rPr>
+          <w:rFonts w:ascii="Charis SIL Regular" w:hAnsi="Charis SIL Regular" w:eastAsia="Charis SIL Regular"/>
+          <w:b w:val="0"/>
+          <w:i w:val="0"/>
+          <w:color w:val="000000"/>
+          <w:sz w:val="24"/>
+        </w:rPr>
+        <w:t>. Lammens was schoonzoon en bewonderaar van Gerrit Schoute</w:t>
+      </w:r>
+      <w:r>
+        <w:rPr>
+          <w:u w:val="single" w:color="0000ff"/>
+          <w:rFonts w:ascii="Charis SIL Regular" w:hAnsi="Charis SIL Regular" w:eastAsia="Charis SIL Regular"/>
+          <w:b w:val="0"/>
+          <w:i w:val="0"/>
+          <w:color w:val="000000"/>
+          <w:sz w:val="24"/>
+        </w:rPr>
+        <w:hyperlink r:id="rId15" w:history="1">
+          <w:r>
+            <w:rPr>
+              <w:rStyle w:val="Hyperlink"/>
+            </w:rPr>
+            <w:t>n en wa</w:t>
+          </w:r>
+        </w:hyperlink>
+      </w:r>
+      <w:r>
+        <w:rPr>
+          <w:rFonts w:ascii="Charis SIL Regular" w:hAnsi="Charis SIL Regular" w:eastAsia="Charis SIL Regular"/>
+          <w:b w:val="0"/>
+          <w:i w:val="0"/>
+          <w:color w:val="000000"/>
+          <w:sz w:val="24"/>
+        </w:rPr>
+        <w:t xml:space="preserve">s </w:t>
+      </w:r>
+      <w:r>
+        <w:rPr>
+          <w:u w:val="single" w:color="0000ff"/>
+          <w:rFonts w:ascii="Charis SIL Regular" w:hAnsi="Charis SIL Regular" w:eastAsia="Charis SIL Regular"/>
+          <w:b w:val="0"/>
+          <w:i w:val="0"/>
+          <w:color w:val="000000"/>
+          <w:sz w:val="24"/>
+        </w:rPr>
+        <w:hyperlink r:id="rId15" w:history="1">
+          <w:r>
+            <w:rPr>
+              <w:rStyle w:val="Hyperlink"/>
+            </w:rPr>
+            <w:t>verantw</w:t>
+          </w:r>
+        </w:hyperlink>
+      </w:r>
+      <w:r>
+        <w:rPr>
+          <w:u w:val="single" w:color="0000ff"/>
+          <w:rFonts w:ascii="Charis SIL Regular" w:hAnsi="Charis SIL Regular" w:eastAsia="Charis SIL Regular"/>
+          <w:b w:val="0"/>
+          <w:i w:val="0"/>
+          <w:color w:val="000000"/>
+          <w:sz w:val="24"/>
+        </w:rPr>
+        <w:hyperlink r:id="rId15" w:history="1">
+          <w:r>
+            <w:rPr>
+              <w:rStyle w:val="Hyperlink"/>
+            </w:rPr>
+            <w:t>o</w:t>
+          </w:r>
+        </w:hyperlink>
+      </w:r>
+      <w:r>
+        <w:rPr>
+          <w:u w:val="single" w:color="0000ff"/>
+          <w:rFonts w:ascii="Charis SIL Regular" w:hAnsi="Charis SIL Regular" w:eastAsia="Charis SIL Regular"/>
+          <w:b w:val="0"/>
+          <w:i w:val="0"/>
+          <w:color w:val="000000"/>
+          <w:sz w:val="24"/>
+        </w:rPr>
+        <w:hyperlink r:id="rId15" w:history="1">
+          <w:r>
+            <w:rPr>
+              <w:rStyle w:val="Hyperlink"/>
+            </w:rPr>
+            <w:t>ordelijk v</w:t>
+          </w:r>
+        </w:hyperlink>
+      </w:r>
+      <w:r>
+        <w:rPr>
+          <w:rFonts w:ascii="Charis SIL Regular" w:hAnsi="Charis SIL Regular" w:eastAsia="Charis SIL Regular"/>
+          <w:b w:val="0"/>
+          <w:i w:val="0"/>
+          <w:color w:val="000000"/>
+          <w:sz w:val="24"/>
+        </w:rPr>
+        <w:t xml:space="preserve">oor schenking van veel diorama's van Schouten aan het Kabinet (en aan </w:t>
+      </w:r>
+      <w:r>
+        <w:rPr>
+          <w:rFonts w:ascii="Charis SIL Regular" w:hAnsi="Charis SIL Regular" w:eastAsia="Charis SIL Regular"/>
+          <w:b w:val="0"/>
+          <w:i w:val="0"/>
+          <w:color w:val="000000"/>
+          <w:sz w:val="24"/>
+        </w:rPr>
+        <w:t>andere partijen?).</w:t>
       </w:r>
     </w:p>
     <w:p>
@@ -11195,7 +12003,233 @@
           <w:color w:val="000000"/>
           <w:sz w:val="24"/>
         </w:rPr>
+        <w:t>Freder</w:t>
+      </w:r>
+    </w:p>
+    <w:p>
+      <w:pPr>
+        <w:autoSpaceDN w:val="0"/>
+        <w:autoSpaceDE w:val="0"/>
+        <w:widowControl/>
+        <w:spacing w:line="352" w:lineRule="exact" w:before="176" w:after="0"/>
+        <w:ind w:left="10" w:right="0" w:firstLine="0"/>
+        <w:jc w:val="left"/>
+      </w:pPr>
+      <w:r>
+        <w:rPr>
+          <w:rFonts w:ascii="Charis SIL Regular" w:hAnsi="Charis SIL Regular" w:eastAsia="Charis SIL Regular"/>
+          <w:b w:val="0"/>
+          <w:i w:val="0"/>
+          <w:color w:val="000000"/>
+          <w:sz w:val="24"/>
+        </w:rPr>
+        <w:t>Waar banjo (RV-360-5696) noemen?</w:t>
+      </w:r>
+    </w:p>
+    <w:p>
+      <w:pPr>
+        <w:autoSpaceDN w:val="0"/>
+        <w:autoSpaceDE w:val="0"/>
+        <w:widowControl/>
+        <w:spacing w:line="352" w:lineRule="exact" w:before="176" w:after="0"/>
+        <w:ind w:left="10" w:right="0" w:firstLine="0"/>
+        <w:jc w:val="left"/>
+      </w:pPr>
+      <w:r>
+        <w:rPr>
+          <w:rFonts w:ascii="Charis SIL Regular" w:hAnsi="Charis SIL Regular" w:eastAsia="Charis SIL Regular"/>
+          <w:b w:val="0"/>
+          <w:i w:val="0"/>
+          <w:color w:val="000000"/>
+          <w:sz w:val="24"/>
+        </w:rPr>
+        <w:t>1824: schenking Kühn RV-360-1563 tot en met RV-360-1608 kalebasratel RV-360-1602?</w:t>
+      </w:r>
+    </w:p>
+    <w:p>
+      <w:pPr>
+        <w:autoSpaceDN w:val="0"/>
+        <w:autoSpaceDE w:val="0"/>
+        <w:widowControl/>
+        <w:spacing w:line="288" w:lineRule="exact" w:before="64" w:after="0"/>
+        <w:ind w:left="10" w:right="0" w:firstLine="0"/>
+        <w:jc w:val="left"/>
+      </w:pPr>
+      <w:r>
+        <w:rPr>
+          <w:rFonts w:ascii="Charis SIL Regular" w:hAnsi="Charis SIL Regular" w:eastAsia="Charis SIL Regular"/>
+          <w:b w:val="0"/>
+          <w:i w:val="0"/>
+          <w:color w:val="000000"/>
+          <w:sz w:val="24"/>
+        </w:rPr>
+        <w:t xml:space="preserve">Begeleidende brief: https:// </w:t>
+      </w:r>
+      <w:r>
+        <w:br/>
+      </w:r>
+      <w:r>
+        <w:rPr>
+          <w:rFonts w:ascii="Charis SIL Regular" w:hAnsi="Charis SIL Regular" w:eastAsia="Charis SIL Regular"/>
+          <w:b w:val="0"/>
+          <w:i w:val="0"/>
+          <w:color w:val="000000"/>
+          <w:sz w:val="24"/>
+        </w:rPr>
+        <w:t xml:space="preserve">hdl.handle.net/21.12102/57550020067147408FED5EB20716EF27 1825 en 1826: schenking </w:t>
+      </w:r>
+      <w:r>
+        <w:rPr>
+          <w:rFonts w:ascii="Charis SIL Regular" w:hAnsi="Charis SIL Regular" w:eastAsia="Charis SIL Regular"/>
+          <w:b w:val="0"/>
+          <w:i w:val="0"/>
+          <w:color w:val="000000"/>
+          <w:sz w:val="24"/>
+        </w:rPr>
+        <w:t xml:space="preserve">Bromet, wellicht ook diorama's van Schouten? RV-360-1639 tot en met RV-360-1653 1826: </w:t>
+      </w:r>
+      <w:r>
+        <w:rPr>
+          <w:rFonts w:ascii="Charis SIL Regular" w:hAnsi="Charis SIL Regular" w:eastAsia="Charis SIL Regular"/>
+          <w:b w:val="0"/>
+          <w:i w:val="0"/>
+          <w:color w:val="000000"/>
+          <w:sz w:val="24"/>
+        </w:rPr>
+        <w:t xml:space="preserve">zending D. Kanngiesser 1827: mr. A.F. Lammens stuurt twee diorama's van Schouten </w:t>
+      </w:r>
+      <w:r>
+        <w:rPr>
+          <w:rFonts w:ascii="Charis SIL Regular" w:hAnsi="Charis SIL Regular" w:eastAsia="Charis SIL Regular"/>
+          <w:b w:val="0"/>
+          <w:i w:val="0"/>
+          <w:color w:val="000000"/>
+          <w:sz w:val="24"/>
+        </w:rPr>
+        <w:t xml:space="preserve">Temminck 1827 zending die met naturalia waren meegekomen, uiteindelijk afkomstig van </w:t>
+      </w:r>
+      <w:r>
+        <w:rPr>
+          <w:rFonts w:ascii="Charis SIL Regular" w:hAnsi="Charis SIL Regular" w:eastAsia="Charis SIL Regular"/>
+          <w:b w:val="0"/>
+          <w:i w:val="0"/>
+          <w:color w:val="000000"/>
+          <w:sz w:val="24"/>
+        </w:rPr>
+        <w:t xml:space="preserve">apotheker H.H. Dieperink? 1 april 1828: grotere schenking van Lammens. 30 mei 1835: nog </w:t>
+      </w:r>
+      <w:r>
+        <w:rPr>
+          <w:rFonts w:ascii="Charis SIL Regular" w:hAnsi="Charis SIL Regular" w:eastAsia="Charis SIL Regular"/>
+          <w:b w:val="0"/>
+          <w:i w:val="0"/>
+          <w:color w:val="000000"/>
+          <w:sz w:val="24"/>
+        </w:rPr>
+        <w:t>een schenking van J. Bromet via F.J. van Maanen</w:t>
+      </w:r>
+    </w:p>
+    <w:p>
+      <w:pPr>
+        <w:autoSpaceDN w:val="0"/>
+        <w:autoSpaceDE w:val="0"/>
+        <w:widowControl/>
+        <w:spacing w:line="352" w:lineRule="exact" w:before="176" w:after="0"/>
+        <w:ind w:left="10" w:right="0" w:firstLine="0"/>
+        <w:jc w:val="left"/>
+      </w:pPr>
+      <w:r>
+        <w:rPr>
+          <w:rFonts w:ascii="Charis SIL Regular" w:hAnsi="Charis SIL Regular" w:eastAsia="Charis SIL Regular"/>
+          <w:b w:val="0"/>
+          <w:i w:val="0"/>
+          <w:color w:val="000000"/>
+          <w:sz w:val="24"/>
+        </w:rPr>
+        <w:t>Heeft Spalburg een collectie aangelegd? Crevaux, Coudreaux, Brunetti?</w:t>
+      </w:r>
+    </w:p>
+    <w:p>
+      <w:pPr>
+        <w:autoSpaceDN w:val="0"/>
+        <w:autoSpaceDE w:val="0"/>
+        <w:widowControl/>
+        <w:spacing w:line="352" w:lineRule="exact" w:before="176" w:after="0"/>
+        <w:ind w:left="10" w:right="0" w:firstLine="0"/>
+        <w:jc w:val="left"/>
+      </w:pPr>
+      <w:r>
+        <w:rPr>
+          <w:rFonts w:ascii="Charis SIL Regular" w:hAnsi="Charis SIL Regular" w:eastAsia="Charis SIL Regular"/>
+          <w:b w:val="0"/>
+          <w:i w:val="0"/>
+          <w:color w:val="000000"/>
+          <w:sz w:val="24"/>
+        </w:rPr>
+        <w:t>Geijskes?</w:t>
+      </w:r>
+    </w:p>
+    <w:p>
+      <w:pPr>
+        <w:autoSpaceDN w:val="0"/>
+        <w:autoSpaceDE w:val="0"/>
+        <w:widowControl/>
+        <w:spacing w:line="352" w:lineRule="exact" w:before="176" w:after="0"/>
+        <w:ind w:left="10" w:right="0" w:firstLine="0"/>
+        <w:jc w:val="left"/>
+      </w:pPr>
+      <w:r>
+        <w:rPr>
+          <w:rFonts w:ascii="Charis SIL Regular" w:hAnsi="Charis SIL Regular" w:eastAsia="Charis SIL Regular"/>
+          <w:b w:val="0"/>
+          <w:i w:val="0"/>
+          <w:color w:val="000000"/>
+          <w:sz w:val="24"/>
+        </w:rPr>
         <w:t>Con Bruijning?</w:t>
+      </w:r>
+    </w:p>
+    <w:p>
+      <w:pPr>
+        <w:autoSpaceDN w:val="0"/>
+        <w:autoSpaceDE w:val="0"/>
+        <w:widowControl/>
+        <w:spacing w:line="288" w:lineRule="exact" w:before="240" w:after="0"/>
+        <w:ind w:left="10" w:right="576" w:firstLine="0"/>
+        <w:jc w:val="left"/>
+      </w:pPr>
+      <w:r>
+        <w:rPr>
+          <w:rFonts w:ascii="Charis SIL Regular" w:hAnsi="Charis SIL Regular" w:eastAsia="Charis SIL Regular"/>
+          <w:b w:val="0"/>
+          <w:i w:val="0"/>
+          <w:color w:val="000000"/>
+          <w:sz w:val="24"/>
+        </w:rPr>
+        <w:t xml:space="preserve">Musée des cultures guyanaises http://amazonian-museum-network.org/nl/de-collecties? </w:t>
+      </w:r>
+      <w:r>
+        <w:rPr>
+          <w:rFonts w:ascii="Charis SIL Regular" w:hAnsi="Charis SIL Regular" w:eastAsia="Charis SIL Regular"/>
+          <w:b w:val="0"/>
+          <w:i w:val="0"/>
+          <w:color w:val="000000"/>
+          <w:sz w:val="24"/>
+        </w:rPr>
+        <w:t xml:space="preserve">&amp;filter/musee=174 </w:t>
+      </w:r>
+      <w:r>
+        <w:br/>
+      </w:r>
+      <w:r>
+        <w:rPr>
+          <w:rFonts w:ascii="Charis SIL Regular" w:hAnsi="Charis SIL Regular" w:eastAsia="Charis SIL Regular"/>
+          <w:b w:val="0"/>
+          <w:i w:val="0"/>
+          <w:color w:val="000000"/>
+          <w:sz w:val="24"/>
+        </w:rPr>
+        <w:t>Surinaams Museum:</w:t>
       </w:r>
     </w:p>
     <w:p>
@@ -11215,962 +12249,6 @@
           <w:color w:val="000000"/>
           <w:sz w:val="28"/>
         </w:rPr>
-        <w:t>Openstaande vragen</w:t>
-      </w:r>
-    </w:p>
-    <w:p>
-      <w:pPr>
-        <w:autoSpaceDN w:val="0"/>
-        <w:autoSpaceDE w:val="0"/>
-        <w:widowControl/>
-        <w:spacing w:line="288" w:lineRule="exact" w:before="274" w:after="0"/>
-        <w:ind w:left="10" w:right="0" w:firstLine="0"/>
-        <w:jc w:val="left"/>
-      </w:pPr>
-      <w:r>
-        <w:rPr>
-          <w:rFonts w:ascii="Charis SIL Regular" w:hAnsi="Charis SIL Regular" w:eastAsia="Charis SIL Regular"/>
-          <w:b w:val="0"/>
-          <w:i w:val="0"/>
-          <w:color w:val="000000"/>
-          <w:sz w:val="24"/>
-        </w:rPr>
-        <w:t xml:space="preserve">*Volgens Vruggink en Paasman bezat het Nijmeegs Volkenkundig Museum de collectie van </w:t>
-      </w:r>
-      <w:r>
-        <w:rPr>
-          <w:rFonts w:ascii="Charis SIL Regular" w:hAnsi="Charis SIL Regular" w:eastAsia="Charis SIL Regular"/>
-          <w:b w:val="0"/>
-          <w:i w:val="0"/>
-          <w:color w:val="000000"/>
-          <w:sz w:val="24"/>
-        </w:rPr>
-        <w:t xml:space="preserve">de Paters Redemptoristen. Is dit dezelfde collectie die zich nu in Museon-Omniversum </w:t>
-      </w:r>
-      <w:r>
-        <w:rPr>
-          <w:rFonts w:ascii="Charis SIL Regular" w:hAnsi="Charis SIL Regular" w:eastAsia="Charis SIL Regular"/>
-          <w:b w:val="0"/>
-          <w:i w:val="0"/>
-          <w:color w:val="000000"/>
-          <w:sz w:val="24"/>
-        </w:rPr>
-        <w:t xml:space="preserve">bevindt? *Hoe verhoudt de kwakwabangi in Museon zich tot de kwakwabangi uit de collectie </w:t>
-      </w:r>
-      <w:r>
-        <w:rPr>
-          <w:rFonts w:ascii="Charis SIL Regular" w:hAnsi="Charis SIL Regular" w:eastAsia="Charis SIL Regular"/>
-          <w:b w:val="0"/>
-          <w:i w:val="0"/>
-          <w:color w:val="000000"/>
-          <w:sz w:val="24"/>
-        </w:rPr>
-        <w:t>van Artis (die verloren is gegaan?)</w:t>
-      </w:r>
-    </w:p>
-    <w:p>
-      <w:pPr>
-        <w:autoSpaceDN w:val="0"/>
-        <w:autoSpaceDE w:val="0"/>
-        <w:widowControl/>
-        <w:spacing w:line="288" w:lineRule="exact" w:before="240" w:after="0"/>
-        <w:ind w:left="10" w:right="0" w:firstLine="0"/>
-        <w:jc w:val="left"/>
-      </w:pPr>
-      <w:r>
-        <w:rPr>
-          <w:rFonts w:ascii="Charis SIL Regular" w:hAnsi="Charis SIL Regular" w:eastAsia="Charis SIL Regular"/>
-          <w:b w:val="0"/>
-          <w:i w:val="0"/>
-          <w:color w:val="000000"/>
-          <w:sz w:val="24"/>
-        </w:rPr>
-        <w:t xml:space="preserve">Een deel belandde in de Stadhouderlijke verzamelingen, die in ... werden opgenomenin het </w:t>
-      </w:r>
-      <w:r>
-        <w:rPr>
-          <w:rFonts w:ascii="Charis SIL Regular" w:hAnsi="Charis SIL Regular" w:eastAsia="Charis SIL Regular"/>
-          <w:b w:val="0"/>
-          <w:i w:val="0"/>
-          <w:color w:val="000000"/>
-          <w:sz w:val="24"/>
-        </w:rPr>
-        <w:t xml:space="preserve">Koninklijk Kabinet van Zeldzaamheden (ARTIKEL LEANDRO!). In Frankrijk ging de </w:t>
-      </w:r>
-      <w:r>
-        <w:br/>
-      </w:r>
-      <w:r>
-        <w:rPr>
-          <w:rFonts w:ascii="Charis SIL Regular" w:hAnsi="Charis SIL Regular" w:eastAsia="Charis SIL Regular"/>
-          <w:b w:val="0"/>
-          <w:i w:val="0"/>
-          <w:color w:val="000000"/>
-          <w:sz w:val="24"/>
-        </w:rPr>
-        <w:t xml:space="preserve">verzameling Karel X over op het Cabinet d’Histoire naturelle de Versailles (1797 - 1806). Er </w:t>
-      </w:r>
-      <w:r>
-        <w:rPr>
-          <w:rFonts w:ascii="Charis SIL Regular" w:hAnsi="Charis SIL Regular" w:eastAsia="Charis SIL Regular"/>
-          <w:b w:val="0"/>
-          <w:i w:val="0"/>
-          <w:color w:val="000000"/>
-          <w:sz w:val="24"/>
-        </w:rPr>
-        <w:t xml:space="preserve">zijn donaties uit Suriname aan het Koninklijk Kabinet van Zeldzaamheden bekend van ... </w:t>
-      </w:r>
-      <w:r>
-        <w:rPr>
-          <w:rFonts w:ascii="Charis SIL Regular" w:hAnsi="Charis SIL Regular" w:eastAsia="Charis SIL Regular"/>
-          <w:b w:val="0"/>
-          <w:i w:val="0"/>
-          <w:color w:val="000000"/>
-          <w:sz w:val="24"/>
-        </w:rPr>
-        <w:t xml:space="preserve">Tussen 1824 en 1835 werden er vanuit Suriname objecten geschonken door </w:t>
-      </w:r>
-      <w:r>
-        <w:rPr>
-          <w:rFonts w:ascii="Charis SIL Regular" w:hAnsi="Charis SIL Regular" w:eastAsia="Charis SIL Regular"/>
-          <w:b w:val="0"/>
-          <w:i w:val="0"/>
-          <w:color w:val="0000FF"/>
-          <w:sz w:val="24"/>
-          <w:u w:val="single"/>
-        </w:rPr>
-        <w:hyperlink r:id="rId11" w:history="1">
-          <w:r>
-            <w:rPr>
-              <w:rStyle w:val="Hyperlink"/>
-            </w:rPr>
-            <w:t>Frederik</w:t>
-          </w:r>
-        </w:hyperlink>
-      </w:r>
-      <w:r>
-        <w:rPr>
-          <w:rFonts w:ascii="Charis SIL Regular" w:hAnsi="Charis SIL Regular" w:eastAsia="Charis SIL Regular"/>
-          <w:b w:val="0"/>
-          <w:i w:val="0"/>
-          <w:color w:val="0000FF"/>
-          <w:sz w:val="24"/>
-          <w:u w:val="single"/>
-        </w:rPr>
-        <w:t xml:space="preserve"> </w:t>
-      </w:r>
-      <w:r>
-        <w:rPr>
-          <w:rFonts w:ascii="Charis SIL Regular" w:hAnsi="Charis SIL Regular" w:eastAsia="Charis SIL Regular"/>
-          <w:b w:val="0"/>
-          <w:i w:val="0"/>
-          <w:color w:val="0000FF"/>
-          <w:sz w:val="24"/>
-          <w:u w:val="single"/>
-        </w:rPr>
-        <w:hyperlink r:id="rId11" w:history="1">
-          <w:r>
-            <w:rPr>
-              <w:rStyle w:val="Hyperlink"/>
-            </w:rPr>
-            <w:t xml:space="preserve">Andreas </w:t>
-          </w:r>
-        </w:hyperlink>
-      </w:r>
-      <w:r>
-        <w:rPr>
-          <w:rFonts w:ascii="Charis SIL Regular" w:hAnsi="Charis SIL Regular" w:eastAsia="Charis SIL Regular"/>
-          <w:b w:val="0"/>
-          <w:i w:val="0"/>
-          <w:color w:val="0000FF"/>
-          <w:sz w:val="24"/>
-          <w:u w:val="single"/>
-        </w:rPr>
-        <w:hyperlink r:id="rId11" w:history="1">
-          <w:r>
-            <w:rPr>
-              <w:rStyle w:val="Hyperlink"/>
-            </w:rPr>
-            <w:t>Kühn</w:t>
-          </w:r>
-        </w:hyperlink>
-      </w:r>
-      <w:r>
-        <w:rPr>
-          <w:rFonts w:ascii="Charis SIL Regular" w:hAnsi="Charis SIL Regular" w:eastAsia="Charis SIL Regular"/>
-          <w:b w:val="0"/>
-          <w:i w:val="0"/>
-          <w:color w:val="000000"/>
-          <w:sz w:val="24"/>
-        </w:rPr>
-        <w:t xml:space="preserve">, door </w:t>
-      </w:r>
-      <w:r>
-        <w:rPr>
-          <w:rFonts w:ascii="Charis SIL Regular" w:hAnsi="Charis SIL Regular" w:eastAsia="Charis SIL Regular"/>
-          <w:b w:val="0"/>
-          <w:i w:val="0"/>
-          <w:color w:val="0000FF"/>
-          <w:sz w:val="24"/>
-          <w:u w:val="single"/>
-        </w:rPr>
-        <w:hyperlink r:id="rId12" w:history="1">
-          <w:r>
-            <w:rPr>
-              <w:rStyle w:val="Hyperlink"/>
-            </w:rPr>
-            <w:t>Isaac</w:t>
-          </w:r>
-        </w:hyperlink>
-      </w:r>
-      <w:r>
-        <w:rPr>
-          <w:rFonts w:ascii="Charis SIL Regular" w:hAnsi="Charis SIL Regular" w:eastAsia="Charis SIL Regular"/>
-          <w:b w:val="0"/>
-          <w:i w:val="0"/>
-          <w:color w:val="0000FF"/>
-          <w:sz w:val="24"/>
-          <w:u w:val="single"/>
-        </w:rPr>
-        <w:t xml:space="preserve"> </w:t>
-      </w:r>
-      <w:r>
-        <w:rPr>
-          <w:rFonts w:ascii="Charis SIL Regular" w:hAnsi="Charis SIL Regular" w:eastAsia="Charis SIL Regular"/>
-          <w:b w:val="0"/>
-          <w:i w:val="0"/>
-          <w:color w:val="0000FF"/>
-          <w:sz w:val="24"/>
-          <w:u w:val="single"/>
-        </w:rPr>
-        <w:hyperlink r:id="rId12" w:history="1">
-          <w:r>
-            <w:rPr>
-              <w:rStyle w:val="Hyperlink"/>
-            </w:rPr>
-            <w:t>Bromet</w:t>
-          </w:r>
-        </w:hyperlink>
-      </w:r>
-      <w:r>
-        <w:rPr>
-          <w:rFonts w:ascii="Charis SIL Regular" w:hAnsi="Charis SIL Regular" w:eastAsia="Charis SIL Regular"/>
-          <w:b w:val="0"/>
-          <w:i w:val="0"/>
-          <w:color w:val="000000"/>
-          <w:sz w:val="24"/>
-        </w:rPr>
-        <w:t xml:space="preserve">, door Luthers predikant </w:t>
-      </w:r>
-      <w:r>
-        <w:rPr>
-          <w:rFonts w:ascii="Charis SIL Regular" w:hAnsi="Charis SIL Regular" w:eastAsia="Charis SIL Regular"/>
-          <w:b w:val="0"/>
-          <w:i w:val="0"/>
-          <w:color w:val="0000FF"/>
-          <w:sz w:val="24"/>
-          <w:u w:val="single"/>
-        </w:rPr>
-        <w:hyperlink r:id="rId13" w:history="1">
-          <w:r>
-            <w:rPr>
-              <w:rStyle w:val="Hyperlink"/>
-            </w:rPr>
-            <w:t>Dietrich</w:t>
-          </w:r>
-        </w:hyperlink>
-      </w:r>
-      <w:r>
-        <w:rPr>
-          <w:rFonts w:ascii="Charis SIL Regular" w:hAnsi="Charis SIL Regular" w:eastAsia="Charis SIL Regular"/>
-          <w:b w:val="0"/>
-          <w:i w:val="0"/>
-          <w:color w:val="0000FF"/>
-          <w:sz w:val="24"/>
-          <w:u w:val="single"/>
-        </w:rPr>
-        <w:t xml:space="preserve"> </w:t>
-      </w:r>
-      <w:r>
-        <w:rPr>
-          <w:rFonts w:ascii="Charis SIL Regular" w:hAnsi="Charis SIL Regular" w:eastAsia="Charis SIL Regular"/>
-          <w:b w:val="0"/>
-          <w:i w:val="0"/>
-          <w:color w:val="0000FF"/>
-          <w:sz w:val="24"/>
-          <w:u w:val="single"/>
-        </w:rPr>
-        <w:hyperlink r:id="rId13" w:history="1">
-          <w:r>
-            <w:rPr>
-              <w:rStyle w:val="Hyperlink"/>
-            </w:rPr>
-            <w:t>Kanngiesser</w:t>
-          </w:r>
-        </w:hyperlink>
-      </w:r>
-      <w:r>
-        <w:rPr>
-          <w:rFonts w:ascii="Charis SIL Regular" w:hAnsi="Charis SIL Regular" w:eastAsia="Charis SIL Regular"/>
-          <w:b w:val="0"/>
-          <w:i w:val="0"/>
-          <w:color w:val="000000"/>
-          <w:sz w:val="24"/>
-        </w:rPr>
-        <w:t>, apot</w:t>
-      </w:r>
-      <w:r>
-        <w:rPr>
-          <w:rFonts w:ascii="Charis SIL Regular" w:hAnsi="Charis SIL Regular" w:eastAsia="Charis SIL Regular"/>
-          <w:b w:val="0"/>
-          <w:i w:val="0"/>
-          <w:color w:val="000000"/>
-          <w:sz w:val="24"/>
-        </w:rPr>
-        <w:hyperlink r:id="rId11" w:history="1">
-          <w:r>
-            <w:rPr>
-              <w:rStyle w:val="Hyperlink"/>
-            </w:rPr>
-            <w:t xml:space="preserve">heker </w:t>
-          </w:r>
-        </w:hyperlink>
-      </w:r>
-      <w:r>
-        <w:rPr>
-          <w:rFonts w:ascii="Charis SIL Regular" w:hAnsi="Charis SIL Regular" w:eastAsia="Charis SIL Regular"/>
-          <w:b w:val="0"/>
-          <w:i w:val="0"/>
-          <w:color w:val="0000FF"/>
-          <w:sz w:val="24"/>
-          <w:u w:val="single"/>
-        </w:rPr>
-        <w:hyperlink r:id="rId11" w:history="1">
-          <w:r>
-            <w:rPr>
-              <w:rStyle w:val="Hyperlink"/>
-            </w:rPr>
-            <w:t>He</w:t>
-          </w:r>
-        </w:hyperlink>
-      </w:r>
-      <w:r>
-        <w:rPr>
-          <w:rFonts w:ascii="Charis SIL Regular" w:hAnsi="Charis SIL Regular" w:eastAsia="Charis SIL Regular"/>
-          <w:b w:val="0"/>
-          <w:i w:val="0"/>
-          <w:color w:val="0000FF"/>
-          <w:sz w:val="24"/>
-          <w:u w:val="single"/>
-        </w:rPr>
-        <w:hyperlink r:id="rId11" w:history="1">
-          <w:r>
-            <w:rPr>
-              <w:rStyle w:val="Hyperlink"/>
-            </w:rPr>
-            <w:t xml:space="preserve">ndrik </w:t>
-          </w:r>
-        </w:hyperlink>
-      </w:r>
-      <w:r>
-        <w:rPr>
-          <w:rFonts w:ascii="Charis SIL Regular" w:hAnsi="Charis SIL Regular" w:eastAsia="Charis SIL Regular"/>
-          <w:b w:val="0"/>
-          <w:i w:val="0"/>
-          <w:color w:val="0000FF"/>
-          <w:sz w:val="24"/>
-          <w:u w:val="single"/>
-        </w:rPr>
-        <w:hyperlink r:id="rId11" w:history="1">
-          <w:r>
-            <w:rPr>
-              <w:rStyle w:val="Hyperlink"/>
-            </w:rPr>
-            <w:t>Haag</w:t>
-          </w:r>
-        </w:hyperlink>
-      </w:r>
-      <w:r>
-        <w:rPr>
-          <w:rFonts w:ascii="Charis SIL Regular" w:hAnsi="Charis SIL Regular" w:eastAsia="Charis SIL Regular"/>
-          <w:b w:val="0"/>
-          <w:i w:val="0"/>
-          <w:color w:val="0000FF"/>
-          <w:sz w:val="24"/>
-          <w:u w:val="single"/>
-        </w:rPr>
-        <w:t>en Die</w:t>
-      </w:r>
-      <w:r>
-        <w:rPr>
-          <w:rFonts w:ascii="Charis SIL Regular" w:hAnsi="Charis SIL Regular" w:eastAsia="Charis SIL Regular"/>
-          <w:b w:val="0"/>
-          <w:i w:val="0"/>
-          <w:color w:val="0000FF"/>
-          <w:sz w:val="24"/>
-          <w:u w:val="single"/>
-        </w:rPr>
-        <w:hyperlink r:id="rId12" w:history="1">
-          <w:r>
-            <w:rPr>
-              <w:rStyle w:val="Hyperlink"/>
-            </w:rPr>
-            <w:t>perin</w:t>
-          </w:r>
-        </w:hyperlink>
-      </w:r>
-      <w:r>
-        <w:rPr>
-          <w:rFonts w:ascii="Charis SIL Regular" w:hAnsi="Charis SIL Regular" w:eastAsia="Charis SIL Regular"/>
-          <w:b w:val="0"/>
-          <w:i w:val="0"/>
-          <w:color w:val="0000FF"/>
-          <w:sz w:val="24"/>
-          <w:u w:val="single"/>
-        </w:rPr>
-        <w:hyperlink r:id="rId12" w:history="1">
-          <w:r>
-            <w:rPr>
-              <w:rStyle w:val="Hyperlink"/>
-            </w:rPr>
-            <w:t>k</w:t>
-          </w:r>
-        </w:hyperlink>
-      </w:r>
-      <w:r>
-        <w:rPr>
-          <w:u w:val="single" w:color="0000ff"/>
-          <w:rFonts w:ascii="Charis SIL Regular" w:hAnsi="Charis SIL Regular" w:eastAsia="Charis SIL Regular"/>
-          <w:b w:val="0"/>
-          <w:i w:val="0"/>
-          <w:color w:val="000000"/>
-          <w:sz w:val="24"/>
-        </w:rPr>
-        <w:hyperlink r:id="rId12" w:history="1">
-          <w:r>
-            <w:rPr>
-              <w:rStyle w:val="Hyperlink"/>
-            </w:rPr>
-            <w:t xml:space="preserve"> en bov</w:t>
-          </w:r>
-        </w:hyperlink>
-      </w:r>
-      <w:r>
-        <w:rPr>
-          <w:rFonts w:ascii="Charis SIL Regular" w:hAnsi="Charis SIL Regular" w:eastAsia="Charis SIL Regular"/>
-          <w:b w:val="0"/>
-          <w:i w:val="0"/>
-          <w:color w:val="000000"/>
-          <w:sz w:val="24"/>
-        </w:rPr>
-        <w:t>enal van president van h</w:t>
-      </w:r>
-      <w:r>
-        <w:rPr>
-          <w:u w:val="single" w:color="0000ff"/>
-          <w:rFonts w:ascii="Charis SIL Regular" w:hAnsi="Charis SIL Regular" w:eastAsia="Charis SIL Regular"/>
-          <w:b w:val="0"/>
-          <w:i w:val="0"/>
-          <w:color w:val="000000"/>
-          <w:sz w:val="24"/>
-        </w:rPr>
-        <w:hyperlink r:id="rId13" w:history="1">
-          <w:r>
-            <w:rPr>
-              <w:rStyle w:val="Hyperlink"/>
-            </w:rPr>
-            <w:t>et Hof v</w:t>
-          </w:r>
-        </w:hyperlink>
-      </w:r>
-      <w:r>
-        <w:rPr>
-          <w:u w:val="single" w:color="0000ff"/>
-          <w:rFonts w:ascii="Charis SIL Regular" w:hAnsi="Charis SIL Regular" w:eastAsia="Charis SIL Regular"/>
-          <w:b w:val="0"/>
-          <w:i w:val="0"/>
-          <w:color w:val="000000"/>
-          <w:sz w:val="24"/>
-        </w:rPr>
-        <w:hyperlink r:id="rId13" w:history="1">
-          <w:r>
-            <w:rPr>
-              <w:rStyle w:val="Hyperlink"/>
-            </w:rPr>
-            <w:t>an Justitie i</w:t>
-          </w:r>
-        </w:hyperlink>
-      </w:r>
-      <w:r>
-        <w:rPr>
-          <w:u w:val="single" w:color="0000ff"/>
-          <w:rFonts w:ascii="Charis SIL Regular" w:hAnsi="Charis SIL Regular" w:eastAsia="Charis SIL Regular"/>
-          <w:b w:val="0"/>
-          <w:i w:val="0"/>
-          <w:color w:val="000000"/>
-          <w:sz w:val="24"/>
-        </w:rPr>
-        <w:t>n</w:t>
-      </w:r>
-      <w:r>
-        <w:rPr>
-          <w:rFonts w:ascii="Charis SIL Regular" w:hAnsi="Charis SIL Regular" w:eastAsia="Charis SIL Regular"/>
-          <w:b w:val="0"/>
-          <w:i w:val="0"/>
-          <w:color w:val="000000"/>
-          <w:sz w:val="24"/>
-        </w:rPr>
-        <w:t xml:space="preserve"> Suriname </w:t>
-      </w:r>
-      <w:r>
-        <w:rPr>
-          <w:rFonts w:ascii="Charis SIL Regular" w:hAnsi="Charis SIL Regular" w:eastAsia="Charis SIL Regular"/>
-          <w:b w:val="0"/>
-          <w:i w:val="0"/>
-          <w:color w:val="0000FF"/>
-          <w:sz w:val="24"/>
-          <w:u w:val="single"/>
-        </w:rPr>
-        <w:hyperlink r:id="rId14" w:history="1">
-          <w:r>
-            <w:rPr>
-              <w:rStyle w:val="Hyperlink"/>
-            </w:rPr>
-            <w:t xml:space="preserve">Adriaan </w:t>
-          </w:r>
-        </w:hyperlink>
-      </w:r>
-      <w:r>
-        <w:rPr>
-          <w:rFonts w:ascii="Charis SIL Regular" w:hAnsi="Charis SIL Regular" w:eastAsia="Charis SIL Regular"/>
-          <w:b w:val="0"/>
-          <w:i w:val="0"/>
-          <w:color w:val="0000FF"/>
-          <w:sz w:val="24"/>
-          <w:u w:val="single"/>
-        </w:rPr>
-        <w:hyperlink r:id="rId15" w:history="1">
-          <w:r>
-            <w:rPr>
-              <w:rStyle w:val="Hyperlink"/>
-            </w:rPr>
-            <w:t>Françoi</w:t>
-          </w:r>
-        </w:hyperlink>
-      </w:r>
-      <w:r>
-        <w:rPr>
-          <w:rFonts w:ascii="Charis SIL Regular" w:hAnsi="Charis SIL Regular" w:eastAsia="Charis SIL Regular"/>
-          <w:b w:val="0"/>
-          <w:i w:val="0"/>
-          <w:color w:val="0000FF"/>
-          <w:sz w:val="24"/>
-          <w:u w:val="single"/>
-        </w:rPr>
-        <w:hyperlink r:id="rId15" w:history="1">
-          <w:r>
-            <w:rPr>
-              <w:rStyle w:val="Hyperlink"/>
-            </w:rPr>
-            <w:t>s</w:t>
-          </w:r>
-        </w:hyperlink>
-      </w:r>
-      <w:r>
-        <w:rPr>
-          <w:rFonts w:ascii="Charis SIL Regular" w:hAnsi="Charis SIL Regular" w:eastAsia="Charis SIL Regular"/>
-          <w:b w:val="0"/>
-          <w:i w:val="0"/>
-          <w:color w:val="0000FF"/>
-          <w:sz w:val="24"/>
-          <w:u w:val="single"/>
-        </w:rPr>
-        <w:t xml:space="preserve"> </w:t>
-      </w:r>
-      <w:r>
-        <w:rPr>
-          <w:rFonts w:ascii="Charis SIL Regular" w:hAnsi="Charis SIL Regular" w:eastAsia="Charis SIL Regular"/>
-          <w:b w:val="0"/>
-          <w:i w:val="0"/>
-          <w:color w:val="0000FF"/>
-          <w:sz w:val="24"/>
-          <w:u w:val="single"/>
-        </w:rPr>
-        <w:hyperlink r:id="rId15" w:history="1">
-          <w:r>
-            <w:rPr>
-              <w:rStyle w:val="Hyperlink"/>
-            </w:rPr>
-            <w:t>Lammen</w:t>
-          </w:r>
-        </w:hyperlink>
-      </w:r>
-      <w:r>
-        <w:rPr>
-          <w:rFonts w:ascii="Charis SIL Regular" w:hAnsi="Charis SIL Regular" w:eastAsia="Charis SIL Regular"/>
-          <w:b w:val="0"/>
-          <w:i w:val="0"/>
-          <w:color w:val="0000FF"/>
-          <w:sz w:val="24"/>
-          <w:u w:val="single"/>
-        </w:rPr>
-        <w:hyperlink r:id="rId15" w:history="1">
-          <w:r>
-            <w:rPr>
-              <w:rStyle w:val="Hyperlink"/>
-            </w:rPr>
-            <w:t>s</w:t>
-          </w:r>
-        </w:hyperlink>
-      </w:r>
-      <w:r>
-        <w:rPr>
-          <w:rFonts w:ascii="Charis SIL Regular" w:hAnsi="Charis SIL Regular" w:eastAsia="Charis SIL Regular"/>
-          <w:b w:val="0"/>
-          <w:i w:val="0"/>
-          <w:color w:val="000000"/>
-          <w:sz w:val="24"/>
-        </w:rPr>
-        <w:t xml:space="preserve">. Lammens was schoonzoon en bewonderaar van Gerrit Schouten en was </w:t>
-      </w:r>
-      <w:r>
-        <w:rPr>
-          <w:u w:val="single" w:color="0000ff"/>
-          <w:rFonts w:ascii="Charis SIL Regular" w:hAnsi="Charis SIL Regular" w:eastAsia="Charis SIL Regular"/>
-          <w:b w:val="0"/>
-          <w:i w:val="0"/>
-          <w:color w:val="000000"/>
-          <w:sz w:val="24"/>
-        </w:rPr>
-        <w:hyperlink r:id="rId15" w:history="1">
-          <w:r>
-            <w:rPr>
-              <w:rStyle w:val="Hyperlink"/>
-            </w:rPr>
-            <w:t>verantw</w:t>
-          </w:r>
-        </w:hyperlink>
-      </w:r>
-      <w:r>
-        <w:rPr>
-          <w:u w:val="single" w:color="0000ff"/>
-          <w:rFonts w:ascii="Charis SIL Regular" w:hAnsi="Charis SIL Regular" w:eastAsia="Charis SIL Regular"/>
-          <w:b w:val="0"/>
-          <w:i w:val="0"/>
-          <w:color w:val="000000"/>
-          <w:sz w:val="24"/>
-        </w:rPr>
-        <w:hyperlink r:id="rId15" w:history="1">
-          <w:r>
-            <w:rPr>
-              <w:rStyle w:val="Hyperlink"/>
-            </w:rPr>
-            <w:t>o</w:t>
-          </w:r>
-        </w:hyperlink>
-      </w:r>
-      <w:r>
-        <w:rPr>
-          <w:u w:val="single" w:color="0000ff"/>
-          <w:rFonts w:ascii="Charis SIL Regular" w:hAnsi="Charis SIL Regular" w:eastAsia="Charis SIL Regular"/>
-          <w:b w:val="0"/>
-          <w:i w:val="0"/>
-          <w:color w:val="000000"/>
-          <w:sz w:val="24"/>
-        </w:rPr>
-        <w:hyperlink r:id="rId15" w:history="1">
-          <w:r>
-            <w:rPr>
-              <w:rStyle w:val="Hyperlink"/>
-            </w:rPr>
-            <w:t>ordelijk v</w:t>
-          </w:r>
-        </w:hyperlink>
-      </w:r>
-      <w:r>
-        <w:rPr>
-          <w:rFonts w:ascii="Charis SIL Regular" w:hAnsi="Charis SIL Regular" w:eastAsia="Charis SIL Regular"/>
-          <w:b w:val="0"/>
-          <w:i w:val="0"/>
-          <w:color w:val="000000"/>
-          <w:sz w:val="24"/>
-        </w:rPr>
-        <w:t xml:space="preserve">oor schenking van veel diorama's van Schouten aan het Kabinet (en aan </w:t>
-      </w:r>
-      <w:r>
-        <w:rPr>
-          <w:rFonts w:ascii="Charis SIL Regular" w:hAnsi="Charis SIL Regular" w:eastAsia="Charis SIL Regular"/>
-          <w:b w:val="0"/>
-          <w:i w:val="0"/>
-          <w:color w:val="000000"/>
-          <w:sz w:val="24"/>
-        </w:rPr>
-        <w:t>andere partijen?).</w:t>
-      </w:r>
-    </w:p>
-    <w:p>
-      <w:pPr>
-        <w:autoSpaceDN w:val="0"/>
-        <w:autoSpaceDE w:val="0"/>
-        <w:widowControl/>
-        <w:spacing w:line="352" w:lineRule="exact" w:before="176" w:after="0"/>
-        <w:ind w:left="10" w:right="0" w:firstLine="0"/>
-        <w:jc w:val="left"/>
-      </w:pPr>
-      <w:r>
-        <w:rPr>
-          <w:rFonts w:ascii="Charis SIL Regular" w:hAnsi="Charis SIL Regular" w:eastAsia="Charis SIL Regular"/>
-          <w:b w:val="0"/>
-          <w:i w:val="0"/>
-          <w:color w:val="000000"/>
-          <w:sz w:val="24"/>
-        </w:rPr>
-        <w:t>Freder</w:t>
-      </w:r>
-    </w:p>
-    <w:p>
-      <w:pPr>
-        <w:autoSpaceDN w:val="0"/>
-        <w:autoSpaceDE w:val="0"/>
-        <w:widowControl/>
-        <w:spacing w:line="352" w:lineRule="exact" w:before="176" w:after="0"/>
-        <w:ind w:left="10" w:right="0" w:firstLine="0"/>
-        <w:jc w:val="left"/>
-      </w:pPr>
-      <w:r>
-        <w:rPr>
-          <w:rFonts w:ascii="Charis SIL Regular" w:hAnsi="Charis SIL Regular" w:eastAsia="Charis SIL Regular"/>
-          <w:b w:val="0"/>
-          <w:i w:val="0"/>
-          <w:color w:val="000000"/>
-          <w:sz w:val="24"/>
-        </w:rPr>
-        <w:t>Waar banjo (RV-360-5696) noemen?</w:t>
-      </w:r>
-    </w:p>
-    <w:p>
-      <w:pPr>
-        <w:autoSpaceDN w:val="0"/>
-        <w:autoSpaceDE w:val="0"/>
-        <w:widowControl/>
-        <w:spacing w:line="352" w:lineRule="exact" w:before="176" w:after="0"/>
-        <w:ind w:left="10" w:right="0" w:firstLine="0"/>
-        <w:jc w:val="left"/>
-      </w:pPr>
-      <w:r>
-        <w:rPr>
-          <w:rFonts w:ascii="Charis SIL Regular" w:hAnsi="Charis SIL Regular" w:eastAsia="Charis SIL Regular"/>
-          <w:b w:val="0"/>
-          <w:i w:val="0"/>
-          <w:color w:val="000000"/>
-          <w:sz w:val="24"/>
-        </w:rPr>
-        <w:t>1824: schenking Kühn RV-360-1563 tot en met RV-360-1608 kalebasratel RV-360-1602?</w:t>
-      </w:r>
-    </w:p>
-    <w:p>
-      <w:pPr>
-        <w:autoSpaceDN w:val="0"/>
-        <w:autoSpaceDE w:val="0"/>
-        <w:widowControl/>
-        <w:spacing w:line="288" w:lineRule="exact" w:before="64" w:after="0"/>
-        <w:ind w:left="10" w:right="0" w:firstLine="0"/>
-        <w:jc w:val="left"/>
-      </w:pPr>
-      <w:r>
-        <w:rPr>
-          <w:rFonts w:ascii="Charis SIL Regular" w:hAnsi="Charis SIL Regular" w:eastAsia="Charis SIL Regular"/>
-          <w:b w:val="0"/>
-          <w:i w:val="0"/>
-          <w:color w:val="000000"/>
-          <w:sz w:val="24"/>
-        </w:rPr>
-        <w:t xml:space="preserve">Begeleidende brief: https:// </w:t>
-      </w:r>
-      <w:r>
-        <w:br/>
-      </w:r>
-      <w:r>
-        <w:rPr>
-          <w:rFonts w:ascii="Charis SIL Regular" w:hAnsi="Charis SIL Regular" w:eastAsia="Charis SIL Regular"/>
-          <w:b w:val="0"/>
-          <w:i w:val="0"/>
-          <w:color w:val="000000"/>
-          <w:sz w:val="24"/>
-        </w:rPr>
-        <w:t xml:space="preserve">hdl.handle.net/21.12102/57550020067147408FED5EB20716EF27 1825 en 1826: schenking </w:t>
-      </w:r>
-      <w:r>
-        <w:rPr>
-          <w:rFonts w:ascii="Charis SIL Regular" w:hAnsi="Charis SIL Regular" w:eastAsia="Charis SIL Regular"/>
-          <w:b w:val="0"/>
-          <w:i w:val="0"/>
-          <w:color w:val="000000"/>
-          <w:sz w:val="24"/>
-        </w:rPr>
-        <w:t xml:space="preserve">Bromet, wellicht ook diorama's van Schouten? RV-360-1639 tot en met RV-360-1653 1826: </w:t>
-      </w:r>
-      <w:r>
-        <w:rPr>
-          <w:rFonts w:ascii="Charis SIL Regular" w:hAnsi="Charis SIL Regular" w:eastAsia="Charis SIL Regular"/>
-          <w:b w:val="0"/>
-          <w:i w:val="0"/>
-          <w:color w:val="000000"/>
-          <w:sz w:val="24"/>
-        </w:rPr>
-        <w:t xml:space="preserve">zending D. Kanngiesser 1827: mr. A.F. Lammens stuurt twee diorama's van Schouten </w:t>
-      </w:r>
-      <w:r>
-        <w:rPr>
-          <w:rFonts w:ascii="Charis SIL Regular" w:hAnsi="Charis SIL Regular" w:eastAsia="Charis SIL Regular"/>
-          <w:b w:val="0"/>
-          <w:i w:val="0"/>
-          <w:color w:val="000000"/>
-          <w:sz w:val="24"/>
-        </w:rPr>
-        <w:t xml:space="preserve">Temminck 1827 zending die met naturalia waren meegekomen, uiteindelijk afkomstig van </w:t>
-      </w:r>
-      <w:r>
-        <w:rPr>
-          <w:rFonts w:ascii="Charis SIL Regular" w:hAnsi="Charis SIL Regular" w:eastAsia="Charis SIL Regular"/>
-          <w:b w:val="0"/>
-          <w:i w:val="0"/>
-          <w:color w:val="000000"/>
-          <w:sz w:val="24"/>
-        </w:rPr>
-        <w:t xml:space="preserve">apotheker H.H. Dieperink? 1 april 1828: grotere schenking van Lammens. 30 mei 1835: nog </w:t>
-      </w:r>
-      <w:r>
-        <w:rPr>
-          <w:rFonts w:ascii="Charis SIL Regular" w:hAnsi="Charis SIL Regular" w:eastAsia="Charis SIL Regular"/>
-          <w:b w:val="0"/>
-          <w:i w:val="0"/>
-          <w:color w:val="000000"/>
-          <w:sz w:val="24"/>
-        </w:rPr>
-        <w:t>een schenking van J. Bromet via F.J. van Maanen</w:t>
-      </w:r>
-    </w:p>
-    <w:p>
-      <w:pPr>
-        <w:autoSpaceDN w:val="0"/>
-        <w:autoSpaceDE w:val="0"/>
-        <w:widowControl/>
-        <w:spacing w:line="352" w:lineRule="exact" w:before="176" w:after="0"/>
-        <w:ind w:left="10" w:right="0" w:firstLine="0"/>
-        <w:jc w:val="left"/>
-      </w:pPr>
-      <w:r>
-        <w:rPr>
-          <w:rFonts w:ascii="Charis SIL Regular" w:hAnsi="Charis SIL Regular" w:eastAsia="Charis SIL Regular"/>
-          <w:b w:val="0"/>
-          <w:i w:val="0"/>
-          <w:color w:val="000000"/>
-          <w:sz w:val="24"/>
-        </w:rPr>
-        <w:t>Heeft Spalburg een collectie aangelegd? Crevaux, Coudreaux, Brunetti?</w:t>
-      </w:r>
-    </w:p>
-    <w:p>
-      <w:pPr>
-        <w:autoSpaceDN w:val="0"/>
-        <w:autoSpaceDE w:val="0"/>
-        <w:widowControl/>
-        <w:spacing w:line="352" w:lineRule="exact" w:before="176" w:after="0"/>
-        <w:ind w:left="10" w:right="0" w:firstLine="0"/>
-        <w:jc w:val="left"/>
-      </w:pPr>
-      <w:r>
-        <w:rPr>
-          <w:rFonts w:ascii="Charis SIL Regular" w:hAnsi="Charis SIL Regular" w:eastAsia="Charis SIL Regular"/>
-          <w:b w:val="0"/>
-          <w:i w:val="0"/>
-          <w:color w:val="000000"/>
-          <w:sz w:val="24"/>
-        </w:rPr>
-        <w:t>Geijskes?</w:t>
-      </w:r>
-    </w:p>
-    <w:p>
-      <w:pPr>
-        <w:autoSpaceDN w:val="0"/>
-        <w:autoSpaceDE w:val="0"/>
-        <w:widowControl/>
-        <w:spacing w:line="352" w:lineRule="exact" w:before="176" w:after="0"/>
-        <w:ind w:left="10" w:right="0" w:firstLine="0"/>
-        <w:jc w:val="left"/>
-      </w:pPr>
-      <w:r>
-        <w:rPr>
-          <w:rFonts w:ascii="Charis SIL Regular" w:hAnsi="Charis SIL Regular" w:eastAsia="Charis SIL Regular"/>
-          <w:b w:val="0"/>
-          <w:i w:val="0"/>
-          <w:color w:val="000000"/>
-          <w:sz w:val="24"/>
-        </w:rPr>
-        <w:t>Con Bruijning?</w:t>
-      </w:r>
-    </w:p>
-    <w:p>
-      <w:pPr>
-        <w:autoSpaceDN w:val="0"/>
-        <w:autoSpaceDE w:val="0"/>
-        <w:widowControl/>
-        <w:spacing w:line="288" w:lineRule="exact" w:before="240" w:after="0"/>
-        <w:ind w:left="10" w:right="576" w:firstLine="0"/>
-        <w:jc w:val="left"/>
-      </w:pPr>
-      <w:r>
-        <w:rPr>
-          <w:rFonts w:ascii="Charis SIL Regular" w:hAnsi="Charis SIL Regular" w:eastAsia="Charis SIL Regular"/>
-          <w:b w:val="0"/>
-          <w:i w:val="0"/>
-          <w:color w:val="000000"/>
-          <w:sz w:val="24"/>
-        </w:rPr>
-        <w:t xml:space="preserve">Musée des cultures guyanaises http://amazonian-museum-network.org/nl/de-collecties? </w:t>
-      </w:r>
-      <w:r>
-        <w:rPr>
-          <w:rFonts w:ascii="Charis SIL Regular" w:hAnsi="Charis SIL Regular" w:eastAsia="Charis SIL Regular"/>
-          <w:b w:val="0"/>
-          <w:i w:val="0"/>
-          <w:color w:val="000000"/>
-          <w:sz w:val="24"/>
-        </w:rPr>
-        <w:t xml:space="preserve">&amp;filter/musee=174 </w:t>
-      </w:r>
-      <w:r>
-        <w:br/>
-      </w:r>
-      <w:r>
-        <w:rPr>
-          <w:rFonts w:ascii="Charis SIL Regular" w:hAnsi="Charis SIL Regular" w:eastAsia="Charis SIL Regular"/>
-          <w:b w:val="0"/>
-          <w:i w:val="0"/>
-          <w:color w:val="000000"/>
-          <w:sz w:val="24"/>
-        </w:rPr>
-        <w:t>Surinaams Museum:</w:t>
-      </w:r>
-    </w:p>
-    <w:p>
-      <w:pPr>
-        <w:autoSpaceDN w:val="0"/>
-        <w:autoSpaceDE w:val="0"/>
-        <w:widowControl/>
-        <w:spacing w:line="420" w:lineRule="exact" w:before="204" w:after="0"/>
-        <w:ind w:left="10" w:right="0" w:firstLine="0"/>
-        <w:jc w:val="left"/>
-      </w:pPr>
-      <w:r>
-        <w:rPr>
-          <w:rFonts w:ascii="Charis SIL Bold" w:hAnsi="Charis SIL Bold" w:eastAsia="Charis SIL Bold"/>
-          <w:b/>
-          <w:i w:val="0"/>
-          <w:color w:val="000000"/>
-          <w:sz w:val="28"/>
-        </w:rPr>
         <w:t>Natuurhistorisch verzamelen?</w:t>
       </w:r>
     </w:p>
@@ -12268,12 +12346,47 @@
         </w:rPr>
         <w:t>Bronnen</w:t>
       </w:r>
+      <w:r>
+        <w:br/>
+      </w:r>
+      <w:r>
+        <w:rPr>
+          <w:rFonts w:ascii="Charis SIL Regular" w:hAnsi="Charis SIL Regular" w:eastAsia="Charis SIL Regular"/>
+          <w:b w:val="0"/>
+          <w:i w:val="0"/>
+          <w:color w:val="000000"/>
+          <w:sz w:val="24"/>
+        </w:rPr>
+        <w:t xml:space="preserve">•  </w:t>
+      </w:r>
+      <w:r>
+        <w:rPr>
+          <w:rFonts w:ascii="Charis SIL Regular" w:hAnsi="Charis SIL Regular" w:eastAsia="Charis SIL Regular"/>
+          <w:b w:val="0"/>
+          <w:i w:val="0"/>
+          <w:color w:val="0000FF"/>
+          <w:sz w:val="24"/>
+          <w:u w:val="single"/>
+        </w:rPr>
+        <w:t>Ambtena</w:t>
+      </w:r>
+      <w:r>
+        <w:rPr>
+          <w:rFonts w:ascii="Charis SIL Regular" w:hAnsi="Charis SIL Regular" w:eastAsia="Charis SIL Regular"/>
+          <w:b w:val="0"/>
+          <w:i w:val="0"/>
+          <w:color w:val="0000FF"/>
+          <w:sz w:val="24"/>
+          <w:u w:val="single"/>
+        </w:rPr>
+        <w:t>ren</w:t>
+      </w:r>
     </w:p>
     <w:p>
       <w:pPr>
         <w:sectPr>
           <w:pgSz w:w="11900" w:h="16840"/>
-          <w:pgMar w:top="324" w:right="944" w:bottom="506" w:left="950" w:header="720" w:footer="720" w:gutter="0"/>
+          <w:pgMar w:top="324" w:right="944" w:bottom="482" w:left="950" w:header="720" w:footer="720" w:gutter="0"/>
           <w:cols/>
           <w:docGrid w:linePitch="360"/>
         </w:sectPr>
@@ -12316,42 +12429,7 @@
           <w:sz w:val="24"/>
           <w:u w:val="single"/>
         </w:rPr>
-        <w:t>Ambtenaren</w:t>
-      </w:r>
-      <w:r>
-        <w:br/>
-      </w:r>
-      <w:r>
-        <w:rPr>
-          <w:rFonts w:ascii="Charis SIL Regular" w:hAnsi="Charis SIL Regular" w:eastAsia="Charis SIL Regular"/>
-          <w:b w:val="0"/>
-          <w:i w:val="0"/>
-          <w:color w:val="000000"/>
-          <w:sz w:val="24"/>
-        </w:rPr>
-        <w:t xml:space="preserve">•  </w:t>
-      </w:r>
-      <w:r>
-        <w:rPr>
-          <w:rFonts w:ascii="Charis SIL Regular" w:hAnsi="Charis SIL Regular" w:eastAsia="Charis SIL Regular"/>
-          <w:b w:val="0"/>
-          <w:i w:val="0"/>
-          <w:color w:val="0000FF"/>
-          <w:sz w:val="24"/>
-          <w:u w:val="single"/>
-        </w:rPr>
-        <w:t>Leger en ma</w:t>
-      </w:r>
-      <w:r>
-        <w:rPr>
-          <w:rFonts w:ascii="Charis SIL Regular" w:hAnsi="Charis SIL Regular" w:eastAsia="Charis SIL Regular"/>
-          <w:b w:val="0"/>
-          <w:i w:val="0"/>
-          <w:color w:val="0000FF"/>
-          <w:sz w:val="24"/>
-          <w:u w:val="single"/>
-        </w:rPr>
-        <w:t>rine</w:t>
+        <w:t>Leger en marine</w:t>
       </w:r>
       <w:r>
         <w:br/>
@@ -12509,7 +12587,7 @@
         <w:autoSpaceDN w:val="0"/>
         <w:autoSpaceDE w:val="0"/>
         <w:widowControl/>
-        <w:spacing w:line="538" w:lineRule="exact" w:before="198" w:after="0"/>
+        <w:spacing w:line="540" w:lineRule="exact" w:before="198" w:after="0"/>
         <w:ind w:left="0" w:right="0" w:firstLine="0"/>
         <w:jc w:val="left"/>
       </w:pPr>
@@ -12529,7 +12607,7 @@
         <w:autoSpaceDN w:val="0"/>
         <w:autoSpaceDE w:val="0"/>
         <w:widowControl/>
-        <w:spacing w:line="540" w:lineRule="exact" w:before="192" w:after="0"/>
+        <w:spacing w:line="540" w:lineRule="exact" w:before="190" w:after="0"/>
         <w:ind w:left="0" w:right="0" w:firstLine="0"/>
         <w:jc w:val="left"/>
       </w:pPr>
@@ -12773,7 +12851,7 @@
             <w:rPr>
               <w:rStyle w:val="Hyperlink"/>
             </w:rPr>
-            <w:t>profiel</w:t>
+            <w:t>profie</w:t>
           </w:r>
         </w:hyperlink>
       </w:r>
@@ -12785,6 +12863,16 @@
           <w:color w:val="0000FF"/>
           <w:sz w:val="24"/>
           <w:u w:val="single"/>
+        </w:rPr>
+        <w:t>l</w:t>
+      </w:r>
+      <w:r>
+        <w:rPr>
+          <w:rFonts w:ascii="Charis SIL Regular" w:hAnsi="Charis SIL Regular" w:eastAsia="Charis SIL Regular"/>
+          <w:b w:val="0"/>
+          <w:i w:val="0"/>
+          <w:color w:val="0000FF"/>
+          <w:sz w:val="24"/>
         </w:rPr>
         <w:t>-</w:t>
       </w:r>
@@ -12802,19 +12890,9 @@
             <w:rPr>
               <w:rStyle w:val="Hyperlink"/>
             </w:rPr>
-            <w:t>als</w:t>
+            <w:t>als-</w:t>
           </w:r>
         </w:hyperlink>
-      </w:r>
-      <w:r>
-        <w:rPr>
-          <w:rFonts w:ascii="Charis SIL Regular" w:hAnsi="Charis SIL Regular" w:eastAsia="Charis SIL Regular"/>
-          <w:b w:val="0"/>
-          <w:i w:val="0"/>
-          <w:color w:val="0000FF"/>
-          <w:sz w:val="24"/>
-        </w:rPr>
-        <w:t>-</w:t>
       </w:r>
       <w:r>
         <w:rPr>
@@ -13170,7 +13248,7 @@
           <w:sz w:val="24"/>
           <w:u w:val="single"/>
         </w:rPr>
-        <w:hyperlink r:id="rId72" w:history="1">
+        <w:hyperlink r:id="rId71" w:history="1">
           <w:r>
             <w:rPr>
               <w:rStyle w:val="Hyperlink"/>
@@ -13188,7 +13266,7 @@
           <w:sz w:val="24"/>
           <w:u w:val="single"/>
         </w:rPr>
-        <w:hyperlink r:id="rId72" w:history="1">
+        <w:hyperlink r:id="rId71" w:history="1">
           <w:r>
             <w:rPr>
               <w:rStyle w:val="Hyperlink"/>
@@ -13286,7 +13364,7 @@
           <w:sz w:val="24"/>
           <w:u w:val="single"/>
         </w:rPr>
-        <w:hyperlink r:id="rId73" w:history="1">
+        <w:hyperlink r:id="rId72" w:history="1">
           <w:r>
             <w:rPr>
               <w:rStyle w:val="Hyperlink"/>
@@ -13304,7 +13382,7 @@
           <w:sz w:val="24"/>
           <w:u w:val="single"/>
         </w:rPr>
-        <w:hyperlink r:id="rId73" w:history="1">
+        <w:hyperlink r:id="rId72" w:history="1">
           <w:r>
             <w:rPr>
               <w:rStyle w:val="Hyperlink"/>
@@ -13322,7 +13400,7 @@
           <w:sz w:val="24"/>
           <w:u w:val="single"/>
         </w:rPr>
-        <w:hyperlink r:id="rId73" w:history="1">
+        <w:hyperlink r:id="rId72" w:history="1">
           <w:r>
             <w:rPr>
               <w:rStyle w:val="Hyperlink"/>
@@ -13350,7 +13428,7 @@
           <w:sz w:val="24"/>
           <w:u w:val="single"/>
         </w:rPr>
-        <w:hyperlink r:id="rId74" w:history="1">
+        <w:hyperlink r:id="rId73" w:history="1">
           <w:r>
             <w:rPr>
               <w:rStyle w:val="Hyperlink"/>
@@ -13379,7 +13457,7 @@
           <w:sz w:val="24"/>
           <w:u w:val="single"/>
         </w:rPr>
-        <w:hyperlink r:id="rId74" w:history="1">
+        <w:hyperlink r:id="rId73" w:history="1">
           <w:r>
             <w:rPr>
               <w:rStyle w:val="Hyperlink"/>
@@ -13500,7 +13578,7 @@
           <w:sz w:val="24"/>
           <w:u w:val="single"/>
         </w:rPr>
-        <w:hyperlink r:id="rId75" w:history="1">
+        <w:hyperlink r:id="rId74" w:history="1">
           <w:r>
             <w:rPr>
               <w:rStyle w:val="Hyperlink"/>
@@ -13518,7 +13596,7 @@
           <w:sz w:val="24"/>
           <w:u w:val="single"/>
         </w:rPr>
-        <w:hyperlink r:id="rId75" w:history="1">
+        <w:hyperlink r:id="rId74" w:history="1">
           <w:r>
             <w:rPr>
               <w:rStyle w:val="Hyperlink"/>
@@ -13536,7 +13614,7 @@
           <w:sz w:val="24"/>
           <w:u w:val="single"/>
         </w:rPr>
-        <w:hyperlink r:id="rId75" w:history="1">
+        <w:hyperlink r:id="rId74" w:history="1">
           <w:r>
             <w:rPr>
               <w:rStyle w:val="Hyperlink"/>
@@ -13554,7 +13632,7 @@
           <w:sz w:val="24"/>
           <w:u w:val="single"/>
         </w:rPr>
-        <w:hyperlink r:id="rId75" w:history="1">
+        <w:hyperlink r:id="rId74" w:history="1">
           <w:r>
             <w:rPr>
               <w:rStyle w:val="Hyperlink"/>
@@ -13582,7 +13660,7 @@
           <w:sz w:val="24"/>
           <w:u w:val="single"/>
         </w:rPr>
-        <w:hyperlink r:id="rId75" w:history="1">
+        <w:hyperlink r:id="rId74" w:history="1">
           <w:r>
             <w:rPr>
               <w:rStyle w:val="Hyperlink"/>
@@ -13600,7 +13678,7 @@
           <w:sz w:val="24"/>
           <w:u w:val="single"/>
         </w:rPr>
-        <w:hyperlink r:id="rId75" w:history="1">
+        <w:hyperlink r:id="rId74" w:history="1">
           <w:r>
             <w:rPr>
               <w:rStyle w:val="Hyperlink"/>
@@ -13629,7 +13707,7 @@
           <w:sz w:val="24"/>
           <w:u w:val="single"/>
         </w:rPr>
-        <w:hyperlink r:id="rId75" w:history="1">
+        <w:hyperlink r:id="rId74" w:history="1">
           <w:r>
             <w:rPr>
               <w:rStyle w:val="Hyperlink"/>
@@ -13664,8 +13742,8 @@
         <w:autoSpaceDN w:val="0"/>
         <w:autoSpaceDE w:val="0"/>
         <w:widowControl/>
-        <w:spacing w:line="352" w:lineRule="exact" w:before="176" w:after="0"/>
-        <w:ind w:left="800" w:right="0" w:firstLine="0"/>
+        <w:spacing w:line="288" w:lineRule="exact" w:before="240" w:after="0"/>
+        <w:ind w:left="800" w:right="432" w:firstLine="0"/>
         <w:jc w:val="left"/>
       </w:pPr>
       <w:r>
@@ -13676,7 +13754,17 @@
           <w:color w:val="000000"/>
           <w:sz w:val="24"/>
         </w:rPr>
-        <w:t>Price, R. and S. Price ‘John Gabriel Stedman's collection of 18th-century artifacts</w:t>
+        <w:t xml:space="preserve">Price, R. and S. Price ‘John Gabriel Stedman's collection of 18th-century artifacts </w:t>
+      </w:r>
+      <w:r>
+        <w:rPr>
+          <w:rFonts w:ascii="Charis SIL Italic" w:hAnsi="Charis SIL Italic" w:eastAsia="Charis SIL Italic"/>
+          <w:b w:val="0"/>
+          <w:i/>
+          <w:color w:val="000000"/>
+          <w:sz w:val="24"/>
+        </w:rPr>
+        <w:t>from Suriname’, New West Indian Guide / Nieuwe West-Indische Gids, 53(1)</w:t>
       </w:r>
     </w:p>
     <w:p>
@@ -13715,7 +13803,7 @@
           <w:color w:val="000000"/>
           <w:sz w:val="24"/>
         </w:rPr>
-        <w:t xml:space="preserve">from Suriname’, New West Indian Guide / Nieuwe West-Indische Gids, 53(1) </w:t>
+        <w:t>(1979), 121-140.</w:t>
       </w:r>
       <w:r>
         <w:rPr>
@@ -13725,7 +13813,7 @@
           <w:color w:val="000000"/>
           <w:sz w:val="24"/>
         </w:rPr>
-        <w:t>(1979), 121-140.</w:t>
+        <w:t xml:space="preserve">Wetenschappelijk artikel over objecten uit de collectie van het </w:t>
       </w:r>
       <w:r>
         <w:rPr>
@@ -13735,7 +13823,7 @@
           <w:color w:val="000000"/>
           <w:sz w:val="24"/>
         </w:rPr>
-        <w:t xml:space="preserve">Wetenschappelijk artikel over objecten uit de collectie van het </w:t>
+        <w:t xml:space="preserve">voormalige Koninklijk Kabinet van Zeldzaamheden die mogelijk afkomstig zijn van </w:t>
       </w:r>
       <w:r>
         <w:rPr>
@@ -13745,7 +13833,78 @@
           <w:color w:val="000000"/>
           <w:sz w:val="24"/>
         </w:rPr>
-        <w:t xml:space="preserve">voormalige Koninklijk Kabinet van Zeldzaamheden die mogelijk afkomstig zijn van </w:t>
+        <w:t>John Gabriel Stedman.</w:t>
+      </w:r>
+    </w:p>
+    <w:p>
+      <w:pPr>
+        <w:autoSpaceDN w:val="0"/>
+        <w:tabs>
+          <w:tab w:pos="800" w:val="left"/>
+        </w:tabs>
+        <w:autoSpaceDE w:val="0"/>
+        <w:widowControl/>
+        <w:spacing w:line="408" w:lineRule="exact" w:before="120" w:after="0"/>
+        <w:ind w:left="0" w:right="576" w:firstLine="0"/>
+        <w:jc w:val="left"/>
+      </w:pPr>
+      <w:r>
+        <w:tab/>
+      </w:r>
+      <w:r>
+        <w:rPr>
+          <w:rFonts w:ascii="Charis SIL Regular" w:hAnsi="Charis SIL Regular" w:eastAsia="Charis SIL Regular"/>
+          <w:b w:val="0"/>
+          <w:i w:val="0"/>
+          <w:color w:val="0000FF"/>
+          <w:sz w:val="24"/>
+          <w:u w:val="single"/>
+        </w:rPr>
+        <w:hyperlink r:id="rId75" w:history="1">
+          <w:r>
+            <w:rPr>
+              <w:rStyle w:val="Hyperlink"/>
+            </w:rPr>
+            <w:t>https://</w:t>
+          </w:r>
+        </w:hyperlink>
+      </w:r>
+      <w:r>
+        <w:rPr>
+          <w:rFonts w:ascii="Charis SIL Regular" w:hAnsi="Charis SIL Regular" w:eastAsia="Charis SIL Regular"/>
+          <w:b w:val="0"/>
+          <w:i w:val="0"/>
+          <w:color w:val="0000FF"/>
+          <w:sz w:val="24"/>
+          <w:u w:val="single"/>
+        </w:rPr>
+        <w:hyperlink r:id="rId75" w:history="1">
+          <w:r>
+            <w:rPr>
+              <w:rStyle w:val="Hyperlink"/>
+            </w:rPr>
+            <w:t xml:space="preserve">doi.org/10.1163/22134360-90002148 </w:t>
+          </w:r>
+        </w:hyperlink>
+      </w:r>
+      <w:r>
+        <w:br/>
+      </w:r>
+      <w:r>
+        <w:rPr>
+          <w:rFonts w:ascii="Charis SIL Regular" w:hAnsi="Charis SIL Regular" w:eastAsia="Charis SIL Regular"/>
+          <w:b w:val="0"/>
+          <w:i w:val="0"/>
+          <w:color w:val="000000"/>
+          <w:sz w:val="24"/>
+        </w:rPr>
+        <w:t xml:space="preserve">Boek: </w:t>
+      </w:r>
+      <w:r>
+        <w:br/>
+      </w:r>
+      <w:r>
+        <w:tab/>
       </w:r>
       <w:r>
         <w:rPr>
@@ -13755,7 +13914,850 @@
           <w:color w:val="000000"/>
           <w:sz w:val="24"/>
         </w:rPr>
-        <w:t>John Gabriel Stedman.</w:t>
+        <w:t xml:space="preserve">Price, R. and S. Price. Afro-American arts of the Suriname rain forest. Berkeley: </w:t>
+      </w:r>
+      <w:r>
+        <w:tab/>
+      </w:r>
+      <w:r>
+        <w:rPr>
+          <w:rFonts w:ascii="Charis SIL Italic" w:hAnsi="Charis SIL Italic" w:eastAsia="Charis SIL Italic"/>
+          <w:b w:val="0"/>
+          <w:i/>
+          <w:color w:val="000000"/>
+          <w:sz w:val="24"/>
+        </w:rPr>
+        <w:t>University of California Press, 1980.</w:t>
+      </w:r>
+      <w:r>
+        <w:rPr>
+          <w:rFonts w:ascii="Charis SIL Italic" w:hAnsi="Charis SIL Italic" w:eastAsia="Charis SIL Italic"/>
+          <w:b w:val="0"/>
+          <w:i/>
+          <w:color w:val="000000"/>
+          <w:sz w:val="24"/>
+        </w:rPr>
+        <w:t xml:space="preserve">Catalogus van een in 1980 geopende </w:t>
+      </w:r>
+      <w:r>
+        <w:tab/>
+      </w:r>
+      <w:r>
+        <w:rPr>
+          <w:rFonts w:ascii="Charis SIL Italic" w:hAnsi="Charis SIL Italic" w:eastAsia="Charis SIL Italic"/>
+          <w:b w:val="0"/>
+          <w:i/>
+          <w:color w:val="000000"/>
+          <w:sz w:val="24"/>
+        </w:rPr>
+        <w:t>tentoonstelling over marronkunst in Los Angeles, Dallas, Baltimore en New York.</w:t>
+      </w:r>
+    </w:p>
+    <w:p>
+      <w:pPr>
+        <w:autoSpaceDN w:val="0"/>
+        <w:tabs>
+          <w:tab w:pos="800" w:val="left"/>
+        </w:tabs>
+        <w:autoSpaceDE w:val="0"/>
+        <w:widowControl/>
+        <w:spacing w:line="356" w:lineRule="exact" w:before="172" w:after="0"/>
+        <w:ind w:left="0" w:right="288" w:firstLine="0"/>
+        <w:jc w:val="left"/>
+      </w:pPr>
+      <w:r>
+        <w:tab/>
+      </w:r>
+      <w:r>
+        <w:rPr>
+          <w:rFonts w:ascii="Charis SIL Regular" w:hAnsi="Charis SIL Regular" w:eastAsia="Charis SIL Regular"/>
+          <w:b w:val="0"/>
+          <w:i w:val="0"/>
+          <w:color w:val="0000FF"/>
+          <w:sz w:val="24"/>
+          <w:u w:val="single"/>
+        </w:rPr>
+        <w:hyperlink r:id="rId76" w:history="1">
+          <w:r>
+            <w:rPr>
+              <w:rStyle w:val="Hyperlink"/>
+            </w:rPr>
+            <w:t>ISBN</w:t>
+          </w:r>
+        </w:hyperlink>
+      </w:r>
+      <w:r>
+        <w:rPr>
+          <w:rFonts w:ascii="Charis SIL Regular" w:hAnsi="Charis SIL Regular" w:eastAsia="Charis SIL Regular"/>
+          <w:b w:val="0"/>
+          <w:i w:val="0"/>
+          <w:color w:val="0000FF"/>
+          <w:sz w:val="24"/>
+          <w:u w:val="single"/>
+        </w:rPr>
+        <w:t xml:space="preserve"> </w:t>
+      </w:r>
+      <w:r>
+        <w:rPr>
+          <w:rFonts w:ascii="Charis SIL Regular" w:hAnsi="Charis SIL Regular" w:eastAsia="Charis SIL Regular"/>
+          <w:b w:val="0"/>
+          <w:i w:val="0"/>
+          <w:color w:val="0000FF"/>
+          <w:sz w:val="24"/>
+          <w:u w:val="single"/>
+        </w:rPr>
+        <w:hyperlink r:id="rId76" w:history="1">
+          <w:r>
+            <w:rPr>
+              <w:rStyle w:val="Hyperlink"/>
+            </w:rPr>
+            <w:t xml:space="preserve">978-0-520-04412-8 </w:t>
+          </w:r>
+        </w:hyperlink>
+      </w:r>
+      <w:r>
+        <w:br/>
+      </w:r>
+      <w:r>
+        <w:rPr>
+          <w:rFonts w:ascii="Charis SIL Regular" w:hAnsi="Charis SIL Regular" w:eastAsia="Charis SIL Regular"/>
+          <w:b w:val="0"/>
+          <w:i w:val="0"/>
+          <w:color w:val="000000"/>
+          <w:sz w:val="24"/>
+        </w:rPr>
+        <w:t xml:space="preserve">Wetenschappelijk artikel: </w:t>
+      </w:r>
+      <w:r>
+        <w:br/>
+      </w:r>
+      <w:r>
+        <w:tab/>
+      </w:r>
+      <w:r>
+        <w:rPr>
+          <w:rFonts w:ascii="Charis SIL Italic" w:hAnsi="Charis SIL Italic" w:eastAsia="Charis SIL Italic"/>
+          <w:b w:val="0"/>
+          <w:i/>
+          <w:color w:val="000000"/>
+          <w:sz w:val="24"/>
+        </w:rPr>
+        <w:t xml:space="preserve">Ruiter, I. de, T. van Andel, M. Françozo, C.F. Caromano ‘Surinamese Maroon and </w:t>
+      </w:r>
+      <w:r>
+        <w:tab/>
+      </w:r>
+      <w:r>
+        <w:rPr>
+          <w:rFonts w:ascii="Charis SIL Italic" w:hAnsi="Charis SIL Italic" w:eastAsia="Charis SIL Italic"/>
+          <w:b w:val="0"/>
+          <w:i/>
+          <w:color w:val="000000"/>
+          <w:sz w:val="24"/>
+        </w:rPr>
+        <w:t xml:space="preserve">Indigenous Knowledge in the Creation of Natural and Ethnographic Collections </w:t>
+      </w:r>
+      <w:r>
+        <w:tab/>
+      </w:r>
+      <w:r>
+        <w:rPr>
+          <w:rFonts w:ascii="Charis SIL Italic" w:hAnsi="Charis SIL Italic" w:eastAsia="Charis SIL Italic"/>
+          <w:b w:val="0"/>
+          <w:i/>
+          <w:color w:val="000000"/>
+          <w:sz w:val="24"/>
+        </w:rPr>
+        <w:t xml:space="preserve">Housed in The Netherlands’, New West Indian Guide / Nieuwe West-Indische Gids, </w:t>
+      </w:r>
+      <w:r>
+        <w:tab/>
+      </w:r>
+      <w:r>
+        <w:rPr>
+          <w:rFonts w:ascii="Charis SIL Italic" w:hAnsi="Charis SIL Italic" w:eastAsia="Charis SIL Italic"/>
+          <w:b w:val="0"/>
+          <w:i/>
+          <w:color w:val="000000"/>
+          <w:sz w:val="24"/>
+        </w:rPr>
+        <w:t>99(3-4) (2025), 287-324.</w:t>
+      </w:r>
+      <w:r>
+        <w:rPr>
+          <w:rFonts w:ascii="Charis SIL Italic" w:hAnsi="Charis SIL Italic" w:eastAsia="Charis SIL Italic"/>
+          <w:b w:val="0"/>
+          <w:i/>
+          <w:color w:val="000000"/>
+          <w:sz w:val="24"/>
+        </w:rPr>
+        <w:t xml:space="preserve">Wetenschappelijk artikel over de bijdrage van marrons </w:t>
+      </w:r>
+      <w:r>
+        <w:tab/>
+      </w:r>
+      <w:r>
+        <w:rPr>
+          <w:rFonts w:ascii="Charis SIL Italic" w:hAnsi="Charis SIL Italic" w:eastAsia="Charis SIL Italic"/>
+          <w:b w:val="0"/>
+          <w:i/>
+          <w:color w:val="000000"/>
+          <w:sz w:val="24"/>
+        </w:rPr>
+        <w:t xml:space="preserve">en inheemsen aan de samenstelling van natuurhistorische en etnografische collecties </w:t>
+      </w:r>
+      <w:r>
+        <w:tab/>
+      </w:r>
+      <w:r>
+        <w:rPr>
+          <w:rFonts w:ascii="Charis SIL Italic" w:hAnsi="Charis SIL Italic" w:eastAsia="Charis SIL Italic"/>
+          <w:b w:val="0"/>
+          <w:i/>
+          <w:color w:val="000000"/>
+          <w:sz w:val="24"/>
+        </w:rPr>
+        <w:t>in Nederland.</w:t>
+      </w:r>
+    </w:p>
+    <w:p>
+      <w:pPr>
+        <w:autoSpaceDN w:val="0"/>
+        <w:tabs>
+          <w:tab w:pos="800" w:val="left"/>
+        </w:tabs>
+        <w:autoSpaceDE w:val="0"/>
+        <w:widowControl/>
+        <w:spacing w:line="528" w:lineRule="exact" w:before="0" w:after="0"/>
+        <w:ind w:left="0" w:right="864" w:firstLine="0"/>
+        <w:jc w:val="left"/>
+      </w:pPr>
+      <w:r>
+        <w:tab/>
+      </w:r>
+      <w:r>
+        <w:rPr>
+          <w:rFonts w:ascii="Charis SIL Regular" w:hAnsi="Charis SIL Regular" w:eastAsia="Charis SIL Regular"/>
+          <w:b w:val="0"/>
+          <w:i w:val="0"/>
+          <w:color w:val="0000FF"/>
+          <w:sz w:val="24"/>
+          <w:u w:val="single"/>
+        </w:rPr>
+        <w:hyperlink r:id="rId77" w:history="1">
+          <w:r>
+            <w:rPr>
+              <w:rStyle w:val="Hyperlink"/>
+            </w:rPr>
+            <w:t>https://</w:t>
+          </w:r>
+        </w:hyperlink>
+      </w:r>
+      <w:r>
+        <w:rPr>
+          <w:rFonts w:ascii="Charis SIL Regular" w:hAnsi="Charis SIL Regular" w:eastAsia="Charis SIL Regular"/>
+          <w:b w:val="0"/>
+          <w:i w:val="0"/>
+          <w:color w:val="0000FF"/>
+          <w:sz w:val="24"/>
+          <w:u w:val="single"/>
+        </w:rPr>
+        <w:hyperlink r:id="rId77" w:history="1">
+          <w:r>
+            <w:rPr>
+              <w:rStyle w:val="Hyperlink"/>
+            </w:rPr>
+            <w:t>doi.org/10.1163/22134360-</w:t>
+          </w:r>
+        </w:hyperlink>
+      </w:r>
+      <w:r>
+        <w:rPr>
+          <w:rFonts w:ascii="Charis SIL Regular" w:hAnsi="Charis SIL Regular" w:eastAsia="Charis SIL Regular"/>
+          <w:b w:val="0"/>
+          <w:i w:val="0"/>
+          <w:color w:val="0000FF"/>
+          <w:sz w:val="24"/>
+          <w:u w:val="single"/>
+        </w:rPr>
+        <w:hyperlink r:id="rId77" w:history="1">
+          <w:r>
+            <w:rPr>
+              <w:rStyle w:val="Hyperlink"/>
+            </w:rPr>
+            <w:t xml:space="preserve">bja10038 </w:t>
+          </w:r>
+        </w:hyperlink>
+      </w:r>
+      <w:r>
+        <w:br/>
+      </w:r>
+      <w:r>
+        <w:rPr>
+          <w:rFonts w:ascii="Charis SIL Regular" w:hAnsi="Charis SIL Regular" w:eastAsia="Charis SIL Regular"/>
+          <w:b w:val="0"/>
+          <w:i w:val="0"/>
+          <w:color w:val="000000"/>
+          <w:sz w:val="24"/>
+        </w:rPr>
+        <w:t xml:space="preserve">Wetenschappelijk artikel: </w:t>
+      </w:r>
+      <w:r>
+        <w:br/>
+      </w:r>
+      <w:r>
+        <w:tab/>
+      </w:r>
+      <w:r>
+        <w:rPr>
+          <w:rFonts w:ascii="Charis SIL Italic" w:hAnsi="Charis SIL Italic" w:eastAsia="Charis SIL Italic"/>
+          <w:b w:val="0"/>
+          <w:i/>
+          <w:color w:val="000000"/>
+          <w:sz w:val="24"/>
+        </w:rPr>
+        <w:t>Stipriaan, A. van ‘Caraïbisch erfgoed in de Nederlandse Black Atlantic’, OSO.</w:t>
+      </w:r>
+    </w:p>
+    <w:p>
+      <w:pPr>
+        <w:autoSpaceDN w:val="0"/>
+        <w:autoSpaceDE w:val="0"/>
+        <w:widowControl/>
+        <w:spacing w:line="288" w:lineRule="exact" w:before="64" w:after="0"/>
+        <w:ind w:left="800" w:right="1008" w:firstLine="0"/>
+        <w:jc w:val="left"/>
+      </w:pPr>
+      <w:r>
+        <w:rPr>
+          <w:rFonts w:ascii="Charis SIL Italic" w:hAnsi="Charis SIL Italic" w:eastAsia="Charis SIL Italic"/>
+          <w:b w:val="0"/>
+          <w:i/>
+          <w:color w:val="000000"/>
+          <w:sz w:val="24"/>
+        </w:rPr>
+        <w:t xml:space="preserve">Tijdschrift voor Surinaamse Taalkunde, Letterkunde en Geschiedenis, 35(1) </w:t>
+      </w:r>
+      <w:r>
+        <w:rPr>
+          <w:rFonts w:ascii="Charis SIL Italic" w:hAnsi="Charis SIL Italic" w:eastAsia="Charis SIL Italic"/>
+          <w:b w:val="0"/>
+          <w:i/>
+          <w:color w:val="000000"/>
+          <w:sz w:val="24"/>
+        </w:rPr>
+        <w:t>(2016), 11-37.</w:t>
+      </w:r>
+      <w:r>
+        <w:rPr>
+          <w:rFonts w:ascii="Charis SIL Italic" w:hAnsi="Charis SIL Italic" w:eastAsia="Charis SIL Italic"/>
+          <w:b w:val="0"/>
+          <w:i/>
+          <w:color w:val="000000"/>
+          <w:sz w:val="24"/>
+        </w:rPr>
+        <w:t>SCHRIJVEN!</w:t>
+      </w:r>
+    </w:p>
+    <w:p>
+      <w:pPr>
+        <w:autoSpaceDN w:val="0"/>
+        <w:tabs>
+          <w:tab w:pos="800" w:val="left"/>
+        </w:tabs>
+        <w:autoSpaceDE w:val="0"/>
+        <w:widowControl/>
+        <w:spacing w:line="528" w:lineRule="exact" w:before="0" w:after="0"/>
+        <w:ind w:left="0" w:right="288" w:firstLine="0"/>
+        <w:jc w:val="left"/>
+      </w:pPr>
+      <w:r>
+        <w:tab/>
+      </w:r>
+      <w:r>
+        <w:rPr>
+          <w:rFonts w:ascii="Charis SIL Regular" w:hAnsi="Charis SIL Regular" w:eastAsia="Charis SIL Regular"/>
+          <w:b w:val="0"/>
+          <w:i w:val="0"/>
+          <w:color w:val="0000FF"/>
+          <w:sz w:val="24"/>
+        </w:rPr>
+        <w:hyperlink r:id="rId78" w:history="1">
+          <w:r>
+            <w:rPr>
+              <w:rStyle w:val="Hyperlink"/>
+            </w:rPr>
+            <w:t>https://</w:t>
+          </w:r>
+        </w:hyperlink>
+      </w:r>
+      <w:r>
+        <w:rPr>
+          <w:rFonts w:ascii="Charis SIL Regular" w:hAnsi="Charis SIL Regular" w:eastAsia="Charis SIL Regular"/>
+          <w:b w:val="0"/>
+          <w:i w:val="0"/>
+          <w:color w:val="0000FF"/>
+          <w:sz w:val="24"/>
+        </w:rPr>
+        <w:hyperlink r:id="rId78" w:history="1">
+          <w:r>
+            <w:rPr>
+              <w:rStyle w:val="Hyperlink"/>
+            </w:rPr>
+            <w:t>www.dbnl.org/</w:t>
+          </w:r>
+        </w:hyperlink>
+      </w:r>
+      <w:r>
+        <w:rPr>
+          <w:rFonts w:ascii="Charis SIL Regular" w:hAnsi="Charis SIL Regular" w:eastAsia="Charis SIL Regular"/>
+          <w:b w:val="0"/>
+          <w:i w:val="0"/>
+          <w:color w:val="0000FF"/>
+          <w:sz w:val="24"/>
+        </w:rPr>
+        <w:hyperlink r:id="rId78" w:history="1">
+          <w:r>
+            <w:rPr>
+              <w:rStyle w:val="Hyperlink"/>
+            </w:rPr>
+            <w:t>tekst/</w:t>
+          </w:r>
+        </w:hyperlink>
+      </w:r>
+      <w:r>
+        <w:rPr>
+          <w:rFonts w:ascii="Charis SIL Regular" w:hAnsi="Charis SIL Regular" w:eastAsia="Charis SIL Regular"/>
+          <w:b w:val="0"/>
+          <w:i w:val="0"/>
+          <w:color w:val="0000FF"/>
+          <w:sz w:val="24"/>
+        </w:rPr>
+        <w:hyperlink r:id="rId78" w:history="1">
+          <w:r>
+            <w:rPr>
+              <w:rStyle w:val="Hyperlink"/>
+            </w:rPr>
+            <w:t>_oso001201601_01/</w:t>
+          </w:r>
+        </w:hyperlink>
+      </w:r>
+      <w:r>
+        <w:rPr>
+          <w:rFonts w:ascii="Charis SIL Regular" w:hAnsi="Charis SIL Regular" w:eastAsia="Charis SIL Regular"/>
+          <w:b w:val="0"/>
+          <w:i w:val="0"/>
+          <w:color w:val="0000FF"/>
+          <w:sz w:val="24"/>
+        </w:rPr>
+        <w:hyperlink r:id="rId78" w:history="1">
+          <w:r>
+            <w:rPr>
+              <w:rStyle w:val="Hyperlink"/>
+            </w:rPr>
+            <w:t xml:space="preserve">_oso001201601_01_0003.php </w:t>
+          </w:r>
+        </w:hyperlink>
+      </w:r>
+      <w:r>
+        <w:rPr>
+          <w:rFonts w:ascii="Charis SIL Regular" w:hAnsi="Charis SIL Regular" w:eastAsia="Charis SIL Regular"/>
+          <w:b w:val="0"/>
+          <w:i w:val="0"/>
+          <w:color w:val="000000"/>
+          <w:sz w:val="24"/>
+        </w:rPr>
+        <w:t xml:space="preserve">Wetenschappelijk artikel: </w:t>
+      </w:r>
+      <w:r>
+        <w:br/>
+      </w:r>
+      <w:r>
+        <w:tab/>
+      </w:r>
+      <w:r>
+        <w:rPr>
+          <w:rFonts w:ascii="Charis SIL Italic" w:hAnsi="Charis SIL Italic" w:eastAsia="Charis SIL Italic"/>
+          <w:b w:val="0"/>
+          <w:i/>
+          <w:color w:val="000000"/>
+          <w:sz w:val="24"/>
+        </w:rPr>
+        <w:t>Vruggink, H. en B. Paasman ‘JOverzicht van Suriname-collecties I’, OSO.</w:t>
+      </w:r>
+    </w:p>
+    <w:p>
+      <w:pPr>
+        <w:autoSpaceDN w:val="0"/>
+        <w:autoSpaceDE w:val="0"/>
+        <w:widowControl/>
+        <w:spacing w:line="288" w:lineRule="exact" w:before="64" w:after="0"/>
+        <w:ind w:left="800" w:right="288" w:firstLine="0"/>
+        <w:jc w:val="left"/>
+      </w:pPr>
+      <w:r>
+        <w:rPr>
+          <w:rFonts w:ascii="Charis SIL Italic" w:hAnsi="Charis SIL Italic" w:eastAsia="Charis SIL Italic"/>
+          <w:b w:val="0"/>
+          <w:i/>
+          <w:color w:val="000000"/>
+          <w:sz w:val="24"/>
+        </w:rPr>
+        <w:t xml:space="preserve">Tijdschrift voor Surinaamse Taalkunde, Letterkunde en Geschiedenis, 7(1) (1988), </w:t>
+      </w:r>
+      <w:r>
+        <w:rPr>
+          <w:rFonts w:ascii="Charis SIL Italic" w:hAnsi="Charis SIL Italic" w:eastAsia="Charis SIL Italic"/>
+          <w:b w:val="0"/>
+          <w:i/>
+          <w:color w:val="000000"/>
+          <w:sz w:val="24"/>
+        </w:rPr>
+        <w:t>189-244.</w:t>
+      </w:r>
+      <w:r>
+        <w:rPr>
+          <w:rFonts w:ascii="Charis SIL Italic" w:hAnsi="Charis SIL Italic" w:eastAsia="Charis SIL Italic"/>
+          <w:b w:val="0"/>
+          <w:i/>
+          <w:color w:val="000000"/>
+          <w:sz w:val="24"/>
+        </w:rPr>
+        <w:t>SCHRIJVEN!</w:t>
+      </w:r>
+    </w:p>
+    <w:p>
+      <w:pPr>
+        <w:autoSpaceDN w:val="0"/>
+        <w:tabs>
+          <w:tab w:pos="800" w:val="left"/>
+        </w:tabs>
+        <w:autoSpaceDE w:val="0"/>
+        <w:widowControl/>
+        <w:spacing w:line="528" w:lineRule="exact" w:before="0" w:after="0"/>
+        <w:ind w:left="0" w:right="288" w:firstLine="0"/>
+        <w:jc w:val="left"/>
+      </w:pPr>
+      <w:r>
+        <w:tab/>
+      </w:r>
+      <w:r>
+        <w:rPr>
+          <w:rFonts w:ascii="Charis SIL Regular" w:hAnsi="Charis SIL Regular" w:eastAsia="Charis SIL Regular"/>
+          <w:b w:val="0"/>
+          <w:i w:val="0"/>
+          <w:color w:val="0000FF"/>
+          <w:sz w:val="24"/>
+        </w:rPr>
+        <w:hyperlink r:id="rId79" w:history="1">
+          <w:r>
+            <w:rPr>
+              <w:rStyle w:val="Hyperlink"/>
+            </w:rPr>
+            <w:t>https://</w:t>
+          </w:r>
+        </w:hyperlink>
+      </w:r>
+      <w:r>
+        <w:rPr>
+          <w:rFonts w:ascii="Charis SIL Regular" w:hAnsi="Charis SIL Regular" w:eastAsia="Charis SIL Regular"/>
+          <w:b w:val="0"/>
+          <w:i w:val="0"/>
+          <w:color w:val="0000FF"/>
+          <w:sz w:val="24"/>
+        </w:rPr>
+        <w:hyperlink r:id="rId79" w:history="1">
+          <w:r>
+            <w:rPr>
+              <w:rStyle w:val="Hyperlink"/>
+            </w:rPr>
+            <w:t>www.dbnl.org/</w:t>
+          </w:r>
+        </w:hyperlink>
+      </w:r>
+      <w:r>
+        <w:rPr>
+          <w:rFonts w:ascii="Charis SIL Regular" w:hAnsi="Charis SIL Regular" w:eastAsia="Charis SIL Regular"/>
+          <w:b w:val="0"/>
+          <w:i w:val="0"/>
+          <w:color w:val="0000FF"/>
+          <w:sz w:val="24"/>
+        </w:rPr>
+        <w:hyperlink r:id="rId79" w:history="1">
+          <w:r>
+            <w:rPr>
+              <w:rStyle w:val="Hyperlink"/>
+            </w:rPr>
+            <w:t>tekst/</w:t>
+          </w:r>
+        </w:hyperlink>
+      </w:r>
+      <w:r>
+        <w:rPr>
+          <w:rFonts w:ascii="Charis SIL Regular" w:hAnsi="Charis SIL Regular" w:eastAsia="Charis SIL Regular"/>
+          <w:b w:val="0"/>
+          <w:i w:val="0"/>
+          <w:color w:val="0000FF"/>
+          <w:sz w:val="24"/>
+        </w:rPr>
+        <w:hyperlink r:id="rId79" w:history="1">
+          <w:r>
+            <w:rPr>
+              <w:rStyle w:val="Hyperlink"/>
+            </w:rPr>
+            <w:t>_oso001198801_01/</w:t>
+          </w:r>
+        </w:hyperlink>
+      </w:r>
+      <w:r>
+        <w:rPr>
+          <w:rFonts w:ascii="Charis SIL Regular" w:hAnsi="Charis SIL Regular" w:eastAsia="Charis SIL Regular"/>
+          <w:b w:val="0"/>
+          <w:i w:val="0"/>
+          <w:color w:val="0000FF"/>
+          <w:sz w:val="24"/>
+        </w:rPr>
+        <w:hyperlink r:id="rId79" w:history="1">
+          <w:r>
+            <w:rPr>
+              <w:rStyle w:val="Hyperlink"/>
+            </w:rPr>
+            <w:t xml:space="preserve">_oso001198801_01_0020.php </w:t>
+          </w:r>
+        </w:hyperlink>
+      </w:r>
+      <w:r>
+        <w:rPr>
+          <w:rFonts w:ascii="Charis SIL Regular" w:hAnsi="Charis SIL Regular" w:eastAsia="Charis SIL Regular"/>
+          <w:b w:val="0"/>
+          <w:i w:val="0"/>
+          <w:color w:val="000000"/>
+          <w:sz w:val="24"/>
+        </w:rPr>
+        <w:t xml:space="preserve">Wetenschappelijk artikel: </w:t>
+      </w:r>
+      <w:r>
+        <w:br/>
+      </w:r>
+      <w:r>
+        <w:tab/>
+      </w:r>
+      <w:r>
+        <w:rPr>
+          <w:rFonts w:ascii="Charis SIL Italic" w:hAnsi="Charis SIL Italic" w:eastAsia="Charis SIL Italic"/>
+          <w:b w:val="0"/>
+          <w:i/>
+          <w:color w:val="000000"/>
+          <w:sz w:val="24"/>
+        </w:rPr>
+        <w:t>Vruggink, H. en B. Paasman ‘JOverzicht van Suriname-collecties II’, OSO.</w:t>
+      </w:r>
+    </w:p>
+    <w:p>
+      <w:pPr>
+        <w:autoSpaceDN w:val="0"/>
+        <w:autoSpaceDE w:val="0"/>
+        <w:widowControl/>
+        <w:spacing w:line="288" w:lineRule="exact" w:before="64" w:after="0"/>
+        <w:ind w:left="800" w:right="288" w:firstLine="0"/>
+        <w:jc w:val="left"/>
+      </w:pPr>
+      <w:r>
+        <w:rPr>
+          <w:rFonts w:ascii="Charis SIL Italic" w:hAnsi="Charis SIL Italic" w:eastAsia="Charis SIL Italic"/>
+          <w:b w:val="0"/>
+          <w:i/>
+          <w:color w:val="000000"/>
+          <w:sz w:val="24"/>
+        </w:rPr>
+        <w:t xml:space="preserve">Tijdschrift voor Surinaamse Taalkunde, Letterkunde en Geschiedenis, 8(1) (1989), </w:t>
+      </w:r>
+      <w:r>
+        <w:rPr>
+          <w:rFonts w:ascii="Charis SIL Italic" w:hAnsi="Charis SIL Italic" w:eastAsia="Charis SIL Italic"/>
+          <w:b w:val="0"/>
+          <w:i/>
+          <w:color w:val="000000"/>
+          <w:sz w:val="24"/>
+        </w:rPr>
+        <w:t>AANPASSEN!.</w:t>
+      </w:r>
+      <w:r>
+        <w:rPr>
+          <w:rFonts w:ascii="Charis SIL Italic" w:hAnsi="Charis SIL Italic" w:eastAsia="Charis SIL Italic"/>
+          <w:b w:val="0"/>
+          <w:i/>
+          <w:color w:val="000000"/>
+          <w:sz w:val="24"/>
+        </w:rPr>
+        <w:t>SCHRIJVEN!</w:t>
+      </w:r>
+    </w:p>
+    <w:p>
+      <w:pPr>
+        <w:autoSpaceDN w:val="0"/>
+        <w:tabs>
+          <w:tab w:pos="800" w:val="left"/>
+        </w:tabs>
+        <w:autoSpaceDE w:val="0"/>
+        <w:widowControl/>
+        <w:spacing w:line="528" w:lineRule="exact" w:before="0" w:after="0"/>
+        <w:ind w:left="0" w:right="288" w:firstLine="0"/>
+        <w:jc w:val="left"/>
+      </w:pPr>
+      <w:r>
+        <w:tab/>
+      </w:r>
+      <w:r>
+        <w:rPr>
+          <w:rFonts w:ascii="Charis SIL Regular" w:hAnsi="Charis SIL Regular" w:eastAsia="Charis SIL Regular"/>
+          <w:b w:val="0"/>
+          <w:i w:val="0"/>
+          <w:color w:val="0000FF"/>
+          <w:sz w:val="24"/>
+        </w:rPr>
+        <w:hyperlink r:id="rId80" w:history="1">
+          <w:r>
+            <w:rPr>
+              <w:rStyle w:val="Hyperlink"/>
+            </w:rPr>
+            <w:t>https://</w:t>
+          </w:r>
+        </w:hyperlink>
+      </w:r>
+      <w:r>
+        <w:rPr>
+          <w:rFonts w:ascii="Charis SIL Regular" w:hAnsi="Charis SIL Regular" w:eastAsia="Charis SIL Regular"/>
+          <w:b w:val="0"/>
+          <w:i w:val="0"/>
+          <w:color w:val="0000FF"/>
+          <w:sz w:val="24"/>
+        </w:rPr>
+        <w:hyperlink r:id="rId80" w:history="1">
+          <w:r>
+            <w:rPr>
+              <w:rStyle w:val="Hyperlink"/>
+            </w:rPr>
+            <w:t>www.dbnl.org/</w:t>
+          </w:r>
+        </w:hyperlink>
+      </w:r>
+      <w:r>
+        <w:rPr>
+          <w:rFonts w:ascii="Charis SIL Regular" w:hAnsi="Charis SIL Regular" w:eastAsia="Charis SIL Regular"/>
+          <w:b w:val="0"/>
+          <w:i w:val="0"/>
+          <w:color w:val="0000FF"/>
+          <w:sz w:val="24"/>
+        </w:rPr>
+        <w:hyperlink r:id="rId80" w:history="1">
+          <w:r>
+            <w:rPr>
+              <w:rStyle w:val="Hyperlink"/>
+            </w:rPr>
+            <w:t>tekst/</w:t>
+          </w:r>
+        </w:hyperlink>
+      </w:r>
+      <w:r>
+        <w:rPr>
+          <w:rFonts w:ascii="Charis SIL Regular" w:hAnsi="Charis SIL Regular" w:eastAsia="Charis SIL Regular"/>
+          <w:b w:val="0"/>
+          <w:i w:val="0"/>
+          <w:color w:val="0000FF"/>
+          <w:sz w:val="24"/>
+        </w:rPr>
+        <w:hyperlink r:id="rId80" w:history="1">
+          <w:r>
+            <w:rPr>
+              <w:rStyle w:val="Hyperlink"/>
+            </w:rPr>
+            <w:t>_oso001198901_01/</w:t>
+          </w:r>
+        </w:hyperlink>
+      </w:r>
+      <w:r>
+        <w:rPr>
+          <w:rFonts w:ascii="Charis SIL Regular" w:hAnsi="Charis SIL Regular" w:eastAsia="Charis SIL Regular"/>
+          <w:b w:val="0"/>
+          <w:i w:val="0"/>
+          <w:color w:val="0000FF"/>
+          <w:sz w:val="24"/>
+        </w:rPr>
+        <w:hyperlink r:id="rId80" w:history="1">
+          <w:r>
+            <w:rPr>
+              <w:rStyle w:val="Hyperlink"/>
+            </w:rPr>
+            <w:t xml:space="preserve">_oso001198901_01_0010.php </w:t>
+          </w:r>
+        </w:hyperlink>
+      </w:r>
+      <w:r>
+        <w:rPr>
+          <w:rFonts w:ascii="Charis SIL Regular" w:hAnsi="Charis SIL Regular" w:eastAsia="Charis SIL Regular"/>
+          <w:b w:val="0"/>
+          <w:i w:val="0"/>
+          <w:color w:val="000000"/>
+          <w:sz w:val="24"/>
+        </w:rPr>
+        <w:t xml:space="preserve">Wetenschappelijk artikel: </w:t>
+      </w:r>
+      <w:r>
+        <w:br/>
+      </w:r>
+      <w:r>
+        <w:tab/>
+      </w:r>
+      <w:r>
+        <w:rPr>
+          <w:rFonts w:ascii="Charis SIL Italic" w:hAnsi="Charis SIL Italic" w:eastAsia="Charis SIL Italic"/>
+          <w:b w:val="0"/>
+          <w:i/>
+          <w:color w:val="000000"/>
+          <w:sz w:val="24"/>
+        </w:rPr>
+        <w:t>Vruggink, H. en B. Paasman ‘JOverzicht van Suriname-collecties III’, OSO.</w:t>
+      </w:r>
+    </w:p>
+    <w:p>
+      <w:pPr>
+        <w:autoSpaceDN w:val="0"/>
+        <w:autoSpaceDE w:val="0"/>
+        <w:widowControl/>
+        <w:spacing w:line="288" w:lineRule="exact" w:before="64" w:after="0"/>
+        <w:ind w:left="800" w:right="288" w:firstLine="0"/>
+        <w:jc w:val="left"/>
+      </w:pPr>
+      <w:r>
+        <w:rPr>
+          <w:rFonts w:ascii="Charis SIL Italic" w:hAnsi="Charis SIL Italic" w:eastAsia="Charis SIL Italic"/>
+          <w:b w:val="0"/>
+          <w:i/>
+          <w:color w:val="000000"/>
+          <w:sz w:val="24"/>
+        </w:rPr>
+        <w:t xml:space="preserve">Tijdschrift voor Surinaamse Taalkunde, Letterkunde en Geschiedenis, 8(1) (1989), </w:t>
+      </w:r>
+      <w:r>
+        <w:rPr>
+          <w:rFonts w:ascii="Charis SIL Italic" w:hAnsi="Charis SIL Italic" w:eastAsia="Charis SIL Italic"/>
+          <w:b w:val="0"/>
+          <w:i/>
+          <w:color w:val="000000"/>
+          <w:sz w:val="24"/>
+        </w:rPr>
+        <w:t>AANPASSEN!.</w:t>
+      </w:r>
+      <w:r>
+        <w:rPr>
+          <w:rFonts w:ascii="Charis SIL Italic" w:hAnsi="Charis SIL Italic" w:eastAsia="Charis SIL Italic"/>
+          <w:b w:val="0"/>
+          <w:i/>
+          <w:color w:val="000000"/>
+          <w:sz w:val="24"/>
+        </w:rPr>
+        <w:t>SCHRIJVEN!</w:t>
       </w:r>
     </w:p>
     <w:p>
@@ -13774,763 +14776,6 @@
           <w:i w:val="0"/>
           <w:color w:val="0000FF"/>
           <w:sz w:val="24"/>
-          <w:u w:val="single"/>
-        </w:rPr>
-        <w:hyperlink r:id="rId76" w:history="1">
-          <w:r>
-            <w:rPr>
-              <w:rStyle w:val="Hyperlink"/>
-            </w:rPr>
-            <w:t>https://</w:t>
-          </w:r>
-        </w:hyperlink>
-      </w:r>
-      <w:r>
-        <w:rPr>
-          <w:rFonts w:ascii="Charis SIL Regular" w:hAnsi="Charis SIL Regular" w:eastAsia="Charis SIL Regular"/>
-          <w:b w:val="0"/>
-          <w:i w:val="0"/>
-          <w:color w:val="0000FF"/>
-          <w:sz w:val="24"/>
-          <w:u w:val="single"/>
-        </w:rPr>
-        <w:hyperlink r:id="rId76" w:history="1">
-          <w:r>
-            <w:rPr>
-              <w:rStyle w:val="Hyperlink"/>
-            </w:rPr>
-            <w:t>doi.org/10.1163/22134360-90002148</w:t>
-          </w:r>
-        </w:hyperlink>
-      </w:r>
-    </w:p>
-    <w:p>
-      <w:pPr>
-        <w:autoSpaceDN w:val="0"/>
-        <w:autoSpaceDE w:val="0"/>
-        <w:widowControl/>
-        <w:spacing w:line="352" w:lineRule="exact" w:before="176" w:after="0"/>
-        <w:ind w:left="0" w:right="0" w:firstLine="0"/>
-        <w:jc w:val="left"/>
-      </w:pPr>
-      <w:r>
-        <w:rPr>
-          <w:rFonts w:ascii="Charis SIL Regular" w:hAnsi="Charis SIL Regular" w:eastAsia="Charis SIL Regular"/>
-          <w:b w:val="0"/>
-          <w:i w:val="0"/>
-          <w:color w:val="000000"/>
-          <w:sz w:val="24"/>
-        </w:rPr>
-        <w:t>Boek:</w:t>
-      </w:r>
-    </w:p>
-    <w:p>
-      <w:pPr>
-        <w:autoSpaceDN w:val="0"/>
-        <w:autoSpaceDE w:val="0"/>
-        <w:widowControl/>
-        <w:spacing w:line="288" w:lineRule="exact" w:before="240" w:after="0"/>
-        <w:ind w:left="800" w:right="576" w:firstLine="0"/>
-        <w:jc w:val="left"/>
-      </w:pPr>
-      <w:r>
-        <w:rPr>
-          <w:rFonts w:ascii="Charis SIL Italic" w:hAnsi="Charis SIL Italic" w:eastAsia="Charis SIL Italic"/>
-          <w:b w:val="0"/>
-          <w:i/>
-          <w:color w:val="000000"/>
-          <w:sz w:val="24"/>
-        </w:rPr>
-        <w:t xml:space="preserve">Price, R. and S. Price. Afro-American arts of the Suriname rain forest. Berkeley: </w:t>
-      </w:r>
-      <w:r>
-        <w:rPr>
-          <w:rFonts w:ascii="Charis SIL Italic" w:hAnsi="Charis SIL Italic" w:eastAsia="Charis SIL Italic"/>
-          <w:b w:val="0"/>
-          <w:i/>
-          <w:color w:val="000000"/>
-          <w:sz w:val="24"/>
-        </w:rPr>
-        <w:t>University of California Press, 1980.</w:t>
-      </w:r>
-      <w:r>
-        <w:rPr>
-          <w:rFonts w:ascii="Charis SIL Italic" w:hAnsi="Charis SIL Italic" w:eastAsia="Charis SIL Italic"/>
-          <w:b w:val="0"/>
-          <w:i/>
-          <w:color w:val="000000"/>
-          <w:sz w:val="24"/>
-        </w:rPr>
-        <w:t xml:space="preserve">Catalogus van een in 1980 geopende </w:t>
-      </w:r>
-      <w:r>
-        <w:rPr>
-          <w:rFonts w:ascii="Charis SIL Italic" w:hAnsi="Charis SIL Italic" w:eastAsia="Charis SIL Italic"/>
-          <w:b w:val="0"/>
-          <w:i/>
-          <w:color w:val="000000"/>
-          <w:sz w:val="24"/>
-        </w:rPr>
-        <w:t>tentoonstelling over marronkunst in Los Angeles, Dallas, Baltimore en New York.</w:t>
-      </w:r>
-    </w:p>
-    <w:p>
-      <w:pPr>
-        <w:autoSpaceDN w:val="0"/>
-        <w:autoSpaceDE w:val="0"/>
-        <w:widowControl/>
-        <w:spacing w:line="352" w:lineRule="exact" w:before="176" w:after="0"/>
-        <w:ind w:left="800" w:right="0" w:firstLine="0"/>
-        <w:jc w:val="left"/>
-      </w:pPr>
-      <w:r>
-        <w:rPr>
-          <w:rFonts w:ascii="Charis SIL Regular" w:hAnsi="Charis SIL Regular" w:eastAsia="Charis SIL Regular"/>
-          <w:b w:val="0"/>
-          <w:i w:val="0"/>
-          <w:color w:val="0000FF"/>
-          <w:sz w:val="24"/>
-          <w:u w:val="single"/>
-        </w:rPr>
-        <w:hyperlink r:id="rId77" w:history="1">
-          <w:r>
-            <w:rPr>
-              <w:rStyle w:val="Hyperlink"/>
-            </w:rPr>
-            <w:t>ISBN</w:t>
-          </w:r>
-        </w:hyperlink>
-      </w:r>
-      <w:r>
-        <w:rPr>
-          <w:rFonts w:ascii="Charis SIL Regular" w:hAnsi="Charis SIL Regular" w:eastAsia="Charis SIL Regular"/>
-          <w:b w:val="0"/>
-          <w:i w:val="0"/>
-          <w:color w:val="0000FF"/>
-          <w:sz w:val="24"/>
-          <w:u w:val="single"/>
-        </w:rPr>
-        <w:t xml:space="preserve"> </w:t>
-      </w:r>
-      <w:r>
-        <w:rPr>
-          <w:rFonts w:ascii="Charis SIL Regular" w:hAnsi="Charis SIL Regular" w:eastAsia="Charis SIL Regular"/>
-          <w:b w:val="0"/>
-          <w:i w:val="0"/>
-          <w:color w:val="0000FF"/>
-          <w:sz w:val="24"/>
-          <w:u w:val="single"/>
-        </w:rPr>
-        <w:hyperlink r:id="rId77" w:history="1">
-          <w:r>
-            <w:rPr>
-              <w:rStyle w:val="Hyperlink"/>
-            </w:rPr>
-            <w:t>978-0-520-04412-8</w:t>
-          </w:r>
-        </w:hyperlink>
-      </w:r>
-    </w:p>
-    <w:p>
-      <w:pPr>
-        <w:autoSpaceDN w:val="0"/>
-        <w:autoSpaceDE w:val="0"/>
-        <w:widowControl/>
-        <w:spacing w:line="352" w:lineRule="exact" w:before="176" w:after="0"/>
-        <w:ind w:left="0" w:right="0" w:firstLine="0"/>
-        <w:jc w:val="left"/>
-      </w:pPr>
-      <w:r>
-        <w:rPr>
-          <w:rFonts w:ascii="Charis SIL Regular" w:hAnsi="Charis SIL Regular" w:eastAsia="Charis SIL Regular"/>
-          <w:b w:val="0"/>
-          <w:i w:val="0"/>
-          <w:color w:val="000000"/>
-          <w:sz w:val="24"/>
-        </w:rPr>
-        <w:t>Wetenschappelijk artikel:</w:t>
-      </w:r>
-    </w:p>
-    <w:p>
-      <w:pPr>
-        <w:autoSpaceDN w:val="0"/>
-        <w:autoSpaceDE w:val="0"/>
-        <w:widowControl/>
-        <w:spacing w:line="288" w:lineRule="exact" w:before="240" w:after="0"/>
-        <w:ind w:left="800" w:right="288" w:firstLine="0"/>
-        <w:jc w:val="left"/>
-      </w:pPr>
-      <w:r>
-        <w:rPr>
-          <w:rFonts w:ascii="Charis SIL Italic" w:hAnsi="Charis SIL Italic" w:eastAsia="Charis SIL Italic"/>
-          <w:b w:val="0"/>
-          <w:i/>
-          <w:color w:val="000000"/>
-          <w:sz w:val="24"/>
-        </w:rPr>
-        <w:t xml:space="preserve">Ruiter, I. de, T. van Andel, M. Françozo, C.F. Caromano ‘Surinamese Maroon and </w:t>
-      </w:r>
-      <w:r>
-        <w:rPr>
-          <w:rFonts w:ascii="Charis SIL Italic" w:hAnsi="Charis SIL Italic" w:eastAsia="Charis SIL Italic"/>
-          <w:b w:val="0"/>
-          <w:i/>
-          <w:color w:val="000000"/>
-          <w:sz w:val="24"/>
-        </w:rPr>
-        <w:t xml:space="preserve">Indigenous Knowledge in the Creation of Natural and Ethnographic Collections </w:t>
-      </w:r>
-      <w:r>
-        <w:rPr>
-          <w:rFonts w:ascii="Charis SIL Italic" w:hAnsi="Charis SIL Italic" w:eastAsia="Charis SIL Italic"/>
-          <w:b w:val="0"/>
-          <w:i/>
-          <w:color w:val="000000"/>
-          <w:sz w:val="24"/>
-        </w:rPr>
-        <w:t xml:space="preserve">Housed in The Netherlands’, New West Indian Guide / Nieuwe West-Indische Gids, </w:t>
-      </w:r>
-      <w:r>
-        <w:rPr>
-          <w:rFonts w:ascii="Charis SIL Italic" w:hAnsi="Charis SIL Italic" w:eastAsia="Charis SIL Italic"/>
-          <w:b w:val="0"/>
-          <w:i/>
-          <w:color w:val="000000"/>
-          <w:sz w:val="24"/>
-        </w:rPr>
-        <w:t>99(3-4) (2025), 287-324.</w:t>
-      </w:r>
-      <w:r>
-        <w:rPr>
-          <w:rFonts w:ascii="Charis SIL Italic" w:hAnsi="Charis SIL Italic" w:eastAsia="Charis SIL Italic"/>
-          <w:b w:val="0"/>
-          <w:i/>
-          <w:color w:val="000000"/>
-          <w:sz w:val="24"/>
-        </w:rPr>
-        <w:t xml:space="preserve">Wetenschappelijk artikel over de bijdrage van marrons </w:t>
-      </w:r>
-      <w:r>
-        <w:rPr>
-          <w:rFonts w:ascii="Charis SIL Italic" w:hAnsi="Charis SIL Italic" w:eastAsia="Charis SIL Italic"/>
-          <w:b w:val="0"/>
-          <w:i/>
-          <w:color w:val="000000"/>
-          <w:sz w:val="24"/>
-        </w:rPr>
-        <w:t xml:space="preserve">en inheemsen aan de samenstelling van natuurhistorische en etnografische collecties </w:t>
-      </w:r>
-      <w:r>
-        <w:rPr>
-          <w:rFonts w:ascii="Charis SIL Italic" w:hAnsi="Charis SIL Italic" w:eastAsia="Charis SIL Italic"/>
-          <w:b w:val="0"/>
-          <w:i/>
-          <w:color w:val="000000"/>
-          <w:sz w:val="24"/>
-        </w:rPr>
-        <w:t>in Nederland.</w:t>
-      </w:r>
-    </w:p>
-    <w:p>
-      <w:pPr>
-        <w:autoSpaceDN w:val="0"/>
-        <w:autoSpaceDE w:val="0"/>
-        <w:widowControl/>
-        <w:spacing w:line="352" w:lineRule="exact" w:before="176" w:after="0"/>
-        <w:ind w:left="800" w:right="0" w:firstLine="0"/>
-        <w:jc w:val="left"/>
-      </w:pPr>
-      <w:r>
-        <w:rPr>
-          <w:rFonts w:ascii="Charis SIL Regular" w:hAnsi="Charis SIL Regular" w:eastAsia="Charis SIL Regular"/>
-          <w:b w:val="0"/>
-          <w:i w:val="0"/>
-          <w:color w:val="0000FF"/>
-          <w:sz w:val="24"/>
-          <w:u w:val="single"/>
-        </w:rPr>
-        <w:hyperlink r:id="rId78" w:history="1">
-          <w:r>
-            <w:rPr>
-              <w:rStyle w:val="Hyperlink"/>
-            </w:rPr>
-            <w:t>https://</w:t>
-          </w:r>
-        </w:hyperlink>
-      </w:r>
-      <w:r>
-        <w:rPr>
-          <w:rFonts w:ascii="Charis SIL Regular" w:hAnsi="Charis SIL Regular" w:eastAsia="Charis SIL Regular"/>
-          <w:b w:val="0"/>
-          <w:i w:val="0"/>
-          <w:color w:val="0000FF"/>
-          <w:sz w:val="24"/>
-          <w:u w:val="single"/>
-        </w:rPr>
-        <w:hyperlink r:id="rId78" w:history="1">
-          <w:r>
-            <w:rPr>
-              <w:rStyle w:val="Hyperlink"/>
-            </w:rPr>
-            <w:t>doi.org/10.1163/22134360-</w:t>
-          </w:r>
-        </w:hyperlink>
-      </w:r>
-      <w:r>
-        <w:rPr>
-          <w:rFonts w:ascii="Charis SIL Regular" w:hAnsi="Charis SIL Regular" w:eastAsia="Charis SIL Regular"/>
-          <w:b w:val="0"/>
-          <w:i w:val="0"/>
-          <w:color w:val="0000FF"/>
-          <w:sz w:val="24"/>
-          <w:u w:val="single"/>
-        </w:rPr>
-        <w:hyperlink r:id="rId78" w:history="1">
-          <w:r>
-            <w:rPr>
-              <w:rStyle w:val="Hyperlink"/>
-            </w:rPr>
-            <w:t>bja10038</w:t>
-          </w:r>
-        </w:hyperlink>
-      </w:r>
-    </w:p>
-    <w:p>
-      <w:pPr>
-        <w:autoSpaceDN w:val="0"/>
-        <w:autoSpaceDE w:val="0"/>
-        <w:widowControl/>
-        <w:spacing w:line="352" w:lineRule="exact" w:before="176" w:after="0"/>
-        <w:ind w:left="0" w:right="0" w:firstLine="0"/>
-        <w:jc w:val="left"/>
-      </w:pPr>
-      <w:r>
-        <w:rPr>
-          <w:rFonts w:ascii="Charis SIL Regular" w:hAnsi="Charis SIL Regular" w:eastAsia="Charis SIL Regular"/>
-          <w:b w:val="0"/>
-          <w:i w:val="0"/>
-          <w:color w:val="000000"/>
-          <w:sz w:val="24"/>
-        </w:rPr>
-        <w:t>Wetenschappelijk artikel:</w:t>
-      </w:r>
-    </w:p>
-    <w:p>
-      <w:pPr>
-        <w:autoSpaceDN w:val="0"/>
-        <w:autoSpaceDE w:val="0"/>
-        <w:widowControl/>
-        <w:spacing w:line="288" w:lineRule="exact" w:before="240" w:after="0"/>
-        <w:ind w:left="800" w:right="864" w:firstLine="0"/>
-        <w:jc w:val="left"/>
-      </w:pPr>
-      <w:r>
-        <w:rPr>
-          <w:rFonts w:ascii="Charis SIL Italic" w:hAnsi="Charis SIL Italic" w:eastAsia="Charis SIL Italic"/>
-          <w:b w:val="0"/>
-          <w:i/>
-          <w:color w:val="000000"/>
-          <w:sz w:val="24"/>
-        </w:rPr>
-        <w:t xml:space="preserve">Stipriaan, A. van ‘Caraïbisch erfgoed in de Nederlandse Black Atlantic’, OSO. </w:t>
-      </w:r>
-      <w:r>
-        <w:rPr>
-          <w:rFonts w:ascii="Charis SIL Italic" w:hAnsi="Charis SIL Italic" w:eastAsia="Charis SIL Italic"/>
-          <w:b w:val="0"/>
-          <w:i/>
-          <w:color w:val="000000"/>
-          <w:sz w:val="24"/>
-        </w:rPr>
-        <w:t xml:space="preserve">Tijdschrift voor Surinaamse Taalkunde, Letterkunde en Geschiedenis, 35(1) </w:t>
-      </w:r>
-      <w:r>
-        <w:rPr>
-          <w:rFonts w:ascii="Charis SIL Italic" w:hAnsi="Charis SIL Italic" w:eastAsia="Charis SIL Italic"/>
-          <w:b w:val="0"/>
-          <w:i/>
-          <w:color w:val="000000"/>
-          <w:sz w:val="24"/>
-        </w:rPr>
-        <w:t>(2016), 11-37.</w:t>
-      </w:r>
-      <w:r>
-        <w:rPr>
-          <w:rFonts w:ascii="Charis SIL Italic" w:hAnsi="Charis SIL Italic" w:eastAsia="Charis SIL Italic"/>
-          <w:b w:val="0"/>
-          <w:i/>
-          <w:color w:val="000000"/>
-          <w:sz w:val="24"/>
-        </w:rPr>
-        <w:t>SCHRIJVEN!</w:t>
-      </w:r>
-    </w:p>
-    <w:p>
-      <w:pPr>
-        <w:autoSpaceDN w:val="0"/>
-        <w:autoSpaceDE w:val="0"/>
-        <w:widowControl/>
-        <w:spacing w:line="352" w:lineRule="exact" w:before="176" w:after="0"/>
-        <w:ind w:left="800" w:right="0" w:firstLine="0"/>
-        <w:jc w:val="left"/>
-      </w:pPr>
-      <w:r>
-        <w:rPr>
-          <w:rFonts w:ascii="Charis SIL Regular" w:hAnsi="Charis SIL Regular" w:eastAsia="Charis SIL Regular"/>
-          <w:b w:val="0"/>
-          <w:i w:val="0"/>
-          <w:color w:val="0000FF"/>
-          <w:sz w:val="24"/>
-        </w:rPr>
-        <w:hyperlink r:id="rId79" w:history="1">
-          <w:r>
-            <w:rPr>
-              <w:rStyle w:val="Hyperlink"/>
-            </w:rPr>
-            <w:t>https://</w:t>
-          </w:r>
-        </w:hyperlink>
-      </w:r>
-      <w:r>
-        <w:rPr>
-          <w:rFonts w:ascii="Charis SIL Regular" w:hAnsi="Charis SIL Regular" w:eastAsia="Charis SIL Regular"/>
-          <w:b w:val="0"/>
-          <w:i w:val="0"/>
-          <w:color w:val="0000FF"/>
-          <w:sz w:val="24"/>
-        </w:rPr>
-        <w:hyperlink r:id="rId79" w:history="1">
-          <w:r>
-            <w:rPr>
-              <w:rStyle w:val="Hyperlink"/>
-            </w:rPr>
-            <w:t>www.dbnl.org/</w:t>
-          </w:r>
-        </w:hyperlink>
-      </w:r>
-      <w:r>
-        <w:rPr>
-          <w:rFonts w:ascii="Charis SIL Regular" w:hAnsi="Charis SIL Regular" w:eastAsia="Charis SIL Regular"/>
-          <w:b w:val="0"/>
-          <w:i w:val="0"/>
-          <w:color w:val="0000FF"/>
-          <w:sz w:val="24"/>
-        </w:rPr>
-        <w:hyperlink r:id="rId79" w:history="1">
-          <w:r>
-            <w:rPr>
-              <w:rStyle w:val="Hyperlink"/>
-            </w:rPr>
-            <w:t>tekst/</w:t>
-          </w:r>
-        </w:hyperlink>
-      </w:r>
-      <w:r>
-        <w:rPr>
-          <w:rFonts w:ascii="Charis SIL Regular" w:hAnsi="Charis SIL Regular" w:eastAsia="Charis SIL Regular"/>
-          <w:b w:val="0"/>
-          <w:i w:val="0"/>
-          <w:color w:val="0000FF"/>
-          <w:sz w:val="24"/>
-        </w:rPr>
-        <w:hyperlink r:id="rId79" w:history="1">
-          <w:r>
-            <w:rPr>
-              <w:rStyle w:val="Hyperlink"/>
-            </w:rPr>
-            <w:t>_oso001201601_01/</w:t>
-          </w:r>
-        </w:hyperlink>
-      </w:r>
-      <w:r>
-        <w:rPr>
-          <w:rFonts w:ascii="Charis SIL Regular" w:hAnsi="Charis SIL Regular" w:eastAsia="Charis SIL Regular"/>
-          <w:b w:val="0"/>
-          <w:i w:val="0"/>
-          <w:color w:val="0000FF"/>
-          <w:sz w:val="24"/>
-        </w:rPr>
-        <w:hyperlink r:id="rId79" w:history="1">
-          <w:r>
-            <w:rPr>
-              <w:rStyle w:val="Hyperlink"/>
-            </w:rPr>
-            <w:t>_oso001201601_01_0003.php</w:t>
-          </w:r>
-        </w:hyperlink>
-      </w:r>
-    </w:p>
-    <w:p>
-      <w:pPr>
-        <w:autoSpaceDN w:val="0"/>
-        <w:autoSpaceDE w:val="0"/>
-        <w:widowControl/>
-        <w:spacing w:line="352" w:lineRule="exact" w:before="176" w:after="0"/>
-        <w:ind w:left="0" w:right="0" w:firstLine="0"/>
-        <w:jc w:val="left"/>
-      </w:pPr>
-      <w:r>
-        <w:rPr>
-          <w:rFonts w:ascii="Charis SIL Regular" w:hAnsi="Charis SIL Regular" w:eastAsia="Charis SIL Regular"/>
-          <w:b w:val="0"/>
-          <w:i w:val="0"/>
-          <w:color w:val="000000"/>
-          <w:sz w:val="24"/>
-        </w:rPr>
-        <w:t>Wetenschappelijk artikel:</w:t>
-      </w:r>
-    </w:p>
-    <w:p>
-      <w:pPr>
-        <w:autoSpaceDN w:val="0"/>
-        <w:autoSpaceDE w:val="0"/>
-        <w:widowControl/>
-        <w:spacing w:line="352" w:lineRule="exact" w:before="176" w:after="0"/>
-        <w:ind w:left="800" w:right="0" w:firstLine="0"/>
-        <w:jc w:val="left"/>
-      </w:pPr>
-      <w:r>
-        <w:rPr>
-          <w:rFonts w:ascii="Charis SIL Italic" w:hAnsi="Charis SIL Italic" w:eastAsia="Charis SIL Italic"/>
-          <w:b w:val="0"/>
-          <w:i/>
-          <w:color w:val="000000"/>
-          <w:sz w:val="24"/>
-        </w:rPr>
-        <w:t>Vruggink, H. en B. Paasman ‘JOverzicht van Suriname-collecties I’, OSO.</w:t>
-      </w:r>
-    </w:p>
-    <w:p>
-      <w:pPr>
-        <w:autoSpaceDN w:val="0"/>
-        <w:autoSpaceDE w:val="0"/>
-        <w:widowControl/>
-        <w:spacing w:line="288" w:lineRule="exact" w:before="64" w:after="0"/>
-        <w:ind w:left="800" w:right="288" w:firstLine="0"/>
-        <w:jc w:val="left"/>
-      </w:pPr>
-      <w:r>
-        <w:rPr>
-          <w:rFonts w:ascii="Charis SIL Italic" w:hAnsi="Charis SIL Italic" w:eastAsia="Charis SIL Italic"/>
-          <w:b w:val="0"/>
-          <w:i/>
-          <w:color w:val="000000"/>
-          <w:sz w:val="24"/>
-        </w:rPr>
-        <w:t xml:space="preserve">Tijdschrift voor Surinaamse Taalkunde, Letterkunde en Geschiedenis, 7(1) (1988), </w:t>
-      </w:r>
-      <w:r>
-        <w:rPr>
-          <w:rFonts w:ascii="Charis SIL Italic" w:hAnsi="Charis SIL Italic" w:eastAsia="Charis SIL Italic"/>
-          <w:b w:val="0"/>
-          <w:i/>
-          <w:color w:val="000000"/>
-          <w:sz w:val="24"/>
-        </w:rPr>
-        <w:t>189-244.</w:t>
-      </w:r>
-      <w:r>
-        <w:rPr>
-          <w:rFonts w:ascii="Charis SIL Italic" w:hAnsi="Charis SIL Italic" w:eastAsia="Charis SIL Italic"/>
-          <w:b w:val="0"/>
-          <w:i/>
-          <w:color w:val="000000"/>
-          <w:sz w:val="24"/>
-        </w:rPr>
-        <w:t>SCHRIJVEN!</w:t>
-      </w:r>
-    </w:p>
-    <w:p>
-      <w:pPr>
-        <w:autoSpaceDN w:val="0"/>
-        <w:autoSpaceDE w:val="0"/>
-        <w:widowControl/>
-        <w:spacing w:line="352" w:lineRule="exact" w:before="176" w:after="0"/>
-        <w:ind w:left="800" w:right="0" w:firstLine="0"/>
-        <w:jc w:val="left"/>
-      </w:pPr>
-      <w:r>
-        <w:rPr>
-          <w:rFonts w:ascii="Charis SIL Regular" w:hAnsi="Charis SIL Regular" w:eastAsia="Charis SIL Regular"/>
-          <w:b w:val="0"/>
-          <w:i w:val="0"/>
-          <w:color w:val="0000FF"/>
-          <w:sz w:val="24"/>
-        </w:rPr>
-        <w:hyperlink r:id="rId80" w:history="1">
-          <w:r>
-            <w:rPr>
-              <w:rStyle w:val="Hyperlink"/>
-            </w:rPr>
-            <w:t>https://</w:t>
-          </w:r>
-        </w:hyperlink>
-      </w:r>
-      <w:r>
-        <w:rPr>
-          <w:rFonts w:ascii="Charis SIL Regular" w:hAnsi="Charis SIL Regular" w:eastAsia="Charis SIL Regular"/>
-          <w:b w:val="0"/>
-          <w:i w:val="0"/>
-          <w:color w:val="0000FF"/>
-          <w:sz w:val="24"/>
-        </w:rPr>
-        <w:hyperlink r:id="rId80" w:history="1">
-          <w:r>
-            <w:rPr>
-              <w:rStyle w:val="Hyperlink"/>
-            </w:rPr>
-            <w:t>www.dbnl.org/</w:t>
-          </w:r>
-        </w:hyperlink>
-      </w:r>
-      <w:r>
-        <w:rPr>
-          <w:rFonts w:ascii="Charis SIL Regular" w:hAnsi="Charis SIL Regular" w:eastAsia="Charis SIL Regular"/>
-          <w:b w:val="0"/>
-          <w:i w:val="0"/>
-          <w:color w:val="0000FF"/>
-          <w:sz w:val="24"/>
-        </w:rPr>
-        <w:hyperlink r:id="rId80" w:history="1">
-          <w:r>
-            <w:rPr>
-              <w:rStyle w:val="Hyperlink"/>
-            </w:rPr>
-            <w:t>tekst/</w:t>
-          </w:r>
-        </w:hyperlink>
-      </w:r>
-      <w:r>
-        <w:rPr>
-          <w:rFonts w:ascii="Charis SIL Regular" w:hAnsi="Charis SIL Regular" w:eastAsia="Charis SIL Regular"/>
-          <w:b w:val="0"/>
-          <w:i w:val="0"/>
-          <w:color w:val="0000FF"/>
-          <w:sz w:val="24"/>
-        </w:rPr>
-        <w:hyperlink r:id="rId80" w:history="1">
-          <w:r>
-            <w:rPr>
-              <w:rStyle w:val="Hyperlink"/>
-            </w:rPr>
-            <w:t>_oso001198801_01/</w:t>
-          </w:r>
-        </w:hyperlink>
-      </w:r>
-      <w:r>
-        <w:rPr>
-          <w:rFonts w:ascii="Charis SIL Regular" w:hAnsi="Charis SIL Regular" w:eastAsia="Charis SIL Regular"/>
-          <w:b w:val="0"/>
-          <w:i w:val="0"/>
-          <w:color w:val="0000FF"/>
-          <w:sz w:val="24"/>
-        </w:rPr>
-        <w:hyperlink r:id="rId80" w:history="1">
-          <w:r>
-            <w:rPr>
-              <w:rStyle w:val="Hyperlink"/>
-            </w:rPr>
-            <w:t>_oso001198801_01_0020.php</w:t>
-          </w:r>
-        </w:hyperlink>
-      </w:r>
-    </w:p>
-    <w:p>
-      <w:pPr>
-        <w:autoSpaceDN w:val="0"/>
-        <w:autoSpaceDE w:val="0"/>
-        <w:widowControl/>
-        <w:spacing w:line="352" w:lineRule="exact" w:before="176" w:after="0"/>
-        <w:ind w:left="0" w:right="0" w:firstLine="0"/>
-        <w:jc w:val="left"/>
-      </w:pPr>
-      <w:r>
-        <w:rPr>
-          <w:rFonts w:ascii="Charis SIL Regular" w:hAnsi="Charis SIL Regular" w:eastAsia="Charis SIL Regular"/>
-          <w:b w:val="0"/>
-          <w:i w:val="0"/>
-          <w:color w:val="000000"/>
-          <w:sz w:val="24"/>
-        </w:rPr>
-        <w:t>Wetenschappelijk artikel:</w:t>
-      </w:r>
-    </w:p>
-    <w:p>
-      <w:pPr>
-        <w:autoSpaceDN w:val="0"/>
-        <w:autoSpaceDE w:val="0"/>
-        <w:widowControl/>
-        <w:spacing w:line="352" w:lineRule="exact" w:before="176" w:after="0"/>
-        <w:ind w:left="800" w:right="0" w:firstLine="0"/>
-        <w:jc w:val="left"/>
-      </w:pPr>
-      <w:r>
-        <w:rPr>
-          <w:rFonts w:ascii="Charis SIL Italic" w:hAnsi="Charis SIL Italic" w:eastAsia="Charis SIL Italic"/>
-          <w:b w:val="0"/>
-          <w:i/>
-          <w:color w:val="000000"/>
-          <w:sz w:val="24"/>
-        </w:rPr>
-        <w:t>Vruggink, H. en B. Paasman ‘JOverzicht van Suriname-collecties II’, OSO.</w:t>
-      </w:r>
-    </w:p>
-    <w:p>
-      <w:pPr>
-        <w:autoSpaceDN w:val="0"/>
-        <w:autoSpaceDE w:val="0"/>
-        <w:widowControl/>
-        <w:spacing w:line="288" w:lineRule="exact" w:before="64" w:after="0"/>
-        <w:ind w:left="800" w:right="288" w:firstLine="0"/>
-        <w:jc w:val="left"/>
-      </w:pPr>
-      <w:r>
-        <w:rPr>
-          <w:rFonts w:ascii="Charis SIL Italic" w:hAnsi="Charis SIL Italic" w:eastAsia="Charis SIL Italic"/>
-          <w:b w:val="0"/>
-          <w:i/>
-          <w:color w:val="000000"/>
-          <w:sz w:val="24"/>
-        </w:rPr>
-        <w:t xml:space="preserve">Tijdschrift voor Surinaamse Taalkunde, Letterkunde en Geschiedenis, 8(1) (1989), </w:t>
-      </w:r>
-      <w:r>
-        <w:rPr>
-          <w:rFonts w:ascii="Charis SIL Italic" w:hAnsi="Charis SIL Italic" w:eastAsia="Charis SIL Italic"/>
-          <w:b w:val="0"/>
-          <w:i/>
-          <w:color w:val="000000"/>
-          <w:sz w:val="24"/>
-        </w:rPr>
-        <w:t>AANPASSEN!.</w:t>
-      </w:r>
-      <w:r>
-        <w:rPr>
-          <w:rFonts w:ascii="Charis SIL Italic" w:hAnsi="Charis SIL Italic" w:eastAsia="Charis SIL Italic"/>
-          <w:b w:val="0"/>
-          <w:i/>
-          <w:color w:val="000000"/>
-          <w:sz w:val="24"/>
-        </w:rPr>
-        <w:t>SCHRIJVEN!</w:t>
-      </w:r>
-    </w:p>
-    <w:p>
-      <w:pPr>
-        <w:autoSpaceDN w:val="0"/>
-        <w:autoSpaceDE w:val="0"/>
-        <w:widowControl/>
-        <w:spacing w:line="352" w:lineRule="exact" w:before="176" w:after="0"/>
-        <w:ind w:left="800" w:right="0" w:firstLine="0"/>
-        <w:jc w:val="left"/>
-      </w:pPr>
-      <w:r>
-        <w:rPr>
-          <w:rFonts w:ascii="Charis SIL Regular" w:hAnsi="Charis SIL Regular" w:eastAsia="Charis SIL Regular"/>
-          <w:b w:val="0"/>
-          <w:i w:val="0"/>
-          <w:color w:val="0000FF"/>
-          <w:sz w:val="24"/>
         </w:rPr>
         <w:hyperlink r:id="rId81" w:history="1">
           <w:r>
@@ -14605,96 +14850,16 @@
             <w:rPr>
               <w:rStyle w:val="Hyperlink"/>
             </w:rPr>
-            <w:t>_oso001198901_01_0010.php</w:t>
+            <w:t>_oso001198901_01_0026.php</w:t>
           </w:r>
         </w:hyperlink>
-      </w:r>
-    </w:p>
-    <w:p>
-      <w:pPr>
-        <w:autoSpaceDN w:val="0"/>
-        <w:autoSpaceDE w:val="0"/>
-        <w:widowControl/>
-        <w:spacing w:line="352" w:lineRule="exact" w:before="176" w:after="0"/>
-        <w:ind w:left="0" w:right="0" w:firstLine="0"/>
-        <w:jc w:val="left"/>
-      </w:pPr>
-      <w:r>
-        <w:rPr>
-          <w:rFonts w:ascii="Charis SIL Regular" w:hAnsi="Charis SIL Regular" w:eastAsia="Charis SIL Regular"/>
-          <w:b w:val="0"/>
-          <w:i w:val="0"/>
-          <w:color w:val="000000"/>
-          <w:sz w:val="24"/>
-        </w:rPr>
-        <w:t>Wetenschappelijk artikel:</w:t>
-      </w:r>
-    </w:p>
-    <w:p>
-      <w:pPr>
-        <w:autoSpaceDN w:val="0"/>
-        <w:autoSpaceDE w:val="0"/>
-        <w:widowControl/>
-        <w:spacing w:line="352" w:lineRule="exact" w:before="176" w:after="0"/>
-        <w:ind w:left="800" w:right="0" w:firstLine="0"/>
-        <w:jc w:val="left"/>
-      </w:pPr>
-      <w:r>
-        <w:rPr>
-          <w:rFonts w:ascii="Charis SIL Italic" w:hAnsi="Charis SIL Italic" w:eastAsia="Charis SIL Italic"/>
-          <w:b w:val="0"/>
-          <w:i/>
-          <w:color w:val="000000"/>
-          <w:sz w:val="24"/>
-        </w:rPr>
-        <w:t>Vruggink, H. en B. Paasman ‘JOverzicht van Suriname-collecties III’, OSO.</w:t>
-      </w:r>
-    </w:p>
-    <w:p>
-      <w:pPr>
-        <w:autoSpaceDN w:val="0"/>
-        <w:autoSpaceDE w:val="0"/>
-        <w:widowControl/>
-        <w:spacing w:line="288" w:lineRule="exact" w:before="64" w:after="0"/>
-        <w:ind w:left="800" w:right="288" w:firstLine="0"/>
-        <w:jc w:val="left"/>
-      </w:pPr>
-      <w:r>
-        <w:rPr>
-          <w:rFonts w:ascii="Charis SIL Italic" w:hAnsi="Charis SIL Italic" w:eastAsia="Charis SIL Italic"/>
-          <w:b w:val="0"/>
-          <w:i/>
-          <w:color w:val="000000"/>
-          <w:sz w:val="24"/>
-        </w:rPr>
-        <w:t xml:space="preserve">Tijdschrift voor Surinaamse Taalkunde, Letterkunde en Geschiedenis, 8(1) (1989), </w:t>
-      </w:r>
-      <w:r>
-        <w:rPr>
-          <w:rFonts w:ascii="Charis SIL Italic" w:hAnsi="Charis SIL Italic" w:eastAsia="Charis SIL Italic"/>
-          <w:b w:val="0"/>
-          <w:i/>
-          <w:color w:val="000000"/>
-          <w:sz w:val="24"/>
-        </w:rPr>
-        <w:t>AANPASSEN!.</w:t>
-      </w:r>
-      <w:r>
-        <w:rPr>
-          <w:rFonts w:ascii="Charis SIL Italic" w:hAnsi="Charis SIL Italic" w:eastAsia="Charis SIL Italic"/>
-          <w:b w:val="0"/>
-          <w:i/>
-          <w:color w:val="000000"/>
-          <w:sz w:val="24"/>
-        </w:rPr>
-        <w:t>SCHRIJVEN!</w:t>
       </w:r>
     </w:p>
     <w:p>
       <w:pPr>
         <w:sectPr>
           <w:pgSz w:w="11900" w:h="16840"/>
-          <w:pgMar w:top="324" w:right="1440" w:bottom="576" w:left="960" w:header="720" w:footer="720" w:gutter="0"/>
+          <w:pgMar w:top="324" w:right="1440" w:bottom="456" w:left="960" w:header="720" w:footer="720" w:gutter="0"/>
           <w:cols/>
           <w:docGrid w:linePitch="360"/>
         </w:sectPr>
@@ -14705,7 +14870,7 @@
         <w:autoSpaceDN w:val="0"/>
         <w:autoSpaceDE w:val="0"/>
         <w:widowControl/>
-        <w:spacing w:line="220" w:lineRule="exact" w:before="0" w:after="104"/>
+        <w:spacing w:line="220" w:lineRule="exact" w:before="0" w:after="140"/>
         <w:ind w:left="0" w:right="0"/>
       </w:pPr>
     </w:p>
@@ -14714,95 +14879,10 @@
         <w:autoSpaceDN w:val="0"/>
         <w:autoSpaceDE w:val="0"/>
         <w:widowControl/>
-        <w:spacing w:line="620" w:lineRule="exact" w:before="0" w:after="0"/>
-        <w:ind w:left="0" w:right="864" w:firstLine="800"/>
+        <w:spacing w:line="556" w:lineRule="exact" w:before="214" w:after="0"/>
+        <w:ind w:left="0" w:right="2880" w:firstLine="0"/>
         <w:jc w:val="left"/>
       </w:pPr>
-      <w:r>
-        <w:rPr>
-          <w:rFonts w:ascii="Charis SIL Regular" w:hAnsi="Charis SIL Regular" w:eastAsia="Charis SIL Regular"/>
-          <w:b w:val="0"/>
-          <w:i w:val="0"/>
-          <w:color w:val="0000FF"/>
-          <w:sz w:val="24"/>
-        </w:rPr>
-        <w:hyperlink r:id="rId82" w:history="1">
-          <w:r>
-            <w:rPr>
-              <w:rStyle w:val="Hyperlink"/>
-            </w:rPr>
-            <w:t>https://</w:t>
-          </w:r>
-        </w:hyperlink>
-      </w:r>
-      <w:r>
-        <w:rPr>
-          <w:rFonts w:ascii="Charis SIL Regular" w:hAnsi="Charis SIL Regular" w:eastAsia="Charis SIL Regular"/>
-          <w:b w:val="0"/>
-          <w:i w:val="0"/>
-          <w:color w:val="0000FF"/>
-          <w:sz w:val="24"/>
-        </w:rPr>
-        <w:hyperlink r:id="rId82" w:history="1">
-          <w:r>
-            <w:rPr>
-              <w:rStyle w:val="Hyperlink"/>
-            </w:rPr>
-            <w:t>www.dbnl.org/</w:t>
-          </w:r>
-        </w:hyperlink>
-      </w:r>
-      <w:r>
-        <w:rPr>
-          <w:rFonts w:ascii="Charis SIL Regular" w:hAnsi="Charis SIL Regular" w:eastAsia="Charis SIL Regular"/>
-          <w:b w:val="0"/>
-          <w:i w:val="0"/>
-          <w:color w:val="0000FF"/>
-          <w:sz w:val="24"/>
-        </w:rPr>
-        <w:hyperlink r:id="rId82" w:history="1">
-          <w:r>
-            <w:rPr>
-              <w:rStyle w:val="Hyperlink"/>
-            </w:rPr>
-            <w:t>tekst/</w:t>
-          </w:r>
-        </w:hyperlink>
-      </w:r>
-      <w:r>
-        <w:rPr>
-          <w:rFonts w:ascii="Charis SIL Regular" w:hAnsi="Charis SIL Regular" w:eastAsia="Charis SIL Regular"/>
-          <w:b w:val="0"/>
-          <w:i w:val="0"/>
-          <w:color w:val="0000FF"/>
-          <w:sz w:val="24"/>
-        </w:rPr>
-        <w:hyperlink r:id="rId82" w:history="1">
-          <w:r>
-            <w:rPr>
-              <w:rStyle w:val="Hyperlink"/>
-            </w:rPr>
-            <w:t>_oso001198901_01/</w:t>
-          </w:r>
-        </w:hyperlink>
-      </w:r>
-      <w:r>
-        <w:rPr>
-          <w:rFonts w:ascii="Charis SIL Regular" w:hAnsi="Charis SIL Regular" w:eastAsia="Charis SIL Regular"/>
-          <w:b w:val="0"/>
-          <w:i w:val="0"/>
-          <w:color w:val="0000FF"/>
-          <w:sz w:val="24"/>
-        </w:rPr>
-        <w:hyperlink r:id="rId82" w:history="1">
-          <w:r>
-            <w:rPr>
-              <w:rStyle w:val="Hyperlink"/>
-            </w:rPr>
-            <w:t xml:space="preserve">_oso001198901_01_0026.php </w:t>
-          </w:r>
-        </w:hyperlink>
-      </w:r>
       <w:r>
         <w:rPr>
           <w:rFonts w:ascii="Charis SIL Bold" w:hAnsi="Charis SIL Bold" w:eastAsia="Charis SIL Bold"/>
@@ -14842,7 +14922,7 @@
     </w:p>
     <w:sectPr>
       <w:pgSz w:w="11900" w:h="16840"/>
-      <w:pgMar w:top="324" w:right="940" w:bottom="1440" w:left="960" w:header="720" w:footer="720" w:gutter="0"/>
+      <w:pgMar w:top="360" w:right="940" w:bottom="1440" w:left="960" w:header="720" w:footer="720" w:gutter="0"/>
       <w:cols/>
       <w:docGrid w:linePitch="360"/>
     </w:sectPr>

--- a/EXPORTS/DOCX/review/niveau2/Dutch/Suriname.docx
+++ b/EXPORTS/DOCX/review/niveau2/Dutch/Suriname.docx
@@ -1575,121 +1575,13 @@
       </w:r>
       <w:r>
         <w:rPr>
-          <w:u w:val="single" w:color="0000ff"/>
-          <w:rFonts w:ascii="Charis SIL Regular" w:hAnsi="Charis SIL Regular" w:eastAsia="Charis SIL Regular"/>
-          <w:b w:val="0"/>
-          <w:i w:val="0"/>
-          <w:color w:val="000000"/>
-          <w:sz w:val="24"/>
-        </w:rPr>
-        <w:hyperlink r:id="rId13" w:history="1">
-          <w:r>
-            <w:rPr>
-              <w:rStyle w:val="Hyperlink"/>
-            </w:rPr>
-            <w:t>was sch</w:t>
-          </w:r>
-        </w:hyperlink>
-      </w:r>
-      <w:r>
-        <w:rPr>
-          <w:u w:val="single" w:color="0000ff"/>
-          <w:rFonts w:ascii="Charis SIL Regular" w:hAnsi="Charis SIL Regular" w:eastAsia="Charis SIL Regular"/>
-          <w:b w:val="0"/>
-          <w:i w:val="0"/>
-          <w:color w:val="000000"/>
-          <w:sz w:val="24"/>
-        </w:rPr>
-        <w:hyperlink r:id="rId13" w:history="1">
-          <w:r>
-            <w:rPr>
-              <w:rStyle w:val="Hyperlink"/>
-            </w:rPr>
-            <w:t>o</w:t>
-          </w:r>
-        </w:hyperlink>
-      </w:r>
-      <w:r>
-        <w:rPr>
-          <w:u w:val="single" w:color="0000ff"/>
-          <w:rFonts w:ascii="Charis SIL Regular" w:hAnsi="Charis SIL Regular" w:eastAsia="Charis SIL Regular"/>
-          <w:b w:val="0"/>
-          <w:i w:val="0"/>
-          <w:color w:val="000000"/>
-          <w:sz w:val="24"/>
-        </w:rPr>
-        <w:hyperlink r:id="rId13" w:history="1">
-          <w:r>
-            <w:rPr>
-              <w:rStyle w:val="Hyperlink"/>
-            </w:rPr>
-            <w:t>onzoon en b</w:t>
-          </w:r>
-        </w:hyperlink>
-      </w:r>
-      <w:r>
-        <w:rPr>
-          <w:rFonts w:ascii="Charis SIL Regular" w:hAnsi="Charis SIL Regular" w:eastAsia="Charis SIL Regular"/>
-          <w:b w:val="0"/>
-          <w:i w:val="0"/>
-          <w:color w:val="000000"/>
-          <w:sz w:val="24"/>
-        </w:rPr>
-        <w:t>e</w:t>
-      </w:r>
-      <w:r>
-        <w:rPr>
-          <w:u w:val="single" w:color="0000ff"/>
-          <w:rFonts w:ascii="Charis SIL Regular" w:hAnsi="Charis SIL Regular" w:eastAsia="Charis SIL Regular"/>
-          <w:b w:val="0"/>
-          <w:i w:val="0"/>
-          <w:color w:val="000000"/>
-          <w:sz w:val="24"/>
-        </w:rPr>
-        <w:hyperlink r:id="rId14" w:history="1">
-          <w:r>
-            <w:rPr>
-              <w:rStyle w:val="Hyperlink"/>
-            </w:rPr>
-            <w:t>wonder</w:t>
-          </w:r>
-        </w:hyperlink>
-      </w:r>
-      <w:r>
-        <w:rPr>
-          <w:u w:val="single" w:color="0000ff"/>
-          <w:rFonts w:ascii="Charis SIL Regular" w:hAnsi="Charis SIL Regular" w:eastAsia="Charis SIL Regular"/>
-          <w:b w:val="0"/>
-          <w:i w:val="0"/>
-          <w:color w:val="000000"/>
-          <w:sz w:val="24"/>
-        </w:rPr>
-        <w:hyperlink r:id="rId14" w:history="1">
-          <w:r>
-            <w:rPr>
-              <w:rStyle w:val="Hyperlink"/>
-            </w:rPr>
-            <w:t>a</w:t>
-          </w:r>
-        </w:hyperlink>
-      </w:r>
-      <w:r>
-        <w:rPr>
-          <w:u w:val="single" w:color="0000ff"/>
-          <w:rFonts w:ascii="Charis SIL Regular" w:hAnsi="Charis SIL Regular" w:eastAsia="Charis SIL Regular"/>
-          <w:b w:val="0"/>
-          <w:i w:val="0"/>
-          <w:color w:val="000000"/>
-          <w:sz w:val="24"/>
-        </w:rPr>
-        <w:hyperlink r:id="rId14" w:history="1">
-          <w:r>
-            <w:rPr>
-              <w:rStyle w:val="Hyperlink"/>
-            </w:rPr>
-            <w:t xml:space="preserve">ar van </w:t>
-          </w:r>
-        </w:hyperlink>
+          <w:rFonts w:ascii="Charis SIL Regular" w:hAnsi="Charis SIL Regular" w:eastAsia="Charis SIL Regular"/>
+          <w:b w:val="0"/>
+          <w:i w:val="0"/>
+          <w:color w:val="000000"/>
+          <w:sz w:val="24"/>
+        </w:rPr>
+        <w:t xml:space="preserve">was schoonzoon en bewonderaar van </w:t>
       </w:r>
       <w:r>
         <w:rPr>
@@ -2644,8 +2536,16 @@
           <w:i w:val="0"/>
           <w:color w:val="0000FF"/>
           <w:sz w:val="24"/>
-        </w:rPr>
-        <w:t>van</w:t>
+          <w:u w:val="single"/>
+        </w:rPr>
+        <w:hyperlink r:id="rId24" w:history="1">
+          <w:r>
+            <w:rPr>
+              <w:rStyle w:val="Hyperlink"/>
+            </w:rPr>
+            <w:t>van</w:t>
+          </w:r>
+        </w:hyperlink>
       </w:r>
       <w:r>
         <w:rPr>
@@ -2667,7 +2567,7 @@
           <w:sz w:val="24"/>
           <w:u w:val="single"/>
         </w:rPr>
-        <w:hyperlink r:id="rId22" w:history="1">
+        <w:hyperlink r:id="rId24" w:history="1">
           <w:r>
             <w:rPr>
               <w:rStyle w:val="Hyperlink"/>
@@ -2757,8 +2657,9 @@
           <w:i w:val="0"/>
           <w:color w:val="0000FF"/>
           <w:sz w:val="24"/>
-        </w:rPr>
-        <w:t xml:space="preserve"> Jacob Schimmelpen</w:t>
+          <w:u w:val="single"/>
+        </w:rPr>
+        <w:t xml:space="preserve"> </w:t>
       </w:r>
       <w:r>
         <w:rPr>
@@ -2769,7 +2670,54 @@
           <w:sz w:val="24"/>
           <w:u w:val="single"/>
         </w:rPr>
-        <w:hyperlink r:id="rId24" w:history="1">
+        <w:hyperlink r:id="rId25" w:history="1">
+          <w:r>
+            <w:rPr>
+              <w:rStyle w:val="Hyperlink"/>
+            </w:rPr>
+            <w:t>Jacob</w:t>
+          </w:r>
+        </w:hyperlink>
+      </w:r>
+      <w:r>
+        <w:rPr>
+          <w:rFonts w:ascii="Charis SIL Regular" w:hAnsi="Charis SIL Regular" w:eastAsia="Charis SIL Regular"/>
+          <w:b w:val="0"/>
+          <w:i w:val="0"/>
+          <w:color w:val="0000FF"/>
+          <w:sz w:val="24"/>
+          <w:u w:val="single"/>
+        </w:rPr>
+        <w:t xml:space="preserve"> </w:t>
+      </w:r>
+      <w:r>
+        <w:rPr>
+          <w:rFonts w:ascii="Charis SIL Regular" w:hAnsi="Charis SIL Regular" w:eastAsia="Charis SIL Regular"/>
+          <w:b w:val="0"/>
+          <w:i w:val="0"/>
+          <w:color w:val="0000FF"/>
+          <w:sz w:val="24"/>
+          <w:u w:val="single"/>
+        </w:rPr>
+        <w:hyperlink r:id="rId25" w:history="1">
+          <w:r>
+            <w:rPr>
+              <w:rStyle w:val="Hyperlink"/>
+            </w:rPr>
+            <w:t>Schimmelpen</w:t>
+          </w:r>
+        </w:hyperlink>
+      </w:r>
+      <w:r>
+        <w:rPr>
+          <w:rFonts w:ascii="Charis SIL Regular" w:hAnsi="Charis SIL Regular" w:eastAsia="Charis SIL Regular"/>
+          <w:b w:val="0"/>
+          <w:i w:val="0"/>
+          <w:color w:val="0000FF"/>
+          <w:sz w:val="24"/>
+          <w:u w:val="single"/>
+        </w:rPr>
+        <w:hyperlink r:id="rId25" w:history="1">
           <w:r>
             <w:rPr>
               <w:rStyle w:val="Hyperlink"/>
@@ -2798,7 +2746,7 @@
           <w:sz w:val="24"/>
           <w:u w:val="single"/>
         </w:rPr>
-        <w:hyperlink r:id="rId24" w:history="1">
+        <w:hyperlink r:id="rId25" w:history="1">
           <w:r>
             <w:rPr>
               <w:rStyle w:val="Hyperlink"/>
@@ -2816,7 +2764,7 @@
           <w:sz w:val="24"/>
           <w:u w:val="single"/>
         </w:rPr>
-        <w:hyperlink r:id="rId24" w:history="1">
+        <w:hyperlink r:id="rId25" w:history="1">
           <w:r>
             <w:rPr>
               <w:rStyle w:val="Hyperlink"/>
@@ -3222,7 +3170,7 @@
             <w:rPr>
               <w:rStyle w:val="Hyperlink"/>
             </w:rPr>
-            <w:t>Etnografisc</w:t>
+            <w:t>Etnografis</w:t>
           </w:r>
         </w:hyperlink>
       </w:r>
@@ -3233,7 +3181,23 @@
           <w:i w:val="0"/>
           <w:color w:val="0000FF"/>
           <w:sz w:val="24"/>
-          <w:u w:val="single"/>
+        </w:rPr>
+        <w:hyperlink r:id="rId27" w:history="1">
+          <w:r>
+            <w:rPr>
+              <w:rStyle w:val="Hyperlink"/>
+            </w:rPr>
+            <w:t>c</w:t>
+          </w:r>
+        </w:hyperlink>
+      </w:r>
+      <w:r>
+        <w:rPr>
+          <w:rFonts w:ascii="Charis SIL Regular" w:hAnsi="Charis SIL Regular" w:eastAsia="Charis SIL Regular"/>
+          <w:b w:val="0"/>
+          <w:i w:val="0"/>
+          <w:color w:val="0000FF"/>
+          <w:sz w:val="24"/>
         </w:rPr>
         <w:t>h</w:t>
       </w:r>
@@ -3291,19 +3255,9 @@
             <w:rPr>
               <w:rStyle w:val="Hyperlink"/>
             </w:rPr>
-            <w:t>Arti</w:t>
+            <w:t>Artis</w:t>
           </w:r>
         </w:hyperlink>
-      </w:r>
-      <w:r>
-        <w:rPr>
-          <w:rFonts w:ascii="Charis SIL Regular" w:hAnsi="Charis SIL Regular" w:eastAsia="Charis SIL Regular"/>
-          <w:b w:val="0"/>
-          <w:i w:val="0"/>
-          <w:color w:val="0000FF"/>
-          <w:sz w:val="24"/>
-        </w:rPr>
-        <w:t>s</w:t>
       </w:r>
       <w:r>
         <w:rPr>
@@ -4114,14 +4068,7 @@
           <w:color w:val="000000"/>
           <w:sz w:val="24"/>
         </w:rPr>
-        <w:hyperlink r:id="rId33" w:history="1">
-          <w:r>
-            <w:rPr>
-              <w:rStyle w:val="Hyperlink"/>
-            </w:rPr>
-            <w:t xml:space="preserve">volkenkundige musea </w:t>
-          </w:r>
-        </w:hyperlink>
+        <w:t xml:space="preserve">volkenkundige musea </w:t>
       </w:r>
       <w:r>
         <w:rPr>
@@ -4368,7 +4315,7 @@
           <w:sz w:val="24"/>
           <w:u w:val="single"/>
         </w:rPr>
-        <w:hyperlink r:id="rId36" w:history="1">
+        <w:hyperlink r:id="rId37" w:history="1">
           <w:r>
             <w:rPr>
               <w:rStyle w:val="Hyperlink"/>
@@ -4386,7 +4333,7 @@
           <w:sz w:val="24"/>
           <w:u w:val="single"/>
         </w:rPr>
-        <w:hyperlink r:id="rId36" w:history="1">
+        <w:hyperlink r:id="rId37" w:history="1">
           <w:r>
             <w:rPr>
               <w:rStyle w:val="Hyperlink"/>
@@ -5162,7 +5109,35 @@
           <w:color w:val="000000"/>
           <w:sz w:val="24"/>
         </w:rPr>
-        <w:t xml:space="preserve"> tijdens zijn stationering in Albina tussen 1893 en 1896 voorwerpen </w:t>
+        <w:t xml:space="preserve"> tijdens zijn stationering in Albina tussen 1893 en 1896 voo</w:t>
+      </w:r>
+      <w:r>
+        <w:rPr>
+          <w:u w:val="single" w:color="0000ff"/>
+          <w:rFonts w:ascii="Charis SIL Regular" w:hAnsi="Charis SIL Regular" w:eastAsia="Charis SIL Regular"/>
+          <w:b w:val="0"/>
+          <w:i w:val="0"/>
+          <w:color w:val="000000"/>
+          <w:sz w:val="24"/>
+        </w:rPr>
+        <w:hyperlink r:id="rId41" w:history="1">
+          <w:r>
+            <w:rPr>
+              <w:rStyle w:val="Hyperlink"/>
+            </w:rPr>
+            <w:t>rwerp</w:t>
+          </w:r>
+        </w:hyperlink>
+      </w:r>
+      <w:r>
+        <w:rPr>
+          <w:rFonts w:ascii="Charis SIL Regular" w:hAnsi="Charis SIL Regular" w:eastAsia="Charis SIL Regular"/>
+          <w:b w:val="0"/>
+          <w:i w:val="0"/>
+          <w:color w:val="000000"/>
+          <w:sz w:val="24"/>
+        </w:rPr>
+        <w:t xml:space="preserve">en </w:t>
       </w:r>
       <w:r>
         <w:rPr>
@@ -5394,15 +5369,9 @@
           <w:i w:val="0"/>
           <w:color w:val="0000FF"/>
           <w:sz w:val="24"/>
-        </w:rPr>
-        <w:hyperlink r:id="rId43" w:history="1">
-          <w:r>
-            <w:rPr>
-              <w:rStyle w:val="Hyperlink"/>
-            </w:rPr>
-            <w:t>o</w:t>
-          </w:r>
-        </w:hyperlink>
+          <w:u w:val="single"/>
+        </w:rPr>
+        <w:t>o</w:t>
       </w:r>
       <w:r>
         <w:rPr>
@@ -6220,7 +6189,7 @@
           <w:sz w:val="24"/>
           <w:u w:val="single"/>
         </w:rPr>
-        <w:hyperlink r:id="rId20" w:history="1">
+        <w:hyperlink r:id="rId54" w:history="1">
           <w:r>
             <w:rPr>
               <w:rStyle w:val="Hyperlink"/>
@@ -6249,7 +6218,7 @@
           <w:sz w:val="24"/>
           <w:u w:val="single"/>
         </w:rPr>
-        <w:hyperlink r:id="rId20" w:history="1">
+        <w:hyperlink r:id="rId54" w:history="1">
           <w:r>
             <w:rPr>
               <w:rStyle w:val="Hyperlink"/>
@@ -6403,13 +6372,31 @@
       </w:r>
       <w:r>
         <w:rPr>
-          <w:rFonts w:ascii="Charis SIL Regular" w:hAnsi="Charis SIL Regular" w:eastAsia="Charis SIL Regular"/>
-          <w:b w:val="0"/>
-          <w:i w:val="0"/>
-          <w:color w:val="000000"/>
-          <w:sz w:val="24"/>
-        </w:rPr>
-        <w:t>museum</w:t>
+          <w:u w:val="single" w:color="0000ff"/>
+          <w:rFonts w:ascii="Charis SIL Regular" w:hAnsi="Charis SIL Regular" w:eastAsia="Charis SIL Regular"/>
+          <w:b w:val="0"/>
+          <w:i w:val="0"/>
+          <w:color w:val="000000"/>
+          <w:sz w:val="24"/>
+        </w:rPr>
+        <w:hyperlink r:id="rId54" w:history="1">
+          <w:r>
+            <w:rPr>
+              <w:rStyle w:val="Hyperlink"/>
+            </w:rPr>
+            <w:t>museu</w:t>
+          </w:r>
+        </w:hyperlink>
+      </w:r>
+      <w:r>
+        <w:rPr>
+          <w:rFonts w:ascii="Charis SIL Regular" w:hAnsi="Charis SIL Regular" w:eastAsia="Charis SIL Regular"/>
+          <w:b w:val="0"/>
+          <w:i w:val="0"/>
+          <w:color w:val="000000"/>
+          <w:sz w:val="24"/>
+        </w:rPr>
+        <w:t>m</w:t>
       </w:r>
       <w:r>
         <w:rPr>
@@ -6431,60 +6418,13 @@
       </w:r>
       <w:r>
         <w:rPr>
-          <w:u w:val="single" w:color="0000ff"/>
-          <w:rFonts w:ascii="Charis SIL Regular" w:hAnsi="Charis SIL Regular" w:eastAsia="Charis SIL Regular"/>
-          <w:b w:val="0"/>
-          <w:i w:val="0"/>
-          <w:color w:val="000000"/>
-          <w:sz w:val="24"/>
-        </w:rPr>
-        <w:t xml:space="preserve"> </w:t>
-      </w:r>
-      <w:r>
-        <w:rPr>
-          <w:u w:val="single" w:color="0000ff"/>
-          <w:rFonts w:ascii="Charis SIL Regular" w:hAnsi="Charis SIL Regular" w:eastAsia="Charis SIL Regular"/>
-          <w:b w:val="0"/>
-          <w:i w:val="0"/>
-          <w:color w:val="000000"/>
-          <w:sz w:val="24"/>
-        </w:rPr>
-        <w:hyperlink r:id="rId54" w:history="1">
-          <w:r>
-            <w:rPr>
-              <w:rStyle w:val="Hyperlink"/>
-            </w:rPr>
-            <w:t>verza</w:t>
-          </w:r>
-        </w:hyperlink>
-      </w:r>
-      <w:r>
-        <w:rPr>
-          <w:rFonts w:ascii="Charis SIL Regular" w:hAnsi="Charis SIL Regular" w:eastAsia="Charis SIL Regular"/>
-          <w:b w:val="0"/>
-          <w:i w:val="0"/>
-          <w:color w:val="000000"/>
-          <w:sz w:val="24"/>
-        </w:rPr>
-        <w:t>meld tijdens zijn ver</w:t>
-      </w:r>
-      <w:r>
-        <w:rPr>
-          <w:u w:val="single" w:color="0000ff"/>
-          <w:rFonts w:ascii="Charis SIL Regular" w:hAnsi="Charis SIL Regular" w:eastAsia="Charis SIL Regular"/>
-          <w:b w:val="0"/>
-          <w:i w:val="0"/>
-          <w:color w:val="000000"/>
-          <w:sz w:val="24"/>
-        </w:rPr>
-        <w:hyperlink r:id="rId55" w:history="1">
-          <w:r>
-            <w:rPr>
-              <w:rStyle w:val="Hyperlink"/>
-            </w:rPr>
-            <w:t>blijf in S</w:t>
-          </w:r>
-        </w:hyperlink>
+          <w:rFonts w:ascii="Charis SIL Regular" w:hAnsi="Charis SIL Regular" w:eastAsia="Charis SIL Regular"/>
+          <w:b w:val="0"/>
+          <w:i w:val="0"/>
+          <w:color w:val="000000"/>
+          <w:sz w:val="24"/>
+        </w:rPr>
+        <w:t xml:space="preserve"> verzameld tijdens zijn verblijf in S</w:t>
       </w:r>
       <w:r>
         <w:rPr>
@@ -7029,25 +6969,7 @@
           <w:color w:val="000000"/>
           <w:sz w:val="24"/>
         </w:rPr>
-        <w:t>gekregen. De privécollectie die ze bij de bezoeken aanlegden</w:t>
-      </w:r>
-      <w:r>
-        <w:rPr>
-          <w:u w:val="single" w:color="0000ff"/>
-          <w:rFonts w:ascii="Charis SIL Regular" w:hAnsi="Charis SIL Regular" w:eastAsia="Charis SIL Regular"/>
-          <w:b w:val="0"/>
-          <w:i w:val="0"/>
-          <w:color w:val="000000"/>
-          <w:sz w:val="24"/>
-        </w:rPr>
-        <w:hyperlink r:id="rId58" w:history="1">
-          <w:r>
-            <w:rPr>
-              <w:rStyle w:val="Hyperlink"/>
-            </w:rPr>
-            <w:t xml:space="preserve"> bevindt zich </w:t>
-          </w:r>
-        </w:hyperlink>
+        <w:t xml:space="preserve">gekregen. De privécollectie die ze bij de bezoeken aanlegden bevindt zich </w:t>
       </w:r>
       <w:r>
         <w:rPr>
@@ -10918,34 +10840,7 @@
           <w:color w:val="000000"/>
           <w:sz w:val="24"/>
         </w:rPr>
-        <w:t>state={"ma</w:t>
-      </w:r>
-      <w:r>
-        <w:rPr>
-          <w:rFonts w:ascii="Charis SIL Regular" w:hAnsi="Charis SIL Regular" w:eastAsia="Charis SIL Regular"/>
-          <w:b w:val="0"/>
-          <w:i w:val="0"/>
-          <w:color w:val="000000"/>
-          <w:sz w:val="24"/>
-        </w:rPr>
-        <w:hyperlink r:id="rId77" w:history="1">
-          <w:r>
-            <w:rPr>
-              <w:rStyle w:val="Hyperlink"/>
-            </w:rPr>
-            <w:t>tchAll</w:t>
-          </w:r>
-        </w:hyperlink>
-      </w:r>
-      <w:r>
-        <w:rPr>
-          <w:rFonts w:ascii="Charis SIL Regular" w:hAnsi="Charis SIL Regular" w:eastAsia="Charis SIL Regular"/>
-          <w:b w:val="0"/>
-          <w:i w:val="0"/>
-          <w:color w:val="000000"/>
-          <w:sz w:val="24"/>
-        </w:rPr>
-        <w:t>C</w:t>
+        <w:t>state={"matchAllC</w:t>
       </w:r>
       <w:r>
         <w:rPr>
@@ -11646,7 +11541,7 @@
             <w:rPr>
               <w:rStyle w:val="Hyperlink"/>
             </w:rPr>
-            <w:t>Jefferso</w:t>
+            <w:t>Jeffers</w:t>
           </w:r>
         </w:hyperlink>
       </w:r>
@@ -11658,6 +11553,16 @@
           <w:color w:val="0000FF"/>
           <w:sz w:val="24"/>
           <w:u w:val="single"/>
+        </w:rPr>
+        <w:t>o</w:t>
+      </w:r>
+      <w:r>
+        <w:rPr>
+          <w:rFonts w:ascii="Charis SIL Regular" w:hAnsi="Charis SIL Regular" w:eastAsia="Charis SIL Regular"/>
+          <w:b w:val="0"/>
+          <w:i w:val="0"/>
+          <w:color w:val="0000FF"/>
+          <w:sz w:val="24"/>
         </w:rPr>
         <w:t>n</w:t>
       </w:r>
@@ -11686,19 +11591,9 @@
             <w:rPr>
               <w:rStyle w:val="Hyperlink"/>
             </w:rPr>
-            <w:t>Collin</w:t>
+            <w:t>Collins</w:t>
           </w:r>
         </w:hyperlink>
-      </w:r>
-      <w:r>
-        <w:rPr>
-          <w:rFonts w:ascii="Charis SIL Regular" w:hAnsi="Charis SIL Regular" w:eastAsia="Charis SIL Regular"/>
-          <w:b w:val="0"/>
-          <w:i w:val="0"/>
-          <w:color w:val="0000FF"/>
-          <w:sz w:val="24"/>
-        </w:rPr>
-        <w:t>s</w:t>
       </w:r>
     </w:p>
     <w:p>
@@ -13145,7 +13040,7 @@
             <w:rPr>
               <w:rStyle w:val="Hyperlink"/>
             </w:rPr>
-            <w:t>profie</w:t>
+            <w:t>profiel</w:t>
           </w:r>
         </w:hyperlink>
       </w:r>
@@ -13156,13 +13051,25 @@
           <w:i w:val="0"/>
           <w:color w:val="0000FF"/>
           <w:sz w:val="24"/>
+          <w:u w:val="single"/>
+        </w:rPr>
+        <w:t>-</w:t>
+      </w:r>
+      <w:r>
+        <w:rPr>
+          <w:rFonts w:ascii="Charis SIL Regular" w:hAnsi="Charis SIL Regular" w:eastAsia="Charis SIL Regular"/>
+          <w:b w:val="0"/>
+          <w:i w:val="0"/>
+          <w:color w:val="0000FF"/>
+          <w:sz w:val="24"/>
+          <w:u w:val="single"/>
         </w:rPr>
         <w:hyperlink r:id="rId80" w:history="1">
           <w:r>
             <w:rPr>
               <w:rStyle w:val="Hyperlink"/>
             </w:rPr>
-            <w:t>l</w:t>
+            <w:t>als</w:t>
           </w:r>
         </w:hyperlink>
       </w:r>
@@ -13173,27 +13080,8 @@
           <w:i w:val="0"/>
           <w:color w:val="0000FF"/>
           <w:sz w:val="24"/>
-          <w:u w:val="single"/>
         </w:rPr>
         <w:t>-</w:t>
-      </w:r>
-      <w:r>
-        <w:rPr>
-          <w:rFonts w:ascii="Charis SIL Regular" w:hAnsi="Charis SIL Regular" w:eastAsia="Charis SIL Regular"/>
-          <w:b w:val="0"/>
-          <w:i w:val="0"/>
-          <w:color w:val="0000FF"/>
-          <w:sz w:val="24"/>
-          <w:u w:val="single"/>
-        </w:rPr>
-        <w:hyperlink r:id="rId80" w:history="1">
-          <w:r>
-            <w:rPr>
-              <w:rStyle w:val="Hyperlink"/>
-            </w:rPr>
-            <w:t>als-</w:t>
-          </w:r>
-        </w:hyperlink>
       </w:r>
       <w:r>
         <w:rPr>
@@ -13549,7 +13437,7 @@
           <w:sz w:val="24"/>
           <w:u w:val="single"/>
         </w:rPr>
-        <w:hyperlink r:id="rId82" w:history="1">
+        <w:hyperlink r:id="rId81" w:history="1">
           <w:r>
             <w:rPr>
               <w:rStyle w:val="Hyperlink"/>
@@ -13567,7 +13455,7 @@
           <w:sz w:val="24"/>
           <w:u w:val="single"/>
         </w:rPr>
-        <w:hyperlink r:id="rId82" w:history="1">
+        <w:hyperlink r:id="rId81" w:history="1">
           <w:r>
             <w:rPr>
               <w:rStyle w:val="Hyperlink"/>
@@ -13665,7 +13553,7 @@
           <w:sz w:val="24"/>
           <w:u w:val="single"/>
         </w:rPr>
-        <w:hyperlink r:id="rId83" w:history="1">
+        <w:hyperlink r:id="rId82" w:history="1">
           <w:r>
             <w:rPr>
               <w:rStyle w:val="Hyperlink"/>
@@ -13683,7 +13571,7 @@
           <w:sz w:val="24"/>
           <w:u w:val="single"/>
         </w:rPr>
-        <w:hyperlink r:id="rId83" w:history="1">
+        <w:hyperlink r:id="rId82" w:history="1">
           <w:r>
             <w:rPr>
               <w:rStyle w:val="Hyperlink"/>
@@ -13701,7 +13589,7 @@
           <w:sz w:val="24"/>
           <w:u w:val="single"/>
         </w:rPr>
-        <w:hyperlink r:id="rId83" w:history="1">
+        <w:hyperlink r:id="rId82" w:history="1">
           <w:r>
             <w:rPr>
               <w:rStyle w:val="Hyperlink"/>
@@ -13729,7 +13617,7 @@
           <w:sz w:val="24"/>
           <w:u w:val="single"/>
         </w:rPr>
-        <w:hyperlink r:id="rId84" w:history="1">
+        <w:hyperlink r:id="rId83" w:history="1">
           <w:r>
             <w:rPr>
               <w:rStyle w:val="Hyperlink"/>
@@ -13758,7 +13646,7 @@
           <w:sz w:val="24"/>
           <w:u w:val="single"/>
         </w:rPr>
-        <w:hyperlink r:id="rId84" w:history="1">
+        <w:hyperlink r:id="rId83" w:history="1">
           <w:r>
             <w:rPr>
               <w:rStyle w:val="Hyperlink"/>
@@ -13879,7 +13767,7 @@
           <w:sz w:val="24"/>
           <w:u w:val="single"/>
         </w:rPr>
-        <w:hyperlink r:id="rId85" w:history="1">
+        <w:hyperlink r:id="rId84" w:history="1">
           <w:r>
             <w:rPr>
               <w:rStyle w:val="Hyperlink"/>
@@ -13897,7 +13785,7 @@
           <w:sz w:val="24"/>
           <w:u w:val="single"/>
         </w:rPr>
-        <w:hyperlink r:id="rId85" w:history="1">
+        <w:hyperlink r:id="rId84" w:history="1">
           <w:r>
             <w:rPr>
               <w:rStyle w:val="Hyperlink"/>
@@ -13915,7 +13803,7 @@
           <w:sz w:val="24"/>
           <w:u w:val="single"/>
         </w:rPr>
-        <w:hyperlink r:id="rId85" w:history="1">
+        <w:hyperlink r:id="rId84" w:history="1">
           <w:r>
             <w:rPr>
               <w:rStyle w:val="Hyperlink"/>
@@ -13933,7 +13821,7 @@
           <w:sz w:val="24"/>
           <w:u w:val="single"/>
         </w:rPr>
-        <w:hyperlink r:id="rId85" w:history="1">
+        <w:hyperlink r:id="rId84" w:history="1">
           <w:r>
             <w:rPr>
               <w:rStyle w:val="Hyperlink"/>
@@ -13961,7 +13849,7 @@
           <w:sz w:val="24"/>
           <w:u w:val="single"/>
         </w:rPr>
-        <w:hyperlink r:id="rId86" w:history="1">
+        <w:hyperlink r:id="rId84" w:history="1">
           <w:r>
             <w:rPr>
               <w:rStyle w:val="Hyperlink"/>
@@ -13979,7 +13867,7 @@
           <w:sz w:val="24"/>
           <w:u w:val="single"/>
         </w:rPr>
-        <w:hyperlink r:id="rId86" w:history="1">
+        <w:hyperlink r:id="rId84" w:history="1">
           <w:r>
             <w:rPr>
               <w:rStyle w:val="Hyperlink"/>
@@ -14008,7 +13896,7 @@
           <w:sz w:val="24"/>
           <w:u w:val="single"/>
         </w:rPr>
-        <w:hyperlink r:id="rId86" w:history="1">
+        <w:hyperlink r:id="rId84" w:history="1">
           <w:r>
             <w:rPr>
               <w:rStyle w:val="Hyperlink"/>
@@ -14126,7 +14014,7 @@
           <w:sz w:val="24"/>
           <w:u w:val="single"/>
         </w:rPr>
-        <w:hyperlink r:id="rId87" w:history="1">
+        <w:hyperlink r:id="rId85" w:history="1">
           <w:r>
             <w:rPr>
               <w:rStyle w:val="Hyperlink"/>
@@ -14144,7 +14032,7 @@
           <w:sz w:val="24"/>
           <w:u w:val="single"/>
         </w:rPr>
-        <w:hyperlink r:id="rId87" w:history="1">
+        <w:hyperlink r:id="rId85" w:history="1">
           <w:r>
             <w:rPr>
               <w:rStyle w:val="Hyperlink"/>
@@ -14267,7 +14155,7 @@
           <w:sz w:val="24"/>
           <w:u w:val="single"/>
         </w:rPr>
-        <w:hyperlink r:id="rId88" w:history="1">
+        <w:hyperlink r:id="rId86" w:history="1">
           <w:r>
             <w:rPr>
               <w:rStyle w:val="Hyperlink"/>
@@ -14296,7 +14184,7 @@
           <w:sz w:val="24"/>
           <w:u w:val="single"/>
         </w:rPr>
-        <w:hyperlink r:id="rId88" w:history="1">
+        <w:hyperlink r:id="rId86" w:history="1">
           <w:r>
             <w:rPr>
               <w:rStyle w:val="Hyperlink"/>
@@ -14434,7 +14322,7 @@
           <w:sz w:val="24"/>
           <w:u w:val="single"/>
         </w:rPr>
-        <w:hyperlink r:id="rId89" w:history="1">
+        <w:hyperlink r:id="rId87" w:history="1">
           <w:r>
             <w:rPr>
               <w:rStyle w:val="Hyperlink"/>
@@ -14452,7 +14340,7 @@
           <w:sz w:val="24"/>
           <w:u w:val="single"/>
         </w:rPr>
-        <w:hyperlink r:id="rId89" w:history="1">
+        <w:hyperlink r:id="rId87" w:history="1">
           <w:r>
             <w:rPr>
               <w:rStyle w:val="Hyperlink"/>
@@ -14470,7 +14358,7 @@
           <w:sz w:val="24"/>
           <w:u w:val="single"/>
         </w:rPr>
-        <w:hyperlink r:id="rId89" w:history="1">
+        <w:hyperlink r:id="rId87" w:history="1">
           <w:r>
             <w:rPr>
               <w:rStyle w:val="Hyperlink"/>
@@ -14572,7 +14460,7 @@
           <w:color w:val="0000FF"/>
           <w:sz w:val="24"/>
         </w:rPr>
-        <w:hyperlink r:id="rId90" w:history="1">
+        <w:hyperlink r:id="rId88" w:history="1">
           <w:r>
             <w:rPr>
               <w:rStyle w:val="Hyperlink"/>
@@ -14589,7 +14477,7 @@
           <w:color w:val="0000FF"/>
           <w:sz w:val="24"/>
         </w:rPr>
-        <w:hyperlink r:id="rId90" w:history="1">
+        <w:hyperlink r:id="rId88" w:history="1">
           <w:r>
             <w:rPr>
               <w:rStyle w:val="Hyperlink"/>
@@ -14606,7 +14494,7 @@
           <w:color w:val="0000FF"/>
           <w:sz w:val="24"/>
         </w:rPr>
-        <w:hyperlink r:id="rId90" w:history="1">
+        <w:hyperlink r:id="rId88" w:history="1">
           <w:r>
             <w:rPr>
               <w:rStyle w:val="Hyperlink"/>
@@ -14623,7 +14511,7 @@
           <w:color w:val="0000FF"/>
           <w:sz w:val="24"/>
         </w:rPr>
-        <w:hyperlink r:id="rId90" w:history="1">
+        <w:hyperlink r:id="rId88" w:history="1">
           <w:r>
             <w:rPr>
               <w:rStyle w:val="Hyperlink"/>
@@ -14640,7 +14528,7 @@
           <w:color w:val="0000FF"/>
           <w:sz w:val="24"/>
         </w:rPr>
-        <w:hyperlink r:id="rId90" w:history="1">
+        <w:hyperlink r:id="rId88" w:history="1">
           <w:r>
             <w:rPr>
               <w:rStyle w:val="Hyperlink"/>
@@ -14725,7 +14613,7 @@
           <w:color w:val="0000FF"/>
           <w:sz w:val="24"/>
         </w:rPr>
-        <w:hyperlink r:id="rId91" w:history="1">
+        <w:hyperlink r:id="rId89" w:history="1">
           <w:r>
             <w:rPr>
               <w:rStyle w:val="Hyperlink"/>
@@ -14742,7 +14630,7 @@
           <w:color w:val="0000FF"/>
           <w:sz w:val="24"/>
         </w:rPr>
-        <w:hyperlink r:id="rId91" w:history="1">
+        <w:hyperlink r:id="rId89" w:history="1">
           <w:r>
             <w:rPr>
               <w:rStyle w:val="Hyperlink"/>
@@ -14759,7 +14647,7 @@
           <w:color w:val="0000FF"/>
           <w:sz w:val="24"/>
         </w:rPr>
-        <w:hyperlink r:id="rId91" w:history="1">
+        <w:hyperlink r:id="rId89" w:history="1">
           <w:r>
             <w:rPr>
               <w:rStyle w:val="Hyperlink"/>
@@ -14776,7 +14664,7 @@
           <w:color w:val="0000FF"/>
           <w:sz w:val="24"/>
         </w:rPr>
-        <w:hyperlink r:id="rId91" w:history="1">
+        <w:hyperlink r:id="rId89" w:history="1">
           <w:r>
             <w:rPr>
               <w:rStyle w:val="Hyperlink"/>
@@ -14793,7 +14681,7 @@
           <w:color w:val="0000FF"/>
           <w:sz w:val="24"/>
         </w:rPr>
-        <w:hyperlink r:id="rId91" w:history="1">
+        <w:hyperlink r:id="rId89" w:history="1">
           <w:r>
             <w:rPr>
               <w:rStyle w:val="Hyperlink"/>
@@ -14878,7 +14766,7 @@
           <w:color w:val="0000FF"/>
           <w:sz w:val="24"/>
         </w:rPr>
-        <w:hyperlink r:id="rId92" w:history="1">
+        <w:hyperlink r:id="rId90" w:history="1">
           <w:r>
             <w:rPr>
               <w:rStyle w:val="Hyperlink"/>
@@ -14895,7 +14783,7 @@
           <w:color w:val="0000FF"/>
           <w:sz w:val="24"/>
         </w:rPr>
-        <w:hyperlink r:id="rId92" w:history="1">
+        <w:hyperlink r:id="rId90" w:history="1">
           <w:r>
             <w:rPr>
               <w:rStyle w:val="Hyperlink"/>
@@ -14912,7 +14800,7 @@
           <w:color w:val="0000FF"/>
           <w:sz w:val="24"/>
         </w:rPr>
-        <w:hyperlink r:id="rId92" w:history="1">
+        <w:hyperlink r:id="rId90" w:history="1">
           <w:r>
             <w:rPr>
               <w:rStyle w:val="Hyperlink"/>
@@ -14929,7 +14817,7 @@
           <w:color w:val="0000FF"/>
           <w:sz w:val="24"/>
         </w:rPr>
-        <w:hyperlink r:id="rId92" w:history="1">
+        <w:hyperlink r:id="rId90" w:history="1">
           <w:r>
             <w:rPr>
               <w:rStyle w:val="Hyperlink"/>
@@ -14946,7 +14834,7 @@
           <w:color w:val="0000FF"/>
           <w:sz w:val="24"/>
         </w:rPr>
-        <w:hyperlink r:id="rId92" w:history="1">
+        <w:hyperlink r:id="rId90" w:history="1">
           <w:r>
             <w:rPr>
               <w:rStyle w:val="Hyperlink"/>
@@ -15045,7 +14933,7 @@
           <w:color w:val="0000FF"/>
           <w:sz w:val="24"/>
         </w:rPr>
-        <w:hyperlink r:id="rId93" w:history="1">
+        <w:hyperlink r:id="rId91" w:history="1">
           <w:r>
             <w:rPr>
               <w:rStyle w:val="Hyperlink"/>
@@ -15062,7 +14950,7 @@
           <w:color w:val="0000FF"/>
           <w:sz w:val="24"/>
         </w:rPr>
-        <w:hyperlink r:id="rId93" w:history="1">
+        <w:hyperlink r:id="rId91" w:history="1">
           <w:r>
             <w:rPr>
               <w:rStyle w:val="Hyperlink"/>
@@ -15079,7 +14967,7 @@
           <w:color w:val="0000FF"/>
           <w:sz w:val="24"/>
         </w:rPr>
-        <w:hyperlink r:id="rId93" w:history="1">
+        <w:hyperlink r:id="rId91" w:history="1">
           <w:r>
             <w:rPr>
               <w:rStyle w:val="Hyperlink"/>
@@ -15096,7 +14984,7 @@
           <w:color w:val="0000FF"/>
           <w:sz w:val="24"/>
         </w:rPr>
-        <w:hyperlink r:id="rId93" w:history="1">
+        <w:hyperlink r:id="rId91" w:history="1">
           <w:r>
             <w:rPr>
               <w:rStyle w:val="Hyperlink"/>
@@ -15113,7 +15001,7 @@
           <w:color w:val="0000FF"/>
           <w:sz w:val="24"/>
         </w:rPr>
-        <w:hyperlink r:id="rId93" w:history="1">
+        <w:hyperlink r:id="rId91" w:history="1">
           <w:r>
             <w:rPr>
               <w:rStyle w:val="Hyperlink"/>
@@ -15203,7 +15091,50 @@
           <w:sz w:val="24"/>
           <w:u w:val="single"/>
         </w:rPr>
-        <w:t>AANPASSEN!</w:t>
+        <w:hyperlink r:id="rId92" w:history="1">
+          <w:r>
+            <w:rPr>
+              <w:rStyle w:val="Hyperlink"/>
+            </w:rPr>
+            <w:t>https://</w:t>
+          </w:r>
+        </w:hyperlink>
+      </w:r>
+      <w:r>
+        <w:rPr>
+          <w:rFonts w:ascii="Charis SIL Regular" w:hAnsi="Charis SIL Regular" w:eastAsia="Charis SIL Regular"/>
+          <w:b w:val="0"/>
+          <w:i w:val="0"/>
+          <w:color w:val="0000FF"/>
+          <w:sz w:val="24"/>
+          <w:u w:val="single"/>
+        </w:rPr>
+        <w:hyperlink r:id="rId92" w:history="1">
+          <w:r>
+            <w:rPr>
+              <w:rStyle w:val="Hyperlink"/>
+            </w:rPr>
+            <w:t>books.google.nl/</w:t>
+          </w:r>
+        </w:hyperlink>
+      </w:r>
+      <w:r>
+        <w:rPr>
+          <w:rFonts w:ascii="Charis SIL Regular" w:hAnsi="Charis SIL Regular" w:eastAsia="Charis SIL Regular"/>
+          <w:b w:val="0"/>
+          <w:i w:val="0"/>
+          <w:color w:val="0000FF"/>
+          <w:sz w:val="24"/>
+          <w:u w:val="single"/>
+        </w:rPr>
+        <w:hyperlink r:id="rId92" w:history="1">
+          <w:r>
+            <w:rPr>
+              <w:rStyle w:val="Hyperlink"/>
+            </w:rPr>
+            <w:t>books?</w:t>
+          </w:r>
+        </w:hyperlink>
       </w:r>
     </w:p>
     <w:p>
@@ -15221,34 +15152,213 @@
         <w:autoSpaceDN w:val="0"/>
         <w:autoSpaceDE w:val="0"/>
         <w:widowControl/>
-        <w:spacing w:line="220" w:lineRule="exact" w:before="0" w:after="140"/>
+        <w:spacing w:line="220" w:lineRule="exact" w:before="0" w:after="104"/>
         <w:ind w:left="0" w:right="0"/>
       </w:pPr>
     </w:p>
     <w:p>
       <w:pPr>
         <w:autoSpaceDN w:val="0"/>
+        <w:tabs>
+          <w:tab w:pos="800" w:val="left"/>
+        </w:tabs>
         <w:autoSpaceDE w:val="0"/>
         <w:widowControl/>
-        <w:spacing w:line="556" w:lineRule="exact" w:before="214" w:after="0"/>
+        <w:spacing w:line="378" w:lineRule="exact" w:before="0" w:after="0"/>
+        <w:ind w:left="0" w:right="1008" w:firstLine="0"/>
+        <w:jc w:val="left"/>
+      </w:pPr>
+      <w:r>
+        <w:tab/>
+      </w:r>
+      <w:r>
+        <w:rPr>
+          <w:rFonts w:ascii="Charis SIL Regular" w:hAnsi="Charis SIL Regular" w:eastAsia="Charis SIL Regular"/>
+          <w:b w:val="0"/>
+          <w:i w:val="0"/>
+          <w:color w:val="0000FF"/>
+          <w:sz w:val="24"/>
+          <w:u w:val="single"/>
+        </w:rPr>
+        <w:hyperlink r:id="rId92" w:history="1">
+          <w:r>
+            <w:rPr>
+              <w:rStyle w:val="Hyperlink"/>
+            </w:rPr>
+            <w:t xml:space="preserve">id=HTJOAAAAYAAJ&amp;hl=nl&amp;pg=PA212#v=onepage&amp;q&amp;f=false </w:t>
+          </w:r>
+        </w:hyperlink>
+      </w:r>
+      <w:r>
+        <w:br/>
+      </w:r>
+      <w:r>
+        <w:rPr>
+          <w:rFonts w:ascii="Charis SIL Regular" w:hAnsi="Charis SIL Regular" w:eastAsia="Charis SIL Regular"/>
+          <w:b w:val="0"/>
+          <w:i w:val="0"/>
+          <w:color w:val="000000"/>
+          <w:sz w:val="24"/>
+        </w:rPr>
+        <w:t xml:space="preserve">Hoofdstuk in een boek: </w:t>
+      </w:r>
+      <w:r>
+        <w:br/>
+      </w:r>
+      <w:r>
+        <w:tab/>
+      </w:r>
+      <w:r>
+        <w:rPr>
+          <w:rFonts w:ascii="Charis SIL Italic" w:hAnsi="Charis SIL Italic" w:eastAsia="Charis SIL Italic"/>
+          <w:b w:val="0"/>
+          <w:i/>
+          <w:color w:val="000000"/>
+          <w:sz w:val="24"/>
+        </w:rPr>
+        <w:t xml:space="preserve">'Rendez-vous manqué avec les 'viellles colonies', ethnographie et archéologie de la </w:t>
+      </w:r>
+      <w:r>
+        <w:tab/>
+      </w:r>
+      <w:r>
+        <w:rPr>
+          <w:rFonts w:ascii="Charis SIL Italic" w:hAnsi="Charis SIL Italic" w:eastAsia="Charis SIL Italic"/>
+          <w:b w:val="0"/>
+          <w:i/>
+          <w:color w:val="000000"/>
+          <w:sz w:val="24"/>
+        </w:rPr>
+        <w:t xml:space="preserve">Guyane et des Antilles françaises (1931-1939)' in Les années folles de </w:t>
+      </w:r>
+      <w:r>
+        <w:br/>
+      </w:r>
+      <w:r>
+        <w:tab/>
+      </w:r>
+      <w:r>
+        <w:rPr>
+          <w:rFonts w:ascii="Charis SIL Italic" w:hAnsi="Charis SIL Italic" w:eastAsia="Charis SIL Italic"/>
+          <w:b w:val="0"/>
+          <w:i/>
+          <w:color w:val="000000"/>
+          <w:sz w:val="24"/>
+        </w:rPr>
+        <w:t xml:space="preserve">l'ethnographie: Trocadéro 28-37. Paris: Museum national d'histoire naturelle </w:t>
+      </w:r>
+      <w:r>
+        <w:tab/>
+      </w:r>
+      <w:r>
+        <w:rPr>
+          <w:rFonts w:ascii="Charis SIL Italic" w:hAnsi="Charis SIL Italic" w:eastAsia="Charis SIL Italic"/>
+          <w:b w:val="0"/>
+          <w:i/>
+          <w:color w:val="000000"/>
+          <w:sz w:val="24"/>
+        </w:rPr>
+        <w:t>publications scientifiques, 2014, 581-629.</w:t>
+      </w:r>
+      <w:r>
+        <w:rPr>
+          <w:rFonts w:ascii="Charis SIL Italic" w:hAnsi="Charis SIL Italic" w:eastAsia="Charis SIL Italic"/>
+          <w:b w:val="0"/>
+          <w:i/>
+          <w:color w:val="000000"/>
+          <w:sz w:val="24"/>
+        </w:rPr>
+        <w:t>SCHRIJVEN!</w:t>
+      </w:r>
+    </w:p>
+    <w:p>
+      <w:pPr>
+        <w:autoSpaceDN w:val="0"/>
+        <w:autoSpaceDE w:val="0"/>
+        <w:widowControl/>
+        <w:spacing w:line="352" w:lineRule="exact" w:before="176" w:after="0"/>
+        <w:ind w:left="800" w:right="0" w:firstLine="0"/>
+        <w:jc w:val="left"/>
+      </w:pPr>
+      <w:r>
+        <w:rPr>
+          <w:rFonts w:ascii="Charis SIL Regular" w:hAnsi="Charis SIL Regular" w:eastAsia="Charis SIL Regular"/>
+          <w:b w:val="0"/>
+          <w:i w:val="0"/>
+          <w:color w:val="0000FF"/>
+          <w:sz w:val="24"/>
+          <w:u w:val="single"/>
+        </w:rPr>
+        <w:hyperlink r:id="rId93" w:history="1">
+          <w:r>
+            <w:rPr>
+              <w:rStyle w:val="Hyperlink"/>
+            </w:rPr>
+            <w:t>ISBN</w:t>
+          </w:r>
+        </w:hyperlink>
+      </w:r>
+      <w:r>
+        <w:rPr>
+          <w:rFonts w:ascii="Charis SIL Regular" w:hAnsi="Charis SIL Regular" w:eastAsia="Charis SIL Regular"/>
+          <w:b w:val="0"/>
+          <w:i w:val="0"/>
+          <w:color w:val="0000FF"/>
+          <w:sz w:val="24"/>
+          <w:u w:val="single"/>
+        </w:rPr>
+        <w:t xml:space="preserve"> </w:t>
+      </w:r>
+      <w:r>
+        <w:rPr>
+          <w:rFonts w:ascii="Charis SIL Regular" w:hAnsi="Charis SIL Regular" w:eastAsia="Charis SIL Regular"/>
+          <w:b w:val="0"/>
+          <w:i w:val="0"/>
+          <w:color w:val="0000FF"/>
+          <w:sz w:val="24"/>
+          <w:u w:val="single"/>
+        </w:rPr>
+        <w:hyperlink r:id="rId93" w:history="1">
+          <w:r>
+            <w:rPr>
+              <w:rStyle w:val="Hyperlink"/>
+            </w:rPr>
+            <w:t>978-2-85653-807-4</w:t>
+          </w:r>
+        </w:hyperlink>
+      </w:r>
+    </w:p>
+    <w:p>
+      <w:pPr>
+        <w:autoSpaceDN w:val="0"/>
+        <w:autoSpaceDE w:val="0"/>
+        <w:widowControl/>
+        <w:spacing w:line="538" w:lineRule="exact" w:before="478" w:after="0"/>
+        <w:ind w:left="0" w:right="0" w:firstLine="0"/>
+        <w:jc w:val="left"/>
+      </w:pPr>
+      <w:r>
+        <w:rPr>
+          <w:rFonts w:ascii="Charis SIL Bold" w:hAnsi="Charis SIL Bold" w:eastAsia="Charis SIL Bold"/>
+          <w:b/>
+          <w:i w:val="0"/>
+          <w:color w:val="000000"/>
+          <w:sz w:val="36"/>
+        </w:rPr>
+        <w:t>Relevant Data</w:t>
+      </w:r>
+    </w:p>
+    <w:p>
+      <w:pPr>
+        <w:autoSpaceDN w:val="0"/>
+        <w:autoSpaceDE w:val="0"/>
+        <w:widowControl/>
+        <w:spacing w:line="528" w:lineRule="exact" w:before="54" w:after="0"/>
         <w:ind w:left="0" w:right="2880" w:firstLine="0"/>
         <w:jc w:val="left"/>
       </w:pPr>
       <w:r>
         <w:rPr>
-          <w:rFonts w:ascii="Charis SIL Bold" w:hAnsi="Charis SIL Bold" w:eastAsia="Charis SIL Bold"/>
-          <w:b/>
-          <w:i w:val="0"/>
-          <w:color w:val="000000"/>
-          <w:sz w:val="36"/>
-        </w:rPr>
-        <w:t xml:space="preserve">Relevant Data </w:t>
-      </w:r>
-      <w:r>
-        <w:br/>
-      </w:r>
-      <w:r>
-        <w:rPr>
           <w:rFonts w:ascii="Charis SIL Regular" w:hAnsi="Charis SIL Regular" w:eastAsia="Charis SIL Regular"/>
           <w:b w:val="0"/>
           <w:i w:val="0"/>
@@ -15273,7 +15383,7 @@
     </w:p>
     <w:sectPr>
       <w:pgSz w:w="11900" w:h="16840"/>
-      <w:pgMar w:top="360" w:right="940" w:bottom="1440" w:left="960" w:header="720" w:footer="720" w:gutter="0"/>
+      <w:pgMar w:top="324" w:right="940" w:bottom="1440" w:left="960" w:header="720" w:footer="720" w:gutter="0"/>
       <w:cols/>
       <w:docGrid w:linePitch="360"/>
     </w:sectPr>

--- a/EXPORTS/DOCX/review/niveau2/Dutch/Suriname.docx
+++ b/EXPORTS/DOCX/review/niveau2/Dutch/Suriname.docx
@@ -803,6 +803,16 @@
       </w:r>
       <w:r>
         <w:rPr>
+          <w:rFonts w:ascii="Charis SIL Regular" w:hAnsi="Charis SIL Regular" w:eastAsia="Charis SIL Regular"/>
+          <w:b w:val="0"/>
+          <w:i w:val="0"/>
+          <w:color w:val="000000"/>
+          <w:sz w:val="24"/>
+        </w:rPr>
+        <w:t>i</w:t>
+      </w:r>
+      <w:r>
+        <w:rPr>
           <w:u w:val="single" w:color="0000ff"/>
           <w:rFonts w:ascii="Charis SIL Regular" w:hAnsi="Charis SIL Regular" w:eastAsia="Charis SIL Regular"/>
           <w:b w:val="0"/>
@@ -810,17 +820,17 @@
           <w:color w:val="000000"/>
           <w:sz w:val="24"/>
         </w:rPr>
-        <w:t>i</w:t>
-      </w:r>
-      <w:r>
-        <w:rPr>
-          <w:rFonts w:ascii="Charis SIL Regular" w:hAnsi="Charis SIL Regular" w:eastAsia="Charis SIL Regular"/>
-          <w:b w:val="0"/>
-          <w:i w:val="0"/>
-          <w:color w:val="000000"/>
-          <w:sz w:val="24"/>
-        </w:rPr>
-        <w:t xml:space="preserve">sche voorwerpen opgenomen. Van Stedman is </w:t>
+        <w:t>s</w:t>
+      </w:r>
+      <w:r>
+        <w:rPr>
+          <w:rFonts w:ascii="Charis SIL Regular" w:hAnsi="Charis SIL Regular" w:eastAsia="Charis SIL Regular"/>
+          <w:b w:val="0"/>
+          <w:i w:val="0"/>
+          <w:color w:val="000000"/>
+          <w:sz w:val="24"/>
+        </w:rPr>
+        <w:t xml:space="preserve">che voorwerpen opgenomen. Van Stedman is </w:t>
       </w:r>
       <w:r>
         <w:rPr>
@@ -1175,12 +1185,23 @@
           <w:color w:val="000000"/>
           <w:sz w:val="24"/>
         </w:rPr>
+        <w:t xml:space="preserve">eidende </w:t>
+      </w:r>
+      <w:r>
+        <w:rPr>
+          <w:u w:val="single" w:color="0000ff"/>
+          <w:rFonts w:ascii="Charis SIL Regular" w:hAnsi="Charis SIL Regular" w:eastAsia="Charis SIL Regular"/>
+          <w:b w:val="0"/>
+          <w:i w:val="0"/>
+          <w:color w:val="000000"/>
+          <w:sz w:val="24"/>
+        </w:rPr>
         <w:hyperlink r:id="rId11" w:history="1">
           <w:r>
             <w:rPr>
               <w:rStyle w:val="Hyperlink"/>
             </w:rPr>
-            <w:t xml:space="preserve">eidende </w:t>
+            <w:t>brief sch</w:t>
           </w:r>
         </w:hyperlink>
       </w:r>
@@ -1198,7 +1219,7 @@
             <w:rPr>
               <w:rStyle w:val="Hyperlink"/>
             </w:rPr>
-            <w:t>brief sch</w:t>
+            <w:t>r</w:t>
           </w:r>
         </w:hyperlink>
       </w:r>
@@ -1216,7 +1237,336 @@
             <w:rPr>
               <w:rStyle w:val="Hyperlink"/>
             </w:rPr>
-            <w:t>r</w:t>
+            <w:t>eef K</w:t>
+          </w:r>
+        </w:hyperlink>
+      </w:r>
+      <w:r>
+        <w:rPr>
+          <w:rFonts w:ascii="Charis SIL Regular" w:hAnsi="Charis SIL Regular" w:eastAsia="Charis SIL Regular"/>
+          <w:b w:val="0"/>
+          <w:i w:val="0"/>
+          <w:color w:val="000000"/>
+          <w:sz w:val="24"/>
+        </w:rPr>
+        <w:t xml:space="preserve">ühn dat een deel van de voorwerpen afkomstig was van zijn </w:t>
+      </w:r>
+      <w:r>
+        <w:rPr>
+          <w:rFonts w:ascii="Charis SIL Regular" w:hAnsi="Charis SIL Regular" w:eastAsia="Charis SIL Regular"/>
+          <w:b w:val="0"/>
+          <w:i w:val="0"/>
+          <w:color w:val="000000"/>
+          <w:sz w:val="24"/>
+        </w:rPr>
+        <w:t xml:space="preserve">overleden broer, die in 1818 had deelgenomen aan een expeditie naar een </w:t>
+      </w:r>
+      <w:r>
+        <w:br/>
+      </w:r>
+      <w:r>
+        <w:rPr>
+          <w:rFonts w:ascii="Charis SIL Regular" w:hAnsi="Charis SIL Regular" w:eastAsia="Charis SIL Regular"/>
+          <w:b w:val="0"/>
+          <w:i w:val="0"/>
+          <w:color w:val="000000"/>
+          <w:sz w:val="24"/>
+        </w:rPr>
+        <w:t xml:space="preserve">marrongemeenschap. Daardoor is het niet altijd eenvoudig de schenking van Kühn te </w:t>
+      </w:r>
+      <w:r>
+        <w:rPr>
+          <w:rFonts w:ascii="Charis SIL Regular" w:hAnsi="Charis SIL Regular" w:eastAsia="Charis SIL Regular"/>
+          <w:b w:val="0"/>
+          <w:i w:val="0"/>
+          <w:color w:val="000000"/>
+          <w:sz w:val="24"/>
+        </w:rPr>
+        <w:t xml:space="preserve">onderscheiden van objecten die eventueel van Stedman afkomstig kunnen zijn. Tussen 1825 </w:t>
+      </w:r>
+      <w:r>
+        <w:rPr>
+          <w:rFonts w:ascii="Charis SIL Regular" w:hAnsi="Charis SIL Regular" w:eastAsia="Charis SIL Regular"/>
+          <w:b w:val="0"/>
+          <w:i w:val="0"/>
+          <w:color w:val="000000"/>
+          <w:sz w:val="24"/>
+        </w:rPr>
+        <w:t xml:space="preserve">en 1835 ontving het Kabinet ook schenkingen uit Suriname van onder anderen </w:t>
+      </w:r>
+      <w:r>
+        <w:rPr>
+          <w:rFonts w:ascii="Charis SIL Regular" w:hAnsi="Charis SIL Regular" w:eastAsia="Charis SIL Regular"/>
+          <w:b w:val="0"/>
+          <w:i w:val="0"/>
+          <w:color w:val="0000FF"/>
+          <w:sz w:val="24"/>
+          <w:u w:val="single"/>
+        </w:rPr>
+        <w:hyperlink r:id="rId12" w:history="1">
+          <w:r>
+            <w:rPr>
+              <w:rStyle w:val="Hyperlink"/>
+            </w:rPr>
+            <w:t>Isaac</w:t>
+          </w:r>
+        </w:hyperlink>
+      </w:r>
+      <w:r>
+        <w:rPr>
+          <w:rFonts w:ascii="Charis SIL Regular" w:hAnsi="Charis SIL Regular" w:eastAsia="Charis SIL Regular"/>
+          <w:b w:val="0"/>
+          <w:i w:val="0"/>
+          <w:color w:val="0000FF"/>
+          <w:sz w:val="24"/>
+          <w:u w:val="single"/>
+        </w:rPr>
+        <w:t xml:space="preserve"> </w:t>
+      </w:r>
+      <w:r>
+        <w:rPr>
+          <w:rFonts w:ascii="Charis SIL Regular" w:hAnsi="Charis SIL Regular" w:eastAsia="Charis SIL Regular"/>
+          <w:b w:val="0"/>
+          <w:i w:val="0"/>
+          <w:color w:val="0000FF"/>
+          <w:sz w:val="24"/>
+          <w:u w:val="single"/>
+        </w:rPr>
+        <w:hyperlink r:id="rId12" w:history="1">
+          <w:r>
+            <w:rPr>
+              <w:rStyle w:val="Hyperlink"/>
+            </w:rPr>
+            <w:t>Bromet</w:t>
+          </w:r>
+        </w:hyperlink>
+      </w:r>
+      <w:r>
+        <w:rPr>
+          <w:rFonts w:ascii="Charis SIL Regular" w:hAnsi="Charis SIL Regular" w:eastAsia="Charis SIL Regular"/>
+          <w:b w:val="0"/>
+          <w:i w:val="0"/>
+          <w:color w:val="000000"/>
+          <w:sz w:val="24"/>
+        </w:rPr>
+        <w:t xml:space="preserve">, </w:t>
+      </w:r>
+      <w:r>
+        <w:rPr>
+          <w:rFonts w:ascii="Charis SIL Regular" w:hAnsi="Charis SIL Regular" w:eastAsia="Charis SIL Regular"/>
+          <w:b w:val="0"/>
+          <w:i w:val="0"/>
+          <w:color w:val="0000FF"/>
+          <w:sz w:val="24"/>
+          <w:u w:val="single"/>
+        </w:rPr>
+        <w:hyperlink r:id="rId13" w:history="1">
+          <w:r>
+            <w:rPr>
+              <w:rStyle w:val="Hyperlink"/>
+            </w:rPr>
+            <w:t>Dietrich</w:t>
+          </w:r>
+        </w:hyperlink>
+      </w:r>
+      <w:r>
+        <w:rPr>
+          <w:rFonts w:ascii="Charis SIL Regular" w:hAnsi="Charis SIL Regular" w:eastAsia="Charis SIL Regular"/>
+          <w:b w:val="0"/>
+          <w:i w:val="0"/>
+          <w:color w:val="0000FF"/>
+          <w:sz w:val="24"/>
+          <w:u w:val="single"/>
+        </w:rPr>
+        <w:t xml:space="preserve"> </w:t>
+      </w:r>
+      <w:r>
+        <w:rPr>
+          <w:rFonts w:ascii="Charis SIL Regular" w:hAnsi="Charis SIL Regular" w:eastAsia="Charis SIL Regular"/>
+          <w:b w:val="0"/>
+          <w:i w:val="0"/>
+          <w:color w:val="0000FF"/>
+          <w:sz w:val="24"/>
+          <w:u w:val="single"/>
+        </w:rPr>
+        <w:hyperlink r:id="rId13" w:history="1">
+          <w:r>
+            <w:rPr>
+              <w:rStyle w:val="Hyperlink"/>
+            </w:rPr>
+            <w:t>Kanngiesser</w:t>
+          </w:r>
+        </w:hyperlink>
+      </w:r>
+      <w:r>
+        <w:rPr>
+          <w:rFonts w:ascii="Charis SIL Regular" w:hAnsi="Charis SIL Regular" w:eastAsia="Charis SIL Regular"/>
+          <w:b w:val="0"/>
+          <w:i w:val="0"/>
+          <w:color w:val="000000"/>
+          <w:sz w:val="24"/>
+        </w:rPr>
+        <w:t xml:space="preserve">, </w:t>
+      </w:r>
+      <w:r>
+        <w:rPr>
+          <w:rFonts w:ascii="Charis SIL Regular" w:hAnsi="Charis SIL Regular" w:eastAsia="Charis SIL Regular"/>
+          <w:b w:val="0"/>
+          <w:i w:val="0"/>
+          <w:color w:val="0000FF"/>
+          <w:sz w:val="24"/>
+          <w:u w:val="single"/>
+        </w:rPr>
+        <w:hyperlink r:id="rId14" w:history="1">
+          <w:r>
+            <w:rPr>
+              <w:rStyle w:val="Hyperlink"/>
+            </w:rPr>
+            <w:t>Hendrik</w:t>
+          </w:r>
+        </w:hyperlink>
+      </w:r>
+      <w:r>
+        <w:rPr>
+          <w:rFonts w:ascii="Charis SIL Regular" w:hAnsi="Charis SIL Regular" w:eastAsia="Charis SIL Regular"/>
+          <w:b w:val="0"/>
+          <w:i w:val="0"/>
+          <w:color w:val="0000FF"/>
+          <w:sz w:val="24"/>
+          <w:u w:val="single"/>
+        </w:rPr>
+        <w:t xml:space="preserve"> </w:t>
+      </w:r>
+      <w:r>
+        <w:rPr>
+          <w:rFonts w:ascii="Charis SIL Regular" w:hAnsi="Charis SIL Regular" w:eastAsia="Charis SIL Regular"/>
+          <w:b w:val="0"/>
+          <w:i w:val="0"/>
+          <w:color w:val="0000FF"/>
+          <w:sz w:val="24"/>
+          <w:u w:val="single"/>
+        </w:rPr>
+        <w:hyperlink r:id="rId14" w:history="1">
+          <w:r>
+            <w:rPr>
+              <w:rStyle w:val="Hyperlink"/>
+            </w:rPr>
+            <w:t>Haagen</w:t>
+          </w:r>
+        </w:hyperlink>
+      </w:r>
+      <w:r>
+        <w:rPr>
+          <w:rFonts w:ascii="Charis SIL Regular" w:hAnsi="Charis SIL Regular" w:eastAsia="Charis SIL Regular"/>
+          <w:b w:val="0"/>
+          <w:i w:val="0"/>
+          <w:color w:val="0000FF"/>
+          <w:sz w:val="24"/>
+          <w:u w:val="single"/>
+        </w:rPr>
+        <w:t xml:space="preserve"> </w:t>
+      </w:r>
+      <w:r>
+        <w:rPr>
+          <w:rFonts w:ascii="Charis SIL Regular" w:hAnsi="Charis SIL Regular" w:eastAsia="Charis SIL Regular"/>
+          <w:b w:val="0"/>
+          <w:i w:val="0"/>
+          <w:color w:val="0000FF"/>
+          <w:sz w:val="24"/>
+          <w:u w:val="single"/>
+        </w:rPr>
+        <w:hyperlink r:id="rId14" w:history="1">
+          <w:r>
+            <w:rPr>
+              <w:rStyle w:val="Hyperlink"/>
+            </w:rPr>
+            <w:t>Dieperink</w:t>
+          </w:r>
+        </w:hyperlink>
+      </w:r>
+      <w:r>
+        <w:rPr>
+          <w:rFonts w:ascii="Charis SIL Regular" w:hAnsi="Charis SIL Regular" w:eastAsia="Charis SIL Regular"/>
+          <w:b w:val="0"/>
+          <w:i w:val="0"/>
+          <w:color w:val="000000"/>
+          <w:sz w:val="24"/>
+        </w:rPr>
+        <w:t xml:space="preserve"> en </w:t>
+      </w:r>
+      <w:r>
+        <w:rPr>
+          <w:rFonts w:ascii="Charis SIL Regular" w:hAnsi="Charis SIL Regular" w:eastAsia="Charis SIL Regular"/>
+          <w:b w:val="0"/>
+          <w:i w:val="0"/>
+          <w:color w:val="0000FF"/>
+          <w:sz w:val="24"/>
+          <w:u w:val="single"/>
+        </w:rPr>
+        <w:hyperlink r:id="rId15" w:history="1">
+          <w:r>
+            <w:rPr>
+              <w:rStyle w:val="Hyperlink"/>
+            </w:rPr>
+            <w:t>Adriaan</w:t>
+          </w:r>
+        </w:hyperlink>
+      </w:r>
+      <w:r>
+        <w:rPr>
+          <w:rFonts w:ascii="Charis SIL Regular" w:hAnsi="Charis SIL Regular" w:eastAsia="Charis SIL Regular"/>
+          <w:b w:val="0"/>
+          <w:i w:val="0"/>
+          <w:color w:val="0000FF"/>
+          <w:sz w:val="24"/>
+          <w:u w:val="single"/>
+        </w:rPr>
+        <w:t xml:space="preserve"> </w:t>
+      </w:r>
+      <w:r>
+        <w:rPr>
+          <w:rFonts w:ascii="Charis SIL Regular" w:hAnsi="Charis SIL Regular" w:eastAsia="Charis SIL Regular"/>
+          <w:b w:val="0"/>
+          <w:i w:val="0"/>
+          <w:color w:val="0000FF"/>
+          <w:sz w:val="24"/>
+          <w:u w:val="single"/>
+        </w:rPr>
+        <w:hyperlink r:id="rId15" w:history="1">
+          <w:r>
+            <w:rPr>
+              <w:rStyle w:val="Hyperlink"/>
+            </w:rPr>
+            <w:t>François</w:t>
+          </w:r>
+        </w:hyperlink>
+      </w:r>
+      <w:r>
+        <w:rPr>
+          <w:rFonts w:ascii="Charis SIL Regular" w:hAnsi="Charis SIL Regular" w:eastAsia="Charis SIL Regular"/>
+          <w:b w:val="0"/>
+          <w:i w:val="0"/>
+          <w:color w:val="0000FF"/>
+          <w:sz w:val="24"/>
+          <w:u w:val="single"/>
+        </w:rPr>
+        <w:t xml:space="preserve"> </w:t>
+      </w:r>
+      <w:r>
+        <w:rPr>
+          <w:rFonts w:ascii="Charis SIL Regular" w:hAnsi="Charis SIL Regular" w:eastAsia="Charis SIL Regular"/>
+          <w:b w:val="0"/>
+          <w:i w:val="0"/>
+          <w:color w:val="0000FF"/>
+          <w:sz w:val="24"/>
+          <w:u w:val="single"/>
+        </w:rPr>
+        <w:hyperlink r:id="rId15" w:history="1">
+          <w:r>
+            <w:rPr>
+              <w:rStyle w:val="Hyperlink"/>
+            </w:rPr>
+            <w:t>Lammens</w:t>
           </w:r>
         </w:hyperlink>
       </w:r>
@@ -1229,83 +1579,134 @@
           <w:color w:val="000000"/>
           <w:sz w:val="24"/>
         </w:rPr>
-        <w:hyperlink r:id="rId11" w:history="1">
-          <w:r>
-            <w:rPr>
-              <w:rStyle w:val="Hyperlink"/>
-            </w:rPr>
-            <w:t>eef K</w:t>
-          </w:r>
-        </w:hyperlink>
-      </w:r>
-      <w:r>
-        <w:rPr>
-          <w:rFonts w:ascii="Charis SIL Regular" w:hAnsi="Charis SIL Regular" w:eastAsia="Charis SIL Regular"/>
-          <w:b w:val="0"/>
-          <w:i w:val="0"/>
-          <w:color w:val="000000"/>
-          <w:sz w:val="24"/>
-        </w:rPr>
-        <w:t xml:space="preserve">ühn dat een deel van de voorwerpen afkomstig was van zijn </w:t>
-      </w:r>
-      <w:r>
-        <w:rPr>
-          <w:rFonts w:ascii="Charis SIL Regular" w:hAnsi="Charis SIL Regular" w:eastAsia="Charis SIL Regular"/>
-          <w:b w:val="0"/>
-          <w:i w:val="0"/>
-          <w:color w:val="000000"/>
-          <w:sz w:val="24"/>
-        </w:rPr>
-        <w:t xml:space="preserve">overleden broer, die in 1818 had deelgenomen aan een expeditie naar een </w:t>
-      </w:r>
-      <w:r>
-        <w:br/>
-      </w:r>
-      <w:r>
-        <w:rPr>
-          <w:rFonts w:ascii="Charis SIL Regular" w:hAnsi="Charis SIL Regular" w:eastAsia="Charis SIL Regular"/>
-          <w:b w:val="0"/>
-          <w:i w:val="0"/>
-          <w:color w:val="000000"/>
-          <w:sz w:val="24"/>
-        </w:rPr>
-        <w:t xml:space="preserve">marrongemeenschap. Daardoor is het niet altijd eenvoudig de schenking van Kühn te </w:t>
-      </w:r>
-      <w:r>
-        <w:rPr>
-          <w:rFonts w:ascii="Charis SIL Regular" w:hAnsi="Charis SIL Regular" w:eastAsia="Charis SIL Regular"/>
-          <w:b w:val="0"/>
-          <w:i w:val="0"/>
-          <w:color w:val="000000"/>
-          <w:sz w:val="24"/>
-        </w:rPr>
-        <w:t xml:space="preserve">onderscheiden van objecten die eventueel van Stedman afkomstig kunnen zijn. Tussen 1825 </w:t>
-      </w:r>
-      <w:r>
-        <w:rPr>
-          <w:rFonts w:ascii="Charis SIL Regular" w:hAnsi="Charis SIL Regular" w:eastAsia="Charis SIL Regular"/>
-          <w:b w:val="0"/>
-          <w:i w:val="0"/>
-          <w:color w:val="000000"/>
-          <w:sz w:val="24"/>
-        </w:rPr>
-        <w:t xml:space="preserve">en 1835 ontving het Kabinet ook schenkingen uit Suriname van onder anderen </w:t>
-      </w:r>
-      <w:r>
-        <w:rPr>
-          <w:rFonts w:ascii="Charis SIL Regular" w:hAnsi="Charis SIL Regular" w:eastAsia="Charis SIL Regular"/>
-          <w:b w:val="0"/>
-          <w:i w:val="0"/>
-          <w:color w:val="0000FF"/>
-          <w:sz w:val="24"/>
-          <w:u w:val="single"/>
-        </w:rPr>
         <w:hyperlink r:id="rId12" w:history="1">
           <w:r>
             <w:rPr>
               <w:rStyle w:val="Hyperlink"/>
             </w:rPr>
-            <w:t>Isaac</w:t>
+            <w:t>. Lam</w:t>
+          </w:r>
+        </w:hyperlink>
+      </w:r>
+      <w:r>
+        <w:rPr>
+          <w:u w:val="single" w:color="0000ff"/>
+          <w:rFonts w:ascii="Charis SIL Regular" w:hAnsi="Charis SIL Regular" w:eastAsia="Charis SIL Regular"/>
+          <w:b w:val="0"/>
+          <w:i w:val="0"/>
+          <w:color w:val="000000"/>
+          <w:sz w:val="24"/>
+        </w:rPr>
+        <w:hyperlink r:id="rId12" w:history="1">
+          <w:r>
+            <w:rPr>
+              <w:rStyle w:val="Hyperlink"/>
+            </w:rPr>
+            <w:t xml:space="preserve">mens </w:t>
+          </w:r>
+        </w:hyperlink>
+      </w:r>
+      <w:r>
+        <w:rPr>
+          <w:u w:val="single" w:color="0000ff"/>
+          <w:rFonts w:ascii="Charis SIL Regular" w:hAnsi="Charis SIL Regular" w:eastAsia="Charis SIL Regular"/>
+          <w:b w:val="0"/>
+          <w:i w:val="0"/>
+          <w:color w:val="000000"/>
+          <w:sz w:val="24"/>
+        </w:rPr>
+        <w:hyperlink r:id="rId13" w:history="1">
+          <w:r>
+            <w:rPr>
+              <w:rStyle w:val="Hyperlink"/>
+            </w:rPr>
+            <w:t>was sch</w:t>
+          </w:r>
+        </w:hyperlink>
+      </w:r>
+      <w:r>
+        <w:rPr>
+          <w:u w:val="single" w:color="0000ff"/>
+          <w:rFonts w:ascii="Charis SIL Regular" w:hAnsi="Charis SIL Regular" w:eastAsia="Charis SIL Regular"/>
+          <w:b w:val="0"/>
+          <w:i w:val="0"/>
+          <w:color w:val="000000"/>
+          <w:sz w:val="24"/>
+        </w:rPr>
+        <w:hyperlink r:id="rId13" w:history="1">
+          <w:r>
+            <w:rPr>
+              <w:rStyle w:val="Hyperlink"/>
+            </w:rPr>
+            <w:t>o</w:t>
+          </w:r>
+        </w:hyperlink>
+      </w:r>
+      <w:r>
+        <w:rPr>
+          <w:u w:val="single" w:color="0000ff"/>
+          <w:rFonts w:ascii="Charis SIL Regular" w:hAnsi="Charis SIL Regular" w:eastAsia="Charis SIL Regular"/>
+          <w:b w:val="0"/>
+          <w:i w:val="0"/>
+          <w:color w:val="000000"/>
+          <w:sz w:val="24"/>
+        </w:rPr>
+        <w:hyperlink r:id="rId13" w:history="1">
+          <w:r>
+            <w:rPr>
+              <w:rStyle w:val="Hyperlink"/>
+            </w:rPr>
+            <w:t>onzoon en b</w:t>
+          </w:r>
+        </w:hyperlink>
+      </w:r>
+      <w:r>
+        <w:rPr>
+          <w:rFonts w:ascii="Charis SIL Regular" w:hAnsi="Charis SIL Regular" w:eastAsia="Charis SIL Regular"/>
+          <w:b w:val="0"/>
+          <w:i w:val="0"/>
+          <w:color w:val="000000"/>
+          <w:sz w:val="24"/>
+        </w:rPr>
+        <w:t>e</w:t>
+      </w:r>
+      <w:r>
+        <w:rPr>
+          <w:u w:val="single" w:color="0000ff"/>
+          <w:rFonts w:ascii="Charis SIL Regular" w:hAnsi="Charis SIL Regular" w:eastAsia="Charis SIL Regular"/>
+          <w:b w:val="0"/>
+          <w:i w:val="0"/>
+          <w:color w:val="000000"/>
+          <w:sz w:val="24"/>
+        </w:rPr>
+        <w:t xml:space="preserve">wonderaar van </w:t>
+      </w:r>
+      <w:r>
+        <w:rPr>
+          <w:rFonts w:ascii="Charis SIL Regular" w:hAnsi="Charis SIL Regular" w:eastAsia="Charis SIL Regular"/>
+          <w:b w:val="0"/>
+          <w:i w:val="0"/>
+          <w:color w:val="0000FF"/>
+          <w:sz w:val="24"/>
+          <w:u w:val="single"/>
+        </w:rPr>
+        <w:t>G</w:t>
+      </w:r>
+      <w:r>
+        <w:rPr>
+          <w:rFonts w:ascii="Charis SIL Regular" w:hAnsi="Charis SIL Regular" w:eastAsia="Charis SIL Regular"/>
+          <w:b w:val="0"/>
+          <w:i w:val="0"/>
+          <w:color w:val="0000FF"/>
+          <w:sz w:val="24"/>
+          <w:u w:val="single"/>
+        </w:rPr>
+        <w:hyperlink r:id="rId14" w:history="1">
+          <w:r>
+            <w:rPr>
+              <w:rStyle w:val="Hyperlink"/>
+            </w:rPr>
+            <w:t>errit</w:t>
           </w:r>
         </w:hyperlink>
       </w:r>
@@ -1329,167 +1730,32 @@
           <w:sz w:val="24"/>
           <w:u w:val="single"/>
         </w:rPr>
-        <w:hyperlink r:id="rId12" w:history="1">
-          <w:r>
-            <w:rPr>
-              <w:rStyle w:val="Hyperlink"/>
-            </w:rPr>
-            <w:t>Bromet</w:t>
-          </w:r>
-        </w:hyperlink>
-      </w:r>
-      <w:r>
-        <w:rPr>
-          <w:rFonts w:ascii="Charis SIL Regular" w:hAnsi="Charis SIL Regular" w:eastAsia="Charis SIL Regular"/>
-          <w:b w:val="0"/>
-          <w:i w:val="0"/>
-          <w:color w:val="000000"/>
-          <w:sz w:val="24"/>
-        </w:rPr>
-        <w:t xml:space="preserve">, </w:t>
-      </w:r>
-      <w:r>
-        <w:rPr>
-          <w:rFonts w:ascii="Charis SIL Regular" w:hAnsi="Charis SIL Regular" w:eastAsia="Charis SIL Regular"/>
-          <w:b w:val="0"/>
-          <w:i w:val="0"/>
-          <w:color w:val="0000FF"/>
-          <w:sz w:val="24"/>
-          <w:u w:val="single"/>
-        </w:rPr>
-        <w:hyperlink r:id="rId13" w:history="1">
-          <w:r>
-            <w:rPr>
-              <w:rStyle w:val="Hyperlink"/>
-            </w:rPr>
-            <w:t>Dietrich</w:t>
-          </w:r>
-        </w:hyperlink>
-      </w:r>
-      <w:r>
-        <w:rPr>
-          <w:rFonts w:ascii="Charis SIL Regular" w:hAnsi="Charis SIL Regular" w:eastAsia="Charis SIL Regular"/>
-          <w:b w:val="0"/>
-          <w:i w:val="0"/>
-          <w:color w:val="0000FF"/>
-          <w:sz w:val="24"/>
-          <w:u w:val="single"/>
-        </w:rPr>
-        <w:t xml:space="preserve"> </w:t>
-      </w:r>
-      <w:r>
-        <w:rPr>
-          <w:rFonts w:ascii="Charis SIL Regular" w:hAnsi="Charis SIL Regular" w:eastAsia="Charis SIL Regular"/>
-          <w:b w:val="0"/>
-          <w:i w:val="0"/>
-          <w:color w:val="0000FF"/>
-          <w:sz w:val="24"/>
-          <w:u w:val="single"/>
-        </w:rPr>
-        <w:hyperlink r:id="rId13" w:history="1">
-          <w:r>
-            <w:rPr>
-              <w:rStyle w:val="Hyperlink"/>
-            </w:rPr>
-            <w:t>Kanngiesser</w:t>
-          </w:r>
-        </w:hyperlink>
-      </w:r>
-      <w:r>
-        <w:rPr>
-          <w:rFonts w:ascii="Charis SIL Regular" w:hAnsi="Charis SIL Regular" w:eastAsia="Charis SIL Regular"/>
-          <w:b w:val="0"/>
-          <w:i w:val="0"/>
-          <w:color w:val="000000"/>
-          <w:sz w:val="24"/>
-        </w:rPr>
-        <w:t xml:space="preserve">, </w:t>
-      </w:r>
-      <w:r>
-        <w:rPr>
-          <w:rFonts w:ascii="Charis SIL Regular" w:hAnsi="Charis SIL Regular" w:eastAsia="Charis SIL Regular"/>
-          <w:b w:val="0"/>
-          <w:i w:val="0"/>
-          <w:color w:val="0000FF"/>
-          <w:sz w:val="24"/>
-          <w:u w:val="single"/>
-        </w:rPr>
         <w:hyperlink r:id="rId14" w:history="1">
           <w:r>
             <w:rPr>
               <w:rStyle w:val="Hyperlink"/>
             </w:rPr>
-            <w:t>Hendrik</w:t>
-          </w:r>
-        </w:hyperlink>
-      </w:r>
-      <w:r>
-        <w:rPr>
-          <w:rFonts w:ascii="Charis SIL Regular" w:hAnsi="Charis SIL Regular" w:eastAsia="Charis SIL Regular"/>
-          <w:b w:val="0"/>
-          <w:i w:val="0"/>
-          <w:color w:val="0000FF"/>
-          <w:sz w:val="24"/>
-          <w:u w:val="single"/>
-        </w:rPr>
-        <w:t xml:space="preserve"> </w:t>
-      </w:r>
-      <w:r>
-        <w:rPr>
-          <w:rFonts w:ascii="Charis SIL Regular" w:hAnsi="Charis SIL Regular" w:eastAsia="Charis SIL Regular"/>
-          <w:b w:val="0"/>
-          <w:i w:val="0"/>
-          <w:color w:val="0000FF"/>
-          <w:sz w:val="24"/>
-          <w:u w:val="single"/>
-        </w:rPr>
-        <w:hyperlink r:id="rId14" w:history="1">
-          <w:r>
-            <w:rPr>
-              <w:rStyle w:val="Hyperlink"/>
-            </w:rPr>
-            <w:t>Haagen</w:t>
-          </w:r>
-        </w:hyperlink>
-      </w:r>
-      <w:r>
-        <w:rPr>
-          <w:rFonts w:ascii="Charis SIL Regular" w:hAnsi="Charis SIL Regular" w:eastAsia="Charis SIL Regular"/>
-          <w:b w:val="0"/>
-          <w:i w:val="0"/>
-          <w:color w:val="0000FF"/>
-          <w:sz w:val="24"/>
-          <w:u w:val="single"/>
-        </w:rPr>
-        <w:t xml:space="preserve"> </w:t>
-      </w:r>
-      <w:r>
-        <w:rPr>
-          <w:rFonts w:ascii="Charis SIL Regular" w:hAnsi="Charis SIL Regular" w:eastAsia="Charis SIL Regular"/>
-          <w:b w:val="0"/>
-          <w:i w:val="0"/>
-          <w:color w:val="0000FF"/>
-          <w:sz w:val="24"/>
-          <w:u w:val="single"/>
-        </w:rPr>
-        <w:hyperlink r:id="rId14" w:history="1">
-          <w:r>
-            <w:rPr>
-              <w:rStyle w:val="Hyperlink"/>
-            </w:rPr>
-            <w:t>Dieperink</w:t>
-          </w:r>
-        </w:hyperlink>
-      </w:r>
-      <w:r>
-        <w:rPr>
-          <w:rFonts w:ascii="Charis SIL Regular" w:hAnsi="Charis SIL Regular" w:eastAsia="Charis SIL Regular"/>
-          <w:b w:val="0"/>
-          <w:i w:val="0"/>
-          <w:color w:val="000000"/>
-          <w:sz w:val="24"/>
-        </w:rPr>
-        <w:t xml:space="preserve"> en </w:t>
+            <w:t>Scho</w:t>
+          </w:r>
+        </w:hyperlink>
+      </w:r>
+      <w:r>
+        <w:rPr>
+          <w:rFonts w:ascii="Charis SIL Regular" w:hAnsi="Charis SIL Regular" w:eastAsia="Charis SIL Regular"/>
+          <w:b w:val="0"/>
+          <w:i w:val="0"/>
+          <w:color w:val="0000FF"/>
+          <w:sz w:val="24"/>
+          <w:u w:val="single"/>
+        </w:rPr>
+        <w:hyperlink r:id="rId16" w:history="1">
+          <w:r>
+            <w:rPr>
+              <w:rStyle w:val="Hyperlink"/>
+            </w:rPr>
+            <w:t>ute</w:t>
+          </w:r>
+        </w:hyperlink>
       </w:r>
       <w:r>
         <w:rPr>
@@ -1505,318 +1771,27 @@
             <w:rPr>
               <w:rStyle w:val="Hyperlink"/>
             </w:rPr>
-            <w:t>Adriaan</w:t>
-          </w:r>
-        </w:hyperlink>
-      </w:r>
-      <w:r>
-        <w:rPr>
-          <w:rFonts w:ascii="Charis SIL Regular" w:hAnsi="Charis SIL Regular" w:eastAsia="Charis SIL Regular"/>
-          <w:b w:val="0"/>
-          <w:i w:val="0"/>
-          <w:color w:val="0000FF"/>
-          <w:sz w:val="24"/>
-          <w:u w:val="single"/>
-        </w:rPr>
-        <w:t xml:space="preserve"> </w:t>
-      </w:r>
-      <w:r>
-        <w:rPr>
-          <w:rFonts w:ascii="Charis SIL Regular" w:hAnsi="Charis SIL Regular" w:eastAsia="Charis SIL Regular"/>
-          <w:b w:val="0"/>
-          <w:i w:val="0"/>
-          <w:color w:val="0000FF"/>
-          <w:sz w:val="24"/>
-          <w:u w:val="single"/>
+            <w:t>n</w:t>
+          </w:r>
+        </w:hyperlink>
+      </w:r>
+      <w:r>
+        <w:rPr>
+          <w:u w:val="single" w:color="0000ff"/>
+          <w:rFonts w:ascii="Charis SIL Regular" w:hAnsi="Charis SIL Regular" w:eastAsia="Charis SIL Regular"/>
+          <w:b w:val="0"/>
+          <w:i w:val="0"/>
+          <w:color w:val="000000"/>
+          <w:sz w:val="24"/>
         </w:rPr>
         <w:hyperlink r:id="rId15" w:history="1">
           <w:r>
             <w:rPr>
               <w:rStyle w:val="Hyperlink"/>
             </w:rPr>
-            <w:t>François</w:t>
-          </w:r>
-        </w:hyperlink>
-      </w:r>
-      <w:r>
-        <w:rPr>
-          <w:rFonts w:ascii="Charis SIL Regular" w:hAnsi="Charis SIL Regular" w:eastAsia="Charis SIL Regular"/>
-          <w:b w:val="0"/>
-          <w:i w:val="0"/>
-          <w:color w:val="0000FF"/>
-          <w:sz w:val="24"/>
-          <w:u w:val="single"/>
-        </w:rPr>
-        <w:t xml:space="preserve"> </w:t>
-      </w:r>
-      <w:r>
-        <w:rPr>
-          <w:rFonts w:ascii="Charis SIL Regular" w:hAnsi="Charis SIL Regular" w:eastAsia="Charis SIL Regular"/>
-          <w:b w:val="0"/>
-          <w:i w:val="0"/>
-          <w:color w:val="0000FF"/>
-          <w:sz w:val="24"/>
-          <w:u w:val="single"/>
-        </w:rPr>
-        <w:hyperlink r:id="rId15" w:history="1">
-          <w:r>
-            <w:rPr>
-              <w:rStyle w:val="Hyperlink"/>
-            </w:rPr>
-            <w:t>Lammens</w:t>
-          </w:r>
-        </w:hyperlink>
-      </w:r>
-      <w:r>
-        <w:rPr>
-          <w:u w:val="single" w:color="0000ff"/>
-          <w:rFonts w:ascii="Charis SIL Regular" w:hAnsi="Charis SIL Regular" w:eastAsia="Charis SIL Regular"/>
-          <w:b w:val="0"/>
-          <w:i w:val="0"/>
-          <w:color w:val="000000"/>
-          <w:sz w:val="24"/>
-        </w:rPr>
-        <w:t>. Lam</w:t>
-      </w:r>
-      <w:r>
-        <w:rPr>
-          <w:u w:val="single" w:color="0000ff"/>
-          <w:rFonts w:ascii="Charis SIL Regular" w:hAnsi="Charis SIL Regular" w:eastAsia="Charis SIL Regular"/>
-          <w:b w:val="0"/>
-          <w:i w:val="0"/>
-          <w:color w:val="000000"/>
-          <w:sz w:val="24"/>
-        </w:rPr>
-        <w:hyperlink r:id="rId12" w:history="1">
-          <w:r>
-            <w:rPr>
-              <w:rStyle w:val="Hyperlink"/>
-            </w:rPr>
-            <w:t xml:space="preserve">mens </w:t>
-          </w:r>
-        </w:hyperlink>
-      </w:r>
-      <w:r>
-        <w:rPr>
-          <w:u w:val="single" w:color="0000ff"/>
-          <w:rFonts w:ascii="Charis SIL Regular" w:hAnsi="Charis SIL Regular" w:eastAsia="Charis SIL Regular"/>
-          <w:b w:val="0"/>
-          <w:i w:val="0"/>
-          <w:color w:val="000000"/>
-          <w:sz w:val="24"/>
-        </w:rPr>
-        <w:hyperlink r:id="rId13" w:history="1">
-          <w:r>
-            <w:rPr>
-              <w:rStyle w:val="Hyperlink"/>
-            </w:rPr>
-            <w:t>was sch</w:t>
-          </w:r>
-        </w:hyperlink>
-      </w:r>
-      <w:r>
-        <w:rPr>
-          <w:u w:val="single" w:color="0000ff"/>
-          <w:rFonts w:ascii="Charis SIL Regular" w:hAnsi="Charis SIL Regular" w:eastAsia="Charis SIL Regular"/>
-          <w:b w:val="0"/>
-          <w:i w:val="0"/>
-          <w:color w:val="000000"/>
-          <w:sz w:val="24"/>
-        </w:rPr>
-        <w:hyperlink r:id="rId13" w:history="1">
-          <w:r>
-            <w:rPr>
-              <w:rStyle w:val="Hyperlink"/>
-            </w:rPr>
-            <w:t>o</w:t>
-          </w:r>
-        </w:hyperlink>
-      </w:r>
-      <w:r>
-        <w:rPr>
-          <w:u w:val="single" w:color="0000ff"/>
-          <w:rFonts w:ascii="Charis SIL Regular" w:hAnsi="Charis SIL Regular" w:eastAsia="Charis SIL Regular"/>
-          <w:b w:val="0"/>
-          <w:i w:val="0"/>
-          <w:color w:val="000000"/>
-          <w:sz w:val="24"/>
-        </w:rPr>
-        <w:hyperlink r:id="rId13" w:history="1">
-          <w:r>
-            <w:rPr>
-              <w:rStyle w:val="Hyperlink"/>
-            </w:rPr>
-            <w:t>onzoon en b</w:t>
-          </w:r>
-        </w:hyperlink>
-      </w:r>
-      <w:r>
-        <w:rPr>
-          <w:rFonts w:ascii="Charis SIL Regular" w:hAnsi="Charis SIL Regular" w:eastAsia="Charis SIL Regular"/>
-          <w:b w:val="0"/>
-          <w:i w:val="0"/>
-          <w:color w:val="000000"/>
-          <w:sz w:val="24"/>
-        </w:rPr>
-        <w:t>e</w:t>
-      </w:r>
-      <w:r>
-        <w:rPr>
-          <w:u w:val="single" w:color="0000ff"/>
-          <w:rFonts w:ascii="Charis SIL Regular" w:hAnsi="Charis SIL Regular" w:eastAsia="Charis SIL Regular"/>
-          <w:b w:val="0"/>
-          <w:i w:val="0"/>
-          <w:color w:val="000000"/>
-          <w:sz w:val="24"/>
-        </w:rPr>
-        <w:hyperlink r:id="rId14" w:history="1">
-          <w:r>
-            <w:rPr>
-              <w:rStyle w:val="Hyperlink"/>
-            </w:rPr>
-            <w:t>wonder</w:t>
-          </w:r>
-        </w:hyperlink>
-      </w:r>
-      <w:r>
-        <w:rPr>
-          <w:u w:val="single" w:color="0000ff"/>
-          <w:rFonts w:ascii="Charis SIL Regular" w:hAnsi="Charis SIL Regular" w:eastAsia="Charis SIL Regular"/>
-          <w:b w:val="0"/>
-          <w:i w:val="0"/>
-          <w:color w:val="000000"/>
-          <w:sz w:val="24"/>
-        </w:rPr>
-        <w:hyperlink r:id="rId14" w:history="1">
-          <w:r>
-            <w:rPr>
-              <w:rStyle w:val="Hyperlink"/>
-            </w:rPr>
-            <w:t>a</w:t>
-          </w:r>
-        </w:hyperlink>
-      </w:r>
-      <w:r>
-        <w:rPr>
-          <w:rFonts w:ascii="Charis SIL Regular" w:hAnsi="Charis SIL Regular" w:eastAsia="Charis SIL Regular"/>
-          <w:b w:val="0"/>
-          <w:i w:val="0"/>
-          <w:color w:val="000000"/>
-          <w:sz w:val="24"/>
-        </w:rPr>
-        <w:hyperlink r:id="rId14" w:history="1">
-          <w:r>
-            <w:rPr>
-              <w:rStyle w:val="Hyperlink"/>
-            </w:rPr>
-            <w:t xml:space="preserve">ar van </w:t>
-          </w:r>
-        </w:hyperlink>
-      </w:r>
-      <w:r>
-        <w:rPr>
-          <w:rFonts w:ascii="Charis SIL Regular" w:hAnsi="Charis SIL Regular" w:eastAsia="Charis SIL Regular"/>
-          <w:b w:val="0"/>
-          <w:i w:val="0"/>
-          <w:color w:val="0000FF"/>
-          <w:sz w:val="24"/>
-          <w:u w:val="single"/>
-        </w:rPr>
-        <w:t>G</w:t>
-      </w:r>
-      <w:r>
-        <w:rPr>
-          <w:rFonts w:ascii="Charis SIL Regular" w:hAnsi="Charis SIL Regular" w:eastAsia="Charis SIL Regular"/>
-          <w:b w:val="0"/>
-          <w:i w:val="0"/>
-          <w:color w:val="0000FF"/>
-          <w:sz w:val="24"/>
-          <w:u w:val="single"/>
-        </w:rPr>
-        <w:hyperlink r:id="rId14" w:history="1">
-          <w:r>
-            <w:rPr>
-              <w:rStyle w:val="Hyperlink"/>
-            </w:rPr>
-            <w:t>errit</w:t>
-          </w:r>
-        </w:hyperlink>
-      </w:r>
-      <w:r>
-        <w:rPr>
-          <w:rFonts w:ascii="Charis SIL Regular" w:hAnsi="Charis SIL Regular" w:eastAsia="Charis SIL Regular"/>
-          <w:b w:val="0"/>
-          <w:i w:val="0"/>
-          <w:color w:val="0000FF"/>
-          <w:sz w:val="24"/>
-          <w:u w:val="single"/>
-        </w:rPr>
-        <w:t xml:space="preserve"> </w:t>
-      </w:r>
-      <w:r>
-        <w:rPr>
-          <w:rFonts w:ascii="Charis SIL Regular" w:hAnsi="Charis SIL Regular" w:eastAsia="Charis SIL Regular"/>
-          <w:b w:val="0"/>
-          <w:i w:val="0"/>
-          <w:color w:val="0000FF"/>
-          <w:sz w:val="24"/>
-          <w:u w:val="single"/>
-        </w:rPr>
-        <w:hyperlink r:id="rId14" w:history="1">
-          <w:r>
-            <w:rPr>
-              <w:rStyle w:val="Hyperlink"/>
-            </w:rPr>
-            <w:t>Scho</w:t>
-          </w:r>
-        </w:hyperlink>
-      </w:r>
-      <w:r>
-        <w:rPr>
-          <w:rFonts w:ascii="Charis SIL Regular" w:hAnsi="Charis SIL Regular" w:eastAsia="Charis SIL Regular"/>
-          <w:b w:val="0"/>
-          <w:i w:val="0"/>
-          <w:color w:val="0000FF"/>
-          <w:sz w:val="24"/>
-          <w:u w:val="single"/>
-        </w:rPr>
-        <w:hyperlink r:id="rId16" w:history="1">
-          <w:r>
-            <w:rPr>
-              <w:rStyle w:val="Hyperlink"/>
-            </w:rPr>
-            <w:t>ute</w:t>
-          </w:r>
-        </w:hyperlink>
-      </w:r>
-      <w:r>
-        <w:rPr>
-          <w:rFonts w:ascii="Charis SIL Regular" w:hAnsi="Charis SIL Regular" w:eastAsia="Charis SIL Regular"/>
-          <w:b w:val="0"/>
-          <w:i w:val="0"/>
-          <w:color w:val="0000FF"/>
-          <w:sz w:val="24"/>
-          <w:u w:val="single"/>
-        </w:rPr>
-        <w:hyperlink r:id="rId15" w:history="1">
-          <w:r>
-            <w:rPr>
-              <w:rStyle w:val="Hyperlink"/>
-            </w:rPr>
-            <w:t>n</w:t>
-          </w:r>
-        </w:hyperlink>
-      </w:r>
-      <w:r>
-        <w:rPr>
-          <w:u w:val="single" w:color="0000ff"/>
-          <w:rFonts w:ascii="Charis SIL Regular" w:hAnsi="Charis SIL Regular" w:eastAsia="Charis SIL Regular"/>
-          <w:b w:val="0"/>
-          <w:i w:val="0"/>
-          <w:color w:val="000000"/>
-          <w:sz w:val="24"/>
-        </w:rPr>
-        <w:t xml:space="preserve"> en ver</w:t>
+            <w:t xml:space="preserve"> en ver</w:t>
+          </w:r>
+        </w:hyperlink>
       </w:r>
       <w:r>
         <w:rPr>
@@ -2280,7 +2255,14 @@
           <w:color w:val="000000"/>
           <w:sz w:val="24"/>
         </w:rPr>
-        <w:t>msten voor de Evang</w:t>
+        <w:hyperlink r:id="rId19" w:history="1">
+          <w:r>
+            <w:rPr>
+              <w:rStyle w:val="Hyperlink"/>
+            </w:rPr>
+            <w:t>msten voor de Evang</w:t>
+          </w:r>
+        </w:hyperlink>
       </w:r>
       <w:r>
         <w:rPr>
@@ -2623,8 +2605,16 @@
           <w:i w:val="0"/>
           <w:color w:val="0000FF"/>
           <w:sz w:val="24"/>
-        </w:rPr>
-        <w:t>Ascanius van</w:t>
+          <w:u w:val="single"/>
+        </w:rPr>
+        <w:hyperlink r:id="rId24" w:history="1">
+          <w:r>
+            <w:rPr>
+              <w:rStyle w:val="Hyperlink"/>
+            </w:rPr>
+            <w:t>Ascanius</w:t>
+          </w:r>
+        </w:hyperlink>
       </w:r>
       <w:r>
         <w:rPr>
@@ -2646,6 +2636,35 @@
           <w:sz w:val="24"/>
           <w:u w:val="single"/>
         </w:rPr>
+        <w:hyperlink r:id="rId24" w:history="1">
+          <w:r>
+            <w:rPr>
+              <w:rStyle w:val="Hyperlink"/>
+            </w:rPr>
+            <w:t>van</w:t>
+          </w:r>
+        </w:hyperlink>
+      </w:r>
+      <w:r>
+        <w:rPr>
+          <w:rFonts w:ascii="Charis SIL Regular" w:hAnsi="Charis SIL Regular" w:eastAsia="Charis SIL Regular"/>
+          <w:b w:val="0"/>
+          <w:i w:val="0"/>
+          <w:color w:val="0000FF"/>
+          <w:sz w:val="24"/>
+          <w:u w:val="single"/>
+        </w:rPr>
+        <w:t xml:space="preserve"> </w:t>
+      </w:r>
+      <w:r>
+        <w:rPr>
+          <w:rFonts w:ascii="Charis SIL Regular" w:hAnsi="Charis SIL Regular" w:eastAsia="Charis SIL Regular"/>
+          <w:b w:val="0"/>
+          <w:i w:val="0"/>
+          <w:color w:val="0000FF"/>
+          <w:sz w:val="24"/>
+          <w:u w:val="single"/>
+        </w:rPr>
         <w:hyperlink r:id="rId22" w:history="1">
           <w:r>
             <w:rPr>
@@ -2685,24 +2704,107 @@
       </w:r>
       <w:r>
         <w:rPr>
-          <w:rFonts w:ascii="Charis SIL Regular" w:hAnsi="Charis SIL Regular" w:eastAsia="Charis SIL Regular"/>
-          <w:b w:val="0"/>
-          <w:i w:val="0"/>
-          <w:color w:val="000000"/>
-          <w:sz w:val="24"/>
-        </w:rPr>
-        <w:t xml:space="preserve">administrateur der financiën </w:t>
-      </w:r>
-      <w:r>
-        <w:rPr>
-          <w:rFonts w:ascii="Charis SIL Regular" w:hAnsi="Charis SIL Regular" w:eastAsia="Charis SIL Regular"/>
-          <w:b w:val="0"/>
-          <w:i w:val="0"/>
-          <w:color w:val="0000FF"/>
-          <w:sz w:val="24"/>
-          <w:u w:val="single"/>
-        </w:rPr>
-        <w:t>Assueer Jacob Schimmelpen</w:t>
+          <w:u w:val="single" w:color="0000ff"/>
+          <w:rFonts w:ascii="Charis SIL Regular" w:hAnsi="Charis SIL Regular" w:eastAsia="Charis SIL Regular"/>
+          <w:b w:val="0"/>
+          <w:i w:val="0"/>
+          <w:color w:val="000000"/>
+          <w:sz w:val="24"/>
+        </w:rPr>
+        <w:hyperlink r:id="rId23" w:history="1">
+          <w:r>
+            <w:rPr>
+              <w:rStyle w:val="Hyperlink"/>
+            </w:rPr>
+            <w:t>administ</w:t>
+          </w:r>
+        </w:hyperlink>
+      </w:r>
+      <w:r>
+        <w:rPr>
+          <w:rFonts w:ascii="Charis SIL Regular" w:hAnsi="Charis SIL Regular" w:eastAsia="Charis SIL Regular"/>
+          <w:b w:val="0"/>
+          <w:i w:val="0"/>
+          <w:color w:val="000000"/>
+          <w:sz w:val="24"/>
+        </w:rPr>
+        <w:t xml:space="preserve">rateur der financiën </w:t>
+      </w:r>
+      <w:r>
+        <w:rPr>
+          <w:rFonts w:ascii="Charis SIL Regular" w:hAnsi="Charis SIL Regular" w:eastAsia="Charis SIL Regular"/>
+          <w:b w:val="0"/>
+          <w:i w:val="0"/>
+          <w:color w:val="0000FF"/>
+          <w:sz w:val="24"/>
+          <w:u w:val="single"/>
+        </w:rPr>
+        <w:hyperlink r:id="rId25" w:history="1">
+          <w:r>
+            <w:rPr>
+              <w:rStyle w:val="Hyperlink"/>
+            </w:rPr>
+            <w:t>Assueer</w:t>
+          </w:r>
+        </w:hyperlink>
+      </w:r>
+      <w:r>
+        <w:rPr>
+          <w:rFonts w:ascii="Charis SIL Regular" w:hAnsi="Charis SIL Regular" w:eastAsia="Charis SIL Regular"/>
+          <w:b w:val="0"/>
+          <w:i w:val="0"/>
+          <w:color w:val="0000FF"/>
+          <w:sz w:val="24"/>
+          <w:u w:val="single"/>
+        </w:rPr>
+        <w:t xml:space="preserve"> </w:t>
+      </w:r>
+      <w:r>
+        <w:rPr>
+          <w:rFonts w:ascii="Charis SIL Regular" w:hAnsi="Charis SIL Regular" w:eastAsia="Charis SIL Regular"/>
+          <w:b w:val="0"/>
+          <w:i w:val="0"/>
+          <w:color w:val="0000FF"/>
+          <w:sz w:val="24"/>
+          <w:u w:val="single"/>
+        </w:rPr>
+        <w:hyperlink r:id="rId25" w:history="1">
+          <w:r>
+            <w:rPr>
+              <w:rStyle w:val="Hyperlink"/>
+            </w:rPr>
+            <w:t>Jacob</w:t>
+          </w:r>
+        </w:hyperlink>
+      </w:r>
+      <w:r>
+        <w:rPr>
+          <w:rFonts w:ascii="Charis SIL Regular" w:hAnsi="Charis SIL Regular" w:eastAsia="Charis SIL Regular"/>
+          <w:b w:val="0"/>
+          <w:i w:val="0"/>
+          <w:color w:val="0000FF"/>
+          <w:sz w:val="24"/>
+          <w:u w:val="single"/>
+        </w:rPr>
+        <w:t xml:space="preserve"> </w:t>
+      </w:r>
+      <w:r>
+        <w:rPr>
+          <w:rFonts w:ascii="Charis SIL Regular" w:hAnsi="Charis SIL Regular" w:eastAsia="Charis SIL Regular"/>
+          <w:b w:val="0"/>
+          <w:i w:val="0"/>
+          <w:color w:val="0000FF"/>
+          <w:sz w:val="24"/>
+          <w:u w:val="single"/>
+        </w:rPr>
+        <w:hyperlink r:id="rId25" w:history="1">
+          <w:r>
+            <w:rPr>
+              <w:rStyle w:val="Hyperlink"/>
+            </w:rPr>
+            <w:t>Schimmelpen</w:t>
+          </w:r>
+        </w:hyperlink>
       </w:r>
       <w:r>
         <w:rPr>
@@ -3166,36 +3268,49 @@
             <w:rPr>
               <w:rStyle w:val="Hyperlink"/>
             </w:rPr>
-            <w:t>Etnografis</w:t>
-          </w:r>
-        </w:hyperlink>
-      </w:r>
-      <w:r>
-        <w:rPr>
-          <w:rFonts w:ascii="Charis SIL Regular" w:hAnsi="Charis SIL Regular" w:eastAsia="Charis SIL Regular"/>
-          <w:b w:val="0"/>
-          <w:i w:val="0"/>
-          <w:color w:val="0000FF"/>
-          <w:sz w:val="24"/>
+            <w:t>Etnografisc</w:t>
+          </w:r>
+        </w:hyperlink>
+      </w:r>
+      <w:r>
+        <w:rPr>
+          <w:rFonts w:ascii="Charis SIL Regular" w:hAnsi="Charis SIL Regular" w:eastAsia="Charis SIL Regular"/>
+          <w:b w:val="0"/>
+          <w:i w:val="0"/>
+          <w:color w:val="0000FF"/>
+          <w:sz w:val="24"/>
+          <w:u w:val="single"/>
+        </w:rPr>
+        <w:t>h</w:t>
+      </w:r>
+      <w:r>
+        <w:rPr>
+          <w:rFonts w:ascii="Charis SIL Regular" w:hAnsi="Charis SIL Regular" w:eastAsia="Charis SIL Regular"/>
+          <w:b w:val="0"/>
+          <w:i w:val="0"/>
+          <w:color w:val="0000FF"/>
+          <w:sz w:val="24"/>
+          <w:u w:val="single"/>
+        </w:rPr>
+        <w:t xml:space="preserve"> </w:t>
+      </w:r>
+      <w:r>
+        <w:rPr>
+          <w:rFonts w:ascii="Charis SIL Regular" w:hAnsi="Charis SIL Regular" w:eastAsia="Charis SIL Regular"/>
+          <w:b w:val="0"/>
+          <w:i w:val="0"/>
+          <w:color w:val="0000FF"/>
+          <w:sz w:val="24"/>
+          <w:u w:val="single"/>
         </w:rPr>
         <w:hyperlink r:id="rId27" w:history="1">
           <w:r>
             <w:rPr>
               <w:rStyle w:val="Hyperlink"/>
             </w:rPr>
-            <w:t>c</w:t>
-          </w:r>
-        </w:hyperlink>
-      </w:r>
-      <w:r>
-        <w:rPr>
-          <w:rFonts w:ascii="Charis SIL Regular" w:hAnsi="Charis SIL Regular" w:eastAsia="Charis SIL Regular"/>
-          <w:b w:val="0"/>
-          <w:i w:val="0"/>
-          <w:color w:val="0000FF"/>
-          <w:sz w:val="24"/>
-        </w:rPr>
-        <w:t>h</w:t>
+            <w:t>Museum</w:t>
+          </w:r>
+        </w:hyperlink>
       </w:r>
       <w:r>
         <w:rPr>
@@ -3222,122 +3337,121 @@
             <w:rPr>
               <w:rStyle w:val="Hyperlink"/>
             </w:rPr>
-            <w:t>Museum</w:t>
-          </w:r>
-        </w:hyperlink>
-      </w:r>
-      <w:r>
-        <w:rPr>
-          <w:rFonts w:ascii="Charis SIL Regular" w:hAnsi="Charis SIL Regular" w:eastAsia="Charis SIL Regular"/>
-          <w:b w:val="0"/>
-          <w:i w:val="0"/>
-          <w:color w:val="0000FF"/>
-          <w:sz w:val="24"/>
-          <w:u w:val="single"/>
-        </w:rPr>
-        <w:t xml:space="preserve"> </w:t>
-      </w:r>
-      <w:r>
-        <w:rPr>
-          <w:rFonts w:ascii="Charis SIL Regular" w:hAnsi="Charis SIL Regular" w:eastAsia="Charis SIL Regular"/>
-          <w:b w:val="0"/>
-          <w:i w:val="0"/>
-          <w:color w:val="0000FF"/>
-          <w:sz w:val="24"/>
-          <w:u w:val="single"/>
+            <w:t>Arti</w:t>
+          </w:r>
+        </w:hyperlink>
+      </w:r>
+      <w:r>
+        <w:rPr>
+          <w:rFonts w:ascii="Charis SIL Regular" w:hAnsi="Charis SIL Regular" w:eastAsia="Charis SIL Regular"/>
+          <w:b w:val="0"/>
+          <w:i w:val="0"/>
+          <w:color w:val="0000FF"/>
+          <w:sz w:val="24"/>
+        </w:rPr>
+        <w:t>s</w:t>
+      </w:r>
+      <w:r>
+        <w:rPr>
+          <w:rFonts w:ascii="Charis SIL Regular" w:hAnsi="Charis SIL Regular" w:eastAsia="Charis SIL Regular"/>
+          <w:b w:val="0"/>
+          <w:i w:val="0"/>
+          <w:color w:val="000000"/>
+          <w:sz w:val="24"/>
+        </w:rPr>
+        <w:t xml:space="preserve"> bezat een uitgebreide </w:t>
+      </w:r>
+      <w:r>
+        <w:br/>
+      </w:r>
+      <w:r>
+        <w:rPr>
+          <w:u w:val="single" w:color="0000ff"/>
+          <w:rFonts w:ascii="Charis SIL Regular" w:hAnsi="Charis SIL Regular" w:eastAsia="Charis SIL Regular"/>
+          <w:b w:val="0"/>
+          <w:i w:val="0"/>
+          <w:color w:val="000000"/>
+          <w:sz w:val="24"/>
+        </w:rPr>
+        <w:hyperlink r:id="rId26" w:history="1">
+          <w:r>
+            <w:rPr>
+              <w:rStyle w:val="Hyperlink"/>
+            </w:rPr>
+            <w:t>Surinamecollec</w:t>
+          </w:r>
+        </w:hyperlink>
+      </w:r>
+      <w:r>
+        <w:rPr>
+          <w:u w:val="single" w:color="0000ff"/>
+          <w:rFonts w:ascii="Charis SIL Regular" w:hAnsi="Charis SIL Regular" w:eastAsia="Charis SIL Regular"/>
+          <w:b w:val="0"/>
+          <w:i w:val="0"/>
+          <w:color w:val="000000"/>
+          <w:sz w:val="24"/>
+        </w:rPr>
+        <w:hyperlink r:id="rId26" w:history="1">
+          <w:r>
+            <w:rPr>
+              <w:rStyle w:val="Hyperlink"/>
+            </w:rPr>
+            <w:t>t</w:t>
+          </w:r>
+        </w:hyperlink>
+      </w:r>
+      <w:r>
+        <w:rPr>
+          <w:u w:val="single" w:color="0000ff"/>
+          <w:rFonts w:ascii="Charis SIL Regular" w:hAnsi="Charis SIL Regular" w:eastAsia="Charis SIL Regular"/>
+          <w:b w:val="0"/>
+          <w:i w:val="0"/>
+          <w:color w:val="000000"/>
+          <w:sz w:val="24"/>
+        </w:rPr>
+        <w:hyperlink r:id="rId26" w:history="1">
+          <w:r>
+            <w:rPr>
+              <w:rStyle w:val="Hyperlink"/>
+            </w:rPr>
+            <w:t>ie, waa</w:t>
+          </w:r>
+        </w:hyperlink>
+      </w:r>
+      <w:r>
+        <w:rPr>
+          <w:rFonts w:ascii="Charis SIL Regular" w:hAnsi="Charis SIL Regular" w:eastAsia="Charis SIL Regular"/>
+          <w:b w:val="0"/>
+          <w:i w:val="0"/>
+          <w:color w:val="000000"/>
+          <w:sz w:val="24"/>
+        </w:rPr>
+        <w:t>ronder ee</w:t>
+      </w:r>
+      <w:r>
+        <w:rPr>
+          <w:u w:val="single" w:color="0000ff"/>
+          <w:rFonts w:ascii="Charis SIL Regular" w:hAnsi="Charis SIL Regular" w:eastAsia="Charis SIL Regular"/>
+          <w:b w:val="0"/>
+          <w:i w:val="0"/>
+          <w:color w:val="000000"/>
+          <w:sz w:val="24"/>
         </w:rPr>
         <w:hyperlink r:id="rId27" w:history="1">
           <w:r>
             <w:rPr>
               <w:rStyle w:val="Hyperlink"/>
             </w:rPr>
-            <w:t>Artis</w:t>
-          </w:r>
-        </w:hyperlink>
-      </w:r>
-      <w:r>
-        <w:rPr>
-          <w:rFonts w:ascii="Charis SIL Regular" w:hAnsi="Charis SIL Regular" w:eastAsia="Charis SIL Regular"/>
-          <w:b w:val="0"/>
-          <w:i w:val="0"/>
-          <w:color w:val="000000"/>
-          <w:sz w:val="24"/>
-        </w:rPr>
-        <w:t xml:space="preserve"> bezat een uitgebreide </w:t>
-      </w:r>
-      <w:r>
-        <w:br/>
+            <w:t xml:space="preserve">n zeldzame </w:t>
+          </w:r>
+        </w:hyperlink>
       </w:r>
       <w:r>
         <w:rPr>
           <w:u w:val="single" w:color="0000ff"/>
-          <w:rFonts w:ascii="Charis SIL Regular" w:hAnsi="Charis SIL Regular" w:eastAsia="Charis SIL Regular"/>
-          <w:b w:val="0"/>
-          <w:i w:val="0"/>
-          <w:color w:val="000000"/>
-          <w:sz w:val="24"/>
-        </w:rPr>
-        <w:hyperlink r:id="rId26" w:history="1">
-          <w:r>
-            <w:rPr>
-              <w:rStyle w:val="Hyperlink"/>
-            </w:rPr>
-            <w:t>Surinamecollec</w:t>
-          </w:r>
-        </w:hyperlink>
-      </w:r>
-      <w:r>
-        <w:rPr>
-          <w:u w:val="single" w:color="0000ff"/>
-          <w:rFonts w:ascii="Charis SIL Regular" w:hAnsi="Charis SIL Regular" w:eastAsia="Charis SIL Regular"/>
-          <w:b w:val="0"/>
-          <w:i w:val="0"/>
-          <w:color w:val="000000"/>
-          <w:sz w:val="24"/>
-        </w:rPr>
-        <w:hyperlink r:id="rId26" w:history="1">
-          <w:r>
-            <w:rPr>
-              <w:rStyle w:val="Hyperlink"/>
-            </w:rPr>
-            <w:t>t</w:t>
-          </w:r>
-        </w:hyperlink>
-      </w:r>
-      <w:r>
-        <w:rPr>
-          <w:u w:val="single" w:color="0000ff"/>
-          <w:rFonts w:ascii="Charis SIL Regular" w:hAnsi="Charis SIL Regular" w:eastAsia="Charis SIL Regular"/>
-          <w:b w:val="0"/>
-          <w:i w:val="0"/>
-          <w:color w:val="000000"/>
-          <w:sz w:val="24"/>
-        </w:rPr>
-        <w:hyperlink r:id="rId26" w:history="1">
-          <w:r>
-            <w:rPr>
-              <w:rStyle w:val="Hyperlink"/>
-            </w:rPr>
-            <w:t>ie, waa</w:t>
-          </w:r>
-        </w:hyperlink>
-      </w:r>
-      <w:r>
-        <w:rPr>
-          <w:rFonts w:ascii="Charis SIL Regular" w:hAnsi="Charis SIL Regular" w:eastAsia="Charis SIL Regular"/>
-          <w:b w:val="0"/>
-          <w:i w:val="0"/>
-          <w:color w:val="000000"/>
-          <w:sz w:val="24"/>
-        </w:rPr>
-        <w:t>ronder ee</w:t>
-      </w:r>
-      <w:r>
-        <w:rPr>
-          <w:u w:val="single" w:color="0000ff"/>
-          <w:rFonts w:ascii="Charis SIL Regular" w:hAnsi="Charis SIL Regular" w:eastAsia="Charis SIL Regular"/>
-          <w:b w:val="0"/>
-          <w:i w:val="0"/>
+          <w:rFonts w:ascii="Charis SIL Italic" w:hAnsi="Charis SIL Italic" w:eastAsia="Charis SIL Italic"/>
+          <w:b w:val="0"/>
+          <w:i/>
           <w:color w:val="000000"/>
           <w:sz w:val="24"/>
         </w:rPr>
@@ -3346,19 +3460,9 @@
             <w:rPr>
               <w:rStyle w:val="Hyperlink"/>
             </w:rPr>
-            <w:t xml:space="preserve">n zeldzame </w:t>
-          </w:r>
-        </w:hyperlink>
-      </w:r>
-      <w:r>
-        <w:rPr>
-          <w:rFonts w:ascii="Charis SIL Italic" w:hAnsi="Charis SIL Italic" w:eastAsia="Charis SIL Italic"/>
-          <w:b w:val="0"/>
-          <w:i/>
-          <w:color w:val="000000"/>
-          <w:sz w:val="24"/>
-        </w:rPr>
-        <w:t>k</w:t>
+            <w:t>k</w:t>
+          </w:r>
+        </w:hyperlink>
       </w:r>
       <w:r>
         <w:rPr>
@@ -4271,7 +4375,18 @@
           <w:color w:val="000000"/>
           <w:sz w:val="24"/>
         </w:rPr>
-        <w:t xml:space="preserve">Ethnographisch Museum de verzameling </w:t>
+        <w:t>Ethnographisch Museum de verzamelin</w:t>
+      </w:r>
+      <w:r>
+        <w:rPr>
+          <w:u w:val="single" w:color="0000ff"/>
+          <w:rFonts w:ascii="Charis SIL Regular" w:hAnsi="Charis SIL Regular" w:eastAsia="Charis SIL Regular"/>
+          <w:b w:val="0"/>
+          <w:i w:val="0"/>
+          <w:color w:val="000000"/>
+          <w:sz w:val="24"/>
+        </w:rPr>
+        <w:t xml:space="preserve">g </w:t>
       </w:r>
       <w:r>
         <w:rPr>
@@ -5076,35 +5191,7 @@
           <w:color w:val="000000"/>
           <w:sz w:val="24"/>
         </w:rPr>
-        <w:t xml:space="preserve"> tijdens zijn stationering in Albina tussen 1893 en 1896 voo</w:t>
-      </w:r>
-      <w:r>
-        <w:rPr>
-          <w:u w:val="single" w:color="0000ff"/>
-          <w:rFonts w:ascii="Charis SIL Regular" w:hAnsi="Charis SIL Regular" w:eastAsia="Charis SIL Regular"/>
-          <w:b w:val="0"/>
-          <w:i w:val="0"/>
-          <w:color w:val="000000"/>
-          <w:sz w:val="24"/>
-        </w:rPr>
-        <w:hyperlink r:id="rId41" w:history="1">
-          <w:r>
-            <w:rPr>
-              <w:rStyle w:val="Hyperlink"/>
-            </w:rPr>
-            <w:t>rwerp</w:t>
-          </w:r>
-        </w:hyperlink>
-      </w:r>
-      <w:r>
-        <w:rPr>
-          <w:rFonts w:ascii="Charis SIL Regular" w:hAnsi="Charis SIL Regular" w:eastAsia="Charis SIL Regular"/>
-          <w:b w:val="0"/>
-          <w:i w:val="0"/>
-          <w:color w:val="000000"/>
-          <w:sz w:val="24"/>
-        </w:rPr>
-        <w:t xml:space="preserve">en </w:t>
+        <w:t xml:space="preserve"> tijdens zijn stationering in Albina tussen 1893 en 1896 voorwerpen </w:t>
       </w:r>
       <w:r>
         <w:rPr>
@@ -5336,9 +5423,15 @@
           <w:i w:val="0"/>
           <w:color w:val="0000FF"/>
           <w:sz w:val="24"/>
-          <w:u w:val="single"/>
-        </w:rPr>
-        <w:t>o</w:t>
+        </w:rPr>
+        <w:hyperlink r:id="rId43" w:history="1">
+          <w:r>
+            <w:rPr>
+              <w:rStyle w:val="Hyperlink"/>
+            </w:rPr>
+            <w:t>o</w:t>
+          </w:r>
+        </w:hyperlink>
       </w:r>
       <w:r>
         <w:rPr>
@@ -5691,6 +5784,7 @@
           <w:i w:val="0"/>
           <w:color w:val="0000FF"/>
           <w:sz w:val="24"/>
+          <w:u w:val="single"/>
         </w:rPr>
         <w:hyperlink r:id="rId47" w:history="1">
           <w:r>
@@ -6184,14 +6278,43 @@
           <w:sz w:val="24"/>
           <w:u w:val="single"/>
         </w:rPr>
+        <w:hyperlink r:id="rId20" w:history="1">
+          <w:r>
+            <w:rPr>
+              <w:rStyle w:val="Hyperlink"/>
+            </w:rPr>
+            <w:t>Joha</w:t>
+          </w:r>
+        </w:hyperlink>
+      </w:r>
+      <w:r>
+        <w:rPr>
+          <w:rFonts w:ascii="Charis SIL Regular" w:hAnsi="Charis SIL Regular" w:eastAsia="Charis SIL Regular"/>
+          <w:b w:val="0"/>
+          <w:i w:val="0"/>
+          <w:color w:val="0000FF"/>
+          <w:sz w:val="24"/>
+          <w:u w:val="single"/>
+        </w:rPr>
         <w:hyperlink r:id="rId54" w:history="1">
           <w:r>
             <w:rPr>
               <w:rStyle w:val="Hyperlink"/>
             </w:rPr>
-            <w:t>Joha</w:t>
-          </w:r>
-        </w:hyperlink>
+            <w:t>n</w:t>
+          </w:r>
+        </w:hyperlink>
+      </w:r>
+      <w:r>
+        <w:rPr>
+          <w:rFonts w:ascii="Charis SIL Regular" w:hAnsi="Charis SIL Regular" w:eastAsia="Charis SIL Regular"/>
+          <w:b w:val="0"/>
+          <w:i w:val="0"/>
+          <w:color w:val="0000FF"/>
+          <w:sz w:val="24"/>
+          <w:u w:val="single"/>
+        </w:rPr>
+        <w:t xml:space="preserve"> </w:t>
       </w:r>
       <w:r>
         <w:rPr>
@@ -6207,7 +6330,35 @@
             <w:rPr>
               <w:rStyle w:val="Hyperlink"/>
             </w:rPr>
-            <w:t>n</w:t>
+            <w:t>Staal</w:t>
+          </w:r>
+        </w:hyperlink>
+      </w:r>
+      <w:r>
+        <w:rPr>
+          <w:rFonts w:ascii="Charis SIL Regular" w:hAnsi="Charis SIL Regular" w:eastAsia="Charis SIL Regular"/>
+          <w:b w:val="0"/>
+          <w:i w:val="0"/>
+          <w:color w:val="000000"/>
+          <w:sz w:val="24"/>
+        </w:rPr>
+        <w:t xml:space="preserve">. De voorwerpen die </w:t>
+      </w:r>
+      <w:r>
+        <w:rPr>
+          <w:rFonts w:ascii="Charis SIL Regular" w:hAnsi="Charis SIL Regular" w:eastAsia="Charis SIL Regular"/>
+          <w:b w:val="0"/>
+          <w:i w:val="0"/>
+          <w:color w:val="0000FF"/>
+          <w:sz w:val="24"/>
+          <w:u w:val="single"/>
+        </w:rPr>
+        <w:hyperlink r:id="rId55" w:history="1">
+          <w:r>
+            <w:rPr>
+              <w:rStyle w:val="Hyperlink"/>
+            </w:rPr>
+            <w:t>Herman</w:t>
           </w:r>
         </w:hyperlink>
       </w:r>
@@ -6231,110 +6382,71 @@
           <w:sz w:val="24"/>
           <w:u w:val="single"/>
         </w:rPr>
+        <w:hyperlink r:id="rId55" w:history="1">
+          <w:r>
+            <w:rPr>
+              <w:rStyle w:val="Hyperlink"/>
+            </w:rPr>
+            <w:t>van</w:t>
+          </w:r>
+        </w:hyperlink>
+      </w:r>
+      <w:r>
+        <w:rPr>
+          <w:rFonts w:ascii="Charis SIL Regular" w:hAnsi="Charis SIL Regular" w:eastAsia="Charis SIL Regular"/>
+          <w:b w:val="0"/>
+          <w:i w:val="0"/>
+          <w:color w:val="0000FF"/>
+          <w:sz w:val="24"/>
+          <w:u w:val="single"/>
+        </w:rPr>
+        <w:t xml:space="preserve"> </w:t>
+      </w:r>
+      <w:r>
+        <w:rPr>
+          <w:rFonts w:ascii="Charis SIL Regular" w:hAnsi="Charis SIL Regular" w:eastAsia="Charis SIL Regular"/>
+          <w:b w:val="0"/>
+          <w:i w:val="0"/>
+          <w:color w:val="0000FF"/>
+          <w:sz w:val="24"/>
+          <w:u w:val="single"/>
+        </w:rPr>
+        <w:hyperlink r:id="rId55" w:history="1">
+          <w:r>
+            <w:rPr>
+              <w:rStyle w:val="Hyperlink"/>
+            </w:rPr>
+            <w:t>Cappelle</w:t>
+          </w:r>
+        </w:hyperlink>
+      </w:r>
+      <w:r>
+        <w:rPr>
+          <w:rFonts w:ascii="Charis SIL Regular" w:hAnsi="Charis SIL Regular" w:eastAsia="Charis SIL Regular"/>
+          <w:b w:val="0"/>
+          <w:i w:val="0"/>
+          <w:color w:val="000000"/>
+          <w:sz w:val="24"/>
+        </w:rPr>
+        <w:t xml:space="preserve">, de eerste directeur van het </w:t>
+      </w:r>
+      <w:r>
+        <w:rPr>
+          <w:u w:val="single" w:color="0000ff"/>
+          <w:rFonts w:ascii="Charis SIL Regular" w:hAnsi="Charis SIL Regular" w:eastAsia="Charis SIL Regular"/>
+          <w:b w:val="0"/>
+          <w:i w:val="0"/>
+          <w:color w:val="000000"/>
+          <w:sz w:val="24"/>
+        </w:rPr>
         <w:hyperlink r:id="rId54" w:history="1">
           <w:r>
             <w:rPr>
               <w:rStyle w:val="Hyperlink"/>
             </w:rPr>
-            <w:t>Staal</w:t>
-          </w:r>
-        </w:hyperlink>
-      </w:r>
-      <w:r>
-        <w:rPr>
-          <w:rFonts w:ascii="Charis SIL Regular" w:hAnsi="Charis SIL Regular" w:eastAsia="Charis SIL Regular"/>
-          <w:b w:val="0"/>
-          <w:i w:val="0"/>
-          <w:color w:val="000000"/>
-          <w:sz w:val="24"/>
-        </w:rPr>
-        <w:t xml:space="preserve">. De voorwerpen die </w:t>
-      </w:r>
-      <w:r>
-        <w:rPr>
-          <w:rFonts w:ascii="Charis SIL Regular" w:hAnsi="Charis SIL Regular" w:eastAsia="Charis SIL Regular"/>
-          <w:b w:val="0"/>
-          <w:i w:val="0"/>
-          <w:color w:val="0000FF"/>
-          <w:sz w:val="24"/>
-          <w:u w:val="single"/>
-        </w:rPr>
-        <w:hyperlink r:id="rId55" w:history="1">
-          <w:r>
-            <w:rPr>
-              <w:rStyle w:val="Hyperlink"/>
-            </w:rPr>
-            <w:t>Herman</w:t>
-          </w:r>
-        </w:hyperlink>
-      </w:r>
-      <w:r>
-        <w:rPr>
-          <w:rFonts w:ascii="Charis SIL Regular" w:hAnsi="Charis SIL Regular" w:eastAsia="Charis SIL Regular"/>
-          <w:b w:val="0"/>
-          <w:i w:val="0"/>
-          <w:color w:val="0000FF"/>
-          <w:sz w:val="24"/>
-          <w:u w:val="single"/>
-        </w:rPr>
-        <w:t xml:space="preserve"> </w:t>
-      </w:r>
-      <w:r>
-        <w:rPr>
-          <w:rFonts w:ascii="Charis SIL Regular" w:hAnsi="Charis SIL Regular" w:eastAsia="Charis SIL Regular"/>
-          <w:b w:val="0"/>
-          <w:i w:val="0"/>
-          <w:color w:val="0000FF"/>
-          <w:sz w:val="24"/>
-          <w:u w:val="single"/>
-        </w:rPr>
-        <w:hyperlink r:id="rId55" w:history="1">
-          <w:r>
-            <w:rPr>
-              <w:rStyle w:val="Hyperlink"/>
-            </w:rPr>
-            <w:t>van</w:t>
-          </w:r>
-        </w:hyperlink>
-      </w:r>
-      <w:r>
-        <w:rPr>
-          <w:rFonts w:ascii="Charis SIL Regular" w:hAnsi="Charis SIL Regular" w:eastAsia="Charis SIL Regular"/>
-          <w:b w:val="0"/>
-          <w:i w:val="0"/>
-          <w:color w:val="0000FF"/>
-          <w:sz w:val="24"/>
-          <w:u w:val="single"/>
-        </w:rPr>
-        <w:t xml:space="preserve"> </w:t>
-      </w:r>
-      <w:r>
-        <w:rPr>
-          <w:rFonts w:ascii="Charis SIL Regular" w:hAnsi="Charis SIL Regular" w:eastAsia="Charis SIL Regular"/>
-          <w:b w:val="0"/>
-          <w:i w:val="0"/>
-          <w:color w:val="0000FF"/>
-          <w:sz w:val="24"/>
-          <w:u w:val="single"/>
-        </w:rPr>
-        <w:hyperlink r:id="rId55" w:history="1">
-          <w:r>
-            <w:rPr>
-              <w:rStyle w:val="Hyperlink"/>
-            </w:rPr>
-            <w:t>Cappelle</w:t>
-          </w:r>
-        </w:hyperlink>
-      </w:r>
-      <w:r>
-        <w:rPr>
-          <w:rFonts w:ascii="Charis SIL Regular" w:hAnsi="Charis SIL Regular" w:eastAsia="Charis SIL Regular"/>
-          <w:b w:val="0"/>
-          <w:i w:val="0"/>
-          <w:color w:val="000000"/>
-          <w:sz w:val="24"/>
-        </w:rPr>
-        <w:t xml:space="preserve">, de eerste directeur van het </w:t>
+            <w:t>museu</w:t>
+          </w:r>
+        </w:hyperlink>
       </w:r>
       <w:r>
         <w:rPr>
@@ -6345,7 +6457,7 @@
           <w:color w:val="000000"/>
           <w:sz w:val="24"/>
         </w:rPr>
-        <w:t>museum</w:t>
+        <w:t>m</w:t>
       </w:r>
       <w:r>
         <w:rPr>
@@ -12208,7 +12320,6 @@
           <w:i w:val="0"/>
           <w:color w:val="0000FF"/>
           <w:sz w:val="24"/>
-          <w:u w:val="single"/>
         </w:rPr>
         <w:t>G</w:t>
       </w:r>
@@ -12847,49 +12958,13 @@
       </w:r>
       <w:r>
         <w:rPr>
-          <w:u w:val="single" w:color="0000ff"/>
-          <w:rFonts w:ascii="Charis SIL Regular" w:hAnsi="Charis SIL Regular" w:eastAsia="Charis SIL Regular"/>
-          <w:b w:val="0"/>
-          <w:i w:val="0"/>
-          <w:color w:val="000000"/>
-          <w:sz w:val="24"/>
-        </w:rPr>
-        <w:hyperlink r:id="rId89" w:history="1">
-          <w:r>
-            <w:rPr>
-              <w:rStyle w:val="Hyperlink"/>
-            </w:rPr>
-            <w:t>assortment of th</w:t>
-          </w:r>
-        </w:hyperlink>
-      </w:r>
-      <w:r>
-        <w:rPr>
-          <w:rFonts w:ascii="Charis SIL Regular" w:hAnsi="Charis SIL Regular" w:eastAsia="Charis SIL Regular"/>
-          <w:b w:val="0"/>
-          <w:i w:val="0"/>
-          <w:color w:val="000000"/>
-          <w:sz w:val="24"/>
-        </w:rPr>
-        <w:t xml:space="preserve">is ware </w:t>
-      </w:r>
-      <w:r>
-        <w:rPr>
-          <w:u w:val="single" w:color="0000ff"/>
-          <w:rFonts w:ascii="Charis SIL Regular" w:hAnsi="Charis SIL Regular" w:eastAsia="Charis SIL Regular"/>
-          <w:b w:val="0"/>
-          <w:i w:val="0"/>
-          <w:color w:val="000000"/>
-          <w:sz w:val="24"/>
-        </w:rPr>
-        <w:hyperlink r:id="rId90" w:history="1">
-          <w:r>
-            <w:rPr>
-              <w:rStyle w:val="Hyperlink"/>
-            </w:rPr>
-            <w:t>was co</w:t>
-          </w:r>
-        </w:hyperlink>
+          <w:rFonts w:ascii="Charis SIL Regular" w:hAnsi="Charis SIL Regular" w:eastAsia="Charis SIL Regular"/>
+          <w:b w:val="0"/>
+          <w:i w:val="0"/>
+          <w:color w:val="000000"/>
+          <w:sz w:val="24"/>
+        </w:rPr>
+        <w:t>assortment of this ware was co</w:t>
       </w:r>
       <w:r>
         <w:rPr>
@@ -14706,18 +14781,34 @@
             <w:rPr>
               <w:rStyle w:val="Hyperlink"/>
             </w:rPr>
-            <w:t>profiel</w:t>
-          </w:r>
-        </w:hyperlink>
-      </w:r>
-      <w:r>
-        <w:rPr>
-          <w:rFonts w:ascii="Charis SIL Regular" w:hAnsi="Charis SIL Regular" w:eastAsia="Charis SIL Regular"/>
-          <w:b w:val="0"/>
-          <w:i w:val="0"/>
-          <w:color w:val="0000FF"/>
-          <w:sz w:val="24"/>
-          <w:u w:val="single"/>
+            <w:t>profie</w:t>
+          </w:r>
+        </w:hyperlink>
+      </w:r>
+      <w:r>
+        <w:rPr>
+          <w:rFonts w:ascii="Charis SIL Regular" w:hAnsi="Charis SIL Regular" w:eastAsia="Charis SIL Regular"/>
+          <w:b w:val="0"/>
+          <w:i w:val="0"/>
+          <w:color w:val="0000FF"/>
+          <w:sz w:val="24"/>
+        </w:rPr>
+        <w:hyperlink r:id="rId99" w:history="1">
+          <w:r>
+            <w:rPr>
+              <w:rStyle w:val="Hyperlink"/>
+            </w:rPr>
+            <w:t>l</w:t>
+          </w:r>
+        </w:hyperlink>
+      </w:r>
+      <w:r>
+        <w:rPr>
+          <w:rFonts w:ascii="Charis SIL Regular" w:hAnsi="Charis SIL Regular" w:eastAsia="Charis SIL Regular"/>
+          <w:b w:val="0"/>
+          <w:i w:val="0"/>
+          <w:color w:val="0000FF"/>
+          <w:sz w:val="24"/>
         </w:rPr>
         <w:t>-</w:t>
       </w:r>
@@ -14735,19 +14826,9 @@
             <w:rPr>
               <w:rStyle w:val="Hyperlink"/>
             </w:rPr>
-            <w:t>als</w:t>
-          </w:r>
-        </w:hyperlink>
-      </w:r>
-      <w:r>
-        <w:rPr>
-          <w:rFonts w:ascii="Charis SIL Regular" w:hAnsi="Charis SIL Regular" w:eastAsia="Charis SIL Regular"/>
-          <w:b w:val="0"/>
-          <w:i w:val="0"/>
-          <w:color w:val="0000FF"/>
-          <w:sz w:val="24"/>
-        </w:rPr>
-        <w:t>-</w:t>
+            <w:t>als-</w:t>
+          </w:r>
+        </w:hyperlink>
       </w:r>
       <w:r>
         <w:rPr>
@@ -15103,7 +15184,7 @@
           <w:sz w:val="24"/>
           <w:u w:val="single"/>
         </w:rPr>
-        <w:hyperlink r:id="rId100" w:history="1">
+        <w:hyperlink r:id="rId101" w:history="1">
           <w:r>
             <w:rPr>
               <w:rStyle w:val="Hyperlink"/>
@@ -15121,7 +15202,7 @@
           <w:sz w:val="24"/>
           <w:u w:val="single"/>
         </w:rPr>
-        <w:hyperlink r:id="rId100" w:history="1">
+        <w:hyperlink r:id="rId101" w:history="1">
           <w:r>
             <w:rPr>
               <w:rStyle w:val="Hyperlink"/>
@@ -15219,7 +15300,7 @@
           <w:sz w:val="24"/>
           <w:u w:val="single"/>
         </w:rPr>
-        <w:hyperlink r:id="rId101" w:history="1">
+        <w:hyperlink r:id="rId102" w:history="1">
           <w:r>
             <w:rPr>
               <w:rStyle w:val="Hyperlink"/>
@@ -15237,7 +15318,7 @@
           <w:sz w:val="24"/>
           <w:u w:val="single"/>
         </w:rPr>
-        <w:hyperlink r:id="rId101" w:history="1">
+        <w:hyperlink r:id="rId102" w:history="1">
           <w:r>
             <w:rPr>
               <w:rStyle w:val="Hyperlink"/>
@@ -15255,7 +15336,7 @@
           <w:sz w:val="24"/>
           <w:u w:val="single"/>
         </w:rPr>
-        <w:hyperlink r:id="rId101" w:history="1">
+        <w:hyperlink r:id="rId102" w:history="1">
           <w:r>
             <w:rPr>
               <w:rStyle w:val="Hyperlink"/>
@@ -15283,7 +15364,7 @@
           <w:sz w:val="24"/>
           <w:u w:val="single"/>
         </w:rPr>
-        <w:hyperlink r:id="rId102" w:history="1">
+        <w:hyperlink r:id="rId103" w:history="1">
           <w:r>
             <w:rPr>
               <w:rStyle w:val="Hyperlink"/>
@@ -15312,7 +15393,7 @@
           <w:sz w:val="24"/>
           <w:u w:val="single"/>
         </w:rPr>
-        <w:hyperlink r:id="rId102" w:history="1">
+        <w:hyperlink r:id="rId103" w:history="1">
           <w:r>
             <w:rPr>
               <w:rStyle w:val="Hyperlink"/>
@@ -15433,7 +15514,7 @@
           <w:sz w:val="24"/>
           <w:u w:val="single"/>
         </w:rPr>
-        <w:hyperlink r:id="rId103" w:history="1">
+        <w:hyperlink r:id="rId104" w:history="1">
           <w:r>
             <w:rPr>
               <w:rStyle w:val="Hyperlink"/>
@@ -15451,7 +15532,7 @@
           <w:sz w:val="24"/>
           <w:u w:val="single"/>
         </w:rPr>
-        <w:hyperlink r:id="rId103" w:history="1">
+        <w:hyperlink r:id="rId104" w:history="1">
           <w:r>
             <w:rPr>
               <w:rStyle w:val="Hyperlink"/>
@@ -15469,7 +15550,7 @@
           <w:sz w:val="24"/>
           <w:u w:val="single"/>
         </w:rPr>
-        <w:hyperlink r:id="rId103" w:history="1">
+        <w:hyperlink r:id="rId104" w:history="1">
           <w:r>
             <w:rPr>
               <w:rStyle w:val="Hyperlink"/>
@@ -15487,7 +15568,7 @@
           <w:sz w:val="24"/>
           <w:u w:val="single"/>
         </w:rPr>
-        <w:hyperlink r:id="rId103" w:history="1">
+        <w:hyperlink r:id="rId104" w:history="1">
           <w:r>
             <w:rPr>
               <w:rStyle w:val="Hyperlink"/>
@@ -15515,7 +15596,7 @@
           <w:sz w:val="24"/>
           <w:u w:val="single"/>
         </w:rPr>
-        <w:hyperlink r:id="rId104" w:history="1">
+        <w:hyperlink r:id="rId105" w:history="1">
           <w:r>
             <w:rPr>
               <w:rStyle w:val="Hyperlink"/>
@@ -15533,7 +15614,7 @@
           <w:sz w:val="24"/>
           <w:u w:val="single"/>
         </w:rPr>
-        <w:hyperlink r:id="rId103" w:history="1">
+        <w:hyperlink r:id="rId105" w:history="1">
           <w:r>
             <w:rPr>
               <w:rStyle w:val="Hyperlink"/>
@@ -15562,7 +15643,7 @@
           <w:sz w:val="24"/>
           <w:u w:val="single"/>
         </w:rPr>
-        <w:hyperlink r:id="rId103" w:history="1">
+        <w:hyperlink r:id="rId105" w:history="1">
           <w:r>
             <w:rPr>
               <w:rStyle w:val="Hyperlink"/>
@@ -15680,7 +15761,7 @@
           <w:sz w:val="24"/>
           <w:u w:val="single"/>
         </w:rPr>
-        <w:hyperlink r:id="rId105" w:history="1">
+        <w:hyperlink r:id="rId106" w:history="1">
           <w:r>
             <w:rPr>
               <w:rStyle w:val="Hyperlink"/>
@@ -15698,7 +15779,7 @@
           <w:sz w:val="24"/>
           <w:u w:val="single"/>
         </w:rPr>
-        <w:hyperlink r:id="rId105" w:history="1">
+        <w:hyperlink r:id="rId106" w:history="1">
           <w:r>
             <w:rPr>
               <w:rStyle w:val="Hyperlink"/>
@@ -15796,7 +15877,7 @@
           <w:sz w:val="24"/>
           <w:u w:val="single"/>
         </w:rPr>
-        <w:hyperlink r:id="rId106" w:history="1">
+        <w:hyperlink r:id="rId107" w:history="1">
           <w:r>
             <w:rPr>
               <w:rStyle w:val="Hyperlink"/>
@@ -15825,7 +15906,7 @@
           <w:sz w:val="24"/>
           <w:u w:val="single"/>
         </w:rPr>
-        <w:hyperlink r:id="rId106" w:history="1">
+        <w:hyperlink r:id="rId107" w:history="1">
           <w:r>
             <w:rPr>
               <w:rStyle w:val="Hyperlink"/>
@@ -15978,7 +16059,7 @@
           <w:sz w:val="24"/>
           <w:u w:val="single"/>
         </w:rPr>
-        <w:hyperlink r:id="rId107" w:history="1">
+        <w:hyperlink r:id="rId108" w:history="1">
           <w:r>
             <w:rPr>
               <w:rStyle w:val="Hyperlink"/>
@@ -15996,7 +16077,7 @@
           <w:sz w:val="24"/>
           <w:u w:val="single"/>
         </w:rPr>
-        <w:hyperlink r:id="rId107" w:history="1">
+        <w:hyperlink r:id="rId108" w:history="1">
           <w:r>
             <w:rPr>
               <w:rStyle w:val="Hyperlink"/>
@@ -16014,7 +16095,7 @@
           <w:sz w:val="24"/>
           <w:u w:val="single"/>
         </w:rPr>
-        <w:hyperlink r:id="rId107" w:history="1">
+        <w:hyperlink r:id="rId108" w:history="1">
           <w:r>
             <w:rPr>
               <w:rStyle w:val="Hyperlink"/>
@@ -16116,7 +16197,7 @@
           <w:color w:val="0000FF"/>
           <w:sz w:val="24"/>
         </w:rPr>
-        <w:hyperlink r:id="rId108" w:history="1">
+        <w:hyperlink r:id="rId109" w:history="1">
           <w:r>
             <w:rPr>
               <w:rStyle w:val="Hyperlink"/>
@@ -16133,7 +16214,7 @@
           <w:color w:val="0000FF"/>
           <w:sz w:val="24"/>
         </w:rPr>
-        <w:hyperlink r:id="rId108" w:history="1">
+        <w:hyperlink r:id="rId109" w:history="1">
           <w:r>
             <w:rPr>
               <w:rStyle w:val="Hyperlink"/>
@@ -16150,7 +16231,7 @@
           <w:color w:val="0000FF"/>
           <w:sz w:val="24"/>
         </w:rPr>
-        <w:hyperlink r:id="rId108" w:history="1">
+        <w:hyperlink r:id="rId109" w:history="1">
           <w:r>
             <w:rPr>
               <w:rStyle w:val="Hyperlink"/>
@@ -16167,7 +16248,7 @@
           <w:color w:val="0000FF"/>
           <w:sz w:val="24"/>
         </w:rPr>
-        <w:hyperlink r:id="rId108" w:history="1">
+        <w:hyperlink r:id="rId109" w:history="1">
           <w:r>
             <w:rPr>
               <w:rStyle w:val="Hyperlink"/>
@@ -16184,7 +16265,7 @@
           <w:color w:val="0000FF"/>
           <w:sz w:val="24"/>
         </w:rPr>
-        <w:hyperlink r:id="rId108" w:history="1">
+        <w:hyperlink r:id="rId109" w:history="1">
           <w:r>
             <w:rPr>
               <w:rStyle w:val="Hyperlink"/>
@@ -16269,7 +16350,7 @@
           <w:color w:val="0000FF"/>
           <w:sz w:val="24"/>
         </w:rPr>
-        <w:hyperlink r:id="rId109" w:history="1">
+        <w:hyperlink r:id="rId110" w:history="1">
           <w:r>
             <w:rPr>
               <w:rStyle w:val="Hyperlink"/>
@@ -16286,7 +16367,7 @@
           <w:color w:val="0000FF"/>
           <w:sz w:val="24"/>
         </w:rPr>
-        <w:hyperlink r:id="rId109" w:history="1">
+        <w:hyperlink r:id="rId110" w:history="1">
           <w:r>
             <w:rPr>
               <w:rStyle w:val="Hyperlink"/>
@@ -16303,7 +16384,7 @@
           <w:color w:val="0000FF"/>
           <w:sz w:val="24"/>
         </w:rPr>
-        <w:hyperlink r:id="rId109" w:history="1">
+        <w:hyperlink r:id="rId110" w:history="1">
           <w:r>
             <w:rPr>
               <w:rStyle w:val="Hyperlink"/>
@@ -16320,7 +16401,7 @@
           <w:color w:val="0000FF"/>
           <w:sz w:val="24"/>
         </w:rPr>
-        <w:hyperlink r:id="rId109" w:history="1">
+        <w:hyperlink r:id="rId110" w:history="1">
           <w:r>
             <w:rPr>
               <w:rStyle w:val="Hyperlink"/>
@@ -16337,7 +16418,7 @@
           <w:color w:val="0000FF"/>
           <w:sz w:val="24"/>
         </w:rPr>
-        <w:hyperlink r:id="rId109" w:history="1">
+        <w:hyperlink r:id="rId110" w:history="1">
           <w:r>
             <w:rPr>
               <w:rStyle w:val="Hyperlink"/>
@@ -16422,7 +16503,7 @@
           <w:color w:val="0000FF"/>
           <w:sz w:val="24"/>
         </w:rPr>
-        <w:hyperlink r:id="rId110" w:history="1">
+        <w:hyperlink r:id="rId111" w:history="1">
           <w:r>
             <w:rPr>
               <w:rStyle w:val="Hyperlink"/>
@@ -16439,7 +16520,7 @@
           <w:color w:val="0000FF"/>
           <w:sz w:val="24"/>
         </w:rPr>
-        <w:hyperlink r:id="rId110" w:history="1">
+        <w:hyperlink r:id="rId111" w:history="1">
           <w:r>
             <w:rPr>
               <w:rStyle w:val="Hyperlink"/>
@@ -16456,7 +16537,7 @@
           <w:color w:val="0000FF"/>
           <w:sz w:val="24"/>
         </w:rPr>
-        <w:hyperlink r:id="rId110" w:history="1">
+        <w:hyperlink r:id="rId111" w:history="1">
           <w:r>
             <w:rPr>
               <w:rStyle w:val="Hyperlink"/>
@@ -16473,7 +16554,7 @@
           <w:color w:val="0000FF"/>
           <w:sz w:val="24"/>
         </w:rPr>
-        <w:hyperlink r:id="rId110" w:history="1">
+        <w:hyperlink r:id="rId111" w:history="1">
           <w:r>
             <w:rPr>
               <w:rStyle w:val="Hyperlink"/>
@@ -16490,7 +16571,7 @@
           <w:color w:val="0000FF"/>
           <w:sz w:val="24"/>
         </w:rPr>
-        <w:hyperlink r:id="rId110" w:history="1">
+        <w:hyperlink r:id="rId111" w:history="1">
           <w:r>
             <w:rPr>
               <w:rStyle w:val="Hyperlink"/>
@@ -16589,7 +16670,7 @@
           <w:color w:val="0000FF"/>
           <w:sz w:val="24"/>
         </w:rPr>
-        <w:hyperlink r:id="rId111" w:history="1">
+        <w:hyperlink r:id="rId112" w:history="1">
           <w:r>
             <w:rPr>
               <w:rStyle w:val="Hyperlink"/>
@@ -16606,7 +16687,7 @@
           <w:color w:val="0000FF"/>
           <w:sz w:val="24"/>
         </w:rPr>
-        <w:hyperlink r:id="rId111" w:history="1">
+        <w:hyperlink r:id="rId112" w:history="1">
           <w:r>
             <w:rPr>
               <w:rStyle w:val="Hyperlink"/>
@@ -16623,7 +16704,7 @@
           <w:color w:val="0000FF"/>
           <w:sz w:val="24"/>
         </w:rPr>
-        <w:hyperlink r:id="rId111" w:history="1">
+        <w:hyperlink r:id="rId112" w:history="1">
           <w:r>
             <w:rPr>
               <w:rStyle w:val="Hyperlink"/>
@@ -16640,7 +16721,7 @@
           <w:color w:val="0000FF"/>
           <w:sz w:val="24"/>
         </w:rPr>
-        <w:hyperlink r:id="rId111" w:history="1">
+        <w:hyperlink r:id="rId112" w:history="1">
           <w:r>
             <w:rPr>
               <w:rStyle w:val="Hyperlink"/>
@@ -16657,7 +16738,7 @@
           <w:color w:val="0000FF"/>
           <w:sz w:val="24"/>
         </w:rPr>
-        <w:hyperlink r:id="rId111" w:history="1">
+        <w:hyperlink r:id="rId112" w:history="1">
           <w:r>
             <w:rPr>
               <w:rStyle w:val="Hyperlink"/>
@@ -16690,7 +16771,7 @@
           <w:color w:val="000000"/>
           <w:sz w:val="24"/>
         </w:rPr>
-        <w:t xml:space="preserve">Pleyte, C.M. ‘Die Kwakwabank der Buschneger Surinams’, Globus, (1896), </w:t>
+        <w:t xml:space="preserve">Kate, H. F. C. ten ‘Observations anthropologiques recueillies dans la Guyane et le </w:t>
       </w:r>
       <w:r>
         <w:tab/>
@@ -16703,7 +16784,7 @@
           <w:color w:val="000000"/>
           <w:sz w:val="24"/>
         </w:rPr>
-        <w:t>370-371.</w:t>
+        <w:t>Venezuela’, Revue d'anthropologie, (2) (1887), 44-68.</w:t>
       </w:r>
       <w:r>
         <w:rPr>
@@ -16724,8 +16805,8 @@
         </w:tabs>
         <w:autoSpaceDE w:val="0"/>
         <w:widowControl/>
-        <w:spacing w:line="408" w:lineRule="exact" w:before="120" w:after="0"/>
-        <w:ind w:left="0" w:right="432" w:firstLine="0"/>
+        <w:spacing w:line="448" w:lineRule="exact" w:before="80" w:after="0"/>
+        <w:ind w:left="0" w:right="1152" w:firstLine="0"/>
         <w:jc w:val="left"/>
       </w:pPr>
       <w:r>
@@ -16740,7 +16821,7 @@
           <w:sz w:val="24"/>
           <w:u w:val="single"/>
         </w:rPr>
-        <w:hyperlink r:id="rId28" w:history="1">
+        <w:hyperlink r:id="rId113" w:history="1">
           <w:r>
             <w:rPr>
               <w:rStyle w:val="Hyperlink"/>
@@ -16758,104 +16839,71 @@
           <w:sz w:val="24"/>
           <w:u w:val="single"/>
         </w:rPr>
-        <w:hyperlink r:id="rId28" w:history="1">
-          <w:r>
-            <w:rPr>
-              <w:rStyle w:val="Hyperlink"/>
-            </w:rPr>
-            <w:t>www.digi-</w:t>
-          </w:r>
-        </w:hyperlink>
-      </w:r>
-      <w:r>
-        <w:rPr>
-          <w:rFonts w:ascii="Charis SIL Regular" w:hAnsi="Charis SIL Regular" w:eastAsia="Charis SIL Regular"/>
-          <w:b w:val="0"/>
-          <w:i w:val="0"/>
-          <w:color w:val="0000FF"/>
-          <w:sz w:val="24"/>
-          <w:u w:val="single"/>
-        </w:rPr>
-        <w:hyperlink r:id="rId28" w:history="1">
-          <w:r>
-            <w:rPr>
-              <w:rStyle w:val="Hyperlink"/>
-            </w:rPr>
-            <w:t>hub.de/</w:t>
-          </w:r>
-        </w:hyperlink>
-      </w:r>
-      <w:r>
-        <w:rPr>
-          <w:rFonts w:ascii="Charis SIL Regular" w:hAnsi="Charis SIL Regular" w:eastAsia="Charis SIL Regular"/>
-          <w:b w:val="0"/>
-          <w:i w:val="0"/>
-          <w:color w:val="0000FF"/>
-          <w:sz w:val="24"/>
-          <w:u w:val="single"/>
-        </w:rPr>
-        <w:hyperlink r:id="rId28" w:history="1">
-          <w:r>
-            <w:rPr>
-              <w:rStyle w:val="Hyperlink"/>
-            </w:rPr>
-            <w:t>viewer/</w:t>
-          </w:r>
-        </w:hyperlink>
-      </w:r>
-      <w:r>
-        <w:rPr>
-          <w:rFonts w:ascii="Charis SIL Regular" w:hAnsi="Charis SIL Regular" w:eastAsia="Charis SIL Regular"/>
-          <w:b w:val="0"/>
-          <w:i w:val="0"/>
-          <w:color w:val="0000FF"/>
-          <w:sz w:val="24"/>
-          <w:u w:val="single"/>
-        </w:rPr>
-        <w:hyperlink r:id="rId28" w:history="1">
-          <w:r>
-            <w:rPr>
-              <w:rStyle w:val="Hyperlink"/>
-            </w:rPr>
-            <w:t>image/</w:t>
-          </w:r>
-        </w:hyperlink>
-      </w:r>
-      <w:r>
-        <w:rPr>
-          <w:rFonts w:ascii="Charis SIL Regular" w:hAnsi="Charis SIL Regular" w:eastAsia="Charis SIL Regular"/>
-          <w:b w:val="0"/>
-          <w:i w:val="0"/>
-          <w:color w:val="0000FF"/>
-          <w:sz w:val="24"/>
-          <w:u w:val="single"/>
-        </w:rPr>
-        <w:hyperlink r:id="rId28" w:history="1">
-          <w:r>
-            <w:rPr>
-              <w:rStyle w:val="Hyperlink"/>
-            </w:rPr>
-            <w:t>DE-11-001785756/394/</w:t>
-          </w:r>
-        </w:hyperlink>
-      </w:r>
-      <w:r>
-        <w:rPr>
-          <w:rFonts w:ascii="Charis SIL Regular" w:hAnsi="Charis SIL Regular" w:eastAsia="Charis SIL Regular"/>
-          <w:b w:val="0"/>
-          <w:i w:val="0"/>
-          <w:color w:val="0000FF"/>
-          <w:sz w:val="24"/>
-          <w:u w:val="single"/>
-        </w:rPr>
-        <w:hyperlink r:id="rId28" w:history="1">
-          <w:r>
-            <w:rPr>
-              <w:rStyle w:val="Hyperlink"/>
-            </w:rPr>
-            <w:t xml:space="preserve">LOG_0381/ </w:t>
-          </w:r>
-        </w:hyperlink>
+        <w:hyperlink r:id="rId113" w:history="1">
+          <w:r>
+            <w:rPr>
+              <w:rStyle w:val="Hyperlink"/>
+            </w:rPr>
+            <w:t>gallica.bnf.fr/</w:t>
+          </w:r>
+        </w:hyperlink>
+      </w:r>
+      <w:r>
+        <w:rPr>
+          <w:rFonts w:ascii="Charis SIL Regular" w:hAnsi="Charis SIL Regular" w:eastAsia="Charis SIL Regular"/>
+          <w:b w:val="0"/>
+          <w:i w:val="0"/>
+          <w:color w:val="0000FF"/>
+          <w:sz w:val="24"/>
+          <w:u w:val="single"/>
+        </w:rPr>
+        <w:hyperlink r:id="rId113" w:history="1">
+          <w:r>
+            <w:rPr>
+              <w:rStyle w:val="Hyperlink"/>
+            </w:rPr>
+            <w:t>ark:/12148/</w:t>
+          </w:r>
+        </w:hyperlink>
+      </w:r>
+      <w:r>
+        <w:rPr>
+          <w:rFonts w:ascii="Charis SIL Regular" w:hAnsi="Charis SIL Regular" w:eastAsia="Charis SIL Regular"/>
+          <w:b w:val="0"/>
+          <w:i w:val="0"/>
+          <w:color w:val="0000FF"/>
+          <w:sz w:val="24"/>
+          <w:u w:val="single"/>
+        </w:rPr>
+        <w:hyperlink r:id="rId113" w:history="1">
+          <w:r>
+            <w:rPr>
+              <w:rStyle w:val="Hyperlink"/>
+            </w:rPr>
+            <w:t>bpt6k4425708/</w:t>
+          </w:r>
+        </w:hyperlink>
+      </w:r>
+      <w:r>
+        <w:rPr>
+          <w:rFonts w:ascii="Charis SIL Regular" w:hAnsi="Charis SIL Regular" w:eastAsia="Charis SIL Regular"/>
+          <w:b w:val="0"/>
+          <w:i w:val="0"/>
+          <w:color w:val="0000FF"/>
+          <w:sz w:val="24"/>
+          <w:u w:val="single"/>
+        </w:rPr>
+        <w:hyperlink r:id="rId113" w:history="1">
+          <w:r>
+            <w:rPr>
+              <w:rStyle w:val="Hyperlink"/>
+            </w:rPr>
+            <w:t xml:space="preserve">f48.image </w:t>
+          </w:r>
+        </w:hyperlink>
+      </w:r>
+      <w:r>
+        <w:br/>
       </w:r>
       <w:r>
         <w:rPr>
@@ -16881,7 +16929,7 @@
           <w:color w:val="000000"/>
           <w:sz w:val="24"/>
         </w:rPr>
-        <w:t xml:space="preserve">Spitzly, John H. ‘Etnographische gegenstände aus Surinam’, Verhandlungen der </w:t>
+        <w:t xml:space="preserve">Pleyte, C.M. ‘Die Kwakwabank der Buschneger Surinams’, Globus, (1896), </w:t>
       </w:r>
       <w:r>
         <w:tab/>
@@ -16894,20 +16942,7 @@
           <w:color w:val="000000"/>
           <w:sz w:val="24"/>
         </w:rPr>
-        <w:t xml:space="preserve">Berliner Gesellschaft für Anthropologie, Ethnologie und Urgeschichte, (1889), </w:t>
-      </w:r>
-      <w:r>
-        <w:tab/>
-      </w:r>
-      <w:r>
-        <w:rPr>
-          <w:rFonts w:ascii="Charis SIL Italic" w:hAnsi="Charis SIL Italic" w:eastAsia="Charis SIL Italic"/>
-          <w:b w:val="0"/>
-          <w:i/>
-          <w:color w:val="000000"/>
-          <w:sz w:val="24"/>
-        </w:rPr>
-        <w:t>212-214.</w:t>
+        <w:t>370-371.</w:t>
       </w:r>
       <w:r>
         <w:rPr>
@@ -16923,22 +16958,28 @@
     <w:p>
       <w:pPr>
         <w:autoSpaceDN w:val="0"/>
+        <w:tabs>
+          <w:tab w:pos="800" w:val="left"/>
+        </w:tabs>
         <w:autoSpaceDE w:val="0"/>
         <w:widowControl/>
-        <w:spacing w:line="352" w:lineRule="exact" w:before="176" w:after="0"/>
-        <w:ind w:left="800" w:right="0" w:firstLine="0"/>
+        <w:spacing w:line="528" w:lineRule="exact" w:before="0" w:after="0"/>
+        <w:ind w:left="0" w:right="432" w:firstLine="0"/>
         <w:jc w:val="left"/>
       </w:pPr>
       <w:r>
-        <w:rPr>
-          <w:rFonts w:ascii="Charis SIL Regular" w:hAnsi="Charis SIL Regular" w:eastAsia="Charis SIL Regular"/>
-          <w:b w:val="0"/>
-          <w:i w:val="0"/>
-          <w:color w:val="0000FF"/>
-          <w:sz w:val="24"/>
-          <w:u w:val="single"/>
-        </w:rPr>
-        <w:hyperlink r:id="rId112" w:history="1">
+        <w:tab/>
+      </w:r>
+      <w:r>
+        <w:rPr>
+          <w:rFonts w:ascii="Charis SIL Regular" w:hAnsi="Charis SIL Regular" w:eastAsia="Charis SIL Regular"/>
+          <w:b w:val="0"/>
+          <w:i w:val="0"/>
+          <w:color w:val="0000FF"/>
+          <w:sz w:val="24"/>
+          <w:u w:val="single"/>
+        </w:rPr>
+        <w:hyperlink r:id="rId28" w:history="1">
           <w:r>
             <w:rPr>
               <w:rStyle w:val="Hyperlink"/>
@@ -16956,121 +16997,121 @@
           <w:sz w:val="24"/>
           <w:u w:val="single"/>
         </w:rPr>
-        <w:hyperlink r:id="rId112" w:history="1">
-          <w:r>
-            <w:rPr>
-              <w:rStyle w:val="Hyperlink"/>
-            </w:rPr>
-            <w:t>books.google.nl/</w:t>
-          </w:r>
-        </w:hyperlink>
-      </w:r>
-      <w:r>
-        <w:rPr>
-          <w:rFonts w:ascii="Charis SIL Regular" w:hAnsi="Charis SIL Regular" w:eastAsia="Charis SIL Regular"/>
-          <w:b w:val="0"/>
-          <w:i w:val="0"/>
-          <w:color w:val="0000FF"/>
-          <w:sz w:val="24"/>
-          <w:u w:val="single"/>
-        </w:rPr>
-        <w:hyperlink r:id="rId112" w:history="1">
-          <w:r>
-            <w:rPr>
-              <w:rStyle w:val="Hyperlink"/>
-            </w:rPr>
-            <w:t>books?</w:t>
-          </w:r>
-        </w:hyperlink>
-      </w:r>
-    </w:p>
-    <w:p>
-      <w:pPr>
-        <w:autoSpaceDN w:val="0"/>
-        <w:autoSpaceDE w:val="0"/>
-        <w:widowControl/>
-        <w:spacing w:line="352" w:lineRule="exact" w:before="0" w:after="0"/>
-        <w:ind w:left="800" w:right="0" w:firstLine="0"/>
-        <w:jc w:val="left"/>
-      </w:pPr>
-      <w:r>
-        <w:rPr>
-          <w:rFonts w:ascii="Charis SIL Regular" w:hAnsi="Charis SIL Regular" w:eastAsia="Charis SIL Regular"/>
-          <w:b w:val="0"/>
-          <w:i w:val="0"/>
-          <w:color w:val="0000FF"/>
-          <w:sz w:val="24"/>
-          <w:u w:val="single"/>
-        </w:rPr>
-        <w:hyperlink r:id="rId112" w:history="1">
-          <w:r>
-            <w:rPr>
-              <w:rStyle w:val="Hyperlink"/>
-            </w:rPr>
-            <w:t>id=HTJ</w:t>
-          </w:r>
-        </w:hyperlink>
-      </w:r>
-      <w:r>
-        <w:rPr>
-          <w:rFonts w:ascii="Charis SIL Regular" w:hAnsi="Charis SIL Regular" w:eastAsia="Charis SIL Regular"/>
-          <w:b w:val="0"/>
-          <w:i w:val="0"/>
-          <w:color w:val="0000FF"/>
-          <w:sz w:val="24"/>
-          <w:u w:val="single"/>
-        </w:rPr>
-        <w:hyperlink r:id="rId112" w:history="1">
-          <w:r>
-            <w:rPr>
-              <w:rStyle w:val="Hyperlink"/>
-            </w:rPr>
-            <w:t>OAAAAYAAJ&amp;h</w:t>
-          </w:r>
-        </w:hyperlink>
-      </w:r>
-      <w:r>
-        <w:rPr>
-          <w:rFonts w:ascii="Charis SIL Regular" w:hAnsi="Charis SIL Regular" w:eastAsia="Charis SIL Regular"/>
-          <w:b w:val="0"/>
-          <w:i w:val="0"/>
-          <w:color w:val="0000FF"/>
-          <w:sz w:val="24"/>
-          <w:u w:val="single"/>
-        </w:rPr>
-        <w:hyperlink r:id="rId112" w:history="1">
-          <w:r>
-            <w:rPr>
-              <w:rStyle w:val="Hyperlink"/>
-            </w:rPr>
-            <w:t>l=nl&amp;</w:t>
-          </w:r>
-        </w:hyperlink>
-      </w:r>
-      <w:r>
-        <w:rPr>
-          <w:rFonts w:ascii="Charis SIL Regular" w:hAnsi="Charis SIL Regular" w:eastAsia="Charis SIL Regular"/>
-          <w:b w:val="0"/>
-          <w:i w:val="0"/>
-          <w:color w:val="0000FF"/>
-          <w:sz w:val="24"/>
-          <w:u w:val="single"/>
-        </w:rPr>
-        <w:hyperlink r:id="rId112" w:history="1">
-          <w:r>
-            <w:rPr>
-              <w:rStyle w:val="Hyperlink"/>
-            </w:rPr>
-            <w:t>pg=PA212#v=onepage&amp;q&amp;f=false</w:t>
-          </w:r>
-        </w:hyperlink>
+        <w:hyperlink r:id="rId28" w:history="1">
+          <w:r>
+            <w:rPr>
+              <w:rStyle w:val="Hyperlink"/>
+            </w:rPr>
+            <w:t>www.digi-</w:t>
+          </w:r>
+        </w:hyperlink>
+      </w:r>
+      <w:r>
+        <w:rPr>
+          <w:rFonts w:ascii="Charis SIL Regular" w:hAnsi="Charis SIL Regular" w:eastAsia="Charis SIL Regular"/>
+          <w:b w:val="0"/>
+          <w:i w:val="0"/>
+          <w:color w:val="0000FF"/>
+          <w:sz w:val="24"/>
+          <w:u w:val="single"/>
+        </w:rPr>
+        <w:hyperlink r:id="rId28" w:history="1">
+          <w:r>
+            <w:rPr>
+              <w:rStyle w:val="Hyperlink"/>
+            </w:rPr>
+            <w:t>hub.de/</w:t>
+          </w:r>
+        </w:hyperlink>
+      </w:r>
+      <w:r>
+        <w:rPr>
+          <w:rFonts w:ascii="Charis SIL Regular" w:hAnsi="Charis SIL Regular" w:eastAsia="Charis SIL Regular"/>
+          <w:b w:val="0"/>
+          <w:i w:val="0"/>
+          <w:color w:val="0000FF"/>
+          <w:sz w:val="24"/>
+          <w:u w:val="single"/>
+        </w:rPr>
+        <w:hyperlink r:id="rId28" w:history="1">
+          <w:r>
+            <w:rPr>
+              <w:rStyle w:val="Hyperlink"/>
+            </w:rPr>
+            <w:t>viewer/</w:t>
+          </w:r>
+        </w:hyperlink>
+      </w:r>
+      <w:r>
+        <w:rPr>
+          <w:rFonts w:ascii="Charis SIL Regular" w:hAnsi="Charis SIL Regular" w:eastAsia="Charis SIL Regular"/>
+          <w:b w:val="0"/>
+          <w:i w:val="0"/>
+          <w:color w:val="0000FF"/>
+          <w:sz w:val="24"/>
+          <w:u w:val="single"/>
+        </w:rPr>
+        <w:hyperlink r:id="rId28" w:history="1">
+          <w:r>
+            <w:rPr>
+              <w:rStyle w:val="Hyperlink"/>
+            </w:rPr>
+            <w:t>image/</w:t>
+          </w:r>
+        </w:hyperlink>
+      </w:r>
+      <w:r>
+        <w:rPr>
+          <w:rFonts w:ascii="Charis SIL Regular" w:hAnsi="Charis SIL Regular" w:eastAsia="Charis SIL Regular"/>
+          <w:b w:val="0"/>
+          <w:i w:val="0"/>
+          <w:color w:val="0000FF"/>
+          <w:sz w:val="24"/>
+          <w:u w:val="single"/>
+        </w:rPr>
+        <w:hyperlink r:id="rId28" w:history="1">
+          <w:r>
+            <w:rPr>
+              <w:rStyle w:val="Hyperlink"/>
+            </w:rPr>
+            <w:t>DE-11-001785756/394/</w:t>
+          </w:r>
+        </w:hyperlink>
+      </w:r>
+      <w:r>
+        <w:rPr>
+          <w:rFonts w:ascii="Charis SIL Regular" w:hAnsi="Charis SIL Regular" w:eastAsia="Charis SIL Regular"/>
+          <w:b w:val="0"/>
+          <w:i w:val="0"/>
+          <w:color w:val="0000FF"/>
+          <w:sz w:val="24"/>
+          <w:u w:val="single"/>
+        </w:rPr>
+        <w:hyperlink r:id="rId28" w:history="1">
+          <w:r>
+            <w:rPr>
+              <w:rStyle w:val="Hyperlink"/>
+            </w:rPr>
+            <w:t xml:space="preserve">LOG_0381/ </w:t>
+          </w:r>
+        </w:hyperlink>
+      </w:r>
+      <w:r>
+        <w:rPr>
+          <w:rFonts w:ascii="Charis SIL Regular" w:hAnsi="Charis SIL Regular" w:eastAsia="Charis SIL Regular"/>
+          <w:b w:val="0"/>
+          <w:i w:val="0"/>
+          <w:color w:val="000000"/>
+          <w:sz w:val="24"/>
+        </w:rPr>
+        <w:t>Wetenschappelijk artikel:</w:t>
       </w:r>
     </w:p>
     <w:p>
       <w:pPr>
         <w:sectPr>
           <w:pgSz w:w="11900" w:h="16840"/>
-          <w:pgMar w:top="324" w:right="1440" w:bottom="456" w:left="960" w:header="720" w:footer="720" w:gutter="0"/>
+          <w:pgMar w:top="324" w:right="1440" w:bottom="480" w:left="960" w:header="720" w:footer="720" w:gutter="0"/>
           <w:cols/>
           <w:docGrid w:linePitch="360"/>
         </w:sectPr>
@@ -17090,7 +17131,203 @@
         <w:autoSpaceDN w:val="0"/>
         <w:autoSpaceDE w:val="0"/>
         <w:widowControl/>
+        <w:spacing w:line="288" w:lineRule="exact" w:before="64" w:after="0"/>
+        <w:ind w:left="800" w:right="2160" w:firstLine="0"/>
+        <w:jc w:val="left"/>
+      </w:pPr>
+      <w:r>
+        <w:rPr>
+          <w:rFonts w:ascii="Charis SIL Italic" w:hAnsi="Charis SIL Italic" w:eastAsia="Charis SIL Italic"/>
+          <w:b w:val="0"/>
+          <w:i/>
+          <w:color w:val="000000"/>
+          <w:sz w:val="24"/>
+        </w:rPr>
+        <w:t xml:space="preserve">Spitzly, John H. ‘Etnographische gegenstände aus Surinam’, Verhandlungen der </w:t>
+      </w:r>
+      <w:r>
+        <w:rPr>
+          <w:rFonts w:ascii="Charis SIL Italic" w:hAnsi="Charis SIL Italic" w:eastAsia="Charis SIL Italic"/>
+          <w:b w:val="0"/>
+          <w:i/>
+          <w:color w:val="000000"/>
+          <w:sz w:val="24"/>
+        </w:rPr>
+        <w:t xml:space="preserve">Berliner Gesellschaft für Anthropologie, Ethnologie und Urgeschichte, (1889), </w:t>
+      </w:r>
+      <w:r>
+        <w:rPr>
+          <w:rFonts w:ascii="Charis SIL Italic" w:hAnsi="Charis SIL Italic" w:eastAsia="Charis SIL Italic"/>
+          <w:b w:val="0"/>
+          <w:i/>
+          <w:color w:val="000000"/>
+          <w:sz w:val="24"/>
+        </w:rPr>
+        <w:t>212-214.</w:t>
+      </w:r>
+      <w:r>
+        <w:rPr>
+          <w:rFonts w:ascii="Charis SIL Italic" w:hAnsi="Charis SIL Italic" w:eastAsia="Charis SIL Italic"/>
+          <w:b w:val="0"/>
+          <w:i/>
+          <w:color w:val="000000"/>
+          <w:sz w:val="24"/>
+        </w:rPr>
+        <w:t>SCHRIJVEN!</w:t>
+      </w:r>
+    </w:p>
+    <w:p>
+      <w:pPr>
+        <w:autoSpaceDN w:val="0"/>
+        <w:autoSpaceDE w:val="0"/>
+        <w:widowControl/>
+        <w:spacing w:line="352" w:lineRule="exact" w:before="176" w:after="0"/>
+        <w:ind w:left="800" w:right="0" w:firstLine="0"/>
+        <w:jc w:val="left"/>
+      </w:pPr>
+      <w:r>
+        <w:rPr>
+          <w:rFonts w:ascii="Charis SIL Regular" w:hAnsi="Charis SIL Regular" w:eastAsia="Charis SIL Regular"/>
+          <w:b w:val="0"/>
+          <w:i w:val="0"/>
+          <w:color w:val="0000FF"/>
+          <w:sz w:val="24"/>
+          <w:u w:val="single"/>
+        </w:rPr>
+        <w:hyperlink r:id="rId114" w:history="1">
+          <w:r>
+            <w:rPr>
+              <w:rStyle w:val="Hyperlink"/>
+            </w:rPr>
+            <w:t>https://</w:t>
+          </w:r>
+        </w:hyperlink>
+      </w:r>
+      <w:r>
+        <w:rPr>
+          <w:rFonts w:ascii="Charis SIL Regular" w:hAnsi="Charis SIL Regular" w:eastAsia="Charis SIL Regular"/>
+          <w:b w:val="0"/>
+          <w:i w:val="0"/>
+          <w:color w:val="0000FF"/>
+          <w:sz w:val="24"/>
+          <w:u w:val="single"/>
+        </w:rPr>
+        <w:hyperlink r:id="rId114" w:history="1">
+          <w:r>
+            <w:rPr>
+              <w:rStyle w:val="Hyperlink"/>
+            </w:rPr>
+            <w:t>books.google.nl/</w:t>
+          </w:r>
+        </w:hyperlink>
+      </w:r>
+      <w:r>
+        <w:rPr>
+          <w:rFonts w:ascii="Charis SIL Regular" w:hAnsi="Charis SIL Regular" w:eastAsia="Charis SIL Regular"/>
+          <w:b w:val="0"/>
+          <w:i w:val="0"/>
+          <w:color w:val="0000FF"/>
+          <w:sz w:val="24"/>
+          <w:u w:val="single"/>
+        </w:rPr>
+        <w:hyperlink r:id="rId114" w:history="1">
+          <w:r>
+            <w:rPr>
+              <w:rStyle w:val="Hyperlink"/>
+            </w:rPr>
+            <w:t>books?</w:t>
+          </w:r>
+        </w:hyperlink>
+      </w:r>
+    </w:p>
+    <w:p>
+      <w:pPr>
+        <w:autoSpaceDN w:val="0"/>
+        <w:autoSpaceDE w:val="0"/>
+        <w:widowControl/>
         <w:spacing w:line="352" w:lineRule="exact" w:before="0" w:after="0"/>
+        <w:ind w:left="800" w:right="0" w:firstLine="0"/>
+        <w:jc w:val="left"/>
+      </w:pPr>
+      <w:r>
+        <w:rPr>
+          <w:rFonts w:ascii="Charis SIL Regular" w:hAnsi="Charis SIL Regular" w:eastAsia="Charis SIL Regular"/>
+          <w:b w:val="0"/>
+          <w:i w:val="0"/>
+          <w:color w:val="0000FF"/>
+          <w:sz w:val="24"/>
+          <w:u w:val="single"/>
+        </w:rPr>
+        <w:hyperlink r:id="rId114" w:history="1">
+          <w:r>
+            <w:rPr>
+              <w:rStyle w:val="Hyperlink"/>
+            </w:rPr>
+            <w:t>id=HTJ</w:t>
+          </w:r>
+        </w:hyperlink>
+      </w:r>
+      <w:r>
+        <w:rPr>
+          <w:rFonts w:ascii="Charis SIL Regular" w:hAnsi="Charis SIL Regular" w:eastAsia="Charis SIL Regular"/>
+          <w:b w:val="0"/>
+          <w:i w:val="0"/>
+          <w:color w:val="0000FF"/>
+          <w:sz w:val="24"/>
+          <w:u w:val="single"/>
+        </w:rPr>
+        <w:hyperlink r:id="rId114" w:history="1">
+          <w:r>
+            <w:rPr>
+              <w:rStyle w:val="Hyperlink"/>
+            </w:rPr>
+            <w:t>OAAAAYAAJ&amp;h</w:t>
+          </w:r>
+        </w:hyperlink>
+      </w:r>
+      <w:r>
+        <w:rPr>
+          <w:rFonts w:ascii="Charis SIL Regular" w:hAnsi="Charis SIL Regular" w:eastAsia="Charis SIL Regular"/>
+          <w:b w:val="0"/>
+          <w:i w:val="0"/>
+          <w:color w:val="0000FF"/>
+          <w:sz w:val="24"/>
+          <w:u w:val="single"/>
+        </w:rPr>
+        <w:hyperlink r:id="rId114" w:history="1">
+          <w:r>
+            <w:rPr>
+              <w:rStyle w:val="Hyperlink"/>
+            </w:rPr>
+            <w:t>l=nl&amp;</w:t>
+          </w:r>
+        </w:hyperlink>
+      </w:r>
+      <w:r>
+        <w:rPr>
+          <w:rFonts w:ascii="Charis SIL Regular" w:hAnsi="Charis SIL Regular" w:eastAsia="Charis SIL Regular"/>
+          <w:b w:val="0"/>
+          <w:i w:val="0"/>
+          <w:color w:val="0000FF"/>
+          <w:sz w:val="24"/>
+          <w:u w:val="single"/>
+        </w:rPr>
+        <w:hyperlink r:id="rId114" w:history="1">
+          <w:r>
+            <w:rPr>
+              <w:rStyle w:val="Hyperlink"/>
+            </w:rPr>
+            <w:t>pg=PA212#v=onepage&amp;q&amp;f=false</w:t>
+          </w:r>
+        </w:hyperlink>
+      </w:r>
+    </w:p>
+    <w:p>
+      <w:pPr>
+        <w:autoSpaceDN w:val="0"/>
+        <w:autoSpaceDE w:val="0"/>
+        <w:widowControl/>
+        <w:spacing w:line="352" w:lineRule="exact" w:before="176" w:after="0"/>
         <w:ind w:left="0" w:right="0" w:firstLine="0"/>
         <w:jc w:val="left"/>
       </w:pPr>
@@ -17186,7 +17423,7 @@
           <w:sz w:val="24"/>
           <w:u w:val="single"/>
         </w:rPr>
-        <w:hyperlink r:id="rId113" w:history="1">
+        <w:hyperlink r:id="rId115" w:history="1">
           <w:r>
             <w:rPr>
               <w:rStyle w:val="Hyperlink"/>
@@ -17204,7 +17441,7 @@
           <w:sz w:val="24"/>
           <w:u w:val="single"/>
         </w:rPr>
-        <w:hyperlink r:id="rId113" w:history="1">
+        <w:hyperlink r:id="rId115" w:history="1">
           <w:r>
             <w:rPr>
               <w:rStyle w:val="Hyperlink"/>
@@ -17222,7 +17459,7 @@
           <w:sz w:val="24"/>
           <w:u w:val="single"/>
         </w:rPr>
-        <w:hyperlink r:id="rId113" w:history="1">
+        <w:hyperlink r:id="rId115" w:history="1">
           <w:r>
             <w:rPr>
               <w:rStyle w:val="Hyperlink"/>
@@ -17243,7 +17480,7 @@
           <w:sz w:val="24"/>
           <w:u w:val="single"/>
         </w:rPr>
-        <w:hyperlink r:id="rId113" w:history="1">
+        <w:hyperlink r:id="rId115" w:history="1">
           <w:r>
             <w:rPr>
               <w:rStyle w:val="Hyperlink"/>
@@ -17261,7 +17498,7 @@
           <w:sz w:val="24"/>
           <w:u w:val="single"/>
         </w:rPr>
-        <w:hyperlink r:id="rId113" w:history="1">
+        <w:hyperlink r:id="rId115" w:history="1">
           <w:r>
             <w:rPr>
               <w:rStyle w:val="Hyperlink"/>
@@ -17279,7 +17516,7 @@
           <w:sz w:val="24"/>
           <w:u w:val="single"/>
         </w:rPr>
-        <w:hyperlink r:id="rId113" w:history="1">
+        <w:hyperlink r:id="rId115" w:history="1">
           <w:r>
             <w:rPr>
               <w:rStyle w:val="Hyperlink"/>
@@ -17296,7 +17533,7 @@
           <w:color w:val="0000FF"/>
           <w:sz w:val="24"/>
         </w:rPr>
-        <w:hyperlink r:id="rId113" w:history="1">
+        <w:hyperlink r:id="rId115" w:history="1">
           <w:r>
             <w:rPr>
               <w:rStyle w:val="Hyperlink"/>
@@ -17314,7 +17551,7 @@
           <w:sz w:val="24"/>
           <w:u w:val="single"/>
         </w:rPr>
-        <w:hyperlink r:id="rId113" w:history="1">
+        <w:hyperlink r:id="rId116" w:history="1">
           <w:r>
             <w:rPr>
               <w:rStyle w:val="Hyperlink"/>
@@ -17343,7 +17580,7 @@
           <w:sz w:val="24"/>
           <w:u w:val="single"/>
         </w:rPr>
-        <w:hyperlink r:id="rId114" w:history="1">
+        <w:hyperlink r:id="rId116" w:history="1">
           <w:r>
             <w:rPr>
               <w:rStyle w:val="Hyperlink"/>

--- a/EXPORTS/DOCX/review/niveau2/Dutch/Suriname.docx
+++ b/EXPORTS/DOCX/review/niveau2/Dutch/Suriname.docx
@@ -98,7 +98,7 @@
           <w:color w:val="000000"/>
           <w:sz w:val="24"/>
         </w:rPr>
-        <w:t>in collecties in Nederland terecht zijn gekomen.</w:t>
+        <w:t>in collecties in Nederland en andere landen in het mondiale noorden terecht zijn gekomen.</w:t>
       </w:r>
     </w:p>
     <w:p>
@@ -1185,7 +1185,14 @@
           <w:color w:val="000000"/>
           <w:sz w:val="24"/>
         </w:rPr>
-        <w:t xml:space="preserve">eidende </w:t>
+        <w:hyperlink r:id="rId11" w:history="1">
+          <w:r>
+            <w:rPr>
+              <w:rStyle w:val="Hyperlink"/>
+            </w:rPr>
+            <w:t xml:space="preserve">eidende </w:t>
+          </w:r>
+        </w:hyperlink>
       </w:r>
       <w:r>
         <w:rPr>
@@ -1679,7 +1686,50 @@
           <w:color w:val="000000"/>
           <w:sz w:val="24"/>
         </w:rPr>
-        <w:t xml:space="preserve">wonderaar van </w:t>
+        <w:hyperlink r:id="rId14" w:history="1">
+          <w:r>
+            <w:rPr>
+              <w:rStyle w:val="Hyperlink"/>
+            </w:rPr>
+            <w:t>wonder</w:t>
+          </w:r>
+        </w:hyperlink>
+      </w:r>
+      <w:r>
+        <w:rPr>
+          <w:u w:val="single" w:color="0000ff"/>
+          <w:rFonts w:ascii="Charis SIL Regular" w:hAnsi="Charis SIL Regular" w:eastAsia="Charis SIL Regular"/>
+          <w:b w:val="0"/>
+          <w:i w:val="0"/>
+          <w:color w:val="000000"/>
+          <w:sz w:val="24"/>
+        </w:rPr>
+        <w:hyperlink r:id="rId14" w:history="1">
+          <w:r>
+            <w:rPr>
+              <w:rStyle w:val="Hyperlink"/>
+            </w:rPr>
+            <w:t>a</w:t>
+          </w:r>
+        </w:hyperlink>
+      </w:r>
+      <w:r>
+        <w:rPr>
+          <w:u w:val="single" w:color="0000ff"/>
+          <w:rFonts w:ascii="Charis SIL Regular" w:hAnsi="Charis SIL Regular" w:eastAsia="Charis SIL Regular"/>
+          <w:b w:val="0"/>
+          <w:i w:val="0"/>
+          <w:color w:val="000000"/>
+          <w:sz w:val="24"/>
+        </w:rPr>
+        <w:hyperlink r:id="rId14" w:history="1">
+          <w:r>
+            <w:rPr>
+              <w:rStyle w:val="Hyperlink"/>
+            </w:rPr>
+            <w:t xml:space="preserve">ar van </w:t>
+          </w:r>
+        </w:hyperlink>
       </w:r>
       <w:r>
         <w:rPr>
@@ -2244,25 +2294,7 @@
           <w:color w:val="000000"/>
           <w:sz w:val="24"/>
         </w:rPr>
-        <w:t>al vormde de verkoop van etnografica ook een bron van inko</w:t>
-      </w:r>
-      <w:r>
-        <w:rPr>
-          <w:u w:val="single" w:color="0000ff"/>
-          <w:rFonts w:ascii="Charis SIL Regular" w:hAnsi="Charis SIL Regular" w:eastAsia="Charis SIL Regular"/>
-          <w:b w:val="0"/>
-          <w:i w:val="0"/>
-          <w:color w:val="000000"/>
-          <w:sz w:val="24"/>
-        </w:rPr>
-        <w:hyperlink r:id="rId19" w:history="1">
-          <w:r>
-            <w:rPr>
-              <w:rStyle w:val="Hyperlink"/>
-            </w:rPr>
-            <w:t>msten voor de Evang</w:t>
-          </w:r>
-        </w:hyperlink>
+        <w:t>al vormde de verkoop van etnografica ook een bron van inkomsten voor de Evang</w:t>
       </w:r>
       <w:r>
         <w:rPr>
@@ -2634,6 +2666,45 @@
           <w:i w:val="0"/>
           <w:color w:val="0000FF"/>
           <w:sz w:val="24"/>
+        </w:rPr>
+        <w:t>van</w:t>
+      </w:r>
+      <w:r>
+        <w:rPr>
+          <w:rFonts w:ascii="Charis SIL Regular" w:hAnsi="Charis SIL Regular" w:eastAsia="Charis SIL Regular"/>
+          <w:b w:val="0"/>
+          <w:i w:val="0"/>
+          <w:color w:val="0000FF"/>
+          <w:sz w:val="24"/>
+          <w:u w:val="single"/>
+        </w:rPr>
+        <w:t xml:space="preserve"> </w:t>
+      </w:r>
+      <w:r>
+        <w:rPr>
+          <w:rFonts w:ascii="Charis SIL Regular" w:hAnsi="Charis SIL Regular" w:eastAsia="Charis SIL Regular"/>
+          <w:b w:val="0"/>
+          <w:i w:val="0"/>
+          <w:color w:val="0000FF"/>
+          <w:sz w:val="24"/>
+          <w:u w:val="single"/>
+        </w:rPr>
+        <w:hyperlink r:id="rId22" w:history="1">
+          <w:r>
+            <w:rPr>
+              <w:rStyle w:val="Hyperlink"/>
+            </w:rPr>
+            <w:t>Sypest</w:t>
+          </w:r>
+        </w:hyperlink>
+      </w:r>
+      <w:r>
+        <w:rPr>
+          <w:rFonts w:ascii="Charis SIL Regular" w:hAnsi="Charis SIL Regular" w:eastAsia="Charis SIL Regular"/>
+          <w:b w:val="0"/>
+          <w:i w:val="0"/>
+          <w:color w:val="0000FF"/>
+          <w:sz w:val="24"/>
           <w:u w:val="single"/>
         </w:rPr>
         <w:hyperlink r:id="rId24" w:history="1">
@@ -2641,7 +2712,73 @@
             <w:rPr>
               <w:rStyle w:val="Hyperlink"/>
             </w:rPr>
-            <w:t>van</w:t>
+            <w:t>eyn</w:t>
+          </w:r>
+        </w:hyperlink>
+      </w:r>
+      <w:r>
+        <w:rPr>
+          <w:rFonts w:ascii="Charis SIL Regular" w:hAnsi="Charis SIL Regular" w:eastAsia="Charis SIL Regular"/>
+          <w:b w:val="0"/>
+          <w:i w:val="0"/>
+          <w:color w:val="000000"/>
+          <w:sz w:val="24"/>
+        </w:rPr>
+        <w:t xml:space="preserve"> en </w:t>
+      </w:r>
+      <w:r>
+        <w:rPr>
+          <w:u w:val="single" w:color="0000ff"/>
+          <w:rFonts w:ascii="Charis SIL Regular" w:hAnsi="Charis SIL Regular" w:eastAsia="Charis SIL Regular"/>
+          <w:b w:val="0"/>
+          <w:i w:val="0"/>
+          <w:color w:val="000000"/>
+          <w:sz w:val="24"/>
+        </w:rPr>
+        <w:hyperlink r:id="rId23" w:history="1">
+          <w:r>
+            <w:rPr>
+              <w:rStyle w:val="Hyperlink"/>
+            </w:rPr>
+            <w:t>administ</w:t>
+          </w:r>
+        </w:hyperlink>
+      </w:r>
+      <w:r>
+        <w:rPr>
+          <w:rFonts w:ascii="Charis SIL Regular" w:hAnsi="Charis SIL Regular" w:eastAsia="Charis SIL Regular"/>
+          <w:b w:val="0"/>
+          <w:i w:val="0"/>
+          <w:color w:val="000000"/>
+          <w:sz w:val="24"/>
+        </w:rPr>
+        <w:t xml:space="preserve">rateur der financiën </w:t>
+      </w:r>
+      <w:r>
+        <w:rPr>
+          <w:rFonts w:ascii="Charis SIL Regular" w:hAnsi="Charis SIL Regular" w:eastAsia="Charis SIL Regular"/>
+          <w:b w:val="0"/>
+          <w:i w:val="0"/>
+          <w:color w:val="0000FF"/>
+          <w:sz w:val="24"/>
+        </w:rPr>
+        <w:t>Assueer Jacob Schimmelpen</w:t>
+      </w:r>
+      <w:r>
+        <w:rPr>
+          <w:rFonts w:ascii="Charis SIL Regular" w:hAnsi="Charis SIL Regular" w:eastAsia="Charis SIL Regular"/>
+          <w:b w:val="0"/>
+          <w:i w:val="0"/>
+          <w:color w:val="0000FF"/>
+          <w:sz w:val="24"/>
+          <w:u w:val="single"/>
+        </w:rPr>
+        <w:hyperlink r:id="rId24" w:history="1">
+          <w:r>
+            <w:rPr>
+              <w:rStyle w:val="Hyperlink"/>
+            </w:rPr>
+            <w:t>ninck</w:t>
           </w:r>
         </w:hyperlink>
       </w:r>
@@ -2665,42 +2802,90 @@
           <w:sz w:val="24"/>
           <w:u w:val="single"/>
         </w:rPr>
-        <w:hyperlink r:id="rId22" w:history="1">
-          <w:r>
-            <w:rPr>
-              <w:rStyle w:val="Hyperlink"/>
-            </w:rPr>
-            <w:t>Sypest</w:t>
-          </w:r>
-        </w:hyperlink>
-      </w:r>
-      <w:r>
-        <w:rPr>
-          <w:rFonts w:ascii="Charis SIL Regular" w:hAnsi="Charis SIL Regular" w:eastAsia="Charis SIL Regular"/>
-          <w:b w:val="0"/>
-          <w:i w:val="0"/>
-          <w:color w:val="0000FF"/>
-          <w:sz w:val="24"/>
-          <w:u w:val="single"/>
-        </w:rPr>
         <w:hyperlink r:id="rId24" w:history="1">
           <w:r>
             <w:rPr>
               <w:rStyle w:val="Hyperlink"/>
             </w:rPr>
-            <w:t>eyn</w:t>
-          </w:r>
-        </w:hyperlink>
-      </w:r>
-      <w:r>
-        <w:rPr>
-          <w:rFonts w:ascii="Charis SIL Regular" w:hAnsi="Charis SIL Regular" w:eastAsia="Charis SIL Regular"/>
-          <w:b w:val="0"/>
-          <w:i w:val="0"/>
-          <w:color w:val="000000"/>
-          <w:sz w:val="24"/>
-        </w:rPr>
-        <w:t xml:space="preserve"> en </w:t>
+            <w:t>va</w:t>
+          </w:r>
+        </w:hyperlink>
+      </w:r>
+      <w:r>
+        <w:rPr>
+          <w:rFonts w:ascii="Charis SIL Regular" w:hAnsi="Charis SIL Regular" w:eastAsia="Charis SIL Regular"/>
+          <w:b w:val="0"/>
+          <w:i w:val="0"/>
+          <w:color w:val="0000FF"/>
+          <w:sz w:val="24"/>
+          <w:u w:val="single"/>
+        </w:rPr>
+        <w:hyperlink r:id="rId24" w:history="1">
+          <w:r>
+            <w:rPr>
+              <w:rStyle w:val="Hyperlink"/>
+            </w:rPr>
+            <w:t>n</w:t>
+          </w:r>
+        </w:hyperlink>
+      </w:r>
+      <w:r>
+        <w:rPr>
+          <w:rFonts w:ascii="Charis SIL Regular" w:hAnsi="Charis SIL Regular" w:eastAsia="Charis SIL Regular"/>
+          <w:b w:val="0"/>
+          <w:i w:val="0"/>
+          <w:color w:val="0000FF"/>
+          <w:sz w:val="24"/>
+          <w:u w:val="single"/>
+        </w:rPr>
+        <w:t xml:space="preserve"> </w:t>
+      </w:r>
+      <w:r>
+        <w:rPr>
+          <w:rFonts w:ascii="Charis SIL Regular" w:hAnsi="Charis SIL Regular" w:eastAsia="Charis SIL Regular"/>
+          <w:b w:val="0"/>
+          <w:i w:val="0"/>
+          <w:color w:val="0000FF"/>
+          <w:sz w:val="24"/>
+          <w:u w:val="single"/>
+        </w:rPr>
+        <w:hyperlink r:id="rId24" w:history="1">
+          <w:r>
+            <w:rPr>
+              <w:rStyle w:val="Hyperlink"/>
+            </w:rPr>
+            <w:t>der</w:t>
+          </w:r>
+        </w:hyperlink>
+      </w:r>
+      <w:r>
+        <w:rPr>
+          <w:rFonts w:ascii="Charis SIL Regular" w:hAnsi="Charis SIL Regular" w:eastAsia="Charis SIL Regular"/>
+          <w:b w:val="0"/>
+          <w:i w:val="0"/>
+          <w:color w:val="0000FF"/>
+          <w:sz w:val="24"/>
+          <w:u w:val="single"/>
+        </w:rPr>
+        <w:t xml:space="preserve"> </w:t>
+      </w:r>
+      <w:r>
+        <w:rPr>
+          <w:rFonts w:ascii="Charis SIL Regular" w:hAnsi="Charis SIL Regular" w:eastAsia="Charis SIL Regular"/>
+          <w:b w:val="0"/>
+          <w:i w:val="0"/>
+          <w:color w:val="0000FF"/>
+          <w:sz w:val="24"/>
+          <w:u w:val="single"/>
+        </w:rPr>
+        <w:hyperlink r:id="rId24" w:history="1">
+          <w:r>
+            <w:rPr>
+              <w:rStyle w:val="Hyperlink"/>
+            </w:rPr>
+            <w:t>Oye</w:t>
+          </w:r>
+        </w:hyperlink>
       </w:r>
       <w:r>
         <w:rPr>
@@ -2711,69 +2896,280 @@
           <w:color w:val="000000"/>
           <w:sz w:val="24"/>
         </w:rPr>
-        <w:hyperlink r:id="rId23" w:history="1">
-          <w:r>
-            <w:rPr>
-              <w:rStyle w:val="Hyperlink"/>
-            </w:rPr>
-            <w:t>administ</w:t>
-          </w:r>
-        </w:hyperlink>
-      </w:r>
-      <w:r>
-        <w:rPr>
-          <w:rFonts w:ascii="Charis SIL Regular" w:hAnsi="Charis SIL Regular" w:eastAsia="Charis SIL Regular"/>
-          <w:b w:val="0"/>
-          <w:i w:val="0"/>
-          <w:color w:val="000000"/>
-          <w:sz w:val="24"/>
-        </w:rPr>
-        <w:t xml:space="preserve">rateur der financiën </w:t>
-      </w:r>
-      <w:r>
-        <w:rPr>
-          <w:rFonts w:ascii="Charis SIL Regular" w:hAnsi="Charis SIL Regular" w:eastAsia="Charis SIL Regular"/>
-          <w:b w:val="0"/>
-          <w:i w:val="0"/>
-          <w:color w:val="0000FF"/>
-          <w:sz w:val="24"/>
-          <w:u w:val="single"/>
+        <w:hyperlink r:id="rId24" w:history="1">
+          <w:r>
+            <w:rPr>
+              <w:rStyle w:val="Hyperlink"/>
+            </w:rPr>
+            <w:t>.</w:t>
+          </w:r>
+        </w:hyperlink>
+      </w:r>
+      <w:r>
+        <w:rPr>
+          <w:u w:val="single" w:color="0000ff"/>
+          <w:rFonts w:ascii="Charis SIL Regular" w:hAnsi="Charis SIL Regular" w:eastAsia="Charis SIL Regular"/>
+          <w:b w:val="0"/>
+          <w:i w:val="0"/>
+          <w:color w:val="000000"/>
+          <w:sz w:val="24"/>
+        </w:rPr>
+        <w:hyperlink r:id="rId24" w:history="1">
+          <w:r>
+            <w:rPr>
+              <w:rStyle w:val="Hyperlink"/>
+            </w:rPr>
+            <w:t xml:space="preserve"> De</w:t>
+          </w:r>
+        </w:hyperlink>
+      </w:r>
+      <w:r>
+        <w:rPr>
+          <w:u w:val="single" w:color="0000ff"/>
+          <w:rFonts w:ascii="Charis SIL Regular" w:hAnsi="Charis SIL Regular" w:eastAsia="Charis SIL Regular"/>
+          <w:b w:val="0"/>
+          <w:i w:val="0"/>
+          <w:color w:val="000000"/>
+          <w:sz w:val="24"/>
+        </w:rPr>
+        <w:hyperlink r:id="rId24" w:history="1">
+          <w:r>
+            <w:rPr>
+              <w:rStyle w:val="Hyperlink"/>
+            </w:rPr>
+            <w:t>z</w:t>
+          </w:r>
+        </w:hyperlink>
+      </w:r>
+      <w:r>
+        <w:rPr>
+          <w:u w:val="single" w:color="0000ff"/>
+          <w:rFonts w:ascii="Charis SIL Regular" w:hAnsi="Charis SIL Regular" w:eastAsia="Charis SIL Regular"/>
+          <w:b w:val="0"/>
+          <w:i w:val="0"/>
+          <w:color w:val="000000"/>
+          <w:sz w:val="24"/>
+        </w:rPr>
+        <w:hyperlink r:id="rId24" w:history="1">
+          <w:r>
+            <w:rPr>
+              <w:rStyle w:val="Hyperlink"/>
+            </w:rPr>
+            <w:t xml:space="preserve">e werden </w:t>
+          </w:r>
+        </w:hyperlink>
+      </w:r>
+      <w:r>
+        <w:rPr>
+          <w:rFonts w:ascii="Charis SIL Regular" w:hAnsi="Charis SIL Regular" w:eastAsia="Charis SIL Regular"/>
+          <w:b w:val="0"/>
+          <w:i w:val="0"/>
+          <w:color w:val="000000"/>
+          <w:sz w:val="24"/>
+        </w:rPr>
+        <w:t xml:space="preserve">in </w:t>
+      </w:r>
+      <w:r>
+        <w:rPr>
+          <w:rFonts w:ascii="Charis SIL Regular" w:hAnsi="Charis SIL Regular" w:eastAsia="Charis SIL Regular"/>
+          <w:b w:val="0"/>
+          <w:i w:val="0"/>
+          <w:color w:val="000000"/>
+          <w:sz w:val="24"/>
+        </w:rPr>
+        <w:t>respectievelijk 1883 en 1895</w:t>
+      </w:r>
+      <w:r>
+        <w:rPr>
+          <w:u w:val="single" w:color="0000ff"/>
+          <w:rFonts w:ascii="Charis SIL Regular" w:hAnsi="Charis SIL Regular" w:eastAsia="Charis SIL Regular"/>
+          <w:b w:val="0"/>
+          <w:i w:val="0"/>
+          <w:color w:val="000000"/>
+          <w:sz w:val="24"/>
+        </w:rPr>
+        <w:t xml:space="preserve"> </w:t>
+      </w:r>
+      <w:r>
+        <w:rPr>
+          <w:u w:val="single" w:color="0000ff"/>
+          <w:rFonts w:ascii="Charis SIL Regular" w:hAnsi="Charis SIL Regular" w:eastAsia="Charis SIL Regular"/>
+          <w:b w:val="0"/>
+          <w:i w:val="0"/>
+          <w:color w:val="000000"/>
+          <w:sz w:val="24"/>
         </w:rPr>
         <w:hyperlink r:id="rId25" w:history="1">
           <w:r>
             <w:rPr>
               <w:rStyle w:val="Hyperlink"/>
             </w:rPr>
-            <w:t>Assueer</w:t>
-          </w:r>
-        </w:hyperlink>
-      </w:r>
-      <w:r>
-        <w:rPr>
-          <w:rFonts w:ascii="Charis SIL Regular" w:hAnsi="Charis SIL Regular" w:eastAsia="Charis SIL Regular"/>
-          <w:b w:val="0"/>
-          <w:i w:val="0"/>
-          <w:color w:val="0000FF"/>
-          <w:sz w:val="24"/>
-          <w:u w:val="single"/>
+            <w:t>geschon</w:t>
+          </w:r>
+        </w:hyperlink>
+      </w:r>
+      <w:r>
+        <w:rPr>
+          <w:u w:val="single" w:color="0000ff"/>
+          <w:rFonts w:ascii="Charis SIL Regular" w:hAnsi="Charis SIL Regular" w:eastAsia="Charis SIL Regular"/>
+          <w:b w:val="0"/>
+          <w:i w:val="0"/>
+          <w:color w:val="000000"/>
+          <w:sz w:val="24"/>
+        </w:rPr>
+        <w:hyperlink r:id="rId25" w:history="1">
+          <w:r>
+            <w:rPr>
+              <w:rStyle w:val="Hyperlink"/>
+            </w:rPr>
+            <w:t>ken a</w:t>
+          </w:r>
+        </w:hyperlink>
+      </w:r>
+      <w:r>
+        <w:rPr>
+          <w:u w:val="single" w:color="0000ff"/>
+          <w:rFonts w:ascii="Charis SIL Regular" w:hAnsi="Charis SIL Regular" w:eastAsia="Charis SIL Regular"/>
+          <w:b w:val="0"/>
+          <w:i w:val="0"/>
+          <w:color w:val="000000"/>
+          <w:sz w:val="24"/>
+        </w:rPr>
+        <w:hyperlink r:id="rId25" w:history="1">
+          <w:r>
+            <w:rPr>
+              <w:rStyle w:val="Hyperlink"/>
+            </w:rPr>
+            <w:t>a</w:t>
+          </w:r>
+        </w:hyperlink>
+      </w:r>
+      <w:r>
+        <w:rPr>
+          <w:u w:val="single" w:color="0000ff"/>
+          <w:rFonts w:ascii="Charis SIL Regular" w:hAnsi="Charis SIL Regular" w:eastAsia="Charis SIL Regular"/>
+          <w:b w:val="0"/>
+          <w:i w:val="0"/>
+          <w:color w:val="000000"/>
+          <w:sz w:val="24"/>
+        </w:rPr>
+        <w:hyperlink r:id="rId25" w:history="1">
+          <w:r>
+            <w:rPr>
+              <w:rStyle w:val="Hyperlink"/>
+            </w:rPr>
+            <w:t>n het Rijks Ethnogr</w:t>
+          </w:r>
+        </w:hyperlink>
+      </w:r>
+      <w:r>
+        <w:rPr>
+          <w:u w:val="single" w:color="0000ff"/>
+          <w:rFonts w:ascii="Charis SIL Regular" w:hAnsi="Charis SIL Regular" w:eastAsia="Charis SIL Regular"/>
+          <w:b w:val="0"/>
+          <w:i w:val="0"/>
+          <w:color w:val="000000"/>
+          <w:sz w:val="24"/>
+        </w:rPr>
+        <w:hyperlink r:id="rId25" w:history="1">
+          <w:r>
+            <w:rPr>
+              <w:rStyle w:val="Hyperlink"/>
+            </w:rPr>
+            <w:t>aph</w:t>
+          </w:r>
+        </w:hyperlink>
+      </w:r>
+      <w:r>
+        <w:rPr>
+          <w:u w:val="single" w:color="0000ff"/>
+          <w:rFonts w:ascii="Charis SIL Regular" w:hAnsi="Charis SIL Regular" w:eastAsia="Charis SIL Regular"/>
+          <w:b w:val="0"/>
+          <w:i w:val="0"/>
+          <w:color w:val="000000"/>
+          <w:sz w:val="24"/>
+        </w:rPr>
+        <w:hyperlink r:id="rId25" w:history="1">
+          <w:r>
+            <w:rPr>
+              <w:rStyle w:val="Hyperlink"/>
+            </w:rPr>
+            <w:t>i</w:t>
+          </w:r>
+        </w:hyperlink>
+      </w:r>
+      <w:r>
+        <w:rPr>
+          <w:u w:val="single" w:color="0000ff"/>
+          <w:rFonts w:ascii="Charis SIL Regular" w:hAnsi="Charis SIL Regular" w:eastAsia="Charis SIL Regular"/>
+          <w:b w:val="0"/>
+          <w:i w:val="0"/>
+          <w:color w:val="000000"/>
+          <w:sz w:val="24"/>
+        </w:rPr>
+        <w:hyperlink r:id="rId25" w:history="1">
+          <w:r>
+            <w:rPr>
+              <w:rStyle w:val="Hyperlink"/>
+            </w:rPr>
+            <w:t>sch</w:t>
+          </w:r>
+        </w:hyperlink>
+      </w:r>
+      <w:r>
+        <w:rPr>
+          <w:u w:val="single" w:color="0000ff"/>
+          <w:rFonts w:ascii="Charis SIL Regular" w:hAnsi="Charis SIL Regular" w:eastAsia="Charis SIL Regular"/>
+          <w:b w:val="0"/>
+          <w:i w:val="0"/>
+          <w:color w:val="000000"/>
+          <w:sz w:val="24"/>
         </w:rPr>
         <w:t xml:space="preserve"> </w:t>
       </w:r>
       <w:r>
         <w:rPr>
-          <w:rFonts w:ascii="Charis SIL Regular" w:hAnsi="Charis SIL Regular" w:eastAsia="Charis SIL Regular"/>
-          <w:b w:val="0"/>
-          <w:i w:val="0"/>
-          <w:color w:val="0000FF"/>
-          <w:sz w:val="24"/>
-          <w:u w:val="single"/>
+          <w:u w:val="single" w:color="0000ff"/>
+          <w:rFonts w:ascii="Charis SIL Regular" w:hAnsi="Charis SIL Regular" w:eastAsia="Charis SIL Regular"/>
+          <w:b w:val="0"/>
+          <w:i w:val="0"/>
+          <w:color w:val="000000"/>
+          <w:sz w:val="24"/>
         </w:rPr>
         <w:hyperlink r:id="rId25" w:history="1">
           <w:r>
             <w:rPr>
               <w:rStyle w:val="Hyperlink"/>
             </w:rPr>
-            <w:t>Jacob</w:t>
+            <w:t>Mus</w:t>
+          </w:r>
+        </w:hyperlink>
+      </w:r>
+      <w:r>
+        <w:rPr>
+          <w:rFonts w:ascii="Charis SIL Regular" w:hAnsi="Charis SIL Regular" w:eastAsia="Charis SIL Regular"/>
+          <w:b w:val="0"/>
+          <w:i w:val="0"/>
+          <w:color w:val="000000"/>
+          <w:sz w:val="24"/>
+        </w:rPr>
+        <w:t xml:space="preserve">eum, het huidige </w:t>
+      </w:r>
+      <w:r>
+        <w:rPr>
+          <w:rFonts w:ascii="Charis SIL Regular" w:hAnsi="Charis SIL Regular" w:eastAsia="Charis SIL Regular"/>
+          <w:b w:val="0"/>
+          <w:i w:val="0"/>
+          <w:color w:val="0000FF"/>
+          <w:sz w:val="24"/>
+          <w:u w:val="single"/>
+        </w:rPr>
+        <w:hyperlink r:id="rId26" w:history="1">
+          <w:r>
+            <w:rPr>
+              <w:rStyle w:val="Hyperlink"/>
+            </w:rPr>
+            <w:t>Wereldmuseum</w:t>
           </w:r>
         </w:hyperlink>
       </w:r>
@@ -2797,32 +3193,69 @@
           <w:sz w:val="24"/>
           <w:u w:val="single"/>
         </w:rPr>
-        <w:hyperlink r:id="rId25" w:history="1">
-          <w:r>
-            <w:rPr>
-              <w:rStyle w:val="Hyperlink"/>
-            </w:rPr>
-            <w:t>Schimmelpen</w:t>
-          </w:r>
-        </w:hyperlink>
-      </w:r>
-      <w:r>
-        <w:rPr>
-          <w:rFonts w:ascii="Charis SIL Regular" w:hAnsi="Charis SIL Regular" w:eastAsia="Charis SIL Regular"/>
-          <w:b w:val="0"/>
-          <w:i w:val="0"/>
-          <w:color w:val="0000FF"/>
-          <w:sz w:val="24"/>
-          <w:u w:val="single"/>
-        </w:rPr>
-        <w:hyperlink r:id="rId24" w:history="1">
-          <w:r>
-            <w:rPr>
-              <w:rStyle w:val="Hyperlink"/>
-            </w:rPr>
-            <w:t>ninck</w:t>
-          </w:r>
-        </w:hyperlink>
+        <w:hyperlink r:id="rId26" w:history="1">
+          <w:r>
+            <w:rPr>
+              <w:rStyle w:val="Hyperlink"/>
+            </w:rPr>
+            <w:t>Leiden</w:t>
+          </w:r>
+        </w:hyperlink>
+      </w:r>
+      <w:r>
+        <w:rPr>
+          <w:rFonts w:ascii="Charis SIL Regular" w:hAnsi="Charis SIL Regular" w:eastAsia="Charis SIL Regular"/>
+          <w:b w:val="0"/>
+          <w:i w:val="0"/>
+          <w:color w:val="000000"/>
+          <w:sz w:val="24"/>
+        </w:rPr>
+        <w:t xml:space="preserve">. Ook het </w:t>
+      </w:r>
+      <w:r>
+        <w:rPr>
+          <w:rFonts w:ascii="Charis SIL Regular" w:hAnsi="Charis SIL Regular" w:eastAsia="Charis SIL Regular"/>
+          <w:b w:val="0"/>
+          <w:i w:val="0"/>
+          <w:color w:val="0000FF"/>
+          <w:sz w:val="24"/>
+          <w:u w:val="single"/>
+        </w:rPr>
+        <w:hyperlink r:id="rId27" w:history="1">
+          <w:r>
+            <w:rPr>
+              <w:rStyle w:val="Hyperlink"/>
+            </w:rPr>
+            <w:t>Etnografis</w:t>
+          </w:r>
+        </w:hyperlink>
+      </w:r>
+      <w:r>
+        <w:rPr>
+          <w:rFonts w:ascii="Charis SIL Regular" w:hAnsi="Charis SIL Regular" w:eastAsia="Charis SIL Regular"/>
+          <w:b w:val="0"/>
+          <w:i w:val="0"/>
+          <w:color w:val="0000FF"/>
+          <w:sz w:val="24"/>
+        </w:rPr>
+        <w:hyperlink r:id="rId27" w:history="1">
+          <w:r>
+            <w:rPr>
+              <w:rStyle w:val="Hyperlink"/>
+            </w:rPr>
+            <w:t>c</w:t>
+          </w:r>
+        </w:hyperlink>
+      </w:r>
+      <w:r>
+        <w:rPr>
+          <w:rFonts w:ascii="Charis SIL Regular" w:hAnsi="Charis SIL Regular" w:eastAsia="Charis SIL Regular"/>
+          <w:b w:val="0"/>
+          <w:i w:val="0"/>
+          <w:color w:val="0000FF"/>
+          <w:sz w:val="24"/>
+        </w:rPr>
+        <w:t>h</w:t>
       </w:r>
       <w:r>
         <w:rPr>
@@ -2844,30 +3277,12 @@
           <w:sz w:val="24"/>
           <w:u w:val="single"/>
         </w:rPr>
-        <w:hyperlink r:id="rId24" w:history="1">
-          <w:r>
-            <w:rPr>
-              <w:rStyle w:val="Hyperlink"/>
-            </w:rPr>
-            <w:t>va</w:t>
-          </w:r>
-        </w:hyperlink>
-      </w:r>
-      <w:r>
-        <w:rPr>
-          <w:rFonts w:ascii="Charis SIL Regular" w:hAnsi="Charis SIL Regular" w:eastAsia="Charis SIL Regular"/>
-          <w:b w:val="0"/>
-          <w:i w:val="0"/>
-          <w:color w:val="0000FF"/>
-          <w:sz w:val="24"/>
-          <w:u w:val="single"/>
-        </w:rPr>
-        <w:hyperlink r:id="rId24" w:history="1">
-          <w:r>
-            <w:rPr>
-              <w:rStyle w:val="Hyperlink"/>
-            </w:rPr>
-            <w:t>n</w:t>
+        <w:hyperlink r:id="rId27" w:history="1">
+          <w:r>
+            <w:rPr>
+              <w:rStyle w:val="Hyperlink"/>
+            </w:rPr>
+            <w:t>Museum</w:t>
           </w:r>
         </w:hyperlink>
       </w:r>
@@ -2891,465 +3306,14 @@
           <w:sz w:val="24"/>
           <w:u w:val="single"/>
         </w:rPr>
-        <w:hyperlink r:id="rId24" w:history="1">
-          <w:r>
-            <w:rPr>
-              <w:rStyle w:val="Hyperlink"/>
-            </w:rPr>
-            <w:t>der</w:t>
-          </w:r>
-        </w:hyperlink>
-      </w:r>
-      <w:r>
-        <w:rPr>
-          <w:rFonts w:ascii="Charis SIL Regular" w:hAnsi="Charis SIL Regular" w:eastAsia="Charis SIL Regular"/>
-          <w:b w:val="0"/>
-          <w:i w:val="0"/>
-          <w:color w:val="0000FF"/>
-          <w:sz w:val="24"/>
-          <w:u w:val="single"/>
-        </w:rPr>
-        <w:t xml:space="preserve"> </w:t>
-      </w:r>
-      <w:r>
-        <w:rPr>
-          <w:rFonts w:ascii="Charis SIL Regular" w:hAnsi="Charis SIL Regular" w:eastAsia="Charis SIL Regular"/>
-          <w:b w:val="0"/>
-          <w:i w:val="0"/>
-          <w:color w:val="0000FF"/>
-          <w:sz w:val="24"/>
-          <w:u w:val="single"/>
-        </w:rPr>
-        <w:hyperlink r:id="rId25" w:history="1">
-          <w:r>
-            <w:rPr>
-              <w:rStyle w:val="Hyperlink"/>
-            </w:rPr>
-            <w:t>Oye</w:t>
-          </w:r>
-        </w:hyperlink>
-      </w:r>
-      <w:r>
-        <w:rPr>
-          <w:u w:val="single" w:color="0000ff"/>
-          <w:rFonts w:ascii="Charis SIL Regular" w:hAnsi="Charis SIL Regular" w:eastAsia="Charis SIL Regular"/>
-          <w:b w:val="0"/>
-          <w:i w:val="0"/>
-          <w:color w:val="000000"/>
-          <w:sz w:val="24"/>
-        </w:rPr>
-        <w:hyperlink r:id="rId24" w:history="1">
-          <w:r>
-            <w:rPr>
-              <w:rStyle w:val="Hyperlink"/>
-            </w:rPr>
-            <w:t>.</w:t>
-          </w:r>
-        </w:hyperlink>
-      </w:r>
-      <w:r>
-        <w:rPr>
-          <w:u w:val="single" w:color="0000ff"/>
-          <w:rFonts w:ascii="Charis SIL Regular" w:hAnsi="Charis SIL Regular" w:eastAsia="Charis SIL Regular"/>
-          <w:b w:val="0"/>
-          <w:i w:val="0"/>
-          <w:color w:val="000000"/>
-          <w:sz w:val="24"/>
-        </w:rPr>
-        <w:hyperlink r:id="rId24" w:history="1">
-          <w:r>
-            <w:rPr>
-              <w:rStyle w:val="Hyperlink"/>
-            </w:rPr>
-            <w:t xml:space="preserve"> De</w:t>
-          </w:r>
-        </w:hyperlink>
-      </w:r>
-      <w:r>
-        <w:rPr>
-          <w:u w:val="single" w:color="0000ff"/>
-          <w:rFonts w:ascii="Charis SIL Regular" w:hAnsi="Charis SIL Regular" w:eastAsia="Charis SIL Regular"/>
-          <w:b w:val="0"/>
-          <w:i w:val="0"/>
-          <w:color w:val="000000"/>
-          <w:sz w:val="24"/>
-        </w:rPr>
-        <w:hyperlink r:id="rId24" w:history="1">
-          <w:r>
-            <w:rPr>
-              <w:rStyle w:val="Hyperlink"/>
-            </w:rPr>
-            <w:t>z</w:t>
-          </w:r>
-        </w:hyperlink>
-      </w:r>
-      <w:r>
-        <w:rPr>
-          <w:u w:val="single" w:color="0000ff"/>
-          <w:rFonts w:ascii="Charis SIL Regular" w:hAnsi="Charis SIL Regular" w:eastAsia="Charis SIL Regular"/>
-          <w:b w:val="0"/>
-          <w:i w:val="0"/>
-          <w:color w:val="000000"/>
-          <w:sz w:val="24"/>
-        </w:rPr>
-        <w:hyperlink r:id="rId24" w:history="1">
-          <w:r>
-            <w:rPr>
-              <w:rStyle w:val="Hyperlink"/>
-            </w:rPr>
-            <w:t xml:space="preserve">e werden </w:t>
-          </w:r>
-        </w:hyperlink>
-      </w:r>
-      <w:r>
-        <w:rPr>
-          <w:rFonts w:ascii="Charis SIL Regular" w:hAnsi="Charis SIL Regular" w:eastAsia="Charis SIL Regular"/>
-          <w:b w:val="0"/>
-          <w:i w:val="0"/>
-          <w:color w:val="000000"/>
-          <w:sz w:val="24"/>
-        </w:rPr>
-        <w:t xml:space="preserve">in </w:t>
-      </w:r>
-      <w:r>
-        <w:rPr>
-          <w:rFonts w:ascii="Charis SIL Regular" w:hAnsi="Charis SIL Regular" w:eastAsia="Charis SIL Regular"/>
-          <w:b w:val="0"/>
-          <w:i w:val="0"/>
-          <w:color w:val="000000"/>
-          <w:sz w:val="24"/>
-        </w:rPr>
-        <w:t>respectievelijk 1883 en 1895</w:t>
-      </w:r>
-      <w:r>
-        <w:rPr>
-          <w:u w:val="single" w:color="0000ff"/>
-          <w:rFonts w:ascii="Charis SIL Regular" w:hAnsi="Charis SIL Regular" w:eastAsia="Charis SIL Regular"/>
-          <w:b w:val="0"/>
-          <w:i w:val="0"/>
-          <w:color w:val="000000"/>
-          <w:sz w:val="24"/>
-        </w:rPr>
-        <w:t xml:space="preserve"> </w:t>
-      </w:r>
-      <w:r>
-        <w:rPr>
-          <w:u w:val="single" w:color="0000ff"/>
-          <w:rFonts w:ascii="Charis SIL Regular" w:hAnsi="Charis SIL Regular" w:eastAsia="Charis SIL Regular"/>
-          <w:b w:val="0"/>
-          <w:i w:val="0"/>
-          <w:color w:val="000000"/>
-          <w:sz w:val="24"/>
-        </w:rPr>
-        <w:hyperlink r:id="rId25" w:history="1">
-          <w:r>
-            <w:rPr>
-              <w:rStyle w:val="Hyperlink"/>
-            </w:rPr>
-            <w:t>geschon</w:t>
-          </w:r>
-        </w:hyperlink>
-      </w:r>
-      <w:r>
-        <w:rPr>
-          <w:u w:val="single" w:color="0000ff"/>
-          <w:rFonts w:ascii="Charis SIL Regular" w:hAnsi="Charis SIL Regular" w:eastAsia="Charis SIL Regular"/>
-          <w:b w:val="0"/>
-          <w:i w:val="0"/>
-          <w:color w:val="000000"/>
-          <w:sz w:val="24"/>
-        </w:rPr>
-        <w:hyperlink r:id="rId25" w:history="1">
-          <w:r>
-            <w:rPr>
-              <w:rStyle w:val="Hyperlink"/>
-            </w:rPr>
-            <w:t>ken a</w:t>
-          </w:r>
-        </w:hyperlink>
-      </w:r>
-      <w:r>
-        <w:rPr>
-          <w:u w:val="single" w:color="0000ff"/>
-          <w:rFonts w:ascii="Charis SIL Regular" w:hAnsi="Charis SIL Regular" w:eastAsia="Charis SIL Regular"/>
-          <w:b w:val="0"/>
-          <w:i w:val="0"/>
-          <w:color w:val="000000"/>
-          <w:sz w:val="24"/>
-        </w:rPr>
-        <w:hyperlink r:id="rId25" w:history="1">
-          <w:r>
-            <w:rPr>
-              <w:rStyle w:val="Hyperlink"/>
-            </w:rPr>
-            <w:t>a</w:t>
-          </w:r>
-        </w:hyperlink>
-      </w:r>
-      <w:r>
-        <w:rPr>
-          <w:u w:val="single" w:color="0000ff"/>
-          <w:rFonts w:ascii="Charis SIL Regular" w:hAnsi="Charis SIL Regular" w:eastAsia="Charis SIL Regular"/>
-          <w:b w:val="0"/>
-          <w:i w:val="0"/>
-          <w:color w:val="000000"/>
-          <w:sz w:val="24"/>
-        </w:rPr>
-        <w:hyperlink r:id="rId25" w:history="1">
-          <w:r>
-            <w:rPr>
-              <w:rStyle w:val="Hyperlink"/>
-            </w:rPr>
-            <w:t>n het Rijks Ethnogr</w:t>
-          </w:r>
-        </w:hyperlink>
-      </w:r>
-      <w:r>
-        <w:rPr>
-          <w:u w:val="single" w:color="0000ff"/>
-          <w:rFonts w:ascii="Charis SIL Regular" w:hAnsi="Charis SIL Regular" w:eastAsia="Charis SIL Regular"/>
-          <w:b w:val="0"/>
-          <w:i w:val="0"/>
-          <w:color w:val="000000"/>
-          <w:sz w:val="24"/>
-        </w:rPr>
-        <w:hyperlink r:id="rId25" w:history="1">
-          <w:r>
-            <w:rPr>
-              <w:rStyle w:val="Hyperlink"/>
-            </w:rPr>
-            <w:t>aph</w:t>
-          </w:r>
-        </w:hyperlink>
-      </w:r>
-      <w:r>
-        <w:rPr>
-          <w:u w:val="single" w:color="0000ff"/>
-          <w:rFonts w:ascii="Charis SIL Regular" w:hAnsi="Charis SIL Regular" w:eastAsia="Charis SIL Regular"/>
-          <w:b w:val="0"/>
-          <w:i w:val="0"/>
-          <w:color w:val="000000"/>
-          <w:sz w:val="24"/>
-        </w:rPr>
-        <w:hyperlink r:id="rId25" w:history="1">
-          <w:r>
-            <w:rPr>
-              <w:rStyle w:val="Hyperlink"/>
-            </w:rPr>
-            <w:t>i</w:t>
-          </w:r>
-        </w:hyperlink>
-      </w:r>
-      <w:r>
-        <w:rPr>
-          <w:u w:val="single" w:color="0000ff"/>
-          <w:rFonts w:ascii="Charis SIL Regular" w:hAnsi="Charis SIL Regular" w:eastAsia="Charis SIL Regular"/>
-          <w:b w:val="0"/>
-          <w:i w:val="0"/>
-          <w:color w:val="000000"/>
-          <w:sz w:val="24"/>
-        </w:rPr>
-        <w:hyperlink r:id="rId25" w:history="1">
-          <w:r>
-            <w:rPr>
-              <w:rStyle w:val="Hyperlink"/>
-            </w:rPr>
-            <w:t>sch</w:t>
-          </w:r>
-        </w:hyperlink>
-      </w:r>
-      <w:r>
-        <w:rPr>
-          <w:u w:val="single" w:color="0000ff"/>
-          <w:rFonts w:ascii="Charis SIL Regular" w:hAnsi="Charis SIL Regular" w:eastAsia="Charis SIL Regular"/>
-          <w:b w:val="0"/>
-          <w:i w:val="0"/>
-          <w:color w:val="000000"/>
-          <w:sz w:val="24"/>
-        </w:rPr>
-        <w:t xml:space="preserve"> </w:t>
-      </w:r>
-      <w:r>
-        <w:rPr>
-          <w:u w:val="single" w:color="0000ff"/>
-          <w:rFonts w:ascii="Charis SIL Regular" w:hAnsi="Charis SIL Regular" w:eastAsia="Charis SIL Regular"/>
-          <w:b w:val="0"/>
-          <w:i w:val="0"/>
-          <w:color w:val="000000"/>
-          <w:sz w:val="24"/>
-        </w:rPr>
-        <w:hyperlink r:id="rId25" w:history="1">
-          <w:r>
-            <w:rPr>
-              <w:rStyle w:val="Hyperlink"/>
-            </w:rPr>
-            <w:t>Mus</w:t>
-          </w:r>
-        </w:hyperlink>
-      </w:r>
-      <w:r>
-        <w:rPr>
-          <w:rFonts w:ascii="Charis SIL Regular" w:hAnsi="Charis SIL Regular" w:eastAsia="Charis SIL Regular"/>
-          <w:b w:val="0"/>
-          <w:i w:val="0"/>
-          <w:color w:val="000000"/>
-          <w:sz w:val="24"/>
-        </w:rPr>
-        <w:t xml:space="preserve">eum, het huidige </w:t>
-      </w:r>
-      <w:r>
-        <w:rPr>
-          <w:rFonts w:ascii="Charis SIL Regular" w:hAnsi="Charis SIL Regular" w:eastAsia="Charis SIL Regular"/>
-          <w:b w:val="0"/>
-          <w:i w:val="0"/>
-          <w:color w:val="0000FF"/>
-          <w:sz w:val="24"/>
-          <w:u w:val="single"/>
-        </w:rPr>
-        <w:hyperlink r:id="rId26" w:history="1">
-          <w:r>
-            <w:rPr>
-              <w:rStyle w:val="Hyperlink"/>
-            </w:rPr>
-            <w:t>Wereldmuseum</w:t>
-          </w:r>
-        </w:hyperlink>
-      </w:r>
-      <w:r>
-        <w:rPr>
-          <w:rFonts w:ascii="Charis SIL Regular" w:hAnsi="Charis SIL Regular" w:eastAsia="Charis SIL Regular"/>
-          <w:b w:val="0"/>
-          <w:i w:val="0"/>
-          <w:color w:val="0000FF"/>
-          <w:sz w:val="24"/>
-          <w:u w:val="single"/>
-        </w:rPr>
-        <w:t xml:space="preserve"> </w:t>
-      </w:r>
-      <w:r>
-        <w:rPr>
-          <w:rFonts w:ascii="Charis SIL Regular" w:hAnsi="Charis SIL Regular" w:eastAsia="Charis SIL Regular"/>
-          <w:b w:val="0"/>
-          <w:i w:val="0"/>
-          <w:color w:val="0000FF"/>
-          <w:sz w:val="24"/>
-          <w:u w:val="single"/>
-        </w:rPr>
-        <w:hyperlink r:id="rId26" w:history="1">
-          <w:r>
-            <w:rPr>
-              <w:rStyle w:val="Hyperlink"/>
-            </w:rPr>
-            <w:t>Leiden</w:t>
-          </w:r>
-        </w:hyperlink>
-      </w:r>
-      <w:r>
-        <w:rPr>
-          <w:rFonts w:ascii="Charis SIL Regular" w:hAnsi="Charis SIL Regular" w:eastAsia="Charis SIL Regular"/>
-          <w:b w:val="0"/>
-          <w:i w:val="0"/>
-          <w:color w:val="000000"/>
-          <w:sz w:val="24"/>
-        </w:rPr>
-        <w:t xml:space="preserve">. Ook het </w:t>
-      </w:r>
-      <w:r>
-        <w:rPr>
-          <w:rFonts w:ascii="Charis SIL Regular" w:hAnsi="Charis SIL Regular" w:eastAsia="Charis SIL Regular"/>
-          <w:b w:val="0"/>
-          <w:i w:val="0"/>
-          <w:color w:val="0000FF"/>
-          <w:sz w:val="24"/>
-          <w:u w:val="single"/>
-        </w:rPr>
         <w:hyperlink r:id="rId27" w:history="1">
           <w:r>
             <w:rPr>
               <w:rStyle w:val="Hyperlink"/>
             </w:rPr>
-            <w:t>Etnografisc</w:t>
-          </w:r>
-        </w:hyperlink>
-      </w:r>
-      <w:r>
-        <w:rPr>
-          <w:rFonts w:ascii="Charis SIL Regular" w:hAnsi="Charis SIL Regular" w:eastAsia="Charis SIL Regular"/>
-          <w:b w:val="0"/>
-          <w:i w:val="0"/>
-          <w:color w:val="0000FF"/>
-          <w:sz w:val="24"/>
-          <w:u w:val="single"/>
-        </w:rPr>
-        <w:t>h</w:t>
-      </w:r>
-      <w:r>
-        <w:rPr>
-          <w:rFonts w:ascii="Charis SIL Regular" w:hAnsi="Charis SIL Regular" w:eastAsia="Charis SIL Regular"/>
-          <w:b w:val="0"/>
-          <w:i w:val="0"/>
-          <w:color w:val="0000FF"/>
-          <w:sz w:val="24"/>
-          <w:u w:val="single"/>
-        </w:rPr>
-        <w:t xml:space="preserve"> </w:t>
-      </w:r>
-      <w:r>
-        <w:rPr>
-          <w:rFonts w:ascii="Charis SIL Regular" w:hAnsi="Charis SIL Regular" w:eastAsia="Charis SIL Regular"/>
-          <w:b w:val="0"/>
-          <w:i w:val="0"/>
-          <w:color w:val="0000FF"/>
-          <w:sz w:val="24"/>
-          <w:u w:val="single"/>
-        </w:rPr>
-        <w:hyperlink r:id="rId27" w:history="1">
-          <w:r>
-            <w:rPr>
-              <w:rStyle w:val="Hyperlink"/>
-            </w:rPr>
-            <w:t>Museum</w:t>
-          </w:r>
-        </w:hyperlink>
-      </w:r>
-      <w:r>
-        <w:rPr>
-          <w:rFonts w:ascii="Charis SIL Regular" w:hAnsi="Charis SIL Regular" w:eastAsia="Charis SIL Regular"/>
-          <w:b w:val="0"/>
-          <w:i w:val="0"/>
-          <w:color w:val="0000FF"/>
-          <w:sz w:val="24"/>
-          <w:u w:val="single"/>
-        </w:rPr>
-        <w:t xml:space="preserve"> </w:t>
-      </w:r>
-      <w:r>
-        <w:rPr>
-          <w:rFonts w:ascii="Charis SIL Regular" w:hAnsi="Charis SIL Regular" w:eastAsia="Charis SIL Regular"/>
-          <w:b w:val="0"/>
-          <w:i w:val="0"/>
-          <w:color w:val="0000FF"/>
-          <w:sz w:val="24"/>
-          <w:u w:val="single"/>
-        </w:rPr>
-        <w:hyperlink r:id="rId27" w:history="1">
-          <w:r>
-            <w:rPr>
-              <w:rStyle w:val="Hyperlink"/>
-            </w:rPr>
-            <w:t>Arti</w:t>
-          </w:r>
-        </w:hyperlink>
-      </w:r>
-      <w:r>
-        <w:rPr>
-          <w:rFonts w:ascii="Charis SIL Regular" w:hAnsi="Charis SIL Regular" w:eastAsia="Charis SIL Regular"/>
-          <w:b w:val="0"/>
-          <w:i w:val="0"/>
-          <w:color w:val="0000FF"/>
-          <w:sz w:val="24"/>
-        </w:rPr>
-        <w:t>s</w:t>
+            <w:t>Artis</w:t>
+          </w:r>
+        </w:hyperlink>
       </w:r>
       <w:r>
         <w:rPr>
@@ -4375,18 +4339,7 @@
           <w:color w:val="000000"/>
           <w:sz w:val="24"/>
         </w:rPr>
-        <w:t>Ethnographisch Museum de verzamelin</w:t>
-      </w:r>
-      <w:r>
-        <w:rPr>
-          <w:u w:val="single" w:color="0000ff"/>
-          <w:rFonts w:ascii="Charis SIL Regular" w:hAnsi="Charis SIL Regular" w:eastAsia="Charis SIL Regular"/>
-          <w:b w:val="0"/>
-          <w:i w:val="0"/>
-          <w:color w:val="000000"/>
-          <w:sz w:val="24"/>
-        </w:rPr>
-        <w:t xml:space="preserve">g </w:t>
+        <w:t xml:space="preserve">Ethnographisch Museum de verzameling </w:t>
       </w:r>
       <w:r>
         <w:rPr>
@@ -5191,7 +5144,35 @@
           <w:color w:val="000000"/>
           <w:sz w:val="24"/>
         </w:rPr>
-        <w:t xml:space="preserve"> tijdens zijn stationering in Albina tussen 1893 en 1896 voorwerpen </w:t>
+        <w:t xml:space="preserve"> tijdens zijn stationering in Albina tussen 1893 en 1896 voo</w:t>
+      </w:r>
+      <w:r>
+        <w:rPr>
+          <w:u w:val="single" w:color="0000ff"/>
+          <w:rFonts w:ascii="Charis SIL Regular" w:hAnsi="Charis SIL Regular" w:eastAsia="Charis SIL Regular"/>
+          <w:b w:val="0"/>
+          <w:i w:val="0"/>
+          <w:color w:val="000000"/>
+          <w:sz w:val="24"/>
+        </w:rPr>
+        <w:hyperlink r:id="rId41" w:history="1">
+          <w:r>
+            <w:rPr>
+              <w:rStyle w:val="Hyperlink"/>
+            </w:rPr>
+            <w:t>rwerp</w:t>
+          </w:r>
+        </w:hyperlink>
+      </w:r>
+      <w:r>
+        <w:rPr>
+          <w:rFonts w:ascii="Charis SIL Regular" w:hAnsi="Charis SIL Regular" w:eastAsia="Charis SIL Regular"/>
+          <w:b w:val="0"/>
+          <w:i w:val="0"/>
+          <w:color w:val="000000"/>
+          <w:sz w:val="24"/>
+        </w:rPr>
+        <w:t xml:space="preserve">en </w:t>
       </w:r>
       <w:r>
         <w:rPr>
@@ -5784,7 +5765,6 @@
           <w:i w:val="0"/>
           <w:color w:val="0000FF"/>
           <w:sz w:val="24"/>
-          <w:u w:val="single"/>
         </w:rPr>
         <w:hyperlink r:id="rId47" w:history="1">
           <w:r>
@@ -6450,7 +6430,6 @@
       </w:r>
       <w:r>
         <w:rPr>
-          <w:u w:val="single" w:color="0000ff"/>
           <w:rFonts w:ascii="Charis SIL Regular" w:hAnsi="Charis SIL Regular" w:eastAsia="Charis SIL Regular"/>
           <w:b w:val="0"/>
           <w:i w:val="0"/>
@@ -7825,6 +7804,7 @@
           <w:i w:val="0"/>
           <w:color w:val="0000FF"/>
           <w:sz w:val="24"/>
+          <w:u w:val="single"/>
         </w:rPr>
         <w:hyperlink r:id="rId62" w:history="1">
           <w:r>
@@ -8021,12 +8001,24 @@
             <w:rPr>
               <w:rStyle w:val="Hyperlink"/>
             </w:rPr>
-            <w:t>ichard f</w:t>
-          </w:r>
-        </w:hyperlink>
-      </w:r>
-      <w:r>
-        <w:rPr>
+            <w:t>ichard fi</w:t>
+          </w:r>
+        </w:hyperlink>
+      </w:r>
+      <w:r>
+        <w:rPr>
+          <w:u w:val="single" w:color="0000ff"/>
+          <w:rFonts w:ascii="Charis SIL Regular" w:hAnsi="Charis SIL Regular" w:eastAsia="Charis SIL Regular"/>
+          <w:b w:val="0"/>
+          <w:i w:val="0"/>
+          <w:color w:val="000000"/>
+          <w:sz w:val="24"/>
+        </w:rPr>
+        <w:t>n</w:t>
+      </w:r>
+      <w:r>
+        <w:rPr>
+          <w:u w:val="single" w:color="0000ff"/>
           <w:rFonts w:ascii="Charis SIL Regular" w:hAnsi="Charis SIL Regular" w:eastAsia="Charis SIL Regular"/>
           <w:b w:val="0"/>
           <w:i w:val="0"/>
@@ -8038,19 +8030,9 @@
             <w:rPr>
               <w:rStyle w:val="Hyperlink"/>
             </w:rPr>
-            <w:t>i</w:t>
-          </w:r>
-        </w:hyperlink>
-      </w:r>
-      <w:r>
-        <w:rPr>
-          <w:rFonts w:ascii="Charis SIL Regular" w:hAnsi="Charis SIL Regular" w:eastAsia="Charis SIL Regular"/>
-          <w:b w:val="0"/>
-          <w:i w:val="0"/>
-          <w:color w:val="000000"/>
-          <w:sz w:val="24"/>
-        </w:rPr>
-        <w:t>n</w:t>
+            <w:t>ancierde</w:t>
+          </w:r>
+        </w:hyperlink>
       </w:r>
       <w:r>
         <w:rPr>
@@ -8066,7 +8048,7 @@
             <w:rPr>
               <w:rStyle w:val="Hyperlink"/>
             </w:rPr>
-            <w:t>ancierde</w:t>
+            <w:t>n</w:t>
           </w:r>
         </w:hyperlink>
       </w:r>
@@ -8079,32 +8061,17 @@
           <w:color w:val="000000"/>
           <w:sz w:val="24"/>
         </w:rPr>
-        <w:hyperlink r:id="rId62" w:history="1">
-          <w:r>
-            <w:rPr>
-              <w:rStyle w:val="Hyperlink"/>
-            </w:rPr>
-            <w:t>n</w:t>
-          </w:r>
-        </w:hyperlink>
-      </w:r>
-      <w:r>
-        <w:rPr>
-          <w:u w:val="single" w:color="0000ff"/>
-          <w:rFonts w:ascii="Charis SIL Regular" w:hAnsi="Charis SIL Regular" w:eastAsia="Charis SIL Regular"/>
-          <w:b w:val="0"/>
-          <w:i w:val="0"/>
-          <w:color w:val="000000"/>
-          <w:sz w:val="24"/>
-        </w:rPr>
-        <w:hyperlink r:id="rId62" w:history="1">
-          <w:r>
-            <w:rPr>
-              <w:rStyle w:val="Hyperlink"/>
-            </w:rPr>
-            <w:t xml:space="preserve"> i</w:t>
-          </w:r>
-        </w:hyperlink>
+        <w:t xml:space="preserve"> </w:t>
+      </w:r>
+      <w:r>
+        <w:rPr>
+          <w:rFonts w:ascii="Charis SIL Regular" w:hAnsi="Charis SIL Regular" w:eastAsia="Charis SIL Regular"/>
+          <w:b w:val="0"/>
+          <w:i w:val="0"/>
+          <w:color w:val="000000"/>
+          <w:sz w:val="24"/>
+        </w:rPr>
+        <w:t>i</w:t>
       </w:r>
       <w:r>
         <w:rPr>
@@ -12320,19 +12287,27 @@
           <w:i w:val="0"/>
           <w:color w:val="0000FF"/>
           <w:sz w:val="24"/>
-        </w:rPr>
-        <w:t>G</w:t>
-      </w:r>
-      <w:r>
-        <w:rPr>
-          <w:rFonts w:ascii="Charis SIL Regular" w:hAnsi="Charis SIL Regular" w:eastAsia="Charis SIL Regular"/>
-          <w:b w:val="0"/>
-          <w:i w:val="0"/>
-          <w:color w:val="0000FF"/>
-          <w:sz w:val="24"/>
-          <w:u w:val="single"/>
-        </w:rPr>
-        <w:hyperlink r:id="rId87" w:history="1">
+          <w:u w:val="single"/>
+        </w:rPr>
+        <w:hyperlink r:id="rId88" w:history="1">
+          <w:r>
+            <w:rPr>
+              <w:rStyle w:val="Hyperlink"/>
+            </w:rPr>
+            <w:t>G</w:t>
+          </w:r>
+        </w:hyperlink>
+      </w:r>
+      <w:r>
+        <w:rPr>
+          <w:rFonts w:ascii="Charis SIL Regular" w:hAnsi="Charis SIL Regular" w:eastAsia="Charis SIL Regular"/>
+          <w:b w:val="0"/>
+          <w:i w:val="0"/>
+          <w:color w:val="0000FF"/>
+          <w:sz w:val="24"/>
+          <w:u w:val="single"/>
+        </w:rPr>
+        <w:hyperlink r:id="rId88" w:history="1">
           <w:r>
             <w:rPr>
               <w:rStyle w:val="Hyperlink"/>
@@ -12361,7 +12336,7 @@
           <w:sz w:val="24"/>
           <w:u w:val="single"/>
         </w:rPr>
-        <w:hyperlink r:id="rId87" w:history="1">
+        <w:hyperlink r:id="rId88" w:history="1">
           <w:r>
             <w:rPr>
               <w:rStyle w:val="Hyperlink"/>
@@ -12958,13 +12933,49 @@
       </w:r>
       <w:r>
         <w:rPr>
-          <w:rFonts w:ascii="Charis SIL Regular" w:hAnsi="Charis SIL Regular" w:eastAsia="Charis SIL Regular"/>
-          <w:b w:val="0"/>
-          <w:i w:val="0"/>
-          <w:color w:val="000000"/>
-          <w:sz w:val="24"/>
-        </w:rPr>
-        <w:t>assortment of this ware was co</w:t>
+          <w:u w:val="single" w:color="0000ff"/>
+          <w:rFonts w:ascii="Charis SIL Regular" w:hAnsi="Charis SIL Regular" w:eastAsia="Charis SIL Regular"/>
+          <w:b w:val="0"/>
+          <w:i w:val="0"/>
+          <w:color w:val="000000"/>
+          <w:sz w:val="24"/>
+        </w:rPr>
+        <w:hyperlink r:id="rId89" w:history="1">
+          <w:r>
+            <w:rPr>
+              <w:rStyle w:val="Hyperlink"/>
+            </w:rPr>
+            <w:t>assortment of th</w:t>
+          </w:r>
+        </w:hyperlink>
+      </w:r>
+      <w:r>
+        <w:rPr>
+          <w:rFonts w:ascii="Charis SIL Regular" w:hAnsi="Charis SIL Regular" w:eastAsia="Charis SIL Regular"/>
+          <w:b w:val="0"/>
+          <w:i w:val="0"/>
+          <w:color w:val="000000"/>
+          <w:sz w:val="24"/>
+        </w:rPr>
+        <w:t xml:space="preserve">is ware </w:t>
+      </w:r>
+      <w:r>
+        <w:rPr>
+          <w:u w:val="single" w:color="0000ff"/>
+          <w:rFonts w:ascii="Charis SIL Regular" w:hAnsi="Charis SIL Regular" w:eastAsia="Charis SIL Regular"/>
+          <w:b w:val="0"/>
+          <w:i w:val="0"/>
+          <w:color w:val="000000"/>
+          <w:sz w:val="24"/>
+        </w:rPr>
+        <w:hyperlink r:id="rId90" w:history="1">
+          <w:r>
+            <w:rPr>
+              <w:rStyle w:val="Hyperlink"/>
+            </w:rPr>
+            <w:t>was co</w:t>
+          </w:r>
+        </w:hyperlink>
       </w:r>
       <w:r>
         <w:rPr>
@@ -14508,19 +14519,19 @@
         <w:autoSpaceDN w:val="0"/>
         <w:autoSpaceDE w:val="0"/>
         <w:widowControl/>
-        <w:spacing w:line="540" w:lineRule="exact" w:before="192" w:after="0"/>
+        <w:spacing w:line="354" w:lineRule="exact" w:before="228" w:after="0"/>
         <w:ind w:left="0" w:right="0" w:firstLine="0"/>
         <w:jc w:val="left"/>
       </w:pPr>
       <w:r>
         <w:rPr>
-          <w:rFonts w:ascii="Charis SIL Bold" w:hAnsi="Charis SIL Bold" w:eastAsia="Charis SIL Bold"/>
-          <w:b/>
-          <w:i w:val="0"/>
-          <w:color w:val="000000"/>
-          <w:sz w:val="36"/>
-        </w:rPr>
-        <w:t>Secondary sources</w:t>
+          <w:rFonts w:ascii="Charis SIL Regular" w:hAnsi="Charis SIL Regular" w:eastAsia="Charis SIL Regular"/>
+          <w:b w:val="0"/>
+          <w:i w:val="0"/>
+          <w:color w:val="000000"/>
+          <w:sz w:val="24"/>
+        </w:rPr>
+        <w:t>Archiefstukken:</w:t>
       </w:r>
     </w:p>
     <w:p>
@@ -14528,7 +14539,150 @@
         <w:autoSpaceDN w:val="0"/>
         <w:autoSpaceDE w:val="0"/>
         <w:widowControl/>
-        <w:spacing w:line="352" w:lineRule="exact" w:before="228" w:after="0"/>
+        <w:spacing w:line="288" w:lineRule="exact" w:before="240" w:after="0"/>
+        <w:ind w:left="800" w:right="720" w:firstLine="0"/>
+        <w:jc w:val="left"/>
+      </w:pPr>
+      <w:r>
+        <w:rPr>
+          <w:rFonts w:ascii="Charis SIL Italic" w:hAnsi="Charis SIL Italic" w:eastAsia="Charis SIL Italic"/>
+          <w:b w:val="0"/>
+          <w:i/>
+          <w:color w:val="000000"/>
+          <w:sz w:val="24"/>
+        </w:rPr>
+        <w:t xml:space="preserve">Noord-Hollands Archief 476 Rijksmuseum en rechtsvoorgangers - toegang 5 Archief </w:t>
+      </w:r>
+      <w:r>
+        <w:rPr>
+          <w:rFonts w:ascii="Charis SIL Italic" w:hAnsi="Charis SIL Italic" w:eastAsia="Charis SIL Italic"/>
+          <w:b w:val="0"/>
+          <w:i/>
+          <w:color w:val="000000"/>
+          <w:sz w:val="24"/>
+        </w:rPr>
+        <w:t xml:space="preserve">van het Koninklijk Kabinet van Zeldzaamheden, (17e eeuw) 1815-1883, </w:t>
+      </w:r>
+      <w:r>
+        <w:br/>
+      </w:r>
+      <w:r>
+        <w:rPr>
+          <w:rFonts w:ascii="Charis SIL Italic" w:hAnsi="Charis SIL Italic" w:eastAsia="Charis SIL Italic"/>
+          <w:b w:val="0"/>
+          <w:i/>
+          <w:color w:val="000000"/>
+          <w:sz w:val="24"/>
+        </w:rPr>
+        <w:t>inventarisnummer 854, 122/123</w:t>
+      </w:r>
+      <w:r>
+        <w:rPr>
+          <w:rFonts w:ascii="Charis SIL Italic" w:hAnsi="Charis SIL Italic" w:eastAsia="Charis SIL Italic"/>
+          <w:b w:val="0"/>
+          <w:i/>
+          <w:color w:val="000000"/>
+          <w:sz w:val="24"/>
+        </w:rPr>
+        <w:t xml:space="preserve">Stukken in het archief van het Koninklijk Kabinet </w:t>
+      </w:r>
+      <w:r>
+        <w:rPr>
+          <w:rFonts w:ascii="Charis SIL Italic" w:hAnsi="Charis SIL Italic" w:eastAsia="Charis SIL Italic"/>
+          <w:b w:val="0"/>
+          <w:i/>
+          <w:color w:val="000000"/>
+          <w:sz w:val="24"/>
+        </w:rPr>
+        <w:t>van Zeldzaamheden over de zending van Kühn uit 1824.</w:t>
+      </w:r>
+    </w:p>
+    <w:p>
+      <w:pPr>
+        <w:sectPr>
+          <w:pgSz w:w="11900" w:h="16840"/>
+          <w:pgMar w:top="324" w:right="1038" w:bottom="410" w:left="960" w:header="720" w:footer="720" w:gutter="0"/>
+          <w:cols/>
+          <w:docGrid w:linePitch="360"/>
+        </w:sectPr>
+      </w:pPr>
+    </w:p>
+    <w:p>
+      <w:pPr>
+        <w:autoSpaceDN w:val="0"/>
+        <w:autoSpaceDE w:val="0"/>
+        <w:widowControl/>
+        <w:spacing w:line="220" w:lineRule="exact" w:before="0" w:after="104"/>
+        <w:ind w:left="0" w:right="0"/>
+      </w:pPr>
+    </w:p>
+    <w:p>
+      <w:pPr>
+        <w:autoSpaceDN w:val="0"/>
+        <w:autoSpaceDE w:val="0"/>
+        <w:widowControl/>
+        <w:spacing w:line="352" w:lineRule="exact" w:before="0" w:after="0"/>
+        <w:ind w:left="800" w:right="0" w:firstLine="0"/>
+        <w:jc w:val="left"/>
+      </w:pPr>
+      <w:r>
+        <w:rPr>
+          <w:rFonts w:ascii="Charis SIL Regular" w:hAnsi="Charis SIL Regular" w:eastAsia="Charis SIL Regular"/>
+          <w:b w:val="0"/>
+          <w:i w:val="0"/>
+          <w:color w:val="0000FF"/>
+          <w:sz w:val="24"/>
+        </w:rPr>
+        <w:hyperlink r:id="rId99" w:history="1">
+          <w:r>
+            <w:rPr>
+              <w:rStyle w:val="Hyperlink"/>
+            </w:rPr>
+            <w:t>https://</w:t>
+          </w:r>
+        </w:hyperlink>
+      </w:r>
+      <w:r>
+        <w:rPr>
+          <w:rFonts w:ascii="Charis SIL Regular" w:hAnsi="Charis SIL Regular" w:eastAsia="Charis SIL Regular"/>
+          <w:b w:val="0"/>
+          <w:i w:val="0"/>
+          <w:color w:val="0000FF"/>
+          <w:sz w:val="24"/>
+        </w:rPr>
+        <w:hyperlink r:id="rId99" w:history="1">
+          <w:r>
+            <w:rPr>
+              <w:rStyle w:val="Hyperlink"/>
+            </w:rPr>
+            <w:t>hdl.handle.net/21.12102/</w:t>
+          </w:r>
+        </w:hyperlink>
+      </w:r>
+      <w:r>
+        <w:rPr>
+          <w:rFonts w:ascii="Charis SIL Regular" w:hAnsi="Charis SIL Regular" w:eastAsia="Charis SIL Regular"/>
+          <w:b w:val="0"/>
+          <w:i w:val="0"/>
+          <w:color w:val="0000FF"/>
+          <w:sz w:val="24"/>
+        </w:rPr>
+        <w:hyperlink r:id="rId99" w:history="1">
+          <w:r>
+            <w:rPr>
+              <w:rStyle w:val="Hyperlink"/>
+            </w:rPr>
+            <w:t>C334F15F47A042DBB02101D8E375A1C8</w:t>
+          </w:r>
+        </w:hyperlink>
+      </w:r>
+    </w:p>
+    <w:p>
+      <w:pPr>
+        <w:autoSpaceDN w:val="0"/>
+        <w:autoSpaceDE w:val="0"/>
+        <w:widowControl/>
+        <w:spacing w:line="352" w:lineRule="exact" w:before="176" w:after="0"/>
         <w:ind w:left="0" w:right="0" w:firstLine="0"/>
         <w:jc w:val="left"/>
       </w:pPr>
@@ -14540,7 +14694,70 @@
           <w:color w:val="000000"/>
           <w:sz w:val="24"/>
         </w:rPr>
-        <w:t>Publicatie:</w:t>
+        <w:t>Archiefstukken:</w:t>
+      </w:r>
+    </w:p>
+    <w:p>
+      <w:pPr>
+        <w:autoSpaceDN w:val="0"/>
+        <w:autoSpaceDE w:val="0"/>
+        <w:widowControl/>
+        <w:spacing w:line="288" w:lineRule="exact" w:before="240" w:after="0"/>
+        <w:ind w:left="800" w:right="288" w:firstLine="0"/>
+        <w:jc w:val="left"/>
+      </w:pPr>
+      <w:r>
+        <w:rPr>
+          <w:rFonts w:ascii="Charis SIL Italic" w:hAnsi="Charis SIL Italic" w:eastAsia="Charis SIL Italic"/>
+          <w:b w:val="0"/>
+          <w:i/>
+          <w:color w:val="000000"/>
+          <w:sz w:val="24"/>
+        </w:rPr>
+        <w:t xml:space="preserve">Noord-Hollands Archief 476 Rijksmuseum en rechtsvoorgangers - toegang 5 Archief </w:t>
+      </w:r>
+      <w:r>
+        <w:rPr>
+          <w:rFonts w:ascii="Charis SIL Italic" w:hAnsi="Charis SIL Italic" w:eastAsia="Charis SIL Italic"/>
+          <w:b w:val="0"/>
+          <w:i/>
+          <w:color w:val="000000"/>
+          <w:sz w:val="24"/>
+        </w:rPr>
+        <w:t xml:space="preserve">van het Koninklijk Kabinet van Zeldzaamheden, (17e eeuw) 1815-1883, </w:t>
+      </w:r>
+      <w:r>
+        <w:br/>
+      </w:r>
+      <w:r>
+        <w:rPr>
+          <w:rFonts w:ascii="Charis SIL Italic" w:hAnsi="Charis SIL Italic" w:eastAsia="Charis SIL Italic"/>
+          <w:b w:val="0"/>
+          <w:i/>
+          <w:color w:val="000000"/>
+          <w:sz w:val="24"/>
+        </w:rPr>
+        <w:t>inventarisnummer 854, 160/161a</w:t>
+      </w:r>
+      <w:r>
+        <w:rPr>
+          <w:rFonts w:ascii="Charis SIL Italic" w:hAnsi="Charis SIL Italic" w:eastAsia="Charis SIL Italic"/>
+          <w:b w:val="0"/>
+          <w:i/>
+          <w:color w:val="000000"/>
+          <w:sz w:val="24"/>
+        </w:rPr>
+        <w:t xml:space="preserve">Stukken in het archief van het Koninklijk </w:t>
+      </w:r>
+      <w:r>
+        <w:rPr>
+          <w:rFonts w:ascii="Charis SIL Italic" w:hAnsi="Charis SIL Italic" w:eastAsia="Charis SIL Italic"/>
+          <w:b w:val="0"/>
+          <w:i/>
+          <w:color w:val="000000"/>
+          <w:sz w:val="24"/>
+        </w:rPr>
+        <w:t>Kabinet van Zeldzaamheden over de zending van Bromet uit 1825.</w:t>
       </w:r>
     </w:p>
     <w:p>
@@ -14554,20 +14771,1101 @@
       </w:pPr>
       <w:r>
         <w:rPr>
+          <w:rFonts w:ascii="Charis SIL Regular" w:hAnsi="Charis SIL Regular" w:eastAsia="Charis SIL Regular"/>
+          <w:b w:val="0"/>
+          <w:i w:val="0"/>
+          <w:color w:val="0000FF"/>
+          <w:sz w:val="24"/>
+          <w:u w:val="single"/>
+        </w:rPr>
+        <w:hyperlink r:id="rId100" w:history="1">
+          <w:r>
+            <w:rPr>
+              <w:rStyle w:val="Hyperlink"/>
+            </w:rPr>
+            <w:t>https://</w:t>
+          </w:r>
+        </w:hyperlink>
+      </w:r>
+      <w:r>
+        <w:rPr>
+          <w:rFonts w:ascii="Charis SIL Regular" w:hAnsi="Charis SIL Regular" w:eastAsia="Charis SIL Regular"/>
+          <w:b w:val="0"/>
+          <w:i w:val="0"/>
+          <w:color w:val="0000FF"/>
+          <w:sz w:val="24"/>
+          <w:u w:val="single"/>
+        </w:rPr>
+        <w:hyperlink r:id="rId100" w:history="1">
+          <w:r>
+            <w:rPr>
+              <w:rStyle w:val="Hyperlink"/>
+            </w:rPr>
+            <w:t>hdl.handle.net/21.12102/3A7BAE23CFCE4E4480F45EC256FF1901</w:t>
+          </w:r>
+        </w:hyperlink>
+      </w:r>
+    </w:p>
+    <w:p>
+      <w:pPr>
+        <w:autoSpaceDN w:val="0"/>
+        <w:autoSpaceDE w:val="0"/>
+        <w:widowControl/>
+        <w:spacing w:line="352" w:lineRule="exact" w:before="176" w:after="0"/>
+        <w:ind w:left="0" w:right="0" w:firstLine="0"/>
+        <w:jc w:val="left"/>
+      </w:pPr>
+      <w:r>
+        <w:rPr>
+          <w:rFonts w:ascii="Charis SIL Regular" w:hAnsi="Charis SIL Regular" w:eastAsia="Charis SIL Regular"/>
+          <w:b w:val="0"/>
+          <w:i w:val="0"/>
+          <w:color w:val="000000"/>
+          <w:sz w:val="24"/>
+        </w:rPr>
+        <w:t>Archiefstukken:</w:t>
+      </w:r>
+    </w:p>
+    <w:p>
+      <w:pPr>
+        <w:autoSpaceDN w:val="0"/>
+        <w:autoSpaceDE w:val="0"/>
+        <w:widowControl/>
+        <w:spacing w:line="288" w:lineRule="exact" w:before="240" w:after="0"/>
+        <w:ind w:left="800" w:right="288" w:firstLine="0"/>
+        <w:jc w:val="left"/>
+      </w:pPr>
+      <w:r>
+        <w:rPr>
           <w:rFonts w:ascii="Charis SIL Italic" w:hAnsi="Charis SIL Italic" w:eastAsia="Charis SIL Italic"/>
           <w:b w:val="0"/>
           <w:i/>
           <w:color w:val="000000"/>
           <w:sz w:val="24"/>
         </w:rPr>
-        <w:t>Broekhoven, L. van. Collectieprofiel Cultuurgebied Midden- en Zuid-Amerika. In:</w:t>
+        <w:t xml:space="preserve">Noord-Hollands Archief 476 Rijksmuseum en rechtsvoorgangers - toegang 5 Archief </w:t>
+      </w:r>
+      <w:r>
+        <w:rPr>
+          <w:rFonts w:ascii="Charis SIL Italic" w:hAnsi="Charis SIL Italic" w:eastAsia="Charis SIL Italic"/>
+          <w:b w:val="0"/>
+          <w:i/>
+          <w:color w:val="000000"/>
+          <w:sz w:val="24"/>
+        </w:rPr>
+        <w:t xml:space="preserve">van het Koninklijk Kabinet van Zeldzaamheden, (17e eeuw) 1815-1883, </w:t>
+      </w:r>
+      <w:r>
+        <w:br/>
+      </w:r>
+      <w:r>
+        <w:rPr>
+          <w:rFonts w:ascii="Charis SIL Italic" w:hAnsi="Charis SIL Italic" w:eastAsia="Charis SIL Italic"/>
+          <w:b w:val="0"/>
+          <w:i/>
+          <w:color w:val="000000"/>
+          <w:sz w:val="24"/>
+        </w:rPr>
+        <w:t>inventarisnummer 855, 167</w:t>
+      </w:r>
+      <w:r>
+        <w:rPr>
+          <w:rFonts w:ascii="Charis SIL Italic" w:hAnsi="Charis SIL Italic" w:eastAsia="Charis SIL Italic"/>
+          <w:b w:val="0"/>
+          <w:i/>
+          <w:color w:val="000000"/>
+          <w:sz w:val="24"/>
+        </w:rPr>
+        <w:t xml:space="preserve">Stukken in het archief van het Koninklijk Kabinet van </w:t>
+      </w:r>
+      <w:r>
+        <w:rPr>
+          <w:rFonts w:ascii="Charis SIL Italic" w:hAnsi="Charis SIL Italic" w:eastAsia="Charis SIL Italic"/>
+          <w:b w:val="0"/>
+          <w:i/>
+          <w:color w:val="000000"/>
+          <w:sz w:val="24"/>
+        </w:rPr>
+        <w:t>Zeldzaamheden over de zending van Kanngiesser uit 1826.</w:t>
+      </w:r>
+    </w:p>
+    <w:p>
+      <w:pPr>
+        <w:autoSpaceDN w:val="0"/>
+        <w:autoSpaceDE w:val="0"/>
+        <w:widowControl/>
+        <w:spacing w:line="352" w:lineRule="exact" w:before="176" w:after="0"/>
+        <w:ind w:left="800" w:right="0" w:firstLine="0"/>
+        <w:jc w:val="left"/>
+      </w:pPr>
+      <w:r>
+        <w:rPr>
+          <w:rFonts w:ascii="Charis SIL Regular" w:hAnsi="Charis SIL Regular" w:eastAsia="Charis SIL Regular"/>
+          <w:b w:val="0"/>
+          <w:i w:val="0"/>
+          <w:color w:val="0000FF"/>
+          <w:sz w:val="24"/>
+        </w:rPr>
+        <w:hyperlink r:id="rId101" w:history="1">
+          <w:r>
+            <w:rPr>
+              <w:rStyle w:val="Hyperlink"/>
+            </w:rPr>
+            <w:t>https://</w:t>
+          </w:r>
+        </w:hyperlink>
+      </w:r>
+      <w:r>
+        <w:rPr>
+          <w:rFonts w:ascii="Charis SIL Regular" w:hAnsi="Charis SIL Regular" w:eastAsia="Charis SIL Regular"/>
+          <w:b w:val="0"/>
+          <w:i w:val="0"/>
+          <w:color w:val="0000FF"/>
+          <w:sz w:val="24"/>
+        </w:rPr>
+        <w:hyperlink r:id="rId101" w:history="1">
+          <w:r>
+            <w:rPr>
+              <w:rStyle w:val="Hyperlink"/>
+            </w:rPr>
+            <w:t>hdl.handle.net/21.12102/95EAF0FABEF64A9784DC8800507BB344</w:t>
+          </w:r>
+        </w:hyperlink>
+      </w:r>
+    </w:p>
+    <w:p>
+      <w:pPr>
+        <w:autoSpaceDN w:val="0"/>
+        <w:autoSpaceDE w:val="0"/>
+        <w:widowControl/>
+        <w:spacing w:line="538" w:lineRule="exact" w:before="198" w:after="0"/>
+        <w:ind w:left="0" w:right="0" w:firstLine="0"/>
+        <w:jc w:val="left"/>
+      </w:pPr>
+      <w:r>
+        <w:rPr>
+          <w:rFonts w:ascii="Charis SIL Bold" w:hAnsi="Charis SIL Bold" w:eastAsia="Charis SIL Bold"/>
+          <w:b/>
+          <w:i w:val="0"/>
+          <w:color w:val="000000"/>
+          <w:sz w:val="36"/>
+        </w:rPr>
+        <w:t>Secondary sources</w:t>
+      </w:r>
+    </w:p>
+    <w:p>
+      <w:pPr>
+        <w:autoSpaceDN w:val="0"/>
+        <w:autoSpaceDE w:val="0"/>
+        <w:widowControl/>
+        <w:spacing w:line="352" w:lineRule="exact" w:before="230" w:after="0"/>
+        <w:ind w:left="0" w:right="0" w:firstLine="0"/>
+        <w:jc w:val="left"/>
+      </w:pPr>
+      <w:r>
+        <w:rPr>
+          <w:rFonts w:ascii="Charis SIL Regular" w:hAnsi="Charis SIL Regular" w:eastAsia="Charis SIL Regular"/>
+          <w:b w:val="0"/>
+          <w:i w:val="0"/>
+          <w:color w:val="000000"/>
+          <w:sz w:val="24"/>
+        </w:rPr>
+        <w:t>Publicatie:</w:t>
+      </w:r>
+    </w:p>
+    <w:p>
+      <w:pPr>
+        <w:autoSpaceDN w:val="0"/>
+        <w:autoSpaceDE w:val="0"/>
+        <w:widowControl/>
+        <w:spacing w:line="288" w:lineRule="exact" w:before="240" w:after="0"/>
+        <w:ind w:left="800" w:right="288" w:firstLine="0"/>
+        <w:jc w:val="left"/>
+      </w:pPr>
+      <w:r>
+        <w:rPr>
+          <w:rFonts w:ascii="Charis SIL Italic" w:hAnsi="Charis SIL Italic" w:eastAsia="Charis SIL Italic"/>
+          <w:b w:val="0"/>
+          <w:i/>
+          <w:color w:val="000000"/>
+          <w:sz w:val="24"/>
+        </w:rPr>
+        <w:t xml:space="preserve">Broekhoven, L. van. Collectieprofiel Cultuurgebied Midden- en Zuid-Amerika. In: </w:t>
+      </w:r>
+      <w:r>
+        <w:rPr>
+          <w:rFonts w:ascii="Charis SIL Italic" w:hAnsi="Charis SIL Italic" w:eastAsia="Charis SIL Italic"/>
+          <w:b w:val="0"/>
+          <w:i/>
+          <w:color w:val="000000"/>
+          <w:sz w:val="24"/>
+        </w:rPr>
+        <w:t xml:space="preserve">Verzamelde collectieprofielen Museum Volkenkunde, Leiden. Leiden: Museum </w:t>
+      </w:r>
+      <w:r>
+        <w:rPr>
+          <w:rFonts w:ascii="Charis SIL Italic" w:hAnsi="Charis SIL Italic" w:eastAsia="Charis SIL Italic"/>
+          <w:b w:val="0"/>
+          <w:i/>
+          <w:color w:val="000000"/>
+          <w:sz w:val="24"/>
+        </w:rPr>
+        <w:t>Volkenkunde, 2008.</w:t>
+      </w:r>
+      <w:r>
+        <w:rPr>
+          <w:rFonts w:ascii="Charis SIL Italic" w:hAnsi="Charis SIL Italic" w:eastAsia="Charis SIL Italic"/>
+          <w:b w:val="0"/>
+          <w:i/>
+          <w:color w:val="000000"/>
+          <w:sz w:val="24"/>
+        </w:rPr>
+        <w:t xml:space="preserve">Hoofdstuk over de Afrikaanse collectie van het Wereldmuseum </w:t>
+      </w:r>
+      <w:r>
+        <w:rPr>
+          <w:rFonts w:ascii="Charis SIL Italic" w:hAnsi="Charis SIL Italic" w:eastAsia="Charis SIL Italic"/>
+          <w:b w:val="0"/>
+          <w:i/>
+          <w:color w:val="000000"/>
+          <w:sz w:val="24"/>
+        </w:rPr>
+        <w:t>Leiden in een publicatie over collectieprofielen.</w:t>
+      </w:r>
+    </w:p>
+    <w:p>
+      <w:pPr>
+        <w:autoSpaceDN w:val="0"/>
+        <w:autoSpaceDE w:val="0"/>
+        <w:widowControl/>
+        <w:spacing w:line="288" w:lineRule="exact" w:before="240" w:after="0"/>
+        <w:ind w:left="800" w:right="288" w:firstLine="0"/>
+        <w:jc w:val="left"/>
+      </w:pPr>
+      <w:r>
+        <w:rPr>
+          <w:rFonts w:ascii="Charis SIL Regular" w:hAnsi="Charis SIL Regular" w:eastAsia="Charis SIL Regular"/>
+          <w:b w:val="0"/>
+          <w:i w:val="0"/>
+          <w:color w:val="0000FF"/>
+          <w:sz w:val="24"/>
+          <w:u w:val="single"/>
+        </w:rPr>
+        <w:hyperlink r:id="rId102" w:history="1">
+          <w:r>
+            <w:rPr>
+              <w:rStyle w:val="Hyperlink"/>
+            </w:rPr>
+            <w:t>https://</w:t>
+          </w:r>
+        </w:hyperlink>
+      </w:r>
+      <w:r>
+        <w:rPr>
+          <w:rFonts w:ascii="Charis SIL Regular" w:hAnsi="Charis SIL Regular" w:eastAsia="Charis SIL Regular"/>
+          <w:b w:val="0"/>
+          <w:i w:val="0"/>
+          <w:color w:val="0000FF"/>
+          <w:sz w:val="24"/>
+          <w:u w:val="single"/>
+        </w:rPr>
+        <w:hyperlink r:id="rId102" w:history="1">
+          <w:r>
+            <w:rPr>
+              <w:rStyle w:val="Hyperlink"/>
+            </w:rPr>
+            <w:t>www.yumpu.com/</w:t>
+          </w:r>
+        </w:hyperlink>
+      </w:r>
+      <w:r>
+        <w:rPr>
+          <w:rFonts w:ascii="Charis SIL Regular" w:hAnsi="Charis SIL Regular" w:eastAsia="Charis SIL Regular"/>
+          <w:b w:val="0"/>
+          <w:i w:val="0"/>
+          <w:color w:val="0000FF"/>
+          <w:sz w:val="24"/>
+          <w:u w:val="single"/>
+        </w:rPr>
+        <w:hyperlink r:id="rId102" w:history="1">
+          <w:r>
+            <w:rPr>
+              <w:rStyle w:val="Hyperlink"/>
+            </w:rPr>
+            <w:t>nl/</w:t>
+          </w:r>
+        </w:hyperlink>
+      </w:r>
+      <w:r>
+        <w:rPr>
+          <w:rFonts w:ascii="Charis SIL Regular" w:hAnsi="Charis SIL Regular" w:eastAsia="Charis SIL Regular"/>
+          <w:b w:val="0"/>
+          <w:i w:val="0"/>
+          <w:color w:val="0000FF"/>
+          <w:sz w:val="24"/>
+          <w:u w:val="single"/>
+        </w:rPr>
+        <w:hyperlink r:id="rId102" w:history="1">
+          <w:r>
+            <w:rPr>
+              <w:rStyle w:val="Hyperlink"/>
+            </w:rPr>
+            <w:t>document/</w:t>
+          </w:r>
+        </w:hyperlink>
+      </w:r>
+      <w:r>
+        <w:rPr>
+          <w:rFonts w:ascii="Charis SIL Regular" w:hAnsi="Charis SIL Regular" w:eastAsia="Charis SIL Regular"/>
+          <w:b w:val="0"/>
+          <w:i w:val="0"/>
+          <w:color w:val="0000FF"/>
+          <w:sz w:val="24"/>
+          <w:u w:val="single"/>
+        </w:rPr>
+        <w:hyperlink r:id="rId102" w:history="1">
+          <w:r>
+            <w:rPr>
+              <w:rStyle w:val="Hyperlink"/>
+            </w:rPr>
+            <w:t>view/20123476/</w:t>
+          </w:r>
+        </w:hyperlink>
+      </w:r>
+      <w:r>
+        <w:rPr>
+          <w:rFonts w:ascii="Charis SIL Regular" w:hAnsi="Charis SIL Regular" w:eastAsia="Charis SIL Regular"/>
+          <w:b w:val="0"/>
+          <w:i w:val="0"/>
+          <w:color w:val="0000FF"/>
+          <w:sz w:val="24"/>
+          <w:u w:val="single"/>
+        </w:rPr>
+        <w:hyperlink r:id="rId102" w:history="1">
+          <w:r>
+            <w:rPr>
+              <w:rStyle w:val="Hyperlink"/>
+            </w:rPr>
+            <w:t>open-</w:t>
+          </w:r>
+        </w:hyperlink>
+      </w:r>
+      <w:r>
+        <w:rPr>
+          <w:rFonts w:ascii="Charis SIL Regular" w:hAnsi="Charis SIL Regular" w:eastAsia="Charis SIL Regular"/>
+          <w:b w:val="0"/>
+          <w:i w:val="0"/>
+          <w:color w:val="0000FF"/>
+          <w:sz w:val="24"/>
+          <w:u w:val="single"/>
+        </w:rPr>
+        <w:hyperlink r:id="rId102" w:history="1">
+          <w:r>
+            <w:rPr>
+              <w:rStyle w:val="Hyperlink"/>
+            </w:rPr>
+            <w:t>het-</w:t>
+          </w:r>
+        </w:hyperlink>
+      </w:r>
+      <w:r>
+        <w:rPr>
+          <w:rFonts w:ascii="Charis SIL Regular" w:hAnsi="Charis SIL Regular" w:eastAsia="Charis SIL Regular"/>
+          <w:b w:val="0"/>
+          <w:i w:val="0"/>
+          <w:color w:val="0000FF"/>
+          <w:sz w:val="24"/>
+          <w:u w:val="single"/>
+        </w:rPr>
+        <w:hyperlink r:id="rId102" w:history="1">
+          <w:r>
+            <w:rPr>
+              <w:rStyle w:val="Hyperlink"/>
+            </w:rPr>
+            <w:t>profiel</w:t>
+          </w:r>
+        </w:hyperlink>
+      </w:r>
+      <w:r>
+        <w:rPr>
+          <w:rFonts w:ascii="Charis SIL Regular" w:hAnsi="Charis SIL Regular" w:eastAsia="Charis SIL Regular"/>
+          <w:b w:val="0"/>
+          <w:i w:val="0"/>
+          <w:color w:val="0000FF"/>
+          <w:sz w:val="24"/>
+          <w:u w:val="single"/>
+        </w:rPr>
+        <w:t>-</w:t>
+      </w:r>
+      <w:r>
+        <w:rPr>
+          <w:rFonts w:ascii="Charis SIL Regular" w:hAnsi="Charis SIL Regular" w:eastAsia="Charis SIL Regular"/>
+          <w:b w:val="0"/>
+          <w:i w:val="0"/>
+          <w:color w:val="0000FF"/>
+          <w:sz w:val="24"/>
+          <w:u w:val="single"/>
+        </w:rPr>
+        <w:hyperlink r:id="rId102" w:history="1">
+          <w:r>
+            <w:rPr>
+              <w:rStyle w:val="Hyperlink"/>
+            </w:rPr>
+            <w:t>als</w:t>
+          </w:r>
+        </w:hyperlink>
+      </w:r>
+      <w:r>
+        <w:rPr>
+          <w:rFonts w:ascii="Charis SIL Regular" w:hAnsi="Charis SIL Regular" w:eastAsia="Charis SIL Regular"/>
+          <w:b w:val="0"/>
+          <w:i w:val="0"/>
+          <w:color w:val="0000FF"/>
+          <w:sz w:val="24"/>
+        </w:rPr>
+        <w:t>-</w:t>
+      </w:r>
+      <w:r>
+        <w:rPr>
+          <w:rFonts w:ascii="Charis SIL Regular" w:hAnsi="Charis SIL Regular" w:eastAsia="Charis SIL Regular"/>
+          <w:b w:val="0"/>
+          <w:i w:val="0"/>
+          <w:color w:val="0000FF"/>
+          <w:sz w:val="24"/>
+          <w:u w:val="single"/>
+        </w:rPr>
+        <w:hyperlink r:id="rId102" w:history="1">
+          <w:r>
+            <w:rPr>
+              <w:rStyle w:val="Hyperlink"/>
+            </w:rPr>
+            <w:t>pdf-</w:t>
+          </w:r>
+        </w:hyperlink>
+      </w:r>
+      <w:r>
+        <w:rPr>
+          <w:rFonts w:ascii="Charis SIL Regular" w:hAnsi="Charis SIL Regular" w:eastAsia="Charis SIL Regular"/>
+          <w:b w:val="0"/>
+          <w:i w:val="0"/>
+          <w:color w:val="0000FF"/>
+          <w:sz w:val="24"/>
+          <w:u w:val="single"/>
+        </w:rPr>
+        <w:hyperlink r:id="rId102" w:history="1">
+          <w:r>
+            <w:rPr>
+              <w:rStyle w:val="Hyperlink"/>
+            </w:rPr>
+            <w:t>mus</w:t>
+          </w:r>
+        </w:hyperlink>
+      </w:r>
+      <w:r>
+        <w:rPr>
+          <w:rFonts w:ascii="Charis SIL Regular" w:hAnsi="Charis SIL Regular" w:eastAsia="Charis SIL Regular"/>
+          <w:b w:val="0"/>
+          <w:i w:val="0"/>
+          <w:color w:val="0000FF"/>
+          <w:sz w:val="24"/>
+          <w:u w:val="single"/>
+        </w:rPr>
+        <w:hyperlink r:id="rId102" w:history="1">
+          <w:r>
+            <w:rPr>
+              <w:rStyle w:val="Hyperlink"/>
+            </w:rPr>
+            <w:t>eum-</w:t>
+          </w:r>
+        </w:hyperlink>
+      </w:r>
+      <w:r>
+        <w:rPr>
+          <w:rFonts w:ascii="Charis SIL Regular" w:hAnsi="Charis SIL Regular" w:eastAsia="Charis SIL Regular"/>
+          <w:b w:val="0"/>
+          <w:i w:val="0"/>
+          <w:color w:val="0000FF"/>
+          <w:sz w:val="24"/>
+          <w:u w:val="single"/>
+        </w:rPr>
+        <w:hyperlink r:id="rId102" w:history="1">
+          <w:r>
+            <w:rPr>
+              <w:rStyle w:val="Hyperlink"/>
+            </w:rPr>
+            <w:t>volkenkunde</w:t>
+          </w:r>
+        </w:hyperlink>
+      </w:r>
+    </w:p>
+    <w:p>
+      <w:pPr>
+        <w:autoSpaceDN w:val="0"/>
+        <w:autoSpaceDE w:val="0"/>
+        <w:widowControl/>
+        <w:spacing w:line="352" w:lineRule="exact" w:before="176" w:after="0"/>
+        <w:ind w:left="0" w:right="0" w:firstLine="0"/>
+        <w:jc w:val="left"/>
+      </w:pPr>
+      <w:r>
+        <w:rPr>
+          <w:rFonts w:ascii="Charis SIL Regular" w:hAnsi="Charis SIL Regular" w:eastAsia="Charis SIL Regular"/>
+          <w:b w:val="0"/>
+          <w:i w:val="0"/>
+          <w:color w:val="000000"/>
+          <w:sz w:val="24"/>
+        </w:rPr>
+        <w:t>Boek:</w:t>
+      </w:r>
+    </w:p>
+    <w:p>
+      <w:pPr>
+        <w:autoSpaceDN w:val="0"/>
+        <w:autoSpaceDE w:val="0"/>
+        <w:widowControl/>
+        <w:spacing w:line="288" w:lineRule="exact" w:before="240" w:after="0"/>
+        <w:ind w:left="800" w:right="432" w:firstLine="0"/>
+        <w:jc w:val="left"/>
+      </w:pPr>
+      <w:r>
+        <w:rPr>
+          <w:rFonts w:ascii="Charis SIL Italic" w:hAnsi="Charis SIL Italic" w:eastAsia="Charis SIL Italic"/>
+          <w:b w:val="0"/>
+          <w:i/>
+          <w:color w:val="000000"/>
+          <w:sz w:val="24"/>
+        </w:rPr>
+        <w:t xml:space="preserve">Broekhoven, L. van, C. Buijs en P. Hovens, Sharing knowledge &amp; cultural heritage: </w:t>
+      </w:r>
+      <w:r>
+        <w:rPr>
+          <w:rFonts w:ascii="Charis SIL Italic" w:hAnsi="Charis SIL Italic" w:eastAsia="Charis SIL Italic"/>
+          <w:b w:val="0"/>
+          <w:i/>
+          <w:color w:val="000000"/>
+          <w:sz w:val="24"/>
+        </w:rPr>
+        <w:t xml:space="preserve">first nations of the Americas: studies in collaboration with indigenous peoples from </w:t>
+      </w:r>
+      <w:r>
+        <w:rPr>
+          <w:rFonts w:ascii="Charis SIL Italic" w:hAnsi="Charis SIL Italic" w:eastAsia="Charis SIL Italic"/>
+          <w:b w:val="0"/>
+          <w:i/>
+          <w:color w:val="000000"/>
+          <w:sz w:val="24"/>
+        </w:rPr>
+        <w:t xml:space="preserve">Greenland, North and South America: proceedings of an expert meeting National </w:t>
+      </w:r>
+      <w:r>
+        <w:rPr>
+          <w:rFonts w:ascii="Charis SIL Italic" w:hAnsi="Charis SIL Italic" w:eastAsia="Charis SIL Italic"/>
+          <w:b w:val="0"/>
+          <w:i/>
+          <w:color w:val="000000"/>
+          <w:sz w:val="24"/>
+        </w:rPr>
+        <w:t xml:space="preserve">Museum of Ethnology Leiden, The Netherlands. Leiden: Sidestone Press 2010. </w:t>
+      </w:r>
+      <w:r>
+        <w:rPr>
+          <w:rFonts w:ascii="Charis SIL Italic" w:hAnsi="Charis SIL Italic" w:eastAsia="Charis SIL Italic"/>
+          <w:b w:val="0"/>
+          <w:i/>
+          <w:color w:val="000000"/>
+          <w:sz w:val="24"/>
+        </w:rPr>
+        <w:t>SCHRIJVEN!</w:t>
+      </w:r>
+    </w:p>
+    <w:p>
+      <w:pPr>
+        <w:autoSpaceDN w:val="0"/>
+        <w:autoSpaceDE w:val="0"/>
+        <w:widowControl/>
+        <w:spacing w:line="288" w:lineRule="exact" w:before="240" w:after="0"/>
+        <w:ind w:left="800" w:right="432" w:firstLine="0"/>
+        <w:jc w:val="left"/>
+      </w:pPr>
+      <w:r>
+        <w:rPr>
+          <w:rFonts w:ascii="Charis SIL Regular" w:hAnsi="Charis SIL Regular" w:eastAsia="Charis SIL Regular"/>
+          <w:b w:val="0"/>
+          <w:i w:val="0"/>
+          <w:color w:val="0000FF"/>
+          <w:sz w:val="24"/>
+          <w:u w:val="single"/>
+        </w:rPr>
+        <w:hyperlink r:id="rId103" w:history="1">
+          <w:r>
+            <w:rPr>
+              <w:rStyle w:val="Hyperlink"/>
+            </w:rPr>
+            <w:t>https://</w:t>
+          </w:r>
+        </w:hyperlink>
+      </w:r>
+      <w:r>
+        <w:rPr>
+          <w:rFonts w:ascii="Charis SIL Regular" w:hAnsi="Charis SIL Regular" w:eastAsia="Charis SIL Regular"/>
+          <w:b w:val="0"/>
+          <w:i w:val="0"/>
+          <w:color w:val="0000FF"/>
+          <w:sz w:val="24"/>
+          <w:u w:val="single"/>
+        </w:rPr>
+        <w:hyperlink r:id="rId103" w:history="1">
+          <w:r>
+            <w:rPr>
+              <w:rStyle w:val="Hyperlink"/>
+            </w:rPr>
+            <w:t>www.sidestone.com/</w:t>
+          </w:r>
+        </w:hyperlink>
+      </w:r>
+      <w:r>
+        <w:rPr>
+          <w:rFonts w:ascii="Charis SIL Regular" w:hAnsi="Charis SIL Regular" w:eastAsia="Charis SIL Regular"/>
+          <w:b w:val="0"/>
+          <w:i w:val="0"/>
+          <w:color w:val="0000FF"/>
+          <w:sz w:val="24"/>
+          <w:u w:val="single"/>
+        </w:rPr>
+        <w:hyperlink r:id="rId103" w:history="1">
+          <w:r>
+            <w:rPr>
+              <w:rStyle w:val="Hyperlink"/>
+            </w:rPr>
+            <w:t>books/</w:t>
+          </w:r>
+        </w:hyperlink>
+      </w:r>
+      <w:r>
+        <w:rPr>
+          <w:rFonts w:ascii="Charis SIL Regular" w:hAnsi="Charis SIL Regular" w:eastAsia="Charis SIL Regular"/>
+          <w:b w:val="0"/>
+          <w:i w:val="0"/>
+          <w:color w:val="0000FF"/>
+          <w:sz w:val="24"/>
+          <w:u w:val="single"/>
+        </w:rPr>
+        <w:hyperlink r:id="rId103" w:history="1">
+          <w:r>
+            <w:rPr>
+              <w:rStyle w:val="Hyperlink"/>
+            </w:rPr>
+            <w:t>sharing-</w:t>
+          </w:r>
+        </w:hyperlink>
+      </w:r>
+      <w:r>
+        <w:rPr>
+          <w:rFonts w:ascii="Charis SIL Regular" w:hAnsi="Charis SIL Regular" w:eastAsia="Charis SIL Regular"/>
+          <w:b w:val="0"/>
+          <w:i w:val="0"/>
+          <w:color w:val="0000FF"/>
+          <w:sz w:val="24"/>
+          <w:u w:val="single"/>
+        </w:rPr>
+        <w:hyperlink r:id="rId103" w:history="1">
+          <w:r>
+            <w:rPr>
+              <w:rStyle w:val="Hyperlink"/>
+            </w:rPr>
+            <w:t>knowledge-</w:t>
+          </w:r>
+        </w:hyperlink>
+      </w:r>
+      <w:r>
+        <w:rPr>
+          <w:rFonts w:ascii="Charis SIL Regular" w:hAnsi="Charis SIL Regular" w:eastAsia="Charis SIL Regular"/>
+          <w:b w:val="0"/>
+          <w:i w:val="0"/>
+          <w:color w:val="0000FF"/>
+          <w:sz w:val="24"/>
+          <w:u w:val="single"/>
+        </w:rPr>
+        <w:hyperlink r:id="rId103" w:history="1">
+          <w:r>
+            <w:rPr>
+              <w:rStyle w:val="Hyperlink"/>
+            </w:rPr>
+            <w:t>and-</w:t>
+          </w:r>
+        </w:hyperlink>
+      </w:r>
+      <w:r>
+        <w:rPr>
+          <w:rFonts w:ascii="Charis SIL Regular" w:hAnsi="Charis SIL Regular" w:eastAsia="Charis SIL Regular"/>
+          <w:b w:val="0"/>
+          <w:i w:val="0"/>
+          <w:color w:val="0000FF"/>
+          <w:sz w:val="24"/>
+          <w:u w:val="single"/>
+        </w:rPr>
+        <w:hyperlink r:id="rId103" w:history="1">
+          <w:r>
+            <w:rPr>
+              <w:rStyle w:val="Hyperlink"/>
+            </w:rPr>
+            <w:t>cultural-</w:t>
+          </w:r>
+        </w:hyperlink>
+      </w:r>
+      <w:r>
+        <w:rPr>
+          <w:rFonts w:ascii="Charis SIL Regular" w:hAnsi="Charis SIL Regular" w:eastAsia="Charis SIL Regular"/>
+          <w:b w:val="0"/>
+          <w:i w:val="0"/>
+          <w:color w:val="0000FF"/>
+          <w:sz w:val="24"/>
+          <w:u w:val="single"/>
+        </w:rPr>
+        <w:hyperlink r:id="rId103" w:history="1">
+          <w:r>
+            <w:rPr>
+              <w:rStyle w:val="Hyperlink"/>
+            </w:rPr>
+            <w:t>heritage</w:t>
+          </w:r>
+        </w:hyperlink>
+      </w:r>
+      <w:r>
+        <w:rPr>
+          <w:rFonts w:ascii="Charis SIL Regular" w:hAnsi="Charis SIL Regular" w:eastAsia="Charis SIL Regular"/>
+          <w:b w:val="0"/>
+          <w:i w:val="0"/>
+          <w:color w:val="000000"/>
+          <w:sz w:val="24"/>
+        </w:rPr>
+        <w:t xml:space="preserve">, </w:t>
+      </w:r>
+      <w:r>
+        <w:rPr>
+          <w:rFonts w:ascii="Charis SIL Regular" w:hAnsi="Charis SIL Regular" w:eastAsia="Charis SIL Regular"/>
+          <w:b w:val="0"/>
+          <w:i w:val="0"/>
+          <w:color w:val="0000FF"/>
+          <w:sz w:val="24"/>
+          <w:u w:val="single"/>
+        </w:rPr>
+        <w:hyperlink r:id="rId103" w:history="1">
+          <w:r>
+            <w:rPr>
+              <w:rStyle w:val="Hyperlink"/>
+            </w:rPr>
+            <w:t>ISBN</w:t>
+          </w:r>
+        </w:hyperlink>
+      </w:r>
+      <w:r>
+        <w:rPr>
+          <w:rFonts w:ascii="Charis SIL Regular" w:hAnsi="Charis SIL Regular" w:eastAsia="Charis SIL Regular"/>
+          <w:b w:val="0"/>
+          <w:i w:val="0"/>
+          <w:color w:val="0000FF"/>
+          <w:sz w:val="24"/>
+          <w:u w:val="single"/>
+        </w:rPr>
+        <w:t xml:space="preserve"> </w:t>
+      </w:r>
+      <w:r>
+        <w:rPr>
+          <w:rFonts w:ascii="Charis SIL Regular" w:hAnsi="Charis SIL Regular" w:eastAsia="Charis SIL Regular"/>
+          <w:b w:val="0"/>
+          <w:i w:val="0"/>
+          <w:color w:val="0000FF"/>
+          <w:sz w:val="24"/>
+          <w:u w:val="single"/>
+        </w:rPr>
+        <w:hyperlink r:id="rId103" w:history="1">
+          <w:r>
+            <w:rPr>
+              <w:rStyle w:val="Hyperlink"/>
+            </w:rPr>
+            <w:t>97</w:t>
+          </w:r>
+        </w:hyperlink>
+      </w:r>
+      <w:r>
+        <w:rPr>
+          <w:rFonts w:ascii="Charis SIL Regular" w:hAnsi="Charis SIL Regular" w:eastAsia="Charis SIL Regular"/>
+          <w:b w:val="0"/>
+          <w:i w:val="0"/>
+          <w:color w:val="0000FF"/>
+          <w:sz w:val="24"/>
+          <w:u w:val="single"/>
+        </w:rPr>
+        <w:hyperlink r:id="rId103" w:history="1">
+          <w:r>
+            <w:rPr>
+              <w:rStyle w:val="Hyperlink"/>
+            </w:rPr>
+            <w:t>8-90-8890-066-2</w:t>
+          </w:r>
+        </w:hyperlink>
+      </w:r>
+    </w:p>
+    <w:p>
+      <w:pPr>
+        <w:autoSpaceDN w:val="0"/>
+        <w:autoSpaceDE w:val="0"/>
+        <w:widowControl/>
+        <w:spacing w:line="352" w:lineRule="exact" w:before="176" w:after="0"/>
+        <w:ind w:left="0" w:right="0" w:firstLine="0"/>
+        <w:jc w:val="left"/>
+      </w:pPr>
+      <w:r>
+        <w:rPr>
+          <w:rFonts w:ascii="Charis SIL Regular" w:hAnsi="Charis SIL Regular" w:eastAsia="Charis SIL Regular"/>
+          <w:b w:val="0"/>
+          <w:i w:val="0"/>
+          <w:color w:val="000000"/>
+          <w:sz w:val="24"/>
+        </w:rPr>
+        <w:t>Boek:</w:t>
+      </w:r>
+    </w:p>
+    <w:p>
+      <w:pPr>
+        <w:autoSpaceDN w:val="0"/>
+        <w:autoSpaceDE w:val="0"/>
+        <w:widowControl/>
+        <w:spacing w:line="288" w:lineRule="exact" w:before="240" w:after="0"/>
+        <w:ind w:left="800" w:right="720" w:firstLine="0"/>
+        <w:jc w:val="left"/>
+      </w:pPr>
+      <w:r>
+        <w:rPr>
+          <w:rFonts w:ascii="Charis SIL Italic" w:hAnsi="Charis SIL Italic" w:eastAsia="Charis SIL Italic"/>
+          <w:b w:val="0"/>
+          <w:i/>
+          <w:color w:val="000000"/>
+          <w:sz w:val="24"/>
+        </w:rPr>
+        <w:t xml:space="preserve">Eeden, F.W. van, Catalogus der Nederlandsche West-Indische tentoonstelling te </w:t>
+      </w:r>
+      <w:r>
+        <w:rPr>
+          <w:rFonts w:ascii="Charis SIL Italic" w:hAnsi="Charis SIL Italic" w:eastAsia="Charis SIL Italic"/>
+          <w:b w:val="0"/>
+          <w:i/>
+          <w:color w:val="000000"/>
+          <w:sz w:val="24"/>
+        </w:rPr>
+        <w:t>Haarlem 1899. Amsterdam: de Bussy 1899.</w:t>
+      </w:r>
+      <w:r>
+        <w:rPr>
+          <w:rFonts w:ascii="Charis SIL Italic" w:hAnsi="Charis SIL Italic" w:eastAsia="Charis SIL Italic"/>
+          <w:b w:val="0"/>
+          <w:i/>
+          <w:color w:val="000000"/>
+          <w:sz w:val="24"/>
+        </w:rPr>
+        <w:t xml:space="preserve">Catalogus van de West-Indische </w:t>
+      </w:r>
+      <w:r>
+        <w:rPr>
+          <w:rFonts w:ascii="Charis SIL Italic" w:hAnsi="Charis SIL Italic" w:eastAsia="Charis SIL Italic"/>
+          <w:b w:val="0"/>
+          <w:i/>
+          <w:color w:val="000000"/>
+          <w:sz w:val="24"/>
+        </w:rPr>
+        <w:t>tentoonstelling gehouden in het Koloniaal Museum te Haarlem in 1899.</w:t>
+      </w:r>
+    </w:p>
+    <w:p>
+      <w:pPr>
+        <w:autoSpaceDN w:val="0"/>
+        <w:autoSpaceDE w:val="0"/>
+        <w:widowControl/>
+        <w:spacing w:line="352" w:lineRule="exact" w:before="176" w:after="0"/>
+        <w:ind w:left="800" w:right="0" w:firstLine="0"/>
+        <w:jc w:val="left"/>
+      </w:pPr>
+      <w:r>
+        <w:rPr>
+          <w:rFonts w:ascii="Charis SIL Regular" w:hAnsi="Charis SIL Regular" w:eastAsia="Charis SIL Regular"/>
+          <w:b w:val="0"/>
+          <w:i w:val="0"/>
+          <w:color w:val="0000FF"/>
+          <w:sz w:val="24"/>
+          <w:u w:val="single"/>
+        </w:rPr>
+        <w:hyperlink r:id="rId104" w:history="1">
+          <w:r>
+            <w:rPr>
+              <w:rStyle w:val="Hyperlink"/>
+            </w:rPr>
+            <w:t>http://</w:t>
+          </w:r>
+        </w:hyperlink>
+      </w:r>
+      <w:r>
+        <w:rPr>
+          <w:rFonts w:ascii="Charis SIL Regular" w:hAnsi="Charis SIL Regular" w:eastAsia="Charis SIL Regular"/>
+          <w:b w:val="0"/>
+          <w:i w:val="0"/>
+          <w:color w:val="0000FF"/>
+          <w:sz w:val="24"/>
+          <w:u w:val="single"/>
+        </w:rPr>
+        <w:hyperlink r:id="rId104" w:history="1">
+          <w:r>
+            <w:rPr>
+              <w:rStyle w:val="Hyperlink"/>
+            </w:rPr>
+            <w:t>hdl.handle.net/1887.1/</w:t>
+          </w:r>
+        </w:hyperlink>
+      </w:r>
+      <w:r>
+        <w:rPr>
+          <w:rFonts w:ascii="Charis SIL Regular" w:hAnsi="Charis SIL Regular" w:eastAsia="Charis SIL Regular"/>
+          <w:b w:val="0"/>
+          <w:i w:val="0"/>
+          <w:color w:val="0000FF"/>
+          <w:sz w:val="24"/>
+          <w:u w:val="single"/>
+        </w:rPr>
+        <w:hyperlink r:id="rId104" w:history="1">
+          <w:r>
+            <w:rPr>
+              <w:rStyle w:val="Hyperlink"/>
+            </w:rPr>
+            <w:t>item:970083</w:t>
+          </w:r>
+        </w:hyperlink>
+      </w:r>
+      <w:r>
+        <w:rPr>
+          <w:rFonts w:ascii="Charis SIL Regular" w:hAnsi="Charis SIL Regular" w:eastAsia="Charis SIL Regular"/>
+          <w:b w:val="0"/>
+          <w:i w:val="0"/>
+          <w:color w:val="000000"/>
+          <w:sz w:val="24"/>
+        </w:rPr>
+        <w:t xml:space="preserve">, </w:t>
+      </w:r>
+      <w:r>
+        <w:rPr>
+          <w:rFonts w:ascii="Charis SIL Regular" w:hAnsi="Charis SIL Regular" w:eastAsia="Charis SIL Regular"/>
+          <w:b w:val="0"/>
+          <w:i w:val="0"/>
+          <w:color w:val="0000FF"/>
+          <w:sz w:val="24"/>
+          <w:u w:val="single"/>
+        </w:rPr>
+        <w:hyperlink r:id="rId105" w:history="1">
+          <w:r>
+            <w:rPr>
+              <w:rStyle w:val="Hyperlink"/>
+            </w:rPr>
+            <w:t>WorldCat</w:t>
+          </w:r>
+        </w:hyperlink>
+      </w:r>
+      <w:r>
+        <w:rPr>
+          <w:rFonts w:ascii="Charis SIL Regular" w:hAnsi="Charis SIL Regular" w:eastAsia="Charis SIL Regular"/>
+          <w:b w:val="0"/>
+          <w:i w:val="0"/>
+          <w:color w:val="0000FF"/>
+          <w:sz w:val="24"/>
+          <w:u w:val="single"/>
+        </w:rPr>
+        <w:t xml:space="preserve"> </w:t>
+      </w:r>
+      <w:r>
+        <w:rPr>
+          <w:rFonts w:ascii="Charis SIL Regular" w:hAnsi="Charis SIL Regular" w:eastAsia="Charis SIL Regular"/>
+          <w:b w:val="0"/>
+          <w:i w:val="0"/>
+          <w:color w:val="0000FF"/>
+          <w:sz w:val="24"/>
+          <w:u w:val="single"/>
+        </w:rPr>
+        <w:hyperlink r:id="rId105" w:history="1">
+          <w:r>
+            <w:rPr>
+              <w:rStyle w:val="Hyperlink"/>
+            </w:rPr>
+            <w:t>905463122</w:t>
+          </w:r>
+        </w:hyperlink>
+      </w:r>
+    </w:p>
+    <w:p>
+      <w:pPr>
+        <w:autoSpaceDN w:val="0"/>
+        <w:autoSpaceDE w:val="0"/>
+        <w:widowControl/>
+        <w:spacing w:line="352" w:lineRule="exact" w:before="176" w:after="0"/>
+        <w:ind w:left="0" w:right="0" w:firstLine="0"/>
+        <w:jc w:val="left"/>
+      </w:pPr>
+      <w:r>
+        <w:rPr>
+          <w:rFonts w:ascii="Charis SIL Regular" w:hAnsi="Charis SIL Regular" w:eastAsia="Charis SIL Regular"/>
+          <w:b w:val="0"/>
+          <w:i w:val="0"/>
+          <w:color w:val="000000"/>
+          <w:sz w:val="24"/>
+        </w:rPr>
+        <w:t>Dissertatie:</w:t>
+      </w:r>
+    </w:p>
+    <w:p>
+      <w:pPr>
+        <w:autoSpaceDN w:val="0"/>
+        <w:autoSpaceDE w:val="0"/>
+        <w:widowControl/>
+        <w:spacing w:line="288" w:lineRule="exact" w:before="240" w:after="0"/>
+        <w:ind w:left="800" w:right="864" w:firstLine="0"/>
+        <w:jc w:val="left"/>
+      </w:pPr>
+      <w:r>
+        <w:rPr>
+          <w:rFonts w:ascii="Charis SIL Italic" w:hAnsi="Charis SIL Italic" w:eastAsia="Charis SIL Italic"/>
+          <w:b w:val="0"/>
+          <w:i/>
+          <w:color w:val="000000"/>
+          <w:sz w:val="24"/>
+        </w:rPr>
+        <w:t xml:space="preserve">Effert, Rudolf. Volkenkundig verzamelen: het Koninklijk Kabinet van </w:t>
+      </w:r>
+      <w:r>
+        <w:br/>
+      </w:r>
+      <w:r>
+        <w:rPr>
+          <w:rFonts w:ascii="Charis SIL Italic" w:hAnsi="Charis SIL Italic" w:eastAsia="Charis SIL Italic"/>
+          <w:b w:val="0"/>
+          <w:i/>
+          <w:color w:val="000000"/>
+          <w:sz w:val="24"/>
+        </w:rPr>
+        <w:t>Zeldzaamheden en het Rijks Ethnografisch Museum</w:t>
+      </w:r>
+      <w:r>
+        <w:rPr>
+          <w:rFonts w:ascii="Charis SIL Italic" w:hAnsi="Charis SIL Italic" w:eastAsia="Charis SIL Italic"/>
+          <w:b w:val="0"/>
+          <w:i/>
+          <w:color w:val="000000"/>
+          <w:sz w:val="24"/>
+        </w:rPr>
+        <w:t>: 1816-1883. Proefschrift</w:t>
       </w:r>
     </w:p>
     <w:p>
       <w:pPr>
         <w:sectPr>
           <w:pgSz w:w="11900" w:h="16840"/>
-          <w:pgMar w:top="324" w:right="1038" w:bottom="478" w:left="960" w:header="720" w:footer="720" w:gutter="0"/>
+          <w:pgMar w:top="324" w:right="1440" w:bottom="444" w:left="960" w:header="720" w:footer="720" w:gutter="0"/>
           <w:cols/>
           <w:docGrid w:linePitch="360"/>
         </w:sectPr>
@@ -14588,7 +15886,7 @@
         <w:autoSpaceDE w:val="0"/>
         <w:widowControl/>
         <w:spacing w:line="288" w:lineRule="exact" w:before="64" w:after="0"/>
-        <w:ind w:left="800" w:right="288" w:firstLine="0"/>
+        <w:ind w:left="800" w:right="1008" w:firstLine="0"/>
         <w:jc w:val="left"/>
       </w:pPr>
       <w:r>
@@ -14599,7 +15897,7 @@
           <w:color w:val="000000"/>
           <w:sz w:val="24"/>
         </w:rPr>
-        <w:t xml:space="preserve">Verzamelde collectieprofielen Museum Volkenkunde, Leiden. Leiden: Museum </w:t>
+        <w:t>Universiteit Leiden, 2003.</w:t>
       </w:r>
       <w:r>
         <w:rPr>
@@ -14609,7 +15907,7 @@
           <w:color w:val="000000"/>
           <w:sz w:val="24"/>
         </w:rPr>
-        <w:t>Volkenkunde, 2008.</w:t>
+        <w:t xml:space="preserve">Dissertatie over de geschiedenis van het Koninklijk </w:t>
       </w:r>
       <w:r>
         <w:rPr>
@@ -14619,8 +15917,195 @@
           <w:color w:val="000000"/>
           <w:sz w:val="24"/>
         </w:rPr>
-        <w:t xml:space="preserve">Hoofdstuk over de Afrikaanse collectie van het Wereldmuseum </w:t>
-      </w:r>
+        <w:t>Kabinet van Zeldzaamheden en van het Rijks Etnografisch Museum.</w:t>
+      </w:r>
+    </w:p>
+    <w:p>
+      <w:pPr>
+        <w:autoSpaceDN w:val="0"/>
+        <w:autoSpaceDE w:val="0"/>
+        <w:widowControl/>
+        <w:spacing w:line="288" w:lineRule="exact" w:before="240" w:after="0"/>
+        <w:ind w:left="800" w:right="1296" w:firstLine="0"/>
+        <w:jc w:val="left"/>
+      </w:pPr>
+      <w:r>
+        <w:rPr>
+          <w:rFonts w:ascii="Charis SIL Regular" w:hAnsi="Charis SIL Regular" w:eastAsia="Charis SIL Regular"/>
+          <w:b w:val="0"/>
+          <w:i w:val="0"/>
+          <w:color w:val="0000FF"/>
+          <w:sz w:val="24"/>
+          <w:u w:val="single"/>
+        </w:rPr>
+        <w:hyperlink r:id="rId106" w:history="1">
+          <w:r>
+            <w:rPr>
+              <w:rStyle w:val="Hyperlink"/>
+            </w:rPr>
+            <w:t>https://</w:t>
+          </w:r>
+        </w:hyperlink>
+      </w:r>
+      <w:r>
+        <w:rPr>
+          <w:rFonts w:ascii="Charis SIL Regular" w:hAnsi="Charis SIL Regular" w:eastAsia="Charis SIL Regular"/>
+          <w:b w:val="0"/>
+          <w:i w:val="0"/>
+          <w:color w:val="0000FF"/>
+          <w:sz w:val="24"/>
+          <w:u w:val="single"/>
+        </w:rPr>
+        <w:hyperlink r:id="rId106" w:history="1">
+          <w:r>
+            <w:rPr>
+              <w:rStyle w:val="Hyperlink"/>
+            </w:rPr>
+            <w:t>search.worldcat.org/</w:t>
+          </w:r>
+        </w:hyperlink>
+      </w:r>
+      <w:r>
+        <w:rPr>
+          <w:rFonts w:ascii="Charis SIL Regular" w:hAnsi="Charis SIL Regular" w:eastAsia="Charis SIL Regular"/>
+          <w:b w:val="0"/>
+          <w:i w:val="0"/>
+          <w:color w:val="0000FF"/>
+          <w:sz w:val="24"/>
+          <w:u w:val="single"/>
+        </w:rPr>
+        <w:hyperlink r:id="rId106" w:history="1">
+          <w:r>
+            <w:rPr>
+              <w:rStyle w:val="Hyperlink"/>
+            </w:rPr>
+            <w:t>title/163275947?</w:t>
+          </w:r>
+        </w:hyperlink>
+      </w:r>
+      <w:r>
+        <w:rPr>
+          <w:rFonts w:ascii="Charis SIL Regular" w:hAnsi="Charis SIL Regular" w:eastAsia="Charis SIL Regular"/>
+          <w:b w:val="0"/>
+          <w:i w:val="0"/>
+          <w:color w:val="0000FF"/>
+          <w:sz w:val="24"/>
+          <w:u w:val="single"/>
+        </w:rPr>
+        <w:hyperlink r:id="rId106" w:history="1">
+          <w:r>
+            <w:rPr>
+              <w:rStyle w:val="Hyperlink"/>
+            </w:rPr>
+            <w:t>oclcNum=163275947</w:t>
+          </w:r>
+        </w:hyperlink>
+      </w:r>
+      <w:r>
+        <w:rPr>
+          <w:rFonts w:ascii="Charis SIL Regular" w:hAnsi="Charis SIL Regular" w:eastAsia="Charis SIL Regular"/>
+          <w:b w:val="0"/>
+          <w:i w:val="0"/>
+          <w:color w:val="000000"/>
+          <w:sz w:val="24"/>
+        </w:rPr>
+        <w:t xml:space="preserve">, </w:t>
+      </w:r>
+      <w:r>
+        <w:rPr>
+          <w:rFonts w:ascii="Charis SIL Regular" w:hAnsi="Charis SIL Regular" w:eastAsia="Charis SIL Regular"/>
+          <w:b w:val="0"/>
+          <w:i w:val="0"/>
+          <w:color w:val="0000FF"/>
+          <w:sz w:val="24"/>
+          <w:u w:val="single"/>
+        </w:rPr>
+        <w:hyperlink r:id="rId107" w:history="1">
+          <w:r>
+            <w:rPr>
+              <w:rStyle w:val="Hyperlink"/>
+            </w:rPr>
+            <w:t>WorldC</w:t>
+          </w:r>
+        </w:hyperlink>
+      </w:r>
+      <w:r>
+        <w:rPr>
+          <w:rFonts w:ascii="Charis SIL Regular" w:hAnsi="Charis SIL Regular" w:eastAsia="Charis SIL Regular"/>
+          <w:b w:val="0"/>
+          <w:i w:val="0"/>
+          <w:color w:val="0000FF"/>
+          <w:sz w:val="24"/>
+          <w:u w:val="single"/>
+        </w:rPr>
+        <w:hyperlink r:id="rId106" w:history="1">
+          <w:r>
+            <w:rPr>
+              <w:rStyle w:val="Hyperlink"/>
+            </w:rPr>
+            <w:t>at</w:t>
+          </w:r>
+        </w:hyperlink>
+      </w:r>
+      <w:r>
+        <w:rPr>
+          <w:rFonts w:ascii="Charis SIL Regular" w:hAnsi="Charis SIL Regular" w:eastAsia="Charis SIL Regular"/>
+          <w:b w:val="0"/>
+          <w:i w:val="0"/>
+          <w:color w:val="0000FF"/>
+          <w:sz w:val="24"/>
+          <w:u w:val="single"/>
+        </w:rPr>
+        <w:t xml:space="preserve"> </w:t>
+      </w:r>
+      <w:r>
+        <w:rPr>
+          <w:rFonts w:ascii="Charis SIL Regular" w:hAnsi="Charis SIL Regular" w:eastAsia="Charis SIL Regular"/>
+          <w:b w:val="0"/>
+          <w:i w:val="0"/>
+          <w:color w:val="0000FF"/>
+          <w:sz w:val="24"/>
+          <w:u w:val="single"/>
+        </w:rPr>
+        <w:hyperlink r:id="rId106" w:history="1">
+          <w:r>
+            <w:rPr>
+              <w:rStyle w:val="Hyperlink"/>
+            </w:rPr>
+            <w:t>163275947</w:t>
+          </w:r>
+        </w:hyperlink>
+      </w:r>
+    </w:p>
+    <w:p>
+      <w:pPr>
+        <w:autoSpaceDN w:val="0"/>
+        <w:autoSpaceDE w:val="0"/>
+        <w:widowControl/>
+        <w:spacing w:line="352" w:lineRule="exact" w:before="176" w:after="0"/>
+        <w:ind w:left="0" w:right="0" w:firstLine="0"/>
+        <w:jc w:val="left"/>
+      </w:pPr>
+      <w:r>
+        <w:rPr>
+          <w:rFonts w:ascii="Charis SIL Regular" w:hAnsi="Charis SIL Regular" w:eastAsia="Charis SIL Regular"/>
+          <w:b w:val="0"/>
+          <w:i w:val="0"/>
+          <w:color w:val="000000"/>
+          <w:sz w:val="24"/>
+        </w:rPr>
+        <w:t>Wetenschappelijk artikel:</w:t>
+      </w:r>
+    </w:p>
+    <w:p>
+      <w:pPr>
+        <w:autoSpaceDN w:val="0"/>
+        <w:autoSpaceDE w:val="0"/>
+        <w:widowControl/>
+        <w:spacing w:line="288" w:lineRule="exact" w:before="240" w:after="0"/>
+        <w:ind w:left="800" w:right="432" w:firstLine="0"/>
+        <w:jc w:val="left"/>
+      </w:pPr>
       <w:r>
         <w:rPr>
           <w:rFonts w:ascii="Charis SIL Italic" w:hAnsi="Charis SIL Italic" w:eastAsia="Charis SIL Italic"/>
@@ -14629,7 +16114,250 @@
           <w:color w:val="000000"/>
           <w:sz w:val="24"/>
         </w:rPr>
-        <w:t>Leiden in een publicatie over collectieprofielen.</w:t>
+        <w:t xml:space="preserve">Price, R. and S. Price ‘John Gabriel Stedman's collection of 18th-century artifacts </w:t>
+      </w:r>
+      <w:r>
+        <w:rPr>
+          <w:rFonts w:ascii="Charis SIL Italic" w:hAnsi="Charis SIL Italic" w:eastAsia="Charis SIL Italic"/>
+          <w:b w:val="0"/>
+          <w:i/>
+          <w:color w:val="000000"/>
+          <w:sz w:val="24"/>
+        </w:rPr>
+        <w:t xml:space="preserve">from Suriname’, New West Indian Guide / Nieuwe West-Indische Gids, 53(1) </w:t>
+      </w:r>
+      <w:r>
+        <w:rPr>
+          <w:rFonts w:ascii="Charis SIL Italic" w:hAnsi="Charis SIL Italic" w:eastAsia="Charis SIL Italic"/>
+          <w:b w:val="0"/>
+          <w:i/>
+          <w:color w:val="000000"/>
+          <w:sz w:val="24"/>
+        </w:rPr>
+        <w:t>(1979), 121-140.</w:t>
+      </w:r>
+      <w:r>
+        <w:rPr>
+          <w:rFonts w:ascii="Charis SIL Italic" w:hAnsi="Charis SIL Italic" w:eastAsia="Charis SIL Italic"/>
+          <w:b w:val="0"/>
+          <w:i/>
+          <w:color w:val="000000"/>
+          <w:sz w:val="24"/>
+        </w:rPr>
+        <w:t xml:space="preserve">Wetenschappelijk artikel over objecten uit de collectie van het </w:t>
+      </w:r>
+      <w:r>
+        <w:rPr>
+          <w:rFonts w:ascii="Charis SIL Italic" w:hAnsi="Charis SIL Italic" w:eastAsia="Charis SIL Italic"/>
+          <w:b w:val="0"/>
+          <w:i/>
+          <w:color w:val="000000"/>
+          <w:sz w:val="24"/>
+        </w:rPr>
+        <w:t xml:space="preserve">voormalige Koninklijk Kabinet van Zeldzaamheden die mogelijk afkomstig zijn van </w:t>
+      </w:r>
+      <w:r>
+        <w:rPr>
+          <w:rFonts w:ascii="Charis SIL Italic" w:hAnsi="Charis SIL Italic" w:eastAsia="Charis SIL Italic"/>
+          <w:b w:val="0"/>
+          <w:i/>
+          <w:color w:val="000000"/>
+          <w:sz w:val="24"/>
+        </w:rPr>
+        <w:t>John Gabriel Stedman.</w:t>
+      </w:r>
+    </w:p>
+    <w:p>
+      <w:pPr>
+        <w:autoSpaceDN w:val="0"/>
+        <w:autoSpaceDE w:val="0"/>
+        <w:widowControl/>
+        <w:spacing w:line="352" w:lineRule="exact" w:before="176" w:after="0"/>
+        <w:ind w:left="800" w:right="0" w:firstLine="0"/>
+        <w:jc w:val="left"/>
+      </w:pPr>
+      <w:r>
+        <w:rPr>
+          <w:rFonts w:ascii="Charis SIL Regular" w:hAnsi="Charis SIL Regular" w:eastAsia="Charis SIL Regular"/>
+          <w:b w:val="0"/>
+          <w:i w:val="0"/>
+          <w:color w:val="0000FF"/>
+          <w:sz w:val="24"/>
+          <w:u w:val="single"/>
+        </w:rPr>
+        <w:hyperlink r:id="rId108" w:history="1">
+          <w:r>
+            <w:rPr>
+              <w:rStyle w:val="Hyperlink"/>
+            </w:rPr>
+            <w:t>https://</w:t>
+          </w:r>
+        </w:hyperlink>
+      </w:r>
+      <w:r>
+        <w:rPr>
+          <w:rFonts w:ascii="Charis SIL Regular" w:hAnsi="Charis SIL Regular" w:eastAsia="Charis SIL Regular"/>
+          <w:b w:val="0"/>
+          <w:i w:val="0"/>
+          <w:color w:val="0000FF"/>
+          <w:sz w:val="24"/>
+          <w:u w:val="single"/>
+        </w:rPr>
+        <w:hyperlink r:id="rId108" w:history="1">
+          <w:r>
+            <w:rPr>
+              <w:rStyle w:val="Hyperlink"/>
+            </w:rPr>
+            <w:t>doi.org/10.1163/22134360-90002148</w:t>
+          </w:r>
+        </w:hyperlink>
+      </w:r>
+    </w:p>
+    <w:p>
+      <w:pPr>
+        <w:autoSpaceDN w:val="0"/>
+        <w:autoSpaceDE w:val="0"/>
+        <w:widowControl/>
+        <w:spacing w:line="352" w:lineRule="exact" w:before="176" w:after="0"/>
+        <w:ind w:left="0" w:right="0" w:firstLine="0"/>
+        <w:jc w:val="left"/>
+      </w:pPr>
+      <w:r>
+        <w:rPr>
+          <w:rFonts w:ascii="Charis SIL Regular" w:hAnsi="Charis SIL Regular" w:eastAsia="Charis SIL Regular"/>
+          <w:b w:val="0"/>
+          <w:i w:val="0"/>
+          <w:color w:val="000000"/>
+          <w:sz w:val="24"/>
+        </w:rPr>
+        <w:t>Boek:</w:t>
+      </w:r>
+    </w:p>
+    <w:p>
+      <w:pPr>
+        <w:autoSpaceDN w:val="0"/>
+        <w:autoSpaceDE w:val="0"/>
+        <w:widowControl/>
+        <w:spacing w:line="288" w:lineRule="exact" w:before="240" w:after="0"/>
+        <w:ind w:left="800" w:right="576" w:firstLine="0"/>
+        <w:jc w:val="left"/>
+      </w:pPr>
+      <w:r>
+        <w:rPr>
+          <w:rFonts w:ascii="Charis SIL Italic" w:hAnsi="Charis SIL Italic" w:eastAsia="Charis SIL Italic"/>
+          <w:b w:val="0"/>
+          <w:i/>
+          <w:color w:val="000000"/>
+          <w:sz w:val="24"/>
+        </w:rPr>
+        <w:t xml:space="preserve">Price, R. and S. Price. Afro-American arts of the Suriname rain forest. Berkeley: </w:t>
+      </w:r>
+      <w:r>
+        <w:rPr>
+          <w:rFonts w:ascii="Charis SIL Italic" w:hAnsi="Charis SIL Italic" w:eastAsia="Charis SIL Italic"/>
+          <w:b w:val="0"/>
+          <w:i/>
+          <w:color w:val="000000"/>
+          <w:sz w:val="24"/>
+        </w:rPr>
+        <w:t>University of California Press, 1980.</w:t>
+      </w:r>
+      <w:r>
+        <w:rPr>
+          <w:rFonts w:ascii="Charis SIL Italic" w:hAnsi="Charis SIL Italic" w:eastAsia="Charis SIL Italic"/>
+          <w:b w:val="0"/>
+          <w:i/>
+          <w:color w:val="000000"/>
+          <w:sz w:val="24"/>
+        </w:rPr>
+        <w:t xml:space="preserve">Catalogus van een in 1980 geopende </w:t>
+      </w:r>
+      <w:r>
+        <w:rPr>
+          <w:rFonts w:ascii="Charis SIL Italic" w:hAnsi="Charis SIL Italic" w:eastAsia="Charis SIL Italic"/>
+          <w:b w:val="0"/>
+          <w:i/>
+          <w:color w:val="000000"/>
+          <w:sz w:val="24"/>
+        </w:rPr>
+        <w:t>tentoonstelling over marronkunst in Los Angeles, Dallas, Baltimore en New York.</w:t>
+      </w:r>
+    </w:p>
+    <w:p>
+      <w:pPr>
+        <w:autoSpaceDN w:val="0"/>
+        <w:autoSpaceDE w:val="0"/>
+        <w:widowControl/>
+        <w:spacing w:line="352" w:lineRule="exact" w:before="176" w:after="0"/>
+        <w:ind w:left="800" w:right="0" w:firstLine="0"/>
+        <w:jc w:val="left"/>
+      </w:pPr>
+      <w:r>
+        <w:rPr>
+          <w:rFonts w:ascii="Charis SIL Regular" w:hAnsi="Charis SIL Regular" w:eastAsia="Charis SIL Regular"/>
+          <w:b w:val="0"/>
+          <w:i w:val="0"/>
+          <w:color w:val="0000FF"/>
+          <w:sz w:val="24"/>
+          <w:u w:val="single"/>
+        </w:rPr>
+        <w:hyperlink r:id="rId109" w:history="1">
+          <w:r>
+            <w:rPr>
+              <w:rStyle w:val="Hyperlink"/>
+            </w:rPr>
+            <w:t>ISBN</w:t>
+          </w:r>
+        </w:hyperlink>
+      </w:r>
+      <w:r>
+        <w:rPr>
+          <w:rFonts w:ascii="Charis SIL Regular" w:hAnsi="Charis SIL Regular" w:eastAsia="Charis SIL Regular"/>
+          <w:b w:val="0"/>
+          <w:i w:val="0"/>
+          <w:color w:val="0000FF"/>
+          <w:sz w:val="24"/>
+          <w:u w:val="single"/>
+        </w:rPr>
+        <w:t xml:space="preserve"> </w:t>
+      </w:r>
+      <w:r>
+        <w:rPr>
+          <w:rFonts w:ascii="Charis SIL Regular" w:hAnsi="Charis SIL Regular" w:eastAsia="Charis SIL Regular"/>
+          <w:b w:val="0"/>
+          <w:i w:val="0"/>
+          <w:color w:val="0000FF"/>
+          <w:sz w:val="24"/>
+          <w:u w:val="single"/>
+        </w:rPr>
+        <w:hyperlink r:id="rId109" w:history="1">
+          <w:r>
+            <w:rPr>
+              <w:rStyle w:val="Hyperlink"/>
+            </w:rPr>
+            <w:t>978-0-520-04412-8</w:t>
+          </w:r>
+        </w:hyperlink>
+      </w:r>
+    </w:p>
+    <w:p>
+      <w:pPr>
+        <w:autoSpaceDN w:val="0"/>
+        <w:autoSpaceDE w:val="0"/>
+        <w:widowControl/>
+        <w:spacing w:line="352" w:lineRule="exact" w:before="176" w:after="0"/>
+        <w:ind w:left="0" w:right="0" w:firstLine="0"/>
+        <w:jc w:val="left"/>
+      </w:pPr>
+      <w:r>
+        <w:rPr>
+          <w:rFonts w:ascii="Charis SIL Regular" w:hAnsi="Charis SIL Regular" w:eastAsia="Charis SIL Regular"/>
+          <w:b w:val="0"/>
+          <w:i w:val="0"/>
+          <w:color w:val="000000"/>
+          <w:sz w:val="24"/>
+        </w:rPr>
+        <w:t>Wetenschappelijk artikel:</w:t>
       </w:r>
     </w:p>
     <w:p>
@@ -14643,14 +16371,94 @@
       </w:pPr>
       <w:r>
         <w:rPr>
-          <w:rFonts w:ascii="Charis SIL Regular" w:hAnsi="Charis SIL Regular" w:eastAsia="Charis SIL Regular"/>
-          <w:b w:val="0"/>
-          <w:i w:val="0"/>
-          <w:color w:val="0000FF"/>
-          <w:sz w:val="24"/>
-          <w:u w:val="single"/>
-        </w:rPr>
-        <w:hyperlink r:id="rId99" w:history="1">
+          <w:rFonts w:ascii="Charis SIL Italic" w:hAnsi="Charis SIL Italic" w:eastAsia="Charis SIL Italic"/>
+          <w:b w:val="0"/>
+          <w:i/>
+          <w:color w:val="000000"/>
+          <w:sz w:val="24"/>
+        </w:rPr>
+        <w:t xml:space="preserve">Ruiter, I. de, T. van Andel, M. Françozo, C.F. Caromano ‘Surinamese Maroon and </w:t>
+      </w:r>
+      <w:r>
+        <w:rPr>
+          <w:rFonts w:ascii="Charis SIL Italic" w:hAnsi="Charis SIL Italic" w:eastAsia="Charis SIL Italic"/>
+          <w:b w:val="0"/>
+          <w:i/>
+          <w:color w:val="000000"/>
+          <w:sz w:val="24"/>
+        </w:rPr>
+        <w:t xml:space="preserve">Indigenous Knowledge in the Creation of Natural and Ethnographic Collections </w:t>
+      </w:r>
+      <w:r>
+        <w:rPr>
+          <w:rFonts w:ascii="Charis SIL Italic" w:hAnsi="Charis SIL Italic" w:eastAsia="Charis SIL Italic"/>
+          <w:b w:val="0"/>
+          <w:i/>
+          <w:color w:val="000000"/>
+          <w:sz w:val="24"/>
+        </w:rPr>
+        <w:t xml:space="preserve">Housed in The Netherlands’, New West Indian Guide / Nieuwe West-Indische Gids, </w:t>
+      </w:r>
+      <w:r>
+        <w:rPr>
+          <w:rFonts w:ascii="Charis SIL Italic" w:hAnsi="Charis SIL Italic" w:eastAsia="Charis SIL Italic"/>
+          <w:b w:val="0"/>
+          <w:i/>
+          <w:color w:val="000000"/>
+          <w:sz w:val="24"/>
+        </w:rPr>
+        <w:t>99(3-4) (2025), 287-324.</w:t>
+      </w:r>
+      <w:r>
+        <w:rPr>
+          <w:rFonts w:ascii="Charis SIL Italic" w:hAnsi="Charis SIL Italic" w:eastAsia="Charis SIL Italic"/>
+          <w:b w:val="0"/>
+          <w:i/>
+          <w:color w:val="000000"/>
+          <w:sz w:val="24"/>
+        </w:rPr>
+        <w:t xml:space="preserve">Wetenschappelijk artikel over de bijdrage van marrons </w:t>
+      </w:r>
+      <w:r>
+        <w:rPr>
+          <w:rFonts w:ascii="Charis SIL Italic" w:hAnsi="Charis SIL Italic" w:eastAsia="Charis SIL Italic"/>
+          <w:b w:val="0"/>
+          <w:i/>
+          <w:color w:val="000000"/>
+          <w:sz w:val="24"/>
+        </w:rPr>
+        <w:t xml:space="preserve">en inheemsen aan de samenstelling van natuurhistorische en etnografische collecties </w:t>
+      </w:r>
+      <w:r>
+        <w:rPr>
+          <w:rFonts w:ascii="Charis SIL Italic" w:hAnsi="Charis SIL Italic" w:eastAsia="Charis SIL Italic"/>
+          <w:b w:val="0"/>
+          <w:i/>
+          <w:color w:val="000000"/>
+          <w:sz w:val="24"/>
+        </w:rPr>
+        <w:t>in Nederland.</w:t>
+      </w:r>
+    </w:p>
+    <w:p>
+      <w:pPr>
+        <w:autoSpaceDN w:val="0"/>
+        <w:autoSpaceDE w:val="0"/>
+        <w:widowControl/>
+        <w:spacing w:line="352" w:lineRule="exact" w:before="176" w:after="0"/>
+        <w:ind w:left="800" w:right="0" w:firstLine="0"/>
+        <w:jc w:val="left"/>
+      </w:pPr>
+      <w:r>
+        <w:rPr>
+          <w:rFonts w:ascii="Charis SIL Regular" w:hAnsi="Charis SIL Regular" w:eastAsia="Charis SIL Regular"/>
+          <w:b w:val="0"/>
+          <w:i w:val="0"/>
+          <w:color w:val="0000FF"/>
+          <w:sz w:val="24"/>
+          <w:u w:val="single"/>
+        </w:rPr>
+        <w:hyperlink r:id="rId110" w:history="1">
           <w:r>
             <w:rPr>
               <w:rStyle w:val="Hyperlink"/>
@@ -14668,237 +16476,30 @@
           <w:sz w:val="24"/>
           <w:u w:val="single"/>
         </w:rPr>
-        <w:hyperlink r:id="rId99" w:history="1">
-          <w:r>
-            <w:rPr>
-              <w:rStyle w:val="Hyperlink"/>
-            </w:rPr>
-            <w:t>www.yumpu.com/</w:t>
-          </w:r>
-        </w:hyperlink>
-      </w:r>
-      <w:r>
-        <w:rPr>
-          <w:rFonts w:ascii="Charis SIL Regular" w:hAnsi="Charis SIL Regular" w:eastAsia="Charis SIL Regular"/>
-          <w:b w:val="0"/>
-          <w:i w:val="0"/>
-          <w:color w:val="0000FF"/>
-          <w:sz w:val="24"/>
-          <w:u w:val="single"/>
-        </w:rPr>
-        <w:hyperlink r:id="rId99" w:history="1">
-          <w:r>
-            <w:rPr>
-              <w:rStyle w:val="Hyperlink"/>
-            </w:rPr>
-            <w:t>nl/</w:t>
-          </w:r>
-        </w:hyperlink>
-      </w:r>
-      <w:r>
-        <w:rPr>
-          <w:rFonts w:ascii="Charis SIL Regular" w:hAnsi="Charis SIL Regular" w:eastAsia="Charis SIL Regular"/>
-          <w:b w:val="0"/>
-          <w:i w:val="0"/>
-          <w:color w:val="0000FF"/>
-          <w:sz w:val="24"/>
-          <w:u w:val="single"/>
-        </w:rPr>
-        <w:hyperlink r:id="rId99" w:history="1">
-          <w:r>
-            <w:rPr>
-              <w:rStyle w:val="Hyperlink"/>
-            </w:rPr>
-            <w:t>document/</w:t>
-          </w:r>
-        </w:hyperlink>
-      </w:r>
-      <w:r>
-        <w:rPr>
-          <w:rFonts w:ascii="Charis SIL Regular" w:hAnsi="Charis SIL Regular" w:eastAsia="Charis SIL Regular"/>
-          <w:b w:val="0"/>
-          <w:i w:val="0"/>
-          <w:color w:val="0000FF"/>
-          <w:sz w:val="24"/>
-          <w:u w:val="single"/>
-        </w:rPr>
-        <w:hyperlink r:id="rId99" w:history="1">
-          <w:r>
-            <w:rPr>
-              <w:rStyle w:val="Hyperlink"/>
-            </w:rPr>
-            <w:t>view/20123476/</w:t>
-          </w:r>
-        </w:hyperlink>
-      </w:r>
-      <w:r>
-        <w:rPr>
-          <w:rFonts w:ascii="Charis SIL Regular" w:hAnsi="Charis SIL Regular" w:eastAsia="Charis SIL Regular"/>
-          <w:b w:val="0"/>
-          <w:i w:val="0"/>
-          <w:color w:val="0000FF"/>
-          <w:sz w:val="24"/>
-          <w:u w:val="single"/>
-        </w:rPr>
-        <w:hyperlink r:id="rId99" w:history="1">
-          <w:r>
-            <w:rPr>
-              <w:rStyle w:val="Hyperlink"/>
-            </w:rPr>
-            <w:t>open-</w:t>
-          </w:r>
-        </w:hyperlink>
-      </w:r>
-      <w:r>
-        <w:rPr>
-          <w:rFonts w:ascii="Charis SIL Regular" w:hAnsi="Charis SIL Regular" w:eastAsia="Charis SIL Regular"/>
-          <w:b w:val="0"/>
-          <w:i w:val="0"/>
-          <w:color w:val="0000FF"/>
-          <w:sz w:val="24"/>
-          <w:u w:val="single"/>
-        </w:rPr>
-        <w:hyperlink r:id="rId99" w:history="1">
-          <w:r>
-            <w:rPr>
-              <w:rStyle w:val="Hyperlink"/>
-            </w:rPr>
-            <w:t>het-</w:t>
-          </w:r>
-        </w:hyperlink>
-      </w:r>
-      <w:r>
-        <w:rPr>
-          <w:rFonts w:ascii="Charis SIL Regular" w:hAnsi="Charis SIL Regular" w:eastAsia="Charis SIL Regular"/>
-          <w:b w:val="0"/>
-          <w:i w:val="0"/>
-          <w:color w:val="0000FF"/>
-          <w:sz w:val="24"/>
-          <w:u w:val="single"/>
-        </w:rPr>
-        <w:hyperlink r:id="rId99" w:history="1">
-          <w:r>
-            <w:rPr>
-              <w:rStyle w:val="Hyperlink"/>
-            </w:rPr>
-            <w:t>profie</w:t>
-          </w:r>
-        </w:hyperlink>
-      </w:r>
-      <w:r>
-        <w:rPr>
-          <w:rFonts w:ascii="Charis SIL Regular" w:hAnsi="Charis SIL Regular" w:eastAsia="Charis SIL Regular"/>
-          <w:b w:val="0"/>
-          <w:i w:val="0"/>
-          <w:color w:val="0000FF"/>
-          <w:sz w:val="24"/>
-        </w:rPr>
-        <w:hyperlink r:id="rId99" w:history="1">
-          <w:r>
-            <w:rPr>
-              <w:rStyle w:val="Hyperlink"/>
-            </w:rPr>
-            <w:t>l</w:t>
-          </w:r>
-        </w:hyperlink>
-      </w:r>
-      <w:r>
-        <w:rPr>
-          <w:rFonts w:ascii="Charis SIL Regular" w:hAnsi="Charis SIL Regular" w:eastAsia="Charis SIL Regular"/>
-          <w:b w:val="0"/>
-          <w:i w:val="0"/>
-          <w:color w:val="0000FF"/>
-          <w:sz w:val="24"/>
-        </w:rPr>
-        <w:t>-</w:t>
-      </w:r>
-      <w:r>
-        <w:rPr>
-          <w:rFonts w:ascii="Charis SIL Regular" w:hAnsi="Charis SIL Regular" w:eastAsia="Charis SIL Regular"/>
-          <w:b w:val="0"/>
-          <w:i w:val="0"/>
-          <w:color w:val="0000FF"/>
-          <w:sz w:val="24"/>
-          <w:u w:val="single"/>
-        </w:rPr>
-        <w:hyperlink r:id="rId99" w:history="1">
-          <w:r>
-            <w:rPr>
-              <w:rStyle w:val="Hyperlink"/>
-            </w:rPr>
-            <w:t>als-</w:t>
-          </w:r>
-        </w:hyperlink>
-      </w:r>
-      <w:r>
-        <w:rPr>
-          <w:rFonts w:ascii="Charis SIL Regular" w:hAnsi="Charis SIL Regular" w:eastAsia="Charis SIL Regular"/>
-          <w:b w:val="0"/>
-          <w:i w:val="0"/>
-          <w:color w:val="0000FF"/>
-          <w:sz w:val="24"/>
-          <w:u w:val="single"/>
-        </w:rPr>
-        <w:hyperlink r:id="rId99" w:history="1">
-          <w:r>
-            <w:rPr>
-              <w:rStyle w:val="Hyperlink"/>
-            </w:rPr>
-            <w:t>pdf-</w:t>
-          </w:r>
-        </w:hyperlink>
-      </w:r>
-      <w:r>
-        <w:rPr>
-          <w:rFonts w:ascii="Charis SIL Regular" w:hAnsi="Charis SIL Regular" w:eastAsia="Charis SIL Regular"/>
-          <w:b w:val="0"/>
-          <w:i w:val="0"/>
-          <w:color w:val="0000FF"/>
-          <w:sz w:val="24"/>
-          <w:u w:val="single"/>
-        </w:rPr>
-        <w:hyperlink r:id="rId99" w:history="1">
-          <w:r>
-            <w:rPr>
-              <w:rStyle w:val="Hyperlink"/>
-            </w:rPr>
-            <w:t>mus</w:t>
-          </w:r>
-        </w:hyperlink>
-      </w:r>
-      <w:r>
-        <w:rPr>
-          <w:rFonts w:ascii="Charis SIL Regular" w:hAnsi="Charis SIL Regular" w:eastAsia="Charis SIL Regular"/>
-          <w:b w:val="0"/>
-          <w:i w:val="0"/>
-          <w:color w:val="0000FF"/>
-          <w:sz w:val="24"/>
-          <w:u w:val="single"/>
-        </w:rPr>
-        <w:hyperlink r:id="rId99" w:history="1">
-          <w:r>
-            <w:rPr>
-              <w:rStyle w:val="Hyperlink"/>
-            </w:rPr>
-            <w:t>eum-</w:t>
-          </w:r>
-        </w:hyperlink>
-      </w:r>
-      <w:r>
-        <w:rPr>
-          <w:rFonts w:ascii="Charis SIL Regular" w:hAnsi="Charis SIL Regular" w:eastAsia="Charis SIL Regular"/>
-          <w:b w:val="0"/>
-          <w:i w:val="0"/>
-          <w:color w:val="0000FF"/>
-          <w:sz w:val="24"/>
-          <w:u w:val="single"/>
-        </w:rPr>
-        <w:hyperlink r:id="rId99" w:history="1">
-          <w:r>
-            <w:rPr>
-              <w:rStyle w:val="Hyperlink"/>
-            </w:rPr>
-            <w:t>volkenkunde</w:t>
+        <w:hyperlink r:id="rId110" w:history="1">
+          <w:r>
+            <w:rPr>
+              <w:rStyle w:val="Hyperlink"/>
+            </w:rPr>
+            <w:t>doi.org/10.1163/22134360-</w:t>
+          </w:r>
+        </w:hyperlink>
+      </w:r>
+      <w:r>
+        <w:rPr>
+          <w:rFonts w:ascii="Charis SIL Regular" w:hAnsi="Charis SIL Regular" w:eastAsia="Charis SIL Regular"/>
+          <w:b w:val="0"/>
+          <w:i w:val="0"/>
+          <w:color w:val="0000FF"/>
+          <w:sz w:val="24"/>
+          <w:u w:val="single"/>
+        </w:rPr>
+        <w:hyperlink r:id="rId110" w:history="1">
+          <w:r>
+            <w:rPr>
+              <w:rStyle w:val="Hyperlink"/>
+            </w:rPr>
+            <w:t>bja10038</w:t>
           </w:r>
         </w:hyperlink>
       </w:r>
@@ -14920,7 +16521,7 @@
           <w:color w:val="000000"/>
           <w:sz w:val="24"/>
         </w:rPr>
-        <w:t>Boek:</w:t>
+        <w:t>Wetenschappelijk artikel:</w:t>
       </w:r>
     </w:p>
     <w:p>
@@ -14929,7 +16530,7 @@
         <w:autoSpaceDE w:val="0"/>
         <w:widowControl/>
         <w:spacing w:line="288" w:lineRule="exact" w:before="240" w:after="0"/>
-        <w:ind w:left="800" w:right="432" w:firstLine="0"/>
+        <w:ind w:left="800" w:right="864" w:firstLine="0"/>
         <w:jc w:val="left"/>
       </w:pPr>
       <w:r>
@@ -14940,7 +16541,7 @@
           <w:color w:val="000000"/>
           <w:sz w:val="24"/>
         </w:rPr>
-        <w:t xml:space="preserve">Broekhoven, L. van, C. Buijs en P. Hovens, Sharing knowledge &amp; cultural heritage: </w:t>
+        <w:t xml:space="preserve">Stipriaan, A. van ‘Caraïbisch erfgoed in de Nederlandse Black Atlantic’, OSO. </w:t>
       </w:r>
       <w:r>
         <w:rPr>
@@ -14950,7 +16551,7 @@
           <w:color w:val="000000"/>
           <w:sz w:val="24"/>
         </w:rPr>
-        <w:t xml:space="preserve">first nations of the Americas: studies in collaboration with indigenous peoples from </w:t>
+        <w:t xml:space="preserve">Tijdschrift voor Surinaamse Taalkunde, Letterkunde en Geschiedenis, 35(1) </w:t>
       </w:r>
       <w:r>
         <w:rPr>
@@ -14960,17 +16561,7 @@
           <w:color w:val="000000"/>
           <w:sz w:val="24"/>
         </w:rPr>
-        <w:t xml:space="preserve">Greenland, North and South America: proceedings of an expert meeting National </w:t>
-      </w:r>
-      <w:r>
-        <w:rPr>
-          <w:rFonts w:ascii="Charis SIL Italic" w:hAnsi="Charis SIL Italic" w:eastAsia="Charis SIL Italic"/>
-          <w:b w:val="0"/>
-          <w:i/>
-          <w:color w:val="000000"/>
-          <w:sz w:val="24"/>
-        </w:rPr>
-        <w:t xml:space="preserve">Museum of Ethnology Leiden, The Netherlands. Leiden: Sidestone Press 2010. </w:t>
+        <w:t>(2016), 11-37.</w:t>
       </w:r>
       <w:r>
         <w:rPr>
@@ -14988,8 +16579,8 @@
         <w:autoSpaceDN w:val="0"/>
         <w:autoSpaceDE w:val="0"/>
         <w:widowControl/>
-        <w:spacing w:line="288" w:lineRule="exact" w:before="240" w:after="0"/>
-        <w:ind w:left="800" w:right="432" w:firstLine="0"/>
+        <w:spacing w:line="352" w:lineRule="exact" w:before="176" w:after="0"/>
+        <w:ind w:left="800" w:right="0" w:firstLine="0"/>
         <w:jc w:val="left"/>
       </w:pPr>
       <w:r>
@@ -14999,9 +16590,8 @@
           <w:i w:val="0"/>
           <w:color w:val="0000FF"/>
           <w:sz w:val="24"/>
-          <w:u w:val="single"/>
-        </w:rPr>
-        <w:hyperlink r:id="rId100" w:history="1">
+        </w:rPr>
+        <w:hyperlink r:id="rId111" w:history="1">
           <w:r>
             <w:rPr>
               <w:rStyle w:val="Hyperlink"/>
@@ -15017,197 +16607,64 @@
           <w:i w:val="0"/>
           <w:color w:val="0000FF"/>
           <w:sz w:val="24"/>
-          <w:u w:val="single"/>
-        </w:rPr>
-        <w:hyperlink r:id="rId100" w:history="1">
-          <w:r>
-            <w:rPr>
-              <w:rStyle w:val="Hyperlink"/>
-            </w:rPr>
-            <w:t>www.sidestone.com/</w:t>
-          </w:r>
-        </w:hyperlink>
-      </w:r>
-      <w:r>
-        <w:rPr>
-          <w:rFonts w:ascii="Charis SIL Regular" w:hAnsi="Charis SIL Regular" w:eastAsia="Charis SIL Regular"/>
-          <w:b w:val="0"/>
-          <w:i w:val="0"/>
-          <w:color w:val="0000FF"/>
-          <w:sz w:val="24"/>
-          <w:u w:val="single"/>
-        </w:rPr>
-        <w:hyperlink r:id="rId100" w:history="1">
-          <w:r>
-            <w:rPr>
-              <w:rStyle w:val="Hyperlink"/>
-            </w:rPr>
-            <w:t>books/</w:t>
-          </w:r>
-        </w:hyperlink>
-      </w:r>
-      <w:r>
-        <w:rPr>
-          <w:rFonts w:ascii="Charis SIL Regular" w:hAnsi="Charis SIL Regular" w:eastAsia="Charis SIL Regular"/>
-          <w:b w:val="0"/>
-          <w:i w:val="0"/>
-          <w:color w:val="0000FF"/>
-          <w:sz w:val="24"/>
-          <w:u w:val="single"/>
-        </w:rPr>
-        <w:hyperlink r:id="rId100" w:history="1">
-          <w:r>
-            <w:rPr>
-              <w:rStyle w:val="Hyperlink"/>
-            </w:rPr>
-            <w:t>sharing-</w:t>
-          </w:r>
-        </w:hyperlink>
-      </w:r>
-      <w:r>
-        <w:rPr>
-          <w:rFonts w:ascii="Charis SIL Regular" w:hAnsi="Charis SIL Regular" w:eastAsia="Charis SIL Regular"/>
-          <w:b w:val="0"/>
-          <w:i w:val="0"/>
-          <w:color w:val="0000FF"/>
-          <w:sz w:val="24"/>
-          <w:u w:val="single"/>
-        </w:rPr>
-        <w:hyperlink r:id="rId100" w:history="1">
-          <w:r>
-            <w:rPr>
-              <w:rStyle w:val="Hyperlink"/>
-            </w:rPr>
-            <w:t>knowledge-</w:t>
-          </w:r>
-        </w:hyperlink>
-      </w:r>
-      <w:r>
-        <w:rPr>
-          <w:rFonts w:ascii="Charis SIL Regular" w:hAnsi="Charis SIL Regular" w:eastAsia="Charis SIL Regular"/>
-          <w:b w:val="0"/>
-          <w:i w:val="0"/>
-          <w:color w:val="0000FF"/>
-          <w:sz w:val="24"/>
-          <w:u w:val="single"/>
-        </w:rPr>
-        <w:hyperlink r:id="rId100" w:history="1">
-          <w:r>
-            <w:rPr>
-              <w:rStyle w:val="Hyperlink"/>
-            </w:rPr>
-            <w:t>and-</w:t>
-          </w:r>
-        </w:hyperlink>
-      </w:r>
-      <w:r>
-        <w:rPr>
-          <w:rFonts w:ascii="Charis SIL Regular" w:hAnsi="Charis SIL Regular" w:eastAsia="Charis SIL Regular"/>
-          <w:b w:val="0"/>
-          <w:i w:val="0"/>
-          <w:color w:val="0000FF"/>
-          <w:sz w:val="24"/>
-          <w:u w:val="single"/>
-        </w:rPr>
-        <w:hyperlink r:id="rId100" w:history="1">
-          <w:r>
-            <w:rPr>
-              <w:rStyle w:val="Hyperlink"/>
-            </w:rPr>
-            <w:t>cultural-</w:t>
-          </w:r>
-        </w:hyperlink>
-      </w:r>
-      <w:r>
-        <w:rPr>
-          <w:rFonts w:ascii="Charis SIL Regular" w:hAnsi="Charis SIL Regular" w:eastAsia="Charis SIL Regular"/>
-          <w:b w:val="0"/>
-          <w:i w:val="0"/>
-          <w:color w:val="0000FF"/>
-          <w:sz w:val="24"/>
-          <w:u w:val="single"/>
-        </w:rPr>
-        <w:hyperlink r:id="rId100" w:history="1">
-          <w:r>
-            <w:rPr>
-              <w:rStyle w:val="Hyperlink"/>
-            </w:rPr>
-            <w:t>heritage</w:t>
-          </w:r>
-        </w:hyperlink>
-      </w:r>
-      <w:r>
-        <w:rPr>
-          <w:rFonts w:ascii="Charis SIL Regular" w:hAnsi="Charis SIL Regular" w:eastAsia="Charis SIL Regular"/>
-          <w:b w:val="0"/>
-          <w:i w:val="0"/>
-          <w:color w:val="000000"/>
-          <w:sz w:val="24"/>
-        </w:rPr>
-        <w:t xml:space="preserve">, </w:t>
-      </w:r>
-      <w:r>
-        <w:rPr>
-          <w:rFonts w:ascii="Charis SIL Regular" w:hAnsi="Charis SIL Regular" w:eastAsia="Charis SIL Regular"/>
-          <w:b w:val="0"/>
-          <w:i w:val="0"/>
-          <w:color w:val="0000FF"/>
-          <w:sz w:val="24"/>
-          <w:u w:val="single"/>
-        </w:rPr>
-        <w:hyperlink r:id="rId100" w:history="1">
-          <w:r>
-            <w:rPr>
-              <w:rStyle w:val="Hyperlink"/>
-            </w:rPr>
-            <w:t>ISBN</w:t>
-          </w:r>
-        </w:hyperlink>
-      </w:r>
-      <w:r>
-        <w:rPr>
-          <w:rFonts w:ascii="Charis SIL Regular" w:hAnsi="Charis SIL Regular" w:eastAsia="Charis SIL Regular"/>
-          <w:b w:val="0"/>
-          <w:i w:val="0"/>
-          <w:color w:val="0000FF"/>
-          <w:sz w:val="24"/>
-          <w:u w:val="single"/>
-        </w:rPr>
-        <w:t xml:space="preserve"> </w:t>
-      </w:r>
-      <w:r>
-        <w:rPr>
-          <w:rFonts w:ascii="Charis SIL Regular" w:hAnsi="Charis SIL Regular" w:eastAsia="Charis SIL Regular"/>
-          <w:b w:val="0"/>
-          <w:i w:val="0"/>
-          <w:color w:val="0000FF"/>
-          <w:sz w:val="24"/>
-          <w:u w:val="single"/>
-        </w:rPr>
-        <w:hyperlink r:id="rId101" w:history="1">
-          <w:r>
-            <w:rPr>
-              <w:rStyle w:val="Hyperlink"/>
-            </w:rPr>
-            <w:t>97</w:t>
-          </w:r>
-        </w:hyperlink>
-      </w:r>
-      <w:r>
-        <w:rPr>
-          <w:rFonts w:ascii="Charis SIL Regular" w:hAnsi="Charis SIL Regular" w:eastAsia="Charis SIL Regular"/>
-          <w:b w:val="0"/>
-          <w:i w:val="0"/>
-          <w:color w:val="0000FF"/>
-          <w:sz w:val="24"/>
-          <w:u w:val="single"/>
-        </w:rPr>
-        <w:hyperlink r:id="rId101" w:history="1">
-          <w:r>
-            <w:rPr>
-              <w:rStyle w:val="Hyperlink"/>
-            </w:rPr>
-            <w:t>8-90-8890-066-2</w:t>
+        </w:rPr>
+        <w:hyperlink r:id="rId111" w:history="1">
+          <w:r>
+            <w:rPr>
+              <w:rStyle w:val="Hyperlink"/>
+            </w:rPr>
+            <w:t>www.dbnl.org/</w:t>
+          </w:r>
+        </w:hyperlink>
+      </w:r>
+      <w:r>
+        <w:rPr>
+          <w:rFonts w:ascii="Charis SIL Regular" w:hAnsi="Charis SIL Regular" w:eastAsia="Charis SIL Regular"/>
+          <w:b w:val="0"/>
+          <w:i w:val="0"/>
+          <w:color w:val="0000FF"/>
+          <w:sz w:val="24"/>
+        </w:rPr>
+        <w:hyperlink r:id="rId111" w:history="1">
+          <w:r>
+            <w:rPr>
+              <w:rStyle w:val="Hyperlink"/>
+            </w:rPr>
+            <w:t>tekst/</w:t>
+          </w:r>
+        </w:hyperlink>
+      </w:r>
+      <w:r>
+        <w:rPr>
+          <w:rFonts w:ascii="Charis SIL Regular" w:hAnsi="Charis SIL Regular" w:eastAsia="Charis SIL Regular"/>
+          <w:b w:val="0"/>
+          <w:i w:val="0"/>
+          <w:color w:val="0000FF"/>
+          <w:sz w:val="24"/>
+        </w:rPr>
+        <w:hyperlink r:id="rId111" w:history="1">
+          <w:r>
+            <w:rPr>
+              <w:rStyle w:val="Hyperlink"/>
+            </w:rPr>
+            <w:t>_oso001201601_01/</w:t>
+          </w:r>
+        </w:hyperlink>
+      </w:r>
+      <w:r>
+        <w:rPr>
+          <w:rFonts w:ascii="Charis SIL Regular" w:hAnsi="Charis SIL Regular" w:eastAsia="Charis SIL Regular"/>
+          <w:b w:val="0"/>
+          <w:i w:val="0"/>
+          <w:color w:val="0000FF"/>
+          <w:sz w:val="24"/>
+        </w:rPr>
+        <w:hyperlink r:id="rId111" w:history="1">
+          <w:r>
+            <w:rPr>
+              <w:rStyle w:val="Hyperlink"/>
+            </w:rPr>
+            <w:t>_oso001201601_01_0003.php</w:t>
           </w:r>
         </w:hyperlink>
       </w:r>
@@ -15229,7 +16686,7 @@
           <w:color w:val="000000"/>
           <w:sz w:val="24"/>
         </w:rPr>
-        <w:t>Boek:</w:t>
+        <w:t>Catalogus:</w:t>
       </w:r>
     </w:p>
     <w:p>
@@ -15238,7 +16695,7 @@
         <w:autoSpaceDE w:val="0"/>
         <w:widowControl/>
         <w:spacing w:line="288" w:lineRule="exact" w:before="240" w:after="0"/>
-        <w:ind w:left="800" w:right="720" w:firstLine="0"/>
+        <w:ind w:left="800" w:right="288" w:firstLine="0"/>
         <w:jc w:val="left"/>
       </w:pPr>
       <w:r>
@@ -15249,7 +16706,7 @@
           <w:color w:val="000000"/>
           <w:sz w:val="24"/>
         </w:rPr>
-        <w:t xml:space="preserve">Eeden, F.W. van, Catalogus der Nederlandsche West-Indische tentoonstelling te </w:t>
+        <w:t xml:space="preserve">Veth, P.J, G.A Wilken, en H.C Klinkert. Catalogus der afdeeling Nederlandsche </w:t>
       </w:r>
       <w:r>
         <w:rPr>
@@ -15259,7 +16716,7 @@
           <w:color w:val="000000"/>
           <w:sz w:val="24"/>
         </w:rPr>
-        <w:t>Haarlem 1899. Amsterdam: de Bussy 1899.</w:t>
+        <w:t xml:space="preserve">Koloniën van de internationale koloniale en uitvoerhandel tentoonstelling (van 1 </w:t>
       </w:r>
       <w:r>
         <w:rPr>
@@ -15269,7 +16726,7 @@
           <w:color w:val="000000"/>
           <w:sz w:val="24"/>
         </w:rPr>
-        <w:t xml:space="preserve">Catalogus van de West-Indische </w:t>
+        <w:t>Mei tot ultimo October 1883) te Amsterdam.Leiden: E.J. Brill, 1883.</w:t>
       </w:r>
       <w:r>
         <w:rPr>
@@ -15279,7 +16736,57 @@
           <w:color w:val="000000"/>
           <w:sz w:val="24"/>
         </w:rPr>
-        <w:t>tentoonstelling gehouden in het Koloniaal Museum te Haarlem in 1899.</w:t>
+        <w:t xml:space="preserve">Catalogus van </w:t>
+      </w:r>
+      <w:r>
+        <w:rPr>
+          <w:rFonts w:ascii="Charis SIL Italic" w:hAnsi="Charis SIL Italic" w:eastAsia="Charis SIL Italic"/>
+          <w:b w:val="0"/>
+          <w:i/>
+          <w:color w:val="000000"/>
+          <w:sz w:val="24"/>
+        </w:rPr>
+        <w:t xml:space="preserve">de afdeling Nederlandse Koloniën op de in 1883 gehouden wereldtentoonstelling in </w:t>
+      </w:r>
+      <w:r>
+        <w:rPr>
+          <w:rFonts w:ascii="Charis SIL Italic" w:hAnsi="Charis SIL Italic" w:eastAsia="Charis SIL Italic"/>
+          <w:b w:val="0"/>
+          <w:i/>
+          <w:color w:val="000000"/>
+          <w:sz w:val="24"/>
+        </w:rPr>
+        <w:t xml:space="preserve">Amsterdam, opgesteld door P.J. Veth. De catalogus bestaat uit drie delen die </w:t>
+      </w:r>
+      <w:r>
+        <w:rPr>
+          <w:rFonts w:ascii="Charis SIL Italic" w:hAnsi="Charis SIL Italic" w:eastAsia="Charis SIL Italic"/>
+          <w:b w:val="0"/>
+          <w:i/>
+          <w:color w:val="000000"/>
+          <w:sz w:val="24"/>
+        </w:rPr>
+        <w:t xml:space="preserve">respectievelijk de drie objectgroepen beschrijven: 'Het terrein der gekoloniseerde en </w:t>
+      </w:r>
+      <w:r>
+        <w:rPr>
+          <w:rFonts w:ascii="Charis SIL Italic" w:hAnsi="Charis SIL Italic" w:eastAsia="Charis SIL Italic"/>
+          <w:b w:val="0"/>
+          <w:i/>
+          <w:color w:val="000000"/>
+          <w:sz w:val="24"/>
+        </w:rPr>
+        <w:t xml:space="preserve">overheerde gewesten', 'De inlandsche bevolking dier gewesten' en Groep III 'De </w:t>
+      </w:r>
+      <w:r>
+        <w:rPr>
+          <w:rFonts w:ascii="Charis SIL Italic" w:hAnsi="Charis SIL Italic" w:eastAsia="Charis SIL Italic"/>
+          <w:b w:val="0"/>
+          <w:i/>
+          <w:color w:val="000000"/>
+          <w:sz w:val="24"/>
+        </w:rPr>
+        <w:t>Europeanen in die gewesten en hunne betrekkingen tot de inlanders'.</w:t>
       </w:r>
     </w:p>
     <w:p>
@@ -15300,7 +16807,7 @@
           <w:sz w:val="24"/>
           <w:u w:val="single"/>
         </w:rPr>
-        <w:hyperlink r:id="rId102" w:history="1">
+        <w:hyperlink r:id="rId112" w:history="1">
           <w:r>
             <w:rPr>
               <w:rStyle w:val="Hyperlink"/>
@@ -15318,7 +16825,7 @@
           <w:sz w:val="24"/>
           <w:u w:val="single"/>
         </w:rPr>
-        <w:hyperlink r:id="rId102" w:history="1">
+        <w:hyperlink r:id="rId112" w:history="1">
           <w:r>
             <w:rPr>
               <w:rStyle w:val="Hyperlink"/>
@@ -15336,12 +16843,12 @@
           <w:sz w:val="24"/>
           <w:u w:val="single"/>
         </w:rPr>
-        <w:hyperlink r:id="rId102" w:history="1">
-          <w:r>
-            <w:rPr>
-              <w:rStyle w:val="Hyperlink"/>
-            </w:rPr>
-            <w:t>item:970083</w:t>
+        <w:hyperlink r:id="rId112" w:history="1">
+          <w:r>
+            <w:rPr>
+              <w:rStyle w:val="Hyperlink"/>
+            </w:rPr>
+            <w:t>item:129051</w:t>
           </w:r>
         </w:hyperlink>
       </w:r>
@@ -15364,7 +16871,7 @@
           <w:sz w:val="24"/>
           <w:u w:val="single"/>
         </w:rPr>
-        <w:hyperlink r:id="rId103" w:history="1">
+        <w:hyperlink r:id="rId113" w:history="1">
           <w:r>
             <w:rPr>
               <w:rStyle w:val="Hyperlink"/>
@@ -15393,554 +16900,21 @@
           <w:sz w:val="24"/>
           <w:u w:val="single"/>
         </w:rPr>
-        <w:hyperlink r:id="rId103" w:history="1">
-          <w:r>
-            <w:rPr>
-              <w:rStyle w:val="Hyperlink"/>
-            </w:rPr>
-            <w:t>905463122</w:t>
-          </w:r>
-        </w:hyperlink>
-      </w:r>
-    </w:p>
-    <w:p>
-      <w:pPr>
-        <w:autoSpaceDN w:val="0"/>
-        <w:autoSpaceDE w:val="0"/>
-        <w:widowControl/>
-        <w:spacing w:line="352" w:lineRule="exact" w:before="176" w:after="0"/>
-        <w:ind w:left="0" w:right="0" w:firstLine="0"/>
-        <w:jc w:val="left"/>
-      </w:pPr>
-      <w:r>
-        <w:rPr>
-          <w:rFonts w:ascii="Charis SIL Regular" w:hAnsi="Charis SIL Regular" w:eastAsia="Charis SIL Regular"/>
-          <w:b w:val="0"/>
-          <w:i w:val="0"/>
-          <w:color w:val="000000"/>
-          <w:sz w:val="24"/>
-        </w:rPr>
-        <w:t>Dissertatie:</w:t>
-      </w:r>
-    </w:p>
-    <w:p>
-      <w:pPr>
-        <w:autoSpaceDN w:val="0"/>
-        <w:autoSpaceDE w:val="0"/>
-        <w:widowControl/>
-        <w:spacing w:line="288" w:lineRule="exact" w:before="240" w:after="0"/>
-        <w:ind w:left="800" w:right="864" w:firstLine="0"/>
-        <w:jc w:val="left"/>
-      </w:pPr>
-      <w:r>
-        <w:rPr>
-          <w:rFonts w:ascii="Charis SIL Italic" w:hAnsi="Charis SIL Italic" w:eastAsia="Charis SIL Italic"/>
-          <w:b w:val="0"/>
-          <w:i/>
-          <w:color w:val="000000"/>
-          <w:sz w:val="24"/>
-        </w:rPr>
-        <w:t xml:space="preserve">Effert, Rudolf. Volkenkundig verzamelen: het Koninklijk Kabinet van </w:t>
-      </w:r>
-      <w:r>
-        <w:br/>
-      </w:r>
-      <w:r>
-        <w:rPr>
-          <w:rFonts w:ascii="Charis SIL Italic" w:hAnsi="Charis SIL Italic" w:eastAsia="Charis SIL Italic"/>
-          <w:b w:val="0"/>
-          <w:i/>
-          <w:color w:val="000000"/>
-          <w:sz w:val="24"/>
-        </w:rPr>
-        <w:t>Zeldzaamheden en het Rijks Ethnografisch Museum</w:t>
-      </w:r>
-      <w:r>
-        <w:rPr>
-          <w:rFonts w:ascii="Charis SIL Italic" w:hAnsi="Charis SIL Italic" w:eastAsia="Charis SIL Italic"/>
-          <w:b w:val="0"/>
-          <w:i/>
-          <w:color w:val="000000"/>
-          <w:sz w:val="24"/>
-        </w:rPr>
-        <w:t xml:space="preserve">: 1816-1883. Proefschrift </w:t>
-      </w:r>
-      <w:r>
-        <w:rPr>
-          <w:rFonts w:ascii="Charis SIL Italic" w:hAnsi="Charis SIL Italic" w:eastAsia="Charis SIL Italic"/>
-          <w:b w:val="0"/>
-          <w:i/>
-          <w:color w:val="000000"/>
-          <w:sz w:val="24"/>
-        </w:rPr>
-        <w:t>Universiteit Leiden, 2003.</w:t>
-      </w:r>
-      <w:r>
-        <w:rPr>
-          <w:rFonts w:ascii="Charis SIL Italic" w:hAnsi="Charis SIL Italic" w:eastAsia="Charis SIL Italic"/>
-          <w:b w:val="0"/>
-          <w:i/>
-          <w:color w:val="000000"/>
-          <w:sz w:val="24"/>
-        </w:rPr>
-        <w:t xml:space="preserve">Dissertatie over de geschiedenis van het Koninklijk </w:t>
-      </w:r>
-      <w:r>
-        <w:rPr>
-          <w:rFonts w:ascii="Charis SIL Italic" w:hAnsi="Charis SIL Italic" w:eastAsia="Charis SIL Italic"/>
-          <w:b w:val="0"/>
-          <w:i/>
-          <w:color w:val="000000"/>
-          <w:sz w:val="24"/>
-        </w:rPr>
-        <w:t>Kabinet van Zeldzaamheden en van het Rijks Etnografisch Museum.</w:t>
-      </w:r>
-    </w:p>
-    <w:p>
-      <w:pPr>
-        <w:autoSpaceDN w:val="0"/>
-        <w:autoSpaceDE w:val="0"/>
-        <w:widowControl/>
-        <w:spacing w:line="288" w:lineRule="exact" w:before="240" w:after="0"/>
-        <w:ind w:left="800" w:right="1296" w:firstLine="0"/>
-        <w:jc w:val="left"/>
-      </w:pPr>
-      <w:r>
-        <w:rPr>
-          <w:rFonts w:ascii="Charis SIL Regular" w:hAnsi="Charis SIL Regular" w:eastAsia="Charis SIL Regular"/>
-          <w:b w:val="0"/>
-          <w:i w:val="0"/>
-          <w:color w:val="0000FF"/>
-          <w:sz w:val="24"/>
-          <w:u w:val="single"/>
-        </w:rPr>
-        <w:hyperlink r:id="rId104" w:history="1">
-          <w:r>
-            <w:rPr>
-              <w:rStyle w:val="Hyperlink"/>
-            </w:rPr>
-            <w:t>https://</w:t>
-          </w:r>
-        </w:hyperlink>
-      </w:r>
-      <w:r>
-        <w:rPr>
-          <w:rFonts w:ascii="Charis SIL Regular" w:hAnsi="Charis SIL Regular" w:eastAsia="Charis SIL Regular"/>
-          <w:b w:val="0"/>
-          <w:i w:val="0"/>
-          <w:color w:val="0000FF"/>
-          <w:sz w:val="24"/>
-          <w:u w:val="single"/>
-        </w:rPr>
-        <w:hyperlink r:id="rId104" w:history="1">
-          <w:r>
-            <w:rPr>
-              <w:rStyle w:val="Hyperlink"/>
-            </w:rPr>
-            <w:t>search.worldcat.org/</w:t>
-          </w:r>
-        </w:hyperlink>
-      </w:r>
-      <w:r>
-        <w:rPr>
-          <w:rFonts w:ascii="Charis SIL Regular" w:hAnsi="Charis SIL Regular" w:eastAsia="Charis SIL Regular"/>
-          <w:b w:val="0"/>
-          <w:i w:val="0"/>
-          <w:color w:val="0000FF"/>
-          <w:sz w:val="24"/>
-          <w:u w:val="single"/>
-        </w:rPr>
-        <w:hyperlink r:id="rId104" w:history="1">
-          <w:r>
-            <w:rPr>
-              <w:rStyle w:val="Hyperlink"/>
-            </w:rPr>
-            <w:t>title/163275947?</w:t>
-          </w:r>
-        </w:hyperlink>
-      </w:r>
-      <w:r>
-        <w:rPr>
-          <w:rFonts w:ascii="Charis SIL Regular" w:hAnsi="Charis SIL Regular" w:eastAsia="Charis SIL Regular"/>
-          <w:b w:val="0"/>
-          <w:i w:val="0"/>
-          <w:color w:val="0000FF"/>
-          <w:sz w:val="24"/>
-          <w:u w:val="single"/>
-        </w:rPr>
-        <w:hyperlink r:id="rId104" w:history="1">
-          <w:r>
-            <w:rPr>
-              <w:rStyle w:val="Hyperlink"/>
-            </w:rPr>
-            <w:t>oclcNum=163275947</w:t>
-          </w:r>
-        </w:hyperlink>
-      </w:r>
-      <w:r>
-        <w:rPr>
-          <w:rFonts w:ascii="Charis SIL Regular" w:hAnsi="Charis SIL Regular" w:eastAsia="Charis SIL Regular"/>
-          <w:b w:val="0"/>
-          <w:i w:val="0"/>
-          <w:color w:val="000000"/>
-          <w:sz w:val="24"/>
-        </w:rPr>
-        <w:t xml:space="preserve">, </w:t>
-      </w:r>
-      <w:r>
-        <w:rPr>
-          <w:rFonts w:ascii="Charis SIL Regular" w:hAnsi="Charis SIL Regular" w:eastAsia="Charis SIL Regular"/>
-          <w:b w:val="0"/>
-          <w:i w:val="0"/>
-          <w:color w:val="0000FF"/>
-          <w:sz w:val="24"/>
-          <w:u w:val="single"/>
-        </w:rPr>
-        <w:hyperlink r:id="rId105" w:history="1">
-          <w:r>
-            <w:rPr>
-              <w:rStyle w:val="Hyperlink"/>
-            </w:rPr>
-            <w:t>WorldC</w:t>
-          </w:r>
-        </w:hyperlink>
-      </w:r>
-      <w:r>
-        <w:rPr>
-          <w:rFonts w:ascii="Charis SIL Regular" w:hAnsi="Charis SIL Regular" w:eastAsia="Charis SIL Regular"/>
-          <w:b w:val="0"/>
-          <w:i w:val="0"/>
-          <w:color w:val="0000FF"/>
-          <w:sz w:val="24"/>
-          <w:u w:val="single"/>
-        </w:rPr>
-        <w:hyperlink r:id="rId105" w:history="1">
-          <w:r>
-            <w:rPr>
-              <w:rStyle w:val="Hyperlink"/>
-            </w:rPr>
-            <w:t>at</w:t>
-          </w:r>
-        </w:hyperlink>
-      </w:r>
-      <w:r>
-        <w:rPr>
-          <w:rFonts w:ascii="Charis SIL Regular" w:hAnsi="Charis SIL Regular" w:eastAsia="Charis SIL Regular"/>
-          <w:b w:val="0"/>
-          <w:i w:val="0"/>
-          <w:color w:val="0000FF"/>
-          <w:sz w:val="24"/>
-          <w:u w:val="single"/>
-        </w:rPr>
-        <w:t xml:space="preserve"> </w:t>
-      </w:r>
-      <w:r>
-        <w:rPr>
-          <w:rFonts w:ascii="Charis SIL Regular" w:hAnsi="Charis SIL Regular" w:eastAsia="Charis SIL Regular"/>
-          <w:b w:val="0"/>
-          <w:i w:val="0"/>
-          <w:color w:val="0000FF"/>
-          <w:sz w:val="24"/>
-          <w:u w:val="single"/>
-        </w:rPr>
-        <w:hyperlink r:id="rId105" w:history="1">
-          <w:r>
-            <w:rPr>
-              <w:rStyle w:val="Hyperlink"/>
-            </w:rPr>
-            <w:t>163275947</w:t>
-          </w:r>
-        </w:hyperlink>
-      </w:r>
-    </w:p>
-    <w:p>
-      <w:pPr>
-        <w:autoSpaceDN w:val="0"/>
-        <w:autoSpaceDE w:val="0"/>
-        <w:widowControl/>
-        <w:spacing w:line="352" w:lineRule="exact" w:before="176" w:after="0"/>
-        <w:ind w:left="0" w:right="0" w:firstLine="0"/>
-        <w:jc w:val="left"/>
-      </w:pPr>
-      <w:r>
-        <w:rPr>
-          <w:rFonts w:ascii="Charis SIL Regular" w:hAnsi="Charis SIL Regular" w:eastAsia="Charis SIL Regular"/>
-          <w:b w:val="0"/>
-          <w:i w:val="0"/>
-          <w:color w:val="000000"/>
-          <w:sz w:val="24"/>
-        </w:rPr>
-        <w:t>Wetenschappelijk artikel:</w:t>
-      </w:r>
-    </w:p>
-    <w:p>
-      <w:pPr>
-        <w:autoSpaceDN w:val="0"/>
-        <w:autoSpaceDE w:val="0"/>
-        <w:widowControl/>
-        <w:spacing w:line="288" w:lineRule="exact" w:before="240" w:after="0"/>
-        <w:ind w:left="800" w:right="432" w:firstLine="0"/>
-        <w:jc w:val="left"/>
-      </w:pPr>
-      <w:r>
-        <w:rPr>
-          <w:rFonts w:ascii="Charis SIL Italic" w:hAnsi="Charis SIL Italic" w:eastAsia="Charis SIL Italic"/>
-          <w:b w:val="0"/>
-          <w:i/>
-          <w:color w:val="000000"/>
-          <w:sz w:val="24"/>
-        </w:rPr>
-        <w:t xml:space="preserve">Price, R. and S. Price ‘John Gabriel Stedman's collection of 18th-century artifacts </w:t>
-      </w:r>
-      <w:r>
-        <w:rPr>
-          <w:rFonts w:ascii="Charis SIL Italic" w:hAnsi="Charis SIL Italic" w:eastAsia="Charis SIL Italic"/>
-          <w:b w:val="0"/>
-          <w:i/>
-          <w:color w:val="000000"/>
-          <w:sz w:val="24"/>
-        </w:rPr>
-        <w:t xml:space="preserve">from Suriname’, New West Indian Guide / Nieuwe West-Indische Gids, 53(1) </w:t>
-      </w:r>
-      <w:r>
-        <w:rPr>
-          <w:rFonts w:ascii="Charis SIL Italic" w:hAnsi="Charis SIL Italic" w:eastAsia="Charis SIL Italic"/>
-          <w:b w:val="0"/>
-          <w:i/>
-          <w:color w:val="000000"/>
-          <w:sz w:val="24"/>
-        </w:rPr>
-        <w:t>(1979), 121-140.</w:t>
-      </w:r>
-      <w:r>
-        <w:rPr>
-          <w:rFonts w:ascii="Charis SIL Italic" w:hAnsi="Charis SIL Italic" w:eastAsia="Charis SIL Italic"/>
-          <w:b w:val="0"/>
-          <w:i/>
-          <w:color w:val="000000"/>
-          <w:sz w:val="24"/>
-        </w:rPr>
-        <w:t xml:space="preserve">Wetenschappelijk artikel over objecten uit de collectie van het </w:t>
-      </w:r>
-      <w:r>
-        <w:rPr>
-          <w:rFonts w:ascii="Charis SIL Italic" w:hAnsi="Charis SIL Italic" w:eastAsia="Charis SIL Italic"/>
-          <w:b w:val="0"/>
-          <w:i/>
-          <w:color w:val="000000"/>
-          <w:sz w:val="24"/>
-        </w:rPr>
-        <w:t xml:space="preserve">voormalige Koninklijk Kabinet van Zeldzaamheden die mogelijk afkomstig zijn van </w:t>
-      </w:r>
-      <w:r>
-        <w:rPr>
-          <w:rFonts w:ascii="Charis SIL Italic" w:hAnsi="Charis SIL Italic" w:eastAsia="Charis SIL Italic"/>
-          <w:b w:val="0"/>
-          <w:i/>
-          <w:color w:val="000000"/>
-          <w:sz w:val="24"/>
-        </w:rPr>
-        <w:t>John Gabriel Stedman.</w:t>
-      </w:r>
-    </w:p>
-    <w:p>
-      <w:pPr>
-        <w:autoSpaceDN w:val="0"/>
-        <w:autoSpaceDE w:val="0"/>
-        <w:widowControl/>
-        <w:spacing w:line="352" w:lineRule="exact" w:before="176" w:after="0"/>
-        <w:ind w:left="800" w:right="0" w:firstLine="0"/>
-        <w:jc w:val="left"/>
-      </w:pPr>
-      <w:r>
-        <w:rPr>
-          <w:rFonts w:ascii="Charis SIL Regular" w:hAnsi="Charis SIL Regular" w:eastAsia="Charis SIL Regular"/>
-          <w:b w:val="0"/>
-          <w:i w:val="0"/>
-          <w:color w:val="0000FF"/>
-          <w:sz w:val="24"/>
-          <w:u w:val="single"/>
-        </w:rPr>
-        <w:hyperlink r:id="rId106" w:history="1">
-          <w:r>
-            <w:rPr>
-              <w:rStyle w:val="Hyperlink"/>
-            </w:rPr>
-            <w:t>https://</w:t>
-          </w:r>
-        </w:hyperlink>
-      </w:r>
-      <w:r>
-        <w:rPr>
-          <w:rFonts w:ascii="Charis SIL Regular" w:hAnsi="Charis SIL Regular" w:eastAsia="Charis SIL Regular"/>
-          <w:b w:val="0"/>
-          <w:i w:val="0"/>
-          <w:color w:val="0000FF"/>
-          <w:sz w:val="24"/>
-          <w:u w:val="single"/>
-        </w:rPr>
-        <w:hyperlink r:id="rId106" w:history="1">
-          <w:r>
-            <w:rPr>
-              <w:rStyle w:val="Hyperlink"/>
-            </w:rPr>
-            <w:t>doi.org/10.1163/22134360-90002148</w:t>
-          </w:r>
-        </w:hyperlink>
-      </w:r>
-    </w:p>
-    <w:p>
-      <w:pPr>
-        <w:autoSpaceDN w:val="0"/>
-        <w:autoSpaceDE w:val="0"/>
-        <w:widowControl/>
-        <w:spacing w:line="352" w:lineRule="exact" w:before="176" w:after="0"/>
-        <w:ind w:left="0" w:right="0" w:firstLine="0"/>
-        <w:jc w:val="left"/>
-      </w:pPr>
-      <w:r>
-        <w:rPr>
-          <w:rFonts w:ascii="Charis SIL Regular" w:hAnsi="Charis SIL Regular" w:eastAsia="Charis SIL Regular"/>
-          <w:b w:val="0"/>
-          <w:i w:val="0"/>
-          <w:color w:val="000000"/>
-          <w:sz w:val="24"/>
-        </w:rPr>
-        <w:t>Boek:</w:t>
-      </w:r>
-    </w:p>
-    <w:p>
-      <w:pPr>
-        <w:autoSpaceDN w:val="0"/>
-        <w:autoSpaceDE w:val="0"/>
-        <w:widowControl/>
-        <w:spacing w:line="288" w:lineRule="exact" w:before="240" w:after="0"/>
-        <w:ind w:left="800" w:right="576" w:firstLine="0"/>
-        <w:jc w:val="left"/>
-      </w:pPr>
-      <w:r>
-        <w:rPr>
-          <w:rFonts w:ascii="Charis SIL Italic" w:hAnsi="Charis SIL Italic" w:eastAsia="Charis SIL Italic"/>
-          <w:b w:val="0"/>
-          <w:i/>
-          <w:color w:val="000000"/>
-          <w:sz w:val="24"/>
-        </w:rPr>
-        <w:t xml:space="preserve">Price, R. and S. Price. Afro-American arts of the Suriname rain forest. Berkeley: </w:t>
-      </w:r>
-      <w:r>
-        <w:rPr>
-          <w:rFonts w:ascii="Charis SIL Italic" w:hAnsi="Charis SIL Italic" w:eastAsia="Charis SIL Italic"/>
-          <w:b w:val="0"/>
-          <w:i/>
-          <w:color w:val="000000"/>
-          <w:sz w:val="24"/>
-        </w:rPr>
-        <w:t>University of California Press, 1980.</w:t>
-      </w:r>
-      <w:r>
-        <w:rPr>
-          <w:rFonts w:ascii="Charis SIL Italic" w:hAnsi="Charis SIL Italic" w:eastAsia="Charis SIL Italic"/>
-          <w:b w:val="0"/>
-          <w:i/>
-          <w:color w:val="000000"/>
-          <w:sz w:val="24"/>
-        </w:rPr>
-        <w:t xml:space="preserve">Catalogus van een in 1980 geopende </w:t>
-      </w:r>
-      <w:r>
-        <w:rPr>
-          <w:rFonts w:ascii="Charis SIL Italic" w:hAnsi="Charis SIL Italic" w:eastAsia="Charis SIL Italic"/>
-          <w:b w:val="0"/>
-          <w:i/>
-          <w:color w:val="000000"/>
-          <w:sz w:val="24"/>
-        </w:rPr>
-        <w:t>tentoonstelling over marronkunst in Los Angeles, Dallas, Baltimore en New York.</w:t>
-      </w:r>
-    </w:p>
-    <w:p>
-      <w:pPr>
-        <w:autoSpaceDN w:val="0"/>
-        <w:autoSpaceDE w:val="0"/>
-        <w:widowControl/>
-        <w:spacing w:line="352" w:lineRule="exact" w:before="176" w:after="0"/>
-        <w:ind w:left="800" w:right="0" w:firstLine="0"/>
-        <w:jc w:val="left"/>
-      </w:pPr>
-      <w:r>
-        <w:rPr>
-          <w:rFonts w:ascii="Charis SIL Regular" w:hAnsi="Charis SIL Regular" w:eastAsia="Charis SIL Regular"/>
-          <w:b w:val="0"/>
-          <w:i w:val="0"/>
-          <w:color w:val="0000FF"/>
-          <w:sz w:val="24"/>
-          <w:u w:val="single"/>
-        </w:rPr>
-        <w:hyperlink r:id="rId107" w:history="1">
-          <w:r>
-            <w:rPr>
-              <w:rStyle w:val="Hyperlink"/>
-            </w:rPr>
-            <w:t>ISBN</w:t>
-          </w:r>
-        </w:hyperlink>
-      </w:r>
-      <w:r>
-        <w:rPr>
-          <w:rFonts w:ascii="Charis SIL Regular" w:hAnsi="Charis SIL Regular" w:eastAsia="Charis SIL Regular"/>
-          <w:b w:val="0"/>
-          <w:i w:val="0"/>
-          <w:color w:val="0000FF"/>
-          <w:sz w:val="24"/>
-          <w:u w:val="single"/>
-        </w:rPr>
-        <w:t xml:space="preserve"> </w:t>
-      </w:r>
-      <w:r>
-        <w:rPr>
-          <w:rFonts w:ascii="Charis SIL Regular" w:hAnsi="Charis SIL Regular" w:eastAsia="Charis SIL Regular"/>
-          <w:b w:val="0"/>
-          <w:i w:val="0"/>
-          <w:color w:val="0000FF"/>
-          <w:sz w:val="24"/>
-          <w:u w:val="single"/>
-        </w:rPr>
-        <w:hyperlink r:id="rId107" w:history="1">
-          <w:r>
-            <w:rPr>
-              <w:rStyle w:val="Hyperlink"/>
-            </w:rPr>
-            <w:t>978-0-520-04412-8</w:t>
-          </w:r>
-        </w:hyperlink>
-      </w:r>
-    </w:p>
-    <w:p>
-      <w:pPr>
-        <w:autoSpaceDN w:val="0"/>
-        <w:autoSpaceDE w:val="0"/>
-        <w:widowControl/>
-        <w:spacing w:line="352" w:lineRule="exact" w:before="176" w:after="0"/>
-        <w:ind w:left="0" w:right="0" w:firstLine="0"/>
-        <w:jc w:val="left"/>
-      </w:pPr>
-      <w:r>
-        <w:rPr>
-          <w:rFonts w:ascii="Charis SIL Regular" w:hAnsi="Charis SIL Regular" w:eastAsia="Charis SIL Regular"/>
-          <w:b w:val="0"/>
-          <w:i w:val="0"/>
-          <w:color w:val="000000"/>
-          <w:sz w:val="24"/>
-        </w:rPr>
-        <w:t>Wetenschappelijk artikel:</w:t>
+        <w:hyperlink r:id="rId113" w:history="1">
+          <w:r>
+            <w:rPr>
+              <w:rStyle w:val="Hyperlink"/>
+            </w:rPr>
+            <w:t>680228146</w:t>
+          </w:r>
+        </w:hyperlink>
       </w:r>
     </w:p>
     <w:p>
       <w:pPr>
         <w:sectPr>
           <w:pgSz w:w="11900" w:h="16840"/>
-          <w:pgMar w:top="324" w:right="1440" w:bottom="552" w:left="960" w:header="720" w:footer="720" w:gutter="0"/>
+          <w:pgMar w:top="324" w:right="1440" w:bottom="528" w:left="960" w:header="720" w:footer="720" w:gutter="0"/>
           <w:cols/>
           <w:docGrid w:linePitch="360"/>
         </w:sectPr>
@@ -15960,19 +16934,32 @@
         <w:autoSpaceDN w:val="0"/>
         <w:autoSpaceDE w:val="0"/>
         <w:widowControl/>
-        <w:spacing w:line="288" w:lineRule="exact" w:before="64" w:after="0"/>
-        <w:ind w:left="800" w:right="288" w:firstLine="0"/>
+        <w:spacing w:line="364" w:lineRule="exact" w:before="0" w:after="0"/>
+        <w:ind w:left="800" w:right="288" w:hanging="800"/>
         <w:jc w:val="left"/>
       </w:pPr>
       <w:r>
         <w:rPr>
+          <w:rFonts w:ascii="Charis SIL Regular" w:hAnsi="Charis SIL Regular" w:eastAsia="Charis SIL Regular"/>
+          <w:b w:val="0"/>
+          <w:i w:val="0"/>
+          <w:color w:val="000000"/>
+          <w:sz w:val="24"/>
+        </w:rPr>
+        <w:t xml:space="preserve">Wetenschappelijk artikel: </w:t>
+      </w:r>
+      <w:r>
+        <w:br/>
+      </w:r>
+      <w:r>
+        <w:rPr>
           <w:rFonts w:ascii="Charis SIL Italic" w:hAnsi="Charis SIL Italic" w:eastAsia="Charis SIL Italic"/>
           <w:b w:val="0"/>
           <w:i/>
           <w:color w:val="000000"/>
           <w:sz w:val="24"/>
         </w:rPr>
-        <w:t xml:space="preserve">Ruiter, I. de, T. van Andel, M. Françozo, C.F. Caromano ‘Surinamese Maroon and </w:t>
+        <w:t xml:space="preserve">Vruggink, H. en B. Paasman ‘Overzicht van Suriname-collecties I’, OSO. Tijdschrift </w:t>
       </w:r>
       <w:r>
         <w:rPr>
@@ -15982,186 +16969,7 @@
           <w:color w:val="000000"/>
           <w:sz w:val="24"/>
         </w:rPr>
-        <w:t xml:space="preserve">Indigenous Knowledge in the Creation of Natural and Ethnographic Collections </w:t>
-      </w:r>
-      <w:r>
-        <w:rPr>
-          <w:rFonts w:ascii="Charis SIL Italic" w:hAnsi="Charis SIL Italic" w:eastAsia="Charis SIL Italic"/>
-          <w:b w:val="0"/>
-          <w:i/>
-          <w:color w:val="000000"/>
-          <w:sz w:val="24"/>
-        </w:rPr>
-        <w:t xml:space="preserve">Housed in The Netherlands’, New West Indian Guide / Nieuwe West-Indische Gids, </w:t>
-      </w:r>
-      <w:r>
-        <w:rPr>
-          <w:rFonts w:ascii="Charis SIL Italic" w:hAnsi="Charis SIL Italic" w:eastAsia="Charis SIL Italic"/>
-          <w:b w:val="0"/>
-          <w:i/>
-          <w:color w:val="000000"/>
-          <w:sz w:val="24"/>
-        </w:rPr>
-        <w:t>99(3-4) (2025), 287-324.</w:t>
-      </w:r>
-      <w:r>
-        <w:rPr>
-          <w:rFonts w:ascii="Charis SIL Italic" w:hAnsi="Charis SIL Italic" w:eastAsia="Charis SIL Italic"/>
-          <w:b w:val="0"/>
-          <w:i/>
-          <w:color w:val="000000"/>
-          <w:sz w:val="24"/>
-        </w:rPr>
-        <w:t xml:space="preserve">Wetenschappelijk artikel over de bijdrage van marrons </w:t>
-      </w:r>
-      <w:r>
-        <w:rPr>
-          <w:rFonts w:ascii="Charis SIL Italic" w:hAnsi="Charis SIL Italic" w:eastAsia="Charis SIL Italic"/>
-          <w:b w:val="0"/>
-          <w:i/>
-          <w:color w:val="000000"/>
-          <w:sz w:val="24"/>
-        </w:rPr>
-        <w:t xml:space="preserve">en inheemsen aan de samenstelling van natuurhistorische en etnografische collecties </w:t>
-      </w:r>
-      <w:r>
-        <w:rPr>
-          <w:rFonts w:ascii="Charis SIL Italic" w:hAnsi="Charis SIL Italic" w:eastAsia="Charis SIL Italic"/>
-          <w:b w:val="0"/>
-          <w:i/>
-          <w:color w:val="000000"/>
-          <w:sz w:val="24"/>
-        </w:rPr>
-        <w:t>in Nederland.</w:t>
-      </w:r>
-    </w:p>
-    <w:p>
-      <w:pPr>
-        <w:autoSpaceDN w:val="0"/>
-        <w:tabs>
-          <w:tab w:pos="800" w:val="left"/>
-        </w:tabs>
-        <w:autoSpaceDE w:val="0"/>
-        <w:widowControl/>
-        <w:spacing w:line="528" w:lineRule="exact" w:before="0" w:after="0"/>
-        <w:ind w:left="0" w:right="864" w:firstLine="0"/>
-        <w:jc w:val="left"/>
-      </w:pPr>
-      <w:r>
-        <w:tab/>
-      </w:r>
-      <w:r>
-        <w:rPr>
-          <w:rFonts w:ascii="Charis SIL Regular" w:hAnsi="Charis SIL Regular" w:eastAsia="Charis SIL Regular"/>
-          <w:b w:val="0"/>
-          <w:i w:val="0"/>
-          <w:color w:val="0000FF"/>
-          <w:sz w:val="24"/>
-          <w:u w:val="single"/>
-        </w:rPr>
-        <w:hyperlink r:id="rId108" w:history="1">
-          <w:r>
-            <w:rPr>
-              <w:rStyle w:val="Hyperlink"/>
-            </w:rPr>
-            <w:t>https://</w:t>
-          </w:r>
-        </w:hyperlink>
-      </w:r>
-      <w:r>
-        <w:rPr>
-          <w:rFonts w:ascii="Charis SIL Regular" w:hAnsi="Charis SIL Regular" w:eastAsia="Charis SIL Regular"/>
-          <w:b w:val="0"/>
-          <w:i w:val="0"/>
-          <w:color w:val="0000FF"/>
-          <w:sz w:val="24"/>
-          <w:u w:val="single"/>
-        </w:rPr>
-        <w:hyperlink r:id="rId108" w:history="1">
-          <w:r>
-            <w:rPr>
-              <w:rStyle w:val="Hyperlink"/>
-            </w:rPr>
-            <w:t>doi.org/10.1163/22134360-</w:t>
-          </w:r>
-        </w:hyperlink>
-      </w:r>
-      <w:r>
-        <w:rPr>
-          <w:rFonts w:ascii="Charis SIL Regular" w:hAnsi="Charis SIL Regular" w:eastAsia="Charis SIL Regular"/>
-          <w:b w:val="0"/>
-          <w:i w:val="0"/>
-          <w:color w:val="0000FF"/>
-          <w:sz w:val="24"/>
-          <w:u w:val="single"/>
-        </w:rPr>
-        <w:hyperlink r:id="rId108" w:history="1">
-          <w:r>
-            <w:rPr>
-              <w:rStyle w:val="Hyperlink"/>
-            </w:rPr>
-            <w:t xml:space="preserve">bja10038 </w:t>
-          </w:r>
-        </w:hyperlink>
-      </w:r>
-      <w:r>
-        <w:br/>
-      </w:r>
-      <w:r>
-        <w:rPr>
-          <w:rFonts w:ascii="Charis SIL Regular" w:hAnsi="Charis SIL Regular" w:eastAsia="Charis SIL Regular"/>
-          <w:b w:val="0"/>
-          <w:i w:val="0"/>
-          <w:color w:val="000000"/>
-          <w:sz w:val="24"/>
-        </w:rPr>
-        <w:t xml:space="preserve">Wetenschappelijk artikel: </w:t>
-      </w:r>
-      <w:r>
-        <w:br/>
-      </w:r>
-      <w:r>
-        <w:tab/>
-      </w:r>
-      <w:r>
-        <w:rPr>
-          <w:rFonts w:ascii="Charis SIL Italic" w:hAnsi="Charis SIL Italic" w:eastAsia="Charis SIL Italic"/>
-          <w:b w:val="0"/>
-          <w:i/>
-          <w:color w:val="000000"/>
-          <w:sz w:val="24"/>
-        </w:rPr>
-        <w:t>Stipriaan, A. van ‘Caraïbisch erfgoed in de Nederlandse Black Atlantic’, OSO.</w:t>
-      </w:r>
-    </w:p>
-    <w:p>
-      <w:pPr>
-        <w:autoSpaceDN w:val="0"/>
-        <w:autoSpaceDE w:val="0"/>
-        <w:widowControl/>
-        <w:spacing w:line="288" w:lineRule="exact" w:before="64" w:after="0"/>
-        <w:ind w:left="800" w:right="1008" w:firstLine="0"/>
-        <w:jc w:val="left"/>
-      </w:pPr>
-      <w:r>
-        <w:rPr>
-          <w:rFonts w:ascii="Charis SIL Italic" w:hAnsi="Charis SIL Italic" w:eastAsia="Charis SIL Italic"/>
-          <w:b w:val="0"/>
-          <w:i/>
-          <w:color w:val="000000"/>
-          <w:sz w:val="24"/>
-        </w:rPr>
-        <w:t xml:space="preserve">Tijdschrift voor Surinaamse Taalkunde, Letterkunde en Geschiedenis, 35(1) </w:t>
-      </w:r>
-      <w:r>
-        <w:rPr>
-          <w:rFonts w:ascii="Charis SIL Italic" w:hAnsi="Charis SIL Italic" w:eastAsia="Charis SIL Italic"/>
-          <w:b w:val="0"/>
-          <w:i/>
-          <w:color w:val="000000"/>
-          <w:sz w:val="24"/>
-        </w:rPr>
-        <w:t>(2016), 11-37.</w:t>
+        <w:t xml:space="preserve">voor Surinaamse Taalkunde, Letterkunde en Geschiedenis, 7(1) (1988), 189-244. </w:t>
       </w:r>
       <w:r>
         <w:rPr>
@@ -16197,7 +17005,7 @@
           <w:color w:val="0000FF"/>
           <w:sz w:val="24"/>
         </w:rPr>
-        <w:hyperlink r:id="rId109" w:history="1">
+        <w:hyperlink r:id="rId114" w:history="1">
           <w:r>
             <w:rPr>
               <w:rStyle w:val="Hyperlink"/>
@@ -16214,7 +17022,7 @@
           <w:color w:val="0000FF"/>
           <w:sz w:val="24"/>
         </w:rPr>
-        <w:hyperlink r:id="rId109" w:history="1">
+        <w:hyperlink r:id="rId114" w:history="1">
           <w:r>
             <w:rPr>
               <w:rStyle w:val="Hyperlink"/>
@@ -16231,7 +17039,7 @@
           <w:color w:val="0000FF"/>
           <w:sz w:val="24"/>
         </w:rPr>
-        <w:hyperlink r:id="rId109" w:history="1">
+        <w:hyperlink r:id="rId114" w:history="1">
           <w:r>
             <w:rPr>
               <w:rStyle w:val="Hyperlink"/>
@@ -16248,160 +17056,7 @@
           <w:color w:val="0000FF"/>
           <w:sz w:val="24"/>
         </w:rPr>
-        <w:hyperlink r:id="rId109" w:history="1">
-          <w:r>
-            <w:rPr>
-              <w:rStyle w:val="Hyperlink"/>
-            </w:rPr>
-            <w:t>_oso001201601_01/</w:t>
-          </w:r>
-        </w:hyperlink>
-      </w:r>
-      <w:r>
-        <w:rPr>
-          <w:rFonts w:ascii="Charis SIL Regular" w:hAnsi="Charis SIL Regular" w:eastAsia="Charis SIL Regular"/>
-          <w:b w:val="0"/>
-          <w:i w:val="0"/>
-          <w:color w:val="0000FF"/>
-          <w:sz w:val="24"/>
-        </w:rPr>
-        <w:hyperlink r:id="rId109" w:history="1">
-          <w:r>
-            <w:rPr>
-              <w:rStyle w:val="Hyperlink"/>
-            </w:rPr>
-            <w:t xml:space="preserve">_oso001201601_01_0003.php </w:t>
-          </w:r>
-        </w:hyperlink>
-      </w:r>
-      <w:r>
-        <w:rPr>
-          <w:rFonts w:ascii="Charis SIL Regular" w:hAnsi="Charis SIL Regular" w:eastAsia="Charis SIL Regular"/>
-          <w:b w:val="0"/>
-          <w:i w:val="0"/>
-          <w:color w:val="000000"/>
-          <w:sz w:val="24"/>
-        </w:rPr>
-        <w:t xml:space="preserve">Wetenschappelijk artikel: </w:t>
-      </w:r>
-      <w:r>
-        <w:br/>
-      </w:r>
-      <w:r>
-        <w:tab/>
-      </w:r>
-      <w:r>
-        <w:rPr>
-          <w:rFonts w:ascii="Charis SIL Italic" w:hAnsi="Charis SIL Italic" w:eastAsia="Charis SIL Italic"/>
-          <w:b w:val="0"/>
-          <w:i/>
-          <w:color w:val="000000"/>
-          <w:sz w:val="24"/>
-        </w:rPr>
-        <w:t xml:space="preserve">Vruggink, H. en B. Paasman ‘Overzicht van Suriname-collecties I’, OSO. Tijdschrift </w:t>
-      </w:r>
-      <w:r>
-        <w:tab/>
-      </w:r>
-      <w:r>
-        <w:rPr>
-          <w:rFonts w:ascii="Charis SIL Italic" w:hAnsi="Charis SIL Italic" w:eastAsia="Charis SIL Italic"/>
-          <w:b w:val="0"/>
-          <w:i/>
-          <w:color w:val="000000"/>
-          <w:sz w:val="24"/>
-        </w:rPr>
-        <w:t xml:space="preserve">voor Surinaamse Taalkunde, Letterkunde en Geschiedenis, 7(1) (1988), 189-244. </w:t>
-      </w:r>
-      <w:r>
-        <w:tab/>
-      </w:r>
-      <w:r>
-        <w:rPr>
-          <w:rFonts w:ascii="Charis SIL Italic" w:hAnsi="Charis SIL Italic" w:eastAsia="Charis SIL Italic"/>
-          <w:b w:val="0"/>
-          <w:i/>
-          <w:color w:val="000000"/>
-          <w:sz w:val="24"/>
-        </w:rPr>
-        <w:t>SCHRIJVEN!</w:t>
-      </w:r>
-    </w:p>
-    <w:p>
-      <w:pPr>
-        <w:autoSpaceDN w:val="0"/>
-        <w:tabs>
-          <w:tab w:pos="800" w:val="left"/>
-        </w:tabs>
-        <w:autoSpaceDE w:val="0"/>
-        <w:widowControl/>
-        <w:spacing w:line="408" w:lineRule="exact" w:before="120" w:after="0"/>
-        <w:ind w:left="0" w:right="288" w:firstLine="0"/>
-        <w:jc w:val="left"/>
-      </w:pPr>
-      <w:r>
-        <w:tab/>
-      </w:r>
-      <w:r>
-        <w:rPr>
-          <w:rFonts w:ascii="Charis SIL Regular" w:hAnsi="Charis SIL Regular" w:eastAsia="Charis SIL Regular"/>
-          <w:b w:val="0"/>
-          <w:i w:val="0"/>
-          <w:color w:val="0000FF"/>
-          <w:sz w:val="24"/>
-        </w:rPr>
-        <w:hyperlink r:id="rId110" w:history="1">
-          <w:r>
-            <w:rPr>
-              <w:rStyle w:val="Hyperlink"/>
-            </w:rPr>
-            <w:t>https://</w:t>
-          </w:r>
-        </w:hyperlink>
-      </w:r>
-      <w:r>
-        <w:rPr>
-          <w:rFonts w:ascii="Charis SIL Regular" w:hAnsi="Charis SIL Regular" w:eastAsia="Charis SIL Regular"/>
-          <w:b w:val="0"/>
-          <w:i w:val="0"/>
-          <w:color w:val="0000FF"/>
-          <w:sz w:val="24"/>
-        </w:rPr>
-        <w:hyperlink r:id="rId110" w:history="1">
-          <w:r>
-            <w:rPr>
-              <w:rStyle w:val="Hyperlink"/>
-            </w:rPr>
-            <w:t>www.dbnl.org/</w:t>
-          </w:r>
-        </w:hyperlink>
-      </w:r>
-      <w:r>
-        <w:rPr>
-          <w:rFonts w:ascii="Charis SIL Regular" w:hAnsi="Charis SIL Regular" w:eastAsia="Charis SIL Regular"/>
-          <w:b w:val="0"/>
-          <w:i w:val="0"/>
-          <w:color w:val="0000FF"/>
-          <w:sz w:val="24"/>
-        </w:rPr>
-        <w:hyperlink r:id="rId110" w:history="1">
-          <w:r>
-            <w:rPr>
-              <w:rStyle w:val="Hyperlink"/>
-            </w:rPr>
-            <w:t>tekst/</w:t>
-          </w:r>
-        </w:hyperlink>
-      </w:r>
-      <w:r>
-        <w:rPr>
-          <w:rFonts w:ascii="Charis SIL Regular" w:hAnsi="Charis SIL Regular" w:eastAsia="Charis SIL Regular"/>
-          <w:b w:val="0"/>
-          <w:i w:val="0"/>
-          <w:color w:val="0000FF"/>
-          <w:sz w:val="24"/>
-        </w:rPr>
-        <w:hyperlink r:id="rId110" w:history="1">
+        <w:hyperlink r:id="rId114" w:history="1">
           <w:r>
             <w:rPr>
               <w:rStyle w:val="Hyperlink"/>
@@ -16418,7 +17073,7 @@
           <w:color w:val="0000FF"/>
           <w:sz w:val="24"/>
         </w:rPr>
-        <w:hyperlink r:id="rId110" w:history="1">
+        <w:hyperlink r:id="rId114" w:history="1">
           <w:r>
             <w:rPr>
               <w:rStyle w:val="Hyperlink"/>
@@ -16503,7 +17158,7 @@
           <w:color w:val="0000FF"/>
           <w:sz w:val="24"/>
         </w:rPr>
-        <w:hyperlink r:id="rId111" w:history="1">
+        <w:hyperlink r:id="rId115" w:history="1">
           <w:r>
             <w:rPr>
               <w:rStyle w:val="Hyperlink"/>
@@ -16520,7 +17175,7 @@
           <w:color w:val="0000FF"/>
           <w:sz w:val="24"/>
         </w:rPr>
-        <w:hyperlink r:id="rId111" w:history="1">
+        <w:hyperlink r:id="rId115" w:history="1">
           <w:r>
             <w:rPr>
               <w:rStyle w:val="Hyperlink"/>
@@ -16537,7 +17192,7 @@
           <w:color w:val="0000FF"/>
           <w:sz w:val="24"/>
         </w:rPr>
-        <w:hyperlink r:id="rId111" w:history="1">
+        <w:hyperlink r:id="rId115" w:history="1">
           <w:r>
             <w:rPr>
               <w:rStyle w:val="Hyperlink"/>
@@ -16554,7 +17209,7 @@
           <w:color w:val="0000FF"/>
           <w:sz w:val="24"/>
         </w:rPr>
-        <w:hyperlink r:id="rId111" w:history="1">
+        <w:hyperlink r:id="rId115" w:history="1">
           <w:r>
             <w:rPr>
               <w:rStyle w:val="Hyperlink"/>
@@ -16571,7 +17226,7 @@
           <w:color w:val="0000FF"/>
           <w:sz w:val="24"/>
         </w:rPr>
-        <w:hyperlink r:id="rId111" w:history="1">
+        <w:hyperlink r:id="rId115" w:history="1">
           <w:r>
             <w:rPr>
               <w:rStyle w:val="Hyperlink"/>
@@ -16670,7 +17325,7 @@
           <w:color w:val="0000FF"/>
           <w:sz w:val="24"/>
         </w:rPr>
-        <w:hyperlink r:id="rId112" w:history="1">
+        <w:hyperlink r:id="rId116" w:history="1">
           <w:r>
             <w:rPr>
               <w:rStyle w:val="Hyperlink"/>
@@ -16687,7 +17342,7 @@
           <w:color w:val="0000FF"/>
           <w:sz w:val="24"/>
         </w:rPr>
-        <w:hyperlink r:id="rId112" w:history="1">
+        <w:hyperlink r:id="rId116" w:history="1">
           <w:r>
             <w:rPr>
               <w:rStyle w:val="Hyperlink"/>
@@ -16704,7 +17359,7 @@
           <w:color w:val="0000FF"/>
           <w:sz w:val="24"/>
         </w:rPr>
-        <w:hyperlink r:id="rId112" w:history="1">
+        <w:hyperlink r:id="rId116" w:history="1">
           <w:r>
             <w:rPr>
               <w:rStyle w:val="Hyperlink"/>
@@ -16721,7 +17376,7 @@
           <w:color w:val="0000FF"/>
           <w:sz w:val="24"/>
         </w:rPr>
-        <w:hyperlink r:id="rId112" w:history="1">
+        <w:hyperlink r:id="rId116" w:history="1">
           <w:r>
             <w:rPr>
               <w:rStyle w:val="Hyperlink"/>
@@ -16738,7 +17393,7 @@
           <w:color w:val="0000FF"/>
           <w:sz w:val="24"/>
         </w:rPr>
-        <w:hyperlink r:id="rId112" w:history="1">
+        <w:hyperlink r:id="rId116" w:history="1">
           <w:r>
             <w:rPr>
               <w:rStyle w:val="Hyperlink"/>
@@ -16771,7 +17426,7 @@
           <w:color w:val="000000"/>
           <w:sz w:val="24"/>
         </w:rPr>
-        <w:t xml:space="preserve">Kate, H. F. C. ten ‘Observations anthropologiques recueillies dans la Guyane et le </w:t>
+        <w:t xml:space="preserve">Coudreau, H. ‘Dix ans de Guyane (missions du ministère de l'instruction publique)’, </w:t>
       </w:r>
       <w:r>
         <w:tab/>
@@ -16784,7 +17439,7 @@
           <w:color w:val="000000"/>
           <w:sz w:val="24"/>
         </w:rPr>
-        <w:t>Venezuela’, Revue d'anthropologie, (2) (1887), 44-68.</w:t>
+        <w:t>Bulletin de la Société de géographie, (1891), 447-480.</w:t>
       </w:r>
       <w:r>
         <w:rPr>
@@ -16806,7 +17461,7 @@
         <w:autoSpaceDE w:val="0"/>
         <w:widowControl/>
         <w:spacing w:line="448" w:lineRule="exact" w:before="80" w:after="0"/>
-        <w:ind w:left="0" w:right="1152" w:firstLine="0"/>
+        <w:ind w:left="0" w:right="720" w:firstLine="0"/>
         <w:jc w:val="left"/>
       </w:pPr>
       <w:r>
@@ -16821,7 +17476,7 @@
           <w:sz w:val="24"/>
           <w:u w:val="single"/>
         </w:rPr>
-        <w:hyperlink r:id="rId113" w:history="1">
+        <w:hyperlink r:id="rId117" w:history="1">
           <w:r>
             <w:rPr>
               <w:rStyle w:val="Hyperlink"/>
@@ -16839,66 +17494,48 @@
           <w:sz w:val="24"/>
           <w:u w:val="single"/>
         </w:rPr>
-        <w:hyperlink r:id="rId113" w:history="1">
-          <w:r>
-            <w:rPr>
-              <w:rStyle w:val="Hyperlink"/>
-            </w:rPr>
-            <w:t>gallica.bnf.fr/</w:t>
-          </w:r>
-        </w:hyperlink>
-      </w:r>
-      <w:r>
-        <w:rPr>
-          <w:rFonts w:ascii="Charis SIL Regular" w:hAnsi="Charis SIL Regular" w:eastAsia="Charis SIL Regular"/>
-          <w:b w:val="0"/>
-          <w:i w:val="0"/>
-          <w:color w:val="0000FF"/>
-          <w:sz w:val="24"/>
-          <w:u w:val="single"/>
-        </w:rPr>
-        <w:hyperlink r:id="rId113" w:history="1">
-          <w:r>
-            <w:rPr>
-              <w:rStyle w:val="Hyperlink"/>
-            </w:rPr>
-            <w:t>ark:/12148/</w:t>
-          </w:r>
-        </w:hyperlink>
-      </w:r>
-      <w:r>
-        <w:rPr>
-          <w:rFonts w:ascii="Charis SIL Regular" w:hAnsi="Charis SIL Regular" w:eastAsia="Charis SIL Regular"/>
-          <w:b w:val="0"/>
-          <w:i w:val="0"/>
-          <w:color w:val="0000FF"/>
-          <w:sz w:val="24"/>
-          <w:u w:val="single"/>
-        </w:rPr>
-        <w:hyperlink r:id="rId113" w:history="1">
-          <w:r>
-            <w:rPr>
-              <w:rStyle w:val="Hyperlink"/>
-            </w:rPr>
-            <w:t>bpt6k4425708/</w:t>
-          </w:r>
-        </w:hyperlink>
-      </w:r>
-      <w:r>
-        <w:rPr>
-          <w:rFonts w:ascii="Charis SIL Regular" w:hAnsi="Charis SIL Regular" w:eastAsia="Charis SIL Regular"/>
-          <w:b w:val="0"/>
-          <w:i w:val="0"/>
-          <w:color w:val="0000FF"/>
-          <w:sz w:val="24"/>
-          <w:u w:val="single"/>
-        </w:rPr>
-        <w:hyperlink r:id="rId113" w:history="1">
-          <w:r>
-            <w:rPr>
-              <w:rStyle w:val="Hyperlink"/>
-            </w:rPr>
-            <w:t xml:space="preserve">f48.image </w:t>
+        <w:hyperlink r:id="rId117" w:history="1">
+          <w:r>
+            <w:rPr>
+              <w:rStyle w:val="Hyperlink"/>
+            </w:rPr>
+            <w:t>books.google.nl/</w:t>
+          </w:r>
+        </w:hyperlink>
+      </w:r>
+      <w:r>
+        <w:rPr>
+          <w:rFonts w:ascii="Charis SIL Regular" w:hAnsi="Charis SIL Regular" w:eastAsia="Charis SIL Regular"/>
+          <w:b w:val="0"/>
+          <w:i w:val="0"/>
+          <w:color w:val="0000FF"/>
+          <w:sz w:val="24"/>
+          <w:u w:val="single"/>
+        </w:rPr>
+        <w:hyperlink r:id="rId117" w:history="1">
+          <w:r>
+            <w:rPr>
+              <w:rStyle w:val="Hyperlink"/>
+            </w:rPr>
+            <w:t>books?</w:t>
+          </w:r>
+        </w:hyperlink>
+      </w:r>
+      <w:r>
+        <w:rPr>
+          <w:rFonts w:ascii="Charis SIL Regular" w:hAnsi="Charis SIL Regular" w:eastAsia="Charis SIL Regular"/>
+          <w:b w:val="0"/>
+          <w:i w:val="0"/>
+          <w:color w:val="0000FF"/>
+          <w:sz w:val="24"/>
+          <w:u w:val="single"/>
+        </w:rPr>
+        <w:hyperlink r:id="rId117" w:history="1">
+          <w:r>
+            <w:rPr>
+              <w:rStyle w:val="Hyperlink"/>
+            </w:rPr>
+            <w:t xml:space="preserve">id=lfwtSWQzxzYC&amp;pg=PA447 </w:t>
           </w:r>
         </w:hyperlink>
       </w:r>
@@ -16913,7 +17550,7 @@
           <w:color w:val="000000"/>
           <w:sz w:val="24"/>
         </w:rPr>
-        <w:t xml:space="preserve">Wetenschappelijk artikel: </w:t>
+        <w:t xml:space="preserve">Boek: </w:t>
       </w:r>
       <w:r>
         <w:br/>
@@ -16929,20 +17566,10 @@
           <w:color w:val="000000"/>
           <w:sz w:val="24"/>
         </w:rPr>
-        <w:t xml:space="preserve">Pleyte, C.M. ‘Die Kwakwabank der Buschneger Surinams’, Globus, (1896), </w:t>
+        <w:t xml:space="preserve">Joest, W. Ethnographisches und Verwandtes aus Guayana. Leiden: Trap, 1893. </w:t>
       </w:r>
       <w:r>
         <w:tab/>
-      </w:r>
-      <w:r>
-        <w:rPr>
-          <w:rFonts w:ascii="Charis SIL Italic" w:hAnsi="Charis SIL Italic" w:eastAsia="Charis SIL Italic"/>
-          <w:b w:val="0"/>
-          <w:i/>
-          <w:color w:val="000000"/>
-          <w:sz w:val="24"/>
-        </w:rPr>
-        <w:t>370-371.</w:t>
       </w:r>
       <w:r>
         <w:rPr>
@@ -16963,8 +17590,8 @@
         </w:tabs>
         <w:autoSpaceDE w:val="0"/>
         <w:widowControl/>
-        <w:spacing w:line="528" w:lineRule="exact" w:before="0" w:after="0"/>
-        <w:ind w:left="0" w:right="432" w:firstLine="0"/>
+        <w:spacing w:line="448" w:lineRule="exact" w:before="80" w:after="0"/>
+        <w:ind w:left="0" w:right="1008" w:firstLine="0"/>
         <w:jc w:val="left"/>
       </w:pPr>
       <w:r>
@@ -16979,7 +17606,7 @@
           <w:sz w:val="24"/>
           <w:u w:val="single"/>
         </w:rPr>
-        <w:hyperlink r:id="rId28" w:history="1">
+        <w:hyperlink r:id="rId118" w:history="1">
           <w:r>
             <w:rPr>
               <w:rStyle w:val="Hyperlink"/>
@@ -16997,121 +17624,410 @@
           <w:sz w:val="24"/>
           <w:u w:val="single"/>
         </w:rPr>
-        <w:hyperlink r:id="rId28" w:history="1">
-          <w:r>
-            <w:rPr>
-              <w:rStyle w:val="Hyperlink"/>
-            </w:rPr>
-            <w:t>www.digi-</w:t>
-          </w:r>
-        </w:hyperlink>
-      </w:r>
-      <w:r>
-        <w:rPr>
-          <w:rFonts w:ascii="Charis SIL Regular" w:hAnsi="Charis SIL Regular" w:eastAsia="Charis SIL Regular"/>
-          <w:b w:val="0"/>
-          <w:i w:val="0"/>
-          <w:color w:val="0000FF"/>
-          <w:sz w:val="24"/>
-          <w:u w:val="single"/>
-        </w:rPr>
-        <w:hyperlink r:id="rId28" w:history="1">
-          <w:r>
-            <w:rPr>
-              <w:rStyle w:val="Hyperlink"/>
-            </w:rPr>
-            <w:t>hub.de/</w:t>
-          </w:r>
-        </w:hyperlink>
-      </w:r>
-      <w:r>
-        <w:rPr>
-          <w:rFonts w:ascii="Charis SIL Regular" w:hAnsi="Charis SIL Regular" w:eastAsia="Charis SIL Regular"/>
-          <w:b w:val="0"/>
-          <w:i w:val="0"/>
-          <w:color w:val="0000FF"/>
-          <w:sz w:val="24"/>
-          <w:u w:val="single"/>
-        </w:rPr>
-        <w:hyperlink r:id="rId28" w:history="1">
-          <w:r>
-            <w:rPr>
-              <w:rStyle w:val="Hyperlink"/>
-            </w:rPr>
-            <w:t>viewer/</w:t>
-          </w:r>
-        </w:hyperlink>
-      </w:r>
-      <w:r>
-        <w:rPr>
-          <w:rFonts w:ascii="Charis SIL Regular" w:hAnsi="Charis SIL Regular" w:eastAsia="Charis SIL Regular"/>
-          <w:b w:val="0"/>
-          <w:i w:val="0"/>
-          <w:color w:val="0000FF"/>
-          <w:sz w:val="24"/>
-          <w:u w:val="single"/>
-        </w:rPr>
-        <w:hyperlink r:id="rId28" w:history="1">
-          <w:r>
-            <w:rPr>
-              <w:rStyle w:val="Hyperlink"/>
-            </w:rPr>
-            <w:t>image/</w:t>
-          </w:r>
-        </w:hyperlink>
-      </w:r>
-      <w:r>
-        <w:rPr>
-          <w:rFonts w:ascii="Charis SIL Regular" w:hAnsi="Charis SIL Regular" w:eastAsia="Charis SIL Regular"/>
-          <w:b w:val="0"/>
-          <w:i w:val="0"/>
-          <w:color w:val="0000FF"/>
-          <w:sz w:val="24"/>
-          <w:u w:val="single"/>
-        </w:rPr>
-        <w:hyperlink r:id="rId28" w:history="1">
-          <w:r>
-            <w:rPr>
-              <w:rStyle w:val="Hyperlink"/>
-            </w:rPr>
-            <w:t>DE-11-001785756/394/</w:t>
-          </w:r>
-        </w:hyperlink>
-      </w:r>
-      <w:r>
-        <w:rPr>
-          <w:rFonts w:ascii="Charis SIL Regular" w:hAnsi="Charis SIL Regular" w:eastAsia="Charis SIL Regular"/>
-          <w:b w:val="0"/>
-          <w:i w:val="0"/>
-          <w:color w:val="0000FF"/>
-          <w:sz w:val="24"/>
-          <w:u w:val="single"/>
-        </w:rPr>
-        <w:hyperlink r:id="rId28" w:history="1">
-          <w:r>
-            <w:rPr>
-              <w:rStyle w:val="Hyperlink"/>
-            </w:rPr>
-            <w:t xml:space="preserve">LOG_0381/ </w:t>
-          </w:r>
-        </w:hyperlink>
-      </w:r>
-      <w:r>
-        <w:rPr>
-          <w:rFonts w:ascii="Charis SIL Regular" w:hAnsi="Charis SIL Regular" w:eastAsia="Charis SIL Regular"/>
-          <w:b w:val="0"/>
-          <w:i w:val="0"/>
-          <w:color w:val="000000"/>
-          <w:sz w:val="24"/>
-        </w:rPr>
-        <w:t>Wetenschappelijk artikel:</w:t>
+        <w:hyperlink r:id="rId118" w:history="1">
+          <w:r>
+            <w:rPr>
+              <w:rStyle w:val="Hyperlink"/>
+            </w:rPr>
+            <w:t>books.google.nl/</w:t>
+          </w:r>
+        </w:hyperlink>
+      </w:r>
+      <w:r>
+        <w:rPr>
+          <w:rFonts w:ascii="Charis SIL Regular" w:hAnsi="Charis SIL Regular" w:eastAsia="Charis SIL Regular"/>
+          <w:b w:val="0"/>
+          <w:i w:val="0"/>
+          <w:color w:val="0000FF"/>
+          <w:sz w:val="24"/>
+          <w:u w:val="single"/>
+        </w:rPr>
+        <w:hyperlink r:id="rId118" w:history="1">
+          <w:r>
+            <w:rPr>
+              <w:rStyle w:val="Hyperlink"/>
+            </w:rPr>
+            <w:t>books?</w:t>
+          </w:r>
+        </w:hyperlink>
+      </w:r>
+      <w:r>
+        <w:rPr>
+          <w:rFonts w:ascii="Charis SIL Regular" w:hAnsi="Charis SIL Regular" w:eastAsia="Charis SIL Regular"/>
+          <w:b w:val="0"/>
+          <w:i w:val="0"/>
+          <w:color w:val="0000FF"/>
+          <w:sz w:val="24"/>
+          <w:u w:val="single"/>
+        </w:rPr>
+        <w:hyperlink r:id="rId118" w:history="1">
+          <w:r>
+            <w:rPr>
+              <w:rStyle w:val="Hyperlink"/>
+            </w:rPr>
+            <w:t xml:space="preserve">id=PeZwo1K4g3YC </w:t>
+          </w:r>
+        </w:hyperlink>
+      </w:r>
+      <w:r>
+        <w:br/>
+      </w:r>
+      <w:r>
+        <w:rPr>
+          <w:rFonts w:ascii="Charis SIL Regular" w:hAnsi="Charis SIL Regular" w:eastAsia="Charis SIL Regular"/>
+          <w:b w:val="0"/>
+          <w:i w:val="0"/>
+          <w:color w:val="000000"/>
+          <w:sz w:val="24"/>
+        </w:rPr>
+        <w:t xml:space="preserve">Boek: </w:t>
+      </w:r>
+      <w:r>
+        <w:br/>
+      </w:r>
+      <w:r>
+        <w:tab/>
+      </w:r>
+      <w:r>
+        <w:rPr>
+          <w:rFonts w:ascii="Charis SIL Italic" w:hAnsi="Charis SIL Italic" w:eastAsia="Charis SIL Italic"/>
+          <w:b w:val="0"/>
+          <w:i/>
+          <w:color w:val="000000"/>
+          <w:sz w:val="24"/>
+        </w:rPr>
+        <w:t xml:space="preserve">Crevaux, J. Voyages dans l'Amerique du Sud. Parijs: Hachette et Cie, 1883. </w:t>
+      </w:r>
+      <w:r>
+        <w:tab/>
+      </w:r>
+      <w:r>
+        <w:rPr>
+          <w:rFonts w:ascii="Charis SIL Italic" w:hAnsi="Charis SIL Italic" w:eastAsia="Charis SIL Italic"/>
+          <w:b w:val="0"/>
+          <w:i/>
+          <w:color w:val="000000"/>
+          <w:sz w:val="24"/>
+        </w:rPr>
+        <w:t>SCHRIJVEN!</w:t>
+      </w:r>
+    </w:p>
+    <w:p>
+      <w:pPr>
+        <w:autoSpaceDN w:val="0"/>
+        <w:tabs>
+          <w:tab w:pos="800" w:val="left"/>
+        </w:tabs>
+        <w:autoSpaceDE w:val="0"/>
+        <w:widowControl/>
+        <w:spacing w:line="408" w:lineRule="exact" w:before="120" w:after="0"/>
+        <w:ind w:left="0" w:right="576" w:firstLine="0"/>
+        <w:jc w:val="left"/>
+      </w:pPr>
+      <w:r>
+        <w:tab/>
+      </w:r>
+      <w:r>
+        <w:rPr>
+          <w:rFonts w:ascii="Charis SIL Regular" w:hAnsi="Charis SIL Regular" w:eastAsia="Charis SIL Regular"/>
+          <w:b w:val="0"/>
+          <w:i w:val="0"/>
+          <w:color w:val="0000FF"/>
+          <w:sz w:val="24"/>
+          <w:u w:val="single"/>
+        </w:rPr>
+        <w:hyperlink r:id="rId119" w:history="1">
+          <w:r>
+            <w:rPr>
+              <w:rStyle w:val="Hyperlink"/>
+            </w:rPr>
+            <w:t>http://</w:t>
+          </w:r>
+        </w:hyperlink>
+      </w:r>
+      <w:r>
+        <w:rPr>
+          <w:rFonts w:ascii="Charis SIL Regular" w:hAnsi="Charis SIL Regular" w:eastAsia="Charis SIL Regular"/>
+          <w:b w:val="0"/>
+          <w:i w:val="0"/>
+          <w:color w:val="0000FF"/>
+          <w:sz w:val="24"/>
+          <w:u w:val="single"/>
+        </w:rPr>
+        <w:hyperlink r:id="rId119" w:history="1">
+          <w:r>
+            <w:rPr>
+              <w:rStyle w:val="Hyperlink"/>
+            </w:rPr>
+            <w:t>archive.org/</w:t>
+          </w:r>
+        </w:hyperlink>
+      </w:r>
+      <w:r>
+        <w:rPr>
+          <w:rFonts w:ascii="Charis SIL Regular" w:hAnsi="Charis SIL Regular" w:eastAsia="Charis SIL Regular"/>
+          <w:b w:val="0"/>
+          <w:i w:val="0"/>
+          <w:color w:val="0000FF"/>
+          <w:sz w:val="24"/>
+          <w:u w:val="single"/>
+        </w:rPr>
+        <w:hyperlink r:id="rId119" w:history="1">
+          <w:r>
+            <w:rPr>
+              <w:rStyle w:val="Hyperlink"/>
+            </w:rPr>
+            <w:t>details/</w:t>
+          </w:r>
+        </w:hyperlink>
+      </w:r>
+      <w:r>
+        <w:rPr>
+          <w:rFonts w:ascii="Charis SIL Regular" w:hAnsi="Charis SIL Regular" w:eastAsia="Charis SIL Regular"/>
+          <w:b w:val="0"/>
+          <w:i w:val="0"/>
+          <w:color w:val="0000FF"/>
+          <w:sz w:val="24"/>
+          <w:u w:val="single"/>
+        </w:rPr>
+        <w:hyperlink r:id="rId119" w:history="1">
+          <w:r>
+            <w:rPr>
+              <w:rStyle w:val="Hyperlink"/>
+            </w:rPr>
+            <w:t xml:space="preserve">voyagesdanslamer00crev </w:t>
+          </w:r>
+        </w:hyperlink>
+      </w:r>
+      <w:r>
+        <w:br/>
+      </w:r>
+      <w:r>
+        <w:rPr>
+          <w:rFonts w:ascii="Charis SIL Regular" w:hAnsi="Charis SIL Regular" w:eastAsia="Charis SIL Regular"/>
+          <w:b w:val="0"/>
+          <w:i w:val="0"/>
+          <w:color w:val="000000"/>
+          <w:sz w:val="24"/>
+        </w:rPr>
+        <w:t xml:space="preserve">Wetenschappelijk artikel: </w:t>
+      </w:r>
+      <w:r>
+        <w:br/>
+      </w:r>
+      <w:r>
+        <w:tab/>
+      </w:r>
+      <w:r>
+        <w:rPr>
+          <w:rFonts w:ascii="Charis SIL Italic" w:hAnsi="Charis SIL Italic" w:eastAsia="Charis SIL Italic"/>
+          <w:b w:val="0"/>
+          <w:i/>
+          <w:color w:val="000000"/>
+          <w:sz w:val="24"/>
+        </w:rPr>
+        <w:t xml:space="preserve">Kate, H. F. C. ten ‘Observations anthropologiques recueillies dans la Guyane et le </w:t>
+      </w:r>
+      <w:r>
+        <w:tab/>
+      </w:r>
+      <w:r>
+        <w:rPr>
+          <w:rFonts w:ascii="Charis SIL Italic" w:hAnsi="Charis SIL Italic" w:eastAsia="Charis SIL Italic"/>
+          <w:b w:val="0"/>
+          <w:i/>
+          <w:color w:val="000000"/>
+          <w:sz w:val="24"/>
+        </w:rPr>
+        <w:t>Venezuela’, Revue d'anthropologie, (2) (1887), 44-68.</w:t>
+      </w:r>
+      <w:r>
+        <w:rPr>
+          <w:rFonts w:ascii="Charis SIL Italic" w:hAnsi="Charis SIL Italic" w:eastAsia="Charis SIL Italic"/>
+          <w:b w:val="0"/>
+          <w:i/>
+          <w:color w:val="000000"/>
+          <w:sz w:val="24"/>
+        </w:rPr>
+        <w:t xml:space="preserve">SCHRIJVEN! Gaat dit </w:t>
+      </w:r>
+      <w:r>
+        <w:tab/>
+      </w:r>
+      <w:r>
+        <w:rPr>
+          <w:rFonts w:ascii="Charis SIL Italic" w:hAnsi="Charis SIL Italic" w:eastAsia="Charis SIL Italic"/>
+          <w:b w:val="0"/>
+          <w:i/>
+          <w:color w:val="000000"/>
+          <w:sz w:val="24"/>
+        </w:rPr>
+        <w:t>artikel over de verzamelde collectie?</w:t>
+      </w:r>
+    </w:p>
+    <w:p>
+      <w:pPr>
+        <w:autoSpaceDN w:val="0"/>
+        <w:tabs>
+          <w:tab w:pos="800" w:val="left"/>
+        </w:tabs>
+        <w:autoSpaceDE w:val="0"/>
+        <w:widowControl/>
+        <w:spacing w:line="448" w:lineRule="exact" w:before="80" w:after="0"/>
+        <w:ind w:left="0" w:right="864" w:firstLine="0"/>
+        <w:jc w:val="left"/>
+      </w:pPr>
+      <w:r>
+        <w:tab/>
+      </w:r>
+      <w:r>
+        <w:rPr>
+          <w:rFonts w:ascii="Charis SIL Regular" w:hAnsi="Charis SIL Regular" w:eastAsia="Charis SIL Regular"/>
+          <w:b w:val="0"/>
+          <w:i w:val="0"/>
+          <w:color w:val="0000FF"/>
+          <w:sz w:val="24"/>
+          <w:u w:val="single"/>
+        </w:rPr>
+        <w:hyperlink r:id="rId120" w:history="1">
+          <w:r>
+            <w:rPr>
+              <w:rStyle w:val="Hyperlink"/>
+            </w:rPr>
+            <w:t>https://</w:t>
+          </w:r>
+        </w:hyperlink>
+      </w:r>
+      <w:r>
+        <w:rPr>
+          <w:rFonts w:ascii="Charis SIL Regular" w:hAnsi="Charis SIL Regular" w:eastAsia="Charis SIL Regular"/>
+          <w:b w:val="0"/>
+          <w:i w:val="0"/>
+          <w:color w:val="0000FF"/>
+          <w:sz w:val="24"/>
+          <w:u w:val="single"/>
+        </w:rPr>
+        <w:hyperlink r:id="rId120" w:history="1">
+          <w:r>
+            <w:rPr>
+              <w:rStyle w:val="Hyperlink"/>
+            </w:rPr>
+            <w:t>gallica.bnf.fr/</w:t>
+          </w:r>
+        </w:hyperlink>
+      </w:r>
+      <w:r>
+        <w:rPr>
+          <w:rFonts w:ascii="Charis SIL Regular" w:hAnsi="Charis SIL Regular" w:eastAsia="Charis SIL Regular"/>
+          <w:b w:val="0"/>
+          <w:i w:val="0"/>
+          <w:color w:val="0000FF"/>
+          <w:sz w:val="24"/>
+          <w:u w:val="single"/>
+        </w:rPr>
+        <w:hyperlink r:id="rId120" w:history="1">
+          <w:r>
+            <w:rPr>
+              <w:rStyle w:val="Hyperlink"/>
+            </w:rPr>
+            <w:t>ark:/12148/</w:t>
+          </w:r>
+        </w:hyperlink>
+      </w:r>
+      <w:r>
+        <w:rPr>
+          <w:rFonts w:ascii="Charis SIL Regular" w:hAnsi="Charis SIL Regular" w:eastAsia="Charis SIL Regular"/>
+          <w:b w:val="0"/>
+          <w:i w:val="0"/>
+          <w:color w:val="0000FF"/>
+          <w:sz w:val="24"/>
+          <w:u w:val="single"/>
+        </w:rPr>
+        <w:hyperlink r:id="rId120" w:history="1">
+          <w:r>
+            <w:rPr>
+              <w:rStyle w:val="Hyperlink"/>
+            </w:rPr>
+            <w:t>bpt6k4425708/</w:t>
+          </w:r>
+        </w:hyperlink>
+      </w:r>
+      <w:r>
+        <w:rPr>
+          <w:rFonts w:ascii="Charis SIL Regular" w:hAnsi="Charis SIL Regular" w:eastAsia="Charis SIL Regular"/>
+          <w:b w:val="0"/>
+          <w:i w:val="0"/>
+          <w:color w:val="0000FF"/>
+          <w:sz w:val="24"/>
+          <w:u w:val="single"/>
+        </w:rPr>
+        <w:hyperlink r:id="rId120" w:history="1">
+          <w:r>
+            <w:rPr>
+              <w:rStyle w:val="Hyperlink"/>
+            </w:rPr>
+            <w:t xml:space="preserve">f48.image </w:t>
+          </w:r>
+        </w:hyperlink>
+      </w:r>
+      <w:r>
+        <w:br/>
+      </w:r>
+      <w:r>
+        <w:rPr>
+          <w:rFonts w:ascii="Charis SIL Regular" w:hAnsi="Charis SIL Regular" w:eastAsia="Charis SIL Regular"/>
+          <w:b w:val="0"/>
+          <w:i w:val="0"/>
+          <w:color w:val="000000"/>
+          <w:sz w:val="24"/>
+        </w:rPr>
+        <w:t xml:space="preserve">Boek: </w:t>
+      </w:r>
+      <w:r>
+        <w:br/>
+      </w:r>
+      <w:r>
+        <w:tab/>
+      </w:r>
+      <w:r>
+        <w:rPr>
+          <w:rFonts w:ascii="Charis SIL Italic" w:hAnsi="Charis SIL Italic" w:eastAsia="Charis SIL Italic"/>
+          <w:b w:val="0"/>
+          <w:i/>
+          <w:color w:val="000000"/>
+          <w:sz w:val="24"/>
+        </w:rPr>
+        <w:t xml:space="preserve">Martin, J. K. L. Westindische Skizzen : Reise-Erinnerungen. Leiden: E. J. Brill, </w:t>
+      </w:r>
+      <w:r>
+        <w:tab/>
+      </w:r>
+      <w:r>
+        <w:rPr>
+          <w:rFonts w:ascii="Charis SIL Italic" w:hAnsi="Charis SIL Italic" w:eastAsia="Charis SIL Italic"/>
+          <w:b w:val="0"/>
+          <w:i/>
+          <w:color w:val="000000"/>
+          <w:sz w:val="24"/>
+        </w:rPr>
+        <w:t>1887.</w:t>
+      </w:r>
+      <w:r>
+        <w:rPr>
+          <w:rFonts w:ascii="Charis SIL Italic" w:hAnsi="Charis SIL Italic" w:eastAsia="Charis SIL Italic"/>
+          <w:b w:val="0"/>
+          <w:i/>
+          <w:color w:val="000000"/>
+          <w:sz w:val="24"/>
+        </w:rPr>
+        <w:t>SCHRIJVEN!</w:t>
       </w:r>
     </w:p>
     <w:p>
       <w:pPr>
         <w:sectPr>
           <w:pgSz w:w="11900" w:h="16840"/>
-          <w:pgMar w:top="324" w:right="1440" w:bottom="480" w:left="960" w:header="720" w:footer="720" w:gutter="0"/>
+          <w:pgMar w:top="324" w:right="1440" w:bottom="384" w:left="960" w:header="720" w:footer="720" w:gutter="0"/>
           <w:cols/>
           <w:docGrid w:linePitch="360"/>
         </w:sectPr>
@@ -17129,13 +18045,110 @@
     <w:p>
       <w:pPr>
         <w:autoSpaceDN w:val="0"/>
+        <w:tabs>
+          <w:tab w:pos="800" w:val="left"/>
+        </w:tabs>
         <w:autoSpaceDE w:val="0"/>
         <w:widowControl/>
-        <w:spacing w:line="288" w:lineRule="exact" w:before="64" w:after="0"/>
-        <w:ind w:left="800" w:right="2160" w:firstLine="0"/>
+        <w:spacing w:line="424" w:lineRule="exact" w:before="0" w:after="0"/>
+        <w:ind w:left="0" w:right="2592" w:firstLine="0"/>
         <w:jc w:val="left"/>
       </w:pPr>
       <w:r>
+        <w:tab/>
+      </w:r>
+      <w:r>
+        <w:rPr>
+          <w:rFonts w:ascii="Charis SIL Regular" w:hAnsi="Charis SIL Regular" w:eastAsia="Charis SIL Regular"/>
+          <w:b w:val="0"/>
+          <w:i w:val="0"/>
+          <w:color w:val="0000FF"/>
+          <w:sz w:val="24"/>
+          <w:u w:val="single"/>
+        </w:rPr>
+        <w:hyperlink r:id="rId121" w:history="1">
+          <w:r>
+            <w:rPr>
+              <w:rStyle w:val="Hyperlink"/>
+            </w:rPr>
+            <w:t>https://</w:t>
+          </w:r>
+        </w:hyperlink>
+      </w:r>
+      <w:r>
+        <w:rPr>
+          <w:rFonts w:ascii="Charis SIL Regular" w:hAnsi="Charis SIL Regular" w:eastAsia="Charis SIL Regular"/>
+          <w:b w:val="0"/>
+          <w:i w:val="0"/>
+          <w:color w:val="0000FF"/>
+          <w:sz w:val="24"/>
+          <w:u w:val="single"/>
+        </w:rPr>
+        <w:hyperlink r:id="rId121" w:history="1">
+          <w:r>
+            <w:rPr>
+              <w:rStyle w:val="Hyperlink"/>
+            </w:rPr>
+            <w:t>archive.org/</w:t>
+          </w:r>
+        </w:hyperlink>
+      </w:r>
+      <w:r>
+        <w:rPr>
+          <w:rFonts w:ascii="Charis SIL Regular" w:hAnsi="Charis SIL Regular" w:eastAsia="Charis SIL Regular"/>
+          <w:b w:val="0"/>
+          <w:i w:val="0"/>
+          <w:color w:val="0000FF"/>
+          <w:sz w:val="24"/>
+          <w:u w:val="single"/>
+        </w:rPr>
+        <w:hyperlink r:id="rId121" w:history="1">
+          <w:r>
+            <w:rPr>
+              <w:rStyle w:val="Hyperlink"/>
+            </w:rPr>
+            <w:t>details/</w:t>
+          </w:r>
+        </w:hyperlink>
+      </w:r>
+      <w:r>
+        <w:rPr>
+          <w:rFonts w:ascii="Charis SIL Regular" w:hAnsi="Charis SIL Regular" w:eastAsia="Charis SIL Regular"/>
+          <w:b w:val="0"/>
+          <w:i w:val="0"/>
+          <w:color w:val="0000FF"/>
+          <w:sz w:val="24"/>
+          <w:u w:val="single"/>
+        </w:rPr>
+        <w:hyperlink r:id="rId121" w:history="1">
+          <w:r>
+            <w:rPr>
+              <w:rStyle w:val="Hyperlink"/>
+            </w:rPr>
+            <w:t xml:space="preserve">westindischeskiz00mart_0 </w:t>
+          </w:r>
+        </w:hyperlink>
+      </w:r>
+      <w:r>
+        <w:br/>
+      </w:r>
+      <w:r>
+        <w:rPr>
+          <w:rFonts w:ascii="Charis SIL Regular" w:hAnsi="Charis SIL Regular" w:eastAsia="Charis SIL Regular"/>
+          <w:b w:val="0"/>
+          <w:i w:val="0"/>
+          <w:color w:val="000000"/>
+          <w:sz w:val="24"/>
+        </w:rPr>
+        <w:t xml:space="preserve">Wetenschappelijk artikel: </w:t>
+      </w:r>
+      <w:r>
+        <w:br/>
+      </w:r>
+      <w:r>
+        <w:tab/>
+      </w:r>
+      <w:r>
         <w:rPr>
           <w:rFonts w:ascii="Charis SIL Italic" w:hAnsi="Charis SIL Italic" w:eastAsia="Charis SIL Italic"/>
           <w:b w:val="0"/>
@@ -17143,7 +18156,10 @@
           <w:color w:val="000000"/>
           <w:sz w:val="24"/>
         </w:rPr>
-        <w:t xml:space="preserve">Spitzly, John H. ‘Etnographische gegenstände aus Surinam’, Verhandlungen der </w:t>
+        <w:t xml:space="preserve">Pleyte, C.M. ‘Die Kwakwabank der Buschneger Surinams’, Globus, (1896), </w:t>
+      </w:r>
+      <w:r>
+        <w:tab/>
       </w:r>
       <w:r>
         <w:rPr>
@@ -17153,17 +18169,7 @@
           <w:color w:val="000000"/>
           <w:sz w:val="24"/>
         </w:rPr>
-        <w:t xml:space="preserve">Berliner Gesellschaft für Anthropologie, Ethnologie und Urgeschichte, (1889), </w:t>
-      </w:r>
-      <w:r>
-        <w:rPr>
-          <w:rFonts w:ascii="Charis SIL Italic" w:hAnsi="Charis SIL Italic" w:eastAsia="Charis SIL Italic"/>
-          <w:b w:val="0"/>
-          <w:i/>
-          <w:color w:val="000000"/>
-          <w:sz w:val="24"/>
-        </w:rPr>
-        <w:t>212-214.</w:t>
+        <w:t>370-371.</w:t>
       </w:r>
       <w:r>
         <w:rPr>
@@ -17179,22 +18185,28 @@
     <w:p>
       <w:pPr>
         <w:autoSpaceDN w:val="0"/>
+        <w:tabs>
+          <w:tab w:pos="800" w:val="left"/>
+        </w:tabs>
         <w:autoSpaceDE w:val="0"/>
         <w:widowControl/>
-        <w:spacing w:line="352" w:lineRule="exact" w:before="176" w:after="0"/>
-        <w:ind w:left="800" w:right="0" w:firstLine="0"/>
+        <w:spacing w:line="408" w:lineRule="exact" w:before="120" w:after="0"/>
+        <w:ind w:left="0" w:right="1872" w:firstLine="0"/>
         <w:jc w:val="left"/>
       </w:pPr>
       <w:r>
-        <w:rPr>
-          <w:rFonts w:ascii="Charis SIL Regular" w:hAnsi="Charis SIL Regular" w:eastAsia="Charis SIL Regular"/>
-          <w:b w:val="0"/>
-          <w:i w:val="0"/>
-          <w:color w:val="0000FF"/>
-          <w:sz w:val="24"/>
-          <w:u w:val="single"/>
-        </w:rPr>
-        <w:hyperlink r:id="rId114" w:history="1">
+        <w:tab/>
+      </w:r>
+      <w:r>
+        <w:rPr>
+          <w:rFonts w:ascii="Charis SIL Regular" w:hAnsi="Charis SIL Regular" w:eastAsia="Charis SIL Regular"/>
+          <w:b w:val="0"/>
+          <w:i w:val="0"/>
+          <w:color w:val="0000FF"/>
+          <w:sz w:val="24"/>
+          <w:u w:val="single"/>
+        </w:rPr>
+        <w:hyperlink r:id="rId28" w:history="1">
           <w:r>
             <w:rPr>
               <w:rStyle w:val="Hyperlink"/>
@@ -17212,145 +18224,271 @@
           <w:sz w:val="24"/>
           <w:u w:val="single"/>
         </w:rPr>
-        <w:hyperlink r:id="rId114" w:history="1">
-          <w:r>
-            <w:rPr>
-              <w:rStyle w:val="Hyperlink"/>
-            </w:rPr>
-            <w:t>books.google.nl/</w:t>
-          </w:r>
-        </w:hyperlink>
-      </w:r>
-      <w:r>
-        <w:rPr>
-          <w:rFonts w:ascii="Charis SIL Regular" w:hAnsi="Charis SIL Regular" w:eastAsia="Charis SIL Regular"/>
-          <w:b w:val="0"/>
-          <w:i w:val="0"/>
-          <w:color w:val="0000FF"/>
-          <w:sz w:val="24"/>
-          <w:u w:val="single"/>
-        </w:rPr>
-        <w:hyperlink r:id="rId114" w:history="1">
-          <w:r>
-            <w:rPr>
-              <w:rStyle w:val="Hyperlink"/>
-            </w:rPr>
-            <w:t>books?</w:t>
-          </w:r>
-        </w:hyperlink>
+        <w:hyperlink r:id="rId28" w:history="1">
+          <w:r>
+            <w:rPr>
+              <w:rStyle w:val="Hyperlink"/>
+            </w:rPr>
+            <w:t>www.digi-</w:t>
+          </w:r>
+        </w:hyperlink>
+      </w:r>
+      <w:r>
+        <w:rPr>
+          <w:rFonts w:ascii="Charis SIL Regular" w:hAnsi="Charis SIL Regular" w:eastAsia="Charis SIL Regular"/>
+          <w:b w:val="0"/>
+          <w:i w:val="0"/>
+          <w:color w:val="0000FF"/>
+          <w:sz w:val="24"/>
+          <w:u w:val="single"/>
+        </w:rPr>
+        <w:hyperlink r:id="rId28" w:history="1">
+          <w:r>
+            <w:rPr>
+              <w:rStyle w:val="Hyperlink"/>
+            </w:rPr>
+            <w:t>hub.de/</w:t>
+          </w:r>
+        </w:hyperlink>
+      </w:r>
+      <w:r>
+        <w:rPr>
+          <w:rFonts w:ascii="Charis SIL Regular" w:hAnsi="Charis SIL Regular" w:eastAsia="Charis SIL Regular"/>
+          <w:b w:val="0"/>
+          <w:i w:val="0"/>
+          <w:color w:val="0000FF"/>
+          <w:sz w:val="24"/>
+          <w:u w:val="single"/>
+        </w:rPr>
+        <w:hyperlink r:id="rId28" w:history="1">
+          <w:r>
+            <w:rPr>
+              <w:rStyle w:val="Hyperlink"/>
+            </w:rPr>
+            <w:t>viewer/</w:t>
+          </w:r>
+        </w:hyperlink>
+      </w:r>
+      <w:r>
+        <w:rPr>
+          <w:rFonts w:ascii="Charis SIL Regular" w:hAnsi="Charis SIL Regular" w:eastAsia="Charis SIL Regular"/>
+          <w:b w:val="0"/>
+          <w:i w:val="0"/>
+          <w:color w:val="0000FF"/>
+          <w:sz w:val="24"/>
+          <w:u w:val="single"/>
+        </w:rPr>
+        <w:hyperlink r:id="rId28" w:history="1">
+          <w:r>
+            <w:rPr>
+              <w:rStyle w:val="Hyperlink"/>
+            </w:rPr>
+            <w:t>image/</w:t>
+          </w:r>
+        </w:hyperlink>
+      </w:r>
+      <w:r>
+        <w:rPr>
+          <w:rFonts w:ascii="Charis SIL Regular" w:hAnsi="Charis SIL Regular" w:eastAsia="Charis SIL Regular"/>
+          <w:b w:val="0"/>
+          <w:i w:val="0"/>
+          <w:color w:val="0000FF"/>
+          <w:sz w:val="24"/>
+          <w:u w:val="single"/>
+        </w:rPr>
+        <w:hyperlink r:id="rId28" w:history="1">
+          <w:r>
+            <w:rPr>
+              <w:rStyle w:val="Hyperlink"/>
+            </w:rPr>
+            <w:t>DE-11-001785756/394/</w:t>
+          </w:r>
+        </w:hyperlink>
+      </w:r>
+      <w:r>
+        <w:rPr>
+          <w:rFonts w:ascii="Charis SIL Regular" w:hAnsi="Charis SIL Regular" w:eastAsia="Charis SIL Regular"/>
+          <w:b w:val="0"/>
+          <w:i w:val="0"/>
+          <w:color w:val="0000FF"/>
+          <w:sz w:val="24"/>
+          <w:u w:val="single"/>
+        </w:rPr>
+        <w:hyperlink r:id="rId28" w:history="1">
+          <w:r>
+            <w:rPr>
+              <w:rStyle w:val="Hyperlink"/>
+            </w:rPr>
+            <w:t xml:space="preserve">LOG_0381/ </w:t>
+          </w:r>
+        </w:hyperlink>
+      </w:r>
+      <w:r>
+        <w:rPr>
+          <w:rFonts w:ascii="Charis SIL Regular" w:hAnsi="Charis SIL Regular" w:eastAsia="Charis SIL Regular"/>
+          <w:b w:val="0"/>
+          <w:i w:val="0"/>
+          <w:color w:val="000000"/>
+          <w:sz w:val="24"/>
+        </w:rPr>
+        <w:t xml:space="preserve">Wetenschappelijk artikel: </w:t>
+      </w:r>
+      <w:r>
+        <w:br/>
+      </w:r>
+      <w:r>
+        <w:tab/>
+      </w:r>
+      <w:r>
+        <w:rPr>
+          <w:rFonts w:ascii="Charis SIL Italic" w:hAnsi="Charis SIL Italic" w:eastAsia="Charis SIL Italic"/>
+          <w:b w:val="0"/>
+          <w:i/>
+          <w:color w:val="000000"/>
+          <w:sz w:val="24"/>
+        </w:rPr>
+        <w:t xml:space="preserve">Spitzly, John H. ‘Etnographische gegenstände aus Surinam’, Verhandlungen der </w:t>
+      </w:r>
+      <w:r>
+        <w:tab/>
+      </w:r>
+      <w:r>
+        <w:rPr>
+          <w:rFonts w:ascii="Charis SIL Italic" w:hAnsi="Charis SIL Italic" w:eastAsia="Charis SIL Italic"/>
+          <w:b w:val="0"/>
+          <w:i/>
+          <w:color w:val="000000"/>
+          <w:sz w:val="24"/>
+        </w:rPr>
+        <w:t xml:space="preserve">Berliner Gesellschaft für Anthropologie, Ethnologie und Urgeschichte, (1889), </w:t>
+      </w:r>
+      <w:r>
+        <w:tab/>
+      </w:r>
+      <w:r>
+        <w:rPr>
+          <w:rFonts w:ascii="Charis SIL Italic" w:hAnsi="Charis SIL Italic" w:eastAsia="Charis SIL Italic"/>
+          <w:b w:val="0"/>
+          <w:i/>
+          <w:color w:val="000000"/>
+          <w:sz w:val="24"/>
+        </w:rPr>
+        <w:t>212-214.</w:t>
+      </w:r>
+      <w:r>
+        <w:rPr>
+          <w:rFonts w:ascii="Charis SIL Italic" w:hAnsi="Charis SIL Italic" w:eastAsia="Charis SIL Italic"/>
+          <w:b w:val="0"/>
+          <w:i/>
+          <w:color w:val="000000"/>
+          <w:sz w:val="24"/>
+        </w:rPr>
+        <w:t>SCHRIJVEN!</w:t>
       </w:r>
     </w:p>
     <w:p>
       <w:pPr>
         <w:autoSpaceDN w:val="0"/>
+        <w:tabs>
+          <w:tab w:pos="800" w:val="left"/>
+        </w:tabs>
         <w:autoSpaceDE w:val="0"/>
         <w:widowControl/>
-        <w:spacing w:line="352" w:lineRule="exact" w:before="0" w:after="0"/>
-        <w:ind w:left="800" w:right="0" w:firstLine="0"/>
+        <w:spacing w:line="384" w:lineRule="exact" w:before="144" w:after="0"/>
+        <w:ind w:left="0" w:right="2016" w:firstLine="0"/>
         <w:jc w:val="left"/>
       </w:pPr>
       <w:r>
-        <w:rPr>
-          <w:rFonts w:ascii="Charis SIL Regular" w:hAnsi="Charis SIL Regular" w:eastAsia="Charis SIL Regular"/>
-          <w:b w:val="0"/>
-          <w:i w:val="0"/>
-          <w:color w:val="0000FF"/>
-          <w:sz w:val="24"/>
-          <w:u w:val="single"/>
-        </w:rPr>
-        <w:hyperlink r:id="rId114" w:history="1">
-          <w:r>
-            <w:rPr>
-              <w:rStyle w:val="Hyperlink"/>
-            </w:rPr>
-            <w:t>id=HTJ</w:t>
-          </w:r>
-        </w:hyperlink>
-      </w:r>
-      <w:r>
-        <w:rPr>
-          <w:rFonts w:ascii="Charis SIL Regular" w:hAnsi="Charis SIL Regular" w:eastAsia="Charis SIL Regular"/>
-          <w:b w:val="0"/>
-          <w:i w:val="0"/>
-          <w:color w:val="0000FF"/>
-          <w:sz w:val="24"/>
-          <w:u w:val="single"/>
-        </w:rPr>
-        <w:hyperlink r:id="rId114" w:history="1">
-          <w:r>
-            <w:rPr>
-              <w:rStyle w:val="Hyperlink"/>
-            </w:rPr>
-            <w:t>OAAAAYAAJ&amp;h</w:t>
-          </w:r>
-        </w:hyperlink>
-      </w:r>
-      <w:r>
-        <w:rPr>
-          <w:rFonts w:ascii="Charis SIL Regular" w:hAnsi="Charis SIL Regular" w:eastAsia="Charis SIL Regular"/>
-          <w:b w:val="0"/>
-          <w:i w:val="0"/>
-          <w:color w:val="0000FF"/>
-          <w:sz w:val="24"/>
-          <w:u w:val="single"/>
-        </w:rPr>
-        <w:hyperlink r:id="rId114" w:history="1">
-          <w:r>
-            <w:rPr>
-              <w:rStyle w:val="Hyperlink"/>
-            </w:rPr>
-            <w:t>l=nl&amp;</w:t>
-          </w:r>
-        </w:hyperlink>
-      </w:r>
-      <w:r>
-        <w:rPr>
-          <w:rFonts w:ascii="Charis SIL Regular" w:hAnsi="Charis SIL Regular" w:eastAsia="Charis SIL Regular"/>
-          <w:b w:val="0"/>
-          <w:i w:val="0"/>
-          <w:color w:val="0000FF"/>
-          <w:sz w:val="24"/>
-          <w:u w:val="single"/>
-        </w:rPr>
-        <w:hyperlink r:id="rId114" w:history="1">
-          <w:r>
-            <w:rPr>
-              <w:rStyle w:val="Hyperlink"/>
-            </w:rPr>
-            <w:t>pg=PA212#v=onepage&amp;q&amp;f=false</w:t>
-          </w:r>
-        </w:hyperlink>
-      </w:r>
-    </w:p>
-    <w:p>
-      <w:pPr>
-        <w:autoSpaceDN w:val="0"/>
-        <w:autoSpaceDE w:val="0"/>
-        <w:widowControl/>
-        <w:spacing w:line="352" w:lineRule="exact" w:before="176" w:after="0"/>
-        <w:ind w:left="0" w:right="0" w:firstLine="0"/>
-        <w:jc w:val="left"/>
-      </w:pPr>
-      <w:r>
-        <w:rPr>
-          <w:rFonts w:ascii="Charis SIL Regular" w:hAnsi="Charis SIL Regular" w:eastAsia="Charis SIL Regular"/>
-          <w:b w:val="0"/>
-          <w:i w:val="0"/>
-          <w:color w:val="000000"/>
-          <w:sz w:val="24"/>
-        </w:rPr>
-        <w:t>Hoofdstuk in een boek:</w:t>
-      </w:r>
-    </w:p>
-    <w:p>
-      <w:pPr>
-        <w:autoSpaceDN w:val="0"/>
-        <w:autoSpaceDE w:val="0"/>
-        <w:widowControl/>
-        <w:spacing w:line="288" w:lineRule="exact" w:before="240" w:after="0"/>
-        <w:ind w:left="800" w:right="2016" w:firstLine="0"/>
-        <w:jc w:val="left"/>
-      </w:pPr>
+        <w:tab/>
+      </w:r>
+      <w:r>
+        <w:rPr>
+          <w:rFonts w:ascii="Charis SIL Regular" w:hAnsi="Charis SIL Regular" w:eastAsia="Charis SIL Regular"/>
+          <w:b w:val="0"/>
+          <w:i w:val="0"/>
+          <w:color w:val="0000FF"/>
+          <w:sz w:val="24"/>
+          <w:u w:val="single"/>
+        </w:rPr>
+        <w:hyperlink r:id="rId122" w:history="1">
+          <w:r>
+            <w:rPr>
+              <w:rStyle w:val="Hyperlink"/>
+            </w:rPr>
+            <w:t>https://</w:t>
+          </w:r>
+        </w:hyperlink>
+      </w:r>
+      <w:r>
+        <w:rPr>
+          <w:rFonts w:ascii="Charis SIL Regular" w:hAnsi="Charis SIL Regular" w:eastAsia="Charis SIL Regular"/>
+          <w:b w:val="0"/>
+          <w:i w:val="0"/>
+          <w:color w:val="0000FF"/>
+          <w:sz w:val="24"/>
+          <w:u w:val="single"/>
+        </w:rPr>
+        <w:hyperlink r:id="rId122" w:history="1">
+          <w:r>
+            <w:rPr>
+              <w:rStyle w:val="Hyperlink"/>
+            </w:rPr>
+            <w:t>books.google.nl/</w:t>
+          </w:r>
+        </w:hyperlink>
+      </w:r>
+      <w:r>
+        <w:rPr>
+          <w:rFonts w:ascii="Charis SIL Regular" w:hAnsi="Charis SIL Regular" w:eastAsia="Charis SIL Regular"/>
+          <w:b w:val="0"/>
+          <w:i w:val="0"/>
+          <w:color w:val="0000FF"/>
+          <w:sz w:val="24"/>
+          <w:u w:val="single"/>
+        </w:rPr>
+        <w:hyperlink r:id="rId122" w:history="1">
+          <w:r>
+            <w:rPr>
+              <w:rStyle w:val="Hyperlink"/>
+            </w:rPr>
+            <w:t>books?</w:t>
+          </w:r>
+        </w:hyperlink>
+      </w:r>
+      <w:r>
+        <w:rPr>
+          <w:rFonts w:ascii="Charis SIL Regular" w:hAnsi="Charis SIL Regular" w:eastAsia="Charis SIL Regular"/>
+          <w:b w:val="0"/>
+          <w:i w:val="0"/>
+          <w:color w:val="0000FF"/>
+          <w:sz w:val="24"/>
+          <w:u w:val="single"/>
+        </w:rPr>
+        <w:hyperlink r:id="rId122" w:history="1">
+          <w:r>
+            <w:rPr>
+              <w:rStyle w:val="Hyperlink"/>
+            </w:rPr>
+            <w:t xml:space="preserve">id=HTJOAAAAYAAJ&amp;hl=nl&amp;pg=PA212 </w:t>
+          </w:r>
+        </w:hyperlink>
+      </w:r>
+      <w:r>
+        <w:rPr>
+          <w:rFonts w:ascii="Charis SIL Regular" w:hAnsi="Charis SIL Regular" w:eastAsia="Charis SIL Regular"/>
+          <w:b w:val="0"/>
+          <w:i w:val="0"/>
+          <w:color w:val="000000"/>
+          <w:sz w:val="24"/>
+        </w:rPr>
+        <w:t xml:space="preserve">Hoofdstuk in een boek: </w:t>
+      </w:r>
+      <w:r>
+        <w:br/>
+      </w:r>
+      <w:r>
+        <w:tab/>
+      </w:r>
       <w:r>
         <w:rPr>
           <w:rFonts w:ascii="Charis SIL Italic" w:hAnsi="Charis SIL Italic" w:eastAsia="Charis SIL Italic"/>
@@ -17362,6 +18500,9 @@
         <w:t xml:space="preserve">'Rendez-vous manqué avec les 'viellles colonies', ethnographie et archéologie de la </w:t>
       </w:r>
       <w:r>
+        <w:tab/>
+      </w:r>
+      <w:r>
         <w:rPr>
           <w:rFonts w:ascii="Charis SIL Italic" w:hAnsi="Charis SIL Italic" w:eastAsia="Charis SIL Italic"/>
           <w:b w:val="0"/>
@@ -17375,6 +18516,9 @@
         <w:br/>
       </w:r>
       <w:r>
+        <w:tab/>
+      </w:r>
+      <w:r>
         <w:rPr>
           <w:rFonts w:ascii="Charis SIL Italic" w:hAnsi="Charis SIL Italic" w:eastAsia="Charis SIL Italic"/>
           <w:b w:val="0"/>
@@ -17383,6 +18527,9 @@
           <w:sz w:val="24"/>
         </w:rPr>
         <w:t xml:space="preserve">l'ethnographie: Trocadéro 28-37. Paris: Museum national d'histoire naturelle </w:t>
+      </w:r>
+      <w:r>
+        <w:tab/>
       </w:r>
       <w:r>
         <w:rPr>
@@ -17423,7 +18570,7 @@
           <w:sz w:val="24"/>
           <w:u w:val="single"/>
         </w:rPr>
-        <w:hyperlink r:id="rId115" w:history="1">
+        <w:hyperlink r:id="rId123" w:history="1">
           <w:r>
             <w:rPr>
               <w:rStyle w:val="Hyperlink"/>
@@ -17441,7 +18588,7 @@
           <w:sz w:val="24"/>
           <w:u w:val="single"/>
         </w:rPr>
-        <w:hyperlink r:id="rId115" w:history="1">
+        <w:hyperlink r:id="rId123" w:history="1">
           <w:r>
             <w:rPr>
               <w:rStyle w:val="Hyperlink"/>
@@ -17459,7 +18606,7 @@
           <w:sz w:val="24"/>
           <w:u w:val="single"/>
         </w:rPr>
-        <w:hyperlink r:id="rId115" w:history="1">
+        <w:hyperlink r:id="rId123" w:history="1">
           <w:r>
             <w:rPr>
               <w:rStyle w:val="Hyperlink"/>
@@ -17480,7 +18627,7 @@
           <w:sz w:val="24"/>
           <w:u w:val="single"/>
         </w:rPr>
-        <w:hyperlink r:id="rId115" w:history="1">
+        <w:hyperlink r:id="rId123" w:history="1">
           <w:r>
             <w:rPr>
               <w:rStyle w:val="Hyperlink"/>
@@ -17498,7 +18645,7 @@
           <w:sz w:val="24"/>
           <w:u w:val="single"/>
         </w:rPr>
-        <w:hyperlink r:id="rId115" w:history="1">
+        <w:hyperlink r:id="rId123" w:history="1">
           <w:r>
             <w:rPr>
               <w:rStyle w:val="Hyperlink"/>
@@ -17516,7 +18663,7 @@
           <w:sz w:val="24"/>
           <w:u w:val="single"/>
         </w:rPr>
-        <w:hyperlink r:id="rId115" w:history="1">
+        <w:hyperlink r:id="rId123" w:history="1">
           <w:r>
             <w:rPr>
               <w:rStyle w:val="Hyperlink"/>
@@ -17533,7 +18680,7 @@
           <w:color w:val="0000FF"/>
           <w:sz w:val="24"/>
         </w:rPr>
-        <w:hyperlink r:id="rId115" w:history="1">
+        <w:hyperlink r:id="rId123" w:history="1">
           <w:r>
             <w:rPr>
               <w:rStyle w:val="Hyperlink"/>
@@ -17551,7 +18698,7 @@
           <w:sz w:val="24"/>
           <w:u w:val="single"/>
         </w:rPr>
-        <w:hyperlink r:id="rId116" w:history="1">
+        <w:hyperlink r:id="rId123" w:history="1">
           <w:r>
             <w:rPr>
               <w:rStyle w:val="Hyperlink"/>
@@ -17580,7 +18727,7 @@
           <w:sz w:val="24"/>
           <w:u w:val="single"/>
         </w:rPr>
-        <w:hyperlink r:id="rId116" w:history="1">
+        <w:hyperlink r:id="rId123" w:history="1">
           <w:r>
             <w:rPr>
               <w:rStyle w:val="Hyperlink"/>
@@ -17615,8 +18762,8 @@
         <w:autoSpaceDN w:val="0"/>
         <w:autoSpaceDE w:val="0"/>
         <w:widowControl/>
-        <w:spacing w:line="352" w:lineRule="exact" w:before="230" w:after="0"/>
-        <w:ind w:left="0" w:right="0" w:firstLine="0"/>
+        <w:spacing w:line="528" w:lineRule="exact" w:before="54" w:after="0"/>
+        <w:ind w:left="0" w:right="3888" w:firstLine="0"/>
         <w:jc w:val="left"/>
       </w:pPr>
       <w:r>
@@ -17627,18 +18774,11 @@
           <w:color w:val="000000"/>
           <w:sz w:val="24"/>
         </w:rPr>
-        <w:t>TO BE FILLED</w:t>
-      </w:r>
-    </w:p>
-    <w:p>
-      <w:pPr>
-        <w:autoSpaceDN w:val="0"/>
-        <w:autoSpaceDE w:val="0"/>
-        <w:widowControl/>
-        <w:spacing w:line="352" w:lineRule="exact" w:before="176" w:after="0"/>
-        <w:ind w:left="0" w:right="0" w:firstLine="0"/>
-        <w:jc w:val="left"/>
-      </w:pPr>
+        <w:t xml:space="preserve">TO BE FILLED </w:t>
+      </w:r>
+      <w:r>
+        <w:br/>
+      </w:r>
       <w:r>
         <w:rPr>
           <w:rFonts w:ascii="Charis SIL Italic" w:hAnsi="Charis SIL Italic" w:eastAsia="Charis SIL Italic"/>

--- a/EXPORTS/DOCX/review/niveau2/Dutch/Suriname.docx
+++ b/EXPORTS/DOCX/review/niveau2/Dutch/Suriname.docx
@@ -803,6 +803,7 @@
       </w:r>
       <w:r>
         <w:rPr>
+          <w:u w:val="single" w:color="0000ff"/>
           <w:rFonts w:ascii="Charis SIL Regular" w:hAnsi="Charis SIL Regular" w:eastAsia="Charis SIL Regular"/>
           <w:b w:val="0"/>
           <w:i w:val="0"/>
@@ -813,24 +814,13 @@
       </w:r>
       <w:r>
         <w:rPr>
-          <w:u w:val="single" w:color="0000ff"/>
-          <w:rFonts w:ascii="Charis SIL Regular" w:hAnsi="Charis SIL Regular" w:eastAsia="Charis SIL Regular"/>
-          <w:b w:val="0"/>
-          <w:i w:val="0"/>
-          <w:color w:val="000000"/>
-          <w:sz w:val="24"/>
-        </w:rPr>
-        <w:t>s</w:t>
-      </w:r>
-      <w:r>
-        <w:rPr>
-          <w:rFonts w:ascii="Charis SIL Regular" w:hAnsi="Charis SIL Regular" w:eastAsia="Charis SIL Regular"/>
-          <w:b w:val="0"/>
-          <w:i w:val="0"/>
-          <w:color w:val="000000"/>
-          <w:sz w:val="24"/>
-        </w:rPr>
-        <w:t xml:space="preserve">che voorwerpen opgenomen. Van Stedman is </w:t>
+          <w:rFonts w:ascii="Charis SIL Regular" w:hAnsi="Charis SIL Regular" w:eastAsia="Charis SIL Regular"/>
+          <w:b w:val="0"/>
+          <w:i w:val="0"/>
+          <w:color w:val="000000"/>
+          <w:sz w:val="24"/>
+        </w:rPr>
+        <w:t xml:space="preserve">sche voorwerpen opgenomen. Van Stedman is </w:t>
       </w:r>
       <w:r>
         <w:rPr>
@@ -1740,7 +1730,43 @@
           <w:sz w:val="24"/>
           <w:u w:val="single"/>
         </w:rPr>
-        <w:t>G</w:t>
+        <w:hyperlink r:id="rId16" w:history="1">
+          <w:r>
+            <w:rPr>
+              <w:rStyle w:val="Hyperlink"/>
+            </w:rPr>
+            <w:t>G</w:t>
+          </w:r>
+        </w:hyperlink>
+      </w:r>
+      <w:r>
+        <w:rPr>
+          <w:rFonts w:ascii="Charis SIL Regular" w:hAnsi="Charis SIL Regular" w:eastAsia="Charis SIL Regular"/>
+          <w:b w:val="0"/>
+          <w:i w:val="0"/>
+          <w:color w:val="0000FF"/>
+          <w:sz w:val="24"/>
+          <w:u w:val="single"/>
+        </w:rPr>
+        <w:hyperlink r:id="rId16" w:history="1">
+          <w:r>
+            <w:rPr>
+              <w:rStyle w:val="Hyperlink"/>
+            </w:rPr>
+            <w:t>errit</w:t>
+          </w:r>
+        </w:hyperlink>
+      </w:r>
+      <w:r>
+        <w:rPr>
+          <w:rFonts w:ascii="Charis SIL Regular" w:hAnsi="Charis SIL Regular" w:eastAsia="Charis SIL Regular"/>
+          <w:b w:val="0"/>
+          <w:i w:val="0"/>
+          <w:color w:val="0000FF"/>
+          <w:sz w:val="24"/>
+          <w:u w:val="single"/>
+        </w:rPr>
+        <w:t xml:space="preserve"> </w:t>
       </w:r>
       <w:r>
         <w:rPr>
@@ -1756,35 +1782,6 @@
             <w:rPr>
               <w:rStyle w:val="Hyperlink"/>
             </w:rPr>
-            <w:t>errit</w:t>
-          </w:r>
-        </w:hyperlink>
-      </w:r>
-      <w:r>
-        <w:rPr>
-          <w:rFonts w:ascii="Charis SIL Regular" w:hAnsi="Charis SIL Regular" w:eastAsia="Charis SIL Regular"/>
-          <w:b w:val="0"/>
-          <w:i w:val="0"/>
-          <w:color w:val="0000FF"/>
-          <w:sz w:val="24"/>
-          <w:u w:val="single"/>
-        </w:rPr>
-        <w:t xml:space="preserve"> </w:t>
-      </w:r>
-      <w:r>
-        <w:rPr>
-          <w:rFonts w:ascii="Charis SIL Regular" w:hAnsi="Charis SIL Regular" w:eastAsia="Charis SIL Regular"/>
-          <w:b w:val="0"/>
-          <w:i w:val="0"/>
-          <w:color w:val="0000FF"/>
-          <w:sz w:val="24"/>
-          <w:u w:val="single"/>
-        </w:rPr>
-        <w:hyperlink r:id="rId14" w:history="1">
-          <w:r>
-            <w:rPr>
-              <w:rStyle w:val="Hyperlink"/>
-            </w:rPr>
             <w:t>Scho</w:t>
           </w:r>
         </w:hyperlink>
@@ -1796,16 +1793,8 @@
           <w:i w:val="0"/>
           <w:color w:val="0000FF"/>
           <w:sz w:val="24"/>
-          <w:u w:val="single"/>
-        </w:rPr>
-        <w:hyperlink r:id="rId16" w:history="1">
-          <w:r>
-            <w:rPr>
-              <w:rStyle w:val="Hyperlink"/>
-            </w:rPr>
-            <w:t>ute</w:t>
-          </w:r>
-        </w:hyperlink>
+        </w:rPr>
+        <w:t>ute</w:t>
       </w:r>
       <w:r>
         <w:rPr>
@@ -1827,21 +1816,13 @@
       </w:r>
       <w:r>
         <w:rPr>
-          <w:u w:val="single" w:color="0000ff"/>
-          <w:rFonts w:ascii="Charis SIL Regular" w:hAnsi="Charis SIL Regular" w:eastAsia="Charis SIL Regular"/>
-          <w:b w:val="0"/>
-          <w:i w:val="0"/>
-          <w:color w:val="000000"/>
-          <w:sz w:val="24"/>
-        </w:rPr>
-        <w:hyperlink r:id="rId15" w:history="1">
-          <w:r>
-            <w:rPr>
-              <w:rStyle w:val="Hyperlink"/>
-            </w:rPr>
-            <w:t xml:space="preserve"> en ver</w:t>
-          </w:r>
-        </w:hyperlink>
+          <w:rFonts w:ascii="Charis SIL Regular" w:hAnsi="Charis SIL Regular" w:eastAsia="Charis SIL Regular"/>
+          <w:b w:val="0"/>
+          <w:i w:val="0"/>
+          <w:color w:val="000000"/>
+          <w:sz w:val="24"/>
+        </w:rPr>
+        <w:t xml:space="preserve"> en ver</w:t>
       </w:r>
       <w:r>
         <w:rPr>
@@ -2305,7 +2286,14 @@
           <w:color w:val="000000"/>
           <w:sz w:val="24"/>
         </w:rPr>
-        <w:t>msten voor de Evang</w:t>
+        <w:hyperlink r:id="rId19" w:history="1">
+          <w:r>
+            <w:rPr>
+              <w:rStyle w:val="Hyperlink"/>
+            </w:rPr>
+            <w:t>msten voor de Evang</w:t>
+          </w:r>
+        </w:hyperlink>
       </w:r>
       <w:r>
         <w:rPr>
@@ -2470,7 +2458,7 @@
           <w:sz w:val="24"/>
           <w:u w:val="single"/>
         </w:rPr>
-        <w:hyperlink r:id="rId20" w:history="1">
+        <w:hyperlink r:id="rId21" w:history="1">
           <w:r>
             <w:rPr>
               <w:rStyle w:val="Hyperlink"/>
@@ -2666,16 +2654,6 @@
           <w:i w:val="0"/>
           <w:color w:val="0000FF"/>
           <w:sz w:val="24"/>
-        </w:rPr>
-        <w:t xml:space="preserve"> van</w:t>
-      </w:r>
-      <w:r>
-        <w:rPr>
-          <w:rFonts w:ascii="Charis SIL Regular" w:hAnsi="Charis SIL Regular" w:eastAsia="Charis SIL Regular"/>
-          <w:b w:val="0"/>
-          <w:i w:val="0"/>
-          <w:color w:val="0000FF"/>
-          <w:sz w:val="24"/>
           <w:u w:val="single"/>
         </w:rPr>
         <w:t xml:space="preserve"> </w:t>
@@ -2689,7 +2667,36 @@
           <w:sz w:val="24"/>
           <w:u w:val="single"/>
         </w:rPr>
-        <w:hyperlink r:id="rId22" w:history="1">
+        <w:hyperlink r:id="rId24" w:history="1">
+          <w:r>
+            <w:rPr>
+              <w:rStyle w:val="Hyperlink"/>
+            </w:rPr>
+            <w:t>van</w:t>
+          </w:r>
+        </w:hyperlink>
+      </w:r>
+      <w:r>
+        <w:rPr>
+          <w:rFonts w:ascii="Charis SIL Regular" w:hAnsi="Charis SIL Regular" w:eastAsia="Charis SIL Regular"/>
+          <w:b w:val="0"/>
+          <w:i w:val="0"/>
+          <w:color w:val="0000FF"/>
+          <w:sz w:val="24"/>
+          <w:u w:val="single"/>
+        </w:rPr>
+        <w:t xml:space="preserve"> </w:t>
+      </w:r>
+      <w:r>
+        <w:rPr>
+          <w:rFonts w:ascii="Charis SIL Regular" w:hAnsi="Charis SIL Regular" w:eastAsia="Charis SIL Regular"/>
+          <w:b w:val="0"/>
+          <w:i w:val="0"/>
+          <w:color w:val="0000FF"/>
+          <w:sz w:val="24"/>
+          <w:u w:val="single"/>
+        </w:rPr>
+        <w:hyperlink r:id="rId24" w:history="1">
           <w:r>
             <w:rPr>
               <w:rStyle w:val="Hyperlink"/>
@@ -2761,131 +2768,289 @@
           <w:i w:val="0"/>
           <w:color w:val="0000FF"/>
           <w:sz w:val="24"/>
-        </w:rPr>
-        <w:t>Assueer Jacob Schimmelpen</w:t>
-      </w:r>
-      <w:r>
-        <w:rPr>
-          <w:rFonts w:ascii="Charis SIL Regular" w:hAnsi="Charis SIL Regular" w:eastAsia="Charis SIL Regular"/>
-          <w:b w:val="0"/>
-          <w:i w:val="0"/>
-          <w:color w:val="0000FF"/>
-          <w:sz w:val="24"/>
-          <w:u w:val="single"/>
+          <w:u w:val="single"/>
+        </w:rPr>
+        <w:hyperlink r:id="rId25" w:history="1">
+          <w:r>
+            <w:rPr>
+              <w:rStyle w:val="Hyperlink"/>
+            </w:rPr>
+            <w:t>Assueer</w:t>
+          </w:r>
+        </w:hyperlink>
+      </w:r>
+      <w:r>
+        <w:rPr>
+          <w:rFonts w:ascii="Charis SIL Regular" w:hAnsi="Charis SIL Regular" w:eastAsia="Charis SIL Regular"/>
+          <w:b w:val="0"/>
+          <w:i w:val="0"/>
+          <w:color w:val="0000FF"/>
+          <w:sz w:val="24"/>
+          <w:u w:val="single"/>
+        </w:rPr>
+        <w:t xml:space="preserve"> </w:t>
+      </w:r>
+      <w:r>
+        <w:rPr>
+          <w:rFonts w:ascii="Charis SIL Regular" w:hAnsi="Charis SIL Regular" w:eastAsia="Charis SIL Regular"/>
+          <w:b w:val="0"/>
+          <w:i w:val="0"/>
+          <w:color w:val="0000FF"/>
+          <w:sz w:val="24"/>
+          <w:u w:val="single"/>
+        </w:rPr>
+        <w:hyperlink r:id="rId25" w:history="1">
+          <w:r>
+            <w:rPr>
+              <w:rStyle w:val="Hyperlink"/>
+            </w:rPr>
+            <w:t>Jacob</w:t>
+          </w:r>
+        </w:hyperlink>
+      </w:r>
+      <w:r>
+        <w:rPr>
+          <w:rFonts w:ascii="Charis SIL Regular" w:hAnsi="Charis SIL Regular" w:eastAsia="Charis SIL Regular"/>
+          <w:b w:val="0"/>
+          <w:i w:val="0"/>
+          <w:color w:val="0000FF"/>
+          <w:sz w:val="24"/>
+          <w:u w:val="single"/>
+        </w:rPr>
+        <w:t xml:space="preserve"> </w:t>
+      </w:r>
+      <w:r>
+        <w:rPr>
+          <w:rFonts w:ascii="Charis SIL Regular" w:hAnsi="Charis SIL Regular" w:eastAsia="Charis SIL Regular"/>
+          <w:b w:val="0"/>
+          <w:i w:val="0"/>
+          <w:color w:val="0000FF"/>
+          <w:sz w:val="24"/>
+          <w:u w:val="single"/>
+        </w:rPr>
+        <w:hyperlink r:id="rId25" w:history="1">
+          <w:r>
+            <w:rPr>
+              <w:rStyle w:val="Hyperlink"/>
+            </w:rPr>
+            <w:t>Schimmelpen</w:t>
+          </w:r>
+        </w:hyperlink>
+      </w:r>
+      <w:r>
+        <w:rPr>
+          <w:rFonts w:ascii="Charis SIL Regular" w:hAnsi="Charis SIL Regular" w:eastAsia="Charis SIL Regular"/>
+          <w:b w:val="0"/>
+          <w:i w:val="0"/>
+          <w:color w:val="0000FF"/>
+          <w:sz w:val="24"/>
+          <w:u w:val="single"/>
+        </w:rPr>
+        <w:hyperlink r:id="rId25" w:history="1">
+          <w:r>
+            <w:rPr>
+              <w:rStyle w:val="Hyperlink"/>
+            </w:rPr>
+            <w:t>ninck</w:t>
+          </w:r>
+        </w:hyperlink>
+      </w:r>
+      <w:r>
+        <w:rPr>
+          <w:rFonts w:ascii="Charis SIL Regular" w:hAnsi="Charis SIL Regular" w:eastAsia="Charis SIL Regular"/>
+          <w:b w:val="0"/>
+          <w:i w:val="0"/>
+          <w:color w:val="0000FF"/>
+          <w:sz w:val="24"/>
+          <w:u w:val="single"/>
+        </w:rPr>
+        <w:t xml:space="preserve"> </w:t>
+      </w:r>
+      <w:r>
+        <w:rPr>
+          <w:rFonts w:ascii="Charis SIL Regular" w:hAnsi="Charis SIL Regular" w:eastAsia="Charis SIL Regular"/>
+          <w:b w:val="0"/>
+          <w:i w:val="0"/>
+          <w:color w:val="0000FF"/>
+          <w:sz w:val="24"/>
+          <w:u w:val="single"/>
+        </w:rPr>
+        <w:hyperlink r:id="rId25" w:history="1">
+          <w:r>
+            <w:rPr>
+              <w:rStyle w:val="Hyperlink"/>
+            </w:rPr>
+            <w:t>va</w:t>
+          </w:r>
+        </w:hyperlink>
+      </w:r>
+      <w:r>
+        <w:rPr>
+          <w:rFonts w:ascii="Charis SIL Regular" w:hAnsi="Charis SIL Regular" w:eastAsia="Charis SIL Regular"/>
+          <w:b w:val="0"/>
+          <w:i w:val="0"/>
+          <w:color w:val="0000FF"/>
+          <w:sz w:val="24"/>
+          <w:u w:val="single"/>
+        </w:rPr>
+        <w:hyperlink r:id="rId25" w:history="1">
+          <w:r>
+            <w:rPr>
+              <w:rStyle w:val="Hyperlink"/>
+            </w:rPr>
+            <w:t>n</w:t>
+          </w:r>
+        </w:hyperlink>
+      </w:r>
+      <w:r>
+        <w:rPr>
+          <w:rFonts w:ascii="Charis SIL Regular" w:hAnsi="Charis SIL Regular" w:eastAsia="Charis SIL Regular"/>
+          <w:b w:val="0"/>
+          <w:i w:val="0"/>
+          <w:color w:val="0000FF"/>
+          <w:sz w:val="24"/>
+          <w:u w:val="single"/>
+        </w:rPr>
+        <w:t xml:space="preserve"> </w:t>
+      </w:r>
+      <w:r>
+        <w:rPr>
+          <w:rFonts w:ascii="Charis SIL Regular" w:hAnsi="Charis SIL Regular" w:eastAsia="Charis SIL Regular"/>
+          <w:b w:val="0"/>
+          <w:i w:val="0"/>
+          <w:color w:val="0000FF"/>
+          <w:sz w:val="24"/>
+          <w:u w:val="single"/>
+        </w:rPr>
+        <w:hyperlink r:id="rId25" w:history="1">
+          <w:r>
+            <w:rPr>
+              <w:rStyle w:val="Hyperlink"/>
+            </w:rPr>
+            <w:t>der</w:t>
+          </w:r>
+        </w:hyperlink>
+      </w:r>
+      <w:r>
+        <w:rPr>
+          <w:rFonts w:ascii="Charis SIL Regular" w:hAnsi="Charis SIL Regular" w:eastAsia="Charis SIL Regular"/>
+          <w:b w:val="0"/>
+          <w:i w:val="0"/>
+          <w:color w:val="0000FF"/>
+          <w:sz w:val="24"/>
+          <w:u w:val="single"/>
+        </w:rPr>
+        <w:t xml:space="preserve"> </w:t>
+      </w:r>
+      <w:r>
+        <w:rPr>
+          <w:rFonts w:ascii="Charis SIL Regular" w:hAnsi="Charis SIL Regular" w:eastAsia="Charis SIL Regular"/>
+          <w:b w:val="0"/>
+          <w:i w:val="0"/>
+          <w:color w:val="0000FF"/>
+          <w:sz w:val="24"/>
+          <w:u w:val="single"/>
+        </w:rPr>
+        <w:hyperlink r:id="rId25" w:history="1">
+          <w:r>
+            <w:rPr>
+              <w:rStyle w:val="Hyperlink"/>
+            </w:rPr>
+            <w:t>Oye</w:t>
+          </w:r>
+        </w:hyperlink>
+      </w:r>
+      <w:r>
+        <w:rPr>
+          <w:u w:val="single" w:color="0000ff"/>
+          <w:rFonts w:ascii="Charis SIL Regular" w:hAnsi="Charis SIL Regular" w:eastAsia="Charis SIL Regular"/>
+          <w:b w:val="0"/>
+          <w:i w:val="0"/>
+          <w:color w:val="000000"/>
+          <w:sz w:val="24"/>
         </w:rPr>
         <w:hyperlink r:id="rId24" w:history="1">
           <w:r>
             <w:rPr>
               <w:rStyle w:val="Hyperlink"/>
             </w:rPr>
-            <w:t>ninck</w:t>
-          </w:r>
-        </w:hyperlink>
-      </w:r>
-      <w:r>
-        <w:rPr>
-          <w:rFonts w:ascii="Charis SIL Regular" w:hAnsi="Charis SIL Regular" w:eastAsia="Charis SIL Regular"/>
-          <w:b w:val="0"/>
-          <w:i w:val="0"/>
-          <w:color w:val="0000FF"/>
-          <w:sz w:val="24"/>
-          <w:u w:val="single"/>
-        </w:rPr>
-        <w:t xml:space="preserve"> </w:t>
-      </w:r>
-      <w:r>
-        <w:rPr>
-          <w:rFonts w:ascii="Charis SIL Regular" w:hAnsi="Charis SIL Regular" w:eastAsia="Charis SIL Regular"/>
-          <w:b w:val="0"/>
-          <w:i w:val="0"/>
-          <w:color w:val="0000FF"/>
-          <w:sz w:val="24"/>
-          <w:u w:val="single"/>
+            <w:t>.</w:t>
+          </w:r>
+        </w:hyperlink>
+      </w:r>
+      <w:r>
+        <w:rPr>
+          <w:u w:val="single" w:color="0000ff"/>
+          <w:rFonts w:ascii="Charis SIL Regular" w:hAnsi="Charis SIL Regular" w:eastAsia="Charis SIL Regular"/>
+          <w:b w:val="0"/>
+          <w:i w:val="0"/>
+          <w:color w:val="000000"/>
+          <w:sz w:val="24"/>
         </w:rPr>
         <w:hyperlink r:id="rId24" w:history="1">
           <w:r>
             <w:rPr>
               <w:rStyle w:val="Hyperlink"/>
             </w:rPr>
-            <w:t>va</w:t>
-          </w:r>
-        </w:hyperlink>
-      </w:r>
-      <w:r>
-        <w:rPr>
-          <w:rFonts w:ascii="Charis SIL Regular" w:hAnsi="Charis SIL Regular" w:eastAsia="Charis SIL Regular"/>
-          <w:b w:val="0"/>
-          <w:i w:val="0"/>
-          <w:color w:val="0000FF"/>
-          <w:sz w:val="24"/>
-          <w:u w:val="single"/>
+            <w:t xml:space="preserve"> De</w:t>
+          </w:r>
+        </w:hyperlink>
+      </w:r>
+      <w:r>
+        <w:rPr>
+          <w:u w:val="single" w:color="0000ff"/>
+          <w:rFonts w:ascii="Charis SIL Regular" w:hAnsi="Charis SIL Regular" w:eastAsia="Charis SIL Regular"/>
+          <w:b w:val="0"/>
+          <w:i w:val="0"/>
+          <w:color w:val="000000"/>
+          <w:sz w:val="24"/>
         </w:rPr>
         <w:hyperlink r:id="rId24" w:history="1">
           <w:r>
             <w:rPr>
               <w:rStyle w:val="Hyperlink"/>
             </w:rPr>
-            <w:t>n</w:t>
-          </w:r>
-        </w:hyperlink>
-      </w:r>
-      <w:r>
-        <w:rPr>
-          <w:rFonts w:ascii="Charis SIL Regular" w:hAnsi="Charis SIL Regular" w:eastAsia="Charis SIL Regular"/>
-          <w:b w:val="0"/>
-          <w:i w:val="0"/>
-          <w:color w:val="0000FF"/>
-          <w:sz w:val="24"/>
-          <w:u w:val="single"/>
-        </w:rPr>
-        <w:t xml:space="preserve"> </w:t>
-      </w:r>
-      <w:r>
-        <w:rPr>
-          <w:rFonts w:ascii="Charis SIL Regular" w:hAnsi="Charis SIL Regular" w:eastAsia="Charis SIL Regular"/>
-          <w:b w:val="0"/>
-          <w:i w:val="0"/>
-          <w:color w:val="0000FF"/>
-          <w:sz w:val="24"/>
-          <w:u w:val="single"/>
+            <w:t>z</w:t>
+          </w:r>
+        </w:hyperlink>
+      </w:r>
+      <w:r>
+        <w:rPr>
+          <w:u w:val="single" w:color="0000ff"/>
+          <w:rFonts w:ascii="Charis SIL Regular" w:hAnsi="Charis SIL Regular" w:eastAsia="Charis SIL Regular"/>
+          <w:b w:val="0"/>
+          <w:i w:val="0"/>
+          <w:color w:val="000000"/>
+          <w:sz w:val="24"/>
         </w:rPr>
         <w:hyperlink r:id="rId24" w:history="1">
           <w:r>
             <w:rPr>
               <w:rStyle w:val="Hyperlink"/>
             </w:rPr>
-            <w:t>der</w:t>
-          </w:r>
-        </w:hyperlink>
-      </w:r>
-      <w:r>
-        <w:rPr>
-          <w:rFonts w:ascii="Charis SIL Regular" w:hAnsi="Charis SIL Regular" w:eastAsia="Charis SIL Regular"/>
-          <w:b w:val="0"/>
-          <w:i w:val="0"/>
-          <w:color w:val="0000FF"/>
-          <w:sz w:val="24"/>
-          <w:u w:val="single"/>
-        </w:rPr>
-        <w:t xml:space="preserve"> </w:t>
-      </w:r>
-      <w:r>
-        <w:rPr>
-          <w:rFonts w:ascii="Charis SIL Regular" w:hAnsi="Charis SIL Regular" w:eastAsia="Charis SIL Regular"/>
-          <w:b w:val="0"/>
-          <w:i w:val="0"/>
-          <w:color w:val="0000FF"/>
-          <w:sz w:val="24"/>
-          <w:u w:val="single"/>
-        </w:rPr>
-        <w:hyperlink r:id="rId24" w:history="1">
-          <w:r>
-            <w:rPr>
-              <w:rStyle w:val="Hyperlink"/>
-            </w:rPr>
-            <w:t>Oye</w:t>
-          </w:r>
-        </w:hyperlink>
+            <w:t xml:space="preserve">e werden </w:t>
+          </w:r>
+        </w:hyperlink>
+      </w:r>
+      <w:r>
+        <w:rPr>
+          <w:rFonts w:ascii="Charis SIL Regular" w:hAnsi="Charis SIL Regular" w:eastAsia="Charis SIL Regular"/>
+          <w:b w:val="0"/>
+          <w:i w:val="0"/>
+          <w:color w:val="000000"/>
+          <w:sz w:val="24"/>
+        </w:rPr>
+        <w:t xml:space="preserve">in </w:t>
+      </w:r>
+      <w:r>
+        <w:rPr>
+          <w:rFonts w:ascii="Charis SIL Regular" w:hAnsi="Charis SIL Regular" w:eastAsia="Charis SIL Regular"/>
+          <w:b w:val="0"/>
+          <w:i w:val="0"/>
+          <w:color w:val="000000"/>
+          <w:sz w:val="24"/>
+        </w:rPr>
+        <w:t>respectievelijk 1883 en 1895 geschon</w:t>
       </w:r>
       <w:r>
         <w:rPr>
@@ -2896,171 +3061,24 @@
           <w:color w:val="000000"/>
           <w:sz w:val="24"/>
         </w:rPr>
-        <w:hyperlink r:id="rId24" w:history="1">
-          <w:r>
-            <w:rPr>
-              <w:rStyle w:val="Hyperlink"/>
-            </w:rPr>
-            <w:t>.</w:t>
-          </w:r>
-        </w:hyperlink>
-      </w:r>
-      <w:r>
-        <w:rPr>
-          <w:u w:val="single" w:color="0000ff"/>
-          <w:rFonts w:ascii="Charis SIL Regular" w:hAnsi="Charis SIL Regular" w:eastAsia="Charis SIL Regular"/>
-          <w:b w:val="0"/>
-          <w:i w:val="0"/>
-          <w:color w:val="000000"/>
-          <w:sz w:val="24"/>
-        </w:rPr>
-        <w:hyperlink r:id="rId24" w:history="1">
-          <w:r>
-            <w:rPr>
-              <w:rStyle w:val="Hyperlink"/>
-            </w:rPr>
-            <w:t xml:space="preserve"> De</w:t>
-          </w:r>
-        </w:hyperlink>
-      </w:r>
-      <w:r>
-        <w:rPr>
-          <w:u w:val="single" w:color="0000ff"/>
-          <w:rFonts w:ascii="Charis SIL Regular" w:hAnsi="Charis SIL Regular" w:eastAsia="Charis SIL Regular"/>
-          <w:b w:val="0"/>
-          <w:i w:val="0"/>
-          <w:color w:val="000000"/>
-          <w:sz w:val="24"/>
-        </w:rPr>
-        <w:hyperlink r:id="rId24" w:history="1">
-          <w:r>
-            <w:rPr>
-              <w:rStyle w:val="Hyperlink"/>
-            </w:rPr>
-            <w:t>z</w:t>
-          </w:r>
-        </w:hyperlink>
-      </w:r>
-      <w:r>
-        <w:rPr>
-          <w:u w:val="single" w:color="0000ff"/>
-          <w:rFonts w:ascii="Charis SIL Regular" w:hAnsi="Charis SIL Regular" w:eastAsia="Charis SIL Regular"/>
-          <w:b w:val="0"/>
-          <w:i w:val="0"/>
-          <w:color w:val="000000"/>
-          <w:sz w:val="24"/>
-        </w:rPr>
-        <w:hyperlink r:id="rId24" w:history="1">
-          <w:r>
-            <w:rPr>
-              <w:rStyle w:val="Hyperlink"/>
-            </w:rPr>
-            <w:t xml:space="preserve">e werden </w:t>
-          </w:r>
-        </w:hyperlink>
-      </w:r>
-      <w:r>
-        <w:rPr>
-          <w:rFonts w:ascii="Charis SIL Regular" w:hAnsi="Charis SIL Regular" w:eastAsia="Charis SIL Regular"/>
-          <w:b w:val="0"/>
-          <w:i w:val="0"/>
-          <w:color w:val="000000"/>
-          <w:sz w:val="24"/>
-        </w:rPr>
-        <w:t xml:space="preserve">in </w:t>
-      </w:r>
-      <w:r>
-        <w:rPr>
-          <w:rFonts w:ascii="Charis SIL Regular" w:hAnsi="Charis SIL Regular" w:eastAsia="Charis SIL Regular"/>
-          <w:b w:val="0"/>
-          <w:i w:val="0"/>
-          <w:color w:val="000000"/>
-          <w:sz w:val="24"/>
-        </w:rPr>
-        <w:t>respectievelijk 1883 en 1895</w:t>
-      </w:r>
-      <w:r>
-        <w:rPr>
-          <w:u w:val="single" w:color="0000ff"/>
-          <w:rFonts w:ascii="Charis SIL Regular" w:hAnsi="Charis SIL Regular" w:eastAsia="Charis SIL Regular"/>
-          <w:b w:val="0"/>
-          <w:i w:val="0"/>
-          <w:color w:val="000000"/>
-          <w:sz w:val="24"/>
-        </w:rPr>
-        <w:t xml:space="preserve"> </w:t>
-      </w:r>
-      <w:r>
-        <w:rPr>
-          <w:u w:val="single" w:color="0000ff"/>
-          <w:rFonts w:ascii="Charis SIL Regular" w:hAnsi="Charis SIL Regular" w:eastAsia="Charis SIL Regular"/>
-          <w:b w:val="0"/>
-          <w:i w:val="0"/>
-          <w:color w:val="000000"/>
-          <w:sz w:val="24"/>
-        </w:rPr>
         <w:hyperlink r:id="rId25" w:history="1">
           <w:r>
             <w:rPr>
               <w:rStyle w:val="Hyperlink"/>
             </w:rPr>
-            <w:t>geschon</w:t>
-          </w:r>
-        </w:hyperlink>
-      </w:r>
-      <w:r>
-        <w:rPr>
-          <w:u w:val="single" w:color="0000ff"/>
-          <w:rFonts w:ascii="Charis SIL Regular" w:hAnsi="Charis SIL Regular" w:eastAsia="Charis SIL Regular"/>
-          <w:b w:val="0"/>
-          <w:i w:val="0"/>
-          <w:color w:val="000000"/>
-          <w:sz w:val="24"/>
-        </w:rPr>
-        <w:hyperlink r:id="rId25" w:history="1">
-          <w:r>
-            <w:rPr>
-              <w:rStyle w:val="Hyperlink"/>
-            </w:rPr>
             <w:t>ken a</w:t>
           </w:r>
         </w:hyperlink>
       </w:r>
       <w:r>
         <w:rPr>
-          <w:u w:val="single" w:color="0000ff"/>
-          <w:rFonts w:ascii="Charis SIL Regular" w:hAnsi="Charis SIL Regular" w:eastAsia="Charis SIL Regular"/>
-          <w:b w:val="0"/>
-          <w:i w:val="0"/>
-          <w:color w:val="000000"/>
-          <w:sz w:val="24"/>
-        </w:rPr>
-        <w:hyperlink r:id="rId25" w:history="1">
-          <w:r>
-            <w:rPr>
-              <w:rStyle w:val="Hyperlink"/>
-            </w:rPr>
-            <w:t>a</w:t>
-          </w:r>
-        </w:hyperlink>
-      </w:r>
-      <w:r>
-        <w:rPr>
-          <w:u w:val="single" w:color="0000ff"/>
-          <w:rFonts w:ascii="Charis SIL Regular" w:hAnsi="Charis SIL Regular" w:eastAsia="Charis SIL Regular"/>
-          <w:b w:val="0"/>
-          <w:i w:val="0"/>
-          <w:color w:val="000000"/>
-          <w:sz w:val="24"/>
-        </w:rPr>
-        <w:hyperlink r:id="rId25" w:history="1">
-          <w:r>
-            <w:rPr>
-              <w:rStyle w:val="Hyperlink"/>
-            </w:rPr>
-            <w:t>n het Rijks Ethnogr</w:t>
-          </w:r>
-        </w:hyperlink>
+          <w:rFonts w:ascii="Charis SIL Regular" w:hAnsi="Charis SIL Regular" w:eastAsia="Charis SIL Regular"/>
+          <w:b w:val="0"/>
+          <w:i w:val="0"/>
+          <w:color w:val="000000"/>
+          <w:sz w:val="24"/>
+        </w:rPr>
+        <w:t>an het Rijks Ethnogr</w:t>
       </w:r>
       <w:r>
         <w:rPr>
@@ -3419,32 +3437,7 @@
           <w:color w:val="000000"/>
           <w:sz w:val="24"/>
         </w:rPr>
-        <w:hyperlink r:id="rId27" w:history="1">
-          <w:r>
-            <w:rPr>
-              <w:rStyle w:val="Hyperlink"/>
-            </w:rPr>
-            <w:t>k</w:t>
-          </w:r>
-        </w:hyperlink>
-      </w:r>
-      <w:r>
-        <w:rPr>
-          <w:u w:val="single" w:color="0000ff"/>
-          <w:rFonts w:ascii="Charis SIL Italic" w:hAnsi="Charis SIL Italic" w:eastAsia="Charis SIL Italic"/>
-          <w:b w:val="0"/>
-          <w:i/>
-          <w:color w:val="000000"/>
-          <w:sz w:val="24"/>
-        </w:rPr>
-        <w:hyperlink r:id="rId27" w:history="1">
-          <w:r>
-            <w:rPr>
-              <w:rStyle w:val="Hyperlink"/>
-            </w:rPr>
-            <w:t>wakwaba</w:t>
-          </w:r>
-        </w:hyperlink>
+        <w:t>kwakwaba</w:t>
       </w:r>
       <w:r>
         <w:rPr>
@@ -4368,7 +4361,7 @@
           <w:sz w:val="24"/>
           <w:u w:val="single"/>
         </w:rPr>
-        <w:hyperlink r:id="rId37" w:history="1">
+        <w:hyperlink r:id="rId36" w:history="1">
           <w:r>
             <w:rPr>
               <w:rStyle w:val="Hyperlink"/>
@@ -4386,7 +4379,7 @@
           <w:sz w:val="24"/>
           <w:u w:val="single"/>
         </w:rPr>
-        <w:hyperlink r:id="rId37" w:history="1">
+        <w:hyperlink r:id="rId36" w:history="1">
           <w:r>
             <w:rPr>
               <w:rStyle w:val="Hyperlink"/>
@@ -6360,16 +6353,6 @@
       </w:r>
       <w:r>
         <w:rPr>
-          <w:rFonts w:ascii="Charis SIL Regular" w:hAnsi="Charis SIL Regular" w:eastAsia="Charis SIL Regular"/>
-          <w:b w:val="0"/>
-          <w:i w:val="0"/>
-          <w:color w:val="000000"/>
-          <w:sz w:val="24"/>
-        </w:rPr>
-        <w:t>de eerste directeur van het museum, had verzameld tijdens zijn verbl</w:t>
-      </w:r>
-      <w:r>
-        <w:rPr>
           <w:u w:val="single" w:color="0000ff"/>
           <w:rFonts w:ascii="Charis SIL Regular" w:hAnsi="Charis SIL Regular" w:eastAsia="Charis SIL Regular"/>
           <w:b w:val="0"/>
@@ -6377,7 +6360,89 @@
           <w:color w:val="000000"/>
           <w:sz w:val="24"/>
         </w:rPr>
-        <w:t>ijf in Surinam</w:t>
+        <w:hyperlink r:id="rId20" w:history="1">
+          <w:r>
+            <w:rPr>
+              <w:rStyle w:val="Hyperlink"/>
+            </w:rPr>
+            <w:t>de eerste dir</w:t>
+          </w:r>
+        </w:hyperlink>
+      </w:r>
+      <w:r>
+        <w:rPr>
+          <w:rFonts w:ascii="Charis SIL Regular" w:hAnsi="Charis SIL Regular" w:eastAsia="Charis SIL Regular"/>
+          <w:b w:val="0"/>
+          <w:i w:val="0"/>
+          <w:color w:val="000000"/>
+          <w:sz w:val="24"/>
+        </w:rPr>
+        <w:t>ecteur van het museum, had verzameld tijdens zijn verbl</w:t>
+      </w:r>
+      <w:r>
+        <w:rPr>
+          <w:u w:val="single" w:color="0000ff"/>
+          <w:rFonts w:ascii="Charis SIL Regular" w:hAnsi="Charis SIL Regular" w:eastAsia="Charis SIL Regular"/>
+          <w:b w:val="0"/>
+          <w:i w:val="0"/>
+          <w:color w:val="000000"/>
+          <w:sz w:val="24"/>
+        </w:rPr>
+        <w:hyperlink r:id="rId54" w:history="1">
+          <w:r>
+            <w:rPr>
+              <w:rStyle w:val="Hyperlink"/>
+            </w:rPr>
+            <w:t>ijf in Su</w:t>
+          </w:r>
+        </w:hyperlink>
+      </w:r>
+      <w:r>
+        <w:rPr>
+          <w:u w:val="single" w:color="0000ff"/>
+          <w:rFonts w:ascii="Charis SIL Regular" w:hAnsi="Charis SIL Regular" w:eastAsia="Charis SIL Regular"/>
+          <w:b w:val="0"/>
+          <w:i w:val="0"/>
+          <w:color w:val="000000"/>
+          <w:sz w:val="24"/>
+        </w:rPr>
+        <w:hyperlink r:id="rId54" w:history="1">
+          <w:r>
+            <w:rPr>
+              <w:rStyle w:val="Hyperlink"/>
+            </w:rPr>
+            <w:t>r</w:t>
+          </w:r>
+        </w:hyperlink>
+      </w:r>
+      <w:r>
+        <w:rPr>
+          <w:u w:val="single" w:color="0000ff"/>
+          <w:rFonts w:ascii="Charis SIL Regular" w:hAnsi="Charis SIL Regular" w:eastAsia="Charis SIL Regular"/>
+          <w:b w:val="0"/>
+          <w:i w:val="0"/>
+          <w:color w:val="000000"/>
+          <w:sz w:val="24"/>
+        </w:rPr>
+        <w:hyperlink r:id="rId54" w:history="1">
+          <w:r>
+            <w:rPr>
+              <w:rStyle w:val="Hyperlink"/>
+            </w:rPr>
+            <w:t>ina</w:t>
+          </w:r>
+        </w:hyperlink>
+      </w:r>
+      <w:r>
+        <w:rPr>
+          <w:u w:val="single" w:color="0000ff"/>
+          <w:rFonts w:ascii="Charis SIL Regular" w:hAnsi="Charis SIL Regular" w:eastAsia="Charis SIL Regular"/>
+          <w:b w:val="0"/>
+          <w:i w:val="0"/>
+          <w:color w:val="000000"/>
+          <w:sz w:val="24"/>
+        </w:rPr>
+        <w:t>m</w:t>
       </w:r>
       <w:r>
         <w:rPr>
@@ -6858,7 +6923,7 @@
           <w:color w:val="000000"/>
           <w:sz w:val="24"/>
         </w:rPr>
-        <w:t xml:space="preserve">gekregen. De privécollectie die ze bij de bezoeken aanlegden bevindt zich </w:t>
+        <w:t>gekregen. De privécollectie die ze bij de bezoeken aanlegden</w:t>
       </w:r>
       <w:r>
         <w:rPr>
@@ -6874,6 +6939,24 @@
             <w:rPr>
               <w:rStyle w:val="Hyperlink"/>
             </w:rPr>
+            <w:t xml:space="preserve"> bevindt zich </w:t>
+          </w:r>
+        </w:hyperlink>
+      </w:r>
+      <w:r>
+        <w:rPr>
+          <w:u w:val="single" w:color="0000ff"/>
+          <w:rFonts w:ascii="Charis SIL Regular" w:hAnsi="Charis SIL Regular" w:eastAsia="Charis SIL Regular"/>
+          <w:b w:val="0"/>
+          <w:i w:val="0"/>
+          <w:color w:val="000000"/>
+          <w:sz w:val="24"/>
+        </w:rPr>
+        <w:hyperlink r:id="rId57" w:history="1">
+          <w:r>
+            <w:rPr>
+              <w:rStyle w:val="Hyperlink"/>
+            </w:rPr>
             <w:t xml:space="preserve">nu in </w:t>
           </w:r>
         </w:hyperlink>
@@ -7167,12 +7250,95 @@
           <w:sz w:val="24"/>
           <w:u w:val="single"/>
         </w:rPr>
+        <w:hyperlink r:id="rId59" w:history="1">
+          <w:r>
+            <w:rPr>
+              <w:rStyle w:val="Hyperlink"/>
+            </w:rPr>
+            <w:t>n</w:t>
+          </w:r>
+        </w:hyperlink>
+      </w:r>
+      <w:r>
+        <w:rPr>
+          <w:rFonts w:ascii="Charis SIL Regular" w:hAnsi="Charis SIL Regular" w:eastAsia="Charis SIL Regular"/>
+          <w:b w:val="0"/>
+          <w:i w:val="0"/>
+          <w:color w:val="0000FF"/>
+          <w:sz w:val="24"/>
+          <w:u w:val="single"/>
+        </w:rPr>
+        <w:t xml:space="preserve"> </w:t>
+      </w:r>
+      <w:r>
+        <w:rPr>
+          <w:rFonts w:ascii="Charis SIL Regular" w:hAnsi="Charis SIL Regular" w:eastAsia="Charis SIL Regular"/>
+          <w:b w:val="0"/>
+          <w:i w:val="0"/>
+          <w:color w:val="0000FF"/>
+          <w:sz w:val="24"/>
+          <w:u w:val="single"/>
+        </w:rPr>
+        <w:hyperlink r:id="rId59" w:history="1">
+          <w:r>
+            <w:rPr>
+              <w:rStyle w:val="Hyperlink"/>
+            </w:rPr>
+            <w:t>Phot</w:t>
+          </w:r>
+        </w:hyperlink>
+      </w:r>
+      <w:r>
+        <w:rPr>
+          <w:rFonts w:ascii="Charis SIL Regular" w:hAnsi="Charis SIL Regular" w:eastAsia="Charis SIL Regular"/>
+          <w:b w:val="0"/>
+          <w:i w:val="0"/>
+          <w:color w:val="0000FF"/>
+          <w:sz w:val="24"/>
+          <w:u w:val="single"/>
+        </w:rPr>
+        <w:hyperlink r:id="rId59" w:history="1">
+          <w:r>
+            <w:rPr>
+              <w:rStyle w:val="Hyperlink"/>
+            </w:rPr>
+            <w:t>ogr</w:t>
+          </w:r>
+        </w:hyperlink>
+      </w:r>
+      <w:r>
+        <w:rPr>
+          <w:rFonts w:ascii="Charis SIL Regular" w:hAnsi="Charis SIL Regular" w:eastAsia="Charis SIL Regular"/>
+          <w:b w:val="0"/>
+          <w:i w:val="0"/>
+          <w:color w:val="0000FF"/>
+          <w:sz w:val="24"/>
+          <w:u w:val="single"/>
+        </w:rPr>
         <w:hyperlink r:id="rId58" w:history="1">
           <w:r>
             <w:rPr>
               <w:rStyle w:val="Hyperlink"/>
             </w:rPr>
-            <w:t>n</w:t>
+            <w:t>a</w:t>
+          </w:r>
+        </w:hyperlink>
+      </w:r>
+      <w:r>
+        <w:rPr>
+          <w:rFonts w:ascii="Charis SIL Regular" w:hAnsi="Charis SIL Regular" w:eastAsia="Charis SIL Regular"/>
+          <w:b w:val="0"/>
+          <w:i w:val="0"/>
+          <w:color w:val="0000FF"/>
+          <w:sz w:val="24"/>
+          <w:u w:val="single"/>
+        </w:rPr>
+        <w:hyperlink r:id="rId58" w:history="1">
+          <w:r>
+            <w:rPr>
+              <w:rStyle w:val="Hyperlink"/>
+            </w:rPr>
+            <w:t>phic</w:t>
           </w:r>
         </w:hyperlink>
       </w:r>
@@ -7196,48 +7362,12 @@
           <w:sz w:val="24"/>
           <w:u w:val="single"/>
         </w:rPr>
-        <w:hyperlink r:id="rId59" w:history="1">
-          <w:r>
-            <w:rPr>
-              <w:rStyle w:val="Hyperlink"/>
-            </w:rPr>
-            <w:t>Phot</w:t>
-          </w:r>
-        </w:hyperlink>
-      </w:r>
-      <w:r>
-        <w:rPr>
-          <w:rFonts w:ascii="Charis SIL Regular" w:hAnsi="Charis SIL Regular" w:eastAsia="Charis SIL Regular"/>
-          <w:b w:val="0"/>
-          <w:i w:val="0"/>
-          <w:color w:val="0000FF"/>
-          <w:sz w:val="24"/>
-          <w:u w:val="single"/>
-        </w:rPr>
-        <w:hyperlink r:id="rId59" w:history="1">
-          <w:r>
-            <w:rPr>
-              <w:rStyle w:val="Hyperlink"/>
-            </w:rPr>
-            <w:t>ogr</w:t>
-          </w:r>
-        </w:hyperlink>
-      </w:r>
-      <w:r>
-        <w:rPr>
-          <w:rFonts w:ascii="Charis SIL Regular" w:hAnsi="Charis SIL Regular" w:eastAsia="Charis SIL Regular"/>
-          <w:b w:val="0"/>
-          <w:i w:val="0"/>
-          <w:color w:val="0000FF"/>
-          <w:sz w:val="24"/>
-          <w:u w:val="single"/>
-        </w:rPr>
         <w:hyperlink r:id="rId58" w:history="1">
           <w:r>
             <w:rPr>
               <w:rStyle w:val="Hyperlink"/>
             </w:rPr>
-            <w:t>a</w:t>
+            <w:t>Arc</w:t>
           </w:r>
         </w:hyperlink>
       </w:r>
@@ -7255,7 +7385,43 @@
             <w:rPr>
               <w:rStyle w:val="Hyperlink"/>
             </w:rPr>
-            <w:t>phic</w:t>
+            <w:t>h</w:t>
+          </w:r>
+        </w:hyperlink>
+      </w:r>
+      <w:r>
+        <w:rPr>
+          <w:rFonts w:ascii="Charis SIL Regular" w:hAnsi="Charis SIL Regular" w:eastAsia="Charis SIL Regular"/>
+          <w:b w:val="0"/>
+          <w:i w:val="0"/>
+          <w:color w:val="0000FF"/>
+          <w:sz w:val="24"/>
+          <w:u w:val="single"/>
+        </w:rPr>
+        <w:hyperlink r:id="rId58" w:history="1">
+          <w:r>
+            <w:rPr>
+              <w:rStyle w:val="Hyperlink"/>
+            </w:rPr>
+            <w:t>iv</w:t>
+          </w:r>
+        </w:hyperlink>
+      </w:r>
+      <w:r>
+        <w:rPr>
+          <w:rFonts w:ascii="Charis SIL Regular" w:hAnsi="Charis SIL Regular" w:eastAsia="Charis SIL Regular"/>
+          <w:b w:val="0"/>
+          <w:i w:val="0"/>
+          <w:color w:val="0000FF"/>
+          <w:sz w:val="24"/>
+          <w:u w:val="single"/>
+        </w:rPr>
+        <w:hyperlink r:id="rId58" w:history="1">
+          <w:r>
+            <w:rPr>
+              <w:rStyle w:val="Hyperlink"/>
+            </w:rPr>
+            <w:t>es,</w:t>
           </w:r>
         </w:hyperlink>
       </w:r>
@@ -7284,25 +7450,7 @@
             <w:rPr>
               <w:rStyle w:val="Hyperlink"/>
             </w:rPr>
-            <w:t>Arc</w:t>
-          </w:r>
-        </w:hyperlink>
-      </w:r>
-      <w:r>
-        <w:rPr>
-          <w:rFonts w:ascii="Charis SIL Regular" w:hAnsi="Charis SIL Regular" w:eastAsia="Charis SIL Regular"/>
-          <w:b w:val="0"/>
-          <w:i w:val="0"/>
-          <w:color w:val="0000FF"/>
-          <w:sz w:val="24"/>
-          <w:u w:val="single"/>
-        </w:rPr>
-        <w:hyperlink r:id="rId59" w:history="1">
-          <w:r>
-            <w:rPr>
-              <w:rStyle w:val="Hyperlink"/>
-            </w:rPr>
-            <w:t>h</w:t>
+            <w:t>Na</w:t>
           </w:r>
         </w:hyperlink>
       </w:r>
@@ -7320,9 +7468,20 @@
             <w:rPr>
               <w:rStyle w:val="Hyperlink"/>
             </w:rPr>
-            <w:t>iv</w:t>
-          </w:r>
-        </w:hyperlink>
+            <w:t>tional</w:t>
+          </w:r>
+        </w:hyperlink>
+      </w:r>
+      <w:r>
+        <w:rPr>
+          <w:rFonts w:ascii="Charis SIL Regular" w:hAnsi="Charis SIL Regular" w:eastAsia="Charis SIL Regular"/>
+          <w:b w:val="0"/>
+          <w:i w:val="0"/>
+          <w:color w:val="0000FF"/>
+          <w:sz w:val="24"/>
+          <w:u w:val="single"/>
+        </w:rPr>
+        <w:t xml:space="preserve"> </w:t>
       </w:r>
       <w:r>
         <w:rPr>
@@ -7334,82 +7493,6 @@
           <w:u w:val="single"/>
         </w:rPr>
         <w:hyperlink r:id="rId58" w:history="1">
-          <w:r>
-            <w:rPr>
-              <w:rStyle w:val="Hyperlink"/>
-            </w:rPr>
-            <w:t>es,</w:t>
-          </w:r>
-        </w:hyperlink>
-      </w:r>
-      <w:r>
-        <w:rPr>
-          <w:rFonts w:ascii="Charis SIL Regular" w:hAnsi="Charis SIL Regular" w:eastAsia="Charis SIL Regular"/>
-          <w:b w:val="0"/>
-          <w:i w:val="0"/>
-          <w:color w:val="0000FF"/>
-          <w:sz w:val="24"/>
-          <w:u w:val="single"/>
-        </w:rPr>
-        <w:t xml:space="preserve"> </w:t>
-      </w:r>
-      <w:r>
-        <w:rPr>
-          <w:rFonts w:ascii="Charis SIL Regular" w:hAnsi="Charis SIL Regular" w:eastAsia="Charis SIL Regular"/>
-          <w:b w:val="0"/>
-          <w:i w:val="0"/>
-          <w:color w:val="0000FF"/>
-          <w:sz w:val="24"/>
-          <w:u w:val="single"/>
-        </w:rPr>
-        <w:hyperlink r:id="rId58" w:history="1">
-          <w:r>
-            <w:rPr>
-              <w:rStyle w:val="Hyperlink"/>
-            </w:rPr>
-            <w:t>Na</w:t>
-          </w:r>
-        </w:hyperlink>
-      </w:r>
-      <w:r>
-        <w:rPr>
-          <w:rFonts w:ascii="Charis SIL Regular" w:hAnsi="Charis SIL Regular" w:eastAsia="Charis SIL Regular"/>
-          <w:b w:val="0"/>
-          <w:i w:val="0"/>
-          <w:color w:val="0000FF"/>
-          <w:sz w:val="24"/>
-          <w:u w:val="single"/>
-        </w:rPr>
-        <w:hyperlink r:id="rId59" w:history="1">
-          <w:r>
-            <w:rPr>
-              <w:rStyle w:val="Hyperlink"/>
-            </w:rPr>
-            <w:t>tional</w:t>
-          </w:r>
-        </w:hyperlink>
-      </w:r>
-      <w:r>
-        <w:rPr>
-          <w:rFonts w:ascii="Charis SIL Regular" w:hAnsi="Charis SIL Regular" w:eastAsia="Charis SIL Regular"/>
-          <w:b w:val="0"/>
-          <w:i w:val="0"/>
-          <w:color w:val="0000FF"/>
-          <w:sz w:val="24"/>
-          <w:u w:val="single"/>
-        </w:rPr>
-        <w:t xml:space="preserve"> </w:t>
-      </w:r>
-      <w:r>
-        <w:rPr>
-          <w:rFonts w:ascii="Charis SIL Regular" w:hAnsi="Charis SIL Regular" w:eastAsia="Charis SIL Regular"/>
-          <w:b w:val="0"/>
-          <w:i w:val="0"/>
-          <w:color w:val="0000FF"/>
-          <w:sz w:val="24"/>
-          <w:u w:val="single"/>
-        </w:rPr>
-        <w:hyperlink r:id="rId59" w:history="1">
           <w:r>
             <w:rPr>
               <w:rStyle w:val="Hyperlink"/>
@@ -7600,7 +7683,14 @@
           <w:sz w:val="24"/>
           <w:u w:val="single"/>
         </w:rPr>
-        <w:t>Ame</w:t>
+        <w:hyperlink r:id="rId61" w:history="1">
+          <w:r>
+            <w:rPr>
+              <w:rStyle w:val="Hyperlink"/>
+            </w:rPr>
+            <w:t>Ame</w:t>
+          </w:r>
+        </w:hyperlink>
       </w:r>
       <w:r>
         <w:rPr>
@@ -7640,14 +7730,43 @@
           <w:sz w:val="24"/>
           <w:u w:val="single"/>
         </w:rPr>
+        <w:hyperlink r:id="rId60" w:history="1">
+          <w:r>
+            <w:rPr>
+              <w:rStyle w:val="Hyperlink"/>
+            </w:rPr>
+            <w:t>Muse</w:t>
+          </w:r>
+        </w:hyperlink>
+      </w:r>
+      <w:r>
+        <w:rPr>
+          <w:rFonts w:ascii="Charis SIL Regular" w:hAnsi="Charis SIL Regular" w:eastAsia="Charis SIL Regular"/>
+          <w:b w:val="0"/>
+          <w:i w:val="0"/>
+          <w:color w:val="0000FF"/>
+          <w:sz w:val="24"/>
+          <w:u w:val="single"/>
+        </w:rPr>
         <w:hyperlink r:id="rId61" w:history="1">
           <w:r>
             <w:rPr>
               <w:rStyle w:val="Hyperlink"/>
             </w:rPr>
-            <w:t>Muse</w:t>
-          </w:r>
-        </w:hyperlink>
+            <w:t>um</w:t>
+          </w:r>
+        </w:hyperlink>
+      </w:r>
+      <w:r>
+        <w:rPr>
+          <w:rFonts w:ascii="Charis SIL Regular" w:hAnsi="Charis SIL Regular" w:eastAsia="Charis SIL Regular"/>
+          <w:b w:val="0"/>
+          <w:i w:val="0"/>
+          <w:color w:val="0000FF"/>
+          <w:sz w:val="24"/>
+          <w:u w:val="single"/>
+        </w:rPr>
+        <w:t xml:space="preserve"> </w:t>
       </w:r>
       <w:r>
         <w:rPr>
@@ -7663,7 +7782,7 @@
             <w:rPr>
               <w:rStyle w:val="Hyperlink"/>
             </w:rPr>
-            <w:t>um</w:t>
+            <w:t>of</w:t>
           </w:r>
         </w:hyperlink>
       </w:r>
@@ -7692,7 +7811,7 @@
             <w:rPr>
               <w:rStyle w:val="Hyperlink"/>
             </w:rPr>
-            <w:t>of</w:t>
+            <w:t>Natural</w:t>
           </w:r>
         </w:hyperlink>
       </w:r>
@@ -7721,69 +7840,64 @@
             <w:rPr>
               <w:rStyle w:val="Hyperlink"/>
             </w:rPr>
-            <w:t>Natural</w:t>
-          </w:r>
-        </w:hyperlink>
-      </w:r>
-      <w:r>
-        <w:rPr>
-          <w:rFonts w:ascii="Charis SIL Regular" w:hAnsi="Charis SIL Regular" w:eastAsia="Charis SIL Regular"/>
-          <w:b w:val="0"/>
-          <w:i w:val="0"/>
-          <w:color w:val="0000FF"/>
-          <w:sz w:val="24"/>
-          <w:u w:val="single"/>
-        </w:rPr>
-        <w:t xml:space="preserve"> </w:t>
-      </w:r>
-      <w:r>
-        <w:rPr>
-          <w:rFonts w:ascii="Charis SIL Regular" w:hAnsi="Charis SIL Regular" w:eastAsia="Charis SIL Regular"/>
-          <w:b w:val="0"/>
-          <w:i w:val="0"/>
-          <w:color w:val="0000FF"/>
-          <w:sz w:val="24"/>
-          <w:u w:val="single"/>
+            <w:t>History</w:t>
+          </w:r>
+        </w:hyperlink>
+      </w:r>
+      <w:r>
+        <w:rPr>
+          <w:rFonts w:ascii="Charis SIL Regular" w:hAnsi="Charis SIL Regular" w:eastAsia="Charis SIL Regular"/>
+          <w:b w:val="0"/>
+          <w:i w:val="0"/>
+          <w:color w:val="000000"/>
+          <w:sz w:val="24"/>
+        </w:rPr>
+        <w:t xml:space="preserve">. De Franse industriëlen Marcel </w:t>
+      </w:r>
+      <w:r>
+        <w:rPr>
+          <w:rFonts w:ascii="Charis SIL Regular" w:hAnsi="Charis SIL Regular" w:eastAsia="Charis SIL Regular"/>
+          <w:b w:val="0"/>
+          <w:i w:val="0"/>
+          <w:color w:val="000000"/>
+          <w:sz w:val="24"/>
+        </w:rPr>
+        <w:t>Monteux en Marc R</w:t>
+      </w:r>
+      <w:r>
+        <w:rPr>
+          <w:u w:val="single" w:color="0000ff"/>
+          <w:rFonts w:ascii="Charis SIL Regular" w:hAnsi="Charis SIL Regular" w:eastAsia="Charis SIL Regular"/>
+          <w:b w:val="0"/>
+          <w:i w:val="0"/>
+          <w:color w:val="000000"/>
+          <w:sz w:val="24"/>
         </w:rPr>
         <w:hyperlink r:id="rId61" w:history="1">
           <w:r>
             <w:rPr>
               <w:rStyle w:val="Hyperlink"/>
             </w:rPr>
-            <w:t>History</w:t>
-          </w:r>
-        </w:hyperlink>
-      </w:r>
-      <w:r>
-        <w:rPr>
-          <w:rFonts w:ascii="Charis SIL Regular" w:hAnsi="Charis SIL Regular" w:eastAsia="Charis SIL Regular"/>
-          <w:b w:val="0"/>
-          <w:i w:val="0"/>
-          <w:color w:val="000000"/>
-          <w:sz w:val="24"/>
-        </w:rPr>
-        <w:t xml:space="preserve">. De Franse industriëlen Marcel </w:t>
-      </w:r>
-      <w:r>
-        <w:rPr>
-          <w:rFonts w:ascii="Charis SIL Regular" w:hAnsi="Charis SIL Regular" w:eastAsia="Charis SIL Regular"/>
-          <w:b w:val="0"/>
-          <w:i w:val="0"/>
-          <w:color w:val="000000"/>
-          <w:sz w:val="24"/>
-        </w:rPr>
-        <w:t>Monteux en Marc R</w:t>
-      </w:r>
-      <w:r>
-        <w:rPr>
-          <w:u w:val="single" w:color="0000ff"/>
-          <w:rFonts w:ascii="Charis SIL Regular" w:hAnsi="Charis SIL Regular" w:eastAsia="Charis SIL Regular"/>
-          <w:b w:val="0"/>
-          <w:i w:val="0"/>
-          <w:color w:val="000000"/>
-          <w:sz w:val="24"/>
-        </w:rPr>
-        <w:t>ichard fi</w:t>
+            <w:t>ichard f</w:t>
+          </w:r>
+        </w:hyperlink>
+      </w:r>
+      <w:r>
+        <w:rPr>
+          <w:rFonts w:ascii="Charis SIL Regular" w:hAnsi="Charis SIL Regular" w:eastAsia="Charis SIL Regular"/>
+          <w:b w:val="0"/>
+          <w:i w:val="0"/>
+          <w:color w:val="000000"/>
+          <w:sz w:val="24"/>
+        </w:rPr>
+        <w:hyperlink r:id="rId61" w:history="1">
+          <w:r>
+            <w:rPr>
+              <w:rStyle w:val="Hyperlink"/>
+            </w:rPr>
+            <w:t>i</w:t>
+          </w:r>
+        </w:hyperlink>
       </w:r>
       <w:r>
         <w:rPr>
@@ -8534,7 +8648,32 @@
           <w:color w:val="000000"/>
           <w:sz w:val="24"/>
         </w:rPr>
-        <w:t>uit Suriname aanlegd</w:t>
+        <w:hyperlink r:id="rId68" w:history="1">
+          <w:r>
+            <w:rPr>
+              <w:rStyle w:val="Hyperlink"/>
+            </w:rPr>
+            <w:t>uit Surinam</w:t>
+          </w:r>
+        </w:hyperlink>
+      </w:r>
+      <w:r>
+        <w:rPr>
+          <w:u w:val="single" w:color="0000ff"/>
+          <w:rFonts w:ascii="Charis SIL Regular" w:hAnsi="Charis SIL Regular" w:eastAsia="Charis SIL Regular"/>
+          <w:b w:val="0"/>
+          <w:i w:val="0"/>
+          <w:color w:val="000000"/>
+          <w:sz w:val="24"/>
+        </w:rPr>
+        <w:hyperlink r:id="rId68" w:history="1">
+          <w:r>
+            <w:rPr>
+              <w:rStyle w:val="Hyperlink"/>
+            </w:rPr>
+            <w:t>e aanlegd</w:t>
+          </w:r>
+        </w:hyperlink>
       </w:r>
       <w:r>
         <w:rPr>
@@ -12097,6 +12236,7 @@
           <w:i w:val="0"/>
           <w:color w:val="0000FF"/>
           <w:sz w:val="24"/>
+          <w:u w:val="single"/>
         </w:rPr>
         <w:hyperlink r:id="rId87" w:history="1">
           <w:r>
@@ -12163,12 +12303,116 @@
           <w:sz w:val="24"/>
           <w:u w:val="single"/>
         </w:rPr>
+        <w:hyperlink r:id="rId86" w:history="1">
+          <w:r>
+            <w:rPr>
+              <w:rStyle w:val="Hyperlink"/>
+            </w:rPr>
+            <w:t>f</w:t>
+          </w:r>
+        </w:hyperlink>
+      </w:r>
+      <w:r>
+        <w:rPr>
+          <w:rFonts w:ascii="Charis SIL Regular" w:hAnsi="Charis SIL Regular" w:eastAsia="Charis SIL Regular"/>
+          <w:b w:val="0"/>
+          <w:i w:val="0"/>
+          <w:color w:val="0000FF"/>
+          <w:sz w:val="24"/>
+          <w:u w:val="single"/>
+        </w:rPr>
+        <w:t xml:space="preserve"> </w:t>
+      </w:r>
+      <w:r>
+        <w:rPr>
+          <w:rFonts w:ascii="Charis SIL Regular" w:hAnsi="Charis SIL Regular" w:eastAsia="Charis SIL Regular"/>
+          <w:b w:val="0"/>
+          <w:i w:val="0"/>
+          <w:color w:val="0000FF"/>
+          <w:sz w:val="24"/>
+        </w:rPr>
+        <w:t>M</w:t>
+      </w:r>
+      <w:r>
+        <w:rPr>
+          <w:rFonts w:ascii="Charis SIL Regular" w:hAnsi="Charis SIL Regular" w:eastAsia="Charis SIL Regular"/>
+          <w:b w:val="0"/>
+          <w:i w:val="0"/>
+          <w:color w:val="0000FF"/>
+          <w:sz w:val="24"/>
+          <w:u w:val="single"/>
+        </w:rPr>
+        <w:hyperlink r:id="rId86" w:history="1">
+          <w:r>
+            <w:rPr>
+              <w:rStyle w:val="Hyperlink"/>
+            </w:rPr>
+            <w:t>is</w:t>
+          </w:r>
+        </w:hyperlink>
+      </w:r>
+      <w:r>
+        <w:rPr>
+          <w:rFonts w:ascii="Charis SIL Regular" w:hAnsi="Charis SIL Regular" w:eastAsia="Charis SIL Regular"/>
+          <w:b w:val="0"/>
+          <w:i w:val="0"/>
+          <w:color w:val="0000FF"/>
+          <w:sz w:val="24"/>
+          <w:u w:val="single"/>
+        </w:rPr>
+        <w:hyperlink r:id="rId86" w:history="1">
+          <w:r>
+            <w:rPr>
+              <w:rStyle w:val="Hyperlink"/>
+            </w:rPr>
+            <w:t>s</w:t>
+          </w:r>
+        </w:hyperlink>
+      </w:r>
+      <w:r>
+        <w:rPr>
+          <w:rFonts w:ascii="Charis SIL Regular" w:hAnsi="Charis SIL Regular" w:eastAsia="Charis SIL Regular"/>
+          <w:b w:val="0"/>
+          <w:i w:val="0"/>
+          <w:color w:val="0000FF"/>
+          <w:sz w:val="24"/>
+          <w:u w:val="single"/>
+        </w:rPr>
+        <w:t xml:space="preserve"> </w:t>
+      </w:r>
+      <w:r>
+        <w:rPr>
+          <w:rFonts w:ascii="Charis SIL Regular" w:hAnsi="Charis SIL Regular" w:eastAsia="Charis SIL Regular"/>
+          <w:b w:val="0"/>
+          <w:i w:val="0"/>
+          <w:color w:val="0000FF"/>
+          <w:sz w:val="24"/>
+          <w:u w:val="single"/>
+        </w:rPr>
         <w:hyperlink r:id="rId87" w:history="1">
           <w:r>
             <w:rPr>
               <w:rStyle w:val="Hyperlink"/>
             </w:rPr>
-            <w:t>f</w:t>
+            <w:t>A</w:t>
+          </w:r>
+        </w:hyperlink>
+      </w:r>
+      <w:r>
+        <w:rPr>
+          <w:rFonts w:ascii="Charis SIL Regular" w:hAnsi="Charis SIL Regular" w:eastAsia="Charis SIL Regular"/>
+          <w:b w:val="0"/>
+          <w:i w:val="0"/>
+          <w:color w:val="0000FF"/>
+          <w:sz w:val="24"/>
+          <w:u w:val="single"/>
+        </w:rPr>
+        <w:hyperlink r:id="rId87" w:history="1">
+          <w:r>
+            <w:rPr>
+              <w:rStyle w:val="Hyperlink"/>
+            </w:rPr>
+            <w:t>nna</w:t>
           </w:r>
         </w:hyperlink>
       </w:r>
@@ -12190,13 +12434,14 @@
           <w:i w:val="0"/>
           <w:color w:val="0000FF"/>
           <w:sz w:val="24"/>
+          <w:u w:val="single"/>
         </w:rPr>
         <w:hyperlink r:id="rId87" w:history="1">
           <w:r>
             <w:rPr>
               <w:rStyle w:val="Hyperlink"/>
             </w:rPr>
-            <w:t>M</w:t>
+            <w:t>Wa</w:t>
           </w:r>
         </w:hyperlink>
       </w:r>
@@ -12214,9 +12459,20 @@
             <w:rPr>
               <w:rStyle w:val="Hyperlink"/>
             </w:rPr>
-            <w:t>is</w:t>
-          </w:r>
-        </w:hyperlink>
+            <w:t>rren</w:t>
+          </w:r>
+        </w:hyperlink>
+      </w:r>
+      <w:r>
+        <w:rPr>
+          <w:rFonts w:ascii="Charis SIL Regular" w:hAnsi="Charis SIL Regular" w:eastAsia="Charis SIL Regular"/>
+          <w:b w:val="0"/>
+          <w:i w:val="0"/>
+          <w:color w:val="0000FF"/>
+          <w:sz w:val="24"/>
+          <w:u w:val="single"/>
+        </w:rPr>
+        <w:t xml:space="preserve"> </w:t>
       </w:r>
       <w:r>
         <w:rPr>
@@ -12228,129 +12484,6 @@
           <w:u w:val="single"/>
         </w:rPr>
         <w:hyperlink r:id="rId87" w:history="1">
-          <w:r>
-            <w:rPr>
-              <w:rStyle w:val="Hyperlink"/>
-            </w:rPr>
-            <w:t>s</w:t>
-          </w:r>
-        </w:hyperlink>
-      </w:r>
-      <w:r>
-        <w:rPr>
-          <w:rFonts w:ascii="Charis SIL Regular" w:hAnsi="Charis SIL Regular" w:eastAsia="Charis SIL Regular"/>
-          <w:b w:val="0"/>
-          <w:i w:val="0"/>
-          <w:color w:val="0000FF"/>
-          <w:sz w:val="24"/>
-          <w:u w:val="single"/>
-        </w:rPr>
-        <w:t xml:space="preserve"> </w:t>
-      </w:r>
-      <w:r>
-        <w:rPr>
-          <w:rFonts w:ascii="Charis SIL Regular" w:hAnsi="Charis SIL Regular" w:eastAsia="Charis SIL Regular"/>
-          <w:b w:val="0"/>
-          <w:i w:val="0"/>
-          <w:color w:val="0000FF"/>
-          <w:sz w:val="24"/>
-          <w:u w:val="single"/>
-        </w:rPr>
-        <w:hyperlink r:id="rId87" w:history="1">
-          <w:r>
-            <w:rPr>
-              <w:rStyle w:val="Hyperlink"/>
-            </w:rPr>
-            <w:t>A</w:t>
-          </w:r>
-        </w:hyperlink>
-      </w:r>
-      <w:r>
-        <w:rPr>
-          <w:rFonts w:ascii="Charis SIL Regular" w:hAnsi="Charis SIL Regular" w:eastAsia="Charis SIL Regular"/>
-          <w:b w:val="0"/>
-          <w:i w:val="0"/>
-          <w:color w:val="0000FF"/>
-          <w:sz w:val="24"/>
-          <w:u w:val="single"/>
-        </w:rPr>
-        <w:hyperlink r:id="rId87" w:history="1">
-          <w:r>
-            <w:rPr>
-              <w:rStyle w:val="Hyperlink"/>
-            </w:rPr>
-            <w:t>nna</w:t>
-          </w:r>
-        </w:hyperlink>
-      </w:r>
-      <w:r>
-        <w:rPr>
-          <w:rFonts w:ascii="Charis SIL Regular" w:hAnsi="Charis SIL Regular" w:eastAsia="Charis SIL Regular"/>
-          <w:b w:val="0"/>
-          <w:i w:val="0"/>
-          <w:color w:val="0000FF"/>
-          <w:sz w:val="24"/>
-          <w:u w:val="single"/>
-        </w:rPr>
-        <w:t xml:space="preserve"> </w:t>
-      </w:r>
-      <w:r>
-        <w:rPr>
-          <w:rFonts w:ascii="Charis SIL Regular" w:hAnsi="Charis SIL Regular" w:eastAsia="Charis SIL Regular"/>
-          <w:b w:val="0"/>
-          <w:i w:val="0"/>
-          <w:color w:val="0000FF"/>
-          <w:sz w:val="24"/>
-          <w:u w:val="single"/>
-        </w:rPr>
-        <w:hyperlink r:id="rId87" w:history="1">
-          <w:r>
-            <w:rPr>
-              <w:rStyle w:val="Hyperlink"/>
-            </w:rPr>
-            <w:t>Wa</w:t>
-          </w:r>
-        </w:hyperlink>
-      </w:r>
-      <w:r>
-        <w:rPr>
-          <w:rFonts w:ascii="Charis SIL Regular" w:hAnsi="Charis SIL Regular" w:eastAsia="Charis SIL Regular"/>
-          <w:b w:val="0"/>
-          <w:i w:val="0"/>
-          <w:color w:val="0000FF"/>
-          <w:sz w:val="24"/>
-          <w:u w:val="single"/>
-        </w:rPr>
-        <w:hyperlink r:id="rId86" w:history="1">
-          <w:r>
-            <w:rPr>
-              <w:rStyle w:val="Hyperlink"/>
-            </w:rPr>
-            <w:t>rren</w:t>
-          </w:r>
-        </w:hyperlink>
-      </w:r>
-      <w:r>
-        <w:rPr>
-          <w:rFonts w:ascii="Charis SIL Regular" w:hAnsi="Charis SIL Regular" w:eastAsia="Charis SIL Regular"/>
-          <w:b w:val="0"/>
-          <w:i w:val="0"/>
-          <w:color w:val="0000FF"/>
-          <w:sz w:val="24"/>
-          <w:u w:val="single"/>
-        </w:rPr>
-        <w:t xml:space="preserve"> </w:t>
-      </w:r>
-      <w:r>
-        <w:rPr>
-          <w:rFonts w:ascii="Charis SIL Regular" w:hAnsi="Charis SIL Regular" w:eastAsia="Charis SIL Regular"/>
-          <w:b w:val="0"/>
-          <w:i w:val="0"/>
-          <w:color w:val="0000FF"/>
-          <w:sz w:val="24"/>
-          <w:u w:val="single"/>
-        </w:rPr>
-        <w:hyperlink r:id="rId86" w:history="1">
           <w:r>
             <w:rPr>
               <w:rStyle w:val="Hyperlink"/>
@@ -12922,18 +13055,34 @@
             <w:rPr>
               <w:rStyle w:val="Hyperlink"/>
             </w:rPr>
-            <w:t>Jefferso</w:t>
-          </w:r>
-        </w:hyperlink>
-      </w:r>
-      <w:r>
-        <w:rPr>
-          <w:rFonts w:ascii="Charis SIL Regular" w:hAnsi="Charis SIL Regular" w:eastAsia="Charis SIL Regular"/>
-          <w:b w:val="0"/>
-          <w:i w:val="0"/>
-          <w:color w:val="0000FF"/>
-          <w:sz w:val="24"/>
-          <w:u w:val="single"/>
+            <w:t>Jeffers</w:t>
+          </w:r>
+        </w:hyperlink>
+      </w:r>
+      <w:r>
+        <w:rPr>
+          <w:rFonts w:ascii="Charis SIL Regular" w:hAnsi="Charis SIL Regular" w:eastAsia="Charis SIL Regular"/>
+          <w:b w:val="0"/>
+          <w:i w:val="0"/>
+          <w:color w:val="0000FF"/>
+          <w:sz w:val="24"/>
+        </w:rPr>
+        <w:hyperlink r:id="rId90" w:history="1">
+          <w:r>
+            <w:rPr>
+              <w:rStyle w:val="Hyperlink"/>
+            </w:rPr>
+            <w:t>o</w:t>
+          </w:r>
+        </w:hyperlink>
+      </w:r>
+      <w:r>
+        <w:rPr>
+          <w:rFonts w:ascii="Charis SIL Regular" w:hAnsi="Charis SIL Regular" w:eastAsia="Charis SIL Regular"/>
+          <w:b w:val="0"/>
+          <w:i w:val="0"/>
+          <w:color w:val="0000FF"/>
+          <w:sz w:val="24"/>
         </w:rPr>
         <w:t>n</w:t>
       </w:r>
@@ -12962,19 +13111,9 @@
             <w:rPr>
               <w:rStyle w:val="Hyperlink"/>
             </w:rPr>
-            <w:t>Collin</w:t>
-          </w:r>
-        </w:hyperlink>
-      </w:r>
-      <w:r>
-        <w:rPr>
-          <w:rFonts w:ascii="Charis SIL Regular" w:hAnsi="Charis SIL Regular" w:eastAsia="Charis SIL Regular"/>
-          <w:b w:val="0"/>
-          <w:i w:val="0"/>
-          <w:color w:val="0000FF"/>
-          <w:sz w:val="24"/>
-        </w:rPr>
-        <w:t>s</w:t>
+            <w:t>Collins</w:t>
+          </w:r>
+        </w:hyperlink>
       </w:r>
     </w:p>
     <w:p>
@@ -14043,8 +14182,8 @@
         <w:autoSpaceDN w:val="0"/>
         <w:autoSpaceDE w:val="0"/>
         <w:widowControl/>
-        <w:spacing w:line="354" w:lineRule="exact" w:before="248" w:after="0"/>
-        <w:ind w:left="10" w:right="0" w:firstLine="0"/>
+        <w:spacing w:line="288" w:lineRule="exact" w:before="314" w:after="0"/>
+        <w:ind w:left="10" w:right="432" w:firstLine="0"/>
         <w:jc w:val="left"/>
       </w:pPr>
       <w:r>
@@ -14064,6 +14203,64 @@
             <w:t>Collectie</w:t>
           </w:r>
         </w:hyperlink>
+      </w:r>
+      <w:r>
+        <w:rPr>
+          <w:rFonts w:ascii="Charis SIL Regular" w:hAnsi="Charis SIL Regular" w:eastAsia="Charis SIL Regular"/>
+          <w:b w:val="0"/>
+          <w:i w:val="0"/>
+          <w:color w:val="000000"/>
+          <w:sz w:val="24"/>
+        </w:rPr>
+        <w:t xml:space="preserve"> Oorsprong Koloniaal museum is de collectie die Tjark Jansen Eijken Sluyters in </w:t>
+      </w:r>
+      <w:r>
+        <w:rPr>
+          <w:u w:val="single" w:color="0000ff"/>
+          <w:rFonts w:ascii="Charis SIL Regular" w:hAnsi="Charis SIL Regular" w:eastAsia="Charis SIL Regular"/>
+          <w:b w:val="0"/>
+          <w:i w:val="0"/>
+          <w:color w:val="000000"/>
+          <w:sz w:val="24"/>
+        </w:rPr>
+        <w:hyperlink r:id="rId99" w:history="1">
+          <w:r>
+            <w:rPr>
+              <w:rStyle w:val="Hyperlink"/>
+            </w:rPr>
+            <w:t>1865 aan</w:t>
+          </w:r>
+        </w:hyperlink>
+      </w:r>
+      <w:r>
+        <w:rPr>
+          <w:rFonts w:ascii="Charis SIL Regular" w:hAnsi="Charis SIL Regular" w:eastAsia="Charis SIL Regular"/>
+          <w:b w:val="0"/>
+          <w:i w:val="0"/>
+          <w:color w:val="000000"/>
+          <w:sz w:val="24"/>
+        </w:rPr>
+        <w:t xml:space="preserve"> het koloniale gouvernement schonk. In 1867 werd een Genootschap tot </w:t>
+      </w:r>
+      <w:r>
+        <w:rPr>
+          <w:rFonts w:ascii="Charis SIL Regular" w:hAnsi="Charis SIL Regular" w:eastAsia="Charis SIL Regular"/>
+          <w:b w:val="0"/>
+          <w:i w:val="0"/>
+          <w:color w:val="000000"/>
+          <w:sz w:val="24"/>
+        </w:rPr>
+        <w:t xml:space="preserve">bevordering van kennis opgericht, dat zorg moest dragen voor het museum en voor de </w:t>
+      </w:r>
+      <w:r>
+        <w:rPr>
+          <w:rFonts w:ascii="Charis SIL Regular" w:hAnsi="Charis SIL Regular" w:eastAsia="Charis SIL Regular"/>
+          <w:b w:val="0"/>
+          <w:i w:val="0"/>
+          <w:color w:val="000000"/>
+          <w:sz w:val="24"/>
+        </w:rPr>
+        <w:t>koloniale bibliotheek. 1876 Surinametentoonstelling in het Koloniaal Museum.</w:t>
       </w:r>
     </w:p>
     <w:p>
@@ -14091,8 +14288,8 @@
         <w:autoSpaceDN w:val="0"/>
         <w:autoSpaceDE w:val="0"/>
         <w:widowControl/>
-        <w:spacing w:line="288" w:lineRule="exact" w:before="294" w:after="0"/>
-        <w:ind w:left="398" w:right="6624" w:firstLine="0"/>
+        <w:spacing w:line="354" w:lineRule="exact" w:before="228" w:after="0"/>
+        <w:ind w:left="398" w:right="0" w:firstLine="0"/>
         <w:jc w:val="left"/>
       </w:pPr>
       <w:r>
@@ -14115,100 +14312,6 @@
           <w:u w:val="single"/>
         </w:rPr>
         <w:t>Selecteren en afbakenen</w:t>
-      </w:r>
-      <w:r>
-        <w:br/>
-      </w:r>
-      <w:r>
-        <w:rPr>
-          <w:rFonts w:ascii="Charis SIL Regular" w:hAnsi="Charis SIL Regular" w:eastAsia="Charis SIL Regular"/>
-          <w:b w:val="0"/>
-          <w:i w:val="0"/>
-          <w:color w:val="000000"/>
-          <w:sz w:val="24"/>
-        </w:rPr>
-        <w:t xml:space="preserve">•  </w:t>
-      </w:r>
-      <w:r>
-        <w:rPr>
-          <w:rFonts w:ascii="Charis SIL Regular" w:hAnsi="Charis SIL Regular" w:eastAsia="Charis SIL Regular"/>
-          <w:b w:val="0"/>
-          <w:i w:val="0"/>
-          <w:color w:val="0000FF"/>
-          <w:sz w:val="24"/>
-          <w:u w:val="single"/>
-        </w:rPr>
-        <w:t>Bronnen</w:t>
-      </w:r>
-      <w:r>
-        <w:br/>
-      </w:r>
-      <w:r>
-        <w:rPr>
-          <w:rFonts w:ascii="Charis SIL Regular" w:hAnsi="Charis SIL Regular" w:eastAsia="Charis SIL Regular"/>
-          <w:b w:val="0"/>
-          <w:i w:val="0"/>
-          <w:color w:val="000000"/>
-          <w:sz w:val="24"/>
-        </w:rPr>
-        <w:t xml:space="preserve">•  </w:t>
-      </w:r>
-      <w:r>
-        <w:rPr>
-          <w:rFonts w:ascii="Charis SIL Regular" w:hAnsi="Charis SIL Regular" w:eastAsia="Charis SIL Regular"/>
-          <w:b w:val="0"/>
-          <w:i w:val="0"/>
-          <w:color w:val="0000FF"/>
-          <w:sz w:val="24"/>
-          <w:u w:val="single"/>
-        </w:rPr>
-        <w:t>Ambtena</w:t>
-      </w:r>
-      <w:r>
-        <w:rPr>
-          <w:rFonts w:ascii="Charis SIL Regular" w:hAnsi="Charis SIL Regular" w:eastAsia="Charis SIL Regular"/>
-          <w:b w:val="0"/>
-          <w:i w:val="0"/>
-          <w:color w:val="0000FF"/>
-          <w:sz w:val="24"/>
-          <w:u w:val="single"/>
-        </w:rPr>
-        <w:t>ren</w:t>
-      </w:r>
-      <w:r>
-        <w:br/>
-      </w:r>
-      <w:r>
-        <w:rPr>
-          <w:rFonts w:ascii="Charis SIL Regular" w:hAnsi="Charis SIL Regular" w:eastAsia="Charis SIL Regular"/>
-          <w:b w:val="0"/>
-          <w:i w:val="0"/>
-          <w:color w:val="000000"/>
-          <w:sz w:val="24"/>
-        </w:rPr>
-        <w:t xml:space="preserve">•  </w:t>
-      </w:r>
-      <w:r>
-        <w:rPr>
-          <w:rFonts w:ascii="Charis SIL Regular" w:hAnsi="Charis SIL Regular" w:eastAsia="Charis SIL Regular"/>
-          <w:b w:val="0"/>
-          <w:i w:val="0"/>
-          <w:color w:val="0000FF"/>
-          <w:sz w:val="24"/>
-          <w:u w:val="single"/>
-        </w:rPr>
-        <w:t>Leger en ma</w:t>
-      </w:r>
-      <w:r>
-        <w:rPr>
-          <w:rFonts w:ascii="Charis SIL Regular" w:hAnsi="Charis SIL Regular" w:eastAsia="Charis SIL Regular"/>
-          <w:b w:val="0"/>
-          <w:i w:val="0"/>
-          <w:color w:val="0000FF"/>
-          <w:sz w:val="24"/>
-          <w:u w:val="single"/>
-        </w:rPr>
-        <w:t>rine</w:t>
       </w:r>
     </w:p>
     <w:p>
@@ -14258,7 +14361,112 @@
           <w:sz w:val="24"/>
           <w:u w:val="single"/>
         </w:rPr>
-        <w:t>Koninklijk Instituut voor Taal-, Land en Volkenkunde</w:t>
+        <w:t>Bronnen</w:t>
+      </w:r>
+      <w:r>
+        <w:br/>
+      </w:r>
+      <w:r>
+        <w:rPr>
+          <w:rFonts w:ascii="Charis SIL Regular" w:hAnsi="Charis SIL Regular" w:eastAsia="Charis SIL Regular"/>
+          <w:b w:val="0"/>
+          <w:i w:val="0"/>
+          <w:color w:val="000000"/>
+          <w:sz w:val="24"/>
+        </w:rPr>
+        <w:t xml:space="preserve">•  </w:t>
+      </w:r>
+      <w:r>
+        <w:rPr>
+          <w:rFonts w:ascii="Charis SIL Regular" w:hAnsi="Charis SIL Regular" w:eastAsia="Charis SIL Regular"/>
+          <w:b w:val="0"/>
+          <w:i w:val="0"/>
+          <w:color w:val="0000FF"/>
+          <w:sz w:val="24"/>
+          <w:u w:val="single"/>
+        </w:rPr>
+        <w:t>Ambtena</w:t>
+      </w:r>
+      <w:r>
+        <w:rPr>
+          <w:rFonts w:ascii="Charis SIL Regular" w:hAnsi="Charis SIL Regular" w:eastAsia="Charis SIL Regular"/>
+          <w:b w:val="0"/>
+          <w:i w:val="0"/>
+          <w:color w:val="0000FF"/>
+          <w:sz w:val="24"/>
+          <w:u w:val="single"/>
+        </w:rPr>
+        <w:t>ren</w:t>
+      </w:r>
+      <w:r>
+        <w:br/>
+      </w:r>
+      <w:r>
+        <w:rPr>
+          <w:rFonts w:ascii="Charis SIL Regular" w:hAnsi="Charis SIL Regular" w:eastAsia="Charis SIL Regular"/>
+          <w:b w:val="0"/>
+          <w:i w:val="0"/>
+          <w:color w:val="000000"/>
+          <w:sz w:val="24"/>
+        </w:rPr>
+        <w:t xml:space="preserve">•  </w:t>
+      </w:r>
+      <w:r>
+        <w:rPr>
+          <w:rFonts w:ascii="Charis SIL Regular" w:hAnsi="Charis SIL Regular" w:eastAsia="Charis SIL Regular"/>
+          <w:b w:val="0"/>
+          <w:i w:val="0"/>
+          <w:color w:val="0000FF"/>
+          <w:sz w:val="24"/>
+          <w:u w:val="single"/>
+        </w:rPr>
+        <w:t>Leger en ma</w:t>
+      </w:r>
+      <w:r>
+        <w:rPr>
+          <w:rFonts w:ascii="Charis SIL Regular" w:hAnsi="Charis SIL Regular" w:eastAsia="Charis SIL Regular"/>
+          <w:b w:val="0"/>
+          <w:i w:val="0"/>
+          <w:color w:val="0000FF"/>
+          <w:sz w:val="24"/>
+          <w:u w:val="single"/>
+        </w:rPr>
+        <w:t>rine</w:t>
+      </w:r>
+      <w:r>
+        <w:br/>
+      </w:r>
+      <w:r>
+        <w:rPr>
+          <w:rFonts w:ascii="Charis SIL Regular" w:hAnsi="Charis SIL Regular" w:eastAsia="Charis SIL Regular"/>
+          <w:b w:val="0"/>
+          <w:i w:val="0"/>
+          <w:color w:val="000000"/>
+          <w:sz w:val="24"/>
+        </w:rPr>
+        <w:t xml:space="preserve">•  </w:t>
+      </w:r>
+      <w:r>
+        <w:rPr>
+          <w:rFonts w:ascii="Charis SIL Regular" w:hAnsi="Charis SIL Regular" w:eastAsia="Charis SIL Regular"/>
+          <w:b w:val="0"/>
+          <w:i w:val="0"/>
+          <w:color w:val="0000FF"/>
+          <w:sz w:val="24"/>
+          <w:u w:val="single"/>
+        </w:rPr>
+        <w:t>Koninklijk Instit</w:t>
+      </w:r>
+      <w:r>
+        <w:rPr>
+          <w:rFonts w:ascii="Charis SIL Regular" w:hAnsi="Charis SIL Regular" w:eastAsia="Charis SIL Regular"/>
+          <w:b w:val="0"/>
+          <w:i w:val="0"/>
+          <w:color w:val="0000FF"/>
+          <w:sz w:val="24"/>
+          <w:u w:val="single"/>
+        </w:rPr>
+        <w:t>uut voor Taal-, Land en Volkenkunde</w:t>
       </w:r>
       <w:r>
         <w:rPr>
@@ -14381,7 +14589,7 @@
         <w:autoSpaceDN w:val="0"/>
         <w:autoSpaceDE w:val="0"/>
         <w:widowControl/>
-        <w:spacing w:line="540" w:lineRule="exact" w:before="198" w:after="0"/>
+        <w:spacing w:line="538" w:lineRule="exact" w:before="198" w:after="0"/>
         <w:ind w:left="0" w:right="0" w:firstLine="0"/>
         <w:jc w:val="left"/>
       </w:pPr>
@@ -14401,7 +14609,7 @@
         <w:autoSpaceDN w:val="0"/>
         <w:autoSpaceDE w:val="0"/>
         <w:widowControl/>
-        <w:spacing w:line="352" w:lineRule="exact" w:before="228" w:after="0"/>
+        <w:spacing w:line="352" w:lineRule="exact" w:before="230" w:after="0"/>
         <w:ind w:left="0" w:right="0" w:firstLine="0"/>
         <w:jc w:val="left"/>
       </w:pPr>
@@ -15214,37 +15422,7 @@
           <w:color w:val="000000"/>
           <w:sz w:val="24"/>
         </w:rPr>
-        <w:t xml:space="preserve">first nations of the Americas: studies in collaboration with indigenous peoples from </w:t>
-      </w:r>
-      <w:r>
-        <w:rPr>
-          <w:rFonts w:ascii="Charis SIL Italic" w:hAnsi="Charis SIL Italic" w:eastAsia="Charis SIL Italic"/>
-          <w:b w:val="0"/>
-          <w:i/>
-          <w:color w:val="000000"/>
-          <w:sz w:val="24"/>
-        </w:rPr>
-        <w:t xml:space="preserve">Greenland, North and South America: proceedings of an expert meeting National </w:t>
-      </w:r>
-      <w:r>
-        <w:rPr>
-          <w:rFonts w:ascii="Charis SIL Italic" w:hAnsi="Charis SIL Italic" w:eastAsia="Charis SIL Italic"/>
-          <w:b w:val="0"/>
-          <w:i/>
-          <w:color w:val="000000"/>
-          <w:sz w:val="24"/>
-        </w:rPr>
-        <w:t xml:space="preserve">Museum of Ethnology Leiden, The Netherlands. Leiden: Sidestone Press 2010. </w:t>
-      </w:r>
-      <w:r>
-        <w:rPr>
-          <w:rFonts w:ascii="Charis SIL Italic" w:hAnsi="Charis SIL Italic" w:eastAsia="Charis SIL Italic"/>
-          <w:b w:val="0"/>
-          <w:i/>
-          <w:color w:val="000000"/>
-          <w:sz w:val="24"/>
-        </w:rPr>
-        <w:t>SCHRIJVEN!</w:t>
+        <w:t>first nations of the Americas: studies in collaboration with indigenous peoples from</w:t>
       </w:r>
     </w:p>
     <w:p>
@@ -15272,6 +15450,46 @@
         <w:autoSpaceDE w:val="0"/>
         <w:widowControl/>
         <w:spacing w:line="288" w:lineRule="exact" w:before="64" w:after="0"/>
+        <w:ind w:left="800" w:right="576" w:firstLine="0"/>
+        <w:jc w:val="left"/>
+      </w:pPr>
+      <w:r>
+        <w:rPr>
+          <w:rFonts w:ascii="Charis SIL Italic" w:hAnsi="Charis SIL Italic" w:eastAsia="Charis SIL Italic"/>
+          <w:b w:val="0"/>
+          <w:i/>
+          <w:color w:val="000000"/>
+          <w:sz w:val="24"/>
+        </w:rPr>
+        <w:t xml:space="preserve">Greenland, North and South America: proceedings of an expert meeting National </w:t>
+      </w:r>
+      <w:r>
+        <w:rPr>
+          <w:rFonts w:ascii="Charis SIL Italic" w:hAnsi="Charis SIL Italic" w:eastAsia="Charis SIL Italic"/>
+          <w:b w:val="0"/>
+          <w:i/>
+          <w:color w:val="000000"/>
+          <w:sz w:val="24"/>
+        </w:rPr>
+        <w:t xml:space="preserve">Museum of Ethnology Leiden, The Netherlands. Leiden: Sidestone Press 2010. </w:t>
+      </w:r>
+      <w:r>
+        <w:rPr>
+          <w:rFonts w:ascii="Charis SIL Italic" w:hAnsi="Charis SIL Italic" w:eastAsia="Charis SIL Italic"/>
+          <w:b w:val="0"/>
+          <w:i/>
+          <w:color w:val="000000"/>
+          <w:sz w:val="24"/>
+        </w:rPr>
+        <w:t>SCHRIJVEN!</w:t>
+      </w:r>
+    </w:p>
+    <w:p>
+      <w:pPr>
+        <w:autoSpaceDN w:val="0"/>
+        <w:autoSpaceDE w:val="0"/>
+        <w:widowControl/>
+        <w:spacing w:line="288" w:lineRule="exact" w:before="240" w:after="0"/>
         <w:ind w:left="800" w:right="432" w:firstLine="0"/>
         <w:jc w:val="left"/>
       </w:pPr>
@@ -15879,7 +16097,7 @@
           <w:sz w:val="24"/>
           <w:u w:val="single"/>
         </w:rPr>
-        <w:hyperlink r:id="rId108" w:history="1">
+        <w:hyperlink r:id="rId107" w:history="1">
           <w:r>
             <w:rPr>
               <w:rStyle w:val="Hyperlink"/>
@@ -15897,7 +16115,7 @@
           <w:sz w:val="24"/>
           <w:u w:val="single"/>
         </w:rPr>
-        <w:hyperlink r:id="rId108" w:history="1">
+        <w:hyperlink r:id="rId107" w:history="1">
           <w:r>
             <w:rPr>
               <w:rStyle w:val="Hyperlink"/>
@@ -16381,56 +16599,6 @@
           <w:sz w:val="24"/>
         </w:rPr>
         <w:t>Wetenschappelijk artikel:</w:t>
-      </w:r>
-    </w:p>
-    <w:p>
-      <w:pPr>
-        <w:autoSpaceDN w:val="0"/>
-        <w:autoSpaceDE w:val="0"/>
-        <w:widowControl/>
-        <w:spacing w:line="288" w:lineRule="exact" w:before="240" w:after="0"/>
-        <w:ind w:left="800" w:right="864" w:firstLine="0"/>
-        <w:jc w:val="left"/>
-      </w:pPr>
-      <w:r>
-        <w:rPr>
-          <w:rFonts w:ascii="Charis SIL Italic" w:hAnsi="Charis SIL Italic" w:eastAsia="Charis SIL Italic"/>
-          <w:b w:val="0"/>
-          <w:i/>
-          <w:color w:val="000000"/>
-          <w:sz w:val="24"/>
-        </w:rPr>
-        <w:t xml:space="preserve">Stipriaan, A. van ‘Caraïbisch erfgoed in de Nederlandse Black Atlantic’, OSO. </w:t>
-      </w:r>
-      <w:r>
-        <w:rPr>
-          <w:rFonts w:ascii="Charis SIL Italic" w:hAnsi="Charis SIL Italic" w:eastAsia="Charis SIL Italic"/>
-          <w:b w:val="0"/>
-          <w:i/>
-          <w:color w:val="000000"/>
-          <w:sz w:val="24"/>
-        </w:rPr>
-        <w:t xml:space="preserve">Tijdschrift voor Surinaamse Taalkunde, Letterkunde en Geschiedenis, 35(1) </w:t>
-      </w:r>
-      <w:r>
-        <w:rPr>
-          <w:rFonts w:ascii="Charis SIL Italic" w:hAnsi="Charis SIL Italic" w:eastAsia="Charis SIL Italic"/>
-          <w:b w:val="0"/>
-          <w:i/>
-          <w:color w:val="000000"/>
-          <w:sz w:val="24"/>
-        </w:rPr>
-        <w:t>(2016), 11-37.</w:t>
-      </w:r>
-      <w:r>
-        <w:rPr>
-          <w:rFonts w:ascii="Charis SIL Italic" w:hAnsi="Charis SIL Italic" w:eastAsia="Charis SIL Italic"/>
-          <w:b w:val="0"/>
-          <w:i/>
-          <w:color w:val="000000"/>
-          <w:sz w:val="24"/>
-        </w:rPr>
-        <w:t>SCHRIJVEN!</w:t>
       </w:r>
     </w:p>
     <w:p>
@@ -16455,120 +16623,13 @@
     <w:p>
       <w:pPr>
         <w:autoSpaceDN w:val="0"/>
-        <w:tabs>
-          <w:tab w:pos="800" w:val="left"/>
-        </w:tabs>
         <w:autoSpaceDE w:val="0"/>
         <w:widowControl/>
-        <w:spacing w:line="342" w:lineRule="exact" w:before="10" w:after="0"/>
-        <w:ind w:left="0" w:right="288" w:firstLine="0"/>
+        <w:spacing w:line="288" w:lineRule="exact" w:before="64" w:after="0"/>
+        <w:ind w:left="800" w:right="864" w:firstLine="0"/>
         <w:jc w:val="left"/>
       </w:pPr>
       <w:r>
-        <w:tab/>
-      </w:r>
-      <w:r>
-        <w:rPr>
-          <w:rFonts w:ascii="Charis SIL Regular" w:hAnsi="Charis SIL Regular" w:eastAsia="Charis SIL Regular"/>
-          <w:b w:val="0"/>
-          <w:i w:val="0"/>
-          <w:color w:val="0000FF"/>
-          <w:sz w:val="24"/>
-        </w:rPr>
-        <w:hyperlink r:id="rId112" w:history="1">
-          <w:r>
-            <w:rPr>
-              <w:rStyle w:val="Hyperlink"/>
-            </w:rPr>
-            <w:t>https://</w:t>
-          </w:r>
-        </w:hyperlink>
-      </w:r>
-      <w:r>
-        <w:rPr>
-          <w:rFonts w:ascii="Charis SIL Regular" w:hAnsi="Charis SIL Regular" w:eastAsia="Charis SIL Regular"/>
-          <w:b w:val="0"/>
-          <w:i w:val="0"/>
-          <w:color w:val="0000FF"/>
-          <w:sz w:val="24"/>
-        </w:rPr>
-        <w:hyperlink r:id="rId112" w:history="1">
-          <w:r>
-            <w:rPr>
-              <w:rStyle w:val="Hyperlink"/>
-            </w:rPr>
-            <w:t>www.dbnl.org/</w:t>
-          </w:r>
-        </w:hyperlink>
-      </w:r>
-      <w:r>
-        <w:rPr>
-          <w:rFonts w:ascii="Charis SIL Regular" w:hAnsi="Charis SIL Regular" w:eastAsia="Charis SIL Regular"/>
-          <w:b w:val="0"/>
-          <w:i w:val="0"/>
-          <w:color w:val="0000FF"/>
-          <w:sz w:val="24"/>
-        </w:rPr>
-        <w:hyperlink r:id="rId112" w:history="1">
-          <w:r>
-            <w:rPr>
-              <w:rStyle w:val="Hyperlink"/>
-            </w:rPr>
-            <w:t>tekst/</w:t>
-          </w:r>
-        </w:hyperlink>
-      </w:r>
-      <w:r>
-        <w:rPr>
-          <w:rFonts w:ascii="Charis SIL Regular" w:hAnsi="Charis SIL Regular" w:eastAsia="Charis SIL Regular"/>
-          <w:b w:val="0"/>
-          <w:i w:val="0"/>
-          <w:color w:val="0000FF"/>
-          <w:sz w:val="24"/>
-        </w:rPr>
-        <w:hyperlink r:id="rId112" w:history="1">
-          <w:r>
-            <w:rPr>
-              <w:rStyle w:val="Hyperlink"/>
-            </w:rPr>
-            <w:t>_oso001201601_01/</w:t>
-          </w:r>
-        </w:hyperlink>
-      </w:r>
-      <w:r>
-        <w:rPr>
-          <w:rFonts w:ascii="Charis SIL Regular" w:hAnsi="Charis SIL Regular" w:eastAsia="Charis SIL Regular"/>
-          <w:b w:val="0"/>
-          <w:i w:val="0"/>
-          <w:color w:val="0000FF"/>
-          <w:sz w:val="24"/>
-        </w:rPr>
-        <w:hyperlink r:id="rId112" w:history="1">
-          <w:r>
-            <w:rPr>
-              <w:rStyle w:val="Hyperlink"/>
-            </w:rPr>
-            <w:t xml:space="preserve">_oso001201601_01_0003.php </w:t>
-          </w:r>
-        </w:hyperlink>
-      </w:r>
-      <w:r>
-        <w:rPr>
-          <w:rFonts w:ascii="Charis SIL Regular" w:hAnsi="Charis SIL Regular" w:eastAsia="Charis SIL Regular"/>
-          <w:b w:val="0"/>
-          <w:i w:val="0"/>
-          <w:color w:val="000000"/>
-          <w:sz w:val="24"/>
-        </w:rPr>
-        <w:t xml:space="preserve">Catalogus: </w:t>
-      </w:r>
-      <w:r>
-        <w:br/>
-      </w:r>
-      <w:r>
-        <w:tab/>
-      </w:r>
-      <w:r>
         <w:rPr>
           <w:rFonts w:ascii="Charis SIL Italic" w:hAnsi="Charis SIL Italic" w:eastAsia="Charis SIL Italic"/>
           <w:b w:val="0"/>
@@ -16576,10 +16637,7 @@
           <w:color w:val="000000"/>
           <w:sz w:val="24"/>
         </w:rPr>
-        <w:t xml:space="preserve">Veth, P.J, G.A Wilken, en H.C Klinkert. Catalogus der afdeeling Nederlandsche </w:t>
-      </w:r>
-      <w:r>
-        <w:tab/>
+        <w:t xml:space="preserve">Stipriaan, A. van ‘Caraïbisch erfgoed in de Nederlandse Black Atlantic’, OSO. </w:t>
       </w:r>
       <w:r>
         <w:rPr>
@@ -16589,10 +16647,7 @@
           <w:color w:val="000000"/>
           <w:sz w:val="24"/>
         </w:rPr>
-        <w:t xml:space="preserve">Koloniën van de internationale koloniale en uitvoerhandel tentoonstelling (van 1 </w:t>
-      </w:r>
-      <w:r>
-        <w:tab/>
+        <w:t xml:space="preserve">Tijdschrift voor Surinaamse Taalkunde, Letterkunde en Geschiedenis, 35(1) </w:t>
       </w:r>
       <w:r>
         <w:rPr>
@@ -16602,7 +16657,7 @@
           <w:color w:val="000000"/>
           <w:sz w:val="24"/>
         </w:rPr>
-        <w:t>Mei tot ultimo October 1883) te Amsterdam.Leiden: E.J. Brill, 1883.</w:t>
+        <w:t>(2016), 11-37.</w:t>
       </w:r>
       <w:r>
         <w:rPr>
@@ -16612,424 +16667,569 @@
           <w:color w:val="000000"/>
           <w:sz w:val="24"/>
         </w:rPr>
-        <w:t xml:space="preserve">Catalogus van </w:t>
-      </w:r>
-      <w:r>
-        <w:tab/>
-      </w:r>
-      <w:r>
-        <w:rPr>
-          <w:rFonts w:ascii="Charis SIL Italic" w:hAnsi="Charis SIL Italic" w:eastAsia="Charis SIL Italic"/>
-          <w:b w:val="0"/>
-          <w:i/>
-          <w:color w:val="000000"/>
-          <w:sz w:val="24"/>
-        </w:rPr>
-        <w:t xml:space="preserve">de afdeling Nederlandse Koloniën op de in 1883 gehouden wereldtentoonstelling in </w:t>
-      </w:r>
-      <w:r>
-        <w:tab/>
-      </w:r>
-      <w:r>
-        <w:rPr>
-          <w:rFonts w:ascii="Charis SIL Italic" w:hAnsi="Charis SIL Italic" w:eastAsia="Charis SIL Italic"/>
-          <w:b w:val="0"/>
-          <w:i/>
-          <w:color w:val="000000"/>
-          <w:sz w:val="24"/>
-        </w:rPr>
-        <w:t xml:space="preserve">Amsterdam, opgesteld door P.J. Veth. De catalogus bestaat uit drie delen die </w:t>
-      </w:r>
-      <w:r>
-        <w:tab/>
-      </w:r>
-      <w:r>
-        <w:rPr>
-          <w:rFonts w:ascii="Charis SIL Italic" w:hAnsi="Charis SIL Italic" w:eastAsia="Charis SIL Italic"/>
-          <w:b w:val="0"/>
-          <w:i/>
-          <w:color w:val="000000"/>
-          <w:sz w:val="24"/>
-        </w:rPr>
-        <w:t xml:space="preserve">respectievelijk de drie objectgroepen beschrijven: 'Het terrein der gekoloniseerde en </w:t>
-      </w:r>
-      <w:r>
-        <w:tab/>
-      </w:r>
-      <w:r>
-        <w:rPr>
-          <w:rFonts w:ascii="Charis SIL Italic" w:hAnsi="Charis SIL Italic" w:eastAsia="Charis SIL Italic"/>
-          <w:b w:val="0"/>
-          <w:i/>
-          <w:color w:val="000000"/>
-          <w:sz w:val="24"/>
-        </w:rPr>
-        <w:t xml:space="preserve">overheerde gewesten', 'De inlandsche bevolking dier gewesten' en Groep III 'De </w:t>
-      </w:r>
-      <w:r>
-        <w:tab/>
-      </w:r>
-      <w:r>
-        <w:rPr>
-          <w:rFonts w:ascii="Charis SIL Italic" w:hAnsi="Charis SIL Italic" w:eastAsia="Charis SIL Italic"/>
-          <w:b w:val="0"/>
-          <w:i/>
-          <w:color w:val="000000"/>
-          <w:sz w:val="24"/>
-        </w:rPr>
-        <w:t>Europeanen in die gewesten en hunne betrekkingen tot de inlanders'.</w:t>
+        <w:t>SCHRIJVEN!</w:t>
       </w:r>
     </w:p>
     <w:p>
       <w:pPr>
         <w:autoSpaceDN w:val="0"/>
-        <w:tabs>
-          <w:tab w:pos="800" w:val="left"/>
-        </w:tabs>
         <w:autoSpaceDE w:val="0"/>
         <w:widowControl/>
-        <w:spacing w:line="408" w:lineRule="exact" w:before="120" w:after="0"/>
-        <w:ind w:left="0" w:right="288" w:firstLine="0"/>
+        <w:spacing w:line="352" w:lineRule="exact" w:before="176" w:after="0"/>
+        <w:ind w:left="800" w:right="0" w:firstLine="0"/>
         <w:jc w:val="left"/>
       </w:pPr>
       <w:r>
-        <w:tab/>
-      </w:r>
-      <w:r>
-        <w:rPr>
-          <w:rFonts w:ascii="Charis SIL Regular" w:hAnsi="Charis SIL Regular" w:eastAsia="Charis SIL Regular"/>
-          <w:b w:val="0"/>
-          <w:i w:val="0"/>
-          <w:color w:val="0000FF"/>
-          <w:sz w:val="24"/>
-          <w:u w:val="single"/>
-        </w:rPr>
-        <w:hyperlink r:id="rId113" w:history="1">
-          <w:r>
-            <w:rPr>
-              <w:rStyle w:val="Hyperlink"/>
-            </w:rPr>
-            <w:t>http://</w:t>
-          </w:r>
-        </w:hyperlink>
-      </w:r>
-      <w:r>
-        <w:rPr>
-          <w:rFonts w:ascii="Charis SIL Regular" w:hAnsi="Charis SIL Regular" w:eastAsia="Charis SIL Regular"/>
-          <w:b w:val="0"/>
-          <w:i w:val="0"/>
-          <w:color w:val="0000FF"/>
-          <w:sz w:val="24"/>
-          <w:u w:val="single"/>
-        </w:rPr>
-        <w:hyperlink r:id="rId113" w:history="1">
-          <w:r>
-            <w:rPr>
-              <w:rStyle w:val="Hyperlink"/>
-            </w:rPr>
-            <w:t>hdl.handle.net/1887.1/</w:t>
-          </w:r>
-        </w:hyperlink>
-      </w:r>
-      <w:r>
-        <w:rPr>
-          <w:rFonts w:ascii="Charis SIL Regular" w:hAnsi="Charis SIL Regular" w:eastAsia="Charis SIL Regular"/>
-          <w:b w:val="0"/>
-          <w:i w:val="0"/>
-          <w:color w:val="0000FF"/>
-          <w:sz w:val="24"/>
-          <w:u w:val="single"/>
-        </w:rPr>
-        <w:hyperlink r:id="rId113" w:history="1">
-          <w:r>
-            <w:rPr>
-              <w:rStyle w:val="Hyperlink"/>
-            </w:rPr>
-            <w:t>item:129051</w:t>
-          </w:r>
-        </w:hyperlink>
-      </w:r>
-      <w:r>
-        <w:rPr>
-          <w:rFonts w:ascii="Charis SIL Regular" w:hAnsi="Charis SIL Regular" w:eastAsia="Charis SIL Regular"/>
-          <w:b w:val="0"/>
-          <w:i w:val="0"/>
-          <w:color w:val="000000"/>
-          <w:sz w:val="24"/>
-        </w:rPr>
-        <w:t xml:space="preserve">, </w:t>
-      </w:r>
-      <w:r>
-        <w:rPr>
-          <w:rFonts w:ascii="Charis SIL Regular" w:hAnsi="Charis SIL Regular" w:eastAsia="Charis SIL Regular"/>
-          <w:b w:val="0"/>
-          <w:i w:val="0"/>
-          <w:color w:val="0000FF"/>
-          <w:sz w:val="24"/>
-          <w:u w:val="single"/>
-        </w:rPr>
-        <w:hyperlink r:id="rId114" w:history="1">
-          <w:r>
-            <w:rPr>
-              <w:rStyle w:val="Hyperlink"/>
-            </w:rPr>
-            <w:t>WorldCat</w:t>
-          </w:r>
-        </w:hyperlink>
-      </w:r>
-      <w:r>
-        <w:rPr>
-          <w:rFonts w:ascii="Charis SIL Regular" w:hAnsi="Charis SIL Regular" w:eastAsia="Charis SIL Regular"/>
-          <w:b w:val="0"/>
-          <w:i w:val="0"/>
-          <w:color w:val="0000FF"/>
-          <w:sz w:val="24"/>
-          <w:u w:val="single"/>
-        </w:rPr>
-        <w:t xml:space="preserve"> </w:t>
-      </w:r>
-      <w:r>
-        <w:rPr>
-          <w:rFonts w:ascii="Charis SIL Regular" w:hAnsi="Charis SIL Regular" w:eastAsia="Charis SIL Regular"/>
-          <w:b w:val="0"/>
-          <w:i w:val="0"/>
-          <w:color w:val="0000FF"/>
-          <w:sz w:val="24"/>
-          <w:u w:val="single"/>
-        </w:rPr>
-        <w:hyperlink r:id="rId114" w:history="1">
-          <w:r>
-            <w:rPr>
-              <w:rStyle w:val="Hyperlink"/>
-            </w:rPr>
-            <w:t xml:space="preserve">680228146 </w:t>
-          </w:r>
-        </w:hyperlink>
-      </w:r>
-      <w:r>
-        <w:br/>
-      </w:r>
-      <w:r>
-        <w:rPr>
-          <w:rFonts w:ascii="Charis SIL Regular" w:hAnsi="Charis SIL Regular" w:eastAsia="Charis SIL Regular"/>
-          <w:b w:val="0"/>
-          <w:i w:val="0"/>
-          <w:color w:val="000000"/>
-          <w:sz w:val="24"/>
-        </w:rPr>
-        <w:t xml:space="preserve">Wetenschappelijk artikel: </w:t>
-      </w:r>
-      <w:r>
-        <w:br/>
-      </w:r>
-      <w:r>
-        <w:tab/>
-      </w:r>
-      <w:r>
-        <w:rPr>
-          <w:rFonts w:ascii="Charis SIL Italic" w:hAnsi="Charis SIL Italic" w:eastAsia="Charis SIL Italic"/>
-          <w:b w:val="0"/>
-          <w:i/>
-          <w:color w:val="000000"/>
-          <w:sz w:val="24"/>
-        </w:rPr>
-        <w:t xml:space="preserve">Vruggink, H. en B. Paasman ‘Overzicht van Suriname-collecties I’, OSO. Tijdschrift </w:t>
-      </w:r>
-      <w:r>
-        <w:tab/>
-      </w:r>
-      <w:r>
-        <w:rPr>
-          <w:rFonts w:ascii="Charis SIL Italic" w:hAnsi="Charis SIL Italic" w:eastAsia="Charis SIL Italic"/>
-          <w:b w:val="0"/>
-          <w:i/>
-          <w:color w:val="000000"/>
-          <w:sz w:val="24"/>
-        </w:rPr>
-        <w:t xml:space="preserve">voor Surinaamse Taalkunde, Letterkunde en Geschiedenis, 7(1) (1988), 189-244. </w:t>
-      </w:r>
-      <w:r>
-        <w:tab/>
-      </w:r>
-      <w:r>
-        <w:rPr>
-          <w:rFonts w:ascii="Charis SIL Italic" w:hAnsi="Charis SIL Italic" w:eastAsia="Charis SIL Italic"/>
-          <w:b w:val="0"/>
-          <w:i/>
-          <w:color w:val="000000"/>
-          <w:sz w:val="24"/>
-        </w:rPr>
-        <w:t>SCHRIJVEN!</w:t>
+        <w:rPr>
+          <w:rFonts w:ascii="Charis SIL Regular" w:hAnsi="Charis SIL Regular" w:eastAsia="Charis SIL Regular"/>
+          <w:b w:val="0"/>
+          <w:i w:val="0"/>
+          <w:color w:val="0000FF"/>
+          <w:sz w:val="24"/>
+        </w:rPr>
+        <w:hyperlink r:id="rId112" w:history="1">
+          <w:r>
+            <w:rPr>
+              <w:rStyle w:val="Hyperlink"/>
+            </w:rPr>
+            <w:t>https://</w:t>
+          </w:r>
+        </w:hyperlink>
+      </w:r>
+      <w:r>
+        <w:rPr>
+          <w:rFonts w:ascii="Charis SIL Regular" w:hAnsi="Charis SIL Regular" w:eastAsia="Charis SIL Regular"/>
+          <w:b w:val="0"/>
+          <w:i w:val="0"/>
+          <w:color w:val="0000FF"/>
+          <w:sz w:val="24"/>
+        </w:rPr>
+        <w:hyperlink r:id="rId112" w:history="1">
+          <w:r>
+            <w:rPr>
+              <w:rStyle w:val="Hyperlink"/>
+            </w:rPr>
+            <w:t>www.dbnl.org/</w:t>
+          </w:r>
+        </w:hyperlink>
+      </w:r>
+      <w:r>
+        <w:rPr>
+          <w:rFonts w:ascii="Charis SIL Regular" w:hAnsi="Charis SIL Regular" w:eastAsia="Charis SIL Regular"/>
+          <w:b w:val="0"/>
+          <w:i w:val="0"/>
+          <w:color w:val="0000FF"/>
+          <w:sz w:val="24"/>
+        </w:rPr>
+        <w:hyperlink r:id="rId112" w:history="1">
+          <w:r>
+            <w:rPr>
+              <w:rStyle w:val="Hyperlink"/>
+            </w:rPr>
+            <w:t>tekst/</w:t>
+          </w:r>
+        </w:hyperlink>
+      </w:r>
+      <w:r>
+        <w:rPr>
+          <w:rFonts w:ascii="Charis SIL Regular" w:hAnsi="Charis SIL Regular" w:eastAsia="Charis SIL Regular"/>
+          <w:b w:val="0"/>
+          <w:i w:val="0"/>
+          <w:color w:val="0000FF"/>
+          <w:sz w:val="24"/>
+        </w:rPr>
+        <w:hyperlink r:id="rId112" w:history="1">
+          <w:r>
+            <w:rPr>
+              <w:rStyle w:val="Hyperlink"/>
+            </w:rPr>
+            <w:t>_oso001201601_01/</w:t>
+          </w:r>
+        </w:hyperlink>
+      </w:r>
+      <w:r>
+        <w:rPr>
+          <w:rFonts w:ascii="Charis SIL Regular" w:hAnsi="Charis SIL Regular" w:eastAsia="Charis SIL Regular"/>
+          <w:b w:val="0"/>
+          <w:i w:val="0"/>
+          <w:color w:val="0000FF"/>
+          <w:sz w:val="24"/>
+        </w:rPr>
+        <w:hyperlink r:id="rId112" w:history="1">
+          <w:r>
+            <w:rPr>
+              <w:rStyle w:val="Hyperlink"/>
+            </w:rPr>
+            <w:t>_oso001201601_01_0003.php</w:t>
+          </w:r>
+        </w:hyperlink>
       </w:r>
     </w:p>
     <w:p>
       <w:pPr>
         <w:autoSpaceDN w:val="0"/>
-        <w:tabs>
-          <w:tab w:pos="800" w:val="left"/>
-        </w:tabs>
         <w:autoSpaceDE w:val="0"/>
         <w:widowControl/>
-        <w:spacing w:line="408" w:lineRule="exact" w:before="120" w:after="0"/>
-        <w:ind w:left="0" w:right="288" w:firstLine="0"/>
+        <w:spacing w:line="352" w:lineRule="exact" w:before="176" w:after="0"/>
+        <w:ind w:left="0" w:right="0" w:firstLine="0"/>
         <w:jc w:val="left"/>
       </w:pPr>
       <w:r>
-        <w:tab/>
-      </w:r>
-      <w:r>
-        <w:rPr>
-          <w:rFonts w:ascii="Charis SIL Regular" w:hAnsi="Charis SIL Regular" w:eastAsia="Charis SIL Regular"/>
-          <w:b w:val="0"/>
-          <w:i w:val="0"/>
-          <w:color w:val="0000FF"/>
-          <w:sz w:val="24"/>
-        </w:rPr>
-        <w:hyperlink r:id="rId115" w:history="1">
-          <w:r>
-            <w:rPr>
-              <w:rStyle w:val="Hyperlink"/>
-            </w:rPr>
-            <w:t>https://</w:t>
-          </w:r>
-        </w:hyperlink>
-      </w:r>
-      <w:r>
-        <w:rPr>
-          <w:rFonts w:ascii="Charis SIL Regular" w:hAnsi="Charis SIL Regular" w:eastAsia="Charis SIL Regular"/>
-          <w:b w:val="0"/>
-          <w:i w:val="0"/>
-          <w:color w:val="0000FF"/>
-          <w:sz w:val="24"/>
-        </w:rPr>
-        <w:hyperlink r:id="rId115" w:history="1">
-          <w:r>
-            <w:rPr>
-              <w:rStyle w:val="Hyperlink"/>
-            </w:rPr>
-            <w:t>www.dbnl.org/</w:t>
-          </w:r>
-        </w:hyperlink>
-      </w:r>
-      <w:r>
-        <w:rPr>
-          <w:rFonts w:ascii="Charis SIL Regular" w:hAnsi="Charis SIL Regular" w:eastAsia="Charis SIL Regular"/>
-          <w:b w:val="0"/>
-          <w:i w:val="0"/>
-          <w:color w:val="0000FF"/>
-          <w:sz w:val="24"/>
-        </w:rPr>
-        <w:hyperlink r:id="rId115" w:history="1">
-          <w:r>
-            <w:rPr>
-              <w:rStyle w:val="Hyperlink"/>
-            </w:rPr>
-            <w:t>tekst/</w:t>
-          </w:r>
-        </w:hyperlink>
-      </w:r>
-      <w:r>
-        <w:rPr>
-          <w:rFonts w:ascii="Charis SIL Regular" w:hAnsi="Charis SIL Regular" w:eastAsia="Charis SIL Regular"/>
-          <w:b w:val="0"/>
-          <w:i w:val="0"/>
-          <w:color w:val="0000FF"/>
-          <w:sz w:val="24"/>
-        </w:rPr>
-        <w:hyperlink r:id="rId115" w:history="1">
-          <w:r>
-            <w:rPr>
-              <w:rStyle w:val="Hyperlink"/>
-            </w:rPr>
-            <w:t>_oso001198801_01/</w:t>
-          </w:r>
-        </w:hyperlink>
-      </w:r>
-      <w:r>
-        <w:rPr>
-          <w:rFonts w:ascii="Charis SIL Regular" w:hAnsi="Charis SIL Regular" w:eastAsia="Charis SIL Regular"/>
-          <w:b w:val="0"/>
-          <w:i w:val="0"/>
-          <w:color w:val="0000FF"/>
-          <w:sz w:val="24"/>
-        </w:rPr>
-        <w:hyperlink r:id="rId115" w:history="1">
-          <w:r>
-            <w:rPr>
-              <w:rStyle w:val="Hyperlink"/>
-            </w:rPr>
-            <w:t xml:space="preserve">_oso001198801_01_0020.php </w:t>
-          </w:r>
-        </w:hyperlink>
-      </w:r>
-      <w:r>
-        <w:rPr>
-          <w:rFonts w:ascii="Charis SIL Regular" w:hAnsi="Charis SIL Regular" w:eastAsia="Charis SIL Regular"/>
-          <w:b w:val="0"/>
-          <w:i w:val="0"/>
-          <w:color w:val="000000"/>
-          <w:sz w:val="24"/>
-        </w:rPr>
-        <w:t xml:space="preserve">Wetenschappelijk artikel: </w:t>
-      </w:r>
-      <w:r>
-        <w:br/>
-      </w:r>
-      <w:r>
-        <w:tab/>
-      </w:r>
-      <w:r>
-        <w:rPr>
-          <w:rFonts w:ascii="Charis SIL Italic" w:hAnsi="Charis SIL Italic" w:eastAsia="Charis SIL Italic"/>
-          <w:b w:val="0"/>
-          <w:i/>
-          <w:color w:val="000000"/>
-          <w:sz w:val="24"/>
-        </w:rPr>
-        <w:t xml:space="preserve">Vruggink, H. en B. Paasman ‘Overzicht van Suriname-collecties II’, OSO. Tijdschrift </w:t>
-      </w:r>
-      <w:r>
-        <w:tab/>
-      </w:r>
-      <w:r>
-        <w:rPr>
-          <w:rFonts w:ascii="Charis SIL Italic" w:hAnsi="Charis SIL Italic" w:eastAsia="Charis SIL Italic"/>
-          <w:b w:val="0"/>
-          <w:i/>
-          <w:color w:val="000000"/>
-          <w:sz w:val="24"/>
-        </w:rPr>
-        <w:t xml:space="preserve">voor Surinaamse Taalkunde, Letterkunde en Geschiedenis, 8(1) (1989), 77-96. </w:t>
-      </w:r>
-      <w:r>
-        <w:tab/>
-      </w:r>
-      <w:r>
-        <w:rPr>
-          <w:rFonts w:ascii="Charis SIL Italic" w:hAnsi="Charis SIL Italic" w:eastAsia="Charis SIL Italic"/>
-          <w:b w:val="0"/>
-          <w:i/>
-          <w:color w:val="000000"/>
-          <w:sz w:val="24"/>
-        </w:rPr>
-        <w:t>SCHRIJVEN!</w:t>
+        <w:rPr>
+          <w:rFonts w:ascii="Charis SIL Regular" w:hAnsi="Charis SIL Regular" w:eastAsia="Charis SIL Regular"/>
+          <w:b w:val="0"/>
+          <w:i w:val="0"/>
+          <w:color w:val="000000"/>
+          <w:sz w:val="24"/>
+        </w:rPr>
+        <w:t>Catalogus:</w:t>
       </w:r>
     </w:p>
     <w:p>
       <w:pPr>
         <w:autoSpaceDN w:val="0"/>
-        <w:tabs>
-          <w:tab w:pos="800" w:val="left"/>
-        </w:tabs>
         <w:autoSpaceDE w:val="0"/>
         <w:widowControl/>
-        <w:spacing w:line="528" w:lineRule="exact" w:before="0" w:after="0"/>
-        <w:ind w:left="0" w:right="288" w:firstLine="0"/>
+        <w:spacing w:line="288" w:lineRule="exact" w:before="240" w:after="0"/>
+        <w:ind w:left="800" w:right="288" w:firstLine="0"/>
         <w:jc w:val="left"/>
       </w:pPr>
       <w:r>
-        <w:tab/>
-      </w:r>
+        <w:rPr>
+          <w:rFonts w:ascii="Charis SIL Italic" w:hAnsi="Charis SIL Italic" w:eastAsia="Charis SIL Italic"/>
+          <w:b w:val="0"/>
+          <w:i/>
+          <w:color w:val="000000"/>
+          <w:sz w:val="24"/>
+        </w:rPr>
+        <w:t xml:space="preserve">Veth, P.J, G.A Wilken, en H.C Klinkert. Catalogus der afdeeling Nederlandsche </w:t>
+      </w:r>
+      <w:r>
+        <w:rPr>
+          <w:rFonts w:ascii="Charis SIL Italic" w:hAnsi="Charis SIL Italic" w:eastAsia="Charis SIL Italic"/>
+          <w:b w:val="0"/>
+          <w:i/>
+          <w:color w:val="000000"/>
+          <w:sz w:val="24"/>
+        </w:rPr>
+        <w:t xml:space="preserve">Koloniën van de internationale koloniale en uitvoerhandel tentoonstelling (van 1 </w:t>
+      </w:r>
+      <w:r>
+        <w:rPr>
+          <w:rFonts w:ascii="Charis SIL Italic" w:hAnsi="Charis SIL Italic" w:eastAsia="Charis SIL Italic"/>
+          <w:b w:val="0"/>
+          <w:i/>
+          <w:color w:val="000000"/>
+          <w:sz w:val="24"/>
+        </w:rPr>
+        <w:t>Mei tot ultimo October 1883) te Amsterdam.Leiden: E.J. Brill, 1883.</w:t>
+      </w:r>
+      <w:r>
+        <w:rPr>
+          <w:rFonts w:ascii="Charis SIL Italic" w:hAnsi="Charis SIL Italic" w:eastAsia="Charis SIL Italic"/>
+          <w:b w:val="0"/>
+          <w:i/>
+          <w:color w:val="000000"/>
+          <w:sz w:val="24"/>
+        </w:rPr>
+        <w:t xml:space="preserve">Catalogus van </w:t>
+      </w:r>
+      <w:r>
+        <w:rPr>
+          <w:rFonts w:ascii="Charis SIL Italic" w:hAnsi="Charis SIL Italic" w:eastAsia="Charis SIL Italic"/>
+          <w:b w:val="0"/>
+          <w:i/>
+          <w:color w:val="000000"/>
+          <w:sz w:val="24"/>
+        </w:rPr>
+        <w:t xml:space="preserve">de afdeling Nederlandse Koloniën op de in 1883 gehouden wereldtentoonstelling in </w:t>
+      </w:r>
+      <w:r>
+        <w:rPr>
+          <w:rFonts w:ascii="Charis SIL Italic" w:hAnsi="Charis SIL Italic" w:eastAsia="Charis SIL Italic"/>
+          <w:b w:val="0"/>
+          <w:i/>
+          <w:color w:val="000000"/>
+          <w:sz w:val="24"/>
+        </w:rPr>
+        <w:t xml:space="preserve">Amsterdam, opgesteld door P.J. Veth. De catalogus bestaat uit drie delen die </w:t>
+      </w:r>
+      <w:r>
+        <w:rPr>
+          <w:rFonts w:ascii="Charis SIL Italic" w:hAnsi="Charis SIL Italic" w:eastAsia="Charis SIL Italic"/>
+          <w:b w:val="0"/>
+          <w:i/>
+          <w:color w:val="000000"/>
+          <w:sz w:val="24"/>
+        </w:rPr>
+        <w:t xml:space="preserve">respectievelijk de drie objectgroepen beschrijven: 'Het terrein der gekoloniseerde en </w:t>
+      </w:r>
+      <w:r>
+        <w:rPr>
+          <w:rFonts w:ascii="Charis SIL Italic" w:hAnsi="Charis SIL Italic" w:eastAsia="Charis SIL Italic"/>
+          <w:b w:val="0"/>
+          <w:i/>
+          <w:color w:val="000000"/>
+          <w:sz w:val="24"/>
+        </w:rPr>
+        <w:t xml:space="preserve">overheerde gewesten', 'De inlandsche bevolking dier gewesten' en Groep III 'De </w:t>
+      </w:r>
+      <w:r>
+        <w:rPr>
+          <w:rFonts w:ascii="Charis SIL Italic" w:hAnsi="Charis SIL Italic" w:eastAsia="Charis SIL Italic"/>
+          <w:b w:val="0"/>
+          <w:i/>
+          <w:color w:val="000000"/>
+          <w:sz w:val="24"/>
+        </w:rPr>
+        <w:t>Europeanen in die gewesten en hunne betrekkingen tot de inlanders'.</w:t>
+      </w:r>
+    </w:p>
+    <w:p>
+      <w:pPr>
+        <w:autoSpaceDN w:val="0"/>
+        <w:autoSpaceDE w:val="0"/>
+        <w:widowControl/>
+        <w:spacing w:line="352" w:lineRule="exact" w:before="176" w:after="0"/>
+        <w:ind w:left="800" w:right="0" w:firstLine="0"/>
+        <w:jc w:val="left"/>
+      </w:pPr>
+      <w:r>
+        <w:rPr>
+          <w:rFonts w:ascii="Charis SIL Regular" w:hAnsi="Charis SIL Regular" w:eastAsia="Charis SIL Regular"/>
+          <w:b w:val="0"/>
+          <w:i w:val="0"/>
+          <w:color w:val="0000FF"/>
+          <w:sz w:val="24"/>
+          <w:u w:val="single"/>
+        </w:rPr>
+        <w:hyperlink r:id="rId113" w:history="1">
+          <w:r>
+            <w:rPr>
+              <w:rStyle w:val="Hyperlink"/>
+            </w:rPr>
+            <w:t>http://</w:t>
+          </w:r>
+        </w:hyperlink>
+      </w:r>
+      <w:r>
+        <w:rPr>
+          <w:rFonts w:ascii="Charis SIL Regular" w:hAnsi="Charis SIL Regular" w:eastAsia="Charis SIL Regular"/>
+          <w:b w:val="0"/>
+          <w:i w:val="0"/>
+          <w:color w:val="0000FF"/>
+          <w:sz w:val="24"/>
+          <w:u w:val="single"/>
+        </w:rPr>
+        <w:hyperlink r:id="rId113" w:history="1">
+          <w:r>
+            <w:rPr>
+              <w:rStyle w:val="Hyperlink"/>
+            </w:rPr>
+            <w:t>hdl.handle.net/1887.1/</w:t>
+          </w:r>
+        </w:hyperlink>
+      </w:r>
+      <w:r>
+        <w:rPr>
+          <w:rFonts w:ascii="Charis SIL Regular" w:hAnsi="Charis SIL Regular" w:eastAsia="Charis SIL Regular"/>
+          <w:b w:val="0"/>
+          <w:i w:val="0"/>
+          <w:color w:val="0000FF"/>
+          <w:sz w:val="24"/>
+          <w:u w:val="single"/>
+        </w:rPr>
+        <w:hyperlink r:id="rId113" w:history="1">
+          <w:r>
+            <w:rPr>
+              <w:rStyle w:val="Hyperlink"/>
+            </w:rPr>
+            <w:t>item:129051</w:t>
+          </w:r>
+        </w:hyperlink>
+      </w:r>
+      <w:r>
+        <w:rPr>
+          <w:rFonts w:ascii="Charis SIL Regular" w:hAnsi="Charis SIL Regular" w:eastAsia="Charis SIL Regular"/>
+          <w:b w:val="0"/>
+          <w:i w:val="0"/>
+          <w:color w:val="000000"/>
+          <w:sz w:val="24"/>
+        </w:rPr>
+        <w:t xml:space="preserve">, </w:t>
+      </w:r>
+      <w:r>
+        <w:rPr>
+          <w:rFonts w:ascii="Charis SIL Regular" w:hAnsi="Charis SIL Regular" w:eastAsia="Charis SIL Regular"/>
+          <w:b w:val="0"/>
+          <w:i w:val="0"/>
+          <w:color w:val="0000FF"/>
+          <w:sz w:val="24"/>
+          <w:u w:val="single"/>
+        </w:rPr>
+        <w:hyperlink r:id="rId114" w:history="1">
+          <w:r>
+            <w:rPr>
+              <w:rStyle w:val="Hyperlink"/>
+            </w:rPr>
+            <w:t>WorldCat</w:t>
+          </w:r>
+        </w:hyperlink>
+      </w:r>
+      <w:r>
+        <w:rPr>
+          <w:rFonts w:ascii="Charis SIL Regular" w:hAnsi="Charis SIL Regular" w:eastAsia="Charis SIL Regular"/>
+          <w:b w:val="0"/>
+          <w:i w:val="0"/>
+          <w:color w:val="0000FF"/>
+          <w:sz w:val="24"/>
+          <w:u w:val="single"/>
+        </w:rPr>
+        <w:t xml:space="preserve"> </w:t>
+      </w:r>
+      <w:r>
+        <w:rPr>
+          <w:rFonts w:ascii="Charis SIL Regular" w:hAnsi="Charis SIL Regular" w:eastAsia="Charis SIL Regular"/>
+          <w:b w:val="0"/>
+          <w:i w:val="0"/>
+          <w:color w:val="0000FF"/>
+          <w:sz w:val="24"/>
+          <w:u w:val="single"/>
+        </w:rPr>
+        <w:hyperlink r:id="rId114" w:history="1">
+          <w:r>
+            <w:rPr>
+              <w:rStyle w:val="Hyperlink"/>
+            </w:rPr>
+            <w:t>680228146</w:t>
+          </w:r>
+        </w:hyperlink>
+      </w:r>
+    </w:p>
+    <w:p>
+      <w:pPr>
+        <w:autoSpaceDN w:val="0"/>
+        <w:autoSpaceDE w:val="0"/>
+        <w:widowControl/>
+        <w:spacing w:line="352" w:lineRule="exact" w:before="176" w:after="0"/>
+        <w:ind w:left="0" w:right="0" w:firstLine="0"/>
+        <w:jc w:val="left"/>
+      </w:pPr>
+      <w:r>
+        <w:rPr>
+          <w:rFonts w:ascii="Charis SIL Regular" w:hAnsi="Charis SIL Regular" w:eastAsia="Charis SIL Regular"/>
+          <w:b w:val="0"/>
+          <w:i w:val="0"/>
+          <w:color w:val="000000"/>
+          <w:sz w:val="24"/>
+        </w:rPr>
+        <w:t>Wetenschappelijk artikel:</w:t>
+      </w:r>
+    </w:p>
+    <w:p>
+      <w:pPr>
+        <w:autoSpaceDN w:val="0"/>
+        <w:autoSpaceDE w:val="0"/>
+        <w:widowControl/>
+        <w:spacing w:line="288" w:lineRule="exact" w:before="240" w:after="0"/>
+        <w:ind w:left="800" w:right="288" w:firstLine="0"/>
+        <w:jc w:val="left"/>
+      </w:pPr>
+      <w:r>
+        <w:rPr>
+          <w:rFonts w:ascii="Charis SIL Italic" w:hAnsi="Charis SIL Italic" w:eastAsia="Charis SIL Italic"/>
+          <w:b w:val="0"/>
+          <w:i/>
+          <w:color w:val="000000"/>
+          <w:sz w:val="24"/>
+        </w:rPr>
+        <w:t xml:space="preserve">Vruggink, H. en B. Paasman ‘Overzicht van Suriname-collecties I’, OSO. Tijdschrift </w:t>
+      </w:r>
+      <w:r>
+        <w:rPr>
+          <w:rFonts w:ascii="Charis SIL Italic" w:hAnsi="Charis SIL Italic" w:eastAsia="Charis SIL Italic"/>
+          <w:b w:val="0"/>
+          <w:i/>
+          <w:color w:val="000000"/>
+          <w:sz w:val="24"/>
+        </w:rPr>
+        <w:t xml:space="preserve">voor Surinaamse Taalkunde, Letterkunde en Geschiedenis, 7(1) (1988), 189-244. </w:t>
+      </w:r>
+      <w:r>
+        <w:rPr>
+          <w:rFonts w:ascii="Charis SIL Italic" w:hAnsi="Charis SIL Italic" w:eastAsia="Charis SIL Italic"/>
+          <w:b w:val="0"/>
+          <w:i/>
+          <w:color w:val="000000"/>
+          <w:sz w:val="24"/>
+        </w:rPr>
+        <w:t>SCHRIJVEN!</w:t>
+      </w:r>
+    </w:p>
+    <w:p>
+      <w:pPr>
+        <w:autoSpaceDN w:val="0"/>
+        <w:autoSpaceDE w:val="0"/>
+        <w:widowControl/>
+        <w:spacing w:line="352" w:lineRule="exact" w:before="176" w:after="0"/>
+        <w:ind w:left="800" w:right="0" w:firstLine="0"/>
+        <w:jc w:val="left"/>
+      </w:pPr>
+      <w:r>
+        <w:rPr>
+          <w:rFonts w:ascii="Charis SIL Regular" w:hAnsi="Charis SIL Regular" w:eastAsia="Charis SIL Regular"/>
+          <w:b w:val="0"/>
+          <w:i w:val="0"/>
+          <w:color w:val="0000FF"/>
+          <w:sz w:val="24"/>
+        </w:rPr>
+        <w:hyperlink r:id="rId115" w:history="1">
+          <w:r>
+            <w:rPr>
+              <w:rStyle w:val="Hyperlink"/>
+            </w:rPr>
+            <w:t>https://</w:t>
+          </w:r>
+        </w:hyperlink>
+      </w:r>
+      <w:r>
+        <w:rPr>
+          <w:rFonts w:ascii="Charis SIL Regular" w:hAnsi="Charis SIL Regular" w:eastAsia="Charis SIL Regular"/>
+          <w:b w:val="0"/>
+          <w:i w:val="0"/>
+          <w:color w:val="0000FF"/>
+          <w:sz w:val="24"/>
+        </w:rPr>
+        <w:hyperlink r:id="rId115" w:history="1">
+          <w:r>
+            <w:rPr>
+              <w:rStyle w:val="Hyperlink"/>
+            </w:rPr>
+            <w:t>www.dbnl.org/</w:t>
+          </w:r>
+        </w:hyperlink>
+      </w:r>
+      <w:r>
+        <w:rPr>
+          <w:rFonts w:ascii="Charis SIL Regular" w:hAnsi="Charis SIL Regular" w:eastAsia="Charis SIL Regular"/>
+          <w:b w:val="0"/>
+          <w:i w:val="0"/>
+          <w:color w:val="0000FF"/>
+          <w:sz w:val="24"/>
+        </w:rPr>
+        <w:hyperlink r:id="rId115" w:history="1">
+          <w:r>
+            <w:rPr>
+              <w:rStyle w:val="Hyperlink"/>
+            </w:rPr>
+            <w:t>tekst/</w:t>
+          </w:r>
+        </w:hyperlink>
+      </w:r>
+      <w:r>
+        <w:rPr>
+          <w:rFonts w:ascii="Charis SIL Regular" w:hAnsi="Charis SIL Regular" w:eastAsia="Charis SIL Regular"/>
+          <w:b w:val="0"/>
+          <w:i w:val="0"/>
+          <w:color w:val="0000FF"/>
+          <w:sz w:val="24"/>
+        </w:rPr>
+        <w:hyperlink r:id="rId115" w:history="1">
+          <w:r>
+            <w:rPr>
+              <w:rStyle w:val="Hyperlink"/>
+            </w:rPr>
+            <w:t>_oso001198801_01/</w:t>
+          </w:r>
+        </w:hyperlink>
+      </w:r>
+      <w:r>
+        <w:rPr>
+          <w:rFonts w:ascii="Charis SIL Regular" w:hAnsi="Charis SIL Regular" w:eastAsia="Charis SIL Regular"/>
+          <w:b w:val="0"/>
+          <w:i w:val="0"/>
+          <w:color w:val="0000FF"/>
+          <w:sz w:val="24"/>
+        </w:rPr>
+        <w:hyperlink r:id="rId115" w:history="1">
+          <w:r>
+            <w:rPr>
+              <w:rStyle w:val="Hyperlink"/>
+            </w:rPr>
+            <w:t>_oso001198801_01_0020.php</w:t>
+          </w:r>
+        </w:hyperlink>
+      </w:r>
+    </w:p>
+    <w:p>
+      <w:pPr>
+        <w:autoSpaceDN w:val="0"/>
+        <w:autoSpaceDE w:val="0"/>
+        <w:widowControl/>
+        <w:spacing w:line="352" w:lineRule="exact" w:before="176" w:after="0"/>
+        <w:ind w:left="0" w:right="0" w:firstLine="0"/>
+        <w:jc w:val="left"/>
+      </w:pPr>
+      <w:r>
+        <w:rPr>
+          <w:rFonts w:ascii="Charis SIL Regular" w:hAnsi="Charis SIL Regular" w:eastAsia="Charis SIL Regular"/>
+          <w:b w:val="0"/>
+          <w:i w:val="0"/>
+          <w:color w:val="000000"/>
+          <w:sz w:val="24"/>
+        </w:rPr>
+        <w:t>Wetenschappelijk artikel:</w:t>
+      </w:r>
+    </w:p>
+    <w:p>
+      <w:pPr>
+        <w:autoSpaceDN w:val="0"/>
+        <w:autoSpaceDE w:val="0"/>
+        <w:widowControl/>
+        <w:spacing w:line="288" w:lineRule="exact" w:before="240" w:after="0"/>
+        <w:ind w:left="800" w:right="288" w:firstLine="0"/>
+        <w:jc w:val="left"/>
+      </w:pPr>
+      <w:r>
+        <w:rPr>
+          <w:rFonts w:ascii="Charis SIL Italic" w:hAnsi="Charis SIL Italic" w:eastAsia="Charis SIL Italic"/>
+          <w:b w:val="0"/>
+          <w:i/>
+          <w:color w:val="000000"/>
+          <w:sz w:val="24"/>
+        </w:rPr>
+        <w:t xml:space="preserve">Vruggink, H. en B. Paasman ‘Overzicht van Suriname-collecties II’, OSO. Tijdschrift </w:t>
+      </w:r>
+      <w:r>
+        <w:rPr>
+          <w:rFonts w:ascii="Charis SIL Italic" w:hAnsi="Charis SIL Italic" w:eastAsia="Charis SIL Italic"/>
+          <w:b w:val="0"/>
+          <w:i/>
+          <w:color w:val="000000"/>
+          <w:sz w:val="24"/>
+        </w:rPr>
+        <w:t xml:space="preserve">voor Surinaamse Taalkunde, Letterkunde en Geschiedenis, 8(1) (1989), 77-96. </w:t>
+      </w:r>
+      <w:r>
+        <w:rPr>
+          <w:rFonts w:ascii="Charis SIL Italic" w:hAnsi="Charis SIL Italic" w:eastAsia="Charis SIL Italic"/>
+          <w:b w:val="0"/>
+          <w:i/>
+          <w:color w:val="000000"/>
+          <w:sz w:val="24"/>
+        </w:rPr>
+        <w:t>SCHRIJVEN!</w:t>
+      </w:r>
+    </w:p>
+    <w:p>
+      <w:pPr>
+        <w:autoSpaceDN w:val="0"/>
+        <w:autoSpaceDE w:val="0"/>
+        <w:widowControl/>
+        <w:spacing w:line="352" w:lineRule="exact" w:before="176" w:after="0"/>
+        <w:ind w:left="800" w:right="0" w:firstLine="0"/>
+        <w:jc w:val="left"/>
+      </w:pPr>
       <w:r>
         <w:rPr>
           <w:rFonts w:ascii="Charis SIL Regular" w:hAnsi="Charis SIL Regular" w:eastAsia="Charis SIL Regular"/>
@@ -17111,26 +17311,40 @@
             <w:rPr>
               <w:rStyle w:val="Hyperlink"/>
             </w:rPr>
-            <w:t xml:space="preserve">_oso001198901_01_0010.php </w:t>
-          </w:r>
-        </w:hyperlink>
-      </w:r>
-      <w:r>
-        <w:rPr>
-          <w:rFonts w:ascii="Charis SIL Regular" w:hAnsi="Charis SIL Regular" w:eastAsia="Charis SIL Regular"/>
-          <w:b w:val="0"/>
-          <w:i w:val="0"/>
-          <w:color w:val="000000"/>
-          <w:sz w:val="24"/>
-        </w:rPr>
-        <w:t xml:space="preserve">Wetenschappelijk artikel: </w:t>
-      </w:r>
-      <w:r>
-        <w:br/>
-      </w:r>
-      <w:r>
-        <w:tab/>
-      </w:r>
+            <w:t>_oso001198901_01_0010.php</w:t>
+          </w:r>
+        </w:hyperlink>
+      </w:r>
+    </w:p>
+    <w:p>
+      <w:pPr>
+        <w:autoSpaceDN w:val="0"/>
+        <w:autoSpaceDE w:val="0"/>
+        <w:widowControl/>
+        <w:spacing w:line="352" w:lineRule="exact" w:before="176" w:after="0"/>
+        <w:ind w:left="0" w:right="0" w:firstLine="0"/>
+        <w:jc w:val="left"/>
+      </w:pPr>
+      <w:r>
+        <w:rPr>
+          <w:rFonts w:ascii="Charis SIL Regular" w:hAnsi="Charis SIL Regular" w:eastAsia="Charis SIL Regular"/>
+          <w:b w:val="0"/>
+          <w:i w:val="0"/>
+          <w:color w:val="000000"/>
+          <w:sz w:val="24"/>
+        </w:rPr>
+        <w:t>Wetenschappelijk artikel:</w:t>
+      </w:r>
+    </w:p>
+    <w:p>
+      <w:pPr>
+        <w:autoSpaceDN w:val="0"/>
+        <w:autoSpaceDE w:val="0"/>
+        <w:widowControl/>
+        <w:spacing w:line="352" w:lineRule="exact" w:before="176" w:after="0"/>
+        <w:ind w:left="800" w:right="0" w:firstLine="0"/>
+        <w:jc w:val="left"/>
+      </w:pPr>
       <w:r>
         <w:rPr>
           <w:rFonts w:ascii="Charis SIL Italic" w:hAnsi="Charis SIL Italic" w:eastAsia="Charis SIL Italic"/>
@@ -17185,19 +17399,13 @@
     <w:p>
       <w:pPr>
         <w:autoSpaceDN w:val="0"/>
-        <w:tabs>
-          <w:tab w:pos="800" w:val="left"/>
-        </w:tabs>
         <w:autoSpaceDE w:val="0"/>
         <w:widowControl/>
-        <w:spacing w:line="408" w:lineRule="exact" w:before="120" w:after="0"/>
-        <w:ind w:left="0" w:right="288" w:firstLine="0"/>
+        <w:spacing w:line="352" w:lineRule="exact" w:before="176" w:after="0"/>
+        <w:ind w:left="800" w:right="0" w:firstLine="0"/>
         <w:jc w:val="left"/>
       </w:pPr>
       <w:r>
-        <w:tab/>
-      </w:r>
-      <w:r>
         <w:rPr>
           <w:rFonts w:ascii="Charis SIL Regular" w:hAnsi="Charis SIL Regular" w:eastAsia="Charis SIL Regular"/>
           <w:b w:val="0"/>
@@ -17278,291 +17486,203 @@
             <w:rPr>
               <w:rStyle w:val="Hyperlink"/>
             </w:rPr>
-            <w:t xml:space="preserve">_oso001198901_01_0026.php </w:t>
-          </w:r>
-        </w:hyperlink>
-      </w:r>
-      <w:r>
-        <w:rPr>
-          <w:rFonts w:ascii="Charis SIL Regular" w:hAnsi="Charis SIL Regular" w:eastAsia="Charis SIL Regular"/>
-          <w:b w:val="0"/>
-          <w:i w:val="0"/>
-          <w:color w:val="000000"/>
-          <w:sz w:val="24"/>
-        </w:rPr>
-        <w:t xml:space="preserve">Boek: </w:t>
-      </w:r>
-      <w:r>
-        <w:br/>
-      </w:r>
-      <w:r>
-        <w:tab/>
-      </w:r>
-      <w:r>
-        <w:rPr>
-          <w:rFonts w:ascii="Charis SIL Italic" w:hAnsi="Charis SIL Italic" w:eastAsia="Charis SIL Italic"/>
-          <w:b w:val="0"/>
-          <w:i/>
-          <w:color w:val="000000"/>
-          <w:sz w:val="24"/>
-        </w:rPr>
-        <w:t xml:space="preserve">Wentholt, A. (red.), In kaart gebracht met kapmes en kompas: met het Koninklijk </w:t>
-      </w:r>
-      <w:r>
-        <w:tab/>
-      </w:r>
-      <w:r>
-        <w:rPr>
-          <w:rFonts w:ascii="Charis SIL Italic" w:hAnsi="Charis SIL Italic" w:eastAsia="Charis SIL Italic"/>
-          <w:b w:val="0"/>
-          <w:i/>
-          <w:color w:val="000000"/>
-          <w:sz w:val="24"/>
-        </w:rPr>
-        <w:t xml:space="preserve">Nederlands Aardrijkskundig Genootschap op expeditie tussen 1873 en 1960. </w:t>
-      </w:r>
-      <w:r>
-        <w:tab/>
-      </w:r>
-      <w:r>
-        <w:rPr>
-          <w:rFonts w:ascii="Charis SIL Italic" w:hAnsi="Charis SIL Italic" w:eastAsia="Charis SIL Italic"/>
-          <w:b w:val="0"/>
-          <w:i/>
-          <w:color w:val="000000"/>
-          <w:sz w:val="24"/>
-        </w:rPr>
-        <w:t>Heerlen/Utrecht: ABP/KNAG, 2003.</w:t>
-      </w:r>
-      <w:r>
-        <w:rPr>
-          <w:rFonts w:ascii="Charis SIL Italic" w:hAnsi="Charis SIL Italic" w:eastAsia="Charis SIL Italic"/>
-          <w:b w:val="0"/>
-          <w:i/>
-          <w:color w:val="000000"/>
-          <w:sz w:val="24"/>
-        </w:rPr>
-        <w:t>SCHRIJVEN!</w:t>
+            <w:t>_oso001198901_01_0026.php</w:t>
+          </w:r>
+        </w:hyperlink>
       </w:r>
     </w:p>
     <w:p>
       <w:pPr>
         <w:autoSpaceDN w:val="0"/>
-        <w:tabs>
-          <w:tab w:pos="800" w:val="left"/>
-        </w:tabs>
         <w:autoSpaceDE w:val="0"/>
         <w:widowControl/>
-        <w:spacing w:line="448" w:lineRule="exact" w:before="80" w:after="0"/>
-        <w:ind w:left="0" w:right="288" w:firstLine="0"/>
+        <w:spacing w:line="352" w:lineRule="exact" w:before="176" w:after="0"/>
+        <w:ind w:left="0" w:right="0" w:firstLine="0"/>
         <w:jc w:val="left"/>
       </w:pPr>
       <w:r>
-        <w:tab/>
-      </w:r>
-      <w:r>
-        <w:rPr>
-          <w:rFonts w:ascii="Charis SIL Regular" w:hAnsi="Charis SIL Regular" w:eastAsia="Charis SIL Regular"/>
-          <w:b w:val="0"/>
-          <w:i w:val="0"/>
-          <w:color w:val="0000FF"/>
-          <w:sz w:val="24"/>
-          <w:u w:val="single"/>
-        </w:rPr>
-        <w:hyperlink r:id="rId118" w:history="1">
-          <w:r>
-            <w:rPr>
-              <w:rStyle w:val="Hyperlink"/>
-            </w:rPr>
-            <w:t>ISBN</w:t>
-          </w:r>
-        </w:hyperlink>
-      </w:r>
-      <w:r>
-        <w:rPr>
-          <w:rFonts w:ascii="Charis SIL Regular" w:hAnsi="Charis SIL Regular" w:eastAsia="Charis SIL Regular"/>
-          <w:b w:val="0"/>
-          <w:i w:val="0"/>
-          <w:color w:val="0000FF"/>
-          <w:sz w:val="24"/>
-          <w:u w:val="single"/>
-        </w:rPr>
-        <w:t xml:space="preserve"> </w:t>
-      </w:r>
-      <w:r>
-        <w:rPr>
-          <w:rFonts w:ascii="Charis SIL Regular" w:hAnsi="Charis SIL Regular" w:eastAsia="Charis SIL Regular"/>
-          <w:b w:val="0"/>
-          <w:i w:val="0"/>
-          <w:color w:val="0000FF"/>
-          <w:sz w:val="24"/>
-          <w:u w:val="single"/>
-        </w:rPr>
-        <w:hyperlink r:id="rId118" w:history="1">
-          <w:r>
-            <w:rPr>
-              <w:rStyle w:val="Hyperlink"/>
-            </w:rPr>
-            <w:t xml:space="preserve">978-90-6601-015-4 </w:t>
-          </w:r>
-        </w:hyperlink>
-      </w:r>
-      <w:r>
-        <w:br/>
-      </w:r>
-      <w:r>
-        <w:rPr>
-          <w:rFonts w:ascii="Charis SIL Regular" w:hAnsi="Charis SIL Regular" w:eastAsia="Charis SIL Regular"/>
-          <w:b w:val="0"/>
-          <w:i w:val="0"/>
-          <w:color w:val="000000"/>
-          <w:sz w:val="24"/>
-        </w:rPr>
-        <w:t xml:space="preserve">Wetenschappelijk artikel: </w:t>
-      </w:r>
-      <w:r>
-        <w:br/>
-      </w:r>
-      <w:r>
-        <w:tab/>
-      </w:r>
-      <w:r>
-        <w:rPr>
-          <w:rFonts w:ascii="Charis SIL Italic" w:hAnsi="Charis SIL Italic" w:eastAsia="Charis SIL Italic"/>
-          <w:b w:val="0"/>
-          <w:i/>
-          <w:color w:val="000000"/>
-          <w:sz w:val="24"/>
-        </w:rPr>
-        <w:t xml:space="preserve">Coudreau, H. ‘Dix ans de Guyane (missions du ministère de l'instruction publique)’, </w:t>
-      </w:r>
-      <w:r>
-        <w:tab/>
-      </w:r>
-      <w:r>
-        <w:rPr>
-          <w:rFonts w:ascii="Charis SIL Italic" w:hAnsi="Charis SIL Italic" w:eastAsia="Charis SIL Italic"/>
-          <w:b w:val="0"/>
-          <w:i/>
-          <w:color w:val="000000"/>
-          <w:sz w:val="24"/>
-        </w:rPr>
-        <w:t>Bulletin de la Société de géographie, (1891), 447-480.</w:t>
-      </w:r>
-      <w:r>
-        <w:rPr>
-          <w:rFonts w:ascii="Charis SIL Italic" w:hAnsi="Charis SIL Italic" w:eastAsia="Charis SIL Italic"/>
-          <w:b w:val="0"/>
-          <w:i/>
-          <w:color w:val="000000"/>
-          <w:sz w:val="24"/>
-        </w:rPr>
-        <w:t>SCHRIJVEN!</w:t>
+        <w:rPr>
+          <w:rFonts w:ascii="Charis SIL Regular" w:hAnsi="Charis SIL Regular" w:eastAsia="Charis SIL Regular"/>
+          <w:b w:val="0"/>
+          <w:i w:val="0"/>
+          <w:color w:val="000000"/>
+          <w:sz w:val="24"/>
+        </w:rPr>
+        <w:t>Boek:</w:t>
       </w:r>
     </w:p>
     <w:p>
       <w:pPr>
         <w:autoSpaceDN w:val="0"/>
-        <w:tabs>
-          <w:tab w:pos="800" w:val="left"/>
-        </w:tabs>
         <w:autoSpaceDE w:val="0"/>
         <w:widowControl/>
-        <w:spacing w:line="528" w:lineRule="exact" w:before="0" w:after="0"/>
-        <w:ind w:left="0" w:right="1872" w:firstLine="0"/>
+        <w:spacing w:line="288" w:lineRule="exact" w:before="240" w:after="0"/>
+        <w:ind w:left="800" w:right="432" w:firstLine="0"/>
         <w:jc w:val="left"/>
       </w:pPr>
       <w:r>
-        <w:tab/>
-      </w:r>
-      <w:r>
-        <w:rPr>
-          <w:rFonts w:ascii="Charis SIL Regular" w:hAnsi="Charis SIL Regular" w:eastAsia="Charis SIL Regular"/>
-          <w:b w:val="0"/>
-          <w:i w:val="0"/>
-          <w:color w:val="0000FF"/>
-          <w:sz w:val="24"/>
-          <w:u w:val="single"/>
-        </w:rPr>
-        <w:hyperlink r:id="rId119" w:history="1">
-          <w:r>
-            <w:rPr>
-              <w:rStyle w:val="Hyperlink"/>
-            </w:rPr>
-            <w:t>https://</w:t>
-          </w:r>
-        </w:hyperlink>
-      </w:r>
-      <w:r>
-        <w:rPr>
-          <w:rFonts w:ascii="Charis SIL Regular" w:hAnsi="Charis SIL Regular" w:eastAsia="Charis SIL Regular"/>
-          <w:b w:val="0"/>
-          <w:i w:val="0"/>
-          <w:color w:val="0000FF"/>
-          <w:sz w:val="24"/>
-          <w:u w:val="single"/>
-        </w:rPr>
-        <w:hyperlink r:id="rId119" w:history="1">
-          <w:r>
-            <w:rPr>
-              <w:rStyle w:val="Hyperlink"/>
-            </w:rPr>
-            <w:t>books.google.nl/</w:t>
-          </w:r>
-        </w:hyperlink>
-      </w:r>
-      <w:r>
-        <w:rPr>
-          <w:rFonts w:ascii="Charis SIL Regular" w:hAnsi="Charis SIL Regular" w:eastAsia="Charis SIL Regular"/>
-          <w:b w:val="0"/>
-          <w:i w:val="0"/>
-          <w:color w:val="0000FF"/>
-          <w:sz w:val="24"/>
-          <w:u w:val="single"/>
-        </w:rPr>
-        <w:hyperlink r:id="rId119" w:history="1">
-          <w:r>
-            <w:rPr>
-              <w:rStyle w:val="Hyperlink"/>
-            </w:rPr>
-            <w:t>books?</w:t>
-          </w:r>
-        </w:hyperlink>
-      </w:r>
-      <w:r>
-        <w:rPr>
-          <w:rFonts w:ascii="Charis SIL Regular" w:hAnsi="Charis SIL Regular" w:eastAsia="Charis SIL Regular"/>
-          <w:b w:val="0"/>
-          <w:i w:val="0"/>
-          <w:color w:val="0000FF"/>
-          <w:sz w:val="24"/>
-          <w:u w:val="single"/>
-        </w:rPr>
-        <w:hyperlink r:id="rId119" w:history="1">
-          <w:r>
-            <w:rPr>
-              <w:rStyle w:val="Hyperlink"/>
-            </w:rPr>
-            <w:t xml:space="preserve">id=lfwtSWQzxzYC&amp;pg=PA447 </w:t>
-          </w:r>
-        </w:hyperlink>
-      </w:r>
-      <w:r>
-        <w:rPr>
-          <w:rFonts w:ascii="Charis SIL Regular" w:hAnsi="Charis SIL Regular" w:eastAsia="Charis SIL Regular"/>
-          <w:b w:val="0"/>
-          <w:i w:val="0"/>
-          <w:color w:val="000000"/>
-          <w:sz w:val="24"/>
-        </w:rPr>
-        <w:t>Boek:</w:t>
+        <w:rPr>
+          <w:rFonts w:ascii="Charis SIL Italic" w:hAnsi="Charis SIL Italic" w:eastAsia="Charis SIL Italic"/>
+          <w:b w:val="0"/>
+          <w:i/>
+          <w:color w:val="000000"/>
+          <w:sz w:val="24"/>
+        </w:rPr>
+        <w:t xml:space="preserve">Wentholt, A. (red.), In kaart gebracht met kapmes en kompas: met het Koninklijk </w:t>
+      </w:r>
+      <w:r>
+        <w:rPr>
+          <w:rFonts w:ascii="Charis SIL Italic" w:hAnsi="Charis SIL Italic" w:eastAsia="Charis SIL Italic"/>
+          <w:b w:val="0"/>
+          <w:i/>
+          <w:color w:val="000000"/>
+          <w:sz w:val="24"/>
+        </w:rPr>
+        <w:t xml:space="preserve">Nederlands Aardrijkskundig Genootschap op expeditie tussen 1873 en 1960. </w:t>
+      </w:r>
+      <w:r>
+        <w:rPr>
+          <w:rFonts w:ascii="Charis SIL Italic" w:hAnsi="Charis SIL Italic" w:eastAsia="Charis SIL Italic"/>
+          <w:b w:val="0"/>
+          <w:i/>
+          <w:color w:val="000000"/>
+          <w:sz w:val="24"/>
+        </w:rPr>
+        <w:t>Heerlen/Utrecht: ABP/KNAG, 2003.</w:t>
+      </w:r>
+      <w:r>
+        <w:rPr>
+          <w:rFonts w:ascii="Charis SIL Italic" w:hAnsi="Charis SIL Italic" w:eastAsia="Charis SIL Italic"/>
+          <w:b w:val="0"/>
+          <w:i/>
+          <w:color w:val="000000"/>
+          <w:sz w:val="24"/>
+        </w:rPr>
+        <w:t>SCHRIJVEN!</w:t>
+      </w:r>
+    </w:p>
+    <w:p>
+      <w:pPr>
+        <w:autoSpaceDN w:val="0"/>
+        <w:autoSpaceDE w:val="0"/>
+        <w:widowControl/>
+        <w:spacing w:line="352" w:lineRule="exact" w:before="176" w:after="0"/>
+        <w:ind w:left="800" w:right="0" w:firstLine="0"/>
+        <w:jc w:val="left"/>
+      </w:pPr>
+      <w:r>
+        <w:rPr>
+          <w:rFonts w:ascii="Charis SIL Regular" w:hAnsi="Charis SIL Regular" w:eastAsia="Charis SIL Regular"/>
+          <w:b w:val="0"/>
+          <w:i w:val="0"/>
+          <w:color w:val="0000FF"/>
+          <w:sz w:val="24"/>
+          <w:u w:val="single"/>
+        </w:rPr>
+        <w:hyperlink r:id="rId118" w:history="1">
+          <w:r>
+            <w:rPr>
+              <w:rStyle w:val="Hyperlink"/>
+            </w:rPr>
+            <w:t>ISBN</w:t>
+          </w:r>
+        </w:hyperlink>
+      </w:r>
+      <w:r>
+        <w:rPr>
+          <w:rFonts w:ascii="Charis SIL Regular" w:hAnsi="Charis SIL Regular" w:eastAsia="Charis SIL Regular"/>
+          <w:b w:val="0"/>
+          <w:i w:val="0"/>
+          <w:color w:val="0000FF"/>
+          <w:sz w:val="24"/>
+          <w:u w:val="single"/>
+        </w:rPr>
+        <w:t xml:space="preserve"> </w:t>
+      </w:r>
+      <w:r>
+        <w:rPr>
+          <w:rFonts w:ascii="Charis SIL Regular" w:hAnsi="Charis SIL Regular" w:eastAsia="Charis SIL Regular"/>
+          <w:b w:val="0"/>
+          <w:i w:val="0"/>
+          <w:color w:val="0000FF"/>
+          <w:sz w:val="24"/>
+          <w:u w:val="single"/>
+        </w:rPr>
+        <w:hyperlink r:id="rId118" w:history="1">
+          <w:r>
+            <w:rPr>
+              <w:rStyle w:val="Hyperlink"/>
+            </w:rPr>
+            <w:t>978-90-6601-015-4</w:t>
+          </w:r>
+        </w:hyperlink>
+      </w:r>
+    </w:p>
+    <w:p>
+      <w:pPr>
+        <w:autoSpaceDN w:val="0"/>
+        <w:autoSpaceDE w:val="0"/>
+        <w:widowControl/>
+        <w:spacing w:line="352" w:lineRule="exact" w:before="176" w:after="0"/>
+        <w:ind w:left="0" w:right="0" w:firstLine="0"/>
+        <w:jc w:val="left"/>
+      </w:pPr>
+      <w:r>
+        <w:rPr>
+          <w:rFonts w:ascii="Charis SIL Regular" w:hAnsi="Charis SIL Regular" w:eastAsia="Charis SIL Regular"/>
+          <w:b w:val="0"/>
+          <w:i w:val="0"/>
+          <w:color w:val="000000"/>
+          <w:sz w:val="24"/>
+        </w:rPr>
+        <w:t>Wetenschappelijk artikel:</w:t>
+      </w:r>
+    </w:p>
+    <w:p>
+      <w:pPr>
+        <w:autoSpaceDN w:val="0"/>
+        <w:autoSpaceDE w:val="0"/>
+        <w:widowControl/>
+        <w:spacing w:line="288" w:lineRule="exact" w:before="240" w:after="0"/>
+        <w:ind w:left="800" w:right="288" w:firstLine="0"/>
+        <w:jc w:val="left"/>
+      </w:pPr>
+      <w:r>
+        <w:rPr>
+          <w:rFonts w:ascii="Charis SIL Italic" w:hAnsi="Charis SIL Italic" w:eastAsia="Charis SIL Italic"/>
+          <w:b w:val="0"/>
+          <w:i/>
+          <w:color w:val="000000"/>
+          <w:sz w:val="24"/>
+        </w:rPr>
+        <w:t xml:space="preserve">Coudreau, H. ‘Dix ans de Guyane (missions du ministère de l'instruction publique)’, </w:t>
+      </w:r>
+      <w:r>
+        <w:rPr>
+          <w:rFonts w:ascii="Charis SIL Italic" w:hAnsi="Charis SIL Italic" w:eastAsia="Charis SIL Italic"/>
+          <w:b w:val="0"/>
+          <w:i/>
+          <w:color w:val="000000"/>
+          <w:sz w:val="24"/>
+        </w:rPr>
+        <w:t>Bulletin de la Société de géographie, (1891), 447-480.</w:t>
+      </w:r>
+      <w:r>
+        <w:rPr>
+          <w:rFonts w:ascii="Charis SIL Italic" w:hAnsi="Charis SIL Italic" w:eastAsia="Charis SIL Italic"/>
+          <w:b w:val="0"/>
+          <w:i/>
+          <w:color w:val="000000"/>
+          <w:sz w:val="24"/>
+        </w:rPr>
+        <w:t>SCHRIJVEN!</w:t>
       </w:r>
     </w:p>
     <w:p>
       <w:pPr>
         <w:sectPr>
           <w:pgSz w:w="11900" w:h="16840"/>
-          <w:pgMar w:top="324" w:right="1440" w:bottom="600" w:left="960" w:header="720" w:footer="720" w:gutter="0"/>
+          <w:pgMar w:top="324" w:right="1440" w:bottom="576" w:left="960" w:header="720" w:footer="720" w:gutter="0"/>
           <w:cols/>
           <w:docGrid w:linePitch="360"/>
         </w:sectPr>
@@ -17580,12 +17700,109 @@
     <w:p>
       <w:pPr>
         <w:autoSpaceDN w:val="0"/>
+        <w:tabs>
+          <w:tab w:pos="800" w:val="left"/>
+        </w:tabs>
         <w:autoSpaceDE w:val="0"/>
         <w:widowControl/>
-        <w:spacing w:line="352" w:lineRule="exact" w:before="0" w:after="0"/>
-        <w:ind w:left="800" w:right="0" w:firstLine="0"/>
+        <w:spacing w:line="470" w:lineRule="exact" w:before="0" w:after="0"/>
+        <w:ind w:left="0" w:right="2160" w:firstLine="0"/>
         <w:jc w:val="left"/>
       </w:pPr>
+      <w:r>
+        <w:tab/>
+      </w:r>
+      <w:r>
+        <w:rPr>
+          <w:rFonts w:ascii="Charis SIL Regular" w:hAnsi="Charis SIL Regular" w:eastAsia="Charis SIL Regular"/>
+          <w:b w:val="0"/>
+          <w:i w:val="0"/>
+          <w:color w:val="0000FF"/>
+          <w:sz w:val="24"/>
+          <w:u w:val="single"/>
+        </w:rPr>
+        <w:hyperlink r:id="rId119" w:history="1">
+          <w:r>
+            <w:rPr>
+              <w:rStyle w:val="Hyperlink"/>
+            </w:rPr>
+            <w:t>https://</w:t>
+          </w:r>
+        </w:hyperlink>
+      </w:r>
+      <w:r>
+        <w:rPr>
+          <w:rFonts w:ascii="Charis SIL Regular" w:hAnsi="Charis SIL Regular" w:eastAsia="Charis SIL Regular"/>
+          <w:b w:val="0"/>
+          <w:i w:val="0"/>
+          <w:color w:val="0000FF"/>
+          <w:sz w:val="24"/>
+          <w:u w:val="single"/>
+        </w:rPr>
+        <w:hyperlink r:id="rId119" w:history="1">
+          <w:r>
+            <w:rPr>
+              <w:rStyle w:val="Hyperlink"/>
+            </w:rPr>
+            <w:t>books.google.nl/</w:t>
+          </w:r>
+        </w:hyperlink>
+      </w:r>
+      <w:r>
+        <w:rPr>
+          <w:rFonts w:ascii="Charis SIL Regular" w:hAnsi="Charis SIL Regular" w:eastAsia="Charis SIL Regular"/>
+          <w:b w:val="0"/>
+          <w:i w:val="0"/>
+          <w:color w:val="0000FF"/>
+          <w:sz w:val="24"/>
+          <w:u w:val="single"/>
+        </w:rPr>
+        <w:hyperlink r:id="rId119" w:history="1">
+          <w:r>
+            <w:rPr>
+              <w:rStyle w:val="Hyperlink"/>
+            </w:rPr>
+            <w:t>books?</w:t>
+          </w:r>
+        </w:hyperlink>
+      </w:r>
+      <w:r>
+        <w:rPr>
+          <w:rFonts w:ascii="Charis SIL Regular" w:hAnsi="Charis SIL Regular" w:eastAsia="Charis SIL Regular"/>
+          <w:b w:val="0"/>
+          <w:i w:val="0"/>
+          <w:color w:val="0000FF"/>
+          <w:sz w:val="24"/>
+          <w:u w:val="single"/>
+        </w:rPr>
+        <w:hyperlink r:id="rId119" w:history="1">
+          <w:r>
+            <w:rPr>
+              <w:rStyle w:val="Hyperlink"/>
+            </w:rPr>
+            <w:t xml:space="preserve">id=lfwtSWQzxzYC&amp;pg=PA447 </w:t>
+          </w:r>
+        </w:hyperlink>
+      </w:r>
+      <w:r>
+        <w:br/>
+      </w:r>
+      <w:r>
+        <w:rPr>
+          <w:rFonts w:ascii="Charis SIL Regular" w:hAnsi="Charis SIL Regular" w:eastAsia="Charis SIL Regular"/>
+          <w:b w:val="0"/>
+          <w:i w:val="0"/>
+          <w:color w:val="000000"/>
+          <w:sz w:val="24"/>
+        </w:rPr>
+        <w:t xml:space="preserve">Boek: </w:t>
+      </w:r>
+      <w:r>
+        <w:br/>
+      </w:r>
+      <w:r>
+        <w:tab/>
+      </w:r>
       <w:r>
         <w:rPr>
           <w:rFonts w:ascii="Charis SIL Italic" w:hAnsi="Charis SIL Italic" w:eastAsia="Charis SIL Italic"/>
@@ -18578,19 +18795,13 @@
     <w:p>
       <w:pPr>
         <w:autoSpaceDN w:val="0"/>
-        <w:tabs>
-          <w:tab w:pos="800" w:val="left"/>
-        </w:tabs>
         <w:autoSpaceDE w:val="0"/>
         <w:widowControl/>
-        <w:spacing w:line="408" w:lineRule="exact" w:before="120" w:after="0"/>
-        <w:ind w:left="0" w:right="576" w:firstLine="0"/>
+        <w:spacing w:line="288" w:lineRule="exact" w:before="240" w:after="0"/>
+        <w:ind w:left="800" w:right="576" w:firstLine="0"/>
         <w:jc w:val="left"/>
       </w:pPr>
       <w:r>
-        <w:tab/>
-      </w:r>
-      <w:r>
         <w:rPr>
           <w:rFonts w:ascii="Charis SIL Regular" w:hAnsi="Charis SIL Regular" w:eastAsia="Charis SIL Regular"/>
           <w:b w:val="0"/>
@@ -18648,9 +18859,6 @@
         <w:br/>
       </w:r>
       <w:r>
-        <w:tab/>
-      </w:r>
-      <w:r>
         <w:rPr>
           <w:rFonts w:ascii="Charis SIL Regular" w:hAnsi="Charis SIL Regular" w:eastAsia="Charis SIL Regular"/>
           <w:b w:val="0"/>
@@ -18722,18 +18930,15 @@
         </w:hyperlink>
       </w:r>
       <w:r>
-        <w:tab/>
-      </w:r>
-      <w:r>
-        <w:rPr>
-          <w:rFonts w:ascii="Charis SIL Regular" w:hAnsi="Charis SIL Regular" w:eastAsia="Charis SIL Regular"/>
-          <w:b w:val="0"/>
-          <w:i w:val="0"/>
-          <w:color w:val="0000FF"/>
-          <w:sz w:val="24"/>
-          <w:u w:val="single"/>
-        </w:rPr>
-        <w:hyperlink r:id="rId126" w:history="1">
+        <w:rPr>
+          <w:rFonts w:ascii="Charis SIL Regular" w:hAnsi="Charis SIL Regular" w:eastAsia="Charis SIL Regular"/>
+          <w:b w:val="0"/>
+          <w:i w:val="0"/>
+          <w:color w:val="0000FF"/>
+          <w:sz w:val="24"/>
+          <w:u w:val="single"/>
+        </w:rPr>
+        <w:hyperlink r:id="rId125" w:history="1">
           <w:r>
             <w:rPr>
               <w:rStyle w:val="Hyperlink"/>
@@ -18762,43 +18967,14 @@
           <w:sz w:val="24"/>
           <w:u w:val="single"/>
         </w:rPr>
-        <w:hyperlink r:id="rId126" w:history="1">
-          <w:r>
-            <w:rPr>
-              <w:rStyle w:val="Hyperlink"/>
-            </w:rPr>
-            <w:t xml:space="preserve">978-2-85653-807-4 </w:t>
-          </w:r>
-        </w:hyperlink>
-      </w:r>
-      <w:r>
-        <w:br/>
-      </w:r>
-      <w:r>
-        <w:rPr>
-          <w:rFonts w:ascii="Charis SIL Regular" w:hAnsi="Charis SIL Regular" w:eastAsia="Charis SIL Regular"/>
-          <w:b w:val="0"/>
-          <w:i w:val="0"/>
-          <w:color w:val="000000"/>
-          <w:sz w:val="24"/>
-        </w:rPr>
-        <w:t xml:space="preserve">Publicatie: </w:t>
-      </w:r>
-      <w:r>
-        <w:br/>
-      </w:r>
-      <w:r>
-        <w:tab/>
-      </w:r>
-      <w:r>
-        <w:rPr>
-          <w:rFonts w:ascii="Charis SIL Italic" w:hAnsi="Charis SIL Italic" w:eastAsia="Charis SIL Italic"/>
-          <w:b w:val="0"/>
-          <w:i/>
-          <w:color w:val="000000"/>
-          <w:sz w:val="24"/>
-        </w:rPr>
-        <w:t>Zoekterm 'Suriname'. een eerste aanzet tot een inventarisatie van objecten uit</w:t>
+        <w:hyperlink r:id="rId125" w:history="1">
+          <w:r>
+            <w:rPr>
+              <w:rStyle w:val="Hyperlink"/>
+            </w:rPr>
+            <w:t>978-2-85653-807-4</w:t>
+          </w:r>
+        </w:hyperlink>
       </w:r>
     </w:p>
     <w:p>
@@ -18825,18 +19001,41 @@
         <w:autoSpaceDN w:val="0"/>
         <w:autoSpaceDE w:val="0"/>
         <w:widowControl/>
-        <w:spacing w:line="390" w:lineRule="exact" w:before="0" w:after="0"/>
-        <w:ind w:left="800" w:right="864" w:firstLine="0"/>
+        <w:spacing w:line="396" w:lineRule="exact" w:before="0" w:after="0"/>
+        <w:ind w:left="800" w:right="864" w:hanging="800"/>
         <w:jc w:val="left"/>
       </w:pPr>
       <w:r>
         <w:rPr>
+          <w:rFonts w:ascii="Charis SIL Regular" w:hAnsi="Charis SIL Regular" w:eastAsia="Charis SIL Regular"/>
+          <w:b w:val="0"/>
+          <w:i w:val="0"/>
+          <w:color w:val="000000"/>
+          <w:sz w:val="24"/>
+        </w:rPr>
+        <w:t xml:space="preserve">Publicatie: </w:t>
+      </w:r>
+      <w:r>
+        <w:br/>
+      </w:r>
+      <w:r>
+        <w:rPr>
           <w:rFonts w:ascii="Charis SIL Italic" w:hAnsi="Charis SIL Italic" w:eastAsia="Charis SIL Italic"/>
           <w:b w:val="0"/>
           <w:i/>
           <w:color w:val="000000"/>
           <w:sz w:val="24"/>
         </w:rPr>
+        <w:t xml:space="preserve">Zoekterm 'Suriname'. een eerste aanzet tot een inventarisatie van objecten uit </w:t>
+      </w:r>
+      <w:r>
+        <w:rPr>
+          <w:rFonts w:ascii="Charis SIL Italic" w:hAnsi="Charis SIL Italic" w:eastAsia="Charis SIL Italic"/>
+          <w:b w:val="0"/>
+          <w:i/>
+          <w:color w:val="000000"/>
+          <w:sz w:val="24"/>
+        </w:rPr>
         <w:t>Suriname in Nederland. Consortium Koloniale Collecties, 2024.</w:t>
       </w:r>
       <w:r>
@@ -18857,7 +19056,7 @@
           <w:color w:val="0000FF"/>
           <w:sz w:val="24"/>
         </w:rPr>
-        <w:hyperlink r:id="rId127" w:history="1">
+        <w:hyperlink r:id="rId126" w:history="1">
           <w:r>
             <w:rPr>
               <w:rStyle w:val="Hyperlink"/>
@@ -18874,7 +19073,7 @@
           <w:color w:val="0000FF"/>
           <w:sz w:val="24"/>
         </w:rPr>
-        <w:hyperlink r:id="rId127" w:history="1">
+        <w:hyperlink r:id="rId126" w:history="1">
           <w:r>
             <w:rPr>
               <w:rStyle w:val="Hyperlink"/>
@@ -18891,7 +19090,7 @@
           <w:color w:val="0000FF"/>
           <w:sz w:val="24"/>
         </w:rPr>
-        <w:hyperlink r:id="rId127" w:history="1">
+        <w:hyperlink r:id="rId126" w:history="1">
           <w:r>
             <w:rPr>
               <w:rStyle w:val="Hyperlink"/>
@@ -18908,7 +19107,7 @@
           <w:color w:val="0000FF"/>
           <w:sz w:val="24"/>
         </w:rPr>
-        <w:hyperlink r:id="rId127" w:history="1">
+        <w:hyperlink r:id="rId126" w:history="1">
           <w:r>
             <w:rPr>
               <w:rStyle w:val="Hyperlink"/>
@@ -18925,7 +19124,7 @@
           <w:color w:val="0000FF"/>
           <w:sz w:val="24"/>
         </w:rPr>
-        <w:hyperlink r:id="rId127" w:history="1">
+        <w:hyperlink r:id="rId126" w:history="1">
           <w:r>
             <w:rPr>
               <w:rStyle w:val="Hyperlink"/>
@@ -18942,7 +19141,7 @@
           <w:color w:val="0000FF"/>
           <w:sz w:val="24"/>
         </w:rPr>
-        <w:hyperlink r:id="rId127" w:history="1">
+        <w:hyperlink r:id="rId126" w:history="1">
           <w:r>
             <w:rPr>
               <w:rStyle w:val="Hyperlink"/>
@@ -18959,7 +19158,7 @@
           <w:color w:val="0000FF"/>
           <w:sz w:val="24"/>
         </w:rPr>
-        <w:hyperlink r:id="rId127" w:history="1">
+        <w:hyperlink r:id="rId126" w:history="1">
           <w:r>
             <w:rPr>
               <w:rStyle w:val="Hyperlink"/>
@@ -18977,7 +19176,7 @@
           <w:sz w:val="24"/>
           <w:u w:val="single"/>
         </w:rPr>
-        <w:hyperlink r:id="rId127" w:history="1">
+        <w:hyperlink r:id="rId126" w:history="1">
           <w:r>
             <w:rPr>
               <w:rStyle w:val="Hyperlink"/>
@@ -18995,7 +19194,7 @@
           <w:sz w:val="24"/>
           <w:u w:val="single"/>
         </w:rPr>
-        <w:hyperlink r:id="rId127" w:history="1">
+        <w:hyperlink r:id="rId126" w:history="1">
           <w:r>
             <w:rPr>
               <w:rStyle w:val="Hyperlink"/>
@@ -19013,7 +19212,7 @@
           <w:sz w:val="24"/>
           <w:u w:val="single"/>
         </w:rPr>
-        <w:hyperlink r:id="rId127" w:history="1">
+        <w:hyperlink r:id="rId126" w:history="1">
           <w:r>
             <w:rPr>
               <w:rStyle w:val="Hyperlink"/>
@@ -19031,7 +19230,7 @@
           <w:sz w:val="24"/>
           <w:u w:val="single"/>
         </w:rPr>
-        <w:hyperlink r:id="rId127" w:history="1">
+        <w:hyperlink r:id="rId126" w:history="1">
           <w:r>
             <w:rPr>
               <w:rStyle w:val="Hyperlink"/>
@@ -19049,7 +19248,7 @@
           <w:sz w:val="24"/>
           <w:u w:val="single"/>
         </w:rPr>
-        <w:hyperlink r:id="rId127" w:history="1">
+        <w:hyperlink r:id="rId126" w:history="1">
           <w:r>
             <w:rPr>
               <w:rStyle w:val="Hyperlink"/>
@@ -19067,7 +19266,7 @@
           <w:sz w:val="24"/>
           <w:u w:val="single"/>
         </w:rPr>
-        <w:hyperlink r:id="rId127" w:history="1">
+        <w:hyperlink r:id="rId126" w:history="1">
           <w:r>
             <w:rPr>
               <w:rStyle w:val="Hyperlink"/>
@@ -19085,7 +19284,7 @@
           <w:sz w:val="24"/>
           <w:u w:val="single"/>
         </w:rPr>
-        <w:hyperlink r:id="rId127" w:history="1">
+        <w:hyperlink r:id="rId126" w:history="1">
           <w:r>
             <w:rPr>
               <w:rStyle w:val="Hyperlink"/>
@@ -19103,7 +19302,7 @@
           <w:sz w:val="24"/>
           <w:u w:val="single"/>
         </w:rPr>
-        <w:hyperlink r:id="rId127" w:history="1">
+        <w:hyperlink r:id="rId126" w:history="1">
           <w:r>
             <w:rPr>
               <w:rStyle w:val="Hyperlink"/>
@@ -19121,7 +19320,7 @@
           <w:sz w:val="24"/>
           <w:u w:val="single"/>
         </w:rPr>
-        <w:hyperlink r:id="rId127" w:history="1">
+        <w:hyperlink r:id="rId126" w:history="1">
           <w:r>
             <w:rPr>
               <w:rStyle w:val="Hyperlink"/>
@@ -19139,7 +19338,7 @@
           <w:sz w:val="24"/>
           <w:u w:val="single"/>
         </w:rPr>
-        <w:hyperlink r:id="rId127" w:history="1">
+        <w:hyperlink r:id="rId126" w:history="1">
           <w:r>
             <w:rPr>
               <w:rStyle w:val="Hyperlink"/>
@@ -19154,7 +19353,7 @@
         <w:autoSpaceDN w:val="0"/>
         <w:autoSpaceDE w:val="0"/>
         <w:widowControl/>
-        <w:spacing w:line="540" w:lineRule="exact" w:before="478" w:after="0"/>
+        <w:spacing w:line="538" w:lineRule="exact" w:before="478" w:after="0"/>
         <w:ind w:left="0" w:right="0" w:firstLine="0"/>
         <w:jc w:val="left"/>
       </w:pPr>
@@ -19174,7 +19373,7 @@
         <w:autoSpaceDN w:val="0"/>
         <w:autoSpaceDE w:val="0"/>
         <w:widowControl/>
-        <w:spacing w:line="528" w:lineRule="exact" w:before="52" w:after="0"/>
+        <w:spacing w:line="528" w:lineRule="exact" w:before="54" w:after="0"/>
         <w:ind w:left="0" w:right="2880" w:firstLine="0"/>
         <w:jc w:val="left"/>
       </w:pPr>

--- a/EXPORTS/DOCX/review/niveau2/Dutch/Suriname.docx
+++ b/EXPORTS/DOCX/review/niveau2/Dutch/Suriname.docx
@@ -803,6 +803,16 @@
       </w:r>
       <w:r>
         <w:rPr>
+          <w:rFonts w:ascii="Charis SIL Regular" w:hAnsi="Charis SIL Regular" w:eastAsia="Charis SIL Regular"/>
+          <w:b w:val="0"/>
+          <w:i w:val="0"/>
+          <w:color w:val="000000"/>
+          <w:sz w:val="24"/>
+        </w:rPr>
+        <w:t>i</w:t>
+      </w:r>
+      <w:r>
+        <w:rPr>
           <w:u w:val="single" w:color="0000ff"/>
           <w:rFonts w:ascii="Charis SIL Regular" w:hAnsi="Charis SIL Regular" w:eastAsia="Charis SIL Regular"/>
           <w:b w:val="0"/>
@@ -810,17 +820,17 @@
           <w:color w:val="000000"/>
           <w:sz w:val="24"/>
         </w:rPr>
-        <w:t>i</w:t>
-      </w:r>
-      <w:r>
-        <w:rPr>
-          <w:rFonts w:ascii="Charis SIL Regular" w:hAnsi="Charis SIL Regular" w:eastAsia="Charis SIL Regular"/>
-          <w:b w:val="0"/>
-          <w:i w:val="0"/>
-          <w:color w:val="000000"/>
-          <w:sz w:val="24"/>
-        </w:rPr>
-        <w:t xml:space="preserve">sche voorwerpen opgenomen. Van Stedman is </w:t>
+        <w:t>s</w:t>
+      </w:r>
+      <w:r>
+        <w:rPr>
+          <w:rFonts w:ascii="Charis SIL Regular" w:hAnsi="Charis SIL Regular" w:eastAsia="Charis SIL Regular"/>
+          <w:b w:val="0"/>
+          <w:i w:val="0"/>
+          <w:color w:val="000000"/>
+          <w:sz w:val="24"/>
+        </w:rPr>
+        <w:t xml:space="preserve">che voorwerpen opgenomen. Van Stedman is </w:t>
       </w:r>
       <w:r>
         <w:rPr>
@@ -1730,71 +1740,72 @@
           <w:sz w:val="24"/>
           <w:u w:val="single"/>
         </w:rPr>
+        <w:t>G</w:t>
+      </w:r>
+      <w:r>
+        <w:rPr>
+          <w:rFonts w:ascii="Charis SIL Regular" w:hAnsi="Charis SIL Regular" w:eastAsia="Charis SIL Regular"/>
+          <w:b w:val="0"/>
+          <w:i w:val="0"/>
+          <w:color w:val="0000FF"/>
+          <w:sz w:val="24"/>
+          <w:u w:val="single"/>
+        </w:rPr>
+        <w:hyperlink r:id="rId14" w:history="1">
+          <w:r>
+            <w:rPr>
+              <w:rStyle w:val="Hyperlink"/>
+            </w:rPr>
+            <w:t>errit</w:t>
+          </w:r>
+        </w:hyperlink>
+      </w:r>
+      <w:r>
+        <w:rPr>
+          <w:rFonts w:ascii="Charis SIL Regular" w:hAnsi="Charis SIL Regular" w:eastAsia="Charis SIL Regular"/>
+          <w:b w:val="0"/>
+          <w:i w:val="0"/>
+          <w:color w:val="0000FF"/>
+          <w:sz w:val="24"/>
+          <w:u w:val="single"/>
+        </w:rPr>
+        <w:t xml:space="preserve"> </w:t>
+      </w:r>
+      <w:r>
+        <w:rPr>
+          <w:rFonts w:ascii="Charis SIL Regular" w:hAnsi="Charis SIL Regular" w:eastAsia="Charis SIL Regular"/>
+          <w:b w:val="0"/>
+          <w:i w:val="0"/>
+          <w:color w:val="0000FF"/>
+          <w:sz w:val="24"/>
+          <w:u w:val="single"/>
+        </w:rPr>
+        <w:hyperlink r:id="rId14" w:history="1">
+          <w:r>
+            <w:rPr>
+              <w:rStyle w:val="Hyperlink"/>
+            </w:rPr>
+            <w:t>Scho</w:t>
+          </w:r>
+        </w:hyperlink>
+      </w:r>
+      <w:r>
+        <w:rPr>
+          <w:rFonts w:ascii="Charis SIL Regular" w:hAnsi="Charis SIL Regular" w:eastAsia="Charis SIL Regular"/>
+          <w:b w:val="0"/>
+          <w:i w:val="0"/>
+          <w:color w:val="0000FF"/>
+          <w:sz w:val="24"/>
+          <w:u w:val="single"/>
+        </w:rPr>
         <w:hyperlink r:id="rId16" w:history="1">
           <w:r>
             <w:rPr>
               <w:rStyle w:val="Hyperlink"/>
             </w:rPr>
-            <w:t>G</w:t>
-          </w:r>
-        </w:hyperlink>
-      </w:r>
-      <w:r>
-        <w:rPr>
-          <w:rFonts w:ascii="Charis SIL Regular" w:hAnsi="Charis SIL Regular" w:eastAsia="Charis SIL Regular"/>
-          <w:b w:val="0"/>
-          <w:i w:val="0"/>
-          <w:color w:val="0000FF"/>
-          <w:sz w:val="24"/>
-          <w:u w:val="single"/>
-        </w:rPr>
-        <w:hyperlink r:id="rId16" w:history="1">
-          <w:r>
-            <w:rPr>
-              <w:rStyle w:val="Hyperlink"/>
-            </w:rPr>
-            <w:t>errit</w:t>
-          </w:r>
-        </w:hyperlink>
-      </w:r>
-      <w:r>
-        <w:rPr>
-          <w:rFonts w:ascii="Charis SIL Regular" w:hAnsi="Charis SIL Regular" w:eastAsia="Charis SIL Regular"/>
-          <w:b w:val="0"/>
-          <w:i w:val="0"/>
-          <w:color w:val="0000FF"/>
-          <w:sz w:val="24"/>
-          <w:u w:val="single"/>
-        </w:rPr>
-        <w:t xml:space="preserve"> </w:t>
-      </w:r>
-      <w:r>
-        <w:rPr>
-          <w:rFonts w:ascii="Charis SIL Regular" w:hAnsi="Charis SIL Regular" w:eastAsia="Charis SIL Regular"/>
-          <w:b w:val="0"/>
-          <w:i w:val="0"/>
-          <w:color w:val="0000FF"/>
-          <w:sz w:val="24"/>
-          <w:u w:val="single"/>
-        </w:rPr>
-        <w:hyperlink r:id="rId14" w:history="1">
-          <w:r>
-            <w:rPr>
-              <w:rStyle w:val="Hyperlink"/>
-            </w:rPr>
-            <w:t>Scho</w:t>
-          </w:r>
-        </w:hyperlink>
-      </w:r>
-      <w:r>
-        <w:rPr>
-          <w:rFonts w:ascii="Charis SIL Regular" w:hAnsi="Charis SIL Regular" w:eastAsia="Charis SIL Regular"/>
-          <w:b w:val="0"/>
-          <w:i w:val="0"/>
-          <w:color w:val="0000FF"/>
-          <w:sz w:val="24"/>
-        </w:rPr>
-        <w:t>ute</w:t>
+            <w:t>ute</w:t>
+          </w:r>
+        </w:hyperlink>
       </w:r>
       <w:r>
         <w:rPr>
@@ -1816,13 +1827,21 @@
       </w:r>
       <w:r>
         <w:rPr>
-          <w:rFonts w:ascii="Charis SIL Regular" w:hAnsi="Charis SIL Regular" w:eastAsia="Charis SIL Regular"/>
-          <w:b w:val="0"/>
-          <w:i w:val="0"/>
-          <w:color w:val="000000"/>
-          <w:sz w:val="24"/>
-        </w:rPr>
-        <w:t xml:space="preserve"> en ver</w:t>
+          <w:u w:val="single" w:color="0000ff"/>
+          <w:rFonts w:ascii="Charis SIL Regular" w:hAnsi="Charis SIL Regular" w:eastAsia="Charis SIL Regular"/>
+          <w:b w:val="0"/>
+          <w:i w:val="0"/>
+          <w:color w:val="000000"/>
+          <w:sz w:val="24"/>
+        </w:rPr>
+        <w:hyperlink r:id="rId15" w:history="1">
+          <w:r>
+            <w:rPr>
+              <w:rStyle w:val="Hyperlink"/>
+            </w:rPr>
+            <w:t xml:space="preserve"> en ver</w:t>
+          </w:r>
+        </w:hyperlink>
       </w:r>
       <w:r>
         <w:rPr>
@@ -2458,7 +2477,7 @@
           <w:sz w:val="24"/>
           <w:u w:val="single"/>
         </w:rPr>
-        <w:hyperlink r:id="rId21" w:history="1">
+        <w:hyperlink r:id="rId20" w:history="1">
           <w:r>
             <w:rPr>
               <w:rStyle w:val="Hyperlink"/>
@@ -2893,70 +2912,227 @@
           <w:sz w:val="24"/>
           <w:u w:val="single"/>
         </w:rPr>
+        <w:hyperlink r:id="rId24" w:history="1">
+          <w:r>
+            <w:rPr>
+              <w:rStyle w:val="Hyperlink"/>
+            </w:rPr>
+            <w:t>n</w:t>
+          </w:r>
+        </w:hyperlink>
+      </w:r>
+      <w:r>
+        <w:rPr>
+          <w:rFonts w:ascii="Charis SIL Regular" w:hAnsi="Charis SIL Regular" w:eastAsia="Charis SIL Regular"/>
+          <w:b w:val="0"/>
+          <w:i w:val="0"/>
+          <w:color w:val="0000FF"/>
+          <w:sz w:val="24"/>
+          <w:u w:val="single"/>
+        </w:rPr>
+        <w:t xml:space="preserve"> </w:t>
+      </w:r>
+      <w:r>
+        <w:rPr>
+          <w:rFonts w:ascii="Charis SIL Regular" w:hAnsi="Charis SIL Regular" w:eastAsia="Charis SIL Regular"/>
+          <w:b w:val="0"/>
+          <w:i w:val="0"/>
+          <w:color w:val="0000FF"/>
+          <w:sz w:val="24"/>
+          <w:u w:val="single"/>
+        </w:rPr>
+        <w:hyperlink r:id="rId24" w:history="1">
+          <w:r>
+            <w:rPr>
+              <w:rStyle w:val="Hyperlink"/>
+            </w:rPr>
+            <w:t>der</w:t>
+          </w:r>
+        </w:hyperlink>
+      </w:r>
+      <w:r>
+        <w:rPr>
+          <w:rFonts w:ascii="Charis SIL Regular" w:hAnsi="Charis SIL Regular" w:eastAsia="Charis SIL Regular"/>
+          <w:b w:val="0"/>
+          <w:i w:val="0"/>
+          <w:color w:val="0000FF"/>
+          <w:sz w:val="24"/>
+          <w:u w:val="single"/>
+        </w:rPr>
+        <w:t xml:space="preserve"> </w:t>
+      </w:r>
+      <w:r>
+        <w:rPr>
+          <w:rFonts w:ascii="Charis SIL Regular" w:hAnsi="Charis SIL Regular" w:eastAsia="Charis SIL Regular"/>
+          <w:b w:val="0"/>
+          <w:i w:val="0"/>
+          <w:color w:val="0000FF"/>
+          <w:sz w:val="24"/>
+          <w:u w:val="single"/>
+        </w:rPr>
+        <w:hyperlink r:id="rId24" w:history="1">
+          <w:r>
+            <w:rPr>
+              <w:rStyle w:val="Hyperlink"/>
+            </w:rPr>
+            <w:t>Oye</w:t>
+          </w:r>
+        </w:hyperlink>
+      </w:r>
+      <w:r>
+        <w:rPr>
+          <w:u w:val="single" w:color="0000ff"/>
+          <w:rFonts w:ascii="Charis SIL Regular" w:hAnsi="Charis SIL Regular" w:eastAsia="Charis SIL Regular"/>
+          <w:b w:val="0"/>
+          <w:i w:val="0"/>
+          <w:color w:val="000000"/>
+          <w:sz w:val="24"/>
+        </w:rPr>
+        <w:hyperlink r:id="rId24" w:history="1">
+          <w:r>
+            <w:rPr>
+              <w:rStyle w:val="Hyperlink"/>
+            </w:rPr>
+            <w:t>.</w:t>
+          </w:r>
+        </w:hyperlink>
+      </w:r>
+      <w:r>
+        <w:rPr>
+          <w:u w:val="single" w:color="0000ff"/>
+          <w:rFonts w:ascii="Charis SIL Regular" w:hAnsi="Charis SIL Regular" w:eastAsia="Charis SIL Regular"/>
+          <w:b w:val="0"/>
+          <w:i w:val="0"/>
+          <w:color w:val="000000"/>
+          <w:sz w:val="24"/>
+        </w:rPr>
+        <w:hyperlink r:id="rId24" w:history="1">
+          <w:r>
+            <w:rPr>
+              <w:rStyle w:val="Hyperlink"/>
+            </w:rPr>
+            <w:t xml:space="preserve"> De</w:t>
+          </w:r>
+        </w:hyperlink>
+      </w:r>
+      <w:r>
+        <w:rPr>
+          <w:u w:val="single" w:color="0000ff"/>
+          <w:rFonts w:ascii="Charis SIL Regular" w:hAnsi="Charis SIL Regular" w:eastAsia="Charis SIL Regular"/>
+          <w:b w:val="0"/>
+          <w:i w:val="0"/>
+          <w:color w:val="000000"/>
+          <w:sz w:val="24"/>
+        </w:rPr>
+        <w:hyperlink r:id="rId24" w:history="1">
+          <w:r>
+            <w:rPr>
+              <w:rStyle w:val="Hyperlink"/>
+            </w:rPr>
+            <w:t>z</w:t>
+          </w:r>
+        </w:hyperlink>
+      </w:r>
+      <w:r>
+        <w:rPr>
+          <w:u w:val="single" w:color="0000ff"/>
+          <w:rFonts w:ascii="Charis SIL Regular" w:hAnsi="Charis SIL Regular" w:eastAsia="Charis SIL Regular"/>
+          <w:b w:val="0"/>
+          <w:i w:val="0"/>
+          <w:color w:val="000000"/>
+          <w:sz w:val="24"/>
+        </w:rPr>
+        <w:hyperlink r:id="rId24" w:history="1">
+          <w:r>
+            <w:rPr>
+              <w:rStyle w:val="Hyperlink"/>
+            </w:rPr>
+            <w:t xml:space="preserve">e werden </w:t>
+          </w:r>
+        </w:hyperlink>
+      </w:r>
+      <w:r>
+        <w:rPr>
+          <w:rFonts w:ascii="Charis SIL Regular" w:hAnsi="Charis SIL Regular" w:eastAsia="Charis SIL Regular"/>
+          <w:b w:val="0"/>
+          <w:i w:val="0"/>
+          <w:color w:val="000000"/>
+          <w:sz w:val="24"/>
+        </w:rPr>
+        <w:t xml:space="preserve">in </w:t>
+      </w:r>
+      <w:r>
+        <w:rPr>
+          <w:rFonts w:ascii="Charis SIL Regular" w:hAnsi="Charis SIL Regular" w:eastAsia="Charis SIL Regular"/>
+          <w:b w:val="0"/>
+          <w:i w:val="0"/>
+          <w:color w:val="000000"/>
+          <w:sz w:val="24"/>
+        </w:rPr>
+        <w:t>respectievelijk 1883 en 1895</w:t>
+      </w:r>
+      <w:r>
+        <w:rPr>
+          <w:u w:val="single" w:color="0000ff"/>
+          <w:rFonts w:ascii="Charis SIL Regular" w:hAnsi="Charis SIL Regular" w:eastAsia="Charis SIL Regular"/>
+          <w:b w:val="0"/>
+          <w:i w:val="0"/>
+          <w:color w:val="000000"/>
+          <w:sz w:val="24"/>
+        </w:rPr>
+        <w:t xml:space="preserve"> </w:t>
+      </w:r>
+      <w:r>
+        <w:rPr>
+          <w:u w:val="single" w:color="0000ff"/>
+          <w:rFonts w:ascii="Charis SIL Regular" w:hAnsi="Charis SIL Regular" w:eastAsia="Charis SIL Regular"/>
+          <w:b w:val="0"/>
+          <w:i w:val="0"/>
+          <w:color w:val="000000"/>
+          <w:sz w:val="24"/>
+        </w:rPr>
         <w:hyperlink r:id="rId25" w:history="1">
           <w:r>
             <w:rPr>
               <w:rStyle w:val="Hyperlink"/>
             </w:rPr>
-            <w:t>n</w:t>
-          </w:r>
-        </w:hyperlink>
-      </w:r>
-      <w:r>
-        <w:rPr>
-          <w:rFonts w:ascii="Charis SIL Regular" w:hAnsi="Charis SIL Regular" w:eastAsia="Charis SIL Regular"/>
-          <w:b w:val="0"/>
-          <w:i w:val="0"/>
-          <w:color w:val="0000FF"/>
-          <w:sz w:val="24"/>
-          <w:u w:val="single"/>
-        </w:rPr>
-        <w:t xml:space="preserve"> </w:t>
-      </w:r>
-      <w:r>
-        <w:rPr>
-          <w:rFonts w:ascii="Charis SIL Regular" w:hAnsi="Charis SIL Regular" w:eastAsia="Charis SIL Regular"/>
-          <w:b w:val="0"/>
-          <w:i w:val="0"/>
-          <w:color w:val="0000FF"/>
-          <w:sz w:val="24"/>
-          <w:u w:val="single"/>
+            <w:t>geschon</w:t>
+          </w:r>
+        </w:hyperlink>
+      </w:r>
+      <w:r>
+        <w:rPr>
+          <w:u w:val="single" w:color="0000ff"/>
+          <w:rFonts w:ascii="Charis SIL Regular" w:hAnsi="Charis SIL Regular" w:eastAsia="Charis SIL Regular"/>
+          <w:b w:val="0"/>
+          <w:i w:val="0"/>
+          <w:color w:val="000000"/>
+          <w:sz w:val="24"/>
         </w:rPr>
         <w:hyperlink r:id="rId25" w:history="1">
           <w:r>
             <w:rPr>
               <w:rStyle w:val="Hyperlink"/>
             </w:rPr>
-            <w:t>der</w:t>
-          </w:r>
-        </w:hyperlink>
-      </w:r>
-      <w:r>
-        <w:rPr>
-          <w:rFonts w:ascii="Charis SIL Regular" w:hAnsi="Charis SIL Regular" w:eastAsia="Charis SIL Regular"/>
-          <w:b w:val="0"/>
-          <w:i w:val="0"/>
-          <w:color w:val="0000FF"/>
-          <w:sz w:val="24"/>
-          <w:u w:val="single"/>
-        </w:rPr>
-        <w:t xml:space="preserve"> </w:t>
-      </w:r>
-      <w:r>
-        <w:rPr>
-          <w:rFonts w:ascii="Charis SIL Regular" w:hAnsi="Charis SIL Regular" w:eastAsia="Charis SIL Regular"/>
-          <w:b w:val="0"/>
-          <w:i w:val="0"/>
-          <w:color w:val="0000FF"/>
-          <w:sz w:val="24"/>
-          <w:u w:val="single"/>
+            <w:t>ken a</w:t>
+          </w:r>
+        </w:hyperlink>
+      </w:r>
+      <w:r>
+        <w:rPr>
+          <w:u w:val="single" w:color="0000ff"/>
+          <w:rFonts w:ascii="Charis SIL Regular" w:hAnsi="Charis SIL Regular" w:eastAsia="Charis SIL Regular"/>
+          <w:b w:val="0"/>
+          <w:i w:val="0"/>
+          <w:color w:val="000000"/>
+          <w:sz w:val="24"/>
         </w:rPr>
         <w:hyperlink r:id="rId25" w:history="1">
           <w:r>
             <w:rPr>
               <w:rStyle w:val="Hyperlink"/>
             </w:rPr>
-            <w:t>Oye</w:t>
+            <w:t>a</w:t>
           </w:r>
         </w:hyperlink>
       </w:r>
@@ -2969,116 +3145,14 @@
           <w:color w:val="000000"/>
           <w:sz w:val="24"/>
         </w:rPr>
-        <w:hyperlink r:id="rId24" w:history="1">
-          <w:r>
-            <w:rPr>
-              <w:rStyle w:val="Hyperlink"/>
-            </w:rPr>
-            <w:t>.</w:t>
-          </w:r>
-        </w:hyperlink>
-      </w:r>
-      <w:r>
-        <w:rPr>
-          <w:u w:val="single" w:color="0000ff"/>
-          <w:rFonts w:ascii="Charis SIL Regular" w:hAnsi="Charis SIL Regular" w:eastAsia="Charis SIL Regular"/>
-          <w:b w:val="0"/>
-          <w:i w:val="0"/>
-          <w:color w:val="000000"/>
-          <w:sz w:val="24"/>
-        </w:rPr>
-        <w:hyperlink r:id="rId24" w:history="1">
-          <w:r>
-            <w:rPr>
-              <w:rStyle w:val="Hyperlink"/>
-            </w:rPr>
-            <w:t xml:space="preserve"> De</w:t>
-          </w:r>
-        </w:hyperlink>
-      </w:r>
-      <w:r>
-        <w:rPr>
-          <w:u w:val="single" w:color="0000ff"/>
-          <w:rFonts w:ascii="Charis SIL Regular" w:hAnsi="Charis SIL Regular" w:eastAsia="Charis SIL Regular"/>
-          <w:b w:val="0"/>
-          <w:i w:val="0"/>
-          <w:color w:val="000000"/>
-          <w:sz w:val="24"/>
-        </w:rPr>
-        <w:hyperlink r:id="rId24" w:history="1">
-          <w:r>
-            <w:rPr>
-              <w:rStyle w:val="Hyperlink"/>
-            </w:rPr>
-            <w:t>z</w:t>
-          </w:r>
-        </w:hyperlink>
-      </w:r>
-      <w:r>
-        <w:rPr>
-          <w:u w:val="single" w:color="0000ff"/>
-          <w:rFonts w:ascii="Charis SIL Regular" w:hAnsi="Charis SIL Regular" w:eastAsia="Charis SIL Regular"/>
-          <w:b w:val="0"/>
-          <w:i w:val="0"/>
-          <w:color w:val="000000"/>
-          <w:sz w:val="24"/>
-        </w:rPr>
-        <w:hyperlink r:id="rId24" w:history="1">
-          <w:r>
-            <w:rPr>
-              <w:rStyle w:val="Hyperlink"/>
-            </w:rPr>
-            <w:t xml:space="preserve">e werden </w:t>
-          </w:r>
-        </w:hyperlink>
-      </w:r>
-      <w:r>
-        <w:rPr>
-          <w:rFonts w:ascii="Charis SIL Regular" w:hAnsi="Charis SIL Regular" w:eastAsia="Charis SIL Regular"/>
-          <w:b w:val="0"/>
-          <w:i w:val="0"/>
-          <w:color w:val="000000"/>
-          <w:sz w:val="24"/>
-        </w:rPr>
-        <w:t xml:space="preserve">in </w:t>
-      </w:r>
-      <w:r>
-        <w:rPr>
-          <w:rFonts w:ascii="Charis SIL Regular" w:hAnsi="Charis SIL Regular" w:eastAsia="Charis SIL Regular"/>
-          <w:b w:val="0"/>
-          <w:i w:val="0"/>
-          <w:color w:val="000000"/>
-          <w:sz w:val="24"/>
-        </w:rPr>
-        <w:t>respectievelijk 1883 en 1895 geschon</w:t>
-      </w:r>
-      <w:r>
-        <w:rPr>
-          <w:u w:val="single" w:color="0000ff"/>
-          <w:rFonts w:ascii="Charis SIL Regular" w:hAnsi="Charis SIL Regular" w:eastAsia="Charis SIL Regular"/>
-          <w:b w:val="0"/>
-          <w:i w:val="0"/>
-          <w:color w:val="000000"/>
-          <w:sz w:val="24"/>
-        </w:rPr>
         <w:hyperlink r:id="rId25" w:history="1">
           <w:r>
             <w:rPr>
               <w:rStyle w:val="Hyperlink"/>
             </w:rPr>
-            <w:t>ken a</w:t>
-          </w:r>
-        </w:hyperlink>
-      </w:r>
-      <w:r>
-        <w:rPr>
-          <w:rFonts w:ascii="Charis SIL Regular" w:hAnsi="Charis SIL Regular" w:eastAsia="Charis SIL Regular"/>
-          <w:b w:val="0"/>
-          <w:i w:val="0"/>
-          <w:color w:val="000000"/>
-          <w:sz w:val="24"/>
-        </w:rPr>
-        <w:t>an het Rijks Ethnogr</w:t>
+            <w:t>n het Rijks Ethnogr</w:t>
+          </w:r>
+        </w:hyperlink>
       </w:r>
       <w:r>
         <w:rPr>
@@ -3437,7 +3511,32 @@
           <w:color w:val="000000"/>
           <w:sz w:val="24"/>
         </w:rPr>
-        <w:t>kwakwaba</w:t>
+        <w:hyperlink r:id="rId27" w:history="1">
+          <w:r>
+            <w:rPr>
+              <w:rStyle w:val="Hyperlink"/>
+            </w:rPr>
+            <w:t>k</w:t>
+          </w:r>
+        </w:hyperlink>
+      </w:r>
+      <w:r>
+        <w:rPr>
+          <w:u w:val="single" w:color="0000ff"/>
+          <w:rFonts w:ascii="Charis SIL Italic" w:hAnsi="Charis SIL Italic" w:eastAsia="Charis SIL Italic"/>
+          <w:b w:val="0"/>
+          <w:i/>
+          <w:color w:val="000000"/>
+          <w:sz w:val="24"/>
+        </w:rPr>
+        <w:hyperlink r:id="rId27" w:history="1">
+          <w:r>
+            <w:rPr>
+              <w:rStyle w:val="Hyperlink"/>
+            </w:rPr>
+            <w:t>wakwaba</w:t>
+          </w:r>
+        </w:hyperlink>
       </w:r>
       <w:r>
         <w:rPr>
@@ -4379,7 +4478,7 @@
           <w:sz w:val="24"/>
           <w:u w:val="single"/>
         </w:rPr>
-        <w:hyperlink r:id="rId36" w:history="1">
+        <w:hyperlink r:id="rId37" w:history="1">
           <w:r>
             <w:rPr>
               <w:rStyle w:val="Hyperlink"/>
@@ -5186,86 +5285,7 @@
           <w:color w:val="000000"/>
           <w:sz w:val="24"/>
         </w:rPr>
-        <w:hyperlink r:id="rId41" w:history="1">
-          <w:r>
-            <w:rPr>
-              <w:rStyle w:val="Hyperlink"/>
-            </w:rPr>
-            <w:t>werp</w:t>
-          </w:r>
-        </w:hyperlink>
-      </w:r>
-      <w:r>
-        <w:rPr>
-          <w:u w:val="single" w:color="0000ff"/>
-          <w:rFonts w:ascii="Charis SIL Regular" w:hAnsi="Charis SIL Regular" w:eastAsia="Charis SIL Regular"/>
-          <w:b w:val="0"/>
-          <w:i w:val="0"/>
-          <w:color w:val="000000"/>
-          <w:sz w:val="24"/>
-        </w:rPr>
-        <w:hyperlink r:id="rId41" w:history="1">
-          <w:r>
-            <w:rPr>
-              <w:rStyle w:val="Hyperlink"/>
-            </w:rPr>
-            <w:t>e</w:t>
-          </w:r>
-        </w:hyperlink>
-      </w:r>
-      <w:r>
-        <w:rPr>
-          <w:u w:val="single" w:color="0000ff"/>
-          <w:rFonts w:ascii="Charis SIL Regular" w:hAnsi="Charis SIL Regular" w:eastAsia="Charis SIL Regular"/>
-          <w:b w:val="0"/>
-          <w:i w:val="0"/>
-          <w:color w:val="000000"/>
-          <w:sz w:val="24"/>
-        </w:rPr>
-        <w:hyperlink r:id="rId41" w:history="1">
-          <w:r>
-            <w:rPr>
-              <w:rStyle w:val="Hyperlink"/>
-            </w:rPr>
-            <w:t>n van m</w:t>
-          </w:r>
-        </w:hyperlink>
-      </w:r>
-      <w:r>
-        <w:rPr>
-          <w:u w:val="single" w:color="0000ff"/>
-          <w:rFonts w:ascii="Charis SIL Regular" w:hAnsi="Charis SIL Regular" w:eastAsia="Charis SIL Regular"/>
-          <w:b w:val="0"/>
-          <w:i w:val="0"/>
-          <w:color w:val="000000"/>
-          <w:sz w:val="24"/>
-        </w:rPr>
-        <w:hyperlink r:id="rId41" w:history="1">
-          <w:r>
-            <w:rPr>
-              <w:rStyle w:val="Hyperlink"/>
-            </w:rPr>
-            <w:t>e</w:t>
-          </w:r>
-        </w:hyperlink>
-      </w:r>
-      <w:r>
-        <w:rPr>
-          <w:u w:val="single" w:color="0000ff"/>
-          <w:rFonts w:ascii="Charis SIL Regular" w:hAnsi="Charis SIL Regular" w:eastAsia="Charis SIL Regular"/>
-          <w:b w:val="0"/>
-          <w:i w:val="0"/>
-          <w:color w:val="000000"/>
-          <w:sz w:val="24"/>
-        </w:rPr>
-        <w:hyperlink r:id="rId41" w:history="1">
-          <w:r>
-            <w:rPr>
-              <w:rStyle w:val="Hyperlink"/>
-            </w:rPr>
-            <w:t>t na</w:t>
-          </w:r>
-        </w:hyperlink>
+        <w:t>werpen van met na</w:t>
       </w:r>
       <w:r>
         <w:rPr>
@@ -5801,7 +5821,6 @@
           <w:i w:val="0"/>
           <w:color w:val="0000FF"/>
           <w:sz w:val="24"/>
-          <w:u w:val="single"/>
         </w:rPr>
         <w:hyperlink r:id="rId47" w:history="1">
           <w:r>
@@ -5821,7 +5840,7 @@
           <w:sz w:val="24"/>
           <w:u w:val="single"/>
         </w:rPr>
-        <w:hyperlink r:id="rId46" w:history="1">
+        <w:hyperlink r:id="rId47" w:history="1">
           <w:r>
             <w:rPr>
               <w:rStyle w:val="Hyperlink"/>
@@ -6254,6 +6273,34 @@
           <w:i w:val="0"/>
           <w:color w:val="0000FF"/>
           <w:sz w:val="24"/>
+        </w:rPr>
+        <w:t xml:space="preserve"> va</w:t>
+      </w:r>
+      <w:r>
+        <w:rPr>
+          <w:rFonts w:ascii="Charis SIL Regular" w:hAnsi="Charis SIL Regular" w:eastAsia="Charis SIL Regular"/>
+          <w:b w:val="0"/>
+          <w:i w:val="0"/>
+          <w:color w:val="0000FF"/>
+          <w:sz w:val="24"/>
+          <w:u w:val="single"/>
+        </w:rPr>
+        <w:hyperlink r:id="rId20" w:history="1">
+          <w:r>
+            <w:rPr>
+              <w:rStyle w:val="Hyperlink"/>
+            </w:rPr>
+            <w:t>n</w:t>
+          </w:r>
+        </w:hyperlink>
+      </w:r>
+      <w:r>
+        <w:rPr>
+          <w:rFonts w:ascii="Charis SIL Regular" w:hAnsi="Charis SIL Regular" w:eastAsia="Charis SIL Regular"/>
+          <w:b w:val="0"/>
+          <w:i w:val="0"/>
+          <w:color w:val="0000FF"/>
+          <w:sz w:val="24"/>
           <w:u w:val="single"/>
         </w:rPr>
         <w:t xml:space="preserve"> </w:t>
@@ -6267,182 +6314,98 @@
           <w:sz w:val="24"/>
           <w:u w:val="single"/>
         </w:rPr>
+        <w:hyperlink r:id="rId20" w:history="1">
+          <w:r>
+            <w:rPr>
+              <w:rStyle w:val="Hyperlink"/>
+            </w:rPr>
+            <w:t>Cappe</w:t>
+          </w:r>
+        </w:hyperlink>
+      </w:r>
+      <w:r>
+        <w:rPr>
+          <w:rFonts w:ascii="Charis SIL Regular" w:hAnsi="Charis SIL Regular" w:eastAsia="Charis SIL Regular"/>
+          <w:b w:val="0"/>
+          <w:i w:val="0"/>
+          <w:color w:val="0000FF"/>
+          <w:sz w:val="24"/>
+          <w:u w:val="single"/>
+        </w:rPr>
         <w:hyperlink r:id="rId54" w:history="1">
           <w:r>
             <w:rPr>
               <w:rStyle w:val="Hyperlink"/>
             </w:rPr>
-            <w:t>va</w:t>
-          </w:r>
-        </w:hyperlink>
-      </w:r>
-      <w:r>
-        <w:rPr>
-          <w:rFonts w:ascii="Charis SIL Regular" w:hAnsi="Charis SIL Regular" w:eastAsia="Charis SIL Regular"/>
-          <w:b w:val="0"/>
-          <w:i w:val="0"/>
-          <w:color w:val="0000FF"/>
-          <w:sz w:val="24"/>
-          <w:u w:val="single"/>
+            <w:t>lle</w:t>
+          </w:r>
+        </w:hyperlink>
+      </w:r>
+      <w:r>
+        <w:rPr>
+          <w:rFonts w:ascii="Charis SIL Regular" w:hAnsi="Charis SIL Regular" w:eastAsia="Charis SIL Regular"/>
+          <w:b w:val="0"/>
+          <w:i w:val="0"/>
+          <w:color w:val="000000"/>
+          <w:sz w:val="24"/>
+        </w:rPr>
+        <w:t xml:space="preserve">, </w:t>
+      </w:r>
+      <w:r>
+        <w:rPr>
+          <w:u w:val="single" w:color="0000ff"/>
+          <w:rFonts w:ascii="Charis SIL Regular" w:hAnsi="Charis SIL Regular" w:eastAsia="Charis SIL Regular"/>
+          <w:b w:val="0"/>
+          <w:i w:val="0"/>
+          <w:color w:val="000000"/>
+          <w:sz w:val="24"/>
         </w:rPr>
         <w:hyperlink r:id="rId20" w:history="1">
           <w:r>
             <w:rPr>
               <w:rStyle w:val="Hyperlink"/>
             </w:rPr>
-            <w:t>n</w:t>
-          </w:r>
-        </w:hyperlink>
-      </w:r>
-      <w:r>
-        <w:rPr>
-          <w:rFonts w:ascii="Charis SIL Regular" w:hAnsi="Charis SIL Regular" w:eastAsia="Charis SIL Regular"/>
-          <w:b w:val="0"/>
-          <w:i w:val="0"/>
-          <w:color w:val="0000FF"/>
-          <w:sz w:val="24"/>
-          <w:u w:val="single"/>
-        </w:rPr>
-        <w:t xml:space="preserve"> </w:t>
-      </w:r>
-      <w:r>
-        <w:rPr>
-          <w:rFonts w:ascii="Charis SIL Regular" w:hAnsi="Charis SIL Regular" w:eastAsia="Charis SIL Regular"/>
-          <w:b w:val="0"/>
-          <w:i w:val="0"/>
-          <w:color w:val="0000FF"/>
-          <w:sz w:val="24"/>
-          <w:u w:val="single"/>
-        </w:rPr>
-        <w:hyperlink r:id="rId20" w:history="1">
-          <w:r>
-            <w:rPr>
-              <w:rStyle w:val="Hyperlink"/>
-            </w:rPr>
-            <w:t>Cappe</w:t>
-          </w:r>
-        </w:hyperlink>
-      </w:r>
-      <w:r>
-        <w:rPr>
-          <w:rFonts w:ascii="Charis SIL Regular" w:hAnsi="Charis SIL Regular" w:eastAsia="Charis SIL Regular"/>
-          <w:b w:val="0"/>
-          <w:i w:val="0"/>
-          <w:color w:val="0000FF"/>
-          <w:sz w:val="24"/>
-          <w:u w:val="single"/>
+            <w:t>de eerste dir</w:t>
+          </w:r>
+        </w:hyperlink>
+      </w:r>
+      <w:r>
+        <w:rPr>
+          <w:rFonts w:ascii="Charis SIL Regular" w:hAnsi="Charis SIL Regular" w:eastAsia="Charis SIL Regular"/>
+          <w:b w:val="0"/>
+          <w:i w:val="0"/>
+          <w:color w:val="000000"/>
+          <w:sz w:val="24"/>
+        </w:rPr>
+        <w:t>ecteur van het museum, had verzameld tijdens zijn verbl</w:t>
+      </w:r>
+      <w:r>
+        <w:rPr>
+          <w:u w:val="single" w:color="0000ff"/>
+          <w:rFonts w:ascii="Charis SIL Regular" w:hAnsi="Charis SIL Regular" w:eastAsia="Charis SIL Regular"/>
+          <w:b w:val="0"/>
+          <w:i w:val="0"/>
+          <w:color w:val="000000"/>
+          <w:sz w:val="24"/>
         </w:rPr>
         <w:hyperlink r:id="rId54" w:history="1">
           <w:r>
             <w:rPr>
               <w:rStyle w:val="Hyperlink"/>
             </w:rPr>
-            <w:t>lle</w:t>
-          </w:r>
-        </w:hyperlink>
-      </w:r>
-      <w:r>
-        <w:rPr>
-          <w:rFonts w:ascii="Charis SIL Regular" w:hAnsi="Charis SIL Regular" w:eastAsia="Charis SIL Regular"/>
-          <w:b w:val="0"/>
-          <w:i w:val="0"/>
-          <w:color w:val="000000"/>
-          <w:sz w:val="24"/>
-        </w:rPr>
-        <w:t xml:space="preserve">, </w:t>
-      </w:r>
-      <w:r>
-        <w:rPr>
-          <w:u w:val="single" w:color="0000ff"/>
-          <w:rFonts w:ascii="Charis SIL Regular" w:hAnsi="Charis SIL Regular" w:eastAsia="Charis SIL Regular"/>
-          <w:b w:val="0"/>
-          <w:i w:val="0"/>
-          <w:color w:val="000000"/>
-          <w:sz w:val="24"/>
-        </w:rPr>
-        <w:hyperlink r:id="rId20" w:history="1">
-          <w:r>
-            <w:rPr>
-              <w:rStyle w:val="Hyperlink"/>
-            </w:rPr>
-            <w:t>de eerste dir</w:t>
-          </w:r>
-        </w:hyperlink>
-      </w:r>
-      <w:r>
-        <w:rPr>
-          <w:rFonts w:ascii="Charis SIL Regular" w:hAnsi="Charis SIL Regular" w:eastAsia="Charis SIL Regular"/>
-          <w:b w:val="0"/>
-          <w:i w:val="0"/>
-          <w:color w:val="000000"/>
-          <w:sz w:val="24"/>
-        </w:rPr>
-        <w:t>ecteur van het museum, had verzameld tijdens zijn verbl</w:t>
-      </w:r>
-      <w:r>
-        <w:rPr>
-          <w:u w:val="single" w:color="0000ff"/>
-          <w:rFonts w:ascii="Charis SIL Regular" w:hAnsi="Charis SIL Regular" w:eastAsia="Charis SIL Regular"/>
-          <w:b w:val="0"/>
-          <w:i w:val="0"/>
-          <w:color w:val="000000"/>
-          <w:sz w:val="24"/>
-        </w:rPr>
-        <w:hyperlink r:id="rId54" w:history="1">
-          <w:r>
-            <w:rPr>
-              <w:rStyle w:val="Hyperlink"/>
-            </w:rPr>
             <w:t>ijf in Su</w:t>
           </w:r>
         </w:hyperlink>
       </w:r>
       <w:r>
         <w:rPr>
-          <w:u w:val="single" w:color="0000ff"/>
-          <w:rFonts w:ascii="Charis SIL Regular" w:hAnsi="Charis SIL Regular" w:eastAsia="Charis SIL Regular"/>
-          <w:b w:val="0"/>
-          <w:i w:val="0"/>
-          <w:color w:val="000000"/>
-          <w:sz w:val="24"/>
-        </w:rPr>
-        <w:hyperlink r:id="rId54" w:history="1">
-          <w:r>
-            <w:rPr>
-              <w:rStyle w:val="Hyperlink"/>
-            </w:rPr>
-            <w:t>r</w:t>
-          </w:r>
-        </w:hyperlink>
-      </w:r>
-      <w:r>
-        <w:rPr>
-          <w:u w:val="single" w:color="0000ff"/>
-          <w:rFonts w:ascii="Charis SIL Regular" w:hAnsi="Charis SIL Regular" w:eastAsia="Charis SIL Regular"/>
-          <w:b w:val="0"/>
-          <w:i w:val="0"/>
-          <w:color w:val="000000"/>
-          <w:sz w:val="24"/>
-        </w:rPr>
-        <w:hyperlink r:id="rId54" w:history="1">
-          <w:r>
-            <w:rPr>
-              <w:rStyle w:val="Hyperlink"/>
-            </w:rPr>
-            <w:t>ina</w:t>
-          </w:r>
-        </w:hyperlink>
-      </w:r>
-      <w:r>
-        <w:rPr>
-          <w:u w:val="single" w:color="0000ff"/>
-          <w:rFonts w:ascii="Charis SIL Regular" w:hAnsi="Charis SIL Regular" w:eastAsia="Charis SIL Regular"/>
-          <w:b w:val="0"/>
-          <w:i w:val="0"/>
-          <w:color w:val="000000"/>
-          <w:sz w:val="24"/>
-        </w:rPr>
-        <w:t>m</w:t>
+          <w:rFonts w:ascii="Charis SIL Regular" w:hAnsi="Charis SIL Regular" w:eastAsia="Charis SIL Regular"/>
+          <w:b w:val="0"/>
+          <w:i w:val="0"/>
+          <w:color w:val="000000"/>
+          <w:sz w:val="24"/>
+        </w:rPr>
+        <w:t>rinam</w:t>
       </w:r>
       <w:r>
         <w:rPr>
@@ -7185,7 +7148,7 @@
           <w:sz w:val="24"/>
           <w:u w:val="single"/>
         </w:rPr>
-        <w:hyperlink r:id="rId59" w:history="1">
+        <w:hyperlink r:id="rId58" w:history="1">
           <w:r>
             <w:rPr>
               <w:rStyle w:val="Hyperlink"/>
@@ -7214,7 +7177,7 @@
           <w:sz w:val="24"/>
           <w:u w:val="single"/>
         </w:rPr>
-        <w:hyperlink r:id="rId59" w:history="1">
+        <w:hyperlink r:id="rId58" w:history="1">
           <w:r>
             <w:rPr>
               <w:rStyle w:val="Hyperlink"/>
@@ -7232,7 +7195,7 @@
           <w:sz w:val="24"/>
           <w:u w:val="single"/>
         </w:rPr>
-        <w:hyperlink r:id="rId59" w:history="1">
+        <w:hyperlink r:id="rId58" w:history="1">
           <w:r>
             <w:rPr>
               <w:rStyle w:val="Hyperlink"/>
@@ -7250,7 +7213,7 @@
           <w:sz w:val="24"/>
           <w:u w:val="single"/>
         </w:rPr>
-        <w:hyperlink r:id="rId59" w:history="1">
+        <w:hyperlink r:id="rId58" w:history="1">
           <w:r>
             <w:rPr>
               <w:rStyle w:val="Hyperlink"/>
@@ -7279,7 +7242,7 @@
           <w:sz w:val="24"/>
           <w:u w:val="single"/>
         </w:rPr>
-        <w:hyperlink r:id="rId59" w:history="1">
+        <w:hyperlink r:id="rId58" w:history="1">
           <w:r>
             <w:rPr>
               <w:rStyle w:val="Hyperlink"/>
@@ -7297,7 +7260,7 @@
           <w:sz w:val="24"/>
           <w:u w:val="single"/>
         </w:rPr>
-        <w:hyperlink r:id="rId59" w:history="1">
+        <w:hyperlink r:id="rId58" w:history="1">
           <w:r>
             <w:rPr>
               <w:rStyle w:val="Hyperlink"/>
@@ -7878,12 +7841,24 @@
             <w:rPr>
               <w:rStyle w:val="Hyperlink"/>
             </w:rPr>
-            <w:t>ichard f</w:t>
-          </w:r>
-        </w:hyperlink>
-      </w:r>
-      <w:r>
-        <w:rPr>
+            <w:t>ichard fi</w:t>
+          </w:r>
+        </w:hyperlink>
+      </w:r>
+      <w:r>
+        <w:rPr>
+          <w:u w:val="single" w:color="0000ff"/>
+          <w:rFonts w:ascii="Charis SIL Regular" w:hAnsi="Charis SIL Regular" w:eastAsia="Charis SIL Regular"/>
+          <w:b w:val="0"/>
+          <w:i w:val="0"/>
+          <w:color w:val="000000"/>
+          <w:sz w:val="24"/>
+        </w:rPr>
+        <w:t>n</w:t>
+      </w:r>
+      <w:r>
+        <w:rPr>
+          <w:u w:val="single" w:color="0000ff"/>
           <w:rFonts w:ascii="Charis SIL Regular" w:hAnsi="Charis SIL Regular" w:eastAsia="Charis SIL Regular"/>
           <w:b w:val="0"/>
           <w:i w:val="0"/>
@@ -7895,19 +7870,9 @@
             <w:rPr>
               <w:rStyle w:val="Hyperlink"/>
             </w:rPr>
-            <w:t>i</w:t>
-          </w:r>
-        </w:hyperlink>
-      </w:r>
-      <w:r>
-        <w:rPr>
-          <w:rFonts w:ascii="Charis SIL Regular" w:hAnsi="Charis SIL Regular" w:eastAsia="Charis SIL Regular"/>
-          <w:b w:val="0"/>
-          <w:i w:val="0"/>
-          <w:color w:val="000000"/>
-          <w:sz w:val="24"/>
-        </w:rPr>
-        <w:t>n</w:t>
+            <w:t>ancierde</w:t>
+          </w:r>
+        </w:hyperlink>
       </w:r>
       <w:r>
         <w:rPr>
@@ -7923,7 +7888,7 @@
             <w:rPr>
               <w:rStyle w:val="Hyperlink"/>
             </w:rPr>
-            <w:t>ancierde</w:t>
+            <w:t>n</w:t>
           </w:r>
         </w:hyperlink>
       </w:r>
@@ -7941,6 +7906,24 @@
             <w:rPr>
               <w:rStyle w:val="Hyperlink"/>
             </w:rPr>
+            <w:t xml:space="preserve"> i</w:t>
+          </w:r>
+        </w:hyperlink>
+      </w:r>
+      <w:r>
+        <w:rPr>
+          <w:u w:val="single" w:color="0000ff"/>
+          <w:rFonts w:ascii="Charis SIL Regular" w:hAnsi="Charis SIL Regular" w:eastAsia="Charis SIL Regular"/>
+          <w:b w:val="0"/>
+          <w:i w:val="0"/>
+          <w:color w:val="000000"/>
+          <w:sz w:val="24"/>
+        </w:rPr>
+        <w:hyperlink r:id="rId61" w:history="1">
+          <w:r>
+            <w:rPr>
+              <w:rStyle w:val="Hyperlink"/>
+            </w:rPr>
             <w:t>n</w:t>
           </w:r>
         </w:hyperlink>
@@ -7959,7 +7942,7 @@
             <w:rPr>
               <w:rStyle w:val="Hyperlink"/>
             </w:rPr>
-            <w:t xml:space="preserve"> i</w:t>
+            <w:t xml:space="preserve"> 1931 </w:t>
           </w:r>
         </w:hyperlink>
       </w:r>
@@ -7977,7 +7960,7 @@
             <w:rPr>
               <w:rStyle w:val="Hyperlink"/>
             </w:rPr>
-            <w:t>n</w:t>
+            <w:t>e</w:t>
           </w:r>
         </w:hyperlink>
       </w:r>
@@ -7995,55 +7978,19 @@
             <w:rPr>
               <w:rStyle w:val="Hyperlink"/>
             </w:rPr>
-            <w:t xml:space="preserve"> 1931 </w:t>
-          </w:r>
-        </w:hyperlink>
-      </w:r>
-      <w:r>
-        <w:rPr>
-          <w:u w:val="single" w:color="0000ff"/>
-          <w:rFonts w:ascii="Charis SIL Regular" w:hAnsi="Charis SIL Regular" w:eastAsia="Charis SIL Regular"/>
-          <w:b w:val="0"/>
-          <w:i w:val="0"/>
-          <w:color w:val="000000"/>
-          <w:sz w:val="24"/>
-        </w:rPr>
-        <w:hyperlink r:id="rId61" w:history="1">
-          <w:r>
-            <w:rPr>
-              <w:rStyle w:val="Hyperlink"/>
-            </w:rPr>
-            <w:t>e</w:t>
-          </w:r>
-        </w:hyperlink>
-      </w:r>
-      <w:r>
-        <w:rPr>
-          <w:u w:val="single" w:color="0000ff"/>
-          <w:rFonts w:ascii="Charis SIL Regular" w:hAnsi="Charis SIL Regular" w:eastAsia="Charis SIL Regular"/>
-          <w:b w:val="0"/>
-          <w:i w:val="0"/>
-          <w:color w:val="000000"/>
-          <w:sz w:val="24"/>
-        </w:rPr>
-        <w:hyperlink r:id="rId61" w:history="1">
-          <w:r>
-            <w:rPr>
-              <w:rStyle w:val="Hyperlink"/>
-            </w:rPr>
-            <w:t>en mult</w:t>
-          </w:r>
-        </w:hyperlink>
-      </w:r>
-      <w:r>
-        <w:rPr>
-          <w:rFonts w:ascii="Charis SIL Regular" w:hAnsi="Charis SIL Regular" w:eastAsia="Charis SIL Regular"/>
-          <w:b w:val="0"/>
-          <w:i w:val="0"/>
-          <w:color w:val="000000"/>
-          <w:sz w:val="24"/>
-        </w:rPr>
-        <w:t xml:space="preserve">idisciplinaire onderzoeksmissie naar </w:t>
+            <w:t>en mul</w:t>
+          </w:r>
+        </w:hyperlink>
+      </w:r>
+      <w:r>
+        <w:rPr>
+          <w:rFonts w:ascii="Charis SIL Regular" w:hAnsi="Charis SIL Regular" w:eastAsia="Charis SIL Regular"/>
+          <w:b w:val="0"/>
+          <w:i w:val="0"/>
+          <w:color w:val="000000"/>
+          <w:sz w:val="24"/>
+        </w:rPr>
+        <w:t xml:space="preserve">tidisciplinaire onderzoeksmissie naar </w:t>
       </w:r>
       <w:r>
         <w:rPr>
@@ -11346,34 +11293,7 @@
           <w:color w:val="000000"/>
           <w:sz w:val="24"/>
         </w:rPr>
-        <w:t>state={"ma</w:t>
-      </w:r>
-      <w:r>
-        <w:rPr>
-          <w:rFonts w:ascii="Charis SIL Regular" w:hAnsi="Charis SIL Regular" w:eastAsia="Charis SIL Regular"/>
-          <w:b w:val="0"/>
-          <w:i w:val="0"/>
-          <w:color w:val="000000"/>
-          <w:sz w:val="24"/>
-        </w:rPr>
-        <w:hyperlink r:id="rId83" w:history="1">
-          <w:r>
-            <w:rPr>
-              <w:rStyle w:val="Hyperlink"/>
-            </w:rPr>
-            <w:t>tchAll</w:t>
-          </w:r>
-        </w:hyperlink>
-      </w:r>
-      <w:r>
-        <w:rPr>
-          <w:rFonts w:ascii="Charis SIL Regular" w:hAnsi="Charis SIL Regular" w:eastAsia="Charis SIL Regular"/>
-          <w:b w:val="0"/>
-          <w:i w:val="0"/>
-          <w:color w:val="000000"/>
-          <w:sz w:val="24"/>
-        </w:rPr>
-        <w:t>C</w:t>
+        <w:t>state={"matchAllC</w:t>
       </w:r>
       <w:r>
         <w:rPr>
@@ -12236,7 +12156,6 @@
           <w:i w:val="0"/>
           <w:color w:val="0000FF"/>
           <w:sz w:val="24"/>
-          <w:u w:val="single"/>
         </w:rPr>
         <w:hyperlink r:id="rId87" w:history="1">
           <w:r>
@@ -12303,12 +12222,171 @@
           <w:sz w:val="24"/>
           <w:u w:val="single"/>
         </w:rPr>
+        <w:hyperlink r:id="rId87" w:history="1">
+          <w:r>
+            <w:rPr>
+              <w:rStyle w:val="Hyperlink"/>
+            </w:rPr>
+            <w:t>f</w:t>
+          </w:r>
+        </w:hyperlink>
+      </w:r>
+      <w:r>
+        <w:rPr>
+          <w:rFonts w:ascii="Charis SIL Regular" w:hAnsi="Charis SIL Regular" w:eastAsia="Charis SIL Regular"/>
+          <w:b w:val="0"/>
+          <w:i w:val="0"/>
+          <w:color w:val="0000FF"/>
+          <w:sz w:val="24"/>
+          <w:u w:val="single"/>
+        </w:rPr>
+        <w:t xml:space="preserve"> </w:t>
+      </w:r>
+      <w:r>
+        <w:rPr>
+          <w:rFonts w:ascii="Charis SIL Regular" w:hAnsi="Charis SIL Regular" w:eastAsia="Charis SIL Regular"/>
+          <w:b w:val="0"/>
+          <w:i w:val="0"/>
+          <w:color w:val="0000FF"/>
+          <w:sz w:val="24"/>
+          <w:u w:val="single"/>
+        </w:rPr>
+        <w:hyperlink r:id="rId87" w:history="1">
+          <w:r>
+            <w:rPr>
+              <w:rStyle w:val="Hyperlink"/>
+            </w:rPr>
+            <w:t>M</w:t>
+          </w:r>
+        </w:hyperlink>
+      </w:r>
+      <w:r>
+        <w:rPr>
+          <w:rFonts w:ascii="Charis SIL Regular" w:hAnsi="Charis SIL Regular" w:eastAsia="Charis SIL Regular"/>
+          <w:b w:val="0"/>
+          <w:i w:val="0"/>
+          <w:color w:val="0000FF"/>
+          <w:sz w:val="24"/>
+          <w:u w:val="single"/>
+        </w:rPr>
+        <w:hyperlink r:id="rId87" w:history="1">
+          <w:r>
+            <w:rPr>
+              <w:rStyle w:val="Hyperlink"/>
+            </w:rPr>
+            <w:t>is</w:t>
+          </w:r>
+        </w:hyperlink>
+      </w:r>
+      <w:r>
+        <w:rPr>
+          <w:rFonts w:ascii="Charis SIL Regular" w:hAnsi="Charis SIL Regular" w:eastAsia="Charis SIL Regular"/>
+          <w:b w:val="0"/>
+          <w:i w:val="0"/>
+          <w:color w:val="0000FF"/>
+          <w:sz w:val="24"/>
+          <w:u w:val="single"/>
+        </w:rPr>
+        <w:hyperlink r:id="rId87" w:history="1">
+          <w:r>
+            <w:rPr>
+              <w:rStyle w:val="Hyperlink"/>
+            </w:rPr>
+            <w:t>s</w:t>
+          </w:r>
+        </w:hyperlink>
+      </w:r>
+      <w:r>
+        <w:rPr>
+          <w:rFonts w:ascii="Charis SIL Regular" w:hAnsi="Charis SIL Regular" w:eastAsia="Charis SIL Regular"/>
+          <w:b w:val="0"/>
+          <w:i w:val="0"/>
+          <w:color w:val="0000FF"/>
+          <w:sz w:val="24"/>
+          <w:u w:val="single"/>
+        </w:rPr>
+        <w:t xml:space="preserve"> </w:t>
+      </w:r>
+      <w:r>
+        <w:rPr>
+          <w:rFonts w:ascii="Charis SIL Regular" w:hAnsi="Charis SIL Regular" w:eastAsia="Charis SIL Regular"/>
+          <w:b w:val="0"/>
+          <w:i w:val="0"/>
+          <w:color w:val="0000FF"/>
+          <w:sz w:val="24"/>
+          <w:u w:val="single"/>
+        </w:rPr>
+        <w:hyperlink r:id="rId87" w:history="1">
+          <w:r>
+            <w:rPr>
+              <w:rStyle w:val="Hyperlink"/>
+            </w:rPr>
+            <w:t>A</w:t>
+          </w:r>
+        </w:hyperlink>
+      </w:r>
+      <w:r>
+        <w:rPr>
+          <w:rFonts w:ascii="Charis SIL Regular" w:hAnsi="Charis SIL Regular" w:eastAsia="Charis SIL Regular"/>
+          <w:b w:val="0"/>
+          <w:i w:val="0"/>
+          <w:color w:val="0000FF"/>
+          <w:sz w:val="24"/>
+          <w:u w:val="single"/>
+        </w:rPr>
+        <w:hyperlink r:id="rId87" w:history="1">
+          <w:r>
+            <w:rPr>
+              <w:rStyle w:val="Hyperlink"/>
+            </w:rPr>
+            <w:t>nna</w:t>
+          </w:r>
+        </w:hyperlink>
+      </w:r>
+      <w:r>
+        <w:rPr>
+          <w:rFonts w:ascii="Charis SIL Regular" w:hAnsi="Charis SIL Regular" w:eastAsia="Charis SIL Regular"/>
+          <w:b w:val="0"/>
+          <w:i w:val="0"/>
+          <w:color w:val="0000FF"/>
+          <w:sz w:val="24"/>
+          <w:u w:val="single"/>
+        </w:rPr>
+        <w:t xml:space="preserve"> </w:t>
+      </w:r>
+      <w:r>
+        <w:rPr>
+          <w:rFonts w:ascii="Charis SIL Regular" w:hAnsi="Charis SIL Regular" w:eastAsia="Charis SIL Regular"/>
+          <w:b w:val="0"/>
+          <w:i w:val="0"/>
+          <w:color w:val="0000FF"/>
+          <w:sz w:val="24"/>
+          <w:u w:val="single"/>
+        </w:rPr>
+        <w:hyperlink r:id="rId87" w:history="1">
+          <w:r>
+            <w:rPr>
+              <w:rStyle w:val="Hyperlink"/>
+            </w:rPr>
+            <w:t>Wa</w:t>
+          </w:r>
+        </w:hyperlink>
+      </w:r>
+      <w:r>
+        <w:rPr>
+          <w:rFonts w:ascii="Charis SIL Regular" w:hAnsi="Charis SIL Regular" w:eastAsia="Charis SIL Regular"/>
+          <w:b w:val="0"/>
+          <w:i w:val="0"/>
+          <w:color w:val="0000FF"/>
+          <w:sz w:val="24"/>
+          <w:u w:val="single"/>
+        </w:rPr>
         <w:hyperlink r:id="rId86" w:history="1">
           <w:r>
             <w:rPr>
               <w:rStyle w:val="Hyperlink"/>
             </w:rPr>
-            <w:t>f</w:t>
+            <w:t>rren</w:t>
           </w:r>
         </w:hyperlink>
       </w:r>
@@ -12330,16 +12408,6 @@
           <w:i w:val="0"/>
           <w:color w:val="0000FF"/>
           <w:sz w:val="24"/>
-        </w:rPr>
-        <w:t>M</w:t>
-      </w:r>
-      <w:r>
-        <w:rPr>
-          <w:rFonts w:ascii="Charis SIL Regular" w:hAnsi="Charis SIL Regular" w:eastAsia="Charis SIL Regular"/>
-          <w:b w:val="0"/>
-          <w:i w:val="0"/>
-          <w:color w:val="0000FF"/>
-          <w:sz w:val="24"/>
           <w:u w:val="single"/>
         </w:rPr>
         <w:hyperlink r:id="rId86" w:history="1">
@@ -12347,25 +12415,25 @@
             <w:rPr>
               <w:rStyle w:val="Hyperlink"/>
             </w:rPr>
-            <w:t>is</w:t>
-          </w:r>
-        </w:hyperlink>
-      </w:r>
-      <w:r>
-        <w:rPr>
-          <w:rFonts w:ascii="Charis SIL Regular" w:hAnsi="Charis SIL Regular" w:eastAsia="Charis SIL Regular"/>
-          <w:b w:val="0"/>
-          <w:i w:val="0"/>
-          <w:color w:val="0000FF"/>
-          <w:sz w:val="24"/>
-          <w:u w:val="single"/>
-        </w:rPr>
-        <w:hyperlink r:id="rId86" w:history="1">
-          <w:r>
-            <w:rPr>
-              <w:rStyle w:val="Hyperlink"/>
-            </w:rPr>
-            <w:t>s</w:t>
+            <w:t>I</w:t>
+          </w:r>
+        </w:hyperlink>
+      </w:r>
+      <w:r>
+        <w:rPr>
+          <w:rFonts w:ascii="Charis SIL Regular" w:hAnsi="Charis SIL Regular" w:eastAsia="Charis SIL Regular"/>
+          <w:b w:val="0"/>
+          <w:i w:val="0"/>
+          <w:color w:val="0000FF"/>
+          <w:sz w:val="24"/>
+          <w:u w:val="single"/>
+        </w:rPr>
+        <w:hyperlink r:id="rId87" w:history="1">
+          <w:r>
+            <w:rPr>
+              <w:rStyle w:val="Hyperlink"/>
+            </w:rPr>
+            <w:t>ngersoll,</w:t>
           </w:r>
         </w:hyperlink>
       </w:r>
@@ -12394,160 +12462,138 @@
             <w:rPr>
               <w:rStyle w:val="Hyperlink"/>
             </w:rPr>
-            <w:t>A</w:t>
-          </w:r>
-        </w:hyperlink>
-      </w:r>
-      <w:r>
-        <w:rPr>
-          <w:rFonts w:ascii="Charis SIL Regular" w:hAnsi="Charis SIL Regular" w:eastAsia="Charis SIL Regular"/>
-          <w:b w:val="0"/>
-          <w:i w:val="0"/>
-          <w:color w:val="0000FF"/>
-          <w:sz w:val="24"/>
-          <w:u w:val="single"/>
+            <w:t>1916</w:t>
+          </w:r>
+        </w:hyperlink>
+      </w:r>
+      <w:r>
+        <w:rPr>
+          <w:rFonts w:ascii="Charis SIL Regular" w:hAnsi="Charis SIL Regular" w:eastAsia="Charis SIL Regular"/>
+          <w:b w:val="0"/>
+          <w:i w:val="0"/>
+          <w:color w:val="000000"/>
+          <w:sz w:val="24"/>
+        </w:rPr>
+        <w:t>•  Purchased f</w:t>
+      </w:r>
+      <w:r>
+        <w:rPr>
+          <w:u w:val="single" w:color="0000ff"/>
+          <w:rFonts w:ascii="Charis SIL Regular" w:hAnsi="Charis SIL Regular" w:eastAsia="Charis SIL Regular"/>
+          <w:b w:val="0"/>
+          <w:i w:val="0"/>
+          <w:color w:val="000000"/>
+          <w:sz w:val="24"/>
         </w:rPr>
         <w:hyperlink r:id="rId87" w:history="1">
           <w:r>
             <w:rPr>
               <w:rStyle w:val="Hyperlink"/>
             </w:rPr>
-            <w:t>nna</w:t>
-          </w:r>
-        </w:hyperlink>
-      </w:r>
-      <w:r>
-        <w:rPr>
-          <w:rFonts w:ascii="Charis SIL Regular" w:hAnsi="Charis SIL Regular" w:eastAsia="Charis SIL Regular"/>
-          <w:b w:val="0"/>
-          <w:i w:val="0"/>
-          <w:color w:val="0000FF"/>
-          <w:sz w:val="24"/>
-          <w:u w:val="single"/>
+            <w:t>rom</w:t>
+          </w:r>
+        </w:hyperlink>
+      </w:r>
+      <w:r>
+        <w:rPr>
+          <w:u w:val="single" w:color="0000ff"/>
+          <w:rFonts w:ascii="Charis SIL Regular" w:hAnsi="Charis SIL Regular" w:eastAsia="Charis SIL Regular"/>
+          <w:b w:val="0"/>
+          <w:i w:val="0"/>
+          <w:color w:val="000000"/>
+          <w:sz w:val="24"/>
         </w:rPr>
         <w:t xml:space="preserve"> </w:t>
       </w:r>
       <w:r>
         <w:rPr>
-          <w:rFonts w:ascii="Charis SIL Regular" w:hAnsi="Charis SIL Regular" w:eastAsia="Charis SIL Regular"/>
-          <w:b w:val="0"/>
-          <w:i w:val="0"/>
-          <w:color w:val="0000FF"/>
-          <w:sz w:val="24"/>
-          <w:u w:val="single"/>
+          <w:u w:val="single" w:color="0000ff"/>
+          <w:rFonts w:ascii="Charis SIL Regular" w:hAnsi="Charis SIL Regular" w:eastAsia="Charis SIL Regular"/>
+          <w:b w:val="0"/>
+          <w:i w:val="0"/>
+          <w:color w:val="000000"/>
+          <w:sz w:val="24"/>
         </w:rPr>
         <w:hyperlink r:id="rId87" w:history="1">
           <w:r>
             <w:rPr>
               <w:rStyle w:val="Hyperlink"/>
             </w:rPr>
-            <w:t>Wa</w:t>
-          </w:r>
-        </w:hyperlink>
-      </w:r>
-      <w:r>
-        <w:rPr>
-          <w:rFonts w:ascii="Charis SIL Regular" w:hAnsi="Charis SIL Regular" w:eastAsia="Charis SIL Regular"/>
-          <w:b w:val="0"/>
-          <w:i w:val="0"/>
-          <w:color w:val="0000FF"/>
-          <w:sz w:val="24"/>
-          <w:u w:val="single"/>
+            <w:t>th</w:t>
+          </w:r>
+        </w:hyperlink>
+      </w:r>
+      <w:r>
+        <w:rPr>
+          <w:u w:val="single" w:color="0000ff"/>
+          <w:rFonts w:ascii="Charis SIL Regular" w:hAnsi="Charis SIL Regular" w:eastAsia="Charis SIL Regular"/>
+          <w:b w:val="0"/>
+          <w:i w:val="0"/>
+          <w:color w:val="000000"/>
+          <w:sz w:val="24"/>
         </w:rPr>
         <w:hyperlink r:id="rId87" w:history="1">
           <w:r>
             <w:rPr>
               <w:rStyle w:val="Hyperlink"/>
             </w:rPr>
-            <w:t>rren</w:t>
-          </w:r>
-        </w:hyperlink>
-      </w:r>
-      <w:r>
-        <w:rPr>
-          <w:rFonts w:ascii="Charis SIL Regular" w:hAnsi="Charis SIL Regular" w:eastAsia="Charis SIL Regular"/>
-          <w:b w:val="0"/>
-          <w:i w:val="0"/>
-          <w:color w:val="0000FF"/>
-          <w:sz w:val="24"/>
-          <w:u w:val="single"/>
-        </w:rPr>
-        <w:t xml:space="preserve"> </w:t>
-      </w:r>
-      <w:r>
-        <w:rPr>
-          <w:rFonts w:ascii="Charis SIL Regular" w:hAnsi="Charis SIL Regular" w:eastAsia="Charis SIL Regular"/>
-          <w:b w:val="0"/>
-          <w:i w:val="0"/>
-          <w:color w:val="0000FF"/>
-          <w:sz w:val="24"/>
-          <w:u w:val="single"/>
+            <w:t>e Qu</w:t>
+          </w:r>
+        </w:hyperlink>
+      </w:r>
+      <w:r>
+        <w:rPr>
+          <w:u w:val="single" w:color="0000ff"/>
+          <w:rFonts w:ascii="Charis SIL Regular" w:hAnsi="Charis SIL Regular" w:eastAsia="Charis SIL Regular"/>
+          <w:b w:val="0"/>
+          <w:i w:val="0"/>
+          <w:color w:val="000000"/>
+          <w:sz w:val="24"/>
         </w:rPr>
         <w:hyperlink r:id="rId87" w:history="1">
           <w:r>
             <w:rPr>
               <w:rStyle w:val="Hyperlink"/>
             </w:rPr>
-            <w:t>I</w:t>
-          </w:r>
-        </w:hyperlink>
-      </w:r>
-      <w:r>
-        <w:rPr>
-          <w:rFonts w:ascii="Charis SIL Regular" w:hAnsi="Charis SIL Regular" w:eastAsia="Charis SIL Regular"/>
-          <w:b w:val="0"/>
-          <w:i w:val="0"/>
-          <w:color w:val="0000FF"/>
-          <w:sz w:val="24"/>
-          <w:u w:val="single"/>
+            <w:t>i</w:t>
+          </w:r>
+        </w:hyperlink>
+      </w:r>
+      <w:r>
+        <w:rPr>
+          <w:u w:val="single" w:color="0000ff"/>
+          <w:rFonts w:ascii="Charis SIL Regular" w:hAnsi="Charis SIL Regular" w:eastAsia="Charis SIL Regular"/>
+          <w:b w:val="0"/>
+          <w:i w:val="0"/>
+          <w:color w:val="000000"/>
+          <w:sz w:val="24"/>
         </w:rPr>
         <w:hyperlink r:id="rId87" w:history="1">
           <w:r>
             <w:rPr>
               <w:rStyle w:val="Hyperlink"/>
             </w:rPr>
-            <w:t>ngersoll,</w:t>
-          </w:r>
-        </w:hyperlink>
-      </w:r>
-      <w:r>
-        <w:rPr>
-          <w:rFonts w:ascii="Charis SIL Regular" w:hAnsi="Charis SIL Regular" w:eastAsia="Charis SIL Regular"/>
-          <w:b w:val="0"/>
-          <w:i w:val="0"/>
-          <w:color w:val="0000FF"/>
-          <w:sz w:val="24"/>
-          <w:u w:val="single"/>
-        </w:rPr>
-        <w:t xml:space="preserve"> </w:t>
-      </w:r>
-      <w:r>
-        <w:rPr>
-          <w:rFonts w:ascii="Charis SIL Regular" w:hAnsi="Charis SIL Regular" w:eastAsia="Charis SIL Regular"/>
-          <w:b w:val="0"/>
-          <w:i w:val="0"/>
-          <w:color w:val="0000FF"/>
-          <w:sz w:val="24"/>
-          <w:u w:val="single"/>
+            <w:t>nn Es</w:t>
+          </w:r>
+        </w:hyperlink>
+      </w:r>
+      <w:r>
+        <w:rPr>
+          <w:u w:val="single" w:color="0000ff"/>
+          <w:rFonts w:ascii="Charis SIL Regular" w:hAnsi="Charis SIL Regular" w:eastAsia="Charis SIL Regular"/>
+          <w:b w:val="0"/>
+          <w:i w:val="0"/>
+          <w:color w:val="000000"/>
+          <w:sz w:val="24"/>
         </w:rPr>
         <w:hyperlink r:id="rId87" w:history="1">
           <w:r>
             <w:rPr>
               <w:rStyle w:val="Hyperlink"/>
             </w:rPr>
-            <w:t>1916</w:t>
-          </w:r>
-        </w:hyperlink>
-      </w:r>
-      <w:r>
-        <w:rPr>
-          <w:rFonts w:ascii="Charis SIL Regular" w:hAnsi="Charis SIL Regular" w:eastAsia="Charis SIL Regular"/>
-          <w:b w:val="0"/>
-          <w:i w:val="0"/>
-          <w:color w:val="000000"/>
-          <w:sz w:val="24"/>
-        </w:rPr>
-        <w:t>•  Purchased f</w:t>
+            <w:t>t</w:t>
+          </w:r>
+        </w:hyperlink>
       </w:r>
       <w:r>
         <w:rPr>
@@ -12563,7 +12609,7 @@
             <w:rPr>
               <w:rStyle w:val="Hyperlink"/>
             </w:rPr>
-            <w:t>rom</w:t>
+            <w:t>ate, 19</w:t>
           </w:r>
         </w:hyperlink>
       </w:r>
@@ -12576,7 +12622,14 @@
           <w:color w:val="000000"/>
           <w:sz w:val="24"/>
         </w:rPr>
-        <w:t xml:space="preserve"> </w:t>
+        <w:hyperlink r:id="rId87" w:history="1">
+          <w:r>
+            <w:rPr>
+              <w:rStyle w:val="Hyperlink"/>
+            </w:rPr>
+            <w:t>2</w:t>
+          </w:r>
+        </w:hyperlink>
       </w:r>
       <w:r>
         <w:rPr>
@@ -12592,132 +12645,6 @@
             <w:rPr>
               <w:rStyle w:val="Hyperlink"/>
             </w:rPr>
-            <w:t>th</w:t>
-          </w:r>
-        </w:hyperlink>
-      </w:r>
-      <w:r>
-        <w:rPr>
-          <w:u w:val="single" w:color="0000ff"/>
-          <w:rFonts w:ascii="Charis SIL Regular" w:hAnsi="Charis SIL Regular" w:eastAsia="Charis SIL Regular"/>
-          <w:b w:val="0"/>
-          <w:i w:val="0"/>
-          <w:color w:val="000000"/>
-          <w:sz w:val="24"/>
-        </w:rPr>
-        <w:hyperlink r:id="rId87" w:history="1">
-          <w:r>
-            <w:rPr>
-              <w:rStyle w:val="Hyperlink"/>
-            </w:rPr>
-            <w:t>e Qu</w:t>
-          </w:r>
-        </w:hyperlink>
-      </w:r>
-      <w:r>
-        <w:rPr>
-          <w:u w:val="single" w:color="0000ff"/>
-          <w:rFonts w:ascii="Charis SIL Regular" w:hAnsi="Charis SIL Regular" w:eastAsia="Charis SIL Regular"/>
-          <w:b w:val="0"/>
-          <w:i w:val="0"/>
-          <w:color w:val="000000"/>
-          <w:sz w:val="24"/>
-        </w:rPr>
-        <w:hyperlink r:id="rId87" w:history="1">
-          <w:r>
-            <w:rPr>
-              <w:rStyle w:val="Hyperlink"/>
-            </w:rPr>
-            <w:t>i</w:t>
-          </w:r>
-        </w:hyperlink>
-      </w:r>
-      <w:r>
-        <w:rPr>
-          <w:u w:val="single" w:color="0000ff"/>
-          <w:rFonts w:ascii="Charis SIL Regular" w:hAnsi="Charis SIL Regular" w:eastAsia="Charis SIL Regular"/>
-          <w:b w:val="0"/>
-          <w:i w:val="0"/>
-          <w:color w:val="000000"/>
-          <w:sz w:val="24"/>
-        </w:rPr>
-        <w:hyperlink r:id="rId87" w:history="1">
-          <w:r>
-            <w:rPr>
-              <w:rStyle w:val="Hyperlink"/>
-            </w:rPr>
-            <w:t>nn Es</w:t>
-          </w:r>
-        </w:hyperlink>
-      </w:r>
-      <w:r>
-        <w:rPr>
-          <w:u w:val="single" w:color="0000ff"/>
-          <w:rFonts w:ascii="Charis SIL Regular" w:hAnsi="Charis SIL Regular" w:eastAsia="Charis SIL Regular"/>
-          <w:b w:val="0"/>
-          <w:i w:val="0"/>
-          <w:color w:val="000000"/>
-          <w:sz w:val="24"/>
-        </w:rPr>
-        <w:hyperlink r:id="rId87" w:history="1">
-          <w:r>
-            <w:rPr>
-              <w:rStyle w:val="Hyperlink"/>
-            </w:rPr>
-            <w:t>t</w:t>
-          </w:r>
-        </w:hyperlink>
-      </w:r>
-      <w:r>
-        <w:rPr>
-          <w:u w:val="single" w:color="0000ff"/>
-          <w:rFonts w:ascii="Charis SIL Regular" w:hAnsi="Charis SIL Regular" w:eastAsia="Charis SIL Regular"/>
-          <w:b w:val="0"/>
-          <w:i w:val="0"/>
-          <w:color w:val="000000"/>
-          <w:sz w:val="24"/>
-        </w:rPr>
-        <w:hyperlink r:id="rId87" w:history="1">
-          <w:r>
-            <w:rPr>
-              <w:rStyle w:val="Hyperlink"/>
-            </w:rPr>
-            <w:t>ate, 19</w:t>
-          </w:r>
-        </w:hyperlink>
-      </w:r>
-      <w:r>
-        <w:rPr>
-          <w:u w:val="single" w:color="0000ff"/>
-          <w:rFonts w:ascii="Charis SIL Regular" w:hAnsi="Charis SIL Regular" w:eastAsia="Charis SIL Regular"/>
-          <w:b w:val="0"/>
-          <w:i w:val="0"/>
-          <w:color w:val="000000"/>
-          <w:sz w:val="24"/>
-        </w:rPr>
-        <w:hyperlink r:id="rId87" w:history="1">
-          <w:r>
-            <w:rPr>
-              <w:rStyle w:val="Hyperlink"/>
-            </w:rPr>
-            <w:t>2</w:t>
-          </w:r>
-        </w:hyperlink>
-      </w:r>
-      <w:r>
-        <w:rPr>
-          <w:u w:val="single" w:color="0000ff"/>
-          <w:rFonts w:ascii="Charis SIL Regular" w:hAnsi="Charis SIL Regular" w:eastAsia="Charis SIL Regular"/>
-          <w:b w:val="0"/>
-          <w:i w:val="0"/>
-          <w:color w:val="000000"/>
-          <w:sz w:val="24"/>
-        </w:rPr>
-        <w:hyperlink r:id="rId87" w:history="1">
-          <w:r>
-            <w:rPr>
-              <w:rStyle w:val="Hyperlink"/>
-            </w:rPr>
             <w:t>6</w:t>
           </w:r>
         </w:hyperlink>
@@ -12747,250 +12674,6 @@
           <w:sz w:val="24"/>
         </w:rPr>
         <w:t>•  Gift of Charles A. Robinson, 2002</w:t>
-      </w:r>
-    </w:p>
-    <w:p>
-      <w:pPr>
-        <w:autoSpaceDN w:val="0"/>
-        <w:autoSpaceDE w:val="0"/>
-        <w:widowControl/>
-        <w:spacing w:line="288" w:lineRule="exact" w:before="240" w:after="0"/>
-        <w:ind w:left="10" w:right="288" w:firstLine="0"/>
-        <w:jc w:val="left"/>
-      </w:pPr>
-      <w:r>
-        <w:rPr>
-          <w:rFonts w:ascii="Charis SIL Regular" w:hAnsi="Charis SIL Regular" w:eastAsia="Charis SIL Regular"/>
-          <w:b w:val="0"/>
-          <w:i w:val="0"/>
-          <w:color w:val="0000FF"/>
-          <w:sz w:val="24"/>
-          <w:u w:val="single"/>
-        </w:rPr>
-        <w:hyperlink r:id="rId88" w:history="1">
-          <w:r>
-            <w:rPr>
-              <w:rStyle w:val="Hyperlink"/>
-            </w:rPr>
-            <w:t>Collectiewebsite</w:t>
-          </w:r>
-        </w:hyperlink>
-      </w:r>
-      <w:r>
-        <w:rPr>
-          <w:rFonts w:ascii="Charis SIL Regular" w:hAnsi="Charis SIL Regular" w:eastAsia="Charis SIL Regular"/>
-          <w:b w:val="0"/>
-          <w:i w:val="0"/>
-          <w:color w:val="000000"/>
-          <w:sz w:val="24"/>
-        </w:rPr>
-        <w:t xml:space="preserve"> Artikel </w:t>
-      </w:r>
-      <w:r>
-        <w:rPr>
-          <w:rFonts w:ascii="Charis SIL Regular" w:hAnsi="Charis SIL Regular" w:eastAsia="Charis SIL Regular"/>
-          <w:b w:val="0"/>
-          <w:i w:val="0"/>
-          <w:color w:val="0000FF"/>
-          <w:sz w:val="24"/>
-          <w:u w:val="single"/>
-        </w:rPr>
-        <w:hyperlink r:id="rId89" w:history="1">
-          <w:r>
-            <w:rPr>
-              <w:rStyle w:val="Hyperlink"/>
-            </w:rPr>
-            <w:t>Dutch</w:t>
-          </w:r>
-        </w:hyperlink>
-      </w:r>
-      <w:r>
-        <w:rPr>
-          <w:rFonts w:ascii="Charis SIL Regular" w:hAnsi="Charis SIL Regular" w:eastAsia="Charis SIL Regular"/>
-          <w:b w:val="0"/>
-          <w:i w:val="0"/>
-          <w:color w:val="0000FF"/>
-          <w:sz w:val="24"/>
-          <w:u w:val="single"/>
-        </w:rPr>
-        <w:t xml:space="preserve"> </w:t>
-      </w:r>
-      <w:r>
-        <w:rPr>
-          <w:rFonts w:ascii="Charis SIL Regular" w:hAnsi="Charis SIL Regular" w:eastAsia="Charis SIL Regular"/>
-          <w:b w:val="0"/>
-          <w:i w:val="0"/>
-          <w:color w:val="0000FF"/>
-          <w:sz w:val="24"/>
-          <w:u w:val="single"/>
-        </w:rPr>
-        <w:hyperlink r:id="rId89" w:history="1">
-          <w:r>
-            <w:rPr>
-              <w:rStyle w:val="Hyperlink"/>
-            </w:rPr>
-            <w:t>Guiana</w:t>
-          </w:r>
-        </w:hyperlink>
-      </w:r>
-      <w:r>
-        <w:rPr>
-          <w:rFonts w:ascii="Charis SIL Regular" w:hAnsi="Charis SIL Regular" w:eastAsia="Charis SIL Regular"/>
-          <w:b w:val="0"/>
-          <w:i w:val="0"/>
-          <w:color w:val="0000FF"/>
-          <w:sz w:val="24"/>
-          <w:u w:val="single"/>
-        </w:rPr>
-        <w:t xml:space="preserve"> </w:t>
-      </w:r>
-      <w:r>
-        <w:rPr>
-          <w:rFonts w:ascii="Charis SIL Regular" w:hAnsi="Charis SIL Regular" w:eastAsia="Charis SIL Regular"/>
-          <w:b w:val="0"/>
-          <w:i w:val="0"/>
-          <w:color w:val="0000FF"/>
-          <w:sz w:val="24"/>
-          <w:u w:val="single"/>
-        </w:rPr>
-        <w:hyperlink r:id="rId89" w:history="1">
-          <w:r>
-            <w:rPr>
-              <w:rStyle w:val="Hyperlink"/>
-            </w:rPr>
-            <w:t>pottery</w:t>
-          </w:r>
-        </w:hyperlink>
-      </w:r>
-      <w:r>
-        <w:rPr>
-          <w:rFonts w:ascii="Charis SIL Regular" w:hAnsi="Charis SIL Regular" w:eastAsia="Charis SIL Regular"/>
-          <w:b w:val="0"/>
-          <w:i w:val="0"/>
-          <w:color w:val="000000"/>
-          <w:sz w:val="24"/>
-        </w:rPr>
-        <w:t xml:space="preserve"> "A very valuable collection containing an </w:t>
-      </w:r>
-      <w:r>
-        <w:rPr>
-          <w:u w:val="single" w:color="0000ff"/>
-          <w:rFonts w:ascii="Charis SIL Regular" w:hAnsi="Charis SIL Regular" w:eastAsia="Charis SIL Regular"/>
-          <w:b w:val="0"/>
-          <w:i w:val="0"/>
-          <w:color w:val="000000"/>
-          <w:sz w:val="24"/>
-        </w:rPr>
-        <w:hyperlink r:id="rId88" w:history="1">
-          <w:r>
-            <w:rPr>
-              <w:rStyle w:val="Hyperlink"/>
-            </w:rPr>
-            <w:t>assortment of th</w:t>
-          </w:r>
-        </w:hyperlink>
-      </w:r>
-      <w:r>
-        <w:rPr>
-          <w:rFonts w:ascii="Charis SIL Regular" w:hAnsi="Charis SIL Regular" w:eastAsia="Charis SIL Regular"/>
-          <w:b w:val="0"/>
-          <w:i w:val="0"/>
-          <w:color w:val="000000"/>
-          <w:sz w:val="24"/>
-        </w:rPr>
-        <w:t xml:space="preserve">is ware </w:t>
-      </w:r>
-      <w:r>
-        <w:rPr>
-          <w:u w:val="single" w:color="0000ff"/>
-          <w:rFonts w:ascii="Charis SIL Regular" w:hAnsi="Charis SIL Regular" w:eastAsia="Charis SIL Regular"/>
-          <w:b w:val="0"/>
-          <w:i w:val="0"/>
-          <w:color w:val="000000"/>
-          <w:sz w:val="24"/>
-        </w:rPr>
-        <w:hyperlink r:id="rId89" w:history="1">
-          <w:r>
-            <w:rPr>
-              <w:rStyle w:val="Hyperlink"/>
-            </w:rPr>
-            <w:t>was co</w:t>
-          </w:r>
-        </w:hyperlink>
-      </w:r>
-      <w:r>
-        <w:rPr>
-          <w:u w:val="single" w:color="0000ff"/>
-          <w:rFonts w:ascii="Charis SIL Regular" w:hAnsi="Charis SIL Regular" w:eastAsia="Charis SIL Regular"/>
-          <w:b w:val="0"/>
-          <w:i w:val="0"/>
-          <w:color w:val="000000"/>
-          <w:sz w:val="24"/>
-        </w:rPr>
-        <w:hyperlink r:id="rId89" w:history="1">
-          <w:r>
-            <w:rPr>
-              <w:rStyle w:val="Hyperlink"/>
-            </w:rPr>
-            <w:t xml:space="preserve">llected </w:t>
-          </w:r>
-        </w:hyperlink>
-      </w:r>
-      <w:r>
-        <w:rPr>
-          <w:u w:val="single" w:color="0000ff"/>
-          <w:rFonts w:ascii="Charis SIL Regular" w:hAnsi="Charis SIL Regular" w:eastAsia="Charis SIL Regular"/>
-          <w:b w:val="0"/>
-          <w:i w:val="0"/>
-          <w:color w:val="000000"/>
-          <w:sz w:val="24"/>
-        </w:rPr>
-        <w:hyperlink r:id="rId89" w:history="1">
-          <w:r>
-            <w:rPr>
-              <w:rStyle w:val="Hyperlink"/>
-            </w:rPr>
-            <w:t>b</w:t>
-          </w:r>
-        </w:hyperlink>
-      </w:r>
-      <w:r>
-        <w:rPr>
-          <w:u w:val="single" w:color="0000ff"/>
-          <w:rFonts w:ascii="Charis SIL Regular" w:hAnsi="Charis SIL Regular" w:eastAsia="Charis SIL Regular"/>
-          <w:b w:val="0"/>
-          <w:i w:val="0"/>
-          <w:color w:val="000000"/>
-          <w:sz w:val="24"/>
-        </w:rPr>
-        <w:hyperlink r:id="rId89" w:history="1">
-          <w:r>
-            <w:rPr>
-              <w:rStyle w:val="Hyperlink"/>
-            </w:rPr>
-            <w:t>y Mr. T</w:t>
-          </w:r>
-        </w:hyperlink>
-      </w:r>
-      <w:r>
-        <w:rPr>
-          <w:rFonts w:ascii="Charis SIL Regular" w:hAnsi="Charis SIL Regular" w:eastAsia="Charis SIL Regular"/>
-          <w:b w:val="0"/>
-          <w:i w:val="0"/>
-          <w:color w:val="000000"/>
-          <w:sz w:val="24"/>
-        </w:rPr>
-        <w:t xml:space="preserve">. J. Collins of Haddonfield, New Jersey, and </w:t>
-      </w:r>
-      <w:r>
-        <w:rPr>
-          <w:rFonts w:ascii="Charis SIL Regular" w:hAnsi="Charis SIL Regular" w:eastAsia="Charis SIL Regular"/>
-          <w:b w:val="0"/>
-          <w:i w:val="0"/>
-          <w:color w:val="000000"/>
-          <w:sz w:val="24"/>
-        </w:rPr>
-        <w:t>presented to the University Museum some time ago"</w:t>
       </w:r>
     </w:p>
     <w:p>
@@ -13007,111 +12690,16 @@
           <w:rFonts w:ascii="Charis SIL Regular" w:hAnsi="Charis SIL Regular" w:eastAsia="Charis SIL Regular"/>
           <w:b w:val="0"/>
           <w:i w:val="0"/>
-          <w:color w:val="000000"/>
-          <w:sz w:val="24"/>
-        </w:rPr>
-        <w:t xml:space="preserve">Is hoogstwaarschijnlijk </w:t>
-      </w:r>
-      <w:r>
-        <w:rPr>
-          <w:rFonts w:ascii="Charis SIL Regular" w:hAnsi="Charis SIL Regular" w:eastAsia="Charis SIL Regular"/>
-          <w:b w:val="0"/>
-          <w:i w:val="0"/>
-          <w:color w:val="0000FF"/>
-          <w:sz w:val="24"/>
-          <w:u w:val="single"/>
-        </w:rPr>
-        <w:hyperlink r:id="rId90" w:history="1">
-          <w:r>
-            <w:rPr>
-              <w:rStyle w:val="Hyperlink"/>
-            </w:rPr>
-            <w:t>Thomas</w:t>
-          </w:r>
-        </w:hyperlink>
-      </w:r>
-      <w:r>
-        <w:rPr>
-          <w:rFonts w:ascii="Charis SIL Regular" w:hAnsi="Charis SIL Regular" w:eastAsia="Charis SIL Regular"/>
-          <w:b w:val="0"/>
-          <w:i w:val="0"/>
-          <w:color w:val="0000FF"/>
-          <w:sz w:val="24"/>
-          <w:u w:val="single"/>
-        </w:rPr>
-        <w:t xml:space="preserve"> </w:t>
-      </w:r>
-      <w:r>
-        <w:rPr>
-          <w:rFonts w:ascii="Charis SIL Regular" w:hAnsi="Charis SIL Regular" w:eastAsia="Charis SIL Regular"/>
-          <w:b w:val="0"/>
-          <w:i w:val="0"/>
-          <w:color w:val="0000FF"/>
-          <w:sz w:val="24"/>
-          <w:u w:val="single"/>
-        </w:rPr>
-        <w:hyperlink r:id="rId90" w:history="1">
-          <w:r>
-            <w:rPr>
-              <w:rStyle w:val="Hyperlink"/>
-            </w:rPr>
-            <w:t>Jeffers</w:t>
-          </w:r>
-        </w:hyperlink>
-      </w:r>
-      <w:r>
-        <w:rPr>
-          <w:rFonts w:ascii="Charis SIL Regular" w:hAnsi="Charis SIL Regular" w:eastAsia="Charis SIL Regular"/>
-          <w:b w:val="0"/>
-          <w:i w:val="0"/>
-          <w:color w:val="0000FF"/>
-          <w:sz w:val="24"/>
-        </w:rPr>
-        <w:hyperlink r:id="rId90" w:history="1">
-          <w:r>
-            <w:rPr>
-              <w:rStyle w:val="Hyperlink"/>
-            </w:rPr>
-            <w:t>o</w:t>
-          </w:r>
-        </w:hyperlink>
-      </w:r>
-      <w:r>
-        <w:rPr>
-          <w:rFonts w:ascii="Charis SIL Regular" w:hAnsi="Charis SIL Regular" w:eastAsia="Charis SIL Regular"/>
-          <w:b w:val="0"/>
-          <w:i w:val="0"/>
-          <w:color w:val="0000FF"/>
-          <w:sz w:val="24"/>
-        </w:rPr>
-        <w:t>n</w:t>
-      </w:r>
-      <w:r>
-        <w:rPr>
-          <w:rFonts w:ascii="Charis SIL Regular" w:hAnsi="Charis SIL Regular" w:eastAsia="Charis SIL Regular"/>
-          <w:b w:val="0"/>
-          <w:i w:val="0"/>
-          <w:color w:val="0000FF"/>
-          <w:sz w:val="24"/>
-          <w:u w:val="single"/>
-        </w:rPr>
-        <w:t xml:space="preserve"> </w:t>
-      </w:r>
-      <w:r>
-        <w:rPr>
-          <w:rFonts w:ascii="Charis SIL Regular" w:hAnsi="Charis SIL Regular" w:eastAsia="Charis SIL Regular"/>
-          <w:b w:val="0"/>
-          <w:i w:val="0"/>
-          <w:color w:val="0000FF"/>
-          <w:sz w:val="24"/>
-          <w:u w:val="single"/>
-        </w:rPr>
-        <w:hyperlink r:id="rId90" w:history="1">
-          <w:r>
-            <w:rPr>
-              <w:rStyle w:val="Hyperlink"/>
-            </w:rPr>
-            <w:t>Collins</w:t>
+          <w:color w:val="0000FF"/>
+          <w:sz w:val="24"/>
+          <w:u w:val="single"/>
+        </w:rPr>
+        <w:hyperlink r:id="rId88" w:history="1">
+          <w:r>
+            <w:rPr>
+              <w:rStyle w:val="Hyperlink"/>
+            </w:rPr>
+            <w:t>Collectiewebsite</w:t>
           </w:r>
         </w:hyperlink>
       </w:r>
@@ -13130,6 +12718,249 @@
           <w:rFonts w:ascii="Charis SIL Regular" w:hAnsi="Charis SIL Regular" w:eastAsia="Charis SIL Regular"/>
           <w:b w:val="0"/>
           <w:i w:val="0"/>
+          <w:color w:val="000000"/>
+          <w:sz w:val="24"/>
+        </w:rPr>
+        <w:t xml:space="preserve">Artikel </w:t>
+      </w:r>
+      <w:r>
+        <w:rPr>
+          <w:rFonts w:ascii="Charis SIL Regular" w:hAnsi="Charis SIL Regular" w:eastAsia="Charis SIL Regular"/>
+          <w:b w:val="0"/>
+          <w:i w:val="0"/>
+          <w:color w:val="0000FF"/>
+          <w:sz w:val="24"/>
+          <w:u w:val="single"/>
+        </w:rPr>
+        <w:hyperlink r:id="rId89" w:history="1">
+          <w:r>
+            <w:rPr>
+              <w:rStyle w:val="Hyperlink"/>
+            </w:rPr>
+            <w:t>Dutch</w:t>
+          </w:r>
+        </w:hyperlink>
+      </w:r>
+      <w:r>
+        <w:rPr>
+          <w:rFonts w:ascii="Charis SIL Regular" w:hAnsi="Charis SIL Regular" w:eastAsia="Charis SIL Regular"/>
+          <w:b w:val="0"/>
+          <w:i w:val="0"/>
+          <w:color w:val="0000FF"/>
+          <w:sz w:val="24"/>
+          <w:u w:val="single"/>
+        </w:rPr>
+        <w:t xml:space="preserve"> </w:t>
+      </w:r>
+      <w:r>
+        <w:rPr>
+          <w:rFonts w:ascii="Charis SIL Regular" w:hAnsi="Charis SIL Regular" w:eastAsia="Charis SIL Regular"/>
+          <w:b w:val="0"/>
+          <w:i w:val="0"/>
+          <w:color w:val="0000FF"/>
+          <w:sz w:val="24"/>
+          <w:u w:val="single"/>
+        </w:rPr>
+        <w:hyperlink r:id="rId89" w:history="1">
+          <w:r>
+            <w:rPr>
+              <w:rStyle w:val="Hyperlink"/>
+            </w:rPr>
+            <w:t>Guiana</w:t>
+          </w:r>
+        </w:hyperlink>
+      </w:r>
+      <w:r>
+        <w:rPr>
+          <w:rFonts w:ascii="Charis SIL Regular" w:hAnsi="Charis SIL Regular" w:eastAsia="Charis SIL Regular"/>
+          <w:b w:val="0"/>
+          <w:i w:val="0"/>
+          <w:color w:val="0000FF"/>
+          <w:sz w:val="24"/>
+          <w:u w:val="single"/>
+        </w:rPr>
+        <w:t xml:space="preserve"> </w:t>
+      </w:r>
+      <w:r>
+        <w:rPr>
+          <w:rFonts w:ascii="Charis SIL Regular" w:hAnsi="Charis SIL Regular" w:eastAsia="Charis SIL Regular"/>
+          <w:b w:val="0"/>
+          <w:i w:val="0"/>
+          <w:color w:val="0000FF"/>
+          <w:sz w:val="24"/>
+          <w:u w:val="single"/>
+        </w:rPr>
+        <w:hyperlink r:id="rId89" w:history="1">
+          <w:r>
+            <w:rPr>
+              <w:rStyle w:val="Hyperlink"/>
+            </w:rPr>
+            <w:t>pottery</w:t>
+          </w:r>
+        </w:hyperlink>
+      </w:r>
+    </w:p>
+    <w:p>
+      <w:pPr>
+        <w:autoSpaceDN w:val="0"/>
+        <w:autoSpaceDE w:val="0"/>
+        <w:widowControl/>
+        <w:spacing w:line="288" w:lineRule="exact" w:before="240" w:after="0"/>
+        <w:ind w:left="10" w:right="0" w:firstLine="0"/>
+        <w:jc w:val="left"/>
+      </w:pPr>
+      <w:r>
+        <w:rPr>
+          <w:rFonts w:ascii="Charis SIL Regular" w:hAnsi="Charis SIL Regular" w:eastAsia="Charis SIL Regular"/>
+          <w:b w:val="0"/>
+          <w:i w:val="0"/>
+          <w:color w:val="000000"/>
+          <w:sz w:val="24"/>
+        </w:rPr>
+        <w:t xml:space="preserve">"A very valuable collection containing an assortment of this ware was collected by Mr. T. J. </w:t>
+      </w:r>
+      <w:r>
+        <w:rPr>
+          <w:rFonts w:ascii="Charis SIL Regular" w:hAnsi="Charis SIL Regular" w:eastAsia="Charis SIL Regular"/>
+          <w:b w:val="0"/>
+          <w:i w:val="0"/>
+          <w:color w:val="000000"/>
+          <w:sz w:val="24"/>
+        </w:rPr>
+        <w:t>Collins of Haddonfield, New Jersey, and presented to the University Museum some time ago"</w:t>
+      </w:r>
+    </w:p>
+    <w:p>
+      <w:pPr>
+        <w:autoSpaceDN w:val="0"/>
+        <w:autoSpaceDE w:val="0"/>
+        <w:widowControl/>
+        <w:spacing w:line="352" w:lineRule="exact" w:before="176" w:after="0"/>
+        <w:ind w:left="10" w:right="0" w:firstLine="0"/>
+        <w:jc w:val="left"/>
+      </w:pPr>
+      <w:r>
+        <w:rPr>
+          <w:rFonts w:ascii="Charis SIL Regular" w:hAnsi="Charis SIL Regular" w:eastAsia="Charis SIL Regular"/>
+          <w:b w:val="0"/>
+          <w:i w:val="0"/>
+          <w:color w:val="000000"/>
+          <w:sz w:val="24"/>
+        </w:rPr>
+        <w:t xml:space="preserve">Is hoogstwaarschijnlijk </w:t>
+      </w:r>
+      <w:r>
+        <w:rPr>
+          <w:rFonts w:ascii="Charis SIL Regular" w:hAnsi="Charis SIL Regular" w:eastAsia="Charis SIL Regular"/>
+          <w:b w:val="0"/>
+          <w:i w:val="0"/>
+          <w:color w:val="0000FF"/>
+          <w:sz w:val="24"/>
+          <w:u w:val="single"/>
+        </w:rPr>
+        <w:hyperlink r:id="rId90" w:history="1">
+          <w:r>
+            <w:rPr>
+              <w:rStyle w:val="Hyperlink"/>
+            </w:rPr>
+            <w:t>Thomas</w:t>
+          </w:r>
+        </w:hyperlink>
+      </w:r>
+      <w:r>
+        <w:rPr>
+          <w:rFonts w:ascii="Charis SIL Regular" w:hAnsi="Charis SIL Regular" w:eastAsia="Charis SIL Regular"/>
+          <w:b w:val="0"/>
+          <w:i w:val="0"/>
+          <w:color w:val="0000FF"/>
+          <w:sz w:val="24"/>
+          <w:u w:val="single"/>
+        </w:rPr>
+        <w:t xml:space="preserve"> </w:t>
+      </w:r>
+      <w:r>
+        <w:rPr>
+          <w:rFonts w:ascii="Charis SIL Regular" w:hAnsi="Charis SIL Regular" w:eastAsia="Charis SIL Regular"/>
+          <w:b w:val="0"/>
+          <w:i w:val="0"/>
+          <w:color w:val="0000FF"/>
+          <w:sz w:val="24"/>
+          <w:u w:val="single"/>
+        </w:rPr>
+        <w:hyperlink r:id="rId90" w:history="1">
+          <w:r>
+            <w:rPr>
+              <w:rStyle w:val="Hyperlink"/>
+            </w:rPr>
+            <w:t>Jefferso</w:t>
+          </w:r>
+        </w:hyperlink>
+      </w:r>
+      <w:r>
+        <w:rPr>
+          <w:rFonts w:ascii="Charis SIL Regular" w:hAnsi="Charis SIL Regular" w:eastAsia="Charis SIL Regular"/>
+          <w:b w:val="0"/>
+          <w:i w:val="0"/>
+          <w:color w:val="0000FF"/>
+          <w:sz w:val="24"/>
+          <w:u w:val="single"/>
+        </w:rPr>
+        <w:t>n</w:t>
+      </w:r>
+      <w:r>
+        <w:rPr>
+          <w:rFonts w:ascii="Charis SIL Regular" w:hAnsi="Charis SIL Regular" w:eastAsia="Charis SIL Regular"/>
+          <w:b w:val="0"/>
+          <w:i w:val="0"/>
+          <w:color w:val="0000FF"/>
+          <w:sz w:val="24"/>
+          <w:u w:val="single"/>
+        </w:rPr>
+        <w:t xml:space="preserve"> </w:t>
+      </w:r>
+      <w:r>
+        <w:rPr>
+          <w:rFonts w:ascii="Charis SIL Regular" w:hAnsi="Charis SIL Regular" w:eastAsia="Charis SIL Regular"/>
+          <w:b w:val="0"/>
+          <w:i w:val="0"/>
+          <w:color w:val="0000FF"/>
+          <w:sz w:val="24"/>
+          <w:u w:val="single"/>
+        </w:rPr>
+        <w:hyperlink r:id="rId90" w:history="1">
+          <w:r>
+            <w:rPr>
+              <w:rStyle w:val="Hyperlink"/>
+            </w:rPr>
+            <w:t>Collin</w:t>
+          </w:r>
+        </w:hyperlink>
+      </w:r>
+      <w:r>
+        <w:rPr>
+          <w:rFonts w:ascii="Charis SIL Regular" w:hAnsi="Charis SIL Regular" w:eastAsia="Charis SIL Regular"/>
+          <w:b w:val="0"/>
+          <w:i w:val="0"/>
+          <w:color w:val="0000FF"/>
+          <w:sz w:val="24"/>
+        </w:rPr>
+        <w:t>s</w:t>
+      </w:r>
+    </w:p>
+    <w:p>
+      <w:pPr>
+        <w:autoSpaceDN w:val="0"/>
+        <w:autoSpaceDE w:val="0"/>
+        <w:widowControl/>
+        <w:spacing w:line="352" w:lineRule="exact" w:before="176" w:after="0"/>
+        <w:ind w:left="10" w:right="0" w:firstLine="0"/>
+        <w:jc w:val="left"/>
+      </w:pPr>
+      <w:r>
+        <w:rPr>
+          <w:rFonts w:ascii="Charis SIL Regular" w:hAnsi="Charis SIL Regular" w:eastAsia="Charis SIL Regular"/>
+          <w:b w:val="0"/>
+          <w:i w:val="0"/>
           <w:color w:val="0000FF"/>
           <w:sz w:val="24"/>
           <w:u w:val="single"/>
@@ -13515,76 +13346,6 @@
         <w:autoSpaceDE w:val="0"/>
         <w:widowControl/>
         <w:spacing w:line="288" w:lineRule="exact" w:before="312" w:after="0"/>
-        <w:ind w:left="10" w:right="0" w:firstLine="0"/>
-        <w:jc w:val="left"/>
-      </w:pPr>
-      <w:r>
-        <w:rPr>
-          <w:rFonts w:ascii="Charis SIL Regular" w:hAnsi="Charis SIL Regular" w:eastAsia="Charis SIL Regular"/>
-          <w:b w:val="0"/>
-          <w:i w:val="0"/>
-          <w:color w:val="000000"/>
-          <w:sz w:val="24"/>
-        </w:rPr>
-        <w:t xml:space="preserve">https://www.prm.ox.ac.uk/files/southamericantropicalforestmaterialpdf "There are 336 </w:t>
-      </w:r>
-      <w:r>
-        <w:rPr>
-          <w:rFonts w:ascii="Charis SIL Regular" w:hAnsi="Charis SIL Regular" w:eastAsia="Charis SIL Regular"/>
-          <w:b w:val="0"/>
-          <w:i w:val="0"/>
-          <w:color w:val="000000"/>
-          <w:sz w:val="24"/>
-        </w:rPr>
-        <w:t xml:space="preserve">objects from Surinam in the Pitt Rivers Museum of which some 77 are of Maroon rather than </w:t>
-      </w:r>
-      <w:r>
-        <w:rPr>
-          <w:rFonts w:ascii="Charis SIL Regular" w:hAnsi="Charis SIL Regular" w:eastAsia="Charis SIL Regular"/>
-          <w:b w:val="0"/>
-          <w:i w:val="0"/>
-          <w:color w:val="000000"/>
-          <w:sz w:val="24"/>
-        </w:rPr>
-        <w:t xml:space="preserve">Amerindian origin. The Amerindian material is dominated by two collections [: Butt Colson </w:t>
-      </w:r>
-      <w:r>
-        <w:rPr>
-          <w:rFonts w:ascii="Charis SIL Regular" w:hAnsi="Charis SIL Regular" w:eastAsia="Charis SIL Regular"/>
-          <w:b w:val="0"/>
-          <w:i w:val="0"/>
-          <w:color w:val="000000"/>
-          <w:sz w:val="24"/>
-        </w:rPr>
-        <w:t xml:space="preserve">(1963) and Peter Rivière]. [...] The non-Amerindian material is almost entirely Maroon, from </w:t>
-      </w:r>
-      <w:r>
-        <w:rPr>
-          <w:rFonts w:ascii="Charis SIL Regular" w:hAnsi="Charis SIL Regular" w:eastAsia="Charis SIL Regular"/>
-          <w:b w:val="0"/>
-          <w:i w:val="0"/>
-          <w:color w:val="000000"/>
-          <w:sz w:val="24"/>
-        </w:rPr>
-        <w:t xml:space="preserve">the Aukan, also known as Ndyuka, living on the Maroni and Lawa Rivers. Butt Colson </w:t>
-      </w:r>
-      <w:r>
-        <w:rPr>
-          <w:rFonts w:ascii="Charis SIL Regular" w:hAnsi="Charis SIL Regular" w:eastAsia="Charis SIL Regular"/>
-          <w:b w:val="0"/>
-          <w:i w:val="0"/>
-          <w:color w:val="000000"/>
-          <w:sz w:val="24"/>
-        </w:rPr>
-        <w:t>collected 26 objects from the Aukan, one of which is listed as coming from French Guiana.</w:t>
-      </w:r>
-    </w:p>
-    <w:p>
-      <w:pPr>
-        <w:autoSpaceDN w:val="0"/>
-        <w:autoSpaceDE w:val="0"/>
-        <w:widowControl/>
-        <w:spacing w:line="288" w:lineRule="exact" w:before="64" w:after="0"/>
         <w:ind w:left="10" w:right="144" w:firstLine="0"/>
         <w:jc w:val="left"/>
       </w:pPr>
@@ -13596,54 +13357,84 @@
           <w:color w:val="000000"/>
           <w:sz w:val="24"/>
         </w:rPr>
-        <w:t xml:space="preserve">To this Aukan collection is to be added a further 39 objects donated by the Cambridge </w:t>
-      </w:r>
-      <w:r>
-        <w:rPr>
-          <w:rFonts w:ascii="Charis SIL Regular" w:hAnsi="Charis SIL Regular" w:eastAsia="Charis SIL Regular"/>
-          <w:b w:val="0"/>
-          <w:i w:val="0"/>
-          <w:color w:val="000000"/>
-          <w:sz w:val="24"/>
-        </w:rPr>
-        <w:t xml:space="preserve">Expedition to Langa Tabiki in 1965. The remaining four objects consist of three Maroon </w:t>
-      </w:r>
-      <w:r>
-        <w:rPr>
-          <w:rFonts w:ascii="Charis SIL Regular" w:hAnsi="Charis SIL Regular" w:eastAsia="Charis SIL Regular"/>
-          <w:b w:val="0"/>
-          <w:i w:val="0"/>
-          <w:color w:val="000000"/>
-          <w:sz w:val="24"/>
-        </w:rPr>
-        <w:t xml:space="preserve">items (a musical instrument and two calabash spoons) donated by Mrs Beatrice Braithwaite </w:t>
-      </w:r>
-      <w:r>
-        <w:rPr>
-          <w:rFonts w:ascii="Charis SIL Regular" w:hAnsi="Charis SIL Regular" w:eastAsia="Charis SIL Regular"/>
-          <w:b w:val="0"/>
-          <w:i w:val="0"/>
-          <w:color w:val="000000"/>
-          <w:sz w:val="24"/>
-        </w:rPr>
-        <w:t xml:space="preserve">Batty in 1917. She was the author of An English girl’s account of a Moravian Settlement in </w:t>
-      </w:r>
-      <w:r>
-        <w:rPr>
-          <w:rFonts w:ascii="Charis SIL Regular" w:hAnsi="Charis SIL Regular" w:eastAsia="Charis SIL Regular"/>
-          <w:b w:val="0"/>
-          <w:i w:val="0"/>
-          <w:color w:val="000000"/>
-          <w:sz w:val="24"/>
-        </w:rPr>
-        <w:t>the Black Forest (1858), Forty two years among the Indians and Eskimo (1893), and</w:t>
+        <w:t xml:space="preserve">"There are 336 objects from Surinam in the Pitt Rivers Museum of which some 77 are of </w:t>
+      </w:r>
+      <w:r>
+        <w:rPr>
+          <w:rFonts w:ascii="Charis SIL Regular" w:hAnsi="Charis SIL Regular" w:eastAsia="Charis SIL Regular"/>
+          <w:b w:val="0"/>
+          <w:i w:val="0"/>
+          <w:color w:val="000000"/>
+          <w:sz w:val="24"/>
+        </w:rPr>
+        <w:t xml:space="preserve">Maroon rather than Amerindian origin. The Amerindian material is dominated by two </w:t>
+      </w:r>
+      <w:r>
+        <w:rPr>
+          <w:rFonts w:ascii="Charis SIL Regular" w:hAnsi="Charis SIL Regular" w:eastAsia="Charis SIL Regular"/>
+          <w:b w:val="0"/>
+          <w:i w:val="0"/>
+          <w:color w:val="000000"/>
+          <w:sz w:val="24"/>
+        </w:rPr>
+        <w:t xml:space="preserve">collections [: Butt Colson (1963) and Peter Rivière]. [...] The non-Amerindian material is </w:t>
+      </w:r>
+      <w:r>
+        <w:rPr>
+          <w:rFonts w:ascii="Charis SIL Regular" w:hAnsi="Charis SIL Regular" w:eastAsia="Charis SIL Regular"/>
+          <w:b w:val="0"/>
+          <w:i w:val="0"/>
+          <w:color w:val="000000"/>
+          <w:sz w:val="24"/>
+        </w:rPr>
+        <w:t xml:space="preserve">almost entirely Maroon, from the Aukan, also known as Ndyuka, living on the Maroni and </w:t>
+      </w:r>
+      <w:r>
+        <w:rPr>
+          <w:rFonts w:ascii="Charis SIL Regular" w:hAnsi="Charis SIL Regular" w:eastAsia="Charis SIL Regular"/>
+          <w:b w:val="0"/>
+          <w:i w:val="0"/>
+          <w:color w:val="000000"/>
+          <w:sz w:val="24"/>
+        </w:rPr>
+        <w:t xml:space="preserve">Lawa Rivers. Butt Colson collected 26 objects from the Aukan, one of which is listed as </w:t>
+      </w:r>
+      <w:r>
+        <w:rPr>
+          <w:rFonts w:ascii="Charis SIL Regular" w:hAnsi="Charis SIL Regular" w:eastAsia="Charis SIL Regular"/>
+          <w:b w:val="0"/>
+          <w:i w:val="0"/>
+          <w:color w:val="000000"/>
+          <w:sz w:val="24"/>
+        </w:rPr>
+        <w:t xml:space="preserve">coming from French Guiana. To this Aukan collection is to be added a further 39 objects </w:t>
+      </w:r>
+      <w:r>
+        <w:rPr>
+          <w:rFonts w:ascii="Charis SIL Regular" w:hAnsi="Charis SIL Regular" w:eastAsia="Charis SIL Regular"/>
+          <w:b w:val="0"/>
+          <w:i w:val="0"/>
+          <w:color w:val="000000"/>
+          <w:sz w:val="24"/>
+        </w:rPr>
+        <w:t xml:space="preserve">donated by the Cambridge Expedition to Langa Tabiki in 1965. The remaining four objects </w:t>
+      </w:r>
+      <w:r>
+        <w:rPr>
+          <w:rFonts w:ascii="Charis SIL Regular" w:hAnsi="Charis SIL Regular" w:eastAsia="Charis SIL Regular"/>
+          <w:b w:val="0"/>
+          <w:i w:val="0"/>
+          <w:color w:val="000000"/>
+          <w:sz w:val="24"/>
+        </w:rPr>
+        <w:t>consist of three Maroon items (a musical instrument and two calabash spoons) donated by</w:t>
       </w:r>
     </w:p>
     <w:p>
       <w:pPr>
         <w:sectPr>
           <w:pgSz w:w="11900" w:h="16840"/>
-          <w:pgMar w:top="324" w:right="992" w:bottom="364" w:left="950" w:header="720" w:footer="720" w:gutter="0"/>
+          <w:pgMar w:top="324" w:right="1040" w:bottom="412" w:left="950" w:header="720" w:footer="720" w:gutter="0"/>
           <w:cols/>
           <w:docGrid w:linePitch="360"/>
         </w:sectPr>
@@ -13675,17 +13466,193 @@
           <w:color w:val="000000"/>
           <w:sz w:val="24"/>
         </w:rPr>
-        <w:t xml:space="preserve">numerous other works. Finally there is a pottery vessel in the form of a cockerel donated by </w:t>
-      </w:r>
-      <w:r>
-        <w:rPr>
-          <w:rFonts w:ascii="Charis SIL Regular" w:hAnsi="Charis SIL Regular" w:eastAsia="Charis SIL Regular"/>
-          <w:b w:val="0"/>
-          <w:i w:val="0"/>
-          <w:color w:val="000000"/>
-          <w:sz w:val="24"/>
-        </w:rPr>
-        <w:t>Edward Archibald Parry, Bishop of Guiana, in 1908."</w:t>
+        <w:t xml:space="preserve">Mrs Beatrice Braithwaite Batty in 1917. She was the author of An English girl’s account of a </w:t>
+      </w:r>
+      <w:r>
+        <w:rPr>
+          <w:rFonts w:ascii="Charis SIL Regular" w:hAnsi="Charis SIL Regular" w:eastAsia="Charis SIL Regular"/>
+          <w:b w:val="0"/>
+          <w:i w:val="0"/>
+          <w:color w:val="000000"/>
+          <w:sz w:val="24"/>
+        </w:rPr>
+        <w:t xml:space="preserve">Moravian Settlement in the Black Forest (1858), Forty two years among the Indians and </w:t>
+      </w:r>
+      <w:r>
+        <w:rPr>
+          <w:rFonts w:ascii="Charis SIL Regular" w:hAnsi="Charis SIL Regular" w:eastAsia="Charis SIL Regular"/>
+          <w:b w:val="0"/>
+          <w:i w:val="0"/>
+          <w:color w:val="000000"/>
+          <w:sz w:val="24"/>
+        </w:rPr>
+        <w:t xml:space="preserve">Eskimo (1893), and numerous other works. Finally there is a pottery vessel in the form of a </w:t>
+      </w:r>
+      <w:r>
+        <w:rPr>
+          <w:rFonts w:ascii="Charis SIL Regular" w:hAnsi="Charis SIL Regular" w:eastAsia="Charis SIL Regular"/>
+          <w:b w:val="0"/>
+          <w:i w:val="0"/>
+          <w:color w:val="000000"/>
+          <w:sz w:val="24"/>
+        </w:rPr>
+        <w:t xml:space="preserve">cockerel donated by Edward Archibald Parry, Bishop of Guiana, in 1908." </w:t>
+      </w:r>
+      <w:r>
+        <w:rPr>
+          <w:rFonts w:ascii="Charis SIL Regular" w:hAnsi="Charis SIL Regular" w:eastAsia="Charis SIL Regular"/>
+          <w:b w:val="0"/>
+          <w:i w:val="0"/>
+          <w:color w:val="0000FF"/>
+          <w:sz w:val="24"/>
+          <w:u w:val="single"/>
+        </w:rPr>
+        <w:hyperlink r:id="rId97" w:history="1">
+          <w:r>
+            <w:rPr>
+              <w:rStyle w:val="Hyperlink"/>
+            </w:rPr>
+            <w:t>Source</w:t>
+          </w:r>
+        </w:hyperlink>
+      </w:r>
+    </w:p>
+    <w:p>
+      <w:pPr>
+        <w:autoSpaceDN w:val="0"/>
+        <w:autoSpaceDE w:val="0"/>
+        <w:widowControl/>
+        <w:spacing w:line="352" w:lineRule="exact" w:before="176" w:after="0"/>
+        <w:ind w:left="10" w:right="0" w:firstLine="0"/>
+        <w:jc w:val="left"/>
+      </w:pPr>
+      <w:r>
+        <w:rPr>
+          <w:rFonts w:ascii="Charis SIL Regular" w:hAnsi="Charis SIL Regular" w:eastAsia="Charis SIL Regular"/>
+          <w:b w:val="0"/>
+          <w:i w:val="0"/>
+          <w:color w:val="000000"/>
+          <w:sz w:val="24"/>
+        </w:rPr>
+        <w:t>De drie marronobjecten die door Braithwaite Batty zijn geschonken in 1917:</w:t>
+      </w:r>
+    </w:p>
+    <w:p>
+      <w:pPr>
+        <w:autoSpaceDN w:val="0"/>
+        <w:autoSpaceDE w:val="0"/>
+        <w:widowControl/>
+        <w:spacing w:line="288" w:lineRule="exact" w:before="240" w:after="0"/>
+        <w:ind w:left="398" w:right="8064" w:firstLine="0"/>
+        <w:jc w:val="left"/>
+      </w:pPr>
+      <w:r>
+        <w:rPr>
+          <w:rFonts w:ascii="Charis SIL Regular" w:hAnsi="Charis SIL Regular" w:eastAsia="Charis SIL Regular"/>
+          <w:b w:val="0"/>
+          <w:i w:val="0"/>
+          <w:color w:val="000000"/>
+          <w:sz w:val="24"/>
+        </w:rPr>
+        <w:t xml:space="preserve">•  </w:t>
+      </w:r>
+      <w:r>
+        <w:rPr>
+          <w:rFonts w:ascii="Charis SIL Regular" w:hAnsi="Charis SIL Regular" w:eastAsia="Charis SIL Regular"/>
+          <w:b w:val="0"/>
+          <w:i w:val="0"/>
+          <w:color w:val="0000FF"/>
+          <w:sz w:val="24"/>
+          <w:u w:val="single"/>
+        </w:rPr>
+        <w:hyperlink r:id="rId98" w:history="1">
+          <w:r>
+            <w:rPr>
+              <w:rStyle w:val="Hyperlink"/>
+            </w:rPr>
+            <w:t>1917.14.6</w:t>
+          </w:r>
+        </w:hyperlink>
+      </w:r>
+      <w:r>
+        <w:br/>
+      </w:r>
+      <w:r>
+        <w:rPr>
+          <w:rFonts w:ascii="Charis SIL Regular" w:hAnsi="Charis SIL Regular" w:eastAsia="Charis SIL Regular"/>
+          <w:b w:val="0"/>
+          <w:i w:val="0"/>
+          <w:color w:val="000000"/>
+          <w:sz w:val="24"/>
+        </w:rPr>
+        <w:t xml:space="preserve">•  </w:t>
+      </w:r>
+      <w:r>
+        <w:rPr>
+          <w:rFonts w:ascii="Charis SIL Regular" w:hAnsi="Charis SIL Regular" w:eastAsia="Charis SIL Regular"/>
+          <w:b w:val="0"/>
+          <w:i w:val="0"/>
+          <w:color w:val="0000FF"/>
+          <w:sz w:val="24"/>
+          <w:u w:val="single"/>
+        </w:rPr>
+        <w:hyperlink r:id="rId99" w:history="1">
+          <w:r>
+            <w:rPr>
+              <w:rStyle w:val="Hyperlink"/>
+            </w:rPr>
+            <w:t>1917.14.1</w:t>
+          </w:r>
+        </w:hyperlink>
+      </w:r>
+      <w:r>
+        <w:rPr>
+          <w:rFonts w:ascii="Charis SIL Regular" w:hAnsi="Charis SIL Regular" w:eastAsia="Charis SIL Regular"/>
+          <w:b w:val="0"/>
+          <w:i w:val="0"/>
+          <w:color w:val="0000FF"/>
+          <w:sz w:val="24"/>
+          <w:u w:val="single"/>
+        </w:rPr>
+        <w:hyperlink r:id="rId99" w:history="1">
+          <w:r>
+            <w:rPr>
+              <w:rStyle w:val="Hyperlink"/>
+            </w:rPr>
+            <w:t>8</w:t>
+          </w:r>
+        </w:hyperlink>
+      </w:r>
+      <w:r>
+        <w:br/>
+      </w:r>
+      <w:r>
+        <w:rPr>
+          <w:rFonts w:ascii="Charis SIL Regular" w:hAnsi="Charis SIL Regular" w:eastAsia="Charis SIL Regular"/>
+          <w:b w:val="0"/>
+          <w:i w:val="0"/>
+          <w:color w:val="000000"/>
+          <w:sz w:val="24"/>
+        </w:rPr>
+        <w:t xml:space="preserve">•  </w:t>
+      </w:r>
+      <w:r>
+        <w:rPr>
+          <w:rFonts w:ascii="Charis SIL Regular" w:hAnsi="Charis SIL Regular" w:eastAsia="Charis SIL Regular"/>
+          <w:b w:val="0"/>
+          <w:i w:val="0"/>
+          <w:color w:val="0000FF"/>
+          <w:sz w:val="24"/>
+          <w:u w:val="single"/>
+        </w:rPr>
+        <w:hyperlink r:id="rId99" w:history="1">
+          <w:r>
+            <w:rPr>
+              <w:rStyle w:val="Hyperlink"/>
+            </w:rPr>
+            <w:t>1917.14.19</w:t>
+          </w:r>
+        </w:hyperlink>
       </w:r>
     </w:p>
     <w:p>
@@ -13713,7 +13680,7 @@
         <w:autoSpaceDN w:val="0"/>
         <w:autoSpaceDE w:val="0"/>
         <w:widowControl/>
-        <w:spacing w:line="448" w:lineRule="exact" w:before="152" w:after="0"/>
+        <w:spacing w:line="288" w:lineRule="exact" w:before="312" w:after="0"/>
         <w:ind w:left="10" w:right="0" w:firstLine="0"/>
         <w:jc w:val="left"/>
       </w:pPr>
@@ -13746,7 +13713,7 @@
           <w:sz w:val="24"/>
           <w:u w:val="single"/>
         </w:rPr>
-        <w:hyperlink r:id="rId97" w:history="1">
+        <w:hyperlink r:id="rId100" w:history="1">
           <w:r>
             <w:rPr>
               <w:rStyle w:val="Hyperlink"/>
@@ -13775,7 +13742,7 @@
           <w:sz w:val="24"/>
           <w:u w:val="single"/>
         </w:rPr>
-        <w:hyperlink r:id="rId97" w:history="1">
+        <w:hyperlink r:id="rId100" w:history="1">
           <w:r>
             <w:rPr>
               <w:rStyle w:val="Hyperlink"/>
@@ -13804,37 +13771,14 @@
           <w:sz w:val="24"/>
           <w:u w:val="single"/>
         </w:rPr>
-        <w:hyperlink r:id="rId97" w:history="1">
-          <w:r>
-            <w:rPr>
-              <w:rStyle w:val="Hyperlink"/>
-            </w:rPr>
-            <w:t xml:space="preserve">Huis </w:t>
-          </w:r>
-        </w:hyperlink>
-      </w:r>
-      <w:r>
-        <w:br/>
-      </w:r>
-      <w:r>
-        <w:rPr>
-          <w:rFonts w:ascii="Charis SIL Regular" w:hAnsi="Charis SIL Regular" w:eastAsia="Charis SIL Regular"/>
-          <w:b w:val="0"/>
-          <w:i w:val="0"/>
-          <w:color w:val="000000"/>
-          <w:sz w:val="24"/>
-        </w:rPr>
-        <w:t xml:space="preserve">Frans-Nederlandse expeditie Marowijne 1861: Cateau van Rosevelt, Ronmy, Vidal, Kappler. </w:t>
-      </w:r>
-      <w:r>
-        <w:rPr>
-          <w:rFonts w:ascii="Charis SIL Regular" w:hAnsi="Charis SIL Regular" w:eastAsia="Charis SIL Regular"/>
-          <w:b w:val="0"/>
-          <w:i w:val="0"/>
-          <w:color w:val="000000"/>
-          <w:sz w:val="24"/>
-        </w:rPr>
-        <w:t>Cornelius van Coll, Wortelboer, Morssink noemen?</w:t>
+        <w:hyperlink r:id="rId100" w:history="1">
+          <w:r>
+            <w:rPr>
+              <w:rStyle w:val="Hyperlink"/>
+            </w:rPr>
+            <w:t>Huis</w:t>
+          </w:r>
+        </w:hyperlink>
       </w:r>
     </w:p>
     <w:p>
@@ -13854,40 +13798,7 @@
           <w:color w:val="000000"/>
           <w:sz w:val="24"/>
         </w:rPr>
-        <w:t>Heeft Spalburg een collectie aangelegd?</w:t>
-      </w:r>
-    </w:p>
-    <w:p>
-      <w:pPr>
-        <w:autoSpaceDN w:val="0"/>
-        <w:autoSpaceDE w:val="0"/>
-        <w:widowControl/>
-        <w:spacing w:line="528" w:lineRule="exact" w:before="0" w:after="0"/>
-        <w:ind w:left="10" w:right="6624" w:firstLine="0"/>
-        <w:jc w:val="left"/>
-      </w:pPr>
-      <w:r>
-        <w:rPr>
-          <w:rFonts w:ascii="Charis SIL Regular" w:hAnsi="Charis SIL Regular" w:eastAsia="Charis SIL Regular"/>
-          <w:b w:val="0"/>
-          <w:i w:val="0"/>
-          <w:color w:val="000000"/>
-          <w:sz w:val="24"/>
-        </w:rPr>
-        <w:t xml:space="preserve">Collecties: </w:t>
-      </w:r>
-      <w:r>
-        <w:br/>
-      </w:r>
-      <w:r>
-        <w:rPr>
-          <w:rFonts w:ascii="Charis SIL Regular" w:hAnsi="Charis SIL Regular" w:eastAsia="Charis SIL Regular"/>
-          <w:b w:val="0"/>
-          <w:i w:val="0"/>
-          <w:color w:val="000000"/>
-          <w:sz w:val="24"/>
-        </w:rPr>
-        <w:t>Prices? TvV en Van Wetering?</w:t>
+        <w:t>Frans-Nederlandse expeditie Marowijne 1861: Cateau van Rosevelt, Ronmy, Vidal, Kappler.</w:t>
       </w:r>
     </w:p>
     <w:p>
@@ -13907,7 +13818,7 @@
           <w:color w:val="000000"/>
           <w:sz w:val="24"/>
         </w:rPr>
-        <w:t>Geijskes?</w:t>
+        <w:t>Cornelius van Coll, Wortelboer, Morssink noemen?</w:t>
       </w:r>
     </w:p>
     <w:p>
@@ -13927,6 +13838,86 @@
           <w:color w:val="000000"/>
           <w:sz w:val="24"/>
         </w:rPr>
+        <w:t>Heeft Spalburg een collectie aangelegd?</w:t>
+      </w:r>
+    </w:p>
+    <w:p>
+      <w:pPr>
+        <w:autoSpaceDN w:val="0"/>
+        <w:autoSpaceDE w:val="0"/>
+        <w:widowControl/>
+        <w:spacing w:line="352" w:lineRule="exact" w:before="176" w:after="0"/>
+        <w:ind w:left="10" w:right="0" w:firstLine="0"/>
+        <w:jc w:val="left"/>
+      </w:pPr>
+      <w:r>
+        <w:rPr>
+          <w:rFonts w:ascii="Charis SIL Regular" w:hAnsi="Charis SIL Regular" w:eastAsia="Charis SIL Regular"/>
+          <w:b w:val="0"/>
+          <w:i w:val="0"/>
+          <w:color w:val="000000"/>
+          <w:sz w:val="24"/>
+        </w:rPr>
+        <w:t>Collecties:</w:t>
+      </w:r>
+    </w:p>
+    <w:p>
+      <w:pPr>
+        <w:autoSpaceDN w:val="0"/>
+        <w:autoSpaceDE w:val="0"/>
+        <w:widowControl/>
+        <w:spacing w:line="352" w:lineRule="exact" w:before="176" w:after="0"/>
+        <w:ind w:left="10" w:right="0" w:firstLine="0"/>
+        <w:jc w:val="left"/>
+      </w:pPr>
+      <w:r>
+        <w:rPr>
+          <w:rFonts w:ascii="Charis SIL Regular" w:hAnsi="Charis SIL Regular" w:eastAsia="Charis SIL Regular"/>
+          <w:b w:val="0"/>
+          <w:i w:val="0"/>
+          <w:color w:val="000000"/>
+          <w:sz w:val="24"/>
+        </w:rPr>
+        <w:t>Prices? TvV en Van Wetering?</w:t>
+      </w:r>
+    </w:p>
+    <w:p>
+      <w:pPr>
+        <w:autoSpaceDN w:val="0"/>
+        <w:autoSpaceDE w:val="0"/>
+        <w:widowControl/>
+        <w:spacing w:line="352" w:lineRule="exact" w:before="176" w:after="0"/>
+        <w:ind w:left="10" w:right="0" w:firstLine="0"/>
+        <w:jc w:val="left"/>
+      </w:pPr>
+      <w:r>
+        <w:rPr>
+          <w:rFonts w:ascii="Charis SIL Regular" w:hAnsi="Charis SIL Regular" w:eastAsia="Charis SIL Regular"/>
+          <w:b w:val="0"/>
+          <w:i w:val="0"/>
+          <w:color w:val="000000"/>
+          <w:sz w:val="24"/>
+        </w:rPr>
+        <w:t>Geijskes?</w:t>
+      </w:r>
+    </w:p>
+    <w:p>
+      <w:pPr>
+        <w:autoSpaceDN w:val="0"/>
+        <w:autoSpaceDE w:val="0"/>
+        <w:widowControl/>
+        <w:spacing w:line="352" w:lineRule="exact" w:before="176" w:after="0"/>
+        <w:ind w:left="10" w:right="0" w:firstLine="0"/>
+        <w:jc w:val="left"/>
+      </w:pPr>
+      <w:r>
+        <w:rPr>
+          <w:rFonts w:ascii="Charis SIL Regular" w:hAnsi="Charis SIL Regular" w:eastAsia="Charis SIL Regular"/>
+          <w:b w:val="0"/>
+          <w:i w:val="0"/>
+          <w:color w:val="000000"/>
+          <w:sz w:val="24"/>
+        </w:rPr>
         <w:t>Con Bruijning?</w:t>
       </w:r>
     </w:p>
@@ -14005,7 +13996,7 @@
         <w:autoSpaceDN w:val="0"/>
         <w:autoSpaceDE w:val="0"/>
         <w:widowControl/>
-        <w:spacing w:line="322" w:lineRule="exact" w:before="30" w:after="0"/>
+        <w:spacing w:line="288" w:lineRule="exact" w:before="64" w:after="0"/>
         <w:ind w:left="10" w:right="0" w:firstLine="0"/>
         <w:jc w:val="left"/>
       </w:pPr>
@@ -14080,11 +14071,18 @@
           <w:color w:val="000000"/>
           <w:sz w:val="24"/>
         </w:rPr>
-        <w:t xml:space="preserve">een schenking van J. Bromet via F.J. van Maanen </w:t>
-      </w:r>
-      <w:r>
-        <w:br/>
-      </w:r>
+        <w:t>een schenking van J. Bromet via F.J. van Maanen</w:t>
+      </w:r>
+    </w:p>
+    <w:p>
+      <w:pPr>
+        <w:autoSpaceDN w:val="0"/>
+        <w:autoSpaceDE w:val="0"/>
+        <w:widowControl/>
+        <w:spacing w:line="352" w:lineRule="exact" w:before="176" w:after="0"/>
+        <w:ind w:left="10" w:right="0" w:firstLine="0"/>
+        <w:jc w:val="left"/>
+      </w:pPr>
       <w:r>
         <w:rPr>
           <w:rFonts w:ascii="Charis SIL Regular" w:hAnsi="Charis SIL Regular" w:eastAsia="Charis SIL Regular"/>
@@ -14121,8 +14119,8 @@
         <w:autoSpaceDN w:val="0"/>
         <w:autoSpaceDE w:val="0"/>
         <w:widowControl/>
-        <w:spacing w:line="528" w:lineRule="exact" w:before="74" w:after="0"/>
-        <w:ind w:left="10" w:right="144" w:firstLine="0"/>
+        <w:spacing w:line="354" w:lineRule="exact" w:before="248" w:after="0"/>
+        <w:ind w:left="10" w:right="0" w:firstLine="0"/>
         <w:jc w:val="left"/>
       </w:pPr>
       <w:r>
@@ -14134,18 +14132,25 @@
           <w:sz w:val="24"/>
           <w:u w:val="single"/>
         </w:rPr>
-        <w:hyperlink r:id="rId98" w:history="1">
-          <w:r>
-            <w:rPr>
-              <w:rStyle w:val="Hyperlink"/>
-            </w:rPr>
-            <w:t xml:space="preserve">Collectie </w:t>
-          </w:r>
-        </w:hyperlink>
-      </w:r>
-      <w:r>
-        <w:br/>
-      </w:r>
+        <w:hyperlink r:id="rId101" w:history="1">
+          <w:r>
+            <w:rPr>
+              <w:rStyle w:val="Hyperlink"/>
+            </w:rPr>
+            <w:t>Collectie</w:t>
+          </w:r>
+        </w:hyperlink>
+      </w:r>
+    </w:p>
+    <w:p>
+      <w:pPr>
+        <w:autoSpaceDN w:val="0"/>
+        <w:autoSpaceDE w:val="0"/>
+        <w:widowControl/>
+        <w:spacing w:line="354" w:lineRule="exact" w:before="174" w:after="0"/>
+        <w:ind w:left="10" w:right="0" w:firstLine="0"/>
+        <w:jc w:val="left"/>
+      </w:pPr>
       <w:r>
         <w:rPr>
           <w:rFonts w:ascii="Charis SIL Regular" w:hAnsi="Charis SIL Regular" w:eastAsia="Charis SIL Regular"/>
@@ -14182,143 +14187,44 @@
         <w:autoSpaceDN w:val="0"/>
         <w:autoSpaceDE w:val="0"/>
         <w:widowControl/>
-        <w:spacing w:line="288" w:lineRule="exact" w:before="314" w:after="0"/>
-        <w:ind w:left="10" w:right="432" w:firstLine="0"/>
-        <w:jc w:val="left"/>
-      </w:pPr>
-      <w:r>
-        <w:rPr>
-          <w:rFonts w:ascii="Charis SIL Regular" w:hAnsi="Charis SIL Regular" w:eastAsia="Charis SIL Regular"/>
-          <w:b w:val="0"/>
-          <w:i w:val="0"/>
-          <w:color w:val="0000FF"/>
-          <w:sz w:val="24"/>
-          <w:u w:val="single"/>
-        </w:rPr>
-        <w:hyperlink r:id="rId99" w:history="1">
-          <w:r>
-            <w:rPr>
-              <w:rStyle w:val="Hyperlink"/>
-            </w:rPr>
-            <w:t>Collectie</w:t>
-          </w:r>
-        </w:hyperlink>
-      </w:r>
-      <w:r>
-        <w:rPr>
-          <w:rFonts w:ascii="Charis SIL Regular" w:hAnsi="Charis SIL Regular" w:eastAsia="Charis SIL Regular"/>
-          <w:b w:val="0"/>
-          <w:i w:val="0"/>
-          <w:color w:val="000000"/>
-          <w:sz w:val="24"/>
-        </w:rPr>
-        <w:t xml:space="preserve"> Oorsprong Koloniaal museum is de collectie die Tjark Jansen Eijken Sluyters in </w:t>
-      </w:r>
-      <w:r>
-        <w:rPr>
-          <w:u w:val="single" w:color="0000ff"/>
-          <w:rFonts w:ascii="Charis SIL Regular" w:hAnsi="Charis SIL Regular" w:eastAsia="Charis SIL Regular"/>
-          <w:b w:val="0"/>
-          <w:i w:val="0"/>
-          <w:color w:val="000000"/>
-          <w:sz w:val="24"/>
-        </w:rPr>
-        <w:hyperlink r:id="rId99" w:history="1">
-          <w:r>
-            <w:rPr>
-              <w:rStyle w:val="Hyperlink"/>
-            </w:rPr>
-            <w:t>1865 aan</w:t>
-          </w:r>
-        </w:hyperlink>
-      </w:r>
-      <w:r>
-        <w:rPr>
-          <w:rFonts w:ascii="Charis SIL Regular" w:hAnsi="Charis SIL Regular" w:eastAsia="Charis SIL Regular"/>
-          <w:b w:val="0"/>
-          <w:i w:val="0"/>
-          <w:color w:val="000000"/>
-          <w:sz w:val="24"/>
-        </w:rPr>
-        <w:t xml:space="preserve"> het koloniale gouvernement schonk. In 1867 werd een Genootschap tot </w:t>
-      </w:r>
-      <w:r>
-        <w:rPr>
-          <w:rFonts w:ascii="Charis SIL Regular" w:hAnsi="Charis SIL Regular" w:eastAsia="Charis SIL Regular"/>
-          <w:b w:val="0"/>
-          <w:i w:val="0"/>
-          <w:color w:val="000000"/>
-          <w:sz w:val="24"/>
-        </w:rPr>
-        <w:t xml:space="preserve">bevordering van kennis opgericht, dat zorg moest dragen voor het museum en voor de </w:t>
-      </w:r>
-      <w:r>
-        <w:rPr>
-          <w:rFonts w:ascii="Charis SIL Regular" w:hAnsi="Charis SIL Regular" w:eastAsia="Charis SIL Regular"/>
-          <w:b w:val="0"/>
-          <w:i w:val="0"/>
-          <w:color w:val="000000"/>
-          <w:sz w:val="24"/>
-        </w:rPr>
-        <w:t>koloniale bibliotheek. 1876 Surinametentoonstelling in het Koloniaal Museum.</w:t>
-      </w:r>
-    </w:p>
-    <w:p>
-      <w:pPr>
-        <w:autoSpaceDN w:val="0"/>
-        <w:autoSpaceDE w:val="0"/>
-        <w:widowControl/>
-        <w:spacing w:line="538" w:lineRule="exact" w:before="198" w:after="0"/>
+        <w:spacing w:line="354" w:lineRule="exact" w:before="248" w:after="0"/>
         <w:ind w:left="10" w:right="0" w:firstLine="0"/>
         <w:jc w:val="left"/>
       </w:pPr>
       <w:r>
         <w:rPr>
-          <w:rFonts w:ascii="Charis SIL Bold" w:hAnsi="Charis SIL Bold" w:eastAsia="Charis SIL Bold"/>
-          <w:b/>
-          <w:i w:val="0"/>
-          <w:color w:val="000000"/>
-          <w:sz w:val="36"/>
-        </w:rPr>
-        <w:t>Related Aids</w:t>
-      </w:r>
-    </w:p>
-    <w:p>
-      <w:pPr>
-        <w:autoSpaceDN w:val="0"/>
-        <w:autoSpaceDE w:val="0"/>
-        <w:widowControl/>
-        <w:spacing w:line="354" w:lineRule="exact" w:before="228" w:after="0"/>
-        <w:ind w:left="398" w:right="0" w:firstLine="0"/>
-        <w:jc w:val="left"/>
-      </w:pPr>
-      <w:r>
-        <w:rPr>
-          <w:rFonts w:ascii="Charis SIL Regular" w:hAnsi="Charis SIL Regular" w:eastAsia="Charis SIL Regular"/>
-          <w:b w:val="0"/>
-          <w:i w:val="0"/>
-          <w:color w:val="000000"/>
-          <w:sz w:val="24"/>
-        </w:rPr>
-        <w:t xml:space="preserve">•  </w:t>
-      </w:r>
-      <w:r>
-        <w:rPr>
-          <w:rFonts w:ascii="Charis SIL Regular" w:hAnsi="Charis SIL Regular" w:eastAsia="Charis SIL Regular"/>
-          <w:b w:val="0"/>
-          <w:i w:val="0"/>
-          <w:color w:val="0000FF"/>
-          <w:sz w:val="24"/>
-          <w:u w:val="single"/>
-        </w:rPr>
-        <w:t>Selecteren en afbakenen</w:t>
+          <w:rFonts w:ascii="Charis SIL Regular" w:hAnsi="Charis SIL Regular" w:eastAsia="Charis SIL Regular"/>
+          <w:b w:val="0"/>
+          <w:i w:val="0"/>
+          <w:color w:val="0000FF"/>
+          <w:sz w:val="24"/>
+          <w:u w:val="single"/>
+        </w:rPr>
+        <w:hyperlink r:id="rId102" w:history="1">
+          <w:r>
+            <w:rPr>
+              <w:rStyle w:val="Hyperlink"/>
+            </w:rPr>
+            <w:t>Collectie</w:t>
+          </w:r>
+        </w:hyperlink>
+      </w:r>
+      <w:r>
+        <w:rPr>
+          <w:rFonts w:ascii="Charis SIL Regular" w:hAnsi="Charis SIL Regular" w:eastAsia="Charis SIL Regular"/>
+          <w:b w:val="0"/>
+          <w:i w:val="0"/>
+          <w:color w:val="000000"/>
+          <w:sz w:val="24"/>
+        </w:rPr>
+        <w:t xml:space="preserve"> Oorsprong Koloniaal museum is de collectie die Tjark Jansen Eijken Sluyters in</w:t>
       </w:r>
     </w:p>
     <w:p>
       <w:pPr>
         <w:sectPr>
           <w:pgSz w:w="11900" w:h="16840"/>
-          <w:pgMar w:top="324" w:right="1020" w:bottom="400" w:left="950" w:header="720" w:footer="720" w:gutter="0"/>
+          <w:pgMar w:top="324" w:right="1020" w:bottom="386" w:left="950" w:header="720" w:footer="720" w:gutter="0"/>
           <w:cols/>
           <w:docGrid w:linePitch="360"/>
         </w:sectPr>
@@ -14339,9 +14245,93 @@
         <w:autoSpaceDE w:val="0"/>
         <w:widowControl/>
         <w:spacing w:line="288" w:lineRule="exact" w:before="64" w:after="0"/>
+        <w:ind w:left="0" w:right="288" w:firstLine="0"/>
+        <w:jc w:val="left"/>
+      </w:pPr>
+      <w:r>
+        <w:rPr>
+          <w:rFonts w:ascii="Charis SIL Regular" w:hAnsi="Charis SIL Regular" w:eastAsia="Charis SIL Regular"/>
+          <w:b w:val="0"/>
+          <w:i w:val="0"/>
+          <w:color w:val="000000"/>
+          <w:sz w:val="24"/>
+        </w:rPr>
+        <w:t xml:space="preserve">1865 aan het koloniale gouvernement schonk. In 1867 werd een Genootschap tot </w:t>
+      </w:r>
+      <w:r>
+        <w:rPr>
+          <w:rFonts w:ascii="Charis SIL Regular" w:hAnsi="Charis SIL Regular" w:eastAsia="Charis SIL Regular"/>
+          <w:b w:val="0"/>
+          <w:i w:val="0"/>
+          <w:color w:val="000000"/>
+          <w:sz w:val="24"/>
+        </w:rPr>
+        <w:t xml:space="preserve">bevordering van kennis opgericht, dat zorg moest dragen voor het museum en voor de </w:t>
+      </w:r>
+      <w:r>
+        <w:rPr>
+          <w:rFonts w:ascii="Charis SIL Regular" w:hAnsi="Charis SIL Regular" w:eastAsia="Charis SIL Regular"/>
+          <w:b w:val="0"/>
+          <w:i w:val="0"/>
+          <w:color w:val="000000"/>
+          <w:sz w:val="24"/>
+        </w:rPr>
+        <w:t>koloniale bibliotheek. 1876 Surinametentoonstelling in het Koloniaal Museum.</w:t>
+      </w:r>
+    </w:p>
+    <w:p>
+      <w:pPr>
+        <w:autoSpaceDN w:val="0"/>
+        <w:autoSpaceDE w:val="0"/>
+        <w:widowControl/>
+        <w:spacing w:line="540" w:lineRule="exact" w:before="198" w:after="0"/>
+        <w:ind w:left="0" w:right="0" w:firstLine="0"/>
+        <w:jc w:val="left"/>
+      </w:pPr>
+      <w:r>
+        <w:rPr>
+          <w:rFonts w:ascii="Charis SIL Bold" w:hAnsi="Charis SIL Bold" w:eastAsia="Charis SIL Bold"/>
+          <w:b/>
+          <w:i w:val="0"/>
+          <w:color w:val="000000"/>
+          <w:sz w:val="36"/>
+        </w:rPr>
+        <w:t>Related Aids</w:t>
+      </w:r>
+    </w:p>
+    <w:p>
+      <w:pPr>
+        <w:autoSpaceDN w:val="0"/>
+        <w:autoSpaceDE w:val="0"/>
+        <w:widowControl/>
+        <w:spacing w:line="288" w:lineRule="exact" w:before="292" w:after="0"/>
         <w:ind w:left="388" w:right="3168" w:firstLine="0"/>
         <w:jc w:val="left"/>
       </w:pPr>
+      <w:r>
+        <w:rPr>
+          <w:rFonts w:ascii="Charis SIL Regular" w:hAnsi="Charis SIL Regular" w:eastAsia="Charis SIL Regular"/>
+          <w:b w:val="0"/>
+          <w:i w:val="0"/>
+          <w:color w:val="000000"/>
+          <w:sz w:val="24"/>
+        </w:rPr>
+        <w:t xml:space="preserve">•  </w:t>
+      </w:r>
+      <w:r>
+        <w:rPr>
+          <w:rFonts w:ascii="Charis SIL Regular" w:hAnsi="Charis SIL Regular" w:eastAsia="Charis SIL Regular"/>
+          <w:b w:val="0"/>
+          <w:i w:val="0"/>
+          <w:color w:val="0000FF"/>
+          <w:sz w:val="24"/>
+          <w:u w:val="single"/>
+        </w:rPr>
+        <w:t>Selecteren en afbakenen</w:t>
+      </w:r>
+      <w:r>
+        <w:br/>
+      </w:r>
       <w:r>
         <w:rPr>
           <w:rFonts w:ascii="Charis SIL Regular" w:hAnsi="Charis SIL Regular" w:eastAsia="Charis SIL Regular"/>
@@ -14609,7 +14599,7 @@
         <w:autoSpaceDN w:val="0"/>
         <w:autoSpaceDE w:val="0"/>
         <w:widowControl/>
-        <w:spacing w:line="352" w:lineRule="exact" w:before="230" w:after="0"/>
+        <w:spacing w:line="354" w:lineRule="exact" w:before="228" w:after="0"/>
         <w:ind w:left="0" w:right="0" w:firstLine="0"/>
         <w:jc w:val="left"/>
       </w:pPr>
@@ -14692,7 +14682,7 @@
         <w:autoSpaceDN w:val="0"/>
         <w:autoSpaceDE w:val="0"/>
         <w:widowControl/>
-        <w:spacing w:line="352" w:lineRule="exact" w:before="176" w:after="0"/>
+        <w:spacing w:line="354" w:lineRule="exact" w:before="174" w:after="0"/>
         <w:ind w:left="800" w:right="0" w:firstLine="0"/>
         <w:jc w:val="left"/>
       </w:pPr>
@@ -14704,7 +14694,7 @@
           <w:color w:val="0000FF"/>
           <w:sz w:val="24"/>
         </w:rPr>
-        <w:hyperlink r:id="rId100" w:history="1">
+        <w:hyperlink r:id="rId103" w:history="1">
           <w:r>
             <w:rPr>
               <w:rStyle w:val="Hyperlink"/>
@@ -14721,7 +14711,7 @@
           <w:color w:val="0000FF"/>
           <w:sz w:val="24"/>
         </w:rPr>
-        <w:hyperlink r:id="rId100" w:history="1">
+        <w:hyperlink r:id="rId103" w:history="1">
           <w:r>
             <w:rPr>
               <w:rStyle w:val="Hyperlink"/>
@@ -14738,7 +14728,7 @@
           <w:color w:val="0000FF"/>
           <w:sz w:val="24"/>
         </w:rPr>
-        <w:hyperlink r:id="rId100" w:history="1">
+        <w:hyperlink r:id="rId103" w:history="1">
           <w:r>
             <w:rPr>
               <w:rStyle w:val="Hyperlink"/>
@@ -14753,7 +14743,7 @@
         <w:autoSpaceDN w:val="0"/>
         <w:autoSpaceDE w:val="0"/>
         <w:widowControl/>
-        <w:spacing w:line="352" w:lineRule="exact" w:before="176" w:after="0"/>
+        <w:spacing w:line="354" w:lineRule="exact" w:before="174" w:after="0"/>
         <w:ind w:left="0" w:right="0" w:firstLine="0"/>
         <w:jc w:val="left"/>
       </w:pPr>
@@ -14836,7 +14826,7 @@
         <w:autoSpaceDN w:val="0"/>
         <w:autoSpaceDE w:val="0"/>
         <w:widowControl/>
-        <w:spacing w:line="352" w:lineRule="exact" w:before="176" w:after="0"/>
+        <w:spacing w:line="354" w:lineRule="exact" w:before="174" w:after="0"/>
         <w:ind w:left="800" w:right="0" w:firstLine="0"/>
         <w:jc w:val="left"/>
       </w:pPr>
@@ -14849,7 +14839,7 @@
           <w:sz w:val="24"/>
           <w:u w:val="single"/>
         </w:rPr>
-        <w:hyperlink r:id="rId101" w:history="1">
+        <w:hyperlink r:id="rId104" w:history="1">
           <w:r>
             <w:rPr>
               <w:rStyle w:val="Hyperlink"/>
@@ -14867,7 +14857,7 @@
           <w:sz w:val="24"/>
           <w:u w:val="single"/>
         </w:rPr>
-        <w:hyperlink r:id="rId101" w:history="1">
+        <w:hyperlink r:id="rId104" w:history="1">
           <w:r>
             <w:rPr>
               <w:rStyle w:val="Hyperlink"/>
@@ -14882,7 +14872,7 @@
         <w:autoSpaceDN w:val="0"/>
         <w:autoSpaceDE w:val="0"/>
         <w:widowControl/>
-        <w:spacing w:line="352" w:lineRule="exact" w:before="176" w:after="0"/>
+        <w:spacing w:line="354" w:lineRule="exact" w:before="174" w:after="0"/>
         <w:ind w:left="0" w:right="0" w:firstLine="0"/>
         <w:jc w:val="left"/>
       </w:pPr>
@@ -14965,7 +14955,7 @@
         <w:autoSpaceDN w:val="0"/>
         <w:autoSpaceDE w:val="0"/>
         <w:widowControl/>
-        <w:spacing w:line="352" w:lineRule="exact" w:before="176" w:after="0"/>
+        <w:spacing w:line="354" w:lineRule="exact" w:before="174" w:after="0"/>
         <w:ind w:left="800" w:right="0" w:firstLine="0"/>
         <w:jc w:val="left"/>
       </w:pPr>
@@ -14977,7 +14967,7 @@
           <w:color w:val="0000FF"/>
           <w:sz w:val="24"/>
         </w:rPr>
-        <w:hyperlink r:id="rId102" w:history="1">
+        <w:hyperlink r:id="rId105" w:history="1">
           <w:r>
             <w:rPr>
               <w:rStyle w:val="Hyperlink"/>
@@ -14994,7 +14984,7 @@
           <w:color w:val="0000FF"/>
           <w:sz w:val="24"/>
         </w:rPr>
-        <w:hyperlink r:id="rId102" w:history="1">
+        <w:hyperlink r:id="rId105" w:history="1">
           <w:r>
             <w:rPr>
               <w:rStyle w:val="Hyperlink"/>
@@ -15106,330 +15096,9 @@
     </w:p>
     <w:p>
       <w:pPr>
-        <w:autoSpaceDN w:val="0"/>
-        <w:autoSpaceDE w:val="0"/>
-        <w:widowControl/>
-        <w:spacing w:line="288" w:lineRule="exact" w:before="240" w:after="0"/>
-        <w:ind w:left="800" w:right="288" w:firstLine="0"/>
-        <w:jc w:val="left"/>
-      </w:pPr>
-      <w:r>
-        <w:rPr>
-          <w:rFonts w:ascii="Charis SIL Regular" w:hAnsi="Charis SIL Regular" w:eastAsia="Charis SIL Regular"/>
-          <w:b w:val="0"/>
-          <w:i w:val="0"/>
-          <w:color w:val="0000FF"/>
-          <w:sz w:val="24"/>
-          <w:u w:val="single"/>
-        </w:rPr>
-        <w:hyperlink r:id="rId103" w:history="1">
-          <w:r>
-            <w:rPr>
-              <w:rStyle w:val="Hyperlink"/>
-            </w:rPr>
-            <w:t>https://</w:t>
-          </w:r>
-        </w:hyperlink>
-      </w:r>
-      <w:r>
-        <w:rPr>
-          <w:rFonts w:ascii="Charis SIL Regular" w:hAnsi="Charis SIL Regular" w:eastAsia="Charis SIL Regular"/>
-          <w:b w:val="0"/>
-          <w:i w:val="0"/>
-          <w:color w:val="0000FF"/>
-          <w:sz w:val="24"/>
-          <w:u w:val="single"/>
-        </w:rPr>
-        <w:hyperlink r:id="rId103" w:history="1">
-          <w:r>
-            <w:rPr>
-              <w:rStyle w:val="Hyperlink"/>
-            </w:rPr>
-            <w:t>www.yumpu.com/</w:t>
-          </w:r>
-        </w:hyperlink>
-      </w:r>
-      <w:r>
-        <w:rPr>
-          <w:rFonts w:ascii="Charis SIL Regular" w:hAnsi="Charis SIL Regular" w:eastAsia="Charis SIL Regular"/>
-          <w:b w:val="0"/>
-          <w:i w:val="0"/>
-          <w:color w:val="0000FF"/>
-          <w:sz w:val="24"/>
-          <w:u w:val="single"/>
-        </w:rPr>
-        <w:hyperlink r:id="rId103" w:history="1">
-          <w:r>
-            <w:rPr>
-              <w:rStyle w:val="Hyperlink"/>
-            </w:rPr>
-            <w:t>nl/</w:t>
-          </w:r>
-        </w:hyperlink>
-      </w:r>
-      <w:r>
-        <w:rPr>
-          <w:rFonts w:ascii="Charis SIL Regular" w:hAnsi="Charis SIL Regular" w:eastAsia="Charis SIL Regular"/>
-          <w:b w:val="0"/>
-          <w:i w:val="0"/>
-          <w:color w:val="0000FF"/>
-          <w:sz w:val="24"/>
-          <w:u w:val="single"/>
-        </w:rPr>
-        <w:hyperlink r:id="rId103" w:history="1">
-          <w:r>
-            <w:rPr>
-              <w:rStyle w:val="Hyperlink"/>
-            </w:rPr>
-            <w:t>document/</w:t>
-          </w:r>
-        </w:hyperlink>
-      </w:r>
-      <w:r>
-        <w:rPr>
-          <w:rFonts w:ascii="Charis SIL Regular" w:hAnsi="Charis SIL Regular" w:eastAsia="Charis SIL Regular"/>
-          <w:b w:val="0"/>
-          <w:i w:val="0"/>
-          <w:color w:val="0000FF"/>
-          <w:sz w:val="24"/>
-          <w:u w:val="single"/>
-        </w:rPr>
-        <w:hyperlink r:id="rId103" w:history="1">
-          <w:r>
-            <w:rPr>
-              <w:rStyle w:val="Hyperlink"/>
-            </w:rPr>
-            <w:t>view/20123476/</w:t>
-          </w:r>
-        </w:hyperlink>
-      </w:r>
-      <w:r>
-        <w:rPr>
-          <w:rFonts w:ascii="Charis SIL Regular" w:hAnsi="Charis SIL Regular" w:eastAsia="Charis SIL Regular"/>
-          <w:b w:val="0"/>
-          <w:i w:val="0"/>
-          <w:color w:val="0000FF"/>
-          <w:sz w:val="24"/>
-          <w:u w:val="single"/>
-        </w:rPr>
-        <w:hyperlink r:id="rId103" w:history="1">
-          <w:r>
-            <w:rPr>
-              <w:rStyle w:val="Hyperlink"/>
-            </w:rPr>
-            <w:t>open-</w:t>
-          </w:r>
-        </w:hyperlink>
-      </w:r>
-      <w:r>
-        <w:rPr>
-          <w:rFonts w:ascii="Charis SIL Regular" w:hAnsi="Charis SIL Regular" w:eastAsia="Charis SIL Regular"/>
-          <w:b w:val="0"/>
-          <w:i w:val="0"/>
-          <w:color w:val="0000FF"/>
-          <w:sz w:val="24"/>
-          <w:u w:val="single"/>
-        </w:rPr>
-        <w:hyperlink r:id="rId103" w:history="1">
-          <w:r>
-            <w:rPr>
-              <w:rStyle w:val="Hyperlink"/>
-            </w:rPr>
-            <w:t>het-</w:t>
-          </w:r>
-        </w:hyperlink>
-      </w:r>
-      <w:r>
-        <w:rPr>
-          <w:rFonts w:ascii="Charis SIL Regular" w:hAnsi="Charis SIL Regular" w:eastAsia="Charis SIL Regular"/>
-          <w:b w:val="0"/>
-          <w:i w:val="0"/>
-          <w:color w:val="0000FF"/>
-          <w:sz w:val="24"/>
-          <w:u w:val="single"/>
-        </w:rPr>
-        <w:hyperlink r:id="rId103" w:history="1">
-          <w:r>
-            <w:rPr>
-              <w:rStyle w:val="Hyperlink"/>
-            </w:rPr>
-            <w:t>profie</w:t>
-          </w:r>
-        </w:hyperlink>
-      </w:r>
-      <w:r>
-        <w:rPr>
-          <w:rFonts w:ascii="Charis SIL Regular" w:hAnsi="Charis SIL Regular" w:eastAsia="Charis SIL Regular"/>
-          <w:b w:val="0"/>
-          <w:i w:val="0"/>
-          <w:color w:val="0000FF"/>
-          <w:sz w:val="24"/>
-        </w:rPr>
-        <w:hyperlink r:id="rId103" w:history="1">
-          <w:r>
-            <w:rPr>
-              <w:rStyle w:val="Hyperlink"/>
-            </w:rPr>
-            <w:t>l</w:t>
-          </w:r>
-        </w:hyperlink>
-      </w:r>
-      <w:r>
-        <w:rPr>
-          <w:rFonts w:ascii="Charis SIL Regular" w:hAnsi="Charis SIL Regular" w:eastAsia="Charis SIL Regular"/>
-          <w:b w:val="0"/>
-          <w:i w:val="0"/>
-          <w:color w:val="0000FF"/>
-          <w:sz w:val="24"/>
-        </w:rPr>
-        <w:t>-</w:t>
-      </w:r>
-      <w:r>
-        <w:rPr>
-          <w:rFonts w:ascii="Charis SIL Regular" w:hAnsi="Charis SIL Regular" w:eastAsia="Charis SIL Regular"/>
-          <w:b w:val="0"/>
-          <w:i w:val="0"/>
-          <w:color w:val="0000FF"/>
-          <w:sz w:val="24"/>
-          <w:u w:val="single"/>
-        </w:rPr>
-        <w:hyperlink r:id="rId103" w:history="1">
-          <w:r>
-            <w:rPr>
-              <w:rStyle w:val="Hyperlink"/>
-            </w:rPr>
-            <w:t>als-</w:t>
-          </w:r>
-        </w:hyperlink>
-      </w:r>
-      <w:r>
-        <w:rPr>
-          <w:rFonts w:ascii="Charis SIL Regular" w:hAnsi="Charis SIL Regular" w:eastAsia="Charis SIL Regular"/>
-          <w:b w:val="0"/>
-          <w:i w:val="0"/>
-          <w:color w:val="0000FF"/>
-          <w:sz w:val="24"/>
-          <w:u w:val="single"/>
-        </w:rPr>
-        <w:hyperlink r:id="rId103" w:history="1">
-          <w:r>
-            <w:rPr>
-              <w:rStyle w:val="Hyperlink"/>
-            </w:rPr>
-            <w:t>pdf-</w:t>
-          </w:r>
-        </w:hyperlink>
-      </w:r>
-      <w:r>
-        <w:rPr>
-          <w:rFonts w:ascii="Charis SIL Regular" w:hAnsi="Charis SIL Regular" w:eastAsia="Charis SIL Regular"/>
-          <w:b w:val="0"/>
-          <w:i w:val="0"/>
-          <w:color w:val="0000FF"/>
-          <w:sz w:val="24"/>
-          <w:u w:val="single"/>
-        </w:rPr>
-        <w:hyperlink r:id="rId103" w:history="1">
-          <w:r>
-            <w:rPr>
-              <w:rStyle w:val="Hyperlink"/>
-            </w:rPr>
-            <w:t>mus</w:t>
-          </w:r>
-        </w:hyperlink>
-      </w:r>
-      <w:r>
-        <w:rPr>
-          <w:rFonts w:ascii="Charis SIL Regular" w:hAnsi="Charis SIL Regular" w:eastAsia="Charis SIL Regular"/>
-          <w:b w:val="0"/>
-          <w:i w:val="0"/>
-          <w:color w:val="0000FF"/>
-          <w:sz w:val="24"/>
-          <w:u w:val="single"/>
-        </w:rPr>
-        <w:hyperlink r:id="rId103" w:history="1">
-          <w:r>
-            <w:rPr>
-              <w:rStyle w:val="Hyperlink"/>
-            </w:rPr>
-            <w:t>eum-</w:t>
-          </w:r>
-        </w:hyperlink>
-      </w:r>
-      <w:r>
-        <w:rPr>
-          <w:rFonts w:ascii="Charis SIL Regular" w:hAnsi="Charis SIL Regular" w:eastAsia="Charis SIL Regular"/>
-          <w:b w:val="0"/>
-          <w:i w:val="0"/>
-          <w:color w:val="0000FF"/>
-          <w:sz w:val="24"/>
-          <w:u w:val="single"/>
-        </w:rPr>
-        <w:hyperlink r:id="rId103" w:history="1">
-          <w:r>
-            <w:rPr>
-              <w:rStyle w:val="Hyperlink"/>
-            </w:rPr>
-            <w:t>volkenkunde</w:t>
-          </w:r>
-        </w:hyperlink>
-      </w:r>
-    </w:p>
-    <w:p>
-      <w:pPr>
-        <w:autoSpaceDN w:val="0"/>
-        <w:autoSpaceDE w:val="0"/>
-        <w:widowControl/>
-        <w:spacing w:line="354" w:lineRule="exact" w:before="174" w:after="0"/>
-        <w:ind w:left="0" w:right="0" w:firstLine="0"/>
-        <w:jc w:val="left"/>
-      </w:pPr>
-      <w:r>
-        <w:rPr>
-          <w:rFonts w:ascii="Charis SIL Regular" w:hAnsi="Charis SIL Regular" w:eastAsia="Charis SIL Regular"/>
-          <w:b w:val="0"/>
-          <w:i w:val="0"/>
-          <w:color w:val="000000"/>
-          <w:sz w:val="24"/>
-        </w:rPr>
-        <w:t>Boek:</w:t>
-      </w:r>
-    </w:p>
-    <w:p>
-      <w:pPr>
-        <w:autoSpaceDN w:val="0"/>
-        <w:autoSpaceDE w:val="0"/>
-        <w:widowControl/>
-        <w:spacing w:line="288" w:lineRule="exact" w:before="240" w:after="0"/>
-        <w:ind w:left="800" w:right="432" w:firstLine="0"/>
-        <w:jc w:val="left"/>
-      </w:pPr>
-      <w:r>
-        <w:rPr>
-          <w:rFonts w:ascii="Charis SIL Italic" w:hAnsi="Charis SIL Italic" w:eastAsia="Charis SIL Italic"/>
-          <w:b w:val="0"/>
-          <w:i/>
-          <w:color w:val="000000"/>
-          <w:sz w:val="24"/>
-        </w:rPr>
-        <w:t xml:space="preserve">Broekhoven, L. van, C. Buijs en P. Hovens, Sharing knowledge &amp; cultural heritage: </w:t>
-      </w:r>
-      <w:r>
-        <w:rPr>
-          <w:rFonts w:ascii="Charis SIL Italic" w:hAnsi="Charis SIL Italic" w:eastAsia="Charis SIL Italic"/>
-          <w:b w:val="0"/>
-          <w:i/>
-          <w:color w:val="000000"/>
-          <w:sz w:val="24"/>
-        </w:rPr>
-        <w:t>first nations of the Americas: studies in collaboration with indigenous peoples from</w:t>
-      </w:r>
-    </w:p>
-    <w:p>
-      <w:pPr>
         <w:sectPr>
           <w:pgSz w:w="11900" w:h="16840"/>
-          <w:pgMar w:top="324" w:right="1440" w:bottom="410" w:left="960" w:header="720" w:footer="720" w:gutter="0"/>
+          <w:pgMar w:top="324" w:right="1440" w:bottom="400" w:left="960" w:header="720" w:footer="720" w:gutter="0"/>
           <w:cols/>
           <w:docGrid w:linePitch="360"/>
         </w:sectPr>
@@ -15450,38 +15119,289 @@
         <w:autoSpaceDE w:val="0"/>
         <w:widowControl/>
         <w:spacing w:line="288" w:lineRule="exact" w:before="64" w:after="0"/>
-        <w:ind w:left="800" w:right="576" w:firstLine="0"/>
+        <w:ind w:left="800" w:right="288" w:firstLine="0"/>
         <w:jc w:val="left"/>
       </w:pPr>
       <w:r>
         <w:rPr>
-          <w:rFonts w:ascii="Charis SIL Italic" w:hAnsi="Charis SIL Italic" w:eastAsia="Charis SIL Italic"/>
-          <w:b w:val="0"/>
-          <w:i/>
-          <w:color w:val="000000"/>
-          <w:sz w:val="24"/>
-        </w:rPr>
-        <w:t xml:space="preserve">Greenland, North and South America: proceedings of an expert meeting National </w:t>
-      </w:r>
-      <w:r>
-        <w:rPr>
-          <w:rFonts w:ascii="Charis SIL Italic" w:hAnsi="Charis SIL Italic" w:eastAsia="Charis SIL Italic"/>
-          <w:b w:val="0"/>
-          <w:i/>
-          <w:color w:val="000000"/>
-          <w:sz w:val="24"/>
-        </w:rPr>
-        <w:t xml:space="preserve">Museum of Ethnology Leiden, The Netherlands. Leiden: Sidestone Press 2010. </w:t>
-      </w:r>
-      <w:r>
-        <w:rPr>
-          <w:rFonts w:ascii="Charis SIL Italic" w:hAnsi="Charis SIL Italic" w:eastAsia="Charis SIL Italic"/>
-          <w:b w:val="0"/>
-          <w:i/>
-          <w:color w:val="000000"/>
-          <w:sz w:val="24"/>
-        </w:rPr>
-        <w:t>SCHRIJVEN!</w:t>
+          <w:rFonts w:ascii="Charis SIL Regular" w:hAnsi="Charis SIL Regular" w:eastAsia="Charis SIL Regular"/>
+          <w:b w:val="0"/>
+          <w:i w:val="0"/>
+          <w:color w:val="0000FF"/>
+          <w:sz w:val="24"/>
+          <w:u w:val="single"/>
+        </w:rPr>
+        <w:hyperlink r:id="rId106" w:history="1">
+          <w:r>
+            <w:rPr>
+              <w:rStyle w:val="Hyperlink"/>
+            </w:rPr>
+            <w:t>https://</w:t>
+          </w:r>
+        </w:hyperlink>
+      </w:r>
+      <w:r>
+        <w:rPr>
+          <w:rFonts w:ascii="Charis SIL Regular" w:hAnsi="Charis SIL Regular" w:eastAsia="Charis SIL Regular"/>
+          <w:b w:val="0"/>
+          <w:i w:val="0"/>
+          <w:color w:val="0000FF"/>
+          <w:sz w:val="24"/>
+          <w:u w:val="single"/>
+        </w:rPr>
+        <w:hyperlink r:id="rId106" w:history="1">
+          <w:r>
+            <w:rPr>
+              <w:rStyle w:val="Hyperlink"/>
+            </w:rPr>
+            <w:t>www.yumpu.com/</w:t>
+          </w:r>
+        </w:hyperlink>
+      </w:r>
+      <w:r>
+        <w:rPr>
+          <w:rFonts w:ascii="Charis SIL Regular" w:hAnsi="Charis SIL Regular" w:eastAsia="Charis SIL Regular"/>
+          <w:b w:val="0"/>
+          <w:i w:val="0"/>
+          <w:color w:val="0000FF"/>
+          <w:sz w:val="24"/>
+          <w:u w:val="single"/>
+        </w:rPr>
+        <w:hyperlink r:id="rId106" w:history="1">
+          <w:r>
+            <w:rPr>
+              <w:rStyle w:val="Hyperlink"/>
+            </w:rPr>
+            <w:t>nl/</w:t>
+          </w:r>
+        </w:hyperlink>
+      </w:r>
+      <w:r>
+        <w:rPr>
+          <w:rFonts w:ascii="Charis SIL Regular" w:hAnsi="Charis SIL Regular" w:eastAsia="Charis SIL Regular"/>
+          <w:b w:val="0"/>
+          <w:i w:val="0"/>
+          <w:color w:val="0000FF"/>
+          <w:sz w:val="24"/>
+          <w:u w:val="single"/>
+        </w:rPr>
+        <w:hyperlink r:id="rId106" w:history="1">
+          <w:r>
+            <w:rPr>
+              <w:rStyle w:val="Hyperlink"/>
+            </w:rPr>
+            <w:t>document/</w:t>
+          </w:r>
+        </w:hyperlink>
+      </w:r>
+      <w:r>
+        <w:rPr>
+          <w:rFonts w:ascii="Charis SIL Regular" w:hAnsi="Charis SIL Regular" w:eastAsia="Charis SIL Regular"/>
+          <w:b w:val="0"/>
+          <w:i w:val="0"/>
+          <w:color w:val="0000FF"/>
+          <w:sz w:val="24"/>
+          <w:u w:val="single"/>
+        </w:rPr>
+        <w:hyperlink r:id="rId106" w:history="1">
+          <w:r>
+            <w:rPr>
+              <w:rStyle w:val="Hyperlink"/>
+            </w:rPr>
+            <w:t>view/20123476/</w:t>
+          </w:r>
+        </w:hyperlink>
+      </w:r>
+      <w:r>
+        <w:rPr>
+          <w:rFonts w:ascii="Charis SIL Regular" w:hAnsi="Charis SIL Regular" w:eastAsia="Charis SIL Regular"/>
+          <w:b w:val="0"/>
+          <w:i w:val="0"/>
+          <w:color w:val="0000FF"/>
+          <w:sz w:val="24"/>
+          <w:u w:val="single"/>
+        </w:rPr>
+        <w:hyperlink r:id="rId106" w:history="1">
+          <w:r>
+            <w:rPr>
+              <w:rStyle w:val="Hyperlink"/>
+            </w:rPr>
+            <w:t>open-</w:t>
+          </w:r>
+        </w:hyperlink>
+      </w:r>
+      <w:r>
+        <w:rPr>
+          <w:rFonts w:ascii="Charis SIL Regular" w:hAnsi="Charis SIL Regular" w:eastAsia="Charis SIL Regular"/>
+          <w:b w:val="0"/>
+          <w:i w:val="0"/>
+          <w:color w:val="0000FF"/>
+          <w:sz w:val="24"/>
+          <w:u w:val="single"/>
+        </w:rPr>
+        <w:hyperlink r:id="rId106" w:history="1">
+          <w:r>
+            <w:rPr>
+              <w:rStyle w:val="Hyperlink"/>
+            </w:rPr>
+            <w:t>het-</w:t>
+          </w:r>
+        </w:hyperlink>
+      </w:r>
+      <w:r>
+        <w:rPr>
+          <w:rFonts w:ascii="Charis SIL Regular" w:hAnsi="Charis SIL Regular" w:eastAsia="Charis SIL Regular"/>
+          <w:b w:val="0"/>
+          <w:i w:val="0"/>
+          <w:color w:val="0000FF"/>
+          <w:sz w:val="24"/>
+          <w:u w:val="single"/>
+        </w:rPr>
+        <w:hyperlink r:id="rId106" w:history="1">
+          <w:r>
+            <w:rPr>
+              <w:rStyle w:val="Hyperlink"/>
+            </w:rPr>
+            <w:t>profie</w:t>
+          </w:r>
+        </w:hyperlink>
+      </w:r>
+      <w:r>
+        <w:rPr>
+          <w:rFonts w:ascii="Charis SIL Regular" w:hAnsi="Charis SIL Regular" w:eastAsia="Charis SIL Regular"/>
+          <w:b w:val="0"/>
+          <w:i w:val="0"/>
+          <w:color w:val="0000FF"/>
+          <w:sz w:val="24"/>
+        </w:rPr>
+        <w:hyperlink r:id="rId106" w:history="1">
+          <w:r>
+            <w:rPr>
+              <w:rStyle w:val="Hyperlink"/>
+            </w:rPr>
+            <w:t>l</w:t>
+          </w:r>
+        </w:hyperlink>
+      </w:r>
+      <w:r>
+        <w:rPr>
+          <w:rFonts w:ascii="Charis SIL Regular" w:hAnsi="Charis SIL Regular" w:eastAsia="Charis SIL Regular"/>
+          <w:b w:val="0"/>
+          <w:i w:val="0"/>
+          <w:color w:val="0000FF"/>
+          <w:sz w:val="24"/>
+        </w:rPr>
+        <w:t>-</w:t>
+      </w:r>
+      <w:r>
+        <w:rPr>
+          <w:rFonts w:ascii="Charis SIL Regular" w:hAnsi="Charis SIL Regular" w:eastAsia="Charis SIL Regular"/>
+          <w:b w:val="0"/>
+          <w:i w:val="0"/>
+          <w:color w:val="0000FF"/>
+          <w:sz w:val="24"/>
+          <w:u w:val="single"/>
+        </w:rPr>
+        <w:hyperlink r:id="rId106" w:history="1">
+          <w:r>
+            <w:rPr>
+              <w:rStyle w:val="Hyperlink"/>
+            </w:rPr>
+            <w:t>als-</w:t>
+          </w:r>
+        </w:hyperlink>
+      </w:r>
+      <w:r>
+        <w:rPr>
+          <w:rFonts w:ascii="Charis SIL Regular" w:hAnsi="Charis SIL Regular" w:eastAsia="Charis SIL Regular"/>
+          <w:b w:val="0"/>
+          <w:i w:val="0"/>
+          <w:color w:val="0000FF"/>
+          <w:sz w:val="24"/>
+          <w:u w:val="single"/>
+        </w:rPr>
+        <w:hyperlink r:id="rId106" w:history="1">
+          <w:r>
+            <w:rPr>
+              <w:rStyle w:val="Hyperlink"/>
+            </w:rPr>
+            <w:t>pdf-</w:t>
+          </w:r>
+        </w:hyperlink>
+      </w:r>
+      <w:r>
+        <w:rPr>
+          <w:rFonts w:ascii="Charis SIL Regular" w:hAnsi="Charis SIL Regular" w:eastAsia="Charis SIL Regular"/>
+          <w:b w:val="0"/>
+          <w:i w:val="0"/>
+          <w:color w:val="0000FF"/>
+          <w:sz w:val="24"/>
+          <w:u w:val="single"/>
+        </w:rPr>
+        <w:hyperlink r:id="rId106" w:history="1">
+          <w:r>
+            <w:rPr>
+              <w:rStyle w:val="Hyperlink"/>
+            </w:rPr>
+            <w:t>mus</w:t>
+          </w:r>
+        </w:hyperlink>
+      </w:r>
+      <w:r>
+        <w:rPr>
+          <w:rFonts w:ascii="Charis SIL Regular" w:hAnsi="Charis SIL Regular" w:eastAsia="Charis SIL Regular"/>
+          <w:b w:val="0"/>
+          <w:i w:val="0"/>
+          <w:color w:val="0000FF"/>
+          <w:sz w:val="24"/>
+          <w:u w:val="single"/>
+        </w:rPr>
+        <w:hyperlink r:id="rId106" w:history="1">
+          <w:r>
+            <w:rPr>
+              <w:rStyle w:val="Hyperlink"/>
+            </w:rPr>
+            <w:t>eum-</w:t>
+          </w:r>
+        </w:hyperlink>
+      </w:r>
+      <w:r>
+        <w:rPr>
+          <w:rFonts w:ascii="Charis SIL Regular" w:hAnsi="Charis SIL Regular" w:eastAsia="Charis SIL Regular"/>
+          <w:b w:val="0"/>
+          <w:i w:val="0"/>
+          <w:color w:val="0000FF"/>
+          <w:sz w:val="24"/>
+          <w:u w:val="single"/>
+        </w:rPr>
+        <w:hyperlink r:id="rId106" w:history="1">
+          <w:r>
+            <w:rPr>
+              <w:rStyle w:val="Hyperlink"/>
+            </w:rPr>
+            <w:t>volkenkunde</w:t>
+          </w:r>
+        </w:hyperlink>
+      </w:r>
+    </w:p>
+    <w:p>
+      <w:pPr>
+        <w:autoSpaceDN w:val="0"/>
+        <w:autoSpaceDE w:val="0"/>
+        <w:widowControl/>
+        <w:spacing w:line="352" w:lineRule="exact" w:before="176" w:after="0"/>
+        <w:ind w:left="0" w:right="0" w:firstLine="0"/>
+        <w:jc w:val="left"/>
+      </w:pPr>
+      <w:r>
+        <w:rPr>
+          <w:rFonts w:ascii="Charis SIL Regular" w:hAnsi="Charis SIL Regular" w:eastAsia="Charis SIL Regular"/>
+          <w:b w:val="0"/>
+          <w:i w:val="0"/>
+          <w:color w:val="000000"/>
+          <w:sz w:val="24"/>
+        </w:rPr>
+        <w:t>Boek:</w:t>
       </w:r>
     </w:p>
     <w:p>
@@ -15495,14 +15415,74 @@
       </w:pPr>
       <w:r>
         <w:rPr>
-          <w:rFonts w:ascii="Charis SIL Regular" w:hAnsi="Charis SIL Regular" w:eastAsia="Charis SIL Regular"/>
-          <w:b w:val="0"/>
-          <w:i w:val="0"/>
-          <w:color w:val="0000FF"/>
-          <w:sz w:val="24"/>
-          <w:u w:val="single"/>
-        </w:rPr>
-        <w:hyperlink r:id="rId104" w:history="1">
+          <w:rFonts w:ascii="Charis SIL Italic" w:hAnsi="Charis SIL Italic" w:eastAsia="Charis SIL Italic"/>
+          <w:b w:val="0"/>
+          <w:i/>
+          <w:color w:val="000000"/>
+          <w:sz w:val="24"/>
+        </w:rPr>
+        <w:t xml:space="preserve">Broekhoven, L. van, C. Buijs en P. Hovens, Sharing knowledge &amp; cultural heritage: </w:t>
+      </w:r>
+      <w:r>
+        <w:rPr>
+          <w:rFonts w:ascii="Charis SIL Italic" w:hAnsi="Charis SIL Italic" w:eastAsia="Charis SIL Italic"/>
+          <w:b w:val="0"/>
+          <w:i/>
+          <w:color w:val="000000"/>
+          <w:sz w:val="24"/>
+        </w:rPr>
+        <w:t xml:space="preserve">first nations of the Americas: studies in collaboration with indigenous peoples from </w:t>
+      </w:r>
+      <w:r>
+        <w:rPr>
+          <w:rFonts w:ascii="Charis SIL Italic" w:hAnsi="Charis SIL Italic" w:eastAsia="Charis SIL Italic"/>
+          <w:b w:val="0"/>
+          <w:i/>
+          <w:color w:val="000000"/>
+          <w:sz w:val="24"/>
+        </w:rPr>
+        <w:t xml:space="preserve">Greenland, North and South America: proceedings of an expert meeting National </w:t>
+      </w:r>
+      <w:r>
+        <w:rPr>
+          <w:rFonts w:ascii="Charis SIL Italic" w:hAnsi="Charis SIL Italic" w:eastAsia="Charis SIL Italic"/>
+          <w:b w:val="0"/>
+          <w:i/>
+          <w:color w:val="000000"/>
+          <w:sz w:val="24"/>
+        </w:rPr>
+        <w:t xml:space="preserve">Museum of Ethnology Leiden, The Netherlands. Leiden: Sidestone Press 2010. </w:t>
+      </w:r>
+      <w:r>
+        <w:rPr>
+          <w:rFonts w:ascii="Charis SIL Italic" w:hAnsi="Charis SIL Italic" w:eastAsia="Charis SIL Italic"/>
+          <w:b w:val="0"/>
+          <w:i/>
+          <w:color w:val="000000"/>
+          <w:sz w:val="24"/>
+        </w:rPr>
+        <w:t>SCHRIJVEN!</w:t>
+      </w:r>
+    </w:p>
+    <w:p>
+      <w:pPr>
+        <w:autoSpaceDN w:val="0"/>
+        <w:autoSpaceDE w:val="0"/>
+        <w:widowControl/>
+        <w:spacing w:line="288" w:lineRule="exact" w:before="240" w:after="0"/>
+        <w:ind w:left="800" w:right="432" w:firstLine="0"/>
+        <w:jc w:val="left"/>
+      </w:pPr>
+      <w:r>
+        <w:rPr>
+          <w:rFonts w:ascii="Charis SIL Regular" w:hAnsi="Charis SIL Regular" w:eastAsia="Charis SIL Regular"/>
+          <w:b w:val="0"/>
+          <w:i w:val="0"/>
+          <w:color w:val="0000FF"/>
+          <w:sz w:val="24"/>
+          <w:u w:val="single"/>
+        </w:rPr>
+        <w:hyperlink r:id="rId107" w:history="1">
           <w:r>
             <w:rPr>
               <w:rStyle w:val="Hyperlink"/>
@@ -15520,7 +15500,7 @@
           <w:sz w:val="24"/>
           <w:u w:val="single"/>
         </w:rPr>
-        <w:hyperlink r:id="rId104" w:history="1">
+        <w:hyperlink r:id="rId107" w:history="1">
           <w:r>
             <w:rPr>
               <w:rStyle w:val="Hyperlink"/>
@@ -15538,7 +15518,7 @@
           <w:sz w:val="24"/>
           <w:u w:val="single"/>
         </w:rPr>
-        <w:hyperlink r:id="rId104" w:history="1">
+        <w:hyperlink r:id="rId107" w:history="1">
           <w:r>
             <w:rPr>
               <w:rStyle w:val="Hyperlink"/>
@@ -15556,7 +15536,7 @@
           <w:sz w:val="24"/>
           <w:u w:val="single"/>
         </w:rPr>
-        <w:hyperlink r:id="rId104" w:history="1">
+        <w:hyperlink r:id="rId107" w:history="1">
           <w:r>
             <w:rPr>
               <w:rStyle w:val="Hyperlink"/>
@@ -15574,7 +15554,7 @@
           <w:sz w:val="24"/>
           <w:u w:val="single"/>
         </w:rPr>
-        <w:hyperlink r:id="rId104" w:history="1">
+        <w:hyperlink r:id="rId107" w:history="1">
           <w:r>
             <w:rPr>
               <w:rStyle w:val="Hyperlink"/>
@@ -15592,7 +15572,7 @@
           <w:sz w:val="24"/>
           <w:u w:val="single"/>
         </w:rPr>
-        <w:hyperlink r:id="rId104" w:history="1">
+        <w:hyperlink r:id="rId107" w:history="1">
           <w:r>
             <w:rPr>
               <w:rStyle w:val="Hyperlink"/>
@@ -15610,7 +15590,7 @@
           <w:sz w:val="24"/>
           <w:u w:val="single"/>
         </w:rPr>
-        <w:hyperlink r:id="rId104" w:history="1">
+        <w:hyperlink r:id="rId107" w:history="1">
           <w:r>
             <w:rPr>
               <w:rStyle w:val="Hyperlink"/>
@@ -15628,7 +15608,7 @@
           <w:sz w:val="24"/>
           <w:u w:val="single"/>
         </w:rPr>
-        <w:hyperlink r:id="rId104" w:history="1">
+        <w:hyperlink r:id="rId107" w:history="1">
           <w:r>
             <w:rPr>
               <w:rStyle w:val="Hyperlink"/>
@@ -15656,7 +15636,7 @@
           <w:sz w:val="24"/>
           <w:u w:val="single"/>
         </w:rPr>
-        <w:hyperlink r:id="rId104" w:history="1">
+        <w:hyperlink r:id="rId107" w:history="1">
           <w:r>
             <w:rPr>
               <w:rStyle w:val="Hyperlink"/>
@@ -15685,7 +15665,7 @@
           <w:sz w:val="24"/>
           <w:u w:val="single"/>
         </w:rPr>
-        <w:hyperlink r:id="rId104" w:history="1">
+        <w:hyperlink r:id="rId107" w:history="1">
           <w:r>
             <w:rPr>
               <w:rStyle w:val="Hyperlink"/>
@@ -15703,7 +15683,7 @@
           <w:sz w:val="24"/>
           <w:u w:val="single"/>
         </w:rPr>
-        <w:hyperlink r:id="rId104" w:history="1">
+        <w:hyperlink r:id="rId107" w:history="1">
           <w:r>
             <w:rPr>
               <w:rStyle w:val="Hyperlink"/>
@@ -15801,7 +15781,7 @@
           <w:sz w:val="24"/>
           <w:u w:val="single"/>
         </w:rPr>
-        <w:hyperlink r:id="rId105" w:history="1">
+        <w:hyperlink r:id="rId108" w:history="1">
           <w:r>
             <w:rPr>
               <w:rStyle w:val="Hyperlink"/>
@@ -15819,7 +15799,7 @@
           <w:sz w:val="24"/>
           <w:u w:val="single"/>
         </w:rPr>
-        <w:hyperlink r:id="rId105" w:history="1">
+        <w:hyperlink r:id="rId108" w:history="1">
           <w:r>
             <w:rPr>
               <w:rStyle w:val="Hyperlink"/>
@@ -15837,7 +15817,7 @@
           <w:sz w:val="24"/>
           <w:u w:val="single"/>
         </w:rPr>
-        <w:hyperlink r:id="rId105" w:history="1">
+        <w:hyperlink r:id="rId108" w:history="1">
           <w:r>
             <w:rPr>
               <w:rStyle w:val="Hyperlink"/>
@@ -15865,7 +15845,7 @@
           <w:sz w:val="24"/>
           <w:u w:val="single"/>
         </w:rPr>
-        <w:hyperlink r:id="rId106" w:history="1">
+        <w:hyperlink r:id="rId109" w:history="1">
           <w:r>
             <w:rPr>
               <w:rStyle w:val="Hyperlink"/>
@@ -15894,7 +15874,7 @@
           <w:sz w:val="24"/>
           <w:u w:val="single"/>
         </w:rPr>
-        <w:hyperlink r:id="rId106" w:history="1">
+        <w:hyperlink r:id="rId109" w:history="1">
           <w:r>
             <w:rPr>
               <w:rStyle w:val="Hyperlink"/>
@@ -16015,7 +15995,7 @@
           <w:sz w:val="24"/>
           <w:u w:val="single"/>
         </w:rPr>
-        <w:hyperlink r:id="rId107" w:history="1">
+        <w:hyperlink r:id="rId110" w:history="1">
           <w:r>
             <w:rPr>
               <w:rStyle w:val="Hyperlink"/>
@@ -16033,7 +16013,7 @@
           <w:sz w:val="24"/>
           <w:u w:val="single"/>
         </w:rPr>
-        <w:hyperlink r:id="rId107" w:history="1">
+        <w:hyperlink r:id="rId110" w:history="1">
           <w:r>
             <w:rPr>
               <w:rStyle w:val="Hyperlink"/>
@@ -16051,7 +16031,7 @@
           <w:sz w:val="24"/>
           <w:u w:val="single"/>
         </w:rPr>
-        <w:hyperlink r:id="rId107" w:history="1">
+        <w:hyperlink r:id="rId110" w:history="1">
           <w:r>
             <w:rPr>
               <w:rStyle w:val="Hyperlink"/>
@@ -16069,7 +16049,7 @@
           <w:sz w:val="24"/>
           <w:u w:val="single"/>
         </w:rPr>
-        <w:hyperlink r:id="rId107" w:history="1">
+        <w:hyperlink r:id="rId110" w:history="1">
           <w:r>
             <w:rPr>
               <w:rStyle w:val="Hyperlink"/>
@@ -16097,7 +16077,7 @@
           <w:sz w:val="24"/>
           <w:u w:val="single"/>
         </w:rPr>
-        <w:hyperlink r:id="rId107" w:history="1">
+        <w:hyperlink r:id="rId111" w:history="1">
           <w:r>
             <w:rPr>
               <w:rStyle w:val="Hyperlink"/>
@@ -16115,7 +16095,7 @@
           <w:sz w:val="24"/>
           <w:u w:val="single"/>
         </w:rPr>
-        <w:hyperlink r:id="rId107" w:history="1">
+        <w:hyperlink r:id="rId111" w:history="1">
           <w:r>
             <w:rPr>
               <w:rStyle w:val="Hyperlink"/>
@@ -16144,7 +16124,7 @@
           <w:sz w:val="24"/>
           <w:u w:val="single"/>
         </w:rPr>
-        <w:hyperlink r:id="rId108" w:history="1">
+        <w:hyperlink r:id="rId111" w:history="1">
           <w:r>
             <w:rPr>
               <w:rStyle w:val="Hyperlink"/>
@@ -16262,7 +16242,7 @@
           <w:sz w:val="24"/>
           <w:u w:val="single"/>
         </w:rPr>
-        <w:hyperlink r:id="rId109" w:history="1">
+        <w:hyperlink r:id="rId112" w:history="1">
           <w:r>
             <w:rPr>
               <w:rStyle w:val="Hyperlink"/>
@@ -16280,7 +16260,7 @@
           <w:sz w:val="24"/>
           <w:u w:val="single"/>
         </w:rPr>
-        <w:hyperlink r:id="rId109" w:history="1">
+        <w:hyperlink r:id="rId112" w:history="1">
           <w:r>
             <w:rPr>
               <w:rStyle w:val="Hyperlink"/>
@@ -16378,7 +16358,7 @@
           <w:sz w:val="24"/>
           <w:u w:val="single"/>
         </w:rPr>
-        <w:hyperlink r:id="rId110" w:history="1">
+        <w:hyperlink r:id="rId113" w:history="1">
           <w:r>
             <w:rPr>
               <w:rStyle w:val="Hyperlink"/>
@@ -16407,7 +16387,7 @@
           <w:sz w:val="24"/>
           <w:u w:val="single"/>
         </w:rPr>
-        <w:hyperlink r:id="rId110" w:history="1">
+        <w:hyperlink r:id="rId113" w:history="1">
           <w:r>
             <w:rPr>
               <w:rStyle w:val="Hyperlink"/>
@@ -16494,118 +16474,14 @@
           <w:color w:val="000000"/>
           <w:sz w:val="24"/>
         </w:rPr>
-        <w:t xml:space="preserve">Wetenschappelijk artikel over de bijdrage van marrons </w:t>
-      </w:r>
-      <w:r>
-        <w:rPr>
-          <w:rFonts w:ascii="Charis SIL Italic" w:hAnsi="Charis SIL Italic" w:eastAsia="Charis SIL Italic"/>
-          <w:b w:val="0"/>
-          <w:i/>
-          <w:color w:val="000000"/>
-          <w:sz w:val="24"/>
-        </w:rPr>
-        <w:t xml:space="preserve">en inheemsen aan de samenstelling van natuurhistorische en etnografische collecties </w:t>
-      </w:r>
-      <w:r>
-        <w:rPr>
-          <w:rFonts w:ascii="Charis SIL Italic" w:hAnsi="Charis SIL Italic" w:eastAsia="Charis SIL Italic"/>
-          <w:b w:val="0"/>
-          <w:i/>
-          <w:color w:val="000000"/>
-          <w:sz w:val="24"/>
-        </w:rPr>
-        <w:t>in Nederland.</w:t>
-      </w:r>
-    </w:p>
-    <w:p>
-      <w:pPr>
-        <w:autoSpaceDN w:val="0"/>
-        <w:autoSpaceDE w:val="0"/>
-        <w:widowControl/>
-        <w:spacing w:line="352" w:lineRule="exact" w:before="176" w:after="0"/>
-        <w:ind w:left="800" w:right="0" w:firstLine="0"/>
-        <w:jc w:val="left"/>
-      </w:pPr>
-      <w:r>
-        <w:rPr>
-          <w:rFonts w:ascii="Charis SIL Regular" w:hAnsi="Charis SIL Regular" w:eastAsia="Charis SIL Regular"/>
-          <w:b w:val="0"/>
-          <w:i w:val="0"/>
-          <w:color w:val="0000FF"/>
-          <w:sz w:val="24"/>
-          <w:u w:val="single"/>
-        </w:rPr>
-        <w:hyperlink r:id="rId111" w:history="1">
-          <w:r>
-            <w:rPr>
-              <w:rStyle w:val="Hyperlink"/>
-            </w:rPr>
-            <w:t>https://</w:t>
-          </w:r>
-        </w:hyperlink>
-      </w:r>
-      <w:r>
-        <w:rPr>
-          <w:rFonts w:ascii="Charis SIL Regular" w:hAnsi="Charis SIL Regular" w:eastAsia="Charis SIL Regular"/>
-          <w:b w:val="0"/>
-          <w:i w:val="0"/>
-          <w:color w:val="0000FF"/>
-          <w:sz w:val="24"/>
-          <w:u w:val="single"/>
-        </w:rPr>
-        <w:hyperlink r:id="rId111" w:history="1">
-          <w:r>
-            <w:rPr>
-              <w:rStyle w:val="Hyperlink"/>
-            </w:rPr>
-            <w:t>doi.org/10.1163/22134360-</w:t>
-          </w:r>
-        </w:hyperlink>
-      </w:r>
-      <w:r>
-        <w:rPr>
-          <w:rFonts w:ascii="Charis SIL Regular" w:hAnsi="Charis SIL Regular" w:eastAsia="Charis SIL Regular"/>
-          <w:b w:val="0"/>
-          <w:i w:val="0"/>
-          <w:color w:val="0000FF"/>
-          <w:sz w:val="24"/>
-          <w:u w:val="single"/>
-        </w:rPr>
-        <w:hyperlink r:id="rId111" w:history="1">
-          <w:r>
-            <w:rPr>
-              <w:rStyle w:val="Hyperlink"/>
-            </w:rPr>
-            <w:t>bja10038</w:t>
-          </w:r>
-        </w:hyperlink>
-      </w:r>
-    </w:p>
-    <w:p>
-      <w:pPr>
-        <w:autoSpaceDN w:val="0"/>
-        <w:autoSpaceDE w:val="0"/>
-        <w:widowControl/>
-        <w:spacing w:line="352" w:lineRule="exact" w:before="176" w:after="0"/>
-        <w:ind w:left="0" w:right="0" w:firstLine="0"/>
-        <w:jc w:val="left"/>
-      </w:pPr>
-      <w:r>
-        <w:rPr>
-          <w:rFonts w:ascii="Charis SIL Regular" w:hAnsi="Charis SIL Regular" w:eastAsia="Charis SIL Regular"/>
-          <w:b w:val="0"/>
-          <w:i w:val="0"/>
-          <w:color w:val="000000"/>
-          <w:sz w:val="24"/>
-        </w:rPr>
-        <w:t>Wetenschappelijk artikel:</w:t>
+        <w:t>Wetenschappelijk artikel over de bijdrage van marrons</w:t>
       </w:r>
     </w:p>
     <w:p>
       <w:pPr>
         <w:sectPr>
           <w:pgSz w:w="11900" w:h="16840"/>
-          <w:pgMar w:top="324" w:right="1440" w:bottom="552" w:left="960" w:header="720" w:footer="720" w:gutter="0"/>
+          <w:pgMar w:top="324" w:right="1440" w:bottom="408" w:left="960" w:header="720" w:footer="720" w:gutter="0"/>
           <w:cols/>
           <w:docGrid w:linePitch="360"/>
         </w:sectPr>
@@ -16626,7 +16502,7 @@
         <w:autoSpaceDE w:val="0"/>
         <w:widowControl/>
         <w:spacing w:line="288" w:lineRule="exact" w:before="64" w:after="0"/>
-        <w:ind w:left="800" w:right="864" w:firstLine="0"/>
+        <w:ind w:left="800" w:right="288" w:firstLine="0"/>
         <w:jc w:val="left"/>
       </w:pPr>
       <w:r>
@@ -16637,7 +16513,7 @@
           <w:color w:val="000000"/>
           <w:sz w:val="24"/>
         </w:rPr>
-        <w:t xml:space="preserve">Stipriaan, A. van ‘Caraïbisch erfgoed in de Nederlandse Black Atlantic’, OSO. </w:t>
+        <w:t xml:space="preserve">en inheemsen aan de samenstelling van natuurhistorische en etnografische collecties </w:t>
       </w:r>
       <w:r>
         <w:rPr>
@@ -16647,27 +16523,7 @@
           <w:color w:val="000000"/>
           <w:sz w:val="24"/>
         </w:rPr>
-        <w:t xml:space="preserve">Tijdschrift voor Surinaamse Taalkunde, Letterkunde en Geschiedenis, 35(1) </w:t>
-      </w:r>
-      <w:r>
-        <w:rPr>
-          <w:rFonts w:ascii="Charis SIL Italic" w:hAnsi="Charis SIL Italic" w:eastAsia="Charis SIL Italic"/>
-          <w:b w:val="0"/>
-          <w:i/>
-          <w:color w:val="000000"/>
-          <w:sz w:val="24"/>
-        </w:rPr>
-        <w:t>(2016), 11-37.</w:t>
-      </w:r>
-      <w:r>
-        <w:rPr>
-          <w:rFonts w:ascii="Charis SIL Italic" w:hAnsi="Charis SIL Italic" w:eastAsia="Charis SIL Italic"/>
-          <w:b w:val="0"/>
-          <w:i/>
-          <w:color w:val="000000"/>
-          <w:sz w:val="24"/>
-        </w:rPr>
-        <w:t>SCHRIJVEN!</w:t>
+        <w:t>in Nederland.</w:t>
       </w:r>
     </w:p>
     <w:p>
@@ -16686,8 +16542,9 @@
           <w:i w:val="0"/>
           <w:color w:val="0000FF"/>
           <w:sz w:val="24"/>
-        </w:rPr>
-        <w:hyperlink r:id="rId112" w:history="1">
+          <w:u w:val="single"/>
+        </w:rPr>
+        <w:hyperlink r:id="rId114" w:history="1">
           <w:r>
             <w:rPr>
               <w:rStyle w:val="Hyperlink"/>
@@ -16703,64 +16560,32 @@
           <w:i w:val="0"/>
           <w:color w:val="0000FF"/>
           <w:sz w:val="24"/>
-        </w:rPr>
-        <w:hyperlink r:id="rId112" w:history="1">
-          <w:r>
-            <w:rPr>
-              <w:rStyle w:val="Hyperlink"/>
-            </w:rPr>
-            <w:t>www.dbnl.org/</w:t>
-          </w:r>
-        </w:hyperlink>
-      </w:r>
-      <w:r>
-        <w:rPr>
-          <w:rFonts w:ascii="Charis SIL Regular" w:hAnsi="Charis SIL Regular" w:eastAsia="Charis SIL Regular"/>
-          <w:b w:val="0"/>
-          <w:i w:val="0"/>
-          <w:color w:val="0000FF"/>
-          <w:sz w:val="24"/>
-        </w:rPr>
-        <w:hyperlink r:id="rId112" w:history="1">
-          <w:r>
-            <w:rPr>
-              <w:rStyle w:val="Hyperlink"/>
-            </w:rPr>
-            <w:t>tekst/</w:t>
-          </w:r>
-        </w:hyperlink>
-      </w:r>
-      <w:r>
-        <w:rPr>
-          <w:rFonts w:ascii="Charis SIL Regular" w:hAnsi="Charis SIL Regular" w:eastAsia="Charis SIL Regular"/>
-          <w:b w:val="0"/>
-          <w:i w:val="0"/>
-          <w:color w:val="0000FF"/>
-          <w:sz w:val="24"/>
-        </w:rPr>
-        <w:hyperlink r:id="rId112" w:history="1">
-          <w:r>
-            <w:rPr>
-              <w:rStyle w:val="Hyperlink"/>
-            </w:rPr>
-            <w:t>_oso001201601_01/</w:t>
-          </w:r>
-        </w:hyperlink>
-      </w:r>
-      <w:r>
-        <w:rPr>
-          <w:rFonts w:ascii="Charis SIL Regular" w:hAnsi="Charis SIL Regular" w:eastAsia="Charis SIL Regular"/>
-          <w:b w:val="0"/>
-          <w:i w:val="0"/>
-          <w:color w:val="0000FF"/>
-          <w:sz w:val="24"/>
-        </w:rPr>
-        <w:hyperlink r:id="rId112" w:history="1">
-          <w:r>
-            <w:rPr>
-              <w:rStyle w:val="Hyperlink"/>
-            </w:rPr>
-            <w:t>_oso001201601_01_0003.php</w:t>
+          <w:u w:val="single"/>
+        </w:rPr>
+        <w:hyperlink r:id="rId114" w:history="1">
+          <w:r>
+            <w:rPr>
+              <w:rStyle w:val="Hyperlink"/>
+            </w:rPr>
+            <w:t>doi.org/10.1163/22134360-</w:t>
+          </w:r>
+        </w:hyperlink>
+      </w:r>
+      <w:r>
+        <w:rPr>
+          <w:rFonts w:ascii="Charis SIL Regular" w:hAnsi="Charis SIL Regular" w:eastAsia="Charis SIL Regular"/>
+          <w:b w:val="0"/>
+          <w:i w:val="0"/>
+          <w:color w:val="0000FF"/>
+          <w:sz w:val="24"/>
+          <w:u w:val="single"/>
+        </w:rPr>
+        <w:hyperlink r:id="rId114" w:history="1">
+          <w:r>
+            <w:rPr>
+              <w:rStyle w:val="Hyperlink"/>
+            </w:rPr>
+            <w:t>bja10038</w:t>
           </w:r>
         </w:hyperlink>
       </w:r>
@@ -16782,6 +16607,171 @@
           <w:color w:val="000000"/>
           <w:sz w:val="24"/>
         </w:rPr>
+        <w:t>Wetenschappelijk artikel:</w:t>
+      </w:r>
+    </w:p>
+    <w:p>
+      <w:pPr>
+        <w:autoSpaceDN w:val="0"/>
+        <w:autoSpaceDE w:val="0"/>
+        <w:widowControl/>
+        <w:spacing w:line="288" w:lineRule="exact" w:before="240" w:after="0"/>
+        <w:ind w:left="800" w:right="864" w:firstLine="0"/>
+        <w:jc w:val="left"/>
+      </w:pPr>
+      <w:r>
+        <w:rPr>
+          <w:rFonts w:ascii="Charis SIL Italic" w:hAnsi="Charis SIL Italic" w:eastAsia="Charis SIL Italic"/>
+          <w:b w:val="0"/>
+          <w:i/>
+          <w:color w:val="000000"/>
+          <w:sz w:val="24"/>
+        </w:rPr>
+        <w:t xml:space="preserve">Stipriaan, A. van ‘Caraïbisch erfgoed in de Nederlandse Black Atlantic’, OSO. </w:t>
+      </w:r>
+      <w:r>
+        <w:rPr>
+          <w:rFonts w:ascii="Charis SIL Italic" w:hAnsi="Charis SIL Italic" w:eastAsia="Charis SIL Italic"/>
+          <w:b w:val="0"/>
+          <w:i/>
+          <w:color w:val="000000"/>
+          <w:sz w:val="24"/>
+        </w:rPr>
+        <w:t xml:space="preserve">Tijdschrift voor Surinaamse Taalkunde, Letterkunde en Geschiedenis, 35(1) </w:t>
+      </w:r>
+      <w:r>
+        <w:rPr>
+          <w:rFonts w:ascii="Charis SIL Italic" w:hAnsi="Charis SIL Italic" w:eastAsia="Charis SIL Italic"/>
+          <w:b w:val="0"/>
+          <w:i/>
+          <w:color w:val="000000"/>
+          <w:sz w:val="24"/>
+        </w:rPr>
+        <w:t>(2016), 11-37.</w:t>
+      </w:r>
+      <w:r>
+        <w:rPr>
+          <w:rFonts w:ascii="Charis SIL Italic" w:hAnsi="Charis SIL Italic" w:eastAsia="Charis SIL Italic"/>
+          <w:b w:val="0"/>
+          <w:i/>
+          <w:color w:val="000000"/>
+          <w:sz w:val="24"/>
+        </w:rPr>
+        <w:t>SCHRIJVEN!</w:t>
+      </w:r>
+    </w:p>
+    <w:p>
+      <w:pPr>
+        <w:autoSpaceDN w:val="0"/>
+        <w:autoSpaceDE w:val="0"/>
+        <w:widowControl/>
+        <w:spacing w:line="352" w:lineRule="exact" w:before="176" w:after="0"/>
+        <w:ind w:left="800" w:right="0" w:firstLine="0"/>
+        <w:jc w:val="left"/>
+      </w:pPr>
+      <w:r>
+        <w:rPr>
+          <w:rFonts w:ascii="Charis SIL Regular" w:hAnsi="Charis SIL Regular" w:eastAsia="Charis SIL Regular"/>
+          <w:b w:val="0"/>
+          <w:i w:val="0"/>
+          <w:color w:val="0000FF"/>
+          <w:sz w:val="24"/>
+        </w:rPr>
+        <w:hyperlink r:id="rId115" w:history="1">
+          <w:r>
+            <w:rPr>
+              <w:rStyle w:val="Hyperlink"/>
+            </w:rPr>
+            <w:t>https://</w:t>
+          </w:r>
+        </w:hyperlink>
+      </w:r>
+      <w:r>
+        <w:rPr>
+          <w:rFonts w:ascii="Charis SIL Regular" w:hAnsi="Charis SIL Regular" w:eastAsia="Charis SIL Regular"/>
+          <w:b w:val="0"/>
+          <w:i w:val="0"/>
+          <w:color w:val="0000FF"/>
+          <w:sz w:val="24"/>
+        </w:rPr>
+        <w:hyperlink r:id="rId115" w:history="1">
+          <w:r>
+            <w:rPr>
+              <w:rStyle w:val="Hyperlink"/>
+            </w:rPr>
+            <w:t>www.dbnl.org/</w:t>
+          </w:r>
+        </w:hyperlink>
+      </w:r>
+      <w:r>
+        <w:rPr>
+          <w:rFonts w:ascii="Charis SIL Regular" w:hAnsi="Charis SIL Regular" w:eastAsia="Charis SIL Regular"/>
+          <w:b w:val="0"/>
+          <w:i w:val="0"/>
+          <w:color w:val="0000FF"/>
+          <w:sz w:val="24"/>
+        </w:rPr>
+        <w:hyperlink r:id="rId115" w:history="1">
+          <w:r>
+            <w:rPr>
+              <w:rStyle w:val="Hyperlink"/>
+            </w:rPr>
+            <w:t>tekst/</w:t>
+          </w:r>
+        </w:hyperlink>
+      </w:r>
+      <w:r>
+        <w:rPr>
+          <w:rFonts w:ascii="Charis SIL Regular" w:hAnsi="Charis SIL Regular" w:eastAsia="Charis SIL Regular"/>
+          <w:b w:val="0"/>
+          <w:i w:val="0"/>
+          <w:color w:val="0000FF"/>
+          <w:sz w:val="24"/>
+        </w:rPr>
+        <w:hyperlink r:id="rId115" w:history="1">
+          <w:r>
+            <w:rPr>
+              <w:rStyle w:val="Hyperlink"/>
+            </w:rPr>
+            <w:t>_oso001201601_01/</w:t>
+          </w:r>
+        </w:hyperlink>
+      </w:r>
+      <w:r>
+        <w:rPr>
+          <w:rFonts w:ascii="Charis SIL Regular" w:hAnsi="Charis SIL Regular" w:eastAsia="Charis SIL Regular"/>
+          <w:b w:val="0"/>
+          <w:i w:val="0"/>
+          <w:color w:val="0000FF"/>
+          <w:sz w:val="24"/>
+        </w:rPr>
+        <w:hyperlink r:id="rId115" w:history="1">
+          <w:r>
+            <w:rPr>
+              <w:rStyle w:val="Hyperlink"/>
+            </w:rPr>
+            <w:t>_oso001201601_01_0003.php</w:t>
+          </w:r>
+        </w:hyperlink>
+      </w:r>
+    </w:p>
+    <w:p>
+      <w:pPr>
+        <w:autoSpaceDN w:val="0"/>
+        <w:autoSpaceDE w:val="0"/>
+        <w:widowControl/>
+        <w:spacing w:line="352" w:lineRule="exact" w:before="176" w:after="0"/>
+        <w:ind w:left="0" w:right="0" w:firstLine="0"/>
+        <w:jc w:val="left"/>
+      </w:pPr>
+      <w:r>
+        <w:rPr>
+          <w:rFonts w:ascii="Charis SIL Regular" w:hAnsi="Charis SIL Regular" w:eastAsia="Charis SIL Regular"/>
+          <w:b w:val="0"/>
+          <w:i w:val="0"/>
+          <w:color w:val="000000"/>
+          <w:sz w:val="24"/>
+        </w:rPr>
         <w:t>Catalogus:</w:t>
       </w:r>
     </w:p>
@@ -16903,7 +16893,7 @@
           <w:sz w:val="24"/>
           <w:u w:val="single"/>
         </w:rPr>
-        <w:hyperlink r:id="rId113" w:history="1">
+        <w:hyperlink r:id="rId116" w:history="1">
           <w:r>
             <w:rPr>
               <w:rStyle w:val="Hyperlink"/>
@@ -16921,7 +16911,7 @@
           <w:sz w:val="24"/>
           <w:u w:val="single"/>
         </w:rPr>
-        <w:hyperlink r:id="rId113" w:history="1">
+        <w:hyperlink r:id="rId116" w:history="1">
           <w:r>
             <w:rPr>
               <w:rStyle w:val="Hyperlink"/>
@@ -16939,7 +16929,7 @@
           <w:sz w:val="24"/>
           <w:u w:val="single"/>
         </w:rPr>
-        <w:hyperlink r:id="rId113" w:history="1">
+        <w:hyperlink r:id="rId116" w:history="1">
           <w:r>
             <w:rPr>
               <w:rStyle w:val="Hyperlink"/>
@@ -16967,7 +16957,7 @@
           <w:sz w:val="24"/>
           <w:u w:val="single"/>
         </w:rPr>
-        <w:hyperlink r:id="rId114" w:history="1">
+        <w:hyperlink r:id="rId117" w:history="1">
           <w:r>
             <w:rPr>
               <w:rStyle w:val="Hyperlink"/>
@@ -16996,7 +16986,7 @@
           <w:sz w:val="24"/>
           <w:u w:val="single"/>
         </w:rPr>
-        <w:hyperlink r:id="rId114" w:history="1">
+        <w:hyperlink r:id="rId117" w:history="1">
           <w:r>
             <w:rPr>
               <w:rStyle w:val="Hyperlink"/>
@@ -17083,7 +17073,7 @@
           <w:color w:val="0000FF"/>
           <w:sz w:val="24"/>
         </w:rPr>
-        <w:hyperlink r:id="rId115" w:history="1">
+        <w:hyperlink r:id="rId118" w:history="1">
           <w:r>
             <w:rPr>
               <w:rStyle w:val="Hyperlink"/>
@@ -17100,7 +17090,7 @@
           <w:color w:val="0000FF"/>
           <w:sz w:val="24"/>
         </w:rPr>
-        <w:hyperlink r:id="rId115" w:history="1">
+        <w:hyperlink r:id="rId118" w:history="1">
           <w:r>
             <w:rPr>
               <w:rStyle w:val="Hyperlink"/>
@@ -17117,7 +17107,7 @@
           <w:color w:val="0000FF"/>
           <w:sz w:val="24"/>
         </w:rPr>
-        <w:hyperlink r:id="rId115" w:history="1">
+        <w:hyperlink r:id="rId118" w:history="1">
           <w:r>
             <w:rPr>
               <w:rStyle w:val="Hyperlink"/>
@@ -17134,7 +17124,7 @@
           <w:color w:val="0000FF"/>
           <w:sz w:val="24"/>
         </w:rPr>
-        <w:hyperlink r:id="rId115" w:history="1">
+        <w:hyperlink r:id="rId118" w:history="1">
           <w:r>
             <w:rPr>
               <w:rStyle w:val="Hyp